--- a/course/major/国际谈判.docx
+++ b/course/major/国际谈判.docx
@@ -194,7 +194,7 @@
             </w:rPr>
             <w:fldChar w:fldCharType="separate"/>
           </w:r>
-          <w:hyperlink w:anchor="_Toc223622819" w:history="1">
+          <w:hyperlink w:anchor="_Toc224832232" w:history="1">
             <w:r>
               <w:rPr>
                 <w:rStyle w:val="a3"/>
@@ -233,7 +233,7 @@
                 <w:noProof/>
                 <w:webHidden/>
               </w:rPr>
-              <w:instrText>PAGEREF _Toc223622819 \h</w:instrText>
+              <w:instrText>PAGEREF _Toc224832232 \h</w:instrText>
             </w:r>
             <w:r>
               <w:rPr>
@@ -290,7 +290,7 @@
               <w14:ligatures w14:val="standardContextual"/>
             </w:rPr>
           </w:pPr>
-          <w:hyperlink w:anchor="_Toc223622820" w:history="1">
+          <w:hyperlink w:anchor="_Toc224832233" w:history="1">
             <w:r>
               <w:rPr>
                 <w:rStyle w:val="a3"/>
@@ -329,7 +329,7 @@
                 <w:noProof/>
                 <w:webHidden/>
               </w:rPr>
-              <w:instrText>PAGEREF _Toc223622820 \h</w:instrText>
+              <w:instrText>PAGEREF _Toc224832233 \h</w:instrText>
             </w:r>
             <w:r>
               <w:rPr>
@@ -386,7 +386,7 @@
               <w14:ligatures w14:val="standardContextual"/>
             </w:rPr>
           </w:pPr>
-          <w:hyperlink w:anchor="_Toc223622821" w:history="1">
+          <w:hyperlink w:anchor="_Toc224832234" w:history="1">
             <w:r>
               <w:rPr>
                 <w:rStyle w:val="a3"/>
@@ -425,7 +425,7 @@
                 <w:noProof/>
                 <w:webHidden/>
               </w:rPr>
-              <w:instrText>PAGEREF _Toc223622821 \h</w:instrText>
+              <w:instrText>PAGEREF _Toc224832234 \h</w:instrText>
             </w:r>
             <w:r>
               <w:rPr>
@@ -482,7 +482,7 @@
               <w14:ligatures w14:val="standardContextual"/>
             </w:rPr>
           </w:pPr>
-          <w:hyperlink w:anchor="_Toc223622822" w:history="1">
+          <w:hyperlink w:anchor="_Toc224832235" w:history="1">
             <w:r>
               <w:rPr>
                 <w:rStyle w:val="a3"/>
@@ -521,7 +521,7 @@
                 <w:noProof/>
                 <w:webHidden/>
               </w:rPr>
-              <w:instrText>PAGEREF _Toc223622822 \h</w:instrText>
+              <w:instrText>PAGEREF _Toc224832235 \h</w:instrText>
             </w:r>
             <w:r>
               <w:rPr>
@@ -578,7 +578,7 @@
               <w14:ligatures w14:val="standardContextual"/>
             </w:rPr>
           </w:pPr>
-          <w:hyperlink w:anchor="_Toc223622823" w:history="1">
+          <w:hyperlink w:anchor="_Toc224832236" w:history="1">
             <w:r>
               <w:rPr>
                 <w:rStyle w:val="a3"/>
@@ -617,7 +617,7 @@
                 <w:noProof/>
                 <w:webHidden/>
               </w:rPr>
-              <w:instrText>PAGEREF _Toc223622823 \h</w:instrText>
+              <w:instrText>PAGEREF _Toc224832236 \h</w:instrText>
             </w:r>
             <w:r>
               <w:rPr>
@@ -674,7 +674,7 @@
               <w14:ligatures w14:val="standardContextual"/>
             </w:rPr>
           </w:pPr>
-          <w:hyperlink w:anchor="_Toc223622824" w:history="1">
+          <w:hyperlink w:anchor="_Toc224832237" w:history="1">
             <w:r>
               <w:rPr>
                 <w:rStyle w:val="a3"/>
@@ -713,7 +713,7 @@
                 <w:noProof/>
                 <w:webHidden/>
               </w:rPr>
-              <w:instrText>PAGEREF _Toc223622824 \h</w:instrText>
+              <w:instrText>PAGEREF _Toc224832237 \h</w:instrText>
             </w:r>
             <w:r>
               <w:rPr>
@@ -770,7 +770,7 @@
               <w14:ligatures w14:val="standardContextual"/>
             </w:rPr>
           </w:pPr>
-          <w:hyperlink w:anchor="_Toc223622825" w:history="1">
+          <w:hyperlink w:anchor="_Toc224832238" w:history="1">
             <w:r>
               <w:rPr>
                 <w:rStyle w:val="a3"/>
@@ -809,7 +809,7 @@
                 <w:noProof/>
                 <w:webHidden/>
               </w:rPr>
-              <w:instrText>PAGEREF _Toc223622825 \h</w:instrText>
+              <w:instrText>PAGEREF _Toc224832238 \h</w:instrText>
             </w:r>
             <w:r>
               <w:rPr>
@@ -866,7 +866,7 @@
               <w14:ligatures w14:val="standardContextual"/>
             </w:rPr>
           </w:pPr>
-          <w:hyperlink w:anchor="_Toc223622826" w:history="1">
+          <w:hyperlink w:anchor="_Toc224832239" w:history="1">
             <w:r>
               <w:rPr>
                 <w:rStyle w:val="a3"/>
@@ -905,7 +905,7 @@
                 <w:noProof/>
                 <w:webHidden/>
               </w:rPr>
-              <w:instrText>PAGEREF _Toc223622826 \h</w:instrText>
+              <w:instrText>PAGEREF _Toc224832239 \h</w:instrText>
             </w:r>
             <w:r>
               <w:rPr>
@@ -962,7 +962,7 @@
               <w14:ligatures w14:val="standardContextual"/>
             </w:rPr>
           </w:pPr>
-          <w:hyperlink w:anchor="_Toc223622827" w:history="1">
+          <w:hyperlink w:anchor="_Toc224832240" w:history="1">
             <w:r>
               <w:rPr>
                 <w:rStyle w:val="a3"/>
@@ -1001,7 +1001,7 @@
                 <w:noProof/>
                 <w:webHidden/>
               </w:rPr>
-              <w:instrText>PAGEREF _Toc223622827 \h</w:instrText>
+              <w:instrText>PAGEREF _Toc224832240 \h</w:instrText>
             </w:r>
             <w:r>
               <w:rPr>
@@ -1033,6 +1033,774 @@
                 <w:webHidden/>
               </w:rPr>
               <w:t>3</w:t>
+            </w:r>
+            <w:r>
+              <w:rPr>
+                <w:rFonts w:ascii="宋体" w:eastAsia="宋体" w:hAnsi="宋体" w:hint="eastAsia"/>
+                <w:noProof/>
+                <w:webHidden/>
+              </w:rPr>
+              <w:fldChar w:fldCharType="end"/>
+            </w:r>
+          </w:hyperlink>
+        </w:p>
+        <w:p>
+          <w:pPr>
+            <w:pStyle w:val="TOC1"/>
+            <w:tabs>
+              <w:tab w:val="right" w:leader="dot" w:pos="8296"/>
+            </w:tabs>
+            <w:rPr>
+              <w:rFonts w:ascii="宋体" w:eastAsia="宋体" w:hAnsi="宋体" w:hint="eastAsia"/>
+              <w:noProof/>
+              <w:sz w:val="22"/>
+              <w:szCs w:val="24"/>
+              <w14:ligatures w14:val="standardContextual"/>
+            </w:rPr>
+          </w:pPr>
+          <w:hyperlink w:anchor="_Toc224832241" w:history="1">
+            <w:r>
+              <w:rPr>
+                <w:rStyle w:val="a3"/>
+                <w:rFonts w:ascii="宋体" w:eastAsia="宋体" w:hAnsi="宋体" w:hint="eastAsia"/>
+                <w:noProof/>
+              </w:rPr>
+              <w:t>第二讲 国际谈判的流程和参与者</w:t>
+            </w:r>
+            <w:r>
+              <w:rPr>
+                <w:rFonts w:ascii="宋体" w:eastAsia="宋体" w:hAnsi="宋体" w:hint="eastAsia"/>
+                <w:noProof/>
+                <w:webHidden/>
+              </w:rPr>
+              <w:tab/>
+            </w:r>
+            <w:r>
+              <w:rPr>
+                <w:rFonts w:ascii="宋体" w:eastAsia="宋体" w:hAnsi="宋体" w:hint="eastAsia"/>
+                <w:noProof/>
+                <w:webHidden/>
+              </w:rPr>
+              <w:fldChar w:fldCharType="begin"/>
+            </w:r>
+            <w:r>
+              <w:rPr>
+                <w:rFonts w:ascii="宋体" w:eastAsia="宋体" w:hAnsi="宋体" w:hint="eastAsia"/>
+                <w:noProof/>
+                <w:webHidden/>
+              </w:rPr>
+              <w:instrText xml:space="preserve"> </w:instrText>
+            </w:r>
+            <w:r>
+              <w:rPr>
+                <w:rFonts w:ascii="宋体" w:eastAsia="宋体" w:hAnsi="宋体"/>
+                <w:noProof/>
+                <w:webHidden/>
+              </w:rPr>
+              <w:instrText>PAGEREF _Toc224832241 \h</w:instrText>
+            </w:r>
+            <w:r>
+              <w:rPr>
+                <w:rFonts w:ascii="宋体" w:eastAsia="宋体" w:hAnsi="宋体" w:hint="eastAsia"/>
+                <w:noProof/>
+                <w:webHidden/>
+              </w:rPr>
+              <w:instrText xml:space="preserve"> </w:instrText>
+            </w:r>
+            <w:r>
+              <w:rPr>
+                <w:rFonts w:ascii="宋体" w:eastAsia="宋体" w:hAnsi="宋体" w:hint="eastAsia"/>
+                <w:noProof/>
+                <w:webHidden/>
+              </w:rPr>
+            </w:r>
+            <w:r>
+              <w:rPr>
+                <w:rFonts w:ascii="宋体" w:eastAsia="宋体" w:hAnsi="宋体" w:hint="eastAsia"/>
+                <w:noProof/>
+                <w:webHidden/>
+              </w:rPr>
+              <w:fldChar w:fldCharType="separate"/>
+            </w:r>
+            <w:r>
+              <w:rPr>
+                <w:rFonts w:ascii="宋体" w:eastAsia="宋体" w:hAnsi="宋体" w:hint="eastAsia"/>
+                <w:noProof/>
+                <w:webHidden/>
+              </w:rPr>
+              <w:t>4</w:t>
+            </w:r>
+            <w:r>
+              <w:rPr>
+                <w:rFonts w:ascii="宋体" w:eastAsia="宋体" w:hAnsi="宋体" w:hint="eastAsia"/>
+                <w:noProof/>
+                <w:webHidden/>
+              </w:rPr>
+              <w:fldChar w:fldCharType="end"/>
+            </w:r>
+          </w:hyperlink>
+        </w:p>
+        <w:p>
+          <w:pPr>
+            <w:pStyle w:val="TOC2"/>
+            <w:tabs>
+              <w:tab w:val="right" w:leader="dot" w:pos="8296"/>
+            </w:tabs>
+            <w:rPr>
+              <w:rFonts w:ascii="宋体" w:eastAsia="宋体" w:hAnsi="宋体" w:hint="eastAsia"/>
+              <w:noProof/>
+              <w:sz w:val="22"/>
+              <w:szCs w:val="24"/>
+              <w14:ligatures w14:val="standardContextual"/>
+            </w:rPr>
+          </w:pPr>
+          <w:hyperlink w:anchor="_Toc224832242" w:history="1">
+            <w:r>
+              <w:rPr>
+                <w:rStyle w:val="a3"/>
+                <w:rFonts w:ascii="宋体" w:eastAsia="宋体" w:hAnsi="宋体" w:hint="eastAsia"/>
+                <w:noProof/>
+              </w:rPr>
+              <w:t>一、国际谈判的流程</w:t>
+            </w:r>
+            <w:r>
+              <w:rPr>
+                <w:rFonts w:ascii="宋体" w:eastAsia="宋体" w:hAnsi="宋体" w:hint="eastAsia"/>
+                <w:noProof/>
+                <w:webHidden/>
+              </w:rPr>
+              <w:tab/>
+            </w:r>
+            <w:r>
+              <w:rPr>
+                <w:rFonts w:ascii="宋体" w:eastAsia="宋体" w:hAnsi="宋体" w:hint="eastAsia"/>
+                <w:noProof/>
+                <w:webHidden/>
+              </w:rPr>
+              <w:fldChar w:fldCharType="begin"/>
+            </w:r>
+            <w:r>
+              <w:rPr>
+                <w:rFonts w:ascii="宋体" w:eastAsia="宋体" w:hAnsi="宋体" w:hint="eastAsia"/>
+                <w:noProof/>
+                <w:webHidden/>
+              </w:rPr>
+              <w:instrText xml:space="preserve"> </w:instrText>
+            </w:r>
+            <w:r>
+              <w:rPr>
+                <w:rFonts w:ascii="宋体" w:eastAsia="宋体" w:hAnsi="宋体"/>
+                <w:noProof/>
+                <w:webHidden/>
+              </w:rPr>
+              <w:instrText>PAGEREF _Toc224832242 \h</w:instrText>
+            </w:r>
+            <w:r>
+              <w:rPr>
+                <w:rFonts w:ascii="宋体" w:eastAsia="宋体" w:hAnsi="宋体" w:hint="eastAsia"/>
+                <w:noProof/>
+                <w:webHidden/>
+              </w:rPr>
+              <w:instrText xml:space="preserve"> </w:instrText>
+            </w:r>
+            <w:r>
+              <w:rPr>
+                <w:rFonts w:ascii="宋体" w:eastAsia="宋体" w:hAnsi="宋体" w:hint="eastAsia"/>
+                <w:noProof/>
+                <w:webHidden/>
+              </w:rPr>
+            </w:r>
+            <w:r>
+              <w:rPr>
+                <w:rFonts w:ascii="宋体" w:eastAsia="宋体" w:hAnsi="宋体" w:hint="eastAsia"/>
+                <w:noProof/>
+                <w:webHidden/>
+              </w:rPr>
+              <w:fldChar w:fldCharType="separate"/>
+            </w:r>
+            <w:r>
+              <w:rPr>
+                <w:rFonts w:ascii="宋体" w:eastAsia="宋体" w:hAnsi="宋体" w:hint="eastAsia"/>
+                <w:noProof/>
+                <w:webHidden/>
+              </w:rPr>
+              <w:t>4</w:t>
+            </w:r>
+            <w:r>
+              <w:rPr>
+                <w:rFonts w:ascii="宋体" w:eastAsia="宋体" w:hAnsi="宋体" w:hint="eastAsia"/>
+                <w:noProof/>
+                <w:webHidden/>
+              </w:rPr>
+              <w:fldChar w:fldCharType="end"/>
+            </w:r>
+          </w:hyperlink>
+        </w:p>
+        <w:p>
+          <w:pPr>
+            <w:pStyle w:val="TOC2"/>
+            <w:tabs>
+              <w:tab w:val="right" w:leader="dot" w:pos="8296"/>
+            </w:tabs>
+            <w:rPr>
+              <w:rFonts w:ascii="宋体" w:eastAsia="宋体" w:hAnsi="宋体" w:hint="eastAsia"/>
+              <w:noProof/>
+              <w:sz w:val="22"/>
+              <w:szCs w:val="24"/>
+              <w14:ligatures w14:val="standardContextual"/>
+            </w:rPr>
+          </w:pPr>
+          <w:hyperlink w:anchor="_Toc224832243" w:history="1">
+            <w:r>
+              <w:rPr>
+                <w:rStyle w:val="a3"/>
+                <w:rFonts w:ascii="宋体" w:eastAsia="宋体" w:hAnsi="宋体" w:hint="eastAsia"/>
+                <w:noProof/>
+              </w:rPr>
+              <w:t>二、国际谈判的参与者</w:t>
+            </w:r>
+            <w:r>
+              <w:rPr>
+                <w:rFonts w:ascii="宋体" w:eastAsia="宋体" w:hAnsi="宋体" w:hint="eastAsia"/>
+                <w:noProof/>
+                <w:webHidden/>
+              </w:rPr>
+              <w:tab/>
+            </w:r>
+            <w:r>
+              <w:rPr>
+                <w:rFonts w:ascii="宋体" w:eastAsia="宋体" w:hAnsi="宋体" w:hint="eastAsia"/>
+                <w:noProof/>
+                <w:webHidden/>
+              </w:rPr>
+              <w:fldChar w:fldCharType="begin"/>
+            </w:r>
+            <w:r>
+              <w:rPr>
+                <w:rFonts w:ascii="宋体" w:eastAsia="宋体" w:hAnsi="宋体" w:hint="eastAsia"/>
+                <w:noProof/>
+                <w:webHidden/>
+              </w:rPr>
+              <w:instrText xml:space="preserve"> </w:instrText>
+            </w:r>
+            <w:r>
+              <w:rPr>
+                <w:rFonts w:ascii="宋体" w:eastAsia="宋体" w:hAnsi="宋体"/>
+                <w:noProof/>
+                <w:webHidden/>
+              </w:rPr>
+              <w:instrText>PAGEREF _Toc224832243 \h</w:instrText>
+            </w:r>
+            <w:r>
+              <w:rPr>
+                <w:rFonts w:ascii="宋体" w:eastAsia="宋体" w:hAnsi="宋体" w:hint="eastAsia"/>
+                <w:noProof/>
+                <w:webHidden/>
+              </w:rPr>
+              <w:instrText xml:space="preserve"> </w:instrText>
+            </w:r>
+            <w:r>
+              <w:rPr>
+                <w:rFonts w:ascii="宋体" w:eastAsia="宋体" w:hAnsi="宋体" w:hint="eastAsia"/>
+                <w:noProof/>
+                <w:webHidden/>
+              </w:rPr>
+            </w:r>
+            <w:r>
+              <w:rPr>
+                <w:rFonts w:ascii="宋体" w:eastAsia="宋体" w:hAnsi="宋体" w:hint="eastAsia"/>
+                <w:noProof/>
+                <w:webHidden/>
+              </w:rPr>
+              <w:fldChar w:fldCharType="separate"/>
+            </w:r>
+            <w:r>
+              <w:rPr>
+                <w:rFonts w:ascii="宋体" w:eastAsia="宋体" w:hAnsi="宋体" w:hint="eastAsia"/>
+                <w:noProof/>
+                <w:webHidden/>
+              </w:rPr>
+              <w:t>4</w:t>
+            </w:r>
+            <w:r>
+              <w:rPr>
+                <w:rFonts w:ascii="宋体" w:eastAsia="宋体" w:hAnsi="宋体" w:hint="eastAsia"/>
+                <w:noProof/>
+                <w:webHidden/>
+              </w:rPr>
+              <w:fldChar w:fldCharType="end"/>
+            </w:r>
+          </w:hyperlink>
+        </w:p>
+        <w:p>
+          <w:pPr>
+            <w:pStyle w:val="TOC3"/>
+            <w:tabs>
+              <w:tab w:val="right" w:leader="dot" w:pos="8296"/>
+            </w:tabs>
+            <w:rPr>
+              <w:rFonts w:ascii="宋体" w:eastAsia="宋体" w:hAnsi="宋体" w:hint="eastAsia"/>
+              <w:noProof/>
+              <w:sz w:val="22"/>
+              <w:szCs w:val="24"/>
+              <w14:ligatures w14:val="standardContextual"/>
+            </w:rPr>
+          </w:pPr>
+          <w:hyperlink w:anchor="_Toc224832244" w:history="1">
+            <w:r>
+              <w:rPr>
+                <w:rStyle w:val="a3"/>
+                <w:rFonts w:ascii="宋体" w:eastAsia="宋体" w:hAnsi="宋体" w:hint="eastAsia"/>
+                <w:noProof/>
+              </w:rPr>
+              <w:t>（一）政府官员</w:t>
+            </w:r>
+            <w:r>
+              <w:rPr>
+                <w:rFonts w:ascii="宋体" w:eastAsia="宋体" w:hAnsi="宋体" w:hint="eastAsia"/>
+                <w:noProof/>
+                <w:webHidden/>
+              </w:rPr>
+              <w:tab/>
+            </w:r>
+            <w:r>
+              <w:rPr>
+                <w:rFonts w:ascii="宋体" w:eastAsia="宋体" w:hAnsi="宋体" w:hint="eastAsia"/>
+                <w:noProof/>
+                <w:webHidden/>
+              </w:rPr>
+              <w:fldChar w:fldCharType="begin"/>
+            </w:r>
+            <w:r>
+              <w:rPr>
+                <w:rFonts w:ascii="宋体" w:eastAsia="宋体" w:hAnsi="宋体" w:hint="eastAsia"/>
+                <w:noProof/>
+                <w:webHidden/>
+              </w:rPr>
+              <w:instrText xml:space="preserve"> </w:instrText>
+            </w:r>
+            <w:r>
+              <w:rPr>
+                <w:rFonts w:ascii="宋体" w:eastAsia="宋体" w:hAnsi="宋体"/>
+                <w:noProof/>
+                <w:webHidden/>
+              </w:rPr>
+              <w:instrText>PAGEREF _Toc224832244 \h</w:instrText>
+            </w:r>
+            <w:r>
+              <w:rPr>
+                <w:rFonts w:ascii="宋体" w:eastAsia="宋体" w:hAnsi="宋体" w:hint="eastAsia"/>
+                <w:noProof/>
+                <w:webHidden/>
+              </w:rPr>
+              <w:instrText xml:space="preserve"> </w:instrText>
+            </w:r>
+            <w:r>
+              <w:rPr>
+                <w:rFonts w:ascii="宋体" w:eastAsia="宋体" w:hAnsi="宋体" w:hint="eastAsia"/>
+                <w:noProof/>
+                <w:webHidden/>
+              </w:rPr>
+            </w:r>
+            <w:r>
+              <w:rPr>
+                <w:rFonts w:ascii="宋体" w:eastAsia="宋体" w:hAnsi="宋体" w:hint="eastAsia"/>
+                <w:noProof/>
+                <w:webHidden/>
+              </w:rPr>
+              <w:fldChar w:fldCharType="separate"/>
+            </w:r>
+            <w:r>
+              <w:rPr>
+                <w:rFonts w:ascii="宋体" w:eastAsia="宋体" w:hAnsi="宋体" w:hint="eastAsia"/>
+                <w:noProof/>
+                <w:webHidden/>
+              </w:rPr>
+              <w:t>4</w:t>
+            </w:r>
+            <w:r>
+              <w:rPr>
+                <w:rFonts w:ascii="宋体" w:eastAsia="宋体" w:hAnsi="宋体" w:hint="eastAsia"/>
+                <w:noProof/>
+                <w:webHidden/>
+              </w:rPr>
+              <w:fldChar w:fldCharType="end"/>
+            </w:r>
+          </w:hyperlink>
+        </w:p>
+        <w:p>
+          <w:pPr>
+            <w:pStyle w:val="TOC3"/>
+            <w:tabs>
+              <w:tab w:val="right" w:leader="dot" w:pos="8296"/>
+            </w:tabs>
+            <w:rPr>
+              <w:rFonts w:ascii="宋体" w:eastAsia="宋体" w:hAnsi="宋体" w:hint="eastAsia"/>
+              <w:noProof/>
+              <w:sz w:val="22"/>
+              <w:szCs w:val="24"/>
+              <w14:ligatures w14:val="standardContextual"/>
+            </w:rPr>
+          </w:pPr>
+          <w:hyperlink w:anchor="_Toc224832245" w:history="1">
+            <w:r>
+              <w:rPr>
+                <w:rStyle w:val="a3"/>
+                <w:rFonts w:ascii="宋体" w:eastAsia="宋体" w:hAnsi="宋体" w:hint="eastAsia"/>
+                <w:noProof/>
+              </w:rPr>
+              <w:t>（二）政治领导人</w:t>
+            </w:r>
+            <w:r>
+              <w:rPr>
+                <w:rFonts w:ascii="宋体" w:eastAsia="宋体" w:hAnsi="宋体" w:hint="eastAsia"/>
+                <w:noProof/>
+                <w:webHidden/>
+              </w:rPr>
+              <w:tab/>
+            </w:r>
+            <w:r>
+              <w:rPr>
+                <w:rFonts w:ascii="宋体" w:eastAsia="宋体" w:hAnsi="宋体" w:hint="eastAsia"/>
+                <w:noProof/>
+                <w:webHidden/>
+              </w:rPr>
+              <w:fldChar w:fldCharType="begin"/>
+            </w:r>
+            <w:r>
+              <w:rPr>
+                <w:rFonts w:ascii="宋体" w:eastAsia="宋体" w:hAnsi="宋体" w:hint="eastAsia"/>
+                <w:noProof/>
+                <w:webHidden/>
+              </w:rPr>
+              <w:instrText xml:space="preserve"> </w:instrText>
+            </w:r>
+            <w:r>
+              <w:rPr>
+                <w:rFonts w:ascii="宋体" w:eastAsia="宋体" w:hAnsi="宋体"/>
+                <w:noProof/>
+                <w:webHidden/>
+              </w:rPr>
+              <w:instrText>PAGEREF _Toc224832245 \h</w:instrText>
+            </w:r>
+            <w:r>
+              <w:rPr>
+                <w:rFonts w:ascii="宋体" w:eastAsia="宋体" w:hAnsi="宋体" w:hint="eastAsia"/>
+                <w:noProof/>
+                <w:webHidden/>
+              </w:rPr>
+              <w:instrText xml:space="preserve"> </w:instrText>
+            </w:r>
+            <w:r>
+              <w:rPr>
+                <w:rFonts w:ascii="宋体" w:eastAsia="宋体" w:hAnsi="宋体" w:hint="eastAsia"/>
+                <w:noProof/>
+                <w:webHidden/>
+              </w:rPr>
+            </w:r>
+            <w:r>
+              <w:rPr>
+                <w:rFonts w:ascii="宋体" w:eastAsia="宋体" w:hAnsi="宋体" w:hint="eastAsia"/>
+                <w:noProof/>
+                <w:webHidden/>
+              </w:rPr>
+              <w:fldChar w:fldCharType="separate"/>
+            </w:r>
+            <w:r>
+              <w:rPr>
+                <w:rFonts w:ascii="宋体" w:eastAsia="宋体" w:hAnsi="宋体" w:hint="eastAsia"/>
+                <w:noProof/>
+                <w:webHidden/>
+              </w:rPr>
+              <w:t>4</w:t>
+            </w:r>
+            <w:r>
+              <w:rPr>
+                <w:rFonts w:ascii="宋体" w:eastAsia="宋体" w:hAnsi="宋体" w:hint="eastAsia"/>
+                <w:noProof/>
+                <w:webHidden/>
+              </w:rPr>
+              <w:fldChar w:fldCharType="end"/>
+            </w:r>
+          </w:hyperlink>
+        </w:p>
+        <w:p>
+          <w:pPr>
+            <w:pStyle w:val="TOC3"/>
+            <w:tabs>
+              <w:tab w:val="right" w:leader="dot" w:pos="8296"/>
+            </w:tabs>
+            <w:rPr>
+              <w:rFonts w:ascii="宋体" w:eastAsia="宋体" w:hAnsi="宋体" w:hint="eastAsia"/>
+              <w:noProof/>
+              <w:sz w:val="22"/>
+              <w:szCs w:val="24"/>
+              <w14:ligatures w14:val="standardContextual"/>
+            </w:rPr>
+          </w:pPr>
+          <w:hyperlink w:anchor="_Toc224832246" w:history="1">
+            <w:r>
+              <w:rPr>
+                <w:rStyle w:val="a3"/>
+                <w:rFonts w:ascii="宋体" w:eastAsia="宋体" w:hAnsi="宋体" w:hint="eastAsia"/>
+                <w:noProof/>
+              </w:rPr>
+              <w:t>（三）国际政府间组织</w:t>
+            </w:r>
+            <w:r>
+              <w:rPr>
+                <w:rFonts w:ascii="宋体" w:eastAsia="宋体" w:hAnsi="宋体" w:hint="eastAsia"/>
+                <w:noProof/>
+                <w:webHidden/>
+              </w:rPr>
+              <w:tab/>
+            </w:r>
+            <w:r>
+              <w:rPr>
+                <w:rFonts w:ascii="宋体" w:eastAsia="宋体" w:hAnsi="宋体" w:hint="eastAsia"/>
+                <w:noProof/>
+                <w:webHidden/>
+              </w:rPr>
+              <w:fldChar w:fldCharType="begin"/>
+            </w:r>
+            <w:r>
+              <w:rPr>
+                <w:rFonts w:ascii="宋体" w:eastAsia="宋体" w:hAnsi="宋体" w:hint="eastAsia"/>
+                <w:noProof/>
+                <w:webHidden/>
+              </w:rPr>
+              <w:instrText xml:space="preserve"> </w:instrText>
+            </w:r>
+            <w:r>
+              <w:rPr>
+                <w:rFonts w:ascii="宋体" w:eastAsia="宋体" w:hAnsi="宋体"/>
+                <w:noProof/>
+                <w:webHidden/>
+              </w:rPr>
+              <w:instrText>PAGEREF _Toc224832246 \h</w:instrText>
+            </w:r>
+            <w:r>
+              <w:rPr>
+                <w:rFonts w:ascii="宋体" w:eastAsia="宋体" w:hAnsi="宋体" w:hint="eastAsia"/>
+                <w:noProof/>
+                <w:webHidden/>
+              </w:rPr>
+              <w:instrText xml:space="preserve"> </w:instrText>
+            </w:r>
+            <w:r>
+              <w:rPr>
+                <w:rFonts w:ascii="宋体" w:eastAsia="宋体" w:hAnsi="宋体" w:hint="eastAsia"/>
+                <w:noProof/>
+                <w:webHidden/>
+              </w:rPr>
+            </w:r>
+            <w:r>
+              <w:rPr>
+                <w:rFonts w:ascii="宋体" w:eastAsia="宋体" w:hAnsi="宋体" w:hint="eastAsia"/>
+                <w:noProof/>
+                <w:webHidden/>
+              </w:rPr>
+              <w:fldChar w:fldCharType="separate"/>
+            </w:r>
+            <w:r>
+              <w:rPr>
+                <w:rFonts w:ascii="宋体" w:eastAsia="宋体" w:hAnsi="宋体" w:hint="eastAsia"/>
+                <w:noProof/>
+                <w:webHidden/>
+              </w:rPr>
+              <w:t>5</w:t>
+            </w:r>
+            <w:r>
+              <w:rPr>
+                <w:rFonts w:ascii="宋体" w:eastAsia="宋体" w:hAnsi="宋体" w:hint="eastAsia"/>
+                <w:noProof/>
+                <w:webHidden/>
+              </w:rPr>
+              <w:fldChar w:fldCharType="end"/>
+            </w:r>
+          </w:hyperlink>
+        </w:p>
+        <w:p>
+          <w:pPr>
+            <w:pStyle w:val="TOC3"/>
+            <w:tabs>
+              <w:tab w:val="right" w:leader="dot" w:pos="8296"/>
+            </w:tabs>
+            <w:rPr>
+              <w:rFonts w:ascii="宋体" w:eastAsia="宋体" w:hAnsi="宋体" w:hint="eastAsia"/>
+              <w:noProof/>
+              <w:sz w:val="22"/>
+              <w:szCs w:val="24"/>
+              <w14:ligatures w14:val="standardContextual"/>
+            </w:rPr>
+          </w:pPr>
+          <w:hyperlink w:anchor="_Toc224832247" w:history="1">
+            <w:r>
+              <w:rPr>
+                <w:rStyle w:val="a3"/>
+                <w:rFonts w:ascii="宋体" w:eastAsia="宋体" w:hAnsi="宋体" w:hint="eastAsia"/>
+                <w:noProof/>
+              </w:rPr>
+              <w:t>（四）其他行为体</w:t>
+            </w:r>
+            <w:r>
+              <w:rPr>
+                <w:rFonts w:ascii="宋体" w:eastAsia="宋体" w:hAnsi="宋体" w:hint="eastAsia"/>
+                <w:noProof/>
+                <w:webHidden/>
+              </w:rPr>
+              <w:tab/>
+            </w:r>
+            <w:r>
+              <w:rPr>
+                <w:rFonts w:ascii="宋体" w:eastAsia="宋体" w:hAnsi="宋体" w:hint="eastAsia"/>
+                <w:noProof/>
+                <w:webHidden/>
+              </w:rPr>
+              <w:fldChar w:fldCharType="begin"/>
+            </w:r>
+            <w:r>
+              <w:rPr>
+                <w:rFonts w:ascii="宋体" w:eastAsia="宋体" w:hAnsi="宋体" w:hint="eastAsia"/>
+                <w:noProof/>
+                <w:webHidden/>
+              </w:rPr>
+              <w:instrText xml:space="preserve"> </w:instrText>
+            </w:r>
+            <w:r>
+              <w:rPr>
+                <w:rFonts w:ascii="宋体" w:eastAsia="宋体" w:hAnsi="宋体"/>
+                <w:noProof/>
+                <w:webHidden/>
+              </w:rPr>
+              <w:instrText>PAGEREF _Toc224832247 \h</w:instrText>
+            </w:r>
+            <w:r>
+              <w:rPr>
+                <w:rFonts w:ascii="宋体" w:eastAsia="宋体" w:hAnsi="宋体" w:hint="eastAsia"/>
+                <w:noProof/>
+                <w:webHidden/>
+              </w:rPr>
+              <w:instrText xml:space="preserve"> </w:instrText>
+            </w:r>
+            <w:r>
+              <w:rPr>
+                <w:rFonts w:ascii="宋体" w:eastAsia="宋体" w:hAnsi="宋体" w:hint="eastAsia"/>
+                <w:noProof/>
+                <w:webHidden/>
+              </w:rPr>
+            </w:r>
+            <w:r>
+              <w:rPr>
+                <w:rFonts w:ascii="宋体" w:eastAsia="宋体" w:hAnsi="宋体" w:hint="eastAsia"/>
+                <w:noProof/>
+                <w:webHidden/>
+              </w:rPr>
+              <w:fldChar w:fldCharType="separate"/>
+            </w:r>
+            <w:r>
+              <w:rPr>
+                <w:rFonts w:ascii="宋体" w:eastAsia="宋体" w:hAnsi="宋体" w:hint="eastAsia"/>
+                <w:noProof/>
+                <w:webHidden/>
+              </w:rPr>
+              <w:t>5</w:t>
+            </w:r>
+            <w:r>
+              <w:rPr>
+                <w:rFonts w:ascii="宋体" w:eastAsia="宋体" w:hAnsi="宋体" w:hint="eastAsia"/>
+                <w:noProof/>
+                <w:webHidden/>
+              </w:rPr>
+              <w:fldChar w:fldCharType="end"/>
+            </w:r>
+          </w:hyperlink>
+        </w:p>
+        <w:p>
+          <w:pPr>
+            <w:pStyle w:val="TOC2"/>
+            <w:tabs>
+              <w:tab w:val="right" w:leader="dot" w:pos="8296"/>
+            </w:tabs>
+            <w:rPr>
+              <w:rFonts w:ascii="宋体" w:eastAsia="宋体" w:hAnsi="宋体" w:hint="eastAsia"/>
+              <w:noProof/>
+              <w:sz w:val="22"/>
+              <w:szCs w:val="24"/>
+              <w14:ligatures w14:val="standardContextual"/>
+            </w:rPr>
+          </w:pPr>
+          <w:hyperlink w:anchor="_Toc224832248" w:history="1">
+            <w:r>
+              <w:rPr>
+                <w:rStyle w:val="a3"/>
+                <w:rFonts w:ascii="宋体" w:eastAsia="宋体" w:hAnsi="宋体" w:hint="eastAsia"/>
+                <w:noProof/>
+              </w:rPr>
+              <w:t>三、作为谈判者的个人</w:t>
+            </w:r>
+            <w:r>
+              <w:rPr>
+                <w:rFonts w:ascii="宋体" w:eastAsia="宋体" w:hAnsi="宋体" w:hint="eastAsia"/>
+                <w:noProof/>
+                <w:webHidden/>
+              </w:rPr>
+              <w:tab/>
+            </w:r>
+            <w:r>
+              <w:rPr>
+                <w:rFonts w:ascii="宋体" w:eastAsia="宋体" w:hAnsi="宋体" w:hint="eastAsia"/>
+                <w:noProof/>
+                <w:webHidden/>
+              </w:rPr>
+              <w:fldChar w:fldCharType="begin"/>
+            </w:r>
+            <w:r>
+              <w:rPr>
+                <w:rFonts w:ascii="宋体" w:eastAsia="宋体" w:hAnsi="宋体" w:hint="eastAsia"/>
+                <w:noProof/>
+                <w:webHidden/>
+              </w:rPr>
+              <w:instrText xml:space="preserve"> </w:instrText>
+            </w:r>
+            <w:r>
+              <w:rPr>
+                <w:rFonts w:ascii="宋体" w:eastAsia="宋体" w:hAnsi="宋体"/>
+                <w:noProof/>
+                <w:webHidden/>
+              </w:rPr>
+              <w:instrText>PAGEREF _Toc224832248 \h</w:instrText>
+            </w:r>
+            <w:r>
+              <w:rPr>
+                <w:rFonts w:ascii="宋体" w:eastAsia="宋体" w:hAnsi="宋体" w:hint="eastAsia"/>
+                <w:noProof/>
+                <w:webHidden/>
+              </w:rPr>
+              <w:instrText xml:space="preserve"> </w:instrText>
+            </w:r>
+            <w:r>
+              <w:rPr>
+                <w:rFonts w:ascii="宋体" w:eastAsia="宋体" w:hAnsi="宋体" w:hint="eastAsia"/>
+                <w:noProof/>
+                <w:webHidden/>
+              </w:rPr>
+            </w:r>
+            <w:r>
+              <w:rPr>
+                <w:rFonts w:ascii="宋体" w:eastAsia="宋体" w:hAnsi="宋体" w:hint="eastAsia"/>
+                <w:noProof/>
+                <w:webHidden/>
+              </w:rPr>
+              <w:fldChar w:fldCharType="separate"/>
+            </w:r>
+            <w:r>
+              <w:rPr>
+                <w:rFonts w:ascii="宋体" w:eastAsia="宋体" w:hAnsi="宋体" w:hint="eastAsia"/>
+                <w:noProof/>
+                <w:webHidden/>
+              </w:rPr>
+              <w:t>5</w:t>
             </w:r>
             <w:r>
               <w:rPr>
@@ -1088,7 +1856,7 @@
       <w:pPr>
         <w:pStyle w:val="a9"/>
       </w:pPr>
-      <w:bookmarkStart w:id="0" w:name="_Toc223622819"/>
+      <w:bookmarkStart w:id="0" w:name="_Toc224832232"/>
       <w:r>
         <w:rPr>
           <w:rFonts w:hint="eastAsia"/>
@@ -1160,7 +1928,7 @@
       <w:pPr>
         <w:pStyle w:val="ac"/>
       </w:pPr>
-      <w:bookmarkStart w:id="1" w:name="_Toc223622820"/>
+      <w:bookmarkStart w:id="1" w:name="_Toc224832233"/>
       <w:r>
         <w:rPr>
           <w:rFonts w:hint="eastAsia"/>
@@ -1179,7 +1947,7 @@
       <w:pPr>
         <w:pStyle w:val="ae"/>
       </w:pPr>
-      <w:bookmarkStart w:id="2" w:name="_Toc223622821"/>
+      <w:bookmarkStart w:id="2" w:name="_Toc224832234"/>
       <w:r>
         <w:rPr>
           <w:rFonts w:hint="eastAsia"/>
@@ -1217,7 +1985,21 @@
         <w:rPr>
           <w:rFonts w:hint="eastAsia"/>
         </w:rPr>
-        <w:t>探索和调合相冲突的立场以达成某项可接受的结果的尝试，不论此种结果的性质如何；</w:t>
+        <w:t>探索和</w:t>
+      </w:r>
+      <w:proofErr w:type="gramStart"/>
+      <w:r>
+        <w:rPr>
+          <w:rFonts w:hint="eastAsia"/>
+        </w:rPr>
+        <w:t>调合</w:t>
+      </w:r>
+      <w:proofErr w:type="gramEnd"/>
+      <w:r>
+        <w:rPr>
+          <w:rFonts w:hint="eastAsia"/>
+        </w:rPr>
+        <w:t>相冲突的立场以达成某项可接受的结果的尝试，不论此种结果的性质如何；</w:t>
       </w:r>
     </w:p>
     <w:p>
@@ -1399,14 +2181,42 @@
         <w:rPr>
           <w:rFonts w:hint="eastAsia"/>
         </w:rPr>
-        <w:t>谈判参与方之间存在信息沟通。这里的“信息沟通”既指语言上的沟通，也指非语言沟通。根据双方信息沟通情况，谈判可以分为显式谈判和默式谈判两种。</w:t>
+        <w:t>谈判参与方之间存在信息沟通。这里的“信息沟通”既指语言上的沟通，也指非语言沟通。根据双方信息沟通情况，谈判可以分为显</w:t>
+      </w:r>
+      <w:proofErr w:type="gramStart"/>
+      <w:r>
+        <w:rPr>
+          <w:rFonts w:hint="eastAsia"/>
+        </w:rPr>
+        <w:t>式谈判</w:t>
+      </w:r>
+      <w:proofErr w:type="gramEnd"/>
+      <w:r>
+        <w:rPr>
+          <w:rFonts w:hint="eastAsia"/>
+        </w:rPr>
+        <w:t>和</w:t>
+      </w:r>
+      <w:proofErr w:type="gramStart"/>
+      <w:r>
+        <w:rPr>
+          <w:rFonts w:hint="eastAsia"/>
+        </w:rPr>
+        <w:t>默式</w:t>
+      </w:r>
+      <w:proofErr w:type="gramEnd"/>
+      <w:r>
+        <w:rPr>
+          <w:rFonts w:hint="eastAsia"/>
+        </w:rPr>
+        <w:t>谈判两种。</w:t>
       </w:r>
     </w:p>
     <w:p>
       <w:pPr>
         <w:pStyle w:val="ae"/>
       </w:pPr>
-      <w:bookmarkStart w:id="3" w:name="_Toc223622822"/>
+      <w:bookmarkStart w:id="3" w:name="_Toc224832235"/>
       <w:r>
         <w:rPr>
           <w:rFonts w:hint="eastAsia"/>
@@ -1489,7 +2299,7 @@
       <w:pPr>
         <w:pStyle w:val="ac"/>
       </w:pPr>
-      <w:bookmarkStart w:id="4" w:name="_Toc223622823"/>
+      <w:bookmarkStart w:id="4" w:name="_Toc224832236"/>
       <w:r>
         <w:rPr>
           <w:rFonts w:hint="eastAsia"/>
@@ -1502,7 +2312,7 @@
       <w:pPr>
         <w:pStyle w:val="ae"/>
       </w:pPr>
-      <w:bookmarkStart w:id="5" w:name="_Toc223622824"/>
+      <w:bookmarkStart w:id="5" w:name="_Toc224832237"/>
       <w:r>
         <w:rPr>
           <w:rFonts w:hint="eastAsia"/>
@@ -1552,7 +2362,7 @@
       <w:pPr>
         <w:pStyle w:val="ae"/>
       </w:pPr>
-      <w:bookmarkStart w:id="6" w:name="_Toc223622825"/>
+      <w:bookmarkStart w:id="6" w:name="_Toc224832238"/>
       <w:r>
         <w:rPr>
           <w:rFonts w:hint="eastAsia"/>
@@ -1676,7 +2486,7 @@
       <w:pPr>
         <w:pStyle w:val="ae"/>
       </w:pPr>
-      <w:bookmarkStart w:id="7" w:name="_Toc223622826"/>
+      <w:bookmarkStart w:id="7" w:name="_Toc224832239"/>
       <w:r>
         <w:rPr>
           <w:rFonts w:hint="eastAsia"/>
@@ -1737,7 +2547,21 @@
         <w:rPr>
           <w:rFonts w:hint="eastAsia"/>
         </w:rPr>
-        <w:t>外交谈判不只要解决物质性利益分歧，政治影响、价值观、情感等因素都要加以考虑。谈判受到国家间关系和国际政治经济环境的影响。</w:t>
+        <w:t>外交谈判</w:t>
+      </w:r>
+      <w:proofErr w:type="gramStart"/>
+      <w:r>
+        <w:rPr>
+          <w:rFonts w:hint="eastAsia"/>
+        </w:rPr>
+        <w:t>不</w:t>
+      </w:r>
+      <w:proofErr w:type="gramEnd"/>
+      <w:r>
+        <w:rPr>
+          <w:rFonts w:hint="eastAsia"/>
+        </w:rPr>
+        <w:t>只要解决物质性利益分歧，政治影响、价值观、情感等因素都要加以考虑。谈判受到国家间关系和国际政治经济环境的影响。</w:t>
       </w:r>
     </w:p>
     <w:p>
@@ -1798,7 +2622,7 @@
       <w:pPr>
         <w:pStyle w:val="ae"/>
       </w:pPr>
-      <w:bookmarkStart w:id="8" w:name="_Toc223622827"/>
+      <w:bookmarkStart w:id="8" w:name="_Toc224832240"/>
       <w:r>
         <w:rPr>
           <w:rFonts w:hint="eastAsia"/>
@@ -1970,13 +2794,645 @@
         <w:rPr>
           <w:rFonts w:hint="eastAsia"/>
         </w:rPr>
-        <w:t>谈判是战争与和平，以及国际秩序变迁的重要影响因素。当今国际环境下，谈判往往比威胁更有利于实现国家利益。</w:t>
+        <w:t>谈判是战争与和平，以及国际秩序变迁的重要影响因素。当今国际环境下，谈判往往</w:t>
+      </w:r>
+      <w:proofErr w:type="gramStart"/>
+      <w:r>
+        <w:rPr>
+          <w:rFonts w:hint="eastAsia"/>
+        </w:rPr>
+        <w:t>比威胁</w:t>
+      </w:r>
+      <w:proofErr w:type="gramEnd"/>
+      <w:r>
+        <w:rPr>
+          <w:rFonts w:hint="eastAsia"/>
+        </w:rPr>
+        <w:t>更有利于实现国家利益。</w:t>
       </w:r>
     </w:p>
     <w:p>
       <w:pPr>
         <w:pStyle w:val="aa"/>
         <w:spacing w:before="78" w:after="78"/>
+      </w:pPr>
+    </w:p>
+    <w:p>
+      <w:pPr>
+        <w:pStyle w:val="aa"/>
+        <w:spacing w:before="78" w:after="78"/>
+      </w:pPr>
+    </w:p>
+    <w:p>
+      <w:pPr>
+        <w:pStyle w:val="aa"/>
+        <w:spacing w:before="78" w:after="78"/>
+      </w:pPr>
+    </w:p>
+    <w:p>
+      <w:pPr>
+        <w:pStyle w:val="a9"/>
+      </w:pPr>
+      <w:bookmarkStart w:id="9" w:name="_Toc224832241"/>
+      <w:r>
+        <w:rPr>
+          <w:rFonts w:hint="eastAsia"/>
+        </w:rPr>
+        <w:t>第二讲</w:t>
+      </w:r>
+      <w:r>
+        <w:rPr>
+          <w:rFonts w:hint="eastAsia"/>
+        </w:rPr>
+        <w:t xml:space="preserve"> </w:t>
+      </w:r>
+      <w:r>
+        <w:rPr>
+          <w:rFonts w:hint="eastAsia"/>
+        </w:rPr>
+        <w:t>国际谈判的流程和参与者</w:t>
+      </w:r>
+      <w:bookmarkEnd w:id="9"/>
+    </w:p>
+    <w:p>
+      <w:pPr>
+        <w:pStyle w:val="aa"/>
+        <w:spacing w:before="78" w:after="78"/>
+        <w:jc w:val="center"/>
+        <w:rPr>
+          <w:rFonts w:hint="eastAsia"/>
+        </w:rPr>
+      </w:pPr>
+      <w:r>
+        <w:rPr>
+          <w:rFonts w:hint="eastAsia"/>
+        </w:rPr>
+        <w:t>2026.3.19</w:t>
+      </w:r>
+    </w:p>
+    <w:p>
+      <w:pPr>
+        <w:pStyle w:val="ac"/>
+      </w:pPr>
+      <w:bookmarkStart w:id="10" w:name="_Toc224832242"/>
+      <w:r>
+        <w:rPr>
+          <w:rFonts w:hint="eastAsia"/>
+        </w:rPr>
+        <w:t>一、国际谈判的流程</w:t>
+      </w:r>
+      <w:bookmarkEnd w:id="10"/>
+    </w:p>
+    <w:p>
+      <w:pPr>
+        <w:pStyle w:val="aa"/>
+        <w:spacing w:before="78" w:after="78"/>
+        <w:rPr>
+          <w:rFonts w:hint="eastAsia"/>
+        </w:rPr>
+      </w:pPr>
+      <w:r>
+        <w:tab/>
+      </w:r>
+      <w:r>
+        <w:rPr>
+          <w:rFonts w:hint="eastAsia"/>
+        </w:rPr>
+        <w:t>从国际谈判到一个落地的国际制度，其过程包括：</w:t>
+      </w:r>
+    </w:p>
+    <w:p>
+      <w:pPr>
+        <w:pStyle w:val="aa"/>
+        <w:numPr>
+          <w:ilvl w:val="0"/>
+          <w:numId w:val="7"/>
+        </w:numPr>
+        <w:spacing w:beforeLines="0" w:before="0" w:afterLines="0" w:after="0"/>
+        <w:ind w:left="442" w:hanging="442"/>
+      </w:pPr>
+      <w:r>
+        <w:rPr>
+          <w:rFonts w:hint="eastAsia"/>
+        </w:rPr>
+        <w:t>前置谈判</w:t>
+      </w:r>
+    </w:p>
+    <w:p>
+      <w:pPr>
+        <w:pStyle w:val="aa"/>
+        <w:numPr>
+          <w:ilvl w:val="0"/>
+          <w:numId w:val="7"/>
+        </w:numPr>
+        <w:spacing w:beforeLines="0" w:before="0" w:afterLines="0" w:after="0"/>
+        <w:ind w:left="442" w:hanging="442"/>
+      </w:pPr>
+      <w:r>
+        <w:rPr>
+          <w:rFonts w:hint="eastAsia"/>
+        </w:rPr>
+        <w:t>正式谈判</w:t>
+      </w:r>
+    </w:p>
+    <w:p>
+      <w:pPr>
+        <w:pStyle w:val="aa"/>
+        <w:numPr>
+          <w:ilvl w:val="0"/>
+          <w:numId w:val="7"/>
+        </w:numPr>
+        <w:spacing w:beforeLines="0" w:before="0" w:afterLines="0" w:after="0"/>
+        <w:ind w:left="442" w:hanging="442"/>
+      </w:pPr>
+      <w:r>
+        <w:rPr>
+          <w:rFonts w:hint="eastAsia"/>
+        </w:rPr>
+        <w:t>协议通过和签署</w:t>
+      </w:r>
+    </w:p>
+    <w:p>
+      <w:pPr>
+        <w:pStyle w:val="aa"/>
+        <w:numPr>
+          <w:ilvl w:val="0"/>
+          <w:numId w:val="7"/>
+        </w:numPr>
+        <w:spacing w:beforeLines="0" w:before="0" w:afterLines="0" w:after="0"/>
+        <w:ind w:left="442" w:hanging="442"/>
+      </w:pPr>
+      <w:r>
+        <w:rPr>
+          <w:rFonts w:hint="eastAsia"/>
+        </w:rPr>
+        <w:t>批准和加入</w:t>
+      </w:r>
+    </w:p>
+    <w:p>
+      <w:pPr>
+        <w:pStyle w:val="aa"/>
+        <w:numPr>
+          <w:ilvl w:val="0"/>
+          <w:numId w:val="7"/>
+        </w:numPr>
+        <w:spacing w:beforeLines="0" w:before="0" w:afterLines="0" w:after="0"/>
+        <w:ind w:left="442" w:hanging="442"/>
+      </w:pPr>
+      <w:r>
+        <w:rPr>
+          <w:rFonts w:hint="eastAsia"/>
+        </w:rPr>
+        <w:t>协议生效</w:t>
+      </w:r>
+    </w:p>
+    <w:p>
+      <w:pPr>
+        <w:pStyle w:val="aa"/>
+        <w:numPr>
+          <w:ilvl w:val="0"/>
+          <w:numId w:val="7"/>
+        </w:numPr>
+        <w:spacing w:beforeLines="0" w:before="0" w:afterLines="0" w:after="0"/>
+        <w:ind w:left="442" w:hanging="442"/>
+      </w:pPr>
+      <w:r>
+        <w:rPr>
+          <w:rFonts w:hint="eastAsia"/>
+        </w:rPr>
+        <w:t>执行协议、履约</w:t>
+      </w:r>
+    </w:p>
+    <w:p>
+      <w:pPr>
+        <w:pStyle w:val="aa"/>
+        <w:numPr>
+          <w:ilvl w:val="0"/>
+          <w:numId w:val="7"/>
+        </w:numPr>
+        <w:spacing w:beforeLines="0" w:before="0" w:afterLines="0" w:after="0"/>
+        <w:ind w:left="442" w:hanging="442"/>
+        <w:rPr>
+          <w:rFonts w:hint="eastAsia"/>
+        </w:rPr>
+      </w:pPr>
+      <w:r>
+        <w:rPr>
+          <w:rFonts w:hint="eastAsia"/>
+        </w:rPr>
+        <w:t>退出协议</w:t>
+      </w:r>
+    </w:p>
+    <w:p>
+      <w:pPr>
+        <w:pStyle w:val="aa"/>
+        <w:spacing w:before="78" w:after="78"/>
+        <w:ind w:firstLine="420"/>
+      </w:pPr>
+      <w:r>
+        <w:rPr>
+          <w:rFonts w:hint="eastAsia"/>
+        </w:rPr>
+        <w:t>在国际层面，前置谈判是正式谈判前的谈判，目的是协商谈判议题的范围，弄清楚各方对谈判的立场，同时传达出我方的善意。在国内层面，前置谈判也包括协调国内立场的过程。</w:t>
+      </w:r>
+    </w:p>
+    <w:p>
+      <w:pPr>
+        <w:pStyle w:val="aa"/>
+        <w:spacing w:before="78" w:after="78"/>
+      </w:pPr>
+      <w:r>
+        <w:tab/>
+      </w:r>
+      <w:r>
+        <w:rPr>
+          <w:rFonts w:hint="eastAsia"/>
+        </w:rPr>
+        <w:t>进入正式谈判环节，就需要设立秘书处，召开预备会议，设立谈判架构（包括规则、程序、议题等），最后开始会谈。</w:t>
+      </w:r>
+    </w:p>
+    <w:p>
+      <w:pPr>
+        <w:pStyle w:val="aa"/>
+        <w:spacing w:before="78" w:after="78"/>
+        <w:rPr>
+          <w:rFonts w:hint="eastAsia"/>
+        </w:rPr>
+      </w:pPr>
+    </w:p>
+    <w:p>
+      <w:pPr>
+        <w:pStyle w:val="ac"/>
+      </w:pPr>
+      <w:bookmarkStart w:id="11" w:name="_Toc224832243"/>
+      <w:r>
+        <w:rPr>
+          <w:rFonts w:hint="eastAsia"/>
+        </w:rPr>
+        <w:t>二、国际谈判的参与者</w:t>
+      </w:r>
+      <w:bookmarkEnd w:id="11"/>
+    </w:p>
+    <w:p>
+      <w:pPr>
+        <w:pStyle w:val="aa"/>
+        <w:spacing w:before="78" w:after="78"/>
+      </w:pPr>
+      <w:r>
+        <w:tab/>
+      </w:r>
+      <w:r>
+        <w:rPr>
+          <w:rFonts w:hint="eastAsia"/>
+        </w:rPr>
+        <w:t>国际谈判的参与者日趋复杂。在传统外交谈判中，谈判的参与者主要是主权国家政府授权的谈判人员，大多是政府官员或政治家。但在全球化和信息化时代，当代外交谈判的议题和环境发生了巨大变化，参与外交谈判的行为体呈现出多元化趋势。</w:t>
+      </w:r>
+    </w:p>
+    <w:p>
+      <w:pPr>
+        <w:pStyle w:val="ae"/>
+        <w:rPr>
+          <w:rFonts w:hint="eastAsia"/>
+        </w:rPr>
+      </w:pPr>
+      <w:bookmarkStart w:id="12" w:name="_Toc224832244"/>
+      <w:r>
+        <w:rPr>
+          <w:rFonts w:hint="eastAsia"/>
+        </w:rPr>
+        <w:t>（一）政府官员</w:t>
+      </w:r>
+      <w:bookmarkEnd w:id="12"/>
+    </w:p>
+    <w:p>
+      <w:pPr>
+        <w:pStyle w:val="aa"/>
+        <w:spacing w:before="78" w:after="78"/>
+        <w:rPr>
+          <w:rFonts w:hint="eastAsia"/>
+        </w:rPr>
+      </w:pPr>
+      <w:r>
+        <w:tab/>
+      </w:r>
+      <w:r>
+        <w:rPr>
+          <w:rFonts w:hint="eastAsia"/>
+          <w:b/>
+          <w:bCs/>
+        </w:rPr>
+        <w:t>职业外交官。</w:t>
+      </w:r>
+      <w:r>
+        <w:rPr>
+          <w:rFonts w:hint="eastAsia"/>
+        </w:rPr>
+        <w:t>职业外交官从低级别外交职务开始，逐步定期晋升到高级职务。极为注重头衔、等级和礼节的职业兄弟会。传统上，大使是国家对外进行外交谈判的主要代理人，他们通过使节体系来避免公开而强烈的冲突，传递不同内容和形式的信号，为危机时刻创造谈判可能性而打下基础。外交部及其管理的驻外机构对驻在国情况最为熟悉，且向国内报送的各类报告，对决策者制定外交谈判策略具有重要影响。</w:t>
+      </w:r>
+    </w:p>
+    <w:p>
+      <w:pPr>
+        <w:pStyle w:val="aa"/>
+        <w:spacing w:before="78" w:after="78"/>
+      </w:pPr>
+      <w:r>
+        <w:tab/>
+      </w:r>
+      <w:r>
+        <w:rPr>
+          <w:rFonts w:hint="eastAsia"/>
+          <w:b/>
+          <w:bCs/>
+        </w:rPr>
+        <w:t>专业技术官僚。</w:t>
+      </w:r>
+      <w:r>
+        <w:rPr>
+          <w:rFonts w:hint="eastAsia"/>
+        </w:rPr>
+        <w:t>随着外交谈判越来越多地从传统的政治谈判转向技术的、专门的功能领域的谈判，各国政府中外交部以外的其他部门中的涉外事务官员或技术官僚开始负责谈判，他们往往掌握必要的专业技术知识。大使和外交部的职能逐渐转变为对他们的谈判提供支持和帮助。除专业技术官僚之外，谈判团队可能也要包含相关领域的政府外专家。</w:t>
+      </w:r>
+    </w:p>
+    <w:p>
+      <w:pPr>
+        <w:pStyle w:val="aa"/>
+        <w:spacing w:before="78" w:after="78"/>
+        <w:rPr>
+          <w:rFonts w:hint="eastAsia"/>
+        </w:rPr>
+      </w:pPr>
+      <w:r>
+        <w:tab/>
+      </w:r>
+      <w:r>
+        <w:rPr>
+          <w:rFonts w:hint="eastAsia"/>
+        </w:rPr>
+        <w:t>一国国内各政府部门之间的谈判对外交谈判有重要影响。在外交谈判中，负责谈判的政府官员需要不断向国内报告谈判进程，征求国内的建议。这些谈判者职能根据授权行事。</w:t>
+      </w:r>
+    </w:p>
+    <w:p>
+      <w:pPr>
+        <w:pStyle w:val="ae"/>
+      </w:pPr>
+      <w:bookmarkStart w:id="13" w:name="_Toc224832245"/>
+      <w:r>
+        <w:rPr>
+          <w:rFonts w:hint="eastAsia"/>
+        </w:rPr>
+        <w:t>（二）政治领导人</w:t>
+      </w:r>
+      <w:bookmarkEnd w:id="13"/>
+    </w:p>
+    <w:p>
+      <w:pPr>
+        <w:pStyle w:val="aa"/>
+        <w:spacing w:before="78" w:after="78"/>
+      </w:pPr>
+      <w:r>
+        <w:lastRenderedPageBreak/>
+        <w:tab/>
+      </w:r>
+      <w:r>
+        <w:rPr>
+          <w:rFonts w:hint="eastAsia"/>
+        </w:rPr>
+        <w:t>政治领导人参与重要的政治谈判和冲突解决谈判。一种是国家领导人和政府首脑举行首脑峰会，直接就相关问题进行谈判；另一种则是国家领导人派遣助手、特使进行谈判。高级别政治领导人直接参与谈判，有时会有助于谈判僵局的打破，促进相互信任的建立。从领导人的角度来看，参与外交谈判往往吸引媒体注意，也有助于其提高政治声望。</w:t>
+      </w:r>
+    </w:p>
+    <w:p>
+      <w:pPr>
+        <w:pStyle w:val="aa"/>
+        <w:spacing w:before="78" w:after="78"/>
+      </w:pPr>
+      <w:r>
+        <w:tab/>
+      </w:r>
+      <w:r>
+        <w:rPr>
+          <w:rFonts w:hint="eastAsia"/>
+        </w:rPr>
+        <w:t>但是，领导人个人因素也会引发谈判的不确定性。国家领导人是其政权权威的保障，应是所有重要问题的最后谈判，领导人一般不了解政策细节。领导人往往是虚荣的，他们对其对手——其他国家的政治领导人——的需求过分敏感。他们的活动需要公众效应，而这对谈判带来了副作用。</w:t>
+      </w:r>
+    </w:p>
+    <w:p>
+      <w:pPr>
+        <w:pStyle w:val="aa"/>
+        <w:spacing w:before="78" w:after="78"/>
+      </w:pPr>
+      <w:r>
+        <w:tab/>
+      </w:r>
+      <w:r>
+        <w:rPr>
+          <w:rFonts w:hint="eastAsia"/>
+        </w:rPr>
+        <w:t>特使是一种折中方案。特使有时以政府首脑的私人代表身份从事谈判，这些担任特使的人本身就是有经验的政治家或外交家，并在相关领域有专长。他们与领导人具有个人联系，只负责向其派出者报告谈判进展。</w:t>
+      </w:r>
+    </w:p>
+    <w:p>
+      <w:pPr>
+        <w:pStyle w:val="ae"/>
+        <w:rPr>
+          <w:rFonts w:hint="eastAsia"/>
+        </w:rPr>
+      </w:pPr>
+      <w:bookmarkStart w:id="14" w:name="_Toc224832246"/>
+      <w:r>
+        <w:rPr>
+          <w:rFonts w:hint="eastAsia"/>
+        </w:rPr>
+        <w:t>（三）国际政府间组织</w:t>
+      </w:r>
+      <w:bookmarkEnd w:id="14"/>
+    </w:p>
+    <w:p>
+      <w:pPr>
+        <w:pStyle w:val="aa"/>
+        <w:spacing w:before="78" w:after="78"/>
+        <w:ind w:firstLine="420"/>
+      </w:pPr>
+      <w:r>
+        <w:rPr>
+          <w:rFonts w:hint="eastAsia"/>
+        </w:rPr>
+        <w:t>国际政府间组织经常被授予组织谈判的职能。国际组织为中小国家提供平台，国际组织常设机构可以长期跟踪谈判进程，专业性国际组织提供技术和专业支持，国际组织也具有更强的能动性。</w:t>
+      </w:r>
+    </w:p>
+    <w:p>
+      <w:pPr>
+        <w:pStyle w:val="ae"/>
+      </w:pPr>
+      <w:bookmarkStart w:id="15" w:name="_Toc224832247"/>
+      <w:r>
+        <w:rPr>
+          <w:rFonts w:hint="eastAsia"/>
+        </w:rPr>
+        <w:t>（四）其他行为体</w:t>
+      </w:r>
+      <w:bookmarkEnd w:id="15"/>
+    </w:p>
+    <w:p>
+      <w:pPr>
+        <w:pStyle w:val="aa"/>
+        <w:spacing w:before="78" w:after="78"/>
+        <w:rPr>
+          <w:rFonts w:hint="eastAsia"/>
+        </w:rPr>
+      </w:pPr>
+      <w:r>
+        <w:tab/>
+      </w:r>
+      <w:r>
+        <w:rPr>
+          <w:rFonts w:hint="eastAsia"/>
+          <w:b/>
+          <w:bCs/>
+        </w:rPr>
+        <w:t>次国家</w:t>
+      </w:r>
+      <w:proofErr w:type="gramStart"/>
+      <w:r>
+        <w:rPr>
+          <w:rFonts w:hint="eastAsia"/>
+          <w:b/>
+          <w:bCs/>
+        </w:rPr>
+        <w:t>行为体</w:t>
+      </w:r>
+      <w:r>
+        <w:rPr>
+          <w:rFonts w:hint="eastAsia"/>
+        </w:rPr>
+        <w:t>指一</w:t>
+      </w:r>
+      <w:proofErr w:type="gramEnd"/>
+      <w:r>
+        <w:rPr>
+          <w:rFonts w:hint="eastAsia"/>
+        </w:rPr>
+        <w:t>国内部仅在部分国土上行使管辖权的政府。次国家行为体可能会影响到其国家在外交谈判中的立场。</w:t>
+      </w:r>
+    </w:p>
+    <w:p>
+      <w:pPr>
+        <w:pStyle w:val="aa"/>
+        <w:spacing w:before="78" w:after="78"/>
+      </w:pPr>
+      <w:r>
+        <w:tab/>
+      </w:r>
+      <w:r>
+        <w:rPr>
+          <w:rFonts w:hint="eastAsia"/>
+          <w:b/>
+          <w:bCs/>
+        </w:rPr>
+        <w:t>公司</w:t>
+      </w:r>
+      <w:r>
+        <w:rPr>
+          <w:rFonts w:hint="eastAsia"/>
+        </w:rPr>
+        <w:t>对国际谈判的权力往往不是直接施加的，而是间接发挥影响的。</w:t>
+      </w:r>
+    </w:p>
+    <w:p>
+      <w:pPr>
+        <w:pStyle w:val="aa"/>
+        <w:spacing w:before="78" w:after="78"/>
+        <w:ind w:firstLine="420"/>
+        <w:rPr>
+          <w:rFonts w:hint="eastAsia"/>
+        </w:rPr>
+      </w:pPr>
+      <w:r>
+        <w:rPr>
+          <w:rFonts w:hint="eastAsia"/>
+          <w:b/>
+          <w:bCs/>
+        </w:rPr>
+        <w:t>非政府组织</w:t>
+      </w:r>
+      <w:r>
+        <w:rPr>
+          <w:rFonts w:hint="eastAsia"/>
+        </w:rPr>
+        <w:t>对全球谈判的影响主要体现在跨国倡议网络、施压、说服、信息等机制。</w:t>
+      </w:r>
+    </w:p>
+    <w:p>
+      <w:pPr>
+        <w:pStyle w:val="aa"/>
+        <w:spacing w:before="78" w:after="78"/>
+      </w:pPr>
+      <w:r>
+        <w:tab/>
+      </w:r>
+      <w:r>
+        <w:rPr>
+          <w:rFonts w:hint="eastAsia"/>
+        </w:rPr>
+        <w:t>此外，还有一些特殊的政治实体，如一国内部的反对派、知名个人（“全球外交家”）等。</w:t>
+      </w:r>
+    </w:p>
+    <w:p>
+      <w:pPr>
+        <w:pStyle w:val="aa"/>
+        <w:spacing w:before="78" w:after="78"/>
+      </w:pPr>
+    </w:p>
+    <w:p>
+      <w:pPr>
+        <w:pStyle w:val="ac"/>
+      </w:pPr>
+      <w:bookmarkStart w:id="16" w:name="_Toc224832248"/>
+      <w:r>
+        <w:rPr>
+          <w:rFonts w:hint="eastAsia"/>
+        </w:rPr>
+        <w:t>三、作为谈判者的个人</w:t>
+      </w:r>
+      <w:bookmarkEnd w:id="16"/>
+    </w:p>
+    <w:p>
+      <w:pPr>
+        <w:pStyle w:val="aa"/>
+        <w:spacing w:before="78" w:after="78"/>
+        <w:ind w:firstLine="420"/>
+      </w:pPr>
+      <w:r>
+        <w:rPr>
+          <w:rFonts w:hint="eastAsia"/>
+        </w:rPr>
+        <w:t>影响谈判者行为的因素包括谈判者的背景、谈判者对利害关系的评估等等。谈判者的独特性在于其包括思维方式、社会经历、价值观在内的个人背景，以及谈判者的能力。</w:t>
+      </w:r>
+    </w:p>
+    <w:p>
+      <w:pPr>
+        <w:pStyle w:val="aa"/>
+        <w:spacing w:before="78" w:after="78"/>
+        <w:rPr>
+          <w:rFonts w:hint="eastAsia"/>
+        </w:rPr>
+      </w:pPr>
+      <w:r>
+        <w:tab/>
+      </w:r>
+      <w:r>
+        <w:rPr>
+          <w:rFonts w:hint="eastAsia"/>
+        </w:rPr>
+        <w:t>一个优秀谈判者应具有的素质包括：政治素质、杂学家、身心素质、灵活性、创造性、人际关系敏感度等。</w:t>
+      </w:r>
+    </w:p>
+    <w:p>
+      <w:pPr>
+        <w:pStyle w:val="aa"/>
+        <w:spacing w:before="78" w:after="78"/>
+        <w:rPr>
+          <w:rFonts w:hint="eastAsia"/>
+        </w:rPr>
       </w:pPr>
     </w:p>
     <w:sectPr>
@@ -2817,6 +4273,119 @@
       </w:rPr>
     </w:lvl>
   </w:abstractNum>
+  <w:abstractNum w:abstractNumId="6" w15:restartNumberingAfterBreak="0">
+    <w:nsid w:val="578A0656"/>
+    <w:multiLevelType w:val="hybridMultilevel"/>
+    <w:tmpl w:val="90AC9750"/>
+    <w:lvl w:ilvl="0" w:tplc="04090001">
+      <w:start w:val="1"/>
+      <w:numFmt w:val="bullet"/>
+      <w:lvlText w:val=""/>
+      <w:lvlJc w:val="left"/>
+      <w:pPr>
+        <w:ind w:left="440" w:hanging="440"/>
+      </w:pPr>
+      <w:rPr>
+        <w:rFonts w:ascii="Wingdings" w:hAnsi="Wingdings" w:hint="default"/>
+      </w:rPr>
+    </w:lvl>
+    <w:lvl w:ilvl="1" w:tplc="04090003" w:tentative="1">
+      <w:start w:val="1"/>
+      <w:numFmt w:val="bullet"/>
+      <w:lvlText w:val=""/>
+      <w:lvlJc w:val="left"/>
+      <w:pPr>
+        <w:ind w:left="880" w:hanging="440"/>
+      </w:pPr>
+      <w:rPr>
+        <w:rFonts w:ascii="Wingdings" w:hAnsi="Wingdings" w:hint="default"/>
+      </w:rPr>
+    </w:lvl>
+    <w:lvl w:ilvl="2" w:tplc="04090005" w:tentative="1">
+      <w:start w:val="1"/>
+      <w:numFmt w:val="bullet"/>
+      <w:lvlText w:val=""/>
+      <w:lvlJc w:val="left"/>
+      <w:pPr>
+        <w:ind w:left="1320" w:hanging="440"/>
+      </w:pPr>
+      <w:rPr>
+        <w:rFonts w:ascii="Wingdings" w:hAnsi="Wingdings" w:hint="default"/>
+      </w:rPr>
+    </w:lvl>
+    <w:lvl w:ilvl="3" w:tplc="04090001" w:tentative="1">
+      <w:start w:val="1"/>
+      <w:numFmt w:val="bullet"/>
+      <w:lvlText w:val=""/>
+      <w:lvlJc w:val="left"/>
+      <w:pPr>
+        <w:ind w:left="1760" w:hanging="440"/>
+      </w:pPr>
+      <w:rPr>
+        <w:rFonts w:ascii="Wingdings" w:hAnsi="Wingdings" w:hint="default"/>
+      </w:rPr>
+    </w:lvl>
+    <w:lvl w:ilvl="4" w:tplc="04090003" w:tentative="1">
+      <w:start w:val="1"/>
+      <w:numFmt w:val="bullet"/>
+      <w:lvlText w:val=""/>
+      <w:lvlJc w:val="left"/>
+      <w:pPr>
+        <w:ind w:left="2200" w:hanging="440"/>
+      </w:pPr>
+      <w:rPr>
+        <w:rFonts w:ascii="Wingdings" w:hAnsi="Wingdings" w:hint="default"/>
+      </w:rPr>
+    </w:lvl>
+    <w:lvl w:ilvl="5" w:tplc="04090005" w:tentative="1">
+      <w:start w:val="1"/>
+      <w:numFmt w:val="bullet"/>
+      <w:lvlText w:val=""/>
+      <w:lvlJc w:val="left"/>
+      <w:pPr>
+        <w:ind w:left="2640" w:hanging="440"/>
+      </w:pPr>
+      <w:rPr>
+        <w:rFonts w:ascii="Wingdings" w:hAnsi="Wingdings" w:hint="default"/>
+      </w:rPr>
+    </w:lvl>
+    <w:lvl w:ilvl="6" w:tplc="04090001" w:tentative="1">
+      <w:start w:val="1"/>
+      <w:numFmt w:val="bullet"/>
+      <w:lvlText w:val=""/>
+      <w:lvlJc w:val="left"/>
+      <w:pPr>
+        <w:ind w:left="3080" w:hanging="440"/>
+      </w:pPr>
+      <w:rPr>
+        <w:rFonts w:ascii="Wingdings" w:hAnsi="Wingdings" w:hint="default"/>
+      </w:rPr>
+    </w:lvl>
+    <w:lvl w:ilvl="7" w:tplc="04090003" w:tentative="1">
+      <w:start w:val="1"/>
+      <w:numFmt w:val="bullet"/>
+      <w:lvlText w:val=""/>
+      <w:lvlJc w:val="left"/>
+      <w:pPr>
+        <w:ind w:left="3520" w:hanging="440"/>
+      </w:pPr>
+      <w:rPr>
+        <w:rFonts w:ascii="Wingdings" w:hAnsi="Wingdings" w:hint="default"/>
+      </w:rPr>
+    </w:lvl>
+    <w:lvl w:ilvl="8" w:tplc="04090005" w:tentative="1">
+      <w:start w:val="1"/>
+      <w:numFmt w:val="bullet"/>
+      <w:lvlText w:val=""/>
+      <w:lvlJc w:val="left"/>
+      <w:pPr>
+        <w:ind w:left="3960" w:hanging="440"/>
+      </w:pPr>
+      <w:rPr>
+        <w:rFonts w:ascii="Wingdings" w:hAnsi="Wingdings" w:hint="default"/>
+      </w:rPr>
+    </w:lvl>
+  </w:abstractNum>
   <w:num w:numId="1" w16cid:durableId="1088893493">
     <w:abstractNumId w:val="2"/>
   </w:num>
@@ -2834,6 +4403,9 @@
   </w:num>
   <w:num w:numId="6" w16cid:durableId="1559321033">
     <w:abstractNumId w:val="3"/>
+  </w:num>
+  <w:num w:numId="7" w16cid:durableId="1480682281">
+    <w:abstractNumId w:val="6"/>
   </w:num>
 </w:numbering>
 </file>
@@ -3267,7 +4839,6 @@
   <w:style w:type="character" w:default="1" w:styleId="a0">
     <w:name w:val="Default Paragraph Font"/>
     <w:uiPriority w:val="1"/>
-    <w:semiHidden/>
     <w:unhideWhenUsed/>
   </w:style>
   <w:style w:type="table" w:default="1" w:styleId="a1">

--- a/course/major/国际谈判.docx
+++ b/course/major/国际谈判.docx
@@ -194,7 +194,7 @@
             </w:rPr>
             <w:fldChar w:fldCharType="separate"/>
           </w:r>
-          <w:hyperlink w:anchor="_Toc224832232" w:history="1">
+          <w:hyperlink w:anchor="_Toc225437109" w:history="1">
             <w:r>
               <w:rPr>
                 <w:rStyle w:val="a3"/>
@@ -233,7 +233,7 @@
                 <w:noProof/>
                 <w:webHidden/>
               </w:rPr>
-              <w:instrText>PAGEREF _Toc224832232 \h</w:instrText>
+              <w:instrText>PAGEREF _Toc225437109 \h</w:instrText>
             </w:r>
             <w:r>
               <w:rPr>
@@ -290,7 +290,7 @@
               <w14:ligatures w14:val="standardContextual"/>
             </w:rPr>
           </w:pPr>
-          <w:hyperlink w:anchor="_Toc224832233" w:history="1">
+          <w:hyperlink w:anchor="_Toc225437110" w:history="1">
             <w:r>
               <w:rPr>
                 <w:rStyle w:val="a3"/>
@@ -329,7 +329,7 @@
                 <w:noProof/>
                 <w:webHidden/>
               </w:rPr>
-              <w:instrText>PAGEREF _Toc224832233 \h</w:instrText>
+              <w:instrText>PAGEREF _Toc225437110 \h</w:instrText>
             </w:r>
             <w:r>
               <w:rPr>
@@ -386,7 +386,7 @@
               <w14:ligatures w14:val="standardContextual"/>
             </w:rPr>
           </w:pPr>
-          <w:hyperlink w:anchor="_Toc224832234" w:history="1">
+          <w:hyperlink w:anchor="_Toc225437111" w:history="1">
             <w:r>
               <w:rPr>
                 <w:rStyle w:val="a3"/>
@@ -425,7 +425,7 @@
                 <w:noProof/>
                 <w:webHidden/>
               </w:rPr>
-              <w:instrText>PAGEREF _Toc224832234 \h</w:instrText>
+              <w:instrText>PAGEREF _Toc225437111 \h</w:instrText>
             </w:r>
             <w:r>
               <w:rPr>
@@ -482,7 +482,7 @@
               <w14:ligatures w14:val="standardContextual"/>
             </w:rPr>
           </w:pPr>
-          <w:hyperlink w:anchor="_Toc224832235" w:history="1">
+          <w:hyperlink w:anchor="_Toc225437112" w:history="1">
             <w:r>
               <w:rPr>
                 <w:rStyle w:val="a3"/>
@@ -521,7 +521,7 @@
                 <w:noProof/>
                 <w:webHidden/>
               </w:rPr>
-              <w:instrText>PAGEREF _Toc224832235 \h</w:instrText>
+              <w:instrText>PAGEREF _Toc225437112 \h</w:instrText>
             </w:r>
             <w:r>
               <w:rPr>
@@ -578,7 +578,7 @@
               <w14:ligatures w14:val="standardContextual"/>
             </w:rPr>
           </w:pPr>
-          <w:hyperlink w:anchor="_Toc224832236" w:history="1">
+          <w:hyperlink w:anchor="_Toc225437113" w:history="1">
             <w:r>
               <w:rPr>
                 <w:rStyle w:val="a3"/>
@@ -617,7 +617,7 @@
                 <w:noProof/>
                 <w:webHidden/>
               </w:rPr>
-              <w:instrText>PAGEREF _Toc224832236 \h</w:instrText>
+              <w:instrText>PAGEREF _Toc225437113 \h</w:instrText>
             </w:r>
             <w:r>
               <w:rPr>
@@ -674,7 +674,7 @@
               <w14:ligatures w14:val="standardContextual"/>
             </w:rPr>
           </w:pPr>
-          <w:hyperlink w:anchor="_Toc224832237" w:history="1">
+          <w:hyperlink w:anchor="_Toc225437114" w:history="1">
             <w:r>
               <w:rPr>
                 <w:rStyle w:val="a3"/>
@@ -713,7 +713,7 @@
                 <w:noProof/>
                 <w:webHidden/>
               </w:rPr>
-              <w:instrText>PAGEREF _Toc224832237 \h</w:instrText>
+              <w:instrText>PAGEREF _Toc225437114 \h</w:instrText>
             </w:r>
             <w:r>
               <w:rPr>
@@ -770,7 +770,7 @@
               <w14:ligatures w14:val="standardContextual"/>
             </w:rPr>
           </w:pPr>
-          <w:hyperlink w:anchor="_Toc224832238" w:history="1">
+          <w:hyperlink w:anchor="_Toc225437115" w:history="1">
             <w:r>
               <w:rPr>
                 <w:rStyle w:val="a3"/>
@@ -809,7 +809,7 @@
                 <w:noProof/>
                 <w:webHidden/>
               </w:rPr>
-              <w:instrText>PAGEREF _Toc224832238 \h</w:instrText>
+              <w:instrText>PAGEREF _Toc225437115 \h</w:instrText>
             </w:r>
             <w:r>
               <w:rPr>
@@ -866,7 +866,7 @@
               <w14:ligatures w14:val="standardContextual"/>
             </w:rPr>
           </w:pPr>
-          <w:hyperlink w:anchor="_Toc224832239" w:history="1">
+          <w:hyperlink w:anchor="_Toc225437116" w:history="1">
             <w:r>
               <w:rPr>
                 <w:rStyle w:val="a3"/>
@@ -905,7 +905,7 @@
                 <w:noProof/>
                 <w:webHidden/>
               </w:rPr>
-              <w:instrText>PAGEREF _Toc224832239 \h</w:instrText>
+              <w:instrText>PAGEREF _Toc225437116 \h</w:instrText>
             </w:r>
             <w:r>
               <w:rPr>
@@ -962,7 +962,7 @@
               <w14:ligatures w14:val="standardContextual"/>
             </w:rPr>
           </w:pPr>
-          <w:hyperlink w:anchor="_Toc224832240" w:history="1">
+          <w:hyperlink w:anchor="_Toc225437117" w:history="1">
             <w:r>
               <w:rPr>
                 <w:rStyle w:val="a3"/>
@@ -1001,7 +1001,7 @@
                 <w:noProof/>
                 <w:webHidden/>
               </w:rPr>
-              <w:instrText>PAGEREF _Toc224832240 \h</w:instrText>
+              <w:instrText>PAGEREF _Toc225437117 \h</w:instrText>
             </w:r>
             <w:r>
               <w:rPr>
@@ -1058,7 +1058,7 @@
               <w14:ligatures w14:val="standardContextual"/>
             </w:rPr>
           </w:pPr>
-          <w:hyperlink w:anchor="_Toc224832241" w:history="1">
+          <w:hyperlink w:anchor="_Toc225437118" w:history="1">
             <w:r>
               <w:rPr>
                 <w:rStyle w:val="a3"/>
@@ -1097,7 +1097,7 @@
                 <w:noProof/>
                 <w:webHidden/>
               </w:rPr>
-              <w:instrText>PAGEREF _Toc224832241 \h</w:instrText>
+              <w:instrText>PAGEREF _Toc225437118 \h</w:instrText>
             </w:r>
             <w:r>
               <w:rPr>
@@ -1154,7 +1154,7 @@
               <w14:ligatures w14:val="standardContextual"/>
             </w:rPr>
           </w:pPr>
-          <w:hyperlink w:anchor="_Toc224832242" w:history="1">
+          <w:hyperlink w:anchor="_Toc225437119" w:history="1">
             <w:r>
               <w:rPr>
                 <w:rStyle w:val="a3"/>
@@ -1193,7 +1193,7 @@
                 <w:noProof/>
                 <w:webHidden/>
               </w:rPr>
-              <w:instrText>PAGEREF _Toc224832242 \h</w:instrText>
+              <w:instrText>PAGEREF _Toc225437119 \h</w:instrText>
             </w:r>
             <w:r>
               <w:rPr>
@@ -1250,7 +1250,7 @@
               <w14:ligatures w14:val="standardContextual"/>
             </w:rPr>
           </w:pPr>
-          <w:hyperlink w:anchor="_Toc224832243" w:history="1">
+          <w:hyperlink w:anchor="_Toc225437120" w:history="1">
             <w:r>
               <w:rPr>
                 <w:rStyle w:val="a3"/>
@@ -1289,7 +1289,7 @@
                 <w:noProof/>
                 <w:webHidden/>
               </w:rPr>
-              <w:instrText>PAGEREF _Toc224832243 \h</w:instrText>
+              <w:instrText>PAGEREF _Toc225437120 \h</w:instrText>
             </w:r>
             <w:r>
               <w:rPr>
@@ -1346,7 +1346,7 @@
               <w14:ligatures w14:val="standardContextual"/>
             </w:rPr>
           </w:pPr>
-          <w:hyperlink w:anchor="_Toc224832244" w:history="1">
+          <w:hyperlink w:anchor="_Toc225437121" w:history="1">
             <w:r>
               <w:rPr>
                 <w:rStyle w:val="a3"/>
@@ -1385,7 +1385,7 @@
                 <w:noProof/>
                 <w:webHidden/>
               </w:rPr>
-              <w:instrText>PAGEREF _Toc224832244 \h</w:instrText>
+              <w:instrText>PAGEREF _Toc225437121 \h</w:instrText>
             </w:r>
             <w:r>
               <w:rPr>
@@ -1442,7 +1442,7 @@
               <w14:ligatures w14:val="standardContextual"/>
             </w:rPr>
           </w:pPr>
-          <w:hyperlink w:anchor="_Toc224832245" w:history="1">
+          <w:hyperlink w:anchor="_Toc225437122" w:history="1">
             <w:r>
               <w:rPr>
                 <w:rStyle w:val="a3"/>
@@ -1481,7 +1481,7 @@
                 <w:noProof/>
                 <w:webHidden/>
               </w:rPr>
-              <w:instrText>PAGEREF _Toc224832245 \h</w:instrText>
+              <w:instrText>PAGEREF _Toc225437122 \h</w:instrText>
             </w:r>
             <w:r>
               <w:rPr>
@@ -1538,7 +1538,7 @@
               <w14:ligatures w14:val="standardContextual"/>
             </w:rPr>
           </w:pPr>
-          <w:hyperlink w:anchor="_Toc224832246" w:history="1">
+          <w:hyperlink w:anchor="_Toc225437123" w:history="1">
             <w:r>
               <w:rPr>
                 <w:rStyle w:val="a3"/>
@@ -1577,7 +1577,7 @@
                 <w:noProof/>
                 <w:webHidden/>
               </w:rPr>
-              <w:instrText>PAGEREF _Toc224832246 \h</w:instrText>
+              <w:instrText>PAGEREF _Toc225437123 \h</w:instrText>
             </w:r>
             <w:r>
               <w:rPr>
@@ -1634,7 +1634,7 @@
               <w14:ligatures w14:val="standardContextual"/>
             </w:rPr>
           </w:pPr>
-          <w:hyperlink w:anchor="_Toc224832247" w:history="1">
+          <w:hyperlink w:anchor="_Toc225437124" w:history="1">
             <w:r>
               <w:rPr>
                 <w:rStyle w:val="a3"/>
@@ -1673,7 +1673,7 @@
                 <w:noProof/>
                 <w:webHidden/>
               </w:rPr>
-              <w:instrText>PAGEREF _Toc224832247 \h</w:instrText>
+              <w:instrText>PAGEREF _Toc225437124 \h</w:instrText>
             </w:r>
             <w:r>
               <w:rPr>
@@ -1730,7 +1730,7 @@
               <w14:ligatures w14:val="standardContextual"/>
             </w:rPr>
           </w:pPr>
-          <w:hyperlink w:anchor="_Toc224832248" w:history="1">
+          <w:hyperlink w:anchor="_Toc225437125" w:history="1">
             <w:r>
               <w:rPr>
                 <w:rStyle w:val="a3"/>
@@ -1769,7 +1769,7 @@
                 <w:noProof/>
                 <w:webHidden/>
               </w:rPr>
-              <w:instrText>PAGEREF _Toc224832248 \h</w:instrText>
+              <w:instrText>PAGEREF _Toc225437125 \h</w:instrText>
             </w:r>
             <w:r>
               <w:rPr>
@@ -1801,6 +1801,975 @@
                 <w:webHidden/>
               </w:rPr>
               <w:t>5</w:t>
+            </w:r>
+            <w:r>
+              <w:rPr>
+                <w:rFonts w:ascii="宋体" w:eastAsia="宋体" w:hAnsi="宋体" w:hint="eastAsia"/>
+                <w:noProof/>
+                <w:webHidden/>
+              </w:rPr>
+              <w:fldChar w:fldCharType="end"/>
+            </w:r>
+          </w:hyperlink>
+        </w:p>
+        <w:p>
+          <w:pPr>
+            <w:pStyle w:val="TOC1"/>
+            <w:tabs>
+              <w:tab w:val="right" w:leader="dot" w:pos="8296"/>
+            </w:tabs>
+            <w:rPr>
+              <w:rFonts w:ascii="宋体" w:eastAsia="宋体" w:hAnsi="宋体" w:hint="eastAsia"/>
+              <w:noProof/>
+              <w:sz w:val="22"/>
+              <w:szCs w:val="24"/>
+              <w14:ligatures w14:val="standardContextual"/>
+            </w:rPr>
+          </w:pPr>
+          <w:hyperlink w:anchor="_Toc225437126" w:history="1">
+            <w:r>
+              <w:rPr>
+                <w:rStyle w:val="a3"/>
+                <w:rFonts w:ascii="宋体" w:eastAsia="宋体" w:hAnsi="宋体" w:hint="eastAsia"/>
+                <w:noProof/>
+              </w:rPr>
+              <w:t xml:space="preserve">第三讲 </w:t>
+            </w:r>
+            <w:r>
+              <w:rPr>
+                <w:rStyle w:val="a3"/>
+                <w:rFonts w:ascii="宋体" w:eastAsia="宋体" w:hAnsi="宋体" w:hint="eastAsia"/>
+                <w:b/>
+                <w:noProof/>
+              </w:rPr>
+              <w:t>国际谈判的背景</w:t>
+            </w:r>
+            <w:r>
+              <w:rPr>
+                <w:rFonts w:ascii="宋体" w:eastAsia="宋体" w:hAnsi="宋体" w:hint="eastAsia"/>
+                <w:noProof/>
+                <w:webHidden/>
+              </w:rPr>
+              <w:tab/>
+            </w:r>
+            <w:r>
+              <w:rPr>
+                <w:rFonts w:ascii="宋体" w:eastAsia="宋体" w:hAnsi="宋体" w:hint="eastAsia"/>
+                <w:noProof/>
+                <w:webHidden/>
+              </w:rPr>
+              <w:fldChar w:fldCharType="begin"/>
+            </w:r>
+            <w:r>
+              <w:rPr>
+                <w:rFonts w:ascii="宋体" w:eastAsia="宋体" w:hAnsi="宋体" w:hint="eastAsia"/>
+                <w:noProof/>
+                <w:webHidden/>
+              </w:rPr>
+              <w:instrText xml:space="preserve"> </w:instrText>
+            </w:r>
+            <w:r>
+              <w:rPr>
+                <w:rFonts w:ascii="宋体" w:eastAsia="宋体" w:hAnsi="宋体"/>
+                <w:noProof/>
+                <w:webHidden/>
+              </w:rPr>
+              <w:instrText>PAGEREF _Toc225437126 \h</w:instrText>
+            </w:r>
+            <w:r>
+              <w:rPr>
+                <w:rFonts w:ascii="宋体" w:eastAsia="宋体" w:hAnsi="宋体" w:hint="eastAsia"/>
+                <w:noProof/>
+                <w:webHidden/>
+              </w:rPr>
+              <w:instrText xml:space="preserve"> </w:instrText>
+            </w:r>
+            <w:r>
+              <w:rPr>
+                <w:rFonts w:ascii="宋体" w:eastAsia="宋体" w:hAnsi="宋体" w:hint="eastAsia"/>
+                <w:noProof/>
+                <w:webHidden/>
+              </w:rPr>
+            </w:r>
+            <w:r>
+              <w:rPr>
+                <w:rFonts w:ascii="宋体" w:eastAsia="宋体" w:hAnsi="宋体" w:hint="eastAsia"/>
+                <w:noProof/>
+                <w:webHidden/>
+              </w:rPr>
+              <w:fldChar w:fldCharType="separate"/>
+            </w:r>
+            <w:r>
+              <w:rPr>
+                <w:rFonts w:ascii="宋体" w:eastAsia="宋体" w:hAnsi="宋体" w:hint="eastAsia"/>
+                <w:noProof/>
+                <w:webHidden/>
+              </w:rPr>
+              <w:t>5</w:t>
+            </w:r>
+            <w:r>
+              <w:rPr>
+                <w:rFonts w:ascii="宋体" w:eastAsia="宋体" w:hAnsi="宋体" w:hint="eastAsia"/>
+                <w:noProof/>
+                <w:webHidden/>
+              </w:rPr>
+              <w:fldChar w:fldCharType="end"/>
+            </w:r>
+          </w:hyperlink>
+        </w:p>
+        <w:p>
+          <w:pPr>
+            <w:pStyle w:val="TOC2"/>
+            <w:tabs>
+              <w:tab w:val="right" w:leader="dot" w:pos="8296"/>
+            </w:tabs>
+            <w:rPr>
+              <w:rFonts w:ascii="宋体" w:eastAsia="宋体" w:hAnsi="宋体" w:hint="eastAsia"/>
+              <w:noProof/>
+              <w:sz w:val="22"/>
+              <w:szCs w:val="24"/>
+              <w14:ligatures w14:val="standardContextual"/>
+            </w:rPr>
+          </w:pPr>
+          <w:hyperlink w:anchor="_Toc225437127" w:history="1">
+            <w:r>
+              <w:rPr>
+                <w:rStyle w:val="a3"/>
+                <w:rFonts w:ascii="宋体" w:eastAsia="宋体" w:hAnsi="宋体" w:hint="eastAsia"/>
+                <w:noProof/>
+              </w:rPr>
+              <w:t>一、体系背景</w:t>
+            </w:r>
+            <w:r>
+              <w:rPr>
+                <w:rFonts w:ascii="宋体" w:eastAsia="宋体" w:hAnsi="宋体" w:hint="eastAsia"/>
+                <w:noProof/>
+                <w:webHidden/>
+              </w:rPr>
+              <w:tab/>
+            </w:r>
+            <w:r>
+              <w:rPr>
+                <w:rFonts w:ascii="宋体" w:eastAsia="宋体" w:hAnsi="宋体" w:hint="eastAsia"/>
+                <w:noProof/>
+                <w:webHidden/>
+              </w:rPr>
+              <w:fldChar w:fldCharType="begin"/>
+            </w:r>
+            <w:r>
+              <w:rPr>
+                <w:rFonts w:ascii="宋体" w:eastAsia="宋体" w:hAnsi="宋体" w:hint="eastAsia"/>
+                <w:noProof/>
+                <w:webHidden/>
+              </w:rPr>
+              <w:instrText xml:space="preserve"> </w:instrText>
+            </w:r>
+            <w:r>
+              <w:rPr>
+                <w:rFonts w:ascii="宋体" w:eastAsia="宋体" w:hAnsi="宋体"/>
+                <w:noProof/>
+                <w:webHidden/>
+              </w:rPr>
+              <w:instrText>PAGEREF _Toc225437127 \h</w:instrText>
+            </w:r>
+            <w:r>
+              <w:rPr>
+                <w:rFonts w:ascii="宋体" w:eastAsia="宋体" w:hAnsi="宋体" w:hint="eastAsia"/>
+                <w:noProof/>
+                <w:webHidden/>
+              </w:rPr>
+              <w:instrText xml:space="preserve"> </w:instrText>
+            </w:r>
+            <w:r>
+              <w:rPr>
+                <w:rFonts w:ascii="宋体" w:eastAsia="宋体" w:hAnsi="宋体" w:hint="eastAsia"/>
+                <w:noProof/>
+                <w:webHidden/>
+              </w:rPr>
+            </w:r>
+            <w:r>
+              <w:rPr>
+                <w:rFonts w:ascii="宋体" w:eastAsia="宋体" w:hAnsi="宋体" w:hint="eastAsia"/>
+                <w:noProof/>
+                <w:webHidden/>
+              </w:rPr>
+              <w:fldChar w:fldCharType="separate"/>
+            </w:r>
+            <w:r>
+              <w:rPr>
+                <w:rFonts w:ascii="宋体" w:eastAsia="宋体" w:hAnsi="宋体" w:hint="eastAsia"/>
+                <w:noProof/>
+                <w:webHidden/>
+              </w:rPr>
+              <w:t>6</w:t>
+            </w:r>
+            <w:r>
+              <w:rPr>
+                <w:rFonts w:ascii="宋体" w:eastAsia="宋体" w:hAnsi="宋体" w:hint="eastAsia"/>
+                <w:noProof/>
+                <w:webHidden/>
+              </w:rPr>
+              <w:fldChar w:fldCharType="end"/>
+            </w:r>
+          </w:hyperlink>
+        </w:p>
+        <w:p>
+          <w:pPr>
+            <w:pStyle w:val="TOC3"/>
+            <w:tabs>
+              <w:tab w:val="right" w:leader="dot" w:pos="8296"/>
+            </w:tabs>
+            <w:rPr>
+              <w:rFonts w:ascii="宋体" w:eastAsia="宋体" w:hAnsi="宋体" w:hint="eastAsia"/>
+              <w:noProof/>
+              <w:sz w:val="22"/>
+              <w:szCs w:val="24"/>
+              <w14:ligatures w14:val="standardContextual"/>
+            </w:rPr>
+          </w:pPr>
+          <w:hyperlink w:anchor="_Toc225437128" w:history="1">
+            <w:r>
+              <w:rPr>
+                <w:rStyle w:val="a3"/>
+                <w:rFonts w:ascii="宋体" w:eastAsia="宋体" w:hAnsi="宋体" w:hint="eastAsia"/>
+                <w:noProof/>
+              </w:rPr>
+              <w:t>（一）谈判方之间的力量对比关系</w:t>
+            </w:r>
+            <w:r>
+              <w:rPr>
+                <w:rFonts w:ascii="宋体" w:eastAsia="宋体" w:hAnsi="宋体" w:hint="eastAsia"/>
+                <w:noProof/>
+                <w:webHidden/>
+              </w:rPr>
+              <w:tab/>
+            </w:r>
+            <w:r>
+              <w:rPr>
+                <w:rFonts w:ascii="宋体" w:eastAsia="宋体" w:hAnsi="宋体" w:hint="eastAsia"/>
+                <w:noProof/>
+                <w:webHidden/>
+              </w:rPr>
+              <w:fldChar w:fldCharType="begin"/>
+            </w:r>
+            <w:r>
+              <w:rPr>
+                <w:rFonts w:ascii="宋体" w:eastAsia="宋体" w:hAnsi="宋体" w:hint="eastAsia"/>
+                <w:noProof/>
+                <w:webHidden/>
+              </w:rPr>
+              <w:instrText xml:space="preserve"> </w:instrText>
+            </w:r>
+            <w:r>
+              <w:rPr>
+                <w:rFonts w:ascii="宋体" w:eastAsia="宋体" w:hAnsi="宋体"/>
+                <w:noProof/>
+                <w:webHidden/>
+              </w:rPr>
+              <w:instrText>PAGEREF _Toc225437128 \h</w:instrText>
+            </w:r>
+            <w:r>
+              <w:rPr>
+                <w:rFonts w:ascii="宋体" w:eastAsia="宋体" w:hAnsi="宋体" w:hint="eastAsia"/>
+                <w:noProof/>
+                <w:webHidden/>
+              </w:rPr>
+              <w:instrText xml:space="preserve"> </w:instrText>
+            </w:r>
+            <w:r>
+              <w:rPr>
+                <w:rFonts w:ascii="宋体" w:eastAsia="宋体" w:hAnsi="宋体" w:hint="eastAsia"/>
+                <w:noProof/>
+                <w:webHidden/>
+              </w:rPr>
+            </w:r>
+            <w:r>
+              <w:rPr>
+                <w:rFonts w:ascii="宋体" w:eastAsia="宋体" w:hAnsi="宋体" w:hint="eastAsia"/>
+                <w:noProof/>
+                <w:webHidden/>
+              </w:rPr>
+              <w:fldChar w:fldCharType="separate"/>
+            </w:r>
+            <w:r>
+              <w:rPr>
+                <w:rFonts w:ascii="宋体" w:eastAsia="宋体" w:hAnsi="宋体" w:hint="eastAsia"/>
+                <w:noProof/>
+                <w:webHidden/>
+              </w:rPr>
+              <w:t>6</w:t>
+            </w:r>
+            <w:r>
+              <w:rPr>
+                <w:rFonts w:ascii="宋体" w:eastAsia="宋体" w:hAnsi="宋体" w:hint="eastAsia"/>
+                <w:noProof/>
+                <w:webHidden/>
+              </w:rPr>
+              <w:fldChar w:fldCharType="end"/>
+            </w:r>
+          </w:hyperlink>
+        </w:p>
+        <w:p>
+          <w:pPr>
+            <w:pStyle w:val="TOC3"/>
+            <w:tabs>
+              <w:tab w:val="right" w:leader="dot" w:pos="8296"/>
+            </w:tabs>
+            <w:rPr>
+              <w:rFonts w:ascii="宋体" w:eastAsia="宋体" w:hAnsi="宋体" w:hint="eastAsia"/>
+              <w:noProof/>
+              <w:sz w:val="22"/>
+              <w:szCs w:val="24"/>
+              <w14:ligatures w14:val="standardContextual"/>
+            </w:rPr>
+          </w:pPr>
+          <w:hyperlink w:anchor="_Toc225437129" w:history="1">
+            <w:r>
+              <w:rPr>
+                <w:rStyle w:val="a3"/>
+                <w:rFonts w:ascii="宋体" w:eastAsia="宋体" w:hAnsi="宋体" w:hint="eastAsia"/>
+                <w:noProof/>
+              </w:rPr>
+              <w:t>（二）危机</w:t>
+            </w:r>
+            <w:r>
+              <w:rPr>
+                <w:rFonts w:ascii="宋体" w:eastAsia="宋体" w:hAnsi="宋体" w:hint="eastAsia"/>
+                <w:noProof/>
+                <w:webHidden/>
+              </w:rPr>
+              <w:tab/>
+            </w:r>
+            <w:r>
+              <w:rPr>
+                <w:rFonts w:ascii="宋体" w:eastAsia="宋体" w:hAnsi="宋体" w:hint="eastAsia"/>
+                <w:noProof/>
+                <w:webHidden/>
+              </w:rPr>
+              <w:fldChar w:fldCharType="begin"/>
+            </w:r>
+            <w:r>
+              <w:rPr>
+                <w:rFonts w:ascii="宋体" w:eastAsia="宋体" w:hAnsi="宋体" w:hint="eastAsia"/>
+                <w:noProof/>
+                <w:webHidden/>
+              </w:rPr>
+              <w:instrText xml:space="preserve"> </w:instrText>
+            </w:r>
+            <w:r>
+              <w:rPr>
+                <w:rFonts w:ascii="宋体" w:eastAsia="宋体" w:hAnsi="宋体"/>
+                <w:noProof/>
+                <w:webHidden/>
+              </w:rPr>
+              <w:instrText>PAGEREF _Toc225437129 \h</w:instrText>
+            </w:r>
+            <w:r>
+              <w:rPr>
+                <w:rFonts w:ascii="宋体" w:eastAsia="宋体" w:hAnsi="宋体" w:hint="eastAsia"/>
+                <w:noProof/>
+                <w:webHidden/>
+              </w:rPr>
+              <w:instrText xml:space="preserve"> </w:instrText>
+            </w:r>
+            <w:r>
+              <w:rPr>
+                <w:rFonts w:ascii="宋体" w:eastAsia="宋体" w:hAnsi="宋体" w:hint="eastAsia"/>
+                <w:noProof/>
+                <w:webHidden/>
+              </w:rPr>
+            </w:r>
+            <w:r>
+              <w:rPr>
+                <w:rFonts w:ascii="宋体" w:eastAsia="宋体" w:hAnsi="宋体" w:hint="eastAsia"/>
+                <w:noProof/>
+                <w:webHidden/>
+              </w:rPr>
+              <w:fldChar w:fldCharType="separate"/>
+            </w:r>
+            <w:r>
+              <w:rPr>
+                <w:rFonts w:ascii="宋体" w:eastAsia="宋体" w:hAnsi="宋体" w:hint="eastAsia"/>
+                <w:noProof/>
+                <w:webHidden/>
+              </w:rPr>
+              <w:t>7</w:t>
+            </w:r>
+            <w:r>
+              <w:rPr>
+                <w:rFonts w:ascii="宋体" w:eastAsia="宋体" w:hAnsi="宋体" w:hint="eastAsia"/>
+                <w:noProof/>
+                <w:webHidden/>
+              </w:rPr>
+              <w:fldChar w:fldCharType="end"/>
+            </w:r>
+          </w:hyperlink>
+        </w:p>
+        <w:p>
+          <w:pPr>
+            <w:pStyle w:val="TOC3"/>
+            <w:tabs>
+              <w:tab w:val="right" w:leader="dot" w:pos="8296"/>
+            </w:tabs>
+            <w:rPr>
+              <w:rFonts w:ascii="宋体" w:eastAsia="宋体" w:hAnsi="宋体" w:hint="eastAsia"/>
+              <w:noProof/>
+              <w:sz w:val="22"/>
+              <w:szCs w:val="24"/>
+              <w14:ligatures w14:val="standardContextual"/>
+            </w:rPr>
+          </w:pPr>
+          <w:hyperlink w:anchor="_Toc225437130" w:history="1">
+            <w:r>
+              <w:rPr>
+                <w:rStyle w:val="a3"/>
+                <w:rFonts w:ascii="宋体" w:eastAsia="宋体" w:hAnsi="宋体" w:hint="eastAsia"/>
+                <w:noProof/>
+              </w:rPr>
+              <w:t>（三）第三方干预</w:t>
+            </w:r>
+            <w:r>
+              <w:rPr>
+                <w:rFonts w:ascii="宋体" w:eastAsia="宋体" w:hAnsi="宋体" w:hint="eastAsia"/>
+                <w:noProof/>
+                <w:webHidden/>
+              </w:rPr>
+              <w:tab/>
+            </w:r>
+            <w:r>
+              <w:rPr>
+                <w:rFonts w:ascii="宋体" w:eastAsia="宋体" w:hAnsi="宋体" w:hint="eastAsia"/>
+                <w:noProof/>
+                <w:webHidden/>
+              </w:rPr>
+              <w:fldChar w:fldCharType="begin"/>
+            </w:r>
+            <w:r>
+              <w:rPr>
+                <w:rFonts w:ascii="宋体" w:eastAsia="宋体" w:hAnsi="宋体" w:hint="eastAsia"/>
+                <w:noProof/>
+                <w:webHidden/>
+              </w:rPr>
+              <w:instrText xml:space="preserve"> </w:instrText>
+            </w:r>
+            <w:r>
+              <w:rPr>
+                <w:rFonts w:ascii="宋体" w:eastAsia="宋体" w:hAnsi="宋体"/>
+                <w:noProof/>
+                <w:webHidden/>
+              </w:rPr>
+              <w:instrText>PAGEREF _Toc225437130 \h</w:instrText>
+            </w:r>
+            <w:r>
+              <w:rPr>
+                <w:rFonts w:ascii="宋体" w:eastAsia="宋体" w:hAnsi="宋体" w:hint="eastAsia"/>
+                <w:noProof/>
+                <w:webHidden/>
+              </w:rPr>
+              <w:instrText xml:space="preserve"> </w:instrText>
+            </w:r>
+            <w:r>
+              <w:rPr>
+                <w:rFonts w:ascii="宋体" w:eastAsia="宋体" w:hAnsi="宋体" w:hint="eastAsia"/>
+                <w:noProof/>
+                <w:webHidden/>
+              </w:rPr>
+            </w:r>
+            <w:r>
+              <w:rPr>
+                <w:rFonts w:ascii="宋体" w:eastAsia="宋体" w:hAnsi="宋体" w:hint="eastAsia"/>
+                <w:noProof/>
+                <w:webHidden/>
+              </w:rPr>
+              <w:fldChar w:fldCharType="separate"/>
+            </w:r>
+            <w:r>
+              <w:rPr>
+                <w:rFonts w:ascii="宋体" w:eastAsia="宋体" w:hAnsi="宋体" w:hint="eastAsia"/>
+                <w:noProof/>
+                <w:webHidden/>
+              </w:rPr>
+              <w:t>7</w:t>
+            </w:r>
+            <w:r>
+              <w:rPr>
+                <w:rFonts w:ascii="宋体" w:eastAsia="宋体" w:hAnsi="宋体" w:hint="eastAsia"/>
+                <w:noProof/>
+                <w:webHidden/>
+              </w:rPr>
+              <w:fldChar w:fldCharType="end"/>
+            </w:r>
+          </w:hyperlink>
+        </w:p>
+        <w:p>
+          <w:pPr>
+            <w:pStyle w:val="TOC3"/>
+            <w:tabs>
+              <w:tab w:val="right" w:leader="dot" w:pos="8296"/>
+            </w:tabs>
+            <w:rPr>
+              <w:rFonts w:ascii="宋体" w:eastAsia="宋体" w:hAnsi="宋体" w:hint="eastAsia"/>
+              <w:noProof/>
+              <w:sz w:val="22"/>
+              <w:szCs w:val="24"/>
+              <w14:ligatures w14:val="standardContextual"/>
+            </w:rPr>
+          </w:pPr>
+          <w:hyperlink w:anchor="_Toc225437131" w:history="1">
+            <w:r>
+              <w:rPr>
+                <w:rStyle w:val="a3"/>
+                <w:rFonts w:ascii="宋体" w:eastAsia="宋体" w:hAnsi="宋体" w:hint="eastAsia"/>
+                <w:noProof/>
+              </w:rPr>
+              <w:t>（四）规则和规范</w:t>
+            </w:r>
+            <w:r>
+              <w:rPr>
+                <w:rFonts w:ascii="宋体" w:eastAsia="宋体" w:hAnsi="宋体" w:hint="eastAsia"/>
+                <w:noProof/>
+                <w:webHidden/>
+              </w:rPr>
+              <w:tab/>
+            </w:r>
+            <w:r>
+              <w:rPr>
+                <w:rFonts w:ascii="宋体" w:eastAsia="宋体" w:hAnsi="宋体" w:hint="eastAsia"/>
+                <w:noProof/>
+                <w:webHidden/>
+              </w:rPr>
+              <w:fldChar w:fldCharType="begin"/>
+            </w:r>
+            <w:r>
+              <w:rPr>
+                <w:rFonts w:ascii="宋体" w:eastAsia="宋体" w:hAnsi="宋体" w:hint="eastAsia"/>
+                <w:noProof/>
+                <w:webHidden/>
+              </w:rPr>
+              <w:instrText xml:space="preserve"> </w:instrText>
+            </w:r>
+            <w:r>
+              <w:rPr>
+                <w:rFonts w:ascii="宋体" w:eastAsia="宋体" w:hAnsi="宋体"/>
+                <w:noProof/>
+                <w:webHidden/>
+              </w:rPr>
+              <w:instrText>PAGEREF _Toc225437131 \h</w:instrText>
+            </w:r>
+            <w:r>
+              <w:rPr>
+                <w:rFonts w:ascii="宋体" w:eastAsia="宋体" w:hAnsi="宋体" w:hint="eastAsia"/>
+                <w:noProof/>
+                <w:webHidden/>
+              </w:rPr>
+              <w:instrText xml:space="preserve"> </w:instrText>
+            </w:r>
+            <w:r>
+              <w:rPr>
+                <w:rFonts w:ascii="宋体" w:eastAsia="宋体" w:hAnsi="宋体" w:hint="eastAsia"/>
+                <w:noProof/>
+                <w:webHidden/>
+              </w:rPr>
+            </w:r>
+            <w:r>
+              <w:rPr>
+                <w:rFonts w:ascii="宋体" w:eastAsia="宋体" w:hAnsi="宋体" w:hint="eastAsia"/>
+                <w:noProof/>
+                <w:webHidden/>
+              </w:rPr>
+              <w:fldChar w:fldCharType="separate"/>
+            </w:r>
+            <w:r>
+              <w:rPr>
+                <w:rFonts w:ascii="宋体" w:eastAsia="宋体" w:hAnsi="宋体" w:hint="eastAsia"/>
+                <w:noProof/>
+                <w:webHidden/>
+              </w:rPr>
+              <w:t>7</w:t>
+            </w:r>
+            <w:r>
+              <w:rPr>
+                <w:rFonts w:ascii="宋体" w:eastAsia="宋体" w:hAnsi="宋体" w:hint="eastAsia"/>
+                <w:noProof/>
+                <w:webHidden/>
+              </w:rPr>
+              <w:fldChar w:fldCharType="end"/>
+            </w:r>
+          </w:hyperlink>
+        </w:p>
+        <w:p>
+          <w:pPr>
+            <w:pStyle w:val="TOC2"/>
+            <w:tabs>
+              <w:tab w:val="right" w:leader="dot" w:pos="8296"/>
+            </w:tabs>
+            <w:rPr>
+              <w:rFonts w:ascii="宋体" w:eastAsia="宋体" w:hAnsi="宋体" w:hint="eastAsia"/>
+              <w:noProof/>
+              <w:sz w:val="22"/>
+              <w:szCs w:val="24"/>
+              <w14:ligatures w14:val="standardContextual"/>
+            </w:rPr>
+          </w:pPr>
+          <w:hyperlink w:anchor="_Toc225437132" w:history="1">
+            <w:r>
+              <w:rPr>
+                <w:rStyle w:val="a3"/>
+                <w:rFonts w:ascii="宋体" w:eastAsia="宋体" w:hAnsi="宋体" w:hint="eastAsia"/>
+                <w:noProof/>
+              </w:rPr>
+              <w:t>二、微观背景：谈判特征</w:t>
+            </w:r>
+            <w:r>
+              <w:rPr>
+                <w:rFonts w:ascii="宋体" w:eastAsia="宋体" w:hAnsi="宋体" w:hint="eastAsia"/>
+                <w:noProof/>
+                <w:webHidden/>
+              </w:rPr>
+              <w:tab/>
+            </w:r>
+            <w:r>
+              <w:rPr>
+                <w:rFonts w:ascii="宋体" w:eastAsia="宋体" w:hAnsi="宋体" w:hint="eastAsia"/>
+                <w:noProof/>
+                <w:webHidden/>
+              </w:rPr>
+              <w:fldChar w:fldCharType="begin"/>
+            </w:r>
+            <w:r>
+              <w:rPr>
+                <w:rFonts w:ascii="宋体" w:eastAsia="宋体" w:hAnsi="宋体" w:hint="eastAsia"/>
+                <w:noProof/>
+                <w:webHidden/>
+              </w:rPr>
+              <w:instrText xml:space="preserve"> </w:instrText>
+            </w:r>
+            <w:r>
+              <w:rPr>
+                <w:rFonts w:ascii="宋体" w:eastAsia="宋体" w:hAnsi="宋体"/>
+                <w:noProof/>
+                <w:webHidden/>
+              </w:rPr>
+              <w:instrText>PAGEREF _Toc225437132 \h</w:instrText>
+            </w:r>
+            <w:r>
+              <w:rPr>
+                <w:rFonts w:ascii="宋体" w:eastAsia="宋体" w:hAnsi="宋体" w:hint="eastAsia"/>
+                <w:noProof/>
+                <w:webHidden/>
+              </w:rPr>
+              <w:instrText xml:space="preserve"> </w:instrText>
+            </w:r>
+            <w:r>
+              <w:rPr>
+                <w:rFonts w:ascii="宋体" w:eastAsia="宋体" w:hAnsi="宋体" w:hint="eastAsia"/>
+                <w:noProof/>
+                <w:webHidden/>
+              </w:rPr>
+            </w:r>
+            <w:r>
+              <w:rPr>
+                <w:rFonts w:ascii="宋体" w:eastAsia="宋体" w:hAnsi="宋体" w:hint="eastAsia"/>
+                <w:noProof/>
+                <w:webHidden/>
+              </w:rPr>
+              <w:fldChar w:fldCharType="separate"/>
+            </w:r>
+            <w:r>
+              <w:rPr>
+                <w:rFonts w:ascii="宋体" w:eastAsia="宋体" w:hAnsi="宋体" w:hint="eastAsia"/>
+                <w:noProof/>
+                <w:webHidden/>
+              </w:rPr>
+              <w:t>8</w:t>
+            </w:r>
+            <w:r>
+              <w:rPr>
+                <w:rFonts w:ascii="宋体" w:eastAsia="宋体" w:hAnsi="宋体" w:hint="eastAsia"/>
+                <w:noProof/>
+                <w:webHidden/>
+              </w:rPr>
+              <w:fldChar w:fldCharType="end"/>
+            </w:r>
+          </w:hyperlink>
+        </w:p>
+        <w:p>
+          <w:pPr>
+            <w:pStyle w:val="TOC3"/>
+            <w:tabs>
+              <w:tab w:val="right" w:leader="dot" w:pos="8296"/>
+            </w:tabs>
+            <w:rPr>
+              <w:rFonts w:ascii="宋体" w:eastAsia="宋体" w:hAnsi="宋体" w:hint="eastAsia"/>
+              <w:noProof/>
+              <w:sz w:val="22"/>
+              <w:szCs w:val="24"/>
+              <w14:ligatures w14:val="standardContextual"/>
+            </w:rPr>
+          </w:pPr>
+          <w:hyperlink w:anchor="_Toc225437133" w:history="1">
+            <w:r>
+              <w:rPr>
+                <w:rStyle w:val="a3"/>
+                <w:rFonts w:ascii="宋体" w:eastAsia="宋体" w:hAnsi="宋体" w:hint="eastAsia"/>
+                <w:noProof/>
+              </w:rPr>
+              <w:t>（一）行为体特征</w:t>
+            </w:r>
+            <w:r>
+              <w:rPr>
+                <w:rFonts w:ascii="宋体" w:eastAsia="宋体" w:hAnsi="宋体" w:hint="eastAsia"/>
+                <w:noProof/>
+                <w:webHidden/>
+              </w:rPr>
+              <w:tab/>
+            </w:r>
+            <w:r>
+              <w:rPr>
+                <w:rFonts w:ascii="宋体" w:eastAsia="宋体" w:hAnsi="宋体" w:hint="eastAsia"/>
+                <w:noProof/>
+                <w:webHidden/>
+              </w:rPr>
+              <w:fldChar w:fldCharType="begin"/>
+            </w:r>
+            <w:r>
+              <w:rPr>
+                <w:rFonts w:ascii="宋体" w:eastAsia="宋体" w:hAnsi="宋体" w:hint="eastAsia"/>
+                <w:noProof/>
+                <w:webHidden/>
+              </w:rPr>
+              <w:instrText xml:space="preserve"> </w:instrText>
+            </w:r>
+            <w:r>
+              <w:rPr>
+                <w:rFonts w:ascii="宋体" w:eastAsia="宋体" w:hAnsi="宋体"/>
+                <w:noProof/>
+                <w:webHidden/>
+              </w:rPr>
+              <w:instrText>PAGEREF _Toc225437133 \h</w:instrText>
+            </w:r>
+            <w:r>
+              <w:rPr>
+                <w:rFonts w:ascii="宋体" w:eastAsia="宋体" w:hAnsi="宋体" w:hint="eastAsia"/>
+                <w:noProof/>
+                <w:webHidden/>
+              </w:rPr>
+              <w:instrText xml:space="preserve"> </w:instrText>
+            </w:r>
+            <w:r>
+              <w:rPr>
+                <w:rFonts w:ascii="宋体" w:eastAsia="宋体" w:hAnsi="宋体" w:hint="eastAsia"/>
+                <w:noProof/>
+                <w:webHidden/>
+              </w:rPr>
+            </w:r>
+            <w:r>
+              <w:rPr>
+                <w:rFonts w:ascii="宋体" w:eastAsia="宋体" w:hAnsi="宋体" w:hint="eastAsia"/>
+                <w:noProof/>
+                <w:webHidden/>
+              </w:rPr>
+              <w:fldChar w:fldCharType="separate"/>
+            </w:r>
+            <w:r>
+              <w:rPr>
+                <w:rFonts w:ascii="宋体" w:eastAsia="宋体" w:hAnsi="宋体" w:hint="eastAsia"/>
+                <w:noProof/>
+                <w:webHidden/>
+              </w:rPr>
+              <w:t>8</w:t>
+            </w:r>
+            <w:r>
+              <w:rPr>
+                <w:rFonts w:ascii="宋体" w:eastAsia="宋体" w:hAnsi="宋体" w:hint="eastAsia"/>
+                <w:noProof/>
+                <w:webHidden/>
+              </w:rPr>
+              <w:fldChar w:fldCharType="end"/>
+            </w:r>
+          </w:hyperlink>
+        </w:p>
+        <w:p>
+          <w:pPr>
+            <w:pStyle w:val="TOC3"/>
+            <w:tabs>
+              <w:tab w:val="right" w:leader="dot" w:pos="8296"/>
+            </w:tabs>
+            <w:rPr>
+              <w:rFonts w:ascii="宋体" w:eastAsia="宋体" w:hAnsi="宋体" w:hint="eastAsia"/>
+              <w:noProof/>
+              <w:sz w:val="22"/>
+              <w:szCs w:val="24"/>
+              <w14:ligatures w14:val="standardContextual"/>
+            </w:rPr>
+          </w:pPr>
+          <w:hyperlink w:anchor="_Toc225437134" w:history="1">
+            <w:r>
+              <w:rPr>
+                <w:rStyle w:val="a3"/>
+                <w:rFonts w:ascii="宋体" w:eastAsia="宋体" w:hAnsi="宋体" w:hint="eastAsia"/>
+                <w:noProof/>
+              </w:rPr>
+              <w:t>（二）议题特征</w:t>
+            </w:r>
+            <w:r>
+              <w:rPr>
+                <w:rFonts w:ascii="宋体" w:eastAsia="宋体" w:hAnsi="宋体" w:hint="eastAsia"/>
+                <w:noProof/>
+                <w:webHidden/>
+              </w:rPr>
+              <w:tab/>
+            </w:r>
+            <w:r>
+              <w:rPr>
+                <w:rFonts w:ascii="宋体" w:eastAsia="宋体" w:hAnsi="宋体" w:hint="eastAsia"/>
+                <w:noProof/>
+                <w:webHidden/>
+              </w:rPr>
+              <w:fldChar w:fldCharType="begin"/>
+            </w:r>
+            <w:r>
+              <w:rPr>
+                <w:rFonts w:ascii="宋体" w:eastAsia="宋体" w:hAnsi="宋体" w:hint="eastAsia"/>
+                <w:noProof/>
+                <w:webHidden/>
+              </w:rPr>
+              <w:instrText xml:space="preserve"> </w:instrText>
+            </w:r>
+            <w:r>
+              <w:rPr>
+                <w:rFonts w:ascii="宋体" w:eastAsia="宋体" w:hAnsi="宋体"/>
+                <w:noProof/>
+                <w:webHidden/>
+              </w:rPr>
+              <w:instrText>PAGEREF _Toc225437134 \h</w:instrText>
+            </w:r>
+            <w:r>
+              <w:rPr>
+                <w:rFonts w:ascii="宋体" w:eastAsia="宋体" w:hAnsi="宋体" w:hint="eastAsia"/>
+                <w:noProof/>
+                <w:webHidden/>
+              </w:rPr>
+              <w:instrText xml:space="preserve"> </w:instrText>
+            </w:r>
+            <w:r>
+              <w:rPr>
+                <w:rFonts w:ascii="宋体" w:eastAsia="宋体" w:hAnsi="宋体" w:hint="eastAsia"/>
+                <w:noProof/>
+                <w:webHidden/>
+              </w:rPr>
+            </w:r>
+            <w:r>
+              <w:rPr>
+                <w:rFonts w:ascii="宋体" w:eastAsia="宋体" w:hAnsi="宋体" w:hint="eastAsia"/>
+                <w:noProof/>
+                <w:webHidden/>
+              </w:rPr>
+              <w:fldChar w:fldCharType="separate"/>
+            </w:r>
+            <w:r>
+              <w:rPr>
+                <w:rFonts w:ascii="宋体" w:eastAsia="宋体" w:hAnsi="宋体" w:hint="eastAsia"/>
+                <w:noProof/>
+                <w:webHidden/>
+              </w:rPr>
+              <w:t>8</w:t>
+            </w:r>
+            <w:r>
+              <w:rPr>
+                <w:rFonts w:ascii="宋体" w:eastAsia="宋体" w:hAnsi="宋体" w:hint="eastAsia"/>
+                <w:noProof/>
+                <w:webHidden/>
+              </w:rPr>
+              <w:fldChar w:fldCharType="end"/>
+            </w:r>
+          </w:hyperlink>
+        </w:p>
+        <w:p>
+          <w:pPr>
+            <w:pStyle w:val="TOC3"/>
+            <w:tabs>
+              <w:tab w:val="right" w:leader="dot" w:pos="8296"/>
+            </w:tabs>
+            <w:rPr>
+              <w:rFonts w:ascii="宋体" w:eastAsia="宋体" w:hAnsi="宋体" w:hint="eastAsia"/>
+              <w:noProof/>
+              <w:sz w:val="22"/>
+              <w:szCs w:val="24"/>
+              <w14:ligatures w14:val="standardContextual"/>
+            </w:rPr>
+          </w:pPr>
+          <w:hyperlink w:anchor="_Toc225437135" w:history="1">
+            <w:r>
+              <w:rPr>
+                <w:rStyle w:val="a3"/>
+                <w:rFonts w:ascii="宋体" w:eastAsia="宋体" w:hAnsi="宋体" w:hint="eastAsia"/>
+                <w:noProof/>
+              </w:rPr>
+              <w:t>（三）过程特征</w:t>
+            </w:r>
+            <w:r>
+              <w:rPr>
+                <w:rFonts w:ascii="宋体" w:eastAsia="宋体" w:hAnsi="宋体" w:hint="eastAsia"/>
+                <w:noProof/>
+                <w:webHidden/>
+              </w:rPr>
+              <w:tab/>
+            </w:r>
+            <w:r>
+              <w:rPr>
+                <w:rFonts w:ascii="宋体" w:eastAsia="宋体" w:hAnsi="宋体" w:hint="eastAsia"/>
+                <w:noProof/>
+                <w:webHidden/>
+              </w:rPr>
+              <w:fldChar w:fldCharType="begin"/>
+            </w:r>
+            <w:r>
+              <w:rPr>
+                <w:rFonts w:ascii="宋体" w:eastAsia="宋体" w:hAnsi="宋体" w:hint="eastAsia"/>
+                <w:noProof/>
+                <w:webHidden/>
+              </w:rPr>
+              <w:instrText xml:space="preserve"> </w:instrText>
+            </w:r>
+            <w:r>
+              <w:rPr>
+                <w:rFonts w:ascii="宋体" w:eastAsia="宋体" w:hAnsi="宋体"/>
+                <w:noProof/>
+                <w:webHidden/>
+              </w:rPr>
+              <w:instrText>PAGEREF _Toc225437135 \h</w:instrText>
+            </w:r>
+            <w:r>
+              <w:rPr>
+                <w:rFonts w:ascii="宋体" w:eastAsia="宋体" w:hAnsi="宋体" w:hint="eastAsia"/>
+                <w:noProof/>
+                <w:webHidden/>
+              </w:rPr>
+              <w:instrText xml:space="preserve"> </w:instrText>
+            </w:r>
+            <w:r>
+              <w:rPr>
+                <w:rFonts w:ascii="宋体" w:eastAsia="宋体" w:hAnsi="宋体" w:hint="eastAsia"/>
+                <w:noProof/>
+                <w:webHidden/>
+              </w:rPr>
+            </w:r>
+            <w:r>
+              <w:rPr>
+                <w:rFonts w:ascii="宋体" w:eastAsia="宋体" w:hAnsi="宋体" w:hint="eastAsia"/>
+                <w:noProof/>
+                <w:webHidden/>
+              </w:rPr>
+              <w:fldChar w:fldCharType="separate"/>
+            </w:r>
+            <w:r>
+              <w:rPr>
+                <w:rFonts w:ascii="宋体" w:eastAsia="宋体" w:hAnsi="宋体" w:hint="eastAsia"/>
+                <w:noProof/>
+                <w:webHidden/>
+              </w:rPr>
+              <w:t>8</w:t>
             </w:r>
             <w:r>
               <w:rPr>
@@ -1856,7 +2825,7 @@
       <w:pPr>
         <w:pStyle w:val="a9"/>
       </w:pPr>
-      <w:bookmarkStart w:id="0" w:name="_Toc224832232"/>
+      <w:bookmarkStart w:id="0" w:name="_Toc225437109"/>
       <w:r>
         <w:rPr>
           <w:rFonts w:hint="eastAsia"/>
@@ -1928,7 +2897,7 @@
       <w:pPr>
         <w:pStyle w:val="ac"/>
       </w:pPr>
-      <w:bookmarkStart w:id="1" w:name="_Toc224832233"/>
+      <w:bookmarkStart w:id="1" w:name="_Toc225437110"/>
       <w:r>
         <w:rPr>
           <w:rFonts w:hint="eastAsia"/>
@@ -1947,7 +2916,7 @@
       <w:pPr>
         <w:pStyle w:val="ae"/>
       </w:pPr>
-      <w:bookmarkStart w:id="2" w:name="_Toc224832234"/>
+      <w:bookmarkStart w:id="2" w:name="_Toc225437111"/>
       <w:r>
         <w:rPr>
           <w:rFonts w:hint="eastAsia"/>
@@ -2216,7 +3185,7 @@
       <w:pPr>
         <w:pStyle w:val="ae"/>
       </w:pPr>
-      <w:bookmarkStart w:id="3" w:name="_Toc224832235"/>
+      <w:bookmarkStart w:id="3" w:name="_Toc225437112"/>
       <w:r>
         <w:rPr>
           <w:rFonts w:hint="eastAsia"/>
@@ -2299,7 +3268,7 @@
       <w:pPr>
         <w:pStyle w:val="ac"/>
       </w:pPr>
-      <w:bookmarkStart w:id="4" w:name="_Toc224832236"/>
+      <w:bookmarkStart w:id="4" w:name="_Toc225437113"/>
       <w:r>
         <w:rPr>
           <w:rFonts w:hint="eastAsia"/>
@@ -2312,7 +3281,7 @@
       <w:pPr>
         <w:pStyle w:val="ae"/>
       </w:pPr>
-      <w:bookmarkStart w:id="5" w:name="_Toc224832237"/>
+      <w:bookmarkStart w:id="5" w:name="_Toc225437114"/>
       <w:r>
         <w:rPr>
           <w:rFonts w:hint="eastAsia"/>
@@ -2362,7 +3331,7 @@
       <w:pPr>
         <w:pStyle w:val="ae"/>
       </w:pPr>
-      <w:bookmarkStart w:id="6" w:name="_Toc224832238"/>
+      <w:bookmarkStart w:id="6" w:name="_Toc225437115"/>
       <w:r>
         <w:rPr>
           <w:rFonts w:hint="eastAsia"/>
@@ -2486,7 +3455,7 @@
       <w:pPr>
         <w:pStyle w:val="ae"/>
       </w:pPr>
-      <w:bookmarkStart w:id="7" w:name="_Toc224832239"/>
+      <w:bookmarkStart w:id="7" w:name="_Toc225437116"/>
       <w:r>
         <w:rPr>
           <w:rFonts w:hint="eastAsia"/>
@@ -2622,7 +3591,7 @@
       <w:pPr>
         <w:pStyle w:val="ae"/>
       </w:pPr>
-      <w:bookmarkStart w:id="8" w:name="_Toc224832240"/>
+      <w:bookmarkStart w:id="8" w:name="_Toc225437117"/>
       <w:r>
         <w:rPr>
           <w:rFonts w:hint="eastAsia"/>
@@ -2833,7 +3802,7 @@
       <w:pPr>
         <w:pStyle w:val="a9"/>
       </w:pPr>
-      <w:bookmarkStart w:id="9" w:name="_Toc224832241"/>
+      <w:bookmarkStart w:id="9" w:name="_Toc225437118"/>
       <w:r>
         <w:rPr>
           <w:rFonts w:hint="eastAsia"/>
@@ -2859,9 +3828,6 @@
         <w:pStyle w:val="aa"/>
         <w:spacing w:before="78" w:after="78"/>
         <w:jc w:val="center"/>
-        <w:rPr>
-          <w:rFonts w:hint="eastAsia"/>
-        </w:rPr>
       </w:pPr>
       <w:r>
         <w:rPr>
@@ -2874,7 +3840,7 @@
       <w:pPr>
         <w:pStyle w:val="ac"/>
       </w:pPr>
-      <w:bookmarkStart w:id="10" w:name="_Toc224832242"/>
+      <w:bookmarkStart w:id="10" w:name="_Toc225437119"/>
       <w:r>
         <w:rPr>
           <w:rFonts w:hint="eastAsia"/>
@@ -2887,9 +3853,6 @@
       <w:pPr>
         <w:pStyle w:val="aa"/>
         <w:spacing w:before="78" w:after="78"/>
-        <w:rPr>
-          <w:rFonts w:hint="eastAsia"/>
-        </w:rPr>
       </w:pPr>
       <w:r>
         <w:tab/>
@@ -3012,9 +3975,6 @@
         </w:numPr>
         <w:spacing w:beforeLines="0" w:before="0" w:afterLines="0" w:after="0"/>
         <w:ind w:left="442" w:hanging="442"/>
-        <w:rPr>
-          <w:rFonts w:hint="eastAsia"/>
-        </w:rPr>
       </w:pPr>
       <w:r>
         <w:rPr>
@@ -3055,16 +4015,13 @@
       <w:pPr>
         <w:pStyle w:val="aa"/>
         <w:spacing w:before="78" w:after="78"/>
-        <w:rPr>
-          <w:rFonts w:hint="eastAsia"/>
-        </w:rPr>
       </w:pPr>
     </w:p>
     <w:p>
       <w:pPr>
         <w:pStyle w:val="ac"/>
       </w:pPr>
-      <w:bookmarkStart w:id="11" w:name="_Toc224832243"/>
+      <w:bookmarkStart w:id="11" w:name="_Toc225437120"/>
       <w:r>
         <w:rPr>
           <w:rFonts w:hint="eastAsia"/>
@@ -3091,11 +4048,8 @@
     <w:p>
       <w:pPr>
         <w:pStyle w:val="ae"/>
-        <w:rPr>
-          <w:rFonts w:hint="eastAsia"/>
-        </w:rPr>
-      </w:pPr>
-      <w:bookmarkStart w:id="12" w:name="_Toc224832244"/>
+      </w:pPr>
+      <w:bookmarkStart w:id="12" w:name="_Toc225437121"/>
       <w:r>
         <w:rPr>
           <w:rFonts w:hint="eastAsia"/>
@@ -3108,9 +4062,6 @@
       <w:pPr>
         <w:pStyle w:val="aa"/>
         <w:spacing w:before="78" w:after="78"/>
-        <w:rPr>
-          <w:rFonts w:hint="eastAsia"/>
-        </w:rPr>
       </w:pPr>
       <w:r>
         <w:tab/>
@@ -3157,9 +4108,6 @@
       <w:pPr>
         <w:pStyle w:val="aa"/>
         <w:spacing w:before="78" w:after="78"/>
-        <w:rPr>
-          <w:rFonts w:hint="eastAsia"/>
-        </w:rPr>
       </w:pPr>
       <w:r>
         <w:tab/>
@@ -3175,7 +4123,7 @@
       <w:pPr>
         <w:pStyle w:val="ae"/>
       </w:pPr>
-      <w:bookmarkStart w:id="13" w:name="_Toc224832245"/>
+      <w:bookmarkStart w:id="13" w:name="_Toc225437122"/>
       <w:r>
         <w:rPr>
           <w:rFonts w:hint="eastAsia"/>
@@ -3233,11 +4181,8 @@
     <w:p>
       <w:pPr>
         <w:pStyle w:val="ae"/>
-        <w:rPr>
-          <w:rFonts w:hint="eastAsia"/>
-        </w:rPr>
-      </w:pPr>
-      <w:bookmarkStart w:id="14" w:name="_Toc224832246"/>
+      </w:pPr>
+      <w:bookmarkStart w:id="14" w:name="_Toc225437123"/>
       <w:r>
         <w:rPr>
           <w:rFonts w:hint="eastAsia"/>
@@ -3263,7 +4208,7 @@
       <w:pPr>
         <w:pStyle w:val="ae"/>
       </w:pPr>
-      <w:bookmarkStart w:id="15" w:name="_Toc224832247"/>
+      <w:bookmarkStart w:id="15" w:name="_Toc225437124"/>
       <w:r>
         <w:rPr>
           <w:rFonts w:hint="eastAsia"/>
@@ -3276,9 +4221,6 @@
       <w:pPr>
         <w:pStyle w:val="aa"/>
         <w:spacing w:before="78" w:after="78"/>
-        <w:rPr>
-          <w:rFonts w:hint="eastAsia"/>
-        </w:rPr>
       </w:pPr>
       <w:r>
         <w:tab/>
@@ -3342,9 +4284,6 @@
         <w:pStyle w:val="aa"/>
         <w:spacing w:before="78" w:after="78"/>
         <w:ind w:firstLine="420"/>
-        <w:rPr>
-          <w:rFonts w:hint="eastAsia"/>
-        </w:rPr>
       </w:pPr>
       <w:r>
         <w:rPr>
@@ -3386,7 +4325,7 @@
       <w:pPr>
         <w:pStyle w:val="ac"/>
       </w:pPr>
-      <w:bookmarkStart w:id="16" w:name="_Toc224832248"/>
+      <w:bookmarkStart w:id="16" w:name="_Toc225437125"/>
       <w:r>
         <w:rPr>
           <w:rFonts w:hint="eastAsia"/>
@@ -3412,9 +4351,6 @@
       <w:pPr>
         <w:pStyle w:val="aa"/>
         <w:spacing w:before="78" w:after="78"/>
-        <w:rPr>
-          <w:rFonts w:hint="eastAsia"/>
-        </w:rPr>
       </w:pPr>
       <w:r>
         <w:tab/>
@@ -3424,6 +4360,1915 @@
           <w:rFonts w:hint="eastAsia"/>
         </w:rPr>
         <w:t>一个优秀谈判者应具有的素质包括：政治素质、杂学家、身心素质、灵活性、创造性、人际关系敏感度等。</w:t>
+      </w:r>
+    </w:p>
+    <w:p>
+      <w:pPr>
+        <w:pStyle w:val="aa"/>
+        <w:spacing w:before="78" w:after="78"/>
+      </w:pPr>
+    </w:p>
+    <w:p>
+      <w:pPr>
+        <w:pStyle w:val="aa"/>
+        <w:spacing w:before="78" w:after="78"/>
+      </w:pPr>
+    </w:p>
+    <w:p>
+      <w:pPr>
+        <w:pStyle w:val="aa"/>
+        <w:spacing w:before="78" w:after="78"/>
+      </w:pPr>
+    </w:p>
+    <w:p>
+      <w:pPr>
+        <w:pStyle w:val="a9"/>
+      </w:pPr>
+      <w:bookmarkStart w:id="17" w:name="_Toc225437126"/>
+      <w:r>
+        <w:rPr>
+          <w:rFonts w:hint="eastAsia"/>
+        </w:rPr>
+        <w:t>第三讲</w:t>
+      </w:r>
+      <w:r>
+        <w:rPr>
+          <w:rFonts w:hint="eastAsia"/>
+        </w:rPr>
+        <w:t xml:space="preserve"> </w:t>
+      </w:r>
+      <w:r>
+        <w:rPr>
+          <w:bCs w:val="0"/>
+        </w:rPr>
+        <w:t>国际谈判的背景</w:t>
+      </w:r>
+      <w:bookmarkEnd w:id="17"/>
+    </w:p>
+    <w:p>
+      <w:pPr>
+        <w:pStyle w:val="aa"/>
+        <w:spacing w:before="78" w:after="78"/>
+        <w:jc w:val="center"/>
+        <w:rPr>
+          <w:rFonts w:hint="eastAsia"/>
+        </w:rPr>
+      </w:pPr>
+      <w:r>
+        <w:rPr>
+          <w:rFonts w:hint="eastAsia"/>
+        </w:rPr>
+        <w:t>2026.3.26</w:t>
+      </w:r>
+    </w:p>
+    <w:p>
+      <w:pPr>
+        <w:pStyle w:val="aa"/>
+        <w:spacing w:before="78" w:after="78"/>
+        <w:rPr>
+          <w:rFonts w:hint="eastAsia"/>
+        </w:rPr>
+      </w:pPr>
+      <w:r>
+        <w:tab/>
+      </w:r>
+      <w:r>
+        <w:rPr>
+          <w:rFonts w:hint="eastAsia"/>
+        </w:rPr>
+        <w:t>国际谈判的一个问题是，为何有的谈判有效，而有的谈判低效甚至无效？例如，在</w:t>
+      </w:r>
+      <w:r>
+        <w:rPr>
+          <w:rFonts w:hint="eastAsia"/>
+        </w:rPr>
+        <w:t>1990</w:t>
+      </w:r>
+      <w:r>
+        <w:rPr>
+          <w:rFonts w:hint="eastAsia"/>
+        </w:rPr>
+        <w:t>年海湾战争时，美国通过国际谈判争取到了广泛的对伊同盟；在</w:t>
+      </w:r>
+      <w:r>
+        <w:rPr>
+          <w:rFonts w:hint="eastAsia"/>
+        </w:rPr>
+        <w:t>2003</w:t>
+      </w:r>
+      <w:r>
+        <w:rPr>
+          <w:rFonts w:hint="eastAsia"/>
+        </w:rPr>
+        <w:t>年伊拉克战争时，美国却只争取到了英国。下面，我们对这个案例进行比较分析：</w:t>
+      </w:r>
+    </w:p>
+    <w:tbl>
+      <w:tblPr>
+        <w:tblStyle w:val="af5"/>
+        <w:tblW w:w="0" w:type="auto"/>
+        <w:tblLook w:val="04A0" w:firstRow="1" w:lastRow="0" w:firstColumn="1" w:lastColumn="0" w:noHBand="0" w:noVBand="1"/>
+      </w:tblPr>
+      <w:tblGrid>
+        <w:gridCol w:w="1413"/>
+        <w:gridCol w:w="3441"/>
+        <w:gridCol w:w="3442"/>
+      </w:tblGrid>
+      <w:tr>
+        <w:tc>
+          <w:tcPr>
+            <w:tcW w:w="1413" w:type="dxa"/>
+            <w:shd w:val="clear" w:color="auto" w:fill="404040" w:themeFill="text1" w:themeFillTint="BF"/>
+            <w:vAlign w:val="center"/>
+          </w:tcPr>
+          <w:p>
+            <w:pPr>
+              <w:pStyle w:val="aa"/>
+              <w:spacing w:before="78" w:after="78"/>
+              <w:rPr>
+                <w:b/>
+                <w:bCs/>
+                <w:color w:val="FFFFFF" w:themeColor="background1"/>
+              </w:rPr>
+            </w:pPr>
+          </w:p>
+        </w:tc>
+        <w:tc>
+          <w:tcPr>
+            <w:tcW w:w="3441" w:type="dxa"/>
+            <w:shd w:val="clear" w:color="auto" w:fill="404040" w:themeFill="text1" w:themeFillTint="BF"/>
+            <w:vAlign w:val="center"/>
+          </w:tcPr>
+          <w:p>
+            <w:pPr>
+              <w:pStyle w:val="aa"/>
+              <w:spacing w:before="78" w:after="78"/>
+              <w:rPr>
+                <w:b/>
+                <w:bCs/>
+                <w:color w:val="FFFFFF" w:themeColor="background1"/>
+              </w:rPr>
+            </w:pPr>
+            <w:r>
+              <w:rPr>
+                <w:rFonts w:hint="eastAsia"/>
+                <w:b/>
+                <w:bCs/>
+                <w:color w:val="FFFFFF" w:themeColor="background1"/>
+              </w:rPr>
+              <w:t>海湾战争</w:t>
+            </w:r>
+          </w:p>
+        </w:tc>
+        <w:tc>
+          <w:tcPr>
+            <w:tcW w:w="3442" w:type="dxa"/>
+            <w:shd w:val="clear" w:color="auto" w:fill="404040" w:themeFill="text1" w:themeFillTint="BF"/>
+            <w:vAlign w:val="center"/>
+          </w:tcPr>
+          <w:p>
+            <w:pPr>
+              <w:pStyle w:val="aa"/>
+              <w:spacing w:before="78" w:after="78"/>
+              <w:rPr>
+                <w:b/>
+                <w:bCs/>
+                <w:color w:val="FFFFFF" w:themeColor="background1"/>
+              </w:rPr>
+            </w:pPr>
+            <w:r>
+              <w:rPr>
+                <w:rFonts w:hint="eastAsia"/>
+                <w:b/>
+                <w:bCs/>
+                <w:color w:val="FFFFFF" w:themeColor="background1"/>
+              </w:rPr>
+              <w:t>伊拉克战争</w:t>
+            </w:r>
+          </w:p>
+        </w:tc>
+      </w:tr>
+      <w:tr>
+        <w:tc>
+          <w:tcPr>
+            <w:tcW w:w="1413" w:type="dxa"/>
+            <w:shd w:val="clear" w:color="auto" w:fill="404040" w:themeFill="text1" w:themeFillTint="BF"/>
+            <w:vAlign w:val="center"/>
+          </w:tcPr>
+          <w:p>
+            <w:pPr>
+              <w:pStyle w:val="aa"/>
+              <w:spacing w:before="78" w:after="78"/>
+              <w:rPr>
+                <w:b/>
+                <w:bCs/>
+                <w:color w:val="FFFFFF" w:themeColor="background1"/>
+              </w:rPr>
+            </w:pPr>
+            <w:r>
+              <w:rPr>
+                <w:rFonts w:hint="eastAsia"/>
+                <w:b/>
+                <w:bCs/>
+                <w:color w:val="FFFFFF" w:themeColor="background1"/>
+              </w:rPr>
+              <w:t>背景</w:t>
+            </w:r>
+          </w:p>
+        </w:tc>
+        <w:tc>
+          <w:tcPr>
+            <w:tcW w:w="3441" w:type="dxa"/>
+            <w:vAlign w:val="center"/>
+          </w:tcPr>
+          <w:p>
+            <w:pPr>
+              <w:pStyle w:val="aa"/>
+              <w:numPr>
+                <w:ilvl w:val="0"/>
+                <w:numId w:val="8"/>
+              </w:numPr>
+              <w:spacing w:before="78" w:after="78"/>
+            </w:pPr>
+            <w:r>
+              <w:rPr>
+                <w:rFonts w:hint="eastAsia"/>
+              </w:rPr>
+              <w:t>美苏（阿拉伯</w:t>
+            </w:r>
+            <w:r>
+              <w:rPr>
+                <w:rFonts w:hint="eastAsia"/>
+              </w:rPr>
+              <w:t>-</w:t>
+            </w:r>
+            <w:r>
+              <w:rPr>
+                <w:rFonts w:hint="eastAsia"/>
+              </w:rPr>
+              <w:t>以色列）在中东地区的均势</w:t>
+            </w:r>
+          </w:p>
+          <w:p>
+            <w:pPr>
+              <w:pStyle w:val="aa"/>
+              <w:numPr>
+                <w:ilvl w:val="0"/>
+                <w:numId w:val="8"/>
+              </w:numPr>
+              <w:spacing w:before="78" w:after="78"/>
+            </w:pPr>
+            <w:r>
+              <w:rPr>
+                <w:rFonts w:hint="eastAsia"/>
+              </w:rPr>
+              <w:t>美国从平衡两伊到双重遏制两伊</w:t>
+            </w:r>
+          </w:p>
+          <w:p>
+            <w:pPr>
+              <w:pStyle w:val="aa"/>
+              <w:numPr>
+                <w:ilvl w:val="0"/>
+                <w:numId w:val="8"/>
+              </w:numPr>
+              <w:spacing w:before="78" w:after="78"/>
+              <w:rPr>
+                <w:rFonts w:hint="eastAsia"/>
+              </w:rPr>
+            </w:pPr>
+            <w:r>
+              <w:rPr>
+                <w:rFonts w:hint="eastAsia"/>
+              </w:rPr>
+              <w:t>1990</w:t>
+            </w:r>
+            <w:r>
+              <w:rPr>
+                <w:rFonts w:hint="eastAsia"/>
+              </w:rPr>
+              <w:t>伊拉克对地区结构和主权规则的冲击</w:t>
+            </w:r>
+          </w:p>
+        </w:tc>
+        <w:tc>
+          <w:tcPr>
+            <w:tcW w:w="3442" w:type="dxa"/>
+            <w:vAlign w:val="center"/>
+          </w:tcPr>
+          <w:p>
+            <w:pPr>
+              <w:pStyle w:val="aa"/>
+              <w:numPr>
+                <w:ilvl w:val="0"/>
+                <w:numId w:val="8"/>
+              </w:numPr>
+              <w:spacing w:before="78" w:after="78"/>
+            </w:pPr>
+            <w:r>
+              <w:rPr>
+                <w:rFonts w:hint="eastAsia"/>
+              </w:rPr>
+              <w:t>苏联解体，各国自主性加强</w:t>
+            </w:r>
+          </w:p>
+          <w:p>
+            <w:pPr>
+              <w:pStyle w:val="aa"/>
+              <w:numPr>
+                <w:ilvl w:val="0"/>
+                <w:numId w:val="8"/>
+              </w:numPr>
+              <w:spacing w:before="78" w:after="78"/>
+            </w:pPr>
+            <w:r>
+              <w:rPr>
+                <w:rFonts w:hint="eastAsia"/>
+              </w:rPr>
+              <w:t>美国的新保守主义（美国行动单边主义）；“</w:t>
+            </w:r>
+            <w:r>
+              <w:rPr>
+                <w:rFonts w:hint="eastAsia"/>
+              </w:rPr>
+              <w:t>9</w:t>
+            </w:r>
+            <w:r>
+              <w:rPr>
+                <w:rFonts w:hint="eastAsia"/>
+              </w:rPr>
+              <w:t>·</w:t>
+            </w:r>
+            <w:r>
+              <w:rPr>
+                <w:rFonts w:hint="eastAsia"/>
+              </w:rPr>
+              <w:t>11</w:t>
+            </w:r>
+            <w:r>
+              <w:rPr>
+                <w:rFonts w:hint="eastAsia"/>
+              </w:rPr>
+              <w:t>”袭击加剧了美国的单边主义</w:t>
+            </w:r>
+          </w:p>
+          <w:p>
+            <w:pPr>
+              <w:pStyle w:val="aa"/>
+              <w:numPr>
+                <w:ilvl w:val="0"/>
+                <w:numId w:val="8"/>
+              </w:numPr>
+              <w:spacing w:before="78" w:after="78"/>
+              <w:rPr>
+                <w:rFonts w:hint="eastAsia"/>
+              </w:rPr>
+            </w:pPr>
+            <w:r>
+              <w:rPr>
+                <w:rFonts w:hint="eastAsia"/>
+              </w:rPr>
+              <w:t>对伊拉克有利的主权原则</w:t>
+            </w:r>
+          </w:p>
+        </w:tc>
+      </w:tr>
+      <w:tr>
+        <w:tc>
+          <w:tcPr>
+            <w:tcW w:w="1413" w:type="dxa"/>
+            <w:shd w:val="clear" w:color="auto" w:fill="404040" w:themeFill="text1" w:themeFillTint="BF"/>
+            <w:vAlign w:val="center"/>
+          </w:tcPr>
+          <w:p>
+            <w:pPr>
+              <w:pStyle w:val="aa"/>
+              <w:spacing w:before="78" w:after="78"/>
+              <w:rPr>
+                <w:b/>
+                <w:bCs/>
+                <w:color w:val="FFFFFF" w:themeColor="background1"/>
+              </w:rPr>
+            </w:pPr>
+            <w:r>
+              <w:rPr>
+                <w:rFonts w:hint="eastAsia"/>
+                <w:b/>
+                <w:bCs/>
+                <w:color w:val="FFFFFF" w:themeColor="background1"/>
+              </w:rPr>
+              <w:t>参与者</w:t>
+            </w:r>
+          </w:p>
+        </w:tc>
+        <w:tc>
+          <w:tcPr>
+            <w:tcW w:w="3441" w:type="dxa"/>
+            <w:vAlign w:val="center"/>
+          </w:tcPr>
+          <w:p>
+            <w:pPr>
+              <w:pStyle w:val="aa"/>
+              <w:numPr>
+                <w:ilvl w:val="0"/>
+                <w:numId w:val="10"/>
+              </w:numPr>
+              <w:spacing w:before="78" w:after="78"/>
+            </w:pPr>
+            <w:r>
+              <w:rPr>
+                <w:rFonts w:hint="eastAsia"/>
+              </w:rPr>
+              <w:t>美国、苏联、伊朗、海湾合作委员会、美国盟友（以色列、英国、法国、日本等）</w:t>
+            </w:r>
+          </w:p>
+          <w:p>
+            <w:pPr>
+              <w:pStyle w:val="aa"/>
+              <w:numPr>
+                <w:ilvl w:val="0"/>
+                <w:numId w:val="10"/>
+              </w:numPr>
+              <w:spacing w:before="78" w:after="78"/>
+            </w:pPr>
+            <w:r>
+              <w:rPr>
+                <w:rFonts w:hint="eastAsia"/>
+              </w:rPr>
+              <w:t>伊拉克</w:t>
+            </w:r>
+          </w:p>
+        </w:tc>
+        <w:tc>
+          <w:tcPr>
+            <w:tcW w:w="3442" w:type="dxa"/>
+            <w:vAlign w:val="center"/>
+          </w:tcPr>
+          <w:p>
+            <w:pPr>
+              <w:pStyle w:val="aa"/>
+              <w:numPr>
+                <w:ilvl w:val="0"/>
+                <w:numId w:val="10"/>
+              </w:numPr>
+              <w:spacing w:before="78" w:after="78"/>
+            </w:pPr>
+            <w:r>
+              <w:rPr>
+                <w:rFonts w:hint="eastAsia"/>
+              </w:rPr>
+              <w:t>美国、英国</w:t>
+            </w:r>
+          </w:p>
+          <w:p>
+            <w:pPr>
+              <w:pStyle w:val="aa"/>
+              <w:numPr>
+                <w:ilvl w:val="0"/>
+                <w:numId w:val="10"/>
+              </w:numPr>
+              <w:spacing w:before="78" w:after="78"/>
+            </w:pPr>
+            <w:r>
+              <w:rPr>
+                <w:rFonts w:hint="eastAsia"/>
+              </w:rPr>
+              <w:t>反对者集团（法国、德国、俄罗斯、除科威特外的海湾国家等）</w:t>
+            </w:r>
+          </w:p>
+        </w:tc>
+      </w:tr>
+      <w:tr>
+        <w:tc>
+          <w:tcPr>
+            <w:tcW w:w="1413" w:type="dxa"/>
+            <w:shd w:val="clear" w:color="auto" w:fill="404040" w:themeFill="text1" w:themeFillTint="BF"/>
+            <w:vAlign w:val="center"/>
+          </w:tcPr>
+          <w:p>
+            <w:pPr>
+              <w:pStyle w:val="aa"/>
+              <w:spacing w:before="78" w:after="78"/>
+              <w:rPr>
+                <w:b/>
+                <w:bCs/>
+                <w:color w:val="FFFFFF" w:themeColor="background1"/>
+              </w:rPr>
+            </w:pPr>
+            <w:r>
+              <w:rPr>
+                <w:rFonts w:hint="eastAsia"/>
+                <w:b/>
+                <w:bCs/>
+                <w:color w:val="FFFFFF" w:themeColor="background1"/>
+              </w:rPr>
+              <w:t>利害关系</w:t>
+            </w:r>
+          </w:p>
+        </w:tc>
+        <w:tc>
+          <w:tcPr>
+            <w:tcW w:w="3441" w:type="dxa"/>
+            <w:vAlign w:val="center"/>
+          </w:tcPr>
+          <w:p>
+            <w:pPr>
+              <w:pStyle w:val="aa"/>
+              <w:numPr>
+                <w:ilvl w:val="0"/>
+                <w:numId w:val="11"/>
+              </w:numPr>
+              <w:spacing w:before="78" w:after="78"/>
+            </w:pPr>
+            <w:r>
+              <w:rPr>
+                <w:rFonts w:hint="eastAsia"/>
+              </w:rPr>
+              <w:t>经济因素</w:t>
+            </w:r>
+            <w:r>
+              <w:rPr>
+                <w:rFonts w:hint="eastAsia"/>
+              </w:rPr>
+              <w:t>：</w:t>
+            </w:r>
+            <w:r>
+              <w:rPr>
+                <w:rFonts w:hint="eastAsia"/>
+              </w:rPr>
+              <w:t>不希望让伊拉克控制科威特</w:t>
+            </w:r>
+            <w:r>
+              <w:rPr>
+                <w:rFonts w:hint="eastAsia"/>
+              </w:rPr>
+              <w:t>进而</w:t>
+            </w:r>
+            <w:r>
+              <w:rPr>
+                <w:rFonts w:hint="eastAsia"/>
+              </w:rPr>
+              <w:t>颠覆</w:t>
+            </w:r>
+            <w:r>
+              <w:rPr>
+                <w:rFonts w:hint="eastAsia"/>
+              </w:rPr>
+              <w:t>OPEC</w:t>
+            </w:r>
+            <w:r>
+              <w:rPr>
+                <w:rFonts w:hint="eastAsia"/>
+              </w:rPr>
+              <w:t>结构</w:t>
+            </w:r>
+          </w:p>
+          <w:p>
+            <w:pPr>
+              <w:pStyle w:val="aa"/>
+              <w:numPr>
+                <w:ilvl w:val="0"/>
+                <w:numId w:val="11"/>
+              </w:numPr>
+              <w:spacing w:before="78" w:after="78"/>
+            </w:pPr>
+            <w:r>
+              <w:rPr>
+                <w:rFonts w:hint="eastAsia"/>
+              </w:rPr>
+              <w:t>政治因素</w:t>
+            </w:r>
+            <w:r>
+              <w:rPr>
+                <w:rFonts w:hint="eastAsia"/>
+              </w:rPr>
+              <w:t>：</w:t>
+            </w:r>
+            <w:r>
+              <w:rPr>
+                <w:rFonts w:hint="eastAsia"/>
+              </w:rPr>
+              <w:t>担忧伊拉克进一步侵略</w:t>
+            </w:r>
+          </w:p>
+          <w:p>
+            <w:pPr>
+              <w:pStyle w:val="aa"/>
+              <w:numPr>
+                <w:ilvl w:val="0"/>
+                <w:numId w:val="11"/>
+              </w:numPr>
+              <w:spacing w:before="78" w:after="78"/>
+            </w:pPr>
+            <w:r>
+              <w:rPr>
+                <w:rFonts w:hint="eastAsia"/>
+              </w:rPr>
+              <w:t>意识形态</w:t>
+            </w:r>
+          </w:p>
+        </w:tc>
+        <w:tc>
+          <w:tcPr>
+            <w:tcW w:w="3442" w:type="dxa"/>
+            <w:vAlign w:val="center"/>
+          </w:tcPr>
+          <w:p>
+            <w:pPr>
+              <w:pStyle w:val="aa"/>
+              <w:numPr>
+                <w:ilvl w:val="0"/>
+                <w:numId w:val="11"/>
+              </w:numPr>
+              <w:spacing w:before="78" w:after="78"/>
+            </w:pPr>
+            <w:r>
+              <w:rPr>
+                <w:rFonts w:hint="eastAsia"/>
+              </w:rPr>
+              <w:t>经济因素：再起战端可能导致供应链扰动</w:t>
+            </w:r>
+          </w:p>
+          <w:p>
+            <w:pPr>
+              <w:pStyle w:val="aa"/>
+              <w:numPr>
+                <w:ilvl w:val="0"/>
+                <w:numId w:val="11"/>
+              </w:numPr>
+              <w:spacing w:before="78" w:after="78"/>
+            </w:pPr>
+            <w:r>
+              <w:rPr>
+                <w:rFonts w:hint="eastAsia"/>
+              </w:rPr>
+              <w:t>政治因素</w:t>
+            </w:r>
+          </w:p>
+          <w:p>
+            <w:pPr>
+              <w:pStyle w:val="aa"/>
+              <w:numPr>
+                <w:ilvl w:val="0"/>
+                <w:numId w:val="11"/>
+              </w:numPr>
+              <w:spacing w:before="78" w:after="78"/>
+              <w:rPr>
+                <w:rFonts w:hint="eastAsia"/>
+              </w:rPr>
+            </w:pPr>
+            <w:r>
+              <w:rPr>
+                <w:rFonts w:hint="eastAsia"/>
+              </w:rPr>
+              <w:t>意识形态</w:t>
+            </w:r>
+          </w:p>
+        </w:tc>
+      </w:tr>
+      <w:tr>
+        <w:tc>
+          <w:tcPr>
+            <w:tcW w:w="1413" w:type="dxa"/>
+            <w:shd w:val="clear" w:color="auto" w:fill="404040" w:themeFill="text1" w:themeFillTint="BF"/>
+            <w:vAlign w:val="center"/>
+          </w:tcPr>
+          <w:p>
+            <w:pPr>
+              <w:pStyle w:val="aa"/>
+              <w:spacing w:before="78" w:after="78"/>
+              <w:rPr>
+                <w:b/>
+                <w:bCs/>
+                <w:color w:val="FFFFFF" w:themeColor="background1"/>
+              </w:rPr>
+            </w:pPr>
+            <w:r>
+              <w:rPr>
+                <w:rFonts w:hint="eastAsia"/>
+                <w:b/>
+                <w:bCs/>
+                <w:color w:val="FFFFFF" w:themeColor="background1"/>
+              </w:rPr>
+              <w:t>行动</w:t>
+            </w:r>
+          </w:p>
+        </w:tc>
+        <w:tc>
+          <w:tcPr>
+            <w:tcW w:w="3441" w:type="dxa"/>
+            <w:vAlign w:val="center"/>
+          </w:tcPr>
+          <w:p>
+            <w:pPr>
+              <w:pStyle w:val="aa"/>
+              <w:numPr>
+                <w:ilvl w:val="0"/>
+                <w:numId w:val="9"/>
+              </w:numPr>
+              <w:spacing w:before="78" w:after="78"/>
+            </w:pPr>
+            <w:r>
+              <w:rPr>
+                <w:rFonts w:hint="eastAsia"/>
+              </w:rPr>
+              <w:t>白宫在国内和联合国的努力</w:t>
+            </w:r>
+          </w:p>
+          <w:p>
+            <w:pPr>
+              <w:pStyle w:val="aa"/>
+              <w:numPr>
+                <w:ilvl w:val="0"/>
+                <w:numId w:val="9"/>
+              </w:numPr>
+              <w:spacing w:before="78" w:after="78"/>
+            </w:pPr>
+            <w:r>
+              <w:rPr>
+                <w:rFonts w:hint="eastAsia"/>
+              </w:rPr>
+              <w:t>美国总统的“通讯簿外交”</w:t>
+            </w:r>
+          </w:p>
+          <w:p>
+            <w:pPr>
+              <w:pStyle w:val="aa"/>
+              <w:numPr>
+                <w:ilvl w:val="0"/>
+                <w:numId w:val="9"/>
+              </w:numPr>
+              <w:spacing w:before="78" w:after="78"/>
+              <w:rPr>
+                <w:rFonts w:hint="eastAsia"/>
+              </w:rPr>
+            </w:pPr>
+            <w:r>
+              <w:rPr>
+                <w:rFonts w:hint="eastAsia"/>
+              </w:rPr>
+              <w:t>最后通牒而</w:t>
+            </w:r>
+            <w:proofErr w:type="gramStart"/>
+            <w:r>
+              <w:rPr>
+                <w:rFonts w:hint="eastAsia"/>
+              </w:rPr>
+              <w:t>非谈判</w:t>
+            </w:r>
+            <w:proofErr w:type="gramEnd"/>
+          </w:p>
+        </w:tc>
+        <w:tc>
+          <w:tcPr>
+            <w:tcW w:w="3442" w:type="dxa"/>
+            <w:vAlign w:val="center"/>
+          </w:tcPr>
+          <w:p>
+            <w:pPr>
+              <w:pStyle w:val="aa"/>
+              <w:numPr>
+                <w:ilvl w:val="0"/>
+                <w:numId w:val="9"/>
+              </w:numPr>
+              <w:spacing w:before="78" w:after="78"/>
+            </w:pPr>
+            <w:r>
+              <w:rPr>
+                <w:rFonts w:hint="eastAsia"/>
+              </w:rPr>
+              <w:t>美国坚持使用武力解决的意志</w:t>
+            </w:r>
+          </w:p>
+          <w:p>
+            <w:pPr>
+              <w:pStyle w:val="aa"/>
+              <w:numPr>
+                <w:ilvl w:val="0"/>
+                <w:numId w:val="9"/>
+              </w:numPr>
+              <w:spacing w:before="78" w:after="78"/>
+              <w:rPr>
+                <w:rFonts w:hint="eastAsia"/>
+              </w:rPr>
+            </w:pPr>
+            <w:r>
+              <w:rPr>
+                <w:rFonts w:hint="eastAsia"/>
+              </w:rPr>
+              <w:t>意愿者联盟</w:t>
+            </w:r>
+          </w:p>
+        </w:tc>
+      </w:tr>
+    </w:tbl>
+    <w:p>
+      <w:pPr>
+        <w:pStyle w:val="aa"/>
+        <w:spacing w:before="78" w:after="78"/>
+      </w:pPr>
+      <w:r>
+        <w:tab/>
+      </w:r>
+      <w:r>
+        <w:rPr>
+          <w:rFonts w:hint="eastAsia"/>
+        </w:rPr>
+        <w:t>可见，就谈判的宏观背景而言，海湾战争比伊拉克战争的背景更对美国有利，美国的谈判空间更大。</w:t>
+      </w:r>
+      <w:r>
+        <w:rPr>
+          <w:rFonts w:hint="eastAsia"/>
+        </w:rPr>
+        <w:t>因此，在国际谈判中，背景是十分重要的。</w:t>
+      </w:r>
+    </w:p>
+    <w:p>
+      <w:pPr>
+        <w:pStyle w:val="aa"/>
+        <w:spacing w:before="78" w:after="78"/>
+      </w:pPr>
+    </w:p>
+    <w:p>
+      <w:pPr>
+        <w:pStyle w:val="ac"/>
+      </w:pPr>
+      <w:bookmarkStart w:id="18" w:name="_Toc225437127"/>
+      <w:r>
+        <w:rPr>
+          <w:rFonts w:hint="eastAsia"/>
+        </w:rPr>
+        <w:t>一、体系背景</w:t>
+      </w:r>
+      <w:bookmarkEnd w:id="18"/>
+    </w:p>
+    <w:p>
+      <w:pPr>
+        <w:pStyle w:val="ae"/>
+      </w:pPr>
+      <w:bookmarkStart w:id="19" w:name="_Toc225437128"/>
+      <w:r>
+        <w:rPr>
+          <w:rFonts w:hint="eastAsia"/>
+        </w:rPr>
+        <w:t>（一）谈判方之间的力量对比关系</w:t>
+      </w:r>
+      <w:bookmarkEnd w:id="19"/>
+    </w:p>
+    <w:p>
+      <w:pPr>
+        <w:pStyle w:val="aa"/>
+        <w:spacing w:before="78" w:after="78"/>
+      </w:pPr>
+      <w:r>
+        <w:tab/>
+      </w:r>
+      <w:r>
+        <w:rPr>
+          <w:rFonts w:hint="eastAsia"/>
+        </w:rPr>
+        <w:t>我们回顾汉斯·摩根索的现实主义外交原则。外交的四大任务是：</w:t>
+      </w:r>
+    </w:p>
+    <w:p>
+      <w:pPr>
+        <w:pStyle w:val="aa"/>
+        <w:numPr>
+          <w:ilvl w:val="0"/>
+          <w:numId w:val="12"/>
+        </w:numPr>
+        <w:spacing w:beforeLines="0" w:before="0" w:afterLines="0" w:after="0"/>
+        <w:ind w:left="357" w:hanging="357"/>
+      </w:pPr>
+      <w:r>
+        <w:rPr>
+          <w:rFonts w:hint="eastAsia"/>
+        </w:rPr>
+        <w:t>按照本国可用的实际力量和潜在力量确定对外政策目的；</w:t>
+      </w:r>
+    </w:p>
+    <w:p>
+      <w:pPr>
+        <w:pStyle w:val="aa"/>
+        <w:numPr>
+          <w:ilvl w:val="0"/>
+          <w:numId w:val="12"/>
+        </w:numPr>
+        <w:spacing w:beforeLines="0" w:before="0" w:afterLines="0" w:after="0"/>
+        <w:ind w:left="357" w:hanging="357"/>
+      </w:pPr>
+      <w:r>
+        <w:rPr>
+          <w:rFonts w:hint="eastAsia"/>
+        </w:rPr>
+        <w:t>估计别国的对外政策目的，连同别国可用于追求这些目的的实际力量和潜在力量；</w:t>
+      </w:r>
+    </w:p>
+    <w:p>
+      <w:pPr>
+        <w:pStyle w:val="aa"/>
+        <w:numPr>
+          <w:ilvl w:val="0"/>
+          <w:numId w:val="12"/>
+        </w:numPr>
+        <w:spacing w:beforeLines="0" w:before="0" w:afterLines="0" w:after="0"/>
+        <w:ind w:left="357" w:hanging="357"/>
+      </w:pPr>
+      <w:r>
+        <w:rPr>
+          <w:rFonts w:hint="eastAsia"/>
+        </w:rPr>
+        <w:t>确定这些不同的对外政策目的在什么程度上是可以互相兼容和共存的；</w:t>
+      </w:r>
+    </w:p>
+    <w:p>
+      <w:pPr>
+        <w:pStyle w:val="aa"/>
+        <w:numPr>
+          <w:ilvl w:val="0"/>
+          <w:numId w:val="12"/>
+        </w:numPr>
+        <w:spacing w:beforeLines="0" w:before="0" w:afterLines="0" w:after="0"/>
+        <w:ind w:left="357" w:hanging="357"/>
+      </w:pPr>
+      <w:r>
+        <w:rPr>
+          <w:rFonts w:hint="eastAsia"/>
+        </w:rPr>
+        <w:t>运用适宜的手段来追求本国的对外政策目的：（</w:t>
+      </w:r>
+      <w:r>
+        <w:rPr>
+          <w:rFonts w:hint="eastAsia"/>
+        </w:rPr>
+        <w:t>1</w:t>
+      </w:r>
+      <w:r>
+        <w:rPr>
+          <w:rFonts w:hint="eastAsia"/>
+        </w:rPr>
+        <w:t>）说服；（</w:t>
+      </w:r>
+      <w:r>
+        <w:rPr>
+          <w:rFonts w:hint="eastAsia"/>
+        </w:rPr>
+        <w:t>2</w:t>
+      </w:r>
+      <w:r>
+        <w:rPr>
+          <w:rFonts w:hint="eastAsia"/>
+        </w:rPr>
+        <w:t>）有取有予的妥协；（</w:t>
+      </w:r>
+      <w:r>
+        <w:rPr>
+          <w:rFonts w:hint="eastAsia"/>
+        </w:rPr>
+        <w:t>3</w:t>
+      </w:r>
+      <w:r>
+        <w:rPr>
+          <w:rFonts w:hint="eastAsia"/>
+        </w:rPr>
+        <w:t>）武力威胁</w:t>
+      </w:r>
+      <w:r>
+        <w:rPr>
+          <w:rFonts w:hint="eastAsia"/>
+        </w:rPr>
+        <w:t>。</w:t>
+      </w:r>
+    </w:p>
+    <w:p>
+      <w:pPr>
+        <w:pStyle w:val="aa"/>
+        <w:spacing w:before="78" w:after="78"/>
+        <w:ind w:firstLine="357"/>
+      </w:pPr>
+      <w:r>
+        <w:rPr>
+          <w:rFonts w:hint="eastAsia"/>
+        </w:rPr>
+        <w:t>外交的四条基本规则</w:t>
+      </w:r>
+      <w:r>
+        <w:rPr>
+          <w:rFonts w:hint="eastAsia"/>
+        </w:rPr>
+        <w:t>是</w:t>
+      </w:r>
+      <w:r>
+        <w:rPr>
+          <w:rFonts w:hint="eastAsia"/>
+        </w:rPr>
+        <w:t>：</w:t>
+      </w:r>
+    </w:p>
+    <w:p>
+      <w:pPr>
+        <w:pStyle w:val="aa"/>
+        <w:numPr>
+          <w:ilvl w:val="0"/>
+          <w:numId w:val="13"/>
+        </w:numPr>
+        <w:spacing w:beforeLines="0" w:before="0" w:afterLines="0" w:after="0"/>
+        <w:ind w:left="357" w:hanging="357"/>
+      </w:pPr>
+      <w:r>
+        <w:rPr>
+          <w:rFonts w:hint="eastAsia"/>
+        </w:rPr>
+        <w:t>外交必须舍弃意识形态狂热或“征服精神</w:t>
+      </w:r>
+      <w:r>
+        <w:rPr>
+          <w:rFonts w:hint="eastAsia"/>
+        </w:rPr>
+        <w:t>（</w:t>
+      </w:r>
+      <w:r>
+        <w:rPr>
+          <w:rFonts w:hint="eastAsia"/>
+        </w:rPr>
+        <w:t>Crusading spirit</w:t>
+      </w:r>
+      <w:r>
+        <w:rPr>
+          <w:rFonts w:hint="eastAsia"/>
+        </w:rPr>
+        <w:t>）</w:t>
+      </w:r>
+      <w:r>
+        <w:rPr>
+          <w:rFonts w:hint="eastAsia"/>
+        </w:rPr>
+        <w:t>”</w:t>
+      </w:r>
+      <w:r>
+        <w:rPr>
+          <w:rFonts w:hint="eastAsia"/>
+        </w:rPr>
+        <w:t>；</w:t>
+      </w:r>
+    </w:p>
+    <w:p>
+      <w:pPr>
+        <w:pStyle w:val="aa"/>
+        <w:numPr>
+          <w:ilvl w:val="0"/>
+          <w:numId w:val="13"/>
+        </w:numPr>
+        <w:spacing w:beforeLines="0" w:before="0" w:afterLines="0" w:after="0"/>
+        <w:ind w:left="357" w:hanging="357"/>
+      </w:pPr>
+      <w:r>
+        <w:rPr>
+          <w:rFonts w:hint="eastAsia"/>
+        </w:rPr>
+        <w:t>对外政策目标必须根据国家利益和国家能力来确定</w:t>
+      </w:r>
+      <w:r>
+        <w:rPr>
+          <w:rFonts w:hint="eastAsia"/>
+        </w:rPr>
+        <w:t>；</w:t>
+      </w:r>
+    </w:p>
+    <w:p>
+      <w:pPr>
+        <w:pStyle w:val="aa"/>
+        <w:numPr>
+          <w:ilvl w:val="0"/>
+          <w:numId w:val="13"/>
+        </w:numPr>
+        <w:spacing w:beforeLines="0" w:before="0" w:afterLines="0" w:after="0"/>
+        <w:ind w:left="357" w:hanging="357"/>
+      </w:pPr>
+      <w:r>
+        <w:rPr>
+          <w:rFonts w:hint="eastAsia"/>
+        </w:rPr>
+        <w:t>必须理解别国的国家利益，理解别国的安全需要</w:t>
+      </w:r>
+      <w:r>
+        <w:rPr>
+          <w:rFonts w:hint="eastAsia"/>
+        </w:rPr>
+        <w:t>；</w:t>
+      </w:r>
+    </w:p>
+    <w:p>
+      <w:pPr>
+        <w:pStyle w:val="aa"/>
+        <w:numPr>
+          <w:ilvl w:val="0"/>
+          <w:numId w:val="13"/>
+        </w:numPr>
+        <w:spacing w:beforeLines="0" w:before="0" w:afterLines="0" w:after="0"/>
+        <w:ind w:left="357" w:hanging="357"/>
+      </w:pPr>
+      <w:r>
+        <w:rPr>
+          <w:rFonts w:hint="eastAsia"/>
+        </w:rPr>
+        <w:t>必须愿意在并非至关紧要的一切问题上做出妥协。</w:t>
+      </w:r>
+    </w:p>
+    <w:p>
+      <w:pPr>
+        <w:pStyle w:val="aa"/>
+        <w:spacing w:before="78" w:after="78"/>
+        <w:ind w:firstLine="357"/>
+      </w:pPr>
+      <w:r>
+        <w:rPr>
+          <w:rFonts w:hint="eastAsia"/>
+        </w:rPr>
+        <w:t>肯尼思·沃尔兹强调了体系结构的重要性，为此在谈判之前就应当意识到国际格局</w:t>
+      </w:r>
+      <w:r>
+        <w:rPr>
+          <w:rFonts w:hint="eastAsia"/>
+        </w:rPr>
+        <w:t>，即</w:t>
+      </w:r>
+      <w:r>
+        <w:rPr>
+          <w:rFonts w:hint="eastAsia"/>
+        </w:rPr>
+        <w:lastRenderedPageBreak/>
+        <w:t>均势、多极、两极、多中心主义、单极等形式</w:t>
+      </w:r>
+      <w:r>
+        <w:rPr>
+          <w:rFonts w:hint="eastAsia"/>
+        </w:rPr>
+        <w:t>。</w:t>
+      </w:r>
+    </w:p>
+    <w:p>
+      <w:pPr>
+        <w:pStyle w:val="aa"/>
+        <w:spacing w:before="78" w:after="78"/>
+        <w:ind w:firstLine="357"/>
+      </w:pPr>
+      <w:r>
+        <w:rPr>
+          <w:rFonts w:hint="eastAsia"/>
+        </w:rPr>
+        <w:t>体系结构对谈判的影响的案例包括上面的海湾战争与伊拉克战争之例：海湾战争时期，国际格局从两极向单极转变，美国逐渐成为主导性强国，对盟友控制力强；伊拉克战争时期，多极化深入发展，各国战略自主性增强。又如阿以谈判中，虽然参与者基本相同，但在美苏合作时期（如苏伊士运河危机）、美苏竞争时期（如</w:t>
+      </w:r>
+      <w:r>
+        <w:rPr>
+          <w:rFonts w:hint="eastAsia"/>
+        </w:rPr>
+        <w:t>1970</w:t>
+      </w:r>
+      <w:r>
+        <w:rPr>
+          <w:rFonts w:hint="eastAsia"/>
+        </w:rPr>
+        <w:t>、</w:t>
+      </w:r>
+      <w:r>
+        <w:rPr>
+          <w:rFonts w:hint="eastAsia"/>
+        </w:rPr>
+        <w:t>1973</w:t>
+      </w:r>
+      <w:r>
+        <w:rPr>
+          <w:rFonts w:hint="eastAsia"/>
+        </w:rPr>
+        <w:t>年的代理人战争）、单极主导时期等不同时期的结果也不同。</w:t>
+      </w:r>
+    </w:p>
+    <w:p>
+      <w:pPr>
+        <w:pStyle w:val="aa"/>
+        <w:spacing w:before="78" w:after="78"/>
+        <w:ind w:firstLine="357"/>
+        <w:rPr>
+          <w:rFonts w:hint="eastAsia"/>
+        </w:rPr>
+      </w:pPr>
+      <w:r>
+        <w:rPr>
+          <w:rFonts w:hint="eastAsia"/>
+        </w:rPr>
+        <w:t>当然，物质权力并不在所有议题和所有情境下都能产生同样的影响。</w:t>
+      </w:r>
+    </w:p>
+    <w:p>
+      <w:pPr>
+        <w:pStyle w:val="ae"/>
+      </w:pPr>
+      <w:bookmarkStart w:id="20" w:name="_Toc225437129"/>
+      <w:r>
+        <w:rPr>
+          <w:rFonts w:hint="eastAsia"/>
+        </w:rPr>
+        <w:t>（二）危机</w:t>
+      </w:r>
+      <w:bookmarkEnd w:id="20"/>
+    </w:p>
+    <w:p>
+      <w:pPr>
+        <w:pStyle w:val="aa"/>
+        <w:spacing w:before="78" w:after="78"/>
+      </w:pPr>
+      <w:r>
+        <w:tab/>
+      </w:r>
+      <w:r>
+        <w:rPr>
+          <w:rFonts w:hint="eastAsia"/>
+        </w:rPr>
+        <w:t>危机是国家间敌对互动的紧张程度上升，军事行动的可能性增大的状态。危机的要素包括：</w:t>
+      </w:r>
+    </w:p>
+    <w:p>
+      <w:pPr>
+        <w:pStyle w:val="aa"/>
+        <w:numPr>
+          <w:ilvl w:val="0"/>
+          <w:numId w:val="14"/>
+        </w:numPr>
+        <w:spacing w:beforeLines="0" w:before="0" w:afterLines="0" w:after="0"/>
+        <w:ind w:left="442" w:hanging="442"/>
+      </w:pPr>
+      <w:r>
+        <w:rPr>
+          <w:rFonts w:hint="eastAsia"/>
+        </w:rPr>
+        <w:t>威胁：国家领导人意识到存在对其核心价值（领土、人民、经济、意识形态等）的威胁；</w:t>
+      </w:r>
+    </w:p>
+    <w:p>
+      <w:pPr>
+        <w:pStyle w:val="aa"/>
+        <w:numPr>
+          <w:ilvl w:val="0"/>
+          <w:numId w:val="14"/>
+        </w:numPr>
+        <w:spacing w:beforeLines="0" w:before="0" w:afterLines="0" w:after="0"/>
+        <w:ind w:left="442" w:hanging="442"/>
+      </w:pPr>
+      <w:r>
+        <w:rPr>
+          <w:rFonts w:hint="eastAsia"/>
+        </w:rPr>
+        <w:t>时间：做出反应的时间有限；</w:t>
+      </w:r>
+    </w:p>
+    <w:p>
+      <w:pPr>
+        <w:pStyle w:val="aa"/>
+        <w:numPr>
+          <w:ilvl w:val="0"/>
+          <w:numId w:val="14"/>
+        </w:numPr>
+        <w:spacing w:beforeLines="0" w:before="0" w:afterLines="0" w:after="0"/>
+        <w:ind w:left="442" w:hanging="442"/>
+        <w:rPr>
+          <w:rFonts w:hint="eastAsia"/>
+        </w:rPr>
+      </w:pPr>
+      <w:r>
+        <w:rPr>
+          <w:rFonts w:hint="eastAsia"/>
+        </w:rPr>
+        <w:t>军事卷入的可能性上升</w:t>
+      </w:r>
+    </w:p>
+    <w:p>
+      <w:pPr>
+        <w:pStyle w:val="aa"/>
+        <w:spacing w:before="78" w:after="78"/>
+        <w:ind w:firstLine="420"/>
+      </w:pPr>
+      <w:r>
+        <w:rPr>
+          <w:rFonts w:hint="eastAsia"/>
+        </w:rPr>
+        <w:t>危机影响着谈判的进度、可供选择的方案的范围（不能</w:t>
+      </w:r>
+      <w:proofErr w:type="gramStart"/>
+      <w:r>
+        <w:rPr>
+          <w:rFonts w:hint="eastAsia"/>
+        </w:rPr>
+        <w:t>充分探索</w:t>
+      </w:r>
+      <w:proofErr w:type="gramEnd"/>
+      <w:r>
+        <w:rPr>
+          <w:rFonts w:hint="eastAsia"/>
+        </w:rPr>
+        <w:t>可能的选择）、信息的可及性和利用（不能充分利用可供选择的信息），以及谈判结果的类型（条约、临时协议或不稳定的停火）。</w:t>
+      </w:r>
+    </w:p>
+    <w:p>
+      <w:pPr>
+        <w:pStyle w:val="aa"/>
+        <w:spacing w:before="78" w:after="78"/>
+        <w:ind w:firstLine="420"/>
+      </w:pPr>
+      <w:r>
+        <w:rPr>
+          <w:rFonts w:hint="eastAsia"/>
+        </w:rPr>
+        <w:t>常规谈判可能转化为危机谈判，如</w:t>
+      </w:r>
+      <w:r>
+        <w:rPr>
+          <w:rFonts w:hint="eastAsia"/>
+        </w:rPr>
+        <w:t>1997</w:t>
+      </w:r>
+      <w:r>
+        <w:rPr>
+          <w:rFonts w:hint="eastAsia"/>
+        </w:rPr>
+        <w:t>年京都气候谈判接近截止日期时就成为了危机谈判。危机谈判也可能转化为常规谈判，如</w:t>
+      </w:r>
+      <w:r>
+        <w:rPr>
+          <w:rFonts w:hint="eastAsia"/>
+        </w:rPr>
+        <w:t>1995</w:t>
+      </w:r>
+      <w:r>
+        <w:rPr>
+          <w:rFonts w:hint="eastAsia"/>
+        </w:rPr>
+        <w:t>年的代顿谈判。</w:t>
+      </w:r>
+    </w:p>
+    <w:p>
+      <w:pPr>
+        <w:pStyle w:val="ae"/>
+      </w:pPr>
+      <w:bookmarkStart w:id="21" w:name="_Toc225437130"/>
+      <w:r>
+        <w:rPr>
+          <w:rFonts w:hint="eastAsia"/>
+        </w:rPr>
+        <w:t>（三）第三方干预</w:t>
+      </w:r>
+      <w:bookmarkEnd w:id="21"/>
+    </w:p>
+    <w:p>
+      <w:pPr>
+        <w:pStyle w:val="aa"/>
+        <w:spacing w:before="78" w:after="78"/>
+      </w:pPr>
+      <w:r>
+        <w:tab/>
+      </w:r>
+      <w:r>
+        <w:rPr>
+          <w:rFonts w:hint="eastAsia"/>
+        </w:rPr>
+        <w:t>第三方干预指在无法取得进展的时候，将外部当事人引入谈判中来。与危机没有直接利害关系的行为体所采取的任何旨在减少或消除谈判关系中的一个或更多问题的以加速危机终结的行动。第三方的工作包括：</w:t>
+      </w:r>
+    </w:p>
+    <w:p>
+      <w:pPr>
+        <w:pStyle w:val="aa"/>
+        <w:numPr>
+          <w:ilvl w:val="0"/>
+          <w:numId w:val="15"/>
+        </w:numPr>
+        <w:spacing w:beforeLines="0" w:before="0" w:afterLines="0" w:after="0"/>
+        <w:ind w:left="442" w:hanging="442"/>
+      </w:pPr>
+      <w:r>
+        <w:rPr>
+          <w:rFonts w:hint="eastAsia"/>
+        </w:rPr>
+        <w:t>使争执方坐到一起，营造建设性的气象</w:t>
+      </w:r>
+    </w:p>
+    <w:p>
+      <w:pPr>
+        <w:pStyle w:val="aa"/>
+        <w:numPr>
+          <w:ilvl w:val="0"/>
+          <w:numId w:val="15"/>
+        </w:numPr>
+        <w:spacing w:beforeLines="0" w:before="0" w:afterLines="0" w:after="0"/>
+        <w:ind w:left="442" w:hanging="442"/>
+      </w:pPr>
+      <w:r>
+        <w:rPr>
+          <w:rFonts w:hint="eastAsia"/>
+        </w:rPr>
+        <w:t>搜集并谨慎地传递经过筛选的机密资料</w:t>
+      </w:r>
+    </w:p>
+    <w:p>
+      <w:pPr>
+        <w:pStyle w:val="aa"/>
+        <w:numPr>
+          <w:ilvl w:val="0"/>
+          <w:numId w:val="15"/>
+        </w:numPr>
+        <w:spacing w:beforeLines="0" w:before="0" w:afterLines="0" w:after="0"/>
+        <w:ind w:left="442" w:hanging="442"/>
+      </w:pPr>
+      <w:r>
+        <w:rPr>
+          <w:rFonts w:hint="eastAsia"/>
+        </w:rPr>
+        <w:t>协助明确价值诉求</w:t>
+      </w:r>
+    </w:p>
+    <w:p>
+      <w:pPr>
+        <w:pStyle w:val="aa"/>
+        <w:numPr>
+          <w:ilvl w:val="0"/>
+          <w:numId w:val="15"/>
+        </w:numPr>
+        <w:spacing w:beforeLines="0" w:before="0" w:afterLines="0" w:after="0"/>
+        <w:ind w:left="442" w:hanging="442"/>
+      </w:pPr>
+      <w:r>
+        <w:rPr>
+          <w:rFonts w:hint="eastAsia"/>
+        </w:rPr>
+        <w:t>降低不合理的要求并软化立场</w:t>
+      </w:r>
+    </w:p>
+    <w:p>
+      <w:pPr>
+        <w:pStyle w:val="aa"/>
+        <w:numPr>
+          <w:ilvl w:val="0"/>
+          <w:numId w:val="15"/>
+        </w:numPr>
+        <w:spacing w:beforeLines="0" w:before="0" w:afterLines="0" w:after="0"/>
+        <w:ind w:left="442" w:hanging="442"/>
+        <w:rPr>
+          <w:rFonts w:hint="eastAsia"/>
+        </w:rPr>
+      </w:pPr>
+      <w:r>
+        <w:rPr>
+          <w:rFonts w:hint="eastAsia"/>
+        </w:rPr>
+        <w:t>让谈判继续下去</w:t>
+      </w:r>
+    </w:p>
+    <w:p>
+      <w:pPr>
+        <w:pStyle w:val="aa"/>
+        <w:spacing w:before="78" w:after="78"/>
+        <w:ind w:left="420"/>
+      </w:pPr>
+      <w:r>
+        <w:rPr>
+          <w:rFonts w:hint="eastAsia"/>
+        </w:rPr>
+        <w:t>第三方的作用是缓和冲突、防止冲突蔓延，同时扩大调停方的影响。</w:t>
+      </w:r>
+    </w:p>
+    <w:p>
+      <w:pPr>
+        <w:pStyle w:val="ae"/>
+        <w:rPr>
+          <w:rFonts w:hint="eastAsia"/>
+        </w:rPr>
+      </w:pPr>
+      <w:bookmarkStart w:id="22" w:name="_Toc225437131"/>
+      <w:r>
+        <w:rPr>
+          <w:rFonts w:hint="eastAsia"/>
+        </w:rPr>
+        <w:t>（四）规则和规范</w:t>
+      </w:r>
+      <w:bookmarkEnd w:id="22"/>
+    </w:p>
+    <w:p>
+      <w:pPr>
+        <w:pStyle w:val="aa"/>
+        <w:spacing w:before="78" w:after="78"/>
+      </w:pPr>
+      <w:r>
+        <w:tab/>
+      </w:r>
+      <w:r>
+        <w:rPr>
+          <w:rFonts w:hint="eastAsia"/>
+        </w:rPr>
+        <w:t>新自由主义提出，虽然国际体系是无政府状态，但国家之间的合作还是可能的。</w:t>
+      </w:r>
+      <w:r>
+        <w:rPr>
+          <w:rFonts w:hint="eastAsia"/>
+        </w:rPr>
+        <w:t>国际制度</w:t>
+      </w:r>
+      <w:r>
+        <w:rPr>
+          <w:rFonts w:hint="eastAsia"/>
+        </w:rPr>
+        <w:t>是</w:t>
+      </w:r>
+      <w:r>
+        <w:rPr>
+          <w:rFonts w:hint="eastAsia"/>
+        </w:rPr>
+        <w:t>规定行为角色、限制行动并塑造预期的持久的、相互联系的正式和非正式规则</w:t>
+      </w:r>
+      <w:r>
+        <w:rPr>
+          <w:rFonts w:hint="eastAsia"/>
+        </w:rPr>
+        <w:t>。国际制度的作用是：</w:t>
+      </w:r>
+    </w:p>
+    <w:p>
+      <w:pPr>
+        <w:pStyle w:val="aa"/>
+        <w:numPr>
+          <w:ilvl w:val="0"/>
+          <w:numId w:val="17"/>
+        </w:numPr>
+        <w:spacing w:beforeLines="0" w:before="0" w:afterLines="0" w:after="0"/>
+        <w:ind w:left="442" w:hanging="442"/>
+      </w:pPr>
+      <w:r>
+        <w:rPr>
+          <w:rFonts w:hint="eastAsia"/>
+        </w:rPr>
+        <w:t>提供相对对称的信息，从而监督各国行为；</w:t>
+      </w:r>
+    </w:p>
+    <w:p>
+      <w:pPr>
+        <w:pStyle w:val="aa"/>
+        <w:numPr>
+          <w:ilvl w:val="0"/>
+          <w:numId w:val="16"/>
+        </w:numPr>
+        <w:spacing w:beforeLines="0" w:before="0" w:afterLines="0" w:after="0"/>
+        <w:ind w:left="442" w:hanging="442"/>
+      </w:pPr>
+      <w:r>
+        <w:rPr>
+          <w:rFonts w:hint="eastAsia"/>
+        </w:rPr>
+        <w:t>提供协商的机会，并创造稳定的预期；</w:t>
+      </w:r>
+    </w:p>
+    <w:p>
+      <w:pPr>
+        <w:pStyle w:val="aa"/>
+        <w:numPr>
+          <w:ilvl w:val="0"/>
+          <w:numId w:val="16"/>
+        </w:numPr>
+        <w:spacing w:beforeLines="0" w:before="0" w:afterLines="0" w:after="0"/>
+        <w:ind w:left="442" w:hanging="442"/>
+      </w:pPr>
+      <w:r>
+        <w:rPr>
+          <w:rFonts w:hint="eastAsia"/>
+        </w:rPr>
+        <w:t>产生规模经济——如果一国背叛，由于制度干预、信息扩散，其会产生</w:t>
+      </w:r>
+      <w:proofErr w:type="gramStart"/>
+      <w:r>
+        <w:rPr>
+          <w:rFonts w:hint="eastAsia"/>
+        </w:rPr>
+        <w:t>比收益</w:t>
+      </w:r>
+      <w:proofErr w:type="gramEnd"/>
+      <w:r>
+        <w:rPr>
+          <w:rFonts w:hint="eastAsia"/>
+        </w:rPr>
+        <w:t>更大的成本；节省额外问题的边际成本——国际制度的嵌套模式通过使特定问题的联系和安排附带付款变得更容易或更困难而影响交易成本。</w:t>
+      </w:r>
+    </w:p>
+    <w:p>
+      <w:pPr>
+        <w:pStyle w:val="aa"/>
+        <w:spacing w:before="78" w:after="78"/>
+        <w:ind w:firstLine="420"/>
+        <w:rPr>
+          <w:rFonts w:hint="eastAsia"/>
+        </w:rPr>
+      </w:pPr>
+      <w:r>
+        <w:rPr>
+          <w:rFonts w:hint="eastAsia"/>
+        </w:rPr>
+        <w:lastRenderedPageBreak/>
+        <w:t>规范是针对具有共同身份的行为者的行为标准，以权利和义务的形式定义。它们基于共同体对在某些特定条件下行为者适当行为的信念而产生。规范可以被编纂成国际法，但即使没有写入正式协议，规范也可以存在并被共同体成员尊重。</w:t>
+      </w:r>
+    </w:p>
+    <w:p>
+      <w:pPr>
+        <w:pStyle w:val="aa"/>
+        <w:spacing w:before="78" w:after="78"/>
+        <w:rPr>
+          <w:rFonts w:hint="eastAsia"/>
+        </w:rPr>
+      </w:pPr>
+      <w:r>
+        <w:tab/>
+      </w:r>
+      <w:r>
+        <w:rPr>
+          <w:rFonts w:hint="eastAsia"/>
+        </w:rPr>
+        <w:t>规则和规范分别通过结果性和适当性逻辑影响谈判行为。当代外交活动的最基本规范建立在《联合国宪章》和《维也纳外交关系公约》基础上。国际秩序的核心原则</w:t>
+      </w:r>
+      <w:proofErr w:type="gramStart"/>
+      <w:r>
+        <w:rPr>
+          <w:rFonts w:hint="eastAsia"/>
+        </w:rPr>
+        <w:t>如主权</w:t>
+      </w:r>
+      <w:proofErr w:type="gramEnd"/>
+      <w:r>
+        <w:rPr>
+          <w:rFonts w:hint="eastAsia"/>
+        </w:rPr>
+        <w:t>及领土等核心要素虽然缺乏强制性，但仍是主要规范。</w:t>
+      </w:r>
+      <w:r>
+        <w:rPr>
+          <w:rFonts w:hint="eastAsia"/>
+        </w:rPr>
+        <w:t>但是，在考虑规则与规范时，也要</w:t>
+      </w:r>
+      <w:proofErr w:type="gramStart"/>
+      <w:r>
+        <w:rPr>
+          <w:rFonts w:hint="eastAsia"/>
+        </w:rPr>
+        <w:t>小心双标</w:t>
+      </w:r>
+      <w:proofErr w:type="gramEnd"/>
+      <w:r>
+        <w:rPr>
+          <w:rFonts w:hint="eastAsia"/>
+        </w:rPr>
+        <w:t>、虚伪性以及一致性圈套（如巴黎和会上的中国、</w:t>
+      </w:r>
+      <w:r>
+        <w:rPr>
+          <w:rFonts w:hint="eastAsia"/>
+        </w:rPr>
+        <w:t>R2P</w:t>
+      </w:r>
+      <w:r>
+        <w:rPr>
+          <w:rFonts w:hint="eastAsia"/>
+        </w:rPr>
+        <w:t>、美国与人权规范等）。</w:t>
+      </w:r>
+    </w:p>
+    <w:p>
+      <w:pPr>
+        <w:pStyle w:val="aa"/>
+        <w:spacing w:before="78" w:after="78"/>
+        <w:rPr>
+          <w:rFonts w:hint="eastAsia"/>
+        </w:rPr>
+      </w:pPr>
+    </w:p>
+    <w:p>
+      <w:pPr>
+        <w:pStyle w:val="ac"/>
+        <w:rPr>
+          <w:rFonts w:hint="eastAsia"/>
+        </w:rPr>
+      </w:pPr>
+      <w:bookmarkStart w:id="23" w:name="_Toc225437132"/>
+      <w:r>
+        <w:rPr>
+          <w:rFonts w:hint="eastAsia"/>
+        </w:rPr>
+        <w:t>二、微观背景：谈判特征</w:t>
+      </w:r>
+      <w:bookmarkEnd w:id="23"/>
+    </w:p>
+    <w:p>
+      <w:pPr>
+        <w:pStyle w:val="ae"/>
+      </w:pPr>
+      <w:bookmarkStart w:id="24" w:name="_Toc225437133"/>
+      <w:r>
+        <w:rPr>
+          <w:rFonts w:hint="eastAsia"/>
+        </w:rPr>
+        <w:t>（一）行为体特征</w:t>
+      </w:r>
+      <w:bookmarkEnd w:id="24"/>
+    </w:p>
+    <w:p>
+      <w:pPr>
+        <w:pStyle w:val="aa"/>
+        <w:spacing w:before="78" w:after="78"/>
+      </w:pPr>
+      <w:r>
+        <w:tab/>
+      </w:r>
+      <w:r>
+        <w:rPr>
+          <w:rFonts w:hint="eastAsia"/>
+        </w:rPr>
+        <w:t>行为</w:t>
+      </w:r>
+      <w:proofErr w:type="gramStart"/>
+      <w:r>
+        <w:rPr>
+          <w:rFonts w:hint="eastAsia"/>
+        </w:rPr>
+        <w:t>体数量</w:t>
+      </w:r>
+      <w:proofErr w:type="gramEnd"/>
+      <w:r>
+        <w:rPr>
+          <w:rFonts w:hint="eastAsia"/>
+        </w:rPr>
+        <w:t>影响谈判的难度和谈判的组织方式。联盟关系影响谈判参与方的决策，联盟可能改善谈判地位，也可能缩小谈判空间，因此增强了谈判的复杂性与拖延的可能。</w:t>
+      </w:r>
+    </w:p>
+    <w:p>
+      <w:pPr>
+        <w:pStyle w:val="aa"/>
+        <w:spacing w:before="78" w:after="78"/>
+      </w:pPr>
+      <w:r>
+        <w:tab/>
+      </w:r>
+      <w:r>
+        <w:rPr>
+          <w:rFonts w:hint="eastAsia"/>
+        </w:rPr>
+        <w:t>行为体的准则方面，存在弱情境（个人主义）谈判风格与强情境（以关系为导向的）谈判风格。</w:t>
+      </w:r>
+    </w:p>
+    <w:p>
+      <w:pPr>
+        <w:pStyle w:val="aa"/>
+        <w:spacing w:before="78" w:after="78"/>
+        <w:rPr>
+          <w:rFonts w:hint="eastAsia"/>
+        </w:rPr>
+      </w:pPr>
+      <w:r>
+        <w:tab/>
+      </w:r>
+      <w:r>
+        <w:rPr>
+          <w:rFonts w:hint="eastAsia"/>
+        </w:rPr>
+        <w:t>除此之外，谈判队伍的凝聚力、行为体的决心和信誉也很重要。</w:t>
+      </w:r>
+    </w:p>
+    <w:p>
+      <w:pPr>
+        <w:pStyle w:val="ae"/>
+      </w:pPr>
+      <w:bookmarkStart w:id="25" w:name="_Toc225437134"/>
+      <w:r>
+        <w:rPr>
+          <w:rFonts w:hint="eastAsia"/>
+        </w:rPr>
+        <w:t>（二）议题特征</w:t>
+      </w:r>
+      <w:bookmarkEnd w:id="25"/>
+    </w:p>
+    <w:p>
+      <w:pPr>
+        <w:pStyle w:val="aa"/>
+        <w:spacing w:before="78" w:after="78"/>
+        <w:ind w:firstLine="420"/>
+        <w:rPr>
+          <w:rFonts w:hint="eastAsia"/>
+        </w:rPr>
+      </w:pPr>
+      <w:r>
+        <w:rPr>
+          <w:rFonts w:hint="eastAsia"/>
+        </w:rPr>
+        <w:t>议题的数量和议题间关系上，存在零和谈判</w:t>
+      </w:r>
+      <w:proofErr w:type="gramStart"/>
+      <w:r>
+        <w:rPr>
+          <w:rFonts w:hint="eastAsia"/>
+        </w:rPr>
+        <w:t>和非零和</w:t>
+      </w:r>
+      <w:proofErr w:type="gramEnd"/>
+      <w:r>
+        <w:rPr>
+          <w:rFonts w:hint="eastAsia"/>
+        </w:rPr>
+        <w:t>谈判。议题的增加会使每一个谈判方所考虑的有利结果的组合增多。</w:t>
+      </w:r>
+    </w:p>
+    <w:p>
+      <w:pPr>
+        <w:pStyle w:val="ae"/>
+      </w:pPr>
+      <w:bookmarkStart w:id="26" w:name="_Toc225437135"/>
+      <w:r>
+        <w:rPr>
+          <w:rFonts w:hint="eastAsia"/>
+        </w:rPr>
+        <w:t>（三）过程特征</w:t>
+      </w:r>
+      <w:bookmarkEnd w:id="26"/>
+    </w:p>
+    <w:p>
+      <w:pPr>
+        <w:pStyle w:val="aa"/>
+        <w:spacing w:before="78" w:after="78"/>
+        <w:rPr>
+          <w:rFonts w:hint="eastAsia"/>
+        </w:rPr>
+      </w:pPr>
+      <w:r>
+        <w:tab/>
+      </w:r>
+      <w:r>
+        <w:rPr>
+          <w:rFonts w:hint="eastAsia"/>
+        </w:rPr>
+        <w:t>谈判可能发生在公开场合或秘密场合。谈判结果可能是达成谈判、离开谈判桌；后者又分为重新开始谈判、延误或谈判失败。</w:t>
+      </w:r>
+    </w:p>
+    <w:p>
+      <w:pPr>
+        <w:pStyle w:val="aa"/>
+        <w:spacing w:before="78" w:after="78"/>
+      </w:pPr>
+      <w:r>
+        <w:tab/>
+      </w:r>
+      <w:r>
+        <w:rPr>
+          <w:rFonts w:hint="eastAsia"/>
+        </w:rPr>
+        <w:t>谈判还存在批准的问题。当不同的谈判方在不同的批准规则和批准预期下谈判时，谈判会变得复杂化，如双层博弈模型。</w:t>
+      </w:r>
+    </w:p>
+    <w:p>
+      <w:pPr>
+        <w:pStyle w:val="af1"/>
+        <w:rPr>
+          <w:rFonts w:hint="eastAsia"/>
+        </w:rPr>
+      </w:pPr>
+      <w:r>
+        <w:rPr>
+          <w:rFonts w:hint="eastAsia"/>
+        </w:rPr>
+        <w:t>（四）谈判的遗产</w:t>
+      </w:r>
+    </w:p>
+    <w:p>
+      <w:pPr>
+        <w:pStyle w:val="aa"/>
+        <w:spacing w:before="78" w:after="78"/>
+        <w:rPr>
+          <w:rFonts w:hint="eastAsia"/>
+        </w:rPr>
+      </w:pPr>
+      <w:r>
+        <w:tab/>
+      </w:r>
+      <w:r>
+        <w:rPr>
+          <w:rFonts w:hint="eastAsia"/>
+        </w:rPr>
+        <w:t>国际谈判具有重复性。一次谈判中已经采用过的策略可能会在下一次谈判中被记起。如果某</w:t>
+      </w:r>
+      <w:proofErr w:type="gramStart"/>
+      <w:r>
+        <w:rPr>
+          <w:rFonts w:hint="eastAsia"/>
+        </w:rPr>
+        <w:t>一谈判</w:t>
+      </w:r>
+      <w:proofErr w:type="gramEnd"/>
+      <w:r>
+        <w:rPr>
+          <w:rFonts w:hint="eastAsia"/>
+        </w:rPr>
+        <w:t>方在前次谈判中表现得很强硬，以至于对方将谈判结果视为重大失败，则对方的耻辱感将延续到后来的谈判中，使其难以让步。</w:t>
       </w:r>
     </w:p>
     <w:p>
@@ -3647,6 +6492,119 @@
 <file path=word/numbering.xml><?xml version="1.0" encoding="utf-8"?>
 <w:numbering xmlns:wpc="http://schemas.microsoft.com/office/word/2010/wordprocessingCanvas" xmlns:cx="http://schemas.microsoft.com/office/drawing/2014/chartex" xmlns:cx1="http://schemas.microsoft.com/office/drawing/2015/9/8/chartex" xmlns:cx2="http://schemas.microsoft.com/office/drawing/2015/10/21/chartex" xmlns:cx3="http://schemas.microsoft.com/office/drawing/2016/5/9/chartex" xmlns:cx4="http://schemas.microsoft.com/office/drawing/2016/5/10/chartex" xmlns:cx5="http://schemas.microsoft.com/office/drawing/2016/5/11/chartex" xmlns:cx6="http://schemas.microsoft.com/office/drawing/2016/5/12/chartex" xmlns:cx7="http://schemas.microsoft.com/office/drawing/2016/5/13/chartex" xmlns:cx8="http://schemas.microsoft.com/office/drawing/2016/5/14/chartex" xmlns:mc="http://schemas.openxmlformats.org/markup-compatibility/2006" xmlns:aink="http://schemas.microsoft.com/office/drawing/2016/ink" xmlns:am3d="http://schemas.microsoft.com/office/drawing/2017/model3d" xmlns:o="urn:schemas-microsoft-com:office:office" xmlns:oel="http://schemas.microsoft.com/office/2019/extlst" xmlns:r="http://schemas.openxmlformats.org/officeDocument/2006/relationships" xmlns:m="http://schemas.openxmlformats.org/officeDocument/2006/math" xmlns:v="urn:schemas-microsoft-com:vml" xmlns:wp14="http://schemas.microsoft.com/office/word/2010/wordprocessingDrawing" xmlns:wp="http://schemas.openxmlformats.org/drawingml/2006/wordprocessingDrawing" xmlns:w10="urn:schemas-microsoft-com:office:word" xmlns:w="http://schemas.openxmlformats.org/wordprocessingml/2006/main" xmlns:w14="http://schemas.microsoft.com/office/word/2010/wordml" xmlns:w15="http://schemas.microsoft.com/office/word/2012/wordml" xmlns:w16cex="http://schemas.microsoft.com/office/word/2018/wordml/cex" xmlns:w16cid="http://schemas.microsoft.com/office/word/2016/wordml/cid" xmlns:w16="http://schemas.microsoft.com/office/word/2018/wordml" xmlns:w16du="http://schemas.microsoft.com/office/word/2023/wordml/word16du" xmlns:w16sdtdh="http://schemas.microsoft.com/office/word/2020/wordml/sdtdatahash" xmlns:w16sdtfl="http://schemas.microsoft.com/office/word/2024/wordml/sdtformatlock" xmlns:w16se="http://schemas.microsoft.com/office/word/2015/wordml/symex" xmlns:wpg="http://schemas.microsoft.com/office/word/2010/wordprocessingGroup" xmlns:wpi="http://schemas.microsoft.com/office/word/2010/wordprocessingInk" xmlns:wne="http://schemas.microsoft.com/office/word/2006/wordml" xmlns:wps="http://schemas.microsoft.com/office/word/2010/wordprocessingShape" mc:Ignorable="w14 w15 w16se w16cid w16 w16cex w16sdtdh w16sdtfl w16du wp14">
   <w:abstractNum w:abstractNumId="0" w15:restartNumberingAfterBreak="0">
+    <w:nsid w:val="02355B3D"/>
+    <w:multiLevelType w:val="hybridMultilevel"/>
+    <w:tmpl w:val="52B8C1C2"/>
+    <w:lvl w:ilvl="0" w:tplc="04090001">
+      <w:start w:val="1"/>
+      <w:numFmt w:val="bullet"/>
+      <w:lvlText w:val=""/>
+      <w:lvlJc w:val="left"/>
+      <w:pPr>
+        <w:ind w:left="440" w:hanging="440"/>
+      </w:pPr>
+      <w:rPr>
+        <w:rFonts w:ascii="Wingdings" w:hAnsi="Wingdings" w:hint="default"/>
+      </w:rPr>
+    </w:lvl>
+    <w:lvl w:ilvl="1" w:tplc="04090003" w:tentative="1">
+      <w:start w:val="1"/>
+      <w:numFmt w:val="bullet"/>
+      <w:lvlText w:val=""/>
+      <w:lvlJc w:val="left"/>
+      <w:pPr>
+        <w:ind w:left="880" w:hanging="440"/>
+      </w:pPr>
+      <w:rPr>
+        <w:rFonts w:ascii="Wingdings" w:hAnsi="Wingdings" w:hint="default"/>
+      </w:rPr>
+    </w:lvl>
+    <w:lvl w:ilvl="2" w:tplc="04090005" w:tentative="1">
+      <w:start w:val="1"/>
+      <w:numFmt w:val="bullet"/>
+      <w:lvlText w:val=""/>
+      <w:lvlJc w:val="left"/>
+      <w:pPr>
+        <w:ind w:left="1320" w:hanging="440"/>
+      </w:pPr>
+      <w:rPr>
+        <w:rFonts w:ascii="Wingdings" w:hAnsi="Wingdings" w:hint="default"/>
+      </w:rPr>
+    </w:lvl>
+    <w:lvl w:ilvl="3" w:tplc="04090001" w:tentative="1">
+      <w:start w:val="1"/>
+      <w:numFmt w:val="bullet"/>
+      <w:lvlText w:val=""/>
+      <w:lvlJc w:val="left"/>
+      <w:pPr>
+        <w:ind w:left="1760" w:hanging="440"/>
+      </w:pPr>
+      <w:rPr>
+        <w:rFonts w:ascii="Wingdings" w:hAnsi="Wingdings" w:hint="default"/>
+      </w:rPr>
+    </w:lvl>
+    <w:lvl w:ilvl="4" w:tplc="04090003" w:tentative="1">
+      <w:start w:val="1"/>
+      <w:numFmt w:val="bullet"/>
+      <w:lvlText w:val=""/>
+      <w:lvlJc w:val="left"/>
+      <w:pPr>
+        <w:ind w:left="2200" w:hanging="440"/>
+      </w:pPr>
+      <w:rPr>
+        <w:rFonts w:ascii="Wingdings" w:hAnsi="Wingdings" w:hint="default"/>
+      </w:rPr>
+    </w:lvl>
+    <w:lvl w:ilvl="5" w:tplc="04090005" w:tentative="1">
+      <w:start w:val="1"/>
+      <w:numFmt w:val="bullet"/>
+      <w:lvlText w:val=""/>
+      <w:lvlJc w:val="left"/>
+      <w:pPr>
+        <w:ind w:left="2640" w:hanging="440"/>
+      </w:pPr>
+      <w:rPr>
+        <w:rFonts w:ascii="Wingdings" w:hAnsi="Wingdings" w:hint="default"/>
+      </w:rPr>
+    </w:lvl>
+    <w:lvl w:ilvl="6" w:tplc="04090001" w:tentative="1">
+      <w:start w:val="1"/>
+      <w:numFmt w:val="bullet"/>
+      <w:lvlText w:val=""/>
+      <w:lvlJc w:val="left"/>
+      <w:pPr>
+        <w:ind w:left="3080" w:hanging="440"/>
+      </w:pPr>
+      <w:rPr>
+        <w:rFonts w:ascii="Wingdings" w:hAnsi="Wingdings" w:hint="default"/>
+      </w:rPr>
+    </w:lvl>
+    <w:lvl w:ilvl="7" w:tplc="04090003" w:tentative="1">
+      <w:start w:val="1"/>
+      <w:numFmt w:val="bullet"/>
+      <w:lvlText w:val=""/>
+      <w:lvlJc w:val="left"/>
+      <w:pPr>
+        <w:ind w:left="3520" w:hanging="440"/>
+      </w:pPr>
+      <w:rPr>
+        <w:rFonts w:ascii="Wingdings" w:hAnsi="Wingdings" w:hint="default"/>
+      </w:rPr>
+    </w:lvl>
+    <w:lvl w:ilvl="8" w:tplc="04090005" w:tentative="1">
+      <w:start w:val="1"/>
+      <w:numFmt w:val="bullet"/>
+      <w:lvlText w:val=""/>
+      <w:lvlJc w:val="left"/>
+      <w:pPr>
+        <w:ind w:left="3960" w:hanging="440"/>
+      </w:pPr>
+      <w:rPr>
+        <w:rFonts w:ascii="Wingdings" w:hAnsi="Wingdings" w:hint="default"/>
+      </w:rPr>
+    </w:lvl>
+  </w:abstractNum>
+  <w:abstractNum w:abstractNumId="1" w15:restartNumberingAfterBreak="0">
     <w:nsid w:val="027B6683"/>
     <w:multiLevelType w:val="hybridMultilevel"/>
     <w:tmpl w:val="DE0C207E"/>
@@ -3759,7 +6717,120 @@
       </w:rPr>
     </w:lvl>
   </w:abstractNum>
-  <w:abstractNum w:abstractNumId="1" w15:restartNumberingAfterBreak="0">
+  <w:abstractNum w:abstractNumId="2" w15:restartNumberingAfterBreak="0">
+    <w:nsid w:val="06592A8E"/>
+    <w:multiLevelType w:val="hybridMultilevel"/>
+    <w:tmpl w:val="64CA277E"/>
+    <w:lvl w:ilvl="0" w:tplc="04090001">
+      <w:start w:val="1"/>
+      <w:numFmt w:val="bullet"/>
+      <w:lvlText w:val=""/>
+      <w:lvlJc w:val="left"/>
+      <w:pPr>
+        <w:ind w:left="440" w:hanging="440"/>
+      </w:pPr>
+      <w:rPr>
+        <w:rFonts w:ascii="Wingdings" w:hAnsi="Wingdings" w:hint="default"/>
+      </w:rPr>
+    </w:lvl>
+    <w:lvl w:ilvl="1" w:tplc="04090003" w:tentative="1">
+      <w:start w:val="1"/>
+      <w:numFmt w:val="bullet"/>
+      <w:lvlText w:val=""/>
+      <w:lvlJc w:val="left"/>
+      <w:pPr>
+        <w:ind w:left="880" w:hanging="440"/>
+      </w:pPr>
+      <w:rPr>
+        <w:rFonts w:ascii="Wingdings" w:hAnsi="Wingdings" w:hint="default"/>
+      </w:rPr>
+    </w:lvl>
+    <w:lvl w:ilvl="2" w:tplc="04090005" w:tentative="1">
+      <w:start w:val="1"/>
+      <w:numFmt w:val="bullet"/>
+      <w:lvlText w:val=""/>
+      <w:lvlJc w:val="left"/>
+      <w:pPr>
+        <w:ind w:left="1320" w:hanging="440"/>
+      </w:pPr>
+      <w:rPr>
+        <w:rFonts w:ascii="Wingdings" w:hAnsi="Wingdings" w:hint="default"/>
+      </w:rPr>
+    </w:lvl>
+    <w:lvl w:ilvl="3" w:tplc="04090001" w:tentative="1">
+      <w:start w:val="1"/>
+      <w:numFmt w:val="bullet"/>
+      <w:lvlText w:val=""/>
+      <w:lvlJc w:val="left"/>
+      <w:pPr>
+        <w:ind w:left="1760" w:hanging="440"/>
+      </w:pPr>
+      <w:rPr>
+        <w:rFonts w:ascii="Wingdings" w:hAnsi="Wingdings" w:hint="default"/>
+      </w:rPr>
+    </w:lvl>
+    <w:lvl w:ilvl="4" w:tplc="04090003" w:tentative="1">
+      <w:start w:val="1"/>
+      <w:numFmt w:val="bullet"/>
+      <w:lvlText w:val=""/>
+      <w:lvlJc w:val="left"/>
+      <w:pPr>
+        <w:ind w:left="2200" w:hanging="440"/>
+      </w:pPr>
+      <w:rPr>
+        <w:rFonts w:ascii="Wingdings" w:hAnsi="Wingdings" w:hint="default"/>
+      </w:rPr>
+    </w:lvl>
+    <w:lvl w:ilvl="5" w:tplc="04090005" w:tentative="1">
+      <w:start w:val="1"/>
+      <w:numFmt w:val="bullet"/>
+      <w:lvlText w:val=""/>
+      <w:lvlJc w:val="left"/>
+      <w:pPr>
+        <w:ind w:left="2640" w:hanging="440"/>
+      </w:pPr>
+      <w:rPr>
+        <w:rFonts w:ascii="Wingdings" w:hAnsi="Wingdings" w:hint="default"/>
+      </w:rPr>
+    </w:lvl>
+    <w:lvl w:ilvl="6" w:tplc="04090001" w:tentative="1">
+      <w:start w:val="1"/>
+      <w:numFmt w:val="bullet"/>
+      <w:lvlText w:val=""/>
+      <w:lvlJc w:val="left"/>
+      <w:pPr>
+        <w:ind w:left="3080" w:hanging="440"/>
+      </w:pPr>
+      <w:rPr>
+        <w:rFonts w:ascii="Wingdings" w:hAnsi="Wingdings" w:hint="default"/>
+      </w:rPr>
+    </w:lvl>
+    <w:lvl w:ilvl="7" w:tplc="04090003" w:tentative="1">
+      <w:start w:val="1"/>
+      <w:numFmt w:val="bullet"/>
+      <w:lvlText w:val=""/>
+      <w:lvlJc w:val="left"/>
+      <w:pPr>
+        <w:ind w:left="3520" w:hanging="440"/>
+      </w:pPr>
+      <w:rPr>
+        <w:rFonts w:ascii="Wingdings" w:hAnsi="Wingdings" w:hint="default"/>
+      </w:rPr>
+    </w:lvl>
+    <w:lvl w:ilvl="8" w:tplc="04090005" w:tentative="1">
+      <w:start w:val="1"/>
+      <w:numFmt w:val="bullet"/>
+      <w:lvlText w:val=""/>
+      <w:lvlJc w:val="left"/>
+      <w:pPr>
+        <w:ind w:left="3960" w:hanging="440"/>
+      </w:pPr>
+      <w:rPr>
+        <w:rFonts w:ascii="Wingdings" w:hAnsi="Wingdings" w:hint="default"/>
+      </w:rPr>
+    </w:lvl>
+  </w:abstractNum>
+  <w:abstractNum w:abstractNumId="3" w15:restartNumberingAfterBreak="0">
     <w:nsid w:val="1B98566C"/>
     <w:multiLevelType w:val="hybridMultilevel"/>
     <w:tmpl w:val="5262D186"/>
@@ -3872,7 +6943,120 @@
       </w:rPr>
     </w:lvl>
   </w:abstractNum>
-  <w:abstractNum w:abstractNumId="2" w15:restartNumberingAfterBreak="0">
+  <w:abstractNum w:abstractNumId="4" w15:restartNumberingAfterBreak="0">
+    <w:nsid w:val="24E815EE"/>
+    <w:multiLevelType w:val="hybridMultilevel"/>
+    <w:tmpl w:val="E2046FCE"/>
+    <w:lvl w:ilvl="0" w:tplc="04090001">
+      <w:start w:val="1"/>
+      <w:numFmt w:val="bullet"/>
+      <w:lvlText w:val=""/>
+      <w:lvlJc w:val="left"/>
+      <w:pPr>
+        <w:ind w:left="440" w:hanging="440"/>
+      </w:pPr>
+      <w:rPr>
+        <w:rFonts w:ascii="Wingdings" w:hAnsi="Wingdings" w:hint="default"/>
+      </w:rPr>
+    </w:lvl>
+    <w:lvl w:ilvl="1" w:tplc="04090003" w:tentative="1">
+      <w:start w:val="1"/>
+      <w:numFmt w:val="bullet"/>
+      <w:lvlText w:val=""/>
+      <w:lvlJc w:val="left"/>
+      <w:pPr>
+        <w:ind w:left="880" w:hanging="440"/>
+      </w:pPr>
+      <w:rPr>
+        <w:rFonts w:ascii="Wingdings" w:hAnsi="Wingdings" w:hint="default"/>
+      </w:rPr>
+    </w:lvl>
+    <w:lvl w:ilvl="2" w:tplc="04090005" w:tentative="1">
+      <w:start w:val="1"/>
+      <w:numFmt w:val="bullet"/>
+      <w:lvlText w:val=""/>
+      <w:lvlJc w:val="left"/>
+      <w:pPr>
+        <w:ind w:left="1320" w:hanging="440"/>
+      </w:pPr>
+      <w:rPr>
+        <w:rFonts w:ascii="Wingdings" w:hAnsi="Wingdings" w:hint="default"/>
+      </w:rPr>
+    </w:lvl>
+    <w:lvl w:ilvl="3" w:tplc="04090001" w:tentative="1">
+      <w:start w:val="1"/>
+      <w:numFmt w:val="bullet"/>
+      <w:lvlText w:val=""/>
+      <w:lvlJc w:val="left"/>
+      <w:pPr>
+        <w:ind w:left="1760" w:hanging="440"/>
+      </w:pPr>
+      <w:rPr>
+        <w:rFonts w:ascii="Wingdings" w:hAnsi="Wingdings" w:hint="default"/>
+      </w:rPr>
+    </w:lvl>
+    <w:lvl w:ilvl="4" w:tplc="04090003" w:tentative="1">
+      <w:start w:val="1"/>
+      <w:numFmt w:val="bullet"/>
+      <w:lvlText w:val=""/>
+      <w:lvlJc w:val="left"/>
+      <w:pPr>
+        <w:ind w:left="2200" w:hanging="440"/>
+      </w:pPr>
+      <w:rPr>
+        <w:rFonts w:ascii="Wingdings" w:hAnsi="Wingdings" w:hint="default"/>
+      </w:rPr>
+    </w:lvl>
+    <w:lvl w:ilvl="5" w:tplc="04090005" w:tentative="1">
+      <w:start w:val="1"/>
+      <w:numFmt w:val="bullet"/>
+      <w:lvlText w:val=""/>
+      <w:lvlJc w:val="left"/>
+      <w:pPr>
+        <w:ind w:left="2640" w:hanging="440"/>
+      </w:pPr>
+      <w:rPr>
+        <w:rFonts w:ascii="Wingdings" w:hAnsi="Wingdings" w:hint="default"/>
+      </w:rPr>
+    </w:lvl>
+    <w:lvl w:ilvl="6" w:tplc="04090001" w:tentative="1">
+      <w:start w:val="1"/>
+      <w:numFmt w:val="bullet"/>
+      <w:lvlText w:val=""/>
+      <w:lvlJc w:val="left"/>
+      <w:pPr>
+        <w:ind w:left="3080" w:hanging="440"/>
+      </w:pPr>
+      <w:rPr>
+        <w:rFonts w:ascii="Wingdings" w:hAnsi="Wingdings" w:hint="default"/>
+      </w:rPr>
+    </w:lvl>
+    <w:lvl w:ilvl="7" w:tplc="04090003" w:tentative="1">
+      <w:start w:val="1"/>
+      <w:numFmt w:val="bullet"/>
+      <w:lvlText w:val=""/>
+      <w:lvlJc w:val="left"/>
+      <w:pPr>
+        <w:ind w:left="3520" w:hanging="440"/>
+      </w:pPr>
+      <w:rPr>
+        <w:rFonts w:ascii="Wingdings" w:hAnsi="Wingdings" w:hint="default"/>
+      </w:rPr>
+    </w:lvl>
+    <w:lvl w:ilvl="8" w:tplc="04090005" w:tentative="1">
+      <w:start w:val="1"/>
+      <w:numFmt w:val="bullet"/>
+      <w:lvlText w:val=""/>
+      <w:lvlJc w:val="left"/>
+      <w:pPr>
+        <w:ind w:left="3960" w:hanging="440"/>
+      </w:pPr>
+      <w:rPr>
+        <w:rFonts w:ascii="Wingdings" w:hAnsi="Wingdings" w:hint="default"/>
+      </w:rPr>
+    </w:lvl>
+  </w:abstractNum>
+  <w:abstractNum w:abstractNumId="5" w15:restartNumberingAfterBreak="0">
     <w:nsid w:val="26456140"/>
     <w:multiLevelType w:val="hybridMultilevel"/>
     <w:tmpl w:val="D5465CD4"/>
@@ -3961,7 +7145,120 @@
       </w:pPr>
     </w:lvl>
   </w:abstractNum>
-  <w:abstractNum w:abstractNumId="3" w15:restartNumberingAfterBreak="0">
+  <w:abstractNum w:abstractNumId="6" w15:restartNumberingAfterBreak="0">
+    <w:nsid w:val="27FC3684"/>
+    <w:multiLevelType w:val="hybridMultilevel"/>
+    <w:tmpl w:val="C31A5E50"/>
+    <w:lvl w:ilvl="0" w:tplc="04090001">
+      <w:start w:val="1"/>
+      <w:numFmt w:val="bullet"/>
+      <w:lvlText w:val=""/>
+      <w:lvlJc w:val="left"/>
+      <w:pPr>
+        <w:ind w:left="440" w:hanging="440"/>
+      </w:pPr>
+      <w:rPr>
+        <w:rFonts w:ascii="Wingdings" w:hAnsi="Wingdings" w:hint="default"/>
+      </w:rPr>
+    </w:lvl>
+    <w:lvl w:ilvl="1" w:tplc="04090003" w:tentative="1">
+      <w:start w:val="1"/>
+      <w:numFmt w:val="bullet"/>
+      <w:lvlText w:val=""/>
+      <w:lvlJc w:val="left"/>
+      <w:pPr>
+        <w:ind w:left="880" w:hanging="440"/>
+      </w:pPr>
+      <w:rPr>
+        <w:rFonts w:ascii="Wingdings" w:hAnsi="Wingdings" w:hint="default"/>
+      </w:rPr>
+    </w:lvl>
+    <w:lvl w:ilvl="2" w:tplc="04090005" w:tentative="1">
+      <w:start w:val="1"/>
+      <w:numFmt w:val="bullet"/>
+      <w:lvlText w:val=""/>
+      <w:lvlJc w:val="left"/>
+      <w:pPr>
+        <w:ind w:left="1320" w:hanging="440"/>
+      </w:pPr>
+      <w:rPr>
+        <w:rFonts w:ascii="Wingdings" w:hAnsi="Wingdings" w:hint="default"/>
+      </w:rPr>
+    </w:lvl>
+    <w:lvl w:ilvl="3" w:tplc="04090001" w:tentative="1">
+      <w:start w:val="1"/>
+      <w:numFmt w:val="bullet"/>
+      <w:lvlText w:val=""/>
+      <w:lvlJc w:val="left"/>
+      <w:pPr>
+        <w:ind w:left="1760" w:hanging="440"/>
+      </w:pPr>
+      <w:rPr>
+        <w:rFonts w:ascii="Wingdings" w:hAnsi="Wingdings" w:hint="default"/>
+      </w:rPr>
+    </w:lvl>
+    <w:lvl w:ilvl="4" w:tplc="04090003" w:tentative="1">
+      <w:start w:val="1"/>
+      <w:numFmt w:val="bullet"/>
+      <w:lvlText w:val=""/>
+      <w:lvlJc w:val="left"/>
+      <w:pPr>
+        <w:ind w:left="2200" w:hanging="440"/>
+      </w:pPr>
+      <w:rPr>
+        <w:rFonts w:ascii="Wingdings" w:hAnsi="Wingdings" w:hint="default"/>
+      </w:rPr>
+    </w:lvl>
+    <w:lvl w:ilvl="5" w:tplc="04090005" w:tentative="1">
+      <w:start w:val="1"/>
+      <w:numFmt w:val="bullet"/>
+      <w:lvlText w:val=""/>
+      <w:lvlJc w:val="left"/>
+      <w:pPr>
+        <w:ind w:left="2640" w:hanging="440"/>
+      </w:pPr>
+      <w:rPr>
+        <w:rFonts w:ascii="Wingdings" w:hAnsi="Wingdings" w:hint="default"/>
+      </w:rPr>
+    </w:lvl>
+    <w:lvl w:ilvl="6" w:tplc="04090001" w:tentative="1">
+      <w:start w:val="1"/>
+      <w:numFmt w:val="bullet"/>
+      <w:lvlText w:val=""/>
+      <w:lvlJc w:val="left"/>
+      <w:pPr>
+        <w:ind w:left="3080" w:hanging="440"/>
+      </w:pPr>
+      <w:rPr>
+        <w:rFonts w:ascii="Wingdings" w:hAnsi="Wingdings" w:hint="default"/>
+      </w:rPr>
+    </w:lvl>
+    <w:lvl w:ilvl="7" w:tplc="04090003" w:tentative="1">
+      <w:start w:val="1"/>
+      <w:numFmt w:val="bullet"/>
+      <w:lvlText w:val=""/>
+      <w:lvlJc w:val="left"/>
+      <w:pPr>
+        <w:ind w:left="3520" w:hanging="440"/>
+      </w:pPr>
+      <w:rPr>
+        <w:rFonts w:ascii="Wingdings" w:hAnsi="Wingdings" w:hint="default"/>
+      </w:rPr>
+    </w:lvl>
+    <w:lvl w:ilvl="8" w:tplc="04090005" w:tentative="1">
+      <w:start w:val="1"/>
+      <w:numFmt w:val="bullet"/>
+      <w:lvlText w:val=""/>
+      <w:lvlJc w:val="left"/>
+      <w:pPr>
+        <w:ind w:left="3960" w:hanging="440"/>
+      </w:pPr>
+      <w:rPr>
+        <w:rFonts w:ascii="Wingdings" w:hAnsi="Wingdings" w:hint="default"/>
+      </w:rPr>
+    </w:lvl>
+  </w:abstractNum>
+  <w:abstractNum w:abstractNumId="7" w15:restartNumberingAfterBreak="0">
     <w:nsid w:val="2FEF1072"/>
     <w:multiLevelType w:val="hybridMultilevel"/>
     <w:tmpl w:val="1F8485EE"/>
@@ -4074,7 +7371,7 @@
       </w:rPr>
     </w:lvl>
   </w:abstractNum>
-  <w:abstractNum w:abstractNumId="4" w15:restartNumberingAfterBreak="0">
+  <w:abstractNum w:abstractNumId="8" w15:restartNumberingAfterBreak="0">
     <w:nsid w:val="3AD25D24"/>
     <w:multiLevelType w:val="hybridMultilevel"/>
     <w:tmpl w:val="DFF2C544"/>
@@ -4160,7 +7457,96 @@
       </w:pPr>
     </w:lvl>
   </w:abstractNum>
-  <w:abstractNum w:abstractNumId="5" w15:restartNumberingAfterBreak="0">
+  <w:abstractNum w:abstractNumId="9" w15:restartNumberingAfterBreak="0">
+    <w:nsid w:val="40E4225C"/>
+    <w:multiLevelType w:val="hybridMultilevel"/>
+    <w:tmpl w:val="D8C0E260"/>
+    <w:lvl w:ilvl="0" w:tplc="91282950">
+      <w:start w:val="1"/>
+      <w:numFmt w:val="decimal"/>
+      <w:lvlText w:val="%1."/>
+      <w:lvlJc w:val="left"/>
+      <w:pPr>
+        <w:ind w:left="360" w:hanging="360"/>
+      </w:pPr>
+      <w:rPr>
+        <w:rFonts w:hint="default"/>
+      </w:rPr>
+    </w:lvl>
+    <w:lvl w:ilvl="1" w:tplc="04090019" w:tentative="1">
+      <w:start w:val="1"/>
+      <w:numFmt w:val="lowerLetter"/>
+      <w:lvlText w:val="%2)"/>
+      <w:lvlJc w:val="left"/>
+      <w:pPr>
+        <w:ind w:left="880" w:hanging="440"/>
+      </w:pPr>
+    </w:lvl>
+    <w:lvl w:ilvl="2" w:tplc="0409001B" w:tentative="1">
+      <w:start w:val="1"/>
+      <w:numFmt w:val="lowerRoman"/>
+      <w:lvlText w:val="%3."/>
+      <w:lvlJc w:val="right"/>
+      <w:pPr>
+        <w:ind w:left="1320" w:hanging="440"/>
+      </w:pPr>
+    </w:lvl>
+    <w:lvl w:ilvl="3" w:tplc="0409000F" w:tentative="1">
+      <w:start w:val="1"/>
+      <w:numFmt w:val="decimal"/>
+      <w:lvlText w:val="%4."/>
+      <w:lvlJc w:val="left"/>
+      <w:pPr>
+        <w:ind w:left="1760" w:hanging="440"/>
+      </w:pPr>
+    </w:lvl>
+    <w:lvl w:ilvl="4" w:tplc="04090019" w:tentative="1">
+      <w:start w:val="1"/>
+      <w:numFmt w:val="lowerLetter"/>
+      <w:lvlText w:val="%5)"/>
+      <w:lvlJc w:val="left"/>
+      <w:pPr>
+        <w:ind w:left="2200" w:hanging="440"/>
+      </w:pPr>
+    </w:lvl>
+    <w:lvl w:ilvl="5" w:tplc="0409001B" w:tentative="1">
+      <w:start w:val="1"/>
+      <w:numFmt w:val="lowerRoman"/>
+      <w:lvlText w:val="%6."/>
+      <w:lvlJc w:val="right"/>
+      <w:pPr>
+        <w:ind w:left="2640" w:hanging="440"/>
+      </w:pPr>
+    </w:lvl>
+    <w:lvl w:ilvl="6" w:tplc="0409000F" w:tentative="1">
+      <w:start w:val="1"/>
+      <w:numFmt w:val="decimal"/>
+      <w:lvlText w:val="%7."/>
+      <w:lvlJc w:val="left"/>
+      <w:pPr>
+        <w:ind w:left="3080" w:hanging="440"/>
+      </w:pPr>
+    </w:lvl>
+    <w:lvl w:ilvl="7" w:tplc="04090019" w:tentative="1">
+      <w:start w:val="1"/>
+      <w:numFmt w:val="lowerLetter"/>
+      <w:lvlText w:val="%8)"/>
+      <w:lvlJc w:val="left"/>
+      <w:pPr>
+        <w:ind w:left="3520" w:hanging="440"/>
+      </w:pPr>
+    </w:lvl>
+    <w:lvl w:ilvl="8" w:tplc="0409001B" w:tentative="1">
+      <w:start w:val="1"/>
+      <w:numFmt w:val="lowerRoman"/>
+      <w:lvlText w:val="%9."/>
+      <w:lvlJc w:val="right"/>
+      <w:pPr>
+        <w:ind w:left="3960" w:hanging="440"/>
+      </w:pPr>
+    </w:lvl>
+  </w:abstractNum>
+  <w:abstractNum w:abstractNumId="10" w15:restartNumberingAfterBreak="0">
     <w:nsid w:val="4B036997"/>
     <w:multiLevelType w:val="hybridMultilevel"/>
     <w:tmpl w:val="0952DE3A"/>
@@ -4273,7 +7659,209 @@
       </w:rPr>
     </w:lvl>
   </w:abstractNum>
-  <w:abstractNum w:abstractNumId="6" w15:restartNumberingAfterBreak="0">
+  <w:abstractNum w:abstractNumId="11" w15:restartNumberingAfterBreak="0">
+    <w:nsid w:val="4B1362EC"/>
+    <w:multiLevelType w:val="hybridMultilevel"/>
+    <w:tmpl w:val="9CD66D3C"/>
+    <w:lvl w:ilvl="0" w:tplc="04090001">
+      <w:start w:val="1"/>
+      <w:numFmt w:val="bullet"/>
+      <w:lvlText w:val=""/>
+      <w:lvlJc w:val="left"/>
+      <w:pPr>
+        <w:ind w:left="440" w:hanging="440"/>
+      </w:pPr>
+      <w:rPr>
+        <w:rFonts w:ascii="Wingdings" w:hAnsi="Wingdings" w:hint="default"/>
+      </w:rPr>
+    </w:lvl>
+    <w:lvl w:ilvl="1" w:tplc="04090003" w:tentative="1">
+      <w:start w:val="1"/>
+      <w:numFmt w:val="bullet"/>
+      <w:lvlText w:val=""/>
+      <w:lvlJc w:val="left"/>
+      <w:pPr>
+        <w:ind w:left="880" w:hanging="440"/>
+      </w:pPr>
+      <w:rPr>
+        <w:rFonts w:ascii="Wingdings" w:hAnsi="Wingdings" w:hint="default"/>
+      </w:rPr>
+    </w:lvl>
+    <w:lvl w:ilvl="2" w:tplc="04090005" w:tentative="1">
+      <w:start w:val="1"/>
+      <w:numFmt w:val="bullet"/>
+      <w:lvlText w:val=""/>
+      <w:lvlJc w:val="left"/>
+      <w:pPr>
+        <w:ind w:left="1320" w:hanging="440"/>
+      </w:pPr>
+      <w:rPr>
+        <w:rFonts w:ascii="Wingdings" w:hAnsi="Wingdings" w:hint="default"/>
+      </w:rPr>
+    </w:lvl>
+    <w:lvl w:ilvl="3" w:tplc="04090001" w:tentative="1">
+      <w:start w:val="1"/>
+      <w:numFmt w:val="bullet"/>
+      <w:lvlText w:val=""/>
+      <w:lvlJc w:val="left"/>
+      <w:pPr>
+        <w:ind w:left="1760" w:hanging="440"/>
+      </w:pPr>
+      <w:rPr>
+        <w:rFonts w:ascii="Wingdings" w:hAnsi="Wingdings" w:hint="default"/>
+      </w:rPr>
+    </w:lvl>
+    <w:lvl w:ilvl="4" w:tplc="04090003" w:tentative="1">
+      <w:start w:val="1"/>
+      <w:numFmt w:val="bullet"/>
+      <w:lvlText w:val=""/>
+      <w:lvlJc w:val="left"/>
+      <w:pPr>
+        <w:ind w:left="2200" w:hanging="440"/>
+      </w:pPr>
+      <w:rPr>
+        <w:rFonts w:ascii="Wingdings" w:hAnsi="Wingdings" w:hint="default"/>
+      </w:rPr>
+    </w:lvl>
+    <w:lvl w:ilvl="5" w:tplc="04090005" w:tentative="1">
+      <w:start w:val="1"/>
+      <w:numFmt w:val="bullet"/>
+      <w:lvlText w:val=""/>
+      <w:lvlJc w:val="left"/>
+      <w:pPr>
+        <w:ind w:left="2640" w:hanging="440"/>
+      </w:pPr>
+      <w:rPr>
+        <w:rFonts w:ascii="Wingdings" w:hAnsi="Wingdings" w:hint="default"/>
+      </w:rPr>
+    </w:lvl>
+    <w:lvl w:ilvl="6" w:tplc="04090001" w:tentative="1">
+      <w:start w:val="1"/>
+      <w:numFmt w:val="bullet"/>
+      <w:lvlText w:val=""/>
+      <w:lvlJc w:val="left"/>
+      <w:pPr>
+        <w:ind w:left="3080" w:hanging="440"/>
+      </w:pPr>
+      <w:rPr>
+        <w:rFonts w:ascii="Wingdings" w:hAnsi="Wingdings" w:hint="default"/>
+      </w:rPr>
+    </w:lvl>
+    <w:lvl w:ilvl="7" w:tplc="04090003" w:tentative="1">
+      <w:start w:val="1"/>
+      <w:numFmt w:val="bullet"/>
+      <w:lvlText w:val=""/>
+      <w:lvlJc w:val="left"/>
+      <w:pPr>
+        <w:ind w:left="3520" w:hanging="440"/>
+      </w:pPr>
+      <w:rPr>
+        <w:rFonts w:ascii="Wingdings" w:hAnsi="Wingdings" w:hint="default"/>
+      </w:rPr>
+    </w:lvl>
+    <w:lvl w:ilvl="8" w:tplc="04090005" w:tentative="1">
+      <w:start w:val="1"/>
+      <w:numFmt w:val="bullet"/>
+      <w:lvlText w:val=""/>
+      <w:lvlJc w:val="left"/>
+      <w:pPr>
+        <w:ind w:left="3960" w:hanging="440"/>
+      </w:pPr>
+      <w:rPr>
+        <w:rFonts w:ascii="Wingdings" w:hAnsi="Wingdings" w:hint="default"/>
+      </w:rPr>
+    </w:lvl>
+  </w:abstractNum>
+  <w:abstractNum w:abstractNumId="12" w15:restartNumberingAfterBreak="0">
+    <w:nsid w:val="55F31E42"/>
+    <w:multiLevelType w:val="hybridMultilevel"/>
+    <w:tmpl w:val="209EC5D2"/>
+    <w:lvl w:ilvl="0" w:tplc="91282950">
+      <w:start w:val="1"/>
+      <w:numFmt w:val="decimal"/>
+      <w:lvlText w:val="%1."/>
+      <w:lvlJc w:val="left"/>
+      <w:pPr>
+        <w:ind w:left="360" w:hanging="360"/>
+      </w:pPr>
+      <w:rPr>
+        <w:rFonts w:hint="default"/>
+      </w:rPr>
+    </w:lvl>
+    <w:lvl w:ilvl="1" w:tplc="04090019" w:tentative="1">
+      <w:start w:val="1"/>
+      <w:numFmt w:val="lowerLetter"/>
+      <w:lvlText w:val="%2)"/>
+      <w:lvlJc w:val="left"/>
+      <w:pPr>
+        <w:ind w:left="880" w:hanging="440"/>
+      </w:pPr>
+    </w:lvl>
+    <w:lvl w:ilvl="2" w:tplc="0409001B" w:tentative="1">
+      <w:start w:val="1"/>
+      <w:numFmt w:val="lowerRoman"/>
+      <w:lvlText w:val="%3."/>
+      <w:lvlJc w:val="right"/>
+      <w:pPr>
+        <w:ind w:left="1320" w:hanging="440"/>
+      </w:pPr>
+    </w:lvl>
+    <w:lvl w:ilvl="3" w:tplc="0409000F" w:tentative="1">
+      <w:start w:val="1"/>
+      <w:numFmt w:val="decimal"/>
+      <w:lvlText w:val="%4."/>
+      <w:lvlJc w:val="left"/>
+      <w:pPr>
+        <w:ind w:left="1760" w:hanging="440"/>
+      </w:pPr>
+    </w:lvl>
+    <w:lvl w:ilvl="4" w:tplc="04090019" w:tentative="1">
+      <w:start w:val="1"/>
+      <w:numFmt w:val="lowerLetter"/>
+      <w:lvlText w:val="%5)"/>
+      <w:lvlJc w:val="left"/>
+      <w:pPr>
+        <w:ind w:left="2200" w:hanging="440"/>
+      </w:pPr>
+    </w:lvl>
+    <w:lvl w:ilvl="5" w:tplc="0409001B" w:tentative="1">
+      <w:start w:val="1"/>
+      <w:numFmt w:val="lowerRoman"/>
+      <w:lvlText w:val="%6."/>
+      <w:lvlJc w:val="right"/>
+      <w:pPr>
+        <w:ind w:left="2640" w:hanging="440"/>
+      </w:pPr>
+    </w:lvl>
+    <w:lvl w:ilvl="6" w:tplc="0409000F" w:tentative="1">
+      <w:start w:val="1"/>
+      <w:numFmt w:val="decimal"/>
+      <w:lvlText w:val="%7."/>
+      <w:lvlJc w:val="left"/>
+      <w:pPr>
+        <w:ind w:left="3080" w:hanging="440"/>
+      </w:pPr>
+    </w:lvl>
+    <w:lvl w:ilvl="7" w:tplc="04090019" w:tentative="1">
+      <w:start w:val="1"/>
+      <w:numFmt w:val="lowerLetter"/>
+      <w:lvlText w:val="%8)"/>
+      <w:lvlJc w:val="left"/>
+      <w:pPr>
+        <w:ind w:left="3520" w:hanging="440"/>
+      </w:pPr>
+    </w:lvl>
+    <w:lvl w:ilvl="8" w:tplc="0409001B" w:tentative="1">
+      <w:start w:val="1"/>
+      <w:numFmt w:val="lowerRoman"/>
+      <w:lvlText w:val="%9."/>
+      <w:lvlJc w:val="right"/>
+      <w:pPr>
+        <w:ind w:left="3960" w:hanging="440"/>
+      </w:pPr>
+    </w:lvl>
+  </w:abstractNum>
+  <w:abstractNum w:abstractNumId="13" w15:restartNumberingAfterBreak="0">
     <w:nsid w:val="578A0656"/>
     <w:multiLevelType w:val="hybridMultilevel"/>
     <w:tmpl w:val="90AC9750"/>
@@ -4386,26 +7974,395 @@
       </w:rPr>
     </w:lvl>
   </w:abstractNum>
+  <w:abstractNum w:abstractNumId="14" w15:restartNumberingAfterBreak="0">
+    <w:nsid w:val="78CD1B3F"/>
+    <w:multiLevelType w:val="hybridMultilevel"/>
+    <w:tmpl w:val="DECA6AF8"/>
+    <w:lvl w:ilvl="0" w:tplc="04090001">
+      <w:start w:val="1"/>
+      <w:numFmt w:val="bullet"/>
+      <w:lvlText w:val=""/>
+      <w:lvlJc w:val="left"/>
+      <w:pPr>
+        <w:ind w:left="440" w:hanging="440"/>
+      </w:pPr>
+      <w:rPr>
+        <w:rFonts w:ascii="Wingdings" w:hAnsi="Wingdings" w:hint="default"/>
+      </w:rPr>
+    </w:lvl>
+    <w:lvl w:ilvl="1" w:tplc="04090003" w:tentative="1">
+      <w:start w:val="1"/>
+      <w:numFmt w:val="bullet"/>
+      <w:lvlText w:val=""/>
+      <w:lvlJc w:val="left"/>
+      <w:pPr>
+        <w:ind w:left="880" w:hanging="440"/>
+      </w:pPr>
+      <w:rPr>
+        <w:rFonts w:ascii="Wingdings" w:hAnsi="Wingdings" w:hint="default"/>
+      </w:rPr>
+    </w:lvl>
+    <w:lvl w:ilvl="2" w:tplc="04090005" w:tentative="1">
+      <w:start w:val="1"/>
+      <w:numFmt w:val="bullet"/>
+      <w:lvlText w:val=""/>
+      <w:lvlJc w:val="left"/>
+      <w:pPr>
+        <w:ind w:left="1320" w:hanging="440"/>
+      </w:pPr>
+      <w:rPr>
+        <w:rFonts w:ascii="Wingdings" w:hAnsi="Wingdings" w:hint="default"/>
+      </w:rPr>
+    </w:lvl>
+    <w:lvl w:ilvl="3" w:tplc="04090001" w:tentative="1">
+      <w:start w:val="1"/>
+      <w:numFmt w:val="bullet"/>
+      <w:lvlText w:val=""/>
+      <w:lvlJc w:val="left"/>
+      <w:pPr>
+        <w:ind w:left="1760" w:hanging="440"/>
+      </w:pPr>
+      <w:rPr>
+        <w:rFonts w:ascii="Wingdings" w:hAnsi="Wingdings" w:hint="default"/>
+      </w:rPr>
+    </w:lvl>
+    <w:lvl w:ilvl="4" w:tplc="04090003" w:tentative="1">
+      <w:start w:val="1"/>
+      <w:numFmt w:val="bullet"/>
+      <w:lvlText w:val=""/>
+      <w:lvlJc w:val="left"/>
+      <w:pPr>
+        <w:ind w:left="2200" w:hanging="440"/>
+      </w:pPr>
+      <w:rPr>
+        <w:rFonts w:ascii="Wingdings" w:hAnsi="Wingdings" w:hint="default"/>
+      </w:rPr>
+    </w:lvl>
+    <w:lvl w:ilvl="5" w:tplc="04090005" w:tentative="1">
+      <w:start w:val="1"/>
+      <w:numFmt w:val="bullet"/>
+      <w:lvlText w:val=""/>
+      <w:lvlJc w:val="left"/>
+      <w:pPr>
+        <w:ind w:left="2640" w:hanging="440"/>
+      </w:pPr>
+      <w:rPr>
+        <w:rFonts w:ascii="Wingdings" w:hAnsi="Wingdings" w:hint="default"/>
+      </w:rPr>
+    </w:lvl>
+    <w:lvl w:ilvl="6" w:tplc="04090001" w:tentative="1">
+      <w:start w:val="1"/>
+      <w:numFmt w:val="bullet"/>
+      <w:lvlText w:val=""/>
+      <w:lvlJc w:val="left"/>
+      <w:pPr>
+        <w:ind w:left="3080" w:hanging="440"/>
+      </w:pPr>
+      <w:rPr>
+        <w:rFonts w:ascii="Wingdings" w:hAnsi="Wingdings" w:hint="default"/>
+      </w:rPr>
+    </w:lvl>
+    <w:lvl w:ilvl="7" w:tplc="04090003" w:tentative="1">
+      <w:start w:val="1"/>
+      <w:numFmt w:val="bullet"/>
+      <w:lvlText w:val=""/>
+      <w:lvlJc w:val="left"/>
+      <w:pPr>
+        <w:ind w:left="3520" w:hanging="440"/>
+      </w:pPr>
+      <w:rPr>
+        <w:rFonts w:ascii="Wingdings" w:hAnsi="Wingdings" w:hint="default"/>
+      </w:rPr>
+    </w:lvl>
+    <w:lvl w:ilvl="8" w:tplc="04090005" w:tentative="1">
+      <w:start w:val="1"/>
+      <w:numFmt w:val="bullet"/>
+      <w:lvlText w:val=""/>
+      <w:lvlJc w:val="left"/>
+      <w:pPr>
+        <w:ind w:left="3960" w:hanging="440"/>
+      </w:pPr>
+      <w:rPr>
+        <w:rFonts w:ascii="Wingdings" w:hAnsi="Wingdings" w:hint="default"/>
+      </w:rPr>
+    </w:lvl>
+  </w:abstractNum>
+  <w:abstractNum w:abstractNumId="15" w15:restartNumberingAfterBreak="0">
+    <w:nsid w:val="7B4D0E39"/>
+    <w:multiLevelType w:val="hybridMultilevel"/>
+    <w:tmpl w:val="2EB412AE"/>
+    <w:lvl w:ilvl="0" w:tplc="04090001">
+      <w:start w:val="1"/>
+      <w:numFmt w:val="bullet"/>
+      <w:lvlText w:val=""/>
+      <w:lvlJc w:val="left"/>
+      <w:pPr>
+        <w:ind w:left="440" w:hanging="440"/>
+      </w:pPr>
+      <w:rPr>
+        <w:rFonts w:ascii="Wingdings" w:hAnsi="Wingdings" w:hint="default"/>
+      </w:rPr>
+    </w:lvl>
+    <w:lvl w:ilvl="1" w:tplc="04090003" w:tentative="1">
+      <w:start w:val="1"/>
+      <w:numFmt w:val="bullet"/>
+      <w:lvlText w:val=""/>
+      <w:lvlJc w:val="left"/>
+      <w:pPr>
+        <w:ind w:left="880" w:hanging="440"/>
+      </w:pPr>
+      <w:rPr>
+        <w:rFonts w:ascii="Wingdings" w:hAnsi="Wingdings" w:hint="default"/>
+      </w:rPr>
+    </w:lvl>
+    <w:lvl w:ilvl="2" w:tplc="04090005" w:tentative="1">
+      <w:start w:val="1"/>
+      <w:numFmt w:val="bullet"/>
+      <w:lvlText w:val=""/>
+      <w:lvlJc w:val="left"/>
+      <w:pPr>
+        <w:ind w:left="1320" w:hanging="440"/>
+      </w:pPr>
+      <w:rPr>
+        <w:rFonts w:ascii="Wingdings" w:hAnsi="Wingdings" w:hint="default"/>
+      </w:rPr>
+    </w:lvl>
+    <w:lvl w:ilvl="3" w:tplc="04090001" w:tentative="1">
+      <w:start w:val="1"/>
+      <w:numFmt w:val="bullet"/>
+      <w:lvlText w:val=""/>
+      <w:lvlJc w:val="left"/>
+      <w:pPr>
+        <w:ind w:left="1760" w:hanging="440"/>
+      </w:pPr>
+      <w:rPr>
+        <w:rFonts w:ascii="Wingdings" w:hAnsi="Wingdings" w:hint="default"/>
+      </w:rPr>
+    </w:lvl>
+    <w:lvl w:ilvl="4" w:tplc="04090003" w:tentative="1">
+      <w:start w:val="1"/>
+      <w:numFmt w:val="bullet"/>
+      <w:lvlText w:val=""/>
+      <w:lvlJc w:val="left"/>
+      <w:pPr>
+        <w:ind w:left="2200" w:hanging="440"/>
+      </w:pPr>
+      <w:rPr>
+        <w:rFonts w:ascii="Wingdings" w:hAnsi="Wingdings" w:hint="default"/>
+      </w:rPr>
+    </w:lvl>
+    <w:lvl w:ilvl="5" w:tplc="04090005" w:tentative="1">
+      <w:start w:val="1"/>
+      <w:numFmt w:val="bullet"/>
+      <w:lvlText w:val=""/>
+      <w:lvlJc w:val="left"/>
+      <w:pPr>
+        <w:ind w:left="2640" w:hanging="440"/>
+      </w:pPr>
+      <w:rPr>
+        <w:rFonts w:ascii="Wingdings" w:hAnsi="Wingdings" w:hint="default"/>
+      </w:rPr>
+    </w:lvl>
+    <w:lvl w:ilvl="6" w:tplc="04090001" w:tentative="1">
+      <w:start w:val="1"/>
+      <w:numFmt w:val="bullet"/>
+      <w:lvlText w:val=""/>
+      <w:lvlJc w:val="left"/>
+      <w:pPr>
+        <w:ind w:left="3080" w:hanging="440"/>
+      </w:pPr>
+      <w:rPr>
+        <w:rFonts w:ascii="Wingdings" w:hAnsi="Wingdings" w:hint="default"/>
+      </w:rPr>
+    </w:lvl>
+    <w:lvl w:ilvl="7" w:tplc="04090003" w:tentative="1">
+      <w:start w:val="1"/>
+      <w:numFmt w:val="bullet"/>
+      <w:lvlText w:val=""/>
+      <w:lvlJc w:val="left"/>
+      <w:pPr>
+        <w:ind w:left="3520" w:hanging="440"/>
+      </w:pPr>
+      <w:rPr>
+        <w:rFonts w:ascii="Wingdings" w:hAnsi="Wingdings" w:hint="default"/>
+      </w:rPr>
+    </w:lvl>
+    <w:lvl w:ilvl="8" w:tplc="04090005" w:tentative="1">
+      <w:start w:val="1"/>
+      <w:numFmt w:val="bullet"/>
+      <w:lvlText w:val=""/>
+      <w:lvlJc w:val="left"/>
+      <w:pPr>
+        <w:ind w:left="3960" w:hanging="440"/>
+      </w:pPr>
+      <w:rPr>
+        <w:rFonts w:ascii="Wingdings" w:hAnsi="Wingdings" w:hint="default"/>
+      </w:rPr>
+    </w:lvl>
+  </w:abstractNum>
+  <w:abstractNum w:abstractNumId="16" w15:restartNumberingAfterBreak="0">
+    <w:nsid w:val="7EF010BF"/>
+    <w:multiLevelType w:val="hybridMultilevel"/>
+    <w:tmpl w:val="72B04D76"/>
+    <w:lvl w:ilvl="0" w:tplc="04090001">
+      <w:start w:val="1"/>
+      <w:numFmt w:val="bullet"/>
+      <w:lvlText w:val=""/>
+      <w:lvlJc w:val="left"/>
+      <w:pPr>
+        <w:ind w:left="440" w:hanging="440"/>
+      </w:pPr>
+      <w:rPr>
+        <w:rFonts w:ascii="Wingdings" w:hAnsi="Wingdings" w:hint="default"/>
+      </w:rPr>
+    </w:lvl>
+    <w:lvl w:ilvl="1" w:tplc="04090003" w:tentative="1">
+      <w:start w:val="1"/>
+      <w:numFmt w:val="bullet"/>
+      <w:lvlText w:val=""/>
+      <w:lvlJc w:val="left"/>
+      <w:pPr>
+        <w:ind w:left="880" w:hanging="440"/>
+      </w:pPr>
+      <w:rPr>
+        <w:rFonts w:ascii="Wingdings" w:hAnsi="Wingdings" w:hint="default"/>
+      </w:rPr>
+    </w:lvl>
+    <w:lvl w:ilvl="2" w:tplc="04090005" w:tentative="1">
+      <w:start w:val="1"/>
+      <w:numFmt w:val="bullet"/>
+      <w:lvlText w:val=""/>
+      <w:lvlJc w:val="left"/>
+      <w:pPr>
+        <w:ind w:left="1320" w:hanging="440"/>
+      </w:pPr>
+      <w:rPr>
+        <w:rFonts w:ascii="Wingdings" w:hAnsi="Wingdings" w:hint="default"/>
+      </w:rPr>
+    </w:lvl>
+    <w:lvl w:ilvl="3" w:tplc="04090001" w:tentative="1">
+      <w:start w:val="1"/>
+      <w:numFmt w:val="bullet"/>
+      <w:lvlText w:val=""/>
+      <w:lvlJc w:val="left"/>
+      <w:pPr>
+        <w:ind w:left="1760" w:hanging="440"/>
+      </w:pPr>
+      <w:rPr>
+        <w:rFonts w:ascii="Wingdings" w:hAnsi="Wingdings" w:hint="default"/>
+      </w:rPr>
+    </w:lvl>
+    <w:lvl w:ilvl="4" w:tplc="04090003" w:tentative="1">
+      <w:start w:val="1"/>
+      <w:numFmt w:val="bullet"/>
+      <w:lvlText w:val=""/>
+      <w:lvlJc w:val="left"/>
+      <w:pPr>
+        <w:ind w:left="2200" w:hanging="440"/>
+      </w:pPr>
+      <w:rPr>
+        <w:rFonts w:ascii="Wingdings" w:hAnsi="Wingdings" w:hint="default"/>
+      </w:rPr>
+    </w:lvl>
+    <w:lvl w:ilvl="5" w:tplc="04090005" w:tentative="1">
+      <w:start w:val="1"/>
+      <w:numFmt w:val="bullet"/>
+      <w:lvlText w:val=""/>
+      <w:lvlJc w:val="left"/>
+      <w:pPr>
+        <w:ind w:left="2640" w:hanging="440"/>
+      </w:pPr>
+      <w:rPr>
+        <w:rFonts w:ascii="Wingdings" w:hAnsi="Wingdings" w:hint="default"/>
+      </w:rPr>
+    </w:lvl>
+    <w:lvl w:ilvl="6" w:tplc="04090001" w:tentative="1">
+      <w:start w:val="1"/>
+      <w:numFmt w:val="bullet"/>
+      <w:lvlText w:val=""/>
+      <w:lvlJc w:val="left"/>
+      <w:pPr>
+        <w:ind w:left="3080" w:hanging="440"/>
+      </w:pPr>
+      <w:rPr>
+        <w:rFonts w:ascii="Wingdings" w:hAnsi="Wingdings" w:hint="default"/>
+      </w:rPr>
+    </w:lvl>
+    <w:lvl w:ilvl="7" w:tplc="04090003" w:tentative="1">
+      <w:start w:val="1"/>
+      <w:numFmt w:val="bullet"/>
+      <w:lvlText w:val=""/>
+      <w:lvlJc w:val="left"/>
+      <w:pPr>
+        <w:ind w:left="3520" w:hanging="440"/>
+      </w:pPr>
+      <w:rPr>
+        <w:rFonts w:ascii="Wingdings" w:hAnsi="Wingdings" w:hint="default"/>
+      </w:rPr>
+    </w:lvl>
+    <w:lvl w:ilvl="8" w:tplc="04090005" w:tentative="1">
+      <w:start w:val="1"/>
+      <w:numFmt w:val="bullet"/>
+      <w:lvlText w:val=""/>
+      <w:lvlJc w:val="left"/>
+      <w:pPr>
+        <w:ind w:left="3960" w:hanging="440"/>
+      </w:pPr>
+      <w:rPr>
+        <w:rFonts w:ascii="Wingdings" w:hAnsi="Wingdings" w:hint="default"/>
+      </w:rPr>
+    </w:lvl>
+  </w:abstractNum>
   <w:num w:numId="1" w16cid:durableId="1088893493">
+    <w:abstractNumId w:val="5"/>
+  </w:num>
+  <w:num w:numId="2" w16cid:durableId="1334338985">
+    <w:abstractNumId w:val="10"/>
+  </w:num>
+  <w:num w:numId="3" w16cid:durableId="2134054812">
+    <w:abstractNumId w:val="1"/>
+  </w:num>
+  <w:num w:numId="4" w16cid:durableId="614793497">
+    <w:abstractNumId w:val="8"/>
+  </w:num>
+  <w:num w:numId="5" w16cid:durableId="1298949093">
+    <w:abstractNumId w:val="3"/>
+  </w:num>
+  <w:num w:numId="6" w16cid:durableId="1559321033">
+    <w:abstractNumId w:val="7"/>
+  </w:num>
+  <w:num w:numId="7" w16cid:durableId="1480682281">
+    <w:abstractNumId w:val="13"/>
+  </w:num>
+  <w:num w:numId="8" w16cid:durableId="476340260">
+    <w:abstractNumId w:val="16"/>
+  </w:num>
+  <w:num w:numId="9" w16cid:durableId="1911379750">
+    <w:abstractNumId w:val="0"/>
+  </w:num>
+  <w:num w:numId="10" w16cid:durableId="1296521127">
+    <w:abstractNumId w:val="15"/>
+  </w:num>
+  <w:num w:numId="11" w16cid:durableId="87234365">
+    <w:abstractNumId w:val="6"/>
+  </w:num>
+  <w:num w:numId="12" w16cid:durableId="1819348003">
+    <w:abstractNumId w:val="9"/>
+  </w:num>
+  <w:num w:numId="13" w16cid:durableId="1368948486">
+    <w:abstractNumId w:val="12"/>
+  </w:num>
+  <w:num w:numId="14" w16cid:durableId="532041691">
+    <w:abstractNumId w:val="11"/>
+  </w:num>
+  <w:num w:numId="15" w16cid:durableId="1255746997">
+    <w:abstractNumId w:val="4"/>
+  </w:num>
+  <w:num w:numId="16" w16cid:durableId="1778941520">
     <w:abstractNumId w:val="2"/>
   </w:num>
-  <w:num w:numId="2" w16cid:durableId="1334338985">
-    <w:abstractNumId w:val="5"/>
-  </w:num>
-  <w:num w:numId="3" w16cid:durableId="2134054812">
-    <w:abstractNumId w:val="0"/>
-  </w:num>
-  <w:num w:numId="4" w16cid:durableId="614793497">
-    <w:abstractNumId w:val="4"/>
-  </w:num>
-  <w:num w:numId="5" w16cid:durableId="1298949093">
-    <w:abstractNumId w:val="1"/>
-  </w:num>
-  <w:num w:numId="6" w16cid:durableId="1559321033">
-    <w:abstractNumId w:val="3"/>
-  </w:num>
-  <w:num w:numId="7" w16cid:durableId="1480682281">
-    <w:abstractNumId w:val="6"/>
+  <w:num w:numId="17" w16cid:durableId="13771">
+    <w:abstractNumId w:val="14"/>
   </w:num>
 </w:numbering>
 </file>
@@ -5173,6 +9130,22 @@
       <w:ind w:leftChars="400" w:left="840"/>
     </w:pPr>
   </w:style>
+  <w:style w:type="table" w:styleId="af5">
+    <w:name w:val="Table Grid"/>
+    <w:basedOn w:val="a1"/>
+    <w:uiPriority w:val="39"/>
+    <w:rsid w:val="00344AE3"/>
+    <w:tblPr>
+      <w:tblBorders>
+        <w:top w:val="single" w:sz="4" w:space="0" w:color="auto"/>
+        <w:left w:val="single" w:sz="4" w:space="0" w:color="auto"/>
+        <w:bottom w:val="single" w:sz="4" w:space="0" w:color="auto"/>
+        <w:right w:val="single" w:sz="4" w:space="0" w:color="auto"/>
+        <w:insideH w:val="single" w:sz="4" w:space="0" w:color="auto"/>
+        <w:insideV w:val="single" w:sz="4" w:space="0" w:color="auto"/>
+      </w:tblBorders>
+    </w:tblPr>
+  </w:style>
 </w:styles>
 </file>
 

--- a/course/major/国际谈判.docx
+++ b/course/major/国际谈判.docx
@@ -194,7 +194,7 @@
             </w:rPr>
             <w:fldChar w:fldCharType="separate"/>
           </w:r>
-          <w:hyperlink w:anchor="_Toc225437109" w:history="1">
+          <w:hyperlink w:anchor="_Toc226041919" w:history="1">
             <w:r>
               <w:rPr>
                 <w:rStyle w:val="a3"/>
@@ -233,7 +233,7 @@
                 <w:noProof/>
                 <w:webHidden/>
               </w:rPr>
-              <w:instrText>PAGEREF _Toc225437109 \h</w:instrText>
+              <w:instrText>PAGEREF _Toc226041919 \h</w:instrText>
             </w:r>
             <w:r>
               <w:rPr>
@@ -264,7 +264,7 @@
                 <w:noProof/>
                 <w:webHidden/>
               </w:rPr>
-              <w:t>2</w:t>
+              <w:t>3</w:t>
             </w:r>
             <w:r>
               <w:rPr>
@@ -290,7 +290,7 @@
               <w14:ligatures w14:val="standardContextual"/>
             </w:rPr>
           </w:pPr>
-          <w:hyperlink w:anchor="_Toc225437110" w:history="1">
+          <w:hyperlink w:anchor="_Toc226041920" w:history="1">
             <w:r>
               <w:rPr>
                 <w:rStyle w:val="a3"/>
@@ -329,7 +329,7 @@
                 <w:noProof/>
                 <w:webHidden/>
               </w:rPr>
-              <w:instrText>PAGEREF _Toc225437110 \h</w:instrText>
+              <w:instrText>PAGEREF _Toc226041920 \h</w:instrText>
             </w:r>
             <w:r>
               <w:rPr>
@@ -360,7 +360,7 @@
                 <w:noProof/>
                 <w:webHidden/>
               </w:rPr>
-              <w:t>2</w:t>
+              <w:t>3</w:t>
             </w:r>
             <w:r>
               <w:rPr>
@@ -386,7 +386,7 @@
               <w14:ligatures w14:val="standardContextual"/>
             </w:rPr>
           </w:pPr>
-          <w:hyperlink w:anchor="_Toc225437111" w:history="1">
+          <w:hyperlink w:anchor="_Toc226041921" w:history="1">
             <w:r>
               <w:rPr>
                 <w:rStyle w:val="a3"/>
@@ -425,7 +425,7 @@
                 <w:noProof/>
                 <w:webHidden/>
               </w:rPr>
-              <w:instrText>PAGEREF _Toc225437111 \h</w:instrText>
+              <w:instrText>PAGEREF _Toc226041921 \h</w:instrText>
             </w:r>
             <w:r>
               <w:rPr>
@@ -456,7 +456,7 @@
                 <w:noProof/>
                 <w:webHidden/>
               </w:rPr>
-              <w:t>2</w:t>
+              <w:t>3</w:t>
             </w:r>
             <w:r>
               <w:rPr>
@@ -482,7 +482,7 @@
               <w14:ligatures w14:val="standardContextual"/>
             </w:rPr>
           </w:pPr>
-          <w:hyperlink w:anchor="_Toc225437112" w:history="1">
+          <w:hyperlink w:anchor="_Toc226041922" w:history="1">
             <w:r>
               <w:rPr>
                 <w:rStyle w:val="a3"/>
@@ -521,7 +521,7 @@
                 <w:noProof/>
                 <w:webHidden/>
               </w:rPr>
-              <w:instrText>PAGEREF _Toc225437112 \h</w:instrText>
+              <w:instrText>PAGEREF _Toc226041922 \h</w:instrText>
             </w:r>
             <w:r>
               <w:rPr>
@@ -552,7 +552,7 @@
                 <w:noProof/>
                 <w:webHidden/>
               </w:rPr>
-              <w:t>2</w:t>
+              <w:t>3</w:t>
             </w:r>
             <w:r>
               <w:rPr>
@@ -578,7 +578,7 @@
               <w14:ligatures w14:val="standardContextual"/>
             </w:rPr>
           </w:pPr>
-          <w:hyperlink w:anchor="_Toc225437113" w:history="1">
+          <w:hyperlink w:anchor="_Toc226041923" w:history="1">
             <w:r>
               <w:rPr>
                 <w:rStyle w:val="a3"/>
@@ -617,7 +617,7 @@
                 <w:noProof/>
                 <w:webHidden/>
               </w:rPr>
-              <w:instrText>PAGEREF _Toc225437113 \h</w:instrText>
+              <w:instrText>PAGEREF _Toc226041923 \h</w:instrText>
             </w:r>
             <w:r>
               <w:rPr>
@@ -648,7 +648,7 @@
                 <w:noProof/>
                 <w:webHidden/>
               </w:rPr>
-              <w:t>2</w:t>
+              <w:t>3</w:t>
             </w:r>
             <w:r>
               <w:rPr>
@@ -674,7 +674,7 @@
               <w14:ligatures w14:val="standardContextual"/>
             </w:rPr>
           </w:pPr>
-          <w:hyperlink w:anchor="_Toc225437114" w:history="1">
+          <w:hyperlink w:anchor="_Toc226041924" w:history="1">
             <w:r>
               <w:rPr>
                 <w:rStyle w:val="a3"/>
@@ -713,7 +713,7 @@
                 <w:noProof/>
                 <w:webHidden/>
               </w:rPr>
-              <w:instrText>PAGEREF _Toc225437114 \h</w:instrText>
+              <w:instrText>PAGEREF _Toc226041924 \h</w:instrText>
             </w:r>
             <w:r>
               <w:rPr>
@@ -744,7 +744,7 @@
                 <w:noProof/>
                 <w:webHidden/>
               </w:rPr>
-              <w:t>2</w:t>
+              <w:t>3</w:t>
             </w:r>
             <w:r>
               <w:rPr>
@@ -770,7 +770,7 @@
               <w14:ligatures w14:val="standardContextual"/>
             </w:rPr>
           </w:pPr>
-          <w:hyperlink w:anchor="_Toc225437115" w:history="1">
+          <w:hyperlink w:anchor="_Toc226041925" w:history="1">
             <w:r>
               <w:rPr>
                 <w:rStyle w:val="a3"/>
@@ -809,7 +809,7 @@
                 <w:noProof/>
                 <w:webHidden/>
               </w:rPr>
-              <w:instrText>PAGEREF _Toc225437115 \h</w:instrText>
+              <w:instrText>PAGEREF _Toc226041925 \h</w:instrText>
             </w:r>
             <w:r>
               <w:rPr>
@@ -840,7 +840,7 @@
                 <w:noProof/>
                 <w:webHidden/>
               </w:rPr>
-              <w:t>3</w:t>
+              <w:t>4</w:t>
             </w:r>
             <w:r>
               <w:rPr>
@@ -866,7 +866,7 @@
               <w14:ligatures w14:val="standardContextual"/>
             </w:rPr>
           </w:pPr>
-          <w:hyperlink w:anchor="_Toc225437116" w:history="1">
+          <w:hyperlink w:anchor="_Toc226041926" w:history="1">
             <w:r>
               <w:rPr>
                 <w:rStyle w:val="a3"/>
@@ -905,7 +905,7 @@
                 <w:noProof/>
                 <w:webHidden/>
               </w:rPr>
-              <w:instrText>PAGEREF _Toc225437116 \h</w:instrText>
+              <w:instrText>PAGEREF _Toc226041926 \h</w:instrText>
             </w:r>
             <w:r>
               <w:rPr>
@@ -936,7 +936,7 @@
                 <w:noProof/>
                 <w:webHidden/>
               </w:rPr>
-              <w:t>3</w:t>
+              <w:t>4</w:t>
             </w:r>
             <w:r>
               <w:rPr>
@@ -962,7 +962,7 @@
               <w14:ligatures w14:val="standardContextual"/>
             </w:rPr>
           </w:pPr>
-          <w:hyperlink w:anchor="_Toc225437117" w:history="1">
+          <w:hyperlink w:anchor="_Toc226041927" w:history="1">
             <w:r>
               <w:rPr>
                 <w:rStyle w:val="a3"/>
@@ -1001,7 +1001,7 @@
                 <w:noProof/>
                 <w:webHidden/>
               </w:rPr>
-              <w:instrText>PAGEREF _Toc225437117 \h</w:instrText>
+              <w:instrText>PAGEREF _Toc226041927 \h</w:instrText>
             </w:r>
             <w:r>
               <w:rPr>
@@ -1032,7 +1032,7 @@
                 <w:noProof/>
                 <w:webHidden/>
               </w:rPr>
-              <w:t>3</w:t>
+              <w:t>4</w:t>
             </w:r>
             <w:r>
               <w:rPr>
@@ -1058,7 +1058,7 @@
               <w14:ligatures w14:val="standardContextual"/>
             </w:rPr>
           </w:pPr>
-          <w:hyperlink w:anchor="_Toc225437118" w:history="1">
+          <w:hyperlink w:anchor="_Toc226041928" w:history="1">
             <w:r>
               <w:rPr>
                 <w:rStyle w:val="a3"/>
@@ -1097,7 +1097,7 @@
                 <w:noProof/>
                 <w:webHidden/>
               </w:rPr>
-              <w:instrText>PAGEREF _Toc225437118 \h</w:instrText>
+              <w:instrText>PAGEREF _Toc226041928 \h</w:instrText>
             </w:r>
             <w:r>
               <w:rPr>
@@ -1128,7 +1128,7 @@
                 <w:noProof/>
                 <w:webHidden/>
               </w:rPr>
-              <w:t>4</w:t>
+              <w:t>5</w:t>
             </w:r>
             <w:r>
               <w:rPr>
@@ -1154,7 +1154,7 @@
               <w14:ligatures w14:val="standardContextual"/>
             </w:rPr>
           </w:pPr>
-          <w:hyperlink w:anchor="_Toc225437119" w:history="1">
+          <w:hyperlink w:anchor="_Toc226041929" w:history="1">
             <w:r>
               <w:rPr>
                 <w:rStyle w:val="a3"/>
@@ -1193,7 +1193,7 @@
                 <w:noProof/>
                 <w:webHidden/>
               </w:rPr>
-              <w:instrText>PAGEREF _Toc225437119 \h</w:instrText>
+              <w:instrText>PAGEREF _Toc226041929 \h</w:instrText>
             </w:r>
             <w:r>
               <w:rPr>
@@ -1224,7 +1224,7 @@
                 <w:noProof/>
                 <w:webHidden/>
               </w:rPr>
-              <w:t>4</w:t>
+              <w:t>5</w:t>
             </w:r>
             <w:r>
               <w:rPr>
@@ -1250,7 +1250,7 @@
               <w14:ligatures w14:val="standardContextual"/>
             </w:rPr>
           </w:pPr>
-          <w:hyperlink w:anchor="_Toc225437120" w:history="1">
+          <w:hyperlink w:anchor="_Toc226041930" w:history="1">
             <w:r>
               <w:rPr>
                 <w:rStyle w:val="a3"/>
@@ -1289,7 +1289,7 @@
                 <w:noProof/>
                 <w:webHidden/>
               </w:rPr>
-              <w:instrText>PAGEREF _Toc225437120 \h</w:instrText>
+              <w:instrText>PAGEREF _Toc226041930 \h</w:instrText>
             </w:r>
             <w:r>
               <w:rPr>
@@ -1320,7 +1320,7 @@
                 <w:noProof/>
                 <w:webHidden/>
               </w:rPr>
-              <w:t>4</w:t>
+              <w:t>5</w:t>
             </w:r>
             <w:r>
               <w:rPr>
@@ -1346,7 +1346,7 @@
               <w14:ligatures w14:val="standardContextual"/>
             </w:rPr>
           </w:pPr>
-          <w:hyperlink w:anchor="_Toc225437121" w:history="1">
+          <w:hyperlink w:anchor="_Toc226041931" w:history="1">
             <w:r>
               <w:rPr>
                 <w:rStyle w:val="a3"/>
@@ -1385,7 +1385,7 @@
                 <w:noProof/>
                 <w:webHidden/>
               </w:rPr>
-              <w:instrText>PAGEREF _Toc225437121 \h</w:instrText>
+              <w:instrText>PAGEREF _Toc226041931 \h</w:instrText>
             </w:r>
             <w:r>
               <w:rPr>
@@ -1416,7 +1416,7 @@
                 <w:noProof/>
                 <w:webHidden/>
               </w:rPr>
-              <w:t>4</w:t>
+              <w:t>5</w:t>
             </w:r>
             <w:r>
               <w:rPr>
@@ -1442,7 +1442,7 @@
               <w14:ligatures w14:val="standardContextual"/>
             </w:rPr>
           </w:pPr>
-          <w:hyperlink w:anchor="_Toc225437122" w:history="1">
+          <w:hyperlink w:anchor="_Toc226041932" w:history="1">
             <w:r>
               <w:rPr>
                 <w:rStyle w:val="a3"/>
@@ -1481,7 +1481,7 @@
                 <w:noProof/>
                 <w:webHidden/>
               </w:rPr>
-              <w:instrText>PAGEREF _Toc225437122 \h</w:instrText>
+              <w:instrText>PAGEREF _Toc226041932 \h</w:instrText>
             </w:r>
             <w:r>
               <w:rPr>
@@ -1512,7 +1512,7 @@
                 <w:noProof/>
                 <w:webHidden/>
               </w:rPr>
-              <w:t>4</w:t>
+              <w:t>5</w:t>
             </w:r>
             <w:r>
               <w:rPr>
@@ -1538,7 +1538,7 @@
               <w14:ligatures w14:val="standardContextual"/>
             </w:rPr>
           </w:pPr>
-          <w:hyperlink w:anchor="_Toc225437123" w:history="1">
+          <w:hyperlink w:anchor="_Toc226041933" w:history="1">
             <w:r>
               <w:rPr>
                 <w:rStyle w:val="a3"/>
@@ -1577,7 +1577,7 @@
                 <w:noProof/>
                 <w:webHidden/>
               </w:rPr>
-              <w:instrText>PAGEREF _Toc225437123 \h</w:instrText>
+              <w:instrText>PAGEREF _Toc226041933 \h</w:instrText>
             </w:r>
             <w:r>
               <w:rPr>
@@ -1608,7 +1608,7 @@
                 <w:noProof/>
                 <w:webHidden/>
               </w:rPr>
-              <w:t>5</w:t>
+              <w:t>6</w:t>
             </w:r>
             <w:r>
               <w:rPr>
@@ -1634,7 +1634,7 @@
               <w14:ligatures w14:val="standardContextual"/>
             </w:rPr>
           </w:pPr>
-          <w:hyperlink w:anchor="_Toc225437124" w:history="1">
+          <w:hyperlink w:anchor="_Toc226041934" w:history="1">
             <w:r>
               <w:rPr>
                 <w:rStyle w:val="a3"/>
@@ -1673,7 +1673,7 @@
                 <w:noProof/>
                 <w:webHidden/>
               </w:rPr>
-              <w:instrText>PAGEREF _Toc225437124 \h</w:instrText>
+              <w:instrText>PAGEREF _Toc226041934 \h</w:instrText>
             </w:r>
             <w:r>
               <w:rPr>
@@ -1704,7 +1704,7 @@
                 <w:noProof/>
                 <w:webHidden/>
               </w:rPr>
-              <w:t>5</w:t>
+              <w:t>6</w:t>
             </w:r>
             <w:r>
               <w:rPr>
@@ -1730,7 +1730,7 @@
               <w14:ligatures w14:val="standardContextual"/>
             </w:rPr>
           </w:pPr>
-          <w:hyperlink w:anchor="_Toc225437125" w:history="1">
+          <w:hyperlink w:anchor="_Toc226041935" w:history="1">
             <w:r>
               <w:rPr>
                 <w:rStyle w:val="a3"/>
@@ -1769,7 +1769,7 @@
                 <w:noProof/>
                 <w:webHidden/>
               </w:rPr>
-              <w:instrText>PAGEREF _Toc225437125 \h</w:instrText>
+              <w:instrText>PAGEREF _Toc226041935 \h</w:instrText>
             </w:r>
             <w:r>
               <w:rPr>
@@ -1800,7 +1800,7 @@
                 <w:noProof/>
                 <w:webHidden/>
               </w:rPr>
-              <w:t>5</w:t>
+              <w:t>6</w:t>
             </w:r>
             <w:r>
               <w:rPr>
@@ -1826,23 +1826,14 @@
               <w14:ligatures w14:val="standardContextual"/>
             </w:rPr>
           </w:pPr>
-          <w:hyperlink w:anchor="_Toc225437126" w:history="1">
+          <w:hyperlink w:anchor="_Toc226041936" w:history="1">
             <w:r>
               <w:rPr>
                 <w:rStyle w:val="a3"/>
                 <w:rFonts w:ascii="宋体" w:eastAsia="宋体" w:hAnsi="宋体" w:hint="eastAsia"/>
                 <w:noProof/>
               </w:rPr>
-              <w:t xml:space="preserve">第三讲 </w:t>
-            </w:r>
-            <w:r>
-              <w:rPr>
-                <w:rStyle w:val="a3"/>
-                <w:rFonts w:ascii="宋体" w:eastAsia="宋体" w:hAnsi="宋体" w:hint="eastAsia"/>
-                <w:b/>
-                <w:noProof/>
-              </w:rPr>
-              <w:t>国际谈判的背景</w:t>
+              <w:t>第三讲 国际谈判的背景</w:t>
             </w:r>
             <w:r>
               <w:rPr>
@@ -1874,7 +1865,7 @@
                 <w:noProof/>
                 <w:webHidden/>
               </w:rPr>
-              <w:instrText>PAGEREF _Toc225437126 \h</w:instrText>
+              <w:instrText>PAGEREF _Toc226041936 \h</w:instrText>
             </w:r>
             <w:r>
               <w:rPr>
@@ -1905,7 +1896,7 @@
                 <w:noProof/>
                 <w:webHidden/>
               </w:rPr>
-              <w:t>5</w:t>
+              <w:t>6</w:t>
             </w:r>
             <w:r>
               <w:rPr>
@@ -1931,7 +1922,7 @@
               <w14:ligatures w14:val="standardContextual"/>
             </w:rPr>
           </w:pPr>
-          <w:hyperlink w:anchor="_Toc225437127" w:history="1">
+          <w:hyperlink w:anchor="_Toc226041937" w:history="1">
             <w:r>
               <w:rPr>
                 <w:rStyle w:val="a3"/>
@@ -1970,7 +1961,7 @@
                 <w:noProof/>
                 <w:webHidden/>
               </w:rPr>
-              <w:instrText>PAGEREF _Toc225437127 \h</w:instrText>
+              <w:instrText>PAGEREF _Toc226041937 \h</w:instrText>
             </w:r>
             <w:r>
               <w:rPr>
@@ -2001,7 +1992,7 @@
                 <w:noProof/>
                 <w:webHidden/>
               </w:rPr>
-              <w:t>6</w:t>
+              <w:t>7</w:t>
             </w:r>
             <w:r>
               <w:rPr>
@@ -2027,7 +2018,7 @@
               <w14:ligatures w14:val="standardContextual"/>
             </w:rPr>
           </w:pPr>
-          <w:hyperlink w:anchor="_Toc225437128" w:history="1">
+          <w:hyperlink w:anchor="_Toc226041938" w:history="1">
             <w:r>
               <w:rPr>
                 <w:rStyle w:val="a3"/>
@@ -2066,7 +2057,7 @@
                 <w:noProof/>
                 <w:webHidden/>
               </w:rPr>
-              <w:instrText>PAGEREF _Toc225437128 \h</w:instrText>
+              <w:instrText>PAGEREF _Toc226041938 \h</w:instrText>
             </w:r>
             <w:r>
               <w:rPr>
@@ -2097,7 +2088,7 @@
                 <w:noProof/>
                 <w:webHidden/>
               </w:rPr>
-              <w:t>6</w:t>
+              <w:t>7</w:t>
             </w:r>
             <w:r>
               <w:rPr>
@@ -2123,7 +2114,7 @@
               <w14:ligatures w14:val="standardContextual"/>
             </w:rPr>
           </w:pPr>
-          <w:hyperlink w:anchor="_Toc225437129" w:history="1">
+          <w:hyperlink w:anchor="_Toc226041939" w:history="1">
             <w:r>
               <w:rPr>
                 <w:rStyle w:val="a3"/>
@@ -2162,7 +2153,7 @@
                 <w:noProof/>
                 <w:webHidden/>
               </w:rPr>
-              <w:instrText>PAGEREF _Toc225437129 \h</w:instrText>
+              <w:instrText>PAGEREF _Toc226041939 \h</w:instrText>
             </w:r>
             <w:r>
               <w:rPr>
@@ -2193,7 +2184,7 @@
                 <w:noProof/>
                 <w:webHidden/>
               </w:rPr>
-              <w:t>7</w:t>
+              <w:t>8</w:t>
             </w:r>
             <w:r>
               <w:rPr>
@@ -2219,7 +2210,7 @@
               <w14:ligatures w14:val="standardContextual"/>
             </w:rPr>
           </w:pPr>
-          <w:hyperlink w:anchor="_Toc225437130" w:history="1">
+          <w:hyperlink w:anchor="_Toc226041940" w:history="1">
             <w:r>
               <w:rPr>
                 <w:rStyle w:val="a3"/>
@@ -2258,7 +2249,7 @@
                 <w:noProof/>
                 <w:webHidden/>
               </w:rPr>
-              <w:instrText>PAGEREF _Toc225437130 \h</w:instrText>
+              <w:instrText>PAGEREF _Toc226041940 \h</w:instrText>
             </w:r>
             <w:r>
               <w:rPr>
@@ -2289,7 +2280,7 @@
                 <w:noProof/>
                 <w:webHidden/>
               </w:rPr>
-              <w:t>7</w:t>
+              <w:t>8</w:t>
             </w:r>
             <w:r>
               <w:rPr>
@@ -2315,7 +2306,7 @@
               <w14:ligatures w14:val="standardContextual"/>
             </w:rPr>
           </w:pPr>
-          <w:hyperlink w:anchor="_Toc225437131" w:history="1">
+          <w:hyperlink w:anchor="_Toc226041941" w:history="1">
             <w:r>
               <w:rPr>
                 <w:rStyle w:val="a3"/>
@@ -2354,7 +2345,7 @@
                 <w:noProof/>
                 <w:webHidden/>
               </w:rPr>
-              <w:instrText>PAGEREF _Toc225437131 \h</w:instrText>
+              <w:instrText>PAGEREF _Toc226041941 \h</w:instrText>
             </w:r>
             <w:r>
               <w:rPr>
@@ -2385,7 +2376,7 @@
                 <w:noProof/>
                 <w:webHidden/>
               </w:rPr>
-              <w:t>7</w:t>
+              <w:t>8</w:t>
             </w:r>
             <w:r>
               <w:rPr>
@@ -2411,7 +2402,7 @@
               <w14:ligatures w14:val="standardContextual"/>
             </w:rPr>
           </w:pPr>
-          <w:hyperlink w:anchor="_Toc225437132" w:history="1">
+          <w:hyperlink w:anchor="_Toc226041942" w:history="1">
             <w:r>
               <w:rPr>
                 <w:rStyle w:val="a3"/>
@@ -2450,7 +2441,7 @@
                 <w:noProof/>
                 <w:webHidden/>
               </w:rPr>
-              <w:instrText>PAGEREF _Toc225437132 \h</w:instrText>
+              <w:instrText>PAGEREF _Toc226041942 \h</w:instrText>
             </w:r>
             <w:r>
               <w:rPr>
@@ -2481,7 +2472,7 @@
                 <w:noProof/>
                 <w:webHidden/>
               </w:rPr>
-              <w:t>8</w:t>
+              <w:t>9</w:t>
             </w:r>
             <w:r>
               <w:rPr>
@@ -2507,7 +2498,7 @@
               <w14:ligatures w14:val="standardContextual"/>
             </w:rPr>
           </w:pPr>
-          <w:hyperlink w:anchor="_Toc225437133" w:history="1">
+          <w:hyperlink w:anchor="_Toc226041943" w:history="1">
             <w:r>
               <w:rPr>
                 <w:rStyle w:val="a3"/>
@@ -2546,7 +2537,7 @@
                 <w:noProof/>
                 <w:webHidden/>
               </w:rPr>
-              <w:instrText>PAGEREF _Toc225437133 \h</w:instrText>
+              <w:instrText>PAGEREF _Toc226041943 \h</w:instrText>
             </w:r>
             <w:r>
               <w:rPr>
@@ -2577,7 +2568,7 @@
                 <w:noProof/>
                 <w:webHidden/>
               </w:rPr>
-              <w:t>8</w:t>
+              <w:t>9</w:t>
             </w:r>
             <w:r>
               <w:rPr>
@@ -2603,7 +2594,7 @@
               <w14:ligatures w14:val="standardContextual"/>
             </w:rPr>
           </w:pPr>
-          <w:hyperlink w:anchor="_Toc225437134" w:history="1">
+          <w:hyperlink w:anchor="_Toc226041944" w:history="1">
             <w:r>
               <w:rPr>
                 <w:rStyle w:val="a3"/>
@@ -2642,7 +2633,7 @@
                 <w:noProof/>
                 <w:webHidden/>
               </w:rPr>
-              <w:instrText>PAGEREF _Toc225437134 \h</w:instrText>
+              <w:instrText>PAGEREF _Toc226041944 \h</w:instrText>
             </w:r>
             <w:r>
               <w:rPr>
@@ -2673,7 +2664,7 @@
                 <w:noProof/>
                 <w:webHidden/>
               </w:rPr>
-              <w:t>8</w:t>
+              <w:t>9</w:t>
             </w:r>
             <w:r>
               <w:rPr>
@@ -2699,7 +2690,7 @@
               <w14:ligatures w14:val="standardContextual"/>
             </w:rPr>
           </w:pPr>
-          <w:hyperlink w:anchor="_Toc225437135" w:history="1">
+          <w:hyperlink w:anchor="_Toc226041945" w:history="1">
             <w:r>
               <w:rPr>
                 <w:rStyle w:val="a3"/>
@@ -2738,7 +2729,7 @@
                 <w:noProof/>
                 <w:webHidden/>
               </w:rPr>
-              <w:instrText>PAGEREF _Toc225437135 \h</w:instrText>
+              <w:instrText>PAGEREF _Toc226041945 \h</w:instrText>
             </w:r>
             <w:r>
               <w:rPr>
@@ -2769,7 +2760,1063 @@
                 <w:noProof/>
                 <w:webHidden/>
               </w:rPr>
-              <w:t>8</w:t>
+              <w:t>9</w:t>
+            </w:r>
+            <w:r>
+              <w:rPr>
+                <w:rFonts w:ascii="宋体" w:eastAsia="宋体" w:hAnsi="宋体" w:hint="eastAsia"/>
+                <w:noProof/>
+                <w:webHidden/>
+              </w:rPr>
+              <w:fldChar w:fldCharType="end"/>
+            </w:r>
+          </w:hyperlink>
+        </w:p>
+        <w:p>
+          <w:pPr>
+            <w:pStyle w:val="TOC1"/>
+            <w:tabs>
+              <w:tab w:val="right" w:leader="dot" w:pos="8296"/>
+            </w:tabs>
+            <w:rPr>
+              <w:rFonts w:ascii="宋体" w:eastAsia="宋体" w:hAnsi="宋体" w:hint="eastAsia"/>
+              <w:noProof/>
+              <w:sz w:val="22"/>
+              <w:szCs w:val="24"/>
+              <w14:ligatures w14:val="standardContextual"/>
+            </w:rPr>
+          </w:pPr>
+          <w:hyperlink w:anchor="_Toc226041946" w:history="1">
+            <w:r>
+              <w:rPr>
+                <w:rStyle w:val="a3"/>
+                <w:rFonts w:ascii="宋体" w:eastAsia="宋体" w:hAnsi="宋体" w:hint="eastAsia"/>
+                <w:noProof/>
+              </w:rPr>
+              <w:t>第四讲 国际谈判的准备和计划</w:t>
+            </w:r>
+            <w:r>
+              <w:rPr>
+                <w:rFonts w:ascii="宋体" w:eastAsia="宋体" w:hAnsi="宋体" w:hint="eastAsia"/>
+                <w:noProof/>
+                <w:webHidden/>
+              </w:rPr>
+              <w:tab/>
+            </w:r>
+            <w:r>
+              <w:rPr>
+                <w:rFonts w:ascii="宋体" w:eastAsia="宋体" w:hAnsi="宋体" w:hint="eastAsia"/>
+                <w:noProof/>
+                <w:webHidden/>
+              </w:rPr>
+              <w:fldChar w:fldCharType="begin"/>
+            </w:r>
+            <w:r>
+              <w:rPr>
+                <w:rFonts w:ascii="宋体" w:eastAsia="宋体" w:hAnsi="宋体" w:hint="eastAsia"/>
+                <w:noProof/>
+                <w:webHidden/>
+              </w:rPr>
+              <w:instrText xml:space="preserve"> </w:instrText>
+            </w:r>
+            <w:r>
+              <w:rPr>
+                <w:rFonts w:ascii="宋体" w:eastAsia="宋体" w:hAnsi="宋体"/>
+                <w:noProof/>
+                <w:webHidden/>
+              </w:rPr>
+              <w:instrText>PAGEREF _Toc226041946 \h</w:instrText>
+            </w:r>
+            <w:r>
+              <w:rPr>
+                <w:rFonts w:ascii="宋体" w:eastAsia="宋体" w:hAnsi="宋体" w:hint="eastAsia"/>
+                <w:noProof/>
+                <w:webHidden/>
+              </w:rPr>
+              <w:instrText xml:space="preserve"> </w:instrText>
+            </w:r>
+            <w:r>
+              <w:rPr>
+                <w:rFonts w:ascii="宋体" w:eastAsia="宋体" w:hAnsi="宋体" w:hint="eastAsia"/>
+                <w:noProof/>
+                <w:webHidden/>
+              </w:rPr>
+            </w:r>
+            <w:r>
+              <w:rPr>
+                <w:rFonts w:ascii="宋体" w:eastAsia="宋体" w:hAnsi="宋体" w:hint="eastAsia"/>
+                <w:noProof/>
+                <w:webHidden/>
+              </w:rPr>
+              <w:fldChar w:fldCharType="separate"/>
+            </w:r>
+            <w:r>
+              <w:rPr>
+                <w:rFonts w:ascii="宋体" w:eastAsia="宋体" w:hAnsi="宋体" w:hint="eastAsia"/>
+                <w:noProof/>
+                <w:webHidden/>
+              </w:rPr>
+              <w:t>9</w:t>
+            </w:r>
+            <w:r>
+              <w:rPr>
+                <w:rFonts w:ascii="宋体" w:eastAsia="宋体" w:hAnsi="宋体" w:hint="eastAsia"/>
+                <w:noProof/>
+                <w:webHidden/>
+              </w:rPr>
+              <w:fldChar w:fldCharType="end"/>
+            </w:r>
+          </w:hyperlink>
+        </w:p>
+        <w:p>
+          <w:pPr>
+            <w:pStyle w:val="TOC2"/>
+            <w:tabs>
+              <w:tab w:val="right" w:leader="dot" w:pos="8296"/>
+            </w:tabs>
+            <w:rPr>
+              <w:rFonts w:ascii="宋体" w:eastAsia="宋体" w:hAnsi="宋体" w:hint="eastAsia"/>
+              <w:noProof/>
+              <w:sz w:val="22"/>
+              <w:szCs w:val="24"/>
+              <w14:ligatures w14:val="standardContextual"/>
+            </w:rPr>
+          </w:pPr>
+          <w:hyperlink w:anchor="_Toc226041947" w:history="1">
+            <w:r>
+              <w:rPr>
+                <w:rStyle w:val="a3"/>
+                <w:rFonts w:ascii="宋体" w:eastAsia="宋体" w:hAnsi="宋体" w:hint="eastAsia"/>
+                <w:noProof/>
+              </w:rPr>
+              <w:t>一、做好谈判准备的重要性</w:t>
+            </w:r>
+            <w:r>
+              <w:rPr>
+                <w:rFonts w:ascii="宋体" w:eastAsia="宋体" w:hAnsi="宋体" w:hint="eastAsia"/>
+                <w:noProof/>
+                <w:webHidden/>
+              </w:rPr>
+              <w:tab/>
+            </w:r>
+            <w:r>
+              <w:rPr>
+                <w:rFonts w:ascii="宋体" w:eastAsia="宋体" w:hAnsi="宋体" w:hint="eastAsia"/>
+                <w:noProof/>
+                <w:webHidden/>
+              </w:rPr>
+              <w:fldChar w:fldCharType="begin"/>
+            </w:r>
+            <w:r>
+              <w:rPr>
+                <w:rFonts w:ascii="宋体" w:eastAsia="宋体" w:hAnsi="宋体" w:hint="eastAsia"/>
+                <w:noProof/>
+                <w:webHidden/>
+              </w:rPr>
+              <w:instrText xml:space="preserve"> </w:instrText>
+            </w:r>
+            <w:r>
+              <w:rPr>
+                <w:rFonts w:ascii="宋体" w:eastAsia="宋体" w:hAnsi="宋体"/>
+                <w:noProof/>
+                <w:webHidden/>
+              </w:rPr>
+              <w:instrText>PAGEREF _Toc226041947 \h</w:instrText>
+            </w:r>
+            <w:r>
+              <w:rPr>
+                <w:rFonts w:ascii="宋体" w:eastAsia="宋体" w:hAnsi="宋体" w:hint="eastAsia"/>
+                <w:noProof/>
+                <w:webHidden/>
+              </w:rPr>
+              <w:instrText xml:space="preserve"> </w:instrText>
+            </w:r>
+            <w:r>
+              <w:rPr>
+                <w:rFonts w:ascii="宋体" w:eastAsia="宋体" w:hAnsi="宋体" w:hint="eastAsia"/>
+                <w:noProof/>
+                <w:webHidden/>
+              </w:rPr>
+            </w:r>
+            <w:r>
+              <w:rPr>
+                <w:rFonts w:ascii="宋体" w:eastAsia="宋体" w:hAnsi="宋体" w:hint="eastAsia"/>
+                <w:noProof/>
+                <w:webHidden/>
+              </w:rPr>
+              <w:fldChar w:fldCharType="separate"/>
+            </w:r>
+            <w:r>
+              <w:rPr>
+                <w:rFonts w:ascii="宋体" w:eastAsia="宋体" w:hAnsi="宋体" w:hint="eastAsia"/>
+                <w:noProof/>
+                <w:webHidden/>
+              </w:rPr>
+              <w:t>9</w:t>
+            </w:r>
+            <w:r>
+              <w:rPr>
+                <w:rFonts w:ascii="宋体" w:eastAsia="宋体" w:hAnsi="宋体" w:hint="eastAsia"/>
+                <w:noProof/>
+                <w:webHidden/>
+              </w:rPr>
+              <w:fldChar w:fldCharType="end"/>
+            </w:r>
+          </w:hyperlink>
+        </w:p>
+        <w:p>
+          <w:pPr>
+            <w:pStyle w:val="TOC3"/>
+            <w:tabs>
+              <w:tab w:val="right" w:leader="dot" w:pos="8296"/>
+            </w:tabs>
+            <w:rPr>
+              <w:rFonts w:ascii="宋体" w:eastAsia="宋体" w:hAnsi="宋体" w:hint="eastAsia"/>
+              <w:noProof/>
+              <w:sz w:val="22"/>
+              <w:szCs w:val="24"/>
+              <w14:ligatures w14:val="standardContextual"/>
+            </w:rPr>
+          </w:pPr>
+          <w:hyperlink w:anchor="_Toc226041948" w:history="1">
+            <w:r>
+              <w:rPr>
+                <w:rStyle w:val="a3"/>
+                <w:rFonts w:ascii="宋体" w:eastAsia="宋体" w:hAnsi="宋体" w:hint="eastAsia"/>
+                <w:noProof/>
+              </w:rPr>
+              <w:t>（一）关于谈判准备的误区</w:t>
+            </w:r>
+            <w:r>
+              <w:rPr>
+                <w:rFonts w:ascii="宋体" w:eastAsia="宋体" w:hAnsi="宋体" w:hint="eastAsia"/>
+                <w:noProof/>
+                <w:webHidden/>
+              </w:rPr>
+              <w:tab/>
+            </w:r>
+            <w:r>
+              <w:rPr>
+                <w:rFonts w:ascii="宋体" w:eastAsia="宋体" w:hAnsi="宋体" w:hint="eastAsia"/>
+                <w:noProof/>
+                <w:webHidden/>
+              </w:rPr>
+              <w:fldChar w:fldCharType="begin"/>
+            </w:r>
+            <w:r>
+              <w:rPr>
+                <w:rFonts w:ascii="宋体" w:eastAsia="宋体" w:hAnsi="宋体" w:hint="eastAsia"/>
+                <w:noProof/>
+                <w:webHidden/>
+              </w:rPr>
+              <w:instrText xml:space="preserve"> </w:instrText>
+            </w:r>
+            <w:r>
+              <w:rPr>
+                <w:rFonts w:ascii="宋体" w:eastAsia="宋体" w:hAnsi="宋体"/>
+                <w:noProof/>
+                <w:webHidden/>
+              </w:rPr>
+              <w:instrText>PAGEREF _Toc226041948 \h</w:instrText>
+            </w:r>
+            <w:r>
+              <w:rPr>
+                <w:rFonts w:ascii="宋体" w:eastAsia="宋体" w:hAnsi="宋体" w:hint="eastAsia"/>
+                <w:noProof/>
+                <w:webHidden/>
+              </w:rPr>
+              <w:instrText xml:space="preserve"> </w:instrText>
+            </w:r>
+            <w:r>
+              <w:rPr>
+                <w:rFonts w:ascii="宋体" w:eastAsia="宋体" w:hAnsi="宋体" w:hint="eastAsia"/>
+                <w:noProof/>
+                <w:webHidden/>
+              </w:rPr>
+            </w:r>
+            <w:r>
+              <w:rPr>
+                <w:rFonts w:ascii="宋体" w:eastAsia="宋体" w:hAnsi="宋体" w:hint="eastAsia"/>
+                <w:noProof/>
+                <w:webHidden/>
+              </w:rPr>
+              <w:fldChar w:fldCharType="separate"/>
+            </w:r>
+            <w:r>
+              <w:rPr>
+                <w:rFonts w:ascii="宋体" w:eastAsia="宋体" w:hAnsi="宋体" w:hint="eastAsia"/>
+                <w:noProof/>
+                <w:webHidden/>
+              </w:rPr>
+              <w:t>10</w:t>
+            </w:r>
+            <w:r>
+              <w:rPr>
+                <w:rFonts w:ascii="宋体" w:eastAsia="宋体" w:hAnsi="宋体" w:hint="eastAsia"/>
+                <w:noProof/>
+                <w:webHidden/>
+              </w:rPr>
+              <w:fldChar w:fldCharType="end"/>
+            </w:r>
+          </w:hyperlink>
+        </w:p>
+        <w:p>
+          <w:pPr>
+            <w:pStyle w:val="TOC3"/>
+            <w:tabs>
+              <w:tab w:val="right" w:leader="dot" w:pos="8296"/>
+            </w:tabs>
+            <w:rPr>
+              <w:rFonts w:ascii="宋体" w:eastAsia="宋体" w:hAnsi="宋体" w:hint="eastAsia"/>
+              <w:noProof/>
+              <w:sz w:val="22"/>
+              <w:szCs w:val="24"/>
+              <w14:ligatures w14:val="standardContextual"/>
+            </w:rPr>
+          </w:pPr>
+          <w:hyperlink w:anchor="_Toc226041949" w:history="1">
+            <w:r>
+              <w:rPr>
+                <w:rStyle w:val="a3"/>
+                <w:rFonts w:ascii="宋体" w:eastAsia="宋体" w:hAnsi="宋体" w:hint="eastAsia"/>
+                <w:noProof/>
+              </w:rPr>
+              <w:t>（二）谈判准备的重要性</w:t>
+            </w:r>
+            <w:r>
+              <w:rPr>
+                <w:rFonts w:ascii="宋体" w:eastAsia="宋体" w:hAnsi="宋体" w:hint="eastAsia"/>
+                <w:noProof/>
+                <w:webHidden/>
+              </w:rPr>
+              <w:tab/>
+            </w:r>
+            <w:r>
+              <w:rPr>
+                <w:rFonts w:ascii="宋体" w:eastAsia="宋体" w:hAnsi="宋体" w:hint="eastAsia"/>
+                <w:noProof/>
+                <w:webHidden/>
+              </w:rPr>
+              <w:fldChar w:fldCharType="begin"/>
+            </w:r>
+            <w:r>
+              <w:rPr>
+                <w:rFonts w:ascii="宋体" w:eastAsia="宋体" w:hAnsi="宋体" w:hint="eastAsia"/>
+                <w:noProof/>
+                <w:webHidden/>
+              </w:rPr>
+              <w:instrText xml:space="preserve"> </w:instrText>
+            </w:r>
+            <w:r>
+              <w:rPr>
+                <w:rFonts w:ascii="宋体" w:eastAsia="宋体" w:hAnsi="宋体"/>
+                <w:noProof/>
+                <w:webHidden/>
+              </w:rPr>
+              <w:instrText>PAGEREF _Toc226041949 \h</w:instrText>
+            </w:r>
+            <w:r>
+              <w:rPr>
+                <w:rFonts w:ascii="宋体" w:eastAsia="宋体" w:hAnsi="宋体" w:hint="eastAsia"/>
+                <w:noProof/>
+                <w:webHidden/>
+              </w:rPr>
+              <w:instrText xml:space="preserve"> </w:instrText>
+            </w:r>
+            <w:r>
+              <w:rPr>
+                <w:rFonts w:ascii="宋体" w:eastAsia="宋体" w:hAnsi="宋体" w:hint="eastAsia"/>
+                <w:noProof/>
+                <w:webHidden/>
+              </w:rPr>
+            </w:r>
+            <w:r>
+              <w:rPr>
+                <w:rFonts w:ascii="宋体" w:eastAsia="宋体" w:hAnsi="宋体" w:hint="eastAsia"/>
+                <w:noProof/>
+                <w:webHidden/>
+              </w:rPr>
+              <w:fldChar w:fldCharType="separate"/>
+            </w:r>
+            <w:r>
+              <w:rPr>
+                <w:rFonts w:ascii="宋体" w:eastAsia="宋体" w:hAnsi="宋体" w:hint="eastAsia"/>
+                <w:noProof/>
+                <w:webHidden/>
+              </w:rPr>
+              <w:t>10</w:t>
+            </w:r>
+            <w:r>
+              <w:rPr>
+                <w:rFonts w:ascii="宋体" w:eastAsia="宋体" w:hAnsi="宋体" w:hint="eastAsia"/>
+                <w:noProof/>
+                <w:webHidden/>
+              </w:rPr>
+              <w:fldChar w:fldCharType="end"/>
+            </w:r>
+          </w:hyperlink>
+        </w:p>
+        <w:p>
+          <w:pPr>
+            <w:pStyle w:val="TOC2"/>
+            <w:tabs>
+              <w:tab w:val="right" w:leader="dot" w:pos="8296"/>
+            </w:tabs>
+            <w:rPr>
+              <w:rFonts w:ascii="宋体" w:eastAsia="宋体" w:hAnsi="宋体" w:hint="eastAsia"/>
+              <w:noProof/>
+              <w:sz w:val="22"/>
+              <w:szCs w:val="24"/>
+              <w14:ligatures w14:val="standardContextual"/>
+            </w:rPr>
+          </w:pPr>
+          <w:hyperlink w:anchor="_Toc226041950" w:history="1">
+            <w:r>
+              <w:rPr>
+                <w:rStyle w:val="a3"/>
+                <w:rFonts w:ascii="宋体" w:eastAsia="宋体" w:hAnsi="宋体" w:hint="eastAsia"/>
+                <w:noProof/>
+              </w:rPr>
+              <w:t>二、识别利害关系</w:t>
+            </w:r>
+            <w:r>
+              <w:rPr>
+                <w:rFonts w:ascii="宋体" w:eastAsia="宋体" w:hAnsi="宋体" w:hint="eastAsia"/>
+                <w:noProof/>
+                <w:webHidden/>
+              </w:rPr>
+              <w:tab/>
+            </w:r>
+            <w:r>
+              <w:rPr>
+                <w:rFonts w:ascii="宋体" w:eastAsia="宋体" w:hAnsi="宋体" w:hint="eastAsia"/>
+                <w:noProof/>
+                <w:webHidden/>
+              </w:rPr>
+              <w:fldChar w:fldCharType="begin"/>
+            </w:r>
+            <w:r>
+              <w:rPr>
+                <w:rFonts w:ascii="宋体" w:eastAsia="宋体" w:hAnsi="宋体" w:hint="eastAsia"/>
+                <w:noProof/>
+                <w:webHidden/>
+              </w:rPr>
+              <w:instrText xml:space="preserve"> </w:instrText>
+            </w:r>
+            <w:r>
+              <w:rPr>
+                <w:rFonts w:ascii="宋体" w:eastAsia="宋体" w:hAnsi="宋体"/>
+                <w:noProof/>
+                <w:webHidden/>
+              </w:rPr>
+              <w:instrText>PAGEREF _Toc226041950 \h</w:instrText>
+            </w:r>
+            <w:r>
+              <w:rPr>
+                <w:rFonts w:ascii="宋体" w:eastAsia="宋体" w:hAnsi="宋体" w:hint="eastAsia"/>
+                <w:noProof/>
+                <w:webHidden/>
+              </w:rPr>
+              <w:instrText xml:space="preserve"> </w:instrText>
+            </w:r>
+            <w:r>
+              <w:rPr>
+                <w:rFonts w:ascii="宋体" w:eastAsia="宋体" w:hAnsi="宋体" w:hint="eastAsia"/>
+                <w:noProof/>
+                <w:webHidden/>
+              </w:rPr>
+            </w:r>
+            <w:r>
+              <w:rPr>
+                <w:rFonts w:ascii="宋体" w:eastAsia="宋体" w:hAnsi="宋体" w:hint="eastAsia"/>
+                <w:noProof/>
+                <w:webHidden/>
+              </w:rPr>
+              <w:fldChar w:fldCharType="separate"/>
+            </w:r>
+            <w:r>
+              <w:rPr>
+                <w:rFonts w:ascii="宋体" w:eastAsia="宋体" w:hAnsi="宋体" w:hint="eastAsia"/>
+                <w:noProof/>
+                <w:webHidden/>
+              </w:rPr>
+              <w:t>10</w:t>
+            </w:r>
+            <w:r>
+              <w:rPr>
+                <w:rFonts w:ascii="宋体" w:eastAsia="宋体" w:hAnsi="宋体" w:hint="eastAsia"/>
+                <w:noProof/>
+                <w:webHidden/>
+              </w:rPr>
+              <w:fldChar w:fldCharType="end"/>
+            </w:r>
+          </w:hyperlink>
+        </w:p>
+        <w:p>
+          <w:pPr>
+            <w:pStyle w:val="TOC2"/>
+            <w:tabs>
+              <w:tab w:val="right" w:leader="dot" w:pos="8296"/>
+            </w:tabs>
+            <w:rPr>
+              <w:rFonts w:ascii="宋体" w:eastAsia="宋体" w:hAnsi="宋体" w:hint="eastAsia"/>
+              <w:noProof/>
+              <w:sz w:val="22"/>
+              <w:szCs w:val="24"/>
+              <w14:ligatures w14:val="standardContextual"/>
+            </w:rPr>
+          </w:pPr>
+          <w:hyperlink w:anchor="_Toc226041951" w:history="1">
+            <w:r>
+              <w:rPr>
+                <w:rStyle w:val="a3"/>
+                <w:rFonts w:ascii="宋体" w:eastAsia="宋体" w:hAnsi="宋体" w:hint="eastAsia"/>
+                <w:noProof/>
+              </w:rPr>
+              <w:t>三、谈判目标的设定</w:t>
+            </w:r>
+            <w:r>
+              <w:rPr>
+                <w:rFonts w:ascii="宋体" w:eastAsia="宋体" w:hAnsi="宋体" w:hint="eastAsia"/>
+                <w:noProof/>
+                <w:webHidden/>
+              </w:rPr>
+              <w:tab/>
+            </w:r>
+            <w:r>
+              <w:rPr>
+                <w:rFonts w:ascii="宋体" w:eastAsia="宋体" w:hAnsi="宋体" w:hint="eastAsia"/>
+                <w:noProof/>
+                <w:webHidden/>
+              </w:rPr>
+              <w:fldChar w:fldCharType="begin"/>
+            </w:r>
+            <w:r>
+              <w:rPr>
+                <w:rFonts w:ascii="宋体" w:eastAsia="宋体" w:hAnsi="宋体" w:hint="eastAsia"/>
+                <w:noProof/>
+                <w:webHidden/>
+              </w:rPr>
+              <w:instrText xml:space="preserve"> </w:instrText>
+            </w:r>
+            <w:r>
+              <w:rPr>
+                <w:rFonts w:ascii="宋体" w:eastAsia="宋体" w:hAnsi="宋体"/>
+                <w:noProof/>
+                <w:webHidden/>
+              </w:rPr>
+              <w:instrText>PAGEREF _Toc226041951 \h</w:instrText>
+            </w:r>
+            <w:r>
+              <w:rPr>
+                <w:rFonts w:ascii="宋体" w:eastAsia="宋体" w:hAnsi="宋体" w:hint="eastAsia"/>
+                <w:noProof/>
+                <w:webHidden/>
+              </w:rPr>
+              <w:instrText xml:space="preserve"> </w:instrText>
+            </w:r>
+            <w:r>
+              <w:rPr>
+                <w:rFonts w:ascii="宋体" w:eastAsia="宋体" w:hAnsi="宋体" w:hint="eastAsia"/>
+                <w:noProof/>
+                <w:webHidden/>
+              </w:rPr>
+            </w:r>
+            <w:r>
+              <w:rPr>
+                <w:rFonts w:ascii="宋体" w:eastAsia="宋体" w:hAnsi="宋体" w:hint="eastAsia"/>
+                <w:noProof/>
+                <w:webHidden/>
+              </w:rPr>
+              <w:fldChar w:fldCharType="separate"/>
+            </w:r>
+            <w:r>
+              <w:rPr>
+                <w:rFonts w:ascii="宋体" w:eastAsia="宋体" w:hAnsi="宋体" w:hint="eastAsia"/>
+                <w:noProof/>
+                <w:webHidden/>
+              </w:rPr>
+              <w:t>11</w:t>
+            </w:r>
+            <w:r>
+              <w:rPr>
+                <w:rFonts w:ascii="宋体" w:eastAsia="宋体" w:hAnsi="宋体" w:hint="eastAsia"/>
+                <w:noProof/>
+                <w:webHidden/>
+              </w:rPr>
+              <w:fldChar w:fldCharType="end"/>
+            </w:r>
+          </w:hyperlink>
+        </w:p>
+        <w:p>
+          <w:pPr>
+            <w:pStyle w:val="TOC3"/>
+            <w:tabs>
+              <w:tab w:val="right" w:leader="dot" w:pos="8296"/>
+            </w:tabs>
+            <w:rPr>
+              <w:rFonts w:ascii="宋体" w:eastAsia="宋体" w:hAnsi="宋体" w:hint="eastAsia"/>
+              <w:noProof/>
+              <w:sz w:val="22"/>
+              <w:szCs w:val="24"/>
+              <w14:ligatures w14:val="standardContextual"/>
+            </w:rPr>
+          </w:pPr>
+          <w:hyperlink w:anchor="_Toc226041952" w:history="1">
+            <w:r>
+              <w:rPr>
+                <w:rStyle w:val="a3"/>
+                <w:rFonts w:ascii="宋体" w:eastAsia="宋体" w:hAnsi="宋体" w:hint="eastAsia"/>
+                <w:noProof/>
+              </w:rPr>
+              <w:t>（一）目标的概念</w:t>
+            </w:r>
+            <w:r>
+              <w:rPr>
+                <w:rFonts w:ascii="宋体" w:eastAsia="宋体" w:hAnsi="宋体" w:hint="eastAsia"/>
+                <w:noProof/>
+                <w:webHidden/>
+              </w:rPr>
+              <w:tab/>
+            </w:r>
+            <w:r>
+              <w:rPr>
+                <w:rFonts w:ascii="宋体" w:eastAsia="宋体" w:hAnsi="宋体" w:hint="eastAsia"/>
+                <w:noProof/>
+                <w:webHidden/>
+              </w:rPr>
+              <w:fldChar w:fldCharType="begin"/>
+            </w:r>
+            <w:r>
+              <w:rPr>
+                <w:rFonts w:ascii="宋体" w:eastAsia="宋体" w:hAnsi="宋体" w:hint="eastAsia"/>
+                <w:noProof/>
+                <w:webHidden/>
+              </w:rPr>
+              <w:instrText xml:space="preserve"> </w:instrText>
+            </w:r>
+            <w:r>
+              <w:rPr>
+                <w:rFonts w:ascii="宋体" w:eastAsia="宋体" w:hAnsi="宋体"/>
+                <w:noProof/>
+                <w:webHidden/>
+              </w:rPr>
+              <w:instrText>PAGEREF _Toc226041952 \h</w:instrText>
+            </w:r>
+            <w:r>
+              <w:rPr>
+                <w:rFonts w:ascii="宋体" w:eastAsia="宋体" w:hAnsi="宋体" w:hint="eastAsia"/>
+                <w:noProof/>
+                <w:webHidden/>
+              </w:rPr>
+              <w:instrText xml:space="preserve"> </w:instrText>
+            </w:r>
+            <w:r>
+              <w:rPr>
+                <w:rFonts w:ascii="宋体" w:eastAsia="宋体" w:hAnsi="宋体" w:hint="eastAsia"/>
+                <w:noProof/>
+                <w:webHidden/>
+              </w:rPr>
+            </w:r>
+            <w:r>
+              <w:rPr>
+                <w:rFonts w:ascii="宋体" w:eastAsia="宋体" w:hAnsi="宋体" w:hint="eastAsia"/>
+                <w:noProof/>
+                <w:webHidden/>
+              </w:rPr>
+              <w:fldChar w:fldCharType="separate"/>
+            </w:r>
+            <w:r>
+              <w:rPr>
+                <w:rFonts w:ascii="宋体" w:eastAsia="宋体" w:hAnsi="宋体" w:hint="eastAsia"/>
+                <w:noProof/>
+                <w:webHidden/>
+              </w:rPr>
+              <w:t>11</w:t>
+            </w:r>
+            <w:r>
+              <w:rPr>
+                <w:rFonts w:ascii="宋体" w:eastAsia="宋体" w:hAnsi="宋体" w:hint="eastAsia"/>
+                <w:noProof/>
+                <w:webHidden/>
+              </w:rPr>
+              <w:fldChar w:fldCharType="end"/>
+            </w:r>
+          </w:hyperlink>
+        </w:p>
+        <w:p>
+          <w:pPr>
+            <w:pStyle w:val="TOC3"/>
+            <w:tabs>
+              <w:tab w:val="right" w:leader="dot" w:pos="8296"/>
+            </w:tabs>
+            <w:rPr>
+              <w:rFonts w:ascii="宋体" w:eastAsia="宋体" w:hAnsi="宋体" w:hint="eastAsia"/>
+              <w:noProof/>
+              <w:sz w:val="22"/>
+              <w:szCs w:val="24"/>
+              <w14:ligatures w14:val="standardContextual"/>
+            </w:rPr>
+          </w:pPr>
+          <w:hyperlink w:anchor="_Toc226041953" w:history="1">
+            <w:r>
+              <w:rPr>
+                <w:rStyle w:val="a3"/>
+                <w:rFonts w:ascii="宋体" w:eastAsia="宋体" w:hAnsi="宋体" w:hint="eastAsia"/>
+                <w:noProof/>
+              </w:rPr>
+              <w:t>（二）设定目标</w:t>
+            </w:r>
+            <w:r>
+              <w:rPr>
+                <w:rFonts w:ascii="宋体" w:eastAsia="宋体" w:hAnsi="宋体" w:hint="eastAsia"/>
+                <w:noProof/>
+                <w:webHidden/>
+              </w:rPr>
+              <w:tab/>
+            </w:r>
+            <w:r>
+              <w:rPr>
+                <w:rFonts w:ascii="宋体" w:eastAsia="宋体" w:hAnsi="宋体" w:hint="eastAsia"/>
+                <w:noProof/>
+                <w:webHidden/>
+              </w:rPr>
+              <w:fldChar w:fldCharType="begin"/>
+            </w:r>
+            <w:r>
+              <w:rPr>
+                <w:rFonts w:ascii="宋体" w:eastAsia="宋体" w:hAnsi="宋体" w:hint="eastAsia"/>
+                <w:noProof/>
+                <w:webHidden/>
+              </w:rPr>
+              <w:instrText xml:space="preserve"> </w:instrText>
+            </w:r>
+            <w:r>
+              <w:rPr>
+                <w:rFonts w:ascii="宋体" w:eastAsia="宋体" w:hAnsi="宋体"/>
+                <w:noProof/>
+                <w:webHidden/>
+              </w:rPr>
+              <w:instrText>PAGEREF _Toc226041953 \h</w:instrText>
+            </w:r>
+            <w:r>
+              <w:rPr>
+                <w:rFonts w:ascii="宋体" w:eastAsia="宋体" w:hAnsi="宋体" w:hint="eastAsia"/>
+                <w:noProof/>
+                <w:webHidden/>
+              </w:rPr>
+              <w:instrText xml:space="preserve"> </w:instrText>
+            </w:r>
+            <w:r>
+              <w:rPr>
+                <w:rFonts w:ascii="宋体" w:eastAsia="宋体" w:hAnsi="宋体" w:hint="eastAsia"/>
+                <w:noProof/>
+                <w:webHidden/>
+              </w:rPr>
+            </w:r>
+            <w:r>
+              <w:rPr>
+                <w:rFonts w:ascii="宋体" w:eastAsia="宋体" w:hAnsi="宋体" w:hint="eastAsia"/>
+                <w:noProof/>
+                <w:webHidden/>
+              </w:rPr>
+              <w:fldChar w:fldCharType="separate"/>
+            </w:r>
+            <w:r>
+              <w:rPr>
+                <w:rFonts w:ascii="宋体" w:eastAsia="宋体" w:hAnsi="宋体" w:hint="eastAsia"/>
+                <w:noProof/>
+                <w:webHidden/>
+              </w:rPr>
+              <w:t>11</w:t>
+            </w:r>
+            <w:r>
+              <w:rPr>
+                <w:rFonts w:ascii="宋体" w:eastAsia="宋体" w:hAnsi="宋体" w:hint="eastAsia"/>
+                <w:noProof/>
+                <w:webHidden/>
+              </w:rPr>
+              <w:fldChar w:fldCharType="end"/>
+            </w:r>
+          </w:hyperlink>
+        </w:p>
+        <w:p>
+          <w:pPr>
+            <w:pStyle w:val="TOC3"/>
+            <w:tabs>
+              <w:tab w:val="right" w:leader="dot" w:pos="8296"/>
+            </w:tabs>
+            <w:rPr>
+              <w:rFonts w:ascii="宋体" w:eastAsia="宋体" w:hAnsi="宋体" w:hint="eastAsia"/>
+              <w:noProof/>
+              <w:sz w:val="22"/>
+              <w:szCs w:val="24"/>
+              <w14:ligatures w14:val="standardContextual"/>
+            </w:rPr>
+          </w:pPr>
+          <w:hyperlink w:anchor="_Toc226041954" w:history="1">
+            <w:r>
+              <w:rPr>
+                <w:rStyle w:val="a3"/>
+                <w:rFonts w:ascii="宋体" w:eastAsia="宋体" w:hAnsi="宋体" w:hint="eastAsia"/>
+                <w:noProof/>
+              </w:rPr>
+              <w:t>（三）设定目标时的常见谬误</w:t>
+            </w:r>
+            <w:r>
+              <w:rPr>
+                <w:rFonts w:ascii="宋体" w:eastAsia="宋体" w:hAnsi="宋体" w:hint="eastAsia"/>
+                <w:noProof/>
+                <w:webHidden/>
+              </w:rPr>
+              <w:tab/>
+            </w:r>
+            <w:r>
+              <w:rPr>
+                <w:rFonts w:ascii="宋体" w:eastAsia="宋体" w:hAnsi="宋体" w:hint="eastAsia"/>
+                <w:noProof/>
+                <w:webHidden/>
+              </w:rPr>
+              <w:fldChar w:fldCharType="begin"/>
+            </w:r>
+            <w:r>
+              <w:rPr>
+                <w:rFonts w:ascii="宋体" w:eastAsia="宋体" w:hAnsi="宋体" w:hint="eastAsia"/>
+                <w:noProof/>
+                <w:webHidden/>
+              </w:rPr>
+              <w:instrText xml:space="preserve"> </w:instrText>
+            </w:r>
+            <w:r>
+              <w:rPr>
+                <w:rFonts w:ascii="宋体" w:eastAsia="宋体" w:hAnsi="宋体"/>
+                <w:noProof/>
+                <w:webHidden/>
+              </w:rPr>
+              <w:instrText>PAGEREF _Toc226041954 \h</w:instrText>
+            </w:r>
+            <w:r>
+              <w:rPr>
+                <w:rFonts w:ascii="宋体" w:eastAsia="宋体" w:hAnsi="宋体" w:hint="eastAsia"/>
+                <w:noProof/>
+                <w:webHidden/>
+              </w:rPr>
+              <w:instrText xml:space="preserve"> </w:instrText>
+            </w:r>
+            <w:r>
+              <w:rPr>
+                <w:rFonts w:ascii="宋体" w:eastAsia="宋体" w:hAnsi="宋体" w:hint="eastAsia"/>
+                <w:noProof/>
+                <w:webHidden/>
+              </w:rPr>
+            </w:r>
+            <w:r>
+              <w:rPr>
+                <w:rFonts w:ascii="宋体" w:eastAsia="宋体" w:hAnsi="宋体" w:hint="eastAsia"/>
+                <w:noProof/>
+                <w:webHidden/>
+              </w:rPr>
+              <w:fldChar w:fldCharType="separate"/>
+            </w:r>
+            <w:r>
+              <w:rPr>
+                <w:rFonts w:ascii="宋体" w:eastAsia="宋体" w:hAnsi="宋体" w:hint="eastAsia"/>
+                <w:noProof/>
+                <w:webHidden/>
+              </w:rPr>
+              <w:t>11</w:t>
+            </w:r>
+            <w:r>
+              <w:rPr>
+                <w:rFonts w:ascii="宋体" w:eastAsia="宋体" w:hAnsi="宋体" w:hint="eastAsia"/>
+                <w:noProof/>
+                <w:webHidden/>
+              </w:rPr>
+              <w:fldChar w:fldCharType="end"/>
+            </w:r>
+          </w:hyperlink>
+        </w:p>
+        <w:p>
+          <w:pPr>
+            <w:pStyle w:val="TOC2"/>
+            <w:tabs>
+              <w:tab w:val="right" w:leader="dot" w:pos="8296"/>
+            </w:tabs>
+            <w:rPr>
+              <w:rFonts w:ascii="宋体" w:eastAsia="宋体" w:hAnsi="宋体" w:hint="eastAsia"/>
+              <w:noProof/>
+              <w:sz w:val="22"/>
+              <w:szCs w:val="24"/>
+              <w14:ligatures w14:val="standardContextual"/>
+            </w:rPr>
+          </w:pPr>
+          <w:hyperlink w:anchor="_Toc226041955" w:history="1">
+            <w:r>
+              <w:rPr>
+                <w:rStyle w:val="a3"/>
+                <w:rFonts w:ascii="宋体" w:eastAsia="宋体" w:hAnsi="宋体" w:hint="eastAsia"/>
+                <w:noProof/>
+              </w:rPr>
+              <w:t>四、确定谈判议题</w:t>
+            </w:r>
+            <w:r>
+              <w:rPr>
+                <w:rFonts w:ascii="宋体" w:eastAsia="宋体" w:hAnsi="宋体" w:hint="eastAsia"/>
+                <w:noProof/>
+                <w:webHidden/>
+              </w:rPr>
+              <w:tab/>
+            </w:r>
+            <w:r>
+              <w:rPr>
+                <w:rFonts w:ascii="宋体" w:eastAsia="宋体" w:hAnsi="宋体" w:hint="eastAsia"/>
+                <w:noProof/>
+                <w:webHidden/>
+              </w:rPr>
+              <w:fldChar w:fldCharType="begin"/>
+            </w:r>
+            <w:r>
+              <w:rPr>
+                <w:rFonts w:ascii="宋体" w:eastAsia="宋体" w:hAnsi="宋体" w:hint="eastAsia"/>
+                <w:noProof/>
+                <w:webHidden/>
+              </w:rPr>
+              <w:instrText xml:space="preserve"> </w:instrText>
+            </w:r>
+            <w:r>
+              <w:rPr>
+                <w:rFonts w:ascii="宋体" w:eastAsia="宋体" w:hAnsi="宋体"/>
+                <w:noProof/>
+                <w:webHidden/>
+              </w:rPr>
+              <w:instrText>PAGEREF _Toc226041955 \h</w:instrText>
+            </w:r>
+            <w:r>
+              <w:rPr>
+                <w:rFonts w:ascii="宋体" w:eastAsia="宋体" w:hAnsi="宋体" w:hint="eastAsia"/>
+                <w:noProof/>
+                <w:webHidden/>
+              </w:rPr>
+              <w:instrText xml:space="preserve"> </w:instrText>
+            </w:r>
+            <w:r>
+              <w:rPr>
+                <w:rFonts w:ascii="宋体" w:eastAsia="宋体" w:hAnsi="宋体" w:hint="eastAsia"/>
+                <w:noProof/>
+                <w:webHidden/>
+              </w:rPr>
+            </w:r>
+            <w:r>
+              <w:rPr>
+                <w:rFonts w:ascii="宋体" w:eastAsia="宋体" w:hAnsi="宋体" w:hint="eastAsia"/>
+                <w:noProof/>
+                <w:webHidden/>
+              </w:rPr>
+              <w:fldChar w:fldCharType="separate"/>
+            </w:r>
+            <w:r>
+              <w:rPr>
+                <w:rFonts w:ascii="宋体" w:eastAsia="宋体" w:hAnsi="宋体" w:hint="eastAsia"/>
+                <w:noProof/>
+                <w:webHidden/>
+              </w:rPr>
+              <w:t>11</w:t>
+            </w:r>
+            <w:r>
+              <w:rPr>
+                <w:rFonts w:ascii="宋体" w:eastAsia="宋体" w:hAnsi="宋体" w:hint="eastAsia"/>
+                <w:noProof/>
+                <w:webHidden/>
+              </w:rPr>
+              <w:fldChar w:fldCharType="end"/>
+            </w:r>
+          </w:hyperlink>
+        </w:p>
+        <w:p>
+          <w:pPr>
+            <w:pStyle w:val="TOC2"/>
+            <w:tabs>
+              <w:tab w:val="right" w:leader="dot" w:pos="8296"/>
+            </w:tabs>
+            <w:rPr>
+              <w:rFonts w:ascii="宋体" w:eastAsia="宋体" w:hAnsi="宋体" w:hint="eastAsia"/>
+              <w:noProof/>
+              <w:sz w:val="22"/>
+              <w:szCs w:val="24"/>
+              <w14:ligatures w14:val="standardContextual"/>
+            </w:rPr>
+          </w:pPr>
+          <w:hyperlink w:anchor="_Toc226041956" w:history="1">
+            <w:r>
+              <w:rPr>
+                <w:rStyle w:val="a3"/>
+                <w:rFonts w:ascii="宋体" w:eastAsia="宋体" w:hAnsi="宋体" w:hint="eastAsia"/>
+                <w:noProof/>
+              </w:rPr>
+              <w:t>五、分析对手和形势</w:t>
+            </w:r>
+            <w:r>
+              <w:rPr>
+                <w:rFonts w:ascii="宋体" w:eastAsia="宋体" w:hAnsi="宋体" w:hint="eastAsia"/>
+                <w:noProof/>
+                <w:webHidden/>
+              </w:rPr>
+              <w:tab/>
+            </w:r>
+            <w:r>
+              <w:rPr>
+                <w:rFonts w:ascii="宋体" w:eastAsia="宋体" w:hAnsi="宋体" w:hint="eastAsia"/>
+                <w:noProof/>
+                <w:webHidden/>
+              </w:rPr>
+              <w:fldChar w:fldCharType="begin"/>
+            </w:r>
+            <w:r>
+              <w:rPr>
+                <w:rFonts w:ascii="宋体" w:eastAsia="宋体" w:hAnsi="宋体" w:hint="eastAsia"/>
+                <w:noProof/>
+                <w:webHidden/>
+              </w:rPr>
+              <w:instrText xml:space="preserve"> </w:instrText>
+            </w:r>
+            <w:r>
+              <w:rPr>
+                <w:rFonts w:ascii="宋体" w:eastAsia="宋体" w:hAnsi="宋体"/>
+                <w:noProof/>
+                <w:webHidden/>
+              </w:rPr>
+              <w:instrText>PAGEREF _Toc226041956 \h</w:instrText>
+            </w:r>
+            <w:r>
+              <w:rPr>
+                <w:rFonts w:ascii="宋体" w:eastAsia="宋体" w:hAnsi="宋体" w:hint="eastAsia"/>
+                <w:noProof/>
+                <w:webHidden/>
+              </w:rPr>
+              <w:instrText xml:space="preserve"> </w:instrText>
+            </w:r>
+            <w:r>
+              <w:rPr>
+                <w:rFonts w:ascii="宋体" w:eastAsia="宋体" w:hAnsi="宋体" w:hint="eastAsia"/>
+                <w:noProof/>
+                <w:webHidden/>
+              </w:rPr>
+            </w:r>
+            <w:r>
+              <w:rPr>
+                <w:rFonts w:ascii="宋体" w:eastAsia="宋体" w:hAnsi="宋体" w:hint="eastAsia"/>
+                <w:noProof/>
+                <w:webHidden/>
+              </w:rPr>
+              <w:fldChar w:fldCharType="separate"/>
+            </w:r>
+            <w:r>
+              <w:rPr>
+                <w:rFonts w:ascii="宋体" w:eastAsia="宋体" w:hAnsi="宋体" w:hint="eastAsia"/>
+                <w:noProof/>
+                <w:webHidden/>
+              </w:rPr>
+              <w:t>12</w:t>
             </w:r>
             <w:r>
               <w:rPr>
@@ -2825,7 +3872,7 @@
       <w:pPr>
         <w:pStyle w:val="a9"/>
       </w:pPr>
-      <w:bookmarkStart w:id="0" w:name="_Toc225437109"/>
+      <w:bookmarkStart w:id="0" w:name="_Toc226041919"/>
       <w:r>
         <w:rPr>
           <w:rFonts w:hint="eastAsia"/>
@@ -2897,7 +3944,7 @@
       <w:pPr>
         <w:pStyle w:val="ac"/>
       </w:pPr>
-      <w:bookmarkStart w:id="1" w:name="_Toc225437110"/>
+      <w:bookmarkStart w:id="1" w:name="_Toc226041920"/>
       <w:r>
         <w:rPr>
           <w:rFonts w:hint="eastAsia"/>
@@ -2916,7 +3963,7 @@
       <w:pPr>
         <w:pStyle w:val="ae"/>
       </w:pPr>
-      <w:bookmarkStart w:id="2" w:name="_Toc225437111"/>
+      <w:bookmarkStart w:id="2" w:name="_Toc226041921"/>
       <w:r>
         <w:rPr>
           <w:rFonts w:hint="eastAsia"/>
@@ -3185,7 +4232,7 @@
       <w:pPr>
         <w:pStyle w:val="ae"/>
       </w:pPr>
-      <w:bookmarkStart w:id="3" w:name="_Toc225437112"/>
+      <w:bookmarkStart w:id="3" w:name="_Toc226041922"/>
       <w:r>
         <w:rPr>
           <w:rFonts w:hint="eastAsia"/>
@@ -3268,7 +4315,7 @@
       <w:pPr>
         <w:pStyle w:val="ac"/>
       </w:pPr>
-      <w:bookmarkStart w:id="4" w:name="_Toc225437113"/>
+      <w:bookmarkStart w:id="4" w:name="_Toc226041923"/>
       <w:r>
         <w:rPr>
           <w:rFonts w:hint="eastAsia"/>
@@ -3281,7 +4328,7 @@
       <w:pPr>
         <w:pStyle w:val="ae"/>
       </w:pPr>
-      <w:bookmarkStart w:id="5" w:name="_Toc225437114"/>
+      <w:bookmarkStart w:id="5" w:name="_Toc226041924"/>
       <w:r>
         <w:rPr>
           <w:rFonts w:hint="eastAsia"/>
@@ -3331,7 +4378,7 @@
       <w:pPr>
         <w:pStyle w:val="ae"/>
       </w:pPr>
-      <w:bookmarkStart w:id="6" w:name="_Toc225437115"/>
+      <w:bookmarkStart w:id="6" w:name="_Toc226041925"/>
       <w:r>
         <w:rPr>
           <w:rFonts w:hint="eastAsia"/>
@@ -3455,7 +4502,7 @@
       <w:pPr>
         <w:pStyle w:val="ae"/>
       </w:pPr>
-      <w:bookmarkStart w:id="7" w:name="_Toc225437116"/>
+      <w:bookmarkStart w:id="7" w:name="_Toc226041926"/>
       <w:r>
         <w:rPr>
           <w:rFonts w:hint="eastAsia"/>
@@ -3591,7 +4638,7 @@
       <w:pPr>
         <w:pStyle w:val="ae"/>
       </w:pPr>
-      <w:bookmarkStart w:id="8" w:name="_Toc225437117"/>
+      <w:bookmarkStart w:id="8" w:name="_Toc226041927"/>
       <w:r>
         <w:rPr>
           <w:rFonts w:hint="eastAsia"/>
@@ -3802,7 +4849,7 @@
       <w:pPr>
         <w:pStyle w:val="a9"/>
       </w:pPr>
-      <w:bookmarkStart w:id="9" w:name="_Toc225437118"/>
+      <w:bookmarkStart w:id="9" w:name="_Toc226041928"/>
       <w:r>
         <w:rPr>
           <w:rFonts w:hint="eastAsia"/>
@@ -3840,7 +4887,7 @@
       <w:pPr>
         <w:pStyle w:val="ac"/>
       </w:pPr>
-      <w:bookmarkStart w:id="10" w:name="_Toc225437119"/>
+      <w:bookmarkStart w:id="10" w:name="_Toc226041929"/>
       <w:r>
         <w:rPr>
           <w:rFonts w:hint="eastAsia"/>
@@ -4021,7 +5068,7 @@
       <w:pPr>
         <w:pStyle w:val="ac"/>
       </w:pPr>
-      <w:bookmarkStart w:id="11" w:name="_Toc225437120"/>
+      <w:bookmarkStart w:id="11" w:name="_Toc226041930"/>
       <w:r>
         <w:rPr>
           <w:rFonts w:hint="eastAsia"/>
@@ -4049,7 +5096,7 @@
       <w:pPr>
         <w:pStyle w:val="ae"/>
       </w:pPr>
-      <w:bookmarkStart w:id="12" w:name="_Toc225437121"/>
+      <w:bookmarkStart w:id="12" w:name="_Toc226041931"/>
       <w:r>
         <w:rPr>
           <w:rFonts w:hint="eastAsia"/>
@@ -4123,7 +5170,7 @@
       <w:pPr>
         <w:pStyle w:val="ae"/>
       </w:pPr>
-      <w:bookmarkStart w:id="13" w:name="_Toc225437122"/>
+      <w:bookmarkStart w:id="13" w:name="_Toc226041932"/>
       <w:r>
         <w:rPr>
           <w:rFonts w:hint="eastAsia"/>
@@ -4182,7 +5229,7 @@
       <w:pPr>
         <w:pStyle w:val="ae"/>
       </w:pPr>
-      <w:bookmarkStart w:id="14" w:name="_Toc225437123"/>
+      <w:bookmarkStart w:id="14" w:name="_Toc226041933"/>
       <w:r>
         <w:rPr>
           <w:rFonts w:hint="eastAsia"/>
@@ -4208,7 +5255,7 @@
       <w:pPr>
         <w:pStyle w:val="ae"/>
       </w:pPr>
-      <w:bookmarkStart w:id="15" w:name="_Toc225437124"/>
+      <w:bookmarkStart w:id="15" w:name="_Toc226041934"/>
       <w:r>
         <w:rPr>
           <w:rFonts w:hint="eastAsia"/>
@@ -4325,7 +5372,7 @@
       <w:pPr>
         <w:pStyle w:val="ac"/>
       </w:pPr>
-      <w:bookmarkStart w:id="16" w:name="_Toc225437125"/>
+      <w:bookmarkStart w:id="16" w:name="_Toc226041935"/>
       <w:r>
         <w:rPr>
           <w:rFonts w:hint="eastAsia"/>
@@ -4384,7 +5431,7 @@
       <w:pPr>
         <w:pStyle w:val="a9"/>
       </w:pPr>
-      <w:bookmarkStart w:id="17" w:name="_Toc225437126"/>
+      <w:bookmarkStart w:id="17" w:name="_Toc226041936"/>
       <w:r>
         <w:rPr>
           <w:rFonts w:hint="eastAsia"/>
@@ -4410,9 +5457,6 @@
         <w:pStyle w:val="aa"/>
         <w:spacing w:before="78" w:after="78"/>
         <w:jc w:val="center"/>
-        <w:rPr>
-          <w:rFonts w:hint="eastAsia"/>
-        </w:rPr>
       </w:pPr>
       <w:r>
         <w:rPr>
@@ -4425,9 +5469,6 @@
       <w:pPr>
         <w:pStyle w:val="aa"/>
         <w:spacing w:before="78" w:after="78"/>
-        <w:rPr>
-          <w:rFonts w:hint="eastAsia"/>
-        </w:rPr>
       </w:pPr>
       <w:r>
         <w:tab/>
@@ -4633,9 +5674,6 @@
                 <w:numId w:val="8"/>
               </w:numPr>
               <w:spacing w:before="78" w:after="78"/>
-              <w:rPr>
-                <w:rFonts w:hint="eastAsia"/>
-              </w:rPr>
             </w:pPr>
             <w:r>
               <w:rPr>
@@ -4720,9 +5758,6 @@
                 <w:numId w:val="8"/>
               </w:numPr>
               <w:spacing w:before="78" w:after="78"/>
-              <w:rPr>
-                <w:rFonts w:hint="eastAsia"/>
-              </w:rPr>
             </w:pPr>
             <w:r>
               <w:rPr>
@@ -5013,9 +6048,6 @@
                 <w:numId w:val="11"/>
               </w:numPr>
               <w:spacing w:before="78" w:after="78"/>
-              <w:rPr>
-                <w:rFonts w:hint="eastAsia"/>
-              </w:rPr>
             </w:pPr>
             <w:r>
               <w:rPr>
@@ -5099,9 +6131,6 @@
                 <w:numId w:val="9"/>
               </w:numPr>
               <w:spacing w:before="78" w:after="78"/>
-              <w:rPr>
-                <w:rFonts w:hint="eastAsia"/>
-              </w:rPr>
             </w:pPr>
             <w:r>
               <w:rPr>
@@ -5148,9 +6177,6 @@
                 <w:numId w:val="9"/>
               </w:numPr>
               <w:spacing w:before="78" w:after="78"/>
-              <w:rPr>
-                <w:rFonts w:hint="eastAsia"/>
-              </w:rPr>
             </w:pPr>
             <w:r>
               <w:rPr>
@@ -5193,7 +6219,7 @@
       <w:pPr>
         <w:pStyle w:val="ac"/>
       </w:pPr>
-      <w:bookmarkStart w:id="18" w:name="_Toc225437127"/>
+      <w:bookmarkStart w:id="18" w:name="_Toc226041937"/>
       <w:r>
         <w:rPr>
           <w:rFonts w:hint="eastAsia"/>
@@ -5206,7 +6232,7 @@
       <w:pPr>
         <w:pStyle w:val="ae"/>
       </w:pPr>
-      <w:bookmarkStart w:id="19" w:name="_Toc225437128"/>
+      <w:bookmarkStart w:id="19" w:name="_Toc226041938"/>
       <w:r>
         <w:rPr>
           <w:rFonts w:hint="eastAsia"/>
@@ -5356,13 +6382,7 @@
         <w:rPr>
           <w:rFonts w:hint="eastAsia"/>
         </w:rPr>
-        <w:t>是</w:t>
-      </w:r>
-      <w:r>
-        <w:rPr>
-          <w:rFonts w:hint="eastAsia"/>
-        </w:rPr>
-        <w:t>：</w:t>
+        <w:t>是：</w:t>
       </w:r>
     </w:p>
     <w:p>
@@ -5549,9 +6569,6 @@
         <w:pStyle w:val="aa"/>
         <w:spacing w:before="78" w:after="78"/>
         <w:ind w:firstLine="357"/>
-        <w:rPr>
-          <w:rFonts w:hint="eastAsia"/>
-        </w:rPr>
       </w:pPr>
       <w:r>
         <w:rPr>
@@ -5564,7 +6581,7 @@
       <w:pPr>
         <w:pStyle w:val="ae"/>
       </w:pPr>
-      <w:bookmarkStart w:id="20" w:name="_Toc225437129"/>
+      <w:bookmarkStart w:id="20" w:name="_Toc226041939"/>
       <w:r>
         <w:rPr>
           <w:rFonts w:hint="eastAsia"/>
@@ -5631,9 +6648,6 @@
         </w:numPr>
         <w:spacing w:beforeLines="0" w:before="0" w:afterLines="0" w:after="0"/>
         <w:ind w:left="442" w:hanging="442"/>
-        <w:rPr>
-          <w:rFonts w:hint="eastAsia"/>
-        </w:rPr>
       </w:pPr>
       <w:r>
         <w:rPr>
@@ -5710,7 +6724,7 @@
       <w:pPr>
         <w:pStyle w:val="ae"/>
       </w:pPr>
-      <w:bookmarkStart w:id="21" w:name="_Toc225437130"/>
+      <w:bookmarkStart w:id="21" w:name="_Toc226041940"/>
       <w:r>
         <w:rPr>
           <w:rFonts w:hint="eastAsia"/>
@@ -5811,9 +6825,6 @@
         </w:numPr>
         <w:spacing w:beforeLines="0" w:before="0" w:afterLines="0" w:after="0"/>
         <w:ind w:left="442" w:hanging="442"/>
-        <w:rPr>
-          <w:rFonts w:hint="eastAsia"/>
-        </w:rPr>
       </w:pPr>
       <w:r>
         <w:rPr>
@@ -5838,11 +6849,8 @@
     <w:p>
       <w:pPr>
         <w:pStyle w:val="ae"/>
-        <w:rPr>
-          <w:rFonts w:hint="eastAsia"/>
-        </w:rPr>
-      </w:pPr>
-      <w:bookmarkStart w:id="22" w:name="_Toc225437131"/>
+      </w:pPr>
+      <w:bookmarkStart w:id="22" w:name="_Toc226041941"/>
       <w:r>
         <w:rPr>
           <w:rFonts w:hint="eastAsia"/>
@@ -5960,9 +6968,6 @@
         <w:pStyle w:val="aa"/>
         <w:spacing w:before="78" w:after="78"/>
         <w:ind w:firstLine="420"/>
-        <w:rPr>
-          <w:rFonts w:hint="eastAsia"/>
-        </w:rPr>
       </w:pPr>
       <w:r>
         <w:rPr>
@@ -5976,9 +6981,6 @@
       <w:pPr>
         <w:pStyle w:val="aa"/>
         <w:spacing w:before="78" w:after="78"/>
-        <w:rPr>
-          <w:rFonts w:hint="eastAsia"/>
-        </w:rPr>
       </w:pPr>
       <w:r>
         <w:tab/>
@@ -6040,19 +7042,13 @@
       <w:pPr>
         <w:pStyle w:val="aa"/>
         <w:spacing w:before="78" w:after="78"/>
-        <w:rPr>
-          <w:rFonts w:hint="eastAsia"/>
-        </w:rPr>
       </w:pPr>
     </w:p>
     <w:p>
       <w:pPr>
         <w:pStyle w:val="ac"/>
-        <w:rPr>
-          <w:rFonts w:hint="eastAsia"/>
-        </w:rPr>
-      </w:pPr>
-      <w:bookmarkStart w:id="23" w:name="_Toc225437132"/>
+      </w:pPr>
+      <w:bookmarkStart w:id="23" w:name="_Toc226041942"/>
       <w:r>
         <w:rPr>
           <w:rFonts w:hint="eastAsia"/>
@@ -6065,7 +7061,7 @@
       <w:pPr>
         <w:pStyle w:val="ae"/>
       </w:pPr>
-      <w:bookmarkStart w:id="24" w:name="_Toc225437133"/>
+      <w:bookmarkStart w:id="24" w:name="_Toc226041943"/>
       <w:r>
         <w:rPr>
           <w:rFonts w:hint="eastAsia"/>
@@ -6122,9 +7118,6 @@
       <w:pPr>
         <w:pStyle w:val="aa"/>
         <w:spacing w:before="78" w:after="78"/>
-        <w:rPr>
-          <w:rFonts w:hint="eastAsia"/>
-        </w:rPr>
       </w:pPr>
       <w:r>
         <w:tab/>
@@ -6140,7 +7133,7 @@
       <w:pPr>
         <w:pStyle w:val="ae"/>
       </w:pPr>
-      <w:bookmarkStart w:id="25" w:name="_Toc225437134"/>
+      <w:bookmarkStart w:id="25" w:name="_Toc226041944"/>
       <w:r>
         <w:rPr>
           <w:rFonts w:hint="eastAsia"/>
@@ -6154,9 +7147,6 @@
         <w:pStyle w:val="aa"/>
         <w:spacing w:before="78" w:after="78"/>
         <w:ind w:firstLine="420"/>
-        <w:rPr>
-          <w:rFonts w:hint="eastAsia"/>
-        </w:rPr>
       </w:pPr>
       <w:r>
         <w:rPr>
@@ -6183,7 +7173,7 @@
       <w:pPr>
         <w:pStyle w:val="ae"/>
       </w:pPr>
-      <w:bookmarkStart w:id="26" w:name="_Toc225437135"/>
+      <w:bookmarkStart w:id="26" w:name="_Toc226041945"/>
       <w:r>
         <w:rPr>
           <w:rFonts w:hint="eastAsia"/>
@@ -6196,9 +7186,6 @@
       <w:pPr>
         <w:pStyle w:val="aa"/>
         <w:spacing w:before="78" w:after="78"/>
-        <w:rPr>
-          <w:rFonts w:hint="eastAsia"/>
-        </w:rPr>
       </w:pPr>
       <w:r>
         <w:tab/>
@@ -6228,9 +7215,6 @@
     <w:p>
       <w:pPr>
         <w:pStyle w:val="af1"/>
-        <w:rPr>
-          <w:rFonts w:hint="eastAsia"/>
-        </w:rPr>
       </w:pPr>
       <w:r>
         <w:rPr>
@@ -6243,9 +7227,6 @@
       <w:pPr>
         <w:pStyle w:val="aa"/>
         <w:spacing w:before="78" w:after="78"/>
-        <w:rPr>
-          <w:rFonts w:hint="eastAsia"/>
-        </w:rPr>
       </w:pPr>
       <w:r>
         <w:tab/>
@@ -6269,6 +7250,766 @@
           <w:rFonts w:hint="eastAsia"/>
         </w:rPr>
         <w:t>方在前次谈判中表现得很强硬，以至于对方将谈判结果视为重大失败，则对方的耻辱感将延续到后来的谈判中，使其难以让步。</w:t>
+      </w:r>
+    </w:p>
+    <w:p>
+      <w:pPr>
+        <w:pStyle w:val="aa"/>
+        <w:spacing w:before="78" w:after="78"/>
+      </w:pPr>
+    </w:p>
+    <w:p>
+      <w:pPr>
+        <w:pStyle w:val="aa"/>
+        <w:spacing w:before="78" w:after="78"/>
+      </w:pPr>
+    </w:p>
+    <w:p>
+      <w:pPr>
+        <w:pStyle w:val="aa"/>
+        <w:spacing w:before="78" w:after="78"/>
+      </w:pPr>
+    </w:p>
+    <w:p>
+      <w:pPr>
+        <w:pStyle w:val="a9"/>
+      </w:pPr>
+      <w:bookmarkStart w:id="27" w:name="_Toc226041946"/>
+      <w:r>
+        <w:rPr>
+          <w:rFonts w:hint="eastAsia"/>
+        </w:rPr>
+        <w:t>第四讲</w:t>
+      </w:r>
+      <w:r>
+        <w:rPr>
+          <w:rFonts w:hint="eastAsia"/>
+        </w:rPr>
+        <w:t xml:space="preserve"> </w:t>
+      </w:r>
+      <w:r>
+        <w:rPr>
+          <w:rFonts w:hint="eastAsia"/>
+        </w:rPr>
+        <w:t>国际谈判的准备和计划</w:t>
+      </w:r>
+      <w:bookmarkEnd w:id="27"/>
+    </w:p>
+    <w:p>
+      <w:pPr>
+        <w:pStyle w:val="aa"/>
+        <w:spacing w:before="78" w:after="78"/>
+        <w:jc w:val="center"/>
+        <w:rPr>
+          <w:rFonts w:hint="eastAsia"/>
+        </w:rPr>
+      </w:pPr>
+      <w:r>
+        <w:rPr>
+          <w:rFonts w:hint="eastAsia"/>
+        </w:rPr>
+        <w:t>2026.4.2</w:t>
+      </w:r>
+    </w:p>
+    <w:p>
+      <w:pPr>
+        <w:pStyle w:val="ac"/>
+      </w:pPr>
+      <w:bookmarkStart w:id="28" w:name="_Toc226041947"/>
+      <w:r>
+        <w:rPr>
+          <w:rFonts w:hint="eastAsia"/>
+        </w:rPr>
+        <w:t>一、做好谈判准备的重要性</w:t>
+      </w:r>
+      <w:bookmarkEnd w:id="28"/>
+    </w:p>
+    <w:p>
+      <w:pPr>
+        <w:pStyle w:val="ae"/>
+      </w:pPr>
+      <w:bookmarkStart w:id="29" w:name="_Toc226041948"/>
+      <w:r>
+        <w:rPr>
+          <w:rFonts w:hint="eastAsia"/>
+        </w:rPr>
+        <w:lastRenderedPageBreak/>
+        <w:t>（一）关于谈判准备的误区</w:t>
+      </w:r>
+      <w:bookmarkEnd w:id="29"/>
+    </w:p>
+    <w:p>
+      <w:pPr>
+        <w:pStyle w:val="aa"/>
+        <w:spacing w:before="78" w:after="78"/>
+        <w:ind w:firstLine="420"/>
+      </w:pPr>
+      <w:r>
+        <w:rPr>
+          <w:rFonts w:hint="eastAsia"/>
+        </w:rPr>
+        <w:t>有一些关于谈判准备的误区：</w:t>
+      </w:r>
+    </w:p>
+    <w:p>
+      <w:pPr>
+        <w:pStyle w:val="aa"/>
+        <w:spacing w:before="78" w:after="78"/>
+        <w:ind w:firstLine="420"/>
+      </w:pPr>
+      <w:r>
+        <w:rPr>
+          <w:rFonts w:hint="eastAsia"/>
+        </w:rPr>
+        <w:t>一个误区是：与对方先接触，不会给自己带来任何损失。实际上，轻率参加谈判可能从一开始就透露底线，或做出难以挽回的错误表态等；轻率参加谈判也可能从一开始就破坏新人。</w:t>
+      </w:r>
+    </w:p>
+    <w:p>
+      <w:pPr>
+        <w:pStyle w:val="aa"/>
+        <w:spacing w:before="78" w:after="78"/>
+        <w:ind w:firstLine="420"/>
+      </w:pPr>
+      <w:r>
+        <w:rPr>
+          <w:rFonts w:hint="eastAsia"/>
+        </w:rPr>
+        <w:t>另一个误区是：准备谈判太花时间，不如在谈判中随机应变。</w:t>
+      </w:r>
+      <w:r>
+        <w:rPr>
+          <w:rFonts w:hint="eastAsia"/>
+        </w:rPr>
+        <w:t>实际上，充分的准备可以节省时间，因为准备后我们对遗体和必备的信息都已经掌握，谈判过程会更加顺畅；经过周密准备也会使谈判者更具信心，表现得更加自信、容易说服对方。</w:t>
+      </w:r>
+    </w:p>
+    <w:p>
+      <w:pPr>
+        <w:pStyle w:val="ae"/>
+        <w:rPr>
+          <w:rFonts w:hint="eastAsia"/>
+        </w:rPr>
+      </w:pPr>
+      <w:bookmarkStart w:id="30" w:name="_Toc226041949"/>
+      <w:r>
+        <w:rPr>
+          <w:rFonts w:hint="eastAsia"/>
+        </w:rPr>
+        <w:t>（二）谈判准备的重要性</w:t>
+      </w:r>
+      <w:bookmarkEnd w:id="30"/>
+    </w:p>
+    <w:p>
+      <w:pPr>
+        <w:pStyle w:val="aa"/>
+        <w:spacing w:before="78" w:after="78"/>
+        <w:ind w:firstLine="420"/>
+      </w:pPr>
+      <w:r>
+        <w:rPr>
+          <w:rFonts w:hint="eastAsia"/>
+        </w:rPr>
+        <w:t>认真准备每一场谈判，弄清谈判的实质和症结，打好有准备之仗，是进行任何一场谈判、实现本方意图的关键。对于主持谈判者来说，每一场谈判就像一场志在必得的战役，需要精心准备、用心筹划、设置底线、巧妙驾驭、把握进程，实现我方的意图。看谈判桌上主谈人自信而有说辞，每一个论据和数据除了来自主谈人的内涵素养、知识功底、个人的能力和魅力外，每一</w:t>
+      </w:r>
+      <w:r>
+        <w:rPr>
+          <w:rFonts w:hint="eastAsia"/>
+        </w:rPr>
+        <w:t>次</w:t>
+      </w:r>
+      <w:r>
+        <w:rPr>
+          <w:rFonts w:hint="eastAsia"/>
+        </w:rPr>
+        <w:t>重大谈判的会前精心准备都是必修课。</w:t>
+      </w:r>
+    </w:p>
+    <w:p>
+      <w:pPr>
+        <w:pStyle w:val="aa"/>
+        <w:spacing w:before="78" w:after="78"/>
+        <w:ind w:firstLine="420"/>
+        <w:rPr>
+          <w:rFonts w:hint="eastAsia"/>
+        </w:rPr>
+      </w:pPr>
+      <w:r>
+        <w:rPr>
+          <w:rFonts w:hint="eastAsia"/>
+        </w:rPr>
+        <w:t>然而，由于时间、精力、费用的限制，所谓充分得无一缺漏的准备是不可能，也是没必要的。国际谈判的复杂多变性决定了经常会发生不可预料的情况。因此，任何准备工作都有一个适度的问题。谈判准备的适度就是指在各种客观的约束条件下的“相对充分”，当谈判出现一些始料不及的情况时，也能使谈判者依然镇定自如，从容应付</w:t>
+      </w:r>
+      <w:r>
+        <w:rPr>
+          <w:rFonts w:hint="eastAsia"/>
+        </w:rPr>
+        <w:t>。</w:t>
+      </w:r>
+    </w:p>
+    <w:p>
+      <w:pPr>
+        <w:pStyle w:val="aa"/>
+        <w:spacing w:before="78" w:after="78"/>
+      </w:pPr>
+    </w:p>
+    <w:p>
+      <w:pPr>
+        <w:pStyle w:val="ac"/>
+      </w:pPr>
+      <w:bookmarkStart w:id="31" w:name="_Toc226041950"/>
+      <w:r>
+        <w:rPr>
+          <w:rFonts w:hint="eastAsia"/>
+        </w:rPr>
+        <w:t>二、识别利害关系</w:t>
+      </w:r>
+      <w:bookmarkEnd w:id="31"/>
+    </w:p>
+    <w:p>
+      <w:pPr>
+        <w:pStyle w:val="aa"/>
+        <w:spacing w:before="78" w:after="78"/>
+        <w:ind w:firstLine="420"/>
+      </w:pPr>
+      <w:r>
+        <w:rPr>
+          <w:rFonts w:hint="eastAsia"/>
+        </w:rPr>
+        <w:t>利害关系是指某一特定议题可能牵涉到的利益。议题的利害关系总是相对而言的</w:t>
+      </w:r>
+      <w:r>
+        <w:rPr>
+          <w:rFonts w:hint="eastAsia"/>
+        </w:rPr>
+        <w:t>，一方认为有重大利害的议题，在另一方看来或许无足轻重</w:t>
+      </w:r>
+      <w:r>
+        <w:rPr>
+          <w:rFonts w:hint="eastAsia"/>
+        </w:rPr>
+        <w:t>。</w:t>
+      </w:r>
+      <w:r>
+        <w:rPr>
+          <w:rFonts w:hint="eastAsia"/>
+        </w:rPr>
+        <w:t>例如，环境议题传统上并不牵涉国家的安全利益，但是对一些利益集团来说利害关系重大。又例如，对于美国来说，中东和平谈判对于阿拉伯裔美国人和犹太裔美国人非常重要，但是对其他美国人就不那么重要。</w:t>
+      </w:r>
+    </w:p>
+    <w:p>
+      <w:pPr>
+        <w:pStyle w:val="aa"/>
+        <w:spacing w:before="78" w:after="78"/>
+      </w:pPr>
+      <w:r>
+        <w:tab/>
+      </w:r>
+      <w:r>
+        <w:rPr>
+          <w:rFonts w:hint="eastAsia"/>
+        </w:rPr>
+        <w:t>我们回顾国内政治路径的理论：谈判的利益攸关方可能包括</w:t>
+      </w:r>
+      <w:r>
+        <w:rPr>
+          <w:rFonts w:hint="eastAsia"/>
+        </w:rPr>
+        <w:t>谈判者个人、不同政府部门、经济利益集团、地方政府、非政府组织和公民团体等。有学者指出，在国际谈判中，强大的、有组织的利益集团的影响力要比其他利益集团更大。国际政治经济学指出，进口商品的消费者、要素丰裕部门（出口部门）从保护主义政策中受损，要素稀缺部门（受到进口压力的部门）则从保护主义政策中受益，因此这两种不同的利益集团会对贸易政策产生不同方向的影响。</w:t>
+      </w:r>
+    </w:p>
+    <w:p>
+      <w:pPr>
+        <w:pStyle w:val="aa"/>
+        <w:spacing w:before="78" w:after="78"/>
+      </w:pPr>
+      <w:r>
+        <w:tab/>
+      </w:r>
+      <w:r>
+        <w:rPr>
+          <w:rFonts w:hint="eastAsia"/>
+        </w:rPr>
+        <w:t>除了核心利益外，还有其他影响谈判的国内因素。如果某议题有高度的政治敏感性，或牵涉文化、种族方面，那就会影响到谈判的进程。领导人对某议题的个人偏好也对谈判有重大影响：一方面，领导人对成功谈判的渴望将促使谈判者更努力地达成协定，无论该决定最终对他们的目标来说是一个妥协还是胜利；另一方面，领导人对协议的追求也可能导致情感因素的渗入，消极影响国家利益的实现。媒体的关注也对谈判产生影响；当曝光度提升时，谈判者可能变得不灵活，这可能导致僵局的出现；有的时候，媒体会被领导人利用来达到特定的目的。</w:t>
+      </w:r>
+    </w:p>
+    <w:p>
+      <w:pPr>
+        <w:pStyle w:val="aa"/>
+        <w:spacing w:before="78" w:after="78"/>
+      </w:pPr>
+      <w:r>
+        <w:tab/>
+      </w:r>
+      <w:r>
+        <w:rPr>
+          <w:rFonts w:hint="eastAsia"/>
+        </w:rPr>
+        <w:t>由此可见，谈判是一场双层博弈。</w:t>
+      </w:r>
+    </w:p>
+    <w:p>
+      <w:pPr>
+        <w:pStyle w:val="aa"/>
+        <w:spacing w:before="78" w:after="78"/>
+      </w:pPr>
+    </w:p>
+    <w:p>
+      <w:pPr>
+        <w:pStyle w:val="ac"/>
+        <w:rPr>
+          <w:rFonts w:hint="eastAsia"/>
+        </w:rPr>
+      </w:pPr>
+      <w:bookmarkStart w:id="32" w:name="_Toc226041951"/>
+      <w:r>
+        <w:rPr>
+          <w:rFonts w:hint="eastAsia"/>
+        </w:rPr>
+        <w:t>三、谈判目标的设定</w:t>
+      </w:r>
+      <w:bookmarkEnd w:id="32"/>
+    </w:p>
+    <w:p>
+      <w:pPr>
+        <w:pStyle w:val="ae"/>
+      </w:pPr>
+      <w:bookmarkStart w:id="33" w:name="_Toc226041952"/>
+      <w:r>
+        <w:rPr>
+          <w:rFonts w:hint="eastAsia"/>
+        </w:rPr>
+        <w:t>（一）目标的概念</w:t>
+      </w:r>
+      <w:bookmarkEnd w:id="33"/>
+    </w:p>
+    <w:p>
+      <w:pPr>
+        <w:pStyle w:val="aa"/>
+        <w:spacing w:before="78" w:after="78"/>
+      </w:pPr>
+      <w:r>
+        <w:tab/>
+      </w:r>
+      <w:r>
+        <w:rPr>
+          <w:rFonts w:hint="eastAsia"/>
+        </w:rPr>
+        <w:t>谈判者应首先明确为什么要谈判、想要得到什么。谈判目标应该是具体和有形的，是能够通过明确的计划达到的。</w:t>
+      </w:r>
+    </w:p>
+    <w:p>
+      <w:pPr>
+        <w:pStyle w:val="aa"/>
+        <w:spacing w:before="78" w:after="78"/>
+      </w:pPr>
+      <w:r>
+        <w:tab/>
+      </w:r>
+      <w:r>
+        <w:rPr>
+          <w:rFonts w:hint="eastAsia"/>
+        </w:rPr>
+        <w:t>设定谈判目标时，应当设置一个最优结果和一个底线。最优结果即谈判的最高目标，是己方利益最大程度的实现，往往也是对方所能忍受的极限；最优目标常常难以实现，但设定最优目标依然对于谈判有重要的指针作用，表明了努力的方向。底线（抵抗点）是最低能够接受的目标，没有进一步讨价还价和妥协让步的可能；若不能实现，则宁愿谈判破裂。</w:t>
+      </w:r>
+      <w:r>
+        <w:rPr>
+          <w:rFonts w:hint="eastAsia"/>
+        </w:rPr>
+        <w:t>在谈判中，一开始就提出最优目标，是一种保护最低目标的策略；有时，谈判者还可能设定一个中间目标，力求争取实现的期望值，只有在迫不得已的情况下才能放弃。</w:t>
+      </w:r>
+    </w:p>
+    <w:p>
+      <w:pPr>
+        <w:pStyle w:val="aa"/>
+        <w:spacing w:before="78" w:after="78"/>
+      </w:pPr>
+      <w:r>
+        <w:tab/>
+      </w:r>
+      <w:r>
+        <w:rPr>
+          <w:rFonts w:hint="eastAsia"/>
+        </w:rPr>
+        <w:t>底线是一个要对对方绝对保密的信息，甚至在达成谈判协议之后也不需要让对方知道。拥有好的“最佳协议替代方案”（</w:t>
+      </w:r>
+      <w:r>
+        <w:rPr>
+          <w:rFonts w:hint="eastAsia"/>
+        </w:rPr>
+        <w:t>BATNA, best alternative to a negotiated agreement</w:t>
+      </w:r>
+      <w:r>
+        <w:rPr>
+          <w:rFonts w:hint="eastAsia"/>
+        </w:rPr>
+        <w:t>）意味着谈判者能够更好地保护自己的抵抗点。</w:t>
+      </w:r>
+      <w:r>
+        <w:rPr>
+          <w:rFonts w:hint="eastAsia"/>
+        </w:rPr>
+        <w:t>“最佳协议替代方案”</w:t>
+      </w:r>
+      <w:r>
+        <w:rPr>
+          <w:rFonts w:hint="eastAsia"/>
+        </w:rPr>
+        <w:t>是谈判者开始谈判前所想到的备选方案，即一旦谈判失败，谈判者所能选择的方案。因此，抵抗点实质上是谈判者离开谈判桌或决定转向</w:t>
+      </w:r>
+      <w:r>
+        <w:rPr>
+          <w:rFonts w:hint="eastAsia"/>
+        </w:rPr>
+        <w:t>“最佳协议替代方案”</w:t>
+      </w:r>
+      <w:r>
+        <w:rPr>
+          <w:rFonts w:hint="eastAsia"/>
+        </w:rPr>
+        <w:t>之前所能承受的最糟糕的协议结果。</w:t>
+      </w:r>
+    </w:p>
+    <w:p>
+      <w:pPr>
+        <w:pStyle w:val="ae"/>
+        <w:rPr>
+          <w:rFonts w:hint="eastAsia"/>
+        </w:rPr>
+      </w:pPr>
+      <w:bookmarkStart w:id="34" w:name="_Toc226041953"/>
+      <w:r>
+        <w:rPr>
+          <w:rFonts w:hint="eastAsia"/>
+        </w:rPr>
+        <w:t>（二）设定目标</w:t>
+      </w:r>
+      <w:bookmarkEnd w:id="34"/>
+    </w:p>
+    <w:p>
+      <w:pPr>
+        <w:pStyle w:val="aa"/>
+        <w:spacing w:before="78" w:after="78"/>
+      </w:pPr>
+      <w:r>
+        <w:tab/>
+      </w:r>
+      <w:r>
+        <w:rPr>
+          <w:rFonts w:hint="eastAsia"/>
+        </w:rPr>
+        <w:t>目标的设定与谈判背景相关。例如，如果对方是己方唯一的合作伙伴，或我们迫切需要与对方达成协议，则对方处在十分有利的地位，己方的目标水平就不宜定得太高。</w:t>
+      </w:r>
+      <w:r>
+        <w:rPr>
+          <w:rFonts w:hint="eastAsia"/>
+        </w:rPr>
+        <w:t>反之，如果己方有许多潜在的谈判伙伴和替代方案，那么对方显然处在较弱的地位，则己方的目标水平可相应地定得高一些。</w:t>
+      </w:r>
+    </w:p>
+    <w:p>
+      <w:pPr>
+        <w:pStyle w:val="aa"/>
+        <w:spacing w:before="78" w:after="78"/>
+        <w:ind w:firstLine="420"/>
+      </w:pPr>
+      <w:r>
+        <w:rPr>
+          <w:rFonts w:hint="eastAsia"/>
+        </w:rPr>
+        <w:t>谈判目标并不总是定得越具体越好。</w:t>
+      </w:r>
+    </w:p>
+    <w:p>
+      <w:pPr>
+        <w:pStyle w:val="aa"/>
+        <w:spacing w:before="78" w:after="78"/>
+        <w:ind w:firstLine="420"/>
+      </w:pPr>
+      <w:r>
+        <w:rPr>
+          <w:rFonts w:hint="eastAsia"/>
+        </w:rPr>
+        <w:t>谈判者不仅关注物质上的利益，还要关注关系利益。谈判者无法选择自己的谈判对手，谈判者之间有较高的相互依赖程度，且信任关系脆弱；一旦打破，将为后来的重复博弈造成严重麻烦。因此，目标的设立既要考虑己方，也要考虑对方。</w:t>
+      </w:r>
+    </w:p>
+    <w:p>
+      <w:pPr>
+        <w:pStyle w:val="ae"/>
+      </w:pPr>
+      <w:bookmarkStart w:id="35" w:name="_Toc226041954"/>
+      <w:r>
+        <w:rPr>
+          <w:rFonts w:hint="eastAsia"/>
+        </w:rPr>
+        <w:t>（三）设定目标时的常见谬误</w:t>
+      </w:r>
+      <w:bookmarkEnd w:id="35"/>
+    </w:p>
+    <w:p>
+      <w:pPr>
+        <w:pStyle w:val="aa"/>
+        <w:numPr>
+          <w:ilvl w:val="0"/>
+          <w:numId w:val="18"/>
+        </w:numPr>
+        <w:spacing w:beforeLines="0" w:before="0" w:afterLines="0" w:after="0"/>
+        <w:ind w:left="442" w:hanging="442"/>
+      </w:pPr>
+      <w:r>
+        <w:rPr>
+          <w:rFonts w:hint="eastAsia"/>
+        </w:rPr>
+        <w:t>目标过低</w:t>
+      </w:r>
+    </w:p>
+    <w:p>
+      <w:pPr>
+        <w:pStyle w:val="aa"/>
+        <w:numPr>
+          <w:ilvl w:val="0"/>
+          <w:numId w:val="18"/>
+        </w:numPr>
+        <w:spacing w:beforeLines="0" w:before="0" w:afterLines="0" w:after="0"/>
+        <w:ind w:left="442" w:hanging="442"/>
+      </w:pPr>
+      <w:r>
+        <w:rPr>
+          <w:rFonts w:hint="eastAsia"/>
+        </w:rPr>
+        <w:t>目标过高</w:t>
+      </w:r>
+    </w:p>
+    <w:p>
+      <w:pPr>
+        <w:pStyle w:val="aa"/>
+        <w:numPr>
+          <w:ilvl w:val="0"/>
+          <w:numId w:val="18"/>
+        </w:numPr>
+        <w:spacing w:beforeLines="0" w:before="0" w:afterLines="0" w:after="0"/>
+        <w:ind w:left="442" w:hanging="442"/>
+      </w:pPr>
+      <w:r>
+        <w:rPr>
+          <w:rFonts w:hint="eastAsia"/>
+        </w:rPr>
+        <w:t>“草更绿”：谈判者不知道自己想要什么，只想得到对方不愿给他们的东西，却不愿得到对方主动给予他们的东西；</w:t>
+      </w:r>
+    </w:p>
+    <w:p>
+      <w:pPr>
+        <w:pStyle w:val="aa"/>
+        <w:numPr>
+          <w:ilvl w:val="0"/>
+          <w:numId w:val="18"/>
+        </w:numPr>
+        <w:spacing w:beforeLines="0" w:before="0" w:afterLines="0" w:after="0"/>
+        <w:ind w:left="442" w:hanging="442"/>
+        <w:rPr>
+          <w:rFonts w:hint="eastAsia"/>
+        </w:rPr>
+      </w:pPr>
+      <w:r>
+        <w:rPr>
+          <w:rFonts w:hint="eastAsia"/>
+        </w:rPr>
+        <w:t>“移动球门柱”：为了获得宣布胜利的荣耀而在谈判中牺牲很多真正的利益；或者在谈判中改变自己先前的符合真正利益的目标。</w:t>
+      </w:r>
+    </w:p>
+    <w:p>
+      <w:pPr>
+        <w:pStyle w:val="aa"/>
+        <w:spacing w:before="78" w:after="78"/>
+        <w:rPr>
+          <w:rFonts w:hint="eastAsia"/>
+        </w:rPr>
+      </w:pPr>
+    </w:p>
+    <w:p>
+      <w:pPr>
+        <w:pStyle w:val="ac"/>
+      </w:pPr>
+      <w:bookmarkStart w:id="36" w:name="_Toc226041955"/>
+      <w:r>
+        <w:rPr>
+          <w:rFonts w:hint="eastAsia"/>
+        </w:rPr>
+        <w:t>四、确定谈判议题</w:t>
+      </w:r>
+      <w:bookmarkEnd w:id="36"/>
+    </w:p>
+    <w:p>
+      <w:pPr>
+        <w:pStyle w:val="aa"/>
+        <w:spacing w:before="78" w:after="78"/>
+      </w:pPr>
+      <w:r>
+        <w:tab/>
+      </w:r>
+      <w:r>
+        <w:rPr>
+          <w:rFonts w:hint="eastAsia"/>
+        </w:rPr>
+        <w:t>议题是需要和对方谈判的主要内容。一般来说，一场谈判会有数个相关议题。传统的分析框架将议题分为高政治议题（关系到国家生存和安全的议题）和</w:t>
+      </w:r>
+      <w:proofErr w:type="gramStart"/>
+      <w:r>
+        <w:rPr>
+          <w:rFonts w:hint="eastAsia"/>
+        </w:rPr>
+        <w:t>低政治</w:t>
+      </w:r>
+      <w:proofErr w:type="gramEnd"/>
+      <w:r>
+        <w:rPr>
+          <w:rFonts w:hint="eastAsia"/>
+        </w:rPr>
+        <w:t>议题（官僚系统中</w:t>
+      </w:r>
+      <w:r>
+        <w:rPr>
+          <w:rFonts w:hint="eastAsia"/>
+        </w:rPr>
+        <w:lastRenderedPageBreak/>
+        <w:t>低层的管理范围）。当然，当今世界，议题间高度联系，很难严格说</w:t>
+      </w:r>
+      <w:proofErr w:type="gramStart"/>
+      <w:r>
+        <w:rPr>
+          <w:rFonts w:hint="eastAsia"/>
+        </w:rPr>
+        <w:t>低政治</w:t>
+      </w:r>
+      <w:proofErr w:type="gramEnd"/>
+      <w:r>
+        <w:rPr>
+          <w:rFonts w:hint="eastAsia"/>
+        </w:rPr>
+        <w:t>议题不与安全相关；认同和关注程度影响议题排序和性质。</w:t>
+      </w:r>
+    </w:p>
+    <w:p>
+      <w:pPr>
+        <w:pStyle w:val="aa"/>
+        <w:spacing w:before="78" w:after="78"/>
+        <w:rPr>
+          <w:rFonts w:hint="eastAsia"/>
+        </w:rPr>
+      </w:pPr>
+      <w:r>
+        <w:tab/>
+      </w:r>
+      <w:r>
+        <w:rPr>
+          <w:rFonts w:hint="eastAsia"/>
+        </w:rPr>
+        <w:t>谈判方根据自身利益考虑何种议题拿到桌面上来谈，或者不愿触及某类议题。议题的排序取决于谈判的目标，有些谈判可以先易后难，有些可以先难后易。议题之间可能产生联系。</w:t>
+      </w:r>
+    </w:p>
+    <w:p>
+      <w:pPr>
+        <w:pStyle w:val="aa"/>
+        <w:spacing w:before="78" w:after="78"/>
+      </w:pPr>
+    </w:p>
+    <w:p>
+      <w:pPr>
+        <w:pStyle w:val="ac"/>
+      </w:pPr>
+      <w:bookmarkStart w:id="37" w:name="_Toc226041956"/>
+      <w:r>
+        <w:rPr>
+          <w:rFonts w:hint="eastAsia"/>
+        </w:rPr>
+        <w:t>五、分析对手和形势</w:t>
+      </w:r>
+      <w:bookmarkEnd w:id="37"/>
+    </w:p>
+    <w:p>
+      <w:pPr>
+        <w:pStyle w:val="aa"/>
+        <w:spacing w:before="78" w:after="78"/>
+      </w:pPr>
+      <w:r>
+        <w:tab/>
+      </w:r>
+      <w:r>
+        <w:rPr>
+          <w:rFonts w:hint="eastAsia"/>
+        </w:rPr>
+        <w:t>准备谈判时需要对对手的原则、立场和基本情况进行判断，尤其是需要猜想对方将如何对我方要求做出反应。要重视对手的观点、情感、需求、承诺方式、可信赖度、策略等。在需要时，可以事先进行角色互换的预先演练。</w:t>
+      </w:r>
+    </w:p>
+    <w:p>
+      <w:pPr>
+        <w:pStyle w:val="aa"/>
+        <w:spacing w:before="78" w:after="78"/>
+        <w:rPr>
+          <w:rFonts w:hint="eastAsia"/>
+        </w:rPr>
+      </w:pPr>
+      <w:r>
+        <w:tab/>
+      </w:r>
+      <w:r>
+        <w:rPr>
+          <w:rFonts w:hint="eastAsia"/>
+        </w:rPr>
+        <w:t>分析对方的利害关系。</w:t>
+      </w:r>
+      <w:r>
+        <w:rPr>
+          <w:rFonts w:hint="eastAsia"/>
+        </w:rPr>
+        <w:t>需要以识别自身利害关系的方式来识别对手的利害关系。还要额外关注，谈判对手个人能够从谈判中得到什么，谈判成功与否对谈判对手的个人利益有何影响。</w:t>
+      </w:r>
+    </w:p>
+    <w:p>
+      <w:pPr>
+        <w:pStyle w:val="aa"/>
+        <w:spacing w:before="78" w:after="78"/>
+      </w:pPr>
+      <w:r>
+        <w:tab/>
+      </w:r>
+      <w:r>
+        <w:rPr>
+          <w:rFonts w:hint="eastAsia"/>
+        </w:rPr>
+        <w:t>分析对方的目标。需要识别对手的“最佳协议替代方案”。</w:t>
+      </w:r>
+    </w:p>
+    <w:p>
+      <w:pPr>
+        <w:pStyle w:val="aa"/>
+        <w:spacing w:before="78" w:after="78"/>
+      </w:pPr>
+      <w:r>
+        <w:tab/>
+      </w:r>
+      <w:r>
+        <w:rPr>
+          <w:rFonts w:hint="eastAsia"/>
+        </w:rPr>
+        <w:t>分析谈判对手对达成协议是否具有决定权。</w:t>
+      </w:r>
+    </w:p>
+    <w:p>
+      <w:pPr>
+        <w:pStyle w:val="aa"/>
+        <w:spacing w:before="78" w:after="78"/>
+        <w:rPr>
+          <w:rFonts w:hint="eastAsia"/>
+        </w:rPr>
+      </w:pPr>
+      <w:r>
+        <w:tab/>
+      </w:r>
+      <w:r>
+        <w:rPr>
+          <w:rFonts w:hint="eastAsia"/>
+        </w:rPr>
+        <w:t>分析谈判对手的声望、谈判风格和策略。了解谈判对手以往的谈判行为可以帮助谈判者分析对手可能采取的谈判策略。</w:t>
       </w:r>
     </w:p>
     <w:p>
@@ -7975,6 +9716,119 @@
     </w:lvl>
   </w:abstractNum>
   <w:abstractNum w:abstractNumId="14" w15:restartNumberingAfterBreak="0">
+    <w:nsid w:val="710D58F9"/>
+    <w:multiLevelType w:val="hybridMultilevel"/>
+    <w:tmpl w:val="0A8045A2"/>
+    <w:lvl w:ilvl="0" w:tplc="04090001">
+      <w:start w:val="1"/>
+      <w:numFmt w:val="bullet"/>
+      <w:lvlText w:val=""/>
+      <w:lvlJc w:val="left"/>
+      <w:pPr>
+        <w:ind w:left="440" w:hanging="440"/>
+      </w:pPr>
+      <w:rPr>
+        <w:rFonts w:ascii="Wingdings" w:hAnsi="Wingdings" w:hint="default"/>
+      </w:rPr>
+    </w:lvl>
+    <w:lvl w:ilvl="1" w:tplc="04090003" w:tentative="1">
+      <w:start w:val="1"/>
+      <w:numFmt w:val="bullet"/>
+      <w:lvlText w:val=""/>
+      <w:lvlJc w:val="left"/>
+      <w:pPr>
+        <w:ind w:left="880" w:hanging="440"/>
+      </w:pPr>
+      <w:rPr>
+        <w:rFonts w:ascii="Wingdings" w:hAnsi="Wingdings" w:hint="default"/>
+      </w:rPr>
+    </w:lvl>
+    <w:lvl w:ilvl="2" w:tplc="04090005" w:tentative="1">
+      <w:start w:val="1"/>
+      <w:numFmt w:val="bullet"/>
+      <w:lvlText w:val=""/>
+      <w:lvlJc w:val="left"/>
+      <w:pPr>
+        <w:ind w:left="1320" w:hanging="440"/>
+      </w:pPr>
+      <w:rPr>
+        <w:rFonts w:ascii="Wingdings" w:hAnsi="Wingdings" w:hint="default"/>
+      </w:rPr>
+    </w:lvl>
+    <w:lvl w:ilvl="3" w:tplc="04090001" w:tentative="1">
+      <w:start w:val="1"/>
+      <w:numFmt w:val="bullet"/>
+      <w:lvlText w:val=""/>
+      <w:lvlJc w:val="left"/>
+      <w:pPr>
+        <w:ind w:left="1760" w:hanging="440"/>
+      </w:pPr>
+      <w:rPr>
+        <w:rFonts w:ascii="Wingdings" w:hAnsi="Wingdings" w:hint="default"/>
+      </w:rPr>
+    </w:lvl>
+    <w:lvl w:ilvl="4" w:tplc="04090003" w:tentative="1">
+      <w:start w:val="1"/>
+      <w:numFmt w:val="bullet"/>
+      <w:lvlText w:val=""/>
+      <w:lvlJc w:val="left"/>
+      <w:pPr>
+        <w:ind w:left="2200" w:hanging="440"/>
+      </w:pPr>
+      <w:rPr>
+        <w:rFonts w:ascii="Wingdings" w:hAnsi="Wingdings" w:hint="default"/>
+      </w:rPr>
+    </w:lvl>
+    <w:lvl w:ilvl="5" w:tplc="04090005" w:tentative="1">
+      <w:start w:val="1"/>
+      <w:numFmt w:val="bullet"/>
+      <w:lvlText w:val=""/>
+      <w:lvlJc w:val="left"/>
+      <w:pPr>
+        <w:ind w:left="2640" w:hanging="440"/>
+      </w:pPr>
+      <w:rPr>
+        <w:rFonts w:ascii="Wingdings" w:hAnsi="Wingdings" w:hint="default"/>
+      </w:rPr>
+    </w:lvl>
+    <w:lvl w:ilvl="6" w:tplc="04090001" w:tentative="1">
+      <w:start w:val="1"/>
+      <w:numFmt w:val="bullet"/>
+      <w:lvlText w:val=""/>
+      <w:lvlJc w:val="left"/>
+      <w:pPr>
+        <w:ind w:left="3080" w:hanging="440"/>
+      </w:pPr>
+      <w:rPr>
+        <w:rFonts w:ascii="Wingdings" w:hAnsi="Wingdings" w:hint="default"/>
+      </w:rPr>
+    </w:lvl>
+    <w:lvl w:ilvl="7" w:tplc="04090003" w:tentative="1">
+      <w:start w:val="1"/>
+      <w:numFmt w:val="bullet"/>
+      <w:lvlText w:val=""/>
+      <w:lvlJc w:val="left"/>
+      <w:pPr>
+        <w:ind w:left="3520" w:hanging="440"/>
+      </w:pPr>
+      <w:rPr>
+        <w:rFonts w:ascii="Wingdings" w:hAnsi="Wingdings" w:hint="default"/>
+      </w:rPr>
+    </w:lvl>
+    <w:lvl w:ilvl="8" w:tplc="04090005" w:tentative="1">
+      <w:start w:val="1"/>
+      <w:numFmt w:val="bullet"/>
+      <w:lvlText w:val=""/>
+      <w:lvlJc w:val="left"/>
+      <w:pPr>
+        <w:ind w:left="3960" w:hanging="440"/>
+      </w:pPr>
+      <w:rPr>
+        <w:rFonts w:ascii="Wingdings" w:hAnsi="Wingdings" w:hint="default"/>
+      </w:rPr>
+    </w:lvl>
+  </w:abstractNum>
+  <w:abstractNum w:abstractNumId="15" w15:restartNumberingAfterBreak="0">
     <w:nsid w:val="78CD1B3F"/>
     <w:multiLevelType w:val="hybridMultilevel"/>
     <w:tmpl w:val="DECA6AF8"/>
@@ -8087,7 +9941,7 @@
       </w:rPr>
     </w:lvl>
   </w:abstractNum>
-  <w:abstractNum w:abstractNumId="15" w15:restartNumberingAfterBreak="0">
+  <w:abstractNum w:abstractNumId="16" w15:restartNumberingAfterBreak="0">
     <w:nsid w:val="7B4D0E39"/>
     <w:multiLevelType w:val="hybridMultilevel"/>
     <w:tmpl w:val="2EB412AE"/>
@@ -8200,7 +10054,7 @@
       </w:rPr>
     </w:lvl>
   </w:abstractNum>
-  <w:abstractNum w:abstractNumId="16" w15:restartNumberingAfterBreak="0">
+  <w:abstractNum w:abstractNumId="17" w15:restartNumberingAfterBreak="0">
     <w:nsid w:val="7EF010BF"/>
     <w:multiLevelType w:val="hybridMultilevel"/>
     <w:tmpl w:val="72B04D76"/>
@@ -8335,13 +10189,13 @@
     <w:abstractNumId w:val="13"/>
   </w:num>
   <w:num w:numId="8" w16cid:durableId="476340260">
-    <w:abstractNumId w:val="16"/>
+    <w:abstractNumId w:val="17"/>
   </w:num>
   <w:num w:numId="9" w16cid:durableId="1911379750">
     <w:abstractNumId w:val="0"/>
   </w:num>
   <w:num w:numId="10" w16cid:durableId="1296521127">
-    <w:abstractNumId w:val="15"/>
+    <w:abstractNumId w:val="16"/>
   </w:num>
   <w:num w:numId="11" w16cid:durableId="87234365">
     <w:abstractNumId w:val="6"/>
@@ -8362,6 +10216,9 @@
     <w:abstractNumId w:val="2"/>
   </w:num>
   <w:num w:numId="17" w16cid:durableId="13771">
+    <w:abstractNumId w:val="15"/>
+  </w:num>
+  <w:num w:numId="18" w16cid:durableId="787510098">
     <w:abstractNumId w:val="14"/>
   </w:num>
 </w:numbering>
@@ -8796,6 +10653,7 @@
   <w:style w:type="character" w:default="1" w:styleId="a0">
     <w:name w:val="Default Paragraph Font"/>
     <w:uiPriority w:val="1"/>
+    <w:semiHidden/>
     <w:unhideWhenUsed/>
   </w:style>
   <w:style w:type="table" w:default="1" w:styleId="a1">

--- a/course/major/国际谈判.docx
+++ b/course/major/国际谈判.docx
@@ -194,7 +194,7 @@
             </w:rPr>
             <w:fldChar w:fldCharType="separate"/>
           </w:r>
-          <w:hyperlink w:anchor="_Toc226041919" w:history="1">
+          <w:hyperlink w:anchor="_Toc226646706" w:history="1">
             <w:r>
               <w:rPr>
                 <w:rStyle w:val="a3"/>
@@ -233,7 +233,7 @@
                 <w:noProof/>
                 <w:webHidden/>
               </w:rPr>
-              <w:instrText>PAGEREF _Toc226041919 \h</w:instrText>
+              <w:instrText>PAGEREF _Toc226646706 \h</w:instrText>
             </w:r>
             <w:r>
               <w:rPr>
@@ -290,7 +290,7 @@
               <w14:ligatures w14:val="standardContextual"/>
             </w:rPr>
           </w:pPr>
-          <w:hyperlink w:anchor="_Toc226041920" w:history="1">
+          <w:hyperlink w:anchor="_Toc226646707" w:history="1">
             <w:r>
               <w:rPr>
                 <w:rStyle w:val="a3"/>
@@ -329,7 +329,7 @@
                 <w:noProof/>
                 <w:webHidden/>
               </w:rPr>
-              <w:instrText>PAGEREF _Toc226041920 \h</w:instrText>
+              <w:instrText>PAGEREF _Toc226646707 \h</w:instrText>
             </w:r>
             <w:r>
               <w:rPr>
@@ -386,7 +386,7 @@
               <w14:ligatures w14:val="standardContextual"/>
             </w:rPr>
           </w:pPr>
-          <w:hyperlink w:anchor="_Toc226041921" w:history="1">
+          <w:hyperlink w:anchor="_Toc226646708" w:history="1">
             <w:r>
               <w:rPr>
                 <w:rStyle w:val="a3"/>
@@ -425,7 +425,7 @@
                 <w:noProof/>
                 <w:webHidden/>
               </w:rPr>
-              <w:instrText>PAGEREF _Toc226041921 \h</w:instrText>
+              <w:instrText>PAGEREF _Toc226646708 \h</w:instrText>
             </w:r>
             <w:r>
               <w:rPr>
@@ -482,7 +482,7 @@
               <w14:ligatures w14:val="standardContextual"/>
             </w:rPr>
           </w:pPr>
-          <w:hyperlink w:anchor="_Toc226041922" w:history="1">
+          <w:hyperlink w:anchor="_Toc226646709" w:history="1">
             <w:r>
               <w:rPr>
                 <w:rStyle w:val="a3"/>
@@ -521,7 +521,7 @@
                 <w:noProof/>
                 <w:webHidden/>
               </w:rPr>
-              <w:instrText>PAGEREF _Toc226041922 \h</w:instrText>
+              <w:instrText>PAGEREF _Toc226646709 \h</w:instrText>
             </w:r>
             <w:r>
               <w:rPr>
@@ -578,7 +578,7 @@
               <w14:ligatures w14:val="standardContextual"/>
             </w:rPr>
           </w:pPr>
-          <w:hyperlink w:anchor="_Toc226041923" w:history="1">
+          <w:hyperlink w:anchor="_Toc226646710" w:history="1">
             <w:r>
               <w:rPr>
                 <w:rStyle w:val="a3"/>
@@ -617,7 +617,7 @@
                 <w:noProof/>
                 <w:webHidden/>
               </w:rPr>
-              <w:instrText>PAGEREF _Toc226041923 \h</w:instrText>
+              <w:instrText>PAGEREF _Toc226646710 \h</w:instrText>
             </w:r>
             <w:r>
               <w:rPr>
@@ -674,7 +674,7 @@
               <w14:ligatures w14:val="standardContextual"/>
             </w:rPr>
           </w:pPr>
-          <w:hyperlink w:anchor="_Toc226041924" w:history="1">
+          <w:hyperlink w:anchor="_Toc226646711" w:history="1">
             <w:r>
               <w:rPr>
                 <w:rStyle w:val="a3"/>
@@ -713,7 +713,7 @@
                 <w:noProof/>
                 <w:webHidden/>
               </w:rPr>
-              <w:instrText>PAGEREF _Toc226041924 \h</w:instrText>
+              <w:instrText>PAGEREF _Toc226646711 \h</w:instrText>
             </w:r>
             <w:r>
               <w:rPr>
@@ -770,7 +770,7 @@
               <w14:ligatures w14:val="standardContextual"/>
             </w:rPr>
           </w:pPr>
-          <w:hyperlink w:anchor="_Toc226041925" w:history="1">
+          <w:hyperlink w:anchor="_Toc226646712" w:history="1">
             <w:r>
               <w:rPr>
                 <w:rStyle w:val="a3"/>
@@ -809,7 +809,7 @@
                 <w:noProof/>
                 <w:webHidden/>
               </w:rPr>
-              <w:instrText>PAGEREF _Toc226041925 \h</w:instrText>
+              <w:instrText>PAGEREF _Toc226646712 \h</w:instrText>
             </w:r>
             <w:r>
               <w:rPr>
@@ -866,7 +866,7 @@
               <w14:ligatures w14:val="standardContextual"/>
             </w:rPr>
           </w:pPr>
-          <w:hyperlink w:anchor="_Toc226041926" w:history="1">
+          <w:hyperlink w:anchor="_Toc226646713" w:history="1">
             <w:r>
               <w:rPr>
                 <w:rStyle w:val="a3"/>
@@ -905,7 +905,7 @@
                 <w:noProof/>
                 <w:webHidden/>
               </w:rPr>
-              <w:instrText>PAGEREF _Toc226041926 \h</w:instrText>
+              <w:instrText>PAGEREF _Toc226646713 \h</w:instrText>
             </w:r>
             <w:r>
               <w:rPr>
@@ -962,7 +962,7 @@
               <w14:ligatures w14:val="standardContextual"/>
             </w:rPr>
           </w:pPr>
-          <w:hyperlink w:anchor="_Toc226041927" w:history="1">
+          <w:hyperlink w:anchor="_Toc226646714" w:history="1">
             <w:r>
               <w:rPr>
                 <w:rStyle w:val="a3"/>
@@ -1001,7 +1001,7 @@
                 <w:noProof/>
                 <w:webHidden/>
               </w:rPr>
-              <w:instrText>PAGEREF _Toc226041927 \h</w:instrText>
+              <w:instrText>PAGEREF _Toc226646714 \h</w:instrText>
             </w:r>
             <w:r>
               <w:rPr>
@@ -1058,7 +1058,7 @@
               <w14:ligatures w14:val="standardContextual"/>
             </w:rPr>
           </w:pPr>
-          <w:hyperlink w:anchor="_Toc226041928" w:history="1">
+          <w:hyperlink w:anchor="_Toc226646715" w:history="1">
             <w:r>
               <w:rPr>
                 <w:rStyle w:val="a3"/>
@@ -1097,7 +1097,7 @@
                 <w:noProof/>
                 <w:webHidden/>
               </w:rPr>
-              <w:instrText>PAGEREF _Toc226041928 \h</w:instrText>
+              <w:instrText>PAGEREF _Toc226646715 \h</w:instrText>
             </w:r>
             <w:r>
               <w:rPr>
@@ -1154,7 +1154,7 @@
               <w14:ligatures w14:val="standardContextual"/>
             </w:rPr>
           </w:pPr>
-          <w:hyperlink w:anchor="_Toc226041929" w:history="1">
+          <w:hyperlink w:anchor="_Toc226646716" w:history="1">
             <w:r>
               <w:rPr>
                 <w:rStyle w:val="a3"/>
@@ -1193,7 +1193,7 @@
                 <w:noProof/>
                 <w:webHidden/>
               </w:rPr>
-              <w:instrText>PAGEREF _Toc226041929 \h</w:instrText>
+              <w:instrText>PAGEREF _Toc226646716 \h</w:instrText>
             </w:r>
             <w:r>
               <w:rPr>
@@ -1250,7 +1250,7 @@
               <w14:ligatures w14:val="standardContextual"/>
             </w:rPr>
           </w:pPr>
-          <w:hyperlink w:anchor="_Toc226041930" w:history="1">
+          <w:hyperlink w:anchor="_Toc226646717" w:history="1">
             <w:r>
               <w:rPr>
                 <w:rStyle w:val="a3"/>
@@ -1289,7 +1289,7 @@
                 <w:noProof/>
                 <w:webHidden/>
               </w:rPr>
-              <w:instrText>PAGEREF _Toc226041930 \h</w:instrText>
+              <w:instrText>PAGEREF _Toc226646717 \h</w:instrText>
             </w:r>
             <w:r>
               <w:rPr>
@@ -1346,7 +1346,7 @@
               <w14:ligatures w14:val="standardContextual"/>
             </w:rPr>
           </w:pPr>
-          <w:hyperlink w:anchor="_Toc226041931" w:history="1">
+          <w:hyperlink w:anchor="_Toc226646718" w:history="1">
             <w:r>
               <w:rPr>
                 <w:rStyle w:val="a3"/>
@@ -1385,7 +1385,7 @@
                 <w:noProof/>
                 <w:webHidden/>
               </w:rPr>
-              <w:instrText>PAGEREF _Toc226041931 \h</w:instrText>
+              <w:instrText>PAGEREF _Toc226646718 \h</w:instrText>
             </w:r>
             <w:r>
               <w:rPr>
@@ -1442,7 +1442,7 @@
               <w14:ligatures w14:val="standardContextual"/>
             </w:rPr>
           </w:pPr>
-          <w:hyperlink w:anchor="_Toc226041932" w:history="1">
+          <w:hyperlink w:anchor="_Toc226646719" w:history="1">
             <w:r>
               <w:rPr>
                 <w:rStyle w:val="a3"/>
@@ -1481,7 +1481,7 @@
                 <w:noProof/>
                 <w:webHidden/>
               </w:rPr>
-              <w:instrText>PAGEREF _Toc226041932 \h</w:instrText>
+              <w:instrText>PAGEREF _Toc226646719 \h</w:instrText>
             </w:r>
             <w:r>
               <w:rPr>
@@ -1538,7 +1538,7 @@
               <w14:ligatures w14:val="standardContextual"/>
             </w:rPr>
           </w:pPr>
-          <w:hyperlink w:anchor="_Toc226041933" w:history="1">
+          <w:hyperlink w:anchor="_Toc226646720" w:history="1">
             <w:r>
               <w:rPr>
                 <w:rStyle w:val="a3"/>
@@ -1577,7 +1577,7 @@
                 <w:noProof/>
                 <w:webHidden/>
               </w:rPr>
-              <w:instrText>PAGEREF _Toc226041933 \h</w:instrText>
+              <w:instrText>PAGEREF _Toc226646720 \h</w:instrText>
             </w:r>
             <w:r>
               <w:rPr>
@@ -1634,7 +1634,7 @@
               <w14:ligatures w14:val="standardContextual"/>
             </w:rPr>
           </w:pPr>
-          <w:hyperlink w:anchor="_Toc226041934" w:history="1">
+          <w:hyperlink w:anchor="_Toc226646721" w:history="1">
             <w:r>
               <w:rPr>
                 <w:rStyle w:val="a3"/>
@@ -1673,7 +1673,7 @@
                 <w:noProof/>
                 <w:webHidden/>
               </w:rPr>
-              <w:instrText>PAGEREF _Toc226041934 \h</w:instrText>
+              <w:instrText>PAGEREF _Toc226646721 \h</w:instrText>
             </w:r>
             <w:r>
               <w:rPr>
@@ -1730,7 +1730,7 @@
               <w14:ligatures w14:val="standardContextual"/>
             </w:rPr>
           </w:pPr>
-          <w:hyperlink w:anchor="_Toc226041935" w:history="1">
+          <w:hyperlink w:anchor="_Toc226646722" w:history="1">
             <w:r>
               <w:rPr>
                 <w:rStyle w:val="a3"/>
@@ -1769,7 +1769,7 @@
                 <w:noProof/>
                 <w:webHidden/>
               </w:rPr>
-              <w:instrText>PAGEREF _Toc226041935 \h</w:instrText>
+              <w:instrText>PAGEREF _Toc226646722 \h</w:instrText>
             </w:r>
             <w:r>
               <w:rPr>
@@ -1826,7 +1826,7 @@
               <w14:ligatures w14:val="standardContextual"/>
             </w:rPr>
           </w:pPr>
-          <w:hyperlink w:anchor="_Toc226041936" w:history="1">
+          <w:hyperlink w:anchor="_Toc226646723" w:history="1">
             <w:r>
               <w:rPr>
                 <w:rStyle w:val="a3"/>
@@ -1865,7 +1865,7 @@
                 <w:noProof/>
                 <w:webHidden/>
               </w:rPr>
-              <w:instrText>PAGEREF _Toc226041936 \h</w:instrText>
+              <w:instrText>PAGEREF _Toc226646723 \h</w:instrText>
             </w:r>
             <w:r>
               <w:rPr>
@@ -1922,7 +1922,7 @@
               <w14:ligatures w14:val="standardContextual"/>
             </w:rPr>
           </w:pPr>
-          <w:hyperlink w:anchor="_Toc226041937" w:history="1">
+          <w:hyperlink w:anchor="_Toc226646724" w:history="1">
             <w:r>
               <w:rPr>
                 <w:rStyle w:val="a3"/>
@@ -1961,7 +1961,7 @@
                 <w:noProof/>
                 <w:webHidden/>
               </w:rPr>
-              <w:instrText>PAGEREF _Toc226041937 \h</w:instrText>
+              <w:instrText>PAGEREF _Toc226646724 \h</w:instrText>
             </w:r>
             <w:r>
               <w:rPr>
@@ -2018,7 +2018,7 @@
               <w14:ligatures w14:val="standardContextual"/>
             </w:rPr>
           </w:pPr>
-          <w:hyperlink w:anchor="_Toc226041938" w:history="1">
+          <w:hyperlink w:anchor="_Toc226646725" w:history="1">
             <w:r>
               <w:rPr>
                 <w:rStyle w:val="a3"/>
@@ -2057,7 +2057,7 @@
                 <w:noProof/>
                 <w:webHidden/>
               </w:rPr>
-              <w:instrText>PAGEREF _Toc226041938 \h</w:instrText>
+              <w:instrText>PAGEREF _Toc226646725 \h</w:instrText>
             </w:r>
             <w:r>
               <w:rPr>
@@ -2114,7 +2114,7 @@
               <w14:ligatures w14:val="standardContextual"/>
             </w:rPr>
           </w:pPr>
-          <w:hyperlink w:anchor="_Toc226041939" w:history="1">
+          <w:hyperlink w:anchor="_Toc226646726" w:history="1">
             <w:r>
               <w:rPr>
                 <w:rStyle w:val="a3"/>
@@ -2153,7 +2153,7 @@
                 <w:noProof/>
                 <w:webHidden/>
               </w:rPr>
-              <w:instrText>PAGEREF _Toc226041939 \h</w:instrText>
+              <w:instrText>PAGEREF _Toc226646726 \h</w:instrText>
             </w:r>
             <w:r>
               <w:rPr>
@@ -2210,7 +2210,7 @@
               <w14:ligatures w14:val="standardContextual"/>
             </w:rPr>
           </w:pPr>
-          <w:hyperlink w:anchor="_Toc226041940" w:history="1">
+          <w:hyperlink w:anchor="_Toc226646727" w:history="1">
             <w:r>
               <w:rPr>
                 <w:rStyle w:val="a3"/>
@@ -2249,7 +2249,7 @@
                 <w:noProof/>
                 <w:webHidden/>
               </w:rPr>
-              <w:instrText>PAGEREF _Toc226041940 \h</w:instrText>
+              <w:instrText>PAGEREF _Toc226646727 \h</w:instrText>
             </w:r>
             <w:r>
               <w:rPr>
@@ -2306,7 +2306,7 @@
               <w14:ligatures w14:val="standardContextual"/>
             </w:rPr>
           </w:pPr>
-          <w:hyperlink w:anchor="_Toc226041941" w:history="1">
+          <w:hyperlink w:anchor="_Toc226646728" w:history="1">
             <w:r>
               <w:rPr>
                 <w:rStyle w:val="a3"/>
@@ -2345,7 +2345,7 @@
                 <w:noProof/>
                 <w:webHidden/>
               </w:rPr>
-              <w:instrText>PAGEREF _Toc226041941 \h</w:instrText>
+              <w:instrText>PAGEREF _Toc226646728 \h</w:instrText>
             </w:r>
             <w:r>
               <w:rPr>
@@ -2402,7 +2402,7 @@
               <w14:ligatures w14:val="standardContextual"/>
             </w:rPr>
           </w:pPr>
-          <w:hyperlink w:anchor="_Toc226041942" w:history="1">
+          <w:hyperlink w:anchor="_Toc226646729" w:history="1">
             <w:r>
               <w:rPr>
                 <w:rStyle w:val="a3"/>
@@ -2441,7 +2441,7 @@
                 <w:noProof/>
                 <w:webHidden/>
               </w:rPr>
-              <w:instrText>PAGEREF _Toc226041942 \h</w:instrText>
+              <w:instrText>PAGEREF _Toc226646729 \h</w:instrText>
             </w:r>
             <w:r>
               <w:rPr>
@@ -2498,7 +2498,7 @@
               <w14:ligatures w14:val="standardContextual"/>
             </w:rPr>
           </w:pPr>
-          <w:hyperlink w:anchor="_Toc226041943" w:history="1">
+          <w:hyperlink w:anchor="_Toc226646730" w:history="1">
             <w:r>
               <w:rPr>
                 <w:rStyle w:val="a3"/>
@@ -2537,7 +2537,7 @@
                 <w:noProof/>
                 <w:webHidden/>
               </w:rPr>
-              <w:instrText>PAGEREF _Toc226041943 \h</w:instrText>
+              <w:instrText>PAGEREF _Toc226646730 \h</w:instrText>
             </w:r>
             <w:r>
               <w:rPr>
@@ -2594,7 +2594,7 @@
               <w14:ligatures w14:val="standardContextual"/>
             </w:rPr>
           </w:pPr>
-          <w:hyperlink w:anchor="_Toc226041944" w:history="1">
+          <w:hyperlink w:anchor="_Toc226646731" w:history="1">
             <w:r>
               <w:rPr>
                 <w:rStyle w:val="a3"/>
@@ -2633,7 +2633,7 @@
                 <w:noProof/>
                 <w:webHidden/>
               </w:rPr>
-              <w:instrText>PAGEREF _Toc226041944 \h</w:instrText>
+              <w:instrText>PAGEREF _Toc226646731 \h</w:instrText>
             </w:r>
             <w:r>
               <w:rPr>
@@ -2690,7 +2690,7 @@
               <w14:ligatures w14:val="standardContextual"/>
             </w:rPr>
           </w:pPr>
-          <w:hyperlink w:anchor="_Toc226041945" w:history="1">
+          <w:hyperlink w:anchor="_Toc226646732" w:history="1">
             <w:r>
               <w:rPr>
                 <w:rStyle w:val="a3"/>
@@ -2729,7 +2729,7 @@
                 <w:noProof/>
                 <w:webHidden/>
               </w:rPr>
-              <w:instrText>PAGEREF _Toc226041945 \h</w:instrText>
+              <w:instrText>PAGEREF _Toc226646732 \h</w:instrText>
             </w:r>
             <w:r>
               <w:rPr>
@@ -2786,7 +2786,7 @@
               <w14:ligatures w14:val="standardContextual"/>
             </w:rPr>
           </w:pPr>
-          <w:hyperlink w:anchor="_Toc226041946" w:history="1">
+          <w:hyperlink w:anchor="_Toc226646733" w:history="1">
             <w:r>
               <w:rPr>
                 <w:rStyle w:val="a3"/>
@@ -2825,7 +2825,7 @@
                 <w:noProof/>
                 <w:webHidden/>
               </w:rPr>
-              <w:instrText>PAGEREF _Toc226041946 \h</w:instrText>
+              <w:instrText>PAGEREF _Toc226646733 \h</w:instrText>
             </w:r>
             <w:r>
               <w:rPr>
@@ -2882,7 +2882,7 @@
               <w14:ligatures w14:val="standardContextual"/>
             </w:rPr>
           </w:pPr>
-          <w:hyperlink w:anchor="_Toc226041947" w:history="1">
+          <w:hyperlink w:anchor="_Toc226646734" w:history="1">
             <w:r>
               <w:rPr>
                 <w:rStyle w:val="a3"/>
@@ -2921,7 +2921,7 @@
                 <w:noProof/>
                 <w:webHidden/>
               </w:rPr>
-              <w:instrText>PAGEREF _Toc226041947 \h</w:instrText>
+              <w:instrText>PAGEREF _Toc226646734 \h</w:instrText>
             </w:r>
             <w:r>
               <w:rPr>
@@ -2978,7 +2978,7 @@
               <w14:ligatures w14:val="standardContextual"/>
             </w:rPr>
           </w:pPr>
-          <w:hyperlink w:anchor="_Toc226041948" w:history="1">
+          <w:hyperlink w:anchor="_Toc226646735" w:history="1">
             <w:r>
               <w:rPr>
                 <w:rStyle w:val="a3"/>
@@ -3017,7 +3017,7 @@
                 <w:noProof/>
                 <w:webHidden/>
               </w:rPr>
-              <w:instrText>PAGEREF _Toc226041948 \h</w:instrText>
+              <w:instrText>PAGEREF _Toc226646735 \h</w:instrText>
             </w:r>
             <w:r>
               <w:rPr>
@@ -3074,7 +3074,7 @@
               <w14:ligatures w14:val="standardContextual"/>
             </w:rPr>
           </w:pPr>
-          <w:hyperlink w:anchor="_Toc226041949" w:history="1">
+          <w:hyperlink w:anchor="_Toc226646736" w:history="1">
             <w:r>
               <w:rPr>
                 <w:rStyle w:val="a3"/>
@@ -3113,7 +3113,7 @@
                 <w:noProof/>
                 <w:webHidden/>
               </w:rPr>
-              <w:instrText>PAGEREF _Toc226041949 \h</w:instrText>
+              <w:instrText>PAGEREF _Toc226646736 \h</w:instrText>
             </w:r>
             <w:r>
               <w:rPr>
@@ -3170,7 +3170,7 @@
               <w14:ligatures w14:val="standardContextual"/>
             </w:rPr>
           </w:pPr>
-          <w:hyperlink w:anchor="_Toc226041950" w:history="1">
+          <w:hyperlink w:anchor="_Toc226646737" w:history="1">
             <w:r>
               <w:rPr>
                 <w:rStyle w:val="a3"/>
@@ -3209,7 +3209,7 @@
                 <w:noProof/>
                 <w:webHidden/>
               </w:rPr>
-              <w:instrText>PAGEREF _Toc226041950 \h</w:instrText>
+              <w:instrText>PAGEREF _Toc226646737 \h</w:instrText>
             </w:r>
             <w:r>
               <w:rPr>
@@ -3266,7 +3266,7 @@
               <w14:ligatures w14:val="standardContextual"/>
             </w:rPr>
           </w:pPr>
-          <w:hyperlink w:anchor="_Toc226041951" w:history="1">
+          <w:hyperlink w:anchor="_Toc226646738" w:history="1">
             <w:r>
               <w:rPr>
                 <w:rStyle w:val="a3"/>
@@ -3305,7 +3305,7 @@
                 <w:noProof/>
                 <w:webHidden/>
               </w:rPr>
-              <w:instrText>PAGEREF _Toc226041951 \h</w:instrText>
+              <w:instrText>PAGEREF _Toc226646738 \h</w:instrText>
             </w:r>
             <w:r>
               <w:rPr>
@@ -3362,7 +3362,7 @@
               <w14:ligatures w14:val="standardContextual"/>
             </w:rPr>
           </w:pPr>
-          <w:hyperlink w:anchor="_Toc226041952" w:history="1">
+          <w:hyperlink w:anchor="_Toc226646739" w:history="1">
             <w:r>
               <w:rPr>
                 <w:rStyle w:val="a3"/>
@@ -3401,7 +3401,7 @@
                 <w:noProof/>
                 <w:webHidden/>
               </w:rPr>
-              <w:instrText>PAGEREF _Toc226041952 \h</w:instrText>
+              <w:instrText>PAGEREF _Toc226646739 \h</w:instrText>
             </w:r>
             <w:r>
               <w:rPr>
@@ -3458,7 +3458,7 @@
               <w14:ligatures w14:val="standardContextual"/>
             </w:rPr>
           </w:pPr>
-          <w:hyperlink w:anchor="_Toc226041953" w:history="1">
+          <w:hyperlink w:anchor="_Toc226646740" w:history="1">
             <w:r>
               <w:rPr>
                 <w:rStyle w:val="a3"/>
@@ -3497,7 +3497,7 @@
                 <w:noProof/>
                 <w:webHidden/>
               </w:rPr>
-              <w:instrText>PAGEREF _Toc226041953 \h</w:instrText>
+              <w:instrText>PAGEREF _Toc226646740 \h</w:instrText>
             </w:r>
             <w:r>
               <w:rPr>
@@ -3554,7 +3554,7 @@
               <w14:ligatures w14:val="standardContextual"/>
             </w:rPr>
           </w:pPr>
-          <w:hyperlink w:anchor="_Toc226041954" w:history="1">
+          <w:hyperlink w:anchor="_Toc226646741" w:history="1">
             <w:r>
               <w:rPr>
                 <w:rStyle w:val="a3"/>
@@ -3593,7 +3593,7 @@
                 <w:noProof/>
                 <w:webHidden/>
               </w:rPr>
-              <w:instrText>PAGEREF _Toc226041954 \h</w:instrText>
+              <w:instrText>PAGEREF _Toc226646741 \h</w:instrText>
             </w:r>
             <w:r>
               <w:rPr>
@@ -3650,7 +3650,7 @@
               <w14:ligatures w14:val="standardContextual"/>
             </w:rPr>
           </w:pPr>
-          <w:hyperlink w:anchor="_Toc226041955" w:history="1">
+          <w:hyperlink w:anchor="_Toc226646742" w:history="1">
             <w:r>
               <w:rPr>
                 <w:rStyle w:val="a3"/>
@@ -3689,7 +3689,7 @@
                 <w:noProof/>
                 <w:webHidden/>
               </w:rPr>
-              <w:instrText>PAGEREF _Toc226041955 \h</w:instrText>
+              <w:instrText>PAGEREF _Toc226646742 \h</w:instrText>
             </w:r>
             <w:r>
               <w:rPr>
@@ -3746,7 +3746,7 @@
               <w14:ligatures w14:val="standardContextual"/>
             </w:rPr>
           </w:pPr>
-          <w:hyperlink w:anchor="_Toc226041956" w:history="1">
+          <w:hyperlink w:anchor="_Toc226646743" w:history="1">
             <w:r>
               <w:rPr>
                 <w:rStyle w:val="a3"/>
@@ -3785,7 +3785,7 @@
                 <w:noProof/>
                 <w:webHidden/>
               </w:rPr>
-              <w:instrText>PAGEREF _Toc226041956 \h</w:instrText>
+              <w:instrText>PAGEREF _Toc226646743 \h</w:instrText>
             </w:r>
             <w:r>
               <w:rPr>
@@ -3817,6 +3817,1158 @@
                 <w:webHidden/>
               </w:rPr>
               <w:t>12</w:t>
+            </w:r>
+            <w:r>
+              <w:rPr>
+                <w:rFonts w:ascii="宋体" w:eastAsia="宋体" w:hAnsi="宋体" w:hint="eastAsia"/>
+                <w:noProof/>
+                <w:webHidden/>
+              </w:rPr>
+              <w:fldChar w:fldCharType="end"/>
+            </w:r>
+          </w:hyperlink>
+        </w:p>
+        <w:p>
+          <w:pPr>
+            <w:pStyle w:val="TOC1"/>
+            <w:tabs>
+              <w:tab w:val="right" w:leader="dot" w:pos="8296"/>
+            </w:tabs>
+            <w:rPr>
+              <w:rFonts w:ascii="宋体" w:eastAsia="宋体" w:hAnsi="宋体" w:hint="eastAsia"/>
+              <w:noProof/>
+              <w:sz w:val="22"/>
+              <w:szCs w:val="24"/>
+              <w14:ligatures w14:val="standardContextual"/>
+            </w:rPr>
+          </w:pPr>
+          <w:hyperlink w:anchor="_Toc226646744" w:history="1">
+            <w:r>
+              <w:rPr>
+                <w:rStyle w:val="a3"/>
+                <w:rFonts w:ascii="宋体" w:eastAsia="宋体" w:hAnsi="宋体" w:hint="eastAsia"/>
+                <w:noProof/>
+              </w:rPr>
+              <w:t>第五讲 多边气候谈判</w:t>
+            </w:r>
+            <w:r>
+              <w:rPr>
+                <w:rFonts w:ascii="宋体" w:eastAsia="宋体" w:hAnsi="宋体" w:hint="eastAsia"/>
+                <w:noProof/>
+                <w:webHidden/>
+              </w:rPr>
+              <w:tab/>
+            </w:r>
+            <w:r>
+              <w:rPr>
+                <w:rFonts w:ascii="宋体" w:eastAsia="宋体" w:hAnsi="宋体" w:hint="eastAsia"/>
+                <w:noProof/>
+                <w:webHidden/>
+              </w:rPr>
+              <w:fldChar w:fldCharType="begin"/>
+            </w:r>
+            <w:r>
+              <w:rPr>
+                <w:rFonts w:ascii="宋体" w:eastAsia="宋体" w:hAnsi="宋体" w:hint="eastAsia"/>
+                <w:noProof/>
+                <w:webHidden/>
+              </w:rPr>
+              <w:instrText xml:space="preserve"> </w:instrText>
+            </w:r>
+            <w:r>
+              <w:rPr>
+                <w:rFonts w:ascii="宋体" w:eastAsia="宋体" w:hAnsi="宋体"/>
+                <w:noProof/>
+                <w:webHidden/>
+              </w:rPr>
+              <w:instrText>PAGEREF _Toc226646744 \h</w:instrText>
+            </w:r>
+            <w:r>
+              <w:rPr>
+                <w:rFonts w:ascii="宋体" w:eastAsia="宋体" w:hAnsi="宋体" w:hint="eastAsia"/>
+                <w:noProof/>
+                <w:webHidden/>
+              </w:rPr>
+              <w:instrText xml:space="preserve"> </w:instrText>
+            </w:r>
+            <w:r>
+              <w:rPr>
+                <w:rFonts w:ascii="宋体" w:eastAsia="宋体" w:hAnsi="宋体" w:hint="eastAsia"/>
+                <w:noProof/>
+                <w:webHidden/>
+              </w:rPr>
+            </w:r>
+            <w:r>
+              <w:rPr>
+                <w:rFonts w:ascii="宋体" w:eastAsia="宋体" w:hAnsi="宋体" w:hint="eastAsia"/>
+                <w:noProof/>
+                <w:webHidden/>
+              </w:rPr>
+              <w:fldChar w:fldCharType="separate"/>
+            </w:r>
+            <w:r>
+              <w:rPr>
+                <w:rFonts w:ascii="宋体" w:eastAsia="宋体" w:hAnsi="宋体" w:hint="eastAsia"/>
+                <w:noProof/>
+                <w:webHidden/>
+              </w:rPr>
+              <w:t>12</w:t>
+            </w:r>
+            <w:r>
+              <w:rPr>
+                <w:rFonts w:ascii="宋体" w:eastAsia="宋体" w:hAnsi="宋体" w:hint="eastAsia"/>
+                <w:noProof/>
+                <w:webHidden/>
+              </w:rPr>
+              <w:fldChar w:fldCharType="end"/>
+            </w:r>
+          </w:hyperlink>
+        </w:p>
+        <w:p>
+          <w:pPr>
+            <w:pStyle w:val="TOC2"/>
+            <w:tabs>
+              <w:tab w:val="right" w:leader="dot" w:pos="8296"/>
+            </w:tabs>
+            <w:rPr>
+              <w:rFonts w:ascii="宋体" w:eastAsia="宋体" w:hAnsi="宋体" w:hint="eastAsia"/>
+              <w:noProof/>
+              <w:sz w:val="22"/>
+              <w:szCs w:val="24"/>
+              <w14:ligatures w14:val="standardContextual"/>
+            </w:rPr>
+          </w:pPr>
+          <w:hyperlink w:anchor="_Toc226646745" w:history="1">
+            <w:r>
+              <w:rPr>
+                <w:rStyle w:val="a3"/>
+                <w:rFonts w:ascii="宋体" w:eastAsia="宋体" w:hAnsi="宋体" w:hint="eastAsia"/>
+                <w:noProof/>
+              </w:rPr>
+              <w:t>一、多边气候谈判的背景</w:t>
+            </w:r>
+            <w:r>
+              <w:rPr>
+                <w:rFonts w:ascii="宋体" w:eastAsia="宋体" w:hAnsi="宋体" w:hint="eastAsia"/>
+                <w:noProof/>
+                <w:webHidden/>
+              </w:rPr>
+              <w:tab/>
+            </w:r>
+            <w:r>
+              <w:rPr>
+                <w:rFonts w:ascii="宋体" w:eastAsia="宋体" w:hAnsi="宋体" w:hint="eastAsia"/>
+                <w:noProof/>
+                <w:webHidden/>
+              </w:rPr>
+              <w:fldChar w:fldCharType="begin"/>
+            </w:r>
+            <w:r>
+              <w:rPr>
+                <w:rFonts w:ascii="宋体" w:eastAsia="宋体" w:hAnsi="宋体" w:hint="eastAsia"/>
+                <w:noProof/>
+                <w:webHidden/>
+              </w:rPr>
+              <w:instrText xml:space="preserve"> </w:instrText>
+            </w:r>
+            <w:r>
+              <w:rPr>
+                <w:rFonts w:ascii="宋体" w:eastAsia="宋体" w:hAnsi="宋体"/>
+                <w:noProof/>
+                <w:webHidden/>
+              </w:rPr>
+              <w:instrText>PAGEREF _Toc226646745 \h</w:instrText>
+            </w:r>
+            <w:r>
+              <w:rPr>
+                <w:rFonts w:ascii="宋体" w:eastAsia="宋体" w:hAnsi="宋体" w:hint="eastAsia"/>
+                <w:noProof/>
+                <w:webHidden/>
+              </w:rPr>
+              <w:instrText xml:space="preserve"> </w:instrText>
+            </w:r>
+            <w:r>
+              <w:rPr>
+                <w:rFonts w:ascii="宋体" w:eastAsia="宋体" w:hAnsi="宋体" w:hint="eastAsia"/>
+                <w:noProof/>
+                <w:webHidden/>
+              </w:rPr>
+            </w:r>
+            <w:r>
+              <w:rPr>
+                <w:rFonts w:ascii="宋体" w:eastAsia="宋体" w:hAnsi="宋体" w:hint="eastAsia"/>
+                <w:noProof/>
+                <w:webHidden/>
+              </w:rPr>
+              <w:fldChar w:fldCharType="separate"/>
+            </w:r>
+            <w:r>
+              <w:rPr>
+                <w:rFonts w:ascii="宋体" w:eastAsia="宋体" w:hAnsi="宋体" w:hint="eastAsia"/>
+                <w:noProof/>
+                <w:webHidden/>
+              </w:rPr>
+              <w:t>12</w:t>
+            </w:r>
+            <w:r>
+              <w:rPr>
+                <w:rFonts w:ascii="宋体" w:eastAsia="宋体" w:hAnsi="宋体" w:hint="eastAsia"/>
+                <w:noProof/>
+                <w:webHidden/>
+              </w:rPr>
+              <w:fldChar w:fldCharType="end"/>
+            </w:r>
+          </w:hyperlink>
+        </w:p>
+        <w:p>
+          <w:pPr>
+            <w:pStyle w:val="TOC3"/>
+            <w:tabs>
+              <w:tab w:val="right" w:leader="dot" w:pos="8296"/>
+            </w:tabs>
+            <w:rPr>
+              <w:rFonts w:ascii="宋体" w:eastAsia="宋体" w:hAnsi="宋体" w:hint="eastAsia"/>
+              <w:noProof/>
+              <w:sz w:val="22"/>
+              <w:szCs w:val="24"/>
+              <w14:ligatures w14:val="standardContextual"/>
+            </w:rPr>
+          </w:pPr>
+          <w:hyperlink w:anchor="_Toc226646746" w:history="1">
+            <w:r>
+              <w:rPr>
+                <w:rStyle w:val="a3"/>
+                <w:rFonts w:ascii="宋体" w:eastAsia="宋体" w:hAnsi="宋体" w:hint="eastAsia"/>
+                <w:noProof/>
+              </w:rPr>
+              <w:t>（一）全球气候变化</w:t>
+            </w:r>
+            <w:r>
+              <w:rPr>
+                <w:rFonts w:ascii="宋体" w:eastAsia="宋体" w:hAnsi="宋体" w:hint="eastAsia"/>
+                <w:noProof/>
+                <w:webHidden/>
+              </w:rPr>
+              <w:tab/>
+            </w:r>
+            <w:r>
+              <w:rPr>
+                <w:rFonts w:ascii="宋体" w:eastAsia="宋体" w:hAnsi="宋体" w:hint="eastAsia"/>
+                <w:noProof/>
+                <w:webHidden/>
+              </w:rPr>
+              <w:fldChar w:fldCharType="begin"/>
+            </w:r>
+            <w:r>
+              <w:rPr>
+                <w:rFonts w:ascii="宋体" w:eastAsia="宋体" w:hAnsi="宋体" w:hint="eastAsia"/>
+                <w:noProof/>
+                <w:webHidden/>
+              </w:rPr>
+              <w:instrText xml:space="preserve"> </w:instrText>
+            </w:r>
+            <w:r>
+              <w:rPr>
+                <w:rFonts w:ascii="宋体" w:eastAsia="宋体" w:hAnsi="宋体"/>
+                <w:noProof/>
+                <w:webHidden/>
+              </w:rPr>
+              <w:instrText>PAGEREF _Toc226646746 \h</w:instrText>
+            </w:r>
+            <w:r>
+              <w:rPr>
+                <w:rFonts w:ascii="宋体" w:eastAsia="宋体" w:hAnsi="宋体" w:hint="eastAsia"/>
+                <w:noProof/>
+                <w:webHidden/>
+              </w:rPr>
+              <w:instrText xml:space="preserve"> </w:instrText>
+            </w:r>
+            <w:r>
+              <w:rPr>
+                <w:rFonts w:ascii="宋体" w:eastAsia="宋体" w:hAnsi="宋体" w:hint="eastAsia"/>
+                <w:noProof/>
+                <w:webHidden/>
+              </w:rPr>
+            </w:r>
+            <w:r>
+              <w:rPr>
+                <w:rFonts w:ascii="宋体" w:eastAsia="宋体" w:hAnsi="宋体" w:hint="eastAsia"/>
+                <w:noProof/>
+                <w:webHidden/>
+              </w:rPr>
+              <w:fldChar w:fldCharType="separate"/>
+            </w:r>
+            <w:r>
+              <w:rPr>
+                <w:rFonts w:ascii="宋体" w:eastAsia="宋体" w:hAnsi="宋体" w:hint="eastAsia"/>
+                <w:noProof/>
+                <w:webHidden/>
+              </w:rPr>
+              <w:t>12</w:t>
+            </w:r>
+            <w:r>
+              <w:rPr>
+                <w:rFonts w:ascii="宋体" w:eastAsia="宋体" w:hAnsi="宋体" w:hint="eastAsia"/>
+                <w:noProof/>
+                <w:webHidden/>
+              </w:rPr>
+              <w:fldChar w:fldCharType="end"/>
+            </w:r>
+          </w:hyperlink>
+        </w:p>
+        <w:p>
+          <w:pPr>
+            <w:pStyle w:val="TOC3"/>
+            <w:tabs>
+              <w:tab w:val="right" w:leader="dot" w:pos="8296"/>
+            </w:tabs>
+            <w:rPr>
+              <w:rFonts w:ascii="宋体" w:eastAsia="宋体" w:hAnsi="宋体" w:hint="eastAsia"/>
+              <w:noProof/>
+              <w:sz w:val="22"/>
+              <w:szCs w:val="24"/>
+              <w14:ligatures w14:val="standardContextual"/>
+            </w:rPr>
+          </w:pPr>
+          <w:hyperlink w:anchor="_Toc226646747" w:history="1">
+            <w:r>
+              <w:rPr>
+                <w:rStyle w:val="a3"/>
+                <w:rFonts w:ascii="宋体" w:eastAsia="宋体" w:hAnsi="宋体" w:hint="eastAsia"/>
+                <w:noProof/>
+              </w:rPr>
+              <w:t>（二）负外部性</w:t>
+            </w:r>
+            <w:r>
+              <w:rPr>
+                <w:rFonts w:ascii="宋体" w:eastAsia="宋体" w:hAnsi="宋体" w:hint="eastAsia"/>
+                <w:noProof/>
+                <w:webHidden/>
+              </w:rPr>
+              <w:tab/>
+            </w:r>
+            <w:r>
+              <w:rPr>
+                <w:rFonts w:ascii="宋体" w:eastAsia="宋体" w:hAnsi="宋体" w:hint="eastAsia"/>
+                <w:noProof/>
+                <w:webHidden/>
+              </w:rPr>
+              <w:fldChar w:fldCharType="begin"/>
+            </w:r>
+            <w:r>
+              <w:rPr>
+                <w:rFonts w:ascii="宋体" w:eastAsia="宋体" w:hAnsi="宋体" w:hint="eastAsia"/>
+                <w:noProof/>
+                <w:webHidden/>
+              </w:rPr>
+              <w:instrText xml:space="preserve"> </w:instrText>
+            </w:r>
+            <w:r>
+              <w:rPr>
+                <w:rFonts w:ascii="宋体" w:eastAsia="宋体" w:hAnsi="宋体"/>
+                <w:noProof/>
+                <w:webHidden/>
+              </w:rPr>
+              <w:instrText>PAGEREF _Toc226646747 \h</w:instrText>
+            </w:r>
+            <w:r>
+              <w:rPr>
+                <w:rFonts w:ascii="宋体" w:eastAsia="宋体" w:hAnsi="宋体" w:hint="eastAsia"/>
+                <w:noProof/>
+                <w:webHidden/>
+              </w:rPr>
+              <w:instrText xml:space="preserve"> </w:instrText>
+            </w:r>
+            <w:r>
+              <w:rPr>
+                <w:rFonts w:ascii="宋体" w:eastAsia="宋体" w:hAnsi="宋体" w:hint="eastAsia"/>
+                <w:noProof/>
+                <w:webHidden/>
+              </w:rPr>
+            </w:r>
+            <w:r>
+              <w:rPr>
+                <w:rFonts w:ascii="宋体" w:eastAsia="宋体" w:hAnsi="宋体" w:hint="eastAsia"/>
+                <w:noProof/>
+                <w:webHidden/>
+              </w:rPr>
+              <w:fldChar w:fldCharType="separate"/>
+            </w:r>
+            <w:r>
+              <w:rPr>
+                <w:rFonts w:ascii="宋体" w:eastAsia="宋体" w:hAnsi="宋体" w:hint="eastAsia"/>
+                <w:noProof/>
+                <w:webHidden/>
+              </w:rPr>
+              <w:t>12</w:t>
+            </w:r>
+            <w:r>
+              <w:rPr>
+                <w:rFonts w:ascii="宋体" w:eastAsia="宋体" w:hAnsi="宋体" w:hint="eastAsia"/>
+                <w:noProof/>
+                <w:webHidden/>
+              </w:rPr>
+              <w:fldChar w:fldCharType="end"/>
+            </w:r>
+          </w:hyperlink>
+        </w:p>
+        <w:p>
+          <w:pPr>
+            <w:pStyle w:val="TOC3"/>
+            <w:tabs>
+              <w:tab w:val="right" w:leader="dot" w:pos="8296"/>
+            </w:tabs>
+            <w:rPr>
+              <w:rFonts w:ascii="宋体" w:eastAsia="宋体" w:hAnsi="宋体" w:hint="eastAsia"/>
+              <w:noProof/>
+              <w:sz w:val="22"/>
+              <w:szCs w:val="24"/>
+              <w14:ligatures w14:val="standardContextual"/>
+            </w:rPr>
+          </w:pPr>
+          <w:hyperlink w:anchor="_Toc226646748" w:history="1">
+            <w:r>
+              <w:rPr>
+                <w:rStyle w:val="a3"/>
+                <w:rFonts w:ascii="宋体" w:eastAsia="宋体" w:hAnsi="宋体" w:hint="eastAsia"/>
+                <w:noProof/>
+              </w:rPr>
+              <w:t>（三）未来贴现</w:t>
+            </w:r>
+            <w:r>
+              <w:rPr>
+                <w:rFonts w:ascii="宋体" w:eastAsia="宋体" w:hAnsi="宋体" w:hint="eastAsia"/>
+                <w:noProof/>
+                <w:webHidden/>
+              </w:rPr>
+              <w:tab/>
+            </w:r>
+            <w:r>
+              <w:rPr>
+                <w:rFonts w:ascii="宋体" w:eastAsia="宋体" w:hAnsi="宋体" w:hint="eastAsia"/>
+                <w:noProof/>
+                <w:webHidden/>
+              </w:rPr>
+              <w:fldChar w:fldCharType="begin"/>
+            </w:r>
+            <w:r>
+              <w:rPr>
+                <w:rFonts w:ascii="宋体" w:eastAsia="宋体" w:hAnsi="宋体" w:hint="eastAsia"/>
+                <w:noProof/>
+                <w:webHidden/>
+              </w:rPr>
+              <w:instrText xml:space="preserve"> </w:instrText>
+            </w:r>
+            <w:r>
+              <w:rPr>
+                <w:rFonts w:ascii="宋体" w:eastAsia="宋体" w:hAnsi="宋体"/>
+                <w:noProof/>
+                <w:webHidden/>
+              </w:rPr>
+              <w:instrText>PAGEREF _Toc226646748 \h</w:instrText>
+            </w:r>
+            <w:r>
+              <w:rPr>
+                <w:rFonts w:ascii="宋体" w:eastAsia="宋体" w:hAnsi="宋体" w:hint="eastAsia"/>
+                <w:noProof/>
+                <w:webHidden/>
+              </w:rPr>
+              <w:instrText xml:space="preserve"> </w:instrText>
+            </w:r>
+            <w:r>
+              <w:rPr>
+                <w:rFonts w:ascii="宋体" w:eastAsia="宋体" w:hAnsi="宋体" w:hint="eastAsia"/>
+                <w:noProof/>
+                <w:webHidden/>
+              </w:rPr>
+            </w:r>
+            <w:r>
+              <w:rPr>
+                <w:rFonts w:ascii="宋体" w:eastAsia="宋体" w:hAnsi="宋体" w:hint="eastAsia"/>
+                <w:noProof/>
+                <w:webHidden/>
+              </w:rPr>
+              <w:fldChar w:fldCharType="separate"/>
+            </w:r>
+            <w:r>
+              <w:rPr>
+                <w:rFonts w:ascii="宋体" w:eastAsia="宋体" w:hAnsi="宋体" w:hint="eastAsia"/>
+                <w:noProof/>
+                <w:webHidden/>
+              </w:rPr>
+              <w:t>13</w:t>
+            </w:r>
+            <w:r>
+              <w:rPr>
+                <w:rFonts w:ascii="宋体" w:eastAsia="宋体" w:hAnsi="宋体" w:hint="eastAsia"/>
+                <w:noProof/>
+                <w:webHidden/>
+              </w:rPr>
+              <w:fldChar w:fldCharType="end"/>
+            </w:r>
+          </w:hyperlink>
+        </w:p>
+        <w:p>
+          <w:pPr>
+            <w:pStyle w:val="TOC3"/>
+            <w:tabs>
+              <w:tab w:val="right" w:leader="dot" w:pos="8296"/>
+            </w:tabs>
+            <w:rPr>
+              <w:rFonts w:ascii="宋体" w:eastAsia="宋体" w:hAnsi="宋体" w:hint="eastAsia"/>
+              <w:noProof/>
+              <w:sz w:val="22"/>
+              <w:szCs w:val="24"/>
+              <w14:ligatures w14:val="standardContextual"/>
+            </w:rPr>
+          </w:pPr>
+          <w:hyperlink w:anchor="_Toc226646749" w:history="1">
+            <w:r>
+              <w:rPr>
+                <w:rStyle w:val="a3"/>
+                <w:rFonts w:ascii="宋体" w:eastAsia="宋体" w:hAnsi="宋体" w:hint="eastAsia"/>
+                <w:noProof/>
+              </w:rPr>
+              <w:t>（四）公共产品和搭便车</w:t>
+            </w:r>
+            <w:r>
+              <w:rPr>
+                <w:rFonts w:ascii="宋体" w:eastAsia="宋体" w:hAnsi="宋体" w:hint="eastAsia"/>
+                <w:noProof/>
+                <w:webHidden/>
+              </w:rPr>
+              <w:tab/>
+            </w:r>
+            <w:r>
+              <w:rPr>
+                <w:rFonts w:ascii="宋体" w:eastAsia="宋体" w:hAnsi="宋体" w:hint="eastAsia"/>
+                <w:noProof/>
+                <w:webHidden/>
+              </w:rPr>
+              <w:fldChar w:fldCharType="begin"/>
+            </w:r>
+            <w:r>
+              <w:rPr>
+                <w:rFonts w:ascii="宋体" w:eastAsia="宋体" w:hAnsi="宋体" w:hint="eastAsia"/>
+                <w:noProof/>
+                <w:webHidden/>
+              </w:rPr>
+              <w:instrText xml:space="preserve"> </w:instrText>
+            </w:r>
+            <w:r>
+              <w:rPr>
+                <w:rFonts w:ascii="宋体" w:eastAsia="宋体" w:hAnsi="宋体"/>
+                <w:noProof/>
+                <w:webHidden/>
+              </w:rPr>
+              <w:instrText>PAGEREF _Toc226646749 \h</w:instrText>
+            </w:r>
+            <w:r>
+              <w:rPr>
+                <w:rFonts w:ascii="宋体" w:eastAsia="宋体" w:hAnsi="宋体" w:hint="eastAsia"/>
+                <w:noProof/>
+                <w:webHidden/>
+              </w:rPr>
+              <w:instrText xml:space="preserve"> </w:instrText>
+            </w:r>
+            <w:r>
+              <w:rPr>
+                <w:rFonts w:ascii="宋体" w:eastAsia="宋体" w:hAnsi="宋体" w:hint="eastAsia"/>
+                <w:noProof/>
+                <w:webHidden/>
+              </w:rPr>
+            </w:r>
+            <w:r>
+              <w:rPr>
+                <w:rFonts w:ascii="宋体" w:eastAsia="宋体" w:hAnsi="宋体" w:hint="eastAsia"/>
+                <w:noProof/>
+                <w:webHidden/>
+              </w:rPr>
+              <w:fldChar w:fldCharType="separate"/>
+            </w:r>
+            <w:r>
+              <w:rPr>
+                <w:rFonts w:ascii="宋体" w:eastAsia="宋体" w:hAnsi="宋体" w:hint="eastAsia"/>
+                <w:noProof/>
+                <w:webHidden/>
+              </w:rPr>
+              <w:t>13</w:t>
+            </w:r>
+            <w:r>
+              <w:rPr>
+                <w:rFonts w:ascii="宋体" w:eastAsia="宋体" w:hAnsi="宋体" w:hint="eastAsia"/>
+                <w:noProof/>
+                <w:webHidden/>
+              </w:rPr>
+              <w:fldChar w:fldCharType="end"/>
+            </w:r>
+          </w:hyperlink>
+        </w:p>
+        <w:p>
+          <w:pPr>
+            <w:pStyle w:val="TOC3"/>
+            <w:tabs>
+              <w:tab w:val="right" w:leader="dot" w:pos="8296"/>
+            </w:tabs>
+            <w:rPr>
+              <w:rFonts w:ascii="宋体" w:eastAsia="宋体" w:hAnsi="宋体" w:hint="eastAsia"/>
+              <w:noProof/>
+              <w:sz w:val="22"/>
+              <w:szCs w:val="24"/>
+              <w14:ligatures w14:val="standardContextual"/>
+            </w:rPr>
+          </w:pPr>
+          <w:hyperlink w:anchor="_Toc226646750" w:history="1">
+            <w:r>
+              <w:rPr>
+                <w:rStyle w:val="a3"/>
+                <w:rFonts w:ascii="宋体" w:eastAsia="宋体" w:hAnsi="宋体" w:hint="eastAsia"/>
+                <w:noProof/>
+              </w:rPr>
+              <w:t>（五）安全化与政治动员</w:t>
+            </w:r>
+            <w:r>
+              <w:rPr>
+                <w:rFonts w:ascii="宋体" w:eastAsia="宋体" w:hAnsi="宋体" w:hint="eastAsia"/>
+                <w:noProof/>
+                <w:webHidden/>
+              </w:rPr>
+              <w:tab/>
+            </w:r>
+            <w:r>
+              <w:rPr>
+                <w:rFonts w:ascii="宋体" w:eastAsia="宋体" w:hAnsi="宋体" w:hint="eastAsia"/>
+                <w:noProof/>
+                <w:webHidden/>
+              </w:rPr>
+              <w:fldChar w:fldCharType="begin"/>
+            </w:r>
+            <w:r>
+              <w:rPr>
+                <w:rFonts w:ascii="宋体" w:eastAsia="宋体" w:hAnsi="宋体" w:hint="eastAsia"/>
+                <w:noProof/>
+                <w:webHidden/>
+              </w:rPr>
+              <w:instrText xml:space="preserve"> </w:instrText>
+            </w:r>
+            <w:r>
+              <w:rPr>
+                <w:rFonts w:ascii="宋体" w:eastAsia="宋体" w:hAnsi="宋体"/>
+                <w:noProof/>
+                <w:webHidden/>
+              </w:rPr>
+              <w:instrText>PAGEREF _Toc226646750 \h</w:instrText>
+            </w:r>
+            <w:r>
+              <w:rPr>
+                <w:rFonts w:ascii="宋体" w:eastAsia="宋体" w:hAnsi="宋体" w:hint="eastAsia"/>
+                <w:noProof/>
+                <w:webHidden/>
+              </w:rPr>
+              <w:instrText xml:space="preserve"> </w:instrText>
+            </w:r>
+            <w:r>
+              <w:rPr>
+                <w:rFonts w:ascii="宋体" w:eastAsia="宋体" w:hAnsi="宋体" w:hint="eastAsia"/>
+                <w:noProof/>
+                <w:webHidden/>
+              </w:rPr>
+            </w:r>
+            <w:r>
+              <w:rPr>
+                <w:rFonts w:ascii="宋体" w:eastAsia="宋体" w:hAnsi="宋体" w:hint="eastAsia"/>
+                <w:noProof/>
+                <w:webHidden/>
+              </w:rPr>
+              <w:fldChar w:fldCharType="separate"/>
+            </w:r>
+            <w:r>
+              <w:rPr>
+                <w:rFonts w:ascii="宋体" w:eastAsia="宋体" w:hAnsi="宋体" w:hint="eastAsia"/>
+                <w:noProof/>
+                <w:webHidden/>
+              </w:rPr>
+              <w:t>13</w:t>
+            </w:r>
+            <w:r>
+              <w:rPr>
+                <w:rFonts w:ascii="宋体" w:eastAsia="宋体" w:hAnsi="宋体" w:hint="eastAsia"/>
+                <w:noProof/>
+                <w:webHidden/>
+              </w:rPr>
+              <w:fldChar w:fldCharType="end"/>
+            </w:r>
+          </w:hyperlink>
+        </w:p>
+        <w:p>
+          <w:pPr>
+            <w:pStyle w:val="TOC3"/>
+            <w:tabs>
+              <w:tab w:val="right" w:leader="dot" w:pos="8296"/>
+            </w:tabs>
+            <w:rPr>
+              <w:rFonts w:ascii="宋体" w:eastAsia="宋体" w:hAnsi="宋体" w:hint="eastAsia"/>
+              <w:noProof/>
+              <w:sz w:val="22"/>
+              <w:szCs w:val="24"/>
+              <w14:ligatures w14:val="standardContextual"/>
+            </w:rPr>
+          </w:pPr>
+          <w:hyperlink w:anchor="_Toc226646751" w:history="1">
+            <w:r>
+              <w:rPr>
+                <w:rStyle w:val="a3"/>
+                <w:rFonts w:ascii="宋体" w:eastAsia="宋体" w:hAnsi="宋体" w:hint="eastAsia"/>
+                <w:noProof/>
+              </w:rPr>
+              <w:t>（六）基础性规范</w:t>
+            </w:r>
+            <w:r>
+              <w:rPr>
+                <w:rFonts w:ascii="宋体" w:eastAsia="宋体" w:hAnsi="宋体" w:hint="eastAsia"/>
+                <w:noProof/>
+                <w:webHidden/>
+              </w:rPr>
+              <w:tab/>
+            </w:r>
+            <w:r>
+              <w:rPr>
+                <w:rFonts w:ascii="宋体" w:eastAsia="宋体" w:hAnsi="宋体" w:hint="eastAsia"/>
+                <w:noProof/>
+                <w:webHidden/>
+              </w:rPr>
+              <w:fldChar w:fldCharType="begin"/>
+            </w:r>
+            <w:r>
+              <w:rPr>
+                <w:rFonts w:ascii="宋体" w:eastAsia="宋体" w:hAnsi="宋体" w:hint="eastAsia"/>
+                <w:noProof/>
+                <w:webHidden/>
+              </w:rPr>
+              <w:instrText xml:space="preserve"> </w:instrText>
+            </w:r>
+            <w:r>
+              <w:rPr>
+                <w:rFonts w:ascii="宋体" w:eastAsia="宋体" w:hAnsi="宋体"/>
+                <w:noProof/>
+                <w:webHidden/>
+              </w:rPr>
+              <w:instrText>PAGEREF _Toc226646751 \h</w:instrText>
+            </w:r>
+            <w:r>
+              <w:rPr>
+                <w:rFonts w:ascii="宋体" w:eastAsia="宋体" w:hAnsi="宋体" w:hint="eastAsia"/>
+                <w:noProof/>
+                <w:webHidden/>
+              </w:rPr>
+              <w:instrText xml:space="preserve"> </w:instrText>
+            </w:r>
+            <w:r>
+              <w:rPr>
+                <w:rFonts w:ascii="宋体" w:eastAsia="宋体" w:hAnsi="宋体" w:hint="eastAsia"/>
+                <w:noProof/>
+                <w:webHidden/>
+              </w:rPr>
+            </w:r>
+            <w:r>
+              <w:rPr>
+                <w:rFonts w:ascii="宋体" w:eastAsia="宋体" w:hAnsi="宋体" w:hint="eastAsia"/>
+                <w:noProof/>
+                <w:webHidden/>
+              </w:rPr>
+              <w:fldChar w:fldCharType="separate"/>
+            </w:r>
+            <w:r>
+              <w:rPr>
+                <w:rFonts w:ascii="宋体" w:eastAsia="宋体" w:hAnsi="宋体" w:hint="eastAsia"/>
+                <w:noProof/>
+                <w:webHidden/>
+              </w:rPr>
+              <w:t>14</w:t>
+            </w:r>
+            <w:r>
+              <w:rPr>
+                <w:rFonts w:ascii="宋体" w:eastAsia="宋体" w:hAnsi="宋体" w:hint="eastAsia"/>
+                <w:noProof/>
+                <w:webHidden/>
+              </w:rPr>
+              <w:fldChar w:fldCharType="end"/>
+            </w:r>
+          </w:hyperlink>
+        </w:p>
+        <w:p>
+          <w:pPr>
+            <w:pStyle w:val="TOC2"/>
+            <w:tabs>
+              <w:tab w:val="right" w:leader="dot" w:pos="8296"/>
+            </w:tabs>
+            <w:rPr>
+              <w:rFonts w:ascii="宋体" w:eastAsia="宋体" w:hAnsi="宋体" w:hint="eastAsia"/>
+              <w:noProof/>
+              <w:sz w:val="22"/>
+              <w:szCs w:val="24"/>
+              <w14:ligatures w14:val="standardContextual"/>
+            </w:rPr>
+          </w:pPr>
+          <w:hyperlink w:anchor="_Toc226646752" w:history="1">
+            <w:r>
+              <w:rPr>
+                <w:rStyle w:val="a3"/>
+                <w:rFonts w:ascii="宋体" w:eastAsia="宋体" w:hAnsi="宋体" w:hint="eastAsia"/>
+                <w:noProof/>
+              </w:rPr>
+              <w:t>二、多边气候谈判的参与者及其利益</w:t>
+            </w:r>
+            <w:r>
+              <w:rPr>
+                <w:rFonts w:ascii="宋体" w:eastAsia="宋体" w:hAnsi="宋体" w:hint="eastAsia"/>
+                <w:noProof/>
+                <w:webHidden/>
+              </w:rPr>
+              <w:tab/>
+            </w:r>
+            <w:r>
+              <w:rPr>
+                <w:rFonts w:ascii="宋体" w:eastAsia="宋体" w:hAnsi="宋体" w:hint="eastAsia"/>
+                <w:noProof/>
+                <w:webHidden/>
+              </w:rPr>
+              <w:fldChar w:fldCharType="begin"/>
+            </w:r>
+            <w:r>
+              <w:rPr>
+                <w:rFonts w:ascii="宋体" w:eastAsia="宋体" w:hAnsi="宋体" w:hint="eastAsia"/>
+                <w:noProof/>
+                <w:webHidden/>
+              </w:rPr>
+              <w:instrText xml:space="preserve"> </w:instrText>
+            </w:r>
+            <w:r>
+              <w:rPr>
+                <w:rFonts w:ascii="宋体" w:eastAsia="宋体" w:hAnsi="宋体"/>
+                <w:noProof/>
+                <w:webHidden/>
+              </w:rPr>
+              <w:instrText>PAGEREF _Toc226646752 \h</w:instrText>
+            </w:r>
+            <w:r>
+              <w:rPr>
+                <w:rFonts w:ascii="宋体" w:eastAsia="宋体" w:hAnsi="宋体" w:hint="eastAsia"/>
+                <w:noProof/>
+                <w:webHidden/>
+              </w:rPr>
+              <w:instrText xml:space="preserve"> </w:instrText>
+            </w:r>
+            <w:r>
+              <w:rPr>
+                <w:rFonts w:ascii="宋体" w:eastAsia="宋体" w:hAnsi="宋体" w:hint="eastAsia"/>
+                <w:noProof/>
+                <w:webHidden/>
+              </w:rPr>
+            </w:r>
+            <w:r>
+              <w:rPr>
+                <w:rFonts w:ascii="宋体" w:eastAsia="宋体" w:hAnsi="宋体" w:hint="eastAsia"/>
+                <w:noProof/>
+                <w:webHidden/>
+              </w:rPr>
+              <w:fldChar w:fldCharType="separate"/>
+            </w:r>
+            <w:r>
+              <w:rPr>
+                <w:rFonts w:ascii="宋体" w:eastAsia="宋体" w:hAnsi="宋体" w:hint="eastAsia"/>
+                <w:noProof/>
+                <w:webHidden/>
+              </w:rPr>
+              <w:t>14</w:t>
+            </w:r>
+            <w:r>
+              <w:rPr>
+                <w:rFonts w:ascii="宋体" w:eastAsia="宋体" w:hAnsi="宋体" w:hint="eastAsia"/>
+                <w:noProof/>
+                <w:webHidden/>
+              </w:rPr>
+              <w:fldChar w:fldCharType="end"/>
+            </w:r>
+          </w:hyperlink>
+        </w:p>
+        <w:p>
+          <w:pPr>
+            <w:pStyle w:val="TOC3"/>
+            <w:tabs>
+              <w:tab w:val="right" w:leader="dot" w:pos="8296"/>
+            </w:tabs>
+            <w:rPr>
+              <w:rFonts w:ascii="宋体" w:eastAsia="宋体" w:hAnsi="宋体" w:hint="eastAsia"/>
+              <w:noProof/>
+              <w:sz w:val="22"/>
+              <w:szCs w:val="24"/>
+              <w14:ligatures w14:val="standardContextual"/>
+            </w:rPr>
+          </w:pPr>
+          <w:hyperlink w:anchor="_Toc226646753" w:history="1">
+            <w:r>
+              <w:rPr>
+                <w:rStyle w:val="a3"/>
+                <w:rFonts w:ascii="宋体" w:eastAsia="宋体" w:hAnsi="宋体" w:hint="eastAsia"/>
+                <w:noProof/>
+              </w:rPr>
+              <w:t>（一）京都气候大会的参与者及其利益</w:t>
+            </w:r>
+            <w:r>
+              <w:rPr>
+                <w:rFonts w:ascii="宋体" w:eastAsia="宋体" w:hAnsi="宋体" w:hint="eastAsia"/>
+                <w:noProof/>
+                <w:webHidden/>
+              </w:rPr>
+              <w:tab/>
+            </w:r>
+            <w:r>
+              <w:rPr>
+                <w:rFonts w:ascii="宋体" w:eastAsia="宋体" w:hAnsi="宋体" w:hint="eastAsia"/>
+                <w:noProof/>
+                <w:webHidden/>
+              </w:rPr>
+              <w:fldChar w:fldCharType="begin"/>
+            </w:r>
+            <w:r>
+              <w:rPr>
+                <w:rFonts w:ascii="宋体" w:eastAsia="宋体" w:hAnsi="宋体" w:hint="eastAsia"/>
+                <w:noProof/>
+                <w:webHidden/>
+              </w:rPr>
+              <w:instrText xml:space="preserve"> </w:instrText>
+            </w:r>
+            <w:r>
+              <w:rPr>
+                <w:rFonts w:ascii="宋体" w:eastAsia="宋体" w:hAnsi="宋体"/>
+                <w:noProof/>
+                <w:webHidden/>
+              </w:rPr>
+              <w:instrText>PAGEREF _Toc226646753 \h</w:instrText>
+            </w:r>
+            <w:r>
+              <w:rPr>
+                <w:rFonts w:ascii="宋体" w:eastAsia="宋体" w:hAnsi="宋体" w:hint="eastAsia"/>
+                <w:noProof/>
+                <w:webHidden/>
+              </w:rPr>
+              <w:instrText xml:space="preserve"> </w:instrText>
+            </w:r>
+            <w:r>
+              <w:rPr>
+                <w:rFonts w:ascii="宋体" w:eastAsia="宋体" w:hAnsi="宋体" w:hint="eastAsia"/>
+                <w:noProof/>
+                <w:webHidden/>
+              </w:rPr>
+            </w:r>
+            <w:r>
+              <w:rPr>
+                <w:rFonts w:ascii="宋体" w:eastAsia="宋体" w:hAnsi="宋体" w:hint="eastAsia"/>
+                <w:noProof/>
+                <w:webHidden/>
+              </w:rPr>
+              <w:fldChar w:fldCharType="separate"/>
+            </w:r>
+            <w:r>
+              <w:rPr>
+                <w:rFonts w:ascii="宋体" w:eastAsia="宋体" w:hAnsi="宋体" w:hint="eastAsia"/>
+                <w:noProof/>
+                <w:webHidden/>
+              </w:rPr>
+              <w:t>14</w:t>
+            </w:r>
+            <w:r>
+              <w:rPr>
+                <w:rFonts w:ascii="宋体" w:eastAsia="宋体" w:hAnsi="宋体" w:hint="eastAsia"/>
+                <w:noProof/>
+                <w:webHidden/>
+              </w:rPr>
+              <w:fldChar w:fldCharType="end"/>
+            </w:r>
+          </w:hyperlink>
+        </w:p>
+        <w:p>
+          <w:pPr>
+            <w:pStyle w:val="TOC3"/>
+            <w:tabs>
+              <w:tab w:val="right" w:leader="dot" w:pos="8296"/>
+            </w:tabs>
+            <w:rPr>
+              <w:rFonts w:ascii="宋体" w:eastAsia="宋体" w:hAnsi="宋体" w:hint="eastAsia"/>
+              <w:noProof/>
+              <w:sz w:val="22"/>
+              <w:szCs w:val="24"/>
+              <w14:ligatures w14:val="standardContextual"/>
+            </w:rPr>
+          </w:pPr>
+          <w:hyperlink w:anchor="_Toc226646754" w:history="1">
+            <w:r>
+              <w:rPr>
+                <w:rStyle w:val="a3"/>
+                <w:rFonts w:ascii="宋体" w:eastAsia="宋体" w:hAnsi="宋体" w:hint="eastAsia"/>
+                <w:noProof/>
+              </w:rPr>
+              <w:t>（二）巴黎气候大会前后的谈判集团</w:t>
+            </w:r>
+            <w:r>
+              <w:rPr>
+                <w:rFonts w:ascii="宋体" w:eastAsia="宋体" w:hAnsi="宋体" w:hint="eastAsia"/>
+                <w:noProof/>
+                <w:webHidden/>
+              </w:rPr>
+              <w:tab/>
+            </w:r>
+            <w:r>
+              <w:rPr>
+                <w:rFonts w:ascii="宋体" w:eastAsia="宋体" w:hAnsi="宋体" w:hint="eastAsia"/>
+                <w:noProof/>
+                <w:webHidden/>
+              </w:rPr>
+              <w:fldChar w:fldCharType="begin"/>
+            </w:r>
+            <w:r>
+              <w:rPr>
+                <w:rFonts w:ascii="宋体" w:eastAsia="宋体" w:hAnsi="宋体" w:hint="eastAsia"/>
+                <w:noProof/>
+                <w:webHidden/>
+              </w:rPr>
+              <w:instrText xml:space="preserve"> </w:instrText>
+            </w:r>
+            <w:r>
+              <w:rPr>
+                <w:rFonts w:ascii="宋体" w:eastAsia="宋体" w:hAnsi="宋体"/>
+                <w:noProof/>
+                <w:webHidden/>
+              </w:rPr>
+              <w:instrText>PAGEREF _Toc226646754 \h</w:instrText>
+            </w:r>
+            <w:r>
+              <w:rPr>
+                <w:rFonts w:ascii="宋体" w:eastAsia="宋体" w:hAnsi="宋体" w:hint="eastAsia"/>
+                <w:noProof/>
+                <w:webHidden/>
+              </w:rPr>
+              <w:instrText xml:space="preserve"> </w:instrText>
+            </w:r>
+            <w:r>
+              <w:rPr>
+                <w:rFonts w:ascii="宋体" w:eastAsia="宋体" w:hAnsi="宋体" w:hint="eastAsia"/>
+                <w:noProof/>
+                <w:webHidden/>
+              </w:rPr>
+            </w:r>
+            <w:r>
+              <w:rPr>
+                <w:rFonts w:ascii="宋体" w:eastAsia="宋体" w:hAnsi="宋体" w:hint="eastAsia"/>
+                <w:noProof/>
+                <w:webHidden/>
+              </w:rPr>
+              <w:fldChar w:fldCharType="separate"/>
+            </w:r>
+            <w:r>
+              <w:rPr>
+                <w:rFonts w:ascii="宋体" w:eastAsia="宋体" w:hAnsi="宋体" w:hint="eastAsia"/>
+                <w:noProof/>
+                <w:webHidden/>
+              </w:rPr>
+              <w:t>14</w:t>
+            </w:r>
+            <w:r>
+              <w:rPr>
+                <w:rFonts w:ascii="宋体" w:eastAsia="宋体" w:hAnsi="宋体" w:hint="eastAsia"/>
+                <w:noProof/>
+                <w:webHidden/>
+              </w:rPr>
+              <w:fldChar w:fldCharType="end"/>
+            </w:r>
+          </w:hyperlink>
+        </w:p>
+        <w:p>
+          <w:pPr>
+            <w:pStyle w:val="TOC3"/>
+            <w:tabs>
+              <w:tab w:val="right" w:leader="dot" w:pos="8296"/>
+            </w:tabs>
+            <w:rPr>
+              <w:rFonts w:ascii="宋体" w:eastAsia="宋体" w:hAnsi="宋体" w:hint="eastAsia"/>
+              <w:noProof/>
+              <w:sz w:val="22"/>
+              <w:szCs w:val="24"/>
+              <w14:ligatures w14:val="standardContextual"/>
+            </w:rPr>
+          </w:pPr>
+          <w:hyperlink w:anchor="_Toc226646755" w:history="1">
+            <w:r>
+              <w:rPr>
+                <w:rStyle w:val="a3"/>
+                <w:rFonts w:ascii="宋体" w:eastAsia="宋体" w:hAnsi="宋体" w:hint="eastAsia"/>
+                <w:noProof/>
+              </w:rPr>
+              <w:t>（三）变化中的国内利害关系</w:t>
+            </w:r>
+            <w:r>
+              <w:rPr>
+                <w:rFonts w:ascii="宋体" w:eastAsia="宋体" w:hAnsi="宋体" w:hint="eastAsia"/>
+                <w:noProof/>
+                <w:webHidden/>
+              </w:rPr>
+              <w:tab/>
+            </w:r>
+            <w:r>
+              <w:rPr>
+                <w:rFonts w:ascii="宋体" w:eastAsia="宋体" w:hAnsi="宋体" w:hint="eastAsia"/>
+                <w:noProof/>
+                <w:webHidden/>
+              </w:rPr>
+              <w:fldChar w:fldCharType="begin"/>
+            </w:r>
+            <w:r>
+              <w:rPr>
+                <w:rFonts w:ascii="宋体" w:eastAsia="宋体" w:hAnsi="宋体" w:hint="eastAsia"/>
+                <w:noProof/>
+                <w:webHidden/>
+              </w:rPr>
+              <w:instrText xml:space="preserve"> </w:instrText>
+            </w:r>
+            <w:r>
+              <w:rPr>
+                <w:rFonts w:ascii="宋体" w:eastAsia="宋体" w:hAnsi="宋体"/>
+                <w:noProof/>
+                <w:webHidden/>
+              </w:rPr>
+              <w:instrText>PAGEREF _Toc226646755 \h</w:instrText>
+            </w:r>
+            <w:r>
+              <w:rPr>
+                <w:rFonts w:ascii="宋体" w:eastAsia="宋体" w:hAnsi="宋体" w:hint="eastAsia"/>
+                <w:noProof/>
+                <w:webHidden/>
+              </w:rPr>
+              <w:instrText xml:space="preserve"> </w:instrText>
+            </w:r>
+            <w:r>
+              <w:rPr>
+                <w:rFonts w:ascii="宋体" w:eastAsia="宋体" w:hAnsi="宋体" w:hint="eastAsia"/>
+                <w:noProof/>
+                <w:webHidden/>
+              </w:rPr>
+            </w:r>
+            <w:r>
+              <w:rPr>
+                <w:rFonts w:ascii="宋体" w:eastAsia="宋体" w:hAnsi="宋体" w:hint="eastAsia"/>
+                <w:noProof/>
+                <w:webHidden/>
+              </w:rPr>
+              <w:fldChar w:fldCharType="separate"/>
+            </w:r>
+            <w:r>
+              <w:rPr>
+                <w:rFonts w:ascii="宋体" w:eastAsia="宋体" w:hAnsi="宋体" w:hint="eastAsia"/>
+                <w:noProof/>
+                <w:webHidden/>
+              </w:rPr>
+              <w:t>15</w:t>
             </w:r>
             <w:r>
               <w:rPr>
@@ -3872,7 +5024,7 @@
       <w:pPr>
         <w:pStyle w:val="a9"/>
       </w:pPr>
-      <w:bookmarkStart w:id="0" w:name="_Toc226041919"/>
+      <w:bookmarkStart w:id="0" w:name="_Toc226646706"/>
       <w:r>
         <w:rPr>
           <w:rFonts w:hint="eastAsia"/>
@@ -3944,7 +5096,7 @@
       <w:pPr>
         <w:pStyle w:val="ac"/>
       </w:pPr>
-      <w:bookmarkStart w:id="1" w:name="_Toc226041920"/>
+      <w:bookmarkStart w:id="1" w:name="_Toc226646707"/>
       <w:r>
         <w:rPr>
           <w:rFonts w:hint="eastAsia"/>
@@ -3963,7 +5115,7 @@
       <w:pPr>
         <w:pStyle w:val="ae"/>
       </w:pPr>
-      <w:bookmarkStart w:id="2" w:name="_Toc226041921"/>
+      <w:bookmarkStart w:id="2" w:name="_Toc226646708"/>
       <w:r>
         <w:rPr>
           <w:rFonts w:hint="eastAsia"/>
@@ -4232,7 +5384,7 @@
       <w:pPr>
         <w:pStyle w:val="ae"/>
       </w:pPr>
-      <w:bookmarkStart w:id="3" w:name="_Toc226041922"/>
+      <w:bookmarkStart w:id="3" w:name="_Toc226646709"/>
       <w:r>
         <w:rPr>
           <w:rFonts w:hint="eastAsia"/>
@@ -4315,7 +5467,7 @@
       <w:pPr>
         <w:pStyle w:val="ac"/>
       </w:pPr>
-      <w:bookmarkStart w:id="4" w:name="_Toc226041923"/>
+      <w:bookmarkStart w:id="4" w:name="_Toc226646710"/>
       <w:r>
         <w:rPr>
           <w:rFonts w:hint="eastAsia"/>
@@ -4328,7 +5480,7 @@
       <w:pPr>
         <w:pStyle w:val="ae"/>
       </w:pPr>
-      <w:bookmarkStart w:id="5" w:name="_Toc226041924"/>
+      <w:bookmarkStart w:id="5" w:name="_Toc226646711"/>
       <w:r>
         <w:rPr>
           <w:rFonts w:hint="eastAsia"/>
@@ -4378,7 +5530,7 @@
       <w:pPr>
         <w:pStyle w:val="ae"/>
       </w:pPr>
-      <w:bookmarkStart w:id="6" w:name="_Toc226041925"/>
+      <w:bookmarkStart w:id="6" w:name="_Toc226646712"/>
       <w:r>
         <w:rPr>
           <w:rFonts w:hint="eastAsia"/>
@@ -4502,7 +5654,7 @@
       <w:pPr>
         <w:pStyle w:val="ae"/>
       </w:pPr>
-      <w:bookmarkStart w:id="7" w:name="_Toc226041926"/>
+      <w:bookmarkStart w:id="7" w:name="_Toc226646713"/>
       <w:r>
         <w:rPr>
           <w:rFonts w:hint="eastAsia"/>
@@ -4638,7 +5790,7 @@
       <w:pPr>
         <w:pStyle w:val="ae"/>
       </w:pPr>
-      <w:bookmarkStart w:id="8" w:name="_Toc226041927"/>
+      <w:bookmarkStart w:id="8" w:name="_Toc226646714"/>
       <w:r>
         <w:rPr>
           <w:rFonts w:hint="eastAsia"/>
@@ -4849,7 +6001,7 @@
       <w:pPr>
         <w:pStyle w:val="a9"/>
       </w:pPr>
-      <w:bookmarkStart w:id="9" w:name="_Toc226041928"/>
+      <w:bookmarkStart w:id="9" w:name="_Toc226646715"/>
       <w:r>
         <w:rPr>
           <w:rFonts w:hint="eastAsia"/>
@@ -4887,7 +6039,7 @@
       <w:pPr>
         <w:pStyle w:val="ac"/>
       </w:pPr>
-      <w:bookmarkStart w:id="10" w:name="_Toc226041929"/>
+      <w:bookmarkStart w:id="10" w:name="_Toc226646716"/>
       <w:r>
         <w:rPr>
           <w:rFonts w:hint="eastAsia"/>
@@ -5068,7 +6220,7 @@
       <w:pPr>
         <w:pStyle w:val="ac"/>
       </w:pPr>
-      <w:bookmarkStart w:id="11" w:name="_Toc226041930"/>
+      <w:bookmarkStart w:id="11" w:name="_Toc226646717"/>
       <w:r>
         <w:rPr>
           <w:rFonts w:hint="eastAsia"/>
@@ -5096,7 +6248,7 @@
       <w:pPr>
         <w:pStyle w:val="ae"/>
       </w:pPr>
-      <w:bookmarkStart w:id="12" w:name="_Toc226041931"/>
+      <w:bookmarkStart w:id="12" w:name="_Toc226646718"/>
       <w:r>
         <w:rPr>
           <w:rFonts w:hint="eastAsia"/>
@@ -5170,7 +6322,7 @@
       <w:pPr>
         <w:pStyle w:val="ae"/>
       </w:pPr>
-      <w:bookmarkStart w:id="13" w:name="_Toc226041932"/>
+      <w:bookmarkStart w:id="13" w:name="_Toc226646719"/>
       <w:r>
         <w:rPr>
           <w:rFonts w:hint="eastAsia"/>
@@ -5229,7 +6381,7 @@
       <w:pPr>
         <w:pStyle w:val="ae"/>
       </w:pPr>
-      <w:bookmarkStart w:id="14" w:name="_Toc226041933"/>
+      <w:bookmarkStart w:id="14" w:name="_Toc226646720"/>
       <w:r>
         <w:rPr>
           <w:rFonts w:hint="eastAsia"/>
@@ -5255,7 +6407,7 @@
       <w:pPr>
         <w:pStyle w:val="ae"/>
       </w:pPr>
-      <w:bookmarkStart w:id="15" w:name="_Toc226041934"/>
+      <w:bookmarkStart w:id="15" w:name="_Toc226646721"/>
       <w:r>
         <w:rPr>
           <w:rFonts w:hint="eastAsia"/>
@@ -5372,7 +6524,7 @@
       <w:pPr>
         <w:pStyle w:val="ac"/>
       </w:pPr>
-      <w:bookmarkStart w:id="16" w:name="_Toc226041935"/>
+      <w:bookmarkStart w:id="16" w:name="_Toc226646722"/>
       <w:r>
         <w:rPr>
           <w:rFonts w:hint="eastAsia"/>
@@ -5431,7 +6583,7 @@
       <w:pPr>
         <w:pStyle w:val="a9"/>
       </w:pPr>
-      <w:bookmarkStart w:id="17" w:name="_Toc226041936"/>
+      <w:bookmarkStart w:id="17" w:name="_Toc226646723"/>
       <w:r>
         <w:rPr>
           <w:rFonts w:hint="eastAsia"/>
@@ -6219,7 +7371,7 @@
       <w:pPr>
         <w:pStyle w:val="ac"/>
       </w:pPr>
-      <w:bookmarkStart w:id="18" w:name="_Toc226041937"/>
+      <w:bookmarkStart w:id="18" w:name="_Toc226646724"/>
       <w:r>
         <w:rPr>
           <w:rFonts w:hint="eastAsia"/>
@@ -6232,7 +7384,7 @@
       <w:pPr>
         <w:pStyle w:val="ae"/>
       </w:pPr>
-      <w:bookmarkStart w:id="19" w:name="_Toc226041938"/>
+      <w:bookmarkStart w:id="19" w:name="_Toc226646725"/>
       <w:r>
         <w:rPr>
           <w:rFonts w:hint="eastAsia"/>
@@ -6581,7 +7733,7 @@
       <w:pPr>
         <w:pStyle w:val="ae"/>
       </w:pPr>
-      <w:bookmarkStart w:id="20" w:name="_Toc226041939"/>
+      <w:bookmarkStart w:id="20" w:name="_Toc226646726"/>
       <w:r>
         <w:rPr>
           <w:rFonts w:hint="eastAsia"/>
@@ -6724,7 +7876,7 @@
       <w:pPr>
         <w:pStyle w:val="ae"/>
       </w:pPr>
-      <w:bookmarkStart w:id="21" w:name="_Toc226041940"/>
+      <w:bookmarkStart w:id="21" w:name="_Toc226646727"/>
       <w:r>
         <w:rPr>
           <w:rFonts w:hint="eastAsia"/>
@@ -6850,7 +8002,7 @@
       <w:pPr>
         <w:pStyle w:val="ae"/>
       </w:pPr>
-      <w:bookmarkStart w:id="22" w:name="_Toc226041941"/>
+      <w:bookmarkStart w:id="22" w:name="_Toc226646728"/>
       <w:r>
         <w:rPr>
           <w:rFonts w:hint="eastAsia"/>
@@ -7048,7 +8200,7 @@
       <w:pPr>
         <w:pStyle w:val="ac"/>
       </w:pPr>
-      <w:bookmarkStart w:id="23" w:name="_Toc226041942"/>
+      <w:bookmarkStart w:id="23" w:name="_Toc226646729"/>
       <w:r>
         <w:rPr>
           <w:rFonts w:hint="eastAsia"/>
@@ -7061,7 +8213,7 @@
       <w:pPr>
         <w:pStyle w:val="ae"/>
       </w:pPr>
-      <w:bookmarkStart w:id="24" w:name="_Toc226041943"/>
+      <w:bookmarkStart w:id="24" w:name="_Toc226646730"/>
       <w:r>
         <w:rPr>
           <w:rFonts w:hint="eastAsia"/>
@@ -7133,7 +8285,7 @@
       <w:pPr>
         <w:pStyle w:val="ae"/>
       </w:pPr>
-      <w:bookmarkStart w:id="25" w:name="_Toc226041944"/>
+      <w:bookmarkStart w:id="25" w:name="_Toc226646731"/>
       <w:r>
         <w:rPr>
           <w:rFonts w:hint="eastAsia"/>
@@ -7173,7 +8325,7 @@
       <w:pPr>
         <w:pStyle w:val="ae"/>
       </w:pPr>
-      <w:bookmarkStart w:id="26" w:name="_Toc226041945"/>
+      <w:bookmarkStart w:id="26" w:name="_Toc226646732"/>
       <w:r>
         <w:rPr>
           <w:rFonts w:hint="eastAsia"/>
@@ -7274,7 +8426,7 @@
       <w:pPr>
         <w:pStyle w:val="a9"/>
       </w:pPr>
-      <w:bookmarkStart w:id="27" w:name="_Toc226041946"/>
+      <w:bookmarkStart w:id="27" w:name="_Toc226646733"/>
       <w:r>
         <w:rPr>
           <w:rFonts w:hint="eastAsia"/>
@@ -7300,9 +8452,6 @@
         <w:pStyle w:val="aa"/>
         <w:spacing w:before="78" w:after="78"/>
         <w:jc w:val="center"/>
-        <w:rPr>
-          <w:rFonts w:hint="eastAsia"/>
-        </w:rPr>
       </w:pPr>
       <w:r>
         <w:rPr>
@@ -7315,7 +8464,7 @@
       <w:pPr>
         <w:pStyle w:val="ac"/>
       </w:pPr>
-      <w:bookmarkStart w:id="28" w:name="_Toc226041947"/>
+      <w:bookmarkStart w:id="28" w:name="_Toc226646734"/>
       <w:r>
         <w:rPr>
           <w:rFonts w:hint="eastAsia"/>
@@ -7328,7 +8477,7 @@
       <w:pPr>
         <w:pStyle w:val="ae"/>
       </w:pPr>
-      <w:bookmarkStart w:id="29" w:name="_Toc226041948"/>
+      <w:bookmarkStart w:id="29" w:name="_Toc226646735"/>
       <w:r>
         <w:rPr>
           <w:rFonts w:hint="eastAsia"/>
@@ -7386,11 +8535,8 @@
     <w:p>
       <w:pPr>
         <w:pStyle w:val="ae"/>
-        <w:rPr>
-          <w:rFonts w:hint="eastAsia"/>
-        </w:rPr>
-      </w:pPr>
-      <w:bookmarkStart w:id="30" w:name="_Toc226041949"/>
+      </w:pPr>
+      <w:bookmarkStart w:id="30" w:name="_Toc226646736"/>
       <w:r>
         <w:rPr>
           <w:rFonts w:hint="eastAsia"/>
@@ -7409,19 +8555,7 @@
         <w:rPr>
           <w:rFonts w:hint="eastAsia"/>
         </w:rPr>
-        <w:t>认真准备每一场谈判，弄清谈判的实质和症结，打好有准备之仗，是进行任何一场谈判、实现本方意图的关键。对于主持谈判者来说，每一场谈判就像一场志在必得的战役，需要精心准备、用心筹划、设置底线、巧妙驾驭、把握进程，实现我方的意图。看谈判桌上主谈人自信而有说辞，每一个论据和数据除了来自主谈人的内涵素养、知识功底、个人的能力和魅力外，每一</w:t>
-      </w:r>
-      <w:r>
-        <w:rPr>
-          <w:rFonts w:hint="eastAsia"/>
-        </w:rPr>
-        <w:t>次</w:t>
-      </w:r>
-      <w:r>
-        <w:rPr>
-          <w:rFonts w:hint="eastAsia"/>
-        </w:rPr>
-        <w:t>重大谈判的会前精心准备都是必修课。</w:t>
+        <w:t>认真准备每一场谈判，弄清谈判的实质和症结，打好有准备之仗，是进行任何一场谈判、实现本方意图的关键。对于主持谈判者来说，每一场谈判就像一场志在必得的战役，需要精心准备、用心筹划、设置底线、巧妙驾驭、把握进程，实现我方的意图。看谈判桌上主谈人自信而有说辞，每一个论据和数据除了来自主谈人的内涵素养、知识功底、个人的能力和魅力外，每一次重大谈判的会前精心准备都是必修课。</w:t>
       </w:r>
     </w:p>
     <w:p>
@@ -7429,21 +8563,12 @@
         <w:pStyle w:val="aa"/>
         <w:spacing w:before="78" w:after="78"/>
         <w:ind w:firstLine="420"/>
-        <w:rPr>
-          <w:rFonts w:hint="eastAsia"/>
-        </w:rPr>
-      </w:pPr>
-      <w:r>
-        <w:rPr>
-          <w:rFonts w:hint="eastAsia"/>
-        </w:rPr>
-        <w:t>然而，由于时间、精力、费用的限制，所谓充分得无一缺漏的准备是不可能，也是没必要的。国际谈判的复杂多变性决定了经常会发生不可预料的情况。因此，任何准备工作都有一个适度的问题。谈判准备的适度就是指在各种客观的约束条件下的“相对充分”，当谈判出现一些始料不及的情况时，也能使谈判者依然镇定自如，从容应付</w:t>
-      </w:r>
-      <w:r>
-        <w:rPr>
-          <w:rFonts w:hint="eastAsia"/>
-        </w:rPr>
-        <w:t>。</w:t>
+      </w:pPr>
+      <w:r>
+        <w:rPr>
+          <w:rFonts w:hint="eastAsia"/>
+        </w:rPr>
+        <w:t>然而，由于时间、精力、费用的限制，所谓充分得无一缺漏的准备是不可能，也是没必要的。国际谈判的复杂多变性决定了经常会发生不可预料的情况。因此，任何准备工作都有一个适度的问题。谈判准备的适度就是指在各种客观的约束条件下的“相对充分”，当谈判出现一些始料不及的情况时，也能使谈判者依然镇定自如，从容应付。</w:t>
       </w:r>
     </w:p>
     <w:p>
@@ -7456,7 +8581,7 @@
       <w:pPr>
         <w:pStyle w:val="ac"/>
       </w:pPr>
-      <w:bookmarkStart w:id="31" w:name="_Toc226041950"/>
+      <w:bookmarkStart w:id="31" w:name="_Toc226646737"/>
       <w:r>
         <w:rPr>
           <w:rFonts w:hint="eastAsia"/>
@@ -7556,11 +8681,8 @@
     <w:p>
       <w:pPr>
         <w:pStyle w:val="ac"/>
-        <w:rPr>
-          <w:rFonts w:hint="eastAsia"/>
-        </w:rPr>
-      </w:pPr>
-      <w:bookmarkStart w:id="32" w:name="_Toc226041951"/>
+      </w:pPr>
+      <w:bookmarkStart w:id="32" w:name="_Toc226646738"/>
       <w:r>
         <w:rPr>
           <w:rFonts w:hint="eastAsia"/>
@@ -7573,7 +8695,7 @@
       <w:pPr>
         <w:pStyle w:val="ae"/>
       </w:pPr>
-      <w:bookmarkStart w:id="33" w:name="_Toc226041952"/>
+      <w:bookmarkStart w:id="33" w:name="_Toc226646739"/>
       <w:r>
         <w:rPr>
           <w:rFonts w:hint="eastAsia"/>
@@ -7642,41 +8764,14 @@
         <w:rPr>
           <w:rFonts w:hint="eastAsia"/>
         </w:rPr>
-        <w:t>）意味着谈判者能够更好地保护自己的抵抗点。</w:t>
-      </w:r>
-      <w:r>
-        <w:rPr>
-          <w:rFonts w:hint="eastAsia"/>
-        </w:rPr>
-        <w:t>“最佳协议替代方案”</w:t>
-      </w:r>
-      <w:r>
-        <w:rPr>
-          <w:rFonts w:hint="eastAsia"/>
-        </w:rPr>
-        <w:t>是谈判者开始谈判前所想到的备选方案，即一旦谈判失败，谈判者所能选择的方案。因此，抵抗点实质上是谈判者离开谈判桌或决定转向</w:t>
-      </w:r>
-      <w:r>
-        <w:rPr>
-          <w:rFonts w:hint="eastAsia"/>
-        </w:rPr>
-        <w:t>“最佳协议替代方案”</w:t>
-      </w:r>
-      <w:r>
-        <w:rPr>
-          <w:rFonts w:hint="eastAsia"/>
-        </w:rPr>
-        <w:t>之前所能承受的最糟糕的协议结果。</w:t>
+        <w:t>）意味着谈判者能够更好地保护自己的抵抗点。“最佳协议替代方案”是谈判者开始谈判前所想到的备选方案，即一旦谈判失败，谈判者所能选择的方案。因此，抵抗点实质上是谈判者离开谈判桌或决定转向“最佳协议替代方案”之前所能承受的最糟糕的协议结果。</w:t>
       </w:r>
     </w:p>
     <w:p>
       <w:pPr>
         <w:pStyle w:val="ae"/>
-        <w:rPr>
-          <w:rFonts w:hint="eastAsia"/>
-        </w:rPr>
-      </w:pPr>
-      <w:bookmarkStart w:id="34" w:name="_Toc226041953"/>
+      </w:pPr>
+      <w:bookmarkStart w:id="34" w:name="_Toc226646740"/>
       <w:r>
         <w:rPr>
           <w:rFonts w:hint="eastAsia"/>
@@ -7736,7 +8831,7 @@
       <w:pPr>
         <w:pStyle w:val="ae"/>
       </w:pPr>
-      <w:bookmarkStart w:id="35" w:name="_Toc226041954"/>
+      <w:bookmarkStart w:id="35" w:name="_Toc226646741"/>
       <w:r>
         <w:rPr>
           <w:rFonts w:hint="eastAsia"/>
@@ -7805,9 +8900,6 @@
         </w:numPr>
         <w:spacing w:beforeLines="0" w:before="0" w:afterLines="0" w:after="0"/>
         <w:ind w:left="442" w:hanging="442"/>
-        <w:rPr>
-          <w:rFonts w:hint="eastAsia"/>
-        </w:rPr>
       </w:pPr>
       <w:r>
         <w:rPr>
@@ -7820,16 +8912,13 @@
       <w:pPr>
         <w:pStyle w:val="aa"/>
         <w:spacing w:before="78" w:after="78"/>
-        <w:rPr>
-          <w:rFonts w:hint="eastAsia"/>
-        </w:rPr>
       </w:pPr>
     </w:p>
     <w:p>
       <w:pPr>
         <w:pStyle w:val="ac"/>
       </w:pPr>
-      <w:bookmarkStart w:id="36" w:name="_Toc226041955"/>
+      <w:bookmarkStart w:id="36" w:name="_Toc226646742"/>
       <w:r>
         <w:rPr>
           <w:rFonts w:hint="eastAsia"/>
@@ -7892,9 +8981,6 @@
       <w:pPr>
         <w:pStyle w:val="aa"/>
         <w:spacing w:before="78" w:after="78"/>
-        <w:rPr>
-          <w:rFonts w:hint="eastAsia"/>
-        </w:rPr>
       </w:pPr>
       <w:r>
         <w:tab/>
@@ -7916,7 +9002,7 @@
       <w:pPr>
         <w:pStyle w:val="ac"/>
       </w:pPr>
-      <w:bookmarkStart w:id="37" w:name="_Toc226041956"/>
+      <w:bookmarkStart w:id="37" w:name="_Toc226646743"/>
       <w:r>
         <w:rPr>
           <w:rFonts w:hint="eastAsia"/>
@@ -7944,9 +9030,6 @@
       <w:pPr>
         <w:pStyle w:val="aa"/>
         <w:spacing w:before="78" w:after="78"/>
-        <w:rPr>
-          <w:rFonts w:hint="eastAsia"/>
-        </w:rPr>
       </w:pPr>
       <w:r>
         <w:tab/>
@@ -7998,9 +9081,6 @@
       <w:pPr>
         <w:pStyle w:val="aa"/>
         <w:spacing w:before="78" w:after="78"/>
-        <w:rPr>
-          <w:rFonts w:hint="eastAsia"/>
-        </w:rPr>
       </w:pPr>
       <w:r>
         <w:tab/>
@@ -8010,6 +9090,1882 @@
           <w:rFonts w:hint="eastAsia"/>
         </w:rPr>
         <w:t>分析谈判对手的声望、谈判风格和策略。了解谈判对手以往的谈判行为可以帮助谈判者分析对手可能采取的谈判策略。</w:t>
+      </w:r>
+    </w:p>
+    <w:p>
+      <w:pPr>
+        <w:pStyle w:val="aa"/>
+        <w:spacing w:before="78" w:after="78"/>
+      </w:pPr>
+    </w:p>
+    <w:p>
+      <w:pPr>
+        <w:pStyle w:val="aa"/>
+        <w:spacing w:before="78" w:after="78"/>
+      </w:pPr>
+    </w:p>
+    <w:p>
+      <w:pPr>
+        <w:pStyle w:val="aa"/>
+        <w:spacing w:before="78" w:after="78"/>
+      </w:pPr>
+    </w:p>
+    <w:p>
+      <w:pPr>
+        <w:pStyle w:val="a9"/>
+      </w:pPr>
+      <w:bookmarkStart w:id="38" w:name="_Toc226646744"/>
+      <w:r>
+        <w:rPr>
+          <w:rFonts w:hint="eastAsia"/>
+        </w:rPr>
+        <w:t>第五讲</w:t>
+      </w:r>
+      <w:r>
+        <w:rPr>
+          <w:rFonts w:hint="eastAsia"/>
+        </w:rPr>
+        <w:t xml:space="preserve"> </w:t>
+      </w:r>
+      <w:r>
+        <w:rPr>
+          <w:rFonts w:hint="eastAsia"/>
+        </w:rPr>
+        <w:t>多边气候谈判</w:t>
+      </w:r>
+      <w:bookmarkEnd w:id="38"/>
+    </w:p>
+    <w:p>
+      <w:pPr>
+        <w:pStyle w:val="aa"/>
+        <w:spacing w:before="78" w:after="78"/>
+        <w:jc w:val="center"/>
+        <w:rPr>
+          <w:rFonts w:hint="eastAsia"/>
+        </w:rPr>
+      </w:pPr>
+      <w:r>
+        <w:rPr>
+          <w:rFonts w:hint="eastAsia"/>
+        </w:rPr>
+        <w:t>2026.4.9</w:t>
+      </w:r>
+    </w:p>
+    <w:p>
+      <w:pPr>
+        <w:pStyle w:val="ac"/>
+      </w:pPr>
+      <w:bookmarkStart w:id="39" w:name="_Toc226646745"/>
+      <w:r>
+        <w:rPr>
+          <w:rFonts w:hint="eastAsia"/>
+        </w:rPr>
+        <w:t>一、多边气候谈判的背景</w:t>
+      </w:r>
+      <w:bookmarkEnd w:id="39"/>
+    </w:p>
+    <w:p>
+      <w:pPr>
+        <w:pStyle w:val="ae"/>
+      </w:pPr>
+      <w:bookmarkStart w:id="40" w:name="_Toc226646746"/>
+      <w:r>
+        <w:rPr>
+          <w:rFonts w:hint="eastAsia"/>
+        </w:rPr>
+        <w:t>（一）全球气候变化</w:t>
+      </w:r>
+      <w:bookmarkEnd w:id="40"/>
+    </w:p>
+    <w:p>
+      <w:pPr>
+        <w:pStyle w:val="aa"/>
+        <w:spacing w:before="78" w:after="78"/>
+        <w:rPr>
+          <w:rFonts w:hint="eastAsia"/>
+        </w:rPr>
+      </w:pPr>
+      <w:r>
+        <w:tab/>
+      </w:r>
+      <w:r>
+        <w:rPr>
+          <w:rFonts w:hint="eastAsia"/>
+        </w:rPr>
+        <w:t>全球气候变化指的是</w:t>
+      </w:r>
+      <w:r>
+        <w:rPr>
+          <w:rFonts w:hint="eastAsia"/>
+        </w:rPr>
+        <w:t>全球平均气温缓慢而长期地上升。气温变化与大气中二氧化碳（温室气体）浓度之间存在显著相关性。化石燃料</w:t>
+      </w:r>
+      <w:proofErr w:type="gramStart"/>
+      <w:r>
+        <w:rPr>
+          <w:rFonts w:hint="eastAsia"/>
+        </w:rPr>
+        <w:t>燃烧占</w:t>
+      </w:r>
+      <w:proofErr w:type="gramEnd"/>
+      <w:r>
+        <w:rPr>
+          <w:rFonts w:hint="eastAsia"/>
+        </w:rPr>
+        <w:t>人类排放量的四分之三</w:t>
+      </w:r>
+      <w:r>
+        <w:rPr>
+          <w:rFonts w:hint="eastAsia"/>
+        </w:rPr>
+        <w:t>；</w:t>
+      </w:r>
+      <w:r>
+        <w:rPr>
+          <w:rFonts w:hint="eastAsia"/>
+        </w:rPr>
+        <w:t>森林砍伐和土地利用变化构成了其余部分。</w:t>
+      </w:r>
+      <w:r>
+        <w:rPr>
+          <w:rFonts w:hint="eastAsia"/>
+        </w:rPr>
+        <w:t>严格来说，气候变化不是简单的气温上升，而是大气系统不稳定化导向的全球气候危机。</w:t>
+      </w:r>
+    </w:p>
+    <w:p>
+      <w:pPr>
+        <w:pStyle w:val="aa"/>
+        <w:spacing w:before="78" w:after="78"/>
+      </w:pPr>
+      <w:r>
+        <w:tab/>
+      </w:r>
+      <w:r>
+        <w:rPr>
+          <w:rFonts w:hint="eastAsia"/>
+        </w:rPr>
+        <w:t>全球气候变化的特征包括</w:t>
+      </w:r>
+    </w:p>
+    <w:p>
+      <w:pPr>
+        <w:pStyle w:val="aa"/>
+        <w:numPr>
+          <w:ilvl w:val="0"/>
+          <w:numId w:val="20"/>
+        </w:numPr>
+        <w:spacing w:beforeLines="0" w:before="0" w:afterLines="0" w:after="0"/>
+        <w:ind w:left="442" w:hanging="442"/>
+      </w:pPr>
+      <w:r>
+        <w:rPr>
+          <w:rFonts w:hint="eastAsia"/>
+        </w:rPr>
+        <w:t>滞后、长期影响</w:t>
+      </w:r>
+    </w:p>
+    <w:p>
+      <w:pPr>
+        <w:pStyle w:val="aa"/>
+        <w:numPr>
+          <w:ilvl w:val="0"/>
+          <w:numId w:val="20"/>
+        </w:numPr>
+        <w:spacing w:beforeLines="0" w:before="0" w:afterLines="0" w:after="0"/>
+        <w:ind w:left="442" w:hanging="442"/>
+      </w:pPr>
+      <w:r>
+        <w:rPr>
+          <w:rFonts w:hint="eastAsia"/>
+        </w:rPr>
+        <w:t>当下影响逐渐显现（小岛国和一些国家的低海拔地区）</w:t>
+      </w:r>
+    </w:p>
+    <w:p>
+      <w:pPr>
+        <w:pStyle w:val="aa"/>
+        <w:numPr>
+          <w:ilvl w:val="0"/>
+          <w:numId w:val="20"/>
+        </w:numPr>
+        <w:spacing w:beforeLines="0" w:before="0" w:afterLines="0" w:after="0"/>
+        <w:ind w:left="442" w:hanging="442"/>
+      </w:pPr>
+      <w:r>
+        <w:rPr>
+          <w:rFonts w:hint="eastAsia"/>
+        </w:rPr>
+        <w:t>大气系统不稳定，极端天气增多，外溢到其他环境问题领域（飓风、山火、生物多样性、冻土问题）</w:t>
+      </w:r>
+    </w:p>
+    <w:p>
+      <w:pPr>
+        <w:pStyle w:val="aa"/>
+        <w:numPr>
+          <w:ilvl w:val="0"/>
+          <w:numId w:val="20"/>
+        </w:numPr>
+        <w:spacing w:beforeLines="0" w:before="0" w:afterLines="0" w:after="0"/>
+        <w:ind w:left="442" w:hanging="442"/>
+      </w:pPr>
+      <w:r>
+        <w:rPr>
+          <w:rFonts w:hint="eastAsia"/>
+        </w:rPr>
+        <w:t>影响分布不平均</w:t>
+      </w:r>
+    </w:p>
+    <w:p>
+      <w:pPr>
+        <w:pStyle w:val="aa"/>
+        <w:numPr>
+          <w:ilvl w:val="0"/>
+          <w:numId w:val="20"/>
+        </w:numPr>
+        <w:spacing w:beforeLines="0" w:before="0" w:afterLines="0" w:after="0"/>
+        <w:ind w:left="442" w:hanging="442"/>
+        <w:rPr>
+          <w:rFonts w:hint="eastAsia"/>
+        </w:rPr>
+      </w:pPr>
+      <w:r>
+        <w:rPr>
+          <w:rFonts w:hint="eastAsia"/>
+        </w:rPr>
+        <w:t>综合性</w:t>
+      </w:r>
+    </w:p>
+    <w:p>
+      <w:pPr>
+        <w:pStyle w:val="ae"/>
+      </w:pPr>
+      <w:bookmarkStart w:id="41" w:name="_Toc226646747"/>
+      <w:r>
+        <w:rPr>
+          <w:rFonts w:hint="eastAsia"/>
+        </w:rPr>
+        <w:t>（二）负外部性</w:t>
+      </w:r>
+      <w:bookmarkEnd w:id="41"/>
+    </w:p>
+    <w:p>
+      <w:pPr>
+        <w:pStyle w:val="aa"/>
+        <w:spacing w:before="78" w:after="78"/>
+        <w:ind w:firstLine="420"/>
+        <w:rPr>
+          <w:rFonts w:hint="eastAsia"/>
+        </w:rPr>
+      </w:pPr>
+      <w:r>
+        <w:rPr>
+          <w:rFonts w:hint="eastAsia"/>
+        </w:rPr>
+        <w:lastRenderedPageBreak/>
+        <w:t>外部性又称为溢出效应、外部影响，指一个人或一群人的行动和决策使另一个人或一群人受损或受益的情况。经济外部性是经济主体（包括厂商或个人）的经济活动对他人和社会造成的非市场化的影响。即社会成员（包括组织和个人）从事经济活动时其成本与后果不完全由该行为人承担。</w:t>
+      </w:r>
+    </w:p>
+    <w:p>
+      <w:pPr>
+        <w:pStyle w:val="aa"/>
+        <w:spacing w:before="78" w:after="78"/>
+        <w:ind w:firstLine="420"/>
+      </w:pPr>
+      <w:r>
+        <w:rPr>
+          <w:rFonts w:hint="eastAsia"/>
+        </w:rPr>
+        <w:t>负外部性是某个经济行为个体的活动使他人或社会受损，而造成负外部性的人却没有为此承担成本。</w:t>
+      </w:r>
+    </w:p>
+    <w:p>
+      <w:pPr>
+        <w:pStyle w:val="ae"/>
+      </w:pPr>
+      <w:bookmarkStart w:id="42" w:name="_Toc226646748"/>
+      <w:r>
+        <w:rPr>
+          <w:rFonts w:hint="eastAsia"/>
+        </w:rPr>
+        <w:t>（三）未来贴现</w:t>
+      </w:r>
+      <w:bookmarkEnd w:id="42"/>
+    </w:p>
+    <w:p>
+      <w:pPr>
+        <w:pStyle w:val="aa"/>
+        <w:spacing w:before="78" w:after="78"/>
+        <w:ind w:firstLine="420"/>
+      </w:pPr>
+      <w:r>
+        <w:rPr>
+          <w:rFonts w:hint="eastAsia"/>
+        </w:rPr>
+        <w:t>当人们为可能到来的危险进行未雨绸缪的准备时，总会遇到经典的“吉登斯困境”，即“气候变化问题尽管是一个结果非常严重的问题，但对于大多数公民来说，由于它们在日常生活中不可见、不直接，因此，在人们的日常生活计划中很少被纳入短期考虑的范围。悖论在于，一旦当气候变化的后果变得严重、可见和具体，我们就不再有行动的余地了，因为一切都太晚了”。</w:t>
+      </w:r>
+    </w:p>
+    <w:p>
+      <w:pPr>
+        <w:pStyle w:val="ae"/>
+        <w:rPr>
+          <w:rFonts w:hint="eastAsia"/>
+        </w:rPr>
+      </w:pPr>
+      <w:bookmarkStart w:id="43" w:name="_Toc226646749"/>
+      <w:r>
+        <w:rPr>
+          <w:rFonts w:hint="eastAsia"/>
+        </w:rPr>
+        <w:t>（四）公共产品和搭便车</w:t>
+      </w:r>
+      <w:bookmarkEnd w:id="43"/>
+    </w:p>
+    <w:p>
+      <w:pPr>
+        <w:pStyle w:val="aa"/>
+        <w:spacing w:before="78" w:after="78"/>
+        <w:ind w:firstLine="420"/>
+      </w:pPr>
+      <w:r>
+        <w:rPr>
+          <w:rFonts w:hint="eastAsia"/>
+        </w:rPr>
+        <w:t>公共产品指能为绝大多数人共同消费或享用的产品或服务。公共产品的特点是一些人对这一产品的消费不会影响另一些人对它的消费，具有非竞争性；某些人对这一产品的利用，不会排斥另一些人对它的利用，具有非排他性。</w:t>
+      </w:r>
+    </w:p>
+    <w:p>
+      <w:pPr>
+        <w:pStyle w:val="aa"/>
+        <w:spacing w:before="78" w:after="78"/>
+        <w:ind w:firstLine="420"/>
+      </w:pPr>
+      <w:r>
+        <w:rPr>
+          <w:rFonts w:hint="eastAsia"/>
+        </w:rPr>
+        <w:t>搭便车</w:t>
+      </w:r>
+      <w:r>
+        <w:rPr>
+          <w:rFonts w:hint="eastAsia"/>
+        </w:rPr>
+        <w:t>指</w:t>
+      </w:r>
+      <w:r>
+        <w:rPr>
+          <w:rFonts w:hint="eastAsia"/>
+        </w:rPr>
+        <w:t>经济中某个</w:t>
+      </w:r>
+      <w:proofErr w:type="gramStart"/>
+      <w:r>
+        <w:rPr>
+          <w:rFonts w:hint="eastAsia"/>
+        </w:rPr>
+        <w:t>体消费</w:t>
+      </w:r>
+      <w:proofErr w:type="gramEnd"/>
+      <w:r>
+        <w:rPr>
+          <w:rFonts w:hint="eastAsia"/>
+        </w:rPr>
+        <w:t>的资源超出他的公允份额，或承担的生产成本少于他应承担的公允份额。指一些人需要某种公共财产，但事先宣称自己并无需要，在别人付出代价去取得后，他们就可不劳而获的享受成果。</w:t>
+      </w:r>
+    </w:p>
+    <w:p>
+      <w:pPr>
+        <w:pStyle w:val="aa"/>
+        <w:spacing w:before="78" w:after="78"/>
+        <w:ind w:firstLine="420"/>
+      </w:pPr>
+      <w:r>
+        <w:rPr>
+          <w:rFonts w:hint="eastAsia"/>
+        </w:rPr>
+        <w:t>在国际政治中，搭便车问题是加剧的。</w:t>
+      </w:r>
+      <w:r>
+        <w:rPr>
+          <w:rFonts w:hint="eastAsia"/>
+        </w:rPr>
+        <w:t>由于伤害环境的成本通过时间和空间扩散，而污染和不可持续的资源消费的收益却是集中的。因此每个国家、公司和个人都有强烈的搭便车动机。相对收益</w:t>
+      </w:r>
+      <w:proofErr w:type="gramStart"/>
+      <w:r>
+        <w:rPr>
+          <w:rFonts w:hint="eastAsia"/>
+        </w:rPr>
+        <w:t>观可能</w:t>
+      </w:r>
+      <w:proofErr w:type="gramEnd"/>
+      <w:r>
+        <w:rPr>
+          <w:rFonts w:hint="eastAsia"/>
+        </w:rPr>
+        <w:t>加剧搭便车问题</w:t>
+      </w:r>
+      <w:r>
+        <w:rPr>
+          <w:rFonts w:hint="eastAsia"/>
+        </w:rPr>
+        <w:t>。</w:t>
+      </w:r>
+    </w:p>
+    <w:p>
+      <w:pPr>
+        <w:pStyle w:val="aa"/>
+        <w:spacing w:before="78" w:after="78"/>
+        <w:ind w:firstLine="420"/>
+        <w:rPr>
+          <w:rFonts w:hint="eastAsia"/>
+        </w:rPr>
+      </w:pPr>
+      <w:r>
+        <w:rPr>
+          <w:rFonts w:hint="eastAsia"/>
+        </w:rPr>
+        <w:t>上述背景决定了多边气候谈判的中心目标：</w:t>
+      </w:r>
+    </w:p>
+    <w:p>
+      <w:pPr>
+        <w:pStyle w:val="aa"/>
+        <w:numPr>
+          <w:ilvl w:val="0"/>
+          <w:numId w:val="21"/>
+        </w:numPr>
+        <w:spacing w:beforeLines="0" w:before="0" w:afterLines="0" w:after="0"/>
+        <w:ind w:left="442" w:hanging="442"/>
+        <w:rPr>
+          <w:rFonts w:hint="eastAsia"/>
+        </w:rPr>
+      </w:pPr>
+      <w:r>
+        <w:rPr>
+          <w:rFonts w:hint="eastAsia"/>
+        </w:rPr>
+        <w:t>建立国际制度以进行减</w:t>
+      </w:r>
+      <w:proofErr w:type="gramStart"/>
+      <w:r>
+        <w:rPr>
+          <w:rFonts w:hint="eastAsia"/>
+        </w:rPr>
+        <w:t>排责任</w:t>
+      </w:r>
+      <w:proofErr w:type="gramEnd"/>
+      <w:r>
+        <w:rPr>
+          <w:rFonts w:hint="eastAsia"/>
+        </w:rPr>
+        <w:t>划分，并监督、促进行动</w:t>
+      </w:r>
+    </w:p>
+    <w:p>
+      <w:pPr>
+        <w:pStyle w:val="aa"/>
+        <w:numPr>
+          <w:ilvl w:val="0"/>
+          <w:numId w:val="21"/>
+        </w:numPr>
+        <w:spacing w:beforeLines="0" w:before="0" w:afterLines="0" w:after="0"/>
+        <w:ind w:left="442" w:hanging="442"/>
+      </w:pPr>
+      <w:r>
+        <w:rPr>
+          <w:rFonts w:hint="eastAsia"/>
+        </w:rPr>
+        <w:t>建立合理的国际制度安排，以帮助（补偿？）发展中国家</w:t>
+      </w:r>
+    </w:p>
+    <w:p>
+      <w:pPr>
+        <w:pStyle w:val="ae"/>
+      </w:pPr>
+      <w:bookmarkStart w:id="44" w:name="_Toc226646750"/>
+      <w:r>
+        <w:rPr>
+          <w:rFonts w:hint="eastAsia"/>
+        </w:rPr>
+        <w:t>（五）安全化与政治动员</w:t>
+      </w:r>
+      <w:bookmarkEnd w:id="44"/>
+    </w:p>
+    <w:p>
+      <w:pPr>
+        <w:pStyle w:val="aa"/>
+        <w:spacing w:before="78" w:after="78"/>
+        <w:rPr>
+          <w:rFonts w:hint="eastAsia"/>
+        </w:rPr>
+      </w:pPr>
+      <w:r>
+        <w:tab/>
+      </w:r>
+      <w:r>
+        <w:rPr>
+          <w:rFonts w:hint="eastAsia"/>
+        </w:rPr>
+        <w:t>气候问题不完全是一个安全化问题，但也受到了安全化的影响。</w:t>
+      </w:r>
+      <w:r>
+        <w:rPr>
+          <w:rFonts w:hint="eastAsia"/>
+        </w:rPr>
+        <w:t>“安全化主体认为指涉对象的安全遭到了威胁，并向听众提供合理的解释，以便听众也相信这一说法。”</w:t>
+      </w:r>
+      <w:r>
+        <w:rPr>
+          <w:rFonts w:hint="eastAsia"/>
+        </w:rPr>
+        <w:t>安全化的逻辑在于：</w:t>
+      </w:r>
+    </w:p>
+    <w:p>
+      <w:pPr>
+        <w:pStyle w:val="aa"/>
+        <w:numPr>
+          <w:ilvl w:val="0"/>
+          <w:numId w:val="22"/>
+        </w:numPr>
+        <w:spacing w:beforeLines="0" w:before="0" w:afterLines="0" w:after="0"/>
+        <w:ind w:left="442" w:hanging="442"/>
+        <w:rPr>
+          <w:rFonts w:hint="eastAsia"/>
+        </w:rPr>
+      </w:pPr>
+      <w:r>
+        <w:rPr>
+          <w:rFonts w:hint="eastAsia"/>
+          <w:b/>
+          <w:bCs/>
+        </w:rPr>
+        <w:t>制造因果逻辑：</w:t>
+      </w:r>
+      <w:r>
+        <w:rPr>
+          <w:rFonts w:hint="eastAsia"/>
+        </w:rPr>
+        <w:t>即指定安全化中的责任人或加害者、牺牲品或受害者，进而建立一种代价与收益的联系。</w:t>
+      </w:r>
+    </w:p>
+    <w:p>
+      <w:pPr>
+        <w:pStyle w:val="aa"/>
+        <w:numPr>
+          <w:ilvl w:val="0"/>
+          <w:numId w:val="22"/>
+        </w:numPr>
+        <w:spacing w:beforeLines="0" w:before="0" w:afterLines="0" w:after="0"/>
+        <w:ind w:left="442" w:hanging="442"/>
+        <w:rPr>
+          <w:rFonts w:hint="eastAsia"/>
+        </w:rPr>
+      </w:pPr>
+      <w:r>
+        <w:rPr>
+          <w:rFonts w:hint="eastAsia"/>
+          <w:b/>
+          <w:bCs/>
+        </w:rPr>
+        <w:t>建立紧迫感：</w:t>
+      </w:r>
+      <w:r>
+        <w:rPr>
+          <w:rFonts w:hint="eastAsia"/>
+        </w:rPr>
+        <w:t>因果逻辑必须以时间逻辑作为呼吁立即行动的保证。时间逻辑的重要性在于，它能确立事件的紧迫性：有的问题必须迅速采取行动，否则短期内便可能导致严重不良后果。</w:t>
+      </w:r>
+    </w:p>
+    <w:p>
+      <w:pPr>
+        <w:pStyle w:val="aa"/>
+        <w:spacing w:before="78" w:after="78"/>
+        <w:ind w:firstLine="420"/>
+      </w:pPr>
+      <w:r>
+        <w:rPr>
+          <w:rFonts w:hint="eastAsia"/>
+        </w:rPr>
+        <w:t>某一事项的优先地位时刻受到其他事项的竞争，尤其对于那些人为建构起来的安全威胁来说，它们的优先性较容易被去安全化作用所侵蚀，逐渐从威胁——保护的层次上移出，回到正常的公众讨论领域。</w:t>
+      </w:r>
+    </w:p>
+    <w:p>
+      <w:pPr>
+        <w:pStyle w:val="ae"/>
+      </w:pPr>
+      <w:bookmarkStart w:id="45" w:name="_Toc226646751"/>
+      <w:r>
+        <w:rPr>
+          <w:rFonts w:hint="eastAsia"/>
+        </w:rPr>
+        <w:lastRenderedPageBreak/>
+        <w:t>（六）基础性规范</w:t>
+      </w:r>
+      <w:bookmarkEnd w:id="45"/>
+    </w:p>
+    <w:p>
+      <w:pPr>
+        <w:pStyle w:val="aa"/>
+        <w:spacing w:before="78" w:after="78"/>
+        <w:ind w:firstLine="420"/>
+      </w:pPr>
+      <w:r>
+        <w:rPr>
+          <w:rFonts w:hint="eastAsia"/>
+        </w:rPr>
+        <w:t>气候变化谈判应遵循的基本原则包括：</w:t>
+      </w:r>
+    </w:p>
+    <w:p>
+      <w:pPr>
+        <w:pStyle w:val="aa"/>
+        <w:numPr>
+          <w:ilvl w:val="0"/>
+          <w:numId w:val="23"/>
+        </w:numPr>
+        <w:spacing w:beforeLines="0" w:before="0" w:afterLines="0" w:after="0"/>
+        <w:ind w:hanging="442"/>
+        <w:rPr>
+          <w:rFonts w:hint="eastAsia"/>
+        </w:rPr>
+      </w:pPr>
+      <w:r>
+        <w:rPr>
+          <w:rFonts w:hint="eastAsia"/>
+        </w:rPr>
+        <w:t>多边主义</w:t>
+      </w:r>
+    </w:p>
+    <w:p>
+      <w:pPr>
+        <w:pStyle w:val="aa"/>
+        <w:numPr>
+          <w:ilvl w:val="0"/>
+          <w:numId w:val="23"/>
+        </w:numPr>
+        <w:spacing w:beforeLines="0" w:before="0" w:afterLines="0" w:after="0"/>
+        <w:ind w:hanging="442"/>
+        <w:rPr>
+          <w:rFonts w:hint="eastAsia"/>
+        </w:rPr>
+      </w:pPr>
+      <w:r>
+        <w:rPr>
+          <w:rFonts w:hint="eastAsia"/>
+        </w:rPr>
+        <w:t>环境自由主义（</w:t>
+      </w:r>
+      <w:r>
+        <w:rPr>
+          <w:rFonts w:hint="eastAsia"/>
+        </w:rPr>
+        <w:t>liberal environmentalism</w:t>
+      </w:r>
+      <w:r>
+        <w:rPr>
+          <w:rFonts w:hint="eastAsia"/>
+        </w:rPr>
+        <w:t>）</w:t>
+      </w:r>
+      <w:r>
+        <w:rPr>
+          <w:rFonts w:hint="eastAsia"/>
+        </w:rPr>
+        <w:t>：环境优先还是发展（</w:t>
+      </w:r>
+      <w:r>
+        <w:rPr>
+          <w:rFonts w:hint="eastAsia"/>
+        </w:rPr>
+        <w:t>=</w:t>
+      </w:r>
+      <w:r>
+        <w:rPr>
+          <w:rFonts w:hint="eastAsia"/>
+        </w:rPr>
+        <w:t>增长）优先？</w:t>
+      </w:r>
+    </w:p>
+    <w:p>
+      <w:pPr>
+        <w:pStyle w:val="aa"/>
+        <w:numPr>
+          <w:ilvl w:val="0"/>
+          <w:numId w:val="23"/>
+        </w:numPr>
+        <w:spacing w:beforeLines="0" w:before="0" w:afterLines="0" w:after="0"/>
+        <w:ind w:hanging="442"/>
+        <w:rPr>
+          <w:rFonts w:hint="eastAsia"/>
+        </w:rPr>
+      </w:pPr>
+      <w:r>
+        <w:rPr>
+          <w:rFonts w:hint="eastAsia"/>
+        </w:rPr>
+        <w:t>责任分配原则</w:t>
+      </w:r>
+    </w:p>
+    <w:p>
+      <w:pPr>
+        <w:pStyle w:val="aa"/>
+        <w:numPr>
+          <w:ilvl w:val="1"/>
+          <w:numId w:val="23"/>
+        </w:numPr>
+        <w:spacing w:beforeLines="0" w:before="0" w:afterLines="0" w:after="0"/>
+        <w:ind w:hanging="442"/>
+        <w:rPr>
+          <w:rFonts w:hint="eastAsia"/>
+        </w:rPr>
+      </w:pPr>
+      <w:r>
+        <w:rPr>
+          <w:rFonts w:hint="eastAsia"/>
+        </w:rPr>
+        <w:t>共同但有区别的责任原则</w:t>
+      </w:r>
+      <w:r>
+        <w:rPr>
+          <w:rFonts w:hint="eastAsia"/>
+        </w:rPr>
+        <w:t>：</w:t>
+      </w:r>
+      <w:r>
+        <w:rPr>
+          <w:rFonts w:hint="eastAsia"/>
+        </w:rPr>
+        <w:t>所有国家都负有“保护和改善全球环境”的责任，但在进行责任分配时，“发达国家应当比发展中国家承担更大的或者是主要的责任”。发达国家（尤其是美国）反对</w:t>
+      </w:r>
+      <w:r>
+        <w:rPr>
+          <w:rFonts w:hint="eastAsia"/>
+        </w:rPr>
+        <w:t>CBDR</w:t>
+      </w:r>
+      <w:r>
+        <w:rPr>
+          <w:rFonts w:hint="eastAsia"/>
+        </w:rPr>
+        <w:t>，尤其是“双轨制”</w:t>
+      </w:r>
+      <w:r>
+        <w:rPr>
+          <w:rFonts w:hint="eastAsia"/>
+        </w:rPr>
+        <w:t>。</w:t>
+      </w:r>
+    </w:p>
+    <w:p>
+      <w:pPr>
+        <w:pStyle w:val="aa"/>
+        <w:numPr>
+          <w:ilvl w:val="1"/>
+          <w:numId w:val="23"/>
+        </w:numPr>
+        <w:spacing w:beforeLines="0" w:before="0" w:afterLines="0" w:after="0"/>
+        <w:ind w:hanging="442"/>
+        <w:rPr>
+          <w:rFonts w:hint="eastAsia"/>
+        </w:rPr>
+      </w:pPr>
+      <w:r>
+        <w:rPr>
+          <w:rFonts w:hint="eastAsia"/>
+        </w:rPr>
+        <w:t>共同但有区别的责任和各自能力原则，同时考虑各国国情</w:t>
+      </w:r>
+      <w:r>
+        <w:rPr>
+          <w:rFonts w:hint="eastAsia"/>
+        </w:rPr>
+        <w:t>（</w:t>
+      </w:r>
+      <w:r>
+        <w:rPr>
+          <w:rFonts w:hint="eastAsia"/>
+        </w:rPr>
+        <w:t>取消双轨制</w:t>
+      </w:r>
+      <w:r>
+        <w:rPr>
+          <w:rFonts w:hint="eastAsia"/>
+        </w:rPr>
+        <w:t>）</w:t>
+      </w:r>
+    </w:p>
+    <w:p>
+      <w:pPr>
+        <w:pStyle w:val="aa"/>
+        <w:numPr>
+          <w:ilvl w:val="1"/>
+          <w:numId w:val="23"/>
+        </w:numPr>
+        <w:spacing w:beforeLines="0" w:before="0" w:afterLines="0" w:after="0"/>
+        <w:ind w:hanging="442"/>
+        <w:rPr>
+          <w:rFonts w:hint="eastAsia"/>
+        </w:rPr>
+      </w:pPr>
+      <w:r>
+        <w:rPr>
+          <w:rFonts w:hint="eastAsia"/>
+        </w:rPr>
+        <w:t>如何体现“区别”仍是多边气候谈判的焦点</w:t>
+      </w:r>
+    </w:p>
+    <w:p>
+      <w:pPr>
+        <w:pStyle w:val="aa"/>
+        <w:spacing w:before="78" w:after="78"/>
+      </w:pPr>
+    </w:p>
+    <w:p>
+      <w:pPr>
+        <w:pStyle w:val="ac"/>
+      </w:pPr>
+      <w:bookmarkStart w:id="46" w:name="_Toc226646752"/>
+      <w:r>
+        <w:rPr>
+          <w:rFonts w:hint="eastAsia"/>
+        </w:rPr>
+        <w:t>二、多边气候谈判的参与者及其利益</w:t>
+      </w:r>
+      <w:bookmarkEnd w:id="46"/>
+    </w:p>
+    <w:p>
+      <w:pPr>
+        <w:pStyle w:val="ae"/>
+      </w:pPr>
+      <w:bookmarkStart w:id="47" w:name="_Toc226646753"/>
+      <w:r>
+        <w:rPr>
+          <w:rFonts w:hint="eastAsia"/>
+        </w:rPr>
+        <w:t>（一）</w:t>
+      </w:r>
+      <w:r>
+        <w:rPr>
+          <w:rFonts w:hint="eastAsia"/>
+        </w:rPr>
+        <w:t>京都气候大会</w:t>
+      </w:r>
+      <w:r>
+        <w:rPr>
+          <w:rFonts w:hint="eastAsia"/>
+        </w:rPr>
+        <w:t>的参与者及其利益</w:t>
+      </w:r>
+      <w:bookmarkEnd w:id="47"/>
+    </w:p>
+    <w:p>
+      <w:pPr>
+        <w:pStyle w:val="af1"/>
+        <w:rPr>
+          <w:rFonts w:hint="eastAsia"/>
+        </w:rPr>
+      </w:pPr>
+      <w:r>
+        <w:rPr>
+          <w:rFonts w:hint="eastAsia"/>
+        </w:rPr>
+        <w:t xml:space="preserve">1. </w:t>
+      </w:r>
+      <w:r>
+        <w:rPr>
+          <w:rFonts w:hint="eastAsia"/>
+        </w:rPr>
+        <w:t>京都气候大会前后的谈判集团</w:t>
+      </w:r>
+    </w:p>
+    <w:p>
+      <w:pPr>
+        <w:pStyle w:val="aa"/>
+        <w:spacing w:before="78" w:after="78"/>
+      </w:pPr>
+      <w:r>
+        <w:tab/>
+      </w:r>
+      <w:r>
+        <w:rPr>
+          <w:rFonts w:hint="eastAsia"/>
+        </w:rPr>
+        <w:t>在《京都议定书》谈判时，主要的谈判集团有：</w:t>
+      </w:r>
+    </w:p>
+    <w:p>
+      <w:pPr>
+        <w:pStyle w:val="aa"/>
+        <w:numPr>
+          <w:ilvl w:val="0"/>
+          <w:numId w:val="24"/>
+        </w:numPr>
+        <w:spacing w:beforeLines="0" w:before="0" w:afterLines="0" w:after="0"/>
+        <w:ind w:left="442" w:hanging="442"/>
+        <w:rPr>
+          <w:rFonts w:hint="eastAsia"/>
+        </w:rPr>
+      </w:pPr>
+      <w:r>
+        <w:rPr>
+          <w:rFonts w:hint="eastAsia"/>
+        </w:rPr>
+        <w:t>欧盟：西欧发达工业国家</w:t>
+      </w:r>
+    </w:p>
+    <w:p>
+      <w:pPr>
+        <w:pStyle w:val="aa"/>
+        <w:numPr>
+          <w:ilvl w:val="0"/>
+          <w:numId w:val="24"/>
+        </w:numPr>
+        <w:spacing w:beforeLines="0" w:before="0" w:afterLines="0" w:after="0"/>
+        <w:ind w:left="442" w:hanging="442"/>
+        <w:rPr>
+          <w:rFonts w:hint="eastAsia"/>
+        </w:rPr>
+      </w:pPr>
+      <w:r>
+        <w:rPr>
+          <w:rFonts w:hint="eastAsia"/>
+        </w:rPr>
+        <w:t>非欧盟发达国家</w:t>
+      </w:r>
+    </w:p>
+    <w:p>
+      <w:pPr>
+        <w:pStyle w:val="aa"/>
+        <w:numPr>
+          <w:ilvl w:val="0"/>
+          <w:numId w:val="24"/>
+        </w:numPr>
+        <w:spacing w:beforeLines="0" w:before="0" w:afterLines="0" w:after="0"/>
+        <w:ind w:left="442" w:hanging="442"/>
+        <w:rPr>
+          <w:rFonts w:hint="eastAsia"/>
+        </w:rPr>
+      </w:pPr>
+      <w:r>
+        <w:rPr>
+          <w:rFonts w:hint="eastAsia"/>
+        </w:rPr>
+        <w:t>转型经济体</w:t>
+      </w:r>
+    </w:p>
+    <w:p>
+      <w:pPr>
+        <w:pStyle w:val="aa"/>
+        <w:numPr>
+          <w:ilvl w:val="0"/>
+          <w:numId w:val="24"/>
+        </w:numPr>
+        <w:spacing w:beforeLines="0" w:before="0" w:afterLines="0" w:after="0"/>
+        <w:ind w:left="442" w:hanging="442"/>
+        <w:rPr>
+          <w:rFonts w:hint="eastAsia"/>
+        </w:rPr>
+      </w:pPr>
+      <w:r>
+        <w:rPr>
+          <w:rFonts w:hint="eastAsia"/>
+        </w:rPr>
+        <w:t>77</w:t>
+      </w:r>
+      <w:r>
+        <w:rPr>
+          <w:rFonts w:hint="eastAsia"/>
+        </w:rPr>
+        <w:t>国集团</w:t>
+      </w:r>
+      <w:r>
+        <w:rPr>
+          <w:rFonts w:hint="eastAsia"/>
+        </w:rPr>
+        <w:t>+</w:t>
+      </w:r>
+      <w:r>
+        <w:rPr>
+          <w:rFonts w:hint="eastAsia"/>
+        </w:rPr>
+        <w:t>中国（小岛国联盟）</w:t>
+      </w:r>
+    </w:p>
+    <w:p>
+      <w:pPr>
+        <w:pStyle w:val="af1"/>
+        <w:rPr>
+          <w:rFonts w:hint="eastAsia"/>
+        </w:rPr>
+      </w:pPr>
+      <w:r>
+        <w:rPr>
+          <w:rFonts w:hint="eastAsia"/>
+        </w:rPr>
+        <w:t xml:space="preserve">2. </w:t>
+      </w:r>
+      <w:r>
+        <w:rPr>
+          <w:rFonts w:hint="eastAsia"/>
+        </w:rPr>
+        <w:t>京都气候大会上各方的立场</w:t>
+      </w:r>
+    </w:p>
+    <w:p>
+      <w:pPr>
+        <w:pStyle w:val="aa"/>
+        <w:numPr>
+          <w:ilvl w:val="0"/>
+          <w:numId w:val="25"/>
+        </w:numPr>
+        <w:spacing w:beforeLines="0" w:before="0" w:afterLines="0" w:after="0"/>
+        <w:ind w:left="442" w:hanging="442"/>
+      </w:pPr>
+      <w:r>
+        <w:rPr>
+          <w:rFonts w:hint="eastAsia"/>
+          <w:b/>
+          <w:bCs/>
+        </w:rPr>
+        <w:t>美国：</w:t>
+      </w:r>
+      <w:r>
+        <w:rPr>
+          <w:rFonts w:hint="eastAsia"/>
+        </w:rPr>
+        <w:t>2008-2012</w:t>
+      </w:r>
+      <w:r>
+        <w:rPr>
+          <w:rFonts w:hint="eastAsia"/>
+        </w:rPr>
+        <w:t>年排放量稳定在</w:t>
+      </w:r>
+      <w:r>
+        <w:rPr>
+          <w:rFonts w:hint="eastAsia"/>
+        </w:rPr>
+        <w:t>1990</w:t>
+      </w:r>
+      <w:r>
+        <w:rPr>
+          <w:rFonts w:hint="eastAsia"/>
+        </w:rPr>
+        <w:t>年水平</w:t>
+      </w:r>
+    </w:p>
+    <w:p>
+      <w:pPr>
+        <w:pStyle w:val="aa"/>
+        <w:numPr>
+          <w:ilvl w:val="0"/>
+          <w:numId w:val="25"/>
+        </w:numPr>
+        <w:spacing w:beforeLines="0" w:before="0" w:afterLines="0" w:after="0"/>
+        <w:ind w:left="442" w:hanging="442"/>
+      </w:pPr>
+      <w:r>
+        <w:rPr>
+          <w:rFonts w:hint="eastAsia"/>
+          <w:b/>
+          <w:bCs/>
+        </w:rPr>
+        <w:t>日本：</w:t>
+      </w:r>
+      <w:r>
+        <w:rPr>
+          <w:rFonts w:hint="eastAsia"/>
+        </w:rPr>
+        <w:t>工业国家到</w:t>
+      </w:r>
+      <w:r>
+        <w:rPr>
+          <w:rFonts w:hint="eastAsia"/>
+        </w:rPr>
+        <w:t>2012</w:t>
+      </w:r>
+      <w:r>
+        <w:rPr>
+          <w:rFonts w:hint="eastAsia"/>
+        </w:rPr>
+        <w:t>年稳定排放量</w:t>
+      </w:r>
+    </w:p>
+    <w:p>
+      <w:pPr>
+        <w:pStyle w:val="aa"/>
+        <w:numPr>
+          <w:ilvl w:val="0"/>
+          <w:numId w:val="25"/>
+        </w:numPr>
+        <w:spacing w:beforeLines="0" w:before="0" w:afterLines="0" w:after="0"/>
+        <w:ind w:left="442" w:hanging="442"/>
+      </w:pPr>
+      <w:r>
+        <w:rPr>
+          <w:rFonts w:hint="eastAsia"/>
+          <w:b/>
+          <w:bCs/>
+        </w:rPr>
+        <w:t>欧盟：</w:t>
+      </w:r>
+      <w:r>
+        <w:rPr>
+          <w:rFonts w:hint="eastAsia"/>
+        </w:rPr>
+        <w:t>六类温室气体中的三类</w:t>
+      </w:r>
+      <w:r>
+        <w:rPr>
+          <w:rFonts w:hint="eastAsia"/>
+        </w:rPr>
+        <w:t>，</w:t>
+      </w:r>
+      <w:r>
+        <w:rPr>
+          <w:rFonts w:hint="eastAsia"/>
+        </w:rPr>
+        <w:t>以</w:t>
+      </w:r>
+      <w:r>
+        <w:rPr>
+          <w:rFonts w:hint="eastAsia"/>
+        </w:rPr>
+        <w:t>1990</w:t>
+      </w:r>
+      <w:r>
+        <w:rPr>
+          <w:rFonts w:hint="eastAsia"/>
+        </w:rPr>
+        <w:t>年为基准，要求</w:t>
+      </w:r>
+      <w:r>
+        <w:rPr>
+          <w:rFonts w:hint="eastAsia"/>
+        </w:rPr>
+        <w:t>2005</w:t>
+      </w:r>
+      <w:r>
+        <w:rPr>
+          <w:rFonts w:hint="eastAsia"/>
+        </w:rPr>
+        <w:t>年削减</w:t>
+      </w:r>
+      <w:r>
+        <w:rPr>
+          <w:rFonts w:hint="eastAsia"/>
+        </w:rPr>
+        <w:t>7.5%</w:t>
+      </w:r>
+      <w:r>
+        <w:rPr>
+          <w:rFonts w:hint="eastAsia"/>
+        </w:rPr>
+        <w:t>，</w:t>
+      </w:r>
+      <w:r>
+        <w:rPr>
+          <w:rFonts w:hint="eastAsia"/>
+        </w:rPr>
+        <w:t>2010</w:t>
+      </w:r>
+      <w:r>
+        <w:rPr>
+          <w:rFonts w:hint="eastAsia"/>
+        </w:rPr>
+        <w:t>年削减</w:t>
+      </w:r>
+      <w:r>
+        <w:rPr>
+          <w:rFonts w:hint="eastAsia"/>
+        </w:rPr>
+        <w:t>15%</w:t>
+      </w:r>
+    </w:p>
+    <w:p>
+      <w:pPr>
+        <w:pStyle w:val="aa"/>
+        <w:numPr>
+          <w:ilvl w:val="0"/>
+          <w:numId w:val="25"/>
+        </w:numPr>
+        <w:spacing w:beforeLines="0" w:before="0" w:afterLines="0" w:after="0"/>
+        <w:ind w:left="442" w:hanging="442"/>
+      </w:pPr>
+      <w:r>
+        <w:rPr>
+          <w:rFonts w:hint="eastAsia"/>
+          <w:b/>
+          <w:bCs/>
+        </w:rPr>
+        <w:t>77</w:t>
+      </w:r>
+      <w:r>
+        <w:rPr>
+          <w:rFonts w:hint="eastAsia"/>
+          <w:b/>
+          <w:bCs/>
+        </w:rPr>
+        <w:t>国集团：</w:t>
+      </w:r>
+      <w:r>
+        <w:rPr>
+          <w:rFonts w:hint="eastAsia"/>
+        </w:rPr>
+        <w:t>支持欧盟的目标，但不支持将其适用于发展中国家</w:t>
+      </w:r>
+    </w:p>
+    <w:p>
+      <w:pPr>
+        <w:pStyle w:val="aa"/>
+        <w:numPr>
+          <w:ilvl w:val="0"/>
+          <w:numId w:val="25"/>
+        </w:numPr>
+        <w:spacing w:beforeLines="0" w:before="0" w:afterLines="0" w:after="0"/>
+        <w:ind w:left="442" w:hanging="442"/>
+        <w:rPr>
+          <w:rFonts w:hint="eastAsia"/>
+        </w:rPr>
+      </w:pPr>
+      <w:r>
+        <w:rPr>
+          <w:rFonts w:hint="eastAsia"/>
+          <w:b/>
+          <w:bCs/>
+        </w:rPr>
+        <w:t>小岛国家联盟：</w:t>
+      </w:r>
+      <w:r>
+        <w:rPr>
+          <w:rFonts w:hint="eastAsia"/>
+        </w:rPr>
+        <w:t>要求发达国家同意</w:t>
+      </w:r>
+      <w:r>
+        <w:rPr>
+          <w:rFonts w:hint="eastAsia"/>
+        </w:rPr>
+        <w:t>2005</w:t>
+      </w:r>
+      <w:r>
+        <w:rPr>
+          <w:rFonts w:hint="eastAsia"/>
+        </w:rPr>
+        <w:t>年削减</w:t>
+      </w:r>
+      <w:r>
+        <w:rPr>
+          <w:rFonts w:hint="eastAsia"/>
+        </w:rPr>
+        <w:t>50%</w:t>
+      </w:r>
+      <w:r>
+        <w:rPr>
+          <w:rFonts w:hint="eastAsia"/>
+        </w:rPr>
+        <w:t>的排放量</w:t>
+      </w:r>
+    </w:p>
+    <w:p>
+      <w:pPr>
+        <w:pStyle w:val="af1"/>
+        <w:rPr>
+          <w:rFonts w:hint="eastAsia"/>
+        </w:rPr>
+      </w:pPr>
+      <w:r>
+        <w:rPr>
+          <w:rFonts w:hint="eastAsia"/>
+        </w:rPr>
+        <w:t xml:space="preserve">3. </w:t>
+      </w:r>
+      <w:r>
+        <w:rPr>
+          <w:rFonts w:hint="eastAsia"/>
+        </w:rPr>
+        <w:t>京都气候大会上的非国家行为体</w:t>
+      </w:r>
+    </w:p>
+    <w:p>
+      <w:pPr>
+        <w:pStyle w:val="aa"/>
+        <w:spacing w:before="78" w:after="78"/>
+        <w:ind w:firstLine="420"/>
+      </w:pPr>
+      <w:r>
+        <w:rPr>
+          <w:rFonts w:hint="eastAsia"/>
+        </w:rPr>
+        <w:t>京都气候大会上一些主要的非国家行为</w:t>
+      </w:r>
+      <w:proofErr w:type="gramStart"/>
+      <w:r>
+        <w:rPr>
+          <w:rFonts w:hint="eastAsia"/>
+        </w:rPr>
+        <w:t>体包括</w:t>
+      </w:r>
+      <w:proofErr w:type="gramEnd"/>
+      <w:r>
+        <w:rPr>
+          <w:rFonts w:hint="eastAsia"/>
+        </w:rPr>
+        <w:t>日本的基科论坛（</w:t>
+      </w:r>
+      <w:r>
+        <w:rPr>
+          <w:rFonts w:hint="eastAsia"/>
+        </w:rPr>
+        <w:t>Kiko Forum</w:t>
+      </w:r>
+      <w:r>
+        <w:rPr>
+          <w:rFonts w:hint="eastAsia"/>
+        </w:rPr>
+        <w:t>，包括</w:t>
+      </w:r>
+      <w:r>
+        <w:rPr>
+          <w:rFonts w:hint="eastAsia"/>
+        </w:rPr>
+        <w:t>超过</w:t>
+      </w:r>
+      <w:r>
+        <w:rPr>
+          <w:rFonts w:hint="eastAsia"/>
+        </w:rPr>
+        <w:t>150</w:t>
+      </w:r>
+      <w:r>
+        <w:rPr>
+          <w:rFonts w:hint="eastAsia"/>
+        </w:rPr>
+        <w:t>个关注气候变化的日本环境非政府组织</w:t>
+      </w:r>
+      <w:r>
+        <w:rPr>
+          <w:rFonts w:hint="eastAsia"/>
+        </w:rPr>
+        <w:t>）、</w:t>
+      </w:r>
+      <w:r>
+        <w:rPr>
+          <w:rFonts w:hint="eastAsia"/>
+        </w:rPr>
+        <w:t>英国地球之友</w:t>
+      </w:r>
+      <w:r>
+        <w:rPr>
+          <w:rFonts w:hint="eastAsia"/>
+        </w:rPr>
+        <w:t>、</w:t>
+      </w:r>
+      <w:r>
+        <w:rPr>
+          <w:rFonts w:hint="eastAsia"/>
+        </w:rPr>
+        <w:t>世界自然基金会</w:t>
+      </w:r>
+      <w:r>
+        <w:rPr>
+          <w:rFonts w:hint="eastAsia"/>
+        </w:rPr>
+        <w:t>，以及</w:t>
+      </w:r>
+      <w:r>
+        <w:rPr>
+          <w:rFonts w:hint="eastAsia"/>
+        </w:rPr>
+        <w:t>第三次缔约会议主席</w:t>
+      </w:r>
+      <w:r>
+        <w:rPr>
+          <w:rFonts w:hint="eastAsia"/>
+        </w:rPr>
+        <w:t>、</w:t>
+      </w:r>
+      <w:r>
+        <w:rPr>
+          <w:rFonts w:hint="eastAsia"/>
+        </w:rPr>
+        <w:t>阿根廷人奥依维拉</w:t>
+      </w:r>
+      <w:r>
+        <w:rPr>
+          <w:rFonts w:hint="eastAsia"/>
+        </w:rPr>
+        <w:t>等。</w:t>
+      </w:r>
+    </w:p>
+    <w:p>
+      <w:pPr>
+        <w:pStyle w:val="ae"/>
+        <w:rPr>
+          <w:rFonts w:hint="eastAsia"/>
+        </w:rPr>
+      </w:pPr>
+      <w:bookmarkStart w:id="48" w:name="_Toc226646754"/>
+      <w:r>
+        <w:rPr>
+          <w:rFonts w:hint="eastAsia"/>
+        </w:rPr>
+        <w:t>（二）巴黎气候大会前后的谈判集团</w:t>
+      </w:r>
+      <w:bookmarkEnd w:id="48"/>
+    </w:p>
+    <w:p>
+      <w:pPr>
+        <w:pStyle w:val="aa"/>
+        <w:spacing w:before="78" w:after="78"/>
+      </w:pPr>
+      <w:r>
+        <w:tab/>
+      </w:r>
+      <w:r>
+        <w:rPr>
+          <w:rFonts w:hint="eastAsia"/>
+        </w:rPr>
+        <w:t>巴黎气候大会上的谈判集团有：</w:t>
+      </w:r>
+    </w:p>
+    <w:p>
+      <w:pPr>
+        <w:pStyle w:val="aa"/>
+        <w:numPr>
+          <w:ilvl w:val="0"/>
+          <w:numId w:val="26"/>
+        </w:numPr>
+        <w:spacing w:beforeLines="0" w:before="0" w:afterLines="0" w:after="0"/>
+        <w:ind w:left="442" w:hanging="442"/>
+        <w:rPr>
+          <w:rFonts w:hint="eastAsia"/>
+        </w:rPr>
+      </w:pPr>
+      <w:r>
+        <w:rPr>
+          <w:rFonts w:hint="eastAsia"/>
+        </w:rPr>
+        <w:t>欧盟</w:t>
+      </w:r>
+      <w:r>
+        <w:rPr>
+          <w:rFonts w:hint="eastAsia"/>
+        </w:rPr>
+        <w:t>（</w:t>
+      </w:r>
+      <w:r>
+        <w:rPr>
+          <w:rFonts w:hint="eastAsia"/>
+        </w:rPr>
+        <w:t>EU</w:t>
+      </w:r>
+      <w:r>
+        <w:rPr>
+          <w:rFonts w:hint="eastAsia"/>
+        </w:rPr>
+        <w:t>）</w:t>
+      </w:r>
+    </w:p>
+    <w:p>
+      <w:pPr>
+        <w:pStyle w:val="aa"/>
+        <w:numPr>
+          <w:ilvl w:val="0"/>
+          <w:numId w:val="26"/>
+        </w:numPr>
+        <w:spacing w:beforeLines="0" w:before="0" w:afterLines="0" w:after="0"/>
+        <w:ind w:left="442" w:hanging="442"/>
+        <w:rPr>
+          <w:rFonts w:hint="eastAsia"/>
+        </w:rPr>
+      </w:pPr>
+      <w:r>
+        <w:rPr>
+          <w:rFonts w:hint="eastAsia"/>
+        </w:rPr>
+        <w:t>伞形集团</w:t>
+      </w:r>
+      <w:r>
+        <w:rPr>
+          <w:rFonts w:hint="eastAsia"/>
+        </w:rPr>
+        <w:t>（</w:t>
+      </w:r>
+      <w:r>
+        <w:rPr>
+          <w:rFonts w:hint="eastAsia"/>
+        </w:rPr>
+        <w:t>The Umbrella Group</w:t>
+      </w:r>
+      <w:r>
+        <w:rPr>
+          <w:rFonts w:hint="eastAsia"/>
+        </w:rPr>
+        <w:t>）</w:t>
+      </w:r>
+    </w:p>
+    <w:p>
+      <w:pPr>
+        <w:pStyle w:val="aa"/>
+        <w:numPr>
+          <w:ilvl w:val="0"/>
+          <w:numId w:val="26"/>
+        </w:numPr>
+        <w:spacing w:beforeLines="0" w:before="0" w:afterLines="0" w:after="0"/>
+        <w:ind w:left="442" w:hanging="442"/>
+        <w:rPr>
+          <w:rFonts w:hint="eastAsia"/>
+        </w:rPr>
+      </w:pPr>
+      <w:r>
+        <w:rPr>
+          <w:rFonts w:hint="eastAsia"/>
+        </w:rPr>
+        <w:t>环境完整性集团</w:t>
+      </w:r>
+      <w:r>
+        <w:rPr>
+          <w:rFonts w:hint="eastAsia"/>
+        </w:rPr>
+        <w:t>（</w:t>
+      </w:r>
+      <w:r>
+        <w:rPr>
+          <w:rFonts w:hint="eastAsia"/>
+        </w:rPr>
+        <w:t>EIG</w:t>
+      </w:r>
+      <w:r>
+        <w:rPr>
+          <w:rFonts w:hint="eastAsia"/>
+        </w:rPr>
+        <w:t>）</w:t>
+      </w:r>
+    </w:p>
+    <w:p>
+      <w:pPr>
+        <w:pStyle w:val="aa"/>
+        <w:numPr>
+          <w:ilvl w:val="0"/>
+          <w:numId w:val="26"/>
+        </w:numPr>
+        <w:spacing w:beforeLines="0" w:before="0" w:afterLines="0" w:after="0"/>
+        <w:ind w:left="442" w:hanging="442"/>
+        <w:rPr>
+          <w:rFonts w:hint="eastAsia"/>
+        </w:rPr>
+      </w:pPr>
+      <w:r>
+        <w:rPr>
+          <w:rFonts w:hint="eastAsia"/>
+        </w:rPr>
+        <w:lastRenderedPageBreak/>
+        <w:t>77</w:t>
+      </w:r>
+      <w:r>
+        <w:rPr>
+          <w:rFonts w:hint="eastAsia"/>
+        </w:rPr>
+        <w:t>国集团</w:t>
+      </w:r>
+      <w:r>
+        <w:rPr>
+          <w:rFonts w:hint="eastAsia"/>
+        </w:rPr>
+        <w:t>+</w:t>
+      </w:r>
+      <w:r>
+        <w:rPr>
+          <w:rFonts w:hint="eastAsia"/>
+        </w:rPr>
+        <w:t>中国</w:t>
+      </w:r>
+    </w:p>
+    <w:p>
+      <w:pPr>
+        <w:pStyle w:val="aa"/>
+        <w:numPr>
+          <w:ilvl w:val="0"/>
+          <w:numId w:val="26"/>
+        </w:numPr>
+        <w:spacing w:beforeLines="0" w:before="0" w:afterLines="0" w:after="0"/>
+        <w:ind w:left="442" w:hanging="442"/>
+        <w:rPr>
+          <w:rFonts w:hint="eastAsia"/>
+        </w:rPr>
+      </w:pPr>
+      <w:r>
+        <w:rPr>
+          <w:rFonts w:hint="eastAsia"/>
+        </w:rPr>
+        <w:t>小岛国联盟</w:t>
+      </w:r>
+      <w:r>
+        <w:rPr>
+          <w:rFonts w:hint="eastAsia"/>
+        </w:rPr>
+        <w:t>（</w:t>
+      </w:r>
+      <w:r>
+        <w:rPr>
+          <w:rFonts w:hint="eastAsia"/>
+        </w:rPr>
+        <w:t>AOSIS</w:t>
+      </w:r>
+      <w:r>
+        <w:rPr>
+          <w:rFonts w:hint="eastAsia"/>
+        </w:rPr>
+        <w:t>）</w:t>
+      </w:r>
+    </w:p>
+    <w:p>
+      <w:pPr>
+        <w:pStyle w:val="aa"/>
+        <w:numPr>
+          <w:ilvl w:val="0"/>
+          <w:numId w:val="26"/>
+        </w:numPr>
+        <w:spacing w:beforeLines="0" w:before="0" w:afterLines="0" w:after="0"/>
+        <w:ind w:left="442" w:hanging="442"/>
+        <w:rPr>
+          <w:rFonts w:hint="eastAsia"/>
+        </w:rPr>
+      </w:pPr>
+      <w:r>
+        <w:rPr>
+          <w:rFonts w:hint="eastAsia"/>
+        </w:rPr>
+        <w:t>最不发达国家</w:t>
+      </w:r>
+      <w:r>
+        <w:rPr>
+          <w:rFonts w:hint="eastAsia"/>
+        </w:rPr>
+        <w:t>（</w:t>
+      </w:r>
+      <w:r>
+        <w:rPr>
+          <w:rFonts w:hint="eastAsia"/>
+        </w:rPr>
+        <w:t>LDC</w:t>
+      </w:r>
+      <w:r>
+        <w:rPr>
+          <w:rFonts w:hint="eastAsia"/>
+        </w:rPr>
+        <w:t>）</w:t>
+      </w:r>
+    </w:p>
+    <w:p>
+      <w:pPr>
+        <w:pStyle w:val="aa"/>
+        <w:numPr>
+          <w:ilvl w:val="0"/>
+          <w:numId w:val="26"/>
+        </w:numPr>
+        <w:spacing w:beforeLines="0" w:before="0" w:afterLines="0" w:after="0"/>
+        <w:ind w:left="442" w:hanging="442"/>
+        <w:rPr>
+          <w:rFonts w:hint="eastAsia"/>
+        </w:rPr>
+      </w:pPr>
+      <w:r>
+        <w:rPr>
+          <w:rFonts w:hint="eastAsia"/>
+        </w:rPr>
+        <w:t>基础四国</w:t>
+      </w:r>
+      <w:r>
+        <w:rPr>
+          <w:rFonts w:hint="eastAsia"/>
+        </w:rPr>
+        <w:t>（</w:t>
+      </w:r>
+      <w:r>
+        <w:rPr>
+          <w:rFonts w:hint="eastAsia"/>
+        </w:rPr>
+        <w:t>BASICs</w:t>
+      </w:r>
+      <w:r>
+        <w:rPr>
+          <w:rFonts w:hint="eastAsia"/>
+        </w:rPr>
+        <w:t>）</w:t>
+      </w:r>
+    </w:p>
+    <w:p>
+      <w:pPr>
+        <w:pStyle w:val="aa"/>
+        <w:numPr>
+          <w:ilvl w:val="0"/>
+          <w:numId w:val="26"/>
+        </w:numPr>
+        <w:spacing w:beforeLines="0" w:before="0" w:afterLines="0" w:after="0"/>
+        <w:ind w:left="442" w:hanging="442"/>
+        <w:rPr>
+          <w:rFonts w:hint="eastAsia"/>
+        </w:rPr>
+      </w:pPr>
+      <w:r>
+        <w:rPr>
+          <w:rFonts w:hint="eastAsia"/>
+        </w:rPr>
+        <w:t>立场相近发展中国家集团（</w:t>
+      </w:r>
+      <w:r>
+        <w:rPr>
+          <w:rFonts w:hint="eastAsia"/>
+        </w:rPr>
+        <w:t>LMDC</w:t>
+      </w:r>
+      <w:r>
+        <w:rPr>
+          <w:rFonts w:hint="eastAsia"/>
+        </w:rPr>
+        <w:t>）（成员包括印度、中国、马来西亚、沙特阿拉伯以及其他众多发展中国家）</w:t>
+      </w:r>
+    </w:p>
+    <w:p>
+      <w:pPr>
+        <w:pStyle w:val="ae"/>
+      </w:pPr>
+      <w:bookmarkStart w:id="49" w:name="_Toc226646755"/>
+      <w:r>
+        <w:rPr>
+          <w:rFonts w:hint="eastAsia"/>
+        </w:rPr>
+        <w:t>（三）变化中的国内利害关系</w:t>
+      </w:r>
+      <w:bookmarkEnd w:id="49"/>
+    </w:p>
+    <w:p>
+      <w:pPr>
+        <w:pStyle w:val="aa"/>
+        <w:spacing w:before="78" w:after="78"/>
+        <w:ind w:firstLine="420"/>
+      </w:pPr>
+      <w:r>
+        <w:rPr>
+          <w:rFonts w:hint="eastAsia"/>
+        </w:rPr>
+        <w:t>气候谈判还会受到国内因素影响，包括：</w:t>
+      </w:r>
+    </w:p>
+    <w:p>
+      <w:pPr>
+        <w:pStyle w:val="aa"/>
+        <w:numPr>
+          <w:ilvl w:val="0"/>
+          <w:numId w:val="27"/>
+        </w:numPr>
+        <w:spacing w:beforeLines="0" w:before="0" w:afterLines="0" w:after="0"/>
+        <w:ind w:left="442" w:hanging="442"/>
+        <w:rPr>
+          <w:rFonts w:hint="eastAsia"/>
+        </w:rPr>
+      </w:pPr>
+      <w:r>
+        <w:rPr>
+          <w:rFonts w:hint="eastAsia"/>
+        </w:rPr>
+        <w:t>政府（中央、部门、地方）</w:t>
+      </w:r>
+    </w:p>
+    <w:p>
+      <w:pPr>
+        <w:pStyle w:val="aa"/>
+        <w:numPr>
+          <w:ilvl w:val="0"/>
+          <w:numId w:val="27"/>
+        </w:numPr>
+        <w:spacing w:beforeLines="0" w:before="0" w:afterLines="0" w:after="0"/>
+        <w:ind w:left="442" w:hanging="442"/>
+        <w:rPr>
+          <w:rFonts w:hint="eastAsia"/>
+        </w:rPr>
+      </w:pPr>
+      <w:r>
+        <w:rPr>
+          <w:rFonts w:hint="eastAsia"/>
+        </w:rPr>
+        <w:t>民众</w:t>
+      </w:r>
+    </w:p>
+    <w:p>
+      <w:pPr>
+        <w:pStyle w:val="aa"/>
+        <w:numPr>
+          <w:ilvl w:val="0"/>
+          <w:numId w:val="27"/>
+        </w:numPr>
+        <w:spacing w:beforeLines="0" w:before="0" w:afterLines="0" w:after="0"/>
+        <w:ind w:left="442" w:hanging="442"/>
+        <w:rPr>
+          <w:rFonts w:hint="eastAsia"/>
+        </w:rPr>
+      </w:pPr>
+      <w:r>
+        <w:rPr>
+          <w:rFonts w:hint="eastAsia"/>
+        </w:rPr>
+        <w:t>大公司</w:t>
+      </w:r>
+    </w:p>
+    <w:p>
+      <w:pPr>
+        <w:pStyle w:val="aa"/>
+        <w:numPr>
+          <w:ilvl w:val="0"/>
+          <w:numId w:val="27"/>
+        </w:numPr>
+        <w:spacing w:beforeLines="0" w:before="0" w:afterLines="0" w:after="0"/>
+        <w:ind w:left="442" w:hanging="442"/>
+        <w:rPr>
+          <w:rFonts w:hint="eastAsia"/>
+        </w:rPr>
+      </w:pPr>
+      <w:r>
+        <w:rPr>
+          <w:rFonts w:hint="eastAsia"/>
+        </w:rPr>
+        <w:t>（国际</w:t>
+      </w:r>
+      <w:r>
+        <w:rPr>
+          <w:rFonts w:hint="eastAsia"/>
+        </w:rPr>
+        <w:t>/</w:t>
+      </w:r>
+      <w:r>
+        <w:rPr>
+          <w:rFonts w:hint="eastAsia"/>
+        </w:rPr>
+        <w:t>国内）非政府组织</w:t>
+      </w:r>
+    </w:p>
+    <w:p>
+      <w:pPr>
+        <w:pStyle w:val="aa"/>
+        <w:numPr>
+          <w:ilvl w:val="0"/>
+          <w:numId w:val="27"/>
+        </w:numPr>
+        <w:spacing w:beforeLines="0" w:before="0" w:afterLines="0" w:after="0"/>
+        <w:ind w:left="442" w:hanging="442"/>
+        <w:rPr>
+          <w:rFonts w:hint="eastAsia"/>
+        </w:rPr>
+      </w:pPr>
+      <w:r>
+        <w:rPr>
+          <w:rFonts w:hint="eastAsia"/>
+        </w:rPr>
+        <w:t>（国际层次）政府间国际组织</w:t>
       </w:r>
     </w:p>
     <w:p>
@@ -8572,6 +11528,372 @@
     </w:lvl>
   </w:abstractNum>
   <w:abstractNum w:abstractNumId="3" w15:restartNumberingAfterBreak="0">
+    <w:nsid w:val="066E6C28"/>
+    <w:multiLevelType w:val="hybridMultilevel"/>
+    <w:tmpl w:val="0FB62AD2"/>
+    <w:lvl w:ilvl="0" w:tplc="13E21D6E">
+      <w:start w:val="1"/>
+      <w:numFmt w:val="bullet"/>
+      <w:lvlText w:val="•"/>
+      <w:lvlJc w:val="left"/>
+      <w:pPr>
+        <w:tabs>
+          <w:tab w:val="num" w:pos="720"/>
+        </w:tabs>
+        <w:ind w:left="720" w:hanging="360"/>
+      </w:pPr>
+      <w:rPr>
+        <w:rFonts w:ascii="Arial" w:hAnsi="Arial" w:hint="default"/>
+      </w:rPr>
+    </w:lvl>
+    <w:lvl w:ilvl="1" w:tplc="630A0346">
+      <w:start w:val="1"/>
+      <w:numFmt w:val="bullet"/>
+      <w:lvlText w:val="•"/>
+      <w:lvlJc w:val="left"/>
+      <w:pPr>
+        <w:tabs>
+          <w:tab w:val="num" w:pos="1440"/>
+        </w:tabs>
+        <w:ind w:left="1440" w:hanging="360"/>
+      </w:pPr>
+      <w:rPr>
+        <w:rFonts w:ascii="Arial" w:hAnsi="Arial" w:hint="default"/>
+      </w:rPr>
+    </w:lvl>
+    <w:lvl w:ilvl="2" w:tplc="E7241592" w:tentative="1">
+      <w:start w:val="1"/>
+      <w:numFmt w:val="bullet"/>
+      <w:lvlText w:val="•"/>
+      <w:lvlJc w:val="left"/>
+      <w:pPr>
+        <w:tabs>
+          <w:tab w:val="num" w:pos="2160"/>
+        </w:tabs>
+        <w:ind w:left="2160" w:hanging="360"/>
+      </w:pPr>
+      <w:rPr>
+        <w:rFonts w:ascii="Arial" w:hAnsi="Arial" w:hint="default"/>
+      </w:rPr>
+    </w:lvl>
+    <w:lvl w:ilvl="3" w:tplc="C4FA29E8" w:tentative="1">
+      <w:start w:val="1"/>
+      <w:numFmt w:val="bullet"/>
+      <w:lvlText w:val="•"/>
+      <w:lvlJc w:val="left"/>
+      <w:pPr>
+        <w:tabs>
+          <w:tab w:val="num" w:pos="2880"/>
+        </w:tabs>
+        <w:ind w:left="2880" w:hanging="360"/>
+      </w:pPr>
+      <w:rPr>
+        <w:rFonts w:ascii="Arial" w:hAnsi="Arial" w:hint="default"/>
+      </w:rPr>
+    </w:lvl>
+    <w:lvl w:ilvl="4" w:tplc="25404B3A" w:tentative="1">
+      <w:start w:val="1"/>
+      <w:numFmt w:val="bullet"/>
+      <w:lvlText w:val="•"/>
+      <w:lvlJc w:val="left"/>
+      <w:pPr>
+        <w:tabs>
+          <w:tab w:val="num" w:pos="3600"/>
+        </w:tabs>
+        <w:ind w:left="3600" w:hanging="360"/>
+      </w:pPr>
+      <w:rPr>
+        <w:rFonts w:ascii="Arial" w:hAnsi="Arial" w:hint="default"/>
+      </w:rPr>
+    </w:lvl>
+    <w:lvl w:ilvl="5" w:tplc="85D6F0B8" w:tentative="1">
+      <w:start w:val="1"/>
+      <w:numFmt w:val="bullet"/>
+      <w:lvlText w:val="•"/>
+      <w:lvlJc w:val="left"/>
+      <w:pPr>
+        <w:tabs>
+          <w:tab w:val="num" w:pos="4320"/>
+        </w:tabs>
+        <w:ind w:left="4320" w:hanging="360"/>
+      </w:pPr>
+      <w:rPr>
+        <w:rFonts w:ascii="Arial" w:hAnsi="Arial" w:hint="default"/>
+      </w:rPr>
+    </w:lvl>
+    <w:lvl w:ilvl="6" w:tplc="4B4ABD16" w:tentative="1">
+      <w:start w:val="1"/>
+      <w:numFmt w:val="bullet"/>
+      <w:lvlText w:val="•"/>
+      <w:lvlJc w:val="left"/>
+      <w:pPr>
+        <w:tabs>
+          <w:tab w:val="num" w:pos="5040"/>
+        </w:tabs>
+        <w:ind w:left="5040" w:hanging="360"/>
+      </w:pPr>
+      <w:rPr>
+        <w:rFonts w:ascii="Arial" w:hAnsi="Arial" w:hint="default"/>
+      </w:rPr>
+    </w:lvl>
+    <w:lvl w:ilvl="7" w:tplc="9F88D63C" w:tentative="1">
+      <w:start w:val="1"/>
+      <w:numFmt w:val="bullet"/>
+      <w:lvlText w:val="•"/>
+      <w:lvlJc w:val="left"/>
+      <w:pPr>
+        <w:tabs>
+          <w:tab w:val="num" w:pos="5760"/>
+        </w:tabs>
+        <w:ind w:left="5760" w:hanging="360"/>
+      </w:pPr>
+      <w:rPr>
+        <w:rFonts w:ascii="Arial" w:hAnsi="Arial" w:hint="default"/>
+      </w:rPr>
+    </w:lvl>
+    <w:lvl w:ilvl="8" w:tplc="75DE5FF6" w:tentative="1">
+      <w:start w:val="1"/>
+      <w:numFmt w:val="bullet"/>
+      <w:lvlText w:val="•"/>
+      <w:lvlJc w:val="left"/>
+      <w:pPr>
+        <w:tabs>
+          <w:tab w:val="num" w:pos="6480"/>
+        </w:tabs>
+        <w:ind w:left="6480" w:hanging="360"/>
+      </w:pPr>
+      <w:rPr>
+        <w:rFonts w:ascii="Arial" w:hAnsi="Arial" w:hint="default"/>
+      </w:rPr>
+    </w:lvl>
+  </w:abstractNum>
+  <w:abstractNum w:abstractNumId="4" w15:restartNumberingAfterBreak="0">
+    <w:nsid w:val="0B20750E"/>
+    <w:multiLevelType w:val="hybridMultilevel"/>
+    <w:tmpl w:val="D9621A32"/>
+    <w:lvl w:ilvl="0" w:tplc="04090001">
+      <w:start w:val="1"/>
+      <w:numFmt w:val="bullet"/>
+      <w:lvlText w:val=""/>
+      <w:lvlJc w:val="left"/>
+      <w:pPr>
+        <w:ind w:left="440" w:hanging="440"/>
+      </w:pPr>
+      <w:rPr>
+        <w:rFonts w:ascii="Wingdings" w:hAnsi="Wingdings" w:hint="default"/>
+      </w:rPr>
+    </w:lvl>
+    <w:lvl w:ilvl="1" w:tplc="04090003" w:tentative="1">
+      <w:start w:val="1"/>
+      <w:numFmt w:val="bullet"/>
+      <w:lvlText w:val=""/>
+      <w:lvlJc w:val="left"/>
+      <w:pPr>
+        <w:ind w:left="880" w:hanging="440"/>
+      </w:pPr>
+      <w:rPr>
+        <w:rFonts w:ascii="Wingdings" w:hAnsi="Wingdings" w:hint="default"/>
+      </w:rPr>
+    </w:lvl>
+    <w:lvl w:ilvl="2" w:tplc="04090005" w:tentative="1">
+      <w:start w:val="1"/>
+      <w:numFmt w:val="bullet"/>
+      <w:lvlText w:val=""/>
+      <w:lvlJc w:val="left"/>
+      <w:pPr>
+        <w:ind w:left="1320" w:hanging="440"/>
+      </w:pPr>
+      <w:rPr>
+        <w:rFonts w:ascii="Wingdings" w:hAnsi="Wingdings" w:hint="default"/>
+      </w:rPr>
+    </w:lvl>
+    <w:lvl w:ilvl="3" w:tplc="04090001" w:tentative="1">
+      <w:start w:val="1"/>
+      <w:numFmt w:val="bullet"/>
+      <w:lvlText w:val=""/>
+      <w:lvlJc w:val="left"/>
+      <w:pPr>
+        <w:ind w:left="1760" w:hanging="440"/>
+      </w:pPr>
+      <w:rPr>
+        <w:rFonts w:ascii="Wingdings" w:hAnsi="Wingdings" w:hint="default"/>
+      </w:rPr>
+    </w:lvl>
+    <w:lvl w:ilvl="4" w:tplc="04090003" w:tentative="1">
+      <w:start w:val="1"/>
+      <w:numFmt w:val="bullet"/>
+      <w:lvlText w:val=""/>
+      <w:lvlJc w:val="left"/>
+      <w:pPr>
+        <w:ind w:left="2200" w:hanging="440"/>
+      </w:pPr>
+      <w:rPr>
+        <w:rFonts w:ascii="Wingdings" w:hAnsi="Wingdings" w:hint="default"/>
+      </w:rPr>
+    </w:lvl>
+    <w:lvl w:ilvl="5" w:tplc="04090005" w:tentative="1">
+      <w:start w:val="1"/>
+      <w:numFmt w:val="bullet"/>
+      <w:lvlText w:val=""/>
+      <w:lvlJc w:val="left"/>
+      <w:pPr>
+        <w:ind w:left="2640" w:hanging="440"/>
+      </w:pPr>
+      <w:rPr>
+        <w:rFonts w:ascii="Wingdings" w:hAnsi="Wingdings" w:hint="default"/>
+      </w:rPr>
+    </w:lvl>
+    <w:lvl w:ilvl="6" w:tplc="04090001" w:tentative="1">
+      <w:start w:val="1"/>
+      <w:numFmt w:val="bullet"/>
+      <w:lvlText w:val=""/>
+      <w:lvlJc w:val="left"/>
+      <w:pPr>
+        <w:ind w:left="3080" w:hanging="440"/>
+      </w:pPr>
+      <w:rPr>
+        <w:rFonts w:ascii="Wingdings" w:hAnsi="Wingdings" w:hint="default"/>
+      </w:rPr>
+    </w:lvl>
+    <w:lvl w:ilvl="7" w:tplc="04090003" w:tentative="1">
+      <w:start w:val="1"/>
+      <w:numFmt w:val="bullet"/>
+      <w:lvlText w:val=""/>
+      <w:lvlJc w:val="left"/>
+      <w:pPr>
+        <w:ind w:left="3520" w:hanging="440"/>
+      </w:pPr>
+      <w:rPr>
+        <w:rFonts w:ascii="Wingdings" w:hAnsi="Wingdings" w:hint="default"/>
+      </w:rPr>
+    </w:lvl>
+    <w:lvl w:ilvl="8" w:tplc="04090005" w:tentative="1">
+      <w:start w:val="1"/>
+      <w:numFmt w:val="bullet"/>
+      <w:lvlText w:val=""/>
+      <w:lvlJc w:val="left"/>
+      <w:pPr>
+        <w:ind w:left="3960" w:hanging="440"/>
+      </w:pPr>
+      <w:rPr>
+        <w:rFonts w:ascii="Wingdings" w:hAnsi="Wingdings" w:hint="default"/>
+      </w:rPr>
+    </w:lvl>
+  </w:abstractNum>
+  <w:abstractNum w:abstractNumId="5" w15:restartNumberingAfterBreak="0">
+    <w:nsid w:val="16D35BA2"/>
+    <w:multiLevelType w:val="hybridMultilevel"/>
+    <w:tmpl w:val="4130489A"/>
+    <w:lvl w:ilvl="0" w:tplc="04090001">
+      <w:start w:val="1"/>
+      <w:numFmt w:val="bullet"/>
+      <w:lvlText w:val=""/>
+      <w:lvlJc w:val="left"/>
+      <w:pPr>
+        <w:ind w:left="440" w:hanging="440"/>
+      </w:pPr>
+      <w:rPr>
+        <w:rFonts w:ascii="Wingdings" w:hAnsi="Wingdings" w:hint="default"/>
+      </w:rPr>
+    </w:lvl>
+    <w:lvl w:ilvl="1" w:tplc="04090003" w:tentative="1">
+      <w:start w:val="1"/>
+      <w:numFmt w:val="bullet"/>
+      <w:lvlText w:val=""/>
+      <w:lvlJc w:val="left"/>
+      <w:pPr>
+        <w:ind w:left="880" w:hanging="440"/>
+      </w:pPr>
+      <w:rPr>
+        <w:rFonts w:ascii="Wingdings" w:hAnsi="Wingdings" w:hint="default"/>
+      </w:rPr>
+    </w:lvl>
+    <w:lvl w:ilvl="2" w:tplc="04090005" w:tentative="1">
+      <w:start w:val="1"/>
+      <w:numFmt w:val="bullet"/>
+      <w:lvlText w:val=""/>
+      <w:lvlJc w:val="left"/>
+      <w:pPr>
+        <w:ind w:left="1320" w:hanging="440"/>
+      </w:pPr>
+      <w:rPr>
+        <w:rFonts w:ascii="Wingdings" w:hAnsi="Wingdings" w:hint="default"/>
+      </w:rPr>
+    </w:lvl>
+    <w:lvl w:ilvl="3" w:tplc="04090001" w:tentative="1">
+      <w:start w:val="1"/>
+      <w:numFmt w:val="bullet"/>
+      <w:lvlText w:val=""/>
+      <w:lvlJc w:val="left"/>
+      <w:pPr>
+        <w:ind w:left="1760" w:hanging="440"/>
+      </w:pPr>
+      <w:rPr>
+        <w:rFonts w:ascii="Wingdings" w:hAnsi="Wingdings" w:hint="default"/>
+      </w:rPr>
+    </w:lvl>
+    <w:lvl w:ilvl="4" w:tplc="04090003" w:tentative="1">
+      <w:start w:val="1"/>
+      <w:numFmt w:val="bullet"/>
+      <w:lvlText w:val=""/>
+      <w:lvlJc w:val="left"/>
+      <w:pPr>
+        <w:ind w:left="2200" w:hanging="440"/>
+      </w:pPr>
+      <w:rPr>
+        <w:rFonts w:ascii="Wingdings" w:hAnsi="Wingdings" w:hint="default"/>
+      </w:rPr>
+    </w:lvl>
+    <w:lvl w:ilvl="5" w:tplc="04090005" w:tentative="1">
+      <w:start w:val="1"/>
+      <w:numFmt w:val="bullet"/>
+      <w:lvlText w:val=""/>
+      <w:lvlJc w:val="left"/>
+      <w:pPr>
+        <w:ind w:left="2640" w:hanging="440"/>
+      </w:pPr>
+      <w:rPr>
+        <w:rFonts w:ascii="Wingdings" w:hAnsi="Wingdings" w:hint="default"/>
+      </w:rPr>
+    </w:lvl>
+    <w:lvl w:ilvl="6" w:tplc="04090001" w:tentative="1">
+      <w:start w:val="1"/>
+      <w:numFmt w:val="bullet"/>
+      <w:lvlText w:val=""/>
+      <w:lvlJc w:val="left"/>
+      <w:pPr>
+        <w:ind w:left="3080" w:hanging="440"/>
+      </w:pPr>
+      <w:rPr>
+        <w:rFonts w:ascii="Wingdings" w:hAnsi="Wingdings" w:hint="default"/>
+      </w:rPr>
+    </w:lvl>
+    <w:lvl w:ilvl="7" w:tplc="04090003" w:tentative="1">
+      <w:start w:val="1"/>
+      <w:numFmt w:val="bullet"/>
+      <w:lvlText w:val=""/>
+      <w:lvlJc w:val="left"/>
+      <w:pPr>
+        <w:ind w:left="3520" w:hanging="440"/>
+      </w:pPr>
+      <w:rPr>
+        <w:rFonts w:ascii="Wingdings" w:hAnsi="Wingdings" w:hint="default"/>
+      </w:rPr>
+    </w:lvl>
+    <w:lvl w:ilvl="8" w:tplc="04090005" w:tentative="1">
+      <w:start w:val="1"/>
+      <w:numFmt w:val="bullet"/>
+      <w:lvlText w:val=""/>
+      <w:lvlJc w:val="left"/>
+      <w:pPr>
+        <w:ind w:left="3960" w:hanging="440"/>
+      </w:pPr>
+      <w:rPr>
+        <w:rFonts w:ascii="Wingdings" w:hAnsi="Wingdings" w:hint="default"/>
+      </w:rPr>
+    </w:lvl>
+  </w:abstractNum>
+  <w:abstractNum w:abstractNumId="6" w15:restartNumberingAfterBreak="0">
     <w:nsid w:val="1B98566C"/>
     <w:multiLevelType w:val="hybridMultilevel"/>
     <w:tmpl w:val="5262D186"/>
@@ -8684,7 +12006,120 @@
       </w:rPr>
     </w:lvl>
   </w:abstractNum>
-  <w:abstractNum w:abstractNumId="4" w15:restartNumberingAfterBreak="0">
+  <w:abstractNum w:abstractNumId="7" w15:restartNumberingAfterBreak="0">
+    <w:nsid w:val="1F93729C"/>
+    <w:multiLevelType w:val="hybridMultilevel"/>
+    <w:tmpl w:val="2F52D33C"/>
+    <w:lvl w:ilvl="0" w:tplc="04090001">
+      <w:start w:val="1"/>
+      <w:numFmt w:val="bullet"/>
+      <w:lvlText w:val=""/>
+      <w:lvlJc w:val="left"/>
+      <w:pPr>
+        <w:ind w:left="440" w:hanging="440"/>
+      </w:pPr>
+      <w:rPr>
+        <w:rFonts w:ascii="Wingdings" w:hAnsi="Wingdings" w:hint="default"/>
+      </w:rPr>
+    </w:lvl>
+    <w:lvl w:ilvl="1" w:tplc="04090003" w:tentative="1">
+      <w:start w:val="1"/>
+      <w:numFmt w:val="bullet"/>
+      <w:lvlText w:val=""/>
+      <w:lvlJc w:val="left"/>
+      <w:pPr>
+        <w:ind w:left="880" w:hanging="440"/>
+      </w:pPr>
+      <w:rPr>
+        <w:rFonts w:ascii="Wingdings" w:hAnsi="Wingdings" w:hint="default"/>
+      </w:rPr>
+    </w:lvl>
+    <w:lvl w:ilvl="2" w:tplc="04090005" w:tentative="1">
+      <w:start w:val="1"/>
+      <w:numFmt w:val="bullet"/>
+      <w:lvlText w:val=""/>
+      <w:lvlJc w:val="left"/>
+      <w:pPr>
+        <w:ind w:left="1320" w:hanging="440"/>
+      </w:pPr>
+      <w:rPr>
+        <w:rFonts w:ascii="Wingdings" w:hAnsi="Wingdings" w:hint="default"/>
+      </w:rPr>
+    </w:lvl>
+    <w:lvl w:ilvl="3" w:tplc="04090001" w:tentative="1">
+      <w:start w:val="1"/>
+      <w:numFmt w:val="bullet"/>
+      <w:lvlText w:val=""/>
+      <w:lvlJc w:val="left"/>
+      <w:pPr>
+        <w:ind w:left="1760" w:hanging="440"/>
+      </w:pPr>
+      <w:rPr>
+        <w:rFonts w:ascii="Wingdings" w:hAnsi="Wingdings" w:hint="default"/>
+      </w:rPr>
+    </w:lvl>
+    <w:lvl w:ilvl="4" w:tplc="04090003" w:tentative="1">
+      <w:start w:val="1"/>
+      <w:numFmt w:val="bullet"/>
+      <w:lvlText w:val=""/>
+      <w:lvlJc w:val="left"/>
+      <w:pPr>
+        <w:ind w:left="2200" w:hanging="440"/>
+      </w:pPr>
+      <w:rPr>
+        <w:rFonts w:ascii="Wingdings" w:hAnsi="Wingdings" w:hint="default"/>
+      </w:rPr>
+    </w:lvl>
+    <w:lvl w:ilvl="5" w:tplc="04090005" w:tentative="1">
+      <w:start w:val="1"/>
+      <w:numFmt w:val="bullet"/>
+      <w:lvlText w:val=""/>
+      <w:lvlJc w:val="left"/>
+      <w:pPr>
+        <w:ind w:left="2640" w:hanging="440"/>
+      </w:pPr>
+      <w:rPr>
+        <w:rFonts w:ascii="Wingdings" w:hAnsi="Wingdings" w:hint="default"/>
+      </w:rPr>
+    </w:lvl>
+    <w:lvl w:ilvl="6" w:tplc="04090001" w:tentative="1">
+      <w:start w:val="1"/>
+      <w:numFmt w:val="bullet"/>
+      <w:lvlText w:val=""/>
+      <w:lvlJc w:val="left"/>
+      <w:pPr>
+        <w:ind w:left="3080" w:hanging="440"/>
+      </w:pPr>
+      <w:rPr>
+        <w:rFonts w:ascii="Wingdings" w:hAnsi="Wingdings" w:hint="default"/>
+      </w:rPr>
+    </w:lvl>
+    <w:lvl w:ilvl="7" w:tplc="04090003" w:tentative="1">
+      <w:start w:val="1"/>
+      <w:numFmt w:val="bullet"/>
+      <w:lvlText w:val=""/>
+      <w:lvlJc w:val="left"/>
+      <w:pPr>
+        <w:ind w:left="3520" w:hanging="440"/>
+      </w:pPr>
+      <w:rPr>
+        <w:rFonts w:ascii="Wingdings" w:hAnsi="Wingdings" w:hint="default"/>
+      </w:rPr>
+    </w:lvl>
+    <w:lvl w:ilvl="8" w:tplc="04090005" w:tentative="1">
+      <w:start w:val="1"/>
+      <w:numFmt w:val="bullet"/>
+      <w:lvlText w:val=""/>
+      <w:lvlJc w:val="left"/>
+      <w:pPr>
+        <w:ind w:left="3960" w:hanging="440"/>
+      </w:pPr>
+      <w:rPr>
+        <w:rFonts w:ascii="Wingdings" w:hAnsi="Wingdings" w:hint="default"/>
+      </w:rPr>
+    </w:lvl>
+  </w:abstractNum>
+  <w:abstractNum w:abstractNumId="8" w15:restartNumberingAfterBreak="0">
     <w:nsid w:val="24E815EE"/>
     <w:multiLevelType w:val="hybridMultilevel"/>
     <w:tmpl w:val="E2046FCE"/>
@@ -8797,7 +12232,7 @@
       </w:rPr>
     </w:lvl>
   </w:abstractNum>
-  <w:abstractNum w:abstractNumId="5" w15:restartNumberingAfterBreak="0">
+  <w:abstractNum w:abstractNumId="9" w15:restartNumberingAfterBreak="0">
     <w:nsid w:val="26456140"/>
     <w:multiLevelType w:val="hybridMultilevel"/>
     <w:tmpl w:val="D5465CD4"/>
@@ -8886,7 +12321,7 @@
       </w:pPr>
     </w:lvl>
   </w:abstractNum>
-  <w:abstractNum w:abstractNumId="6" w15:restartNumberingAfterBreak="0">
+  <w:abstractNum w:abstractNumId="10" w15:restartNumberingAfterBreak="0">
     <w:nsid w:val="27FC3684"/>
     <w:multiLevelType w:val="hybridMultilevel"/>
     <w:tmpl w:val="C31A5E50"/>
@@ -8999,7 +12434,7 @@
       </w:rPr>
     </w:lvl>
   </w:abstractNum>
-  <w:abstractNum w:abstractNumId="7" w15:restartNumberingAfterBreak="0">
+  <w:abstractNum w:abstractNumId="11" w15:restartNumberingAfterBreak="0">
     <w:nsid w:val="2FEF1072"/>
     <w:multiLevelType w:val="hybridMultilevel"/>
     <w:tmpl w:val="1F8485EE"/>
@@ -9112,7 +12547,7 @@
       </w:rPr>
     </w:lvl>
   </w:abstractNum>
-  <w:abstractNum w:abstractNumId="8" w15:restartNumberingAfterBreak="0">
+  <w:abstractNum w:abstractNumId="12" w15:restartNumberingAfterBreak="0">
     <w:nsid w:val="3AD25D24"/>
     <w:multiLevelType w:val="hybridMultilevel"/>
     <w:tmpl w:val="DFF2C544"/>
@@ -9198,7 +12633,233 @@
       </w:pPr>
     </w:lvl>
   </w:abstractNum>
-  <w:abstractNum w:abstractNumId="9" w15:restartNumberingAfterBreak="0">
+  <w:abstractNum w:abstractNumId="13" w15:restartNumberingAfterBreak="0">
+    <w:nsid w:val="3DB62755"/>
+    <w:multiLevelType w:val="hybridMultilevel"/>
+    <w:tmpl w:val="5FEA1B1E"/>
+    <w:lvl w:ilvl="0" w:tplc="04090001">
+      <w:start w:val="1"/>
+      <w:numFmt w:val="bullet"/>
+      <w:lvlText w:val=""/>
+      <w:lvlJc w:val="left"/>
+      <w:pPr>
+        <w:ind w:left="440" w:hanging="440"/>
+      </w:pPr>
+      <w:rPr>
+        <w:rFonts w:ascii="Wingdings" w:hAnsi="Wingdings" w:hint="default"/>
+      </w:rPr>
+    </w:lvl>
+    <w:lvl w:ilvl="1" w:tplc="04090003" w:tentative="1">
+      <w:start w:val="1"/>
+      <w:numFmt w:val="bullet"/>
+      <w:lvlText w:val=""/>
+      <w:lvlJc w:val="left"/>
+      <w:pPr>
+        <w:ind w:left="880" w:hanging="440"/>
+      </w:pPr>
+      <w:rPr>
+        <w:rFonts w:ascii="Wingdings" w:hAnsi="Wingdings" w:hint="default"/>
+      </w:rPr>
+    </w:lvl>
+    <w:lvl w:ilvl="2" w:tplc="04090005" w:tentative="1">
+      <w:start w:val="1"/>
+      <w:numFmt w:val="bullet"/>
+      <w:lvlText w:val=""/>
+      <w:lvlJc w:val="left"/>
+      <w:pPr>
+        <w:ind w:left="1320" w:hanging="440"/>
+      </w:pPr>
+      <w:rPr>
+        <w:rFonts w:ascii="Wingdings" w:hAnsi="Wingdings" w:hint="default"/>
+      </w:rPr>
+    </w:lvl>
+    <w:lvl w:ilvl="3" w:tplc="04090001" w:tentative="1">
+      <w:start w:val="1"/>
+      <w:numFmt w:val="bullet"/>
+      <w:lvlText w:val=""/>
+      <w:lvlJc w:val="left"/>
+      <w:pPr>
+        <w:ind w:left="1760" w:hanging="440"/>
+      </w:pPr>
+      <w:rPr>
+        <w:rFonts w:ascii="Wingdings" w:hAnsi="Wingdings" w:hint="default"/>
+      </w:rPr>
+    </w:lvl>
+    <w:lvl w:ilvl="4" w:tplc="04090003" w:tentative="1">
+      <w:start w:val="1"/>
+      <w:numFmt w:val="bullet"/>
+      <w:lvlText w:val=""/>
+      <w:lvlJc w:val="left"/>
+      <w:pPr>
+        <w:ind w:left="2200" w:hanging="440"/>
+      </w:pPr>
+      <w:rPr>
+        <w:rFonts w:ascii="Wingdings" w:hAnsi="Wingdings" w:hint="default"/>
+      </w:rPr>
+    </w:lvl>
+    <w:lvl w:ilvl="5" w:tplc="04090005" w:tentative="1">
+      <w:start w:val="1"/>
+      <w:numFmt w:val="bullet"/>
+      <w:lvlText w:val=""/>
+      <w:lvlJc w:val="left"/>
+      <w:pPr>
+        <w:ind w:left="2640" w:hanging="440"/>
+      </w:pPr>
+      <w:rPr>
+        <w:rFonts w:ascii="Wingdings" w:hAnsi="Wingdings" w:hint="default"/>
+      </w:rPr>
+    </w:lvl>
+    <w:lvl w:ilvl="6" w:tplc="04090001" w:tentative="1">
+      <w:start w:val="1"/>
+      <w:numFmt w:val="bullet"/>
+      <w:lvlText w:val=""/>
+      <w:lvlJc w:val="left"/>
+      <w:pPr>
+        <w:ind w:left="3080" w:hanging="440"/>
+      </w:pPr>
+      <w:rPr>
+        <w:rFonts w:ascii="Wingdings" w:hAnsi="Wingdings" w:hint="default"/>
+      </w:rPr>
+    </w:lvl>
+    <w:lvl w:ilvl="7" w:tplc="04090003" w:tentative="1">
+      <w:start w:val="1"/>
+      <w:numFmt w:val="bullet"/>
+      <w:lvlText w:val=""/>
+      <w:lvlJc w:val="left"/>
+      <w:pPr>
+        <w:ind w:left="3520" w:hanging="440"/>
+      </w:pPr>
+      <w:rPr>
+        <w:rFonts w:ascii="Wingdings" w:hAnsi="Wingdings" w:hint="default"/>
+      </w:rPr>
+    </w:lvl>
+    <w:lvl w:ilvl="8" w:tplc="04090005" w:tentative="1">
+      <w:start w:val="1"/>
+      <w:numFmt w:val="bullet"/>
+      <w:lvlText w:val=""/>
+      <w:lvlJc w:val="left"/>
+      <w:pPr>
+        <w:ind w:left="3960" w:hanging="440"/>
+      </w:pPr>
+      <w:rPr>
+        <w:rFonts w:ascii="Wingdings" w:hAnsi="Wingdings" w:hint="default"/>
+      </w:rPr>
+    </w:lvl>
+  </w:abstractNum>
+  <w:abstractNum w:abstractNumId="14" w15:restartNumberingAfterBreak="0">
+    <w:nsid w:val="3E0807A0"/>
+    <w:multiLevelType w:val="hybridMultilevel"/>
+    <w:tmpl w:val="5808BE38"/>
+    <w:lvl w:ilvl="0" w:tplc="04090001">
+      <w:start w:val="1"/>
+      <w:numFmt w:val="bullet"/>
+      <w:lvlText w:val=""/>
+      <w:lvlJc w:val="left"/>
+      <w:pPr>
+        <w:ind w:left="440" w:hanging="440"/>
+      </w:pPr>
+      <w:rPr>
+        <w:rFonts w:ascii="Wingdings" w:hAnsi="Wingdings" w:hint="default"/>
+      </w:rPr>
+    </w:lvl>
+    <w:lvl w:ilvl="1" w:tplc="04090003">
+      <w:start w:val="1"/>
+      <w:numFmt w:val="bullet"/>
+      <w:lvlText w:val=""/>
+      <w:lvlJc w:val="left"/>
+      <w:pPr>
+        <w:ind w:left="880" w:hanging="440"/>
+      </w:pPr>
+      <w:rPr>
+        <w:rFonts w:ascii="Wingdings" w:hAnsi="Wingdings" w:hint="default"/>
+      </w:rPr>
+    </w:lvl>
+    <w:lvl w:ilvl="2" w:tplc="04090005" w:tentative="1">
+      <w:start w:val="1"/>
+      <w:numFmt w:val="bullet"/>
+      <w:lvlText w:val=""/>
+      <w:lvlJc w:val="left"/>
+      <w:pPr>
+        <w:ind w:left="1320" w:hanging="440"/>
+      </w:pPr>
+      <w:rPr>
+        <w:rFonts w:ascii="Wingdings" w:hAnsi="Wingdings" w:hint="default"/>
+      </w:rPr>
+    </w:lvl>
+    <w:lvl w:ilvl="3" w:tplc="04090001" w:tentative="1">
+      <w:start w:val="1"/>
+      <w:numFmt w:val="bullet"/>
+      <w:lvlText w:val=""/>
+      <w:lvlJc w:val="left"/>
+      <w:pPr>
+        <w:ind w:left="1760" w:hanging="440"/>
+      </w:pPr>
+      <w:rPr>
+        <w:rFonts w:ascii="Wingdings" w:hAnsi="Wingdings" w:hint="default"/>
+      </w:rPr>
+    </w:lvl>
+    <w:lvl w:ilvl="4" w:tplc="04090003" w:tentative="1">
+      <w:start w:val="1"/>
+      <w:numFmt w:val="bullet"/>
+      <w:lvlText w:val=""/>
+      <w:lvlJc w:val="left"/>
+      <w:pPr>
+        <w:ind w:left="2200" w:hanging="440"/>
+      </w:pPr>
+      <w:rPr>
+        <w:rFonts w:ascii="Wingdings" w:hAnsi="Wingdings" w:hint="default"/>
+      </w:rPr>
+    </w:lvl>
+    <w:lvl w:ilvl="5" w:tplc="04090005" w:tentative="1">
+      <w:start w:val="1"/>
+      <w:numFmt w:val="bullet"/>
+      <w:lvlText w:val=""/>
+      <w:lvlJc w:val="left"/>
+      <w:pPr>
+        <w:ind w:left="2640" w:hanging="440"/>
+      </w:pPr>
+      <w:rPr>
+        <w:rFonts w:ascii="Wingdings" w:hAnsi="Wingdings" w:hint="default"/>
+      </w:rPr>
+    </w:lvl>
+    <w:lvl w:ilvl="6" w:tplc="04090001" w:tentative="1">
+      <w:start w:val="1"/>
+      <w:numFmt w:val="bullet"/>
+      <w:lvlText w:val=""/>
+      <w:lvlJc w:val="left"/>
+      <w:pPr>
+        <w:ind w:left="3080" w:hanging="440"/>
+      </w:pPr>
+      <w:rPr>
+        <w:rFonts w:ascii="Wingdings" w:hAnsi="Wingdings" w:hint="default"/>
+      </w:rPr>
+    </w:lvl>
+    <w:lvl w:ilvl="7" w:tplc="04090003" w:tentative="1">
+      <w:start w:val="1"/>
+      <w:numFmt w:val="bullet"/>
+      <w:lvlText w:val=""/>
+      <w:lvlJc w:val="left"/>
+      <w:pPr>
+        <w:ind w:left="3520" w:hanging="440"/>
+      </w:pPr>
+      <w:rPr>
+        <w:rFonts w:ascii="Wingdings" w:hAnsi="Wingdings" w:hint="default"/>
+      </w:rPr>
+    </w:lvl>
+    <w:lvl w:ilvl="8" w:tplc="04090005" w:tentative="1">
+      <w:start w:val="1"/>
+      <w:numFmt w:val="bullet"/>
+      <w:lvlText w:val=""/>
+      <w:lvlJc w:val="left"/>
+      <w:pPr>
+        <w:ind w:left="3960" w:hanging="440"/>
+      </w:pPr>
+      <w:rPr>
+        <w:rFonts w:ascii="Wingdings" w:hAnsi="Wingdings" w:hint="default"/>
+      </w:rPr>
+    </w:lvl>
+  </w:abstractNum>
+  <w:abstractNum w:abstractNumId="15" w15:restartNumberingAfterBreak="0">
     <w:nsid w:val="40E4225C"/>
     <w:multiLevelType w:val="hybridMultilevel"/>
     <w:tmpl w:val="D8C0E260"/>
@@ -9287,7 +12948,7 @@
       </w:pPr>
     </w:lvl>
   </w:abstractNum>
-  <w:abstractNum w:abstractNumId="10" w15:restartNumberingAfterBreak="0">
+  <w:abstractNum w:abstractNumId="16" w15:restartNumberingAfterBreak="0">
     <w:nsid w:val="4B036997"/>
     <w:multiLevelType w:val="hybridMultilevel"/>
     <w:tmpl w:val="0952DE3A"/>
@@ -9400,7 +13061,7 @@
       </w:rPr>
     </w:lvl>
   </w:abstractNum>
-  <w:abstractNum w:abstractNumId="11" w15:restartNumberingAfterBreak="0">
+  <w:abstractNum w:abstractNumId="17" w15:restartNumberingAfterBreak="0">
     <w:nsid w:val="4B1362EC"/>
     <w:multiLevelType w:val="hybridMultilevel"/>
     <w:tmpl w:val="9CD66D3C"/>
@@ -9513,7 +13174,7 @@
       </w:rPr>
     </w:lvl>
   </w:abstractNum>
-  <w:abstractNum w:abstractNumId="12" w15:restartNumberingAfterBreak="0">
+  <w:abstractNum w:abstractNumId="18" w15:restartNumberingAfterBreak="0">
     <w:nsid w:val="55F31E42"/>
     <w:multiLevelType w:val="hybridMultilevel"/>
     <w:tmpl w:val="209EC5D2"/>
@@ -9602,7 +13263,7 @@
       </w:pPr>
     </w:lvl>
   </w:abstractNum>
-  <w:abstractNum w:abstractNumId="13" w15:restartNumberingAfterBreak="0">
+  <w:abstractNum w:abstractNumId="19" w15:restartNumberingAfterBreak="0">
     <w:nsid w:val="578A0656"/>
     <w:multiLevelType w:val="hybridMultilevel"/>
     <w:tmpl w:val="90AC9750"/>
@@ -9715,7 +13376,346 @@
       </w:rPr>
     </w:lvl>
   </w:abstractNum>
-  <w:abstractNum w:abstractNumId="14" w15:restartNumberingAfterBreak="0">
+  <w:abstractNum w:abstractNumId="20" w15:restartNumberingAfterBreak="0">
+    <w:nsid w:val="589E5F67"/>
+    <w:multiLevelType w:val="hybridMultilevel"/>
+    <w:tmpl w:val="56DC9A46"/>
+    <w:lvl w:ilvl="0" w:tplc="04090001">
+      <w:start w:val="1"/>
+      <w:numFmt w:val="bullet"/>
+      <w:lvlText w:val=""/>
+      <w:lvlJc w:val="left"/>
+      <w:pPr>
+        <w:ind w:left="440" w:hanging="440"/>
+      </w:pPr>
+      <w:rPr>
+        <w:rFonts w:ascii="Wingdings" w:hAnsi="Wingdings" w:hint="default"/>
+      </w:rPr>
+    </w:lvl>
+    <w:lvl w:ilvl="1" w:tplc="04090003" w:tentative="1">
+      <w:start w:val="1"/>
+      <w:numFmt w:val="bullet"/>
+      <w:lvlText w:val=""/>
+      <w:lvlJc w:val="left"/>
+      <w:pPr>
+        <w:ind w:left="880" w:hanging="440"/>
+      </w:pPr>
+      <w:rPr>
+        <w:rFonts w:ascii="Wingdings" w:hAnsi="Wingdings" w:hint="default"/>
+      </w:rPr>
+    </w:lvl>
+    <w:lvl w:ilvl="2" w:tplc="04090005" w:tentative="1">
+      <w:start w:val="1"/>
+      <w:numFmt w:val="bullet"/>
+      <w:lvlText w:val=""/>
+      <w:lvlJc w:val="left"/>
+      <w:pPr>
+        <w:ind w:left="1320" w:hanging="440"/>
+      </w:pPr>
+      <w:rPr>
+        <w:rFonts w:ascii="Wingdings" w:hAnsi="Wingdings" w:hint="default"/>
+      </w:rPr>
+    </w:lvl>
+    <w:lvl w:ilvl="3" w:tplc="04090001" w:tentative="1">
+      <w:start w:val="1"/>
+      <w:numFmt w:val="bullet"/>
+      <w:lvlText w:val=""/>
+      <w:lvlJc w:val="left"/>
+      <w:pPr>
+        <w:ind w:left="1760" w:hanging="440"/>
+      </w:pPr>
+      <w:rPr>
+        <w:rFonts w:ascii="Wingdings" w:hAnsi="Wingdings" w:hint="default"/>
+      </w:rPr>
+    </w:lvl>
+    <w:lvl w:ilvl="4" w:tplc="04090003" w:tentative="1">
+      <w:start w:val="1"/>
+      <w:numFmt w:val="bullet"/>
+      <w:lvlText w:val=""/>
+      <w:lvlJc w:val="left"/>
+      <w:pPr>
+        <w:ind w:left="2200" w:hanging="440"/>
+      </w:pPr>
+      <w:rPr>
+        <w:rFonts w:ascii="Wingdings" w:hAnsi="Wingdings" w:hint="default"/>
+      </w:rPr>
+    </w:lvl>
+    <w:lvl w:ilvl="5" w:tplc="04090005" w:tentative="1">
+      <w:start w:val="1"/>
+      <w:numFmt w:val="bullet"/>
+      <w:lvlText w:val=""/>
+      <w:lvlJc w:val="left"/>
+      <w:pPr>
+        <w:ind w:left="2640" w:hanging="440"/>
+      </w:pPr>
+      <w:rPr>
+        <w:rFonts w:ascii="Wingdings" w:hAnsi="Wingdings" w:hint="default"/>
+      </w:rPr>
+    </w:lvl>
+    <w:lvl w:ilvl="6" w:tplc="04090001" w:tentative="1">
+      <w:start w:val="1"/>
+      <w:numFmt w:val="bullet"/>
+      <w:lvlText w:val=""/>
+      <w:lvlJc w:val="left"/>
+      <w:pPr>
+        <w:ind w:left="3080" w:hanging="440"/>
+      </w:pPr>
+      <w:rPr>
+        <w:rFonts w:ascii="Wingdings" w:hAnsi="Wingdings" w:hint="default"/>
+      </w:rPr>
+    </w:lvl>
+    <w:lvl w:ilvl="7" w:tplc="04090003" w:tentative="1">
+      <w:start w:val="1"/>
+      <w:numFmt w:val="bullet"/>
+      <w:lvlText w:val=""/>
+      <w:lvlJc w:val="left"/>
+      <w:pPr>
+        <w:ind w:left="3520" w:hanging="440"/>
+      </w:pPr>
+      <w:rPr>
+        <w:rFonts w:ascii="Wingdings" w:hAnsi="Wingdings" w:hint="default"/>
+      </w:rPr>
+    </w:lvl>
+    <w:lvl w:ilvl="8" w:tplc="04090005" w:tentative="1">
+      <w:start w:val="1"/>
+      <w:numFmt w:val="bullet"/>
+      <w:lvlText w:val=""/>
+      <w:lvlJc w:val="left"/>
+      <w:pPr>
+        <w:ind w:left="3960" w:hanging="440"/>
+      </w:pPr>
+      <w:rPr>
+        <w:rFonts w:ascii="Wingdings" w:hAnsi="Wingdings" w:hint="default"/>
+      </w:rPr>
+    </w:lvl>
+  </w:abstractNum>
+  <w:abstractNum w:abstractNumId="21" w15:restartNumberingAfterBreak="0">
+    <w:nsid w:val="62505DF2"/>
+    <w:multiLevelType w:val="hybridMultilevel"/>
+    <w:tmpl w:val="9FE49A80"/>
+    <w:lvl w:ilvl="0" w:tplc="04090001">
+      <w:start w:val="1"/>
+      <w:numFmt w:val="bullet"/>
+      <w:lvlText w:val=""/>
+      <w:lvlJc w:val="left"/>
+      <w:pPr>
+        <w:ind w:left="440" w:hanging="440"/>
+      </w:pPr>
+      <w:rPr>
+        <w:rFonts w:ascii="Wingdings" w:hAnsi="Wingdings" w:hint="default"/>
+      </w:rPr>
+    </w:lvl>
+    <w:lvl w:ilvl="1" w:tplc="04090003" w:tentative="1">
+      <w:start w:val="1"/>
+      <w:numFmt w:val="bullet"/>
+      <w:lvlText w:val=""/>
+      <w:lvlJc w:val="left"/>
+      <w:pPr>
+        <w:ind w:left="880" w:hanging="440"/>
+      </w:pPr>
+      <w:rPr>
+        <w:rFonts w:ascii="Wingdings" w:hAnsi="Wingdings" w:hint="default"/>
+      </w:rPr>
+    </w:lvl>
+    <w:lvl w:ilvl="2" w:tplc="04090005" w:tentative="1">
+      <w:start w:val="1"/>
+      <w:numFmt w:val="bullet"/>
+      <w:lvlText w:val=""/>
+      <w:lvlJc w:val="left"/>
+      <w:pPr>
+        <w:ind w:left="1320" w:hanging="440"/>
+      </w:pPr>
+      <w:rPr>
+        <w:rFonts w:ascii="Wingdings" w:hAnsi="Wingdings" w:hint="default"/>
+      </w:rPr>
+    </w:lvl>
+    <w:lvl w:ilvl="3" w:tplc="04090001" w:tentative="1">
+      <w:start w:val="1"/>
+      <w:numFmt w:val="bullet"/>
+      <w:lvlText w:val=""/>
+      <w:lvlJc w:val="left"/>
+      <w:pPr>
+        <w:ind w:left="1760" w:hanging="440"/>
+      </w:pPr>
+      <w:rPr>
+        <w:rFonts w:ascii="Wingdings" w:hAnsi="Wingdings" w:hint="default"/>
+      </w:rPr>
+    </w:lvl>
+    <w:lvl w:ilvl="4" w:tplc="04090003" w:tentative="1">
+      <w:start w:val="1"/>
+      <w:numFmt w:val="bullet"/>
+      <w:lvlText w:val=""/>
+      <w:lvlJc w:val="left"/>
+      <w:pPr>
+        <w:ind w:left="2200" w:hanging="440"/>
+      </w:pPr>
+      <w:rPr>
+        <w:rFonts w:ascii="Wingdings" w:hAnsi="Wingdings" w:hint="default"/>
+      </w:rPr>
+    </w:lvl>
+    <w:lvl w:ilvl="5" w:tplc="04090005" w:tentative="1">
+      <w:start w:val="1"/>
+      <w:numFmt w:val="bullet"/>
+      <w:lvlText w:val=""/>
+      <w:lvlJc w:val="left"/>
+      <w:pPr>
+        <w:ind w:left="2640" w:hanging="440"/>
+      </w:pPr>
+      <w:rPr>
+        <w:rFonts w:ascii="Wingdings" w:hAnsi="Wingdings" w:hint="default"/>
+      </w:rPr>
+    </w:lvl>
+    <w:lvl w:ilvl="6" w:tplc="04090001" w:tentative="1">
+      <w:start w:val="1"/>
+      <w:numFmt w:val="bullet"/>
+      <w:lvlText w:val=""/>
+      <w:lvlJc w:val="left"/>
+      <w:pPr>
+        <w:ind w:left="3080" w:hanging="440"/>
+      </w:pPr>
+      <w:rPr>
+        <w:rFonts w:ascii="Wingdings" w:hAnsi="Wingdings" w:hint="default"/>
+      </w:rPr>
+    </w:lvl>
+    <w:lvl w:ilvl="7" w:tplc="04090003" w:tentative="1">
+      <w:start w:val="1"/>
+      <w:numFmt w:val="bullet"/>
+      <w:lvlText w:val=""/>
+      <w:lvlJc w:val="left"/>
+      <w:pPr>
+        <w:ind w:left="3520" w:hanging="440"/>
+      </w:pPr>
+      <w:rPr>
+        <w:rFonts w:ascii="Wingdings" w:hAnsi="Wingdings" w:hint="default"/>
+      </w:rPr>
+    </w:lvl>
+    <w:lvl w:ilvl="8" w:tplc="04090005" w:tentative="1">
+      <w:start w:val="1"/>
+      <w:numFmt w:val="bullet"/>
+      <w:lvlText w:val=""/>
+      <w:lvlJc w:val="left"/>
+      <w:pPr>
+        <w:ind w:left="3960" w:hanging="440"/>
+      </w:pPr>
+      <w:rPr>
+        <w:rFonts w:ascii="Wingdings" w:hAnsi="Wingdings" w:hint="default"/>
+      </w:rPr>
+    </w:lvl>
+  </w:abstractNum>
+  <w:abstractNum w:abstractNumId="22" w15:restartNumberingAfterBreak="0">
+    <w:nsid w:val="6F2C3B76"/>
+    <w:multiLevelType w:val="hybridMultilevel"/>
+    <w:tmpl w:val="DCAC36FA"/>
+    <w:lvl w:ilvl="0" w:tplc="04090001">
+      <w:start w:val="1"/>
+      <w:numFmt w:val="bullet"/>
+      <w:lvlText w:val=""/>
+      <w:lvlJc w:val="left"/>
+      <w:pPr>
+        <w:ind w:left="440" w:hanging="440"/>
+      </w:pPr>
+      <w:rPr>
+        <w:rFonts w:ascii="Wingdings" w:hAnsi="Wingdings" w:hint="default"/>
+      </w:rPr>
+    </w:lvl>
+    <w:lvl w:ilvl="1" w:tplc="04090003" w:tentative="1">
+      <w:start w:val="1"/>
+      <w:numFmt w:val="bullet"/>
+      <w:lvlText w:val=""/>
+      <w:lvlJc w:val="left"/>
+      <w:pPr>
+        <w:ind w:left="880" w:hanging="440"/>
+      </w:pPr>
+      <w:rPr>
+        <w:rFonts w:ascii="Wingdings" w:hAnsi="Wingdings" w:hint="default"/>
+      </w:rPr>
+    </w:lvl>
+    <w:lvl w:ilvl="2" w:tplc="04090005" w:tentative="1">
+      <w:start w:val="1"/>
+      <w:numFmt w:val="bullet"/>
+      <w:lvlText w:val=""/>
+      <w:lvlJc w:val="left"/>
+      <w:pPr>
+        <w:ind w:left="1320" w:hanging="440"/>
+      </w:pPr>
+      <w:rPr>
+        <w:rFonts w:ascii="Wingdings" w:hAnsi="Wingdings" w:hint="default"/>
+      </w:rPr>
+    </w:lvl>
+    <w:lvl w:ilvl="3" w:tplc="04090001" w:tentative="1">
+      <w:start w:val="1"/>
+      <w:numFmt w:val="bullet"/>
+      <w:lvlText w:val=""/>
+      <w:lvlJc w:val="left"/>
+      <w:pPr>
+        <w:ind w:left="1760" w:hanging="440"/>
+      </w:pPr>
+      <w:rPr>
+        <w:rFonts w:ascii="Wingdings" w:hAnsi="Wingdings" w:hint="default"/>
+      </w:rPr>
+    </w:lvl>
+    <w:lvl w:ilvl="4" w:tplc="04090003" w:tentative="1">
+      <w:start w:val="1"/>
+      <w:numFmt w:val="bullet"/>
+      <w:lvlText w:val=""/>
+      <w:lvlJc w:val="left"/>
+      <w:pPr>
+        <w:ind w:left="2200" w:hanging="440"/>
+      </w:pPr>
+      <w:rPr>
+        <w:rFonts w:ascii="Wingdings" w:hAnsi="Wingdings" w:hint="default"/>
+      </w:rPr>
+    </w:lvl>
+    <w:lvl w:ilvl="5" w:tplc="04090005" w:tentative="1">
+      <w:start w:val="1"/>
+      <w:numFmt w:val="bullet"/>
+      <w:lvlText w:val=""/>
+      <w:lvlJc w:val="left"/>
+      <w:pPr>
+        <w:ind w:left="2640" w:hanging="440"/>
+      </w:pPr>
+      <w:rPr>
+        <w:rFonts w:ascii="Wingdings" w:hAnsi="Wingdings" w:hint="default"/>
+      </w:rPr>
+    </w:lvl>
+    <w:lvl w:ilvl="6" w:tplc="04090001" w:tentative="1">
+      <w:start w:val="1"/>
+      <w:numFmt w:val="bullet"/>
+      <w:lvlText w:val=""/>
+      <w:lvlJc w:val="left"/>
+      <w:pPr>
+        <w:ind w:left="3080" w:hanging="440"/>
+      </w:pPr>
+      <w:rPr>
+        <w:rFonts w:ascii="Wingdings" w:hAnsi="Wingdings" w:hint="default"/>
+      </w:rPr>
+    </w:lvl>
+    <w:lvl w:ilvl="7" w:tplc="04090003" w:tentative="1">
+      <w:start w:val="1"/>
+      <w:numFmt w:val="bullet"/>
+      <w:lvlText w:val=""/>
+      <w:lvlJc w:val="left"/>
+      <w:pPr>
+        <w:ind w:left="3520" w:hanging="440"/>
+      </w:pPr>
+      <w:rPr>
+        <w:rFonts w:ascii="Wingdings" w:hAnsi="Wingdings" w:hint="default"/>
+      </w:rPr>
+    </w:lvl>
+    <w:lvl w:ilvl="8" w:tplc="04090005" w:tentative="1">
+      <w:start w:val="1"/>
+      <w:numFmt w:val="bullet"/>
+      <w:lvlText w:val=""/>
+      <w:lvlJc w:val="left"/>
+      <w:pPr>
+        <w:ind w:left="3960" w:hanging="440"/>
+      </w:pPr>
+      <w:rPr>
+        <w:rFonts w:ascii="Wingdings" w:hAnsi="Wingdings" w:hint="default"/>
+      </w:rPr>
+    </w:lvl>
+  </w:abstractNum>
+  <w:abstractNum w:abstractNumId="23" w15:restartNumberingAfterBreak="0">
     <w:nsid w:val="710D58F9"/>
     <w:multiLevelType w:val="hybridMultilevel"/>
     <w:tmpl w:val="0A8045A2"/>
@@ -9828,7 +13828,7 @@
       </w:rPr>
     </w:lvl>
   </w:abstractNum>
-  <w:abstractNum w:abstractNumId="15" w15:restartNumberingAfterBreak="0">
+  <w:abstractNum w:abstractNumId="24" w15:restartNumberingAfterBreak="0">
     <w:nsid w:val="78CD1B3F"/>
     <w:multiLevelType w:val="hybridMultilevel"/>
     <w:tmpl w:val="DECA6AF8"/>
@@ -9941,7 +13941,7 @@
       </w:rPr>
     </w:lvl>
   </w:abstractNum>
-  <w:abstractNum w:abstractNumId="16" w15:restartNumberingAfterBreak="0">
+  <w:abstractNum w:abstractNumId="25" w15:restartNumberingAfterBreak="0">
     <w:nsid w:val="7B4D0E39"/>
     <w:multiLevelType w:val="hybridMultilevel"/>
     <w:tmpl w:val="2EB412AE"/>
@@ -10054,7 +14054,7 @@
       </w:rPr>
     </w:lvl>
   </w:abstractNum>
-  <w:abstractNum w:abstractNumId="17" w15:restartNumberingAfterBreak="0">
+  <w:abstractNum w:abstractNumId="26" w15:restartNumberingAfterBreak="0">
     <w:nsid w:val="7EF010BF"/>
     <w:multiLevelType w:val="hybridMultilevel"/>
     <w:tmpl w:val="72B04D76"/>
@@ -10168,58 +14168,85 @@
     </w:lvl>
   </w:abstractNum>
   <w:num w:numId="1" w16cid:durableId="1088893493">
-    <w:abstractNumId w:val="5"/>
+    <w:abstractNumId w:val="9"/>
   </w:num>
   <w:num w:numId="2" w16cid:durableId="1334338985">
-    <w:abstractNumId w:val="10"/>
+    <w:abstractNumId w:val="16"/>
   </w:num>
   <w:num w:numId="3" w16cid:durableId="2134054812">
     <w:abstractNumId w:val="1"/>
   </w:num>
   <w:num w:numId="4" w16cid:durableId="614793497">
-    <w:abstractNumId w:val="8"/>
+    <w:abstractNumId w:val="12"/>
   </w:num>
   <w:num w:numId="5" w16cid:durableId="1298949093">
-    <w:abstractNumId w:val="3"/>
+    <w:abstractNumId w:val="6"/>
   </w:num>
   <w:num w:numId="6" w16cid:durableId="1559321033">
-    <w:abstractNumId w:val="7"/>
+    <w:abstractNumId w:val="11"/>
   </w:num>
   <w:num w:numId="7" w16cid:durableId="1480682281">
-    <w:abstractNumId w:val="13"/>
+    <w:abstractNumId w:val="19"/>
   </w:num>
   <w:num w:numId="8" w16cid:durableId="476340260">
-    <w:abstractNumId w:val="17"/>
+    <w:abstractNumId w:val="26"/>
   </w:num>
   <w:num w:numId="9" w16cid:durableId="1911379750">
     <w:abstractNumId w:val="0"/>
   </w:num>
   <w:num w:numId="10" w16cid:durableId="1296521127">
-    <w:abstractNumId w:val="16"/>
+    <w:abstractNumId w:val="25"/>
   </w:num>
   <w:num w:numId="11" w16cid:durableId="87234365">
-    <w:abstractNumId w:val="6"/>
+    <w:abstractNumId w:val="10"/>
   </w:num>
   <w:num w:numId="12" w16cid:durableId="1819348003">
-    <w:abstractNumId w:val="9"/>
+    <w:abstractNumId w:val="15"/>
   </w:num>
   <w:num w:numId="13" w16cid:durableId="1368948486">
-    <w:abstractNumId w:val="12"/>
+    <w:abstractNumId w:val="18"/>
   </w:num>
   <w:num w:numId="14" w16cid:durableId="532041691">
-    <w:abstractNumId w:val="11"/>
+    <w:abstractNumId w:val="17"/>
   </w:num>
   <w:num w:numId="15" w16cid:durableId="1255746997">
-    <w:abstractNumId w:val="4"/>
+    <w:abstractNumId w:val="8"/>
   </w:num>
   <w:num w:numId="16" w16cid:durableId="1778941520">
     <w:abstractNumId w:val="2"/>
   </w:num>
   <w:num w:numId="17" w16cid:durableId="13771">
-    <w:abstractNumId w:val="15"/>
+    <w:abstractNumId w:val="24"/>
   </w:num>
   <w:num w:numId="18" w16cid:durableId="787510098">
+    <w:abstractNumId w:val="23"/>
+  </w:num>
+  <w:num w:numId="19" w16cid:durableId="1725981140">
+    <w:abstractNumId w:val="3"/>
+  </w:num>
+  <w:num w:numId="20" w16cid:durableId="441848981">
+    <w:abstractNumId w:val="20"/>
+  </w:num>
+  <w:num w:numId="21" w16cid:durableId="1205946512">
+    <w:abstractNumId w:val="22"/>
+  </w:num>
+  <w:num w:numId="22" w16cid:durableId="184369582">
+    <w:abstractNumId w:val="21"/>
+  </w:num>
+  <w:num w:numId="23" w16cid:durableId="1185947577">
     <w:abstractNumId w:val="14"/>
+  </w:num>
+  <w:num w:numId="24" w16cid:durableId="271977387">
+    <w:abstractNumId w:val="13"/>
+  </w:num>
+  <w:num w:numId="25" w16cid:durableId="279268147">
+    <w:abstractNumId w:val="5"/>
+  </w:num>
+  <w:num w:numId="26" w16cid:durableId="1467432730">
+    <w:abstractNumId w:val="4"/>
+  </w:num>
+  <w:num w:numId="27" w16cid:durableId="2014068256">
+    <w:abstractNumId w:val="7"/>
   </w:num>
 </w:numbering>
 </file>
@@ -10653,7 +14680,6 @@
   <w:style w:type="character" w:default="1" w:styleId="a0">
     <w:name w:val="Default Paragraph Font"/>
     <w:uiPriority w:val="1"/>
-    <w:semiHidden/>
     <w:unhideWhenUsed/>
   </w:style>
   <w:style w:type="table" w:default="1" w:styleId="a1">

--- a/course/major/国际谈判.docx
+++ b/course/major/国际谈判.docx
@@ -194,7 +194,7 @@
             </w:rPr>
             <w:fldChar w:fldCharType="separate"/>
           </w:r>
-          <w:hyperlink w:anchor="_Toc226646706" w:history="1">
+          <w:hyperlink w:anchor="_Toc227856046" w:history="1">
             <w:r>
               <w:rPr>
                 <w:rStyle w:val="a3"/>
@@ -233,7 +233,7 @@
                 <w:noProof/>
                 <w:webHidden/>
               </w:rPr>
-              <w:instrText>PAGEREF _Toc226646706 \h</w:instrText>
+              <w:instrText>PAGEREF _Toc227856046 \h</w:instrText>
             </w:r>
             <w:r>
               <w:rPr>
@@ -290,7 +290,7 @@
               <w14:ligatures w14:val="standardContextual"/>
             </w:rPr>
           </w:pPr>
-          <w:hyperlink w:anchor="_Toc226646707" w:history="1">
+          <w:hyperlink w:anchor="_Toc227856047" w:history="1">
             <w:r>
               <w:rPr>
                 <w:rStyle w:val="a3"/>
@@ -329,7 +329,7 @@
                 <w:noProof/>
                 <w:webHidden/>
               </w:rPr>
-              <w:instrText>PAGEREF _Toc226646707 \h</w:instrText>
+              <w:instrText>PAGEREF _Toc227856047 \h</w:instrText>
             </w:r>
             <w:r>
               <w:rPr>
@@ -386,7 +386,7 @@
               <w14:ligatures w14:val="standardContextual"/>
             </w:rPr>
           </w:pPr>
-          <w:hyperlink w:anchor="_Toc226646708" w:history="1">
+          <w:hyperlink w:anchor="_Toc227856048" w:history="1">
             <w:r>
               <w:rPr>
                 <w:rStyle w:val="a3"/>
@@ -425,7 +425,7 @@
                 <w:noProof/>
                 <w:webHidden/>
               </w:rPr>
-              <w:instrText>PAGEREF _Toc226646708 \h</w:instrText>
+              <w:instrText>PAGEREF _Toc227856048 \h</w:instrText>
             </w:r>
             <w:r>
               <w:rPr>
@@ -482,7 +482,7 @@
               <w14:ligatures w14:val="standardContextual"/>
             </w:rPr>
           </w:pPr>
-          <w:hyperlink w:anchor="_Toc226646709" w:history="1">
+          <w:hyperlink w:anchor="_Toc227856049" w:history="1">
             <w:r>
               <w:rPr>
                 <w:rStyle w:val="a3"/>
@@ -521,7 +521,7 @@
                 <w:noProof/>
                 <w:webHidden/>
               </w:rPr>
-              <w:instrText>PAGEREF _Toc226646709 \h</w:instrText>
+              <w:instrText>PAGEREF _Toc227856049 \h</w:instrText>
             </w:r>
             <w:r>
               <w:rPr>
@@ -578,7 +578,7 @@
               <w14:ligatures w14:val="standardContextual"/>
             </w:rPr>
           </w:pPr>
-          <w:hyperlink w:anchor="_Toc226646710" w:history="1">
+          <w:hyperlink w:anchor="_Toc227856050" w:history="1">
             <w:r>
               <w:rPr>
                 <w:rStyle w:val="a3"/>
@@ -617,7 +617,7 @@
                 <w:noProof/>
                 <w:webHidden/>
               </w:rPr>
-              <w:instrText>PAGEREF _Toc226646710 \h</w:instrText>
+              <w:instrText>PAGEREF _Toc227856050 \h</w:instrText>
             </w:r>
             <w:r>
               <w:rPr>
@@ -674,7 +674,7 @@
               <w14:ligatures w14:val="standardContextual"/>
             </w:rPr>
           </w:pPr>
-          <w:hyperlink w:anchor="_Toc226646711" w:history="1">
+          <w:hyperlink w:anchor="_Toc227856051" w:history="1">
             <w:r>
               <w:rPr>
                 <w:rStyle w:val="a3"/>
@@ -713,7 +713,7 @@
                 <w:noProof/>
                 <w:webHidden/>
               </w:rPr>
-              <w:instrText>PAGEREF _Toc226646711 \h</w:instrText>
+              <w:instrText>PAGEREF _Toc227856051 \h</w:instrText>
             </w:r>
             <w:r>
               <w:rPr>
@@ -770,7 +770,7 @@
               <w14:ligatures w14:val="standardContextual"/>
             </w:rPr>
           </w:pPr>
-          <w:hyperlink w:anchor="_Toc226646712" w:history="1">
+          <w:hyperlink w:anchor="_Toc227856052" w:history="1">
             <w:r>
               <w:rPr>
                 <w:rStyle w:val="a3"/>
@@ -809,7 +809,7 @@
                 <w:noProof/>
                 <w:webHidden/>
               </w:rPr>
-              <w:instrText>PAGEREF _Toc226646712 \h</w:instrText>
+              <w:instrText>PAGEREF _Toc227856052 \h</w:instrText>
             </w:r>
             <w:r>
               <w:rPr>
@@ -866,7 +866,7 @@
               <w14:ligatures w14:val="standardContextual"/>
             </w:rPr>
           </w:pPr>
-          <w:hyperlink w:anchor="_Toc226646713" w:history="1">
+          <w:hyperlink w:anchor="_Toc227856053" w:history="1">
             <w:r>
               <w:rPr>
                 <w:rStyle w:val="a3"/>
@@ -905,7 +905,7 @@
                 <w:noProof/>
                 <w:webHidden/>
               </w:rPr>
-              <w:instrText>PAGEREF _Toc226646713 \h</w:instrText>
+              <w:instrText>PAGEREF _Toc227856053 \h</w:instrText>
             </w:r>
             <w:r>
               <w:rPr>
@@ -962,7 +962,7 @@
               <w14:ligatures w14:val="standardContextual"/>
             </w:rPr>
           </w:pPr>
-          <w:hyperlink w:anchor="_Toc226646714" w:history="1">
+          <w:hyperlink w:anchor="_Toc227856054" w:history="1">
             <w:r>
               <w:rPr>
                 <w:rStyle w:val="a3"/>
@@ -1001,7 +1001,7 @@
                 <w:noProof/>
                 <w:webHidden/>
               </w:rPr>
-              <w:instrText>PAGEREF _Toc226646714 \h</w:instrText>
+              <w:instrText>PAGEREF _Toc227856054 \h</w:instrText>
             </w:r>
             <w:r>
               <w:rPr>
@@ -1058,7 +1058,7 @@
               <w14:ligatures w14:val="standardContextual"/>
             </w:rPr>
           </w:pPr>
-          <w:hyperlink w:anchor="_Toc226646715" w:history="1">
+          <w:hyperlink w:anchor="_Toc227856055" w:history="1">
             <w:r>
               <w:rPr>
                 <w:rStyle w:val="a3"/>
@@ -1097,7 +1097,7 @@
                 <w:noProof/>
                 <w:webHidden/>
               </w:rPr>
-              <w:instrText>PAGEREF _Toc226646715 \h</w:instrText>
+              <w:instrText>PAGEREF _Toc227856055 \h</w:instrText>
             </w:r>
             <w:r>
               <w:rPr>
@@ -1154,7 +1154,7 @@
               <w14:ligatures w14:val="standardContextual"/>
             </w:rPr>
           </w:pPr>
-          <w:hyperlink w:anchor="_Toc226646716" w:history="1">
+          <w:hyperlink w:anchor="_Toc227856056" w:history="1">
             <w:r>
               <w:rPr>
                 <w:rStyle w:val="a3"/>
@@ -1193,7 +1193,7 @@
                 <w:noProof/>
                 <w:webHidden/>
               </w:rPr>
-              <w:instrText>PAGEREF _Toc226646716 \h</w:instrText>
+              <w:instrText>PAGEREF _Toc227856056 \h</w:instrText>
             </w:r>
             <w:r>
               <w:rPr>
@@ -1250,7 +1250,7 @@
               <w14:ligatures w14:val="standardContextual"/>
             </w:rPr>
           </w:pPr>
-          <w:hyperlink w:anchor="_Toc226646717" w:history="1">
+          <w:hyperlink w:anchor="_Toc227856057" w:history="1">
             <w:r>
               <w:rPr>
                 <w:rStyle w:val="a3"/>
@@ -1289,7 +1289,7 @@
                 <w:noProof/>
                 <w:webHidden/>
               </w:rPr>
-              <w:instrText>PAGEREF _Toc226646717 \h</w:instrText>
+              <w:instrText>PAGEREF _Toc227856057 \h</w:instrText>
             </w:r>
             <w:r>
               <w:rPr>
@@ -1346,7 +1346,7 @@
               <w14:ligatures w14:val="standardContextual"/>
             </w:rPr>
           </w:pPr>
-          <w:hyperlink w:anchor="_Toc226646718" w:history="1">
+          <w:hyperlink w:anchor="_Toc227856058" w:history="1">
             <w:r>
               <w:rPr>
                 <w:rStyle w:val="a3"/>
@@ -1385,7 +1385,7 @@
                 <w:noProof/>
                 <w:webHidden/>
               </w:rPr>
-              <w:instrText>PAGEREF _Toc226646718 \h</w:instrText>
+              <w:instrText>PAGEREF _Toc227856058 \h</w:instrText>
             </w:r>
             <w:r>
               <w:rPr>
@@ -1442,7 +1442,7 @@
               <w14:ligatures w14:val="standardContextual"/>
             </w:rPr>
           </w:pPr>
-          <w:hyperlink w:anchor="_Toc226646719" w:history="1">
+          <w:hyperlink w:anchor="_Toc227856059" w:history="1">
             <w:r>
               <w:rPr>
                 <w:rStyle w:val="a3"/>
@@ -1481,7 +1481,7 @@
                 <w:noProof/>
                 <w:webHidden/>
               </w:rPr>
-              <w:instrText>PAGEREF _Toc226646719 \h</w:instrText>
+              <w:instrText>PAGEREF _Toc227856059 \h</w:instrText>
             </w:r>
             <w:r>
               <w:rPr>
@@ -1538,7 +1538,7 @@
               <w14:ligatures w14:val="standardContextual"/>
             </w:rPr>
           </w:pPr>
-          <w:hyperlink w:anchor="_Toc226646720" w:history="1">
+          <w:hyperlink w:anchor="_Toc227856060" w:history="1">
             <w:r>
               <w:rPr>
                 <w:rStyle w:val="a3"/>
@@ -1577,7 +1577,7 @@
                 <w:noProof/>
                 <w:webHidden/>
               </w:rPr>
-              <w:instrText>PAGEREF _Toc226646720 \h</w:instrText>
+              <w:instrText>PAGEREF _Toc227856060 \h</w:instrText>
             </w:r>
             <w:r>
               <w:rPr>
@@ -1634,7 +1634,7 @@
               <w14:ligatures w14:val="standardContextual"/>
             </w:rPr>
           </w:pPr>
-          <w:hyperlink w:anchor="_Toc226646721" w:history="1">
+          <w:hyperlink w:anchor="_Toc227856061" w:history="1">
             <w:r>
               <w:rPr>
                 <w:rStyle w:val="a3"/>
@@ -1673,7 +1673,7 @@
                 <w:noProof/>
                 <w:webHidden/>
               </w:rPr>
-              <w:instrText>PAGEREF _Toc226646721 \h</w:instrText>
+              <w:instrText>PAGEREF _Toc227856061 \h</w:instrText>
             </w:r>
             <w:r>
               <w:rPr>
@@ -1730,7 +1730,7 @@
               <w14:ligatures w14:val="standardContextual"/>
             </w:rPr>
           </w:pPr>
-          <w:hyperlink w:anchor="_Toc226646722" w:history="1">
+          <w:hyperlink w:anchor="_Toc227856062" w:history="1">
             <w:r>
               <w:rPr>
                 <w:rStyle w:val="a3"/>
@@ -1769,7 +1769,7 @@
                 <w:noProof/>
                 <w:webHidden/>
               </w:rPr>
-              <w:instrText>PAGEREF _Toc226646722 \h</w:instrText>
+              <w:instrText>PAGEREF _Toc227856062 \h</w:instrText>
             </w:r>
             <w:r>
               <w:rPr>
@@ -1826,7 +1826,7 @@
               <w14:ligatures w14:val="standardContextual"/>
             </w:rPr>
           </w:pPr>
-          <w:hyperlink w:anchor="_Toc226646723" w:history="1">
+          <w:hyperlink w:anchor="_Toc227856063" w:history="1">
             <w:r>
               <w:rPr>
                 <w:rStyle w:val="a3"/>
@@ -1865,7 +1865,7 @@
                 <w:noProof/>
                 <w:webHidden/>
               </w:rPr>
-              <w:instrText>PAGEREF _Toc226646723 \h</w:instrText>
+              <w:instrText>PAGEREF _Toc227856063 \h</w:instrText>
             </w:r>
             <w:r>
               <w:rPr>
@@ -1922,7 +1922,7 @@
               <w14:ligatures w14:val="standardContextual"/>
             </w:rPr>
           </w:pPr>
-          <w:hyperlink w:anchor="_Toc226646724" w:history="1">
+          <w:hyperlink w:anchor="_Toc227856064" w:history="1">
             <w:r>
               <w:rPr>
                 <w:rStyle w:val="a3"/>
@@ -1961,7 +1961,7 @@
                 <w:noProof/>
                 <w:webHidden/>
               </w:rPr>
-              <w:instrText>PAGEREF _Toc226646724 \h</w:instrText>
+              <w:instrText>PAGEREF _Toc227856064 \h</w:instrText>
             </w:r>
             <w:r>
               <w:rPr>
@@ -2018,7 +2018,7 @@
               <w14:ligatures w14:val="standardContextual"/>
             </w:rPr>
           </w:pPr>
-          <w:hyperlink w:anchor="_Toc226646725" w:history="1">
+          <w:hyperlink w:anchor="_Toc227856065" w:history="1">
             <w:r>
               <w:rPr>
                 <w:rStyle w:val="a3"/>
@@ -2057,7 +2057,7 @@
                 <w:noProof/>
                 <w:webHidden/>
               </w:rPr>
-              <w:instrText>PAGEREF _Toc226646725 \h</w:instrText>
+              <w:instrText>PAGEREF _Toc227856065 \h</w:instrText>
             </w:r>
             <w:r>
               <w:rPr>
@@ -2114,7 +2114,7 @@
               <w14:ligatures w14:val="standardContextual"/>
             </w:rPr>
           </w:pPr>
-          <w:hyperlink w:anchor="_Toc226646726" w:history="1">
+          <w:hyperlink w:anchor="_Toc227856066" w:history="1">
             <w:r>
               <w:rPr>
                 <w:rStyle w:val="a3"/>
@@ -2153,7 +2153,7 @@
                 <w:noProof/>
                 <w:webHidden/>
               </w:rPr>
-              <w:instrText>PAGEREF _Toc226646726 \h</w:instrText>
+              <w:instrText>PAGEREF _Toc227856066 \h</w:instrText>
             </w:r>
             <w:r>
               <w:rPr>
@@ -2210,7 +2210,7 @@
               <w14:ligatures w14:val="standardContextual"/>
             </w:rPr>
           </w:pPr>
-          <w:hyperlink w:anchor="_Toc226646727" w:history="1">
+          <w:hyperlink w:anchor="_Toc227856067" w:history="1">
             <w:r>
               <w:rPr>
                 <w:rStyle w:val="a3"/>
@@ -2249,7 +2249,7 @@
                 <w:noProof/>
                 <w:webHidden/>
               </w:rPr>
-              <w:instrText>PAGEREF _Toc226646727 \h</w:instrText>
+              <w:instrText>PAGEREF _Toc227856067 \h</w:instrText>
             </w:r>
             <w:r>
               <w:rPr>
@@ -2306,7 +2306,7 @@
               <w14:ligatures w14:val="standardContextual"/>
             </w:rPr>
           </w:pPr>
-          <w:hyperlink w:anchor="_Toc226646728" w:history="1">
+          <w:hyperlink w:anchor="_Toc227856068" w:history="1">
             <w:r>
               <w:rPr>
                 <w:rStyle w:val="a3"/>
@@ -2345,7 +2345,7 @@
                 <w:noProof/>
                 <w:webHidden/>
               </w:rPr>
-              <w:instrText>PAGEREF _Toc226646728 \h</w:instrText>
+              <w:instrText>PAGEREF _Toc227856068 \h</w:instrText>
             </w:r>
             <w:r>
               <w:rPr>
@@ -2402,7 +2402,7 @@
               <w14:ligatures w14:val="standardContextual"/>
             </w:rPr>
           </w:pPr>
-          <w:hyperlink w:anchor="_Toc226646729" w:history="1">
+          <w:hyperlink w:anchor="_Toc227856069" w:history="1">
             <w:r>
               <w:rPr>
                 <w:rStyle w:val="a3"/>
@@ -2441,7 +2441,7 @@
                 <w:noProof/>
                 <w:webHidden/>
               </w:rPr>
-              <w:instrText>PAGEREF _Toc226646729 \h</w:instrText>
+              <w:instrText>PAGEREF _Toc227856069 \h</w:instrText>
             </w:r>
             <w:r>
               <w:rPr>
@@ -2498,7 +2498,7 @@
               <w14:ligatures w14:val="standardContextual"/>
             </w:rPr>
           </w:pPr>
-          <w:hyperlink w:anchor="_Toc226646730" w:history="1">
+          <w:hyperlink w:anchor="_Toc227856070" w:history="1">
             <w:r>
               <w:rPr>
                 <w:rStyle w:val="a3"/>
@@ -2537,7 +2537,7 @@
                 <w:noProof/>
                 <w:webHidden/>
               </w:rPr>
-              <w:instrText>PAGEREF _Toc226646730 \h</w:instrText>
+              <w:instrText>PAGEREF _Toc227856070 \h</w:instrText>
             </w:r>
             <w:r>
               <w:rPr>
@@ -2594,7 +2594,7 @@
               <w14:ligatures w14:val="standardContextual"/>
             </w:rPr>
           </w:pPr>
-          <w:hyperlink w:anchor="_Toc226646731" w:history="1">
+          <w:hyperlink w:anchor="_Toc227856071" w:history="1">
             <w:r>
               <w:rPr>
                 <w:rStyle w:val="a3"/>
@@ -2633,7 +2633,7 @@
                 <w:noProof/>
                 <w:webHidden/>
               </w:rPr>
-              <w:instrText>PAGEREF _Toc226646731 \h</w:instrText>
+              <w:instrText>PAGEREF _Toc227856071 \h</w:instrText>
             </w:r>
             <w:r>
               <w:rPr>
@@ -2690,7 +2690,7 @@
               <w14:ligatures w14:val="standardContextual"/>
             </w:rPr>
           </w:pPr>
-          <w:hyperlink w:anchor="_Toc226646732" w:history="1">
+          <w:hyperlink w:anchor="_Toc227856072" w:history="1">
             <w:r>
               <w:rPr>
                 <w:rStyle w:val="a3"/>
@@ -2729,7 +2729,7 @@
                 <w:noProof/>
                 <w:webHidden/>
               </w:rPr>
-              <w:instrText>PAGEREF _Toc226646732 \h</w:instrText>
+              <w:instrText>PAGEREF _Toc227856072 \h</w:instrText>
             </w:r>
             <w:r>
               <w:rPr>
@@ -2786,7 +2786,7 @@
               <w14:ligatures w14:val="standardContextual"/>
             </w:rPr>
           </w:pPr>
-          <w:hyperlink w:anchor="_Toc226646733" w:history="1">
+          <w:hyperlink w:anchor="_Toc227856073" w:history="1">
             <w:r>
               <w:rPr>
                 <w:rStyle w:val="a3"/>
@@ -2825,7 +2825,7 @@
                 <w:noProof/>
                 <w:webHidden/>
               </w:rPr>
-              <w:instrText>PAGEREF _Toc226646733 \h</w:instrText>
+              <w:instrText>PAGEREF _Toc227856073 \h</w:instrText>
             </w:r>
             <w:r>
               <w:rPr>
@@ -2882,7 +2882,7 @@
               <w14:ligatures w14:val="standardContextual"/>
             </w:rPr>
           </w:pPr>
-          <w:hyperlink w:anchor="_Toc226646734" w:history="1">
+          <w:hyperlink w:anchor="_Toc227856074" w:history="1">
             <w:r>
               <w:rPr>
                 <w:rStyle w:val="a3"/>
@@ -2921,7 +2921,7 @@
                 <w:noProof/>
                 <w:webHidden/>
               </w:rPr>
-              <w:instrText>PAGEREF _Toc226646734 \h</w:instrText>
+              <w:instrText>PAGEREF _Toc227856074 \h</w:instrText>
             </w:r>
             <w:r>
               <w:rPr>
@@ -2978,7 +2978,7 @@
               <w14:ligatures w14:val="standardContextual"/>
             </w:rPr>
           </w:pPr>
-          <w:hyperlink w:anchor="_Toc226646735" w:history="1">
+          <w:hyperlink w:anchor="_Toc227856075" w:history="1">
             <w:r>
               <w:rPr>
                 <w:rStyle w:val="a3"/>
@@ -3017,7 +3017,7 @@
                 <w:noProof/>
                 <w:webHidden/>
               </w:rPr>
-              <w:instrText>PAGEREF _Toc226646735 \h</w:instrText>
+              <w:instrText>PAGEREF _Toc227856075 \h</w:instrText>
             </w:r>
             <w:r>
               <w:rPr>
@@ -3074,7 +3074,7 @@
               <w14:ligatures w14:val="standardContextual"/>
             </w:rPr>
           </w:pPr>
-          <w:hyperlink w:anchor="_Toc226646736" w:history="1">
+          <w:hyperlink w:anchor="_Toc227856076" w:history="1">
             <w:r>
               <w:rPr>
                 <w:rStyle w:val="a3"/>
@@ -3113,7 +3113,7 @@
                 <w:noProof/>
                 <w:webHidden/>
               </w:rPr>
-              <w:instrText>PAGEREF _Toc226646736 \h</w:instrText>
+              <w:instrText>PAGEREF _Toc227856076 \h</w:instrText>
             </w:r>
             <w:r>
               <w:rPr>
@@ -3170,7 +3170,7 @@
               <w14:ligatures w14:val="standardContextual"/>
             </w:rPr>
           </w:pPr>
-          <w:hyperlink w:anchor="_Toc226646737" w:history="1">
+          <w:hyperlink w:anchor="_Toc227856077" w:history="1">
             <w:r>
               <w:rPr>
                 <w:rStyle w:val="a3"/>
@@ -3209,7 +3209,7 @@
                 <w:noProof/>
                 <w:webHidden/>
               </w:rPr>
-              <w:instrText>PAGEREF _Toc226646737 \h</w:instrText>
+              <w:instrText>PAGEREF _Toc227856077 \h</w:instrText>
             </w:r>
             <w:r>
               <w:rPr>
@@ -3266,7 +3266,7 @@
               <w14:ligatures w14:val="standardContextual"/>
             </w:rPr>
           </w:pPr>
-          <w:hyperlink w:anchor="_Toc226646738" w:history="1">
+          <w:hyperlink w:anchor="_Toc227856078" w:history="1">
             <w:r>
               <w:rPr>
                 <w:rStyle w:val="a3"/>
@@ -3305,7 +3305,7 @@
                 <w:noProof/>
                 <w:webHidden/>
               </w:rPr>
-              <w:instrText>PAGEREF _Toc226646738 \h</w:instrText>
+              <w:instrText>PAGEREF _Toc227856078 \h</w:instrText>
             </w:r>
             <w:r>
               <w:rPr>
@@ -3362,7 +3362,7 @@
               <w14:ligatures w14:val="standardContextual"/>
             </w:rPr>
           </w:pPr>
-          <w:hyperlink w:anchor="_Toc226646739" w:history="1">
+          <w:hyperlink w:anchor="_Toc227856079" w:history="1">
             <w:r>
               <w:rPr>
                 <w:rStyle w:val="a3"/>
@@ -3401,7 +3401,7 @@
                 <w:noProof/>
                 <w:webHidden/>
               </w:rPr>
-              <w:instrText>PAGEREF _Toc226646739 \h</w:instrText>
+              <w:instrText>PAGEREF _Toc227856079 \h</w:instrText>
             </w:r>
             <w:r>
               <w:rPr>
@@ -3458,7 +3458,7 @@
               <w14:ligatures w14:val="standardContextual"/>
             </w:rPr>
           </w:pPr>
-          <w:hyperlink w:anchor="_Toc226646740" w:history="1">
+          <w:hyperlink w:anchor="_Toc227856080" w:history="1">
             <w:r>
               <w:rPr>
                 <w:rStyle w:val="a3"/>
@@ -3497,7 +3497,7 @@
                 <w:noProof/>
                 <w:webHidden/>
               </w:rPr>
-              <w:instrText>PAGEREF _Toc226646740 \h</w:instrText>
+              <w:instrText>PAGEREF _Toc227856080 \h</w:instrText>
             </w:r>
             <w:r>
               <w:rPr>
@@ -3554,7 +3554,7 @@
               <w14:ligatures w14:val="standardContextual"/>
             </w:rPr>
           </w:pPr>
-          <w:hyperlink w:anchor="_Toc226646741" w:history="1">
+          <w:hyperlink w:anchor="_Toc227856081" w:history="1">
             <w:r>
               <w:rPr>
                 <w:rStyle w:val="a3"/>
@@ -3593,7 +3593,7 @@
                 <w:noProof/>
                 <w:webHidden/>
               </w:rPr>
-              <w:instrText>PAGEREF _Toc226646741 \h</w:instrText>
+              <w:instrText>PAGEREF _Toc227856081 \h</w:instrText>
             </w:r>
             <w:r>
               <w:rPr>
@@ -3650,7 +3650,7 @@
               <w14:ligatures w14:val="standardContextual"/>
             </w:rPr>
           </w:pPr>
-          <w:hyperlink w:anchor="_Toc226646742" w:history="1">
+          <w:hyperlink w:anchor="_Toc227856082" w:history="1">
             <w:r>
               <w:rPr>
                 <w:rStyle w:val="a3"/>
@@ -3689,7 +3689,7 @@
                 <w:noProof/>
                 <w:webHidden/>
               </w:rPr>
-              <w:instrText>PAGEREF _Toc226646742 \h</w:instrText>
+              <w:instrText>PAGEREF _Toc227856082 \h</w:instrText>
             </w:r>
             <w:r>
               <w:rPr>
@@ -3746,7 +3746,7 @@
               <w14:ligatures w14:val="standardContextual"/>
             </w:rPr>
           </w:pPr>
-          <w:hyperlink w:anchor="_Toc226646743" w:history="1">
+          <w:hyperlink w:anchor="_Toc227856083" w:history="1">
             <w:r>
               <w:rPr>
                 <w:rStyle w:val="a3"/>
@@ -3785,7 +3785,7 @@
                 <w:noProof/>
                 <w:webHidden/>
               </w:rPr>
-              <w:instrText>PAGEREF _Toc226646743 \h</w:instrText>
+              <w:instrText>PAGEREF _Toc227856083 \h</w:instrText>
             </w:r>
             <w:r>
               <w:rPr>
@@ -3842,7 +3842,7 @@
               <w14:ligatures w14:val="standardContextual"/>
             </w:rPr>
           </w:pPr>
-          <w:hyperlink w:anchor="_Toc226646744" w:history="1">
+          <w:hyperlink w:anchor="_Toc227856084" w:history="1">
             <w:r>
               <w:rPr>
                 <w:rStyle w:val="a3"/>
@@ -3881,7 +3881,7 @@
                 <w:noProof/>
                 <w:webHidden/>
               </w:rPr>
-              <w:instrText>PAGEREF _Toc226646744 \h</w:instrText>
+              <w:instrText>PAGEREF _Toc227856084 \h</w:instrText>
             </w:r>
             <w:r>
               <w:rPr>
@@ -3938,7 +3938,7 @@
               <w14:ligatures w14:val="standardContextual"/>
             </w:rPr>
           </w:pPr>
-          <w:hyperlink w:anchor="_Toc226646745" w:history="1">
+          <w:hyperlink w:anchor="_Toc227856085" w:history="1">
             <w:r>
               <w:rPr>
                 <w:rStyle w:val="a3"/>
@@ -3977,7 +3977,7 @@
                 <w:noProof/>
                 <w:webHidden/>
               </w:rPr>
-              <w:instrText>PAGEREF _Toc226646745 \h</w:instrText>
+              <w:instrText>PAGEREF _Toc227856085 \h</w:instrText>
             </w:r>
             <w:r>
               <w:rPr>
@@ -4034,7 +4034,7 @@
               <w14:ligatures w14:val="standardContextual"/>
             </w:rPr>
           </w:pPr>
-          <w:hyperlink w:anchor="_Toc226646746" w:history="1">
+          <w:hyperlink w:anchor="_Toc227856086" w:history="1">
             <w:r>
               <w:rPr>
                 <w:rStyle w:val="a3"/>
@@ -4073,7 +4073,7 @@
                 <w:noProof/>
                 <w:webHidden/>
               </w:rPr>
-              <w:instrText>PAGEREF _Toc226646746 \h</w:instrText>
+              <w:instrText>PAGEREF _Toc227856086 \h</w:instrText>
             </w:r>
             <w:r>
               <w:rPr>
@@ -4130,7 +4130,7 @@
               <w14:ligatures w14:val="standardContextual"/>
             </w:rPr>
           </w:pPr>
-          <w:hyperlink w:anchor="_Toc226646747" w:history="1">
+          <w:hyperlink w:anchor="_Toc227856087" w:history="1">
             <w:r>
               <w:rPr>
                 <w:rStyle w:val="a3"/>
@@ -4169,7 +4169,7 @@
                 <w:noProof/>
                 <w:webHidden/>
               </w:rPr>
-              <w:instrText>PAGEREF _Toc226646747 \h</w:instrText>
+              <w:instrText>PAGEREF _Toc227856087 \h</w:instrText>
             </w:r>
             <w:r>
               <w:rPr>
@@ -4226,7 +4226,7 @@
               <w14:ligatures w14:val="standardContextual"/>
             </w:rPr>
           </w:pPr>
-          <w:hyperlink w:anchor="_Toc226646748" w:history="1">
+          <w:hyperlink w:anchor="_Toc227856088" w:history="1">
             <w:r>
               <w:rPr>
                 <w:rStyle w:val="a3"/>
@@ -4265,7 +4265,7 @@
                 <w:noProof/>
                 <w:webHidden/>
               </w:rPr>
-              <w:instrText>PAGEREF _Toc226646748 \h</w:instrText>
+              <w:instrText>PAGEREF _Toc227856088 \h</w:instrText>
             </w:r>
             <w:r>
               <w:rPr>
@@ -4322,7 +4322,7 @@
               <w14:ligatures w14:val="standardContextual"/>
             </w:rPr>
           </w:pPr>
-          <w:hyperlink w:anchor="_Toc226646749" w:history="1">
+          <w:hyperlink w:anchor="_Toc227856089" w:history="1">
             <w:r>
               <w:rPr>
                 <w:rStyle w:val="a3"/>
@@ -4361,7 +4361,7 @@
                 <w:noProof/>
                 <w:webHidden/>
               </w:rPr>
-              <w:instrText>PAGEREF _Toc226646749 \h</w:instrText>
+              <w:instrText>PAGEREF _Toc227856089 \h</w:instrText>
             </w:r>
             <w:r>
               <w:rPr>
@@ -4418,7 +4418,7 @@
               <w14:ligatures w14:val="standardContextual"/>
             </w:rPr>
           </w:pPr>
-          <w:hyperlink w:anchor="_Toc226646750" w:history="1">
+          <w:hyperlink w:anchor="_Toc227856090" w:history="1">
             <w:r>
               <w:rPr>
                 <w:rStyle w:val="a3"/>
@@ -4457,7 +4457,7 @@
                 <w:noProof/>
                 <w:webHidden/>
               </w:rPr>
-              <w:instrText>PAGEREF _Toc226646750 \h</w:instrText>
+              <w:instrText>PAGEREF _Toc227856090 \h</w:instrText>
             </w:r>
             <w:r>
               <w:rPr>
@@ -4514,7 +4514,7 @@
               <w14:ligatures w14:val="standardContextual"/>
             </w:rPr>
           </w:pPr>
-          <w:hyperlink w:anchor="_Toc226646751" w:history="1">
+          <w:hyperlink w:anchor="_Toc227856091" w:history="1">
             <w:r>
               <w:rPr>
                 <w:rStyle w:val="a3"/>
@@ -4553,7 +4553,7 @@
                 <w:noProof/>
                 <w:webHidden/>
               </w:rPr>
-              <w:instrText>PAGEREF _Toc226646751 \h</w:instrText>
+              <w:instrText>PAGEREF _Toc227856091 \h</w:instrText>
             </w:r>
             <w:r>
               <w:rPr>
@@ -4610,7 +4610,7 @@
               <w14:ligatures w14:val="standardContextual"/>
             </w:rPr>
           </w:pPr>
-          <w:hyperlink w:anchor="_Toc226646752" w:history="1">
+          <w:hyperlink w:anchor="_Toc227856092" w:history="1">
             <w:r>
               <w:rPr>
                 <w:rStyle w:val="a3"/>
@@ -4649,7 +4649,7 @@
                 <w:noProof/>
                 <w:webHidden/>
               </w:rPr>
-              <w:instrText>PAGEREF _Toc226646752 \h</w:instrText>
+              <w:instrText>PAGEREF _Toc227856092 \h</w:instrText>
             </w:r>
             <w:r>
               <w:rPr>
@@ -4706,7 +4706,7 @@
               <w14:ligatures w14:val="standardContextual"/>
             </w:rPr>
           </w:pPr>
-          <w:hyperlink w:anchor="_Toc226646753" w:history="1">
+          <w:hyperlink w:anchor="_Toc227856093" w:history="1">
             <w:r>
               <w:rPr>
                 <w:rStyle w:val="a3"/>
@@ -4745,7 +4745,7 @@
                 <w:noProof/>
                 <w:webHidden/>
               </w:rPr>
-              <w:instrText>PAGEREF _Toc226646753 \h</w:instrText>
+              <w:instrText>PAGEREF _Toc227856093 \h</w:instrText>
             </w:r>
             <w:r>
               <w:rPr>
@@ -4802,7 +4802,7 @@
               <w14:ligatures w14:val="standardContextual"/>
             </w:rPr>
           </w:pPr>
-          <w:hyperlink w:anchor="_Toc226646754" w:history="1">
+          <w:hyperlink w:anchor="_Toc227856094" w:history="1">
             <w:r>
               <w:rPr>
                 <w:rStyle w:val="a3"/>
@@ -4841,7 +4841,7 @@
                 <w:noProof/>
                 <w:webHidden/>
               </w:rPr>
-              <w:instrText>PAGEREF _Toc226646754 \h</w:instrText>
+              <w:instrText>PAGEREF _Toc227856094 \h</w:instrText>
             </w:r>
             <w:r>
               <w:rPr>
@@ -4898,7 +4898,7 @@
               <w14:ligatures w14:val="standardContextual"/>
             </w:rPr>
           </w:pPr>
-          <w:hyperlink w:anchor="_Toc226646755" w:history="1">
+          <w:hyperlink w:anchor="_Toc227856095" w:history="1">
             <w:r>
               <w:rPr>
                 <w:rStyle w:val="a3"/>
@@ -4937,7 +4937,7 @@
                 <w:noProof/>
                 <w:webHidden/>
               </w:rPr>
-              <w:instrText>PAGEREF _Toc226646755 \h</w:instrText>
+              <w:instrText>PAGEREF _Toc227856095 \h</w:instrText>
             </w:r>
             <w:r>
               <w:rPr>
@@ -4969,6 +4969,1350 @@
                 <w:webHidden/>
               </w:rPr>
               <w:t>15</w:t>
+            </w:r>
+            <w:r>
+              <w:rPr>
+                <w:rFonts w:ascii="宋体" w:eastAsia="宋体" w:hAnsi="宋体" w:hint="eastAsia"/>
+                <w:noProof/>
+                <w:webHidden/>
+              </w:rPr>
+              <w:fldChar w:fldCharType="end"/>
+            </w:r>
+          </w:hyperlink>
+        </w:p>
+        <w:p>
+          <w:pPr>
+            <w:pStyle w:val="TOC1"/>
+            <w:tabs>
+              <w:tab w:val="right" w:leader="dot" w:pos="8296"/>
+            </w:tabs>
+            <w:rPr>
+              <w:rFonts w:ascii="宋体" w:eastAsia="宋体" w:hAnsi="宋体" w:hint="eastAsia"/>
+              <w:noProof/>
+              <w:sz w:val="22"/>
+              <w:szCs w:val="24"/>
+              <w14:ligatures w14:val="standardContextual"/>
+            </w:rPr>
+          </w:pPr>
+          <w:hyperlink w:anchor="_Toc227856096" w:history="1">
+            <w:r>
+              <w:rPr>
+                <w:rStyle w:val="a3"/>
+                <w:rFonts w:ascii="宋体" w:eastAsia="宋体" w:hAnsi="宋体" w:hint="eastAsia"/>
+                <w:noProof/>
+              </w:rPr>
+              <w:t>第六讲 国际谈判的策略</w:t>
+            </w:r>
+            <w:r>
+              <w:rPr>
+                <w:rFonts w:ascii="宋体" w:eastAsia="宋体" w:hAnsi="宋体" w:hint="eastAsia"/>
+                <w:noProof/>
+                <w:webHidden/>
+              </w:rPr>
+              <w:tab/>
+            </w:r>
+            <w:r>
+              <w:rPr>
+                <w:rFonts w:ascii="宋体" w:eastAsia="宋体" w:hAnsi="宋体" w:hint="eastAsia"/>
+                <w:noProof/>
+                <w:webHidden/>
+              </w:rPr>
+              <w:fldChar w:fldCharType="begin"/>
+            </w:r>
+            <w:r>
+              <w:rPr>
+                <w:rFonts w:ascii="宋体" w:eastAsia="宋体" w:hAnsi="宋体" w:hint="eastAsia"/>
+                <w:noProof/>
+                <w:webHidden/>
+              </w:rPr>
+              <w:instrText xml:space="preserve"> </w:instrText>
+            </w:r>
+            <w:r>
+              <w:rPr>
+                <w:rFonts w:ascii="宋体" w:eastAsia="宋体" w:hAnsi="宋体"/>
+                <w:noProof/>
+                <w:webHidden/>
+              </w:rPr>
+              <w:instrText>PAGEREF _Toc227856096 \h</w:instrText>
+            </w:r>
+            <w:r>
+              <w:rPr>
+                <w:rFonts w:ascii="宋体" w:eastAsia="宋体" w:hAnsi="宋体" w:hint="eastAsia"/>
+                <w:noProof/>
+                <w:webHidden/>
+              </w:rPr>
+              <w:instrText xml:space="preserve"> </w:instrText>
+            </w:r>
+            <w:r>
+              <w:rPr>
+                <w:rFonts w:ascii="宋体" w:eastAsia="宋体" w:hAnsi="宋体" w:hint="eastAsia"/>
+                <w:noProof/>
+                <w:webHidden/>
+              </w:rPr>
+            </w:r>
+            <w:r>
+              <w:rPr>
+                <w:rFonts w:ascii="宋体" w:eastAsia="宋体" w:hAnsi="宋体" w:hint="eastAsia"/>
+                <w:noProof/>
+                <w:webHidden/>
+              </w:rPr>
+              <w:fldChar w:fldCharType="separate"/>
+            </w:r>
+            <w:r>
+              <w:rPr>
+                <w:rFonts w:ascii="宋体" w:eastAsia="宋体" w:hAnsi="宋体" w:hint="eastAsia"/>
+                <w:noProof/>
+                <w:webHidden/>
+              </w:rPr>
+              <w:t>15</w:t>
+            </w:r>
+            <w:r>
+              <w:rPr>
+                <w:rFonts w:ascii="宋体" w:eastAsia="宋体" w:hAnsi="宋体" w:hint="eastAsia"/>
+                <w:noProof/>
+                <w:webHidden/>
+              </w:rPr>
+              <w:fldChar w:fldCharType="end"/>
+            </w:r>
+          </w:hyperlink>
+        </w:p>
+        <w:p>
+          <w:pPr>
+            <w:pStyle w:val="TOC2"/>
+            <w:tabs>
+              <w:tab w:val="right" w:leader="dot" w:pos="8296"/>
+            </w:tabs>
+            <w:rPr>
+              <w:rFonts w:ascii="宋体" w:eastAsia="宋体" w:hAnsi="宋体" w:hint="eastAsia"/>
+              <w:noProof/>
+              <w:sz w:val="22"/>
+              <w:szCs w:val="24"/>
+              <w14:ligatures w14:val="standardContextual"/>
+            </w:rPr>
+          </w:pPr>
+          <w:hyperlink w:anchor="_Toc227856097" w:history="1">
+            <w:r>
+              <w:rPr>
+                <w:rStyle w:val="a3"/>
+                <w:rFonts w:ascii="宋体" w:eastAsia="宋体" w:hAnsi="宋体" w:hint="eastAsia"/>
+                <w:noProof/>
+              </w:rPr>
+              <w:t>一、博弈论与谈判</w:t>
+            </w:r>
+            <w:r>
+              <w:rPr>
+                <w:rFonts w:ascii="宋体" w:eastAsia="宋体" w:hAnsi="宋体" w:hint="eastAsia"/>
+                <w:noProof/>
+                <w:webHidden/>
+              </w:rPr>
+              <w:tab/>
+            </w:r>
+            <w:r>
+              <w:rPr>
+                <w:rFonts w:ascii="宋体" w:eastAsia="宋体" w:hAnsi="宋体" w:hint="eastAsia"/>
+                <w:noProof/>
+                <w:webHidden/>
+              </w:rPr>
+              <w:fldChar w:fldCharType="begin"/>
+            </w:r>
+            <w:r>
+              <w:rPr>
+                <w:rFonts w:ascii="宋体" w:eastAsia="宋体" w:hAnsi="宋体" w:hint="eastAsia"/>
+                <w:noProof/>
+                <w:webHidden/>
+              </w:rPr>
+              <w:instrText xml:space="preserve"> </w:instrText>
+            </w:r>
+            <w:r>
+              <w:rPr>
+                <w:rFonts w:ascii="宋体" w:eastAsia="宋体" w:hAnsi="宋体"/>
+                <w:noProof/>
+                <w:webHidden/>
+              </w:rPr>
+              <w:instrText>PAGEREF _Toc227856097 \h</w:instrText>
+            </w:r>
+            <w:r>
+              <w:rPr>
+                <w:rFonts w:ascii="宋体" w:eastAsia="宋体" w:hAnsi="宋体" w:hint="eastAsia"/>
+                <w:noProof/>
+                <w:webHidden/>
+              </w:rPr>
+              <w:instrText xml:space="preserve"> </w:instrText>
+            </w:r>
+            <w:r>
+              <w:rPr>
+                <w:rFonts w:ascii="宋体" w:eastAsia="宋体" w:hAnsi="宋体" w:hint="eastAsia"/>
+                <w:noProof/>
+                <w:webHidden/>
+              </w:rPr>
+            </w:r>
+            <w:r>
+              <w:rPr>
+                <w:rFonts w:ascii="宋体" w:eastAsia="宋体" w:hAnsi="宋体" w:hint="eastAsia"/>
+                <w:noProof/>
+                <w:webHidden/>
+              </w:rPr>
+              <w:fldChar w:fldCharType="separate"/>
+            </w:r>
+            <w:r>
+              <w:rPr>
+                <w:rFonts w:ascii="宋体" w:eastAsia="宋体" w:hAnsi="宋体" w:hint="eastAsia"/>
+                <w:noProof/>
+                <w:webHidden/>
+              </w:rPr>
+              <w:t>15</w:t>
+            </w:r>
+            <w:r>
+              <w:rPr>
+                <w:rFonts w:ascii="宋体" w:eastAsia="宋体" w:hAnsi="宋体" w:hint="eastAsia"/>
+                <w:noProof/>
+                <w:webHidden/>
+              </w:rPr>
+              <w:fldChar w:fldCharType="end"/>
+            </w:r>
+          </w:hyperlink>
+        </w:p>
+        <w:p>
+          <w:pPr>
+            <w:pStyle w:val="TOC3"/>
+            <w:tabs>
+              <w:tab w:val="right" w:leader="dot" w:pos="8296"/>
+            </w:tabs>
+            <w:rPr>
+              <w:rFonts w:ascii="宋体" w:eastAsia="宋体" w:hAnsi="宋体" w:hint="eastAsia"/>
+              <w:noProof/>
+              <w:sz w:val="22"/>
+              <w:szCs w:val="24"/>
+              <w14:ligatures w14:val="standardContextual"/>
+            </w:rPr>
+          </w:pPr>
+          <w:hyperlink w:anchor="_Toc227856098" w:history="1">
+            <w:r>
+              <w:rPr>
+                <w:rStyle w:val="a3"/>
+                <w:rFonts w:ascii="宋体" w:eastAsia="宋体" w:hAnsi="宋体" w:hint="eastAsia"/>
+                <w:noProof/>
+              </w:rPr>
+              <w:t>（一）博弈论简介</w:t>
+            </w:r>
+            <w:r>
+              <w:rPr>
+                <w:rFonts w:ascii="宋体" w:eastAsia="宋体" w:hAnsi="宋体" w:hint="eastAsia"/>
+                <w:noProof/>
+                <w:webHidden/>
+              </w:rPr>
+              <w:tab/>
+            </w:r>
+            <w:r>
+              <w:rPr>
+                <w:rFonts w:ascii="宋体" w:eastAsia="宋体" w:hAnsi="宋体" w:hint="eastAsia"/>
+                <w:noProof/>
+                <w:webHidden/>
+              </w:rPr>
+              <w:fldChar w:fldCharType="begin"/>
+            </w:r>
+            <w:r>
+              <w:rPr>
+                <w:rFonts w:ascii="宋体" w:eastAsia="宋体" w:hAnsi="宋体" w:hint="eastAsia"/>
+                <w:noProof/>
+                <w:webHidden/>
+              </w:rPr>
+              <w:instrText xml:space="preserve"> </w:instrText>
+            </w:r>
+            <w:r>
+              <w:rPr>
+                <w:rFonts w:ascii="宋体" w:eastAsia="宋体" w:hAnsi="宋体"/>
+                <w:noProof/>
+                <w:webHidden/>
+              </w:rPr>
+              <w:instrText>PAGEREF _Toc227856098 \h</w:instrText>
+            </w:r>
+            <w:r>
+              <w:rPr>
+                <w:rFonts w:ascii="宋体" w:eastAsia="宋体" w:hAnsi="宋体" w:hint="eastAsia"/>
+                <w:noProof/>
+                <w:webHidden/>
+              </w:rPr>
+              <w:instrText xml:space="preserve"> </w:instrText>
+            </w:r>
+            <w:r>
+              <w:rPr>
+                <w:rFonts w:ascii="宋体" w:eastAsia="宋体" w:hAnsi="宋体" w:hint="eastAsia"/>
+                <w:noProof/>
+                <w:webHidden/>
+              </w:rPr>
+            </w:r>
+            <w:r>
+              <w:rPr>
+                <w:rFonts w:ascii="宋体" w:eastAsia="宋体" w:hAnsi="宋体" w:hint="eastAsia"/>
+                <w:noProof/>
+                <w:webHidden/>
+              </w:rPr>
+              <w:fldChar w:fldCharType="separate"/>
+            </w:r>
+            <w:r>
+              <w:rPr>
+                <w:rFonts w:ascii="宋体" w:eastAsia="宋体" w:hAnsi="宋体" w:hint="eastAsia"/>
+                <w:noProof/>
+                <w:webHidden/>
+              </w:rPr>
+              <w:t>15</w:t>
+            </w:r>
+            <w:r>
+              <w:rPr>
+                <w:rFonts w:ascii="宋体" w:eastAsia="宋体" w:hAnsi="宋体" w:hint="eastAsia"/>
+                <w:noProof/>
+                <w:webHidden/>
+              </w:rPr>
+              <w:fldChar w:fldCharType="end"/>
+            </w:r>
+          </w:hyperlink>
+        </w:p>
+        <w:p>
+          <w:pPr>
+            <w:pStyle w:val="TOC3"/>
+            <w:tabs>
+              <w:tab w:val="right" w:leader="dot" w:pos="8296"/>
+            </w:tabs>
+            <w:rPr>
+              <w:rFonts w:ascii="宋体" w:eastAsia="宋体" w:hAnsi="宋体" w:hint="eastAsia"/>
+              <w:noProof/>
+              <w:sz w:val="22"/>
+              <w:szCs w:val="24"/>
+              <w14:ligatures w14:val="standardContextual"/>
+            </w:rPr>
+          </w:pPr>
+          <w:hyperlink w:anchor="_Toc227856099" w:history="1">
+            <w:r>
+              <w:rPr>
+                <w:rStyle w:val="a3"/>
+                <w:rFonts w:ascii="宋体" w:eastAsia="宋体" w:hAnsi="宋体" w:hint="eastAsia"/>
+                <w:noProof/>
+              </w:rPr>
+              <w:t>（二）同步博弈</w:t>
+            </w:r>
+            <w:r>
+              <w:rPr>
+                <w:rFonts w:ascii="宋体" w:eastAsia="宋体" w:hAnsi="宋体" w:hint="eastAsia"/>
+                <w:noProof/>
+                <w:webHidden/>
+              </w:rPr>
+              <w:tab/>
+            </w:r>
+            <w:r>
+              <w:rPr>
+                <w:rFonts w:ascii="宋体" w:eastAsia="宋体" w:hAnsi="宋体" w:hint="eastAsia"/>
+                <w:noProof/>
+                <w:webHidden/>
+              </w:rPr>
+              <w:fldChar w:fldCharType="begin"/>
+            </w:r>
+            <w:r>
+              <w:rPr>
+                <w:rFonts w:ascii="宋体" w:eastAsia="宋体" w:hAnsi="宋体" w:hint="eastAsia"/>
+                <w:noProof/>
+                <w:webHidden/>
+              </w:rPr>
+              <w:instrText xml:space="preserve"> </w:instrText>
+            </w:r>
+            <w:r>
+              <w:rPr>
+                <w:rFonts w:ascii="宋体" w:eastAsia="宋体" w:hAnsi="宋体"/>
+                <w:noProof/>
+                <w:webHidden/>
+              </w:rPr>
+              <w:instrText>PAGEREF _Toc227856099 \h</w:instrText>
+            </w:r>
+            <w:r>
+              <w:rPr>
+                <w:rFonts w:ascii="宋体" w:eastAsia="宋体" w:hAnsi="宋体" w:hint="eastAsia"/>
+                <w:noProof/>
+                <w:webHidden/>
+              </w:rPr>
+              <w:instrText xml:space="preserve"> </w:instrText>
+            </w:r>
+            <w:r>
+              <w:rPr>
+                <w:rFonts w:ascii="宋体" w:eastAsia="宋体" w:hAnsi="宋体" w:hint="eastAsia"/>
+                <w:noProof/>
+                <w:webHidden/>
+              </w:rPr>
+            </w:r>
+            <w:r>
+              <w:rPr>
+                <w:rFonts w:ascii="宋体" w:eastAsia="宋体" w:hAnsi="宋体" w:hint="eastAsia"/>
+                <w:noProof/>
+                <w:webHidden/>
+              </w:rPr>
+              <w:fldChar w:fldCharType="separate"/>
+            </w:r>
+            <w:r>
+              <w:rPr>
+                <w:rFonts w:ascii="宋体" w:eastAsia="宋体" w:hAnsi="宋体" w:hint="eastAsia"/>
+                <w:noProof/>
+                <w:webHidden/>
+              </w:rPr>
+              <w:t>16</w:t>
+            </w:r>
+            <w:r>
+              <w:rPr>
+                <w:rFonts w:ascii="宋体" w:eastAsia="宋体" w:hAnsi="宋体" w:hint="eastAsia"/>
+                <w:noProof/>
+                <w:webHidden/>
+              </w:rPr>
+              <w:fldChar w:fldCharType="end"/>
+            </w:r>
+          </w:hyperlink>
+        </w:p>
+        <w:p>
+          <w:pPr>
+            <w:pStyle w:val="TOC3"/>
+            <w:tabs>
+              <w:tab w:val="right" w:leader="dot" w:pos="8296"/>
+            </w:tabs>
+            <w:rPr>
+              <w:rFonts w:ascii="宋体" w:eastAsia="宋体" w:hAnsi="宋体" w:hint="eastAsia"/>
+              <w:noProof/>
+              <w:sz w:val="22"/>
+              <w:szCs w:val="24"/>
+              <w14:ligatures w14:val="standardContextual"/>
+            </w:rPr>
+          </w:pPr>
+          <w:hyperlink w:anchor="_Toc227856100" w:history="1">
+            <w:r>
+              <w:rPr>
+                <w:rStyle w:val="a3"/>
+                <w:rFonts w:ascii="宋体" w:eastAsia="宋体" w:hAnsi="宋体" w:hint="eastAsia"/>
+                <w:noProof/>
+              </w:rPr>
+              <w:t>（三）顺序博弈</w:t>
+            </w:r>
+            <w:r>
+              <w:rPr>
+                <w:rFonts w:ascii="宋体" w:eastAsia="宋体" w:hAnsi="宋体" w:hint="eastAsia"/>
+                <w:noProof/>
+                <w:webHidden/>
+              </w:rPr>
+              <w:tab/>
+            </w:r>
+            <w:r>
+              <w:rPr>
+                <w:rFonts w:ascii="宋体" w:eastAsia="宋体" w:hAnsi="宋体" w:hint="eastAsia"/>
+                <w:noProof/>
+                <w:webHidden/>
+              </w:rPr>
+              <w:fldChar w:fldCharType="begin"/>
+            </w:r>
+            <w:r>
+              <w:rPr>
+                <w:rFonts w:ascii="宋体" w:eastAsia="宋体" w:hAnsi="宋体" w:hint="eastAsia"/>
+                <w:noProof/>
+                <w:webHidden/>
+              </w:rPr>
+              <w:instrText xml:space="preserve"> </w:instrText>
+            </w:r>
+            <w:r>
+              <w:rPr>
+                <w:rFonts w:ascii="宋体" w:eastAsia="宋体" w:hAnsi="宋体"/>
+                <w:noProof/>
+                <w:webHidden/>
+              </w:rPr>
+              <w:instrText>PAGEREF _Toc227856100 \h</w:instrText>
+            </w:r>
+            <w:r>
+              <w:rPr>
+                <w:rFonts w:ascii="宋体" w:eastAsia="宋体" w:hAnsi="宋体" w:hint="eastAsia"/>
+                <w:noProof/>
+                <w:webHidden/>
+              </w:rPr>
+              <w:instrText xml:space="preserve"> </w:instrText>
+            </w:r>
+            <w:r>
+              <w:rPr>
+                <w:rFonts w:ascii="宋体" w:eastAsia="宋体" w:hAnsi="宋体" w:hint="eastAsia"/>
+                <w:noProof/>
+                <w:webHidden/>
+              </w:rPr>
+            </w:r>
+            <w:r>
+              <w:rPr>
+                <w:rFonts w:ascii="宋体" w:eastAsia="宋体" w:hAnsi="宋体" w:hint="eastAsia"/>
+                <w:noProof/>
+                <w:webHidden/>
+              </w:rPr>
+              <w:fldChar w:fldCharType="separate"/>
+            </w:r>
+            <w:r>
+              <w:rPr>
+                <w:rFonts w:ascii="宋体" w:eastAsia="宋体" w:hAnsi="宋体" w:hint="eastAsia"/>
+                <w:noProof/>
+                <w:webHidden/>
+              </w:rPr>
+              <w:t>16</w:t>
+            </w:r>
+            <w:r>
+              <w:rPr>
+                <w:rFonts w:ascii="宋体" w:eastAsia="宋体" w:hAnsi="宋体" w:hint="eastAsia"/>
+                <w:noProof/>
+                <w:webHidden/>
+              </w:rPr>
+              <w:fldChar w:fldCharType="end"/>
+            </w:r>
+          </w:hyperlink>
+        </w:p>
+        <w:p>
+          <w:pPr>
+            <w:pStyle w:val="TOC2"/>
+            <w:tabs>
+              <w:tab w:val="right" w:leader="dot" w:pos="8296"/>
+            </w:tabs>
+            <w:rPr>
+              <w:rFonts w:ascii="宋体" w:eastAsia="宋体" w:hAnsi="宋体" w:hint="eastAsia"/>
+              <w:noProof/>
+              <w:sz w:val="22"/>
+              <w:szCs w:val="24"/>
+              <w14:ligatures w14:val="standardContextual"/>
+            </w:rPr>
+          </w:pPr>
+          <w:hyperlink w:anchor="_Toc227856101" w:history="1">
+            <w:r>
+              <w:rPr>
+                <w:rStyle w:val="a3"/>
+                <w:rFonts w:ascii="宋体" w:eastAsia="宋体" w:hAnsi="宋体" w:hint="eastAsia"/>
+                <w:noProof/>
+              </w:rPr>
+              <w:t>二、理性选择理论与谈判</w:t>
+            </w:r>
+            <w:r>
+              <w:rPr>
+                <w:rFonts w:ascii="宋体" w:eastAsia="宋体" w:hAnsi="宋体" w:hint="eastAsia"/>
+                <w:noProof/>
+                <w:webHidden/>
+              </w:rPr>
+              <w:tab/>
+            </w:r>
+            <w:r>
+              <w:rPr>
+                <w:rFonts w:ascii="宋体" w:eastAsia="宋体" w:hAnsi="宋体" w:hint="eastAsia"/>
+                <w:noProof/>
+                <w:webHidden/>
+              </w:rPr>
+              <w:fldChar w:fldCharType="begin"/>
+            </w:r>
+            <w:r>
+              <w:rPr>
+                <w:rFonts w:ascii="宋体" w:eastAsia="宋体" w:hAnsi="宋体" w:hint="eastAsia"/>
+                <w:noProof/>
+                <w:webHidden/>
+              </w:rPr>
+              <w:instrText xml:space="preserve"> </w:instrText>
+            </w:r>
+            <w:r>
+              <w:rPr>
+                <w:rFonts w:ascii="宋体" w:eastAsia="宋体" w:hAnsi="宋体"/>
+                <w:noProof/>
+                <w:webHidden/>
+              </w:rPr>
+              <w:instrText>PAGEREF _Toc227856101 \h</w:instrText>
+            </w:r>
+            <w:r>
+              <w:rPr>
+                <w:rFonts w:ascii="宋体" w:eastAsia="宋体" w:hAnsi="宋体" w:hint="eastAsia"/>
+                <w:noProof/>
+                <w:webHidden/>
+              </w:rPr>
+              <w:instrText xml:space="preserve"> </w:instrText>
+            </w:r>
+            <w:r>
+              <w:rPr>
+                <w:rFonts w:ascii="宋体" w:eastAsia="宋体" w:hAnsi="宋体" w:hint="eastAsia"/>
+                <w:noProof/>
+                <w:webHidden/>
+              </w:rPr>
+            </w:r>
+            <w:r>
+              <w:rPr>
+                <w:rFonts w:ascii="宋体" w:eastAsia="宋体" w:hAnsi="宋体" w:hint="eastAsia"/>
+                <w:noProof/>
+                <w:webHidden/>
+              </w:rPr>
+              <w:fldChar w:fldCharType="separate"/>
+            </w:r>
+            <w:r>
+              <w:rPr>
+                <w:rFonts w:ascii="宋体" w:eastAsia="宋体" w:hAnsi="宋体" w:hint="eastAsia"/>
+                <w:noProof/>
+                <w:webHidden/>
+              </w:rPr>
+              <w:t>16</w:t>
+            </w:r>
+            <w:r>
+              <w:rPr>
+                <w:rFonts w:ascii="宋体" w:eastAsia="宋体" w:hAnsi="宋体" w:hint="eastAsia"/>
+                <w:noProof/>
+                <w:webHidden/>
+              </w:rPr>
+              <w:fldChar w:fldCharType="end"/>
+            </w:r>
+          </w:hyperlink>
+        </w:p>
+        <w:p>
+          <w:pPr>
+            <w:pStyle w:val="TOC3"/>
+            <w:tabs>
+              <w:tab w:val="right" w:leader="dot" w:pos="8296"/>
+            </w:tabs>
+            <w:rPr>
+              <w:rFonts w:ascii="宋体" w:eastAsia="宋体" w:hAnsi="宋体" w:hint="eastAsia"/>
+              <w:noProof/>
+              <w:sz w:val="22"/>
+              <w:szCs w:val="24"/>
+              <w14:ligatures w14:val="standardContextual"/>
+            </w:rPr>
+          </w:pPr>
+          <w:hyperlink w:anchor="_Toc227856102" w:history="1">
+            <w:r>
+              <w:rPr>
+                <w:rStyle w:val="a3"/>
+                <w:rFonts w:ascii="宋体" w:eastAsia="宋体" w:hAnsi="宋体" w:hint="eastAsia"/>
+                <w:noProof/>
+              </w:rPr>
+              <w:t>（一）理性主义谈判模型</w:t>
+            </w:r>
+            <w:r>
+              <w:rPr>
+                <w:rFonts w:ascii="宋体" w:eastAsia="宋体" w:hAnsi="宋体" w:hint="eastAsia"/>
+                <w:noProof/>
+                <w:webHidden/>
+              </w:rPr>
+              <w:tab/>
+            </w:r>
+            <w:r>
+              <w:rPr>
+                <w:rFonts w:ascii="宋体" w:eastAsia="宋体" w:hAnsi="宋体" w:hint="eastAsia"/>
+                <w:noProof/>
+                <w:webHidden/>
+              </w:rPr>
+              <w:fldChar w:fldCharType="begin"/>
+            </w:r>
+            <w:r>
+              <w:rPr>
+                <w:rFonts w:ascii="宋体" w:eastAsia="宋体" w:hAnsi="宋体" w:hint="eastAsia"/>
+                <w:noProof/>
+                <w:webHidden/>
+              </w:rPr>
+              <w:instrText xml:space="preserve"> </w:instrText>
+            </w:r>
+            <w:r>
+              <w:rPr>
+                <w:rFonts w:ascii="宋体" w:eastAsia="宋体" w:hAnsi="宋体"/>
+                <w:noProof/>
+                <w:webHidden/>
+              </w:rPr>
+              <w:instrText>PAGEREF _Toc227856102 \h</w:instrText>
+            </w:r>
+            <w:r>
+              <w:rPr>
+                <w:rFonts w:ascii="宋体" w:eastAsia="宋体" w:hAnsi="宋体" w:hint="eastAsia"/>
+                <w:noProof/>
+                <w:webHidden/>
+              </w:rPr>
+              <w:instrText xml:space="preserve"> </w:instrText>
+            </w:r>
+            <w:r>
+              <w:rPr>
+                <w:rFonts w:ascii="宋体" w:eastAsia="宋体" w:hAnsi="宋体" w:hint="eastAsia"/>
+                <w:noProof/>
+                <w:webHidden/>
+              </w:rPr>
+            </w:r>
+            <w:r>
+              <w:rPr>
+                <w:rFonts w:ascii="宋体" w:eastAsia="宋体" w:hAnsi="宋体" w:hint="eastAsia"/>
+                <w:noProof/>
+                <w:webHidden/>
+              </w:rPr>
+              <w:fldChar w:fldCharType="separate"/>
+            </w:r>
+            <w:r>
+              <w:rPr>
+                <w:rFonts w:ascii="宋体" w:eastAsia="宋体" w:hAnsi="宋体" w:hint="eastAsia"/>
+                <w:noProof/>
+                <w:webHidden/>
+              </w:rPr>
+              <w:t>16</w:t>
+            </w:r>
+            <w:r>
+              <w:rPr>
+                <w:rFonts w:ascii="宋体" w:eastAsia="宋体" w:hAnsi="宋体" w:hint="eastAsia"/>
+                <w:noProof/>
+                <w:webHidden/>
+              </w:rPr>
+              <w:fldChar w:fldCharType="end"/>
+            </w:r>
+          </w:hyperlink>
+        </w:p>
+        <w:p>
+          <w:pPr>
+            <w:pStyle w:val="TOC3"/>
+            <w:tabs>
+              <w:tab w:val="right" w:leader="dot" w:pos="8296"/>
+            </w:tabs>
+            <w:rPr>
+              <w:rFonts w:ascii="宋体" w:eastAsia="宋体" w:hAnsi="宋体" w:hint="eastAsia"/>
+              <w:noProof/>
+              <w:sz w:val="22"/>
+              <w:szCs w:val="24"/>
+              <w14:ligatures w14:val="standardContextual"/>
+            </w:rPr>
+          </w:pPr>
+          <w:hyperlink w:anchor="_Toc227856103" w:history="1">
+            <w:r>
+              <w:rPr>
+                <w:rStyle w:val="a3"/>
+                <w:rFonts w:ascii="宋体" w:eastAsia="宋体" w:hAnsi="宋体" w:hint="eastAsia"/>
+                <w:noProof/>
+              </w:rPr>
+              <w:t>（二）谈判失败的原因</w:t>
+            </w:r>
+            <w:r>
+              <w:rPr>
+                <w:rFonts w:ascii="宋体" w:eastAsia="宋体" w:hAnsi="宋体" w:hint="eastAsia"/>
+                <w:noProof/>
+                <w:webHidden/>
+              </w:rPr>
+              <w:tab/>
+            </w:r>
+            <w:r>
+              <w:rPr>
+                <w:rFonts w:ascii="宋体" w:eastAsia="宋体" w:hAnsi="宋体" w:hint="eastAsia"/>
+                <w:noProof/>
+                <w:webHidden/>
+              </w:rPr>
+              <w:fldChar w:fldCharType="begin"/>
+            </w:r>
+            <w:r>
+              <w:rPr>
+                <w:rFonts w:ascii="宋体" w:eastAsia="宋体" w:hAnsi="宋体" w:hint="eastAsia"/>
+                <w:noProof/>
+                <w:webHidden/>
+              </w:rPr>
+              <w:instrText xml:space="preserve"> </w:instrText>
+            </w:r>
+            <w:r>
+              <w:rPr>
+                <w:rFonts w:ascii="宋体" w:eastAsia="宋体" w:hAnsi="宋体"/>
+                <w:noProof/>
+                <w:webHidden/>
+              </w:rPr>
+              <w:instrText>PAGEREF _Toc227856103 \h</w:instrText>
+            </w:r>
+            <w:r>
+              <w:rPr>
+                <w:rFonts w:ascii="宋体" w:eastAsia="宋体" w:hAnsi="宋体" w:hint="eastAsia"/>
+                <w:noProof/>
+                <w:webHidden/>
+              </w:rPr>
+              <w:instrText xml:space="preserve"> </w:instrText>
+            </w:r>
+            <w:r>
+              <w:rPr>
+                <w:rFonts w:ascii="宋体" w:eastAsia="宋体" w:hAnsi="宋体" w:hint="eastAsia"/>
+                <w:noProof/>
+                <w:webHidden/>
+              </w:rPr>
+            </w:r>
+            <w:r>
+              <w:rPr>
+                <w:rFonts w:ascii="宋体" w:eastAsia="宋体" w:hAnsi="宋体" w:hint="eastAsia"/>
+                <w:noProof/>
+                <w:webHidden/>
+              </w:rPr>
+              <w:fldChar w:fldCharType="separate"/>
+            </w:r>
+            <w:r>
+              <w:rPr>
+                <w:rFonts w:ascii="宋体" w:eastAsia="宋体" w:hAnsi="宋体" w:hint="eastAsia"/>
+                <w:noProof/>
+                <w:webHidden/>
+              </w:rPr>
+              <w:t>16</w:t>
+            </w:r>
+            <w:r>
+              <w:rPr>
+                <w:rFonts w:ascii="宋体" w:eastAsia="宋体" w:hAnsi="宋体" w:hint="eastAsia"/>
+                <w:noProof/>
+                <w:webHidden/>
+              </w:rPr>
+              <w:fldChar w:fldCharType="end"/>
+            </w:r>
+          </w:hyperlink>
+        </w:p>
+        <w:p>
+          <w:pPr>
+            <w:pStyle w:val="TOC2"/>
+            <w:tabs>
+              <w:tab w:val="right" w:leader="dot" w:pos="8296"/>
+            </w:tabs>
+            <w:rPr>
+              <w:rFonts w:ascii="宋体" w:eastAsia="宋体" w:hAnsi="宋体" w:hint="eastAsia"/>
+              <w:noProof/>
+              <w:sz w:val="22"/>
+              <w:szCs w:val="24"/>
+              <w14:ligatures w14:val="standardContextual"/>
+            </w:rPr>
+          </w:pPr>
+          <w:hyperlink w:anchor="_Toc227856104" w:history="1">
+            <w:r>
+              <w:rPr>
+                <w:rStyle w:val="a3"/>
+                <w:rFonts w:ascii="宋体" w:eastAsia="宋体" w:hAnsi="宋体" w:hint="eastAsia"/>
+                <w:noProof/>
+              </w:rPr>
+              <w:t>三、分配式谈判的战略</w:t>
+            </w:r>
+            <w:r>
+              <w:rPr>
+                <w:rFonts w:ascii="宋体" w:eastAsia="宋体" w:hAnsi="宋体" w:hint="eastAsia"/>
+                <w:noProof/>
+                <w:webHidden/>
+              </w:rPr>
+              <w:tab/>
+            </w:r>
+            <w:r>
+              <w:rPr>
+                <w:rFonts w:ascii="宋体" w:eastAsia="宋体" w:hAnsi="宋体" w:hint="eastAsia"/>
+                <w:noProof/>
+                <w:webHidden/>
+              </w:rPr>
+              <w:fldChar w:fldCharType="begin"/>
+            </w:r>
+            <w:r>
+              <w:rPr>
+                <w:rFonts w:ascii="宋体" w:eastAsia="宋体" w:hAnsi="宋体" w:hint="eastAsia"/>
+                <w:noProof/>
+                <w:webHidden/>
+              </w:rPr>
+              <w:instrText xml:space="preserve"> </w:instrText>
+            </w:r>
+            <w:r>
+              <w:rPr>
+                <w:rFonts w:ascii="宋体" w:eastAsia="宋体" w:hAnsi="宋体"/>
+                <w:noProof/>
+                <w:webHidden/>
+              </w:rPr>
+              <w:instrText>PAGEREF _Toc227856104 \h</w:instrText>
+            </w:r>
+            <w:r>
+              <w:rPr>
+                <w:rFonts w:ascii="宋体" w:eastAsia="宋体" w:hAnsi="宋体" w:hint="eastAsia"/>
+                <w:noProof/>
+                <w:webHidden/>
+              </w:rPr>
+              <w:instrText xml:space="preserve"> </w:instrText>
+            </w:r>
+            <w:r>
+              <w:rPr>
+                <w:rFonts w:ascii="宋体" w:eastAsia="宋体" w:hAnsi="宋体" w:hint="eastAsia"/>
+                <w:noProof/>
+                <w:webHidden/>
+              </w:rPr>
+            </w:r>
+            <w:r>
+              <w:rPr>
+                <w:rFonts w:ascii="宋体" w:eastAsia="宋体" w:hAnsi="宋体" w:hint="eastAsia"/>
+                <w:noProof/>
+                <w:webHidden/>
+              </w:rPr>
+              <w:fldChar w:fldCharType="separate"/>
+            </w:r>
+            <w:r>
+              <w:rPr>
+                <w:rFonts w:ascii="宋体" w:eastAsia="宋体" w:hAnsi="宋体" w:hint="eastAsia"/>
+                <w:noProof/>
+                <w:webHidden/>
+              </w:rPr>
+              <w:t>17</w:t>
+            </w:r>
+            <w:r>
+              <w:rPr>
+                <w:rFonts w:ascii="宋体" w:eastAsia="宋体" w:hAnsi="宋体" w:hint="eastAsia"/>
+                <w:noProof/>
+                <w:webHidden/>
+              </w:rPr>
+              <w:fldChar w:fldCharType="end"/>
+            </w:r>
+          </w:hyperlink>
+        </w:p>
+        <w:p>
+          <w:pPr>
+            <w:pStyle w:val="TOC3"/>
+            <w:tabs>
+              <w:tab w:val="right" w:leader="dot" w:pos="8296"/>
+            </w:tabs>
+            <w:rPr>
+              <w:rFonts w:ascii="宋体" w:eastAsia="宋体" w:hAnsi="宋体" w:hint="eastAsia"/>
+              <w:noProof/>
+              <w:sz w:val="22"/>
+              <w:szCs w:val="24"/>
+              <w14:ligatures w14:val="standardContextual"/>
+            </w:rPr>
+          </w:pPr>
+          <w:hyperlink w:anchor="_Toc227856105" w:history="1">
+            <w:r>
+              <w:rPr>
+                <w:rStyle w:val="a3"/>
+                <w:rFonts w:ascii="宋体" w:eastAsia="宋体" w:hAnsi="宋体" w:hint="eastAsia"/>
+                <w:noProof/>
+              </w:rPr>
+              <w:t>（一）分配式谈判的特点</w:t>
+            </w:r>
+            <w:r>
+              <w:rPr>
+                <w:rFonts w:ascii="宋体" w:eastAsia="宋体" w:hAnsi="宋体" w:hint="eastAsia"/>
+                <w:noProof/>
+                <w:webHidden/>
+              </w:rPr>
+              <w:tab/>
+            </w:r>
+            <w:r>
+              <w:rPr>
+                <w:rFonts w:ascii="宋体" w:eastAsia="宋体" w:hAnsi="宋体" w:hint="eastAsia"/>
+                <w:noProof/>
+                <w:webHidden/>
+              </w:rPr>
+              <w:fldChar w:fldCharType="begin"/>
+            </w:r>
+            <w:r>
+              <w:rPr>
+                <w:rFonts w:ascii="宋体" w:eastAsia="宋体" w:hAnsi="宋体" w:hint="eastAsia"/>
+                <w:noProof/>
+                <w:webHidden/>
+              </w:rPr>
+              <w:instrText xml:space="preserve"> </w:instrText>
+            </w:r>
+            <w:r>
+              <w:rPr>
+                <w:rFonts w:ascii="宋体" w:eastAsia="宋体" w:hAnsi="宋体"/>
+                <w:noProof/>
+                <w:webHidden/>
+              </w:rPr>
+              <w:instrText>PAGEREF _Toc227856105 \h</w:instrText>
+            </w:r>
+            <w:r>
+              <w:rPr>
+                <w:rFonts w:ascii="宋体" w:eastAsia="宋体" w:hAnsi="宋体" w:hint="eastAsia"/>
+                <w:noProof/>
+                <w:webHidden/>
+              </w:rPr>
+              <w:instrText xml:space="preserve"> </w:instrText>
+            </w:r>
+            <w:r>
+              <w:rPr>
+                <w:rFonts w:ascii="宋体" w:eastAsia="宋体" w:hAnsi="宋体" w:hint="eastAsia"/>
+                <w:noProof/>
+                <w:webHidden/>
+              </w:rPr>
+            </w:r>
+            <w:r>
+              <w:rPr>
+                <w:rFonts w:ascii="宋体" w:eastAsia="宋体" w:hAnsi="宋体" w:hint="eastAsia"/>
+                <w:noProof/>
+                <w:webHidden/>
+              </w:rPr>
+              <w:fldChar w:fldCharType="separate"/>
+            </w:r>
+            <w:r>
+              <w:rPr>
+                <w:rFonts w:ascii="宋体" w:eastAsia="宋体" w:hAnsi="宋体" w:hint="eastAsia"/>
+                <w:noProof/>
+                <w:webHidden/>
+              </w:rPr>
+              <w:t>17</w:t>
+            </w:r>
+            <w:r>
+              <w:rPr>
+                <w:rFonts w:ascii="宋体" w:eastAsia="宋体" w:hAnsi="宋体" w:hint="eastAsia"/>
+                <w:noProof/>
+                <w:webHidden/>
+              </w:rPr>
+              <w:fldChar w:fldCharType="end"/>
+            </w:r>
+          </w:hyperlink>
+        </w:p>
+        <w:p>
+          <w:pPr>
+            <w:pStyle w:val="TOC3"/>
+            <w:tabs>
+              <w:tab w:val="right" w:leader="dot" w:pos="8296"/>
+            </w:tabs>
+            <w:rPr>
+              <w:rFonts w:ascii="宋体" w:eastAsia="宋体" w:hAnsi="宋体" w:hint="eastAsia"/>
+              <w:noProof/>
+              <w:sz w:val="22"/>
+              <w:szCs w:val="24"/>
+              <w14:ligatures w14:val="standardContextual"/>
+            </w:rPr>
+          </w:pPr>
+          <w:hyperlink w:anchor="_Toc227856106" w:history="1">
+            <w:r>
+              <w:rPr>
+                <w:rStyle w:val="a3"/>
+                <w:rFonts w:ascii="宋体" w:eastAsia="宋体" w:hAnsi="宋体" w:hint="eastAsia"/>
+                <w:noProof/>
+              </w:rPr>
+              <w:t>（二）分配式谈判战略的要素</w:t>
+            </w:r>
+            <w:r>
+              <w:rPr>
+                <w:rFonts w:ascii="宋体" w:eastAsia="宋体" w:hAnsi="宋体" w:hint="eastAsia"/>
+                <w:noProof/>
+                <w:webHidden/>
+              </w:rPr>
+              <w:tab/>
+            </w:r>
+            <w:r>
+              <w:rPr>
+                <w:rFonts w:ascii="宋体" w:eastAsia="宋体" w:hAnsi="宋体" w:hint="eastAsia"/>
+                <w:noProof/>
+                <w:webHidden/>
+              </w:rPr>
+              <w:fldChar w:fldCharType="begin"/>
+            </w:r>
+            <w:r>
+              <w:rPr>
+                <w:rFonts w:ascii="宋体" w:eastAsia="宋体" w:hAnsi="宋体" w:hint="eastAsia"/>
+                <w:noProof/>
+                <w:webHidden/>
+              </w:rPr>
+              <w:instrText xml:space="preserve"> </w:instrText>
+            </w:r>
+            <w:r>
+              <w:rPr>
+                <w:rFonts w:ascii="宋体" w:eastAsia="宋体" w:hAnsi="宋体"/>
+                <w:noProof/>
+                <w:webHidden/>
+              </w:rPr>
+              <w:instrText>PAGEREF _Toc227856106 \h</w:instrText>
+            </w:r>
+            <w:r>
+              <w:rPr>
+                <w:rFonts w:ascii="宋体" w:eastAsia="宋体" w:hAnsi="宋体" w:hint="eastAsia"/>
+                <w:noProof/>
+                <w:webHidden/>
+              </w:rPr>
+              <w:instrText xml:space="preserve"> </w:instrText>
+            </w:r>
+            <w:r>
+              <w:rPr>
+                <w:rFonts w:ascii="宋体" w:eastAsia="宋体" w:hAnsi="宋体" w:hint="eastAsia"/>
+                <w:noProof/>
+                <w:webHidden/>
+              </w:rPr>
+            </w:r>
+            <w:r>
+              <w:rPr>
+                <w:rFonts w:ascii="宋体" w:eastAsia="宋体" w:hAnsi="宋体" w:hint="eastAsia"/>
+                <w:noProof/>
+                <w:webHidden/>
+              </w:rPr>
+              <w:fldChar w:fldCharType="separate"/>
+            </w:r>
+            <w:r>
+              <w:rPr>
+                <w:rFonts w:ascii="宋体" w:eastAsia="宋体" w:hAnsi="宋体" w:hint="eastAsia"/>
+                <w:noProof/>
+                <w:webHidden/>
+              </w:rPr>
+              <w:t>17</w:t>
+            </w:r>
+            <w:r>
+              <w:rPr>
+                <w:rFonts w:ascii="宋体" w:eastAsia="宋体" w:hAnsi="宋体" w:hint="eastAsia"/>
+                <w:noProof/>
+                <w:webHidden/>
+              </w:rPr>
+              <w:fldChar w:fldCharType="end"/>
+            </w:r>
+          </w:hyperlink>
+        </w:p>
+        <w:p>
+          <w:pPr>
+            <w:pStyle w:val="TOC2"/>
+            <w:tabs>
+              <w:tab w:val="right" w:leader="dot" w:pos="8296"/>
+            </w:tabs>
+            <w:rPr>
+              <w:rFonts w:ascii="宋体" w:eastAsia="宋体" w:hAnsi="宋体" w:hint="eastAsia"/>
+              <w:noProof/>
+              <w:sz w:val="22"/>
+              <w:szCs w:val="24"/>
+              <w14:ligatures w14:val="standardContextual"/>
+            </w:rPr>
+          </w:pPr>
+          <w:hyperlink w:anchor="_Toc227856107" w:history="1">
+            <w:r>
+              <w:rPr>
+                <w:rStyle w:val="a3"/>
+                <w:rFonts w:ascii="宋体" w:eastAsia="宋体" w:hAnsi="宋体" w:hint="eastAsia"/>
+                <w:noProof/>
+              </w:rPr>
+              <w:t>四、整合式谈判的策略</w:t>
+            </w:r>
+            <w:r>
+              <w:rPr>
+                <w:rFonts w:ascii="宋体" w:eastAsia="宋体" w:hAnsi="宋体" w:hint="eastAsia"/>
+                <w:noProof/>
+                <w:webHidden/>
+              </w:rPr>
+              <w:tab/>
+            </w:r>
+            <w:r>
+              <w:rPr>
+                <w:rFonts w:ascii="宋体" w:eastAsia="宋体" w:hAnsi="宋体" w:hint="eastAsia"/>
+                <w:noProof/>
+                <w:webHidden/>
+              </w:rPr>
+              <w:fldChar w:fldCharType="begin"/>
+            </w:r>
+            <w:r>
+              <w:rPr>
+                <w:rFonts w:ascii="宋体" w:eastAsia="宋体" w:hAnsi="宋体" w:hint="eastAsia"/>
+                <w:noProof/>
+                <w:webHidden/>
+              </w:rPr>
+              <w:instrText xml:space="preserve"> </w:instrText>
+            </w:r>
+            <w:r>
+              <w:rPr>
+                <w:rFonts w:ascii="宋体" w:eastAsia="宋体" w:hAnsi="宋体"/>
+                <w:noProof/>
+                <w:webHidden/>
+              </w:rPr>
+              <w:instrText>PAGEREF _Toc227856107 \h</w:instrText>
+            </w:r>
+            <w:r>
+              <w:rPr>
+                <w:rFonts w:ascii="宋体" w:eastAsia="宋体" w:hAnsi="宋体" w:hint="eastAsia"/>
+                <w:noProof/>
+                <w:webHidden/>
+              </w:rPr>
+              <w:instrText xml:space="preserve"> </w:instrText>
+            </w:r>
+            <w:r>
+              <w:rPr>
+                <w:rFonts w:ascii="宋体" w:eastAsia="宋体" w:hAnsi="宋体" w:hint="eastAsia"/>
+                <w:noProof/>
+                <w:webHidden/>
+              </w:rPr>
+            </w:r>
+            <w:r>
+              <w:rPr>
+                <w:rFonts w:ascii="宋体" w:eastAsia="宋体" w:hAnsi="宋体" w:hint="eastAsia"/>
+                <w:noProof/>
+                <w:webHidden/>
+              </w:rPr>
+              <w:fldChar w:fldCharType="separate"/>
+            </w:r>
+            <w:r>
+              <w:rPr>
+                <w:rFonts w:ascii="宋体" w:eastAsia="宋体" w:hAnsi="宋体" w:hint="eastAsia"/>
+                <w:noProof/>
+                <w:webHidden/>
+              </w:rPr>
+              <w:t>18</w:t>
+            </w:r>
+            <w:r>
+              <w:rPr>
+                <w:rFonts w:ascii="宋体" w:eastAsia="宋体" w:hAnsi="宋体" w:hint="eastAsia"/>
+                <w:noProof/>
+                <w:webHidden/>
+              </w:rPr>
+              <w:fldChar w:fldCharType="end"/>
+            </w:r>
+          </w:hyperlink>
+        </w:p>
+        <w:p>
+          <w:pPr>
+            <w:pStyle w:val="TOC3"/>
+            <w:tabs>
+              <w:tab w:val="right" w:leader="dot" w:pos="8296"/>
+            </w:tabs>
+            <w:rPr>
+              <w:rFonts w:ascii="宋体" w:eastAsia="宋体" w:hAnsi="宋体" w:hint="eastAsia"/>
+              <w:noProof/>
+              <w:sz w:val="22"/>
+              <w:szCs w:val="24"/>
+              <w14:ligatures w14:val="standardContextual"/>
+            </w:rPr>
+          </w:pPr>
+          <w:hyperlink w:anchor="_Toc227856108" w:history="1">
+            <w:r>
+              <w:rPr>
+                <w:rStyle w:val="a3"/>
+                <w:rFonts w:ascii="宋体" w:eastAsia="宋体" w:hAnsi="宋体" w:hint="eastAsia"/>
+                <w:noProof/>
+              </w:rPr>
+              <w:t>（一）整合式谈判的特点</w:t>
+            </w:r>
+            <w:r>
+              <w:rPr>
+                <w:rFonts w:ascii="宋体" w:eastAsia="宋体" w:hAnsi="宋体" w:hint="eastAsia"/>
+                <w:noProof/>
+                <w:webHidden/>
+              </w:rPr>
+              <w:tab/>
+            </w:r>
+            <w:r>
+              <w:rPr>
+                <w:rFonts w:ascii="宋体" w:eastAsia="宋体" w:hAnsi="宋体" w:hint="eastAsia"/>
+                <w:noProof/>
+                <w:webHidden/>
+              </w:rPr>
+              <w:fldChar w:fldCharType="begin"/>
+            </w:r>
+            <w:r>
+              <w:rPr>
+                <w:rFonts w:ascii="宋体" w:eastAsia="宋体" w:hAnsi="宋体" w:hint="eastAsia"/>
+                <w:noProof/>
+                <w:webHidden/>
+              </w:rPr>
+              <w:instrText xml:space="preserve"> </w:instrText>
+            </w:r>
+            <w:r>
+              <w:rPr>
+                <w:rFonts w:ascii="宋体" w:eastAsia="宋体" w:hAnsi="宋体"/>
+                <w:noProof/>
+                <w:webHidden/>
+              </w:rPr>
+              <w:instrText>PAGEREF _Toc227856108 \h</w:instrText>
+            </w:r>
+            <w:r>
+              <w:rPr>
+                <w:rFonts w:ascii="宋体" w:eastAsia="宋体" w:hAnsi="宋体" w:hint="eastAsia"/>
+                <w:noProof/>
+                <w:webHidden/>
+              </w:rPr>
+              <w:instrText xml:space="preserve"> </w:instrText>
+            </w:r>
+            <w:r>
+              <w:rPr>
+                <w:rFonts w:ascii="宋体" w:eastAsia="宋体" w:hAnsi="宋体" w:hint="eastAsia"/>
+                <w:noProof/>
+                <w:webHidden/>
+              </w:rPr>
+            </w:r>
+            <w:r>
+              <w:rPr>
+                <w:rFonts w:ascii="宋体" w:eastAsia="宋体" w:hAnsi="宋体" w:hint="eastAsia"/>
+                <w:noProof/>
+                <w:webHidden/>
+              </w:rPr>
+              <w:fldChar w:fldCharType="separate"/>
+            </w:r>
+            <w:r>
+              <w:rPr>
+                <w:rFonts w:ascii="宋体" w:eastAsia="宋体" w:hAnsi="宋体" w:hint="eastAsia"/>
+                <w:noProof/>
+                <w:webHidden/>
+              </w:rPr>
+              <w:t>18</w:t>
+            </w:r>
+            <w:r>
+              <w:rPr>
+                <w:rFonts w:ascii="宋体" w:eastAsia="宋体" w:hAnsi="宋体" w:hint="eastAsia"/>
+                <w:noProof/>
+                <w:webHidden/>
+              </w:rPr>
+              <w:fldChar w:fldCharType="end"/>
+            </w:r>
+          </w:hyperlink>
+        </w:p>
+        <w:p>
+          <w:pPr>
+            <w:pStyle w:val="TOC3"/>
+            <w:tabs>
+              <w:tab w:val="right" w:leader="dot" w:pos="8296"/>
+            </w:tabs>
+            <w:rPr>
+              <w:rFonts w:ascii="宋体" w:eastAsia="宋体" w:hAnsi="宋体" w:hint="eastAsia"/>
+              <w:noProof/>
+              <w:sz w:val="22"/>
+              <w:szCs w:val="24"/>
+              <w14:ligatures w14:val="standardContextual"/>
+            </w:rPr>
+          </w:pPr>
+          <w:hyperlink w:anchor="_Toc227856109" w:history="1">
+            <w:r>
+              <w:rPr>
+                <w:rStyle w:val="a3"/>
+                <w:rFonts w:ascii="宋体" w:eastAsia="宋体" w:hAnsi="宋体" w:hint="eastAsia"/>
+                <w:noProof/>
+              </w:rPr>
+              <w:t>（二）整合式谈判战略的要素</w:t>
+            </w:r>
+            <w:r>
+              <w:rPr>
+                <w:rFonts w:ascii="宋体" w:eastAsia="宋体" w:hAnsi="宋体" w:hint="eastAsia"/>
+                <w:noProof/>
+                <w:webHidden/>
+              </w:rPr>
+              <w:tab/>
+            </w:r>
+            <w:r>
+              <w:rPr>
+                <w:rFonts w:ascii="宋体" w:eastAsia="宋体" w:hAnsi="宋体" w:hint="eastAsia"/>
+                <w:noProof/>
+                <w:webHidden/>
+              </w:rPr>
+              <w:fldChar w:fldCharType="begin"/>
+            </w:r>
+            <w:r>
+              <w:rPr>
+                <w:rFonts w:ascii="宋体" w:eastAsia="宋体" w:hAnsi="宋体" w:hint="eastAsia"/>
+                <w:noProof/>
+                <w:webHidden/>
+              </w:rPr>
+              <w:instrText xml:space="preserve"> </w:instrText>
+            </w:r>
+            <w:r>
+              <w:rPr>
+                <w:rFonts w:ascii="宋体" w:eastAsia="宋体" w:hAnsi="宋体"/>
+                <w:noProof/>
+                <w:webHidden/>
+              </w:rPr>
+              <w:instrText>PAGEREF _Toc227856109 \h</w:instrText>
+            </w:r>
+            <w:r>
+              <w:rPr>
+                <w:rFonts w:ascii="宋体" w:eastAsia="宋体" w:hAnsi="宋体" w:hint="eastAsia"/>
+                <w:noProof/>
+                <w:webHidden/>
+              </w:rPr>
+              <w:instrText xml:space="preserve"> </w:instrText>
+            </w:r>
+            <w:r>
+              <w:rPr>
+                <w:rFonts w:ascii="宋体" w:eastAsia="宋体" w:hAnsi="宋体" w:hint="eastAsia"/>
+                <w:noProof/>
+                <w:webHidden/>
+              </w:rPr>
+            </w:r>
+            <w:r>
+              <w:rPr>
+                <w:rFonts w:ascii="宋体" w:eastAsia="宋体" w:hAnsi="宋体" w:hint="eastAsia"/>
+                <w:noProof/>
+                <w:webHidden/>
+              </w:rPr>
+              <w:fldChar w:fldCharType="separate"/>
+            </w:r>
+            <w:r>
+              <w:rPr>
+                <w:rFonts w:ascii="宋体" w:eastAsia="宋体" w:hAnsi="宋体" w:hint="eastAsia"/>
+                <w:noProof/>
+                <w:webHidden/>
+              </w:rPr>
+              <w:t>18</w:t>
             </w:r>
             <w:r>
               <w:rPr>
@@ -5024,7 +6368,7 @@
       <w:pPr>
         <w:pStyle w:val="a9"/>
       </w:pPr>
-      <w:bookmarkStart w:id="0" w:name="_Toc226646706"/>
+      <w:bookmarkStart w:id="0" w:name="_Toc227856046"/>
       <w:r>
         <w:rPr>
           <w:rFonts w:hint="eastAsia"/>
@@ -5096,7 +6440,7 @@
       <w:pPr>
         <w:pStyle w:val="ac"/>
       </w:pPr>
-      <w:bookmarkStart w:id="1" w:name="_Toc226646707"/>
+      <w:bookmarkStart w:id="1" w:name="_Toc227856047"/>
       <w:r>
         <w:rPr>
           <w:rFonts w:hint="eastAsia"/>
@@ -5115,7 +6459,7 @@
       <w:pPr>
         <w:pStyle w:val="ae"/>
       </w:pPr>
-      <w:bookmarkStart w:id="2" w:name="_Toc226646708"/>
+      <w:bookmarkStart w:id="2" w:name="_Toc227856048"/>
       <w:r>
         <w:rPr>
           <w:rFonts w:hint="eastAsia"/>
@@ -5384,7 +6728,7 @@
       <w:pPr>
         <w:pStyle w:val="ae"/>
       </w:pPr>
-      <w:bookmarkStart w:id="3" w:name="_Toc226646709"/>
+      <w:bookmarkStart w:id="3" w:name="_Toc227856049"/>
       <w:r>
         <w:rPr>
           <w:rFonts w:hint="eastAsia"/>
@@ -5467,7 +6811,7 @@
       <w:pPr>
         <w:pStyle w:val="ac"/>
       </w:pPr>
-      <w:bookmarkStart w:id="4" w:name="_Toc226646710"/>
+      <w:bookmarkStart w:id="4" w:name="_Toc227856050"/>
       <w:r>
         <w:rPr>
           <w:rFonts w:hint="eastAsia"/>
@@ -5480,7 +6824,7 @@
       <w:pPr>
         <w:pStyle w:val="ae"/>
       </w:pPr>
-      <w:bookmarkStart w:id="5" w:name="_Toc226646711"/>
+      <w:bookmarkStart w:id="5" w:name="_Toc227856051"/>
       <w:r>
         <w:rPr>
           <w:rFonts w:hint="eastAsia"/>
@@ -5530,7 +6874,7 @@
       <w:pPr>
         <w:pStyle w:val="ae"/>
       </w:pPr>
-      <w:bookmarkStart w:id="6" w:name="_Toc226646712"/>
+      <w:bookmarkStart w:id="6" w:name="_Toc227856052"/>
       <w:r>
         <w:rPr>
           <w:rFonts w:hint="eastAsia"/>
@@ -5654,7 +6998,7 @@
       <w:pPr>
         <w:pStyle w:val="ae"/>
       </w:pPr>
-      <w:bookmarkStart w:id="7" w:name="_Toc226646713"/>
+      <w:bookmarkStart w:id="7" w:name="_Toc227856053"/>
       <w:r>
         <w:rPr>
           <w:rFonts w:hint="eastAsia"/>
@@ -5790,7 +7134,7 @@
       <w:pPr>
         <w:pStyle w:val="ae"/>
       </w:pPr>
-      <w:bookmarkStart w:id="8" w:name="_Toc226646714"/>
+      <w:bookmarkStart w:id="8" w:name="_Toc227856054"/>
       <w:r>
         <w:rPr>
           <w:rFonts w:hint="eastAsia"/>
@@ -6001,7 +7345,7 @@
       <w:pPr>
         <w:pStyle w:val="a9"/>
       </w:pPr>
-      <w:bookmarkStart w:id="9" w:name="_Toc226646715"/>
+      <w:bookmarkStart w:id="9" w:name="_Toc227856055"/>
       <w:r>
         <w:rPr>
           <w:rFonts w:hint="eastAsia"/>
@@ -6039,7 +7383,7 @@
       <w:pPr>
         <w:pStyle w:val="ac"/>
       </w:pPr>
-      <w:bookmarkStart w:id="10" w:name="_Toc226646716"/>
+      <w:bookmarkStart w:id="10" w:name="_Toc227856056"/>
       <w:r>
         <w:rPr>
           <w:rFonts w:hint="eastAsia"/>
@@ -6220,7 +7564,7 @@
       <w:pPr>
         <w:pStyle w:val="ac"/>
       </w:pPr>
-      <w:bookmarkStart w:id="11" w:name="_Toc226646717"/>
+      <w:bookmarkStart w:id="11" w:name="_Toc227856057"/>
       <w:r>
         <w:rPr>
           <w:rFonts w:hint="eastAsia"/>
@@ -6248,7 +7592,7 @@
       <w:pPr>
         <w:pStyle w:val="ae"/>
       </w:pPr>
-      <w:bookmarkStart w:id="12" w:name="_Toc226646718"/>
+      <w:bookmarkStart w:id="12" w:name="_Toc227856058"/>
       <w:r>
         <w:rPr>
           <w:rFonts w:hint="eastAsia"/>
@@ -6322,7 +7666,7 @@
       <w:pPr>
         <w:pStyle w:val="ae"/>
       </w:pPr>
-      <w:bookmarkStart w:id="13" w:name="_Toc226646719"/>
+      <w:bookmarkStart w:id="13" w:name="_Toc227856059"/>
       <w:r>
         <w:rPr>
           <w:rFonts w:hint="eastAsia"/>
@@ -6381,7 +7725,7 @@
       <w:pPr>
         <w:pStyle w:val="ae"/>
       </w:pPr>
-      <w:bookmarkStart w:id="14" w:name="_Toc226646720"/>
+      <w:bookmarkStart w:id="14" w:name="_Toc227856060"/>
       <w:r>
         <w:rPr>
           <w:rFonts w:hint="eastAsia"/>
@@ -6407,7 +7751,7 @@
       <w:pPr>
         <w:pStyle w:val="ae"/>
       </w:pPr>
-      <w:bookmarkStart w:id="15" w:name="_Toc226646721"/>
+      <w:bookmarkStart w:id="15" w:name="_Toc227856061"/>
       <w:r>
         <w:rPr>
           <w:rFonts w:hint="eastAsia"/>
@@ -6524,7 +7868,7 @@
       <w:pPr>
         <w:pStyle w:val="ac"/>
       </w:pPr>
-      <w:bookmarkStart w:id="16" w:name="_Toc226646722"/>
+      <w:bookmarkStart w:id="16" w:name="_Toc227856062"/>
       <w:r>
         <w:rPr>
           <w:rFonts w:hint="eastAsia"/>
@@ -6583,7 +7927,7 @@
       <w:pPr>
         <w:pStyle w:val="a9"/>
       </w:pPr>
-      <w:bookmarkStart w:id="17" w:name="_Toc226646723"/>
+      <w:bookmarkStart w:id="17" w:name="_Toc227856063"/>
       <w:r>
         <w:rPr>
           <w:rFonts w:hint="eastAsia"/>
@@ -7371,7 +8715,7 @@
       <w:pPr>
         <w:pStyle w:val="ac"/>
       </w:pPr>
-      <w:bookmarkStart w:id="18" w:name="_Toc226646724"/>
+      <w:bookmarkStart w:id="18" w:name="_Toc227856064"/>
       <w:r>
         <w:rPr>
           <w:rFonts w:hint="eastAsia"/>
@@ -7384,7 +8728,7 @@
       <w:pPr>
         <w:pStyle w:val="ae"/>
       </w:pPr>
-      <w:bookmarkStart w:id="19" w:name="_Toc226646725"/>
+      <w:bookmarkStart w:id="19" w:name="_Toc227856065"/>
       <w:r>
         <w:rPr>
           <w:rFonts w:hint="eastAsia"/>
@@ -7733,7 +9077,7 @@
       <w:pPr>
         <w:pStyle w:val="ae"/>
       </w:pPr>
-      <w:bookmarkStart w:id="20" w:name="_Toc226646726"/>
+      <w:bookmarkStart w:id="20" w:name="_Toc227856066"/>
       <w:r>
         <w:rPr>
           <w:rFonts w:hint="eastAsia"/>
@@ -7876,7 +9220,7 @@
       <w:pPr>
         <w:pStyle w:val="ae"/>
       </w:pPr>
-      <w:bookmarkStart w:id="21" w:name="_Toc226646727"/>
+      <w:bookmarkStart w:id="21" w:name="_Toc227856067"/>
       <w:r>
         <w:rPr>
           <w:rFonts w:hint="eastAsia"/>
@@ -8002,7 +9346,7 @@
       <w:pPr>
         <w:pStyle w:val="ae"/>
       </w:pPr>
-      <w:bookmarkStart w:id="22" w:name="_Toc226646728"/>
+      <w:bookmarkStart w:id="22" w:name="_Toc227856068"/>
       <w:r>
         <w:rPr>
           <w:rFonts w:hint="eastAsia"/>
@@ -8200,7 +9544,7 @@
       <w:pPr>
         <w:pStyle w:val="ac"/>
       </w:pPr>
-      <w:bookmarkStart w:id="23" w:name="_Toc226646729"/>
+      <w:bookmarkStart w:id="23" w:name="_Toc227856069"/>
       <w:r>
         <w:rPr>
           <w:rFonts w:hint="eastAsia"/>
@@ -8213,7 +9557,7 @@
       <w:pPr>
         <w:pStyle w:val="ae"/>
       </w:pPr>
-      <w:bookmarkStart w:id="24" w:name="_Toc226646730"/>
+      <w:bookmarkStart w:id="24" w:name="_Toc227856070"/>
       <w:r>
         <w:rPr>
           <w:rFonts w:hint="eastAsia"/>
@@ -8285,7 +9629,7 @@
       <w:pPr>
         <w:pStyle w:val="ae"/>
       </w:pPr>
-      <w:bookmarkStart w:id="25" w:name="_Toc226646731"/>
+      <w:bookmarkStart w:id="25" w:name="_Toc227856071"/>
       <w:r>
         <w:rPr>
           <w:rFonts w:hint="eastAsia"/>
@@ -8325,7 +9669,7 @@
       <w:pPr>
         <w:pStyle w:val="ae"/>
       </w:pPr>
-      <w:bookmarkStart w:id="26" w:name="_Toc226646732"/>
+      <w:bookmarkStart w:id="26" w:name="_Toc227856072"/>
       <w:r>
         <w:rPr>
           <w:rFonts w:hint="eastAsia"/>
@@ -8426,7 +9770,7 @@
       <w:pPr>
         <w:pStyle w:val="a9"/>
       </w:pPr>
-      <w:bookmarkStart w:id="27" w:name="_Toc226646733"/>
+      <w:bookmarkStart w:id="27" w:name="_Toc227856073"/>
       <w:r>
         <w:rPr>
           <w:rFonts w:hint="eastAsia"/>
@@ -8464,7 +9808,7 @@
       <w:pPr>
         <w:pStyle w:val="ac"/>
       </w:pPr>
-      <w:bookmarkStart w:id="28" w:name="_Toc226646734"/>
+      <w:bookmarkStart w:id="28" w:name="_Toc227856074"/>
       <w:r>
         <w:rPr>
           <w:rFonts w:hint="eastAsia"/>
@@ -8477,7 +9821,7 @@
       <w:pPr>
         <w:pStyle w:val="ae"/>
       </w:pPr>
-      <w:bookmarkStart w:id="29" w:name="_Toc226646735"/>
+      <w:bookmarkStart w:id="29" w:name="_Toc227856075"/>
       <w:r>
         <w:rPr>
           <w:rFonts w:hint="eastAsia"/>
@@ -8536,7 +9880,7 @@
       <w:pPr>
         <w:pStyle w:val="ae"/>
       </w:pPr>
-      <w:bookmarkStart w:id="30" w:name="_Toc226646736"/>
+      <w:bookmarkStart w:id="30" w:name="_Toc227856076"/>
       <w:r>
         <w:rPr>
           <w:rFonts w:hint="eastAsia"/>
@@ -8581,7 +9925,7 @@
       <w:pPr>
         <w:pStyle w:val="ac"/>
       </w:pPr>
-      <w:bookmarkStart w:id="31" w:name="_Toc226646737"/>
+      <w:bookmarkStart w:id="31" w:name="_Toc227856077"/>
       <w:r>
         <w:rPr>
           <w:rFonts w:hint="eastAsia"/>
@@ -8682,7 +10026,7 @@
       <w:pPr>
         <w:pStyle w:val="ac"/>
       </w:pPr>
-      <w:bookmarkStart w:id="32" w:name="_Toc226646738"/>
+      <w:bookmarkStart w:id="32" w:name="_Toc227856078"/>
       <w:r>
         <w:rPr>
           <w:rFonts w:hint="eastAsia"/>
@@ -8695,7 +10039,7 @@
       <w:pPr>
         <w:pStyle w:val="ae"/>
       </w:pPr>
-      <w:bookmarkStart w:id="33" w:name="_Toc226646739"/>
+      <w:bookmarkStart w:id="33" w:name="_Toc227856079"/>
       <w:r>
         <w:rPr>
           <w:rFonts w:hint="eastAsia"/>
@@ -8771,7 +10115,7 @@
       <w:pPr>
         <w:pStyle w:val="ae"/>
       </w:pPr>
-      <w:bookmarkStart w:id="34" w:name="_Toc226646740"/>
+      <w:bookmarkStart w:id="34" w:name="_Toc227856080"/>
       <w:r>
         <w:rPr>
           <w:rFonts w:hint="eastAsia"/>
@@ -8831,7 +10175,7 @@
       <w:pPr>
         <w:pStyle w:val="ae"/>
       </w:pPr>
-      <w:bookmarkStart w:id="35" w:name="_Toc226646741"/>
+      <w:bookmarkStart w:id="35" w:name="_Toc227856081"/>
       <w:r>
         <w:rPr>
           <w:rFonts w:hint="eastAsia"/>
@@ -8918,7 +10262,7 @@
       <w:pPr>
         <w:pStyle w:val="ac"/>
       </w:pPr>
-      <w:bookmarkStart w:id="36" w:name="_Toc226646742"/>
+      <w:bookmarkStart w:id="36" w:name="_Toc227856082"/>
       <w:r>
         <w:rPr>
           <w:rFonts w:hint="eastAsia"/>
@@ -9002,7 +10346,7 @@
       <w:pPr>
         <w:pStyle w:val="ac"/>
       </w:pPr>
-      <w:bookmarkStart w:id="37" w:name="_Toc226646743"/>
+      <w:bookmarkStart w:id="37" w:name="_Toc227856083"/>
       <w:r>
         <w:rPr>
           <w:rFonts w:hint="eastAsia"/>
@@ -9114,7 +10458,7 @@
       <w:pPr>
         <w:pStyle w:val="a9"/>
       </w:pPr>
-      <w:bookmarkStart w:id="38" w:name="_Toc226646744"/>
+      <w:bookmarkStart w:id="38" w:name="_Toc227856084"/>
       <w:r>
         <w:rPr>
           <w:rFonts w:hint="eastAsia"/>
@@ -9140,9 +10484,6 @@
         <w:pStyle w:val="aa"/>
         <w:spacing w:before="78" w:after="78"/>
         <w:jc w:val="center"/>
-        <w:rPr>
-          <w:rFonts w:hint="eastAsia"/>
-        </w:rPr>
       </w:pPr>
       <w:r>
         <w:rPr>
@@ -9155,7 +10496,7 @@
       <w:pPr>
         <w:pStyle w:val="ac"/>
       </w:pPr>
-      <w:bookmarkStart w:id="39" w:name="_Toc226646745"/>
+      <w:bookmarkStart w:id="39" w:name="_Toc227856085"/>
       <w:r>
         <w:rPr>
           <w:rFonts w:hint="eastAsia"/>
@@ -9168,7 +10509,7 @@
       <w:pPr>
         <w:pStyle w:val="ae"/>
       </w:pPr>
-      <w:bookmarkStart w:id="40" w:name="_Toc226646746"/>
+      <w:bookmarkStart w:id="40" w:name="_Toc227856086"/>
       <w:r>
         <w:rPr>
           <w:rFonts w:hint="eastAsia"/>
@@ -9181,9 +10522,6 @@
       <w:pPr>
         <w:pStyle w:val="aa"/>
         <w:spacing w:before="78" w:after="78"/>
-        <w:rPr>
-          <w:rFonts w:hint="eastAsia"/>
-        </w:rPr>
       </w:pPr>
       <w:r>
         <w:tab/>
@@ -9192,13 +10530,7 @@
         <w:rPr>
           <w:rFonts w:hint="eastAsia"/>
         </w:rPr>
-        <w:t>全球气候变化指的是</w:t>
-      </w:r>
-      <w:r>
-        <w:rPr>
-          <w:rFonts w:hint="eastAsia"/>
-        </w:rPr>
-        <w:t>全球平均气温缓慢而长期地上升。气温变化与大气中二氧化碳（温室气体）浓度之间存在显著相关性。化石燃料</w:t>
+        <w:t>全球气候变化指的是全球平均气温缓慢而长期地上升。气温变化与大气中二氧化碳（温室气体）浓度之间存在显著相关性。化石燃料</w:t>
       </w:r>
       <w:proofErr w:type="gramStart"/>
       <w:r>
@@ -9212,25 +10544,7 @@
         <w:rPr>
           <w:rFonts w:hint="eastAsia"/>
         </w:rPr>
-        <w:t>人类排放量的四分之三</w:t>
-      </w:r>
-      <w:r>
-        <w:rPr>
-          <w:rFonts w:hint="eastAsia"/>
-        </w:rPr>
-        <w:t>；</w:t>
-      </w:r>
-      <w:r>
-        <w:rPr>
-          <w:rFonts w:hint="eastAsia"/>
-        </w:rPr>
-        <w:t>森林砍伐和土地利用变化构成了其余部分。</w:t>
-      </w:r>
-      <w:r>
-        <w:rPr>
-          <w:rFonts w:hint="eastAsia"/>
-        </w:rPr>
-        <w:t>严格来说，气候变化不是简单的气温上升，而是大气系统不稳定化导向的全球气候危机。</w:t>
+        <w:t>人类排放量的四分之三；森林砍伐和土地利用变化构成了其余部分。严格来说，气候变化不是简单的气温上升，而是大气系统不稳定化导向的全球气候危机。</w:t>
       </w:r>
     </w:p>
     <w:p>
@@ -9325,9 +10639,6 @@
         </w:numPr>
         <w:spacing w:beforeLines="0" w:before="0" w:afterLines="0" w:after="0"/>
         <w:ind w:left="442" w:hanging="442"/>
-        <w:rPr>
-          <w:rFonts w:hint="eastAsia"/>
-        </w:rPr>
       </w:pPr>
       <w:r>
         <w:rPr>
@@ -9340,7 +10651,7 @@
       <w:pPr>
         <w:pStyle w:val="ae"/>
       </w:pPr>
-      <w:bookmarkStart w:id="41" w:name="_Toc226646747"/>
+      <w:bookmarkStart w:id="41" w:name="_Toc227856087"/>
       <w:r>
         <w:rPr>
           <w:rFonts w:hint="eastAsia"/>
@@ -9354,9 +10665,6 @@
         <w:pStyle w:val="aa"/>
         <w:spacing w:before="78" w:after="78"/>
         <w:ind w:firstLine="420"/>
-        <w:rPr>
-          <w:rFonts w:hint="eastAsia"/>
-        </w:rPr>
       </w:pPr>
       <w:r>
         <w:rPr>
@@ -9383,7 +10691,7 @@
       <w:pPr>
         <w:pStyle w:val="ae"/>
       </w:pPr>
-      <w:bookmarkStart w:id="42" w:name="_Toc226646748"/>
+      <w:bookmarkStart w:id="42" w:name="_Toc227856088"/>
       <w:r>
         <w:rPr>
           <w:rFonts w:hint="eastAsia"/>
@@ -9408,11 +10716,8 @@
     <w:p>
       <w:pPr>
         <w:pStyle w:val="ae"/>
-        <w:rPr>
-          <w:rFonts w:hint="eastAsia"/>
-        </w:rPr>
-      </w:pPr>
-      <w:bookmarkStart w:id="43" w:name="_Toc226646749"/>
+      </w:pPr>
+      <w:bookmarkStart w:id="43" w:name="_Toc227856089"/>
       <w:r>
         <w:rPr>
           <w:rFonts w:hint="eastAsia"/>
@@ -9517,9 +10822,6 @@
         <w:pStyle w:val="aa"/>
         <w:spacing w:before="78" w:after="78"/>
         <w:ind w:firstLine="420"/>
-        <w:rPr>
-          <w:rFonts w:hint="eastAsia"/>
-        </w:rPr>
       </w:pPr>
       <w:r>
         <w:rPr>
@@ -9537,9 +10839,6 @@
         </w:numPr>
         <w:spacing w:beforeLines="0" w:before="0" w:afterLines="0" w:after="0"/>
         <w:ind w:left="442" w:hanging="442"/>
-        <w:rPr>
-          <w:rFonts w:hint="eastAsia"/>
-        </w:rPr>
       </w:pPr>
       <w:r>
         <w:rPr>
@@ -9583,7 +10882,7 @@
       <w:pPr>
         <w:pStyle w:val="ae"/>
       </w:pPr>
-      <w:bookmarkStart w:id="44" w:name="_Toc226646750"/>
+      <w:bookmarkStart w:id="44" w:name="_Toc227856090"/>
       <w:r>
         <w:rPr>
           <w:rFonts w:hint="eastAsia"/>
@@ -9596,9 +10895,6 @@
       <w:pPr>
         <w:pStyle w:val="aa"/>
         <w:spacing w:before="78" w:after="78"/>
-        <w:rPr>
-          <w:rFonts w:hint="eastAsia"/>
-        </w:rPr>
       </w:pPr>
       <w:r>
         <w:tab/>
@@ -9631,9 +10927,6 @@
         </w:numPr>
         <w:spacing w:beforeLines="0" w:before="0" w:afterLines="0" w:after="0"/>
         <w:ind w:left="442" w:hanging="442"/>
-        <w:rPr>
-          <w:rFonts w:hint="eastAsia"/>
-        </w:rPr>
       </w:pPr>
       <w:r>
         <w:rPr>
@@ -9659,9 +10952,6 @@
         </w:numPr>
         <w:spacing w:beforeLines="0" w:before="0" w:afterLines="0" w:after="0"/>
         <w:ind w:left="442" w:hanging="442"/>
-        <w:rPr>
-          <w:rFonts w:hint="eastAsia"/>
-        </w:rPr>
       </w:pPr>
       <w:r>
         <w:rPr>
@@ -9695,7 +10985,7 @@
       <w:pPr>
         <w:pStyle w:val="ae"/>
       </w:pPr>
-      <w:bookmarkStart w:id="45" w:name="_Toc226646751"/>
+      <w:bookmarkStart w:id="45" w:name="_Toc227856091"/>
       <w:r>
         <w:rPr>
           <w:rFonts w:hint="eastAsia"/>
@@ -9727,9 +11017,6 @@
         </w:numPr>
         <w:spacing w:beforeLines="0" w:before="0" w:afterLines="0" w:after="0"/>
         <w:ind w:hanging="442"/>
-        <w:rPr>
-          <w:rFonts w:hint="eastAsia"/>
-        </w:rPr>
       </w:pPr>
       <w:r>
         <w:rPr>
@@ -9747,9 +11034,6 @@
         </w:numPr>
         <w:spacing w:beforeLines="0" w:before="0" w:afterLines="0" w:after="0"/>
         <w:ind w:hanging="442"/>
-        <w:rPr>
-          <w:rFonts w:hint="eastAsia"/>
-        </w:rPr>
       </w:pPr>
       <w:r>
         <w:rPr>
@@ -9797,9 +11081,6 @@
         </w:numPr>
         <w:spacing w:beforeLines="0" w:before="0" w:afterLines="0" w:after="0"/>
         <w:ind w:hanging="442"/>
-        <w:rPr>
-          <w:rFonts w:hint="eastAsia"/>
-        </w:rPr>
       </w:pPr>
       <w:r>
         <w:rPr>
@@ -9817,9 +11098,6 @@
         </w:numPr>
         <w:spacing w:beforeLines="0" w:before="0" w:afterLines="0" w:after="0"/>
         <w:ind w:hanging="442"/>
-        <w:rPr>
-          <w:rFonts w:hint="eastAsia"/>
-        </w:rPr>
       </w:pPr>
       <w:r>
         <w:rPr>
@@ -9867,9 +11145,6 @@
         </w:numPr>
         <w:spacing w:beforeLines="0" w:before="0" w:afterLines="0" w:after="0"/>
         <w:ind w:hanging="442"/>
-        <w:rPr>
-          <w:rFonts w:hint="eastAsia"/>
-        </w:rPr>
       </w:pPr>
       <w:r>
         <w:rPr>
@@ -9905,9 +11180,6 @@
         </w:numPr>
         <w:spacing w:beforeLines="0" w:before="0" w:afterLines="0" w:after="0"/>
         <w:ind w:hanging="442"/>
-        <w:rPr>
-          <w:rFonts w:hint="eastAsia"/>
-        </w:rPr>
       </w:pPr>
       <w:r>
         <w:rPr>
@@ -9926,7 +11198,7 @@
       <w:pPr>
         <w:pStyle w:val="ac"/>
       </w:pPr>
-      <w:bookmarkStart w:id="46" w:name="_Toc226646752"/>
+      <w:bookmarkStart w:id="46" w:name="_Toc227856092"/>
       <w:r>
         <w:rPr>
           <w:rFonts w:hint="eastAsia"/>
@@ -9939,7 +11211,7 @@
       <w:pPr>
         <w:pStyle w:val="ae"/>
       </w:pPr>
-      <w:bookmarkStart w:id="47" w:name="_Toc226646753"/>
+      <w:bookmarkStart w:id="47" w:name="_Toc227856093"/>
       <w:r>
         <w:rPr>
           <w:rFonts w:hint="eastAsia"/>
@@ -9963,9 +11235,6 @@
     <w:p>
       <w:pPr>
         <w:pStyle w:val="af1"/>
-        <w:rPr>
-          <w:rFonts w:hint="eastAsia"/>
-        </w:rPr>
       </w:pPr>
       <w:r>
         <w:rPr>
@@ -10004,9 +11273,6 @@
         </w:numPr>
         <w:spacing w:beforeLines="0" w:before="0" w:afterLines="0" w:after="0"/>
         <w:ind w:left="442" w:hanging="442"/>
-        <w:rPr>
-          <w:rFonts w:hint="eastAsia"/>
-        </w:rPr>
       </w:pPr>
       <w:r>
         <w:rPr>
@@ -10024,9 +11290,6 @@
         </w:numPr>
         <w:spacing w:beforeLines="0" w:before="0" w:afterLines="0" w:after="0"/>
         <w:ind w:left="442" w:hanging="442"/>
-        <w:rPr>
-          <w:rFonts w:hint="eastAsia"/>
-        </w:rPr>
       </w:pPr>
       <w:r>
         <w:rPr>
@@ -10044,9 +11307,6 @@
         </w:numPr>
         <w:spacing w:beforeLines="0" w:before="0" w:afterLines="0" w:after="0"/>
         <w:ind w:left="442" w:hanging="442"/>
-        <w:rPr>
-          <w:rFonts w:hint="eastAsia"/>
-        </w:rPr>
       </w:pPr>
       <w:r>
         <w:rPr>
@@ -10064,9 +11324,6 @@
         </w:numPr>
         <w:spacing w:beforeLines="0" w:before="0" w:afterLines="0" w:after="0"/>
         <w:ind w:left="442" w:hanging="442"/>
-        <w:rPr>
-          <w:rFonts w:hint="eastAsia"/>
-        </w:rPr>
       </w:pPr>
       <w:r>
         <w:rPr>
@@ -10096,9 +11353,6 @@
     <w:p>
       <w:pPr>
         <w:pStyle w:val="af1"/>
-        <w:rPr>
-          <w:rFonts w:hint="eastAsia"/>
-        </w:rPr>
       </w:pPr>
       <w:r>
         <w:rPr>
@@ -10326,9 +11580,6 @@
         </w:numPr>
         <w:spacing w:beforeLines="0" w:before="0" w:afterLines="0" w:after="0"/>
         <w:ind w:left="442" w:hanging="442"/>
-        <w:rPr>
-          <w:rFonts w:hint="eastAsia"/>
-        </w:rPr>
       </w:pPr>
       <w:r>
         <w:rPr>
@@ -10372,9 +11623,6 @@
     <w:p>
       <w:pPr>
         <w:pStyle w:val="af1"/>
-        <w:rPr>
-          <w:rFonts w:hint="eastAsia"/>
-        </w:rPr>
       </w:pPr>
       <w:r>
         <w:rPr>
@@ -10503,11 +11751,8 @@
     <w:p>
       <w:pPr>
         <w:pStyle w:val="ae"/>
-        <w:rPr>
-          <w:rFonts w:hint="eastAsia"/>
-        </w:rPr>
-      </w:pPr>
-      <w:bookmarkStart w:id="48" w:name="_Toc226646754"/>
+      </w:pPr>
+      <w:bookmarkStart w:id="48" w:name="_Toc227856094"/>
       <w:r>
         <w:rPr>
           <w:rFonts w:hint="eastAsia"/>
@@ -10540,9 +11785,6 @@
         </w:numPr>
         <w:spacing w:beforeLines="0" w:before="0" w:afterLines="0" w:after="0"/>
         <w:ind w:left="442" w:hanging="442"/>
-        <w:rPr>
-          <w:rFonts w:hint="eastAsia"/>
-        </w:rPr>
       </w:pPr>
       <w:r>
         <w:rPr>
@@ -10578,9 +11820,6 @@
         </w:numPr>
         <w:spacing w:beforeLines="0" w:before="0" w:afterLines="0" w:after="0"/>
         <w:ind w:left="442" w:hanging="442"/>
-        <w:rPr>
-          <w:rFonts w:hint="eastAsia"/>
-        </w:rPr>
       </w:pPr>
       <w:r>
         <w:rPr>
@@ -10616,9 +11855,6 @@
         </w:numPr>
         <w:spacing w:beforeLines="0" w:before="0" w:afterLines="0" w:after="0"/>
         <w:ind w:left="442" w:hanging="442"/>
-        <w:rPr>
-          <w:rFonts w:hint="eastAsia"/>
-        </w:rPr>
       </w:pPr>
       <w:r>
         <w:rPr>
@@ -10654,9 +11890,6 @@
         </w:numPr>
         <w:spacing w:beforeLines="0" w:before="0" w:afterLines="0" w:after="0"/>
         <w:ind w:left="442" w:hanging="442"/>
-        <w:rPr>
-          <w:rFonts w:hint="eastAsia"/>
-        </w:rPr>
       </w:pPr>
       <w:r>
         <w:rPr>
@@ -10693,9 +11926,6 @@
         </w:numPr>
         <w:spacing w:beforeLines="0" w:before="0" w:afterLines="0" w:after="0"/>
         <w:ind w:left="442" w:hanging="442"/>
-        <w:rPr>
-          <w:rFonts w:hint="eastAsia"/>
-        </w:rPr>
       </w:pPr>
       <w:r>
         <w:rPr>
@@ -10731,9 +11961,6 @@
         </w:numPr>
         <w:spacing w:beforeLines="0" w:before="0" w:afterLines="0" w:after="0"/>
         <w:ind w:left="442" w:hanging="442"/>
-        <w:rPr>
-          <w:rFonts w:hint="eastAsia"/>
-        </w:rPr>
       </w:pPr>
       <w:r>
         <w:rPr>
@@ -10769,9 +11996,6 @@
         </w:numPr>
         <w:spacing w:beforeLines="0" w:before="0" w:afterLines="0" w:after="0"/>
         <w:ind w:left="442" w:hanging="442"/>
-        <w:rPr>
-          <w:rFonts w:hint="eastAsia"/>
-        </w:rPr>
       </w:pPr>
       <w:r>
         <w:rPr>
@@ -10807,9 +12031,6 @@
         </w:numPr>
         <w:spacing w:beforeLines="0" w:before="0" w:afterLines="0" w:after="0"/>
         <w:ind w:left="442" w:hanging="442"/>
-        <w:rPr>
-          <w:rFonts w:hint="eastAsia"/>
-        </w:rPr>
       </w:pPr>
       <w:r>
         <w:rPr>
@@ -10834,7 +12055,7 @@
       <w:pPr>
         <w:pStyle w:val="ae"/>
       </w:pPr>
-      <w:bookmarkStart w:id="49" w:name="_Toc226646755"/>
+      <w:bookmarkStart w:id="49" w:name="_Toc227856095"/>
       <w:r>
         <w:rPr>
           <w:rFonts w:hint="eastAsia"/>
@@ -10865,9 +12086,6 @@
         </w:numPr>
         <w:spacing w:beforeLines="0" w:before="0" w:afterLines="0" w:after="0"/>
         <w:ind w:left="442" w:hanging="442"/>
-        <w:rPr>
-          <w:rFonts w:hint="eastAsia"/>
-        </w:rPr>
       </w:pPr>
       <w:r>
         <w:rPr>
@@ -10885,9 +12103,6 @@
         </w:numPr>
         <w:spacing w:beforeLines="0" w:before="0" w:afterLines="0" w:after="0"/>
         <w:ind w:left="442" w:hanging="442"/>
-        <w:rPr>
-          <w:rFonts w:hint="eastAsia"/>
-        </w:rPr>
       </w:pPr>
       <w:r>
         <w:rPr>
@@ -10905,9 +12120,6 @@
         </w:numPr>
         <w:spacing w:beforeLines="0" w:before="0" w:afterLines="0" w:after="0"/>
         <w:ind w:left="442" w:hanging="442"/>
-        <w:rPr>
-          <w:rFonts w:hint="eastAsia"/>
-        </w:rPr>
       </w:pPr>
       <w:r>
         <w:rPr>
@@ -10925,9 +12137,6 @@
         </w:numPr>
         <w:spacing w:beforeLines="0" w:before="0" w:afterLines="0" w:after="0"/>
         <w:ind w:left="442" w:hanging="442"/>
-        <w:rPr>
-          <w:rFonts w:hint="eastAsia"/>
-        </w:rPr>
       </w:pPr>
       <w:r>
         <w:rPr>
@@ -10957,15 +12166,1708 @@
         </w:numPr>
         <w:spacing w:beforeLines="0" w:before="0" w:afterLines="0" w:after="0"/>
         <w:ind w:left="442" w:hanging="442"/>
-        <w:rPr>
-          <w:rFonts w:hint="eastAsia"/>
-        </w:rPr>
       </w:pPr>
       <w:r>
         <w:rPr>
           <w:rFonts w:hint="eastAsia"/>
         </w:rPr>
         <w:t>（国际层次）政府间国际组织</w:t>
+      </w:r>
+    </w:p>
+    <w:p>
+      <w:pPr>
+        <w:pStyle w:val="aa"/>
+        <w:spacing w:before="78" w:after="78"/>
+      </w:pPr>
+    </w:p>
+    <w:p>
+      <w:pPr>
+        <w:pStyle w:val="aa"/>
+        <w:spacing w:before="78" w:after="78"/>
+      </w:pPr>
+    </w:p>
+    <w:p>
+      <w:pPr>
+        <w:pStyle w:val="aa"/>
+        <w:spacing w:before="78" w:after="78"/>
+      </w:pPr>
+    </w:p>
+    <w:p>
+      <w:pPr>
+        <w:pStyle w:val="a9"/>
+      </w:pPr>
+      <w:bookmarkStart w:id="50" w:name="_Toc227856096"/>
+      <w:r>
+        <w:rPr>
+          <w:rFonts w:hint="eastAsia"/>
+        </w:rPr>
+        <w:t>第六讲</w:t>
+      </w:r>
+      <w:r>
+        <w:rPr>
+          <w:rFonts w:hint="eastAsia"/>
+        </w:rPr>
+        <w:t xml:space="preserve"> </w:t>
+      </w:r>
+      <w:r>
+        <w:rPr>
+          <w:rFonts w:hint="eastAsia"/>
+        </w:rPr>
+        <w:t>国际谈判的策略</w:t>
+      </w:r>
+      <w:bookmarkEnd w:id="50"/>
+    </w:p>
+    <w:p>
+      <w:pPr>
+        <w:pStyle w:val="aa"/>
+        <w:spacing w:before="78" w:after="78"/>
+        <w:jc w:val="center"/>
+      </w:pPr>
+      <w:r>
+        <w:rPr>
+          <w:rFonts w:hint="eastAsia"/>
+        </w:rPr>
+        <w:t>2026.4.23</w:t>
+      </w:r>
+    </w:p>
+    <w:p>
+      <w:pPr>
+        <w:pStyle w:val="ac"/>
+      </w:pPr>
+      <w:bookmarkStart w:id="51" w:name="_Toc227856097"/>
+      <w:r>
+        <w:rPr>
+          <w:rFonts w:hint="eastAsia"/>
+        </w:rPr>
+        <w:t>一、博弈论与谈判</w:t>
+      </w:r>
+      <w:bookmarkEnd w:id="51"/>
+    </w:p>
+    <w:p>
+      <w:pPr>
+        <w:pStyle w:val="aa"/>
+        <w:spacing w:before="78" w:after="78"/>
+      </w:pPr>
+      <w:r>
+        <w:tab/>
+      </w:r>
+      <w:r>
+        <w:rPr>
+          <w:rFonts w:hint="eastAsia"/>
+        </w:rPr>
+        <w:t>人们在决策的实验性研究中发现，人类的行为并不具有一致性，而且经常出现背离理性预测的行为。迄今为止人们还没有发展出一套精确可靠的关于人类行为不一致性的理论。但是，在长期反复互动中，赌注下得很高，相比实验室中的实验，我们应该期望人们的行为更接近理性逻辑。</w:t>
+      </w:r>
+    </w:p>
+    <w:p>
+      <w:pPr>
+        <w:pStyle w:val="ae"/>
+        <w:rPr>
+          <w:rFonts w:hint="eastAsia"/>
+        </w:rPr>
+      </w:pPr>
+      <w:bookmarkStart w:id="52" w:name="_Toc227856098"/>
+      <w:r>
+        <w:rPr>
+          <w:rFonts w:hint="eastAsia"/>
+        </w:rPr>
+        <w:t>（一）博弈论简介</w:t>
+      </w:r>
+      <w:bookmarkEnd w:id="52"/>
+    </w:p>
+    <w:p>
+      <w:pPr>
+        <w:pStyle w:val="aa"/>
+        <w:spacing w:before="78" w:after="78"/>
+        <w:ind w:firstLine="420"/>
+      </w:pPr>
+      <w:r>
+        <w:rPr>
+          <w:rFonts w:hint="eastAsia"/>
+        </w:rPr>
+        <w:t>博弈论是研究理性的个体在相互交往中的策略选择问题的理论，其理论特征是：</w:t>
+      </w:r>
+    </w:p>
+    <w:p>
+      <w:pPr>
+        <w:pStyle w:val="aa"/>
+        <w:numPr>
+          <w:ilvl w:val="0"/>
+          <w:numId w:val="28"/>
+        </w:numPr>
+        <w:spacing w:beforeLines="0" w:before="0" w:afterLines="0" w:after="0"/>
+        <w:ind w:left="442" w:hanging="442"/>
+      </w:pPr>
+      <w:r>
+        <w:rPr>
+          <w:rFonts w:hint="eastAsia"/>
+        </w:rPr>
+        <w:t>主要研究对象是“理性的策略选择”；</w:t>
+      </w:r>
+    </w:p>
+    <w:p>
+      <w:pPr>
+        <w:pStyle w:val="aa"/>
+        <w:numPr>
+          <w:ilvl w:val="0"/>
+          <w:numId w:val="28"/>
+        </w:numPr>
+        <w:spacing w:beforeLines="0" w:before="0" w:afterLines="0" w:after="0"/>
+        <w:ind w:left="442" w:hanging="442"/>
+      </w:pPr>
+      <w:r>
+        <w:rPr>
+          <w:rFonts w:hint="eastAsia"/>
+        </w:rPr>
+        <w:t>吸收了新古典经济学的基本嘉定，即人类经济选择完全自私、理性的假定；</w:t>
+      </w:r>
+    </w:p>
+    <w:p>
+      <w:pPr>
+        <w:pStyle w:val="aa"/>
+        <w:numPr>
+          <w:ilvl w:val="0"/>
+          <w:numId w:val="28"/>
+        </w:numPr>
+        <w:spacing w:beforeLines="0" w:before="0" w:afterLines="0" w:after="0"/>
+        <w:ind w:left="442" w:hanging="442"/>
+        <w:rPr>
+          <w:rFonts w:hint="eastAsia"/>
+        </w:rPr>
+      </w:pPr>
+      <w:r>
+        <w:rPr>
+          <w:rFonts w:hint="eastAsia"/>
+        </w:rPr>
+        <w:t>理论的行为体是个体行为体，也就是参与交往的个人、公司、国家等行为个体。</w:t>
+      </w:r>
+    </w:p>
+    <w:p>
+      <w:pPr>
+        <w:pStyle w:val="aa"/>
+        <w:spacing w:before="78" w:after="78"/>
+        <w:ind w:firstLine="357"/>
+      </w:pPr>
+      <w:r>
+        <w:rPr>
+          <w:rFonts w:hint="eastAsia"/>
+        </w:rPr>
+        <w:t>博弈论的基本理论要素</w:t>
+      </w:r>
+      <w:r>
+        <w:rPr>
+          <w:rFonts w:hint="eastAsia"/>
+        </w:rPr>
+        <w:t>包括：</w:t>
+      </w:r>
+    </w:p>
+    <w:p>
+      <w:pPr>
+        <w:pStyle w:val="aa"/>
+        <w:numPr>
+          <w:ilvl w:val="0"/>
+          <w:numId w:val="29"/>
+        </w:numPr>
+        <w:spacing w:beforeLines="0" w:before="0" w:afterLines="0" w:after="0"/>
+        <w:ind w:left="357" w:hanging="357"/>
+      </w:pPr>
+      <w:r>
+        <w:rPr>
+          <w:rFonts w:hint="eastAsia"/>
+          <w:b/>
+          <w:bCs/>
+        </w:rPr>
+        <w:t>参与者（</w:t>
+      </w:r>
+      <w:r>
+        <w:rPr>
+          <w:rFonts w:hint="eastAsia"/>
+          <w:b/>
+          <w:bCs/>
+        </w:rPr>
+        <w:t>player</w:t>
+      </w:r>
+      <w:r>
+        <w:rPr>
+          <w:rFonts w:hint="eastAsia"/>
+          <w:b/>
+          <w:bCs/>
+        </w:rPr>
+        <w:t>）</w:t>
+      </w:r>
+      <w:r>
+        <w:rPr>
+          <w:rFonts w:hint="eastAsia"/>
+        </w:rPr>
+        <w:t>；</w:t>
+      </w:r>
+    </w:p>
+    <w:p>
+      <w:pPr>
+        <w:pStyle w:val="aa"/>
+        <w:numPr>
+          <w:ilvl w:val="0"/>
+          <w:numId w:val="29"/>
+        </w:numPr>
+        <w:spacing w:beforeLines="0" w:before="0" w:afterLines="0" w:after="0"/>
+        <w:ind w:left="357" w:hanging="357"/>
+      </w:pPr>
+      <w:r>
+        <w:rPr>
+          <w:rFonts w:hint="eastAsia"/>
+          <w:b/>
+          <w:bCs/>
+        </w:rPr>
+        <w:t>策略（</w:t>
+      </w:r>
+      <w:r>
+        <w:rPr>
+          <w:rFonts w:hint="eastAsia"/>
+          <w:b/>
+          <w:bCs/>
+        </w:rPr>
+        <w:t>strategy</w:t>
+      </w:r>
+      <w:r>
+        <w:rPr>
+          <w:rFonts w:hint="eastAsia"/>
+          <w:b/>
+          <w:bCs/>
+        </w:rPr>
+        <w:t>）：</w:t>
+      </w:r>
+      <w:r>
+        <w:rPr>
+          <w:rFonts w:hint="eastAsia"/>
+        </w:rPr>
+        <w:t>也称为策略集或策略空间。如果在一个博弈中，所有参与者都只有有限</w:t>
+      </w:r>
+      <w:proofErr w:type="gramStart"/>
+      <w:r>
+        <w:rPr>
+          <w:rFonts w:hint="eastAsia"/>
+        </w:rPr>
+        <w:t>个</w:t>
+      </w:r>
+      <w:proofErr w:type="gramEnd"/>
+      <w:r>
+        <w:rPr>
+          <w:rFonts w:hint="eastAsia"/>
+        </w:rPr>
+        <w:t>策略，则称这个博弈为“有限博弈”，否则，就称这个博弈为“无限博弈”</w:t>
+      </w:r>
+      <w:r>
+        <w:rPr>
+          <w:rFonts w:hint="eastAsia"/>
+        </w:rPr>
+        <w:t>；</w:t>
+      </w:r>
+    </w:p>
+    <w:p>
+      <w:pPr>
+        <w:pStyle w:val="aa"/>
+        <w:numPr>
+          <w:ilvl w:val="0"/>
+          <w:numId w:val="29"/>
+        </w:numPr>
+        <w:spacing w:beforeLines="0" w:before="0" w:afterLines="0" w:after="0"/>
+        <w:ind w:left="357" w:hanging="357"/>
+      </w:pPr>
+      <w:r>
+        <w:rPr>
+          <w:rFonts w:hint="eastAsia"/>
+          <w:b/>
+          <w:bCs/>
+        </w:rPr>
+        <w:t>顺序（</w:t>
+      </w:r>
+      <w:r>
+        <w:rPr>
+          <w:rFonts w:hint="eastAsia"/>
+          <w:b/>
+          <w:bCs/>
+        </w:rPr>
+        <w:t>order</w:t>
+      </w:r>
+      <w:r>
+        <w:rPr>
+          <w:rFonts w:hint="eastAsia"/>
+          <w:b/>
+          <w:bCs/>
+        </w:rPr>
+        <w:t>）：</w:t>
+      </w:r>
+      <w:r>
+        <w:rPr>
+          <w:rFonts w:hint="eastAsia"/>
+        </w:rPr>
+        <w:t>如果一个博弈的所有参与者在进行决策时没有实质上的时间先后之分，则这种博弈为静态博弈。如果一个博弈的所有参与者在进行决策时存在时间先后问题，而且这种时间先后顺序对参与者的决策行为产生了实质影响，则这种博弈为动态博弈</w:t>
+      </w:r>
+      <w:r>
+        <w:rPr>
+          <w:rFonts w:hint="eastAsia"/>
+        </w:rPr>
+        <w:t>；</w:t>
+      </w:r>
+    </w:p>
+    <w:p>
+      <w:pPr>
+        <w:pStyle w:val="aa"/>
+        <w:numPr>
+          <w:ilvl w:val="0"/>
+          <w:numId w:val="29"/>
+        </w:numPr>
+        <w:spacing w:beforeLines="0" w:before="0" w:afterLines="0" w:after="0"/>
+        <w:ind w:left="357" w:hanging="357"/>
+      </w:pPr>
+      <w:r>
+        <w:rPr>
+          <w:rFonts w:hint="eastAsia"/>
+          <w:b/>
+          <w:bCs/>
+        </w:rPr>
+        <w:t>收益（</w:t>
+      </w:r>
+      <w:r>
+        <w:rPr>
+          <w:rFonts w:hint="eastAsia"/>
+          <w:b/>
+          <w:bCs/>
+        </w:rPr>
+        <w:t>payoff</w:t>
+      </w:r>
+      <w:r>
+        <w:rPr>
+          <w:rFonts w:hint="eastAsia"/>
+          <w:b/>
+          <w:bCs/>
+        </w:rPr>
+        <w:t>）：</w:t>
+      </w:r>
+      <w:r>
+        <w:rPr>
+          <w:rFonts w:hint="eastAsia"/>
+        </w:rPr>
+        <w:t>一场博弈结束时每个参与者的“收益是全体参与者所选择的一组策略的函数，通常称为收益函数”</w:t>
+      </w:r>
+      <w:r>
+        <w:rPr>
+          <w:rFonts w:hint="eastAsia"/>
+        </w:rPr>
+        <w:t>；</w:t>
+      </w:r>
+    </w:p>
+    <w:p>
+      <w:pPr>
+        <w:pStyle w:val="aa"/>
+        <w:numPr>
+          <w:ilvl w:val="0"/>
+          <w:numId w:val="29"/>
+        </w:numPr>
+        <w:spacing w:beforeLines="0" w:before="0" w:afterLines="0" w:after="0"/>
+        <w:ind w:left="357" w:hanging="357"/>
+      </w:pPr>
+      <w:r>
+        <w:rPr>
+          <w:rFonts w:hint="eastAsia"/>
+          <w:b/>
+          <w:bCs/>
+        </w:rPr>
+        <w:lastRenderedPageBreak/>
+        <w:t>均衡（</w:t>
+      </w:r>
+      <w:r>
+        <w:rPr>
+          <w:rFonts w:hint="eastAsia"/>
+          <w:b/>
+          <w:bCs/>
+        </w:rPr>
+        <w:t>equilibrium</w:t>
+      </w:r>
+      <w:r>
+        <w:rPr>
+          <w:rFonts w:hint="eastAsia"/>
+          <w:b/>
+          <w:bCs/>
+        </w:rPr>
+        <w:t>）：</w:t>
+      </w:r>
+      <w:r>
+        <w:rPr>
+          <w:rFonts w:hint="eastAsia"/>
+        </w:rPr>
+        <w:t>博弈结果中如果存在参与者的稳定的策略组合，则这个结果存在博弈均衡</w:t>
+      </w:r>
+      <w:r>
+        <w:rPr>
+          <w:rFonts w:hint="eastAsia"/>
+        </w:rPr>
+        <w:t>；</w:t>
+      </w:r>
+    </w:p>
+    <w:p>
+      <w:pPr>
+        <w:pStyle w:val="aa"/>
+        <w:numPr>
+          <w:ilvl w:val="0"/>
+          <w:numId w:val="29"/>
+        </w:numPr>
+        <w:spacing w:beforeLines="0" w:before="0" w:afterLines="0" w:after="0"/>
+        <w:ind w:left="357" w:hanging="357"/>
+      </w:pPr>
+      <w:r>
+        <w:rPr>
+          <w:rFonts w:hint="eastAsia"/>
+          <w:b/>
+          <w:bCs/>
+        </w:rPr>
+        <w:t>信息（</w:t>
+      </w:r>
+      <w:r>
+        <w:rPr>
+          <w:rFonts w:hint="eastAsia"/>
+          <w:b/>
+          <w:bCs/>
+        </w:rPr>
+        <w:t>information</w:t>
+      </w:r>
+      <w:r>
+        <w:rPr>
+          <w:rFonts w:hint="eastAsia"/>
+          <w:b/>
+          <w:bCs/>
+        </w:rPr>
+        <w:t>）：</w:t>
+      </w:r>
+      <w:r>
+        <w:rPr>
+          <w:rFonts w:hint="eastAsia"/>
+        </w:rPr>
+        <w:t>主要指参与者的策略空间和特定策略组合下的具体收益，以及参与者的决策过程的具体信息等。信息是博弈活动中的关键要素，依据信息要素又分为完全完美信息博弈</w:t>
+      </w:r>
+      <w:r>
+        <w:rPr>
+          <w:rFonts w:hint="eastAsia"/>
+        </w:rPr>
+        <w:t>、</w:t>
+      </w:r>
+      <w:r>
+        <w:rPr>
+          <w:rFonts w:hint="eastAsia"/>
+        </w:rPr>
+        <w:t>完全但不完美信息博弈</w:t>
+      </w:r>
+      <w:r>
+        <w:rPr>
+          <w:rFonts w:hint="eastAsia"/>
+        </w:rPr>
+        <w:t>。</w:t>
+      </w:r>
+    </w:p>
+    <w:p>
+      <w:pPr>
+        <w:pStyle w:val="ae"/>
+      </w:pPr>
+      <w:bookmarkStart w:id="53" w:name="_Toc227856099"/>
+      <w:r>
+        <w:rPr>
+          <w:rFonts w:hint="eastAsia"/>
+        </w:rPr>
+        <w:t>（二）同步博弈</w:t>
+      </w:r>
+      <w:bookmarkEnd w:id="53"/>
+    </w:p>
+    <w:p>
+      <w:pPr>
+        <w:pStyle w:val="aa"/>
+        <w:spacing w:before="78" w:after="78"/>
+      </w:pPr>
+      <w:r>
+        <w:tab/>
+      </w:r>
+      <w:r>
+        <w:rPr>
+          <w:rFonts w:hint="eastAsia"/>
+        </w:rPr>
+        <w:t>囚徒困境是一种同步博弈，其基本情境是“背叛将得到更好收益”，对抗而不是合作成为主导战略。在缺乏沟通和制度保障的情况下，主导战略导致的是一个较差的结果。为此，促进合作的关键就是调整收益；而调整收益就需要制度与规则。</w:t>
+      </w:r>
+    </w:p>
+    <w:p>
+      <w:pPr>
+        <w:pStyle w:val="aa"/>
+        <w:spacing w:before="78" w:after="78"/>
+        <w:rPr>
+          <w:rFonts w:hint="eastAsia"/>
+        </w:rPr>
+      </w:pPr>
+      <w:r>
+        <w:tab/>
+      </w:r>
+      <w:r>
+        <w:rPr>
+          <w:rFonts w:hint="eastAsia"/>
+        </w:rPr>
+        <w:t>胆小鬼博弈也是一种同步博弈，它是国际危机的典型模型，与威慑息息相关。在这种模型中，</w:t>
+      </w:r>
+      <w:r>
+        <w:rPr>
+          <w:rFonts w:hint="eastAsia"/>
+        </w:rPr>
+        <w:t>使</w:t>
+      </w:r>
+      <w:r>
+        <w:rPr>
+          <w:rFonts w:hint="eastAsia"/>
+        </w:rPr>
+        <w:t>对方确认己方决心的关键就是实力（</w:t>
+      </w:r>
+      <w:r>
+        <w:rPr>
+          <w:rFonts w:hint="eastAsia"/>
+        </w:rPr>
+        <w:t>capability</w:t>
+      </w:r>
+      <w:r>
+        <w:rPr>
+          <w:rFonts w:hint="eastAsia"/>
+        </w:rPr>
+        <w:t>）、可信度（</w:t>
+      </w:r>
+      <w:r>
+        <w:rPr>
+          <w:rFonts w:hint="eastAsia"/>
+        </w:rPr>
+        <w:t>credibility</w:t>
+      </w:r>
+      <w:r>
+        <w:rPr>
+          <w:rFonts w:hint="eastAsia"/>
+        </w:rPr>
+        <w:t>）和沟通（</w:t>
+      </w:r>
+      <w:r>
+        <w:rPr>
+          <w:rFonts w:hint="eastAsia"/>
+        </w:rPr>
+        <w:t>communication</w:t>
+      </w:r>
+      <w:r>
+        <w:rPr>
+          <w:rFonts w:hint="eastAsia"/>
+        </w:rPr>
+        <w:t>）</w:t>
+      </w:r>
+      <w:r>
+        <w:rPr>
+          <w:rFonts w:hint="eastAsia"/>
+        </w:rPr>
+        <w:t>，建构可信性的方式包括边缘政策（</w:t>
+      </w:r>
+      <w:r>
+        <w:rPr>
+          <w:rFonts w:hint="eastAsia"/>
+        </w:rPr>
+        <w:t>brinksmanship</w:t>
+      </w:r>
+      <w:r>
+        <w:rPr>
+          <w:rFonts w:hint="eastAsia"/>
+        </w:rPr>
+        <w:t>）、绑住双手（</w:t>
+      </w:r>
+      <w:r>
+        <w:rPr>
+          <w:rFonts w:hint="eastAsia"/>
+        </w:rPr>
+        <w:t>tying hands</w:t>
+      </w:r>
+      <w:r>
+        <w:rPr>
+          <w:rFonts w:hint="eastAsia"/>
+        </w:rPr>
+        <w:t>）以及提高成本（</w:t>
+      </w:r>
+      <w:r>
+        <w:rPr>
+          <w:rFonts w:hint="eastAsia"/>
+        </w:rPr>
+        <w:t>paying for power</w:t>
+      </w:r>
+      <w:r>
+        <w:rPr>
+          <w:rFonts w:hint="eastAsia"/>
+        </w:rPr>
+        <w:t>）。</w:t>
+      </w:r>
+    </w:p>
+    <w:p>
+      <w:pPr>
+        <w:pStyle w:val="aa"/>
+        <w:spacing w:before="78" w:after="78"/>
+        <w:rPr>
+          <w:rFonts w:hint="eastAsia"/>
+        </w:rPr>
+      </w:pPr>
+      <w:r>
+        <w:tab/>
+      </w:r>
+      <w:r>
+        <w:rPr>
+          <w:rFonts w:hint="eastAsia"/>
+        </w:rPr>
+        <w:t>两个同步博弈模型对谈判的启示是，当每一方与他方在同一时间做出决策时，了解对方的偏好至关重要——在进入博弈舞台之前，需先了解对方的决策依据，即对于损益的认识。</w:t>
+      </w:r>
+      <w:r>
+        <w:rPr>
+          <w:rFonts w:hint="eastAsia"/>
+        </w:rPr>
+        <w:t>己方应当设法影响对方的成本收益核算，及其对己方行动的估计；在囚徒困境中，要强调沟通、信任的建立、报复和制度保障，或改变整个博弈情境；胆小鬼博弈中，要强调沟通、建构己方信号（不一定是真实意图）的可信性。</w:t>
+      </w:r>
+    </w:p>
+    <w:p>
+      <w:pPr>
+        <w:pStyle w:val="ae"/>
+      </w:pPr>
+      <w:bookmarkStart w:id="54" w:name="_Toc227856100"/>
+      <w:r>
+        <w:rPr>
+          <w:rFonts w:hint="eastAsia"/>
+        </w:rPr>
+        <w:t>（三）顺序博弈</w:t>
+      </w:r>
+      <w:bookmarkEnd w:id="54"/>
+    </w:p>
+    <w:p>
+      <w:pPr>
+        <w:pStyle w:val="aa"/>
+        <w:spacing w:before="78" w:after="78"/>
+        <w:rPr>
+          <w:rFonts w:hint="eastAsia"/>
+        </w:rPr>
+      </w:pPr>
+      <w:r>
+        <w:tab/>
+      </w:r>
+      <w:r>
+        <w:rPr>
+          <w:rFonts w:hint="eastAsia"/>
+        </w:rPr>
+        <w:t>顺序博弈是一种动态博弈过程，其中往往会使用决策树。决策树用于评估对方的策略，其排列所有可能的结果，并加以评估；通常情况下，对决策树会进行反向推理（即为了何种博弈结果而采取怎样的措施）。</w:t>
+      </w:r>
+    </w:p>
+    <w:p>
+      <w:pPr>
+        <w:pStyle w:val="aa"/>
+        <w:spacing w:before="78" w:after="78"/>
+      </w:pPr>
+    </w:p>
+    <w:p>
+      <w:pPr>
+        <w:pStyle w:val="ac"/>
+      </w:pPr>
+      <w:bookmarkStart w:id="55" w:name="_Toc227856101"/>
+      <w:r>
+        <w:rPr>
+          <w:rFonts w:hint="eastAsia"/>
+        </w:rPr>
+        <w:t>二、理性选择理论与谈判</w:t>
+      </w:r>
+      <w:bookmarkEnd w:id="55"/>
+    </w:p>
+    <w:p>
+      <w:pPr>
+        <w:pStyle w:val="ae"/>
+      </w:pPr>
+      <w:bookmarkStart w:id="56" w:name="_Toc227856102"/>
+      <w:r>
+        <w:rPr>
+          <w:rFonts w:hint="eastAsia"/>
+        </w:rPr>
+        <w:t>（一）理性主义谈判模型</w:t>
+      </w:r>
+      <w:bookmarkEnd w:id="56"/>
+    </w:p>
+    <w:p>
+      <w:pPr>
+        <w:pStyle w:val="aa"/>
+        <w:spacing w:before="78" w:after="78"/>
+        <w:ind w:firstLine="420"/>
+      </w:pPr>
+      <w:r>
+        <w:rPr>
+          <w:rFonts w:hint="eastAsia"/>
+        </w:rPr>
+        <w:t>讨价还价</w:t>
+      </w:r>
+      <w:r>
+        <w:rPr>
+          <w:rFonts w:hint="eastAsia"/>
+        </w:rPr>
+        <w:t>（</w:t>
+      </w:r>
+      <w:r>
+        <w:rPr>
+          <w:rFonts w:hint="eastAsia"/>
+        </w:rPr>
+        <w:t>bargaining</w:t>
+      </w:r>
+      <w:r>
+        <w:rPr>
+          <w:rFonts w:hint="eastAsia"/>
+        </w:rPr>
+        <w:t>）</w:t>
+      </w:r>
+      <w:r>
+        <w:rPr>
+          <w:rFonts w:hint="eastAsia"/>
+        </w:rPr>
+        <w:t>描述了参与者试图解决关于资源分配争端的互动。战争的成本和可能结果决定了每一方在危机谈判中会考虑哪些交易是可接受的。我们通常可以假设，在危机中，一个国家的最佳结果是获得整个资源而不必打仗。如果对方让步，国家就能获得其最偏好的解决方案，并避免支付与战争相关的成本。然而，国家也很可能接受低于其最偏好解决方案的结果，因为打仗的替代方案是昂贵的。</w:t>
+      </w:r>
+    </w:p>
+    <w:p>
+      <w:pPr>
+        <w:pStyle w:val="ae"/>
+      </w:pPr>
+      <w:bookmarkStart w:id="57" w:name="_Toc199344406"/>
+      <w:bookmarkStart w:id="58" w:name="_Toc227856103"/>
+      <w:r>
+        <w:rPr>
+          <w:rFonts w:hint="eastAsia"/>
+        </w:rPr>
+        <w:t>（</w:t>
+      </w:r>
+      <w:r>
+        <w:rPr>
+          <w:rFonts w:hint="eastAsia"/>
+        </w:rPr>
+        <w:t>二</w:t>
+      </w:r>
+      <w:r>
+        <w:rPr>
+          <w:rFonts w:hint="eastAsia"/>
+        </w:rPr>
+        <w:t>）谈判失败的</w:t>
+      </w:r>
+      <w:bookmarkEnd w:id="57"/>
+      <w:r>
+        <w:rPr>
+          <w:rFonts w:hint="eastAsia"/>
+        </w:rPr>
+        <w:t>原因</w:t>
+      </w:r>
+      <w:bookmarkEnd w:id="58"/>
+    </w:p>
+    <w:p>
+      <w:pPr>
+        <w:pStyle w:val="af1"/>
+      </w:pPr>
+      <w:r>
+        <w:rPr>
+          <w:rFonts w:hint="eastAsia"/>
+        </w:rPr>
+        <w:t xml:space="preserve">1. </w:t>
+      </w:r>
+      <w:r>
+        <w:rPr>
+          <w:rFonts w:hint="eastAsia"/>
+        </w:rPr>
+        <w:t>信息问题</w:t>
+      </w:r>
+    </w:p>
+    <w:p>
+      <w:pPr>
+        <w:pStyle w:val="aa"/>
+        <w:spacing w:before="78" w:after="78"/>
+        <w:ind w:firstLine="420"/>
+      </w:pPr>
+      <w:r>
+        <w:rPr>
+          <w:rFonts w:hint="eastAsia"/>
+        </w:rPr>
+        <w:t>信息有可能是不完整的。当各国对彼此发动战争的</w:t>
+      </w:r>
+      <w:r>
+        <w:rPr>
+          <w:rFonts w:hint="eastAsia"/>
+          <w:b/>
+          <w:bCs/>
+        </w:rPr>
+        <w:t>决心</w:t>
+      </w:r>
+      <w:r>
+        <w:rPr>
+          <w:rFonts w:hint="eastAsia"/>
+        </w:rPr>
+        <w:t>和</w:t>
+      </w:r>
+      <w:r>
+        <w:rPr>
+          <w:rFonts w:hint="eastAsia"/>
+          <w:b/>
+          <w:bCs/>
+        </w:rPr>
+        <w:t>能力</w:t>
+      </w:r>
+      <w:r>
+        <w:rPr>
+          <w:rFonts w:hint="eastAsia"/>
+        </w:rPr>
+        <w:t>的信息不充分、不完整时，一个国家在面对各种要求时，可能会错误地让步过少或根本不让步；国家可能会提出过高要求，误以为对方会屈服。</w:t>
+      </w:r>
+      <w:r>
+        <w:rPr>
+          <w:rFonts w:hint="eastAsia"/>
+          <w:b/>
+          <w:bCs/>
+        </w:rPr>
+        <w:t>能力</w:t>
+      </w:r>
+      <w:r>
+        <w:rPr>
+          <w:rFonts w:hint="eastAsia"/>
+        </w:rPr>
+        <w:t>是指国家在战争中取得胜利的实际能力。</w:t>
+      </w:r>
+      <w:r>
+        <w:rPr>
+          <w:rFonts w:hint="eastAsia"/>
+          <w:b/>
+          <w:bCs/>
+        </w:rPr>
+        <w:t>决心</w:t>
+      </w:r>
+      <w:r>
+        <w:rPr>
+          <w:rFonts w:hint="eastAsia"/>
+        </w:rPr>
+        <w:t>是指一个国家承担战争成本的意愿，以及相对于这些成本，国家对争端对象的重视程度。例如，在伊拉克战</w:t>
+      </w:r>
+      <w:r>
+        <w:rPr>
+          <w:rFonts w:hint="eastAsia"/>
+        </w:rPr>
+        <w:lastRenderedPageBreak/>
+        <w:t>争中，</w:t>
+      </w:r>
+      <w:r>
+        <w:rPr>
+          <w:rFonts w:hint="eastAsia"/>
+        </w:rPr>
+        <w:t>伊拉克不撤军，以为自己能够打赢美国，且认为美国承受不了巨大伤亡</w:t>
+      </w:r>
+      <w:r>
+        <w:rPr>
+          <w:rFonts w:hint="eastAsia"/>
+        </w:rPr>
+        <w:t>；</w:t>
+      </w:r>
+      <w:r>
+        <w:rPr>
+          <w:rFonts w:hint="eastAsia"/>
+        </w:rPr>
+        <w:t>但美国也认为自己能打赢伊拉克，且可以伤亡小。</w:t>
+      </w:r>
+    </w:p>
+    <w:p>
+      <w:pPr>
+        <w:pStyle w:val="aa"/>
+        <w:spacing w:before="78" w:after="78"/>
+        <w:ind w:firstLine="420"/>
+      </w:pPr>
+      <w:r>
+        <w:rPr>
+          <w:rFonts w:hint="eastAsia"/>
+        </w:rPr>
+        <w:t>信息也可能被扭曲。既然不完整的信息会导致战争，为什么各国不能简单地告诉对方自己的能力和决心，从而避免战争呢？在某些情况下，这种激励意味着国家会隐瞒其真实实力的信息；在另一些情况下，国家为了掩盖自己最薄弱的底牌而进行虚假陈述。在某些情况下，泄露信息可能会削弱国家在战争中获胜的能力，从而产生不泄露甚至歪曲信息的动机。各国也可能有动机虚张声势，发出战斗成本低于实际成本的信号，以获得更好的交易。</w:t>
+      </w:r>
+    </w:p>
+    <w:p>
+      <w:pPr>
+        <w:pStyle w:val="af1"/>
+      </w:pPr>
+      <w:r>
+        <w:rPr>
+          <w:rFonts w:hint="eastAsia"/>
+        </w:rPr>
+        <w:t xml:space="preserve">2. </w:t>
+      </w:r>
+      <w:r>
+        <w:rPr>
+          <w:rFonts w:hint="eastAsia"/>
+        </w:rPr>
+        <w:t>承诺问题</w:t>
+      </w:r>
+    </w:p>
+    <w:p>
+      <w:pPr>
+        <w:pStyle w:val="aa"/>
+        <w:spacing w:before="78" w:after="78"/>
+        <w:ind w:firstLine="420"/>
+      </w:pPr>
+      <w:r>
+        <w:rPr>
+          <w:rFonts w:hint="eastAsia"/>
+        </w:rPr>
+        <w:t>承诺问题类似于博弈论中关于合作与背叛的问题。我们知道，本轮谈判中一方的得利可能成为其下一轮谈判的资本，使另一方陷入不利地位。如果各国不信任彼此在未来遵守该协议，会发生什么？那么，各国就会就未来谈判权力来源的商品进行讨价还价。</w:t>
+      </w:r>
+    </w:p>
+    <w:p>
+      <w:pPr>
+        <w:pStyle w:val="aa"/>
+        <w:spacing w:before="78" w:after="78"/>
+        <w:ind w:firstLine="420"/>
+      </w:pPr>
+      <w:r>
+        <w:rPr>
+          <w:rFonts w:hint="eastAsia"/>
+        </w:rPr>
+        <w:t>当首次发动攻击有显著好处时，就存在先发优势。当军事技术、战略和（或）地理位置使进攻行动相对于防御行动具有优势时，就会出现这种情况。</w:t>
+      </w:r>
+    </w:p>
+    <w:p>
+      <w:pPr>
+        <w:pStyle w:val="af3"/>
+        <w:spacing w:before="78" w:after="78"/>
+        <w:ind w:firstLine="420"/>
+      </w:pPr>
+      <w:r>
+        <w:rPr>
+          <w:rFonts w:hint="eastAsia"/>
+        </w:rPr>
+        <w:t>为了攻占领土，进攻方在军事力量上所必需的投入相对于防御方的军事投入的比率。即当防御方在军事上投入</w:t>
+      </w:r>
+      <w:r>
+        <w:rPr>
+          <w:rFonts w:hint="eastAsia"/>
+        </w:rPr>
+        <w:t>X</w:t>
+      </w:r>
+      <w:r>
+        <w:rPr>
+          <w:rFonts w:hint="eastAsia"/>
+        </w:rPr>
+        <w:t>，进攻方在军事上投入</w:t>
+      </w:r>
+      <w:r>
+        <w:rPr>
+          <w:rFonts w:hint="eastAsia"/>
+        </w:rPr>
+        <w:t>Y</w:t>
+      </w:r>
+      <w:r>
+        <w:rPr>
+          <w:rFonts w:hint="eastAsia"/>
+        </w:rPr>
+        <w:t>，那么，</w:t>
+      </w:r>
+      <w:r>
+        <w:rPr>
+          <w:rFonts w:hint="eastAsia"/>
+        </w:rPr>
+        <w:t xml:space="preserve">Y </w:t>
+      </w:r>
+      <w:r>
+        <w:rPr>
+          <w:rFonts w:hint="eastAsia"/>
+        </w:rPr>
+        <w:t>必须要有多大，进攻方才能够攻占防御方的领土</w:t>
+      </w:r>
+      <w:r>
+        <w:rPr>
+          <w:rFonts w:hint="eastAsia"/>
+        </w:rPr>
+        <w:t xml:space="preserve">? </w:t>
+      </w:r>
+      <w:r>
+        <w:rPr>
+          <w:rFonts w:hint="eastAsia"/>
+          <w:b/>
+          <w:bCs/>
+        </w:rPr>
+        <w:t>攻防平衡</w:t>
+      </w:r>
+      <w:r>
+        <w:rPr>
+          <w:rFonts w:hint="eastAsia"/>
+        </w:rPr>
+        <w:t>就是</w:t>
+      </w:r>
+      <w:r>
+        <w:rPr>
+          <w:rFonts w:hint="eastAsia"/>
+        </w:rPr>
+        <w:t xml:space="preserve"> Y/X</w:t>
+      </w:r>
+      <w:r>
+        <w:rPr>
+          <w:rFonts w:hint="eastAsia"/>
+        </w:rPr>
+        <w:t>；</w:t>
+      </w:r>
+      <w:r>
+        <w:rPr>
+          <w:rFonts w:hint="eastAsia"/>
+        </w:rPr>
+        <w:t>这个比率越大，则意味着攻防平衡越有利于防御。</w:t>
+      </w:r>
+    </w:p>
+    <w:p>
+      <w:pPr>
+        <w:pStyle w:val="af3"/>
+        <w:spacing w:before="78" w:after="78"/>
+        <w:jc w:val="right"/>
+      </w:pPr>
+      <w:r>
+        <w:rPr>
+          <w:rFonts w:hint="eastAsia"/>
+        </w:rPr>
+        <w:t>——</w:t>
+      </w:r>
+      <w:r>
+        <w:rPr>
+          <w:rFonts w:hint="eastAsia"/>
+        </w:rPr>
+        <w:t>查尔斯·格拉泽</w:t>
+      </w:r>
+      <w:r>
+        <w:rPr>
+          <w:rFonts w:hint="eastAsia"/>
+        </w:rPr>
+        <w:t>、</w:t>
+      </w:r>
+      <w:r>
+        <w:rPr>
+          <w:rFonts w:hint="eastAsia"/>
+        </w:rPr>
+        <w:t>凯姆·考夫曼</w:t>
+      </w:r>
+    </w:p>
+    <w:p>
+      <w:pPr>
+        <w:pStyle w:val="af1"/>
+      </w:pPr>
+      <w:r>
+        <w:rPr>
+          <w:rFonts w:hint="eastAsia"/>
+        </w:rPr>
+        <w:t xml:space="preserve">3. </w:t>
+      </w:r>
+      <w:r>
+        <w:rPr>
+          <w:rFonts w:hint="eastAsia"/>
+        </w:rPr>
+        <w:t>不可分割问题</w:t>
+      </w:r>
+    </w:p>
+    <w:p>
+      <w:pPr>
+        <w:pStyle w:val="aa"/>
+        <w:spacing w:before="78" w:after="78"/>
+        <w:ind w:firstLine="420"/>
+      </w:pPr>
+      <w:r>
+        <w:rPr>
+          <w:rFonts w:hint="eastAsia"/>
+        </w:rPr>
+        <w:t>有一些利益是无法被分割的，在这种情况下，各国采取了要么全有要么全无的谈判立场，谈判模型也就难以成立。例如，当布什在</w:t>
+      </w:r>
+      <w:r>
+        <w:rPr>
+          <w:rFonts w:hint="eastAsia"/>
+        </w:rPr>
+        <w:t>2001</w:t>
+      </w:r>
+      <w:r>
+        <w:rPr>
+          <w:rFonts w:hint="eastAsia"/>
+        </w:rPr>
+        <w:t>年</w:t>
+      </w:r>
+      <w:r>
+        <w:rPr>
+          <w:rFonts w:hint="eastAsia"/>
+        </w:rPr>
+        <w:t>10</w:t>
+      </w:r>
+      <w:r>
+        <w:rPr>
+          <w:rFonts w:hint="eastAsia"/>
+        </w:rPr>
+        <w:t>月要求阿富汗政府交出应对</w:t>
+      </w:r>
+      <w:r>
+        <w:rPr>
+          <w:rFonts w:hint="eastAsia"/>
+        </w:rPr>
+        <w:t>911</w:t>
+      </w:r>
+      <w:r>
+        <w:rPr>
+          <w:rFonts w:hint="eastAsia"/>
+        </w:rPr>
+        <w:t>恐怖袭击负责的基地组织领导人时，他宣称“这些要求不容谈判或讨论”。</w:t>
+      </w:r>
+    </w:p>
+    <w:p>
+      <w:pPr>
+        <w:pStyle w:val="aa"/>
+        <w:spacing w:before="78" w:after="78"/>
+      </w:pPr>
+    </w:p>
+    <w:p>
+      <w:pPr>
+        <w:pStyle w:val="ac"/>
+      </w:pPr>
+      <w:bookmarkStart w:id="59" w:name="_Toc227856104"/>
+      <w:r>
+        <w:rPr>
+          <w:rFonts w:hint="eastAsia"/>
+        </w:rPr>
+        <w:t>三、分配式谈判的战略</w:t>
+      </w:r>
+      <w:bookmarkEnd w:id="59"/>
+    </w:p>
+    <w:p>
+      <w:pPr>
+        <w:pStyle w:val="ae"/>
+      </w:pPr>
+      <w:bookmarkStart w:id="60" w:name="_Toc227856105"/>
+      <w:r>
+        <w:rPr>
+          <w:rFonts w:hint="eastAsia"/>
+        </w:rPr>
+        <w:t>（一）分配式谈判的特点</w:t>
+      </w:r>
+      <w:bookmarkEnd w:id="60"/>
+    </w:p>
+    <w:p>
+      <w:pPr>
+        <w:pStyle w:val="aa"/>
+        <w:spacing w:before="78" w:after="78"/>
+        <w:rPr>
+          <w:rFonts w:hint="eastAsia"/>
+        </w:rPr>
+      </w:pPr>
+      <w:r>
+        <w:tab/>
+      </w:r>
+      <w:r>
+        <w:rPr>
+          <w:rFonts w:hint="eastAsia"/>
+        </w:rPr>
+        <w:t>分配式谈判指的是谈判方在谈判中关注单一利益的分配问题。谈判参与各方之间索要分配的利益和价值在根本上是相互冲突的</w:t>
+      </w:r>
+      <w:r>
+        <w:rPr>
+          <w:rFonts w:hint="eastAsia"/>
+        </w:rPr>
+        <w:t>，与零和博弈类似</w:t>
+      </w:r>
+      <w:r>
+        <w:rPr>
+          <w:rFonts w:hint="eastAsia"/>
+        </w:rPr>
+        <w:t>。分配式谈判战略的实质是通过谈判把己方的收益建立在另一方付出的代价的基础之上，至少是己方不受损失。</w:t>
+      </w:r>
+    </w:p>
+    <w:p>
+      <w:pPr>
+        <w:pStyle w:val="ae"/>
+      </w:pPr>
+      <w:bookmarkStart w:id="61" w:name="_Toc227856106"/>
+      <w:r>
+        <w:rPr>
+          <w:rFonts w:hint="eastAsia"/>
+        </w:rPr>
+        <w:t>（二）分配式谈判战略的要素</w:t>
+      </w:r>
+      <w:bookmarkEnd w:id="61"/>
+    </w:p>
+    <w:p>
+      <w:pPr>
+        <w:pStyle w:val="aa"/>
+        <w:spacing w:before="78" w:after="78"/>
+        <w:ind w:firstLine="420"/>
+        <w:rPr>
+          <w:rFonts w:hint="eastAsia"/>
+        </w:rPr>
+      </w:pPr>
+      <w:r>
+        <w:rPr>
+          <w:rFonts w:hint="eastAsia"/>
+        </w:rPr>
+        <w:t>我们此前已经提到，</w:t>
+      </w:r>
+      <w:r>
+        <w:rPr>
+          <w:rFonts w:hint="eastAsia"/>
+        </w:rPr>
+        <w:t>底线（抵抗点）是最低能够接受的目标，没有进一步讨价还价和妥协让步的可能；若不能实现，则宁愿谈判破裂。介于双方抵抗点之间的范围，被称为潜在协议区。如果谈判一方提出超过潜在协议区的要求，就会立刻被对方拒绝。</w:t>
+      </w:r>
+    </w:p>
+    <w:p>
+      <w:pPr>
+        <w:pStyle w:val="aa"/>
+        <w:spacing w:before="78" w:after="78"/>
+        <w:ind w:firstLine="420"/>
+      </w:pPr>
+      <w:r>
+        <w:rPr>
+          <w:rFonts w:hint="eastAsia"/>
+        </w:rPr>
+        <w:t>分配式谈判的一个很重要的内容就是发现和影响对方的抵抗点。</w:t>
+      </w:r>
+      <w:r>
+        <w:rPr>
+          <w:rFonts w:hint="eastAsia"/>
+        </w:rPr>
+        <w:t>一方面，</w:t>
+      </w:r>
+      <w:r>
+        <w:rPr>
+          <w:rFonts w:hint="eastAsia"/>
+        </w:rPr>
+        <w:t>由于谈判者不愿暴露自己的抵抗点，所以谈判者很难真正判断出潜在协议区的范围。</w:t>
+      </w:r>
+      <w:r>
+        <w:rPr>
+          <w:rFonts w:hint="eastAsia"/>
+        </w:rPr>
+        <w:t>另一方面，</w:t>
+      </w:r>
+      <w:r>
+        <w:rPr>
+          <w:rFonts w:hint="eastAsia"/>
+        </w:rPr>
+        <w:t>谈判者还需要把对方宣称的抵抗点与实际的抵抗点区分开来。</w:t>
+      </w:r>
+    </w:p>
+    <w:p>
+      <w:pPr>
+        <w:pStyle w:val="aa"/>
+        <w:spacing w:before="78" w:after="78"/>
+        <w:rPr>
+          <w:rFonts w:hint="eastAsia"/>
+        </w:rPr>
+      </w:pPr>
+      <w:r>
+        <w:tab/>
+      </w:r>
+      <w:r>
+        <w:rPr>
+          <w:rFonts w:hint="eastAsia"/>
+        </w:rPr>
+        <w:t>除了抵抗点和潜在协议区之外，开价、让步、承诺的可信性也是关键要素。这些要素会</w:t>
+      </w:r>
+      <w:r>
+        <w:rPr>
+          <w:rFonts w:hint="eastAsia"/>
+        </w:rPr>
+        <w:lastRenderedPageBreak/>
+        <w:t>在后续各讲中提及。</w:t>
+      </w:r>
+    </w:p>
+    <w:p>
+      <w:pPr>
+        <w:pStyle w:val="aa"/>
+        <w:spacing w:before="78" w:after="78"/>
+      </w:pPr>
+    </w:p>
+    <w:p>
+      <w:pPr>
+        <w:pStyle w:val="ac"/>
+      </w:pPr>
+      <w:bookmarkStart w:id="62" w:name="_Toc227856107"/>
+      <w:r>
+        <w:rPr>
+          <w:rFonts w:hint="eastAsia"/>
+        </w:rPr>
+        <w:t>四、整合</w:t>
+      </w:r>
+      <w:proofErr w:type="gramStart"/>
+      <w:r>
+        <w:rPr>
+          <w:rFonts w:hint="eastAsia"/>
+        </w:rPr>
+        <w:t>式谈判</w:t>
+      </w:r>
+      <w:proofErr w:type="gramEnd"/>
+      <w:r>
+        <w:rPr>
+          <w:rFonts w:hint="eastAsia"/>
+        </w:rPr>
+        <w:t>的策略</w:t>
+      </w:r>
+      <w:bookmarkEnd w:id="62"/>
+    </w:p>
+    <w:p>
+      <w:pPr>
+        <w:pStyle w:val="ae"/>
+        <w:rPr>
+          <w:rFonts w:hint="eastAsia"/>
+        </w:rPr>
+      </w:pPr>
+      <w:bookmarkStart w:id="63" w:name="_Toc227856108"/>
+      <w:r>
+        <w:rPr>
+          <w:rFonts w:hint="eastAsia"/>
+        </w:rPr>
+        <w:t>（一）</w:t>
+      </w:r>
+      <w:r>
+        <w:rPr>
+          <w:rFonts w:hint="eastAsia"/>
+        </w:rPr>
+        <w:t>整合</w:t>
+      </w:r>
+      <w:proofErr w:type="gramStart"/>
+      <w:r>
+        <w:rPr>
+          <w:rFonts w:hint="eastAsia"/>
+        </w:rPr>
+        <w:t>式谈判</w:t>
+      </w:r>
+      <w:proofErr w:type="gramEnd"/>
+      <w:r>
+        <w:rPr>
+          <w:rFonts w:hint="eastAsia"/>
+        </w:rPr>
+        <w:t>的特点</w:t>
+      </w:r>
+      <w:bookmarkEnd w:id="63"/>
+    </w:p>
+    <w:p>
+      <w:pPr>
+        <w:pStyle w:val="aa"/>
+        <w:spacing w:before="78" w:after="78"/>
+        <w:ind w:firstLine="420"/>
+        <w:rPr>
+          <w:rFonts w:hint="eastAsia"/>
+        </w:rPr>
+      </w:pPr>
+      <w:r>
+        <w:rPr>
+          <w:rFonts w:hint="eastAsia"/>
+        </w:rPr>
+        <w:t>整合</w:t>
+      </w:r>
+      <w:proofErr w:type="gramStart"/>
+      <w:r>
+        <w:rPr>
+          <w:rFonts w:hint="eastAsia"/>
+        </w:rPr>
+        <w:t>式谈判</w:t>
+      </w:r>
+      <w:proofErr w:type="gramEnd"/>
+      <w:r>
+        <w:rPr>
+          <w:rFonts w:hint="eastAsia"/>
+        </w:rPr>
+        <w:t>是指那些各方之间存在的冲突从根本上来看是相互补充或者可以进行整合的谈判。整合</w:t>
+      </w:r>
+      <w:proofErr w:type="gramStart"/>
+      <w:r>
+        <w:rPr>
+          <w:rFonts w:hint="eastAsia"/>
+        </w:rPr>
+        <w:t>式谈判</w:t>
+      </w:r>
+      <w:proofErr w:type="gramEnd"/>
+      <w:r>
+        <w:rPr>
+          <w:rFonts w:hint="eastAsia"/>
+        </w:rPr>
+        <w:t>战略的实质是己方的目标并不一定是以牺牲对方目标为代价，谈判</w:t>
+      </w:r>
+      <w:proofErr w:type="gramStart"/>
+      <w:r>
+        <w:rPr>
+          <w:rFonts w:hint="eastAsia"/>
+        </w:rPr>
+        <w:t>方努力</w:t>
+      </w:r>
+      <w:proofErr w:type="gramEnd"/>
+      <w:r>
+        <w:rPr>
+          <w:rFonts w:hint="eastAsia"/>
+        </w:rPr>
+        <w:t>使与谈判议题有关的所有创造性机会都得到充分利用。整合</w:t>
+      </w:r>
+      <w:proofErr w:type="gramStart"/>
+      <w:r>
+        <w:rPr>
+          <w:rFonts w:hint="eastAsia"/>
+        </w:rPr>
+        <w:t>式谈判</w:t>
+      </w:r>
+      <w:proofErr w:type="gramEnd"/>
+      <w:r>
+        <w:rPr>
+          <w:rFonts w:hint="eastAsia"/>
+        </w:rPr>
+        <w:t>突出谈判方之间的共同利益，通过创造性的方法实现求同存异。它经常被称作是一种力图“做大馅饼”的谈判，谈判者想要实现双赢的目标。</w:t>
+      </w:r>
+    </w:p>
+    <w:p>
+      <w:pPr>
+        <w:pStyle w:val="ae"/>
+        <w:rPr>
+          <w:rFonts w:hint="eastAsia"/>
+        </w:rPr>
+      </w:pPr>
+      <w:bookmarkStart w:id="64" w:name="_Toc227856109"/>
+      <w:r>
+        <w:rPr>
+          <w:rFonts w:hint="eastAsia"/>
+        </w:rPr>
+        <w:t>（二）</w:t>
+      </w:r>
+      <w:r>
+        <w:rPr>
+          <w:rFonts w:hint="eastAsia"/>
+        </w:rPr>
+        <w:t>整合</w:t>
+      </w:r>
+      <w:proofErr w:type="gramStart"/>
+      <w:r>
+        <w:rPr>
+          <w:rFonts w:hint="eastAsia"/>
+        </w:rPr>
+        <w:t>式谈判</w:t>
+      </w:r>
+      <w:proofErr w:type="gramEnd"/>
+      <w:r>
+        <w:rPr>
+          <w:rFonts w:hint="eastAsia"/>
+        </w:rPr>
+        <w:t>战略的要素</w:t>
+      </w:r>
+      <w:bookmarkEnd w:id="64"/>
+    </w:p>
+    <w:p>
+      <w:pPr>
+        <w:pStyle w:val="af1"/>
+        <w:rPr>
+          <w:rFonts w:hint="eastAsia"/>
+        </w:rPr>
+      </w:pPr>
+      <w:r>
+        <w:rPr>
+          <w:rFonts w:hint="eastAsia"/>
+        </w:rPr>
+        <w:t>1.</w:t>
+      </w:r>
+      <w:r>
+        <w:rPr>
+          <w:rFonts w:hint="eastAsia"/>
+        </w:rPr>
+        <w:t xml:space="preserve"> </w:t>
+      </w:r>
+      <w:r>
+        <w:rPr>
+          <w:rFonts w:hint="eastAsia"/>
+        </w:rPr>
+        <w:t>诊断</w:t>
+      </w:r>
+    </w:p>
+    <w:p>
+      <w:pPr>
+        <w:pStyle w:val="aa"/>
+        <w:spacing w:before="78" w:after="78"/>
+        <w:ind w:firstLine="420"/>
+      </w:pPr>
+      <w:r>
+        <w:rPr>
+          <w:rFonts w:hint="eastAsia"/>
+        </w:rPr>
+        <w:t>诊断，即</w:t>
+      </w:r>
+      <w:r>
+        <w:rPr>
+          <w:rFonts w:hint="eastAsia"/>
+        </w:rPr>
+        <w:t>谈判各方尝试评估和理解须进行谈判的问题所在，确定是否有必要开始真正的谈判，如果有必要谈判的话，那么需要谈判的议题是什么。“诊断”通常发生在外交谈判的</w:t>
+      </w:r>
+      <w:proofErr w:type="gramStart"/>
+      <w:r>
+        <w:rPr>
+          <w:rFonts w:hint="eastAsia"/>
+        </w:rPr>
+        <w:t>预谈判</w:t>
+      </w:r>
+      <w:proofErr w:type="gramEnd"/>
+      <w:r>
+        <w:rPr>
+          <w:rFonts w:hint="eastAsia"/>
+        </w:rPr>
+        <w:t>阶段</w:t>
+      </w:r>
+      <w:r>
+        <w:rPr>
+          <w:rFonts w:hint="eastAsia"/>
+        </w:rPr>
+        <w:t>。</w:t>
+      </w:r>
+      <w:r>
+        <w:rPr>
+          <w:rFonts w:hint="eastAsia"/>
+        </w:rPr>
+        <w:t>“诊断”的主要功能</w:t>
+      </w:r>
+      <w:r>
+        <w:rPr>
+          <w:rFonts w:hint="eastAsia"/>
+        </w:rPr>
+        <w:t>是</w:t>
+      </w:r>
+      <w:r>
+        <w:rPr>
+          <w:rFonts w:hint="eastAsia"/>
+        </w:rPr>
+        <w:t>风险管理</w:t>
+      </w:r>
+      <w:r>
+        <w:rPr>
+          <w:rFonts w:hint="eastAsia"/>
+        </w:rPr>
+        <w:t>、</w:t>
+      </w:r>
+      <w:r>
+        <w:rPr>
+          <w:rFonts w:hint="eastAsia"/>
+        </w:rPr>
+        <w:t>解决容易的议题</w:t>
+      </w:r>
+      <w:r>
+        <w:rPr>
+          <w:rFonts w:hint="eastAsia"/>
+        </w:rPr>
+        <w:t>、</w:t>
+      </w:r>
+      <w:r>
+        <w:rPr>
+          <w:rFonts w:hint="eastAsia"/>
+        </w:rPr>
+        <w:t>建立信任</w:t>
+      </w:r>
+      <w:r>
+        <w:rPr>
+          <w:rFonts w:hint="eastAsia"/>
+        </w:rPr>
+        <w:t>。</w:t>
+      </w:r>
+    </w:p>
+    <w:p>
+      <w:pPr>
+        <w:pStyle w:val="af1"/>
+        <w:rPr>
+          <w:rFonts w:hint="eastAsia"/>
+        </w:rPr>
+      </w:pPr>
+      <w:r>
+        <w:rPr>
+          <w:rFonts w:hint="eastAsia"/>
+        </w:rPr>
+        <w:t>2.</w:t>
+      </w:r>
+      <w:r>
+        <w:rPr>
+          <w:rFonts w:hint="eastAsia"/>
+        </w:rPr>
+        <w:t xml:space="preserve"> </w:t>
+      </w:r>
+      <w:r>
+        <w:rPr>
+          <w:rFonts w:hint="eastAsia"/>
+        </w:rPr>
+        <w:t>建构准则</w:t>
+      </w:r>
+    </w:p>
+    <w:p>
+      <w:pPr>
+        <w:pStyle w:val="aa"/>
+        <w:spacing w:before="78" w:after="78"/>
+        <w:ind w:firstLine="420"/>
+        <w:rPr>
+          <w:rFonts w:hint="eastAsia"/>
+        </w:rPr>
+      </w:pPr>
+      <w:r>
+        <w:rPr>
+          <w:rFonts w:hint="eastAsia"/>
+        </w:rPr>
+        <w:t>建构准则即</w:t>
+      </w:r>
+      <w:r>
+        <w:rPr>
+          <w:rFonts w:hint="eastAsia"/>
+        </w:rPr>
+        <w:t>谈判各方形成共同的能够相互理解的定义（如贸易的条款、解决方案的知识背景或有关公平正义的可应用的标准）。构建的准则应该提供一个双方都能接受的解决问题的广泛框架，体现出全面、均衡的特点。</w:t>
+      </w:r>
+    </w:p>
+    <w:p>
+      <w:pPr>
+        <w:pStyle w:val="aa"/>
+        <w:spacing w:before="78" w:after="78"/>
+        <w:ind w:firstLine="420"/>
+      </w:pPr>
+      <w:r>
+        <w:rPr>
+          <w:rFonts w:hint="eastAsia"/>
+        </w:rPr>
+        <w:t>中英关于香港问题谈判的“一国两制”框架、欧共体谈判的“超国家主义”观念和国际气候变化谈判中的“共同但有区别责任”均可</w:t>
+      </w:r>
+      <w:proofErr w:type="gramStart"/>
+      <w:r>
+        <w:rPr>
+          <w:rFonts w:hint="eastAsia"/>
+        </w:rPr>
+        <w:t>看做</w:t>
+      </w:r>
+      <w:proofErr w:type="gramEnd"/>
+      <w:r>
+        <w:rPr>
+          <w:rFonts w:hint="eastAsia"/>
+        </w:rPr>
+        <w:t>成功的谈判准则。</w:t>
+      </w:r>
+    </w:p>
+    <w:p>
+      <w:pPr>
+        <w:pStyle w:val="af1"/>
+        <w:rPr>
+          <w:rFonts w:hint="eastAsia"/>
+        </w:rPr>
+      </w:pPr>
+      <w:r>
+        <w:rPr>
+          <w:rFonts w:hint="eastAsia"/>
+        </w:rPr>
+        <w:t>3.</w:t>
+      </w:r>
+      <w:r>
+        <w:rPr>
+          <w:rFonts w:hint="eastAsia"/>
+        </w:rPr>
+        <w:t xml:space="preserve"> </w:t>
+      </w:r>
+      <w:r>
+        <w:rPr>
+          <w:rFonts w:hint="eastAsia"/>
+        </w:rPr>
+        <w:t>就细节达成一致</w:t>
+      </w:r>
+    </w:p>
+    <w:p>
+      <w:pPr>
+        <w:pStyle w:val="aa"/>
+        <w:spacing w:before="78" w:after="78"/>
+        <w:ind w:firstLine="420"/>
+      </w:pPr>
+      <w:r>
+        <w:rPr>
+          <w:rFonts w:hint="eastAsia"/>
+        </w:rPr>
+        <w:t>在细节阶段，谈判方反复周旋、讨价还价，希望就细节达成一致。通常情况下，细节阶段是谈判中最困难的阶段，而且分配式谈判策略的一些特点也会体现在这个阶段之中。准则阶段和细节阶段常常相互重合，有时候还会反复进行。如果谈判者在细节阶段意识到此前所构建的准则无法实现，就有可能重新构建新的准则。</w:t>
       </w:r>
     </w:p>
     <w:p>
@@ -12120,6 +15022,95 @@
     </w:lvl>
   </w:abstractNum>
   <w:abstractNum w:abstractNumId="8" w15:restartNumberingAfterBreak="0">
+    <w:nsid w:val="24016D29"/>
+    <w:multiLevelType w:val="hybridMultilevel"/>
+    <w:tmpl w:val="183066C4"/>
+    <w:lvl w:ilvl="0" w:tplc="58844D66">
+      <w:start w:val="1"/>
+      <w:numFmt w:val="decimal"/>
+      <w:lvlText w:val="%1."/>
+      <w:lvlJc w:val="left"/>
+      <w:pPr>
+        <w:ind w:left="360" w:hanging="360"/>
+      </w:pPr>
+      <w:rPr>
+        <w:rFonts w:hint="default"/>
+      </w:rPr>
+    </w:lvl>
+    <w:lvl w:ilvl="1" w:tplc="04090019" w:tentative="1">
+      <w:start w:val="1"/>
+      <w:numFmt w:val="lowerLetter"/>
+      <w:lvlText w:val="%2)"/>
+      <w:lvlJc w:val="left"/>
+      <w:pPr>
+        <w:ind w:left="880" w:hanging="440"/>
+      </w:pPr>
+    </w:lvl>
+    <w:lvl w:ilvl="2" w:tplc="0409001B" w:tentative="1">
+      <w:start w:val="1"/>
+      <w:numFmt w:val="lowerRoman"/>
+      <w:lvlText w:val="%3."/>
+      <w:lvlJc w:val="right"/>
+      <w:pPr>
+        <w:ind w:left="1320" w:hanging="440"/>
+      </w:pPr>
+    </w:lvl>
+    <w:lvl w:ilvl="3" w:tplc="0409000F" w:tentative="1">
+      <w:start w:val="1"/>
+      <w:numFmt w:val="decimal"/>
+      <w:lvlText w:val="%4."/>
+      <w:lvlJc w:val="left"/>
+      <w:pPr>
+        <w:ind w:left="1760" w:hanging="440"/>
+      </w:pPr>
+    </w:lvl>
+    <w:lvl w:ilvl="4" w:tplc="04090019" w:tentative="1">
+      <w:start w:val="1"/>
+      <w:numFmt w:val="lowerLetter"/>
+      <w:lvlText w:val="%5)"/>
+      <w:lvlJc w:val="left"/>
+      <w:pPr>
+        <w:ind w:left="2200" w:hanging="440"/>
+      </w:pPr>
+    </w:lvl>
+    <w:lvl w:ilvl="5" w:tplc="0409001B" w:tentative="1">
+      <w:start w:val="1"/>
+      <w:numFmt w:val="lowerRoman"/>
+      <w:lvlText w:val="%6."/>
+      <w:lvlJc w:val="right"/>
+      <w:pPr>
+        <w:ind w:left="2640" w:hanging="440"/>
+      </w:pPr>
+    </w:lvl>
+    <w:lvl w:ilvl="6" w:tplc="0409000F" w:tentative="1">
+      <w:start w:val="1"/>
+      <w:numFmt w:val="decimal"/>
+      <w:lvlText w:val="%7."/>
+      <w:lvlJc w:val="left"/>
+      <w:pPr>
+        <w:ind w:left="3080" w:hanging="440"/>
+      </w:pPr>
+    </w:lvl>
+    <w:lvl w:ilvl="7" w:tplc="04090019" w:tentative="1">
+      <w:start w:val="1"/>
+      <w:numFmt w:val="lowerLetter"/>
+      <w:lvlText w:val="%8)"/>
+      <w:lvlJc w:val="left"/>
+      <w:pPr>
+        <w:ind w:left="3520" w:hanging="440"/>
+      </w:pPr>
+    </w:lvl>
+    <w:lvl w:ilvl="8" w:tplc="0409001B" w:tentative="1">
+      <w:start w:val="1"/>
+      <w:numFmt w:val="lowerRoman"/>
+      <w:lvlText w:val="%9."/>
+      <w:lvlJc w:val="right"/>
+      <w:pPr>
+        <w:ind w:left="3960" w:hanging="440"/>
+      </w:pPr>
+    </w:lvl>
+  </w:abstractNum>
+  <w:abstractNum w:abstractNumId="9" w15:restartNumberingAfterBreak="0">
     <w:nsid w:val="24E815EE"/>
     <w:multiLevelType w:val="hybridMultilevel"/>
     <w:tmpl w:val="E2046FCE"/>
@@ -12232,7 +15223,7 @@
       </w:rPr>
     </w:lvl>
   </w:abstractNum>
-  <w:abstractNum w:abstractNumId="9" w15:restartNumberingAfterBreak="0">
+  <w:abstractNum w:abstractNumId="10" w15:restartNumberingAfterBreak="0">
     <w:nsid w:val="26456140"/>
     <w:multiLevelType w:val="hybridMultilevel"/>
     <w:tmpl w:val="D5465CD4"/>
@@ -12321,7 +15312,7 @@
       </w:pPr>
     </w:lvl>
   </w:abstractNum>
-  <w:abstractNum w:abstractNumId="10" w15:restartNumberingAfterBreak="0">
+  <w:abstractNum w:abstractNumId="11" w15:restartNumberingAfterBreak="0">
     <w:nsid w:val="27FC3684"/>
     <w:multiLevelType w:val="hybridMultilevel"/>
     <w:tmpl w:val="C31A5E50"/>
@@ -12434,7 +15425,7 @@
       </w:rPr>
     </w:lvl>
   </w:abstractNum>
-  <w:abstractNum w:abstractNumId="11" w15:restartNumberingAfterBreak="0">
+  <w:abstractNum w:abstractNumId="12" w15:restartNumberingAfterBreak="0">
     <w:nsid w:val="2FEF1072"/>
     <w:multiLevelType w:val="hybridMultilevel"/>
     <w:tmpl w:val="1F8485EE"/>
@@ -12547,7 +15538,7 @@
       </w:rPr>
     </w:lvl>
   </w:abstractNum>
-  <w:abstractNum w:abstractNumId="12" w15:restartNumberingAfterBreak="0">
+  <w:abstractNum w:abstractNumId="13" w15:restartNumberingAfterBreak="0">
     <w:nsid w:val="3AD25D24"/>
     <w:multiLevelType w:val="hybridMultilevel"/>
     <w:tmpl w:val="DFF2C544"/>
@@ -12633,7 +15624,7 @@
       </w:pPr>
     </w:lvl>
   </w:abstractNum>
-  <w:abstractNum w:abstractNumId="13" w15:restartNumberingAfterBreak="0">
+  <w:abstractNum w:abstractNumId="14" w15:restartNumberingAfterBreak="0">
     <w:nsid w:val="3DB62755"/>
     <w:multiLevelType w:val="hybridMultilevel"/>
     <w:tmpl w:val="5FEA1B1E"/>
@@ -12746,7 +15737,7 @@
       </w:rPr>
     </w:lvl>
   </w:abstractNum>
-  <w:abstractNum w:abstractNumId="14" w15:restartNumberingAfterBreak="0">
+  <w:abstractNum w:abstractNumId="15" w15:restartNumberingAfterBreak="0">
     <w:nsid w:val="3E0807A0"/>
     <w:multiLevelType w:val="hybridMultilevel"/>
     <w:tmpl w:val="5808BE38"/>
@@ -12859,7 +15850,7 @@
       </w:rPr>
     </w:lvl>
   </w:abstractNum>
-  <w:abstractNum w:abstractNumId="15" w15:restartNumberingAfterBreak="0">
+  <w:abstractNum w:abstractNumId="16" w15:restartNumberingAfterBreak="0">
     <w:nsid w:val="40E4225C"/>
     <w:multiLevelType w:val="hybridMultilevel"/>
     <w:tmpl w:val="D8C0E260"/>
@@ -12948,7 +15939,7 @@
       </w:pPr>
     </w:lvl>
   </w:abstractNum>
-  <w:abstractNum w:abstractNumId="16" w15:restartNumberingAfterBreak="0">
+  <w:abstractNum w:abstractNumId="17" w15:restartNumberingAfterBreak="0">
     <w:nsid w:val="4B036997"/>
     <w:multiLevelType w:val="hybridMultilevel"/>
     <w:tmpl w:val="0952DE3A"/>
@@ -13061,7 +16052,7 @@
       </w:rPr>
     </w:lvl>
   </w:abstractNum>
-  <w:abstractNum w:abstractNumId="17" w15:restartNumberingAfterBreak="0">
+  <w:abstractNum w:abstractNumId="18" w15:restartNumberingAfterBreak="0">
     <w:nsid w:val="4B1362EC"/>
     <w:multiLevelType w:val="hybridMultilevel"/>
     <w:tmpl w:val="9CD66D3C"/>
@@ -13174,7 +16165,7 @@
       </w:rPr>
     </w:lvl>
   </w:abstractNum>
-  <w:abstractNum w:abstractNumId="18" w15:restartNumberingAfterBreak="0">
+  <w:abstractNum w:abstractNumId="19" w15:restartNumberingAfterBreak="0">
     <w:nsid w:val="55F31E42"/>
     <w:multiLevelType w:val="hybridMultilevel"/>
     <w:tmpl w:val="209EC5D2"/>
@@ -13263,7 +16254,7 @@
       </w:pPr>
     </w:lvl>
   </w:abstractNum>
-  <w:abstractNum w:abstractNumId="19" w15:restartNumberingAfterBreak="0">
+  <w:abstractNum w:abstractNumId="20" w15:restartNumberingAfterBreak="0">
     <w:nsid w:val="578A0656"/>
     <w:multiLevelType w:val="hybridMultilevel"/>
     <w:tmpl w:val="90AC9750"/>
@@ -13376,7 +16367,7 @@
       </w:rPr>
     </w:lvl>
   </w:abstractNum>
-  <w:abstractNum w:abstractNumId="20" w15:restartNumberingAfterBreak="0">
+  <w:abstractNum w:abstractNumId="21" w15:restartNumberingAfterBreak="0">
     <w:nsid w:val="589E5F67"/>
     <w:multiLevelType w:val="hybridMultilevel"/>
     <w:tmpl w:val="56DC9A46"/>
@@ -13489,7 +16480,93 @@
       </w:rPr>
     </w:lvl>
   </w:abstractNum>
-  <w:abstractNum w:abstractNumId="21" w15:restartNumberingAfterBreak="0">
+  <w:abstractNum w:abstractNumId="22" w15:restartNumberingAfterBreak="0">
+    <w:nsid w:val="5A151D70"/>
+    <w:multiLevelType w:val="hybridMultilevel"/>
+    <w:tmpl w:val="2D509DF8"/>
+    <w:lvl w:ilvl="0" w:tplc="0409000F">
+      <w:start w:val="1"/>
+      <w:numFmt w:val="decimal"/>
+      <w:lvlText w:val="%1."/>
+      <w:lvlJc w:val="left"/>
+      <w:pPr>
+        <w:ind w:left="440" w:hanging="440"/>
+      </w:pPr>
+    </w:lvl>
+    <w:lvl w:ilvl="1" w:tplc="04090019" w:tentative="1">
+      <w:start w:val="1"/>
+      <w:numFmt w:val="lowerLetter"/>
+      <w:lvlText w:val="%2)"/>
+      <w:lvlJc w:val="left"/>
+      <w:pPr>
+        <w:ind w:left="880" w:hanging="440"/>
+      </w:pPr>
+    </w:lvl>
+    <w:lvl w:ilvl="2" w:tplc="0409001B" w:tentative="1">
+      <w:start w:val="1"/>
+      <w:numFmt w:val="lowerRoman"/>
+      <w:lvlText w:val="%3."/>
+      <w:lvlJc w:val="right"/>
+      <w:pPr>
+        <w:ind w:left="1320" w:hanging="440"/>
+      </w:pPr>
+    </w:lvl>
+    <w:lvl w:ilvl="3" w:tplc="0409000F" w:tentative="1">
+      <w:start w:val="1"/>
+      <w:numFmt w:val="decimal"/>
+      <w:lvlText w:val="%4."/>
+      <w:lvlJc w:val="left"/>
+      <w:pPr>
+        <w:ind w:left="1760" w:hanging="440"/>
+      </w:pPr>
+    </w:lvl>
+    <w:lvl w:ilvl="4" w:tplc="04090019" w:tentative="1">
+      <w:start w:val="1"/>
+      <w:numFmt w:val="lowerLetter"/>
+      <w:lvlText w:val="%5)"/>
+      <w:lvlJc w:val="left"/>
+      <w:pPr>
+        <w:ind w:left="2200" w:hanging="440"/>
+      </w:pPr>
+    </w:lvl>
+    <w:lvl w:ilvl="5" w:tplc="0409001B" w:tentative="1">
+      <w:start w:val="1"/>
+      <w:numFmt w:val="lowerRoman"/>
+      <w:lvlText w:val="%6."/>
+      <w:lvlJc w:val="right"/>
+      <w:pPr>
+        <w:ind w:left="2640" w:hanging="440"/>
+      </w:pPr>
+    </w:lvl>
+    <w:lvl w:ilvl="6" w:tplc="0409000F" w:tentative="1">
+      <w:start w:val="1"/>
+      <w:numFmt w:val="decimal"/>
+      <w:lvlText w:val="%7."/>
+      <w:lvlJc w:val="left"/>
+      <w:pPr>
+        <w:ind w:left="3080" w:hanging="440"/>
+      </w:pPr>
+    </w:lvl>
+    <w:lvl w:ilvl="7" w:tplc="04090019" w:tentative="1">
+      <w:start w:val="1"/>
+      <w:numFmt w:val="lowerLetter"/>
+      <w:lvlText w:val="%8)"/>
+      <w:lvlJc w:val="left"/>
+      <w:pPr>
+        <w:ind w:left="3520" w:hanging="440"/>
+      </w:pPr>
+    </w:lvl>
+    <w:lvl w:ilvl="8" w:tplc="0409001B" w:tentative="1">
+      <w:start w:val="1"/>
+      <w:numFmt w:val="lowerRoman"/>
+      <w:lvlText w:val="%9."/>
+      <w:lvlJc w:val="right"/>
+      <w:pPr>
+        <w:ind w:left="3960" w:hanging="440"/>
+      </w:pPr>
+    </w:lvl>
+  </w:abstractNum>
+  <w:abstractNum w:abstractNumId="23" w15:restartNumberingAfterBreak="0">
     <w:nsid w:val="62505DF2"/>
     <w:multiLevelType w:val="hybridMultilevel"/>
     <w:tmpl w:val="9FE49A80"/>
@@ -13602,7 +16679,7 @@
       </w:rPr>
     </w:lvl>
   </w:abstractNum>
-  <w:abstractNum w:abstractNumId="22" w15:restartNumberingAfterBreak="0">
+  <w:abstractNum w:abstractNumId="24" w15:restartNumberingAfterBreak="0">
     <w:nsid w:val="6F2C3B76"/>
     <w:multiLevelType w:val="hybridMultilevel"/>
     <w:tmpl w:val="DCAC36FA"/>
@@ -13715,7 +16792,7 @@
       </w:rPr>
     </w:lvl>
   </w:abstractNum>
-  <w:abstractNum w:abstractNumId="23" w15:restartNumberingAfterBreak="0">
+  <w:abstractNum w:abstractNumId="25" w15:restartNumberingAfterBreak="0">
     <w:nsid w:val="710D58F9"/>
     <w:multiLevelType w:val="hybridMultilevel"/>
     <w:tmpl w:val="0A8045A2"/>
@@ -13828,7 +16905,7 @@
       </w:rPr>
     </w:lvl>
   </w:abstractNum>
-  <w:abstractNum w:abstractNumId="24" w15:restartNumberingAfterBreak="0">
+  <w:abstractNum w:abstractNumId="26" w15:restartNumberingAfterBreak="0">
     <w:nsid w:val="78CD1B3F"/>
     <w:multiLevelType w:val="hybridMultilevel"/>
     <w:tmpl w:val="DECA6AF8"/>
@@ -13941,7 +17018,7 @@
       </w:rPr>
     </w:lvl>
   </w:abstractNum>
-  <w:abstractNum w:abstractNumId="25" w15:restartNumberingAfterBreak="0">
+  <w:abstractNum w:abstractNumId="27" w15:restartNumberingAfterBreak="0">
     <w:nsid w:val="7B4D0E39"/>
     <w:multiLevelType w:val="hybridMultilevel"/>
     <w:tmpl w:val="2EB412AE"/>
@@ -14054,7 +17131,7 @@
       </w:rPr>
     </w:lvl>
   </w:abstractNum>
-  <w:abstractNum w:abstractNumId="26" w15:restartNumberingAfterBreak="0">
+  <w:abstractNum w:abstractNumId="28" w15:restartNumberingAfterBreak="0">
     <w:nsid w:val="7EF010BF"/>
     <w:multiLevelType w:val="hybridMultilevel"/>
     <w:tmpl w:val="72B04D76"/>
@@ -14168,76 +17245,76 @@
     </w:lvl>
   </w:abstractNum>
   <w:num w:numId="1" w16cid:durableId="1088893493">
-    <w:abstractNumId w:val="9"/>
+    <w:abstractNumId w:val="10"/>
   </w:num>
   <w:num w:numId="2" w16cid:durableId="1334338985">
-    <w:abstractNumId w:val="16"/>
+    <w:abstractNumId w:val="17"/>
   </w:num>
   <w:num w:numId="3" w16cid:durableId="2134054812">
     <w:abstractNumId w:val="1"/>
   </w:num>
   <w:num w:numId="4" w16cid:durableId="614793497">
-    <w:abstractNumId w:val="12"/>
+    <w:abstractNumId w:val="13"/>
   </w:num>
   <w:num w:numId="5" w16cid:durableId="1298949093">
     <w:abstractNumId w:val="6"/>
   </w:num>
   <w:num w:numId="6" w16cid:durableId="1559321033">
-    <w:abstractNumId w:val="11"/>
+    <w:abstractNumId w:val="12"/>
   </w:num>
   <w:num w:numId="7" w16cid:durableId="1480682281">
-    <w:abstractNumId w:val="19"/>
+    <w:abstractNumId w:val="20"/>
   </w:num>
   <w:num w:numId="8" w16cid:durableId="476340260">
-    <w:abstractNumId w:val="26"/>
+    <w:abstractNumId w:val="28"/>
   </w:num>
   <w:num w:numId="9" w16cid:durableId="1911379750">
     <w:abstractNumId w:val="0"/>
   </w:num>
   <w:num w:numId="10" w16cid:durableId="1296521127">
-    <w:abstractNumId w:val="25"/>
+    <w:abstractNumId w:val="27"/>
   </w:num>
   <w:num w:numId="11" w16cid:durableId="87234365">
-    <w:abstractNumId w:val="10"/>
+    <w:abstractNumId w:val="11"/>
   </w:num>
   <w:num w:numId="12" w16cid:durableId="1819348003">
-    <w:abstractNumId w:val="15"/>
+    <w:abstractNumId w:val="16"/>
   </w:num>
   <w:num w:numId="13" w16cid:durableId="1368948486">
+    <w:abstractNumId w:val="19"/>
+  </w:num>
+  <w:num w:numId="14" w16cid:durableId="532041691">
     <w:abstractNumId w:val="18"/>
   </w:num>
-  <w:num w:numId="14" w16cid:durableId="532041691">
-    <w:abstractNumId w:val="17"/>
-  </w:num>
   <w:num w:numId="15" w16cid:durableId="1255746997">
-    <w:abstractNumId w:val="8"/>
+    <w:abstractNumId w:val="9"/>
   </w:num>
   <w:num w:numId="16" w16cid:durableId="1778941520">
     <w:abstractNumId w:val="2"/>
   </w:num>
   <w:num w:numId="17" w16cid:durableId="13771">
-    <w:abstractNumId w:val="24"/>
+    <w:abstractNumId w:val="26"/>
   </w:num>
   <w:num w:numId="18" w16cid:durableId="787510098">
-    <w:abstractNumId w:val="23"/>
+    <w:abstractNumId w:val="25"/>
   </w:num>
   <w:num w:numId="19" w16cid:durableId="1725981140">
     <w:abstractNumId w:val="3"/>
   </w:num>
   <w:num w:numId="20" w16cid:durableId="441848981">
-    <w:abstractNumId w:val="20"/>
+    <w:abstractNumId w:val="21"/>
   </w:num>
   <w:num w:numId="21" w16cid:durableId="1205946512">
-    <w:abstractNumId w:val="22"/>
+    <w:abstractNumId w:val="24"/>
   </w:num>
   <w:num w:numId="22" w16cid:durableId="184369582">
-    <w:abstractNumId w:val="21"/>
+    <w:abstractNumId w:val="23"/>
   </w:num>
   <w:num w:numId="23" w16cid:durableId="1185947577">
-    <w:abstractNumId w:val="14"/>
+    <w:abstractNumId w:val="15"/>
   </w:num>
   <w:num w:numId="24" w16cid:durableId="271977387">
-    <w:abstractNumId w:val="13"/>
+    <w:abstractNumId w:val="14"/>
   </w:num>
   <w:num w:numId="25" w16cid:durableId="279268147">
     <w:abstractNumId w:val="5"/>
@@ -14247,6 +17324,12 @@
   </w:num>
   <w:num w:numId="27" w16cid:durableId="2014068256">
     <w:abstractNumId w:val="7"/>
+  </w:num>
+  <w:num w:numId="28" w16cid:durableId="1928494297">
+    <w:abstractNumId w:val="22"/>
+  </w:num>
+  <w:num w:numId="29" w16cid:durableId="1576669538">
+    <w:abstractNumId w:val="8"/>
   </w:num>
 </w:numbering>
 </file>
@@ -14680,6 +17763,7 @@
   <w:style w:type="character" w:default="1" w:styleId="a0">
     <w:name w:val="Default Paragraph Font"/>
     <w:uiPriority w:val="1"/>
+    <w:semiHidden/>
     <w:unhideWhenUsed/>
   </w:style>
   <w:style w:type="table" w:default="1" w:styleId="a1">

--- a/course/major/国际谈判.docx
+++ b/course/major/国际谈判.docx
@@ -194,11 +194,11 @@
             </w:rPr>
             <w:fldChar w:fldCharType="separate"/>
           </w:r>
-          <w:hyperlink w:anchor="_Toc227856046" w:history="1">
+          <w:hyperlink w:anchor="_Toc228461094" w:history="1">
             <w:r>
               <w:rPr>
                 <w:rStyle w:val="a3"/>
-                <w:rFonts w:ascii="宋体" w:eastAsia="宋体" w:hAnsi="宋体" w:hint="eastAsia"/>
+                <w:rFonts w:ascii="宋体" w:eastAsia="宋体" w:hAnsi="宋体"/>
                 <w:noProof/>
               </w:rPr>
               <w:t>第一讲 国际谈判与国际关系</w:t>
@@ -233,7 +233,7 @@
                 <w:noProof/>
                 <w:webHidden/>
               </w:rPr>
-              <w:instrText>PAGEREF _Toc227856046 \h</w:instrText>
+              <w:instrText>PAGEREF _Toc228461094 \h</w:instrText>
             </w:r>
             <w:r>
               <w:rPr>
@@ -264,7 +264,7 @@
                 <w:noProof/>
                 <w:webHidden/>
               </w:rPr>
-              <w:t>3</w:t>
+              <w:t>4</w:t>
             </w:r>
             <w:r>
               <w:rPr>
@@ -290,11 +290,11 @@
               <w14:ligatures w14:val="standardContextual"/>
             </w:rPr>
           </w:pPr>
-          <w:hyperlink w:anchor="_Toc227856047" w:history="1">
+          <w:hyperlink w:anchor="_Toc228461095" w:history="1">
             <w:r>
               <w:rPr>
                 <w:rStyle w:val="a3"/>
-                <w:rFonts w:ascii="宋体" w:eastAsia="宋体" w:hAnsi="宋体" w:hint="eastAsia"/>
+                <w:rFonts w:ascii="宋体" w:eastAsia="宋体" w:hAnsi="宋体"/>
                 <w:noProof/>
               </w:rPr>
               <w:t>一、谈判</w:t>
@@ -329,7 +329,7 @@
                 <w:noProof/>
                 <w:webHidden/>
               </w:rPr>
-              <w:instrText>PAGEREF _Toc227856047 \h</w:instrText>
+              <w:instrText>PAGEREF _Toc228461095 \h</w:instrText>
             </w:r>
             <w:r>
               <w:rPr>
@@ -360,7 +360,7 @@
                 <w:noProof/>
                 <w:webHidden/>
               </w:rPr>
-              <w:t>3</w:t>
+              <w:t>4</w:t>
             </w:r>
             <w:r>
               <w:rPr>
@@ -386,11 +386,11 @@
               <w14:ligatures w14:val="standardContextual"/>
             </w:rPr>
           </w:pPr>
-          <w:hyperlink w:anchor="_Toc227856048" w:history="1">
+          <w:hyperlink w:anchor="_Toc228461096" w:history="1">
             <w:r>
               <w:rPr>
                 <w:rStyle w:val="a3"/>
-                <w:rFonts w:ascii="宋体" w:eastAsia="宋体" w:hAnsi="宋体" w:hint="eastAsia"/>
+                <w:rFonts w:ascii="宋体" w:eastAsia="宋体" w:hAnsi="宋体"/>
                 <w:noProof/>
               </w:rPr>
               <w:t>（一）谈判的定义</w:t>
@@ -425,7 +425,7 @@
                 <w:noProof/>
                 <w:webHidden/>
               </w:rPr>
-              <w:instrText>PAGEREF _Toc227856048 \h</w:instrText>
+              <w:instrText>PAGEREF _Toc228461096 \h</w:instrText>
             </w:r>
             <w:r>
               <w:rPr>
@@ -456,7 +456,7 @@
                 <w:noProof/>
                 <w:webHidden/>
               </w:rPr>
-              <w:t>3</w:t>
+              <w:t>4</w:t>
             </w:r>
             <w:r>
               <w:rPr>
@@ -482,11 +482,11 @@
               <w14:ligatures w14:val="standardContextual"/>
             </w:rPr>
           </w:pPr>
-          <w:hyperlink w:anchor="_Toc227856049" w:history="1">
+          <w:hyperlink w:anchor="_Toc228461097" w:history="1">
             <w:r>
               <w:rPr>
                 <w:rStyle w:val="a3"/>
-                <w:rFonts w:ascii="宋体" w:eastAsia="宋体" w:hAnsi="宋体" w:hint="eastAsia"/>
+                <w:rFonts w:ascii="宋体" w:eastAsia="宋体" w:hAnsi="宋体"/>
                 <w:noProof/>
               </w:rPr>
               <w:t>（二）谈判行为的前提</w:t>
@@ -521,7 +521,7 @@
                 <w:noProof/>
                 <w:webHidden/>
               </w:rPr>
-              <w:instrText>PAGEREF _Toc227856049 \h</w:instrText>
+              <w:instrText>PAGEREF _Toc228461097 \h</w:instrText>
             </w:r>
             <w:r>
               <w:rPr>
@@ -552,7 +552,7 @@
                 <w:noProof/>
                 <w:webHidden/>
               </w:rPr>
-              <w:t>3</w:t>
+              <w:t>4</w:t>
             </w:r>
             <w:r>
               <w:rPr>
@@ -578,11 +578,11 @@
               <w14:ligatures w14:val="standardContextual"/>
             </w:rPr>
           </w:pPr>
-          <w:hyperlink w:anchor="_Toc227856050" w:history="1">
+          <w:hyperlink w:anchor="_Toc228461098" w:history="1">
             <w:r>
               <w:rPr>
                 <w:rStyle w:val="a3"/>
-                <w:rFonts w:ascii="宋体" w:eastAsia="宋体" w:hAnsi="宋体" w:hint="eastAsia"/>
+                <w:rFonts w:ascii="宋体" w:eastAsia="宋体" w:hAnsi="宋体"/>
                 <w:noProof/>
               </w:rPr>
               <w:t>二、国际谈判（外交谈判）</w:t>
@@ -617,7 +617,7 @@
                 <w:noProof/>
                 <w:webHidden/>
               </w:rPr>
-              <w:instrText>PAGEREF _Toc227856050 \h</w:instrText>
+              <w:instrText>PAGEREF _Toc228461098 \h</w:instrText>
             </w:r>
             <w:r>
               <w:rPr>
@@ -648,7 +648,7 @@
                 <w:noProof/>
                 <w:webHidden/>
               </w:rPr>
-              <w:t>3</w:t>
+              <w:t>4</w:t>
             </w:r>
             <w:r>
               <w:rPr>
@@ -674,11 +674,11 @@
               <w14:ligatures w14:val="standardContextual"/>
             </w:rPr>
           </w:pPr>
-          <w:hyperlink w:anchor="_Toc227856051" w:history="1">
+          <w:hyperlink w:anchor="_Toc228461099" w:history="1">
             <w:r>
               <w:rPr>
                 <w:rStyle w:val="a3"/>
-                <w:rFonts w:ascii="宋体" w:eastAsia="宋体" w:hAnsi="宋体" w:hint="eastAsia"/>
+                <w:rFonts w:ascii="宋体" w:eastAsia="宋体" w:hAnsi="宋体"/>
                 <w:noProof/>
               </w:rPr>
               <w:t>（一）国际谈判的定义</w:t>
@@ -713,7 +713,7 @@
                 <w:noProof/>
                 <w:webHidden/>
               </w:rPr>
-              <w:instrText>PAGEREF _Toc227856051 \h</w:instrText>
+              <w:instrText>PAGEREF _Toc228461099 \h</w:instrText>
             </w:r>
             <w:r>
               <w:rPr>
@@ -744,7 +744,7 @@
                 <w:noProof/>
                 <w:webHidden/>
               </w:rPr>
-              <w:t>3</w:t>
+              <w:t>4</w:t>
             </w:r>
             <w:r>
               <w:rPr>
@@ -770,11 +770,11 @@
               <w14:ligatures w14:val="standardContextual"/>
             </w:rPr>
           </w:pPr>
-          <w:hyperlink w:anchor="_Toc227856052" w:history="1">
+          <w:hyperlink w:anchor="_Toc228461100" w:history="1">
             <w:r>
               <w:rPr>
                 <w:rStyle w:val="a3"/>
-                <w:rFonts w:ascii="宋体" w:eastAsia="宋体" w:hAnsi="宋体" w:hint="eastAsia"/>
+                <w:rFonts w:ascii="宋体" w:eastAsia="宋体" w:hAnsi="宋体"/>
                 <w:noProof/>
               </w:rPr>
               <w:t>（二）国际谈判的类型</w:t>
@@ -809,7 +809,7 @@
                 <w:noProof/>
                 <w:webHidden/>
               </w:rPr>
-              <w:instrText>PAGEREF _Toc227856052 \h</w:instrText>
+              <w:instrText>PAGEREF _Toc228461100 \h</w:instrText>
             </w:r>
             <w:r>
               <w:rPr>
@@ -840,7 +840,7 @@
                 <w:noProof/>
                 <w:webHidden/>
               </w:rPr>
-              <w:t>4</w:t>
+              <w:t>5</w:t>
             </w:r>
             <w:r>
               <w:rPr>
@@ -866,11 +866,11 @@
               <w14:ligatures w14:val="standardContextual"/>
             </w:rPr>
           </w:pPr>
-          <w:hyperlink w:anchor="_Toc227856053" w:history="1">
+          <w:hyperlink w:anchor="_Toc228461101" w:history="1">
             <w:r>
               <w:rPr>
                 <w:rStyle w:val="a3"/>
-                <w:rFonts w:ascii="宋体" w:eastAsia="宋体" w:hAnsi="宋体" w:hint="eastAsia"/>
+                <w:rFonts w:ascii="宋体" w:eastAsia="宋体" w:hAnsi="宋体"/>
                 <w:noProof/>
               </w:rPr>
               <w:t>（三）外交谈判的特点</w:t>
@@ -905,7 +905,7 @@
                 <w:noProof/>
                 <w:webHidden/>
               </w:rPr>
-              <w:instrText>PAGEREF _Toc227856053 \h</w:instrText>
+              <w:instrText>PAGEREF _Toc228461101 \h</w:instrText>
             </w:r>
             <w:r>
               <w:rPr>
@@ -936,7 +936,7 @@
                 <w:noProof/>
                 <w:webHidden/>
               </w:rPr>
-              <w:t>4</w:t>
+              <w:t>5</w:t>
             </w:r>
             <w:r>
               <w:rPr>
@@ -962,11 +962,11 @@
               <w14:ligatures w14:val="standardContextual"/>
             </w:rPr>
           </w:pPr>
-          <w:hyperlink w:anchor="_Toc227856054" w:history="1">
+          <w:hyperlink w:anchor="_Toc228461102" w:history="1">
             <w:r>
               <w:rPr>
                 <w:rStyle w:val="a3"/>
-                <w:rFonts w:ascii="宋体" w:eastAsia="宋体" w:hAnsi="宋体" w:hint="eastAsia"/>
+                <w:rFonts w:ascii="宋体" w:eastAsia="宋体" w:hAnsi="宋体"/>
                 <w:noProof/>
               </w:rPr>
               <w:t>（四）国际谈判的重要意义</w:t>
@@ -1001,7 +1001,7 @@
                 <w:noProof/>
                 <w:webHidden/>
               </w:rPr>
-              <w:instrText>PAGEREF _Toc227856054 \h</w:instrText>
+              <w:instrText>PAGEREF _Toc228461102 \h</w:instrText>
             </w:r>
             <w:r>
               <w:rPr>
@@ -1032,7 +1032,7 @@
                 <w:noProof/>
                 <w:webHidden/>
               </w:rPr>
-              <w:t>4</w:t>
+              <w:t>5</w:t>
             </w:r>
             <w:r>
               <w:rPr>
@@ -1058,11 +1058,11 @@
               <w14:ligatures w14:val="standardContextual"/>
             </w:rPr>
           </w:pPr>
-          <w:hyperlink w:anchor="_Toc227856055" w:history="1">
+          <w:hyperlink w:anchor="_Toc228461103" w:history="1">
             <w:r>
               <w:rPr>
                 <w:rStyle w:val="a3"/>
-                <w:rFonts w:ascii="宋体" w:eastAsia="宋体" w:hAnsi="宋体" w:hint="eastAsia"/>
+                <w:rFonts w:ascii="宋体" w:eastAsia="宋体" w:hAnsi="宋体"/>
                 <w:noProof/>
               </w:rPr>
               <w:t>第二讲 国际谈判的流程和参与者</w:t>
@@ -1097,7 +1097,7 @@
                 <w:noProof/>
                 <w:webHidden/>
               </w:rPr>
-              <w:instrText>PAGEREF _Toc227856055 \h</w:instrText>
+              <w:instrText>PAGEREF _Toc228461103 \h</w:instrText>
             </w:r>
             <w:r>
               <w:rPr>
@@ -1128,7 +1128,7 @@
                 <w:noProof/>
                 <w:webHidden/>
               </w:rPr>
-              <w:t>5</w:t>
+              <w:t>6</w:t>
             </w:r>
             <w:r>
               <w:rPr>
@@ -1154,11 +1154,11 @@
               <w14:ligatures w14:val="standardContextual"/>
             </w:rPr>
           </w:pPr>
-          <w:hyperlink w:anchor="_Toc227856056" w:history="1">
+          <w:hyperlink w:anchor="_Toc228461104" w:history="1">
             <w:r>
               <w:rPr>
                 <w:rStyle w:val="a3"/>
-                <w:rFonts w:ascii="宋体" w:eastAsia="宋体" w:hAnsi="宋体" w:hint="eastAsia"/>
+                <w:rFonts w:ascii="宋体" w:eastAsia="宋体" w:hAnsi="宋体"/>
                 <w:noProof/>
               </w:rPr>
               <w:t>一、国际谈判的流程</w:t>
@@ -1193,7 +1193,7 @@
                 <w:noProof/>
                 <w:webHidden/>
               </w:rPr>
-              <w:instrText>PAGEREF _Toc227856056 \h</w:instrText>
+              <w:instrText>PAGEREF _Toc228461104 \h</w:instrText>
             </w:r>
             <w:r>
               <w:rPr>
@@ -1224,7 +1224,7 @@
                 <w:noProof/>
                 <w:webHidden/>
               </w:rPr>
-              <w:t>5</w:t>
+              <w:t>6</w:t>
             </w:r>
             <w:r>
               <w:rPr>
@@ -1250,11 +1250,11 @@
               <w14:ligatures w14:val="standardContextual"/>
             </w:rPr>
           </w:pPr>
-          <w:hyperlink w:anchor="_Toc227856057" w:history="1">
+          <w:hyperlink w:anchor="_Toc228461105" w:history="1">
             <w:r>
               <w:rPr>
                 <w:rStyle w:val="a3"/>
-                <w:rFonts w:ascii="宋体" w:eastAsia="宋体" w:hAnsi="宋体" w:hint="eastAsia"/>
+                <w:rFonts w:ascii="宋体" w:eastAsia="宋体" w:hAnsi="宋体"/>
                 <w:noProof/>
               </w:rPr>
               <w:t>二、国际谈判的参与者</w:t>
@@ -1289,7 +1289,7 @@
                 <w:noProof/>
                 <w:webHidden/>
               </w:rPr>
-              <w:instrText>PAGEREF _Toc227856057 \h</w:instrText>
+              <w:instrText>PAGEREF _Toc228461105 \h</w:instrText>
             </w:r>
             <w:r>
               <w:rPr>
@@ -1320,7 +1320,7 @@
                 <w:noProof/>
                 <w:webHidden/>
               </w:rPr>
-              <w:t>5</w:t>
+              <w:t>6</w:t>
             </w:r>
             <w:r>
               <w:rPr>
@@ -1346,11 +1346,11 @@
               <w14:ligatures w14:val="standardContextual"/>
             </w:rPr>
           </w:pPr>
-          <w:hyperlink w:anchor="_Toc227856058" w:history="1">
+          <w:hyperlink w:anchor="_Toc228461106" w:history="1">
             <w:r>
               <w:rPr>
                 <w:rStyle w:val="a3"/>
-                <w:rFonts w:ascii="宋体" w:eastAsia="宋体" w:hAnsi="宋体" w:hint="eastAsia"/>
+                <w:rFonts w:ascii="宋体" w:eastAsia="宋体" w:hAnsi="宋体"/>
                 <w:noProof/>
               </w:rPr>
               <w:t>（一）政府官员</w:t>
@@ -1385,7 +1385,7 @@
                 <w:noProof/>
                 <w:webHidden/>
               </w:rPr>
-              <w:instrText>PAGEREF _Toc227856058 \h</w:instrText>
+              <w:instrText>PAGEREF _Toc228461106 \h</w:instrText>
             </w:r>
             <w:r>
               <w:rPr>
@@ -1416,7 +1416,7 @@
                 <w:noProof/>
                 <w:webHidden/>
               </w:rPr>
-              <w:t>5</w:t>
+              <w:t>6</w:t>
             </w:r>
             <w:r>
               <w:rPr>
@@ -1442,11 +1442,11 @@
               <w14:ligatures w14:val="standardContextual"/>
             </w:rPr>
           </w:pPr>
-          <w:hyperlink w:anchor="_Toc227856059" w:history="1">
+          <w:hyperlink w:anchor="_Toc228461107" w:history="1">
             <w:r>
               <w:rPr>
                 <w:rStyle w:val="a3"/>
-                <w:rFonts w:ascii="宋体" w:eastAsia="宋体" w:hAnsi="宋体" w:hint="eastAsia"/>
+                <w:rFonts w:ascii="宋体" w:eastAsia="宋体" w:hAnsi="宋体"/>
                 <w:noProof/>
               </w:rPr>
               <w:t>（二）政治领导人</w:t>
@@ -1481,7 +1481,7 @@
                 <w:noProof/>
                 <w:webHidden/>
               </w:rPr>
-              <w:instrText>PAGEREF _Toc227856059 \h</w:instrText>
+              <w:instrText>PAGEREF _Toc228461107 \h</w:instrText>
             </w:r>
             <w:r>
               <w:rPr>
@@ -1512,7 +1512,7 @@
                 <w:noProof/>
                 <w:webHidden/>
               </w:rPr>
-              <w:t>5</w:t>
+              <w:t>6</w:t>
             </w:r>
             <w:r>
               <w:rPr>
@@ -1538,11 +1538,11 @@
               <w14:ligatures w14:val="standardContextual"/>
             </w:rPr>
           </w:pPr>
-          <w:hyperlink w:anchor="_Toc227856060" w:history="1">
+          <w:hyperlink w:anchor="_Toc228461108" w:history="1">
             <w:r>
               <w:rPr>
                 <w:rStyle w:val="a3"/>
-                <w:rFonts w:ascii="宋体" w:eastAsia="宋体" w:hAnsi="宋体" w:hint="eastAsia"/>
+                <w:rFonts w:ascii="宋体" w:eastAsia="宋体" w:hAnsi="宋体"/>
                 <w:noProof/>
               </w:rPr>
               <w:t>（三）国际政府间组织</w:t>
@@ -1577,7 +1577,7 @@
                 <w:noProof/>
                 <w:webHidden/>
               </w:rPr>
-              <w:instrText>PAGEREF _Toc227856060 \h</w:instrText>
+              <w:instrText>PAGEREF _Toc228461108 \h</w:instrText>
             </w:r>
             <w:r>
               <w:rPr>
@@ -1608,7 +1608,7 @@
                 <w:noProof/>
                 <w:webHidden/>
               </w:rPr>
-              <w:t>6</w:t>
+              <w:t>7</w:t>
             </w:r>
             <w:r>
               <w:rPr>
@@ -1634,11 +1634,11 @@
               <w14:ligatures w14:val="standardContextual"/>
             </w:rPr>
           </w:pPr>
-          <w:hyperlink w:anchor="_Toc227856061" w:history="1">
+          <w:hyperlink w:anchor="_Toc228461109" w:history="1">
             <w:r>
               <w:rPr>
                 <w:rStyle w:val="a3"/>
-                <w:rFonts w:ascii="宋体" w:eastAsia="宋体" w:hAnsi="宋体" w:hint="eastAsia"/>
+                <w:rFonts w:ascii="宋体" w:eastAsia="宋体" w:hAnsi="宋体"/>
                 <w:noProof/>
               </w:rPr>
               <w:t>（四）其他行为体</w:t>
@@ -1673,7 +1673,7 @@
                 <w:noProof/>
                 <w:webHidden/>
               </w:rPr>
-              <w:instrText>PAGEREF _Toc227856061 \h</w:instrText>
+              <w:instrText>PAGEREF _Toc228461109 \h</w:instrText>
             </w:r>
             <w:r>
               <w:rPr>
@@ -1704,7 +1704,7 @@
                 <w:noProof/>
                 <w:webHidden/>
               </w:rPr>
-              <w:t>6</w:t>
+              <w:t>7</w:t>
             </w:r>
             <w:r>
               <w:rPr>
@@ -1730,11 +1730,11 @@
               <w14:ligatures w14:val="standardContextual"/>
             </w:rPr>
           </w:pPr>
-          <w:hyperlink w:anchor="_Toc227856062" w:history="1">
+          <w:hyperlink w:anchor="_Toc228461110" w:history="1">
             <w:r>
               <w:rPr>
                 <w:rStyle w:val="a3"/>
-                <w:rFonts w:ascii="宋体" w:eastAsia="宋体" w:hAnsi="宋体" w:hint="eastAsia"/>
+                <w:rFonts w:ascii="宋体" w:eastAsia="宋体" w:hAnsi="宋体"/>
                 <w:noProof/>
               </w:rPr>
               <w:t>三、作为谈判者的个人</w:t>
@@ -1769,7 +1769,7 @@
                 <w:noProof/>
                 <w:webHidden/>
               </w:rPr>
-              <w:instrText>PAGEREF _Toc227856062 \h</w:instrText>
+              <w:instrText>PAGEREF _Toc228461110 \h</w:instrText>
             </w:r>
             <w:r>
               <w:rPr>
@@ -1800,7 +1800,7 @@
                 <w:noProof/>
                 <w:webHidden/>
               </w:rPr>
-              <w:t>6</w:t>
+              <w:t>7</w:t>
             </w:r>
             <w:r>
               <w:rPr>
@@ -1826,11 +1826,11 @@
               <w14:ligatures w14:val="standardContextual"/>
             </w:rPr>
           </w:pPr>
-          <w:hyperlink w:anchor="_Toc227856063" w:history="1">
+          <w:hyperlink w:anchor="_Toc228461111" w:history="1">
             <w:r>
               <w:rPr>
                 <w:rStyle w:val="a3"/>
-                <w:rFonts w:ascii="宋体" w:eastAsia="宋体" w:hAnsi="宋体" w:hint="eastAsia"/>
+                <w:rFonts w:ascii="宋体" w:eastAsia="宋体" w:hAnsi="宋体"/>
                 <w:noProof/>
               </w:rPr>
               <w:t>第三讲 国际谈判的背景</w:t>
@@ -1865,7 +1865,7 @@
                 <w:noProof/>
                 <w:webHidden/>
               </w:rPr>
-              <w:instrText>PAGEREF _Toc227856063 \h</w:instrText>
+              <w:instrText>PAGEREF _Toc228461111 \h</w:instrText>
             </w:r>
             <w:r>
               <w:rPr>
@@ -1896,7 +1896,7 @@
                 <w:noProof/>
                 <w:webHidden/>
               </w:rPr>
-              <w:t>6</w:t>
+              <w:t>7</w:t>
             </w:r>
             <w:r>
               <w:rPr>
@@ -1922,11 +1922,11 @@
               <w14:ligatures w14:val="standardContextual"/>
             </w:rPr>
           </w:pPr>
-          <w:hyperlink w:anchor="_Toc227856064" w:history="1">
+          <w:hyperlink w:anchor="_Toc228461112" w:history="1">
             <w:r>
               <w:rPr>
                 <w:rStyle w:val="a3"/>
-                <w:rFonts w:ascii="宋体" w:eastAsia="宋体" w:hAnsi="宋体" w:hint="eastAsia"/>
+                <w:rFonts w:ascii="宋体" w:eastAsia="宋体" w:hAnsi="宋体"/>
                 <w:noProof/>
               </w:rPr>
               <w:t>一、体系背景</w:t>
@@ -1961,7 +1961,7 @@
                 <w:noProof/>
                 <w:webHidden/>
               </w:rPr>
-              <w:instrText>PAGEREF _Toc227856064 \h</w:instrText>
+              <w:instrText>PAGEREF _Toc228461112 \h</w:instrText>
             </w:r>
             <w:r>
               <w:rPr>
@@ -1992,7 +1992,7 @@
                 <w:noProof/>
                 <w:webHidden/>
               </w:rPr>
-              <w:t>7</w:t>
+              <w:t>8</w:t>
             </w:r>
             <w:r>
               <w:rPr>
@@ -2018,11 +2018,11 @@
               <w14:ligatures w14:val="standardContextual"/>
             </w:rPr>
           </w:pPr>
-          <w:hyperlink w:anchor="_Toc227856065" w:history="1">
+          <w:hyperlink w:anchor="_Toc228461113" w:history="1">
             <w:r>
               <w:rPr>
                 <w:rStyle w:val="a3"/>
-                <w:rFonts w:ascii="宋体" w:eastAsia="宋体" w:hAnsi="宋体" w:hint="eastAsia"/>
+                <w:rFonts w:ascii="宋体" w:eastAsia="宋体" w:hAnsi="宋体"/>
                 <w:noProof/>
               </w:rPr>
               <w:t>（一）谈判方之间的力量对比关系</w:t>
@@ -2057,7 +2057,7 @@
                 <w:noProof/>
                 <w:webHidden/>
               </w:rPr>
-              <w:instrText>PAGEREF _Toc227856065 \h</w:instrText>
+              <w:instrText>PAGEREF _Toc228461113 \h</w:instrText>
             </w:r>
             <w:r>
               <w:rPr>
@@ -2088,7 +2088,7 @@
                 <w:noProof/>
                 <w:webHidden/>
               </w:rPr>
-              <w:t>7</w:t>
+              <w:t>8</w:t>
             </w:r>
             <w:r>
               <w:rPr>
@@ -2114,11 +2114,11 @@
               <w14:ligatures w14:val="standardContextual"/>
             </w:rPr>
           </w:pPr>
-          <w:hyperlink w:anchor="_Toc227856066" w:history="1">
+          <w:hyperlink w:anchor="_Toc228461114" w:history="1">
             <w:r>
               <w:rPr>
                 <w:rStyle w:val="a3"/>
-                <w:rFonts w:ascii="宋体" w:eastAsia="宋体" w:hAnsi="宋体" w:hint="eastAsia"/>
+                <w:rFonts w:ascii="宋体" w:eastAsia="宋体" w:hAnsi="宋体"/>
                 <w:noProof/>
               </w:rPr>
               <w:t>（二）危机</w:t>
@@ -2153,7 +2153,7 @@
                 <w:noProof/>
                 <w:webHidden/>
               </w:rPr>
-              <w:instrText>PAGEREF _Toc227856066 \h</w:instrText>
+              <w:instrText>PAGEREF _Toc228461114 \h</w:instrText>
             </w:r>
             <w:r>
               <w:rPr>
@@ -2184,7 +2184,7 @@
                 <w:noProof/>
                 <w:webHidden/>
               </w:rPr>
-              <w:t>8</w:t>
+              <w:t>9</w:t>
             </w:r>
             <w:r>
               <w:rPr>
@@ -2210,11 +2210,11 @@
               <w14:ligatures w14:val="standardContextual"/>
             </w:rPr>
           </w:pPr>
-          <w:hyperlink w:anchor="_Toc227856067" w:history="1">
+          <w:hyperlink w:anchor="_Toc228461115" w:history="1">
             <w:r>
               <w:rPr>
                 <w:rStyle w:val="a3"/>
-                <w:rFonts w:ascii="宋体" w:eastAsia="宋体" w:hAnsi="宋体" w:hint="eastAsia"/>
+                <w:rFonts w:ascii="宋体" w:eastAsia="宋体" w:hAnsi="宋体"/>
                 <w:noProof/>
               </w:rPr>
               <w:t>（三）第三方干预</w:t>
@@ -2249,7 +2249,7 @@
                 <w:noProof/>
                 <w:webHidden/>
               </w:rPr>
-              <w:instrText>PAGEREF _Toc227856067 \h</w:instrText>
+              <w:instrText>PAGEREF _Toc228461115 \h</w:instrText>
             </w:r>
             <w:r>
               <w:rPr>
@@ -2280,7 +2280,7 @@
                 <w:noProof/>
                 <w:webHidden/>
               </w:rPr>
-              <w:t>8</w:t>
+              <w:t>9</w:t>
             </w:r>
             <w:r>
               <w:rPr>
@@ -2306,11 +2306,11 @@
               <w14:ligatures w14:val="standardContextual"/>
             </w:rPr>
           </w:pPr>
-          <w:hyperlink w:anchor="_Toc227856068" w:history="1">
+          <w:hyperlink w:anchor="_Toc228461116" w:history="1">
             <w:r>
               <w:rPr>
                 <w:rStyle w:val="a3"/>
-                <w:rFonts w:ascii="宋体" w:eastAsia="宋体" w:hAnsi="宋体" w:hint="eastAsia"/>
+                <w:rFonts w:ascii="宋体" w:eastAsia="宋体" w:hAnsi="宋体"/>
                 <w:noProof/>
               </w:rPr>
               <w:t>（四）规则和规范</w:t>
@@ -2345,7 +2345,7 @@
                 <w:noProof/>
                 <w:webHidden/>
               </w:rPr>
-              <w:instrText>PAGEREF _Toc227856068 \h</w:instrText>
+              <w:instrText>PAGEREF _Toc228461116 \h</w:instrText>
             </w:r>
             <w:r>
               <w:rPr>
@@ -2376,7 +2376,7 @@
                 <w:noProof/>
                 <w:webHidden/>
               </w:rPr>
-              <w:t>8</w:t>
+              <w:t>9</w:t>
             </w:r>
             <w:r>
               <w:rPr>
@@ -2402,11 +2402,11 @@
               <w14:ligatures w14:val="standardContextual"/>
             </w:rPr>
           </w:pPr>
-          <w:hyperlink w:anchor="_Toc227856069" w:history="1">
+          <w:hyperlink w:anchor="_Toc228461117" w:history="1">
             <w:r>
               <w:rPr>
                 <w:rStyle w:val="a3"/>
-                <w:rFonts w:ascii="宋体" w:eastAsia="宋体" w:hAnsi="宋体" w:hint="eastAsia"/>
+                <w:rFonts w:ascii="宋体" w:eastAsia="宋体" w:hAnsi="宋体"/>
                 <w:noProof/>
               </w:rPr>
               <w:t>二、微观背景：谈判特征</w:t>
@@ -2441,7 +2441,7 @@
                 <w:noProof/>
                 <w:webHidden/>
               </w:rPr>
-              <w:instrText>PAGEREF _Toc227856069 \h</w:instrText>
+              <w:instrText>PAGEREF _Toc228461117 \h</w:instrText>
             </w:r>
             <w:r>
               <w:rPr>
@@ -2472,7 +2472,7 @@
                 <w:noProof/>
                 <w:webHidden/>
               </w:rPr>
-              <w:t>9</w:t>
+              <w:t>10</w:t>
             </w:r>
             <w:r>
               <w:rPr>
@@ -2498,11 +2498,11 @@
               <w14:ligatures w14:val="standardContextual"/>
             </w:rPr>
           </w:pPr>
-          <w:hyperlink w:anchor="_Toc227856070" w:history="1">
+          <w:hyperlink w:anchor="_Toc228461118" w:history="1">
             <w:r>
               <w:rPr>
                 <w:rStyle w:val="a3"/>
-                <w:rFonts w:ascii="宋体" w:eastAsia="宋体" w:hAnsi="宋体" w:hint="eastAsia"/>
+                <w:rFonts w:ascii="宋体" w:eastAsia="宋体" w:hAnsi="宋体"/>
                 <w:noProof/>
               </w:rPr>
               <w:t>（一）行为体特征</w:t>
@@ -2537,7 +2537,7 @@
                 <w:noProof/>
                 <w:webHidden/>
               </w:rPr>
-              <w:instrText>PAGEREF _Toc227856070 \h</w:instrText>
+              <w:instrText>PAGEREF _Toc228461118 \h</w:instrText>
             </w:r>
             <w:r>
               <w:rPr>
@@ -2568,7 +2568,7 @@
                 <w:noProof/>
                 <w:webHidden/>
               </w:rPr>
-              <w:t>9</w:t>
+              <w:t>10</w:t>
             </w:r>
             <w:r>
               <w:rPr>
@@ -2594,11 +2594,11 @@
               <w14:ligatures w14:val="standardContextual"/>
             </w:rPr>
           </w:pPr>
-          <w:hyperlink w:anchor="_Toc227856071" w:history="1">
+          <w:hyperlink w:anchor="_Toc228461119" w:history="1">
             <w:r>
               <w:rPr>
                 <w:rStyle w:val="a3"/>
-                <w:rFonts w:ascii="宋体" w:eastAsia="宋体" w:hAnsi="宋体" w:hint="eastAsia"/>
+                <w:rFonts w:ascii="宋体" w:eastAsia="宋体" w:hAnsi="宋体"/>
                 <w:noProof/>
               </w:rPr>
               <w:t>（二）议题特征</w:t>
@@ -2633,7 +2633,7 @@
                 <w:noProof/>
                 <w:webHidden/>
               </w:rPr>
-              <w:instrText>PAGEREF _Toc227856071 \h</w:instrText>
+              <w:instrText>PAGEREF _Toc228461119 \h</w:instrText>
             </w:r>
             <w:r>
               <w:rPr>
@@ -2664,7 +2664,7 @@
                 <w:noProof/>
                 <w:webHidden/>
               </w:rPr>
-              <w:t>9</w:t>
+              <w:t>10</w:t>
             </w:r>
             <w:r>
               <w:rPr>
@@ -2690,11 +2690,11 @@
               <w14:ligatures w14:val="standardContextual"/>
             </w:rPr>
           </w:pPr>
-          <w:hyperlink w:anchor="_Toc227856072" w:history="1">
+          <w:hyperlink w:anchor="_Toc228461120" w:history="1">
             <w:r>
               <w:rPr>
                 <w:rStyle w:val="a3"/>
-                <w:rFonts w:ascii="宋体" w:eastAsia="宋体" w:hAnsi="宋体" w:hint="eastAsia"/>
+                <w:rFonts w:ascii="宋体" w:eastAsia="宋体" w:hAnsi="宋体"/>
                 <w:noProof/>
               </w:rPr>
               <w:t>（三）过程特征</w:t>
@@ -2729,7 +2729,7 @@
                 <w:noProof/>
                 <w:webHidden/>
               </w:rPr>
-              <w:instrText>PAGEREF _Toc227856072 \h</w:instrText>
+              <w:instrText>PAGEREF _Toc228461120 \h</w:instrText>
             </w:r>
             <w:r>
               <w:rPr>
@@ -2760,7 +2760,7 @@
                 <w:noProof/>
                 <w:webHidden/>
               </w:rPr>
-              <w:t>9</w:t>
+              <w:t>10</w:t>
             </w:r>
             <w:r>
               <w:rPr>
@@ -2786,11 +2786,11 @@
               <w14:ligatures w14:val="standardContextual"/>
             </w:rPr>
           </w:pPr>
-          <w:hyperlink w:anchor="_Toc227856073" w:history="1">
+          <w:hyperlink w:anchor="_Toc228461121" w:history="1">
             <w:r>
               <w:rPr>
                 <w:rStyle w:val="a3"/>
-                <w:rFonts w:ascii="宋体" w:eastAsia="宋体" w:hAnsi="宋体" w:hint="eastAsia"/>
+                <w:rFonts w:ascii="宋体" w:eastAsia="宋体" w:hAnsi="宋体"/>
                 <w:noProof/>
               </w:rPr>
               <w:t>第四讲 国际谈判的准备和计划</w:t>
@@ -2825,7 +2825,7 @@
                 <w:noProof/>
                 <w:webHidden/>
               </w:rPr>
-              <w:instrText>PAGEREF _Toc227856073 \h</w:instrText>
+              <w:instrText>PAGEREF _Toc228461121 \h</w:instrText>
             </w:r>
             <w:r>
               <w:rPr>
@@ -2856,7 +2856,7 @@
                 <w:noProof/>
                 <w:webHidden/>
               </w:rPr>
-              <w:t>9</w:t>
+              <w:t>10</w:t>
             </w:r>
             <w:r>
               <w:rPr>
@@ -2882,11 +2882,11 @@
               <w14:ligatures w14:val="standardContextual"/>
             </w:rPr>
           </w:pPr>
-          <w:hyperlink w:anchor="_Toc227856074" w:history="1">
+          <w:hyperlink w:anchor="_Toc228461122" w:history="1">
             <w:r>
               <w:rPr>
                 <w:rStyle w:val="a3"/>
-                <w:rFonts w:ascii="宋体" w:eastAsia="宋体" w:hAnsi="宋体" w:hint="eastAsia"/>
+                <w:rFonts w:ascii="宋体" w:eastAsia="宋体" w:hAnsi="宋体"/>
                 <w:noProof/>
               </w:rPr>
               <w:t>一、做好谈判准备的重要性</w:t>
@@ -2921,7 +2921,7 @@
                 <w:noProof/>
                 <w:webHidden/>
               </w:rPr>
-              <w:instrText>PAGEREF _Toc227856074 \h</w:instrText>
+              <w:instrText>PAGEREF _Toc228461122 \h</w:instrText>
             </w:r>
             <w:r>
               <w:rPr>
@@ -2952,7 +2952,7 @@
                 <w:noProof/>
                 <w:webHidden/>
               </w:rPr>
-              <w:t>9</w:t>
+              <w:t>10</w:t>
             </w:r>
             <w:r>
               <w:rPr>
@@ -2978,11 +2978,11 @@
               <w14:ligatures w14:val="standardContextual"/>
             </w:rPr>
           </w:pPr>
-          <w:hyperlink w:anchor="_Toc227856075" w:history="1">
+          <w:hyperlink w:anchor="_Toc228461123" w:history="1">
             <w:r>
               <w:rPr>
                 <w:rStyle w:val="a3"/>
-                <w:rFonts w:ascii="宋体" w:eastAsia="宋体" w:hAnsi="宋体" w:hint="eastAsia"/>
+                <w:rFonts w:ascii="宋体" w:eastAsia="宋体" w:hAnsi="宋体"/>
                 <w:noProof/>
               </w:rPr>
               <w:t>（一）关于谈判准备的误区</w:t>
@@ -3017,7 +3017,7 @@
                 <w:noProof/>
                 <w:webHidden/>
               </w:rPr>
-              <w:instrText>PAGEREF _Toc227856075 \h</w:instrText>
+              <w:instrText>PAGEREF _Toc228461123 \h</w:instrText>
             </w:r>
             <w:r>
               <w:rPr>
@@ -3048,7 +3048,7 @@
                 <w:noProof/>
                 <w:webHidden/>
               </w:rPr>
-              <w:t>10</w:t>
+              <w:t>11</w:t>
             </w:r>
             <w:r>
               <w:rPr>
@@ -3074,11 +3074,11 @@
               <w14:ligatures w14:val="standardContextual"/>
             </w:rPr>
           </w:pPr>
-          <w:hyperlink w:anchor="_Toc227856076" w:history="1">
+          <w:hyperlink w:anchor="_Toc228461124" w:history="1">
             <w:r>
               <w:rPr>
                 <w:rStyle w:val="a3"/>
-                <w:rFonts w:ascii="宋体" w:eastAsia="宋体" w:hAnsi="宋体" w:hint="eastAsia"/>
+                <w:rFonts w:ascii="宋体" w:eastAsia="宋体" w:hAnsi="宋体"/>
                 <w:noProof/>
               </w:rPr>
               <w:t>（二）谈判准备的重要性</w:t>
@@ -3113,7 +3113,7 @@
                 <w:noProof/>
                 <w:webHidden/>
               </w:rPr>
-              <w:instrText>PAGEREF _Toc227856076 \h</w:instrText>
+              <w:instrText>PAGEREF _Toc228461124 \h</w:instrText>
             </w:r>
             <w:r>
               <w:rPr>
@@ -3144,7 +3144,7 @@
                 <w:noProof/>
                 <w:webHidden/>
               </w:rPr>
-              <w:t>10</w:t>
+              <w:t>11</w:t>
             </w:r>
             <w:r>
               <w:rPr>
@@ -3170,11 +3170,11 @@
               <w14:ligatures w14:val="standardContextual"/>
             </w:rPr>
           </w:pPr>
-          <w:hyperlink w:anchor="_Toc227856077" w:history="1">
+          <w:hyperlink w:anchor="_Toc228461125" w:history="1">
             <w:r>
               <w:rPr>
                 <w:rStyle w:val="a3"/>
-                <w:rFonts w:ascii="宋体" w:eastAsia="宋体" w:hAnsi="宋体" w:hint="eastAsia"/>
+                <w:rFonts w:ascii="宋体" w:eastAsia="宋体" w:hAnsi="宋体"/>
                 <w:noProof/>
               </w:rPr>
               <w:t>二、识别利害关系</w:t>
@@ -3209,7 +3209,7 @@
                 <w:noProof/>
                 <w:webHidden/>
               </w:rPr>
-              <w:instrText>PAGEREF _Toc227856077 \h</w:instrText>
+              <w:instrText>PAGEREF _Toc228461125 \h</w:instrText>
             </w:r>
             <w:r>
               <w:rPr>
@@ -3240,7 +3240,7 @@
                 <w:noProof/>
                 <w:webHidden/>
               </w:rPr>
-              <w:t>10</w:t>
+              <w:t>11</w:t>
             </w:r>
             <w:r>
               <w:rPr>
@@ -3266,11 +3266,11 @@
               <w14:ligatures w14:val="standardContextual"/>
             </w:rPr>
           </w:pPr>
-          <w:hyperlink w:anchor="_Toc227856078" w:history="1">
+          <w:hyperlink w:anchor="_Toc228461126" w:history="1">
             <w:r>
               <w:rPr>
                 <w:rStyle w:val="a3"/>
-                <w:rFonts w:ascii="宋体" w:eastAsia="宋体" w:hAnsi="宋体" w:hint="eastAsia"/>
+                <w:rFonts w:ascii="宋体" w:eastAsia="宋体" w:hAnsi="宋体"/>
                 <w:noProof/>
               </w:rPr>
               <w:t>三、谈判目标的设定</w:t>
@@ -3305,7 +3305,7 @@
                 <w:noProof/>
                 <w:webHidden/>
               </w:rPr>
-              <w:instrText>PAGEREF _Toc227856078 \h</w:instrText>
+              <w:instrText>PAGEREF _Toc228461126 \h</w:instrText>
             </w:r>
             <w:r>
               <w:rPr>
@@ -3336,7 +3336,7 @@
                 <w:noProof/>
                 <w:webHidden/>
               </w:rPr>
-              <w:t>11</w:t>
+              <w:t>12</w:t>
             </w:r>
             <w:r>
               <w:rPr>
@@ -3362,11 +3362,11 @@
               <w14:ligatures w14:val="standardContextual"/>
             </w:rPr>
           </w:pPr>
-          <w:hyperlink w:anchor="_Toc227856079" w:history="1">
+          <w:hyperlink w:anchor="_Toc228461127" w:history="1">
             <w:r>
               <w:rPr>
                 <w:rStyle w:val="a3"/>
-                <w:rFonts w:ascii="宋体" w:eastAsia="宋体" w:hAnsi="宋体" w:hint="eastAsia"/>
+                <w:rFonts w:ascii="宋体" w:eastAsia="宋体" w:hAnsi="宋体"/>
                 <w:noProof/>
               </w:rPr>
               <w:t>（一）目标的概念</w:t>
@@ -3401,7 +3401,7 @@
                 <w:noProof/>
                 <w:webHidden/>
               </w:rPr>
-              <w:instrText>PAGEREF _Toc227856079 \h</w:instrText>
+              <w:instrText>PAGEREF _Toc228461127 \h</w:instrText>
             </w:r>
             <w:r>
               <w:rPr>
@@ -3432,7 +3432,7 @@
                 <w:noProof/>
                 <w:webHidden/>
               </w:rPr>
-              <w:t>11</w:t>
+              <w:t>12</w:t>
             </w:r>
             <w:r>
               <w:rPr>
@@ -3458,11 +3458,11 @@
               <w14:ligatures w14:val="standardContextual"/>
             </w:rPr>
           </w:pPr>
-          <w:hyperlink w:anchor="_Toc227856080" w:history="1">
+          <w:hyperlink w:anchor="_Toc228461128" w:history="1">
             <w:r>
               <w:rPr>
                 <w:rStyle w:val="a3"/>
-                <w:rFonts w:ascii="宋体" w:eastAsia="宋体" w:hAnsi="宋体" w:hint="eastAsia"/>
+                <w:rFonts w:ascii="宋体" w:eastAsia="宋体" w:hAnsi="宋体"/>
                 <w:noProof/>
               </w:rPr>
               <w:t>（二）设定目标</w:t>
@@ -3497,7 +3497,7 @@
                 <w:noProof/>
                 <w:webHidden/>
               </w:rPr>
-              <w:instrText>PAGEREF _Toc227856080 \h</w:instrText>
+              <w:instrText>PAGEREF _Toc228461128 \h</w:instrText>
             </w:r>
             <w:r>
               <w:rPr>
@@ -3528,7 +3528,7 @@
                 <w:noProof/>
                 <w:webHidden/>
               </w:rPr>
-              <w:t>11</w:t>
+              <w:t>12</w:t>
             </w:r>
             <w:r>
               <w:rPr>
@@ -3554,11 +3554,11 @@
               <w14:ligatures w14:val="standardContextual"/>
             </w:rPr>
           </w:pPr>
-          <w:hyperlink w:anchor="_Toc227856081" w:history="1">
+          <w:hyperlink w:anchor="_Toc228461129" w:history="1">
             <w:r>
               <w:rPr>
                 <w:rStyle w:val="a3"/>
-                <w:rFonts w:ascii="宋体" w:eastAsia="宋体" w:hAnsi="宋体" w:hint="eastAsia"/>
+                <w:rFonts w:ascii="宋体" w:eastAsia="宋体" w:hAnsi="宋体"/>
                 <w:noProof/>
               </w:rPr>
               <w:t>（三）设定目标时的常见谬误</w:t>
@@ -3593,7 +3593,7 @@
                 <w:noProof/>
                 <w:webHidden/>
               </w:rPr>
-              <w:instrText>PAGEREF _Toc227856081 \h</w:instrText>
+              <w:instrText>PAGEREF _Toc228461129 \h</w:instrText>
             </w:r>
             <w:r>
               <w:rPr>
@@ -3624,7 +3624,7 @@
                 <w:noProof/>
                 <w:webHidden/>
               </w:rPr>
-              <w:t>11</w:t>
+              <w:t>12</w:t>
             </w:r>
             <w:r>
               <w:rPr>
@@ -3650,11 +3650,11 @@
               <w14:ligatures w14:val="standardContextual"/>
             </w:rPr>
           </w:pPr>
-          <w:hyperlink w:anchor="_Toc227856082" w:history="1">
+          <w:hyperlink w:anchor="_Toc228461130" w:history="1">
             <w:r>
               <w:rPr>
                 <w:rStyle w:val="a3"/>
-                <w:rFonts w:ascii="宋体" w:eastAsia="宋体" w:hAnsi="宋体" w:hint="eastAsia"/>
+                <w:rFonts w:ascii="宋体" w:eastAsia="宋体" w:hAnsi="宋体"/>
                 <w:noProof/>
               </w:rPr>
               <w:t>四、确定谈判议题</w:t>
@@ -3689,7 +3689,7 @@
                 <w:noProof/>
                 <w:webHidden/>
               </w:rPr>
-              <w:instrText>PAGEREF _Toc227856082 \h</w:instrText>
+              <w:instrText>PAGEREF _Toc228461130 \h</w:instrText>
             </w:r>
             <w:r>
               <w:rPr>
@@ -3720,7 +3720,7 @@
                 <w:noProof/>
                 <w:webHidden/>
               </w:rPr>
-              <w:t>11</w:t>
+              <w:t>12</w:t>
             </w:r>
             <w:r>
               <w:rPr>
@@ -3746,11 +3746,11 @@
               <w14:ligatures w14:val="standardContextual"/>
             </w:rPr>
           </w:pPr>
-          <w:hyperlink w:anchor="_Toc227856083" w:history="1">
+          <w:hyperlink w:anchor="_Toc228461131" w:history="1">
             <w:r>
               <w:rPr>
                 <w:rStyle w:val="a3"/>
-                <w:rFonts w:ascii="宋体" w:eastAsia="宋体" w:hAnsi="宋体" w:hint="eastAsia"/>
+                <w:rFonts w:ascii="宋体" w:eastAsia="宋体" w:hAnsi="宋体"/>
                 <w:noProof/>
               </w:rPr>
               <w:t>五、分析对手和形势</w:t>
@@ -3785,7 +3785,7 @@
                 <w:noProof/>
                 <w:webHidden/>
               </w:rPr>
-              <w:instrText>PAGEREF _Toc227856083 \h</w:instrText>
+              <w:instrText>PAGEREF _Toc228461131 \h</w:instrText>
             </w:r>
             <w:r>
               <w:rPr>
@@ -3816,7 +3816,7 @@
                 <w:noProof/>
                 <w:webHidden/>
               </w:rPr>
-              <w:t>12</w:t>
+              <w:t>13</w:t>
             </w:r>
             <w:r>
               <w:rPr>
@@ -3842,11 +3842,11 @@
               <w14:ligatures w14:val="standardContextual"/>
             </w:rPr>
           </w:pPr>
-          <w:hyperlink w:anchor="_Toc227856084" w:history="1">
+          <w:hyperlink w:anchor="_Toc228461132" w:history="1">
             <w:r>
               <w:rPr>
                 <w:rStyle w:val="a3"/>
-                <w:rFonts w:ascii="宋体" w:eastAsia="宋体" w:hAnsi="宋体" w:hint="eastAsia"/>
+                <w:rFonts w:ascii="宋体" w:eastAsia="宋体" w:hAnsi="宋体"/>
                 <w:noProof/>
               </w:rPr>
               <w:t>第五讲 多边气候谈判</w:t>
@@ -3881,7 +3881,7 @@
                 <w:noProof/>
                 <w:webHidden/>
               </w:rPr>
-              <w:instrText>PAGEREF _Toc227856084 \h</w:instrText>
+              <w:instrText>PAGEREF _Toc228461132 \h</w:instrText>
             </w:r>
             <w:r>
               <w:rPr>
@@ -3912,7 +3912,7 @@
                 <w:noProof/>
                 <w:webHidden/>
               </w:rPr>
-              <w:t>12</w:t>
+              <w:t>13</w:t>
             </w:r>
             <w:r>
               <w:rPr>
@@ -3938,11 +3938,11 @@
               <w14:ligatures w14:val="standardContextual"/>
             </w:rPr>
           </w:pPr>
-          <w:hyperlink w:anchor="_Toc227856085" w:history="1">
+          <w:hyperlink w:anchor="_Toc228461133" w:history="1">
             <w:r>
               <w:rPr>
                 <w:rStyle w:val="a3"/>
-                <w:rFonts w:ascii="宋体" w:eastAsia="宋体" w:hAnsi="宋体" w:hint="eastAsia"/>
+                <w:rFonts w:ascii="宋体" w:eastAsia="宋体" w:hAnsi="宋体"/>
                 <w:noProof/>
               </w:rPr>
               <w:t>一、多边气候谈判的背景</w:t>
@@ -3977,7 +3977,7 @@
                 <w:noProof/>
                 <w:webHidden/>
               </w:rPr>
-              <w:instrText>PAGEREF _Toc227856085 \h</w:instrText>
+              <w:instrText>PAGEREF _Toc228461133 \h</w:instrText>
             </w:r>
             <w:r>
               <w:rPr>
@@ -4008,7 +4008,7 @@
                 <w:noProof/>
                 <w:webHidden/>
               </w:rPr>
-              <w:t>12</w:t>
+              <w:t>13</w:t>
             </w:r>
             <w:r>
               <w:rPr>
@@ -4034,11 +4034,11 @@
               <w14:ligatures w14:val="standardContextual"/>
             </w:rPr>
           </w:pPr>
-          <w:hyperlink w:anchor="_Toc227856086" w:history="1">
+          <w:hyperlink w:anchor="_Toc228461134" w:history="1">
             <w:r>
               <w:rPr>
                 <w:rStyle w:val="a3"/>
-                <w:rFonts w:ascii="宋体" w:eastAsia="宋体" w:hAnsi="宋体" w:hint="eastAsia"/>
+                <w:rFonts w:ascii="宋体" w:eastAsia="宋体" w:hAnsi="宋体"/>
                 <w:noProof/>
               </w:rPr>
               <w:t>（一）全球气候变化</w:t>
@@ -4073,7 +4073,7 @@
                 <w:noProof/>
                 <w:webHidden/>
               </w:rPr>
-              <w:instrText>PAGEREF _Toc227856086 \h</w:instrText>
+              <w:instrText>PAGEREF _Toc228461134 \h</w:instrText>
             </w:r>
             <w:r>
               <w:rPr>
@@ -4104,7 +4104,7 @@
                 <w:noProof/>
                 <w:webHidden/>
               </w:rPr>
-              <w:t>12</w:t>
+              <w:t>13</w:t>
             </w:r>
             <w:r>
               <w:rPr>
@@ -4130,11 +4130,11 @@
               <w14:ligatures w14:val="standardContextual"/>
             </w:rPr>
           </w:pPr>
-          <w:hyperlink w:anchor="_Toc227856087" w:history="1">
+          <w:hyperlink w:anchor="_Toc228461135" w:history="1">
             <w:r>
               <w:rPr>
                 <w:rStyle w:val="a3"/>
-                <w:rFonts w:ascii="宋体" w:eastAsia="宋体" w:hAnsi="宋体" w:hint="eastAsia"/>
+                <w:rFonts w:ascii="宋体" w:eastAsia="宋体" w:hAnsi="宋体"/>
                 <w:noProof/>
               </w:rPr>
               <w:t>（二）负外部性</w:t>
@@ -4169,7 +4169,7 @@
                 <w:noProof/>
                 <w:webHidden/>
               </w:rPr>
-              <w:instrText>PAGEREF _Toc227856087 \h</w:instrText>
+              <w:instrText>PAGEREF _Toc228461135 \h</w:instrText>
             </w:r>
             <w:r>
               <w:rPr>
@@ -4200,7 +4200,7 @@
                 <w:noProof/>
                 <w:webHidden/>
               </w:rPr>
-              <w:t>12</w:t>
+              <w:t>13</w:t>
             </w:r>
             <w:r>
               <w:rPr>
@@ -4226,11 +4226,11 @@
               <w14:ligatures w14:val="standardContextual"/>
             </w:rPr>
           </w:pPr>
-          <w:hyperlink w:anchor="_Toc227856088" w:history="1">
+          <w:hyperlink w:anchor="_Toc228461136" w:history="1">
             <w:r>
               <w:rPr>
                 <w:rStyle w:val="a3"/>
-                <w:rFonts w:ascii="宋体" w:eastAsia="宋体" w:hAnsi="宋体" w:hint="eastAsia"/>
+                <w:rFonts w:ascii="宋体" w:eastAsia="宋体" w:hAnsi="宋体"/>
                 <w:noProof/>
               </w:rPr>
               <w:t>（三）未来贴现</w:t>
@@ -4265,7 +4265,7 @@
                 <w:noProof/>
                 <w:webHidden/>
               </w:rPr>
-              <w:instrText>PAGEREF _Toc227856088 \h</w:instrText>
+              <w:instrText>PAGEREF _Toc228461136 \h</w:instrText>
             </w:r>
             <w:r>
               <w:rPr>
@@ -4296,7 +4296,7 @@
                 <w:noProof/>
                 <w:webHidden/>
               </w:rPr>
-              <w:t>13</w:t>
+              <w:t>14</w:t>
             </w:r>
             <w:r>
               <w:rPr>
@@ -4322,11 +4322,11 @@
               <w14:ligatures w14:val="standardContextual"/>
             </w:rPr>
           </w:pPr>
-          <w:hyperlink w:anchor="_Toc227856089" w:history="1">
+          <w:hyperlink w:anchor="_Toc228461137" w:history="1">
             <w:r>
               <w:rPr>
                 <w:rStyle w:val="a3"/>
-                <w:rFonts w:ascii="宋体" w:eastAsia="宋体" w:hAnsi="宋体" w:hint="eastAsia"/>
+                <w:rFonts w:ascii="宋体" w:eastAsia="宋体" w:hAnsi="宋体"/>
                 <w:noProof/>
               </w:rPr>
               <w:t>（四）公共产品和搭便车</w:t>
@@ -4361,7 +4361,7 @@
                 <w:noProof/>
                 <w:webHidden/>
               </w:rPr>
-              <w:instrText>PAGEREF _Toc227856089 \h</w:instrText>
+              <w:instrText>PAGEREF _Toc228461137 \h</w:instrText>
             </w:r>
             <w:r>
               <w:rPr>
@@ -4392,7 +4392,7 @@
                 <w:noProof/>
                 <w:webHidden/>
               </w:rPr>
-              <w:t>13</w:t>
+              <w:t>14</w:t>
             </w:r>
             <w:r>
               <w:rPr>
@@ -4418,11 +4418,11 @@
               <w14:ligatures w14:val="standardContextual"/>
             </w:rPr>
           </w:pPr>
-          <w:hyperlink w:anchor="_Toc227856090" w:history="1">
+          <w:hyperlink w:anchor="_Toc228461138" w:history="1">
             <w:r>
               <w:rPr>
                 <w:rStyle w:val="a3"/>
-                <w:rFonts w:ascii="宋体" w:eastAsia="宋体" w:hAnsi="宋体" w:hint="eastAsia"/>
+                <w:rFonts w:ascii="宋体" w:eastAsia="宋体" w:hAnsi="宋体"/>
                 <w:noProof/>
               </w:rPr>
               <w:t>（五）安全化与政治动员</w:t>
@@ -4457,7 +4457,7 @@
                 <w:noProof/>
                 <w:webHidden/>
               </w:rPr>
-              <w:instrText>PAGEREF _Toc227856090 \h</w:instrText>
+              <w:instrText>PAGEREF _Toc228461138 \h</w:instrText>
             </w:r>
             <w:r>
               <w:rPr>
@@ -4488,7 +4488,7 @@
                 <w:noProof/>
                 <w:webHidden/>
               </w:rPr>
-              <w:t>13</w:t>
+              <w:t>14</w:t>
             </w:r>
             <w:r>
               <w:rPr>
@@ -4514,11 +4514,11 @@
               <w14:ligatures w14:val="standardContextual"/>
             </w:rPr>
           </w:pPr>
-          <w:hyperlink w:anchor="_Toc227856091" w:history="1">
+          <w:hyperlink w:anchor="_Toc228461139" w:history="1">
             <w:r>
               <w:rPr>
                 <w:rStyle w:val="a3"/>
-                <w:rFonts w:ascii="宋体" w:eastAsia="宋体" w:hAnsi="宋体" w:hint="eastAsia"/>
+                <w:rFonts w:ascii="宋体" w:eastAsia="宋体" w:hAnsi="宋体"/>
                 <w:noProof/>
               </w:rPr>
               <w:t>（六）基础性规范</w:t>
@@ -4553,7 +4553,7 @@
                 <w:noProof/>
                 <w:webHidden/>
               </w:rPr>
-              <w:instrText>PAGEREF _Toc227856091 \h</w:instrText>
+              <w:instrText>PAGEREF _Toc228461139 \h</w:instrText>
             </w:r>
             <w:r>
               <w:rPr>
@@ -4584,7 +4584,7 @@
                 <w:noProof/>
                 <w:webHidden/>
               </w:rPr>
-              <w:t>14</w:t>
+              <w:t>15</w:t>
             </w:r>
             <w:r>
               <w:rPr>
@@ -4610,11 +4610,11 @@
               <w14:ligatures w14:val="standardContextual"/>
             </w:rPr>
           </w:pPr>
-          <w:hyperlink w:anchor="_Toc227856092" w:history="1">
+          <w:hyperlink w:anchor="_Toc228461140" w:history="1">
             <w:r>
               <w:rPr>
                 <w:rStyle w:val="a3"/>
-                <w:rFonts w:ascii="宋体" w:eastAsia="宋体" w:hAnsi="宋体" w:hint="eastAsia"/>
+                <w:rFonts w:ascii="宋体" w:eastAsia="宋体" w:hAnsi="宋体"/>
                 <w:noProof/>
               </w:rPr>
               <w:t>二、多边气候谈判的参与者及其利益</w:t>
@@ -4649,7 +4649,7 @@
                 <w:noProof/>
                 <w:webHidden/>
               </w:rPr>
-              <w:instrText>PAGEREF _Toc227856092 \h</w:instrText>
+              <w:instrText>PAGEREF _Toc228461140 \h</w:instrText>
             </w:r>
             <w:r>
               <w:rPr>
@@ -4680,7 +4680,7 @@
                 <w:noProof/>
                 <w:webHidden/>
               </w:rPr>
-              <w:t>14</w:t>
+              <w:t>15</w:t>
             </w:r>
             <w:r>
               <w:rPr>
@@ -4706,11 +4706,11 @@
               <w14:ligatures w14:val="standardContextual"/>
             </w:rPr>
           </w:pPr>
-          <w:hyperlink w:anchor="_Toc227856093" w:history="1">
+          <w:hyperlink w:anchor="_Toc228461141" w:history="1">
             <w:r>
               <w:rPr>
                 <w:rStyle w:val="a3"/>
-                <w:rFonts w:ascii="宋体" w:eastAsia="宋体" w:hAnsi="宋体" w:hint="eastAsia"/>
+                <w:rFonts w:ascii="宋体" w:eastAsia="宋体" w:hAnsi="宋体"/>
                 <w:noProof/>
               </w:rPr>
               <w:t>（一）京都气候大会的参与者及其利益</w:t>
@@ -4745,7 +4745,7 @@
                 <w:noProof/>
                 <w:webHidden/>
               </w:rPr>
-              <w:instrText>PAGEREF _Toc227856093 \h</w:instrText>
+              <w:instrText>PAGEREF _Toc228461141 \h</w:instrText>
             </w:r>
             <w:r>
               <w:rPr>
@@ -4776,7 +4776,7 @@
                 <w:noProof/>
                 <w:webHidden/>
               </w:rPr>
-              <w:t>14</w:t>
+              <w:t>15</w:t>
             </w:r>
             <w:r>
               <w:rPr>
@@ -4802,11 +4802,11 @@
               <w14:ligatures w14:val="standardContextual"/>
             </w:rPr>
           </w:pPr>
-          <w:hyperlink w:anchor="_Toc227856094" w:history="1">
+          <w:hyperlink w:anchor="_Toc228461142" w:history="1">
             <w:r>
               <w:rPr>
                 <w:rStyle w:val="a3"/>
-                <w:rFonts w:ascii="宋体" w:eastAsia="宋体" w:hAnsi="宋体" w:hint="eastAsia"/>
+                <w:rFonts w:ascii="宋体" w:eastAsia="宋体" w:hAnsi="宋体"/>
                 <w:noProof/>
               </w:rPr>
               <w:t>（二）巴黎气候大会前后的谈判集团</w:t>
@@ -4841,7 +4841,7 @@
                 <w:noProof/>
                 <w:webHidden/>
               </w:rPr>
-              <w:instrText>PAGEREF _Toc227856094 \h</w:instrText>
+              <w:instrText>PAGEREF _Toc228461142 \h</w:instrText>
             </w:r>
             <w:r>
               <w:rPr>
@@ -4872,7 +4872,7 @@
                 <w:noProof/>
                 <w:webHidden/>
               </w:rPr>
-              <w:t>14</w:t>
+              <w:t>15</w:t>
             </w:r>
             <w:r>
               <w:rPr>
@@ -4898,11 +4898,11 @@
               <w14:ligatures w14:val="standardContextual"/>
             </w:rPr>
           </w:pPr>
-          <w:hyperlink w:anchor="_Toc227856095" w:history="1">
+          <w:hyperlink w:anchor="_Toc228461143" w:history="1">
             <w:r>
               <w:rPr>
                 <w:rStyle w:val="a3"/>
-                <w:rFonts w:ascii="宋体" w:eastAsia="宋体" w:hAnsi="宋体" w:hint="eastAsia"/>
+                <w:rFonts w:ascii="宋体" w:eastAsia="宋体" w:hAnsi="宋体"/>
                 <w:noProof/>
               </w:rPr>
               <w:t>（三）变化中的国内利害关系</w:t>
@@ -4937,7 +4937,7 @@
                 <w:noProof/>
                 <w:webHidden/>
               </w:rPr>
-              <w:instrText>PAGEREF _Toc227856095 \h</w:instrText>
+              <w:instrText>PAGEREF _Toc228461143 \h</w:instrText>
             </w:r>
             <w:r>
               <w:rPr>
@@ -4968,7 +4968,7 @@
                 <w:noProof/>
                 <w:webHidden/>
               </w:rPr>
-              <w:t>15</w:t>
+              <w:t>16</w:t>
             </w:r>
             <w:r>
               <w:rPr>
@@ -4994,11 +4994,11 @@
               <w14:ligatures w14:val="standardContextual"/>
             </w:rPr>
           </w:pPr>
-          <w:hyperlink w:anchor="_Toc227856096" w:history="1">
+          <w:hyperlink w:anchor="_Toc228461144" w:history="1">
             <w:r>
               <w:rPr>
                 <w:rStyle w:val="a3"/>
-                <w:rFonts w:ascii="宋体" w:eastAsia="宋体" w:hAnsi="宋体" w:hint="eastAsia"/>
+                <w:rFonts w:ascii="宋体" w:eastAsia="宋体" w:hAnsi="宋体"/>
                 <w:noProof/>
               </w:rPr>
               <w:t>第六讲 国际谈判的策略</w:t>
@@ -5033,7 +5033,7 @@
                 <w:noProof/>
                 <w:webHidden/>
               </w:rPr>
-              <w:instrText>PAGEREF _Toc227856096 \h</w:instrText>
+              <w:instrText>PAGEREF _Toc228461144 \h</w:instrText>
             </w:r>
             <w:r>
               <w:rPr>
@@ -5064,7 +5064,7 @@
                 <w:noProof/>
                 <w:webHidden/>
               </w:rPr>
-              <w:t>15</w:t>
+              <w:t>16</w:t>
             </w:r>
             <w:r>
               <w:rPr>
@@ -5090,11 +5090,11 @@
               <w14:ligatures w14:val="standardContextual"/>
             </w:rPr>
           </w:pPr>
-          <w:hyperlink w:anchor="_Toc227856097" w:history="1">
+          <w:hyperlink w:anchor="_Toc228461145" w:history="1">
             <w:r>
               <w:rPr>
                 <w:rStyle w:val="a3"/>
-                <w:rFonts w:ascii="宋体" w:eastAsia="宋体" w:hAnsi="宋体" w:hint="eastAsia"/>
+                <w:rFonts w:ascii="宋体" w:eastAsia="宋体" w:hAnsi="宋体"/>
                 <w:noProof/>
               </w:rPr>
               <w:t>一、博弈论与谈判</w:t>
@@ -5129,7 +5129,7 @@
                 <w:noProof/>
                 <w:webHidden/>
               </w:rPr>
-              <w:instrText>PAGEREF _Toc227856097 \h</w:instrText>
+              <w:instrText>PAGEREF _Toc228461145 \h</w:instrText>
             </w:r>
             <w:r>
               <w:rPr>
@@ -5160,7 +5160,7 @@
                 <w:noProof/>
                 <w:webHidden/>
               </w:rPr>
-              <w:t>15</w:t>
+              <w:t>16</w:t>
             </w:r>
             <w:r>
               <w:rPr>
@@ -5186,11 +5186,11 @@
               <w14:ligatures w14:val="standardContextual"/>
             </w:rPr>
           </w:pPr>
-          <w:hyperlink w:anchor="_Toc227856098" w:history="1">
+          <w:hyperlink w:anchor="_Toc228461146" w:history="1">
             <w:r>
               <w:rPr>
                 <w:rStyle w:val="a3"/>
-                <w:rFonts w:ascii="宋体" w:eastAsia="宋体" w:hAnsi="宋体" w:hint="eastAsia"/>
+                <w:rFonts w:ascii="宋体" w:eastAsia="宋体" w:hAnsi="宋体"/>
                 <w:noProof/>
               </w:rPr>
               <w:t>（一）博弈论简介</w:t>
@@ -5225,7 +5225,7 @@
                 <w:noProof/>
                 <w:webHidden/>
               </w:rPr>
-              <w:instrText>PAGEREF _Toc227856098 \h</w:instrText>
+              <w:instrText>PAGEREF _Toc228461146 \h</w:instrText>
             </w:r>
             <w:r>
               <w:rPr>
@@ -5256,7 +5256,7 @@
                 <w:noProof/>
                 <w:webHidden/>
               </w:rPr>
-              <w:t>15</w:t>
+              <w:t>16</w:t>
             </w:r>
             <w:r>
               <w:rPr>
@@ -5282,11 +5282,11 @@
               <w14:ligatures w14:val="standardContextual"/>
             </w:rPr>
           </w:pPr>
-          <w:hyperlink w:anchor="_Toc227856099" w:history="1">
+          <w:hyperlink w:anchor="_Toc228461147" w:history="1">
             <w:r>
               <w:rPr>
                 <w:rStyle w:val="a3"/>
-                <w:rFonts w:ascii="宋体" w:eastAsia="宋体" w:hAnsi="宋体" w:hint="eastAsia"/>
+                <w:rFonts w:ascii="宋体" w:eastAsia="宋体" w:hAnsi="宋体"/>
                 <w:noProof/>
               </w:rPr>
               <w:t>（二）同步博弈</w:t>
@@ -5321,7 +5321,7 @@
                 <w:noProof/>
                 <w:webHidden/>
               </w:rPr>
-              <w:instrText>PAGEREF _Toc227856099 \h</w:instrText>
+              <w:instrText>PAGEREF _Toc228461147 \h</w:instrText>
             </w:r>
             <w:r>
               <w:rPr>
@@ -5352,7 +5352,7 @@
                 <w:noProof/>
                 <w:webHidden/>
               </w:rPr>
-              <w:t>16</w:t>
+              <w:t>17</w:t>
             </w:r>
             <w:r>
               <w:rPr>
@@ -5378,11 +5378,11 @@
               <w14:ligatures w14:val="standardContextual"/>
             </w:rPr>
           </w:pPr>
-          <w:hyperlink w:anchor="_Toc227856100" w:history="1">
+          <w:hyperlink w:anchor="_Toc228461148" w:history="1">
             <w:r>
               <w:rPr>
                 <w:rStyle w:val="a3"/>
-                <w:rFonts w:ascii="宋体" w:eastAsia="宋体" w:hAnsi="宋体" w:hint="eastAsia"/>
+                <w:rFonts w:ascii="宋体" w:eastAsia="宋体" w:hAnsi="宋体"/>
                 <w:noProof/>
               </w:rPr>
               <w:t>（三）顺序博弈</w:t>
@@ -5417,7 +5417,7 @@
                 <w:noProof/>
                 <w:webHidden/>
               </w:rPr>
-              <w:instrText>PAGEREF _Toc227856100 \h</w:instrText>
+              <w:instrText>PAGEREF _Toc228461148 \h</w:instrText>
             </w:r>
             <w:r>
               <w:rPr>
@@ -5448,7 +5448,7 @@
                 <w:noProof/>
                 <w:webHidden/>
               </w:rPr>
-              <w:t>16</w:t>
+              <w:t>17</w:t>
             </w:r>
             <w:r>
               <w:rPr>
@@ -5474,11 +5474,11 @@
               <w14:ligatures w14:val="standardContextual"/>
             </w:rPr>
           </w:pPr>
-          <w:hyperlink w:anchor="_Toc227856101" w:history="1">
+          <w:hyperlink w:anchor="_Toc228461149" w:history="1">
             <w:r>
               <w:rPr>
                 <w:rStyle w:val="a3"/>
-                <w:rFonts w:ascii="宋体" w:eastAsia="宋体" w:hAnsi="宋体" w:hint="eastAsia"/>
+                <w:rFonts w:ascii="宋体" w:eastAsia="宋体" w:hAnsi="宋体"/>
                 <w:noProof/>
               </w:rPr>
               <w:t>二、理性选择理论与谈判</w:t>
@@ -5513,7 +5513,7 @@
                 <w:noProof/>
                 <w:webHidden/>
               </w:rPr>
-              <w:instrText>PAGEREF _Toc227856101 \h</w:instrText>
+              <w:instrText>PAGEREF _Toc228461149 \h</w:instrText>
             </w:r>
             <w:r>
               <w:rPr>
@@ -5544,7 +5544,7 @@
                 <w:noProof/>
                 <w:webHidden/>
               </w:rPr>
-              <w:t>16</w:t>
+              <w:t>17</w:t>
             </w:r>
             <w:r>
               <w:rPr>
@@ -5570,11 +5570,11 @@
               <w14:ligatures w14:val="standardContextual"/>
             </w:rPr>
           </w:pPr>
-          <w:hyperlink w:anchor="_Toc227856102" w:history="1">
+          <w:hyperlink w:anchor="_Toc228461150" w:history="1">
             <w:r>
               <w:rPr>
                 <w:rStyle w:val="a3"/>
-                <w:rFonts w:ascii="宋体" w:eastAsia="宋体" w:hAnsi="宋体" w:hint="eastAsia"/>
+                <w:rFonts w:ascii="宋体" w:eastAsia="宋体" w:hAnsi="宋体"/>
                 <w:noProof/>
               </w:rPr>
               <w:t>（一）理性主义谈判模型</w:t>
@@ -5609,7 +5609,7 @@
                 <w:noProof/>
                 <w:webHidden/>
               </w:rPr>
-              <w:instrText>PAGEREF _Toc227856102 \h</w:instrText>
+              <w:instrText>PAGEREF _Toc228461150 \h</w:instrText>
             </w:r>
             <w:r>
               <w:rPr>
@@ -5640,7 +5640,7 @@
                 <w:noProof/>
                 <w:webHidden/>
               </w:rPr>
-              <w:t>16</w:t>
+              <w:t>17</w:t>
             </w:r>
             <w:r>
               <w:rPr>
@@ -5666,11 +5666,11 @@
               <w14:ligatures w14:val="standardContextual"/>
             </w:rPr>
           </w:pPr>
-          <w:hyperlink w:anchor="_Toc227856103" w:history="1">
+          <w:hyperlink w:anchor="_Toc228461151" w:history="1">
             <w:r>
               <w:rPr>
                 <w:rStyle w:val="a3"/>
-                <w:rFonts w:ascii="宋体" w:eastAsia="宋体" w:hAnsi="宋体" w:hint="eastAsia"/>
+                <w:rFonts w:ascii="宋体" w:eastAsia="宋体" w:hAnsi="宋体"/>
                 <w:noProof/>
               </w:rPr>
               <w:t>（二）谈判失败的原因</w:t>
@@ -5705,7 +5705,7 @@
                 <w:noProof/>
                 <w:webHidden/>
               </w:rPr>
-              <w:instrText>PAGEREF _Toc227856103 \h</w:instrText>
+              <w:instrText>PAGEREF _Toc228461151 \h</w:instrText>
             </w:r>
             <w:r>
               <w:rPr>
@@ -5736,7 +5736,7 @@
                 <w:noProof/>
                 <w:webHidden/>
               </w:rPr>
-              <w:t>16</w:t>
+              <w:t>17</w:t>
             </w:r>
             <w:r>
               <w:rPr>
@@ -5762,11 +5762,11 @@
               <w14:ligatures w14:val="standardContextual"/>
             </w:rPr>
           </w:pPr>
-          <w:hyperlink w:anchor="_Toc227856104" w:history="1">
+          <w:hyperlink w:anchor="_Toc228461152" w:history="1">
             <w:r>
               <w:rPr>
                 <w:rStyle w:val="a3"/>
-                <w:rFonts w:ascii="宋体" w:eastAsia="宋体" w:hAnsi="宋体" w:hint="eastAsia"/>
+                <w:rFonts w:ascii="宋体" w:eastAsia="宋体" w:hAnsi="宋体"/>
                 <w:noProof/>
               </w:rPr>
               <w:t>三、分配式谈判的战略</w:t>
@@ -5801,7 +5801,7 @@
                 <w:noProof/>
                 <w:webHidden/>
               </w:rPr>
-              <w:instrText>PAGEREF _Toc227856104 \h</w:instrText>
+              <w:instrText>PAGEREF _Toc228461152 \h</w:instrText>
             </w:r>
             <w:r>
               <w:rPr>
@@ -5832,7 +5832,7 @@
                 <w:noProof/>
                 <w:webHidden/>
               </w:rPr>
-              <w:t>17</w:t>
+              <w:t>18</w:t>
             </w:r>
             <w:r>
               <w:rPr>
@@ -5858,11 +5858,11 @@
               <w14:ligatures w14:val="standardContextual"/>
             </w:rPr>
           </w:pPr>
-          <w:hyperlink w:anchor="_Toc227856105" w:history="1">
+          <w:hyperlink w:anchor="_Toc228461153" w:history="1">
             <w:r>
               <w:rPr>
                 <w:rStyle w:val="a3"/>
-                <w:rFonts w:ascii="宋体" w:eastAsia="宋体" w:hAnsi="宋体" w:hint="eastAsia"/>
+                <w:rFonts w:ascii="宋体" w:eastAsia="宋体" w:hAnsi="宋体"/>
                 <w:noProof/>
               </w:rPr>
               <w:t>（一）分配式谈判的特点</w:t>
@@ -5897,7 +5897,7 @@
                 <w:noProof/>
                 <w:webHidden/>
               </w:rPr>
-              <w:instrText>PAGEREF _Toc227856105 \h</w:instrText>
+              <w:instrText>PAGEREF _Toc228461153 \h</w:instrText>
             </w:r>
             <w:r>
               <w:rPr>
@@ -5928,7 +5928,7 @@
                 <w:noProof/>
                 <w:webHidden/>
               </w:rPr>
-              <w:t>17</w:t>
+              <w:t>18</w:t>
             </w:r>
             <w:r>
               <w:rPr>
@@ -5954,11 +5954,11 @@
               <w14:ligatures w14:val="standardContextual"/>
             </w:rPr>
           </w:pPr>
-          <w:hyperlink w:anchor="_Toc227856106" w:history="1">
+          <w:hyperlink w:anchor="_Toc228461154" w:history="1">
             <w:r>
               <w:rPr>
                 <w:rStyle w:val="a3"/>
-                <w:rFonts w:ascii="宋体" w:eastAsia="宋体" w:hAnsi="宋体" w:hint="eastAsia"/>
+                <w:rFonts w:ascii="宋体" w:eastAsia="宋体" w:hAnsi="宋体"/>
                 <w:noProof/>
               </w:rPr>
               <w:t>（二）分配式谈判战略的要素</w:t>
@@ -5993,7 +5993,7 @@
                 <w:noProof/>
                 <w:webHidden/>
               </w:rPr>
-              <w:instrText>PAGEREF _Toc227856106 \h</w:instrText>
+              <w:instrText>PAGEREF _Toc228461154 \h</w:instrText>
             </w:r>
             <w:r>
               <w:rPr>
@@ -6024,7 +6024,7 @@
                 <w:noProof/>
                 <w:webHidden/>
               </w:rPr>
-              <w:t>17</w:t>
+              <w:t>18</w:t>
             </w:r>
             <w:r>
               <w:rPr>
@@ -6050,11 +6050,11 @@
               <w14:ligatures w14:val="standardContextual"/>
             </w:rPr>
           </w:pPr>
-          <w:hyperlink w:anchor="_Toc227856107" w:history="1">
+          <w:hyperlink w:anchor="_Toc228461155" w:history="1">
             <w:r>
               <w:rPr>
                 <w:rStyle w:val="a3"/>
-                <w:rFonts w:ascii="宋体" w:eastAsia="宋体" w:hAnsi="宋体" w:hint="eastAsia"/>
+                <w:rFonts w:ascii="宋体" w:eastAsia="宋体" w:hAnsi="宋体"/>
                 <w:noProof/>
               </w:rPr>
               <w:t>四、整合式谈判的策略</w:t>
@@ -6089,7 +6089,7 @@
                 <w:noProof/>
                 <w:webHidden/>
               </w:rPr>
-              <w:instrText>PAGEREF _Toc227856107 \h</w:instrText>
+              <w:instrText>PAGEREF _Toc228461155 \h</w:instrText>
             </w:r>
             <w:r>
               <w:rPr>
@@ -6120,7 +6120,7 @@
                 <w:noProof/>
                 <w:webHidden/>
               </w:rPr>
-              <w:t>18</w:t>
+              <w:t>19</w:t>
             </w:r>
             <w:r>
               <w:rPr>
@@ -6146,11 +6146,11 @@
               <w14:ligatures w14:val="standardContextual"/>
             </w:rPr>
           </w:pPr>
-          <w:hyperlink w:anchor="_Toc227856108" w:history="1">
+          <w:hyperlink w:anchor="_Toc228461156" w:history="1">
             <w:r>
               <w:rPr>
                 <w:rStyle w:val="a3"/>
-                <w:rFonts w:ascii="宋体" w:eastAsia="宋体" w:hAnsi="宋体" w:hint="eastAsia"/>
+                <w:rFonts w:ascii="宋体" w:eastAsia="宋体" w:hAnsi="宋体"/>
                 <w:noProof/>
               </w:rPr>
               <w:t>（一）整合式谈判的特点</w:t>
@@ -6185,7 +6185,7 @@
                 <w:noProof/>
                 <w:webHidden/>
               </w:rPr>
-              <w:instrText>PAGEREF _Toc227856108 \h</w:instrText>
+              <w:instrText>PAGEREF _Toc228461156 \h</w:instrText>
             </w:r>
             <w:r>
               <w:rPr>
@@ -6216,7 +6216,7 @@
                 <w:noProof/>
                 <w:webHidden/>
               </w:rPr>
-              <w:t>18</w:t>
+              <w:t>19</w:t>
             </w:r>
             <w:r>
               <w:rPr>
@@ -6242,11 +6242,11 @@
               <w14:ligatures w14:val="standardContextual"/>
             </w:rPr>
           </w:pPr>
-          <w:hyperlink w:anchor="_Toc227856109" w:history="1">
+          <w:hyperlink w:anchor="_Toc228461157" w:history="1">
             <w:r>
               <w:rPr>
                 <w:rStyle w:val="a3"/>
-                <w:rFonts w:ascii="宋体" w:eastAsia="宋体" w:hAnsi="宋体" w:hint="eastAsia"/>
+                <w:rFonts w:ascii="宋体" w:eastAsia="宋体" w:hAnsi="宋体"/>
                 <w:noProof/>
               </w:rPr>
               <w:t>（二）整合式谈判战略的要素</w:t>
@@ -6281,7 +6281,7 @@
                 <w:noProof/>
                 <w:webHidden/>
               </w:rPr>
-              <w:instrText>PAGEREF _Toc227856109 \h</w:instrText>
+              <w:instrText>PAGEREF _Toc228461157 \h</w:instrText>
             </w:r>
             <w:r>
               <w:rPr>
@@ -6312,7 +6312,1255 @@
                 <w:noProof/>
                 <w:webHidden/>
               </w:rPr>
-              <w:t>18</w:t>
+              <w:t>19</w:t>
+            </w:r>
+            <w:r>
+              <w:rPr>
+                <w:rFonts w:ascii="宋体" w:eastAsia="宋体" w:hAnsi="宋体" w:hint="eastAsia"/>
+                <w:noProof/>
+                <w:webHidden/>
+              </w:rPr>
+              <w:fldChar w:fldCharType="end"/>
+            </w:r>
+          </w:hyperlink>
+        </w:p>
+        <w:p>
+          <w:pPr>
+            <w:pStyle w:val="TOC1"/>
+            <w:tabs>
+              <w:tab w:val="right" w:leader="dot" w:pos="8296"/>
+            </w:tabs>
+            <w:rPr>
+              <w:rFonts w:ascii="宋体" w:eastAsia="宋体" w:hAnsi="宋体" w:hint="eastAsia"/>
+              <w:noProof/>
+              <w:sz w:val="22"/>
+              <w:szCs w:val="24"/>
+              <w14:ligatures w14:val="standardContextual"/>
+            </w:rPr>
+          </w:pPr>
+          <w:hyperlink w:anchor="_Toc228461158" w:history="1">
+            <w:r>
+              <w:rPr>
+                <w:rStyle w:val="a3"/>
+                <w:rFonts w:ascii="宋体" w:eastAsia="宋体" w:hAnsi="宋体"/>
+                <w:noProof/>
+              </w:rPr>
+              <w:t>第七讲 谈判进程中的策略</w:t>
+            </w:r>
+            <w:r>
+              <w:rPr>
+                <w:rFonts w:ascii="宋体" w:eastAsia="宋体" w:hAnsi="宋体" w:hint="eastAsia"/>
+                <w:noProof/>
+                <w:webHidden/>
+              </w:rPr>
+              <w:tab/>
+            </w:r>
+            <w:r>
+              <w:rPr>
+                <w:rFonts w:ascii="宋体" w:eastAsia="宋体" w:hAnsi="宋体" w:hint="eastAsia"/>
+                <w:noProof/>
+                <w:webHidden/>
+              </w:rPr>
+              <w:fldChar w:fldCharType="begin"/>
+            </w:r>
+            <w:r>
+              <w:rPr>
+                <w:rFonts w:ascii="宋体" w:eastAsia="宋体" w:hAnsi="宋体" w:hint="eastAsia"/>
+                <w:noProof/>
+                <w:webHidden/>
+              </w:rPr>
+              <w:instrText xml:space="preserve"> </w:instrText>
+            </w:r>
+            <w:r>
+              <w:rPr>
+                <w:rFonts w:ascii="宋体" w:eastAsia="宋体" w:hAnsi="宋体"/>
+                <w:noProof/>
+                <w:webHidden/>
+              </w:rPr>
+              <w:instrText>PAGEREF _Toc228461158 \h</w:instrText>
+            </w:r>
+            <w:r>
+              <w:rPr>
+                <w:rFonts w:ascii="宋体" w:eastAsia="宋体" w:hAnsi="宋体" w:hint="eastAsia"/>
+                <w:noProof/>
+                <w:webHidden/>
+              </w:rPr>
+              <w:instrText xml:space="preserve"> </w:instrText>
+            </w:r>
+            <w:r>
+              <w:rPr>
+                <w:rFonts w:ascii="宋体" w:eastAsia="宋体" w:hAnsi="宋体" w:hint="eastAsia"/>
+                <w:noProof/>
+                <w:webHidden/>
+              </w:rPr>
+            </w:r>
+            <w:r>
+              <w:rPr>
+                <w:rFonts w:ascii="宋体" w:eastAsia="宋体" w:hAnsi="宋体" w:hint="eastAsia"/>
+                <w:noProof/>
+                <w:webHidden/>
+              </w:rPr>
+              <w:fldChar w:fldCharType="separate"/>
+            </w:r>
+            <w:r>
+              <w:rPr>
+                <w:rFonts w:ascii="宋体" w:eastAsia="宋体" w:hAnsi="宋体" w:hint="eastAsia"/>
+                <w:noProof/>
+                <w:webHidden/>
+              </w:rPr>
+              <w:t>19</w:t>
+            </w:r>
+            <w:r>
+              <w:rPr>
+                <w:rFonts w:ascii="宋体" w:eastAsia="宋体" w:hAnsi="宋体" w:hint="eastAsia"/>
+                <w:noProof/>
+                <w:webHidden/>
+              </w:rPr>
+              <w:fldChar w:fldCharType="end"/>
+            </w:r>
+          </w:hyperlink>
+        </w:p>
+        <w:p>
+          <w:pPr>
+            <w:pStyle w:val="TOC2"/>
+            <w:tabs>
+              <w:tab w:val="right" w:leader="dot" w:pos="8296"/>
+            </w:tabs>
+            <w:rPr>
+              <w:rFonts w:ascii="宋体" w:eastAsia="宋体" w:hAnsi="宋体" w:hint="eastAsia"/>
+              <w:noProof/>
+              <w:sz w:val="22"/>
+              <w:szCs w:val="24"/>
+              <w14:ligatures w14:val="standardContextual"/>
+            </w:rPr>
+          </w:pPr>
+          <w:hyperlink w:anchor="_Toc228461159" w:history="1">
+            <w:r>
+              <w:rPr>
+                <w:rStyle w:val="a3"/>
+                <w:rFonts w:ascii="宋体" w:eastAsia="宋体" w:hAnsi="宋体"/>
+                <w:noProof/>
+              </w:rPr>
+              <w:t>一、理性维度的谈判策略</w:t>
+            </w:r>
+            <w:r>
+              <w:rPr>
+                <w:rFonts w:ascii="宋体" w:eastAsia="宋体" w:hAnsi="宋体" w:hint="eastAsia"/>
+                <w:noProof/>
+                <w:webHidden/>
+              </w:rPr>
+              <w:tab/>
+            </w:r>
+            <w:r>
+              <w:rPr>
+                <w:rFonts w:ascii="宋体" w:eastAsia="宋体" w:hAnsi="宋体" w:hint="eastAsia"/>
+                <w:noProof/>
+                <w:webHidden/>
+              </w:rPr>
+              <w:fldChar w:fldCharType="begin"/>
+            </w:r>
+            <w:r>
+              <w:rPr>
+                <w:rFonts w:ascii="宋体" w:eastAsia="宋体" w:hAnsi="宋体" w:hint="eastAsia"/>
+                <w:noProof/>
+                <w:webHidden/>
+              </w:rPr>
+              <w:instrText xml:space="preserve"> </w:instrText>
+            </w:r>
+            <w:r>
+              <w:rPr>
+                <w:rFonts w:ascii="宋体" w:eastAsia="宋体" w:hAnsi="宋体"/>
+                <w:noProof/>
+                <w:webHidden/>
+              </w:rPr>
+              <w:instrText>PAGEREF _Toc228461159 \h</w:instrText>
+            </w:r>
+            <w:r>
+              <w:rPr>
+                <w:rFonts w:ascii="宋体" w:eastAsia="宋体" w:hAnsi="宋体" w:hint="eastAsia"/>
+                <w:noProof/>
+                <w:webHidden/>
+              </w:rPr>
+              <w:instrText xml:space="preserve"> </w:instrText>
+            </w:r>
+            <w:r>
+              <w:rPr>
+                <w:rFonts w:ascii="宋体" w:eastAsia="宋体" w:hAnsi="宋体" w:hint="eastAsia"/>
+                <w:noProof/>
+                <w:webHidden/>
+              </w:rPr>
+            </w:r>
+            <w:r>
+              <w:rPr>
+                <w:rFonts w:ascii="宋体" w:eastAsia="宋体" w:hAnsi="宋体" w:hint="eastAsia"/>
+                <w:noProof/>
+                <w:webHidden/>
+              </w:rPr>
+              <w:fldChar w:fldCharType="separate"/>
+            </w:r>
+            <w:r>
+              <w:rPr>
+                <w:rFonts w:ascii="宋体" w:eastAsia="宋体" w:hAnsi="宋体" w:hint="eastAsia"/>
+                <w:noProof/>
+                <w:webHidden/>
+              </w:rPr>
+              <w:t>19</w:t>
+            </w:r>
+            <w:r>
+              <w:rPr>
+                <w:rFonts w:ascii="宋体" w:eastAsia="宋体" w:hAnsi="宋体" w:hint="eastAsia"/>
+                <w:noProof/>
+                <w:webHidden/>
+              </w:rPr>
+              <w:fldChar w:fldCharType="end"/>
+            </w:r>
+          </w:hyperlink>
+        </w:p>
+        <w:p>
+          <w:pPr>
+            <w:pStyle w:val="TOC3"/>
+            <w:tabs>
+              <w:tab w:val="right" w:leader="dot" w:pos="8296"/>
+            </w:tabs>
+            <w:rPr>
+              <w:rFonts w:ascii="宋体" w:eastAsia="宋体" w:hAnsi="宋体" w:hint="eastAsia"/>
+              <w:noProof/>
+              <w:sz w:val="22"/>
+              <w:szCs w:val="24"/>
+              <w14:ligatures w14:val="standardContextual"/>
+            </w:rPr>
+          </w:pPr>
+          <w:hyperlink w:anchor="_Toc228461160" w:history="1">
+            <w:r>
+              <w:rPr>
+                <w:rStyle w:val="a3"/>
+                <w:rFonts w:ascii="宋体" w:eastAsia="宋体" w:hAnsi="宋体"/>
+                <w:noProof/>
+              </w:rPr>
+              <w:t>（一）日常生活中的谈判策略</w:t>
+            </w:r>
+            <w:r>
+              <w:rPr>
+                <w:rFonts w:ascii="宋体" w:eastAsia="宋体" w:hAnsi="宋体" w:hint="eastAsia"/>
+                <w:noProof/>
+                <w:webHidden/>
+              </w:rPr>
+              <w:tab/>
+            </w:r>
+            <w:r>
+              <w:rPr>
+                <w:rFonts w:ascii="宋体" w:eastAsia="宋体" w:hAnsi="宋体" w:hint="eastAsia"/>
+                <w:noProof/>
+                <w:webHidden/>
+              </w:rPr>
+              <w:fldChar w:fldCharType="begin"/>
+            </w:r>
+            <w:r>
+              <w:rPr>
+                <w:rFonts w:ascii="宋体" w:eastAsia="宋体" w:hAnsi="宋体" w:hint="eastAsia"/>
+                <w:noProof/>
+                <w:webHidden/>
+              </w:rPr>
+              <w:instrText xml:space="preserve"> </w:instrText>
+            </w:r>
+            <w:r>
+              <w:rPr>
+                <w:rFonts w:ascii="宋体" w:eastAsia="宋体" w:hAnsi="宋体"/>
+                <w:noProof/>
+                <w:webHidden/>
+              </w:rPr>
+              <w:instrText>PAGEREF _Toc228461160 \h</w:instrText>
+            </w:r>
+            <w:r>
+              <w:rPr>
+                <w:rFonts w:ascii="宋体" w:eastAsia="宋体" w:hAnsi="宋体" w:hint="eastAsia"/>
+                <w:noProof/>
+                <w:webHidden/>
+              </w:rPr>
+              <w:instrText xml:space="preserve"> </w:instrText>
+            </w:r>
+            <w:r>
+              <w:rPr>
+                <w:rFonts w:ascii="宋体" w:eastAsia="宋体" w:hAnsi="宋体" w:hint="eastAsia"/>
+                <w:noProof/>
+                <w:webHidden/>
+              </w:rPr>
+            </w:r>
+            <w:r>
+              <w:rPr>
+                <w:rFonts w:ascii="宋体" w:eastAsia="宋体" w:hAnsi="宋体" w:hint="eastAsia"/>
+                <w:noProof/>
+                <w:webHidden/>
+              </w:rPr>
+              <w:fldChar w:fldCharType="separate"/>
+            </w:r>
+            <w:r>
+              <w:rPr>
+                <w:rFonts w:ascii="宋体" w:eastAsia="宋体" w:hAnsi="宋体" w:hint="eastAsia"/>
+                <w:noProof/>
+                <w:webHidden/>
+              </w:rPr>
+              <w:t>20</w:t>
+            </w:r>
+            <w:r>
+              <w:rPr>
+                <w:rFonts w:ascii="宋体" w:eastAsia="宋体" w:hAnsi="宋体" w:hint="eastAsia"/>
+                <w:noProof/>
+                <w:webHidden/>
+              </w:rPr>
+              <w:fldChar w:fldCharType="end"/>
+            </w:r>
+          </w:hyperlink>
+        </w:p>
+        <w:p>
+          <w:pPr>
+            <w:pStyle w:val="TOC3"/>
+            <w:tabs>
+              <w:tab w:val="right" w:leader="dot" w:pos="8296"/>
+            </w:tabs>
+            <w:rPr>
+              <w:rFonts w:ascii="宋体" w:eastAsia="宋体" w:hAnsi="宋体" w:hint="eastAsia"/>
+              <w:noProof/>
+              <w:sz w:val="22"/>
+              <w:szCs w:val="24"/>
+              <w14:ligatures w14:val="standardContextual"/>
+            </w:rPr>
+          </w:pPr>
+          <w:hyperlink w:anchor="_Toc228461161" w:history="1">
+            <w:r>
+              <w:rPr>
+                <w:rStyle w:val="a3"/>
+                <w:rFonts w:ascii="宋体" w:eastAsia="宋体" w:hAnsi="宋体"/>
+                <w:noProof/>
+              </w:rPr>
+              <w:t>（二）开价</w:t>
+            </w:r>
+            <w:r>
+              <w:rPr>
+                <w:rFonts w:ascii="宋体" w:eastAsia="宋体" w:hAnsi="宋体" w:hint="eastAsia"/>
+                <w:noProof/>
+                <w:webHidden/>
+              </w:rPr>
+              <w:tab/>
+            </w:r>
+            <w:r>
+              <w:rPr>
+                <w:rFonts w:ascii="宋体" w:eastAsia="宋体" w:hAnsi="宋体" w:hint="eastAsia"/>
+                <w:noProof/>
+                <w:webHidden/>
+              </w:rPr>
+              <w:fldChar w:fldCharType="begin"/>
+            </w:r>
+            <w:r>
+              <w:rPr>
+                <w:rFonts w:ascii="宋体" w:eastAsia="宋体" w:hAnsi="宋体" w:hint="eastAsia"/>
+                <w:noProof/>
+                <w:webHidden/>
+              </w:rPr>
+              <w:instrText xml:space="preserve"> </w:instrText>
+            </w:r>
+            <w:r>
+              <w:rPr>
+                <w:rFonts w:ascii="宋体" w:eastAsia="宋体" w:hAnsi="宋体"/>
+                <w:noProof/>
+                <w:webHidden/>
+              </w:rPr>
+              <w:instrText>PAGEREF _Toc228461161 \h</w:instrText>
+            </w:r>
+            <w:r>
+              <w:rPr>
+                <w:rFonts w:ascii="宋体" w:eastAsia="宋体" w:hAnsi="宋体" w:hint="eastAsia"/>
+                <w:noProof/>
+                <w:webHidden/>
+              </w:rPr>
+              <w:instrText xml:space="preserve"> </w:instrText>
+            </w:r>
+            <w:r>
+              <w:rPr>
+                <w:rFonts w:ascii="宋体" w:eastAsia="宋体" w:hAnsi="宋体" w:hint="eastAsia"/>
+                <w:noProof/>
+                <w:webHidden/>
+              </w:rPr>
+            </w:r>
+            <w:r>
+              <w:rPr>
+                <w:rFonts w:ascii="宋体" w:eastAsia="宋体" w:hAnsi="宋体" w:hint="eastAsia"/>
+                <w:noProof/>
+                <w:webHidden/>
+              </w:rPr>
+              <w:fldChar w:fldCharType="separate"/>
+            </w:r>
+            <w:r>
+              <w:rPr>
+                <w:rFonts w:ascii="宋体" w:eastAsia="宋体" w:hAnsi="宋体" w:hint="eastAsia"/>
+                <w:noProof/>
+                <w:webHidden/>
+              </w:rPr>
+              <w:t>20</w:t>
+            </w:r>
+            <w:r>
+              <w:rPr>
+                <w:rFonts w:ascii="宋体" w:eastAsia="宋体" w:hAnsi="宋体" w:hint="eastAsia"/>
+                <w:noProof/>
+                <w:webHidden/>
+              </w:rPr>
+              <w:fldChar w:fldCharType="end"/>
+            </w:r>
+          </w:hyperlink>
+        </w:p>
+        <w:p>
+          <w:pPr>
+            <w:pStyle w:val="TOC3"/>
+            <w:tabs>
+              <w:tab w:val="right" w:leader="dot" w:pos="8296"/>
+            </w:tabs>
+            <w:rPr>
+              <w:rFonts w:ascii="宋体" w:eastAsia="宋体" w:hAnsi="宋体" w:hint="eastAsia"/>
+              <w:noProof/>
+              <w:sz w:val="22"/>
+              <w:szCs w:val="24"/>
+              <w14:ligatures w14:val="standardContextual"/>
+            </w:rPr>
+          </w:pPr>
+          <w:hyperlink w:anchor="_Toc228461162" w:history="1">
+            <w:r>
+              <w:rPr>
+                <w:rStyle w:val="a3"/>
+                <w:rFonts w:ascii="宋体" w:eastAsia="宋体" w:hAnsi="宋体"/>
+                <w:noProof/>
+              </w:rPr>
+              <w:t>（三）让步和交换</w:t>
+            </w:r>
+            <w:r>
+              <w:rPr>
+                <w:rFonts w:ascii="宋体" w:eastAsia="宋体" w:hAnsi="宋体" w:hint="eastAsia"/>
+                <w:noProof/>
+                <w:webHidden/>
+              </w:rPr>
+              <w:tab/>
+            </w:r>
+            <w:r>
+              <w:rPr>
+                <w:rFonts w:ascii="宋体" w:eastAsia="宋体" w:hAnsi="宋体" w:hint="eastAsia"/>
+                <w:noProof/>
+                <w:webHidden/>
+              </w:rPr>
+              <w:fldChar w:fldCharType="begin"/>
+            </w:r>
+            <w:r>
+              <w:rPr>
+                <w:rFonts w:ascii="宋体" w:eastAsia="宋体" w:hAnsi="宋体" w:hint="eastAsia"/>
+                <w:noProof/>
+                <w:webHidden/>
+              </w:rPr>
+              <w:instrText xml:space="preserve"> </w:instrText>
+            </w:r>
+            <w:r>
+              <w:rPr>
+                <w:rFonts w:ascii="宋体" w:eastAsia="宋体" w:hAnsi="宋体"/>
+                <w:noProof/>
+                <w:webHidden/>
+              </w:rPr>
+              <w:instrText>PAGEREF _Toc228461162 \h</w:instrText>
+            </w:r>
+            <w:r>
+              <w:rPr>
+                <w:rFonts w:ascii="宋体" w:eastAsia="宋体" w:hAnsi="宋体" w:hint="eastAsia"/>
+                <w:noProof/>
+                <w:webHidden/>
+              </w:rPr>
+              <w:instrText xml:space="preserve"> </w:instrText>
+            </w:r>
+            <w:r>
+              <w:rPr>
+                <w:rFonts w:ascii="宋体" w:eastAsia="宋体" w:hAnsi="宋体" w:hint="eastAsia"/>
+                <w:noProof/>
+                <w:webHidden/>
+              </w:rPr>
+            </w:r>
+            <w:r>
+              <w:rPr>
+                <w:rFonts w:ascii="宋体" w:eastAsia="宋体" w:hAnsi="宋体" w:hint="eastAsia"/>
+                <w:noProof/>
+                <w:webHidden/>
+              </w:rPr>
+              <w:fldChar w:fldCharType="separate"/>
+            </w:r>
+            <w:r>
+              <w:rPr>
+                <w:rFonts w:ascii="宋体" w:eastAsia="宋体" w:hAnsi="宋体" w:hint="eastAsia"/>
+                <w:noProof/>
+                <w:webHidden/>
+              </w:rPr>
+              <w:t>20</w:t>
+            </w:r>
+            <w:r>
+              <w:rPr>
+                <w:rFonts w:ascii="宋体" w:eastAsia="宋体" w:hAnsi="宋体" w:hint="eastAsia"/>
+                <w:noProof/>
+                <w:webHidden/>
+              </w:rPr>
+              <w:fldChar w:fldCharType="end"/>
+            </w:r>
+          </w:hyperlink>
+        </w:p>
+        <w:p>
+          <w:pPr>
+            <w:pStyle w:val="TOC3"/>
+            <w:tabs>
+              <w:tab w:val="right" w:leader="dot" w:pos="8296"/>
+            </w:tabs>
+            <w:rPr>
+              <w:rFonts w:ascii="宋体" w:eastAsia="宋体" w:hAnsi="宋体" w:hint="eastAsia"/>
+              <w:noProof/>
+              <w:sz w:val="22"/>
+              <w:szCs w:val="24"/>
+              <w14:ligatures w14:val="standardContextual"/>
+            </w:rPr>
+          </w:pPr>
+          <w:hyperlink w:anchor="_Toc228461163" w:history="1">
+            <w:r>
+              <w:rPr>
+                <w:rStyle w:val="a3"/>
+                <w:rFonts w:ascii="宋体" w:eastAsia="宋体" w:hAnsi="宋体"/>
+                <w:noProof/>
+              </w:rPr>
+              <w:t>（四）化解分歧的第三条道路</w:t>
+            </w:r>
+            <w:r>
+              <w:rPr>
+                <w:rFonts w:ascii="宋体" w:eastAsia="宋体" w:hAnsi="宋体" w:hint="eastAsia"/>
+                <w:noProof/>
+                <w:webHidden/>
+              </w:rPr>
+              <w:tab/>
+            </w:r>
+            <w:r>
+              <w:rPr>
+                <w:rFonts w:ascii="宋体" w:eastAsia="宋体" w:hAnsi="宋体" w:hint="eastAsia"/>
+                <w:noProof/>
+                <w:webHidden/>
+              </w:rPr>
+              <w:fldChar w:fldCharType="begin"/>
+            </w:r>
+            <w:r>
+              <w:rPr>
+                <w:rFonts w:ascii="宋体" w:eastAsia="宋体" w:hAnsi="宋体" w:hint="eastAsia"/>
+                <w:noProof/>
+                <w:webHidden/>
+              </w:rPr>
+              <w:instrText xml:space="preserve"> </w:instrText>
+            </w:r>
+            <w:r>
+              <w:rPr>
+                <w:rFonts w:ascii="宋体" w:eastAsia="宋体" w:hAnsi="宋体"/>
+                <w:noProof/>
+                <w:webHidden/>
+              </w:rPr>
+              <w:instrText>PAGEREF _Toc228461163 \h</w:instrText>
+            </w:r>
+            <w:r>
+              <w:rPr>
+                <w:rFonts w:ascii="宋体" w:eastAsia="宋体" w:hAnsi="宋体" w:hint="eastAsia"/>
+                <w:noProof/>
+                <w:webHidden/>
+              </w:rPr>
+              <w:instrText xml:space="preserve"> </w:instrText>
+            </w:r>
+            <w:r>
+              <w:rPr>
+                <w:rFonts w:ascii="宋体" w:eastAsia="宋体" w:hAnsi="宋体" w:hint="eastAsia"/>
+                <w:noProof/>
+                <w:webHidden/>
+              </w:rPr>
+            </w:r>
+            <w:r>
+              <w:rPr>
+                <w:rFonts w:ascii="宋体" w:eastAsia="宋体" w:hAnsi="宋体" w:hint="eastAsia"/>
+                <w:noProof/>
+                <w:webHidden/>
+              </w:rPr>
+              <w:fldChar w:fldCharType="separate"/>
+            </w:r>
+            <w:r>
+              <w:rPr>
+                <w:rFonts w:ascii="宋体" w:eastAsia="宋体" w:hAnsi="宋体" w:hint="eastAsia"/>
+                <w:noProof/>
+                <w:webHidden/>
+              </w:rPr>
+              <w:t>21</w:t>
+            </w:r>
+            <w:r>
+              <w:rPr>
+                <w:rFonts w:ascii="宋体" w:eastAsia="宋体" w:hAnsi="宋体" w:hint="eastAsia"/>
+                <w:noProof/>
+                <w:webHidden/>
+              </w:rPr>
+              <w:fldChar w:fldCharType="end"/>
+            </w:r>
+          </w:hyperlink>
+        </w:p>
+        <w:p>
+          <w:pPr>
+            <w:pStyle w:val="TOC3"/>
+            <w:tabs>
+              <w:tab w:val="right" w:leader="dot" w:pos="8296"/>
+            </w:tabs>
+            <w:rPr>
+              <w:rFonts w:ascii="宋体" w:eastAsia="宋体" w:hAnsi="宋体" w:hint="eastAsia"/>
+              <w:noProof/>
+              <w:sz w:val="22"/>
+              <w:szCs w:val="24"/>
+              <w14:ligatures w14:val="standardContextual"/>
+            </w:rPr>
+          </w:pPr>
+          <w:hyperlink w:anchor="_Toc228461164" w:history="1">
+            <w:r>
+              <w:rPr>
+                <w:rStyle w:val="a3"/>
+                <w:rFonts w:ascii="宋体" w:eastAsia="宋体" w:hAnsi="宋体"/>
+                <w:noProof/>
+              </w:rPr>
+              <w:t>（五）威胁和说“不”</w:t>
+            </w:r>
+            <w:r>
+              <w:rPr>
+                <w:rFonts w:ascii="宋体" w:eastAsia="宋体" w:hAnsi="宋体" w:hint="eastAsia"/>
+                <w:noProof/>
+                <w:webHidden/>
+              </w:rPr>
+              <w:tab/>
+            </w:r>
+            <w:r>
+              <w:rPr>
+                <w:rFonts w:ascii="宋体" w:eastAsia="宋体" w:hAnsi="宋体" w:hint="eastAsia"/>
+                <w:noProof/>
+                <w:webHidden/>
+              </w:rPr>
+              <w:fldChar w:fldCharType="begin"/>
+            </w:r>
+            <w:r>
+              <w:rPr>
+                <w:rFonts w:ascii="宋体" w:eastAsia="宋体" w:hAnsi="宋体" w:hint="eastAsia"/>
+                <w:noProof/>
+                <w:webHidden/>
+              </w:rPr>
+              <w:instrText xml:space="preserve"> </w:instrText>
+            </w:r>
+            <w:r>
+              <w:rPr>
+                <w:rFonts w:ascii="宋体" w:eastAsia="宋体" w:hAnsi="宋体"/>
+                <w:noProof/>
+                <w:webHidden/>
+              </w:rPr>
+              <w:instrText>PAGEREF _Toc228461164 \h</w:instrText>
+            </w:r>
+            <w:r>
+              <w:rPr>
+                <w:rFonts w:ascii="宋体" w:eastAsia="宋体" w:hAnsi="宋体" w:hint="eastAsia"/>
+                <w:noProof/>
+                <w:webHidden/>
+              </w:rPr>
+              <w:instrText xml:space="preserve"> </w:instrText>
+            </w:r>
+            <w:r>
+              <w:rPr>
+                <w:rFonts w:ascii="宋体" w:eastAsia="宋体" w:hAnsi="宋体" w:hint="eastAsia"/>
+                <w:noProof/>
+                <w:webHidden/>
+              </w:rPr>
+            </w:r>
+            <w:r>
+              <w:rPr>
+                <w:rFonts w:ascii="宋体" w:eastAsia="宋体" w:hAnsi="宋体" w:hint="eastAsia"/>
+                <w:noProof/>
+                <w:webHidden/>
+              </w:rPr>
+              <w:fldChar w:fldCharType="separate"/>
+            </w:r>
+            <w:r>
+              <w:rPr>
+                <w:rFonts w:ascii="宋体" w:eastAsia="宋体" w:hAnsi="宋体" w:hint="eastAsia"/>
+                <w:noProof/>
+                <w:webHidden/>
+              </w:rPr>
+              <w:t>21</w:t>
+            </w:r>
+            <w:r>
+              <w:rPr>
+                <w:rFonts w:ascii="宋体" w:eastAsia="宋体" w:hAnsi="宋体" w:hint="eastAsia"/>
+                <w:noProof/>
+                <w:webHidden/>
+              </w:rPr>
+              <w:fldChar w:fldCharType="end"/>
+            </w:r>
+          </w:hyperlink>
+        </w:p>
+        <w:p>
+          <w:pPr>
+            <w:pStyle w:val="TOC3"/>
+            <w:tabs>
+              <w:tab w:val="right" w:leader="dot" w:pos="8296"/>
+            </w:tabs>
+            <w:rPr>
+              <w:rFonts w:ascii="宋体" w:eastAsia="宋体" w:hAnsi="宋体" w:hint="eastAsia"/>
+              <w:noProof/>
+              <w:sz w:val="22"/>
+              <w:szCs w:val="24"/>
+              <w14:ligatures w14:val="standardContextual"/>
+            </w:rPr>
+          </w:pPr>
+          <w:hyperlink w:anchor="_Toc228461165" w:history="1">
+            <w:r>
+              <w:rPr>
+                <w:rStyle w:val="a3"/>
+                <w:rFonts w:ascii="宋体" w:eastAsia="宋体" w:hAnsi="宋体"/>
+                <w:noProof/>
+              </w:rPr>
+              <w:t>（六）时机和决断</w:t>
+            </w:r>
+            <w:r>
+              <w:rPr>
+                <w:rFonts w:ascii="宋体" w:eastAsia="宋体" w:hAnsi="宋体" w:hint="eastAsia"/>
+                <w:noProof/>
+                <w:webHidden/>
+              </w:rPr>
+              <w:tab/>
+            </w:r>
+            <w:r>
+              <w:rPr>
+                <w:rFonts w:ascii="宋体" w:eastAsia="宋体" w:hAnsi="宋体" w:hint="eastAsia"/>
+                <w:noProof/>
+                <w:webHidden/>
+              </w:rPr>
+              <w:fldChar w:fldCharType="begin"/>
+            </w:r>
+            <w:r>
+              <w:rPr>
+                <w:rFonts w:ascii="宋体" w:eastAsia="宋体" w:hAnsi="宋体" w:hint="eastAsia"/>
+                <w:noProof/>
+                <w:webHidden/>
+              </w:rPr>
+              <w:instrText xml:space="preserve"> </w:instrText>
+            </w:r>
+            <w:r>
+              <w:rPr>
+                <w:rFonts w:ascii="宋体" w:eastAsia="宋体" w:hAnsi="宋体"/>
+                <w:noProof/>
+                <w:webHidden/>
+              </w:rPr>
+              <w:instrText>PAGEREF _Toc228461165 \h</w:instrText>
+            </w:r>
+            <w:r>
+              <w:rPr>
+                <w:rFonts w:ascii="宋体" w:eastAsia="宋体" w:hAnsi="宋体" w:hint="eastAsia"/>
+                <w:noProof/>
+                <w:webHidden/>
+              </w:rPr>
+              <w:instrText xml:space="preserve"> </w:instrText>
+            </w:r>
+            <w:r>
+              <w:rPr>
+                <w:rFonts w:ascii="宋体" w:eastAsia="宋体" w:hAnsi="宋体" w:hint="eastAsia"/>
+                <w:noProof/>
+                <w:webHidden/>
+              </w:rPr>
+            </w:r>
+            <w:r>
+              <w:rPr>
+                <w:rFonts w:ascii="宋体" w:eastAsia="宋体" w:hAnsi="宋体" w:hint="eastAsia"/>
+                <w:noProof/>
+                <w:webHidden/>
+              </w:rPr>
+              <w:fldChar w:fldCharType="separate"/>
+            </w:r>
+            <w:r>
+              <w:rPr>
+                <w:rFonts w:ascii="宋体" w:eastAsia="宋体" w:hAnsi="宋体" w:hint="eastAsia"/>
+                <w:noProof/>
+                <w:webHidden/>
+              </w:rPr>
+              <w:t>21</w:t>
+            </w:r>
+            <w:r>
+              <w:rPr>
+                <w:rFonts w:ascii="宋体" w:eastAsia="宋体" w:hAnsi="宋体" w:hint="eastAsia"/>
+                <w:noProof/>
+                <w:webHidden/>
+              </w:rPr>
+              <w:fldChar w:fldCharType="end"/>
+            </w:r>
+          </w:hyperlink>
+        </w:p>
+        <w:p>
+          <w:pPr>
+            <w:pStyle w:val="TOC3"/>
+            <w:tabs>
+              <w:tab w:val="right" w:leader="dot" w:pos="8296"/>
+            </w:tabs>
+            <w:rPr>
+              <w:rFonts w:ascii="宋体" w:eastAsia="宋体" w:hAnsi="宋体" w:hint="eastAsia"/>
+              <w:noProof/>
+              <w:sz w:val="22"/>
+              <w:szCs w:val="24"/>
+              <w14:ligatures w14:val="standardContextual"/>
+            </w:rPr>
+          </w:pPr>
+          <w:hyperlink w:anchor="_Toc228461166" w:history="1">
+            <w:r>
+              <w:rPr>
+                <w:rStyle w:val="a3"/>
+                <w:rFonts w:ascii="宋体" w:eastAsia="宋体" w:hAnsi="宋体"/>
+                <w:noProof/>
+              </w:rPr>
+              <w:t>（七）善用规则</w:t>
+            </w:r>
+            <w:r>
+              <w:rPr>
+                <w:rFonts w:ascii="宋体" w:eastAsia="宋体" w:hAnsi="宋体" w:hint="eastAsia"/>
+                <w:noProof/>
+                <w:webHidden/>
+              </w:rPr>
+              <w:tab/>
+            </w:r>
+            <w:r>
+              <w:rPr>
+                <w:rFonts w:ascii="宋体" w:eastAsia="宋体" w:hAnsi="宋体" w:hint="eastAsia"/>
+                <w:noProof/>
+                <w:webHidden/>
+              </w:rPr>
+              <w:fldChar w:fldCharType="begin"/>
+            </w:r>
+            <w:r>
+              <w:rPr>
+                <w:rFonts w:ascii="宋体" w:eastAsia="宋体" w:hAnsi="宋体" w:hint="eastAsia"/>
+                <w:noProof/>
+                <w:webHidden/>
+              </w:rPr>
+              <w:instrText xml:space="preserve"> </w:instrText>
+            </w:r>
+            <w:r>
+              <w:rPr>
+                <w:rFonts w:ascii="宋体" w:eastAsia="宋体" w:hAnsi="宋体"/>
+                <w:noProof/>
+                <w:webHidden/>
+              </w:rPr>
+              <w:instrText>PAGEREF _Toc228461166 \h</w:instrText>
+            </w:r>
+            <w:r>
+              <w:rPr>
+                <w:rFonts w:ascii="宋体" w:eastAsia="宋体" w:hAnsi="宋体" w:hint="eastAsia"/>
+                <w:noProof/>
+                <w:webHidden/>
+              </w:rPr>
+              <w:instrText xml:space="preserve"> </w:instrText>
+            </w:r>
+            <w:r>
+              <w:rPr>
+                <w:rFonts w:ascii="宋体" w:eastAsia="宋体" w:hAnsi="宋体" w:hint="eastAsia"/>
+                <w:noProof/>
+                <w:webHidden/>
+              </w:rPr>
+            </w:r>
+            <w:r>
+              <w:rPr>
+                <w:rFonts w:ascii="宋体" w:eastAsia="宋体" w:hAnsi="宋体" w:hint="eastAsia"/>
+                <w:noProof/>
+                <w:webHidden/>
+              </w:rPr>
+              <w:fldChar w:fldCharType="separate"/>
+            </w:r>
+            <w:r>
+              <w:rPr>
+                <w:rFonts w:ascii="宋体" w:eastAsia="宋体" w:hAnsi="宋体" w:hint="eastAsia"/>
+                <w:noProof/>
+                <w:webHidden/>
+              </w:rPr>
+              <w:t>22</w:t>
+            </w:r>
+            <w:r>
+              <w:rPr>
+                <w:rFonts w:ascii="宋体" w:eastAsia="宋体" w:hAnsi="宋体" w:hint="eastAsia"/>
+                <w:noProof/>
+                <w:webHidden/>
+              </w:rPr>
+              <w:fldChar w:fldCharType="end"/>
+            </w:r>
+          </w:hyperlink>
+        </w:p>
+        <w:p>
+          <w:pPr>
+            <w:pStyle w:val="TOC2"/>
+            <w:tabs>
+              <w:tab w:val="right" w:leader="dot" w:pos="8296"/>
+            </w:tabs>
+            <w:rPr>
+              <w:rFonts w:ascii="宋体" w:eastAsia="宋体" w:hAnsi="宋体" w:hint="eastAsia"/>
+              <w:noProof/>
+              <w:sz w:val="22"/>
+              <w:szCs w:val="24"/>
+              <w14:ligatures w14:val="standardContextual"/>
+            </w:rPr>
+          </w:pPr>
+          <w:hyperlink w:anchor="_Toc228461167" w:history="1">
+            <w:r>
+              <w:rPr>
+                <w:rStyle w:val="a3"/>
+                <w:rFonts w:ascii="宋体" w:eastAsia="宋体" w:hAnsi="宋体"/>
+                <w:noProof/>
+              </w:rPr>
+              <w:t>二、文书写作</w:t>
+            </w:r>
+            <w:r>
+              <w:rPr>
+                <w:rFonts w:ascii="宋体" w:eastAsia="宋体" w:hAnsi="宋体" w:hint="eastAsia"/>
+                <w:noProof/>
+                <w:webHidden/>
+              </w:rPr>
+              <w:tab/>
+            </w:r>
+            <w:r>
+              <w:rPr>
+                <w:rFonts w:ascii="宋体" w:eastAsia="宋体" w:hAnsi="宋体" w:hint="eastAsia"/>
+                <w:noProof/>
+                <w:webHidden/>
+              </w:rPr>
+              <w:fldChar w:fldCharType="begin"/>
+            </w:r>
+            <w:r>
+              <w:rPr>
+                <w:rFonts w:ascii="宋体" w:eastAsia="宋体" w:hAnsi="宋体" w:hint="eastAsia"/>
+                <w:noProof/>
+                <w:webHidden/>
+              </w:rPr>
+              <w:instrText xml:space="preserve"> </w:instrText>
+            </w:r>
+            <w:r>
+              <w:rPr>
+                <w:rFonts w:ascii="宋体" w:eastAsia="宋体" w:hAnsi="宋体"/>
+                <w:noProof/>
+                <w:webHidden/>
+              </w:rPr>
+              <w:instrText>PAGEREF _Toc228461167 \h</w:instrText>
+            </w:r>
+            <w:r>
+              <w:rPr>
+                <w:rFonts w:ascii="宋体" w:eastAsia="宋体" w:hAnsi="宋体" w:hint="eastAsia"/>
+                <w:noProof/>
+                <w:webHidden/>
+              </w:rPr>
+              <w:instrText xml:space="preserve"> </w:instrText>
+            </w:r>
+            <w:r>
+              <w:rPr>
+                <w:rFonts w:ascii="宋体" w:eastAsia="宋体" w:hAnsi="宋体" w:hint="eastAsia"/>
+                <w:noProof/>
+                <w:webHidden/>
+              </w:rPr>
+            </w:r>
+            <w:r>
+              <w:rPr>
+                <w:rFonts w:ascii="宋体" w:eastAsia="宋体" w:hAnsi="宋体" w:hint="eastAsia"/>
+                <w:noProof/>
+                <w:webHidden/>
+              </w:rPr>
+              <w:fldChar w:fldCharType="separate"/>
+            </w:r>
+            <w:r>
+              <w:rPr>
+                <w:rFonts w:ascii="宋体" w:eastAsia="宋体" w:hAnsi="宋体" w:hint="eastAsia"/>
+                <w:noProof/>
+                <w:webHidden/>
+              </w:rPr>
+              <w:t>22</w:t>
+            </w:r>
+            <w:r>
+              <w:rPr>
+                <w:rFonts w:ascii="宋体" w:eastAsia="宋体" w:hAnsi="宋体" w:hint="eastAsia"/>
+                <w:noProof/>
+                <w:webHidden/>
+              </w:rPr>
+              <w:fldChar w:fldCharType="end"/>
+            </w:r>
+          </w:hyperlink>
+        </w:p>
+        <w:p>
+          <w:pPr>
+            <w:pStyle w:val="TOC3"/>
+            <w:tabs>
+              <w:tab w:val="right" w:leader="dot" w:pos="8296"/>
+            </w:tabs>
+            <w:rPr>
+              <w:rFonts w:ascii="宋体" w:eastAsia="宋体" w:hAnsi="宋体" w:hint="eastAsia"/>
+              <w:noProof/>
+              <w:sz w:val="22"/>
+              <w:szCs w:val="24"/>
+              <w14:ligatures w14:val="standardContextual"/>
+            </w:rPr>
+          </w:pPr>
+          <w:hyperlink w:anchor="_Toc228461168" w:history="1">
+            <w:r>
+              <w:rPr>
+                <w:rStyle w:val="a3"/>
+                <w:rFonts w:ascii="宋体" w:eastAsia="宋体" w:hAnsi="宋体"/>
+                <w:noProof/>
+              </w:rPr>
+              <w:t>（一）文本应力争以我为主</w:t>
+            </w:r>
+            <w:r>
+              <w:rPr>
+                <w:rFonts w:ascii="宋体" w:eastAsia="宋体" w:hAnsi="宋体" w:hint="eastAsia"/>
+                <w:noProof/>
+                <w:webHidden/>
+              </w:rPr>
+              <w:tab/>
+            </w:r>
+            <w:r>
+              <w:rPr>
+                <w:rFonts w:ascii="宋体" w:eastAsia="宋体" w:hAnsi="宋体" w:hint="eastAsia"/>
+                <w:noProof/>
+                <w:webHidden/>
+              </w:rPr>
+              <w:fldChar w:fldCharType="begin"/>
+            </w:r>
+            <w:r>
+              <w:rPr>
+                <w:rFonts w:ascii="宋体" w:eastAsia="宋体" w:hAnsi="宋体" w:hint="eastAsia"/>
+                <w:noProof/>
+                <w:webHidden/>
+              </w:rPr>
+              <w:instrText xml:space="preserve"> </w:instrText>
+            </w:r>
+            <w:r>
+              <w:rPr>
+                <w:rFonts w:ascii="宋体" w:eastAsia="宋体" w:hAnsi="宋体"/>
+                <w:noProof/>
+                <w:webHidden/>
+              </w:rPr>
+              <w:instrText>PAGEREF _Toc228461168 \h</w:instrText>
+            </w:r>
+            <w:r>
+              <w:rPr>
+                <w:rFonts w:ascii="宋体" w:eastAsia="宋体" w:hAnsi="宋体" w:hint="eastAsia"/>
+                <w:noProof/>
+                <w:webHidden/>
+              </w:rPr>
+              <w:instrText xml:space="preserve"> </w:instrText>
+            </w:r>
+            <w:r>
+              <w:rPr>
+                <w:rFonts w:ascii="宋体" w:eastAsia="宋体" w:hAnsi="宋体" w:hint="eastAsia"/>
+                <w:noProof/>
+                <w:webHidden/>
+              </w:rPr>
+            </w:r>
+            <w:r>
+              <w:rPr>
+                <w:rFonts w:ascii="宋体" w:eastAsia="宋体" w:hAnsi="宋体" w:hint="eastAsia"/>
+                <w:noProof/>
+                <w:webHidden/>
+              </w:rPr>
+              <w:fldChar w:fldCharType="separate"/>
+            </w:r>
+            <w:r>
+              <w:rPr>
+                <w:rFonts w:ascii="宋体" w:eastAsia="宋体" w:hAnsi="宋体" w:hint="eastAsia"/>
+                <w:noProof/>
+                <w:webHidden/>
+              </w:rPr>
+              <w:t>22</w:t>
+            </w:r>
+            <w:r>
+              <w:rPr>
+                <w:rFonts w:ascii="宋体" w:eastAsia="宋体" w:hAnsi="宋体" w:hint="eastAsia"/>
+                <w:noProof/>
+                <w:webHidden/>
+              </w:rPr>
+              <w:fldChar w:fldCharType="end"/>
+            </w:r>
+          </w:hyperlink>
+        </w:p>
+        <w:p>
+          <w:pPr>
+            <w:pStyle w:val="TOC3"/>
+            <w:tabs>
+              <w:tab w:val="right" w:leader="dot" w:pos="8296"/>
+            </w:tabs>
+            <w:rPr>
+              <w:rFonts w:ascii="宋体" w:eastAsia="宋体" w:hAnsi="宋体" w:hint="eastAsia"/>
+              <w:noProof/>
+              <w:sz w:val="22"/>
+              <w:szCs w:val="24"/>
+              <w14:ligatures w14:val="standardContextual"/>
+            </w:rPr>
+          </w:pPr>
+          <w:hyperlink w:anchor="_Toc228461169" w:history="1">
+            <w:r>
+              <w:rPr>
+                <w:rStyle w:val="a3"/>
+                <w:rFonts w:ascii="宋体" w:eastAsia="宋体" w:hAnsi="宋体"/>
+                <w:noProof/>
+              </w:rPr>
+              <w:t>（二）注重条文的平衡和严谨</w:t>
+            </w:r>
+            <w:r>
+              <w:rPr>
+                <w:rFonts w:ascii="宋体" w:eastAsia="宋体" w:hAnsi="宋体" w:hint="eastAsia"/>
+                <w:noProof/>
+                <w:webHidden/>
+              </w:rPr>
+              <w:tab/>
+            </w:r>
+            <w:r>
+              <w:rPr>
+                <w:rFonts w:ascii="宋体" w:eastAsia="宋体" w:hAnsi="宋体" w:hint="eastAsia"/>
+                <w:noProof/>
+                <w:webHidden/>
+              </w:rPr>
+              <w:fldChar w:fldCharType="begin"/>
+            </w:r>
+            <w:r>
+              <w:rPr>
+                <w:rFonts w:ascii="宋体" w:eastAsia="宋体" w:hAnsi="宋体" w:hint="eastAsia"/>
+                <w:noProof/>
+                <w:webHidden/>
+              </w:rPr>
+              <w:instrText xml:space="preserve"> </w:instrText>
+            </w:r>
+            <w:r>
+              <w:rPr>
+                <w:rFonts w:ascii="宋体" w:eastAsia="宋体" w:hAnsi="宋体"/>
+                <w:noProof/>
+                <w:webHidden/>
+              </w:rPr>
+              <w:instrText>PAGEREF _Toc228461169 \h</w:instrText>
+            </w:r>
+            <w:r>
+              <w:rPr>
+                <w:rFonts w:ascii="宋体" w:eastAsia="宋体" w:hAnsi="宋体" w:hint="eastAsia"/>
+                <w:noProof/>
+                <w:webHidden/>
+              </w:rPr>
+              <w:instrText xml:space="preserve"> </w:instrText>
+            </w:r>
+            <w:r>
+              <w:rPr>
+                <w:rFonts w:ascii="宋体" w:eastAsia="宋体" w:hAnsi="宋体" w:hint="eastAsia"/>
+                <w:noProof/>
+                <w:webHidden/>
+              </w:rPr>
+            </w:r>
+            <w:r>
+              <w:rPr>
+                <w:rFonts w:ascii="宋体" w:eastAsia="宋体" w:hAnsi="宋体" w:hint="eastAsia"/>
+                <w:noProof/>
+                <w:webHidden/>
+              </w:rPr>
+              <w:fldChar w:fldCharType="separate"/>
+            </w:r>
+            <w:r>
+              <w:rPr>
+                <w:rFonts w:ascii="宋体" w:eastAsia="宋体" w:hAnsi="宋体" w:hint="eastAsia"/>
+                <w:noProof/>
+                <w:webHidden/>
+              </w:rPr>
+              <w:t>22</w:t>
+            </w:r>
+            <w:r>
+              <w:rPr>
+                <w:rFonts w:ascii="宋体" w:eastAsia="宋体" w:hAnsi="宋体" w:hint="eastAsia"/>
+                <w:noProof/>
+                <w:webHidden/>
+              </w:rPr>
+              <w:fldChar w:fldCharType="end"/>
+            </w:r>
+          </w:hyperlink>
+        </w:p>
+        <w:p>
+          <w:pPr>
+            <w:pStyle w:val="TOC3"/>
+            <w:tabs>
+              <w:tab w:val="right" w:leader="dot" w:pos="8296"/>
+            </w:tabs>
+            <w:rPr>
+              <w:rFonts w:ascii="宋体" w:eastAsia="宋体" w:hAnsi="宋体" w:hint="eastAsia"/>
+              <w:noProof/>
+              <w:sz w:val="22"/>
+              <w:szCs w:val="24"/>
+              <w14:ligatures w14:val="standardContextual"/>
+            </w:rPr>
+          </w:pPr>
+          <w:hyperlink w:anchor="_Toc228461170" w:history="1">
+            <w:r>
+              <w:rPr>
+                <w:rStyle w:val="a3"/>
+                <w:rFonts w:ascii="宋体" w:eastAsia="宋体" w:hAnsi="宋体"/>
+                <w:noProof/>
+              </w:rPr>
+              <w:t>（三）随写随定</w:t>
+            </w:r>
+            <w:r>
+              <w:rPr>
+                <w:rFonts w:ascii="宋体" w:eastAsia="宋体" w:hAnsi="宋体" w:hint="eastAsia"/>
+                <w:noProof/>
+                <w:webHidden/>
+              </w:rPr>
+              <w:tab/>
+            </w:r>
+            <w:r>
+              <w:rPr>
+                <w:rFonts w:ascii="宋体" w:eastAsia="宋体" w:hAnsi="宋体" w:hint="eastAsia"/>
+                <w:noProof/>
+                <w:webHidden/>
+              </w:rPr>
+              <w:fldChar w:fldCharType="begin"/>
+            </w:r>
+            <w:r>
+              <w:rPr>
+                <w:rFonts w:ascii="宋体" w:eastAsia="宋体" w:hAnsi="宋体" w:hint="eastAsia"/>
+                <w:noProof/>
+                <w:webHidden/>
+              </w:rPr>
+              <w:instrText xml:space="preserve"> </w:instrText>
+            </w:r>
+            <w:r>
+              <w:rPr>
+                <w:rFonts w:ascii="宋体" w:eastAsia="宋体" w:hAnsi="宋体"/>
+                <w:noProof/>
+                <w:webHidden/>
+              </w:rPr>
+              <w:instrText>PAGEREF _Toc228461170 \h</w:instrText>
+            </w:r>
+            <w:r>
+              <w:rPr>
+                <w:rFonts w:ascii="宋体" w:eastAsia="宋体" w:hAnsi="宋体" w:hint="eastAsia"/>
+                <w:noProof/>
+                <w:webHidden/>
+              </w:rPr>
+              <w:instrText xml:space="preserve"> </w:instrText>
+            </w:r>
+            <w:r>
+              <w:rPr>
+                <w:rFonts w:ascii="宋体" w:eastAsia="宋体" w:hAnsi="宋体" w:hint="eastAsia"/>
+                <w:noProof/>
+                <w:webHidden/>
+              </w:rPr>
+            </w:r>
+            <w:r>
+              <w:rPr>
+                <w:rFonts w:ascii="宋体" w:eastAsia="宋体" w:hAnsi="宋体" w:hint="eastAsia"/>
+                <w:noProof/>
+                <w:webHidden/>
+              </w:rPr>
+              <w:fldChar w:fldCharType="separate"/>
+            </w:r>
+            <w:r>
+              <w:rPr>
+                <w:rFonts w:ascii="宋体" w:eastAsia="宋体" w:hAnsi="宋体" w:hint="eastAsia"/>
+                <w:noProof/>
+                <w:webHidden/>
+              </w:rPr>
+              <w:t>23</w:t>
             </w:r>
             <w:r>
               <w:rPr>
@@ -6361,6 +7609,7 @@
         <w:rPr>
           <w:rFonts w:ascii="华文宋体" w:eastAsia="华文宋体" w:hAnsi="华文宋体"/>
         </w:rPr>
+        <w:lastRenderedPageBreak/>
         <w:br w:type="page"/>
       </w:r>
     </w:p>
@@ -6368,7 +7617,7 @@
       <w:pPr>
         <w:pStyle w:val="a9"/>
       </w:pPr>
-      <w:bookmarkStart w:id="0" w:name="_Toc227856046"/>
+      <w:bookmarkStart w:id="0" w:name="_Toc228461094"/>
       <w:r>
         <w:rPr>
           <w:rFonts w:hint="eastAsia"/>
@@ -6440,7 +7689,7 @@
       <w:pPr>
         <w:pStyle w:val="ac"/>
       </w:pPr>
-      <w:bookmarkStart w:id="1" w:name="_Toc227856047"/>
+      <w:bookmarkStart w:id="1" w:name="_Toc228461095"/>
       <w:r>
         <w:rPr>
           <w:rFonts w:hint="eastAsia"/>
@@ -6459,7 +7708,7 @@
       <w:pPr>
         <w:pStyle w:val="ae"/>
       </w:pPr>
-      <w:bookmarkStart w:id="2" w:name="_Toc227856048"/>
+      <w:bookmarkStart w:id="2" w:name="_Toc228461096"/>
       <w:r>
         <w:rPr>
           <w:rFonts w:hint="eastAsia"/>
@@ -6728,7 +7977,7 @@
       <w:pPr>
         <w:pStyle w:val="ae"/>
       </w:pPr>
-      <w:bookmarkStart w:id="3" w:name="_Toc227856049"/>
+      <w:bookmarkStart w:id="3" w:name="_Toc228461097"/>
       <w:r>
         <w:rPr>
           <w:rFonts w:hint="eastAsia"/>
@@ -6811,7 +8060,7 @@
       <w:pPr>
         <w:pStyle w:val="ac"/>
       </w:pPr>
-      <w:bookmarkStart w:id="4" w:name="_Toc227856050"/>
+      <w:bookmarkStart w:id="4" w:name="_Toc228461098"/>
       <w:r>
         <w:rPr>
           <w:rFonts w:hint="eastAsia"/>
@@ -6824,7 +8073,7 @@
       <w:pPr>
         <w:pStyle w:val="ae"/>
       </w:pPr>
-      <w:bookmarkStart w:id="5" w:name="_Toc227856051"/>
+      <w:bookmarkStart w:id="5" w:name="_Toc228461099"/>
       <w:r>
         <w:rPr>
           <w:rFonts w:hint="eastAsia"/>
@@ -6874,7 +8123,7 @@
       <w:pPr>
         <w:pStyle w:val="ae"/>
       </w:pPr>
-      <w:bookmarkStart w:id="6" w:name="_Toc227856052"/>
+      <w:bookmarkStart w:id="6" w:name="_Toc228461100"/>
       <w:r>
         <w:rPr>
           <w:rFonts w:hint="eastAsia"/>
@@ -6998,7 +8247,7 @@
       <w:pPr>
         <w:pStyle w:val="ae"/>
       </w:pPr>
-      <w:bookmarkStart w:id="7" w:name="_Toc227856053"/>
+      <w:bookmarkStart w:id="7" w:name="_Toc228461101"/>
       <w:r>
         <w:rPr>
           <w:rFonts w:hint="eastAsia"/>
@@ -7134,7 +8383,7 @@
       <w:pPr>
         <w:pStyle w:val="ae"/>
       </w:pPr>
-      <w:bookmarkStart w:id="8" w:name="_Toc227856054"/>
+      <w:bookmarkStart w:id="8" w:name="_Toc228461102"/>
       <w:r>
         <w:rPr>
           <w:rFonts w:hint="eastAsia"/>
@@ -7345,7 +8594,7 @@
       <w:pPr>
         <w:pStyle w:val="a9"/>
       </w:pPr>
-      <w:bookmarkStart w:id="9" w:name="_Toc227856055"/>
+      <w:bookmarkStart w:id="9" w:name="_Toc228461103"/>
       <w:r>
         <w:rPr>
           <w:rFonts w:hint="eastAsia"/>
@@ -7383,7 +8632,7 @@
       <w:pPr>
         <w:pStyle w:val="ac"/>
       </w:pPr>
-      <w:bookmarkStart w:id="10" w:name="_Toc227856056"/>
+      <w:bookmarkStart w:id="10" w:name="_Toc228461104"/>
       <w:r>
         <w:rPr>
           <w:rFonts w:hint="eastAsia"/>
@@ -7564,7 +8813,7 @@
       <w:pPr>
         <w:pStyle w:val="ac"/>
       </w:pPr>
-      <w:bookmarkStart w:id="11" w:name="_Toc227856057"/>
+      <w:bookmarkStart w:id="11" w:name="_Toc228461105"/>
       <w:r>
         <w:rPr>
           <w:rFonts w:hint="eastAsia"/>
@@ -7592,7 +8841,7 @@
       <w:pPr>
         <w:pStyle w:val="ae"/>
       </w:pPr>
-      <w:bookmarkStart w:id="12" w:name="_Toc227856058"/>
+      <w:bookmarkStart w:id="12" w:name="_Toc228461106"/>
       <w:r>
         <w:rPr>
           <w:rFonts w:hint="eastAsia"/>
@@ -7666,7 +8915,7 @@
       <w:pPr>
         <w:pStyle w:val="ae"/>
       </w:pPr>
-      <w:bookmarkStart w:id="13" w:name="_Toc227856059"/>
+      <w:bookmarkStart w:id="13" w:name="_Toc228461107"/>
       <w:r>
         <w:rPr>
           <w:rFonts w:hint="eastAsia"/>
@@ -7725,7 +8974,7 @@
       <w:pPr>
         <w:pStyle w:val="ae"/>
       </w:pPr>
-      <w:bookmarkStart w:id="14" w:name="_Toc227856060"/>
+      <w:bookmarkStart w:id="14" w:name="_Toc228461108"/>
       <w:r>
         <w:rPr>
           <w:rFonts w:hint="eastAsia"/>
@@ -7751,7 +9000,7 @@
       <w:pPr>
         <w:pStyle w:val="ae"/>
       </w:pPr>
-      <w:bookmarkStart w:id="15" w:name="_Toc227856061"/>
+      <w:bookmarkStart w:id="15" w:name="_Toc228461109"/>
       <w:r>
         <w:rPr>
           <w:rFonts w:hint="eastAsia"/>
@@ -7868,7 +9117,7 @@
       <w:pPr>
         <w:pStyle w:val="ac"/>
       </w:pPr>
-      <w:bookmarkStart w:id="16" w:name="_Toc227856062"/>
+      <w:bookmarkStart w:id="16" w:name="_Toc228461110"/>
       <w:r>
         <w:rPr>
           <w:rFonts w:hint="eastAsia"/>
@@ -7927,7 +9176,7 @@
       <w:pPr>
         <w:pStyle w:val="a9"/>
       </w:pPr>
-      <w:bookmarkStart w:id="17" w:name="_Toc227856063"/>
+      <w:bookmarkStart w:id="17" w:name="_Toc228461111"/>
       <w:r>
         <w:rPr>
           <w:rFonts w:hint="eastAsia"/>
@@ -8715,7 +9964,7 @@
       <w:pPr>
         <w:pStyle w:val="ac"/>
       </w:pPr>
-      <w:bookmarkStart w:id="18" w:name="_Toc227856064"/>
+      <w:bookmarkStart w:id="18" w:name="_Toc228461112"/>
       <w:r>
         <w:rPr>
           <w:rFonts w:hint="eastAsia"/>
@@ -8728,7 +9977,7 @@
       <w:pPr>
         <w:pStyle w:val="ae"/>
       </w:pPr>
-      <w:bookmarkStart w:id="19" w:name="_Toc227856065"/>
+      <w:bookmarkStart w:id="19" w:name="_Toc228461113"/>
       <w:r>
         <w:rPr>
           <w:rFonts w:hint="eastAsia"/>
@@ -9077,7 +10326,7 @@
       <w:pPr>
         <w:pStyle w:val="ae"/>
       </w:pPr>
-      <w:bookmarkStart w:id="20" w:name="_Toc227856066"/>
+      <w:bookmarkStart w:id="20" w:name="_Toc228461114"/>
       <w:r>
         <w:rPr>
           <w:rFonts w:hint="eastAsia"/>
@@ -9220,7 +10469,7 @@
       <w:pPr>
         <w:pStyle w:val="ae"/>
       </w:pPr>
-      <w:bookmarkStart w:id="21" w:name="_Toc227856067"/>
+      <w:bookmarkStart w:id="21" w:name="_Toc228461115"/>
       <w:r>
         <w:rPr>
           <w:rFonts w:hint="eastAsia"/>
@@ -9346,7 +10595,7 @@
       <w:pPr>
         <w:pStyle w:val="ae"/>
       </w:pPr>
-      <w:bookmarkStart w:id="22" w:name="_Toc227856068"/>
+      <w:bookmarkStart w:id="22" w:name="_Toc228461116"/>
       <w:r>
         <w:rPr>
           <w:rFonts w:hint="eastAsia"/>
@@ -9544,7 +10793,7 @@
       <w:pPr>
         <w:pStyle w:val="ac"/>
       </w:pPr>
-      <w:bookmarkStart w:id="23" w:name="_Toc227856069"/>
+      <w:bookmarkStart w:id="23" w:name="_Toc228461117"/>
       <w:r>
         <w:rPr>
           <w:rFonts w:hint="eastAsia"/>
@@ -9557,7 +10806,7 @@
       <w:pPr>
         <w:pStyle w:val="ae"/>
       </w:pPr>
-      <w:bookmarkStart w:id="24" w:name="_Toc227856070"/>
+      <w:bookmarkStart w:id="24" w:name="_Toc228461118"/>
       <w:r>
         <w:rPr>
           <w:rFonts w:hint="eastAsia"/>
@@ -9629,7 +10878,7 @@
       <w:pPr>
         <w:pStyle w:val="ae"/>
       </w:pPr>
-      <w:bookmarkStart w:id="25" w:name="_Toc227856071"/>
+      <w:bookmarkStart w:id="25" w:name="_Toc228461119"/>
       <w:r>
         <w:rPr>
           <w:rFonts w:hint="eastAsia"/>
@@ -9669,7 +10918,7 @@
       <w:pPr>
         <w:pStyle w:val="ae"/>
       </w:pPr>
-      <w:bookmarkStart w:id="26" w:name="_Toc227856072"/>
+      <w:bookmarkStart w:id="26" w:name="_Toc228461120"/>
       <w:r>
         <w:rPr>
           <w:rFonts w:hint="eastAsia"/>
@@ -9770,7 +11019,7 @@
       <w:pPr>
         <w:pStyle w:val="a9"/>
       </w:pPr>
-      <w:bookmarkStart w:id="27" w:name="_Toc227856073"/>
+      <w:bookmarkStart w:id="27" w:name="_Toc228461121"/>
       <w:r>
         <w:rPr>
           <w:rFonts w:hint="eastAsia"/>
@@ -9808,7 +11057,7 @@
       <w:pPr>
         <w:pStyle w:val="ac"/>
       </w:pPr>
-      <w:bookmarkStart w:id="28" w:name="_Toc227856074"/>
+      <w:bookmarkStart w:id="28" w:name="_Toc228461122"/>
       <w:r>
         <w:rPr>
           <w:rFonts w:hint="eastAsia"/>
@@ -9821,7 +11070,7 @@
       <w:pPr>
         <w:pStyle w:val="ae"/>
       </w:pPr>
-      <w:bookmarkStart w:id="29" w:name="_Toc227856075"/>
+      <w:bookmarkStart w:id="29" w:name="_Toc228461123"/>
       <w:r>
         <w:rPr>
           <w:rFonts w:hint="eastAsia"/>
@@ -9880,7 +11129,7 @@
       <w:pPr>
         <w:pStyle w:val="ae"/>
       </w:pPr>
-      <w:bookmarkStart w:id="30" w:name="_Toc227856076"/>
+      <w:bookmarkStart w:id="30" w:name="_Toc228461124"/>
       <w:r>
         <w:rPr>
           <w:rFonts w:hint="eastAsia"/>
@@ -9925,7 +11174,7 @@
       <w:pPr>
         <w:pStyle w:val="ac"/>
       </w:pPr>
-      <w:bookmarkStart w:id="31" w:name="_Toc227856077"/>
+      <w:bookmarkStart w:id="31" w:name="_Toc228461125"/>
       <w:r>
         <w:rPr>
           <w:rFonts w:hint="eastAsia"/>
@@ -10026,7 +11275,7 @@
       <w:pPr>
         <w:pStyle w:val="ac"/>
       </w:pPr>
-      <w:bookmarkStart w:id="32" w:name="_Toc227856078"/>
+      <w:bookmarkStart w:id="32" w:name="_Toc228461126"/>
       <w:r>
         <w:rPr>
           <w:rFonts w:hint="eastAsia"/>
@@ -10039,7 +11288,7 @@
       <w:pPr>
         <w:pStyle w:val="ae"/>
       </w:pPr>
-      <w:bookmarkStart w:id="33" w:name="_Toc227856079"/>
+      <w:bookmarkStart w:id="33" w:name="_Toc228461127"/>
       <w:r>
         <w:rPr>
           <w:rFonts w:hint="eastAsia"/>
@@ -10115,7 +11364,7 @@
       <w:pPr>
         <w:pStyle w:val="ae"/>
       </w:pPr>
-      <w:bookmarkStart w:id="34" w:name="_Toc227856080"/>
+      <w:bookmarkStart w:id="34" w:name="_Toc228461128"/>
       <w:r>
         <w:rPr>
           <w:rFonts w:hint="eastAsia"/>
@@ -10175,7 +11424,7 @@
       <w:pPr>
         <w:pStyle w:val="ae"/>
       </w:pPr>
-      <w:bookmarkStart w:id="35" w:name="_Toc227856081"/>
+      <w:bookmarkStart w:id="35" w:name="_Toc228461129"/>
       <w:r>
         <w:rPr>
           <w:rFonts w:hint="eastAsia"/>
@@ -10262,7 +11511,7 @@
       <w:pPr>
         <w:pStyle w:val="ac"/>
       </w:pPr>
-      <w:bookmarkStart w:id="36" w:name="_Toc227856082"/>
+      <w:bookmarkStart w:id="36" w:name="_Toc228461130"/>
       <w:r>
         <w:rPr>
           <w:rFonts w:hint="eastAsia"/>
@@ -10346,7 +11595,7 @@
       <w:pPr>
         <w:pStyle w:val="ac"/>
       </w:pPr>
-      <w:bookmarkStart w:id="37" w:name="_Toc227856083"/>
+      <w:bookmarkStart w:id="37" w:name="_Toc228461131"/>
       <w:r>
         <w:rPr>
           <w:rFonts w:hint="eastAsia"/>
@@ -10458,7 +11707,7 @@
       <w:pPr>
         <w:pStyle w:val="a9"/>
       </w:pPr>
-      <w:bookmarkStart w:id="38" w:name="_Toc227856084"/>
+      <w:bookmarkStart w:id="38" w:name="_Toc228461132"/>
       <w:r>
         <w:rPr>
           <w:rFonts w:hint="eastAsia"/>
@@ -10496,7 +11745,7 @@
       <w:pPr>
         <w:pStyle w:val="ac"/>
       </w:pPr>
-      <w:bookmarkStart w:id="39" w:name="_Toc227856085"/>
+      <w:bookmarkStart w:id="39" w:name="_Toc228461133"/>
       <w:r>
         <w:rPr>
           <w:rFonts w:hint="eastAsia"/>
@@ -10509,7 +11758,7 @@
       <w:pPr>
         <w:pStyle w:val="ae"/>
       </w:pPr>
-      <w:bookmarkStart w:id="40" w:name="_Toc227856086"/>
+      <w:bookmarkStart w:id="40" w:name="_Toc228461134"/>
       <w:r>
         <w:rPr>
           <w:rFonts w:hint="eastAsia"/>
@@ -10651,7 +11900,7 @@
       <w:pPr>
         <w:pStyle w:val="ae"/>
       </w:pPr>
-      <w:bookmarkStart w:id="41" w:name="_Toc227856087"/>
+      <w:bookmarkStart w:id="41" w:name="_Toc228461135"/>
       <w:r>
         <w:rPr>
           <w:rFonts w:hint="eastAsia"/>
@@ -10691,7 +11940,7 @@
       <w:pPr>
         <w:pStyle w:val="ae"/>
       </w:pPr>
-      <w:bookmarkStart w:id="42" w:name="_Toc227856088"/>
+      <w:bookmarkStart w:id="42" w:name="_Toc228461136"/>
       <w:r>
         <w:rPr>
           <w:rFonts w:hint="eastAsia"/>
@@ -10717,7 +11966,7 @@
       <w:pPr>
         <w:pStyle w:val="ae"/>
       </w:pPr>
-      <w:bookmarkStart w:id="43" w:name="_Toc227856089"/>
+      <w:bookmarkStart w:id="43" w:name="_Toc228461137"/>
       <w:r>
         <w:rPr>
           <w:rFonts w:hint="eastAsia"/>
@@ -10882,7 +12131,7 @@
       <w:pPr>
         <w:pStyle w:val="ae"/>
       </w:pPr>
-      <w:bookmarkStart w:id="44" w:name="_Toc227856090"/>
+      <w:bookmarkStart w:id="44" w:name="_Toc228461138"/>
       <w:r>
         <w:rPr>
           <w:rFonts w:hint="eastAsia"/>
@@ -10985,7 +12234,7 @@
       <w:pPr>
         <w:pStyle w:val="ae"/>
       </w:pPr>
-      <w:bookmarkStart w:id="45" w:name="_Toc227856091"/>
+      <w:bookmarkStart w:id="45" w:name="_Toc228461139"/>
       <w:r>
         <w:rPr>
           <w:rFonts w:hint="eastAsia"/>
@@ -11198,7 +12447,7 @@
       <w:pPr>
         <w:pStyle w:val="ac"/>
       </w:pPr>
-      <w:bookmarkStart w:id="46" w:name="_Toc227856092"/>
+      <w:bookmarkStart w:id="46" w:name="_Toc228461140"/>
       <w:r>
         <w:rPr>
           <w:rFonts w:hint="eastAsia"/>
@@ -11211,7 +12460,7 @@
       <w:pPr>
         <w:pStyle w:val="ae"/>
       </w:pPr>
-      <w:bookmarkStart w:id="47" w:name="_Toc227856093"/>
+      <w:bookmarkStart w:id="47" w:name="_Toc228461141"/>
       <w:r>
         <w:rPr>
           <w:rFonts w:hint="eastAsia"/>
@@ -11752,7 +13001,7 @@
       <w:pPr>
         <w:pStyle w:val="ae"/>
       </w:pPr>
-      <w:bookmarkStart w:id="48" w:name="_Toc227856094"/>
+      <w:bookmarkStart w:id="48" w:name="_Toc228461142"/>
       <w:r>
         <w:rPr>
           <w:rFonts w:hint="eastAsia"/>
@@ -12055,7 +13304,7 @@
       <w:pPr>
         <w:pStyle w:val="ae"/>
       </w:pPr>
-      <w:bookmarkStart w:id="49" w:name="_Toc227856095"/>
+      <w:bookmarkStart w:id="49" w:name="_Toc228461143"/>
       <w:r>
         <w:rPr>
           <w:rFonts w:hint="eastAsia"/>
@@ -12196,7 +13445,7 @@
       <w:pPr>
         <w:pStyle w:val="a9"/>
       </w:pPr>
-      <w:bookmarkStart w:id="50" w:name="_Toc227856096"/>
+      <w:bookmarkStart w:id="50" w:name="_Toc228461144"/>
       <w:r>
         <w:rPr>
           <w:rFonts w:hint="eastAsia"/>
@@ -12234,7 +13483,7 @@
       <w:pPr>
         <w:pStyle w:val="ac"/>
       </w:pPr>
-      <w:bookmarkStart w:id="51" w:name="_Toc227856097"/>
+      <w:bookmarkStart w:id="51" w:name="_Toc228461145"/>
       <w:r>
         <w:rPr>
           <w:rFonts w:hint="eastAsia"/>
@@ -12261,11 +13510,8 @@
     <w:p>
       <w:pPr>
         <w:pStyle w:val="ae"/>
-        <w:rPr>
-          <w:rFonts w:hint="eastAsia"/>
-        </w:rPr>
-      </w:pPr>
-      <w:bookmarkStart w:id="52" w:name="_Toc227856098"/>
+      </w:pPr>
+      <w:bookmarkStart w:id="52" w:name="_Toc228461146"/>
       <w:r>
         <w:rPr>
           <w:rFonts w:hint="eastAsia"/>
@@ -12330,9 +13576,6 @@
         </w:numPr>
         <w:spacing w:beforeLines="0" w:before="0" w:afterLines="0" w:after="0"/>
         <w:ind w:left="442" w:hanging="442"/>
-        <w:rPr>
-          <w:rFonts w:hint="eastAsia"/>
-        </w:rPr>
       </w:pPr>
       <w:r>
         <w:rPr>
@@ -12667,7 +13910,7 @@
       <w:pPr>
         <w:pStyle w:val="ae"/>
       </w:pPr>
-      <w:bookmarkStart w:id="53" w:name="_Toc227856099"/>
+      <w:bookmarkStart w:id="53" w:name="_Toc228461147"/>
       <w:r>
         <w:rPr>
           <w:rFonts w:hint="eastAsia"/>
@@ -12695,9 +13938,6 @@
       <w:pPr>
         <w:pStyle w:val="aa"/>
         <w:spacing w:before="78" w:after="78"/>
-        <w:rPr>
-          <w:rFonts w:hint="eastAsia"/>
-        </w:rPr>
       </w:pPr>
       <w:r>
         <w:tab/>
@@ -12803,9 +14043,6 @@
       <w:pPr>
         <w:pStyle w:val="aa"/>
         <w:spacing w:before="78" w:after="78"/>
-        <w:rPr>
-          <w:rFonts w:hint="eastAsia"/>
-        </w:rPr>
       </w:pPr>
       <w:r>
         <w:tab/>
@@ -12827,7 +14064,7 @@
       <w:pPr>
         <w:pStyle w:val="ae"/>
       </w:pPr>
-      <w:bookmarkStart w:id="54" w:name="_Toc227856100"/>
+      <w:bookmarkStart w:id="54" w:name="_Toc228461148"/>
       <w:r>
         <w:rPr>
           <w:rFonts w:hint="eastAsia"/>
@@ -12840,9 +14077,6 @@
       <w:pPr>
         <w:pStyle w:val="aa"/>
         <w:spacing w:before="78" w:after="78"/>
-        <w:rPr>
-          <w:rFonts w:hint="eastAsia"/>
-        </w:rPr>
       </w:pPr>
       <w:r>
         <w:tab/>
@@ -12864,7 +14098,7 @@
       <w:pPr>
         <w:pStyle w:val="ac"/>
       </w:pPr>
-      <w:bookmarkStart w:id="55" w:name="_Toc227856101"/>
+      <w:bookmarkStart w:id="55" w:name="_Toc228461149"/>
       <w:r>
         <w:rPr>
           <w:rFonts w:hint="eastAsia"/>
@@ -12877,7 +14111,7 @@
       <w:pPr>
         <w:pStyle w:val="ae"/>
       </w:pPr>
-      <w:bookmarkStart w:id="56" w:name="_Toc227856102"/>
+      <w:bookmarkStart w:id="56" w:name="_Toc228461150"/>
       <w:r>
         <w:rPr>
           <w:rFonts w:hint="eastAsia"/>
@@ -12928,24 +14162,12 @@
         <w:pStyle w:val="ae"/>
       </w:pPr>
       <w:bookmarkStart w:id="57" w:name="_Toc199344406"/>
-      <w:bookmarkStart w:id="58" w:name="_Toc227856103"/>
-      <w:r>
-        <w:rPr>
-          <w:rFonts w:hint="eastAsia"/>
-        </w:rPr>
-        <w:t>（</w:t>
-      </w:r>
-      <w:r>
-        <w:rPr>
-          <w:rFonts w:hint="eastAsia"/>
-        </w:rPr>
-        <w:t>二</w:t>
-      </w:r>
-      <w:r>
-        <w:rPr>
-          <w:rFonts w:hint="eastAsia"/>
-        </w:rPr>
-        <w:t>）谈判失败的</w:t>
+      <w:bookmarkStart w:id="58" w:name="_Toc228461151"/>
+      <w:r>
+        <w:rPr>
+          <w:rFonts w:hint="eastAsia"/>
+        </w:rPr>
+        <w:t>（二）谈判失败的</w:t>
       </w:r>
       <w:bookmarkEnd w:id="57"/>
       <w:r>
@@ -13317,7 +14539,7 @@
       <w:pPr>
         <w:pStyle w:val="ac"/>
       </w:pPr>
-      <w:bookmarkStart w:id="59" w:name="_Toc227856104"/>
+      <w:bookmarkStart w:id="59" w:name="_Toc228461152"/>
       <w:r>
         <w:rPr>
           <w:rFonts w:hint="eastAsia"/>
@@ -13330,7 +14552,7 @@
       <w:pPr>
         <w:pStyle w:val="ae"/>
       </w:pPr>
-      <w:bookmarkStart w:id="60" w:name="_Toc227856105"/>
+      <w:bookmarkStart w:id="60" w:name="_Toc228461153"/>
       <w:r>
         <w:rPr>
           <w:rFonts w:hint="eastAsia"/>
@@ -13343,9 +14565,6 @@
       <w:pPr>
         <w:pStyle w:val="aa"/>
         <w:spacing w:before="78" w:after="78"/>
-        <w:rPr>
-          <w:rFonts w:hint="eastAsia"/>
-        </w:rPr>
       </w:pPr>
       <w:r>
         <w:tab/>
@@ -13354,26 +14573,14 @@
         <w:rPr>
           <w:rFonts w:hint="eastAsia"/>
         </w:rPr>
-        <w:t>分配式谈判指的是谈判方在谈判中关注单一利益的分配问题。谈判参与各方之间索要分配的利益和价值在根本上是相互冲突的</w:t>
-      </w:r>
-      <w:r>
-        <w:rPr>
-          <w:rFonts w:hint="eastAsia"/>
-        </w:rPr>
-        <w:t>，与零和博弈类似</w:t>
-      </w:r>
-      <w:r>
-        <w:rPr>
-          <w:rFonts w:hint="eastAsia"/>
-        </w:rPr>
-        <w:t>。分配式谈判战略的实质是通过谈判把己方的收益建立在另一方付出的代价的基础之上，至少是己方不受损失。</w:t>
+        <w:t>分配式谈判指的是谈判方在谈判中关注单一利益的分配问题。谈判参与各方之间索要分配的利益和价值在根本上是相互冲突的，与零和博弈类似。分配式谈判战略的实质是通过谈判把己方的收益建立在另一方付出的代价的基础之上，至少是己方不受损失。</w:t>
       </w:r>
     </w:p>
     <w:p>
       <w:pPr>
         <w:pStyle w:val="ae"/>
       </w:pPr>
-      <w:bookmarkStart w:id="61" w:name="_Toc227856106"/>
+      <w:bookmarkStart w:id="61" w:name="_Toc228461154"/>
       <w:r>
         <w:rPr>
           <w:rFonts w:hint="eastAsia"/>
@@ -13387,21 +14594,12 @@
         <w:pStyle w:val="aa"/>
         <w:spacing w:before="78" w:after="78"/>
         <w:ind w:firstLine="420"/>
-        <w:rPr>
-          <w:rFonts w:hint="eastAsia"/>
-        </w:rPr>
-      </w:pPr>
-      <w:r>
-        <w:rPr>
-          <w:rFonts w:hint="eastAsia"/>
-        </w:rPr>
-        <w:t>我们此前已经提到，</w:t>
-      </w:r>
-      <w:r>
-        <w:rPr>
-          <w:rFonts w:hint="eastAsia"/>
-        </w:rPr>
-        <w:t>底线（抵抗点）是最低能够接受的目标，没有进一步讨价还价和妥协让步的可能；若不能实现，则宁愿谈判破裂。介于双方抵抗点之间的范围，被称为潜在协议区。如果谈判一方提出超过潜在协议区的要求，就会立刻被对方拒绝。</w:t>
+      </w:pPr>
+      <w:r>
+        <w:rPr>
+          <w:rFonts w:hint="eastAsia"/>
+        </w:rPr>
+        <w:t>我们此前已经提到，底线（抵抗点）是最低能够接受的目标，没有进一步讨价还价和妥协让步的可能；若不能实现，则宁愿谈判破裂。介于双方抵抗点之间的范围，被称为潜在协议区。如果谈判一方提出超过潜在协议区的要求，就会立刻被对方拒绝。</w:t>
       </w:r>
     </w:p>
     <w:p>
@@ -13414,40 +14612,13 @@
         <w:rPr>
           <w:rFonts w:hint="eastAsia"/>
         </w:rPr>
-        <w:t>分配式谈判的一个很重要的内容就是发现和影响对方的抵抗点。</w:t>
-      </w:r>
-      <w:r>
-        <w:rPr>
-          <w:rFonts w:hint="eastAsia"/>
-        </w:rPr>
-        <w:t>一方面，</w:t>
-      </w:r>
-      <w:r>
-        <w:rPr>
-          <w:rFonts w:hint="eastAsia"/>
-        </w:rPr>
-        <w:t>由于谈判者不愿暴露自己的抵抗点，所以谈判者很难真正判断出潜在协议区的范围。</w:t>
-      </w:r>
-      <w:r>
-        <w:rPr>
-          <w:rFonts w:hint="eastAsia"/>
-        </w:rPr>
-        <w:t>另一方面，</w:t>
-      </w:r>
-      <w:r>
-        <w:rPr>
-          <w:rFonts w:hint="eastAsia"/>
-        </w:rPr>
-        <w:t>谈判者还需要把对方宣称的抵抗点与实际的抵抗点区分开来。</w:t>
+        <w:t>分配式谈判的一个很重要的内容就是发现和影响对方的抵抗点。一方面，由于谈判者不愿暴露自己的抵抗点，所以谈判者很难真正判断出潜在协议区的范围。另一方面，谈判者还需要把对方宣称的抵抗点与实际的抵抗点区分开来。</w:t>
       </w:r>
     </w:p>
     <w:p>
       <w:pPr>
         <w:pStyle w:val="aa"/>
         <w:spacing w:before="78" w:after="78"/>
-        <w:rPr>
-          <w:rFonts w:hint="eastAsia"/>
-        </w:rPr>
       </w:pPr>
       <w:r>
         <w:tab/>
@@ -13476,7 +14647,7 @@
       <w:pPr>
         <w:pStyle w:val="ac"/>
       </w:pPr>
-      <w:bookmarkStart w:id="62" w:name="_Toc227856107"/>
+      <w:bookmarkStart w:id="62" w:name="_Toc228461155"/>
       <w:r>
         <w:rPr>
           <w:rFonts w:hint="eastAsia"/>
@@ -13502,22 +14673,13 @@
     <w:p>
       <w:pPr>
         <w:pStyle w:val="ae"/>
-        <w:rPr>
-          <w:rFonts w:hint="eastAsia"/>
-        </w:rPr>
-      </w:pPr>
-      <w:bookmarkStart w:id="63" w:name="_Toc227856108"/>
-      <w:r>
-        <w:rPr>
-          <w:rFonts w:hint="eastAsia"/>
-        </w:rPr>
-        <w:t>（一）</w:t>
-      </w:r>
-      <w:r>
-        <w:rPr>
-          <w:rFonts w:hint="eastAsia"/>
-        </w:rPr>
-        <w:t>整合</w:t>
+      </w:pPr>
+      <w:bookmarkStart w:id="63" w:name="_Toc228461156"/>
+      <w:r>
+        <w:rPr>
+          <w:rFonts w:hint="eastAsia"/>
+        </w:rPr>
+        <w:t>（一）整合</w:t>
       </w:r>
       <w:proofErr w:type="gramStart"/>
       <w:r>
@@ -13540,9 +14702,6 @@
         <w:pStyle w:val="aa"/>
         <w:spacing w:before="78" w:after="78"/>
         <w:ind w:firstLine="420"/>
-        <w:rPr>
-          <w:rFonts w:hint="eastAsia"/>
-        </w:rPr>
       </w:pPr>
       <w:r>
         <w:rPr>
@@ -13610,22 +14769,13 @@
     <w:p>
       <w:pPr>
         <w:pStyle w:val="ae"/>
-        <w:rPr>
-          <w:rFonts w:hint="eastAsia"/>
-        </w:rPr>
-      </w:pPr>
-      <w:bookmarkStart w:id="64" w:name="_Toc227856109"/>
-      <w:r>
-        <w:rPr>
-          <w:rFonts w:hint="eastAsia"/>
-        </w:rPr>
-        <w:t>（二）</w:t>
-      </w:r>
-      <w:r>
-        <w:rPr>
-          <w:rFonts w:hint="eastAsia"/>
-        </w:rPr>
-        <w:t>整合</w:t>
+      </w:pPr>
+      <w:bookmarkStart w:id="64" w:name="_Toc228461157"/>
+      <w:r>
+        <w:rPr>
+          <w:rFonts w:hint="eastAsia"/>
+        </w:rPr>
+        <w:t>（二）整合</w:t>
       </w:r>
       <w:proofErr w:type="gramStart"/>
       <w:r>
@@ -13646,21 +14796,12 @@
     <w:p>
       <w:pPr>
         <w:pStyle w:val="af1"/>
-        <w:rPr>
-          <w:rFonts w:hint="eastAsia"/>
-        </w:rPr>
-      </w:pPr>
-      <w:r>
-        <w:rPr>
-          <w:rFonts w:hint="eastAsia"/>
-        </w:rPr>
-        <w:t>1.</w:t>
-      </w:r>
-      <w:r>
-        <w:rPr>
-          <w:rFonts w:hint="eastAsia"/>
-        </w:rPr>
-        <w:t xml:space="preserve"> </w:t>
+      </w:pPr>
+      <w:r>
+        <w:rPr>
+          <w:rFonts w:hint="eastAsia"/>
+        </w:rPr>
+        <w:t xml:space="preserve">1. </w:t>
       </w:r>
       <w:r>
         <w:rPr>
@@ -13699,81 +14840,18 @@
         <w:rPr>
           <w:rFonts w:hint="eastAsia"/>
         </w:rPr>
-        <w:t>阶段</w:t>
-      </w:r>
-      <w:r>
-        <w:rPr>
-          <w:rFonts w:hint="eastAsia"/>
-        </w:rPr>
-        <w:t>。</w:t>
-      </w:r>
-      <w:r>
-        <w:rPr>
-          <w:rFonts w:hint="eastAsia"/>
-        </w:rPr>
-        <w:t>“诊断”的主要功能</w:t>
-      </w:r>
-      <w:r>
-        <w:rPr>
-          <w:rFonts w:hint="eastAsia"/>
-        </w:rPr>
-        <w:t>是</w:t>
-      </w:r>
-      <w:r>
-        <w:rPr>
-          <w:rFonts w:hint="eastAsia"/>
-        </w:rPr>
-        <w:t>风险管理</w:t>
-      </w:r>
-      <w:r>
-        <w:rPr>
-          <w:rFonts w:hint="eastAsia"/>
-        </w:rPr>
-        <w:t>、</w:t>
-      </w:r>
-      <w:r>
-        <w:rPr>
-          <w:rFonts w:hint="eastAsia"/>
-        </w:rPr>
-        <w:t>解决容易的议题</w:t>
-      </w:r>
-      <w:r>
-        <w:rPr>
-          <w:rFonts w:hint="eastAsia"/>
-        </w:rPr>
-        <w:t>、</w:t>
-      </w:r>
-      <w:r>
-        <w:rPr>
-          <w:rFonts w:hint="eastAsia"/>
-        </w:rPr>
-        <w:t>建立信任</w:t>
-      </w:r>
-      <w:r>
-        <w:rPr>
-          <w:rFonts w:hint="eastAsia"/>
-        </w:rPr>
-        <w:t>。</w:t>
+        <w:t>阶段。“诊断”的主要功能是风险管理、解决容易的议题、建立信任。</w:t>
       </w:r>
     </w:p>
     <w:p>
       <w:pPr>
         <w:pStyle w:val="af1"/>
-        <w:rPr>
-          <w:rFonts w:hint="eastAsia"/>
-        </w:rPr>
-      </w:pPr>
-      <w:r>
-        <w:rPr>
-          <w:rFonts w:hint="eastAsia"/>
-        </w:rPr>
-        <w:t>2.</w:t>
-      </w:r>
-      <w:r>
-        <w:rPr>
-          <w:rFonts w:hint="eastAsia"/>
-        </w:rPr>
-        <w:t xml:space="preserve"> </w:t>
+      </w:pPr>
+      <w:r>
+        <w:rPr>
+          <w:rFonts w:hint="eastAsia"/>
+        </w:rPr>
+        <w:t xml:space="preserve">2. </w:t>
       </w:r>
       <w:r>
         <w:rPr>
@@ -13787,21 +14865,12 @@
         <w:pStyle w:val="aa"/>
         <w:spacing w:before="78" w:after="78"/>
         <w:ind w:firstLine="420"/>
-        <w:rPr>
-          <w:rFonts w:hint="eastAsia"/>
-        </w:rPr>
-      </w:pPr>
-      <w:r>
-        <w:rPr>
-          <w:rFonts w:hint="eastAsia"/>
-        </w:rPr>
-        <w:t>建构准则即</w:t>
-      </w:r>
-      <w:r>
-        <w:rPr>
-          <w:rFonts w:hint="eastAsia"/>
-        </w:rPr>
-        <w:t>谈判各方形成共同的能够相互理解的定义（如贸易的条款、解决方案的知识背景或有关公平正义的可应用的标准）。构建的准则应该提供一个双方都能接受的解决问题的广泛框架，体现出全面、均衡的特点。</w:t>
+      </w:pPr>
+      <w:r>
+        <w:rPr>
+          <w:rFonts w:hint="eastAsia"/>
+        </w:rPr>
+        <w:t>建构准则即谈判各方形成共同的能够相互理解的定义（如贸易的条款、解决方案的知识背景或有关公平正义的可应用的标准）。构建的准则应该提供一个双方都能接受的解决问题的广泛框架，体现出全面、均衡的特点。</w:t>
       </w:r>
     </w:p>
     <w:p>
@@ -13834,21 +14903,12 @@
     <w:p>
       <w:pPr>
         <w:pStyle w:val="af1"/>
-        <w:rPr>
-          <w:rFonts w:hint="eastAsia"/>
-        </w:rPr>
-      </w:pPr>
-      <w:r>
-        <w:rPr>
-          <w:rFonts w:hint="eastAsia"/>
-        </w:rPr>
-        <w:t>3.</w:t>
-      </w:r>
-      <w:r>
-        <w:rPr>
-          <w:rFonts w:hint="eastAsia"/>
-        </w:rPr>
-        <w:t xml:space="preserve"> </w:t>
+      </w:pPr>
+      <w:r>
+        <w:rPr>
+          <w:rFonts w:hint="eastAsia"/>
+        </w:rPr>
+        <w:t xml:space="preserve">3. </w:t>
       </w:r>
       <w:r>
         <w:rPr>
@@ -13869,6 +14929,1600 @@
         </w:rPr>
         <w:t>在细节阶段，谈判方反复周旋、讨价还价，希望就细节达成一致。通常情况下，细节阶段是谈判中最困难的阶段，而且分配式谈判策略的一些特点也会体现在这个阶段之中。准则阶段和细节阶段常常相互重合，有时候还会反复进行。如果谈判者在细节阶段意识到此前所构建的准则无法实现，就有可能重新构建新的准则。</w:t>
       </w:r>
+    </w:p>
+    <w:p>
+      <w:pPr>
+        <w:pStyle w:val="aa"/>
+        <w:spacing w:before="78" w:after="78"/>
+      </w:pPr>
+    </w:p>
+    <w:p>
+      <w:pPr>
+        <w:pStyle w:val="aa"/>
+        <w:spacing w:before="78" w:after="78"/>
+      </w:pPr>
+    </w:p>
+    <w:p>
+      <w:pPr>
+        <w:pStyle w:val="aa"/>
+        <w:spacing w:before="78" w:after="78"/>
+      </w:pPr>
+    </w:p>
+    <w:p>
+      <w:pPr>
+        <w:pStyle w:val="a9"/>
+      </w:pPr>
+      <w:bookmarkStart w:id="65" w:name="_Toc228461158"/>
+      <w:r>
+        <w:rPr>
+          <w:rFonts w:hint="eastAsia"/>
+        </w:rPr>
+        <w:t>第七讲</w:t>
+      </w:r>
+      <w:r>
+        <w:rPr>
+          <w:rFonts w:hint="eastAsia"/>
+        </w:rPr>
+        <w:t xml:space="preserve"> </w:t>
+      </w:r>
+      <w:r>
+        <w:rPr>
+          <w:rFonts w:hint="eastAsia"/>
+        </w:rPr>
+        <w:t>谈判进程中的策略</w:t>
+      </w:r>
+      <w:bookmarkEnd w:id="65"/>
+    </w:p>
+    <w:p>
+      <w:pPr>
+        <w:pStyle w:val="aa"/>
+        <w:spacing w:before="78" w:after="78"/>
+        <w:jc w:val="center"/>
+        <w:rPr>
+          <w:rFonts w:hint="eastAsia"/>
+        </w:rPr>
+      </w:pPr>
+      <w:r>
+        <w:rPr>
+          <w:rFonts w:hint="eastAsia"/>
+        </w:rPr>
+        <w:t>2026.4.30</w:t>
+      </w:r>
+    </w:p>
+    <w:p>
+      <w:pPr>
+        <w:pStyle w:val="ac"/>
+      </w:pPr>
+      <w:bookmarkStart w:id="66" w:name="_Toc228461159"/>
+      <w:r>
+        <w:rPr>
+          <w:rFonts w:hint="eastAsia"/>
+        </w:rPr>
+        <w:t>一、理性维度的谈判策略</w:t>
+      </w:r>
+      <w:bookmarkEnd w:id="66"/>
+    </w:p>
+    <w:p>
+      <w:pPr>
+        <w:pStyle w:val="ae"/>
+        <w:rPr>
+          <w:rFonts w:hint="eastAsia"/>
+        </w:rPr>
+      </w:pPr>
+      <w:bookmarkStart w:id="67" w:name="_Toc228461160"/>
+      <w:r>
+        <w:rPr>
+          <w:rFonts w:hint="eastAsia"/>
+        </w:rPr>
+        <w:lastRenderedPageBreak/>
+        <w:t>（一）日常生活中的谈判策略</w:t>
+      </w:r>
+      <w:bookmarkEnd w:id="67"/>
+    </w:p>
+    <w:p>
+      <w:pPr>
+        <w:pStyle w:val="aa"/>
+        <w:spacing w:before="78" w:after="78"/>
+      </w:pPr>
+      <w:r>
+        <w:tab/>
+      </w:r>
+      <w:r>
+        <w:rPr>
+          <w:rFonts w:hint="eastAsia"/>
+        </w:rPr>
+        <w:t>日常谈判中，我们常见的谈判策略有“痞子策略”（</w:t>
+      </w:r>
+      <w:r>
+        <w:rPr>
+          <w:rFonts w:hint="eastAsia"/>
+        </w:rPr>
+        <w:t>playground bully</w:t>
+      </w:r>
+      <w:r>
+        <w:rPr>
+          <w:rFonts w:hint="eastAsia"/>
+        </w:rPr>
+        <w:t>，即“如果</w:t>
+      </w:r>
+      <w:proofErr w:type="gramStart"/>
+      <w:r>
+        <w:rPr>
+          <w:rFonts w:hint="eastAsia"/>
+        </w:rPr>
+        <w:t>不</w:t>
+      </w:r>
+      <w:proofErr w:type="gramEnd"/>
+      <w:r>
+        <w:rPr>
+          <w:rFonts w:hint="eastAsia"/>
+        </w:rPr>
+        <w:t>……，就……”）、“漫天要价，落地还钱”、“好警察，坏警察”等。</w:t>
+      </w:r>
+    </w:p>
+    <w:p>
+      <w:pPr>
+        <w:pStyle w:val="aa"/>
+        <w:spacing w:before="78" w:after="78"/>
+        <w:ind w:firstLine="420"/>
+      </w:pPr>
+      <w:r>
+        <w:rPr>
+          <w:rFonts w:hint="eastAsia"/>
+        </w:rPr>
+        <w:t>正确使用谈判策略的原则是有利于创造和谐的谈判氛围，服务谈判的总体目标，有利于建立长远的关系和公平竞争，能得到对方的重视和相应回报。</w:t>
+      </w:r>
+    </w:p>
+    <w:p>
+      <w:pPr>
+        <w:pStyle w:val="ae"/>
+        <w:rPr>
+          <w:rFonts w:hint="eastAsia"/>
+        </w:rPr>
+      </w:pPr>
+      <w:bookmarkStart w:id="68" w:name="_Toc228461161"/>
+      <w:r>
+        <w:rPr>
+          <w:rFonts w:hint="eastAsia"/>
+        </w:rPr>
+        <w:t>（二）开价</w:t>
+      </w:r>
+      <w:bookmarkEnd w:id="68"/>
+    </w:p>
+    <w:p>
+      <w:pPr>
+        <w:pStyle w:val="aa"/>
+        <w:spacing w:before="78" w:after="78"/>
+      </w:pPr>
+      <w:r>
+        <w:tab/>
+      </w:r>
+      <w:r>
+        <w:rPr>
+          <w:rFonts w:hint="eastAsia"/>
+        </w:rPr>
+        <w:t>报价的先后是一个问题。对方先报价意味着己方的信息优势，而己方先报价则意味着设置“锚点”的先发优势。</w:t>
+      </w:r>
+    </w:p>
+    <w:p>
+      <w:pPr>
+        <w:pStyle w:val="aa"/>
+        <w:spacing w:before="78" w:after="78"/>
+      </w:pPr>
+      <w:r>
+        <w:tab/>
+      </w:r>
+      <w:r>
+        <w:rPr>
+          <w:rFonts w:hint="eastAsia"/>
+        </w:rPr>
+        <w:t>开价的大原则其一是取法乎上，仅得其中。在分配式谈判中，开价比较夸张的结果要优于温和开价。高开价的好处包括给谈判者调整的空间，使其有时间进一步探知对方的抵抗点，暗示对方需要做出比原先计划更多的让步。高开价的风险则在于，如果双方都采取此策略，则谈判陷入僵局。</w:t>
+      </w:r>
+    </w:p>
+    <w:p>
+      <w:pPr>
+        <w:pStyle w:val="aa"/>
+        <w:spacing w:before="78" w:after="78"/>
+        <w:rPr>
+          <w:rFonts w:hint="eastAsia"/>
+        </w:rPr>
+      </w:pPr>
+      <w:r>
+        <w:tab/>
+      </w:r>
+      <w:r>
+        <w:rPr>
+          <w:rFonts w:hint="eastAsia"/>
+        </w:rPr>
+        <w:t>开价的大原则其二是适度开价。开价应循序渐进。无限制地逼迫对方，可能导致谈判破裂。当对方越坚持，你就越会抱住自己的立场不变；你真正的利益被这种表面的立场所掩盖，而且为了维护自己的面子，非但不愿意做出让步，反而会试图用顽强的意志来迫使对方改变立场；于是，谈判变成了一种意志力的较量。</w:t>
+      </w:r>
+    </w:p>
+    <w:p>
+      <w:pPr>
+        <w:pStyle w:val="ae"/>
+      </w:pPr>
+      <w:bookmarkStart w:id="69" w:name="_Toc228461162"/>
+      <w:r>
+        <w:rPr>
+          <w:rFonts w:hint="eastAsia"/>
+        </w:rPr>
+        <w:t>（三）让步和交换</w:t>
+      </w:r>
+      <w:bookmarkEnd w:id="69"/>
+    </w:p>
+    <w:p>
+      <w:pPr>
+        <w:pStyle w:val="aa"/>
+        <w:spacing w:before="78" w:after="78"/>
+      </w:pPr>
+      <w:r>
+        <w:tab/>
+      </w:r>
+      <w:r>
+        <w:rPr>
+          <w:rFonts w:hint="eastAsia"/>
+        </w:rPr>
+        <w:t>外交谈判中让步的几种具体表现形式包括：</w:t>
+      </w:r>
+    </w:p>
+    <w:p>
+      <w:pPr>
+        <w:pStyle w:val="aa"/>
+        <w:numPr>
+          <w:ilvl w:val="0"/>
+          <w:numId w:val="30"/>
+        </w:numPr>
+        <w:spacing w:beforeLines="0" w:before="0" w:afterLines="0" w:after="0"/>
+        <w:ind w:left="442" w:hanging="442"/>
+      </w:pPr>
+      <w:r>
+        <w:rPr>
+          <w:rFonts w:hint="eastAsia"/>
+        </w:rPr>
+        <w:t>谈判方不再在谈判中提出某项敏感议题，或将敏感议题从谈判的附加条件中去掉；</w:t>
+      </w:r>
+    </w:p>
+    <w:p>
+      <w:pPr>
+        <w:pStyle w:val="aa"/>
+        <w:numPr>
+          <w:ilvl w:val="0"/>
+          <w:numId w:val="30"/>
+        </w:numPr>
+        <w:spacing w:beforeLines="0" w:before="0" w:afterLines="0" w:after="0"/>
+        <w:ind w:left="442" w:hanging="442"/>
+      </w:pPr>
+      <w:r>
+        <w:rPr>
+          <w:rFonts w:hint="eastAsia"/>
+        </w:rPr>
+        <w:t>正式提议；</w:t>
+      </w:r>
+    </w:p>
+    <w:p>
+      <w:pPr>
+        <w:pStyle w:val="aa"/>
+        <w:numPr>
+          <w:ilvl w:val="0"/>
+          <w:numId w:val="30"/>
+        </w:numPr>
+        <w:spacing w:beforeLines="0" w:before="0" w:afterLines="0" w:after="0"/>
+        <w:ind w:left="442" w:hanging="442"/>
+      </w:pPr>
+      <w:r>
+        <w:rPr>
+          <w:rFonts w:hint="eastAsia"/>
+        </w:rPr>
+        <w:t>修改条款；</w:t>
+      </w:r>
+    </w:p>
+    <w:p>
+      <w:pPr>
+        <w:pStyle w:val="aa"/>
+        <w:numPr>
+          <w:ilvl w:val="0"/>
+          <w:numId w:val="30"/>
+        </w:numPr>
+        <w:spacing w:beforeLines="0" w:before="0" w:afterLines="0" w:after="0"/>
+        <w:ind w:left="442" w:hanging="442"/>
+        <w:rPr>
+          <w:rFonts w:hint="eastAsia"/>
+        </w:rPr>
+      </w:pPr>
+      <w:r>
+        <w:rPr>
+          <w:rFonts w:hint="eastAsia"/>
+        </w:rPr>
+        <w:t>撤回条款。</w:t>
+      </w:r>
+    </w:p>
+    <w:p>
+      <w:pPr>
+        <w:pStyle w:val="aa"/>
+        <w:spacing w:before="78" w:after="78"/>
+        <w:ind w:left="420"/>
+      </w:pPr>
+      <w:r>
+        <w:rPr>
+          <w:rFonts w:hint="eastAsia"/>
+        </w:rPr>
+        <w:t>有效让步的策略包括：</w:t>
+      </w:r>
+    </w:p>
+    <w:p>
+      <w:pPr>
+        <w:pStyle w:val="aa"/>
+        <w:numPr>
+          <w:ilvl w:val="0"/>
+          <w:numId w:val="31"/>
+        </w:numPr>
+        <w:spacing w:beforeLines="0" w:before="0" w:afterLines="0" w:after="0"/>
+        <w:ind w:left="442" w:hanging="442"/>
+      </w:pPr>
+      <w:r>
+        <w:rPr>
+          <w:rFonts w:hint="eastAsia"/>
+        </w:rPr>
+        <w:t>谈判者坚持不让步的时间越长、越耐心，表现得越不积极，就越可能获得更大利益；</w:t>
+      </w:r>
+    </w:p>
+    <w:p>
+      <w:pPr>
+        <w:pStyle w:val="aa"/>
+        <w:numPr>
+          <w:ilvl w:val="0"/>
+          <w:numId w:val="31"/>
+        </w:numPr>
+        <w:spacing w:beforeLines="0" w:before="0" w:afterLines="0" w:after="0"/>
+        <w:ind w:left="442" w:hanging="442"/>
+      </w:pPr>
+      <w:r>
+        <w:rPr>
+          <w:rFonts w:hint="eastAsia"/>
+        </w:rPr>
+        <w:t>以等同价值的替代方案换取对方立场松动；</w:t>
+      </w:r>
+    </w:p>
+    <w:p>
+      <w:pPr>
+        <w:pStyle w:val="aa"/>
+        <w:numPr>
+          <w:ilvl w:val="0"/>
+          <w:numId w:val="31"/>
+        </w:numPr>
+        <w:spacing w:beforeLines="0" w:before="0" w:afterLines="0" w:after="0"/>
+        <w:ind w:left="442" w:hanging="442"/>
+      </w:pPr>
+      <w:r>
+        <w:rPr>
+          <w:rFonts w:hint="eastAsia"/>
+        </w:rPr>
+        <w:t>以让步换让步，理想的状况是双方等速同幅地让步；</w:t>
+      </w:r>
+    </w:p>
+    <w:p>
+      <w:pPr>
+        <w:pStyle w:val="aa"/>
+        <w:numPr>
+          <w:ilvl w:val="0"/>
+          <w:numId w:val="31"/>
+        </w:numPr>
+        <w:spacing w:beforeLines="0" w:before="0" w:afterLines="0" w:after="0"/>
+        <w:ind w:left="442" w:hanging="442"/>
+        <w:rPr>
+          <w:rFonts w:hint="eastAsia"/>
+        </w:rPr>
+      </w:pPr>
+      <w:r>
+        <w:rPr>
+          <w:rFonts w:hint="eastAsia"/>
+        </w:rPr>
+        <w:t>不能让对方理解为我方是迫于对方压力而做出退让，也不能让对方认为我方的让步是轻率的、仓促的；否则，对方非但不会感到满足，反而会得寸进尺；要让对方意识到，我方的退让是争取实现双方携手合作的主动表示。</w:t>
+      </w:r>
+    </w:p>
+    <w:p>
+      <w:pPr>
+        <w:pStyle w:val="aa"/>
+        <w:spacing w:before="78" w:after="78"/>
+        <w:ind w:firstLine="420"/>
+      </w:pPr>
+      <w:r>
+        <w:rPr>
+          <w:rFonts w:hint="eastAsia"/>
+        </w:rPr>
+        <w:t>还有两种比较特殊的让步方式。</w:t>
+      </w:r>
+    </w:p>
+    <w:p>
+      <w:pPr>
+        <w:pStyle w:val="aa"/>
+        <w:spacing w:before="78" w:after="78"/>
+        <w:ind w:firstLine="420"/>
+      </w:pPr>
+      <w:r>
+        <w:rPr>
+          <w:rFonts w:hint="eastAsia"/>
+        </w:rPr>
+        <w:t>切香肠式让步是尽可能不让步，直到最后时刻；同时把微小的分歧点分得更细，</w:t>
+      </w:r>
+      <w:proofErr w:type="gramStart"/>
+      <w:r>
+        <w:rPr>
+          <w:rFonts w:hint="eastAsia"/>
+        </w:rPr>
+        <w:t>拿立场</w:t>
+      </w:r>
+      <w:proofErr w:type="gramEnd"/>
+      <w:r>
+        <w:rPr>
+          <w:rFonts w:hint="eastAsia"/>
+        </w:rPr>
+        <w:t>的每一点细微</w:t>
+      </w:r>
+      <w:proofErr w:type="gramStart"/>
+      <w:r>
+        <w:rPr>
+          <w:rFonts w:hint="eastAsia"/>
+        </w:rPr>
+        <w:t>更改做</w:t>
+      </w:r>
+      <w:proofErr w:type="gramEnd"/>
+      <w:r>
+        <w:rPr>
+          <w:rFonts w:hint="eastAsia"/>
+        </w:rPr>
+        <w:t>交易，尽可能地索价。</w:t>
+      </w:r>
+      <w:r>
+        <w:rPr>
+          <w:rFonts w:hint="eastAsia"/>
+        </w:rPr>
+        <w:t>切香肠式让步中，由于双方都不知道什么是“最后一片香肠”，因而双方都想等着瞧，这样就进一步拖长了谈判的时间。由于双方消磨了过多的时间和精力，都志在必得，压力也就不可避免地越来越大。这样也就很容易使谈判者走火，超出慎重的界限。</w:t>
+      </w:r>
+    </w:p>
+    <w:p>
+      <w:pPr>
+        <w:pStyle w:val="aa"/>
+        <w:spacing w:before="78" w:after="78"/>
+        <w:ind w:firstLine="420"/>
+      </w:pPr>
+      <w:r>
+        <w:rPr>
+          <w:rFonts w:hint="eastAsia"/>
+        </w:rPr>
+        <w:t>先发制人的让步是尽可能确定一项合理解决办法的性质，一步就跨到那里，然后坚持立场不变。这样做，一开始就接触实质问题，显出谈判者的真诚。尽管开头的让步似乎大，但与切香肠式让步相比，让步还是比较小的。</w:t>
+      </w:r>
+    </w:p>
+    <w:p>
+      <w:pPr>
+        <w:pStyle w:val="aa"/>
+        <w:spacing w:before="78" w:after="78"/>
+        <w:ind w:firstLine="420"/>
+      </w:pPr>
+      <w:r>
+        <w:rPr>
+          <w:rFonts w:hint="eastAsia"/>
+        </w:rPr>
+        <w:lastRenderedPageBreak/>
+        <w:t>让步的速度受到多重因素影响，例如：</w:t>
+      </w:r>
+    </w:p>
+    <w:p>
+      <w:pPr>
+        <w:pStyle w:val="aa"/>
+        <w:numPr>
+          <w:ilvl w:val="0"/>
+          <w:numId w:val="32"/>
+        </w:numPr>
+        <w:spacing w:beforeLines="0" w:before="0" w:afterLines="0" w:after="0"/>
+        <w:ind w:left="442" w:hanging="442"/>
+      </w:pPr>
+      <w:r>
+        <w:rPr>
+          <w:rFonts w:hint="eastAsia"/>
+        </w:rPr>
+        <w:t>国内决策者指示中所规定的行动自由度；</w:t>
+      </w:r>
+    </w:p>
+    <w:p>
+      <w:pPr>
+        <w:pStyle w:val="aa"/>
+        <w:numPr>
+          <w:ilvl w:val="0"/>
+          <w:numId w:val="32"/>
+        </w:numPr>
+        <w:spacing w:beforeLines="0" w:before="0" w:afterLines="0" w:after="0"/>
+        <w:ind w:left="442" w:hanging="442"/>
+      </w:pPr>
+      <w:r>
+        <w:rPr>
+          <w:rFonts w:hint="eastAsia"/>
+        </w:rPr>
+        <w:t>一个问题的某些部分是否是不可谈判的；</w:t>
+      </w:r>
+    </w:p>
+    <w:p>
+      <w:pPr>
+        <w:pStyle w:val="aa"/>
+        <w:numPr>
+          <w:ilvl w:val="0"/>
+          <w:numId w:val="32"/>
+        </w:numPr>
+        <w:spacing w:beforeLines="0" w:before="0" w:afterLines="0" w:after="0"/>
+        <w:ind w:left="442" w:hanging="442"/>
+      </w:pPr>
+      <w:r>
+        <w:rPr>
+          <w:rFonts w:hint="eastAsia"/>
+        </w:rPr>
+        <w:t>决策者面临时间制约或最终期限的压力；</w:t>
+      </w:r>
+    </w:p>
+    <w:p>
+      <w:pPr>
+        <w:pStyle w:val="aa"/>
+        <w:numPr>
+          <w:ilvl w:val="0"/>
+          <w:numId w:val="32"/>
+        </w:numPr>
+        <w:spacing w:beforeLines="0" w:before="0" w:afterLines="0" w:after="0"/>
+        <w:ind w:left="442" w:hanging="442"/>
+      </w:pPr>
+      <w:r>
+        <w:rPr>
+          <w:rFonts w:hint="eastAsia"/>
+        </w:rPr>
+        <w:t>是否找到了合理的妥协方案；</w:t>
+      </w:r>
+    </w:p>
+    <w:p>
+      <w:pPr>
+        <w:pStyle w:val="aa"/>
+        <w:numPr>
+          <w:ilvl w:val="0"/>
+          <w:numId w:val="32"/>
+        </w:numPr>
+        <w:spacing w:beforeLines="0" w:before="0" w:afterLines="0" w:after="0"/>
+        <w:ind w:left="442" w:hanging="442"/>
+        <w:rPr>
+          <w:rFonts w:hint="eastAsia"/>
+        </w:rPr>
+      </w:pPr>
+      <w:r>
+        <w:rPr>
+          <w:rFonts w:hint="eastAsia"/>
+        </w:rPr>
+        <w:t>双方的互动关系。</w:t>
+      </w:r>
+    </w:p>
+    <w:p>
+      <w:pPr>
+        <w:pStyle w:val="aa"/>
+        <w:spacing w:before="78" w:after="78"/>
+        <w:ind w:firstLine="420"/>
+      </w:pPr>
+      <w:r>
+        <w:rPr>
+          <w:rFonts w:hint="eastAsia"/>
+        </w:rPr>
+        <w:t>交换是指，当双方越过所坚持的立场去寻找潜在的共同利益时，就能找到许多符合双方利益的方案。</w:t>
+      </w:r>
+      <w:r>
+        <w:rPr>
+          <w:rFonts w:hint="eastAsia"/>
+        </w:rPr>
+        <w:t>交换评价不相同的东西</w:t>
+      </w:r>
+      <w:r>
+        <w:rPr>
+          <w:rFonts w:hint="eastAsia"/>
+        </w:rPr>
+        <w:t>，即</w:t>
+      </w:r>
+      <w:r>
+        <w:rPr>
+          <w:rFonts w:hint="eastAsia"/>
+        </w:rPr>
+        <w:t>将一方重视而另一方不重视的东西拿出来进行交换。</w:t>
+      </w:r>
+      <w:r>
+        <w:rPr>
+          <w:rFonts w:hint="eastAsia"/>
+        </w:rPr>
+        <w:t>“评价不相同”的差异包括：</w:t>
+      </w:r>
+    </w:p>
+    <w:p>
+      <w:pPr>
+        <w:pStyle w:val="aa"/>
+        <w:numPr>
+          <w:ilvl w:val="0"/>
+          <w:numId w:val="33"/>
+        </w:numPr>
+        <w:spacing w:beforeLines="0" w:before="0" w:afterLines="0" w:after="0"/>
+        <w:ind w:left="442" w:hanging="442"/>
+        <w:rPr>
+          <w:rFonts w:hint="eastAsia"/>
+        </w:rPr>
+      </w:pPr>
+      <w:r>
+        <w:rPr>
+          <w:rFonts w:hint="eastAsia"/>
+          <w:b/>
+          <w:bCs/>
+        </w:rPr>
+        <w:t>价值差异：</w:t>
+      </w:r>
+      <w:r>
+        <w:rPr>
+          <w:rFonts w:hint="eastAsia"/>
+        </w:rPr>
+        <w:t>谈判者对不同问题有不同偏好和侧重。</w:t>
+      </w:r>
+    </w:p>
+    <w:p>
+      <w:pPr>
+        <w:pStyle w:val="aa"/>
+        <w:numPr>
+          <w:ilvl w:val="0"/>
+          <w:numId w:val="33"/>
+        </w:numPr>
+        <w:spacing w:beforeLines="0" w:before="0" w:afterLines="0" w:after="0"/>
+        <w:ind w:left="442" w:hanging="442"/>
+        <w:rPr>
+          <w:rFonts w:hint="eastAsia"/>
+        </w:rPr>
+      </w:pPr>
+      <w:r>
+        <w:rPr>
+          <w:rFonts w:hint="eastAsia"/>
+          <w:b/>
+          <w:bCs/>
+        </w:rPr>
+        <w:t>期望差异：</w:t>
+      </w:r>
+      <w:r>
+        <w:rPr>
+          <w:rFonts w:hint="eastAsia"/>
+        </w:rPr>
+        <w:t>谈判者在预期、信念等方面的差异。</w:t>
+      </w:r>
+    </w:p>
+    <w:p>
+      <w:pPr>
+        <w:pStyle w:val="aa"/>
+        <w:numPr>
+          <w:ilvl w:val="0"/>
+          <w:numId w:val="33"/>
+        </w:numPr>
+        <w:spacing w:beforeLines="0" w:before="0" w:afterLines="0" w:after="0"/>
+        <w:ind w:left="442" w:hanging="442"/>
+        <w:rPr>
+          <w:rFonts w:hint="eastAsia"/>
+        </w:rPr>
+      </w:pPr>
+      <w:r>
+        <w:rPr>
+          <w:rFonts w:hint="eastAsia"/>
+          <w:b/>
+          <w:bCs/>
+        </w:rPr>
+        <w:t>风险态度差异：</w:t>
+      </w:r>
+      <w:r>
+        <w:rPr>
+          <w:rFonts w:hint="eastAsia"/>
+        </w:rPr>
+        <w:t>风险规避</w:t>
+      </w:r>
+      <w:proofErr w:type="gramStart"/>
+      <w:r>
+        <w:rPr>
+          <w:rFonts w:hint="eastAsia"/>
+        </w:rPr>
+        <w:t>型谈判</w:t>
+      </w:r>
+      <w:proofErr w:type="gramEnd"/>
+      <w:r>
+        <w:rPr>
+          <w:rFonts w:hint="eastAsia"/>
+        </w:rPr>
+        <w:t>者和风险寻求</w:t>
+      </w:r>
+      <w:proofErr w:type="gramStart"/>
+      <w:r>
+        <w:rPr>
+          <w:rFonts w:hint="eastAsia"/>
+        </w:rPr>
+        <w:t>型谈判</w:t>
+      </w:r>
+      <w:proofErr w:type="gramEnd"/>
+      <w:r>
+        <w:rPr>
+          <w:rFonts w:hint="eastAsia"/>
+        </w:rPr>
+        <w:t>者交换收益。</w:t>
+      </w:r>
+    </w:p>
+    <w:p>
+      <w:pPr>
+        <w:pStyle w:val="aa"/>
+        <w:spacing w:before="78" w:after="78"/>
+        <w:ind w:firstLine="420"/>
+        <w:rPr>
+          <w:rFonts w:hint="eastAsia"/>
+        </w:rPr>
+      </w:pPr>
+      <w:r>
+        <w:rPr>
+          <w:rFonts w:hint="eastAsia"/>
+        </w:rPr>
+        <w:t>交换时，</w:t>
+      </w:r>
+      <w:r>
+        <w:rPr>
+          <w:rFonts w:hint="eastAsia"/>
+        </w:rPr>
+        <w:t>要多个议题同步谈判，而不是一个一个地谈。</w:t>
+      </w:r>
+    </w:p>
+    <w:p>
+      <w:pPr>
+        <w:pStyle w:val="ae"/>
+      </w:pPr>
+      <w:bookmarkStart w:id="70" w:name="_Toc228461163"/>
+      <w:r>
+        <w:rPr>
+          <w:rFonts w:hint="eastAsia"/>
+        </w:rPr>
+        <w:t>（四）化解分歧的第三条道路</w:t>
+      </w:r>
+      <w:bookmarkEnd w:id="70"/>
+    </w:p>
+    <w:p>
+      <w:pPr>
+        <w:pStyle w:val="aa"/>
+        <w:spacing w:before="78" w:after="78"/>
+      </w:pPr>
+      <w:r>
+        <w:tab/>
+      </w:r>
+      <w:r>
+        <w:rPr>
+          <w:rFonts w:hint="eastAsia"/>
+        </w:rPr>
+        <w:t>利用抽象的程式（中立性准则）是化解分歧的第三条道路，即设法建立一项客观的准则——</w:t>
+      </w:r>
+      <w:proofErr w:type="gramStart"/>
+      <w:r>
+        <w:rPr>
+          <w:rFonts w:hint="eastAsia"/>
+        </w:rPr>
+        <w:t>让双都认为</w:t>
+      </w:r>
+      <w:proofErr w:type="gramEnd"/>
+      <w:r>
+        <w:rPr>
+          <w:rFonts w:hint="eastAsia"/>
+        </w:rPr>
+        <w:t>是公平的，既不损害一方面子，又易于实行的办事原则、程序或衡量事物的标准。外交谈判可以先依照总体准则达成协议，然后再考虑细节。</w:t>
+      </w:r>
+    </w:p>
+    <w:p>
+      <w:pPr>
+        <w:pStyle w:val="ae"/>
+        <w:rPr>
+          <w:rFonts w:hint="eastAsia"/>
+        </w:rPr>
+      </w:pPr>
+      <w:bookmarkStart w:id="71" w:name="_Toc228461164"/>
+      <w:r>
+        <w:rPr>
+          <w:rFonts w:hint="eastAsia"/>
+        </w:rPr>
+        <w:t>（五）威胁和说“不”</w:t>
+      </w:r>
+      <w:bookmarkEnd w:id="71"/>
+    </w:p>
+    <w:p>
+      <w:pPr>
+        <w:pStyle w:val="aa"/>
+        <w:spacing w:before="78" w:after="78"/>
+      </w:pPr>
+      <w:r>
+        <w:tab/>
+      </w:r>
+      <w:r>
+        <w:rPr>
+          <w:rFonts w:hint="eastAsia"/>
+        </w:rPr>
+        <w:t>威胁有几种形式：</w:t>
+      </w:r>
+    </w:p>
+    <w:p>
+      <w:pPr>
+        <w:pStyle w:val="aa"/>
+        <w:numPr>
+          <w:ilvl w:val="0"/>
+          <w:numId w:val="34"/>
+        </w:numPr>
+        <w:spacing w:beforeLines="0" w:before="0" w:afterLines="0" w:after="0"/>
+        <w:ind w:left="442" w:hanging="442"/>
+      </w:pPr>
+      <w:r>
+        <w:rPr>
+          <w:rFonts w:hint="eastAsia"/>
+        </w:rPr>
+        <w:t>威胁退出谈判；</w:t>
+      </w:r>
+    </w:p>
+    <w:p>
+      <w:pPr>
+        <w:pStyle w:val="aa"/>
+        <w:numPr>
+          <w:ilvl w:val="0"/>
+          <w:numId w:val="34"/>
+        </w:numPr>
+        <w:spacing w:beforeLines="0" w:before="0" w:afterLines="0" w:after="0"/>
+        <w:ind w:left="442" w:hanging="442"/>
+      </w:pPr>
+      <w:r>
+        <w:rPr>
+          <w:rFonts w:hint="eastAsia"/>
+        </w:rPr>
+        <w:t>威胁让对方承担谈判失败的责任；</w:t>
+      </w:r>
+    </w:p>
+    <w:p>
+      <w:pPr>
+        <w:pStyle w:val="aa"/>
+        <w:numPr>
+          <w:ilvl w:val="0"/>
+          <w:numId w:val="34"/>
+        </w:numPr>
+        <w:spacing w:beforeLines="0" w:before="0" w:afterLines="0" w:after="0"/>
+        <w:ind w:left="442" w:hanging="442"/>
+      </w:pPr>
+      <w:r>
+        <w:rPr>
+          <w:rFonts w:hint="eastAsia"/>
+        </w:rPr>
+        <w:t>威胁给予处罚或惩罚。</w:t>
+      </w:r>
+    </w:p>
+    <w:p>
+      <w:pPr>
+        <w:pStyle w:val="aa"/>
+        <w:spacing w:before="78" w:after="78"/>
+        <w:ind w:firstLine="420"/>
+        <w:rPr>
+          <w:rFonts w:hint="eastAsia"/>
+        </w:rPr>
+      </w:pPr>
+      <w:r>
+        <w:rPr>
+          <w:rFonts w:hint="eastAsia"/>
+        </w:rPr>
+        <w:t>威胁生效的关键在于：</w:t>
+      </w:r>
+      <w:r>
+        <w:rPr>
+          <w:rFonts w:hint="eastAsia"/>
+        </w:rPr>
+        <w:t>发出威胁的一方，是否具有将威胁付以实际退出推动谈判</w:t>
+      </w:r>
+      <w:r>
+        <w:rPr>
+          <w:rFonts w:hint="eastAsia"/>
+        </w:rPr>
+        <w:t>；</w:t>
+      </w:r>
+      <w:r>
+        <w:rPr>
+          <w:rFonts w:hint="eastAsia"/>
+        </w:rPr>
+        <w:t>被威胁的一方，是否相信对方有足够的意愿来实现威胁</w:t>
+      </w:r>
+      <w:r>
+        <w:rPr>
+          <w:rFonts w:hint="eastAsia"/>
+        </w:rPr>
+        <w:t>。</w:t>
+      </w:r>
+    </w:p>
+    <w:p>
+      <w:pPr>
+        <w:pStyle w:val="aa"/>
+        <w:spacing w:before="78" w:after="78"/>
+        <w:ind w:firstLine="420"/>
+        <w:rPr>
+          <w:rFonts w:hint="eastAsia"/>
+        </w:rPr>
+      </w:pPr>
+      <w:r>
+        <w:rPr>
+          <w:rFonts w:hint="eastAsia"/>
+        </w:rPr>
+        <w:t>威胁的两难</w:t>
+      </w:r>
+      <w:r>
+        <w:rPr>
+          <w:rFonts w:hint="eastAsia"/>
+        </w:rPr>
+        <w:t>意味着</w:t>
+      </w:r>
+      <w:r>
+        <w:rPr>
+          <w:rFonts w:hint="eastAsia"/>
+        </w:rPr>
+        <w:t>谈判者在增强可信性的同时又束缚了自己的让步空间。为了保持承诺，一般必须坚持到底和采取行动，否则未来外交谈判中的承诺将不具可信性，然而这样做又特别容易造成谈判破裂或制造僵局。</w:t>
+      </w:r>
+    </w:p>
+    <w:p>
+      <w:pPr>
+        <w:pStyle w:val="aa"/>
+        <w:spacing w:before="78" w:after="78"/>
+        <w:rPr>
+          <w:rFonts w:hint="eastAsia"/>
+        </w:rPr>
+      </w:pPr>
+      <w:r>
+        <w:tab/>
+      </w:r>
+      <w:r>
+        <w:rPr>
+          <w:rFonts w:hint="eastAsia"/>
+        </w:rPr>
+        <w:t>建立可信性的方法包括建立信誉、书面保证、切断沟通、破釜沉舟、边缘政策、小步前进等。</w:t>
+      </w:r>
+    </w:p>
+    <w:p>
+      <w:pPr>
+        <w:pStyle w:val="aa"/>
+        <w:spacing w:before="78" w:after="78"/>
+        <w:ind w:firstLine="420"/>
+        <w:rPr>
+          <w:rFonts w:hint="eastAsia"/>
+        </w:rPr>
+      </w:pPr>
+      <w:r>
+        <w:rPr>
+          <w:rFonts w:hint="eastAsia"/>
+        </w:rPr>
+        <w:t>转身走开也是一个策略。</w:t>
+      </w:r>
+      <w:r>
+        <w:rPr>
+          <w:rFonts w:hint="eastAsia"/>
+        </w:rPr>
+        <w:t>在对方主动紧逼、不依不饶也不愿退让的时候，可以尝试轻微示弱，为己方周旋赢取时间和空间，并做出退出谈判的示意。在谈判陷入僵局时有意将合作条件绝对化，并把它放到谈判桌上，明确以表明自己无退路，希望对方能够让步，否则情愿接受谈判破裂的结局。</w:t>
+      </w:r>
+    </w:p>
+    <w:p>
+      <w:pPr>
+        <w:pStyle w:val="aa"/>
+        <w:spacing w:before="78" w:after="78"/>
+        <w:ind w:firstLine="420"/>
+      </w:pPr>
+      <w:r>
+        <w:rPr>
+          <w:rFonts w:hint="eastAsia"/>
+        </w:rPr>
+        <w:t>该说“不”的时候，就大大方方地说</w:t>
+      </w:r>
+      <w:r>
+        <w:rPr>
+          <w:rFonts w:hint="eastAsia"/>
+        </w:rPr>
+        <w:t>“不”；</w:t>
+      </w:r>
+      <w:r>
+        <w:rPr>
+          <w:rFonts w:hint="eastAsia"/>
+        </w:rPr>
+        <w:t>当然，说</w:t>
+      </w:r>
+      <w:r>
+        <w:rPr>
+          <w:rFonts w:hint="eastAsia"/>
+        </w:rPr>
+        <w:t>“不”</w:t>
+      </w:r>
+      <w:r>
+        <w:rPr>
+          <w:rFonts w:hint="eastAsia"/>
+        </w:rPr>
+        <w:t>的</w:t>
+      </w:r>
+      <w:r>
+        <w:rPr>
+          <w:rFonts w:hint="eastAsia"/>
+        </w:rPr>
+        <w:t>前提是有最优谈判替代方案。</w:t>
+      </w:r>
+      <w:r>
+        <w:rPr>
+          <w:rFonts w:hint="eastAsia"/>
+        </w:rPr>
+        <w:t>要善于营造公开、公平、公正的竞争局面，以利于扩大自己的选择余地</w:t>
+      </w:r>
+      <w:r>
+        <w:rPr>
+          <w:rFonts w:hint="eastAsia"/>
+        </w:rPr>
+        <w:t>；</w:t>
+      </w:r>
+      <w:r>
+        <w:rPr>
+          <w:rFonts w:hint="eastAsia"/>
+        </w:rPr>
+        <w:t>同谈判对手进行的竞争应该是一种“公平竞争”，而不应采取“轮番</w:t>
+      </w:r>
+      <w:r>
+        <w:rPr>
+          <w:rFonts w:hint="eastAsia"/>
+        </w:rPr>
+        <w:t>压价式”的做法。</w:t>
+      </w:r>
+    </w:p>
+    <w:p>
+      <w:pPr>
+        <w:pStyle w:val="ae"/>
+      </w:pPr>
+      <w:bookmarkStart w:id="72" w:name="_Toc228461165"/>
+      <w:r>
+        <w:rPr>
+          <w:rFonts w:hint="eastAsia"/>
+        </w:rPr>
+        <w:t>（六）时机和决断</w:t>
+      </w:r>
+      <w:bookmarkEnd w:id="72"/>
+    </w:p>
+    <w:p>
+      <w:pPr>
+        <w:pStyle w:val="aa"/>
+        <w:spacing w:before="78" w:after="78"/>
+        <w:rPr>
+          <w:rFonts w:hint="eastAsia"/>
+        </w:rPr>
+      </w:pPr>
+      <w:r>
+        <w:lastRenderedPageBreak/>
+        <w:tab/>
+      </w:r>
+      <w:r>
+        <w:rPr>
+          <w:rFonts w:hint="eastAsia"/>
+        </w:rPr>
+        <w:t>一方面，可以利用延迟来影响对方；另一方面，也要当机立断，该拍板的时候要拍板。</w:t>
+      </w:r>
+    </w:p>
+    <w:p>
+      <w:pPr>
+        <w:pStyle w:val="ae"/>
+      </w:pPr>
+      <w:bookmarkStart w:id="73" w:name="_Toc228461166"/>
+      <w:r>
+        <w:rPr>
+          <w:rFonts w:hint="eastAsia"/>
+        </w:rPr>
+        <w:t>（七）善用规则</w:t>
+      </w:r>
+      <w:bookmarkEnd w:id="73"/>
+    </w:p>
+    <w:p>
+      <w:pPr>
+        <w:pStyle w:val="af1"/>
+        <w:rPr>
+          <w:rFonts w:hint="eastAsia"/>
+        </w:rPr>
+      </w:pPr>
+      <w:r>
+        <w:rPr>
+          <w:rFonts w:hint="eastAsia"/>
+        </w:rPr>
+        <w:t xml:space="preserve">1. </w:t>
+      </w:r>
+      <w:r>
+        <w:rPr>
+          <w:rFonts w:hint="eastAsia"/>
+        </w:rPr>
+        <w:t>议事规则与议程设置</w:t>
+      </w:r>
+    </w:p>
+    <w:p>
+      <w:pPr>
+        <w:pStyle w:val="aa"/>
+        <w:spacing w:before="78" w:after="78"/>
+      </w:pPr>
+      <w:r>
+        <w:tab/>
+      </w:r>
+      <w:r>
+        <w:rPr>
+          <w:rFonts w:hint="eastAsia"/>
+        </w:rPr>
+        <w:t>早期阶段的互动，能够让你以相对较低的成本充足未来合作的条款，因此议事规则是很重要的。</w:t>
+      </w:r>
+    </w:p>
+    <w:p>
+      <w:pPr>
+        <w:pStyle w:val="aa"/>
+        <w:spacing w:before="78" w:after="78"/>
+      </w:pPr>
+      <w:r>
+        <w:tab/>
+      </w:r>
+      <w:r>
+        <w:rPr>
+          <w:rFonts w:hint="eastAsia"/>
+        </w:rPr>
+        <w:t>需要重视议程设置，进行议题选择。</w:t>
+      </w:r>
+    </w:p>
+    <w:p>
+      <w:pPr>
+        <w:pStyle w:val="af1"/>
+      </w:pPr>
+      <w:r>
+        <w:rPr>
+          <w:rFonts w:hint="eastAsia"/>
+        </w:rPr>
+        <w:t xml:space="preserve">2. </w:t>
+      </w:r>
+      <w:r>
+        <w:rPr>
+          <w:rFonts w:hint="eastAsia"/>
+        </w:rPr>
+        <w:t>谈判地点</w:t>
+      </w:r>
+    </w:p>
+    <w:p>
+      <w:pPr>
+        <w:pStyle w:val="aa"/>
+        <w:spacing w:before="78" w:after="78"/>
+        <w:ind w:firstLine="420"/>
+        <w:rPr>
+          <w:rFonts w:hint="eastAsia"/>
+        </w:rPr>
+      </w:pPr>
+      <w:r>
+        <w:rPr>
+          <w:rFonts w:hint="eastAsia"/>
+        </w:rPr>
+        <w:t>主场谈判</w:t>
+      </w:r>
+      <w:r>
+        <w:rPr>
+          <w:rFonts w:hint="eastAsia"/>
+        </w:rPr>
+        <w:t>中，</w:t>
+      </w:r>
+      <w:r>
+        <w:rPr>
+          <w:rFonts w:hint="eastAsia"/>
+        </w:rPr>
+        <w:t>熟悉的环境会使自己产生一种安全感；可以依靠自己的信息渠道，充分收集各种资料</w:t>
+      </w:r>
+      <w:r>
+        <w:rPr>
+          <w:rFonts w:hint="eastAsia"/>
+        </w:rPr>
+        <w:t>；</w:t>
+      </w:r>
+      <w:r>
+        <w:rPr>
+          <w:rFonts w:hint="eastAsia"/>
+        </w:rPr>
+        <w:t>能随时与自己的上级、专家顾问保持沟通，商讨对策</w:t>
+      </w:r>
+      <w:r>
+        <w:rPr>
+          <w:rFonts w:hint="eastAsia"/>
+        </w:rPr>
+        <w:t>。</w:t>
+      </w:r>
+    </w:p>
+    <w:p>
+      <w:pPr>
+        <w:pStyle w:val="aa"/>
+        <w:spacing w:before="78" w:after="78"/>
+        <w:ind w:firstLine="420"/>
+        <w:rPr>
+          <w:rFonts w:hint="eastAsia"/>
+        </w:rPr>
+      </w:pPr>
+      <w:r>
+        <w:rPr>
+          <w:rFonts w:hint="eastAsia"/>
+        </w:rPr>
+        <w:t>客场谈判</w:t>
+      </w:r>
+      <w:r>
+        <w:rPr>
+          <w:rFonts w:hint="eastAsia"/>
+        </w:rPr>
+        <w:t>中，</w:t>
+      </w:r>
+      <w:r>
+        <w:rPr>
+          <w:rFonts w:hint="eastAsia"/>
+        </w:rPr>
+        <w:t>到对方国度去谈判不仅要受旅途劳顿之苦，而且也会因为不适应环境而在谈判中产生心理紧张、情绪不稳定。当然，客场谈判可以省却那些东道主必须承担的迎来送</w:t>
+      </w:r>
+      <w:r>
+        <w:rPr>
+          <w:rFonts w:hint="eastAsia"/>
+        </w:rPr>
+        <w:t>往，</w:t>
+      </w:r>
+      <w:r>
+        <w:rPr>
+          <w:rFonts w:hint="eastAsia"/>
+        </w:rPr>
+        <w:t>同时在谈判遇到僵持时可借必须回国请示而方便地暂时退出谈判。</w:t>
+      </w:r>
+    </w:p>
+    <w:p>
+      <w:pPr>
+        <w:pStyle w:val="aa"/>
+        <w:spacing w:before="78" w:after="78"/>
+        <w:ind w:firstLine="420"/>
+        <w:rPr>
+          <w:rFonts w:hint="eastAsia"/>
+        </w:rPr>
+      </w:pPr>
+      <w:r>
+        <w:rPr>
+          <w:rFonts w:hint="eastAsia"/>
+        </w:rPr>
+        <w:t>中立地谈判是谈判双方选择在第三国进行洽商。这种情况多见于立场对立的两方的军事谈判、外交谈判等。</w:t>
+      </w:r>
+    </w:p>
+    <w:p>
+      <w:pPr>
+        <w:pStyle w:val="af1"/>
+        <w:rPr>
+          <w:rFonts w:hint="eastAsia"/>
+        </w:rPr>
+      </w:pPr>
+      <w:r>
+        <w:rPr>
+          <w:rFonts w:hint="eastAsia"/>
+        </w:rPr>
+        <w:t xml:space="preserve">3. </w:t>
+      </w:r>
+      <w:r>
+        <w:rPr>
+          <w:rFonts w:hint="eastAsia"/>
+        </w:rPr>
+        <w:t>外交语言的清晰和模糊</w:t>
+      </w:r>
+    </w:p>
+    <w:p>
+      <w:pPr>
+        <w:pStyle w:val="aa"/>
+        <w:spacing w:before="78" w:after="78"/>
+        <w:ind w:firstLine="420"/>
+        <w:rPr>
+          <w:rFonts w:hint="eastAsia"/>
+        </w:rPr>
+      </w:pPr>
+      <w:r>
+        <w:rPr>
+          <w:rFonts w:hint="eastAsia"/>
+        </w:rPr>
+        <w:t>战略性歧义是在解决当下冲突和使未来冲突最小化两者之间做出权衡。如果双方都不想在关键问题和原则上，改变自己的要求，做出让步，那么可以使用战略性歧义的战术——语言可以不那么严谨，可以用多种方式阐述——这样的话，可以帮助双方达成协议。</w:t>
+      </w:r>
+    </w:p>
+    <w:p>
+      <w:pPr>
+        <w:pStyle w:val="aa"/>
+        <w:spacing w:before="78" w:after="78"/>
+        <w:ind w:firstLine="420"/>
+        <w:rPr>
+          <w:rFonts w:hint="eastAsia"/>
+        </w:rPr>
+      </w:pPr>
+      <w:r>
+        <w:rPr>
+          <w:rFonts w:hint="eastAsia"/>
+        </w:rPr>
+        <w:t>在确保行为符合规范的其他机制到位的前提下，可以使用战略性歧义。如果双方既没有建立百分百的信任，而明确的双方互不承诺又不可接受时，战略性歧义可以帮助他们开启关系。</w:t>
+      </w:r>
+    </w:p>
+    <w:p>
+      <w:pPr>
+        <w:pStyle w:val="aa"/>
+        <w:spacing w:before="78" w:after="78"/>
+      </w:pPr>
+    </w:p>
+    <w:p>
+      <w:pPr>
+        <w:pStyle w:val="ac"/>
+      </w:pPr>
+      <w:bookmarkStart w:id="74" w:name="_Toc228461167"/>
+      <w:r>
+        <w:rPr>
+          <w:rFonts w:hint="eastAsia"/>
+        </w:rPr>
+        <w:t>二、文书写作</w:t>
+      </w:r>
+      <w:bookmarkEnd w:id="74"/>
+    </w:p>
+    <w:p>
+      <w:pPr>
+        <w:pStyle w:val="aa"/>
+        <w:spacing w:before="78" w:after="78"/>
+        <w:rPr>
+          <w:rFonts w:hint="eastAsia"/>
+        </w:rPr>
+      </w:pPr>
+      <w:r>
+        <w:tab/>
+      </w:r>
+      <w:r>
+        <w:rPr>
+          <w:rFonts w:hint="eastAsia"/>
+        </w:rPr>
+        <w:t>下面简述谈判文本起草的原则。</w:t>
+      </w:r>
+    </w:p>
+    <w:p>
+      <w:pPr>
+        <w:pStyle w:val="ae"/>
+      </w:pPr>
+      <w:bookmarkStart w:id="75" w:name="_Toc228461168"/>
+      <w:r>
+        <w:rPr>
+          <w:rFonts w:hint="eastAsia"/>
+        </w:rPr>
+        <w:t>（一）</w:t>
+      </w:r>
+      <w:r>
+        <w:rPr>
+          <w:rFonts w:hint="eastAsia"/>
+        </w:rPr>
+        <w:t>文本应力争以我为主</w:t>
+      </w:r>
+      <w:bookmarkEnd w:id="75"/>
+    </w:p>
+    <w:p>
+      <w:pPr>
+        <w:pStyle w:val="aa"/>
+        <w:spacing w:before="78" w:after="78"/>
+        <w:ind w:firstLine="420"/>
+        <w:rPr>
+          <w:rFonts w:hint="eastAsia"/>
+        </w:rPr>
+      </w:pPr>
+      <w:r>
+        <w:rPr>
+          <w:rFonts w:hint="eastAsia"/>
+        </w:rPr>
+        <w:t>当谈判双方不属同一种母语体系时，要争取协议的起草权。涉外谈判人员应力</w:t>
+      </w:r>
+      <w:proofErr w:type="gramStart"/>
+      <w:r>
+        <w:rPr>
+          <w:rFonts w:hint="eastAsia"/>
+        </w:rPr>
+        <w:t>争获得</w:t>
+      </w:r>
+      <w:proofErr w:type="gramEnd"/>
+      <w:r>
+        <w:rPr>
+          <w:rFonts w:hint="eastAsia"/>
+        </w:rPr>
+        <w:t>由我方用外文（英文或法文）起草协议的机会</w:t>
+      </w:r>
+      <w:r>
+        <w:rPr>
+          <w:rFonts w:hint="eastAsia"/>
+        </w:rPr>
+        <w:t>，</w:t>
+      </w:r>
+      <w:r>
+        <w:rPr>
+          <w:rFonts w:hint="eastAsia"/>
+        </w:rPr>
+        <w:t>将我方方案架构为默认选项</w:t>
+      </w:r>
+      <w:r>
+        <w:rPr>
+          <w:rFonts w:hint="eastAsia"/>
+        </w:rPr>
+        <w:t>。</w:t>
+      </w:r>
+    </w:p>
+    <w:p>
+      <w:pPr>
+        <w:pStyle w:val="aa"/>
+        <w:spacing w:before="78" w:after="78"/>
+        <w:ind w:firstLine="420"/>
+        <w:rPr>
+          <w:rFonts w:hint="eastAsia"/>
+        </w:rPr>
+      </w:pPr>
+      <w:r>
+        <w:rPr>
+          <w:rFonts w:hint="eastAsia"/>
+        </w:rPr>
+        <w:t>协议若由对方起草，当我方对某一条款提出异议要求修改而被对方</w:t>
+      </w:r>
+      <w:r>
+        <w:rPr>
+          <w:rFonts w:hint="eastAsia"/>
+        </w:rPr>
+        <w:t>同意时，似</w:t>
+      </w:r>
+      <w:r>
+        <w:rPr>
+          <w:rFonts w:hint="eastAsia"/>
+        </w:rPr>
+        <w:t>乎是对方对我们做了一次让步，而我们自己起草协议就可以避免这种可能</w:t>
+      </w:r>
+      <w:r>
+        <w:rPr>
+          <w:rFonts w:hint="eastAsia"/>
+        </w:rPr>
+        <w:t>。如果</w:t>
+      </w:r>
+      <w:r>
+        <w:rPr>
+          <w:rFonts w:hint="eastAsia"/>
+        </w:rPr>
+        <w:t>在讨论条款时，协议是我方起草的，因此当对方提出修改意见时，有</w:t>
+      </w:r>
+      <w:r>
+        <w:rPr>
+          <w:rFonts w:hint="eastAsia"/>
+        </w:rPr>
+        <w:t>利</w:t>
+      </w:r>
+      <w:r>
+        <w:rPr>
+          <w:rFonts w:hint="eastAsia"/>
+        </w:rPr>
+        <w:t>于</w:t>
+      </w:r>
+      <w:r>
+        <w:rPr>
+          <w:rFonts w:hint="eastAsia"/>
+        </w:rPr>
+        <w:t>增加谈</w:t>
+      </w:r>
+      <w:r>
+        <w:rPr>
+          <w:rFonts w:hint="eastAsia"/>
+        </w:rPr>
+        <w:t>判砝码。</w:t>
+      </w:r>
+    </w:p>
+    <w:p>
+      <w:pPr>
+        <w:pStyle w:val="aa"/>
+        <w:spacing w:before="78" w:after="78"/>
+        <w:ind w:firstLine="420"/>
+      </w:pPr>
+      <w:r>
+        <w:rPr>
+          <w:rFonts w:hint="eastAsia"/>
+        </w:rPr>
+        <w:t>自己起草文书，也</w:t>
+      </w:r>
+      <w:r>
+        <w:rPr>
+          <w:rFonts w:hint="eastAsia"/>
+        </w:rPr>
+        <w:t>可以避免对方利用起草的机会在协议中留下“伏笔”而导致我方</w:t>
+      </w:r>
+      <w:r>
+        <w:rPr>
+          <w:rFonts w:hint="eastAsia"/>
+        </w:rPr>
+        <w:t>利益受损。</w:t>
+      </w:r>
+    </w:p>
+    <w:p>
+      <w:pPr>
+        <w:pStyle w:val="ae"/>
+        <w:rPr>
+          <w:rFonts w:hint="eastAsia"/>
+        </w:rPr>
+      </w:pPr>
+      <w:bookmarkStart w:id="76" w:name="_Toc228461169"/>
+      <w:r>
+        <w:rPr>
+          <w:rFonts w:hint="eastAsia"/>
+        </w:rPr>
+        <w:t>（二）</w:t>
+      </w:r>
+      <w:r>
+        <w:rPr>
+          <w:rFonts w:hint="eastAsia"/>
+        </w:rPr>
+        <w:t>注重条文的平衡和严谨</w:t>
+      </w:r>
+      <w:bookmarkEnd w:id="76"/>
+    </w:p>
+    <w:p>
+      <w:pPr>
+        <w:pStyle w:val="aa"/>
+        <w:spacing w:before="78" w:after="78"/>
+        <w:ind w:firstLine="420"/>
+        <w:rPr>
+          <w:rFonts w:hint="eastAsia"/>
+        </w:rPr>
+      </w:pPr>
+      <w:r>
+        <w:rPr>
+          <w:rFonts w:hint="eastAsia"/>
+        </w:rPr>
+        <w:lastRenderedPageBreak/>
+        <w:t>协议条款必须体现权利与义务对等的原则。在协议条款中用词造句要明确，专业。法律方面的术语及其表达方式应力求标准、规范。若无统一与标准的说法，则应通过反复商洽，在双方共同理解后，采用双方一致同意的文字描述。撰写的句子要明达，用字要准确，应力图摒弃任何</w:t>
+      </w:r>
+      <w:r>
+        <w:rPr>
+          <w:rFonts w:hint="eastAsia"/>
+        </w:rPr>
+        <w:t>歧义。</w:t>
+      </w:r>
+    </w:p>
+    <w:p>
+      <w:pPr>
+        <w:pStyle w:val="ae"/>
+        <w:rPr>
+          <w:rFonts w:hint="eastAsia"/>
+        </w:rPr>
+      </w:pPr>
+      <w:bookmarkStart w:id="77" w:name="_Toc228461170"/>
+      <w:r>
+        <w:rPr>
+          <w:rFonts w:hint="eastAsia"/>
+        </w:rPr>
+        <w:t>（三）</w:t>
+      </w:r>
+      <w:r>
+        <w:rPr>
+          <w:rFonts w:hint="eastAsia"/>
+        </w:rPr>
+        <w:t>随写随定</w:t>
+      </w:r>
+      <w:bookmarkEnd w:id="77"/>
+    </w:p>
+    <w:p>
+      <w:pPr>
+        <w:pStyle w:val="aa"/>
+        <w:spacing w:before="78" w:after="78"/>
+        <w:ind w:firstLine="420"/>
+      </w:pPr>
+      <w:r>
+        <w:rPr>
+          <w:rFonts w:hint="eastAsia"/>
+        </w:rPr>
+        <w:t>有的人参加谈判，喜欢“口头来，口头去”，有时似乎已经达成了协议，散会后各自再</w:t>
+      </w:r>
+      <w:proofErr w:type="gramStart"/>
+      <w:r>
+        <w:rPr>
+          <w:rFonts w:hint="eastAsia"/>
+        </w:rPr>
+        <w:t>按会上</w:t>
+      </w:r>
+      <w:proofErr w:type="gramEnd"/>
+      <w:r>
+        <w:rPr>
+          <w:rFonts w:hint="eastAsia"/>
+        </w:rPr>
+        <w:t>口头议定的意见起草条文。而当次日，双方再谈时，拿出拟好的条文，却常常发现对方“改变了主意”，就认为对方出尔反尔，没有诚意。</w:t>
+      </w:r>
+    </w:p>
+    <w:p>
+      <w:pPr>
+        <w:pStyle w:val="aa"/>
+        <w:spacing w:before="78" w:after="78"/>
+      </w:pPr>
     </w:p>
     <w:p>
       <w:pPr>
@@ -14317,6 +16971,119 @@
     </w:lvl>
   </w:abstractNum>
   <w:abstractNum w:abstractNumId="2" w15:restartNumberingAfterBreak="0">
+    <w:nsid w:val="05401C55"/>
+    <w:multiLevelType w:val="hybridMultilevel"/>
+    <w:tmpl w:val="31CCBAE8"/>
+    <w:lvl w:ilvl="0" w:tplc="04090001">
+      <w:start w:val="1"/>
+      <w:numFmt w:val="bullet"/>
+      <w:lvlText w:val=""/>
+      <w:lvlJc w:val="left"/>
+      <w:pPr>
+        <w:ind w:left="440" w:hanging="440"/>
+      </w:pPr>
+      <w:rPr>
+        <w:rFonts w:ascii="Wingdings" w:hAnsi="Wingdings" w:hint="default"/>
+      </w:rPr>
+    </w:lvl>
+    <w:lvl w:ilvl="1" w:tplc="04090003" w:tentative="1">
+      <w:start w:val="1"/>
+      <w:numFmt w:val="bullet"/>
+      <w:lvlText w:val=""/>
+      <w:lvlJc w:val="left"/>
+      <w:pPr>
+        <w:ind w:left="880" w:hanging="440"/>
+      </w:pPr>
+      <w:rPr>
+        <w:rFonts w:ascii="Wingdings" w:hAnsi="Wingdings" w:hint="default"/>
+      </w:rPr>
+    </w:lvl>
+    <w:lvl w:ilvl="2" w:tplc="04090005" w:tentative="1">
+      <w:start w:val="1"/>
+      <w:numFmt w:val="bullet"/>
+      <w:lvlText w:val=""/>
+      <w:lvlJc w:val="left"/>
+      <w:pPr>
+        <w:ind w:left="1320" w:hanging="440"/>
+      </w:pPr>
+      <w:rPr>
+        <w:rFonts w:ascii="Wingdings" w:hAnsi="Wingdings" w:hint="default"/>
+      </w:rPr>
+    </w:lvl>
+    <w:lvl w:ilvl="3" w:tplc="04090001" w:tentative="1">
+      <w:start w:val="1"/>
+      <w:numFmt w:val="bullet"/>
+      <w:lvlText w:val=""/>
+      <w:lvlJc w:val="left"/>
+      <w:pPr>
+        <w:ind w:left="1760" w:hanging="440"/>
+      </w:pPr>
+      <w:rPr>
+        <w:rFonts w:ascii="Wingdings" w:hAnsi="Wingdings" w:hint="default"/>
+      </w:rPr>
+    </w:lvl>
+    <w:lvl w:ilvl="4" w:tplc="04090003" w:tentative="1">
+      <w:start w:val="1"/>
+      <w:numFmt w:val="bullet"/>
+      <w:lvlText w:val=""/>
+      <w:lvlJc w:val="left"/>
+      <w:pPr>
+        <w:ind w:left="2200" w:hanging="440"/>
+      </w:pPr>
+      <w:rPr>
+        <w:rFonts w:ascii="Wingdings" w:hAnsi="Wingdings" w:hint="default"/>
+      </w:rPr>
+    </w:lvl>
+    <w:lvl w:ilvl="5" w:tplc="04090005" w:tentative="1">
+      <w:start w:val="1"/>
+      <w:numFmt w:val="bullet"/>
+      <w:lvlText w:val=""/>
+      <w:lvlJc w:val="left"/>
+      <w:pPr>
+        <w:ind w:left="2640" w:hanging="440"/>
+      </w:pPr>
+      <w:rPr>
+        <w:rFonts w:ascii="Wingdings" w:hAnsi="Wingdings" w:hint="default"/>
+      </w:rPr>
+    </w:lvl>
+    <w:lvl w:ilvl="6" w:tplc="04090001" w:tentative="1">
+      <w:start w:val="1"/>
+      <w:numFmt w:val="bullet"/>
+      <w:lvlText w:val=""/>
+      <w:lvlJc w:val="left"/>
+      <w:pPr>
+        <w:ind w:left="3080" w:hanging="440"/>
+      </w:pPr>
+      <w:rPr>
+        <w:rFonts w:ascii="Wingdings" w:hAnsi="Wingdings" w:hint="default"/>
+      </w:rPr>
+    </w:lvl>
+    <w:lvl w:ilvl="7" w:tplc="04090003" w:tentative="1">
+      <w:start w:val="1"/>
+      <w:numFmt w:val="bullet"/>
+      <w:lvlText w:val=""/>
+      <w:lvlJc w:val="left"/>
+      <w:pPr>
+        <w:ind w:left="3520" w:hanging="440"/>
+      </w:pPr>
+      <w:rPr>
+        <w:rFonts w:ascii="Wingdings" w:hAnsi="Wingdings" w:hint="default"/>
+      </w:rPr>
+    </w:lvl>
+    <w:lvl w:ilvl="8" w:tplc="04090005" w:tentative="1">
+      <w:start w:val="1"/>
+      <w:numFmt w:val="bullet"/>
+      <w:lvlText w:val=""/>
+      <w:lvlJc w:val="left"/>
+      <w:pPr>
+        <w:ind w:left="3960" w:hanging="440"/>
+      </w:pPr>
+      <w:rPr>
+        <w:rFonts w:ascii="Wingdings" w:hAnsi="Wingdings" w:hint="default"/>
+      </w:rPr>
+    </w:lvl>
+  </w:abstractNum>
+  <w:abstractNum w:abstractNumId="3" w15:restartNumberingAfterBreak="0">
     <w:nsid w:val="06592A8E"/>
     <w:multiLevelType w:val="hybridMultilevel"/>
     <w:tmpl w:val="64CA277E"/>
@@ -14429,7 +17196,7 @@
       </w:rPr>
     </w:lvl>
   </w:abstractNum>
-  <w:abstractNum w:abstractNumId="3" w15:restartNumberingAfterBreak="0">
+  <w:abstractNum w:abstractNumId="4" w15:restartNumberingAfterBreak="0">
     <w:nsid w:val="066E6C28"/>
     <w:multiLevelType w:val="hybridMultilevel"/>
     <w:tmpl w:val="0FB62AD2"/>
@@ -14569,7 +17336,7 @@
       </w:rPr>
     </w:lvl>
   </w:abstractNum>
-  <w:abstractNum w:abstractNumId="4" w15:restartNumberingAfterBreak="0">
+  <w:abstractNum w:abstractNumId="5" w15:restartNumberingAfterBreak="0">
     <w:nsid w:val="0B20750E"/>
     <w:multiLevelType w:val="hybridMultilevel"/>
     <w:tmpl w:val="D9621A32"/>
@@ -14682,7 +17449,120 @@
       </w:rPr>
     </w:lvl>
   </w:abstractNum>
-  <w:abstractNum w:abstractNumId="5" w15:restartNumberingAfterBreak="0">
+  <w:abstractNum w:abstractNumId="6" w15:restartNumberingAfterBreak="0">
+    <w:nsid w:val="0EEB7668"/>
+    <w:multiLevelType w:val="hybridMultilevel"/>
+    <w:tmpl w:val="7312F304"/>
+    <w:lvl w:ilvl="0" w:tplc="04090001">
+      <w:start w:val="1"/>
+      <w:numFmt w:val="bullet"/>
+      <w:lvlText w:val=""/>
+      <w:lvlJc w:val="left"/>
+      <w:pPr>
+        <w:ind w:left="440" w:hanging="440"/>
+      </w:pPr>
+      <w:rPr>
+        <w:rFonts w:ascii="Wingdings" w:hAnsi="Wingdings" w:hint="default"/>
+      </w:rPr>
+    </w:lvl>
+    <w:lvl w:ilvl="1" w:tplc="04090003" w:tentative="1">
+      <w:start w:val="1"/>
+      <w:numFmt w:val="bullet"/>
+      <w:lvlText w:val=""/>
+      <w:lvlJc w:val="left"/>
+      <w:pPr>
+        <w:ind w:left="880" w:hanging="440"/>
+      </w:pPr>
+      <w:rPr>
+        <w:rFonts w:ascii="Wingdings" w:hAnsi="Wingdings" w:hint="default"/>
+      </w:rPr>
+    </w:lvl>
+    <w:lvl w:ilvl="2" w:tplc="04090005" w:tentative="1">
+      <w:start w:val="1"/>
+      <w:numFmt w:val="bullet"/>
+      <w:lvlText w:val=""/>
+      <w:lvlJc w:val="left"/>
+      <w:pPr>
+        <w:ind w:left="1320" w:hanging="440"/>
+      </w:pPr>
+      <w:rPr>
+        <w:rFonts w:ascii="Wingdings" w:hAnsi="Wingdings" w:hint="default"/>
+      </w:rPr>
+    </w:lvl>
+    <w:lvl w:ilvl="3" w:tplc="04090001" w:tentative="1">
+      <w:start w:val="1"/>
+      <w:numFmt w:val="bullet"/>
+      <w:lvlText w:val=""/>
+      <w:lvlJc w:val="left"/>
+      <w:pPr>
+        <w:ind w:left="1760" w:hanging="440"/>
+      </w:pPr>
+      <w:rPr>
+        <w:rFonts w:ascii="Wingdings" w:hAnsi="Wingdings" w:hint="default"/>
+      </w:rPr>
+    </w:lvl>
+    <w:lvl w:ilvl="4" w:tplc="04090003" w:tentative="1">
+      <w:start w:val="1"/>
+      <w:numFmt w:val="bullet"/>
+      <w:lvlText w:val=""/>
+      <w:lvlJc w:val="left"/>
+      <w:pPr>
+        <w:ind w:left="2200" w:hanging="440"/>
+      </w:pPr>
+      <w:rPr>
+        <w:rFonts w:ascii="Wingdings" w:hAnsi="Wingdings" w:hint="default"/>
+      </w:rPr>
+    </w:lvl>
+    <w:lvl w:ilvl="5" w:tplc="04090005" w:tentative="1">
+      <w:start w:val="1"/>
+      <w:numFmt w:val="bullet"/>
+      <w:lvlText w:val=""/>
+      <w:lvlJc w:val="left"/>
+      <w:pPr>
+        <w:ind w:left="2640" w:hanging="440"/>
+      </w:pPr>
+      <w:rPr>
+        <w:rFonts w:ascii="Wingdings" w:hAnsi="Wingdings" w:hint="default"/>
+      </w:rPr>
+    </w:lvl>
+    <w:lvl w:ilvl="6" w:tplc="04090001" w:tentative="1">
+      <w:start w:val="1"/>
+      <w:numFmt w:val="bullet"/>
+      <w:lvlText w:val=""/>
+      <w:lvlJc w:val="left"/>
+      <w:pPr>
+        <w:ind w:left="3080" w:hanging="440"/>
+      </w:pPr>
+      <w:rPr>
+        <w:rFonts w:ascii="Wingdings" w:hAnsi="Wingdings" w:hint="default"/>
+      </w:rPr>
+    </w:lvl>
+    <w:lvl w:ilvl="7" w:tplc="04090003" w:tentative="1">
+      <w:start w:val="1"/>
+      <w:numFmt w:val="bullet"/>
+      <w:lvlText w:val=""/>
+      <w:lvlJc w:val="left"/>
+      <w:pPr>
+        <w:ind w:left="3520" w:hanging="440"/>
+      </w:pPr>
+      <w:rPr>
+        <w:rFonts w:ascii="Wingdings" w:hAnsi="Wingdings" w:hint="default"/>
+      </w:rPr>
+    </w:lvl>
+    <w:lvl w:ilvl="8" w:tplc="04090005" w:tentative="1">
+      <w:start w:val="1"/>
+      <w:numFmt w:val="bullet"/>
+      <w:lvlText w:val=""/>
+      <w:lvlJc w:val="left"/>
+      <w:pPr>
+        <w:ind w:left="3960" w:hanging="440"/>
+      </w:pPr>
+      <w:rPr>
+        <w:rFonts w:ascii="Wingdings" w:hAnsi="Wingdings" w:hint="default"/>
+      </w:rPr>
+    </w:lvl>
+  </w:abstractNum>
+  <w:abstractNum w:abstractNumId="7" w15:restartNumberingAfterBreak="0">
     <w:nsid w:val="16D35BA2"/>
     <w:multiLevelType w:val="hybridMultilevel"/>
     <w:tmpl w:val="4130489A"/>
@@ -14795,7 +17675,7 @@
       </w:rPr>
     </w:lvl>
   </w:abstractNum>
-  <w:abstractNum w:abstractNumId="6" w15:restartNumberingAfterBreak="0">
+  <w:abstractNum w:abstractNumId="8" w15:restartNumberingAfterBreak="0">
     <w:nsid w:val="1B98566C"/>
     <w:multiLevelType w:val="hybridMultilevel"/>
     <w:tmpl w:val="5262D186"/>
@@ -14908,7 +17788,7 @@
       </w:rPr>
     </w:lvl>
   </w:abstractNum>
-  <w:abstractNum w:abstractNumId="7" w15:restartNumberingAfterBreak="0">
+  <w:abstractNum w:abstractNumId="9" w15:restartNumberingAfterBreak="0">
     <w:nsid w:val="1F93729C"/>
     <w:multiLevelType w:val="hybridMultilevel"/>
     <w:tmpl w:val="2F52D33C"/>
@@ -15021,7 +17901,7 @@
       </w:rPr>
     </w:lvl>
   </w:abstractNum>
-  <w:abstractNum w:abstractNumId="8" w15:restartNumberingAfterBreak="0">
+  <w:abstractNum w:abstractNumId="10" w15:restartNumberingAfterBreak="0">
     <w:nsid w:val="24016D29"/>
     <w:multiLevelType w:val="hybridMultilevel"/>
     <w:tmpl w:val="183066C4"/>
@@ -15110,7 +17990,7 @@
       </w:pPr>
     </w:lvl>
   </w:abstractNum>
-  <w:abstractNum w:abstractNumId="9" w15:restartNumberingAfterBreak="0">
+  <w:abstractNum w:abstractNumId="11" w15:restartNumberingAfterBreak="0">
     <w:nsid w:val="24E815EE"/>
     <w:multiLevelType w:val="hybridMultilevel"/>
     <w:tmpl w:val="E2046FCE"/>
@@ -15223,7 +18103,7 @@
       </w:rPr>
     </w:lvl>
   </w:abstractNum>
-  <w:abstractNum w:abstractNumId="10" w15:restartNumberingAfterBreak="0">
+  <w:abstractNum w:abstractNumId="12" w15:restartNumberingAfterBreak="0">
     <w:nsid w:val="26456140"/>
     <w:multiLevelType w:val="hybridMultilevel"/>
     <w:tmpl w:val="D5465CD4"/>
@@ -15312,7 +18192,7 @@
       </w:pPr>
     </w:lvl>
   </w:abstractNum>
-  <w:abstractNum w:abstractNumId="11" w15:restartNumberingAfterBreak="0">
+  <w:abstractNum w:abstractNumId="13" w15:restartNumberingAfterBreak="0">
     <w:nsid w:val="27FC3684"/>
     <w:multiLevelType w:val="hybridMultilevel"/>
     <w:tmpl w:val="C31A5E50"/>
@@ -15425,7 +18305,7 @@
       </w:rPr>
     </w:lvl>
   </w:abstractNum>
-  <w:abstractNum w:abstractNumId="12" w15:restartNumberingAfterBreak="0">
+  <w:abstractNum w:abstractNumId="14" w15:restartNumberingAfterBreak="0">
     <w:nsid w:val="2FEF1072"/>
     <w:multiLevelType w:val="hybridMultilevel"/>
     <w:tmpl w:val="1F8485EE"/>
@@ -15538,7 +18418,7 @@
       </w:rPr>
     </w:lvl>
   </w:abstractNum>
-  <w:abstractNum w:abstractNumId="13" w15:restartNumberingAfterBreak="0">
+  <w:abstractNum w:abstractNumId="15" w15:restartNumberingAfterBreak="0">
     <w:nsid w:val="3AD25D24"/>
     <w:multiLevelType w:val="hybridMultilevel"/>
     <w:tmpl w:val="DFF2C544"/>
@@ -15624,7 +18504,7 @@
       </w:pPr>
     </w:lvl>
   </w:abstractNum>
-  <w:abstractNum w:abstractNumId="14" w15:restartNumberingAfterBreak="0">
+  <w:abstractNum w:abstractNumId="16" w15:restartNumberingAfterBreak="0">
     <w:nsid w:val="3DB62755"/>
     <w:multiLevelType w:val="hybridMultilevel"/>
     <w:tmpl w:val="5FEA1B1E"/>
@@ -15737,7 +18617,7 @@
       </w:rPr>
     </w:lvl>
   </w:abstractNum>
-  <w:abstractNum w:abstractNumId="15" w15:restartNumberingAfterBreak="0">
+  <w:abstractNum w:abstractNumId="17" w15:restartNumberingAfterBreak="0">
     <w:nsid w:val="3E0807A0"/>
     <w:multiLevelType w:val="hybridMultilevel"/>
     <w:tmpl w:val="5808BE38"/>
@@ -15850,7 +18730,7 @@
       </w:rPr>
     </w:lvl>
   </w:abstractNum>
-  <w:abstractNum w:abstractNumId="16" w15:restartNumberingAfterBreak="0">
+  <w:abstractNum w:abstractNumId="18" w15:restartNumberingAfterBreak="0">
     <w:nsid w:val="40E4225C"/>
     <w:multiLevelType w:val="hybridMultilevel"/>
     <w:tmpl w:val="D8C0E260"/>
@@ -15939,7 +18819,7 @@
       </w:pPr>
     </w:lvl>
   </w:abstractNum>
-  <w:abstractNum w:abstractNumId="17" w15:restartNumberingAfterBreak="0">
+  <w:abstractNum w:abstractNumId="19" w15:restartNumberingAfterBreak="0">
     <w:nsid w:val="4B036997"/>
     <w:multiLevelType w:val="hybridMultilevel"/>
     <w:tmpl w:val="0952DE3A"/>
@@ -16052,7 +18932,7 @@
       </w:rPr>
     </w:lvl>
   </w:abstractNum>
-  <w:abstractNum w:abstractNumId="18" w15:restartNumberingAfterBreak="0">
+  <w:abstractNum w:abstractNumId="20" w15:restartNumberingAfterBreak="0">
     <w:nsid w:val="4B1362EC"/>
     <w:multiLevelType w:val="hybridMultilevel"/>
     <w:tmpl w:val="9CD66D3C"/>
@@ -16165,7 +19045,120 @@
       </w:rPr>
     </w:lvl>
   </w:abstractNum>
-  <w:abstractNum w:abstractNumId="19" w15:restartNumberingAfterBreak="0">
+  <w:abstractNum w:abstractNumId="21" w15:restartNumberingAfterBreak="0">
+    <w:nsid w:val="4CF62DF7"/>
+    <w:multiLevelType w:val="hybridMultilevel"/>
+    <w:tmpl w:val="1BA04160"/>
+    <w:lvl w:ilvl="0" w:tplc="04090001">
+      <w:start w:val="1"/>
+      <w:numFmt w:val="bullet"/>
+      <w:lvlText w:val=""/>
+      <w:lvlJc w:val="left"/>
+      <w:pPr>
+        <w:ind w:left="440" w:hanging="440"/>
+      </w:pPr>
+      <w:rPr>
+        <w:rFonts w:ascii="Wingdings" w:hAnsi="Wingdings" w:hint="default"/>
+      </w:rPr>
+    </w:lvl>
+    <w:lvl w:ilvl="1" w:tplc="04090003" w:tentative="1">
+      <w:start w:val="1"/>
+      <w:numFmt w:val="bullet"/>
+      <w:lvlText w:val=""/>
+      <w:lvlJc w:val="left"/>
+      <w:pPr>
+        <w:ind w:left="880" w:hanging="440"/>
+      </w:pPr>
+      <w:rPr>
+        <w:rFonts w:ascii="Wingdings" w:hAnsi="Wingdings" w:hint="default"/>
+      </w:rPr>
+    </w:lvl>
+    <w:lvl w:ilvl="2" w:tplc="04090005" w:tentative="1">
+      <w:start w:val="1"/>
+      <w:numFmt w:val="bullet"/>
+      <w:lvlText w:val=""/>
+      <w:lvlJc w:val="left"/>
+      <w:pPr>
+        <w:ind w:left="1320" w:hanging="440"/>
+      </w:pPr>
+      <w:rPr>
+        <w:rFonts w:ascii="Wingdings" w:hAnsi="Wingdings" w:hint="default"/>
+      </w:rPr>
+    </w:lvl>
+    <w:lvl w:ilvl="3" w:tplc="04090001" w:tentative="1">
+      <w:start w:val="1"/>
+      <w:numFmt w:val="bullet"/>
+      <w:lvlText w:val=""/>
+      <w:lvlJc w:val="left"/>
+      <w:pPr>
+        <w:ind w:left="1760" w:hanging="440"/>
+      </w:pPr>
+      <w:rPr>
+        <w:rFonts w:ascii="Wingdings" w:hAnsi="Wingdings" w:hint="default"/>
+      </w:rPr>
+    </w:lvl>
+    <w:lvl w:ilvl="4" w:tplc="04090003" w:tentative="1">
+      <w:start w:val="1"/>
+      <w:numFmt w:val="bullet"/>
+      <w:lvlText w:val=""/>
+      <w:lvlJc w:val="left"/>
+      <w:pPr>
+        <w:ind w:left="2200" w:hanging="440"/>
+      </w:pPr>
+      <w:rPr>
+        <w:rFonts w:ascii="Wingdings" w:hAnsi="Wingdings" w:hint="default"/>
+      </w:rPr>
+    </w:lvl>
+    <w:lvl w:ilvl="5" w:tplc="04090005" w:tentative="1">
+      <w:start w:val="1"/>
+      <w:numFmt w:val="bullet"/>
+      <w:lvlText w:val=""/>
+      <w:lvlJc w:val="left"/>
+      <w:pPr>
+        <w:ind w:left="2640" w:hanging="440"/>
+      </w:pPr>
+      <w:rPr>
+        <w:rFonts w:ascii="Wingdings" w:hAnsi="Wingdings" w:hint="default"/>
+      </w:rPr>
+    </w:lvl>
+    <w:lvl w:ilvl="6" w:tplc="04090001" w:tentative="1">
+      <w:start w:val="1"/>
+      <w:numFmt w:val="bullet"/>
+      <w:lvlText w:val=""/>
+      <w:lvlJc w:val="left"/>
+      <w:pPr>
+        <w:ind w:left="3080" w:hanging="440"/>
+      </w:pPr>
+      <w:rPr>
+        <w:rFonts w:ascii="Wingdings" w:hAnsi="Wingdings" w:hint="default"/>
+      </w:rPr>
+    </w:lvl>
+    <w:lvl w:ilvl="7" w:tplc="04090003" w:tentative="1">
+      <w:start w:val="1"/>
+      <w:numFmt w:val="bullet"/>
+      <w:lvlText w:val=""/>
+      <w:lvlJc w:val="left"/>
+      <w:pPr>
+        <w:ind w:left="3520" w:hanging="440"/>
+      </w:pPr>
+      <w:rPr>
+        <w:rFonts w:ascii="Wingdings" w:hAnsi="Wingdings" w:hint="default"/>
+      </w:rPr>
+    </w:lvl>
+    <w:lvl w:ilvl="8" w:tplc="04090005" w:tentative="1">
+      <w:start w:val="1"/>
+      <w:numFmt w:val="bullet"/>
+      <w:lvlText w:val=""/>
+      <w:lvlJc w:val="left"/>
+      <w:pPr>
+        <w:ind w:left="3960" w:hanging="440"/>
+      </w:pPr>
+      <w:rPr>
+        <w:rFonts w:ascii="Wingdings" w:hAnsi="Wingdings" w:hint="default"/>
+      </w:rPr>
+    </w:lvl>
+  </w:abstractNum>
+  <w:abstractNum w:abstractNumId="22" w15:restartNumberingAfterBreak="0">
     <w:nsid w:val="55F31E42"/>
     <w:multiLevelType w:val="hybridMultilevel"/>
     <w:tmpl w:val="209EC5D2"/>
@@ -16254,7 +19247,7 @@
       </w:pPr>
     </w:lvl>
   </w:abstractNum>
-  <w:abstractNum w:abstractNumId="20" w15:restartNumberingAfterBreak="0">
+  <w:abstractNum w:abstractNumId="23" w15:restartNumberingAfterBreak="0">
     <w:nsid w:val="578A0656"/>
     <w:multiLevelType w:val="hybridMultilevel"/>
     <w:tmpl w:val="90AC9750"/>
@@ -16367,7 +19360,7 @@
       </w:rPr>
     </w:lvl>
   </w:abstractNum>
-  <w:abstractNum w:abstractNumId="21" w15:restartNumberingAfterBreak="0">
+  <w:abstractNum w:abstractNumId="24" w15:restartNumberingAfterBreak="0">
     <w:nsid w:val="589E5F67"/>
     <w:multiLevelType w:val="hybridMultilevel"/>
     <w:tmpl w:val="56DC9A46"/>
@@ -16480,7 +19473,7 @@
       </w:rPr>
     </w:lvl>
   </w:abstractNum>
-  <w:abstractNum w:abstractNumId="22" w15:restartNumberingAfterBreak="0">
+  <w:abstractNum w:abstractNumId="25" w15:restartNumberingAfterBreak="0">
     <w:nsid w:val="5A151D70"/>
     <w:multiLevelType w:val="hybridMultilevel"/>
     <w:tmpl w:val="2D509DF8"/>
@@ -16566,7 +19559,7 @@
       </w:pPr>
     </w:lvl>
   </w:abstractNum>
-  <w:abstractNum w:abstractNumId="23" w15:restartNumberingAfterBreak="0">
+  <w:abstractNum w:abstractNumId="26" w15:restartNumberingAfterBreak="0">
     <w:nsid w:val="62505DF2"/>
     <w:multiLevelType w:val="hybridMultilevel"/>
     <w:tmpl w:val="9FE49A80"/>
@@ -16679,7 +19672,120 @@
       </w:rPr>
     </w:lvl>
   </w:abstractNum>
-  <w:abstractNum w:abstractNumId="24" w15:restartNumberingAfterBreak="0">
+  <w:abstractNum w:abstractNumId="27" w15:restartNumberingAfterBreak="0">
+    <w:nsid w:val="66075EB7"/>
+    <w:multiLevelType w:val="hybridMultilevel"/>
+    <w:tmpl w:val="A9106EA6"/>
+    <w:lvl w:ilvl="0" w:tplc="04090001">
+      <w:start w:val="1"/>
+      <w:numFmt w:val="bullet"/>
+      <w:lvlText w:val=""/>
+      <w:lvlJc w:val="left"/>
+      <w:pPr>
+        <w:ind w:left="440" w:hanging="440"/>
+      </w:pPr>
+      <w:rPr>
+        <w:rFonts w:ascii="Wingdings" w:hAnsi="Wingdings" w:hint="default"/>
+      </w:rPr>
+    </w:lvl>
+    <w:lvl w:ilvl="1" w:tplc="04090003" w:tentative="1">
+      <w:start w:val="1"/>
+      <w:numFmt w:val="bullet"/>
+      <w:lvlText w:val=""/>
+      <w:lvlJc w:val="left"/>
+      <w:pPr>
+        <w:ind w:left="880" w:hanging="440"/>
+      </w:pPr>
+      <w:rPr>
+        <w:rFonts w:ascii="Wingdings" w:hAnsi="Wingdings" w:hint="default"/>
+      </w:rPr>
+    </w:lvl>
+    <w:lvl w:ilvl="2" w:tplc="04090005" w:tentative="1">
+      <w:start w:val="1"/>
+      <w:numFmt w:val="bullet"/>
+      <w:lvlText w:val=""/>
+      <w:lvlJc w:val="left"/>
+      <w:pPr>
+        <w:ind w:left="1320" w:hanging="440"/>
+      </w:pPr>
+      <w:rPr>
+        <w:rFonts w:ascii="Wingdings" w:hAnsi="Wingdings" w:hint="default"/>
+      </w:rPr>
+    </w:lvl>
+    <w:lvl w:ilvl="3" w:tplc="04090001" w:tentative="1">
+      <w:start w:val="1"/>
+      <w:numFmt w:val="bullet"/>
+      <w:lvlText w:val=""/>
+      <w:lvlJc w:val="left"/>
+      <w:pPr>
+        <w:ind w:left="1760" w:hanging="440"/>
+      </w:pPr>
+      <w:rPr>
+        <w:rFonts w:ascii="Wingdings" w:hAnsi="Wingdings" w:hint="default"/>
+      </w:rPr>
+    </w:lvl>
+    <w:lvl w:ilvl="4" w:tplc="04090003" w:tentative="1">
+      <w:start w:val="1"/>
+      <w:numFmt w:val="bullet"/>
+      <w:lvlText w:val=""/>
+      <w:lvlJc w:val="left"/>
+      <w:pPr>
+        <w:ind w:left="2200" w:hanging="440"/>
+      </w:pPr>
+      <w:rPr>
+        <w:rFonts w:ascii="Wingdings" w:hAnsi="Wingdings" w:hint="default"/>
+      </w:rPr>
+    </w:lvl>
+    <w:lvl w:ilvl="5" w:tplc="04090005" w:tentative="1">
+      <w:start w:val="1"/>
+      <w:numFmt w:val="bullet"/>
+      <w:lvlText w:val=""/>
+      <w:lvlJc w:val="left"/>
+      <w:pPr>
+        <w:ind w:left="2640" w:hanging="440"/>
+      </w:pPr>
+      <w:rPr>
+        <w:rFonts w:ascii="Wingdings" w:hAnsi="Wingdings" w:hint="default"/>
+      </w:rPr>
+    </w:lvl>
+    <w:lvl w:ilvl="6" w:tplc="04090001" w:tentative="1">
+      <w:start w:val="1"/>
+      <w:numFmt w:val="bullet"/>
+      <w:lvlText w:val=""/>
+      <w:lvlJc w:val="left"/>
+      <w:pPr>
+        <w:ind w:left="3080" w:hanging="440"/>
+      </w:pPr>
+      <w:rPr>
+        <w:rFonts w:ascii="Wingdings" w:hAnsi="Wingdings" w:hint="default"/>
+      </w:rPr>
+    </w:lvl>
+    <w:lvl w:ilvl="7" w:tplc="04090003" w:tentative="1">
+      <w:start w:val="1"/>
+      <w:numFmt w:val="bullet"/>
+      <w:lvlText w:val=""/>
+      <w:lvlJc w:val="left"/>
+      <w:pPr>
+        <w:ind w:left="3520" w:hanging="440"/>
+      </w:pPr>
+      <w:rPr>
+        <w:rFonts w:ascii="Wingdings" w:hAnsi="Wingdings" w:hint="default"/>
+      </w:rPr>
+    </w:lvl>
+    <w:lvl w:ilvl="8" w:tplc="04090005" w:tentative="1">
+      <w:start w:val="1"/>
+      <w:numFmt w:val="bullet"/>
+      <w:lvlText w:val=""/>
+      <w:lvlJc w:val="left"/>
+      <w:pPr>
+        <w:ind w:left="3960" w:hanging="440"/>
+      </w:pPr>
+      <w:rPr>
+        <w:rFonts w:ascii="Wingdings" w:hAnsi="Wingdings" w:hint="default"/>
+      </w:rPr>
+    </w:lvl>
+  </w:abstractNum>
+  <w:abstractNum w:abstractNumId="28" w15:restartNumberingAfterBreak="0">
     <w:nsid w:val="6F2C3B76"/>
     <w:multiLevelType w:val="hybridMultilevel"/>
     <w:tmpl w:val="DCAC36FA"/>
@@ -16792,7 +19898,7 @@
       </w:rPr>
     </w:lvl>
   </w:abstractNum>
-  <w:abstractNum w:abstractNumId="25" w15:restartNumberingAfterBreak="0">
+  <w:abstractNum w:abstractNumId="29" w15:restartNumberingAfterBreak="0">
     <w:nsid w:val="710D58F9"/>
     <w:multiLevelType w:val="hybridMultilevel"/>
     <w:tmpl w:val="0A8045A2"/>
@@ -16905,7 +20011,120 @@
       </w:rPr>
     </w:lvl>
   </w:abstractNum>
-  <w:abstractNum w:abstractNumId="26" w15:restartNumberingAfterBreak="0">
+  <w:abstractNum w:abstractNumId="30" w15:restartNumberingAfterBreak="0">
+    <w:nsid w:val="75202638"/>
+    <w:multiLevelType w:val="hybridMultilevel"/>
+    <w:tmpl w:val="E080086A"/>
+    <w:lvl w:ilvl="0" w:tplc="04090001">
+      <w:start w:val="1"/>
+      <w:numFmt w:val="bullet"/>
+      <w:lvlText w:val=""/>
+      <w:lvlJc w:val="left"/>
+      <w:pPr>
+        <w:ind w:left="440" w:hanging="440"/>
+      </w:pPr>
+      <w:rPr>
+        <w:rFonts w:ascii="Wingdings" w:hAnsi="Wingdings" w:hint="default"/>
+      </w:rPr>
+    </w:lvl>
+    <w:lvl w:ilvl="1" w:tplc="04090003" w:tentative="1">
+      <w:start w:val="1"/>
+      <w:numFmt w:val="bullet"/>
+      <w:lvlText w:val=""/>
+      <w:lvlJc w:val="left"/>
+      <w:pPr>
+        <w:ind w:left="880" w:hanging="440"/>
+      </w:pPr>
+      <w:rPr>
+        <w:rFonts w:ascii="Wingdings" w:hAnsi="Wingdings" w:hint="default"/>
+      </w:rPr>
+    </w:lvl>
+    <w:lvl w:ilvl="2" w:tplc="04090005" w:tentative="1">
+      <w:start w:val="1"/>
+      <w:numFmt w:val="bullet"/>
+      <w:lvlText w:val=""/>
+      <w:lvlJc w:val="left"/>
+      <w:pPr>
+        <w:ind w:left="1320" w:hanging="440"/>
+      </w:pPr>
+      <w:rPr>
+        <w:rFonts w:ascii="Wingdings" w:hAnsi="Wingdings" w:hint="default"/>
+      </w:rPr>
+    </w:lvl>
+    <w:lvl w:ilvl="3" w:tplc="04090001" w:tentative="1">
+      <w:start w:val="1"/>
+      <w:numFmt w:val="bullet"/>
+      <w:lvlText w:val=""/>
+      <w:lvlJc w:val="left"/>
+      <w:pPr>
+        <w:ind w:left="1760" w:hanging="440"/>
+      </w:pPr>
+      <w:rPr>
+        <w:rFonts w:ascii="Wingdings" w:hAnsi="Wingdings" w:hint="default"/>
+      </w:rPr>
+    </w:lvl>
+    <w:lvl w:ilvl="4" w:tplc="04090003" w:tentative="1">
+      <w:start w:val="1"/>
+      <w:numFmt w:val="bullet"/>
+      <w:lvlText w:val=""/>
+      <w:lvlJc w:val="left"/>
+      <w:pPr>
+        <w:ind w:left="2200" w:hanging="440"/>
+      </w:pPr>
+      <w:rPr>
+        <w:rFonts w:ascii="Wingdings" w:hAnsi="Wingdings" w:hint="default"/>
+      </w:rPr>
+    </w:lvl>
+    <w:lvl w:ilvl="5" w:tplc="04090005" w:tentative="1">
+      <w:start w:val="1"/>
+      <w:numFmt w:val="bullet"/>
+      <w:lvlText w:val=""/>
+      <w:lvlJc w:val="left"/>
+      <w:pPr>
+        <w:ind w:left="2640" w:hanging="440"/>
+      </w:pPr>
+      <w:rPr>
+        <w:rFonts w:ascii="Wingdings" w:hAnsi="Wingdings" w:hint="default"/>
+      </w:rPr>
+    </w:lvl>
+    <w:lvl w:ilvl="6" w:tplc="04090001" w:tentative="1">
+      <w:start w:val="1"/>
+      <w:numFmt w:val="bullet"/>
+      <w:lvlText w:val=""/>
+      <w:lvlJc w:val="left"/>
+      <w:pPr>
+        <w:ind w:left="3080" w:hanging="440"/>
+      </w:pPr>
+      <w:rPr>
+        <w:rFonts w:ascii="Wingdings" w:hAnsi="Wingdings" w:hint="default"/>
+      </w:rPr>
+    </w:lvl>
+    <w:lvl w:ilvl="7" w:tplc="04090003" w:tentative="1">
+      <w:start w:val="1"/>
+      <w:numFmt w:val="bullet"/>
+      <w:lvlText w:val=""/>
+      <w:lvlJc w:val="left"/>
+      <w:pPr>
+        <w:ind w:left="3520" w:hanging="440"/>
+      </w:pPr>
+      <w:rPr>
+        <w:rFonts w:ascii="Wingdings" w:hAnsi="Wingdings" w:hint="default"/>
+      </w:rPr>
+    </w:lvl>
+    <w:lvl w:ilvl="8" w:tplc="04090005" w:tentative="1">
+      <w:start w:val="1"/>
+      <w:numFmt w:val="bullet"/>
+      <w:lvlText w:val=""/>
+      <w:lvlJc w:val="left"/>
+      <w:pPr>
+        <w:ind w:left="3960" w:hanging="440"/>
+      </w:pPr>
+      <w:rPr>
+        <w:rFonts w:ascii="Wingdings" w:hAnsi="Wingdings" w:hint="default"/>
+      </w:rPr>
+    </w:lvl>
+  </w:abstractNum>
+  <w:abstractNum w:abstractNumId="31" w15:restartNumberingAfterBreak="0">
     <w:nsid w:val="78CD1B3F"/>
     <w:multiLevelType w:val="hybridMultilevel"/>
     <w:tmpl w:val="DECA6AF8"/>
@@ -17018,7 +20237,7 @@
       </w:rPr>
     </w:lvl>
   </w:abstractNum>
-  <w:abstractNum w:abstractNumId="27" w15:restartNumberingAfterBreak="0">
+  <w:abstractNum w:abstractNumId="32" w15:restartNumberingAfterBreak="0">
     <w:nsid w:val="7B4D0E39"/>
     <w:multiLevelType w:val="hybridMultilevel"/>
     <w:tmpl w:val="2EB412AE"/>
@@ -17131,7 +20350,7 @@
       </w:rPr>
     </w:lvl>
   </w:abstractNum>
-  <w:abstractNum w:abstractNumId="28" w15:restartNumberingAfterBreak="0">
+  <w:abstractNum w:abstractNumId="33" w15:restartNumberingAfterBreak="0">
     <w:nsid w:val="7EF010BF"/>
     <w:multiLevelType w:val="hybridMultilevel"/>
     <w:tmpl w:val="72B04D76"/>
@@ -17245,91 +20464,106 @@
     </w:lvl>
   </w:abstractNum>
   <w:num w:numId="1" w16cid:durableId="1088893493">
-    <w:abstractNumId w:val="10"/>
+    <w:abstractNumId w:val="12"/>
   </w:num>
   <w:num w:numId="2" w16cid:durableId="1334338985">
-    <w:abstractNumId w:val="17"/>
+    <w:abstractNumId w:val="19"/>
   </w:num>
   <w:num w:numId="3" w16cid:durableId="2134054812">
     <w:abstractNumId w:val="1"/>
   </w:num>
   <w:num w:numId="4" w16cid:durableId="614793497">
-    <w:abstractNumId w:val="13"/>
+    <w:abstractNumId w:val="15"/>
   </w:num>
   <w:num w:numId="5" w16cid:durableId="1298949093">
-    <w:abstractNumId w:val="6"/>
+    <w:abstractNumId w:val="8"/>
   </w:num>
   <w:num w:numId="6" w16cid:durableId="1559321033">
-    <w:abstractNumId w:val="12"/>
+    <w:abstractNumId w:val="14"/>
   </w:num>
   <w:num w:numId="7" w16cid:durableId="1480682281">
-    <w:abstractNumId w:val="20"/>
+    <w:abstractNumId w:val="23"/>
   </w:num>
   <w:num w:numId="8" w16cid:durableId="476340260">
-    <w:abstractNumId w:val="28"/>
+    <w:abstractNumId w:val="33"/>
   </w:num>
   <w:num w:numId="9" w16cid:durableId="1911379750">
     <w:abstractNumId w:val="0"/>
   </w:num>
   <w:num w:numId="10" w16cid:durableId="1296521127">
+    <w:abstractNumId w:val="32"/>
+  </w:num>
+  <w:num w:numId="11" w16cid:durableId="87234365">
+    <w:abstractNumId w:val="13"/>
+  </w:num>
+  <w:num w:numId="12" w16cid:durableId="1819348003">
+    <w:abstractNumId w:val="18"/>
+  </w:num>
+  <w:num w:numId="13" w16cid:durableId="1368948486">
+    <w:abstractNumId w:val="22"/>
+  </w:num>
+  <w:num w:numId="14" w16cid:durableId="532041691">
+    <w:abstractNumId w:val="20"/>
+  </w:num>
+  <w:num w:numId="15" w16cid:durableId="1255746997">
+    <w:abstractNumId w:val="11"/>
+  </w:num>
+  <w:num w:numId="16" w16cid:durableId="1778941520">
+    <w:abstractNumId w:val="3"/>
+  </w:num>
+  <w:num w:numId="17" w16cid:durableId="13771">
+    <w:abstractNumId w:val="31"/>
+  </w:num>
+  <w:num w:numId="18" w16cid:durableId="787510098">
+    <w:abstractNumId w:val="29"/>
+  </w:num>
+  <w:num w:numId="19" w16cid:durableId="1725981140">
+    <w:abstractNumId w:val="4"/>
+  </w:num>
+  <w:num w:numId="20" w16cid:durableId="441848981">
+    <w:abstractNumId w:val="24"/>
+  </w:num>
+  <w:num w:numId="21" w16cid:durableId="1205946512">
+    <w:abstractNumId w:val="28"/>
+  </w:num>
+  <w:num w:numId="22" w16cid:durableId="184369582">
+    <w:abstractNumId w:val="26"/>
+  </w:num>
+  <w:num w:numId="23" w16cid:durableId="1185947577">
+    <w:abstractNumId w:val="17"/>
+  </w:num>
+  <w:num w:numId="24" w16cid:durableId="271977387">
+    <w:abstractNumId w:val="16"/>
+  </w:num>
+  <w:num w:numId="25" w16cid:durableId="279268147">
+    <w:abstractNumId w:val="7"/>
+  </w:num>
+  <w:num w:numId="26" w16cid:durableId="1467432730">
+    <w:abstractNumId w:val="5"/>
+  </w:num>
+  <w:num w:numId="27" w16cid:durableId="2014068256">
+    <w:abstractNumId w:val="9"/>
+  </w:num>
+  <w:num w:numId="28" w16cid:durableId="1928494297">
+    <w:abstractNumId w:val="25"/>
+  </w:num>
+  <w:num w:numId="29" w16cid:durableId="1576669538">
+    <w:abstractNumId w:val="10"/>
+  </w:num>
+  <w:num w:numId="30" w16cid:durableId="2100834723">
     <w:abstractNumId w:val="27"/>
   </w:num>
-  <w:num w:numId="11" w16cid:durableId="87234365">
-    <w:abstractNumId w:val="11"/>
-  </w:num>
-  <w:num w:numId="12" w16cid:durableId="1819348003">
-    <w:abstractNumId w:val="16"/>
-  </w:num>
-  <w:num w:numId="13" w16cid:durableId="1368948486">
-    <w:abstractNumId w:val="19"/>
-  </w:num>
-  <w:num w:numId="14" w16cid:durableId="532041691">
-    <w:abstractNumId w:val="18"/>
-  </w:num>
-  <w:num w:numId="15" w16cid:durableId="1255746997">
-    <w:abstractNumId w:val="9"/>
-  </w:num>
-  <w:num w:numId="16" w16cid:durableId="1778941520">
+  <w:num w:numId="31" w16cid:durableId="1265921137">
     <w:abstractNumId w:val="2"/>
   </w:num>
-  <w:num w:numId="17" w16cid:durableId="13771">
-    <w:abstractNumId w:val="26"/>
-  </w:num>
-  <w:num w:numId="18" w16cid:durableId="787510098">
-    <w:abstractNumId w:val="25"/>
-  </w:num>
-  <w:num w:numId="19" w16cid:durableId="1725981140">
-    <w:abstractNumId w:val="3"/>
-  </w:num>
-  <w:num w:numId="20" w16cid:durableId="441848981">
+  <w:num w:numId="32" w16cid:durableId="435709793">
     <w:abstractNumId w:val="21"/>
   </w:num>
-  <w:num w:numId="21" w16cid:durableId="1205946512">
-    <w:abstractNumId w:val="24"/>
+  <w:num w:numId="33" w16cid:durableId="225073127">
+    <w:abstractNumId w:val="6"/>
   </w:num>
-  <w:num w:numId="22" w16cid:durableId="184369582">
-    <w:abstractNumId w:val="23"/>
-  </w:num>
-  <w:num w:numId="23" w16cid:durableId="1185947577">
-    <w:abstractNumId w:val="15"/>
-  </w:num>
-  <w:num w:numId="24" w16cid:durableId="271977387">
-    <w:abstractNumId w:val="14"/>
-  </w:num>
-  <w:num w:numId="25" w16cid:durableId="279268147">
-    <w:abstractNumId w:val="5"/>
-  </w:num>
-  <w:num w:numId="26" w16cid:durableId="1467432730">
-    <w:abstractNumId w:val="4"/>
-  </w:num>
-  <w:num w:numId="27" w16cid:durableId="2014068256">
-    <w:abstractNumId w:val="7"/>
-  </w:num>
-  <w:num w:numId="28" w16cid:durableId="1928494297">
-    <w:abstractNumId w:val="22"/>
-  </w:num>
-  <w:num w:numId="29" w16cid:durableId="1576669538">
-    <w:abstractNumId w:val="8"/>
+  <w:num w:numId="34" w16cid:durableId="1460299255">
+    <w:abstractNumId w:val="30"/>
   </w:num>
 </w:numbering>
 </file>

--- a/course/major/国际谈判.docx
+++ b/course/major/国际谈判.docx
@@ -194,7 +194,7 @@
             </w:rPr>
             <w:fldChar w:fldCharType="separate"/>
           </w:r>
-          <w:hyperlink w:anchor="_Toc228461094" w:history="1">
+          <w:hyperlink w:anchor="_Toc229064734" w:history="1">
             <w:r>
               <w:rPr>
                 <w:rStyle w:val="a3"/>
@@ -233,7 +233,7 @@
                 <w:noProof/>
                 <w:webHidden/>
               </w:rPr>
-              <w:instrText>PAGEREF _Toc228461094 \h</w:instrText>
+              <w:instrText>PAGEREF _Toc229064734 \h</w:instrText>
             </w:r>
             <w:r>
               <w:rPr>
@@ -290,7 +290,7 @@
               <w14:ligatures w14:val="standardContextual"/>
             </w:rPr>
           </w:pPr>
-          <w:hyperlink w:anchor="_Toc228461095" w:history="1">
+          <w:hyperlink w:anchor="_Toc229064735" w:history="1">
             <w:r>
               <w:rPr>
                 <w:rStyle w:val="a3"/>
@@ -329,7 +329,7 @@
                 <w:noProof/>
                 <w:webHidden/>
               </w:rPr>
-              <w:instrText>PAGEREF _Toc228461095 \h</w:instrText>
+              <w:instrText>PAGEREF _Toc229064735 \h</w:instrText>
             </w:r>
             <w:r>
               <w:rPr>
@@ -386,7 +386,7 @@
               <w14:ligatures w14:val="standardContextual"/>
             </w:rPr>
           </w:pPr>
-          <w:hyperlink w:anchor="_Toc228461096" w:history="1">
+          <w:hyperlink w:anchor="_Toc229064736" w:history="1">
             <w:r>
               <w:rPr>
                 <w:rStyle w:val="a3"/>
@@ -425,7 +425,7 @@
                 <w:noProof/>
                 <w:webHidden/>
               </w:rPr>
-              <w:instrText>PAGEREF _Toc228461096 \h</w:instrText>
+              <w:instrText>PAGEREF _Toc229064736 \h</w:instrText>
             </w:r>
             <w:r>
               <w:rPr>
@@ -482,7 +482,7 @@
               <w14:ligatures w14:val="standardContextual"/>
             </w:rPr>
           </w:pPr>
-          <w:hyperlink w:anchor="_Toc228461097" w:history="1">
+          <w:hyperlink w:anchor="_Toc229064737" w:history="1">
             <w:r>
               <w:rPr>
                 <w:rStyle w:val="a3"/>
@@ -521,7 +521,7 @@
                 <w:noProof/>
                 <w:webHidden/>
               </w:rPr>
-              <w:instrText>PAGEREF _Toc228461097 \h</w:instrText>
+              <w:instrText>PAGEREF _Toc229064737 \h</w:instrText>
             </w:r>
             <w:r>
               <w:rPr>
@@ -578,7 +578,7 @@
               <w14:ligatures w14:val="standardContextual"/>
             </w:rPr>
           </w:pPr>
-          <w:hyperlink w:anchor="_Toc228461098" w:history="1">
+          <w:hyperlink w:anchor="_Toc229064738" w:history="1">
             <w:r>
               <w:rPr>
                 <w:rStyle w:val="a3"/>
@@ -617,7 +617,7 @@
                 <w:noProof/>
                 <w:webHidden/>
               </w:rPr>
-              <w:instrText>PAGEREF _Toc228461098 \h</w:instrText>
+              <w:instrText>PAGEREF _Toc229064738 \h</w:instrText>
             </w:r>
             <w:r>
               <w:rPr>
@@ -674,7 +674,7 @@
               <w14:ligatures w14:val="standardContextual"/>
             </w:rPr>
           </w:pPr>
-          <w:hyperlink w:anchor="_Toc228461099" w:history="1">
+          <w:hyperlink w:anchor="_Toc229064739" w:history="1">
             <w:r>
               <w:rPr>
                 <w:rStyle w:val="a3"/>
@@ -713,7 +713,7 @@
                 <w:noProof/>
                 <w:webHidden/>
               </w:rPr>
-              <w:instrText>PAGEREF _Toc228461099 \h</w:instrText>
+              <w:instrText>PAGEREF _Toc229064739 \h</w:instrText>
             </w:r>
             <w:r>
               <w:rPr>
@@ -770,7 +770,7 @@
               <w14:ligatures w14:val="standardContextual"/>
             </w:rPr>
           </w:pPr>
-          <w:hyperlink w:anchor="_Toc228461100" w:history="1">
+          <w:hyperlink w:anchor="_Toc229064740" w:history="1">
             <w:r>
               <w:rPr>
                 <w:rStyle w:val="a3"/>
@@ -809,7 +809,7 @@
                 <w:noProof/>
                 <w:webHidden/>
               </w:rPr>
-              <w:instrText>PAGEREF _Toc228461100 \h</w:instrText>
+              <w:instrText>PAGEREF _Toc229064740 \h</w:instrText>
             </w:r>
             <w:r>
               <w:rPr>
@@ -866,7 +866,7 @@
               <w14:ligatures w14:val="standardContextual"/>
             </w:rPr>
           </w:pPr>
-          <w:hyperlink w:anchor="_Toc228461101" w:history="1">
+          <w:hyperlink w:anchor="_Toc229064741" w:history="1">
             <w:r>
               <w:rPr>
                 <w:rStyle w:val="a3"/>
@@ -905,7 +905,7 @@
                 <w:noProof/>
                 <w:webHidden/>
               </w:rPr>
-              <w:instrText>PAGEREF _Toc228461101 \h</w:instrText>
+              <w:instrText>PAGEREF _Toc229064741 \h</w:instrText>
             </w:r>
             <w:r>
               <w:rPr>
@@ -962,7 +962,7 @@
               <w14:ligatures w14:val="standardContextual"/>
             </w:rPr>
           </w:pPr>
-          <w:hyperlink w:anchor="_Toc228461102" w:history="1">
+          <w:hyperlink w:anchor="_Toc229064742" w:history="1">
             <w:r>
               <w:rPr>
                 <w:rStyle w:val="a3"/>
@@ -1001,7 +1001,7 @@
                 <w:noProof/>
                 <w:webHidden/>
               </w:rPr>
-              <w:instrText>PAGEREF _Toc228461102 \h</w:instrText>
+              <w:instrText>PAGEREF _Toc229064742 \h</w:instrText>
             </w:r>
             <w:r>
               <w:rPr>
@@ -1058,7 +1058,7 @@
               <w14:ligatures w14:val="standardContextual"/>
             </w:rPr>
           </w:pPr>
-          <w:hyperlink w:anchor="_Toc228461103" w:history="1">
+          <w:hyperlink w:anchor="_Toc229064743" w:history="1">
             <w:r>
               <w:rPr>
                 <w:rStyle w:val="a3"/>
@@ -1097,7 +1097,7 @@
                 <w:noProof/>
                 <w:webHidden/>
               </w:rPr>
-              <w:instrText>PAGEREF _Toc228461103 \h</w:instrText>
+              <w:instrText>PAGEREF _Toc229064743 \h</w:instrText>
             </w:r>
             <w:r>
               <w:rPr>
@@ -1154,7 +1154,7 @@
               <w14:ligatures w14:val="standardContextual"/>
             </w:rPr>
           </w:pPr>
-          <w:hyperlink w:anchor="_Toc228461104" w:history="1">
+          <w:hyperlink w:anchor="_Toc229064744" w:history="1">
             <w:r>
               <w:rPr>
                 <w:rStyle w:val="a3"/>
@@ -1193,7 +1193,7 @@
                 <w:noProof/>
                 <w:webHidden/>
               </w:rPr>
-              <w:instrText>PAGEREF _Toc228461104 \h</w:instrText>
+              <w:instrText>PAGEREF _Toc229064744 \h</w:instrText>
             </w:r>
             <w:r>
               <w:rPr>
@@ -1250,7 +1250,7 @@
               <w14:ligatures w14:val="standardContextual"/>
             </w:rPr>
           </w:pPr>
-          <w:hyperlink w:anchor="_Toc228461105" w:history="1">
+          <w:hyperlink w:anchor="_Toc229064745" w:history="1">
             <w:r>
               <w:rPr>
                 <w:rStyle w:val="a3"/>
@@ -1289,7 +1289,7 @@
                 <w:noProof/>
                 <w:webHidden/>
               </w:rPr>
-              <w:instrText>PAGEREF _Toc228461105 \h</w:instrText>
+              <w:instrText>PAGEREF _Toc229064745 \h</w:instrText>
             </w:r>
             <w:r>
               <w:rPr>
@@ -1346,7 +1346,7 @@
               <w14:ligatures w14:val="standardContextual"/>
             </w:rPr>
           </w:pPr>
-          <w:hyperlink w:anchor="_Toc228461106" w:history="1">
+          <w:hyperlink w:anchor="_Toc229064746" w:history="1">
             <w:r>
               <w:rPr>
                 <w:rStyle w:val="a3"/>
@@ -1385,7 +1385,7 @@
                 <w:noProof/>
                 <w:webHidden/>
               </w:rPr>
-              <w:instrText>PAGEREF _Toc228461106 \h</w:instrText>
+              <w:instrText>PAGEREF _Toc229064746 \h</w:instrText>
             </w:r>
             <w:r>
               <w:rPr>
@@ -1442,7 +1442,7 @@
               <w14:ligatures w14:val="standardContextual"/>
             </w:rPr>
           </w:pPr>
-          <w:hyperlink w:anchor="_Toc228461107" w:history="1">
+          <w:hyperlink w:anchor="_Toc229064747" w:history="1">
             <w:r>
               <w:rPr>
                 <w:rStyle w:val="a3"/>
@@ -1481,7 +1481,7 @@
                 <w:noProof/>
                 <w:webHidden/>
               </w:rPr>
-              <w:instrText>PAGEREF _Toc228461107 \h</w:instrText>
+              <w:instrText>PAGEREF _Toc229064747 \h</w:instrText>
             </w:r>
             <w:r>
               <w:rPr>
@@ -1538,7 +1538,7 @@
               <w14:ligatures w14:val="standardContextual"/>
             </w:rPr>
           </w:pPr>
-          <w:hyperlink w:anchor="_Toc228461108" w:history="1">
+          <w:hyperlink w:anchor="_Toc229064748" w:history="1">
             <w:r>
               <w:rPr>
                 <w:rStyle w:val="a3"/>
@@ -1577,7 +1577,7 @@
                 <w:noProof/>
                 <w:webHidden/>
               </w:rPr>
-              <w:instrText>PAGEREF _Toc228461108 \h</w:instrText>
+              <w:instrText>PAGEREF _Toc229064748 \h</w:instrText>
             </w:r>
             <w:r>
               <w:rPr>
@@ -1634,7 +1634,7 @@
               <w14:ligatures w14:val="standardContextual"/>
             </w:rPr>
           </w:pPr>
-          <w:hyperlink w:anchor="_Toc228461109" w:history="1">
+          <w:hyperlink w:anchor="_Toc229064749" w:history="1">
             <w:r>
               <w:rPr>
                 <w:rStyle w:val="a3"/>
@@ -1673,7 +1673,7 @@
                 <w:noProof/>
                 <w:webHidden/>
               </w:rPr>
-              <w:instrText>PAGEREF _Toc228461109 \h</w:instrText>
+              <w:instrText>PAGEREF _Toc229064749 \h</w:instrText>
             </w:r>
             <w:r>
               <w:rPr>
@@ -1730,7 +1730,7 @@
               <w14:ligatures w14:val="standardContextual"/>
             </w:rPr>
           </w:pPr>
-          <w:hyperlink w:anchor="_Toc228461110" w:history="1">
+          <w:hyperlink w:anchor="_Toc229064750" w:history="1">
             <w:r>
               <w:rPr>
                 <w:rStyle w:val="a3"/>
@@ -1769,7 +1769,7 @@
                 <w:noProof/>
                 <w:webHidden/>
               </w:rPr>
-              <w:instrText>PAGEREF _Toc228461110 \h</w:instrText>
+              <w:instrText>PAGEREF _Toc229064750 \h</w:instrText>
             </w:r>
             <w:r>
               <w:rPr>
@@ -1826,7 +1826,7 @@
               <w14:ligatures w14:val="standardContextual"/>
             </w:rPr>
           </w:pPr>
-          <w:hyperlink w:anchor="_Toc228461111" w:history="1">
+          <w:hyperlink w:anchor="_Toc229064751" w:history="1">
             <w:r>
               <w:rPr>
                 <w:rStyle w:val="a3"/>
@@ -1865,7 +1865,7 @@
                 <w:noProof/>
                 <w:webHidden/>
               </w:rPr>
-              <w:instrText>PAGEREF _Toc228461111 \h</w:instrText>
+              <w:instrText>PAGEREF _Toc229064751 \h</w:instrText>
             </w:r>
             <w:r>
               <w:rPr>
@@ -1922,7 +1922,7 @@
               <w14:ligatures w14:val="standardContextual"/>
             </w:rPr>
           </w:pPr>
-          <w:hyperlink w:anchor="_Toc228461112" w:history="1">
+          <w:hyperlink w:anchor="_Toc229064752" w:history="1">
             <w:r>
               <w:rPr>
                 <w:rStyle w:val="a3"/>
@@ -1961,7 +1961,7 @@
                 <w:noProof/>
                 <w:webHidden/>
               </w:rPr>
-              <w:instrText>PAGEREF _Toc228461112 \h</w:instrText>
+              <w:instrText>PAGEREF _Toc229064752 \h</w:instrText>
             </w:r>
             <w:r>
               <w:rPr>
@@ -2018,7 +2018,7 @@
               <w14:ligatures w14:val="standardContextual"/>
             </w:rPr>
           </w:pPr>
-          <w:hyperlink w:anchor="_Toc228461113" w:history="1">
+          <w:hyperlink w:anchor="_Toc229064753" w:history="1">
             <w:r>
               <w:rPr>
                 <w:rStyle w:val="a3"/>
@@ -2057,7 +2057,7 @@
                 <w:noProof/>
                 <w:webHidden/>
               </w:rPr>
-              <w:instrText>PAGEREF _Toc228461113 \h</w:instrText>
+              <w:instrText>PAGEREF _Toc229064753 \h</w:instrText>
             </w:r>
             <w:r>
               <w:rPr>
@@ -2114,7 +2114,7 @@
               <w14:ligatures w14:val="standardContextual"/>
             </w:rPr>
           </w:pPr>
-          <w:hyperlink w:anchor="_Toc228461114" w:history="1">
+          <w:hyperlink w:anchor="_Toc229064754" w:history="1">
             <w:r>
               <w:rPr>
                 <w:rStyle w:val="a3"/>
@@ -2153,7 +2153,7 @@
                 <w:noProof/>
                 <w:webHidden/>
               </w:rPr>
-              <w:instrText>PAGEREF _Toc228461114 \h</w:instrText>
+              <w:instrText>PAGEREF _Toc229064754 \h</w:instrText>
             </w:r>
             <w:r>
               <w:rPr>
@@ -2210,7 +2210,7 @@
               <w14:ligatures w14:val="standardContextual"/>
             </w:rPr>
           </w:pPr>
-          <w:hyperlink w:anchor="_Toc228461115" w:history="1">
+          <w:hyperlink w:anchor="_Toc229064755" w:history="1">
             <w:r>
               <w:rPr>
                 <w:rStyle w:val="a3"/>
@@ -2249,7 +2249,7 @@
                 <w:noProof/>
                 <w:webHidden/>
               </w:rPr>
-              <w:instrText>PAGEREF _Toc228461115 \h</w:instrText>
+              <w:instrText>PAGEREF _Toc229064755 \h</w:instrText>
             </w:r>
             <w:r>
               <w:rPr>
@@ -2306,7 +2306,7 @@
               <w14:ligatures w14:val="standardContextual"/>
             </w:rPr>
           </w:pPr>
-          <w:hyperlink w:anchor="_Toc228461116" w:history="1">
+          <w:hyperlink w:anchor="_Toc229064756" w:history="1">
             <w:r>
               <w:rPr>
                 <w:rStyle w:val="a3"/>
@@ -2345,7 +2345,7 @@
                 <w:noProof/>
                 <w:webHidden/>
               </w:rPr>
-              <w:instrText>PAGEREF _Toc228461116 \h</w:instrText>
+              <w:instrText>PAGEREF _Toc229064756 \h</w:instrText>
             </w:r>
             <w:r>
               <w:rPr>
@@ -2402,7 +2402,7 @@
               <w14:ligatures w14:val="standardContextual"/>
             </w:rPr>
           </w:pPr>
-          <w:hyperlink w:anchor="_Toc228461117" w:history="1">
+          <w:hyperlink w:anchor="_Toc229064757" w:history="1">
             <w:r>
               <w:rPr>
                 <w:rStyle w:val="a3"/>
@@ -2441,7 +2441,7 @@
                 <w:noProof/>
                 <w:webHidden/>
               </w:rPr>
-              <w:instrText>PAGEREF _Toc228461117 \h</w:instrText>
+              <w:instrText>PAGEREF _Toc229064757 \h</w:instrText>
             </w:r>
             <w:r>
               <w:rPr>
@@ -2498,7 +2498,7 @@
               <w14:ligatures w14:val="standardContextual"/>
             </w:rPr>
           </w:pPr>
-          <w:hyperlink w:anchor="_Toc228461118" w:history="1">
+          <w:hyperlink w:anchor="_Toc229064758" w:history="1">
             <w:r>
               <w:rPr>
                 <w:rStyle w:val="a3"/>
@@ -2537,7 +2537,7 @@
                 <w:noProof/>
                 <w:webHidden/>
               </w:rPr>
-              <w:instrText>PAGEREF _Toc228461118 \h</w:instrText>
+              <w:instrText>PAGEREF _Toc229064758 \h</w:instrText>
             </w:r>
             <w:r>
               <w:rPr>
@@ -2594,7 +2594,7 @@
               <w14:ligatures w14:val="standardContextual"/>
             </w:rPr>
           </w:pPr>
-          <w:hyperlink w:anchor="_Toc228461119" w:history="1">
+          <w:hyperlink w:anchor="_Toc229064759" w:history="1">
             <w:r>
               <w:rPr>
                 <w:rStyle w:val="a3"/>
@@ -2633,7 +2633,7 @@
                 <w:noProof/>
                 <w:webHidden/>
               </w:rPr>
-              <w:instrText>PAGEREF _Toc228461119 \h</w:instrText>
+              <w:instrText>PAGEREF _Toc229064759 \h</w:instrText>
             </w:r>
             <w:r>
               <w:rPr>
@@ -2690,7 +2690,7 @@
               <w14:ligatures w14:val="standardContextual"/>
             </w:rPr>
           </w:pPr>
-          <w:hyperlink w:anchor="_Toc228461120" w:history="1">
+          <w:hyperlink w:anchor="_Toc229064760" w:history="1">
             <w:r>
               <w:rPr>
                 <w:rStyle w:val="a3"/>
@@ -2729,7 +2729,7 @@
                 <w:noProof/>
                 <w:webHidden/>
               </w:rPr>
-              <w:instrText>PAGEREF _Toc228461120 \h</w:instrText>
+              <w:instrText>PAGEREF _Toc229064760 \h</w:instrText>
             </w:r>
             <w:r>
               <w:rPr>
@@ -2786,7 +2786,7 @@
               <w14:ligatures w14:val="standardContextual"/>
             </w:rPr>
           </w:pPr>
-          <w:hyperlink w:anchor="_Toc228461121" w:history="1">
+          <w:hyperlink w:anchor="_Toc229064761" w:history="1">
             <w:r>
               <w:rPr>
                 <w:rStyle w:val="a3"/>
@@ -2825,7 +2825,7 @@
                 <w:noProof/>
                 <w:webHidden/>
               </w:rPr>
-              <w:instrText>PAGEREF _Toc228461121 \h</w:instrText>
+              <w:instrText>PAGEREF _Toc229064761 \h</w:instrText>
             </w:r>
             <w:r>
               <w:rPr>
@@ -2882,7 +2882,7 @@
               <w14:ligatures w14:val="standardContextual"/>
             </w:rPr>
           </w:pPr>
-          <w:hyperlink w:anchor="_Toc228461122" w:history="1">
+          <w:hyperlink w:anchor="_Toc229064762" w:history="1">
             <w:r>
               <w:rPr>
                 <w:rStyle w:val="a3"/>
@@ -2921,7 +2921,7 @@
                 <w:noProof/>
                 <w:webHidden/>
               </w:rPr>
-              <w:instrText>PAGEREF _Toc228461122 \h</w:instrText>
+              <w:instrText>PAGEREF _Toc229064762 \h</w:instrText>
             </w:r>
             <w:r>
               <w:rPr>
@@ -2978,7 +2978,7 @@
               <w14:ligatures w14:val="standardContextual"/>
             </w:rPr>
           </w:pPr>
-          <w:hyperlink w:anchor="_Toc228461123" w:history="1">
+          <w:hyperlink w:anchor="_Toc229064763" w:history="1">
             <w:r>
               <w:rPr>
                 <w:rStyle w:val="a3"/>
@@ -3017,7 +3017,7 @@
                 <w:noProof/>
                 <w:webHidden/>
               </w:rPr>
-              <w:instrText>PAGEREF _Toc228461123 \h</w:instrText>
+              <w:instrText>PAGEREF _Toc229064763 \h</w:instrText>
             </w:r>
             <w:r>
               <w:rPr>
@@ -3074,7 +3074,7 @@
               <w14:ligatures w14:val="standardContextual"/>
             </w:rPr>
           </w:pPr>
-          <w:hyperlink w:anchor="_Toc228461124" w:history="1">
+          <w:hyperlink w:anchor="_Toc229064764" w:history="1">
             <w:r>
               <w:rPr>
                 <w:rStyle w:val="a3"/>
@@ -3113,7 +3113,7 @@
                 <w:noProof/>
                 <w:webHidden/>
               </w:rPr>
-              <w:instrText>PAGEREF _Toc228461124 \h</w:instrText>
+              <w:instrText>PAGEREF _Toc229064764 \h</w:instrText>
             </w:r>
             <w:r>
               <w:rPr>
@@ -3170,7 +3170,7 @@
               <w14:ligatures w14:val="standardContextual"/>
             </w:rPr>
           </w:pPr>
-          <w:hyperlink w:anchor="_Toc228461125" w:history="1">
+          <w:hyperlink w:anchor="_Toc229064765" w:history="1">
             <w:r>
               <w:rPr>
                 <w:rStyle w:val="a3"/>
@@ -3209,7 +3209,7 @@
                 <w:noProof/>
                 <w:webHidden/>
               </w:rPr>
-              <w:instrText>PAGEREF _Toc228461125 \h</w:instrText>
+              <w:instrText>PAGEREF _Toc229064765 \h</w:instrText>
             </w:r>
             <w:r>
               <w:rPr>
@@ -3266,7 +3266,7 @@
               <w14:ligatures w14:val="standardContextual"/>
             </w:rPr>
           </w:pPr>
-          <w:hyperlink w:anchor="_Toc228461126" w:history="1">
+          <w:hyperlink w:anchor="_Toc229064766" w:history="1">
             <w:r>
               <w:rPr>
                 <w:rStyle w:val="a3"/>
@@ -3305,7 +3305,7 @@
                 <w:noProof/>
                 <w:webHidden/>
               </w:rPr>
-              <w:instrText>PAGEREF _Toc228461126 \h</w:instrText>
+              <w:instrText>PAGEREF _Toc229064766 \h</w:instrText>
             </w:r>
             <w:r>
               <w:rPr>
@@ -3362,7 +3362,7 @@
               <w14:ligatures w14:val="standardContextual"/>
             </w:rPr>
           </w:pPr>
-          <w:hyperlink w:anchor="_Toc228461127" w:history="1">
+          <w:hyperlink w:anchor="_Toc229064767" w:history="1">
             <w:r>
               <w:rPr>
                 <w:rStyle w:val="a3"/>
@@ -3401,7 +3401,7 @@
                 <w:noProof/>
                 <w:webHidden/>
               </w:rPr>
-              <w:instrText>PAGEREF _Toc228461127 \h</w:instrText>
+              <w:instrText>PAGEREF _Toc229064767 \h</w:instrText>
             </w:r>
             <w:r>
               <w:rPr>
@@ -3458,7 +3458,7 @@
               <w14:ligatures w14:val="standardContextual"/>
             </w:rPr>
           </w:pPr>
-          <w:hyperlink w:anchor="_Toc228461128" w:history="1">
+          <w:hyperlink w:anchor="_Toc229064768" w:history="1">
             <w:r>
               <w:rPr>
                 <w:rStyle w:val="a3"/>
@@ -3497,7 +3497,7 @@
                 <w:noProof/>
                 <w:webHidden/>
               </w:rPr>
-              <w:instrText>PAGEREF _Toc228461128 \h</w:instrText>
+              <w:instrText>PAGEREF _Toc229064768 \h</w:instrText>
             </w:r>
             <w:r>
               <w:rPr>
@@ -3554,7 +3554,7 @@
               <w14:ligatures w14:val="standardContextual"/>
             </w:rPr>
           </w:pPr>
-          <w:hyperlink w:anchor="_Toc228461129" w:history="1">
+          <w:hyperlink w:anchor="_Toc229064769" w:history="1">
             <w:r>
               <w:rPr>
                 <w:rStyle w:val="a3"/>
@@ -3593,7 +3593,7 @@
                 <w:noProof/>
                 <w:webHidden/>
               </w:rPr>
-              <w:instrText>PAGEREF _Toc228461129 \h</w:instrText>
+              <w:instrText>PAGEREF _Toc229064769 \h</w:instrText>
             </w:r>
             <w:r>
               <w:rPr>
@@ -3650,7 +3650,7 @@
               <w14:ligatures w14:val="standardContextual"/>
             </w:rPr>
           </w:pPr>
-          <w:hyperlink w:anchor="_Toc228461130" w:history="1">
+          <w:hyperlink w:anchor="_Toc229064770" w:history="1">
             <w:r>
               <w:rPr>
                 <w:rStyle w:val="a3"/>
@@ -3689,7 +3689,7 @@
                 <w:noProof/>
                 <w:webHidden/>
               </w:rPr>
-              <w:instrText>PAGEREF _Toc228461130 \h</w:instrText>
+              <w:instrText>PAGEREF _Toc229064770 \h</w:instrText>
             </w:r>
             <w:r>
               <w:rPr>
@@ -3746,7 +3746,7 @@
               <w14:ligatures w14:val="standardContextual"/>
             </w:rPr>
           </w:pPr>
-          <w:hyperlink w:anchor="_Toc228461131" w:history="1">
+          <w:hyperlink w:anchor="_Toc229064771" w:history="1">
             <w:r>
               <w:rPr>
                 <w:rStyle w:val="a3"/>
@@ -3785,7 +3785,7 @@
                 <w:noProof/>
                 <w:webHidden/>
               </w:rPr>
-              <w:instrText>PAGEREF _Toc228461131 \h</w:instrText>
+              <w:instrText>PAGEREF _Toc229064771 \h</w:instrText>
             </w:r>
             <w:r>
               <w:rPr>
@@ -3842,7 +3842,7 @@
               <w14:ligatures w14:val="standardContextual"/>
             </w:rPr>
           </w:pPr>
-          <w:hyperlink w:anchor="_Toc228461132" w:history="1">
+          <w:hyperlink w:anchor="_Toc229064772" w:history="1">
             <w:r>
               <w:rPr>
                 <w:rStyle w:val="a3"/>
@@ -3881,7 +3881,7 @@
                 <w:noProof/>
                 <w:webHidden/>
               </w:rPr>
-              <w:instrText>PAGEREF _Toc228461132 \h</w:instrText>
+              <w:instrText>PAGEREF _Toc229064772 \h</w:instrText>
             </w:r>
             <w:r>
               <w:rPr>
@@ -3938,7 +3938,7 @@
               <w14:ligatures w14:val="standardContextual"/>
             </w:rPr>
           </w:pPr>
-          <w:hyperlink w:anchor="_Toc228461133" w:history="1">
+          <w:hyperlink w:anchor="_Toc229064773" w:history="1">
             <w:r>
               <w:rPr>
                 <w:rStyle w:val="a3"/>
@@ -3977,7 +3977,7 @@
                 <w:noProof/>
                 <w:webHidden/>
               </w:rPr>
-              <w:instrText>PAGEREF _Toc228461133 \h</w:instrText>
+              <w:instrText>PAGEREF _Toc229064773 \h</w:instrText>
             </w:r>
             <w:r>
               <w:rPr>
@@ -4034,7 +4034,7 @@
               <w14:ligatures w14:val="standardContextual"/>
             </w:rPr>
           </w:pPr>
-          <w:hyperlink w:anchor="_Toc228461134" w:history="1">
+          <w:hyperlink w:anchor="_Toc229064774" w:history="1">
             <w:r>
               <w:rPr>
                 <w:rStyle w:val="a3"/>
@@ -4073,7 +4073,7 @@
                 <w:noProof/>
                 <w:webHidden/>
               </w:rPr>
-              <w:instrText>PAGEREF _Toc228461134 \h</w:instrText>
+              <w:instrText>PAGEREF _Toc229064774 \h</w:instrText>
             </w:r>
             <w:r>
               <w:rPr>
@@ -4130,7 +4130,7 @@
               <w14:ligatures w14:val="standardContextual"/>
             </w:rPr>
           </w:pPr>
-          <w:hyperlink w:anchor="_Toc228461135" w:history="1">
+          <w:hyperlink w:anchor="_Toc229064775" w:history="1">
             <w:r>
               <w:rPr>
                 <w:rStyle w:val="a3"/>
@@ -4169,7 +4169,7 @@
                 <w:noProof/>
                 <w:webHidden/>
               </w:rPr>
-              <w:instrText>PAGEREF _Toc228461135 \h</w:instrText>
+              <w:instrText>PAGEREF _Toc229064775 \h</w:instrText>
             </w:r>
             <w:r>
               <w:rPr>
@@ -4226,7 +4226,7 @@
               <w14:ligatures w14:val="standardContextual"/>
             </w:rPr>
           </w:pPr>
-          <w:hyperlink w:anchor="_Toc228461136" w:history="1">
+          <w:hyperlink w:anchor="_Toc229064776" w:history="1">
             <w:r>
               <w:rPr>
                 <w:rStyle w:val="a3"/>
@@ -4265,7 +4265,7 @@
                 <w:noProof/>
                 <w:webHidden/>
               </w:rPr>
-              <w:instrText>PAGEREF _Toc228461136 \h</w:instrText>
+              <w:instrText>PAGEREF _Toc229064776 \h</w:instrText>
             </w:r>
             <w:r>
               <w:rPr>
@@ -4322,7 +4322,7 @@
               <w14:ligatures w14:val="standardContextual"/>
             </w:rPr>
           </w:pPr>
-          <w:hyperlink w:anchor="_Toc228461137" w:history="1">
+          <w:hyperlink w:anchor="_Toc229064777" w:history="1">
             <w:r>
               <w:rPr>
                 <w:rStyle w:val="a3"/>
@@ -4361,7 +4361,7 @@
                 <w:noProof/>
                 <w:webHidden/>
               </w:rPr>
-              <w:instrText>PAGEREF _Toc228461137 \h</w:instrText>
+              <w:instrText>PAGEREF _Toc229064777 \h</w:instrText>
             </w:r>
             <w:r>
               <w:rPr>
@@ -4418,7 +4418,7 @@
               <w14:ligatures w14:val="standardContextual"/>
             </w:rPr>
           </w:pPr>
-          <w:hyperlink w:anchor="_Toc228461138" w:history="1">
+          <w:hyperlink w:anchor="_Toc229064778" w:history="1">
             <w:r>
               <w:rPr>
                 <w:rStyle w:val="a3"/>
@@ -4457,7 +4457,7 @@
                 <w:noProof/>
                 <w:webHidden/>
               </w:rPr>
-              <w:instrText>PAGEREF _Toc228461138 \h</w:instrText>
+              <w:instrText>PAGEREF _Toc229064778 \h</w:instrText>
             </w:r>
             <w:r>
               <w:rPr>
@@ -4514,7 +4514,7 @@
               <w14:ligatures w14:val="standardContextual"/>
             </w:rPr>
           </w:pPr>
-          <w:hyperlink w:anchor="_Toc228461139" w:history="1">
+          <w:hyperlink w:anchor="_Toc229064779" w:history="1">
             <w:r>
               <w:rPr>
                 <w:rStyle w:val="a3"/>
@@ -4553,7 +4553,7 @@
                 <w:noProof/>
                 <w:webHidden/>
               </w:rPr>
-              <w:instrText>PAGEREF _Toc228461139 \h</w:instrText>
+              <w:instrText>PAGEREF _Toc229064779 \h</w:instrText>
             </w:r>
             <w:r>
               <w:rPr>
@@ -4610,7 +4610,7 @@
               <w14:ligatures w14:val="standardContextual"/>
             </w:rPr>
           </w:pPr>
-          <w:hyperlink w:anchor="_Toc228461140" w:history="1">
+          <w:hyperlink w:anchor="_Toc229064780" w:history="1">
             <w:r>
               <w:rPr>
                 <w:rStyle w:val="a3"/>
@@ -4649,7 +4649,7 @@
                 <w:noProof/>
                 <w:webHidden/>
               </w:rPr>
-              <w:instrText>PAGEREF _Toc228461140 \h</w:instrText>
+              <w:instrText>PAGEREF _Toc229064780 \h</w:instrText>
             </w:r>
             <w:r>
               <w:rPr>
@@ -4706,7 +4706,7 @@
               <w14:ligatures w14:val="standardContextual"/>
             </w:rPr>
           </w:pPr>
-          <w:hyperlink w:anchor="_Toc228461141" w:history="1">
+          <w:hyperlink w:anchor="_Toc229064781" w:history="1">
             <w:r>
               <w:rPr>
                 <w:rStyle w:val="a3"/>
@@ -4745,7 +4745,7 @@
                 <w:noProof/>
                 <w:webHidden/>
               </w:rPr>
-              <w:instrText>PAGEREF _Toc228461141 \h</w:instrText>
+              <w:instrText>PAGEREF _Toc229064781 \h</w:instrText>
             </w:r>
             <w:r>
               <w:rPr>
@@ -4802,7 +4802,7 @@
               <w14:ligatures w14:val="standardContextual"/>
             </w:rPr>
           </w:pPr>
-          <w:hyperlink w:anchor="_Toc228461142" w:history="1">
+          <w:hyperlink w:anchor="_Toc229064782" w:history="1">
             <w:r>
               <w:rPr>
                 <w:rStyle w:val="a3"/>
@@ -4841,7 +4841,7 @@
                 <w:noProof/>
                 <w:webHidden/>
               </w:rPr>
-              <w:instrText>PAGEREF _Toc228461142 \h</w:instrText>
+              <w:instrText>PAGEREF _Toc229064782 \h</w:instrText>
             </w:r>
             <w:r>
               <w:rPr>
@@ -4898,7 +4898,7 @@
               <w14:ligatures w14:val="standardContextual"/>
             </w:rPr>
           </w:pPr>
-          <w:hyperlink w:anchor="_Toc228461143" w:history="1">
+          <w:hyperlink w:anchor="_Toc229064783" w:history="1">
             <w:r>
               <w:rPr>
                 <w:rStyle w:val="a3"/>
@@ -4937,7 +4937,7 @@
                 <w:noProof/>
                 <w:webHidden/>
               </w:rPr>
-              <w:instrText>PAGEREF _Toc228461143 \h</w:instrText>
+              <w:instrText>PAGEREF _Toc229064783 \h</w:instrText>
             </w:r>
             <w:r>
               <w:rPr>
@@ -4994,7 +4994,7 @@
               <w14:ligatures w14:val="standardContextual"/>
             </w:rPr>
           </w:pPr>
-          <w:hyperlink w:anchor="_Toc228461144" w:history="1">
+          <w:hyperlink w:anchor="_Toc229064784" w:history="1">
             <w:r>
               <w:rPr>
                 <w:rStyle w:val="a3"/>
@@ -5033,7 +5033,7 @@
                 <w:noProof/>
                 <w:webHidden/>
               </w:rPr>
-              <w:instrText>PAGEREF _Toc228461144 \h</w:instrText>
+              <w:instrText>PAGEREF _Toc229064784 \h</w:instrText>
             </w:r>
             <w:r>
               <w:rPr>
@@ -5090,7 +5090,7 @@
               <w14:ligatures w14:val="standardContextual"/>
             </w:rPr>
           </w:pPr>
-          <w:hyperlink w:anchor="_Toc228461145" w:history="1">
+          <w:hyperlink w:anchor="_Toc229064785" w:history="1">
             <w:r>
               <w:rPr>
                 <w:rStyle w:val="a3"/>
@@ -5129,7 +5129,7 @@
                 <w:noProof/>
                 <w:webHidden/>
               </w:rPr>
-              <w:instrText>PAGEREF _Toc228461145 \h</w:instrText>
+              <w:instrText>PAGEREF _Toc229064785 \h</w:instrText>
             </w:r>
             <w:r>
               <w:rPr>
@@ -5186,7 +5186,7 @@
               <w14:ligatures w14:val="standardContextual"/>
             </w:rPr>
           </w:pPr>
-          <w:hyperlink w:anchor="_Toc228461146" w:history="1">
+          <w:hyperlink w:anchor="_Toc229064786" w:history="1">
             <w:r>
               <w:rPr>
                 <w:rStyle w:val="a3"/>
@@ -5225,7 +5225,7 @@
                 <w:noProof/>
                 <w:webHidden/>
               </w:rPr>
-              <w:instrText>PAGEREF _Toc228461146 \h</w:instrText>
+              <w:instrText>PAGEREF _Toc229064786 \h</w:instrText>
             </w:r>
             <w:r>
               <w:rPr>
@@ -5282,7 +5282,7 @@
               <w14:ligatures w14:val="standardContextual"/>
             </w:rPr>
           </w:pPr>
-          <w:hyperlink w:anchor="_Toc228461147" w:history="1">
+          <w:hyperlink w:anchor="_Toc229064787" w:history="1">
             <w:r>
               <w:rPr>
                 <w:rStyle w:val="a3"/>
@@ -5321,7 +5321,7 @@
                 <w:noProof/>
                 <w:webHidden/>
               </w:rPr>
-              <w:instrText>PAGEREF _Toc228461147 \h</w:instrText>
+              <w:instrText>PAGEREF _Toc229064787 \h</w:instrText>
             </w:r>
             <w:r>
               <w:rPr>
@@ -5378,7 +5378,7 @@
               <w14:ligatures w14:val="standardContextual"/>
             </w:rPr>
           </w:pPr>
-          <w:hyperlink w:anchor="_Toc228461148" w:history="1">
+          <w:hyperlink w:anchor="_Toc229064788" w:history="1">
             <w:r>
               <w:rPr>
                 <w:rStyle w:val="a3"/>
@@ -5417,7 +5417,7 @@
                 <w:noProof/>
                 <w:webHidden/>
               </w:rPr>
-              <w:instrText>PAGEREF _Toc228461148 \h</w:instrText>
+              <w:instrText>PAGEREF _Toc229064788 \h</w:instrText>
             </w:r>
             <w:r>
               <w:rPr>
@@ -5474,7 +5474,7 @@
               <w14:ligatures w14:val="standardContextual"/>
             </w:rPr>
           </w:pPr>
-          <w:hyperlink w:anchor="_Toc228461149" w:history="1">
+          <w:hyperlink w:anchor="_Toc229064789" w:history="1">
             <w:r>
               <w:rPr>
                 <w:rStyle w:val="a3"/>
@@ -5513,7 +5513,7 @@
                 <w:noProof/>
                 <w:webHidden/>
               </w:rPr>
-              <w:instrText>PAGEREF _Toc228461149 \h</w:instrText>
+              <w:instrText>PAGEREF _Toc229064789 \h</w:instrText>
             </w:r>
             <w:r>
               <w:rPr>
@@ -5570,7 +5570,7 @@
               <w14:ligatures w14:val="standardContextual"/>
             </w:rPr>
           </w:pPr>
-          <w:hyperlink w:anchor="_Toc228461150" w:history="1">
+          <w:hyperlink w:anchor="_Toc229064790" w:history="1">
             <w:r>
               <w:rPr>
                 <w:rStyle w:val="a3"/>
@@ -5609,7 +5609,7 @@
                 <w:noProof/>
                 <w:webHidden/>
               </w:rPr>
-              <w:instrText>PAGEREF _Toc228461150 \h</w:instrText>
+              <w:instrText>PAGEREF _Toc229064790 \h</w:instrText>
             </w:r>
             <w:r>
               <w:rPr>
@@ -5666,7 +5666,7 @@
               <w14:ligatures w14:val="standardContextual"/>
             </w:rPr>
           </w:pPr>
-          <w:hyperlink w:anchor="_Toc228461151" w:history="1">
+          <w:hyperlink w:anchor="_Toc229064791" w:history="1">
             <w:r>
               <w:rPr>
                 <w:rStyle w:val="a3"/>
@@ -5705,7 +5705,7 @@
                 <w:noProof/>
                 <w:webHidden/>
               </w:rPr>
-              <w:instrText>PAGEREF _Toc228461151 \h</w:instrText>
+              <w:instrText>PAGEREF _Toc229064791 \h</w:instrText>
             </w:r>
             <w:r>
               <w:rPr>
@@ -5762,7 +5762,7 @@
               <w14:ligatures w14:val="standardContextual"/>
             </w:rPr>
           </w:pPr>
-          <w:hyperlink w:anchor="_Toc228461152" w:history="1">
+          <w:hyperlink w:anchor="_Toc229064792" w:history="1">
             <w:r>
               <w:rPr>
                 <w:rStyle w:val="a3"/>
@@ -5801,7 +5801,7 @@
                 <w:noProof/>
                 <w:webHidden/>
               </w:rPr>
-              <w:instrText>PAGEREF _Toc228461152 \h</w:instrText>
+              <w:instrText>PAGEREF _Toc229064792 \h</w:instrText>
             </w:r>
             <w:r>
               <w:rPr>
@@ -5858,7 +5858,7 @@
               <w14:ligatures w14:val="standardContextual"/>
             </w:rPr>
           </w:pPr>
-          <w:hyperlink w:anchor="_Toc228461153" w:history="1">
+          <w:hyperlink w:anchor="_Toc229064793" w:history="1">
             <w:r>
               <w:rPr>
                 <w:rStyle w:val="a3"/>
@@ -5897,7 +5897,7 @@
                 <w:noProof/>
                 <w:webHidden/>
               </w:rPr>
-              <w:instrText>PAGEREF _Toc228461153 \h</w:instrText>
+              <w:instrText>PAGEREF _Toc229064793 \h</w:instrText>
             </w:r>
             <w:r>
               <w:rPr>
@@ -5954,7 +5954,7 @@
               <w14:ligatures w14:val="standardContextual"/>
             </w:rPr>
           </w:pPr>
-          <w:hyperlink w:anchor="_Toc228461154" w:history="1">
+          <w:hyperlink w:anchor="_Toc229064794" w:history="1">
             <w:r>
               <w:rPr>
                 <w:rStyle w:val="a3"/>
@@ -5993,7 +5993,7 @@
                 <w:noProof/>
                 <w:webHidden/>
               </w:rPr>
-              <w:instrText>PAGEREF _Toc228461154 \h</w:instrText>
+              <w:instrText>PAGEREF _Toc229064794 \h</w:instrText>
             </w:r>
             <w:r>
               <w:rPr>
@@ -6050,7 +6050,7 @@
               <w14:ligatures w14:val="standardContextual"/>
             </w:rPr>
           </w:pPr>
-          <w:hyperlink w:anchor="_Toc228461155" w:history="1">
+          <w:hyperlink w:anchor="_Toc229064795" w:history="1">
             <w:r>
               <w:rPr>
                 <w:rStyle w:val="a3"/>
@@ -6089,7 +6089,7 @@
                 <w:noProof/>
                 <w:webHidden/>
               </w:rPr>
-              <w:instrText>PAGEREF _Toc228461155 \h</w:instrText>
+              <w:instrText>PAGEREF _Toc229064795 \h</w:instrText>
             </w:r>
             <w:r>
               <w:rPr>
@@ -6146,7 +6146,7 @@
               <w14:ligatures w14:val="standardContextual"/>
             </w:rPr>
           </w:pPr>
-          <w:hyperlink w:anchor="_Toc228461156" w:history="1">
+          <w:hyperlink w:anchor="_Toc229064796" w:history="1">
             <w:r>
               <w:rPr>
                 <w:rStyle w:val="a3"/>
@@ -6185,7 +6185,7 @@
                 <w:noProof/>
                 <w:webHidden/>
               </w:rPr>
-              <w:instrText>PAGEREF _Toc228461156 \h</w:instrText>
+              <w:instrText>PAGEREF _Toc229064796 \h</w:instrText>
             </w:r>
             <w:r>
               <w:rPr>
@@ -6242,7 +6242,7 @@
               <w14:ligatures w14:val="standardContextual"/>
             </w:rPr>
           </w:pPr>
-          <w:hyperlink w:anchor="_Toc228461157" w:history="1">
+          <w:hyperlink w:anchor="_Toc229064797" w:history="1">
             <w:r>
               <w:rPr>
                 <w:rStyle w:val="a3"/>
@@ -6281,7 +6281,7 @@
                 <w:noProof/>
                 <w:webHidden/>
               </w:rPr>
-              <w:instrText>PAGEREF _Toc228461157 \h</w:instrText>
+              <w:instrText>PAGEREF _Toc229064797 \h</w:instrText>
             </w:r>
             <w:r>
               <w:rPr>
@@ -6338,7 +6338,7 @@
               <w14:ligatures w14:val="standardContextual"/>
             </w:rPr>
           </w:pPr>
-          <w:hyperlink w:anchor="_Toc228461158" w:history="1">
+          <w:hyperlink w:anchor="_Toc229064798" w:history="1">
             <w:r>
               <w:rPr>
                 <w:rStyle w:val="a3"/>
@@ -6377,7 +6377,7 @@
                 <w:noProof/>
                 <w:webHidden/>
               </w:rPr>
-              <w:instrText>PAGEREF _Toc228461158 \h</w:instrText>
+              <w:instrText>PAGEREF _Toc229064798 \h</w:instrText>
             </w:r>
             <w:r>
               <w:rPr>
@@ -6434,7 +6434,7 @@
               <w14:ligatures w14:val="standardContextual"/>
             </w:rPr>
           </w:pPr>
-          <w:hyperlink w:anchor="_Toc228461159" w:history="1">
+          <w:hyperlink w:anchor="_Toc229064799" w:history="1">
             <w:r>
               <w:rPr>
                 <w:rStyle w:val="a3"/>
@@ -6473,7 +6473,7 @@
                 <w:noProof/>
                 <w:webHidden/>
               </w:rPr>
-              <w:instrText>PAGEREF _Toc228461159 \h</w:instrText>
+              <w:instrText>PAGEREF _Toc229064799 \h</w:instrText>
             </w:r>
             <w:r>
               <w:rPr>
@@ -6530,7 +6530,7 @@
               <w14:ligatures w14:val="standardContextual"/>
             </w:rPr>
           </w:pPr>
-          <w:hyperlink w:anchor="_Toc228461160" w:history="1">
+          <w:hyperlink w:anchor="_Toc229064800" w:history="1">
             <w:r>
               <w:rPr>
                 <w:rStyle w:val="a3"/>
@@ -6569,7 +6569,7 @@
                 <w:noProof/>
                 <w:webHidden/>
               </w:rPr>
-              <w:instrText>PAGEREF _Toc228461160 \h</w:instrText>
+              <w:instrText>PAGEREF _Toc229064800 \h</w:instrText>
             </w:r>
             <w:r>
               <w:rPr>
@@ -6626,7 +6626,7 @@
               <w14:ligatures w14:val="standardContextual"/>
             </w:rPr>
           </w:pPr>
-          <w:hyperlink w:anchor="_Toc228461161" w:history="1">
+          <w:hyperlink w:anchor="_Toc229064801" w:history="1">
             <w:r>
               <w:rPr>
                 <w:rStyle w:val="a3"/>
@@ -6665,7 +6665,7 @@
                 <w:noProof/>
                 <w:webHidden/>
               </w:rPr>
-              <w:instrText>PAGEREF _Toc228461161 \h</w:instrText>
+              <w:instrText>PAGEREF _Toc229064801 \h</w:instrText>
             </w:r>
             <w:r>
               <w:rPr>
@@ -6722,7 +6722,7 @@
               <w14:ligatures w14:val="standardContextual"/>
             </w:rPr>
           </w:pPr>
-          <w:hyperlink w:anchor="_Toc228461162" w:history="1">
+          <w:hyperlink w:anchor="_Toc229064802" w:history="1">
             <w:r>
               <w:rPr>
                 <w:rStyle w:val="a3"/>
@@ -6761,7 +6761,7 @@
                 <w:noProof/>
                 <w:webHidden/>
               </w:rPr>
-              <w:instrText>PAGEREF _Toc228461162 \h</w:instrText>
+              <w:instrText>PAGEREF _Toc229064802 \h</w:instrText>
             </w:r>
             <w:r>
               <w:rPr>
@@ -6818,7 +6818,7 @@
               <w14:ligatures w14:val="standardContextual"/>
             </w:rPr>
           </w:pPr>
-          <w:hyperlink w:anchor="_Toc228461163" w:history="1">
+          <w:hyperlink w:anchor="_Toc229064803" w:history="1">
             <w:r>
               <w:rPr>
                 <w:rStyle w:val="a3"/>
@@ -6857,7 +6857,7 @@
                 <w:noProof/>
                 <w:webHidden/>
               </w:rPr>
-              <w:instrText>PAGEREF _Toc228461163 \h</w:instrText>
+              <w:instrText>PAGEREF _Toc229064803 \h</w:instrText>
             </w:r>
             <w:r>
               <w:rPr>
@@ -6914,7 +6914,7 @@
               <w14:ligatures w14:val="standardContextual"/>
             </w:rPr>
           </w:pPr>
-          <w:hyperlink w:anchor="_Toc228461164" w:history="1">
+          <w:hyperlink w:anchor="_Toc229064804" w:history="1">
             <w:r>
               <w:rPr>
                 <w:rStyle w:val="a3"/>
@@ -6953,7 +6953,7 @@
                 <w:noProof/>
                 <w:webHidden/>
               </w:rPr>
-              <w:instrText>PAGEREF _Toc228461164 \h</w:instrText>
+              <w:instrText>PAGEREF _Toc229064804 \h</w:instrText>
             </w:r>
             <w:r>
               <w:rPr>
@@ -7010,7 +7010,7 @@
               <w14:ligatures w14:val="standardContextual"/>
             </w:rPr>
           </w:pPr>
-          <w:hyperlink w:anchor="_Toc228461165" w:history="1">
+          <w:hyperlink w:anchor="_Toc229064805" w:history="1">
             <w:r>
               <w:rPr>
                 <w:rStyle w:val="a3"/>
@@ -7049,7 +7049,7 @@
                 <w:noProof/>
                 <w:webHidden/>
               </w:rPr>
-              <w:instrText>PAGEREF _Toc228461165 \h</w:instrText>
+              <w:instrText>PAGEREF _Toc229064805 \h</w:instrText>
             </w:r>
             <w:r>
               <w:rPr>
@@ -7106,7 +7106,7 @@
               <w14:ligatures w14:val="standardContextual"/>
             </w:rPr>
           </w:pPr>
-          <w:hyperlink w:anchor="_Toc228461166" w:history="1">
+          <w:hyperlink w:anchor="_Toc229064806" w:history="1">
             <w:r>
               <w:rPr>
                 <w:rStyle w:val="a3"/>
@@ -7145,7 +7145,7 @@
                 <w:noProof/>
                 <w:webHidden/>
               </w:rPr>
-              <w:instrText>PAGEREF _Toc228461166 \h</w:instrText>
+              <w:instrText>PAGEREF _Toc229064806 \h</w:instrText>
             </w:r>
             <w:r>
               <w:rPr>
@@ -7202,7 +7202,7 @@
               <w14:ligatures w14:val="standardContextual"/>
             </w:rPr>
           </w:pPr>
-          <w:hyperlink w:anchor="_Toc228461167" w:history="1">
+          <w:hyperlink w:anchor="_Toc229064807" w:history="1">
             <w:r>
               <w:rPr>
                 <w:rStyle w:val="a3"/>
@@ -7241,7 +7241,7 @@
                 <w:noProof/>
                 <w:webHidden/>
               </w:rPr>
-              <w:instrText>PAGEREF _Toc228461167 \h</w:instrText>
+              <w:instrText>PAGEREF _Toc229064807 \h</w:instrText>
             </w:r>
             <w:r>
               <w:rPr>
@@ -7298,7 +7298,7 @@
               <w14:ligatures w14:val="standardContextual"/>
             </w:rPr>
           </w:pPr>
-          <w:hyperlink w:anchor="_Toc228461168" w:history="1">
+          <w:hyperlink w:anchor="_Toc229064808" w:history="1">
             <w:r>
               <w:rPr>
                 <w:rStyle w:val="a3"/>
@@ -7337,7 +7337,7 @@
                 <w:noProof/>
                 <w:webHidden/>
               </w:rPr>
-              <w:instrText>PAGEREF _Toc228461168 \h</w:instrText>
+              <w:instrText>PAGEREF _Toc229064808 \h</w:instrText>
             </w:r>
             <w:r>
               <w:rPr>
@@ -7394,7 +7394,7 @@
               <w14:ligatures w14:val="standardContextual"/>
             </w:rPr>
           </w:pPr>
-          <w:hyperlink w:anchor="_Toc228461169" w:history="1">
+          <w:hyperlink w:anchor="_Toc229064809" w:history="1">
             <w:r>
               <w:rPr>
                 <w:rStyle w:val="a3"/>
@@ -7433,7 +7433,7 @@
                 <w:noProof/>
                 <w:webHidden/>
               </w:rPr>
-              <w:instrText>PAGEREF _Toc228461169 \h</w:instrText>
+              <w:instrText>PAGEREF _Toc229064809 \h</w:instrText>
             </w:r>
             <w:r>
               <w:rPr>
@@ -7490,7 +7490,7 @@
               <w14:ligatures w14:val="standardContextual"/>
             </w:rPr>
           </w:pPr>
-          <w:hyperlink w:anchor="_Toc228461170" w:history="1">
+          <w:hyperlink w:anchor="_Toc229064810" w:history="1">
             <w:r>
               <w:rPr>
                 <w:rStyle w:val="a3"/>
@@ -7529,7 +7529,7 @@
                 <w:noProof/>
                 <w:webHidden/>
               </w:rPr>
-              <w:instrText>PAGEREF _Toc228461170 \h</w:instrText>
+              <w:instrText>PAGEREF _Toc229064810 \h</w:instrText>
             </w:r>
             <w:r>
               <w:rPr>
@@ -7561,6 +7561,1350 @@
                 <w:webHidden/>
               </w:rPr>
               <w:t>23</w:t>
+            </w:r>
+            <w:r>
+              <w:rPr>
+                <w:rFonts w:ascii="宋体" w:eastAsia="宋体" w:hAnsi="宋体" w:hint="eastAsia"/>
+                <w:noProof/>
+                <w:webHidden/>
+              </w:rPr>
+              <w:fldChar w:fldCharType="end"/>
+            </w:r>
+          </w:hyperlink>
+        </w:p>
+        <w:p>
+          <w:pPr>
+            <w:pStyle w:val="TOC2"/>
+            <w:tabs>
+              <w:tab w:val="right" w:leader="dot" w:pos="8296"/>
+            </w:tabs>
+            <w:rPr>
+              <w:rFonts w:ascii="宋体" w:eastAsia="宋体" w:hAnsi="宋体" w:hint="eastAsia"/>
+              <w:noProof/>
+              <w:sz w:val="22"/>
+              <w:szCs w:val="24"/>
+              <w14:ligatures w14:val="standardContextual"/>
+            </w:rPr>
+          </w:pPr>
+          <w:hyperlink w:anchor="_Toc229064811" w:history="1">
+            <w:r>
+              <w:rPr>
+                <w:rStyle w:val="a3"/>
+                <w:rFonts w:ascii="宋体" w:eastAsia="宋体" w:hAnsi="宋体"/>
+                <w:noProof/>
+              </w:rPr>
+              <w:t>三、国际政治心理学</w:t>
+            </w:r>
+            <w:r>
+              <w:rPr>
+                <w:rFonts w:ascii="宋体" w:eastAsia="宋体" w:hAnsi="宋体" w:hint="eastAsia"/>
+                <w:noProof/>
+                <w:webHidden/>
+              </w:rPr>
+              <w:tab/>
+            </w:r>
+            <w:r>
+              <w:rPr>
+                <w:rFonts w:ascii="宋体" w:eastAsia="宋体" w:hAnsi="宋体" w:hint="eastAsia"/>
+                <w:noProof/>
+                <w:webHidden/>
+              </w:rPr>
+              <w:fldChar w:fldCharType="begin"/>
+            </w:r>
+            <w:r>
+              <w:rPr>
+                <w:rFonts w:ascii="宋体" w:eastAsia="宋体" w:hAnsi="宋体" w:hint="eastAsia"/>
+                <w:noProof/>
+                <w:webHidden/>
+              </w:rPr>
+              <w:instrText xml:space="preserve"> </w:instrText>
+            </w:r>
+            <w:r>
+              <w:rPr>
+                <w:rFonts w:ascii="宋体" w:eastAsia="宋体" w:hAnsi="宋体"/>
+                <w:noProof/>
+                <w:webHidden/>
+              </w:rPr>
+              <w:instrText>PAGEREF _Toc229064811 \h</w:instrText>
+            </w:r>
+            <w:r>
+              <w:rPr>
+                <w:rFonts w:ascii="宋体" w:eastAsia="宋体" w:hAnsi="宋体" w:hint="eastAsia"/>
+                <w:noProof/>
+                <w:webHidden/>
+              </w:rPr>
+              <w:instrText xml:space="preserve"> </w:instrText>
+            </w:r>
+            <w:r>
+              <w:rPr>
+                <w:rFonts w:ascii="宋体" w:eastAsia="宋体" w:hAnsi="宋体" w:hint="eastAsia"/>
+                <w:noProof/>
+                <w:webHidden/>
+              </w:rPr>
+            </w:r>
+            <w:r>
+              <w:rPr>
+                <w:rFonts w:ascii="宋体" w:eastAsia="宋体" w:hAnsi="宋体" w:hint="eastAsia"/>
+                <w:noProof/>
+                <w:webHidden/>
+              </w:rPr>
+              <w:fldChar w:fldCharType="separate"/>
+            </w:r>
+            <w:r>
+              <w:rPr>
+                <w:rFonts w:ascii="宋体" w:eastAsia="宋体" w:hAnsi="宋体" w:hint="eastAsia"/>
+                <w:noProof/>
+                <w:webHidden/>
+              </w:rPr>
+              <w:t>23</w:t>
+            </w:r>
+            <w:r>
+              <w:rPr>
+                <w:rFonts w:ascii="宋体" w:eastAsia="宋体" w:hAnsi="宋体" w:hint="eastAsia"/>
+                <w:noProof/>
+                <w:webHidden/>
+              </w:rPr>
+              <w:fldChar w:fldCharType="end"/>
+            </w:r>
+          </w:hyperlink>
+        </w:p>
+        <w:p>
+          <w:pPr>
+            <w:pStyle w:val="TOC3"/>
+            <w:tabs>
+              <w:tab w:val="right" w:leader="dot" w:pos="8296"/>
+            </w:tabs>
+            <w:rPr>
+              <w:rFonts w:ascii="宋体" w:eastAsia="宋体" w:hAnsi="宋体" w:hint="eastAsia"/>
+              <w:noProof/>
+              <w:sz w:val="22"/>
+              <w:szCs w:val="24"/>
+              <w14:ligatures w14:val="standardContextual"/>
+            </w:rPr>
+          </w:pPr>
+          <w:hyperlink w:anchor="_Toc229064812" w:history="1">
+            <w:r>
+              <w:rPr>
+                <w:rStyle w:val="a3"/>
+                <w:rFonts w:ascii="宋体" w:eastAsia="宋体" w:hAnsi="宋体"/>
+                <w:noProof/>
+              </w:rPr>
+              <w:t>（一）认知偏差产生的机制</w:t>
+            </w:r>
+            <w:r>
+              <w:rPr>
+                <w:rFonts w:ascii="宋体" w:eastAsia="宋体" w:hAnsi="宋体" w:hint="eastAsia"/>
+                <w:noProof/>
+                <w:webHidden/>
+              </w:rPr>
+              <w:tab/>
+            </w:r>
+            <w:r>
+              <w:rPr>
+                <w:rFonts w:ascii="宋体" w:eastAsia="宋体" w:hAnsi="宋体" w:hint="eastAsia"/>
+                <w:noProof/>
+                <w:webHidden/>
+              </w:rPr>
+              <w:fldChar w:fldCharType="begin"/>
+            </w:r>
+            <w:r>
+              <w:rPr>
+                <w:rFonts w:ascii="宋体" w:eastAsia="宋体" w:hAnsi="宋体" w:hint="eastAsia"/>
+                <w:noProof/>
+                <w:webHidden/>
+              </w:rPr>
+              <w:instrText xml:space="preserve"> </w:instrText>
+            </w:r>
+            <w:r>
+              <w:rPr>
+                <w:rFonts w:ascii="宋体" w:eastAsia="宋体" w:hAnsi="宋体"/>
+                <w:noProof/>
+                <w:webHidden/>
+              </w:rPr>
+              <w:instrText>PAGEREF _Toc229064812 \h</w:instrText>
+            </w:r>
+            <w:r>
+              <w:rPr>
+                <w:rFonts w:ascii="宋体" w:eastAsia="宋体" w:hAnsi="宋体" w:hint="eastAsia"/>
+                <w:noProof/>
+                <w:webHidden/>
+              </w:rPr>
+              <w:instrText xml:space="preserve"> </w:instrText>
+            </w:r>
+            <w:r>
+              <w:rPr>
+                <w:rFonts w:ascii="宋体" w:eastAsia="宋体" w:hAnsi="宋体" w:hint="eastAsia"/>
+                <w:noProof/>
+                <w:webHidden/>
+              </w:rPr>
+            </w:r>
+            <w:r>
+              <w:rPr>
+                <w:rFonts w:ascii="宋体" w:eastAsia="宋体" w:hAnsi="宋体" w:hint="eastAsia"/>
+                <w:noProof/>
+                <w:webHidden/>
+              </w:rPr>
+              <w:fldChar w:fldCharType="separate"/>
+            </w:r>
+            <w:r>
+              <w:rPr>
+                <w:rFonts w:ascii="宋体" w:eastAsia="宋体" w:hAnsi="宋体" w:hint="eastAsia"/>
+                <w:noProof/>
+                <w:webHidden/>
+              </w:rPr>
+              <w:t>23</w:t>
+            </w:r>
+            <w:r>
+              <w:rPr>
+                <w:rFonts w:ascii="宋体" w:eastAsia="宋体" w:hAnsi="宋体" w:hint="eastAsia"/>
+                <w:noProof/>
+                <w:webHidden/>
+              </w:rPr>
+              <w:fldChar w:fldCharType="end"/>
+            </w:r>
+          </w:hyperlink>
+        </w:p>
+        <w:p>
+          <w:pPr>
+            <w:pStyle w:val="TOC3"/>
+            <w:tabs>
+              <w:tab w:val="right" w:leader="dot" w:pos="8296"/>
+            </w:tabs>
+            <w:rPr>
+              <w:rFonts w:ascii="宋体" w:eastAsia="宋体" w:hAnsi="宋体" w:hint="eastAsia"/>
+              <w:noProof/>
+              <w:sz w:val="22"/>
+              <w:szCs w:val="24"/>
+              <w14:ligatures w14:val="standardContextual"/>
+            </w:rPr>
+          </w:pPr>
+          <w:hyperlink w:anchor="_Toc229064813" w:history="1">
+            <w:r>
+              <w:rPr>
+                <w:rStyle w:val="a3"/>
+                <w:rFonts w:ascii="宋体" w:eastAsia="宋体" w:hAnsi="宋体"/>
+                <w:noProof/>
+              </w:rPr>
+              <w:t>（二）一些典型认知偏差</w:t>
+            </w:r>
+            <w:r>
+              <w:rPr>
+                <w:rFonts w:ascii="宋体" w:eastAsia="宋体" w:hAnsi="宋体" w:hint="eastAsia"/>
+                <w:noProof/>
+                <w:webHidden/>
+              </w:rPr>
+              <w:tab/>
+            </w:r>
+            <w:r>
+              <w:rPr>
+                <w:rFonts w:ascii="宋体" w:eastAsia="宋体" w:hAnsi="宋体" w:hint="eastAsia"/>
+                <w:noProof/>
+                <w:webHidden/>
+              </w:rPr>
+              <w:fldChar w:fldCharType="begin"/>
+            </w:r>
+            <w:r>
+              <w:rPr>
+                <w:rFonts w:ascii="宋体" w:eastAsia="宋体" w:hAnsi="宋体" w:hint="eastAsia"/>
+                <w:noProof/>
+                <w:webHidden/>
+              </w:rPr>
+              <w:instrText xml:space="preserve"> </w:instrText>
+            </w:r>
+            <w:r>
+              <w:rPr>
+                <w:rFonts w:ascii="宋体" w:eastAsia="宋体" w:hAnsi="宋体"/>
+                <w:noProof/>
+                <w:webHidden/>
+              </w:rPr>
+              <w:instrText>PAGEREF _Toc229064813 \h</w:instrText>
+            </w:r>
+            <w:r>
+              <w:rPr>
+                <w:rFonts w:ascii="宋体" w:eastAsia="宋体" w:hAnsi="宋体" w:hint="eastAsia"/>
+                <w:noProof/>
+                <w:webHidden/>
+              </w:rPr>
+              <w:instrText xml:space="preserve"> </w:instrText>
+            </w:r>
+            <w:r>
+              <w:rPr>
+                <w:rFonts w:ascii="宋体" w:eastAsia="宋体" w:hAnsi="宋体" w:hint="eastAsia"/>
+                <w:noProof/>
+                <w:webHidden/>
+              </w:rPr>
+            </w:r>
+            <w:r>
+              <w:rPr>
+                <w:rFonts w:ascii="宋体" w:eastAsia="宋体" w:hAnsi="宋体" w:hint="eastAsia"/>
+                <w:noProof/>
+                <w:webHidden/>
+              </w:rPr>
+              <w:fldChar w:fldCharType="separate"/>
+            </w:r>
+            <w:r>
+              <w:rPr>
+                <w:rFonts w:ascii="宋体" w:eastAsia="宋体" w:hAnsi="宋体" w:hint="eastAsia"/>
+                <w:noProof/>
+                <w:webHidden/>
+              </w:rPr>
+              <w:t>23</w:t>
+            </w:r>
+            <w:r>
+              <w:rPr>
+                <w:rFonts w:ascii="宋体" w:eastAsia="宋体" w:hAnsi="宋体" w:hint="eastAsia"/>
+                <w:noProof/>
+                <w:webHidden/>
+              </w:rPr>
+              <w:fldChar w:fldCharType="end"/>
+            </w:r>
+          </w:hyperlink>
+        </w:p>
+        <w:p>
+          <w:pPr>
+            <w:pStyle w:val="TOC3"/>
+            <w:tabs>
+              <w:tab w:val="right" w:leader="dot" w:pos="8296"/>
+            </w:tabs>
+            <w:rPr>
+              <w:rFonts w:ascii="宋体" w:eastAsia="宋体" w:hAnsi="宋体" w:hint="eastAsia"/>
+              <w:noProof/>
+              <w:sz w:val="22"/>
+              <w:szCs w:val="24"/>
+              <w14:ligatures w14:val="standardContextual"/>
+            </w:rPr>
+          </w:pPr>
+          <w:hyperlink w:anchor="_Toc229064814" w:history="1">
+            <w:r>
+              <w:rPr>
+                <w:rStyle w:val="a3"/>
+                <w:rFonts w:ascii="宋体" w:eastAsia="宋体" w:hAnsi="宋体"/>
+                <w:noProof/>
+              </w:rPr>
+              <w:t>（三）捷径/启发（heuristics）</w:t>
+            </w:r>
+            <w:r>
+              <w:rPr>
+                <w:rFonts w:ascii="宋体" w:eastAsia="宋体" w:hAnsi="宋体" w:hint="eastAsia"/>
+                <w:noProof/>
+                <w:webHidden/>
+              </w:rPr>
+              <w:tab/>
+            </w:r>
+            <w:r>
+              <w:rPr>
+                <w:rFonts w:ascii="宋体" w:eastAsia="宋体" w:hAnsi="宋体" w:hint="eastAsia"/>
+                <w:noProof/>
+                <w:webHidden/>
+              </w:rPr>
+              <w:fldChar w:fldCharType="begin"/>
+            </w:r>
+            <w:r>
+              <w:rPr>
+                <w:rFonts w:ascii="宋体" w:eastAsia="宋体" w:hAnsi="宋体" w:hint="eastAsia"/>
+                <w:noProof/>
+                <w:webHidden/>
+              </w:rPr>
+              <w:instrText xml:space="preserve"> </w:instrText>
+            </w:r>
+            <w:r>
+              <w:rPr>
+                <w:rFonts w:ascii="宋体" w:eastAsia="宋体" w:hAnsi="宋体"/>
+                <w:noProof/>
+                <w:webHidden/>
+              </w:rPr>
+              <w:instrText>PAGEREF _Toc229064814 \h</w:instrText>
+            </w:r>
+            <w:r>
+              <w:rPr>
+                <w:rFonts w:ascii="宋体" w:eastAsia="宋体" w:hAnsi="宋体" w:hint="eastAsia"/>
+                <w:noProof/>
+                <w:webHidden/>
+              </w:rPr>
+              <w:instrText xml:space="preserve"> </w:instrText>
+            </w:r>
+            <w:r>
+              <w:rPr>
+                <w:rFonts w:ascii="宋体" w:eastAsia="宋体" w:hAnsi="宋体" w:hint="eastAsia"/>
+                <w:noProof/>
+                <w:webHidden/>
+              </w:rPr>
+            </w:r>
+            <w:r>
+              <w:rPr>
+                <w:rFonts w:ascii="宋体" w:eastAsia="宋体" w:hAnsi="宋体" w:hint="eastAsia"/>
+                <w:noProof/>
+                <w:webHidden/>
+              </w:rPr>
+              <w:fldChar w:fldCharType="separate"/>
+            </w:r>
+            <w:r>
+              <w:rPr>
+                <w:rFonts w:ascii="宋体" w:eastAsia="宋体" w:hAnsi="宋体" w:hint="eastAsia"/>
+                <w:noProof/>
+                <w:webHidden/>
+              </w:rPr>
+              <w:t>23</w:t>
+            </w:r>
+            <w:r>
+              <w:rPr>
+                <w:rFonts w:ascii="宋体" w:eastAsia="宋体" w:hAnsi="宋体" w:hint="eastAsia"/>
+                <w:noProof/>
+                <w:webHidden/>
+              </w:rPr>
+              <w:fldChar w:fldCharType="end"/>
+            </w:r>
+          </w:hyperlink>
+        </w:p>
+        <w:p>
+          <w:pPr>
+            <w:pStyle w:val="TOC3"/>
+            <w:tabs>
+              <w:tab w:val="right" w:leader="dot" w:pos="8296"/>
+            </w:tabs>
+            <w:rPr>
+              <w:rFonts w:ascii="宋体" w:eastAsia="宋体" w:hAnsi="宋体" w:hint="eastAsia"/>
+              <w:noProof/>
+              <w:sz w:val="22"/>
+              <w:szCs w:val="24"/>
+              <w14:ligatures w14:val="standardContextual"/>
+            </w:rPr>
+          </w:pPr>
+          <w:hyperlink w:anchor="_Toc229064815" w:history="1">
+            <w:r>
+              <w:rPr>
+                <w:rStyle w:val="a3"/>
+                <w:rFonts w:ascii="宋体" w:eastAsia="宋体" w:hAnsi="宋体"/>
+                <w:noProof/>
+              </w:rPr>
+              <w:t>（四）危机和压力</w:t>
+            </w:r>
+            <w:r>
+              <w:rPr>
+                <w:rFonts w:ascii="宋体" w:eastAsia="宋体" w:hAnsi="宋体" w:hint="eastAsia"/>
+                <w:noProof/>
+                <w:webHidden/>
+              </w:rPr>
+              <w:tab/>
+            </w:r>
+            <w:r>
+              <w:rPr>
+                <w:rFonts w:ascii="宋体" w:eastAsia="宋体" w:hAnsi="宋体" w:hint="eastAsia"/>
+                <w:noProof/>
+                <w:webHidden/>
+              </w:rPr>
+              <w:fldChar w:fldCharType="begin"/>
+            </w:r>
+            <w:r>
+              <w:rPr>
+                <w:rFonts w:ascii="宋体" w:eastAsia="宋体" w:hAnsi="宋体" w:hint="eastAsia"/>
+                <w:noProof/>
+                <w:webHidden/>
+              </w:rPr>
+              <w:instrText xml:space="preserve"> </w:instrText>
+            </w:r>
+            <w:r>
+              <w:rPr>
+                <w:rFonts w:ascii="宋体" w:eastAsia="宋体" w:hAnsi="宋体"/>
+                <w:noProof/>
+                <w:webHidden/>
+              </w:rPr>
+              <w:instrText>PAGEREF _Toc229064815 \h</w:instrText>
+            </w:r>
+            <w:r>
+              <w:rPr>
+                <w:rFonts w:ascii="宋体" w:eastAsia="宋体" w:hAnsi="宋体" w:hint="eastAsia"/>
+                <w:noProof/>
+                <w:webHidden/>
+              </w:rPr>
+              <w:instrText xml:space="preserve"> </w:instrText>
+            </w:r>
+            <w:r>
+              <w:rPr>
+                <w:rFonts w:ascii="宋体" w:eastAsia="宋体" w:hAnsi="宋体" w:hint="eastAsia"/>
+                <w:noProof/>
+                <w:webHidden/>
+              </w:rPr>
+            </w:r>
+            <w:r>
+              <w:rPr>
+                <w:rFonts w:ascii="宋体" w:eastAsia="宋体" w:hAnsi="宋体" w:hint="eastAsia"/>
+                <w:noProof/>
+                <w:webHidden/>
+              </w:rPr>
+              <w:fldChar w:fldCharType="separate"/>
+            </w:r>
+            <w:r>
+              <w:rPr>
+                <w:rFonts w:ascii="宋体" w:eastAsia="宋体" w:hAnsi="宋体" w:hint="eastAsia"/>
+                <w:noProof/>
+                <w:webHidden/>
+              </w:rPr>
+              <w:t>24</w:t>
+            </w:r>
+            <w:r>
+              <w:rPr>
+                <w:rFonts w:ascii="宋体" w:eastAsia="宋体" w:hAnsi="宋体" w:hint="eastAsia"/>
+                <w:noProof/>
+                <w:webHidden/>
+              </w:rPr>
+              <w:fldChar w:fldCharType="end"/>
+            </w:r>
+          </w:hyperlink>
+        </w:p>
+        <w:p>
+          <w:pPr>
+            <w:pStyle w:val="TOC3"/>
+            <w:tabs>
+              <w:tab w:val="right" w:leader="dot" w:pos="8296"/>
+            </w:tabs>
+            <w:rPr>
+              <w:rFonts w:ascii="宋体" w:eastAsia="宋体" w:hAnsi="宋体" w:hint="eastAsia"/>
+              <w:noProof/>
+              <w:sz w:val="22"/>
+              <w:szCs w:val="24"/>
+              <w14:ligatures w14:val="standardContextual"/>
+            </w:rPr>
+          </w:pPr>
+          <w:hyperlink w:anchor="_Toc229064816" w:history="1">
+            <w:r>
+              <w:rPr>
+                <w:rStyle w:val="a3"/>
+                <w:rFonts w:ascii="宋体" w:eastAsia="宋体" w:hAnsi="宋体"/>
+                <w:noProof/>
+              </w:rPr>
+              <w:t>（五）情绪</w:t>
+            </w:r>
+            <w:r>
+              <w:rPr>
+                <w:rFonts w:ascii="宋体" w:eastAsia="宋体" w:hAnsi="宋体" w:hint="eastAsia"/>
+                <w:noProof/>
+                <w:webHidden/>
+              </w:rPr>
+              <w:tab/>
+            </w:r>
+            <w:r>
+              <w:rPr>
+                <w:rFonts w:ascii="宋体" w:eastAsia="宋体" w:hAnsi="宋体" w:hint="eastAsia"/>
+                <w:noProof/>
+                <w:webHidden/>
+              </w:rPr>
+              <w:fldChar w:fldCharType="begin"/>
+            </w:r>
+            <w:r>
+              <w:rPr>
+                <w:rFonts w:ascii="宋体" w:eastAsia="宋体" w:hAnsi="宋体" w:hint="eastAsia"/>
+                <w:noProof/>
+                <w:webHidden/>
+              </w:rPr>
+              <w:instrText xml:space="preserve"> </w:instrText>
+            </w:r>
+            <w:r>
+              <w:rPr>
+                <w:rFonts w:ascii="宋体" w:eastAsia="宋体" w:hAnsi="宋体"/>
+                <w:noProof/>
+                <w:webHidden/>
+              </w:rPr>
+              <w:instrText>PAGEREF _Toc229064816 \h</w:instrText>
+            </w:r>
+            <w:r>
+              <w:rPr>
+                <w:rFonts w:ascii="宋体" w:eastAsia="宋体" w:hAnsi="宋体" w:hint="eastAsia"/>
+                <w:noProof/>
+                <w:webHidden/>
+              </w:rPr>
+              <w:instrText xml:space="preserve"> </w:instrText>
+            </w:r>
+            <w:r>
+              <w:rPr>
+                <w:rFonts w:ascii="宋体" w:eastAsia="宋体" w:hAnsi="宋体" w:hint="eastAsia"/>
+                <w:noProof/>
+                <w:webHidden/>
+              </w:rPr>
+            </w:r>
+            <w:r>
+              <w:rPr>
+                <w:rFonts w:ascii="宋体" w:eastAsia="宋体" w:hAnsi="宋体" w:hint="eastAsia"/>
+                <w:noProof/>
+                <w:webHidden/>
+              </w:rPr>
+              <w:fldChar w:fldCharType="separate"/>
+            </w:r>
+            <w:r>
+              <w:rPr>
+                <w:rFonts w:ascii="宋体" w:eastAsia="宋体" w:hAnsi="宋体" w:hint="eastAsia"/>
+                <w:noProof/>
+                <w:webHidden/>
+              </w:rPr>
+              <w:t>24</w:t>
+            </w:r>
+            <w:r>
+              <w:rPr>
+                <w:rFonts w:ascii="宋体" w:eastAsia="宋体" w:hAnsi="宋体" w:hint="eastAsia"/>
+                <w:noProof/>
+                <w:webHidden/>
+              </w:rPr>
+              <w:fldChar w:fldCharType="end"/>
+            </w:r>
+          </w:hyperlink>
+        </w:p>
+        <w:p>
+          <w:pPr>
+            <w:pStyle w:val="TOC3"/>
+            <w:tabs>
+              <w:tab w:val="right" w:leader="dot" w:pos="8296"/>
+            </w:tabs>
+            <w:rPr>
+              <w:rFonts w:ascii="宋体" w:eastAsia="宋体" w:hAnsi="宋体" w:hint="eastAsia"/>
+              <w:noProof/>
+              <w:sz w:val="22"/>
+              <w:szCs w:val="24"/>
+              <w14:ligatures w14:val="standardContextual"/>
+            </w:rPr>
+          </w:pPr>
+          <w:hyperlink w:anchor="_Toc229064817" w:history="1">
+            <w:r>
+              <w:rPr>
+                <w:rStyle w:val="a3"/>
+                <w:rFonts w:ascii="宋体" w:eastAsia="宋体" w:hAnsi="宋体"/>
+                <w:noProof/>
+              </w:rPr>
+              <w:t>（六）团体压力</w:t>
+            </w:r>
+            <w:r>
+              <w:rPr>
+                <w:rFonts w:ascii="宋体" w:eastAsia="宋体" w:hAnsi="宋体" w:hint="eastAsia"/>
+                <w:noProof/>
+                <w:webHidden/>
+              </w:rPr>
+              <w:tab/>
+            </w:r>
+            <w:r>
+              <w:rPr>
+                <w:rFonts w:ascii="宋体" w:eastAsia="宋体" w:hAnsi="宋体" w:hint="eastAsia"/>
+                <w:noProof/>
+                <w:webHidden/>
+              </w:rPr>
+              <w:fldChar w:fldCharType="begin"/>
+            </w:r>
+            <w:r>
+              <w:rPr>
+                <w:rFonts w:ascii="宋体" w:eastAsia="宋体" w:hAnsi="宋体" w:hint="eastAsia"/>
+                <w:noProof/>
+                <w:webHidden/>
+              </w:rPr>
+              <w:instrText xml:space="preserve"> </w:instrText>
+            </w:r>
+            <w:r>
+              <w:rPr>
+                <w:rFonts w:ascii="宋体" w:eastAsia="宋体" w:hAnsi="宋体"/>
+                <w:noProof/>
+                <w:webHidden/>
+              </w:rPr>
+              <w:instrText>PAGEREF _Toc229064817 \h</w:instrText>
+            </w:r>
+            <w:r>
+              <w:rPr>
+                <w:rFonts w:ascii="宋体" w:eastAsia="宋体" w:hAnsi="宋体" w:hint="eastAsia"/>
+                <w:noProof/>
+                <w:webHidden/>
+              </w:rPr>
+              <w:instrText xml:space="preserve"> </w:instrText>
+            </w:r>
+            <w:r>
+              <w:rPr>
+                <w:rFonts w:ascii="宋体" w:eastAsia="宋体" w:hAnsi="宋体" w:hint="eastAsia"/>
+                <w:noProof/>
+                <w:webHidden/>
+              </w:rPr>
+            </w:r>
+            <w:r>
+              <w:rPr>
+                <w:rFonts w:ascii="宋体" w:eastAsia="宋体" w:hAnsi="宋体" w:hint="eastAsia"/>
+                <w:noProof/>
+                <w:webHidden/>
+              </w:rPr>
+              <w:fldChar w:fldCharType="separate"/>
+            </w:r>
+            <w:r>
+              <w:rPr>
+                <w:rFonts w:ascii="宋体" w:eastAsia="宋体" w:hAnsi="宋体" w:hint="eastAsia"/>
+                <w:noProof/>
+                <w:webHidden/>
+              </w:rPr>
+              <w:t>24</w:t>
+            </w:r>
+            <w:r>
+              <w:rPr>
+                <w:rFonts w:ascii="宋体" w:eastAsia="宋体" w:hAnsi="宋体" w:hint="eastAsia"/>
+                <w:noProof/>
+                <w:webHidden/>
+              </w:rPr>
+              <w:fldChar w:fldCharType="end"/>
+            </w:r>
+          </w:hyperlink>
+        </w:p>
+        <w:p>
+          <w:pPr>
+            <w:pStyle w:val="TOC2"/>
+            <w:tabs>
+              <w:tab w:val="right" w:leader="dot" w:pos="8296"/>
+            </w:tabs>
+            <w:rPr>
+              <w:rFonts w:ascii="宋体" w:eastAsia="宋体" w:hAnsi="宋体" w:hint="eastAsia"/>
+              <w:noProof/>
+              <w:sz w:val="22"/>
+              <w:szCs w:val="24"/>
+              <w14:ligatures w14:val="standardContextual"/>
+            </w:rPr>
+          </w:pPr>
+          <w:hyperlink w:anchor="_Toc229064818" w:history="1">
+            <w:r>
+              <w:rPr>
+                <w:rStyle w:val="a3"/>
+                <w:rFonts w:ascii="宋体" w:eastAsia="宋体" w:hAnsi="宋体"/>
+                <w:noProof/>
+              </w:rPr>
+              <w:t>四、心理维度的谈判技巧</w:t>
+            </w:r>
+            <w:r>
+              <w:rPr>
+                <w:rFonts w:ascii="宋体" w:eastAsia="宋体" w:hAnsi="宋体" w:hint="eastAsia"/>
+                <w:noProof/>
+                <w:webHidden/>
+              </w:rPr>
+              <w:tab/>
+            </w:r>
+            <w:r>
+              <w:rPr>
+                <w:rFonts w:ascii="宋体" w:eastAsia="宋体" w:hAnsi="宋体" w:hint="eastAsia"/>
+                <w:noProof/>
+                <w:webHidden/>
+              </w:rPr>
+              <w:fldChar w:fldCharType="begin"/>
+            </w:r>
+            <w:r>
+              <w:rPr>
+                <w:rFonts w:ascii="宋体" w:eastAsia="宋体" w:hAnsi="宋体" w:hint="eastAsia"/>
+                <w:noProof/>
+                <w:webHidden/>
+              </w:rPr>
+              <w:instrText xml:space="preserve"> </w:instrText>
+            </w:r>
+            <w:r>
+              <w:rPr>
+                <w:rFonts w:ascii="宋体" w:eastAsia="宋体" w:hAnsi="宋体"/>
+                <w:noProof/>
+                <w:webHidden/>
+              </w:rPr>
+              <w:instrText>PAGEREF _Toc229064818 \h</w:instrText>
+            </w:r>
+            <w:r>
+              <w:rPr>
+                <w:rFonts w:ascii="宋体" w:eastAsia="宋体" w:hAnsi="宋体" w:hint="eastAsia"/>
+                <w:noProof/>
+                <w:webHidden/>
+              </w:rPr>
+              <w:instrText xml:space="preserve"> </w:instrText>
+            </w:r>
+            <w:r>
+              <w:rPr>
+                <w:rFonts w:ascii="宋体" w:eastAsia="宋体" w:hAnsi="宋体" w:hint="eastAsia"/>
+                <w:noProof/>
+                <w:webHidden/>
+              </w:rPr>
+            </w:r>
+            <w:r>
+              <w:rPr>
+                <w:rFonts w:ascii="宋体" w:eastAsia="宋体" w:hAnsi="宋体" w:hint="eastAsia"/>
+                <w:noProof/>
+                <w:webHidden/>
+              </w:rPr>
+              <w:fldChar w:fldCharType="separate"/>
+            </w:r>
+            <w:r>
+              <w:rPr>
+                <w:rFonts w:ascii="宋体" w:eastAsia="宋体" w:hAnsi="宋体" w:hint="eastAsia"/>
+                <w:noProof/>
+                <w:webHidden/>
+              </w:rPr>
+              <w:t>24</w:t>
+            </w:r>
+            <w:r>
+              <w:rPr>
+                <w:rFonts w:ascii="宋体" w:eastAsia="宋体" w:hAnsi="宋体" w:hint="eastAsia"/>
+                <w:noProof/>
+                <w:webHidden/>
+              </w:rPr>
+              <w:fldChar w:fldCharType="end"/>
+            </w:r>
+          </w:hyperlink>
+        </w:p>
+        <w:p>
+          <w:pPr>
+            <w:pStyle w:val="TOC3"/>
+            <w:tabs>
+              <w:tab w:val="right" w:leader="dot" w:pos="8296"/>
+            </w:tabs>
+            <w:rPr>
+              <w:rFonts w:ascii="宋体" w:eastAsia="宋体" w:hAnsi="宋体" w:hint="eastAsia"/>
+              <w:noProof/>
+              <w:sz w:val="22"/>
+              <w:szCs w:val="24"/>
+              <w14:ligatures w14:val="standardContextual"/>
+            </w:rPr>
+          </w:pPr>
+          <w:hyperlink w:anchor="_Toc229064819" w:history="1">
+            <w:r>
+              <w:rPr>
+                <w:rStyle w:val="a3"/>
+                <w:rFonts w:ascii="宋体" w:eastAsia="宋体" w:hAnsi="宋体"/>
+                <w:noProof/>
+              </w:rPr>
+              <w:t>（一）人际关系</w:t>
+            </w:r>
+            <w:r>
+              <w:rPr>
+                <w:rFonts w:ascii="宋体" w:eastAsia="宋体" w:hAnsi="宋体" w:hint="eastAsia"/>
+                <w:noProof/>
+                <w:webHidden/>
+              </w:rPr>
+              <w:tab/>
+            </w:r>
+            <w:r>
+              <w:rPr>
+                <w:rFonts w:ascii="宋体" w:eastAsia="宋体" w:hAnsi="宋体" w:hint="eastAsia"/>
+                <w:noProof/>
+                <w:webHidden/>
+              </w:rPr>
+              <w:fldChar w:fldCharType="begin"/>
+            </w:r>
+            <w:r>
+              <w:rPr>
+                <w:rFonts w:ascii="宋体" w:eastAsia="宋体" w:hAnsi="宋体" w:hint="eastAsia"/>
+                <w:noProof/>
+                <w:webHidden/>
+              </w:rPr>
+              <w:instrText xml:space="preserve"> </w:instrText>
+            </w:r>
+            <w:r>
+              <w:rPr>
+                <w:rFonts w:ascii="宋体" w:eastAsia="宋体" w:hAnsi="宋体"/>
+                <w:noProof/>
+                <w:webHidden/>
+              </w:rPr>
+              <w:instrText>PAGEREF _Toc229064819 \h</w:instrText>
+            </w:r>
+            <w:r>
+              <w:rPr>
+                <w:rFonts w:ascii="宋体" w:eastAsia="宋体" w:hAnsi="宋体" w:hint="eastAsia"/>
+                <w:noProof/>
+                <w:webHidden/>
+              </w:rPr>
+              <w:instrText xml:space="preserve"> </w:instrText>
+            </w:r>
+            <w:r>
+              <w:rPr>
+                <w:rFonts w:ascii="宋体" w:eastAsia="宋体" w:hAnsi="宋体" w:hint="eastAsia"/>
+                <w:noProof/>
+                <w:webHidden/>
+              </w:rPr>
+            </w:r>
+            <w:r>
+              <w:rPr>
+                <w:rFonts w:ascii="宋体" w:eastAsia="宋体" w:hAnsi="宋体" w:hint="eastAsia"/>
+                <w:noProof/>
+                <w:webHidden/>
+              </w:rPr>
+              <w:fldChar w:fldCharType="separate"/>
+            </w:r>
+            <w:r>
+              <w:rPr>
+                <w:rFonts w:ascii="宋体" w:eastAsia="宋体" w:hAnsi="宋体" w:hint="eastAsia"/>
+                <w:noProof/>
+                <w:webHidden/>
+              </w:rPr>
+              <w:t>25</w:t>
+            </w:r>
+            <w:r>
+              <w:rPr>
+                <w:rFonts w:ascii="宋体" w:eastAsia="宋体" w:hAnsi="宋体" w:hint="eastAsia"/>
+                <w:noProof/>
+                <w:webHidden/>
+              </w:rPr>
+              <w:fldChar w:fldCharType="end"/>
+            </w:r>
+          </w:hyperlink>
+        </w:p>
+        <w:p>
+          <w:pPr>
+            <w:pStyle w:val="TOC3"/>
+            <w:tabs>
+              <w:tab w:val="right" w:leader="dot" w:pos="8296"/>
+            </w:tabs>
+            <w:rPr>
+              <w:rFonts w:ascii="宋体" w:eastAsia="宋体" w:hAnsi="宋体" w:hint="eastAsia"/>
+              <w:noProof/>
+              <w:sz w:val="22"/>
+              <w:szCs w:val="24"/>
+              <w14:ligatures w14:val="standardContextual"/>
+            </w:rPr>
+          </w:pPr>
+          <w:hyperlink w:anchor="_Toc229064820" w:history="1">
+            <w:r>
+              <w:rPr>
+                <w:rStyle w:val="a3"/>
+                <w:rFonts w:ascii="宋体" w:eastAsia="宋体" w:hAnsi="宋体"/>
+                <w:noProof/>
+              </w:rPr>
+              <w:t>（二）谈判氛围</w:t>
+            </w:r>
+            <w:r>
+              <w:rPr>
+                <w:rFonts w:ascii="宋体" w:eastAsia="宋体" w:hAnsi="宋体" w:hint="eastAsia"/>
+                <w:noProof/>
+                <w:webHidden/>
+              </w:rPr>
+              <w:tab/>
+            </w:r>
+            <w:r>
+              <w:rPr>
+                <w:rFonts w:ascii="宋体" w:eastAsia="宋体" w:hAnsi="宋体" w:hint="eastAsia"/>
+                <w:noProof/>
+                <w:webHidden/>
+              </w:rPr>
+              <w:fldChar w:fldCharType="begin"/>
+            </w:r>
+            <w:r>
+              <w:rPr>
+                <w:rFonts w:ascii="宋体" w:eastAsia="宋体" w:hAnsi="宋体" w:hint="eastAsia"/>
+                <w:noProof/>
+                <w:webHidden/>
+              </w:rPr>
+              <w:instrText xml:space="preserve"> </w:instrText>
+            </w:r>
+            <w:r>
+              <w:rPr>
+                <w:rFonts w:ascii="宋体" w:eastAsia="宋体" w:hAnsi="宋体"/>
+                <w:noProof/>
+                <w:webHidden/>
+              </w:rPr>
+              <w:instrText>PAGEREF _Toc229064820 \h</w:instrText>
+            </w:r>
+            <w:r>
+              <w:rPr>
+                <w:rFonts w:ascii="宋体" w:eastAsia="宋体" w:hAnsi="宋体" w:hint="eastAsia"/>
+                <w:noProof/>
+                <w:webHidden/>
+              </w:rPr>
+              <w:instrText xml:space="preserve"> </w:instrText>
+            </w:r>
+            <w:r>
+              <w:rPr>
+                <w:rFonts w:ascii="宋体" w:eastAsia="宋体" w:hAnsi="宋体" w:hint="eastAsia"/>
+                <w:noProof/>
+                <w:webHidden/>
+              </w:rPr>
+            </w:r>
+            <w:r>
+              <w:rPr>
+                <w:rFonts w:ascii="宋体" w:eastAsia="宋体" w:hAnsi="宋体" w:hint="eastAsia"/>
+                <w:noProof/>
+                <w:webHidden/>
+              </w:rPr>
+              <w:fldChar w:fldCharType="separate"/>
+            </w:r>
+            <w:r>
+              <w:rPr>
+                <w:rFonts w:ascii="宋体" w:eastAsia="宋体" w:hAnsi="宋体" w:hint="eastAsia"/>
+                <w:noProof/>
+                <w:webHidden/>
+              </w:rPr>
+              <w:t>25</w:t>
+            </w:r>
+            <w:r>
+              <w:rPr>
+                <w:rFonts w:ascii="宋体" w:eastAsia="宋体" w:hAnsi="宋体" w:hint="eastAsia"/>
+                <w:noProof/>
+                <w:webHidden/>
+              </w:rPr>
+              <w:fldChar w:fldCharType="end"/>
+            </w:r>
+          </w:hyperlink>
+        </w:p>
+        <w:p>
+          <w:pPr>
+            <w:pStyle w:val="TOC3"/>
+            <w:tabs>
+              <w:tab w:val="right" w:leader="dot" w:pos="8296"/>
+            </w:tabs>
+            <w:rPr>
+              <w:rFonts w:ascii="宋体" w:eastAsia="宋体" w:hAnsi="宋体" w:hint="eastAsia"/>
+              <w:noProof/>
+              <w:sz w:val="22"/>
+              <w:szCs w:val="24"/>
+              <w14:ligatures w14:val="standardContextual"/>
+            </w:rPr>
+          </w:pPr>
+          <w:hyperlink w:anchor="_Toc229064821" w:history="1">
+            <w:r>
+              <w:rPr>
+                <w:rStyle w:val="a3"/>
+                <w:rFonts w:ascii="宋体" w:eastAsia="宋体" w:hAnsi="宋体"/>
+                <w:noProof/>
+              </w:rPr>
+              <w:t>（三）有效沟通</w:t>
+            </w:r>
+            <w:r>
+              <w:rPr>
+                <w:rFonts w:ascii="宋体" w:eastAsia="宋体" w:hAnsi="宋体" w:hint="eastAsia"/>
+                <w:noProof/>
+                <w:webHidden/>
+              </w:rPr>
+              <w:tab/>
+            </w:r>
+            <w:r>
+              <w:rPr>
+                <w:rFonts w:ascii="宋体" w:eastAsia="宋体" w:hAnsi="宋体" w:hint="eastAsia"/>
+                <w:noProof/>
+                <w:webHidden/>
+              </w:rPr>
+              <w:fldChar w:fldCharType="begin"/>
+            </w:r>
+            <w:r>
+              <w:rPr>
+                <w:rFonts w:ascii="宋体" w:eastAsia="宋体" w:hAnsi="宋体" w:hint="eastAsia"/>
+                <w:noProof/>
+                <w:webHidden/>
+              </w:rPr>
+              <w:instrText xml:space="preserve"> </w:instrText>
+            </w:r>
+            <w:r>
+              <w:rPr>
+                <w:rFonts w:ascii="宋体" w:eastAsia="宋体" w:hAnsi="宋体"/>
+                <w:noProof/>
+                <w:webHidden/>
+              </w:rPr>
+              <w:instrText>PAGEREF _Toc229064821 \h</w:instrText>
+            </w:r>
+            <w:r>
+              <w:rPr>
+                <w:rFonts w:ascii="宋体" w:eastAsia="宋体" w:hAnsi="宋体" w:hint="eastAsia"/>
+                <w:noProof/>
+                <w:webHidden/>
+              </w:rPr>
+              <w:instrText xml:space="preserve"> </w:instrText>
+            </w:r>
+            <w:r>
+              <w:rPr>
+                <w:rFonts w:ascii="宋体" w:eastAsia="宋体" w:hAnsi="宋体" w:hint="eastAsia"/>
+                <w:noProof/>
+                <w:webHidden/>
+              </w:rPr>
+            </w:r>
+            <w:r>
+              <w:rPr>
+                <w:rFonts w:ascii="宋体" w:eastAsia="宋体" w:hAnsi="宋体" w:hint="eastAsia"/>
+                <w:noProof/>
+                <w:webHidden/>
+              </w:rPr>
+              <w:fldChar w:fldCharType="separate"/>
+            </w:r>
+            <w:r>
+              <w:rPr>
+                <w:rFonts w:ascii="宋体" w:eastAsia="宋体" w:hAnsi="宋体" w:hint="eastAsia"/>
+                <w:noProof/>
+                <w:webHidden/>
+              </w:rPr>
+              <w:t>26</w:t>
+            </w:r>
+            <w:r>
+              <w:rPr>
+                <w:rFonts w:ascii="宋体" w:eastAsia="宋体" w:hAnsi="宋体" w:hint="eastAsia"/>
+                <w:noProof/>
+                <w:webHidden/>
+              </w:rPr>
+              <w:fldChar w:fldCharType="end"/>
+            </w:r>
+          </w:hyperlink>
+        </w:p>
+        <w:p>
+          <w:pPr>
+            <w:pStyle w:val="TOC3"/>
+            <w:tabs>
+              <w:tab w:val="right" w:leader="dot" w:pos="8296"/>
+            </w:tabs>
+            <w:rPr>
+              <w:rFonts w:ascii="宋体" w:eastAsia="宋体" w:hAnsi="宋体" w:hint="eastAsia"/>
+              <w:noProof/>
+              <w:sz w:val="22"/>
+              <w:szCs w:val="24"/>
+              <w14:ligatures w14:val="standardContextual"/>
+            </w:rPr>
+          </w:pPr>
+          <w:hyperlink w:anchor="_Toc229064822" w:history="1">
+            <w:r>
+              <w:rPr>
+                <w:rStyle w:val="a3"/>
+                <w:rFonts w:ascii="宋体" w:eastAsia="宋体" w:hAnsi="宋体"/>
+                <w:noProof/>
+              </w:rPr>
+              <w:t>（四）表达情绪</w:t>
+            </w:r>
+            <w:r>
+              <w:rPr>
+                <w:rFonts w:ascii="宋体" w:eastAsia="宋体" w:hAnsi="宋体" w:hint="eastAsia"/>
+                <w:noProof/>
+                <w:webHidden/>
+              </w:rPr>
+              <w:tab/>
+            </w:r>
+            <w:r>
+              <w:rPr>
+                <w:rFonts w:ascii="宋体" w:eastAsia="宋体" w:hAnsi="宋体" w:hint="eastAsia"/>
+                <w:noProof/>
+                <w:webHidden/>
+              </w:rPr>
+              <w:fldChar w:fldCharType="begin"/>
+            </w:r>
+            <w:r>
+              <w:rPr>
+                <w:rFonts w:ascii="宋体" w:eastAsia="宋体" w:hAnsi="宋体" w:hint="eastAsia"/>
+                <w:noProof/>
+                <w:webHidden/>
+              </w:rPr>
+              <w:instrText xml:space="preserve"> </w:instrText>
+            </w:r>
+            <w:r>
+              <w:rPr>
+                <w:rFonts w:ascii="宋体" w:eastAsia="宋体" w:hAnsi="宋体"/>
+                <w:noProof/>
+                <w:webHidden/>
+              </w:rPr>
+              <w:instrText>PAGEREF _Toc229064822 \h</w:instrText>
+            </w:r>
+            <w:r>
+              <w:rPr>
+                <w:rFonts w:ascii="宋体" w:eastAsia="宋体" w:hAnsi="宋体" w:hint="eastAsia"/>
+                <w:noProof/>
+                <w:webHidden/>
+              </w:rPr>
+              <w:instrText xml:space="preserve"> </w:instrText>
+            </w:r>
+            <w:r>
+              <w:rPr>
+                <w:rFonts w:ascii="宋体" w:eastAsia="宋体" w:hAnsi="宋体" w:hint="eastAsia"/>
+                <w:noProof/>
+                <w:webHidden/>
+              </w:rPr>
+            </w:r>
+            <w:r>
+              <w:rPr>
+                <w:rFonts w:ascii="宋体" w:eastAsia="宋体" w:hAnsi="宋体" w:hint="eastAsia"/>
+                <w:noProof/>
+                <w:webHidden/>
+              </w:rPr>
+              <w:fldChar w:fldCharType="separate"/>
+            </w:r>
+            <w:r>
+              <w:rPr>
+                <w:rFonts w:ascii="宋体" w:eastAsia="宋体" w:hAnsi="宋体" w:hint="eastAsia"/>
+                <w:noProof/>
+                <w:webHidden/>
+              </w:rPr>
+              <w:t>26</w:t>
+            </w:r>
+            <w:r>
+              <w:rPr>
+                <w:rFonts w:ascii="宋体" w:eastAsia="宋体" w:hAnsi="宋体" w:hint="eastAsia"/>
+                <w:noProof/>
+                <w:webHidden/>
+              </w:rPr>
+              <w:fldChar w:fldCharType="end"/>
+            </w:r>
+          </w:hyperlink>
+        </w:p>
+        <w:p>
+          <w:pPr>
+            <w:pStyle w:val="TOC3"/>
+            <w:tabs>
+              <w:tab w:val="right" w:leader="dot" w:pos="8296"/>
+            </w:tabs>
+            <w:rPr>
+              <w:rFonts w:ascii="宋体" w:eastAsia="宋体" w:hAnsi="宋体" w:hint="eastAsia"/>
+              <w:noProof/>
+              <w:sz w:val="22"/>
+              <w:szCs w:val="24"/>
+              <w14:ligatures w14:val="standardContextual"/>
+            </w:rPr>
+          </w:pPr>
+          <w:hyperlink w:anchor="_Toc229064823" w:history="1">
+            <w:r>
+              <w:rPr>
+                <w:rStyle w:val="a3"/>
+                <w:rFonts w:ascii="宋体" w:eastAsia="宋体" w:hAnsi="宋体"/>
+                <w:noProof/>
+              </w:rPr>
+              <w:t>（五）面子问题</w:t>
+            </w:r>
+            <w:r>
+              <w:rPr>
+                <w:rFonts w:ascii="宋体" w:eastAsia="宋体" w:hAnsi="宋体" w:hint="eastAsia"/>
+                <w:noProof/>
+                <w:webHidden/>
+              </w:rPr>
+              <w:tab/>
+            </w:r>
+            <w:r>
+              <w:rPr>
+                <w:rFonts w:ascii="宋体" w:eastAsia="宋体" w:hAnsi="宋体" w:hint="eastAsia"/>
+                <w:noProof/>
+                <w:webHidden/>
+              </w:rPr>
+              <w:fldChar w:fldCharType="begin"/>
+            </w:r>
+            <w:r>
+              <w:rPr>
+                <w:rFonts w:ascii="宋体" w:eastAsia="宋体" w:hAnsi="宋体" w:hint="eastAsia"/>
+                <w:noProof/>
+                <w:webHidden/>
+              </w:rPr>
+              <w:instrText xml:space="preserve"> </w:instrText>
+            </w:r>
+            <w:r>
+              <w:rPr>
+                <w:rFonts w:ascii="宋体" w:eastAsia="宋体" w:hAnsi="宋体"/>
+                <w:noProof/>
+                <w:webHidden/>
+              </w:rPr>
+              <w:instrText>PAGEREF _Toc229064823 \h</w:instrText>
+            </w:r>
+            <w:r>
+              <w:rPr>
+                <w:rFonts w:ascii="宋体" w:eastAsia="宋体" w:hAnsi="宋体" w:hint="eastAsia"/>
+                <w:noProof/>
+                <w:webHidden/>
+              </w:rPr>
+              <w:instrText xml:space="preserve"> </w:instrText>
+            </w:r>
+            <w:r>
+              <w:rPr>
+                <w:rFonts w:ascii="宋体" w:eastAsia="宋体" w:hAnsi="宋体" w:hint="eastAsia"/>
+                <w:noProof/>
+                <w:webHidden/>
+              </w:rPr>
+            </w:r>
+            <w:r>
+              <w:rPr>
+                <w:rFonts w:ascii="宋体" w:eastAsia="宋体" w:hAnsi="宋体" w:hint="eastAsia"/>
+                <w:noProof/>
+                <w:webHidden/>
+              </w:rPr>
+              <w:fldChar w:fldCharType="separate"/>
+            </w:r>
+            <w:r>
+              <w:rPr>
+                <w:rFonts w:ascii="宋体" w:eastAsia="宋体" w:hAnsi="宋体" w:hint="eastAsia"/>
+                <w:noProof/>
+                <w:webHidden/>
+              </w:rPr>
+              <w:t>26</w:t>
+            </w:r>
+            <w:r>
+              <w:rPr>
+                <w:rFonts w:ascii="宋体" w:eastAsia="宋体" w:hAnsi="宋体" w:hint="eastAsia"/>
+                <w:noProof/>
+                <w:webHidden/>
+              </w:rPr>
+              <w:fldChar w:fldCharType="end"/>
+            </w:r>
+          </w:hyperlink>
+        </w:p>
+        <w:p>
+          <w:pPr>
+            <w:pStyle w:val="TOC3"/>
+            <w:tabs>
+              <w:tab w:val="right" w:leader="dot" w:pos="8296"/>
+            </w:tabs>
+            <w:rPr>
+              <w:rFonts w:ascii="宋体" w:eastAsia="宋体" w:hAnsi="宋体" w:hint="eastAsia"/>
+              <w:noProof/>
+              <w:sz w:val="22"/>
+              <w:szCs w:val="24"/>
+              <w14:ligatures w14:val="standardContextual"/>
+            </w:rPr>
+          </w:pPr>
+          <w:hyperlink w:anchor="_Toc229064824" w:history="1">
+            <w:r>
+              <w:rPr>
+                <w:rStyle w:val="a3"/>
+                <w:rFonts w:ascii="宋体" w:eastAsia="宋体" w:hAnsi="宋体"/>
+                <w:noProof/>
+              </w:rPr>
+              <w:t>（六）利用时限和时机</w:t>
+            </w:r>
+            <w:r>
+              <w:rPr>
+                <w:rFonts w:ascii="宋体" w:eastAsia="宋体" w:hAnsi="宋体" w:hint="eastAsia"/>
+                <w:noProof/>
+                <w:webHidden/>
+              </w:rPr>
+              <w:tab/>
+            </w:r>
+            <w:r>
+              <w:rPr>
+                <w:rFonts w:ascii="宋体" w:eastAsia="宋体" w:hAnsi="宋体" w:hint="eastAsia"/>
+                <w:noProof/>
+                <w:webHidden/>
+              </w:rPr>
+              <w:fldChar w:fldCharType="begin"/>
+            </w:r>
+            <w:r>
+              <w:rPr>
+                <w:rFonts w:ascii="宋体" w:eastAsia="宋体" w:hAnsi="宋体" w:hint="eastAsia"/>
+                <w:noProof/>
+                <w:webHidden/>
+              </w:rPr>
+              <w:instrText xml:space="preserve"> </w:instrText>
+            </w:r>
+            <w:r>
+              <w:rPr>
+                <w:rFonts w:ascii="宋体" w:eastAsia="宋体" w:hAnsi="宋体"/>
+                <w:noProof/>
+                <w:webHidden/>
+              </w:rPr>
+              <w:instrText>PAGEREF _Toc229064824 \h</w:instrText>
+            </w:r>
+            <w:r>
+              <w:rPr>
+                <w:rFonts w:ascii="宋体" w:eastAsia="宋体" w:hAnsi="宋体" w:hint="eastAsia"/>
+                <w:noProof/>
+                <w:webHidden/>
+              </w:rPr>
+              <w:instrText xml:space="preserve"> </w:instrText>
+            </w:r>
+            <w:r>
+              <w:rPr>
+                <w:rFonts w:ascii="宋体" w:eastAsia="宋体" w:hAnsi="宋体" w:hint="eastAsia"/>
+                <w:noProof/>
+                <w:webHidden/>
+              </w:rPr>
+            </w:r>
+            <w:r>
+              <w:rPr>
+                <w:rFonts w:ascii="宋体" w:eastAsia="宋体" w:hAnsi="宋体" w:hint="eastAsia"/>
+                <w:noProof/>
+                <w:webHidden/>
+              </w:rPr>
+              <w:fldChar w:fldCharType="separate"/>
+            </w:r>
+            <w:r>
+              <w:rPr>
+                <w:rFonts w:ascii="宋体" w:eastAsia="宋体" w:hAnsi="宋体" w:hint="eastAsia"/>
+                <w:noProof/>
+                <w:webHidden/>
+              </w:rPr>
+              <w:t>26</w:t>
             </w:r>
             <w:r>
               <w:rPr>
@@ -7609,7 +8953,6 @@
         <w:rPr>
           <w:rFonts w:ascii="华文宋体" w:eastAsia="华文宋体" w:hAnsi="华文宋体"/>
         </w:rPr>
-        <w:lastRenderedPageBreak/>
         <w:br w:type="page"/>
       </w:r>
     </w:p>
@@ -7617,7 +8960,7 @@
       <w:pPr>
         <w:pStyle w:val="a9"/>
       </w:pPr>
-      <w:bookmarkStart w:id="0" w:name="_Toc228461094"/>
+      <w:bookmarkStart w:id="0" w:name="_Toc229064734"/>
       <w:r>
         <w:rPr>
           <w:rFonts w:hint="eastAsia"/>
@@ -7689,7 +9032,7 @@
       <w:pPr>
         <w:pStyle w:val="ac"/>
       </w:pPr>
-      <w:bookmarkStart w:id="1" w:name="_Toc228461095"/>
+      <w:bookmarkStart w:id="1" w:name="_Toc229064735"/>
       <w:r>
         <w:rPr>
           <w:rFonts w:hint="eastAsia"/>
@@ -7708,7 +9051,7 @@
       <w:pPr>
         <w:pStyle w:val="ae"/>
       </w:pPr>
-      <w:bookmarkStart w:id="2" w:name="_Toc228461096"/>
+      <w:bookmarkStart w:id="2" w:name="_Toc229064736"/>
       <w:r>
         <w:rPr>
           <w:rFonts w:hint="eastAsia"/>
@@ -7977,7 +9320,7 @@
       <w:pPr>
         <w:pStyle w:val="ae"/>
       </w:pPr>
-      <w:bookmarkStart w:id="3" w:name="_Toc228461097"/>
+      <w:bookmarkStart w:id="3" w:name="_Toc229064737"/>
       <w:r>
         <w:rPr>
           <w:rFonts w:hint="eastAsia"/>
@@ -8060,7 +9403,7 @@
       <w:pPr>
         <w:pStyle w:val="ac"/>
       </w:pPr>
-      <w:bookmarkStart w:id="4" w:name="_Toc228461098"/>
+      <w:bookmarkStart w:id="4" w:name="_Toc229064738"/>
       <w:r>
         <w:rPr>
           <w:rFonts w:hint="eastAsia"/>
@@ -8073,7 +9416,7 @@
       <w:pPr>
         <w:pStyle w:val="ae"/>
       </w:pPr>
-      <w:bookmarkStart w:id="5" w:name="_Toc228461099"/>
+      <w:bookmarkStart w:id="5" w:name="_Toc229064739"/>
       <w:r>
         <w:rPr>
           <w:rFonts w:hint="eastAsia"/>
@@ -8123,7 +9466,7 @@
       <w:pPr>
         <w:pStyle w:val="ae"/>
       </w:pPr>
-      <w:bookmarkStart w:id="6" w:name="_Toc228461100"/>
+      <w:bookmarkStart w:id="6" w:name="_Toc229064740"/>
       <w:r>
         <w:rPr>
           <w:rFonts w:hint="eastAsia"/>
@@ -8247,7 +9590,7 @@
       <w:pPr>
         <w:pStyle w:val="ae"/>
       </w:pPr>
-      <w:bookmarkStart w:id="7" w:name="_Toc228461101"/>
+      <w:bookmarkStart w:id="7" w:name="_Toc229064741"/>
       <w:r>
         <w:rPr>
           <w:rFonts w:hint="eastAsia"/>
@@ -8383,7 +9726,7 @@
       <w:pPr>
         <w:pStyle w:val="ae"/>
       </w:pPr>
-      <w:bookmarkStart w:id="8" w:name="_Toc228461102"/>
+      <w:bookmarkStart w:id="8" w:name="_Toc229064742"/>
       <w:r>
         <w:rPr>
           <w:rFonts w:hint="eastAsia"/>
@@ -8594,7 +9937,7 @@
       <w:pPr>
         <w:pStyle w:val="a9"/>
       </w:pPr>
-      <w:bookmarkStart w:id="9" w:name="_Toc228461103"/>
+      <w:bookmarkStart w:id="9" w:name="_Toc229064743"/>
       <w:r>
         <w:rPr>
           <w:rFonts w:hint="eastAsia"/>
@@ -8632,7 +9975,7 @@
       <w:pPr>
         <w:pStyle w:val="ac"/>
       </w:pPr>
-      <w:bookmarkStart w:id="10" w:name="_Toc228461104"/>
+      <w:bookmarkStart w:id="10" w:name="_Toc229064744"/>
       <w:r>
         <w:rPr>
           <w:rFonts w:hint="eastAsia"/>
@@ -8813,7 +10156,7 @@
       <w:pPr>
         <w:pStyle w:val="ac"/>
       </w:pPr>
-      <w:bookmarkStart w:id="11" w:name="_Toc228461105"/>
+      <w:bookmarkStart w:id="11" w:name="_Toc229064745"/>
       <w:r>
         <w:rPr>
           <w:rFonts w:hint="eastAsia"/>
@@ -8841,7 +10184,7 @@
       <w:pPr>
         <w:pStyle w:val="ae"/>
       </w:pPr>
-      <w:bookmarkStart w:id="12" w:name="_Toc228461106"/>
+      <w:bookmarkStart w:id="12" w:name="_Toc229064746"/>
       <w:r>
         <w:rPr>
           <w:rFonts w:hint="eastAsia"/>
@@ -8915,7 +10258,7 @@
       <w:pPr>
         <w:pStyle w:val="ae"/>
       </w:pPr>
-      <w:bookmarkStart w:id="13" w:name="_Toc228461107"/>
+      <w:bookmarkStart w:id="13" w:name="_Toc229064747"/>
       <w:r>
         <w:rPr>
           <w:rFonts w:hint="eastAsia"/>
@@ -8974,7 +10317,7 @@
       <w:pPr>
         <w:pStyle w:val="ae"/>
       </w:pPr>
-      <w:bookmarkStart w:id="14" w:name="_Toc228461108"/>
+      <w:bookmarkStart w:id="14" w:name="_Toc229064748"/>
       <w:r>
         <w:rPr>
           <w:rFonts w:hint="eastAsia"/>
@@ -9000,7 +10343,7 @@
       <w:pPr>
         <w:pStyle w:val="ae"/>
       </w:pPr>
-      <w:bookmarkStart w:id="15" w:name="_Toc228461109"/>
+      <w:bookmarkStart w:id="15" w:name="_Toc229064749"/>
       <w:r>
         <w:rPr>
           <w:rFonts w:hint="eastAsia"/>
@@ -9117,7 +10460,7 @@
       <w:pPr>
         <w:pStyle w:val="ac"/>
       </w:pPr>
-      <w:bookmarkStart w:id="16" w:name="_Toc228461110"/>
+      <w:bookmarkStart w:id="16" w:name="_Toc229064750"/>
       <w:r>
         <w:rPr>
           <w:rFonts w:hint="eastAsia"/>
@@ -9176,7 +10519,7 @@
       <w:pPr>
         <w:pStyle w:val="a9"/>
       </w:pPr>
-      <w:bookmarkStart w:id="17" w:name="_Toc228461111"/>
+      <w:bookmarkStart w:id="17" w:name="_Toc229064751"/>
       <w:r>
         <w:rPr>
           <w:rFonts w:hint="eastAsia"/>
@@ -9964,7 +11307,7 @@
       <w:pPr>
         <w:pStyle w:val="ac"/>
       </w:pPr>
-      <w:bookmarkStart w:id="18" w:name="_Toc228461112"/>
+      <w:bookmarkStart w:id="18" w:name="_Toc229064752"/>
       <w:r>
         <w:rPr>
           <w:rFonts w:hint="eastAsia"/>
@@ -9977,7 +11320,7 @@
       <w:pPr>
         <w:pStyle w:val="ae"/>
       </w:pPr>
-      <w:bookmarkStart w:id="19" w:name="_Toc228461113"/>
+      <w:bookmarkStart w:id="19" w:name="_Toc229064753"/>
       <w:r>
         <w:rPr>
           <w:rFonts w:hint="eastAsia"/>
@@ -10326,7 +11669,7 @@
       <w:pPr>
         <w:pStyle w:val="ae"/>
       </w:pPr>
-      <w:bookmarkStart w:id="20" w:name="_Toc228461114"/>
+      <w:bookmarkStart w:id="20" w:name="_Toc229064754"/>
       <w:r>
         <w:rPr>
           <w:rFonts w:hint="eastAsia"/>
@@ -10469,7 +11812,7 @@
       <w:pPr>
         <w:pStyle w:val="ae"/>
       </w:pPr>
-      <w:bookmarkStart w:id="21" w:name="_Toc228461115"/>
+      <w:bookmarkStart w:id="21" w:name="_Toc229064755"/>
       <w:r>
         <w:rPr>
           <w:rFonts w:hint="eastAsia"/>
@@ -10595,7 +11938,7 @@
       <w:pPr>
         <w:pStyle w:val="ae"/>
       </w:pPr>
-      <w:bookmarkStart w:id="22" w:name="_Toc228461116"/>
+      <w:bookmarkStart w:id="22" w:name="_Toc229064756"/>
       <w:r>
         <w:rPr>
           <w:rFonts w:hint="eastAsia"/>
@@ -10793,7 +12136,7 @@
       <w:pPr>
         <w:pStyle w:val="ac"/>
       </w:pPr>
-      <w:bookmarkStart w:id="23" w:name="_Toc228461117"/>
+      <w:bookmarkStart w:id="23" w:name="_Toc229064757"/>
       <w:r>
         <w:rPr>
           <w:rFonts w:hint="eastAsia"/>
@@ -10806,7 +12149,7 @@
       <w:pPr>
         <w:pStyle w:val="ae"/>
       </w:pPr>
-      <w:bookmarkStart w:id="24" w:name="_Toc228461118"/>
+      <w:bookmarkStart w:id="24" w:name="_Toc229064758"/>
       <w:r>
         <w:rPr>
           <w:rFonts w:hint="eastAsia"/>
@@ -10878,7 +12221,7 @@
       <w:pPr>
         <w:pStyle w:val="ae"/>
       </w:pPr>
-      <w:bookmarkStart w:id="25" w:name="_Toc228461119"/>
+      <w:bookmarkStart w:id="25" w:name="_Toc229064759"/>
       <w:r>
         <w:rPr>
           <w:rFonts w:hint="eastAsia"/>
@@ -10918,7 +12261,7 @@
       <w:pPr>
         <w:pStyle w:val="ae"/>
       </w:pPr>
-      <w:bookmarkStart w:id="26" w:name="_Toc228461120"/>
+      <w:bookmarkStart w:id="26" w:name="_Toc229064760"/>
       <w:r>
         <w:rPr>
           <w:rFonts w:hint="eastAsia"/>
@@ -11019,7 +12362,7 @@
       <w:pPr>
         <w:pStyle w:val="a9"/>
       </w:pPr>
-      <w:bookmarkStart w:id="27" w:name="_Toc228461121"/>
+      <w:bookmarkStart w:id="27" w:name="_Toc229064761"/>
       <w:r>
         <w:rPr>
           <w:rFonts w:hint="eastAsia"/>
@@ -11057,7 +12400,7 @@
       <w:pPr>
         <w:pStyle w:val="ac"/>
       </w:pPr>
-      <w:bookmarkStart w:id="28" w:name="_Toc228461122"/>
+      <w:bookmarkStart w:id="28" w:name="_Toc229064762"/>
       <w:r>
         <w:rPr>
           <w:rFonts w:hint="eastAsia"/>
@@ -11070,7 +12413,7 @@
       <w:pPr>
         <w:pStyle w:val="ae"/>
       </w:pPr>
-      <w:bookmarkStart w:id="29" w:name="_Toc228461123"/>
+      <w:bookmarkStart w:id="29" w:name="_Toc229064763"/>
       <w:r>
         <w:rPr>
           <w:rFonts w:hint="eastAsia"/>
@@ -11129,7 +12472,7 @@
       <w:pPr>
         <w:pStyle w:val="ae"/>
       </w:pPr>
-      <w:bookmarkStart w:id="30" w:name="_Toc228461124"/>
+      <w:bookmarkStart w:id="30" w:name="_Toc229064764"/>
       <w:r>
         <w:rPr>
           <w:rFonts w:hint="eastAsia"/>
@@ -11174,7 +12517,7 @@
       <w:pPr>
         <w:pStyle w:val="ac"/>
       </w:pPr>
-      <w:bookmarkStart w:id="31" w:name="_Toc228461125"/>
+      <w:bookmarkStart w:id="31" w:name="_Toc229064765"/>
       <w:r>
         <w:rPr>
           <w:rFonts w:hint="eastAsia"/>
@@ -11275,7 +12618,7 @@
       <w:pPr>
         <w:pStyle w:val="ac"/>
       </w:pPr>
-      <w:bookmarkStart w:id="32" w:name="_Toc228461126"/>
+      <w:bookmarkStart w:id="32" w:name="_Toc229064766"/>
       <w:r>
         <w:rPr>
           <w:rFonts w:hint="eastAsia"/>
@@ -11288,7 +12631,7 @@
       <w:pPr>
         <w:pStyle w:val="ae"/>
       </w:pPr>
-      <w:bookmarkStart w:id="33" w:name="_Toc228461127"/>
+      <w:bookmarkStart w:id="33" w:name="_Toc229064767"/>
       <w:r>
         <w:rPr>
           <w:rFonts w:hint="eastAsia"/>
@@ -11364,7 +12707,7 @@
       <w:pPr>
         <w:pStyle w:val="ae"/>
       </w:pPr>
-      <w:bookmarkStart w:id="34" w:name="_Toc228461128"/>
+      <w:bookmarkStart w:id="34" w:name="_Toc229064768"/>
       <w:r>
         <w:rPr>
           <w:rFonts w:hint="eastAsia"/>
@@ -11424,7 +12767,7 @@
       <w:pPr>
         <w:pStyle w:val="ae"/>
       </w:pPr>
-      <w:bookmarkStart w:id="35" w:name="_Toc228461129"/>
+      <w:bookmarkStart w:id="35" w:name="_Toc229064769"/>
       <w:r>
         <w:rPr>
           <w:rFonts w:hint="eastAsia"/>
@@ -11511,7 +12854,7 @@
       <w:pPr>
         <w:pStyle w:val="ac"/>
       </w:pPr>
-      <w:bookmarkStart w:id="36" w:name="_Toc228461130"/>
+      <w:bookmarkStart w:id="36" w:name="_Toc229064770"/>
       <w:r>
         <w:rPr>
           <w:rFonts w:hint="eastAsia"/>
@@ -11595,7 +12938,7 @@
       <w:pPr>
         <w:pStyle w:val="ac"/>
       </w:pPr>
-      <w:bookmarkStart w:id="37" w:name="_Toc228461131"/>
+      <w:bookmarkStart w:id="37" w:name="_Toc229064771"/>
       <w:r>
         <w:rPr>
           <w:rFonts w:hint="eastAsia"/>
@@ -11707,7 +13050,7 @@
       <w:pPr>
         <w:pStyle w:val="a9"/>
       </w:pPr>
-      <w:bookmarkStart w:id="38" w:name="_Toc228461132"/>
+      <w:bookmarkStart w:id="38" w:name="_Toc229064772"/>
       <w:r>
         <w:rPr>
           <w:rFonts w:hint="eastAsia"/>
@@ -11745,7 +13088,7 @@
       <w:pPr>
         <w:pStyle w:val="ac"/>
       </w:pPr>
-      <w:bookmarkStart w:id="39" w:name="_Toc228461133"/>
+      <w:bookmarkStart w:id="39" w:name="_Toc229064773"/>
       <w:r>
         <w:rPr>
           <w:rFonts w:hint="eastAsia"/>
@@ -11758,7 +13101,7 @@
       <w:pPr>
         <w:pStyle w:val="ae"/>
       </w:pPr>
-      <w:bookmarkStart w:id="40" w:name="_Toc228461134"/>
+      <w:bookmarkStart w:id="40" w:name="_Toc229064774"/>
       <w:r>
         <w:rPr>
           <w:rFonts w:hint="eastAsia"/>
@@ -11900,7 +13243,7 @@
       <w:pPr>
         <w:pStyle w:val="ae"/>
       </w:pPr>
-      <w:bookmarkStart w:id="41" w:name="_Toc228461135"/>
+      <w:bookmarkStart w:id="41" w:name="_Toc229064775"/>
       <w:r>
         <w:rPr>
           <w:rFonts w:hint="eastAsia"/>
@@ -11940,7 +13283,7 @@
       <w:pPr>
         <w:pStyle w:val="ae"/>
       </w:pPr>
-      <w:bookmarkStart w:id="42" w:name="_Toc228461136"/>
+      <w:bookmarkStart w:id="42" w:name="_Toc229064776"/>
       <w:r>
         <w:rPr>
           <w:rFonts w:hint="eastAsia"/>
@@ -11966,7 +13309,7 @@
       <w:pPr>
         <w:pStyle w:val="ae"/>
       </w:pPr>
-      <w:bookmarkStart w:id="43" w:name="_Toc228461137"/>
+      <w:bookmarkStart w:id="43" w:name="_Toc229064777"/>
       <w:r>
         <w:rPr>
           <w:rFonts w:hint="eastAsia"/>
@@ -12131,7 +13474,7 @@
       <w:pPr>
         <w:pStyle w:val="ae"/>
       </w:pPr>
-      <w:bookmarkStart w:id="44" w:name="_Toc228461138"/>
+      <w:bookmarkStart w:id="44" w:name="_Toc229064778"/>
       <w:r>
         <w:rPr>
           <w:rFonts w:hint="eastAsia"/>
@@ -12234,7 +13577,7 @@
       <w:pPr>
         <w:pStyle w:val="ae"/>
       </w:pPr>
-      <w:bookmarkStart w:id="45" w:name="_Toc228461139"/>
+      <w:bookmarkStart w:id="45" w:name="_Toc229064779"/>
       <w:r>
         <w:rPr>
           <w:rFonts w:hint="eastAsia"/>
@@ -12447,7 +13790,7 @@
       <w:pPr>
         <w:pStyle w:val="ac"/>
       </w:pPr>
-      <w:bookmarkStart w:id="46" w:name="_Toc228461140"/>
+      <w:bookmarkStart w:id="46" w:name="_Toc229064780"/>
       <w:r>
         <w:rPr>
           <w:rFonts w:hint="eastAsia"/>
@@ -12460,7 +13803,7 @@
       <w:pPr>
         <w:pStyle w:val="ae"/>
       </w:pPr>
-      <w:bookmarkStart w:id="47" w:name="_Toc228461141"/>
+      <w:bookmarkStart w:id="47" w:name="_Toc229064781"/>
       <w:r>
         <w:rPr>
           <w:rFonts w:hint="eastAsia"/>
@@ -13001,7 +14344,7 @@
       <w:pPr>
         <w:pStyle w:val="ae"/>
       </w:pPr>
-      <w:bookmarkStart w:id="48" w:name="_Toc228461142"/>
+      <w:bookmarkStart w:id="48" w:name="_Toc229064782"/>
       <w:r>
         <w:rPr>
           <w:rFonts w:hint="eastAsia"/>
@@ -13304,7 +14647,7 @@
       <w:pPr>
         <w:pStyle w:val="ae"/>
       </w:pPr>
-      <w:bookmarkStart w:id="49" w:name="_Toc228461143"/>
+      <w:bookmarkStart w:id="49" w:name="_Toc229064783"/>
       <w:r>
         <w:rPr>
           <w:rFonts w:hint="eastAsia"/>
@@ -13445,7 +14788,7 @@
       <w:pPr>
         <w:pStyle w:val="a9"/>
       </w:pPr>
-      <w:bookmarkStart w:id="50" w:name="_Toc228461144"/>
+      <w:bookmarkStart w:id="50" w:name="_Toc229064784"/>
       <w:r>
         <w:rPr>
           <w:rFonts w:hint="eastAsia"/>
@@ -13483,7 +14826,7 @@
       <w:pPr>
         <w:pStyle w:val="ac"/>
       </w:pPr>
-      <w:bookmarkStart w:id="51" w:name="_Toc228461145"/>
+      <w:bookmarkStart w:id="51" w:name="_Toc229064785"/>
       <w:r>
         <w:rPr>
           <w:rFonts w:hint="eastAsia"/>
@@ -13511,7 +14854,7 @@
       <w:pPr>
         <w:pStyle w:val="ae"/>
       </w:pPr>
-      <w:bookmarkStart w:id="52" w:name="_Toc228461146"/>
+      <w:bookmarkStart w:id="52" w:name="_Toc229064786"/>
       <w:r>
         <w:rPr>
           <w:rFonts w:hint="eastAsia"/>
@@ -13910,7 +15253,7 @@
       <w:pPr>
         <w:pStyle w:val="ae"/>
       </w:pPr>
-      <w:bookmarkStart w:id="53" w:name="_Toc228461147"/>
+      <w:bookmarkStart w:id="53" w:name="_Toc229064787"/>
       <w:r>
         <w:rPr>
           <w:rFonts w:hint="eastAsia"/>
@@ -14064,7 +15407,7 @@
       <w:pPr>
         <w:pStyle w:val="ae"/>
       </w:pPr>
-      <w:bookmarkStart w:id="54" w:name="_Toc228461148"/>
+      <w:bookmarkStart w:id="54" w:name="_Toc229064788"/>
       <w:r>
         <w:rPr>
           <w:rFonts w:hint="eastAsia"/>
@@ -14098,7 +15441,7 @@
       <w:pPr>
         <w:pStyle w:val="ac"/>
       </w:pPr>
-      <w:bookmarkStart w:id="55" w:name="_Toc228461149"/>
+      <w:bookmarkStart w:id="55" w:name="_Toc229064789"/>
       <w:r>
         <w:rPr>
           <w:rFonts w:hint="eastAsia"/>
@@ -14111,7 +15454,7 @@
       <w:pPr>
         <w:pStyle w:val="ae"/>
       </w:pPr>
-      <w:bookmarkStart w:id="56" w:name="_Toc228461150"/>
+      <w:bookmarkStart w:id="56" w:name="_Toc229064790"/>
       <w:r>
         <w:rPr>
           <w:rFonts w:hint="eastAsia"/>
@@ -14162,7 +15505,7 @@
         <w:pStyle w:val="ae"/>
       </w:pPr>
       <w:bookmarkStart w:id="57" w:name="_Toc199344406"/>
-      <w:bookmarkStart w:id="58" w:name="_Toc228461151"/>
+      <w:bookmarkStart w:id="58" w:name="_Toc229064791"/>
       <w:r>
         <w:rPr>
           <w:rFonts w:hint="eastAsia"/>
@@ -14539,7 +15882,7 @@
       <w:pPr>
         <w:pStyle w:val="ac"/>
       </w:pPr>
-      <w:bookmarkStart w:id="59" w:name="_Toc228461152"/>
+      <w:bookmarkStart w:id="59" w:name="_Toc229064792"/>
       <w:r>
         <w:rPr>
           <w:rFonts w:hint="eastAsia"/>
@@ -14552,7 +15895,7 @@
       <w:pPr>
         <w:pStyle w:val="ae"/>
       </w:pPr>
-      <w:bookmarkStart w:id="60" w:name="_Toc228461153"/>
+      <w:bookmarkStart w:id="60" w:name="_Toc229064793"/>
       <w:r>
         <w:rPr>
           <w:rFonts w:hint="eastAsia"/>
@@ -14580,7 +15923,7 @@
       <w:pPr>
         <w:pStyle w:val="ae"/>
       </w:pPr>
-      <w:bookmarkStart w:id="61" w:name="_Toc228461154"/>
+      <w:bookmarkStart w:id="61" w:name="_Toc229064794"/>
       <w:r>
         <w:rPr>
           <w:rFonts w:hint="eastAsia"/>
@@ -14647,7 +15990,7 @@
       <w:pPr>
         <w:pStyle w:val="ac"/>
       </w:pPr>
-      <w:bookmarkStart w:id="62" w:name="_Toc228461155"/>
+      <w:bookmarkStart w:id="62" w:name="_Toc229064795"/>
       <w:r>
         <w:rPr>
           <w:rFonts w:hint="eastAsia"/>
@@ -14674,7 +16017,7 @@
       <w:pPr>
         <w:pStyle w:val="ae"/>
       </w:pPr>
-      <w:bookmarkStart w:id="63" w:name="_Toc228461156"/>
+      <w:bookmarkStart w:id="63" w:name="_Toc229064796"/>
       <w:r>
         <w:rPr>
           <w:rFonts w:hint="eastAsia"/>
@@ -14770,7 +16113,7 @@
       <w:pPr>
         <w:pStyle w:val="ae"/>
       </w:pPr>
-      <w:bookmarkStart w:id="64" w:name="_Toc228461157"/>
+      <w:bookmarkStart w:id="64" w:name="_Toc229064797"/>
       <w:r>
         <w:rPr>
           <w:rFonts w:hint="eastAsia"/>
@@ -14952,7 +16295,7 @@
       <w:pPr>
         <w:pStyle w:val="a9"/>
       </w:pPr>
-      <w:bookmarkStart w:id="65" w:name="_Toc228461158"/>
+      <w:bookmarkStart w:id="65" w:name="_Toc229064798"/>
       <w:r>
         <w:rPr>
           <w:rFonts w:hint="eastAsia"/>
@@ -14988,12 +16331,18 @@
         </w:rPr>
         <w:t>2026.4.30</w:t>
       </w:r>
+      <w:r>
+        <w:rPr>
+          <w:rFonts w:hint="eastAsia"/>
+        </w:rPr>
+        <w:t xml:space="preserve"> / 2026.5.7</w:t>
+      </w:r>
     </w:p>
     <w:p>
       <w:pPr>
         <w:pStyle w:val="ac"/>
       </w:pPr>
-      <w:bookmarkStart w:id="66" w:name="_Toc228461159"/>
+      <w:bookmarkStart w:id="66" w:name="_Toc229064799"/>
       <w:r>
         <w:rPr>
           <w:rFonts w:hint="eastAsia"/>
@@ -15005,11 +16354,8 @@
     <w:p>
       <w:pPr>
         <w:pStyle w:val="ae"/>
-        <w:rPr>
-          <w:rFonts w:hint="eastAsia"/>
-        </w:rPr>
-      </w:pPr>
-      <w:bookmarkStart w:id="67" w:name="_Toc228461160"/>
+      </w:pPr>
+      <w:bookmarkStart w:id="67" w:name="_Toc229064800"/>
       <w:r>
         <w:rPr>
           <w:rFonts w:hint="eastAsia"/>
@@ -15076,11 +16422,8 @@
     <w:p>
       <w:pPr>
         <w:pStyle w:val="ae"/>
-        <w:rPr>
-          <w:rFonts w:hint="eastAsia"/>
-        </w:rPr>
-      </w:pPr>
-      <w:bookmarkStart w:id="68" w:name="_Toc228461161"/>
+      </w:pPr>
+      <w:bookmarkStart w:id="68" w:name="_Toc229064801"/>
       <w:r>
         <w:rPr>
           <w:rFonts w:hint="eastAsia"/>
@@ -15123,9 +16466,6 @@
       <w:pPr>
         <w:pStyle w:val="aa"/>
         <w:spacing w:before="78" w:after="78"/>
-        <w:rPr>
-          <w:rFonts w:hint="eastAsia"/>
-        </w:rPr>
       </w:pPr>
       <w:r>
         <w:tab/>
@@ -15141,7 +16481,7 @@
       <w:pPr>
         <w:pStyle w:val="ae"/>
       </w:pPr>
-      <w:bookmarkStart w:id="69" w:name="_Toc228461162"/>
+      <w:bookmarkStart w:id="69" w:name="_Toc229064802"/>
       <w:r>
         <w:rPr>
           <w:rFonts w:hint="eastAsia"/>
@@ -15225,9 +16565,6 @@
         </w:numPr>
         <w:spacing w:beforeLines="0" w:before="0" w:afterLines="0" w:after="0"/>
         <w:ind w:left="442" w:hanging="442"/>
-        <w:rPr>
-          <w:rFonts w:hint="eastAsia"/>
-        </w:rPr>
       </w:pPr>
       <w:r>
         <w:rPr>
@@ -15309,9 +16646,6 @@
         </w:numPr>
         <w:spacing w:beforeLines="0" w:before="0" w:afterLines="0" w:after="0"/>
         <w:ind w:left="442" w:hanging="442"/>
-        <w:rPr>
-          <w:rFonts w:hint="eastAsia"/>
-        </w:rPr>
       </w:pPr>
       <w:r>
         <w:rPr>
@@ -15484,9 +16818,6 @@
         </w:numPr>
         <w:spacing w:beforeLines="0" w:before="0" w:afterLines="0" w:after="0"/>
         <w:ind w:left="442" w:hanging="442"/>
-        <w:rPr>
-          <w:rFonts w:hint="eastAsia"/>
-        </w:rPr>
       </w:pPr>
       <w:r>
         <w:rPr>
@@ -15511,25 +16842,7 @@
         <w:rPr>
           <w:rFonts w:hint="eastAsia"/>
         </w:rPr>
-        <w:t>交换评价不相同的东西</w:t>
-      </w:r>
-      <w:r>
-        <w:rPr>
-          <w:rFonts w:hint="eastAsia"/>
-        </w:rPr>
-        <w:t>，即</w:t>
-      </w:r>
-      <w:r>
-        <w:rPr>
-          <w:rFonts w:hint="eastAsia"/>
-        </w:rPr>
-        <w:t>将一方重视而另一方不重视的东西拿出来进行交换。</w:t>
-      </w:r>
-      <w:r>
-        <w:rPr>
-          <w:rFonts w:hint="eastAsia"/>
-        </w:rPr>
-        <w:t>“评价不相同”的差异包括：</w:t>
+        <w:t>交换评价不相同的东西，即将一方重视而另一方不重视的东西拿出来进行交换。“评价不相同”的差异包括：</w:t>
       </w:r>
     </w:p>
     <w:p>
@@ -15541,9 +16854,6 @@
         </w:numPr>
         <w:spacing w:beforeLines="0" w:before="0" w:afterLines="0" w:after="0"/>
         <w:ind w:left="442" w:hanging="442"/>
-        <w:rPr>
-          <w:rFonts w:hint="eastAsia"/>
-        </w:rPr>
       </w:pPr>
       <w:r>
         <w:rPr>
@@ -15569,9 +16879,6 @@
         </w:numPr>
         <w:spacing w:beforeLines="0" w:before="0" w:afterLines="0" w:after="0"/>
         <w:ind w:left="442" w:hanging="442"/>
-        <w:rPr>
-          <w:rFonts w:hint="eastAsia"/>
-        </w:rPr>
       </w:pPr>
       <w:r>
         <w:rPr>
@@ -15597,9 +16904,6 @@
         </w:numPr>
         <w:spacing w:beforeLines="0" w:before="0" w:afterLines="0" w:after="0"/>
         <w:ind w:left="442" w:hanging="442"/>
-        <w:rPr>
-          <w:rFonts w:hint="eastAsia"/>
-        </w:rPr>
       </w:pPr>
       <w:r>
         <w:rPr>
@@ -15649,28 +16953,19 @@
         <w:pStyle w:val="aa"/>
         <w:spacing w:before="78" w:after="78"/>
         <w:ind w:firstLine="420"/>
-        <w:rPr>
-          <w:rFonts w:hint="eastAsia"/>
-        </w:rPr>
-      </w:pPr>
-      <w:r>
-        <w:rPr>
-          <w:rFonts w:hint="eastAsia"/>
-        </w:rPr>
-        <w:t>交换时，</w:t>
-      </w:r>
-      <w:r>
-        <w:rPr>
-          <w:rFonts w:hint="eastAsia"/>
-        </w:rPr>
-        <w:t>要多个议题同步谈判，而不是一个一个地谈。</w:t>
+      </w:pPr>
+      <w:r>
+        <w:rPr>
+          <w:rFonts w:hint="eastAsia"/>
+        </w:rPr>
+        <w:t>交换时，要多个议题同步谈判，而不是一个一个地谈。</w:t>
       </w:r>
     </w:p>
     <w:p>
       <w:pPr>
         <w:pStyle w:val="ae"/>
       </w:pPr>
-      <w:bookmarkStart w:id="70" w:name="_Toc228461163"/>
+      <w:bookmarkStart w:id="70" w:name="_Toc229064803"/>
       <w:r>
         <w:rPr>
           <w:rFonts w:hint="eastAsia"/>
@@ -15711,11 +17006,8 @@
     <w:p>
       <w:pPr>
         <w:pStyle w:val="ae"/>
-        <w:rPr>
-          <w:rFonts w:hint="eastAsia"/>
-        </w:rPr>
-      </w:pPr>
-      <w:bookmarkStart w:id="71" w:name="_Toc228461164"/>
+      </w:pPr>
+      <w:bookmarkStart w:id="71" w:name="_Toc229064804"/>
       <w:r>
         <w:rPr>
           <w:rFonts w:hint="eastAsia"/>
@@ -15795,39 +17087,12 @@
         <w:pStyle w:val="aa"/>
         <w:spacing w:before="78" w:after="78"/>
         <w:ind w:firstLine="420"/>
-        <w:rPr>
-          <w:rFonts w:hint="eastAsia"/>
-        </w:rPr>
-      </w:pPr>
-      <w:r>
-        <w:rPr>
-          <w:rFonts w:hint="eastAsia"/>
-        </w:rPr>
-        <w:t>威胁生效的关键在于：</w:t>
-      </w:r>
-      <w:r>
-        <w:rPr>
-          <w:rFonts w:hint="eastAsia"/>
-        </w:rPr>
-        <w:t>发出威胁的一方，是否具有将威胁付以实际退出推动谈判</w:t>
-      </w:r>
-      <w:r>
-        <w:rPr>
-          <w:rFonts w:hint="eastAsia"/>
-        </w:rPr>
-        <w:t>；</w:t>
-      </w:r>
-      <w:r>
-        <w:rPr>
-          <w:rFonts w:hint="eastAsia"/>
-        </w:rPr>
-        <w:t>被威胁的一方，是否相信对方有足够的意愿来实现威胁</w:t>
-      </w:r>
-      <w:r>
-        <w:rPr>
-          <w:rFonts w:hint="eastAsia"/>
-        </w:rPr>
-        <w:t>。</w:t>
+      </w:pPr>
+      <w:r>
+        <w:rPr>
+          <w:rFonts w:hint="eastAsia"/>
+        </w:rPr>
+        <w:t>威胁生效的关键在于：发出威胁的一方，是否具有将威胁付以实际退出推动谈判；被威胁的一方，是否相信对方有足够的意愿来实现威胁。</w:t>
       </w:r>
     </w:p>
     <w:p>
@@ -15835,36 +17100,18 @@
         <w:pStyle w:val="aa"/>
         <w:spacing w:before="78" w:after="78"/>
         <w:ind w:firstLine="420"/>
-        <w:rPr>
-          <w:rFonts w:hint="eastAsia"/>
-        </w:rPr>
-      </w:pPr>
-      <w:r>
-        <w:rPr>
-          <w:rFonts w:hint="eastAsia"/>
-        </w:rPr>
-        <w:t>威胁的两难</w:t>
-      </w:r>
-      <w:r>
-        <w:rPr>
-          <w:rFonts w:hint="eastAsia"/>
-        </w:rPr>
-        <w:t>意味着</w:t>
-      </w:r>
-      <w:r>
-        <w:rPr>
-          <w:rFonts w:hint="eastAsia"/>
-        </w:rPr>
-        <w:t>谈判者在增强可信性的同时又束缚了自己的让步空间。为了保持承诺，一般必须坚持到底和采取行动，否则未来外交谈判中的承诺将不具可信性，然而这样做又特别容易造成谈判破裂或制造僵局。</w:t>
+      </w:pPr>
+      <w:r>
+        <w:rPr>
+          <w:rFonts w:hint="eastAsia"/>
+        </w:rPr>
+        <w:t>威胁的两难意味着谈判者在增强可信性的同时又束缚了自己的让步空间。为了保持承诺，一般必须坚持到底和采取行动，否则未来外交谈判中的承诺将不具可信性，然而这样做又特别容易造成谈判破裂或制造僵局。</w:t>
       </w:r>
     </w:p>
     <w:p>
       <w:pPr>
         <w:pStyle w:val="aa"/>
         <w:spacing w:before="78" w:after="78"/>
-        <w:rPr>
-          <w:rFonts w:hint="eastAsia"/>
-        </w:rPr>
       </w:pPr>
       <w:r>
         <w:tab/>
@@ -15881,21 +17128,12 @@
         <w:pStyle w:val="aa"/>
         <w:spacing w:before="78" w:after="78"/>
         <w:ind w:firstLine="420"/>
-        <w:rPr>
-          <w:rFonts w:hint="eastAsia"/>
-        </w:rPr>
-      </w:pPr>
-      <w:r>
-        <w:rPr>
-          <w:rFonts w:hint="eastAsia"/>
-        </w:rPr>
-        <w:t>转身走开也是一个策略。</w:t>
-      </w:r>
-      <w:r>
-        <w:rPr>
-          <w:rFonts w:hint="eastAsia"/>
-        </w:rPr>
-        <w:t>在对方主动紧逼、不依不饶也不愿退让的时候，可以尝试轻微示弱，为己方周旋赢取时间和空间，并做出退出谈判的示意。在谈判陷入僵局时有意将合作条件绝对化，并把它放到谈判桌上，明确以表明自己无退路，希望对方能够让步，否则情愿接受谈判破裂的结局。</w:t>
+      </w:pPr>
+      <w:r>
+        <w:rPr>
+          <w:rFonts w:hint="eastAsia"/>
+        </w:rPr>
+        <w:t>转身走开也是一个策略。在对方主动紧逼、不依不饶也不愿退让的时候，可以尝试轻微示弱，为己方周旋赢取时间和空间，并做出退出谈判的示意。在谈判陷入僵局时有意将合作条件绝对化，并把它放到谈判桌上，明确以表明自己无退路，希望对方能够让步，否则情愿接受谈判破裂的结局。</w:t>
       </w:r>
     </w:p>
     <w:p>
@@ -15908,68 +17146,14 @@
         <w:rPr>
           <w:rFonts w:hint="eastAsia"/>
         </w:rPr>
-        <w:t>该说“不”的时候，就大大方方地说</w:t>
-      </w:r>
-      <w:r>
-        <w:rPr>
-          <w:rFonts w:hint="eastAsia"/>
-        </w:rPr>
-        <w:t>“不”；</w:t>
-      </w:r>
-      <w:r>
-        <w:rPr>
-          <w:rFonts w:hint="eastAsia"/>
-        </w:rPr>
-        <w:t>当然，说</w:t>
-      </w:r>
-      <w:r>
-        <w:rPr>
-          <w:rFonts w:hint="eastAsia"/>
-        </w:rPr>
-        <w:t>“不”</w:t>
-      </w:r>
-      <w:r>
-        <w:rPr>
-          <w:rFonts w:hint="eastAsia"/>
-        </w:rPr>
-        <w:t>的</w:t>
-      </w:r>
-      <w:r>
-        <w:rPr>
-          <w:rFonts w:hint="eastAsia"/>
-        </w:rPr>
-        <w:t>前提是有最优谈判替代方案。</w:t>
-      </w:r>
-      <w:r>
-        <w:rPr>
-          <w:rFonts w:hint="eastAsia"/>
-        </w:rPr>
-        <w:t>要善于营造公开、公平、公正的竞争局面，以利于扩大自己的选择余地</w:t>
-      </w:r>
-      <w:r>
-        <w:rPr>
-          <w:rFonts w:hint="eastAsia"/>
-        </w:rPr>
-        <w:t>；</w:t>
-      </w:r>
-      <w:r>
-        <w:rPr>
-          <w:rFonts w:hint="eastAsia"/>
-        </w:rPr>
-        <w:t>同谈判对手进行的竞争应该是一种“公平竞争”，而不应采取“轮番</w:t>
-      </w:r>
-      <w:r>
-        <w:rPr>
-          <w:rFonts w:hint="eastAsia"/>
-        </w:rPr>
-        <w:t>压价式”的做法。</w:t>
+        <w:t>该说“不”的时候，就大大方方地说“不”；当然，说“不”的前提是有最优谈判替代方案。要善于营造公开、公平、公正的竞争局面，以利于扩大自己的选择余地；同谈判对手进行的竞争应该是一种“公平竞争”，而不应采取“轮番压价式”的做法。</w:t>
       </w:r>
     </w:p>
     <w:p>
       <w:pPr>
         <w:pStyle w:val="ae"/>
       </w:pPr>
-      <w:bookmarkStart w:id="72" w:name="_Toc228461165"/>
+      <w:bookmarkStart w:id="72" w:name="_Toc229064805"/>
       <w:r>
         <w:rPr>
           <w:rFonts w:hint="eastAsia"/>
@@ -15982,9 +17166,6 @@
       <w:pPr>
         <w:pStyle w:val="aa"/>
         <w:spacing w:before="78" w:after="78"/>
-        <w:rPr>
-          <w:rFonts w:hint="eastAsia"/>
-        </w:rPr>
       </w:pPr>
       <w:r>
         <w:lastRenderedPageBreak/>
@@ -16001,7 +17182,7 @@
       <w:pPr>
         <w:pStyle w:val="ae"/>
       </w:pPr>
-      <w:bookmarkStart w:id="73" w:name="_Toc228461166"/>
+      <w:bookmarkStart w:id="73" w:name="_Toc229064806"/>
       <w:r>
         <w:rPr>
           <w:rFonts w:hint="eastAsia"/>
@@ -16013,9 +17194,6 @@
     <w:p>
       <w:pPr>
         <w:pStyle w:val="af1"/>
-        <w:rPr>
-          <w:rFonts w:hint="eastAsia"/>
-        </w:rPr>
       </w:pPr>
       <w:r>
         <w:rPr>
@@ -16082,45 +17260,12 @@
         <w:pStyle w:val="aa"/>
         <w:spacing w:before="78" w:after="78"/>
         <w:ind w:firstLine="420"/>
-        <w:rPr>
-          <w:rFonts w:hint="eastAsia"/>
-        </w:rPr>
-      </w:pPr>
-      <w:r>
-        <w:rPr>
-          <w:rFonts w:hint="eastAsia"/>
-        </w:rPr>
-        <w:t>主场谈判</w:t>
-      </w:r>
-      <w:r>
-        <w:rPr>
-          <w:rFonts w:hint="eastAsia"/>
-        </w:rPr>
-        <w:t>中，</w:t>
-      </w:r>
-      <w:r>
-        <w:rPr>
-          <w:rFonts w:hint="eastAsia"/>
-        </w:rPr>
-        <w:t>熟悉的环境会使自己产生一种安全感；可以依靠自己的信息渠道，充分收集各种资料</w:t>
-      </w:r>
-      <w:r>
-        <w:rPr>
-          <w:rFonts w:hint="eastAsia"/>
-        </w:rPr>
-        <w:t>；</w:t>
-      </w:r>
-      <w:r>
-        <w:rPr>
-          <w:rFonts w:hint="eastAsia"/>
-        </w:rPr>
-        <w:t>能随时与自己的上级、专家顾问保持沟通，商讨对策</w:t>
-      </w:r>
-      <w:r>
-        <w:rPr>
-          <w:rFonts w:hint="eastAsia"/>
-        </w:rPr>
-        <w:t>。</w:t>
+      </w:pPr>
+      <w:r>
+        <w:rPr>
+          <w:rFonts w:hint="eastAsia"/>
+        </w:rPr>
+        <w:t>主场谈判中，熟悉的环境会使自己产生一种安全感；可以依靠自己的信息渠道，充分收集各种资料；能随时与自己的上级、专家顾问保持沟通，商讨对策。</w:t>
       </w:r>
     </w:p>
     <w:p>
@@ -16128,39 +17273,12 @@
         <w:pStyle w:val="aa"/>
         <w:spacing w:before="78" w:after="78"/>
         <w:ind w:firstLine="420"/>
-        <w:rPr>
-          <w:rFonts w:hint="eastAsia"/>
-        </w:rPr>
-      </w:pPr>
-      <w:r>
-        <w:rPr>
-          <w:rFonts w:hint="eastAsia"/>
-        </w:rPr>
-        <w:t>客场谈判</w:t>
-      </w:r>
-      <w:r>
-        <w:rPr>
-          <w:rFonts w:hint="eastAsia"/>
-        </w:rPr>
-        <w:t>中，</w:t>
-      </w:r>
-      <w:r>
-        <w:rPr>
-          <w:rFonts w:hint="eastAsia"/>
-        </w:rPr>
-        <w:t>到对方国度去谈判不仅要受旅途劳顿之苦，而且也会因为不适应环境而在谈判中产生心理紧张、情绪不稳定。当然，客场谈判可以省却那些东道主必须承担的迎来送</w:t>
-      </w:r>
-      <w:r>
-        <w:rPr>
-          <w:rFonts w:hint="eastAsia"/>
-        </w:rPr>
-        <w:t>往，</w:t>
-      </w:r>
-      <w:r>
-        <w:rPr>
-          <w:rFonts w:hint="eastAsia"/>
-        </w:rPr>
-        <w:t>同时在谈判遇到僵持时可借必须回国请示而方便地暂时退出谈判。</w:t>
+      </w:pPr>
+      <w:r>
+        <w:rPr>
+          <w:rFonts w:hint="eastAsia"/>
+        </w:rPr>
+        <w:t>客场谈判中，到对方国度去谈判不仅要受旅途劳顿之苦，而且也会因为不适应环境而在谈判中产生心理紧张、情绪不稳定。当然，客场谈判可以省却那些东道主必须承担的迎来送往，同时在谈判遇到僵持时可借必须回国请示而方便地暂时退出谈判。</w:t>
       </w:r>
     </w:p>
     <w:p>
@@ -16168,9 +17286,6 @@
         <w:pStyle w:val="aa"/>
         <w:spacing w:before="78" w:after="78"/>
         <w:ind w:firstLine="420"/>
-        <w:rPr>
-          <w:rFonts w:hint="eastAsia"/>
-        </w:rPr>
       </w:pPr>
       <w:r>
         <w:rPr>
@@ -16182,9 +17297,6 @@
     <w:p>
       <w:pPr>
         <w:pStyle w:val="af1"/>
-        <w:rPr>
-          <w:rFonts w:hint="eastAsia"/>
-        </w:rPr>
       </w:pPr>
       <w:r>
         <w:rPr>
@@ -16204,9 +17316,6 @@
         <w:pStyle w:val="aa"/>
         <w:spacing w:before="78" w:after="78"/>
         <w:ind w:firstLine="420"/>
-        <w:rPr>
-          <w:rFonts w:hint="eastAsia"/>
-        </w:rPr>
       </w:pPr>
       <w:r>
         <w:rPr>
@@ -16220,9 +17329,6 @@
         <w:pStyle w:val="aa"/>
         <w:spacing w:before="78" w:after="78"/>
         <w:ind w:firstLine="420"/>
-        <w:rPr>
-          <w:rFonts w:hint="eastAsia"/>
-        </w:rPr>
       </w:pPr>
       <w:r>
         <w:rPr>
@@ -16241,7 +17347,7 @@
       <w:pPr>
         <w:pStyle w:val="ac"/>
       </w:pPr>
-      <w:bookmarkStart w:id="74" w:name="_Toc228461167"/>
+      <w:bookmarkStart w:id="74" w:name="_Toc229064807"/>
       <w:r>
         <w:rPr>
           <w:rFonts w:hint="eastAsia"/>
@@ -16254,9 +17360,6 @@
       <w:pPr>
         <w:pStyle w:val="aa"/>
         <w:spacing w:before="78" w:after="78"/>
-        <w:rPr>
-          <w:rFonts w:hint="eastAsia"/>
-        </w:rPr>
       </w:pPr>
       <w:r>
         <w:tab/>
@@ -16272,18 +17375,12 @@
       <w:pPr>
         <w:pStyle w:val="ae"/>
       </w:pPr>
-      <w:bookmarkStart w:id="75" w:name="_Toc228461168"/>
-      <w:r>
-        <w:rPr>
-          <w:rFonts w:hint="eastAsia"/>
-        </w:rPr>
-        <w:t>（一）</w:t>
-      </w:r>
-      <w:r>
-        <w:rPr>
-          <w:rFonts w:hint="eastAsia"/>
-        </w:rPr>
-        <w:t>文本应力争以我为主</w:t>
+      <w:bookmarkStart w:id="75" w:name="_Toc229064808"/>
+      <w:r>
+        <w:rPr>
+          <w:rFonts w:hint="eastAsia"/>
+        </w:rPr>
+        <w:t>（一）文本应力争以我为主</w:t>
       </w:r>
       <w:bookmarkEnd w:id="75"/>
     </w:p>
@@ -16292,9 +17389,6 @@
         <w:pStyle w:val="aa"/>
         <w:spacing w:before="78" w:after="78"/>
         <w:ind w:firstLine="420"/>
-        <w:rPr>
-          <w:rFonts w:hint="eastAsia"/>
-        </w:rPr>
       </w:pPr>
       <w:r>
         <w:rPr>
@@ -16314,25 +17408,7 @@
         <w:rPr>
           <w:rFonts w:hint="eastAsia"/>
         </w:rPr>
-        <w:t>由我方用外文（英文或法文）起草协议的机会</w:t>
-      </w:r>
-      <w:r>
-        <w:rPr>
-          <w:rFonts w:hint="eastAsia"/>
-        </w:rPr>
-        <w:t>，</w:t>
-      </w:r>
-      <w:r>
-        <w:rPr>
-          <w:rFonts w:hint="eastAsia"/>
-        </w:rPr>
-        <w:t>将我方方案架构为默认选项</w:t>
-      </w:r>
-      <w:r>
-        <w:rPr>
-          <w:rFonts w:hint="eastAsia"/>
-        </w:rPr>
-        <w:t>。</w:t>
+        <w:t>由我方用外文（英文或法文）起草协议的机会，将我方方案架构为默认选项。</w:t>
       </w:r>
     </w:p>
     <w:p>
@@ -16340,63 +17416,12 @@
         <w:pStyle w:val="aa"/>
         <w:spacing w:before="78" w:after="78"/>
         <w:ind w:firstLine="420"/>
-        <w:rPr>
-          <w:rFonts w:hint="eastAsia"/>
-        </w:rPr>
-      </w:pPr>
-      <w:r>
-        <w:rPr>
-          <w:rFonts w:hint="eastAsia"/>
-        </w:rPr>
-        <w:t>协议若由对方起草，当我方对某一条款提出异议要求修改而被对方</w:t>
-      </w:r>
-      <w:r>
-        <w:rPr>
-          <w:rFonts w:hint="eastAsia"/>
-        </w:rPr>
-        <w:t>同意时，似</w:t>
-      </w:r>
-      <w:r>
-        <w:rPr>
-          <w:rFonts w:hint="eastAsia"/>
-        </w:rPr>
-        <w:t>乎是对方对我们做了一次让步，而我们自己起草协议就可以避免这种可能</w:t>
-      </w:r>
-      <w:r>
-        <w:rPr>
-          <w:rFonts w:hint="eastAsia"/>
-        </w:rPr>
-        <w:t>。如果</w:t>
-      </w:r>
-      <w:r>
-        <w:rPr>
-          <w:rFonts w:hint="eastAsia"/>
-        </w:rPr>
-        <w:t>在讨论条款时，协议是我方起草的，因此当对方提出修改意见时，有</w:t>
-      </w:r>
-      <w:r>
-        <w:rPr>
-          <w:rFonts w:hint="eastAsia"/>
-        </w:rPr>
-        <w:t>利</w:t>
-      </w:r>
-      <w:r>
-        <w:rPr>
-          <w:rFonts w:hint="eastAsia"/>
-        </w:rPr>
-        <w:t>于</w:t>
-      </w:r>
-      <w:r>
-        <w:rPr>
-          <w:rFonts w:hint="eastAsia"/>
-        </w:rPr>
-        <w:t>增加谈</w:t>
-      </w:r>
-      <w:r>
-        <w:rPr>
-          <w:rFonts w:hint="eastAsia"/>
-        </w:rPr>
-        <w:t>判砝码。</w:t>
+      </w:pPr>
+      <w:r>
+        <w:rPr>
+          <w:rFonts w:hint="eastAsia"/>
+        </w:rPr>
+        <w:t>协议若由对方起草，当我方对某一条款提出异议要求修改而被对方同意时，似乎是对方对我们做了一次让步，而我们自己起草协议就可以避免这种可能。如果在讨论条款时，协议是我方起草的，因此当对方提出修改意见时，有利于增加谈判砝码。</w:t>
       </w:r>
     </w:p>
     <w:p>
@@ -16409,40 +17434,19 @@
         <w:rPr>
           <w:rFonts w:hint="eastAsia"/>
         </w:rPr>
-        <w:t>自己起草文书，也</w:t>
-      </w:r>
-      <w:r>
-        <w:rPr>
-          <w:rFonts w:hint="eastAsia"/>
-        </w:rPr>
-        <w:t>可以避免对方利用起草的机会在协议中留下“伏笔”而导致我方</w:t>
-      </w:r>
-      <w:r>
-        <w:rPr>
-          <w:rFonts w:hint="eastAsia"/>
-        </w:rPr>
-        <w:t>利益受损。</w:t>
+        <w:t>自己起草文书，也可以避免对方利用起草的机会在协议中留下“伏笔”而导致我方利益受损。</w:t>
       </w:r>
     </w:p>
     <w:p>
       <w:pPr>
         <w:pStyle w:val="ae"/>
-        <w:rPr>
-          <w:rFonts w:hint="eastAsia"/>
-        </w:rPr>
-      </w:pPr>
-      <w:bookmarkStart w:id="76" w:name="_Toc228461169"/>
-      <w:r>
-        <w:rPr>
-          <w:rFonts w:hint="eastAsia"/>
-        </w:rPr>
-        <w:t>（二）</w:t>
-      </w:r>
-      <w:r>
-        <w:rPr>
-          <w:rFonts w:hint="eastAsia"/>
-        </w:rPr>
-        <w:t>注重条文的平衡和严谨</w:t>
+      </w:pPr>
+      <w:bookmarkStart w:id="76" w:name="_Toc229064809"/>
+      <w:r>
+        <w:rPr>
+          <w:rFonts w:hint="eastAsia"/>
+        </w:rPr>
+        <w:t>（二）注重条文的平衡和严谨</w:t>
       </w:r>
       <w:bookmarkEnd w:id="76"/>
     </w:p>
@@ -16451,43 +17455,25 @@
         <w:pStyle w:val="aa"/>
         <w:spacing w:before="78" w:after="78"/>
         <w:ind w:firstLine="420"/>
-        <w:rPr>
-          <w:rFonts w:hint="eastAsia"/>
-        </w:rPr>
       </w:pPr>
       <w:r>
         <w:rPr>
           <w:rFonts w:hint="eastAsia"/>
         </w:rPr>
         <w:lastRenderedPageBreak/>
-        <w:t>协议条款必须体现权利与义务对等的原则。在协议条款中用词造句要明确，专业。法律方面的术语及其表达方式应力求标准、规范。若无统一与标准的说法，则应通过反复商洽，在双方共同理解后，采用双方一致同意的文字描述。撰写的句子要明达，用字要准确，应力图摒弃任何</w:t>
-      </w:r>
-      <w:r>
-        <w:rPr>
-          <w:rFonts w:hint="eastAsia"/>
-        </w:rPr>
-        <w:t>歧义。</w:t>
+        <w:t>协议条款必须体现权利与义务对等的原则。在协议条款中用词造句要明确，专业。法律方面的术语及其表达方式应力求标准、规范。若无统一与标准的说法，则应通过反复商洽，在双方共同理解后，采用双方一致同意的文字描述。撰写的句子要明达，用字要准确，应力图摒弃任何歧义。</w:t>
       </w:r>
     </w:p>
     <w:p>
       <w:pPr>
         <w:pStyle w:val="ae"/>
-        <w:rPr>
-          <w:rFonts w:hint="eastAsia"/>
-        </w:rPr>
-      </w:pPr>
-      <w:bookmarkStart w:id="77" w:name="_Toc228461170"/>
-      <w:r>
-        <w:rPr>
-          <w:rFonts w:hint="eastAsia"/>
-        </w:rPr>
-        <w:t>（三）</w:t>
-      </w:r>
-      <w:r>
-        <w:rPr>
-          <w:rFonts w:hint="eastAsia"/>
-        </w:rPr>
-        <w:t>随写随定</w:t>
+      </w:pPr>
+      <w:bookmarkStart w:id="77" w:name="_Toc229064810"/>
+      <w:r>
+        <w:rPr>
+          <w:rFonts w:hint="eastAsia"/>
+        </w:rPr>
+        <w:t>（三）随写随定</w:t>
       </w:r>
       <w:bookmarkEnd w:id="77"/>
     </w:p>
@@ -16522,6 +17508,1621 @@
       <w:pPr>
         <w:pStyle w:val="aa"/>
         <w:spacing w:before="78" w:after="78"/>
+      </w:pPr>
+    </w:p>
+    <w:p>
+      <w:pPr>
+        <w:pStyle w:val="ac"/>
+      </w:pPr>
+      <w:bookmarkStart w:id="78" w:name="_Toc229064811"/>
+      <w:r>
+        <w:rPr>
+          <w:rFonts w:hint="eastAsia"/>
+        </w:rPr>
+        <w:t>三、国际政治心理学</w:t>
+      </w:r>
+      <w:bookmarkEnd w:id="78"/>
+    </w:p>
+    <w:p>
+      <w:pPr>
+        <w:pStyle w:val="aa"/>
+        <w:spacing w:before="78" w:after="78"/>
+        <w:ind w:firstLine="420"/>
+      </w:pPr>
+      <w:r>
+        <w:rPr>
+          <w:rFonts w:hint="eastAsia"/>
+        </w:rPr>
+        <w:t>知觉现象和过程其实就是信息加工和处理的过程</w:t>
+      </w:r>
+      <w:r>
+        <w:rPr>
+          <w:rFonts w:hint="eastAsia"/>
+        </w:rPr>
+        <w:t>，</w:t>
+      </w:r>
+      <w:r>
+        <w:rPr>
+          <w:rFonts w:hint="eastAsia"/>
+        </w:rPr>
+        <w:t>其基本认知模型为</w:t>
+      </w:r>
+      <w:r>
+        <w:rPr>
+          <w:rFonts w:hint="eastAsia"/>
+        </w:rPr>
+        <w:t>——</w:t>
+      </w:r>
+      <w:r>
+        <w:rPr>
+          <w:rFonts w:hint="eastAsia"/>
+        </w:rPr>
+        <w:t>首先是接受信息、编码</w:t>
+      </w:r>
+      <w:r>
+        <w:rPr>
+          <w:rFonts w:hint="eastAsia"/>
+        </w:rPr>
+        <w:t>，</w:t>
+      </w:r>
+      <w:r>
+        <w:rPr>
+          <w:rFonts w:hint="eastAsia"/>
+        </w:rPr>
+        <w:t>存入记忆</w:t>
+      </w:r>
+      <w:r>
+        <w:rPr>
+          <w:rFonts w:hint="eastAsia"/>
+        </w:rPr>
+        <w:t>，</w:t>
+      </w:r>
+      <w:r>
+        <w:rPr>
+          <w:rFonts w:hint="eastAsia"/>
+        </w:rPr>
+        <w:t>再利用记忆材料做出决定以指导外部行为</w:t>
+      </w:r>
+      <w:r>
+        <w:rPr>
+          <w:rFonts w:hint="eastAsia"/>
+        </w:rPr>
+        <w:t>；</w:t>
+      </w:r>
+      <w:r>
+        <w:rPr>
+          <w:rFonts w:hint="eastAsia"/>
+        </w:rPr>
+        <w:t>在这一认知过程中</w:t>
+      </w:r>
+      <w:r>
+        <w:rPr>
+          <w:rFonts w:hint="eastAsia"/>
+        </w:rPr>
+        <w:t>，</w:t>
+      </w:r>
+      <w:r>
+        <w:rPr>
+          <w:rFonts w:hint="eastAsia"/>
+        </w:rPr>
+        <w:t>作为决策者个体的个性心理特征、认知能力、本身已有的意象和信念体系等对正确与错误知觉的形成产生重要的制约作用。</w:t>
+      </w:r>
+    </w:p>
+    <w:p>
+      <w:pPr>
+        <w:pStyle w:val="ae"/>
+      </w:pPr>
+      <w:bookmarkStart w:id="79" w:name="_Toc229064812"/>
+      <w:r>
+        <w:rPr>
+          <w:rFonts w:hint="eastAsia"/>
+        </w:rPr>
+        <w:t>（一）认知偏差产生的机制</w:t>
+      </w:r>
+      <w:bookmarkEnd w:id="79"/>
+    </w:p>
+    <w:p>
+      <w:pPr>
+        <w:pStyle w:val="aa"/>
+        <w:spacing w:before="78" w:after="78"/>
+        <w:ind w:firstLine="420"/>
+      </w:pPr>
+      <w:r>
+        <w:rPr>
+          <w:rFonts w:hint="eastAsia"/>
+        </w:rPr>
+        <w:t>主要有</w:t>
+      </w:r>
+      <w:r>
+        <w:rPr>
+          <w:rFonts w:hint="eastAsia"/>
+        </w:rPr>
+        <w:t>三种国际政治中的认知偏差：</w:t>
+      </w:r>
+    </w:p>
+    <w:p>
+      <w:pPr>
+        <w:pStyle w:val="aa"/>
+        <w:numPr>
+          <w:ilvl w:val="0"/>
+          <w:numId w:val="35"/>
+        </w:numPr>
+        <w:spacing w:beforeLines="0" w:before="0" w:afterLines="0" w:after="0"/>
+        <w:ind w:left="442" w:hanging="442"/>
+      </w:pPr>
+      <w:r>
+        <w:rPr>
+          <w:rFonts w:hint="eastAsia"/>
+          <w:b/>
+          <w:bCs/>
+        </w:rPr>
+        <w:t>历史包袱：</w:t>
+      </w:r>
+      <w:r>
+        <w:rPr>
+          <w:rFonts w:hint="eastAsia"/>
+        </w:rPr>
+        <w:t>当政治领导人从过去了解未来时，他们倾向于不附加条件地进行简单的一对一类比。</w:t>
+      </w:r>
+    </w:p>
+    <w:p>
+      <w:pPr>
+        <w:pStyle w:val="aa"/>
+        <w:numPr>
+          <w:ilvl w:val="0"/>
+          <w:numId w:val="35"/>
+        </w:numPr>
+        <w:spacing w:beforeLines="0" w:before="0" w:afterLines="0" w:after="0"/>
+        <w:ind w:left="442" w:hanging="442"/>
+      </w:pPr>
+      <w:r>
+        <w:rPr>
+          <w:rFonts w:hint="eastAsia"/>
+          <w:b/>
+          <w:bCs/>
+        </w:rPr>
+        <w:t>认知相符：</w:t>
+      </w:r>
+      <w:r>
+        <w:rPr>
+          <w:rFonts w:hint="eastAsia"/>
+        </w:rPr>
+        <w:t>认知心理学证明，人们先前的信念会对信息处理产生强烈影响。面对不一致的信息，人们会努力保持</w:t>
+      </w:r>
+      <w:r>
+        <w:rPr>
+          <w:rFonts w:hint="eastAsia"/>
+        </w:rPr>
+        <w:t>“</w:t>
+      </w:r>
+      <w:r>
+        <w:rPr>
+          <w:rFonts w:hint="eastAsia"/>
+        </w:rPr>
+        <w:t>信念系统</w:t>
+      </w:r>
+      <w:r>
+        <w:rPr>
+          <w:rFonts w:hint="eastAsia"/>
+        </w:rPr>
+        <w:t>”</w:t>
+      </w:r>
+      <w:r>
+        <w:rPr>
+          <w:rFonts w:hint="eastAsia"/>
+        </w:rPr>
+        <w:t>的一致性。</w:t>
+      </w:r>
+    </w:p>
+    <w:p>
+      <w:pPr>
+        <w:pStyle w:val="aa"/>
+        <w:numPr>
+          <w:ilvl w:val="0"/>
+          <w:numId w:val="35"/>
+        </w:numPr>
+        <w:spacing w:beforeLines="0" w:before="0" w:afterLines="0" w:after="0"/>
+        <w:ind w:left="442" w:hanging="442"/>
+      </w:pPr>
+      <w:r>
+        <w:rPr>
+          <w:rFonts w:hint="eastAsia"/>
+          <w:b/>
+          <w:bCs/>
+        </w:rPr>
+        <w:t>诱发定式：</w:t>
+      </w:r>
+      <w:r>
+        <w:rPr>
+          <w:rFonts w:hint="eastAsia"/>
+        </w:rPr>
+        <w:t>人们在对新信息进行判断时，受到当时正在处理和考虑的问题的影响。</w:t>
+      </w:r>
+    </w:p>
+    <w:p>
+      <w:pPr>
+        <w:pStyle w:val="ae"/>
+      </w:pPr>
+      <w:bookmarkStart w:id="80" w:name="_Toc199344429"/>
+      <w:bookmarkStart w:id="81" w:name="_Toc229064813"/>
+      <w:r>
+        <w:rPr>
+          <w:rFonts w:hint="eastAsia"/>
+        </w:rPr>
+        <w:t>（二）一些典型认知偏差</w:t>
+      </w:r>
+      <w:bookmarkEnd w:id="80"/>
+      <w:bookmarkEnd w:id="81"/>
+    </w:p>
+    <w:p>
+      <w:pPr>
+        <w:pStyle w:val="aa"/>
+        <w:spacing w:before="78" w:after="78"/>
+      </w:pPr>
+      <w:r>
+        <w:tab/>
+      </w:r>
+      <w:r>
+        <w:rPr>
+          <w:rFonts w:hint="eastAsia"/>
+        </w:rPr>
+        <w:t>典型</w:t>
+      </w:r>
+      <w:r>
+        <w:rPr>
+          <w:rFonts w:hint="eastAsia"/>
+        </w:rPr>
+        <w:t>的</w:t>
+      </w:r>
+      <w:r>
+        <w:rPr>
+          <w:rFonts w:hint="eastAsia"/>
+        </w:rPr>
+        <w:t>认知偏差</w:t>
+      </w:r>
+      <w:r>
+        <w:rPr>
+          <w:rFonts w:hint="eastAsia"/>
+        </w:rPr>
+        <w:t>有</w:t>
+      </w:r>
+      <w:r>
+        <w:rPr>
+          <w:rFonts w:hint="eastAsia"/>
+        </w:rPr>
+        <w:t>：</w:t>
+      </w:r>
+    </w:p>
+    <w:p>
+      <w:pPr>
+        <w:pStyle w:val="aa"/>
+        <w:numPr>
+          <w:ilvl w:val="0"/>
+          <w:numId w:val="36"/>
+        </w:numPr>
+        <w:spacing w:beforeLines="0" w:before="0" w:afterLines="0" w:after="0"/>
+        <w:ind w:left="442" w:hanging="442"/>
+      </w:pPr>
+      <w:r>
+        <w:rPr>
+          <w:rFonts w:hint="eastAsia"/>
+          <w:b/>
+          <w:bCs/>
+        </w:rPr>
+        <w:t>自我中心偏差：</w:t>
+      </w:r>
+      <w:r>
+        <w:rPr>
+          <w:rFonts w:hint="eastAsia"/>
+        </w:rPr>
+        <w:t>过于依赖自己的感知，而不是对现实的感知。</w:t>
+      </w:r>
+      <w:r>
+        <w:rPr>
+          <w:rFonts w:hint="eastAsia"/>
+        </w:rPr>
+        <w:t>人们总是在进行原因推断，如果出现了对自身有利的情境，那么认为是自己政策和行为所致，而对于不利的情形，则可能归结为外在的原因</w:t>
+      </w:r>
+      <w:r>
+        <w:rPr>
+          <w:rFonts w:hint="eastAsia"/>
+        </w:rPr>
+        <w:t>。另一种情况是，</w:t>
+      </w:r>
+      <w:r>
+        <w:rPr>
+          <w:rFonts w:hint="eastAsia"/>
+        </w:rPr>
+        <w:t>认为自己好意，别人恶意</w:t>
+      </w:r>
+      <w:r>
+        <w:rPr>
+          <w:rFonts w:hint="eastAsia"/>
+        </w:rPr>
+        <w:t>。</w:t>
+      </w:r>
+    </w:p>
+    <w:p>
+      <w:pPr>
+        <w:pStyle w:val="aa"/>
+        <w:numPr>
+          <w:ilvl w:val="0"/>
+          <w:numId w:val="36"/>
+        </w:numPr>
+        <w:spacing w:beforeLines="0" w:before="0" w:afterLines="0" w:after="0"/>
+        <w:ind w:left="442" w:hanging="442"/>
+      </w:pPr>
+      <w:r>
+        <w:rPr>
+          <w:rFonts w:hint="eastAsia"/>
+          <w:b/>
+          <w:bCs/>
+        </w:rPr>
+        <w:t>统一性知觉：</w:t>
+      </w:r>
+      <w:r>
+        <w:rPr>
+          <w:rFonts w:hint="eastAsia"/>
+        </w:rPr>
+        <w:t>我们往往认为对手的行为是经过深思熟虑、精心策划而成的。</w:t>
+      </w:r>
+      <w:r>
+        <w:rPr>
+          <w:rFonts w:hint="eastAsia"/>
+        </w:rPr>
+        <w:t>统一性直觉往往导致了各种阴谋论。</w:t>
+      </w:r>
+    </w:p>
+    <w:p>
+      <w:pPr>
+        <w:pStyle w:val="aa"/>
+        <w:numPr>
+          <w:ilvl w:val="0"/>
+          <w:numId w:val="36"/>
+        </w:numPr>
+        <w:spacing w:beforeLines="0" w:before="0" w:afterLines="0" w:after="0"/>
+        <w:ind w:left="442" w:hanging="442"/>
+      </w:pPr>
+      <w:r>
+        <w:rPr>
+          <w:rFonts w:hint="eastAsia"/>
+          <w:b/>
+          <w:bCs/>
+        </w:rPr>
+        <w:t>愿望思维：</w:t>
+      </w:r>
+      <w:r>
+        <w:rPr>
+          <w:rFonts w:hint="eastAsia"/>
+        </w:rPr>
+        <w:t>避开自己不愿听到的信息</w:t>
+      </w:r>
+      <w:r>
+        <w:rPr>
+          <w:rFonts w:hint="eastAsia"/>
+        </w:rPr>
+        <w:t>。</w:t>
+      </w:r>
+    </w:p>
+    <w:p>
+      <w:pPr>
+        <w:pStyle w:val="aa"/>
+        <w:numPr>
+          <w:ilvl w:val="0"/>
+          <w:numId w:val="36"/>
+        </w:numPr>
+        <w:spacing w:beforeLines="0" w:before="0" w:afterLines="0" w:after="0"/>
+        <w:ind w:left="442" w:hanging="442"/>
+      </w:pPr>
+      <w:r>
+        <w:rPr>
+          <w:rFonts w:hint="eastAsia"/>
+          <w:b/>
+          <w:bCs/>
+        </w:rPr>
+        <w:t>认知失调：</w:t>
+      </w:r>
+      <w:r>
+        <w:rPr>
+          <w:rFonts w:hint="eastAsia"/>
+        </w:rPr>
+        <w:t>处理矛盾信息时趋向寻找借口自圆其说。</w:t>
+      </w:r>
+    </w:p>
+    <w:p>
+      <w:pPr>
+        <w:pStyle w:val="ae"/>
+      </w:pPr>
+      <w:bookmarkStart w:id="82" w:name="_Toc199344430"/>
+      <w:bookmarkStart w:id="83" w:name="_Toc229064814"/>
+      <w:r>
+        <w:rPr>
+          <w:rFonts w:hint="eastAsia"/>
+        </w:rPr>
+        <w:t>（三）捷径</w:t>
+      </w:r>
+      <w:r>
+        <w:rPr>
+          <w:rFonts w:hint="eastAsia"/>
+        </w:rPr>
+        <w:t>/</w:t>
+      </w:r>
+      <w:r>
+        <w:rPr>
+          <w:rFonts w:hint="eastAsia"/>
+        </w:rPr>
+        <w:t>启发（</w:t>
+      </w:r>
+      <w:r>
+        <w:rPr>
+          <w:rFonts w:hint="eastAsia"/>
+        </w:rPr>
+        <w:t>heuristics</w:t>
+      </w:r>
+      <w:r>
+        <w:rPr>
+          <w:rFonts w:hint="eastAsia"/>
+        </w:rPr>
+        <w:t>）</w:t>
+      </w:r>
+      <w:bookmarkEnd w:id="82"/>
+      <w:bookmarkEnd w:id="83"/>
+    </w:p>
+    <w:p>
+      <w:pPr>
+        <w:pStyle w:val="aa"/>
+        <w:spacing w:before="78" w:after="78"/>
+        <w:ind w:firstLine="420"/>
+      </w:pPr>
+      <w:r>
+        <w:rPr>
+          <w:rFonts w:hint="eastAsia"/>
+        </w:rPr>
+        <w:t>人们倾向于用自己最容易记住的东西来解释模棱两可的信息</w:t>
+      </w:r>
+      <w:r>
+        <w:rPr>
+          <w:rFonts w:hint="eastAsia"/>
+        </w:rPr>
+        <w:t>，因而</w:t>
+      </w:r>
+      <w:r>
+        <w:rPr>
+          <w:rFonts w:hint="eastAsia"/>
+        </w:rPr>
+        <w:t>往往会依据所描述的特征去给被观察事物进行分类，而忽视了样本容量的大小和先验概率的大小</w:t>
+      </w:r>
+      <w:r>
+        <w:rPr>
+          <w:rFonts w:hint="eastAsia"/>
+        </w:rPr>
+        <w:t>；又或者，人们常常</w:t>
+      </w:r>
+      <w:r>
+        <w:rPr>
+          <w:rFonts w:hint="eastAsia"/>
+        </w:rPr>
+        <w:t>基于（过去经验的）相似性来预测（当前事件的）可能性</w:t>
+      </w:r>
+      <w:r>
+        <w:rPr>
+          <w:rFonts w:hint="eastAsia"/>
+        </w:rPr>
+        <w:t>。这种现象就是捷径。</w:t>
+      </w:r>
+    </w:p>
+    <w:p>
+      <w:pPr>
+        <w:pStyle w:val="aa"/>
+        <w:spacing w:before="78" w:after="78"/>
+        <w:ind w:firstLine="420"/>
+      </w:pPr>
+      <w:r>
+        <w:rPr>
+          <w:rFonts w:hint="eastAsia"/>
+        </w:rPr>
+        <w:t>捷径有</w:t>
+      </w:r>
+      <w:r>
+        <w:rPr>
+          <w:rFonts w:hint="eastAsia"/>
+        </w:rPr>
+        <w:t>锚定</w:t>
+      </w:r>
+      <w:r>
+        <w:rPr>
+          <w:rFonts w:hint="eastAsia"/>
+        </w:rPr>
+        <w:t>效应，即</w:t>
+      </w:r>
+      <w:r>
+        <w:rPr>
+          <w:rFonts w:hint="eastAsia"/>
+        </w:rPr>
+        <w:t>夸大某一事件与先前某类事件之间的相似性，并通过将其与</w:t>
+      </w:r>
+      <w:r>
+        <w:rPr>
+          <w:rFonts w:hint="eastAsia"/>
+        </w:rPr>
+        <w:t>“</w:t>
+      </w:r>
+      <w:r>
+        <w:rPr>
+          <w:rFonts w:hint="eastAsia"/>
+        </w:rPr>
+        <w:t>可用的</w:t>
+      </w:r>
+      <w:r>
+        <w:rPr>
+          <w:rFonts w:hint="eastAsia"/>
+        </w:rPr>
+        <w:t>”</w:t>
+      </w:r>
+      <w:r>
+        <w:rPr>
+          <w:rFonts w:hint="eastAsia"/>
+        </w:rPr>
+        <w:t>初始值（通常是不准确的初始值）作为参考点进行比较，从而估计出事件的大小或程度，</w:t>
+      </w:r>
+      <w:r>
+        <w:rPr>
+          <w:rFonts w:hint="eastAsia"/>
+        </w:rPr>
+        <w:lastRenderedPageBreak/>
+        <w:t>并进行比较</w:t>
+      </w:r>
+      <w:r>
+        <w:rPr>
+          <w:rFonts w:hint="eastAsia"/>
+        </w:rPr>
+        <w:t>。</w:t>
+      </w:r>
+    </w:p>
+    <w:p>
+      <w:pPr>
+        <w:pStyle w:val="ae"/>
+      </w:pPr>
+      <w:bookmarkStart w:id="84" w:name="_Toc199344432"/>
+      <w:bookmarkStart w:id="85" w:name="_Toc229064815"/>
+      <w:r>
+        <w:rPr>
+          <w:rFonts w:hint="eastAsia"/>
+        </w:rPr>
+        <w:t>（</w:t>
+      </w:r>
+      <w:r>
+        <w:rPr>
+          <w:rFonts w:hint="eastAsia"/>
+        </w:rPr>
+        <w:t>四</w:t>
+      </w:r>
+      <w:r>
+        <w:rPr>
+          <w:rFonts w:hint="eastAsia"/>
+        </w:rPr>
+        <w:t>）危机和压力</w:t>
+      </w:r>
+      <w:bookmarkEnd w:id="84"/>
+      <w:bookmarkEnd w:id="85"/>
+    </w:p>
+    <w:p>
+      <w:pPr>
+        <w:pStyle w:val="aa"/>
+        <w:spacing w:before="78" w:after="78"/>
+      </w:pPr>
+      <w:r>
+        <w:tab/>
+      </w:r>
+      <w:r>
+        <w:rPr>
+          <w:rFonts w:hint="eastAsia"/>
+        </w:rPr>
+        <w:t>面对危机和压力时，个人可能会遭遇：</w:t>
+      </w:r>
+    </w:p>
+    <w:p>
+      <w:pPr>
+        <w:pStyle w:val="aa"/>
+        <w:numPr>
+          <w:ilvl w:val="0"/>
+          <w:numId w:val="37"/>
+        </w:numPr>
+        <w:spacing w:beforeLines="0" w:before="0" w:afterLines="0" w:after="0"/>
+        <w:ind w:left="442" w:hanging="442"/>
+      </w:pPr>
+      <w:r>
+        <w:rPr>
+          <w:rFonts w:hint="eastAsia"/>
+          <w:b/>
+          <w:bCs/>
+        </w:rPr>
+        <w:t>注意力持续时间减少：</w:t>
+      </w:r>
+      <w:r>
+        <w:rPr>
+          <w:rFonts w:hint="eastAsia"/>
+        </w:rPr>
+        <w:t>信息量增加而时间减少，这将导致决策者缩小关注的线索数量，希望过滤掉无关信息。</w:t>
+      </w:r>
+    </w:p>
+    <w:p>
+      <w:pPr>
+        <w:pStyle w:val="aa"/>
+        <w:numPr>
+          <w:ilvl w:val="0"/>
+          <w:numId w:val="37"/>
+        </w:numPr>
+        <w:spacing w:beforeLines="0" w:before="0" w:afterLines="0" w:after="0"/>
+        <w:ind w:left="442" w:hanging="442"/>
+      </w:pPr>
+      <w:r>
+        <w:rPr>
+          <w:rFonts w:hint="eastAsia"/>
+          <w:b/>
+          <w:bCs/>
+        </w:rPr>
+        <w:t>认知僵化：</w:t>
+      </w:r>
+      <w:r>
+        <w:rPr>
+          <w:rFonts w:hint="eastAsia"/>
+        </w:rPr>
+        <w:t>焦虑和压力降低了对模糊性的容忍度，决策者建立了一个主导的认知框架，通过该框架过滤信息。</w:t>
+      </w:r>
+    </w:p>
+    <w:p>
+      <w:pPr>
+        <w:pStyle w:val="aa"/>
+        <w:numPr>
+          <w:ilvl w:val="0"/>
+          <w:numId w:val="37"/>
+        </w:numPr>
+        <w:spacing w:beforeLines="0" w:before="0" w:afterLines="0" w:after="0"/>
+        <w:ind w:left="442" w:hanging="442"/>
+      </w:pPr>
+      <w:r>
+        <w:rPr>
+          <w:rFonts w:hint="eastAsia"/>
+          <w:b/>
+          <w:bCs/>
+        </w:rPr>
+        <w:t>时间观念：</w:t>
+      </w:r>
+      <w:r>
+        <w:rPr>
+          <w:rFonts w:hint="eastAsia"/>
+        </w:rPr>
+        <w:t>截止日期增加压力，但压力的增加强化了时间的显著性并扭曲了对时间的判断。人们会高估时间流逝的速度。信息搜索可能变得效率低下且过于简化，政策选项减少。</w:t>
+      </w:r>
+    </w:p>
+    <w:p>
+      <w:pPr>
+        <w:pStyle w:val="aa"/>
+        <w:spacing w:before="78" w:after="78"/>
+        <w:ind w:firstLine="420"/>
+      </w:pPr>
+      <w:r>
+        <w:rPr>
+          <w:rFonts w:hint="eastAsia"/>
+        </w:rPr>
+        <w:t>此时，人们也倾向于免除自身责任，未意识到对方也面临类似的限制。更可能依赖情绪、信念和期望，而不是适当处理新信息。</w:t>
+      </w:r>
+    </w:p>
+    <w:p>
+      <w:pPr>
+        <w:pStyle w:val="ae"/>
+      </w:pPr>
+      <w:bookmarkStart w:id="86" w:name="_Toc229064816"/>
+      <w:r>
+        <w:rPr>
+          <w:rFonts w:hint="eastAsia"/>
+        </w:rPr>
+        <w:t>（五）情绪</w:t>
+      </w:r>
+      <w:bookmarkEnd w:id="86"/>
+    </w:p>
+    <w:p>
+      <w:pPr>
+        <w:pStyle w:val="aa"/>
+        <w:spacing w:before="78" w:after="78"/>
+        <w:ind w:firstLine="420"/>
+        <w:rPr>
+          <w:rFonts w:hint="eastAsia"/>
+        </w:rPr>
+      </w:pPr>
+      <w:r>
+        <w:rPr>
+          <w:rFonts w:hint="eastAsia"/>
+        </w:rPr>
+        <w:t>情绪是对某种弥散性生理变化的主观体验，而感觉则是对自己正在经历某种情绪的自觉意识。</w:t>
+      </w:r>
+      <w:r>
+        <w:rPr>
+          <w:rFonts w:hint="eastAsia"/>
+        </w:rPr>
+        <w:t>五种基本情绪是愤怒、伤心、快乐、恐惧、厌恶。</w:t>
+      </w:r>
+    </w:p>
+    <w:p>
+      <w:pPr>
+        <w:pStyle w:val="aa"/>
+        <w:spacing w:before="78" w:after="78"/>
+        <w:ind w:firstLine="420"/>
+      </w:pPr>
+      <w:r>
+        <w:rPr>
+          <w:rFonts w:hint="eastAsia"/>
+        </w:rPr>
+        <w:t>许多决定似乎并不是深思熟虑的结果，而是情绪——下意识的神经过程。与传统智慧相反，我们通常是先感觉后思考，更令人惊讶的是，我们往往是先行动后思考。情感是首要的，在选择中起着主导作用。理性和情感是相互依存的。人们相信自己的即时情绪反应，只是在事后通过相对费力的认知过程来纠正它们。</w:t>
+      </w:r>
+    </w:p>
+    <w:p>
+      <w:pPr>
+        <w:pStyle w:val="aa"/>
+        <w:spacing w:before="78" w:after="78"/>
+        <w:ind w:firstLine="420"/>
+      </w:pPr>
+      <w:r>
+        <w:rPr>
+          <w:rFonts w:hint="eastAsia"/>
+        </w:rPr>
+        <w:t>情感信念对决策有强烈影响。首先，情感是一种同化机制，影响证据的选择和解释。与情感不符的证据可能导致寻找更多证据，但也可能导致忽视这些不符的证据。其次，明智的战略选择依赖于体验情感的能力。无法体验情感（从而无法想象他人的情感），或认为情感仅仅是非理性的来源，会削弱一个人的分析能力。第三，情感具有效用，这意味着人们关心过程也关心结果（即以尊严和尊重对待他人会影响他们对某一结果的信念）。对我来说，重要的、我重视的是情感和认知的过程——我是否被公平对待既是情感的判断，也是认知的判断，从这个意义上说，情感具有效用。</w:t>
+      </w:r>
+    </w:p>
+    <w:p>
+      <w:pPr>
+        <w:pStyle w:val="ae"/>
+      </w:pPr>
+      <w:bookmarkStart w:id="87" w:name="_Toc229064817"/>
+      <w:r>
+        <w:rPr>
+          <w:rFonts w:hint="eastAsia"/>
+        </w:rPr>
+        <w:t>（六）团体压力</w:t>
+      </w:r>
+      <w:bookmarkEnd w:id="87"/>
+    </w:p>
+    <w:p>
+      <w:pPr>
+        <w:pStyle w:val="aa"/>
+        <w:spacing w:before="78" w:after="78"/>
+        <w:ind w:firstLine="420"/>
+      </w:pPr>
+      <w:r>
+        <w:rPr>
+          <w:rFonts w:hint="eastAsia"/>
+        </w:rPr>
+        <w:t>群体可能倾向于“简单从众”，即集体讨论旨在最小化差异，以构建共享的表征</w:t>
+      </w:r>
+      <w:r>
+        <w:rPr>
+          <w:rFonts w:hint="eastAsia"/>
+        </w:rPr>
+        <w:t>/</w:t>
+      </w:r>
+      <w:r>
+        <w:rPr>
+          <w:rFonts w:hint="eastAsia"/>
+        </w:rPr>
+        <w:t>无差别的分析（即群体团结）。这种集体决策尤其可能在威胁和压力下发生。然而，当领导者积极促进辩论和差异化时，审议和争论通常会蓬勃发展。</w:t>
+      </w:r>
+    </w:p>
+    <w:p>
+      <w:pPr>
+        <w:pStyle w:val="aa"/>
+        <w:spacing w:before="78" w:after="78"/>
+        <w:ind w:firstLine="420"/>
+      </w:pPr>
+      <w:r>
+        <w:rPr>
+          <w:rFonts w:hint="eastAsia"/>
+        </w:rPr>
+        <w:t>集体情感是怎样产生的？首先，基本情感从一个个</w:t>
+      </w:r>
+      <w:proofErr w:type="gramStart"/>
+      <w:r>
+        <w:rPr>
+          <w:rFonts w:hint="eastAsia"/>
+        </w:rPr>
+        <w:t>体传播</w:t>
+      </w:r>
+      <w:proofErr w:type="gramEnd"/>
+      <w:r>
+        <w:rPr>
+          <w:rFonts w:hint="eastAsia"/>
+        </w:rPr>
+        <w:t>到另一个个体，类似于其他需要物理接近的传染过程。其次，情感通过社会评价过程传播。第三，当个体强烈认同某个群体时，会体验</w:t>
+      </w:r>
+      <w:proofErr w:type="gramStart"/>
+      <w:r>
+        <w:rPr>
+          <w:rFonts w:hint="eastAsia"/>
+        </w:rPr>
+        <w:t>到群际</w:t>
+      </w:r>
+      <w:proofErr w:type="gramEnd"/>
+      <w:r>
+        <w:rPr>
+          <w:rFonts w:hint="eastAsia"/>
+        </w:rPr>
+        <w:t>情感。第四，社区有情感。集体情感构成了感觉和情绪，这些情绪可以成为全球政治中选择和行动的强大推动力，也可能导致恐慌和撤退。</w:t>
+      </w:r>
+    </w:p>
+    <w:p>
+      <w:pPr>
+        <w:pStyle w:val="aa"/>
+        <w:spacing w:before="78" w:after="78"/>
+      </w:pPr>
+    </w:p>
+    <w:p>
+      <w:pPr>
+        <w:pStyle w:val="ac"/>
+      </w:pPr>
+      <w:bookmarkStart w:id="88" w:name="_Toc229064818"/>
+      <w:r>
+        <w:rPr>
+          <w:rFonts w:hint="eastAsia"/>
+        </w:rPr>
+        <w:t>四、心理维度的谈判技巧</w:t>
+      </w:r>
+      <w:bookmarkEnd w:id="88"/>
+    </w:p>
+    <w:p>
+      <w:pPr>
+        <w:pStyle w:val="ae"/>
+      </w:pPr>
+      <w:bookmarkStart w:id="89" w:name="_Toc229064819"/>
+      <w:r>
+        <w:rPr>
+          <w:rFonts w:hint="eastAsia"/>
+        </w:rPr>
+        <w:lastRenderedPageBreak/>
+        <w:t>（一）人际关系</w:t>
+      </w:r>
+      <w:bookmarkEnd w:id="89"/>
+    </w:p>
+    <w:p>
+      <w:pPr>
+        <w:pStyle w:val="aa"/>
+        <w:spacing w:before="78" w:after="78"/>
+      </w:pPr>
+      <w:r>
+        <w:tab/>
+      </w:r>
+      <w:r>
+        <w:rPr>
+          <w:rFonts w:hint="eastAsia"/>
+        </w:rPr>
+        <w:t>谈判者必须清楚地认识到人际关系是实现利益的基础和保障。谈判是不同利益主体之间就双方感兴趣的问题进行协商的一种社会活动。既然是社会活动，就有人与人之间的一系列关系存在，这种人际关系不仅影响本次交易的成败，也关系到今后的交易，因此建立良好的人际关系应该是一切谈判者不可忽视的重要问题。</w:t>
+      </w:r>
+    </w:p>
+    <w:p>
+      <w:pPr>
+        <w:pStyle w:val="af1"/>
+        <w:rPr>
+          <w:rFonts w:hint="eastAsia"/>
+        </w:rPr>
+      </w:pPr>
+      <w:r>
+        <w:rPr>
+          <w:rFonts w:hint="eastAsia"/>
+        </w:rPr>
+        <w:t xml:space="preserve">1. </w:t>
+      </w:r>
+      <w:r>
+        <w:rPr>
+          <w:rFonts w:hint="eastAsia"/>
+        </w:rPr>
+        <w:t>建构关系</w:t>
+      </w:r>
+    </w:p>
+    <w:p>
+      <w:pPr>
+        <w:pStyle w:val="aa"/>
+        <w:spacing w:before="78" w:after="78"/>
+      </w:pPr>
+      <w:r>
+        <w:tab/>
+      </w:r>
+      <w:r>
+        <w:rPr>
+          <w:rFonts w:hint="eastAsia"/>
+        </w:rPr>
+        <w:t>建构良好人际关系的方法主要有：</w:t>
+      </w:r>
+    </w:p>
+    <w:p>
+      <w:pPr>
+        <w:pStyle w:val="aa"/>
+        <w:numPr>
+          <w:ilvl w:val="0"/>
+          <w:numId w:val="38"/>
+        </w:numPr>
+        <w:spacing w:beforeLines="0" w:before="0" w:afterLines="0" w:after="0"/>
+        <w:ind w:left="442" w:hanging="442"/>
+      </w:pPr>
+      <w:r>
+        <w:rPr>
+          <w:rFonts w:hint="eastAsia"/>
+        </w:rPr>
+        <w:t>对对方事业及个人的关心；</w:t>
+      </w:r>
+    </w:p>
+    <w:p>
+      <w:pPr>
+        <w:pStyle w:val="aa"/>
+        <w:numPr>
+          <w:ilvl w:val="0"/>
+          <w:numId w:val="38"/>
+        </w:numPr>
+        <w:spacing w:beforeLines="0" w:before="0" w:afterLines="0" w:after="0"/>
+        <w:ind w:left="442" w:hanging="442"/>
+      </w:pPr>
+      <w:r>
+        <w:rPr>
+          <w:rFonts w:hint="eastAsia"/>
+        </w:rPr>
+        <w:t>合乎规格和周到的礼仪；</w:t>
+      </w:r>
+    </w:p>
+    <w:p>
+      <w:pPr>
+        <w:pStyle w:val="aa"/>
+        <w:numPr>
+          <w:ilvl w:val="0"/>
+          <w:numId w:val="38"/>
+        </w:numPr>
+        <w:spacing w:beforeLines="0" w:before="0" w:afterLines="0" w:after="0"/>
+        <w:ind w:left="442" w:hanging="442"/>
+      </w:pPr>
+      <w:r>
+        <w:rPr>
+          <w:rFonts w:hint="eastAsia"/>
+        </w:rPr>
+        <w:t>适当的肢体语言</w:t>
+      </w:r>
+      <w:r>
+        <w:rPr>
+          <w:rFonts w:hint="eastAsia"/>
+        </w:rPr>
+        <w:t>；</w:t>
+      </w:r>
+    </w:p>
+    <w:p>
+      <w:pPr>
+        <w:pStyle w:val="aa"/>
+        <w:numPr>
+          <w:ilvl w:val="0"/>
+          <w:numId w:val="38"/>
+        </w:numPr>
+        <w:spacing w:beforeLines="0" w:before="0" w:afterLines="0" w:after="0"/>
+        <w:ind w:left="442" w:hanging="442"/>
+      </w:pPr>
+      <w:r>
+        <w:rPr>
+          <w:rFonts w:hint="eastAsia"/>
+        </w:rPr>
+        <w:t>表达诚意，建构可信度</w:t>
+      </w:r>
+      <w:r>
+        <w:rPr>
+          <w:rFonts w:hint="eastAsia"/>
+        </w:rPr>
+        <w:t>；</w:t>
+      </w:r>
+    </w:p>
+    <w:p>
+      <w:pPr>
+        <w:pStyle w:val="aa"/>
+        <w:numPr>
+          <w:ilvl w:val="0"/>
+          <w:numId w:val="38"/>
+        </w:numPr>
+        <w:spacing w:beforeLines="0" w:before="0" w:afterLines="0" w:after="0"/>
+        <w:ind w:left="442" w:hanging="442"/>
+      </w:pPr>
+      <w:r>
+        <w:rPr>
+          <w:rFonts w:hint="eastAsia"/>
+        </w:rPr>
+        <w:t>“对事不对人”；</w:t>
+      </w:r>
+    </w:p>
+    <w:p>
+      <w:pPr>
+        <w:pStyle w:val="aa"/>
+        <w:numPr>
+          <w:ilvl w:val="0"/>
+          <w:numId w:val="38"/>
+        </w:numPr>
+        <w:spacing w:beforeLines="0" w:before="0" w:afterLines="0" w:after="0"/>
+        <w:ind w:left="442" w:hanging="442"/>
+        <w:rPr>
+          <w:rFonts w:hint="eastAsia"/>
+        </w:rPr>
+      </w:pPr>
+      <w:r>
+        <w:rPr>
+          <w:rFonts w:hint="eastAsia"/>
+        </w:rPr>
+        <w:t>最终使对方信任自己的是行动，而不仅是语言。</w:t>
+      </w:r>
+    </w:p>
+    <w:p>
+      <w:pPr>
+        <w:pStyle w:val="aa"/>
+        <w:spacing w:before="78" w:after="78"/>
+        <w:ind w:firstLine="420"/>
+      </w:pPr>
+      <w:r>
+        <w:rPr>
+          <w:rFonts w:hint="eastAsia"/>
+        </w:rPr>
+        <w:t>在涉外交往礼仪中，需要注意热情有度、不必过谦。</w:t>
+      </w:r>
+    </w:p>
+    <w:p>
+      <w:pPr>
+        <w:pStyle w:val="aa"/>
+        <w:spacing w:before="78" w:after="78"/>
+        <w:ind w:firstLine="420"/>
+      </w:pPr>
+      <w:r>
+        <w:rPr>
+          <w:rFonts w:hint="eastAsia"/>
+        </w:rPr>
+        <w:t>为了表明自己的诚意，可以利用某些非正式场合向对方列举一些你在过去的同类交易中以诚待人的例子。</w:t>
+      </w:r>
+      <w:r>
+        <w:rPr>
+          <w:rFonts w:hint="eastAsia"/>
+        </w:rPr>
+        <w:t>谈判需要坦诚，摆明立场和原则，但也要注意平衡坦诚和策略。</w:t>
+      </w:r>
+    </w:p>
+    <w:p>
+      <w:pPr>
+        <w:pStyle w:val="aa"/>
+        <w:spacing w:before="78" w:after="78"/>
+        <w:ind w:firstLine="420"/>
+      </w:pPr>
+      <w:r>
+        <w:rPr>
+          <w:rFonts w:hint="eastAsia"/>
+        </w:rPr>
+        <w:t>信任的对立面是欺骗或撒谎。它包括欺骗他人的任何行为，还包括以忽略某些事实以给别人造成一种错误印象。比如巧妙地控制情绪、歪曲信息、吓唬愚弄（虚张声势或空口承诺）、选择性地选取信息破坏他人可信度。说谎可能会破坏信任感，甚至导致谈判失败。</w:t>
+      </w:r>
+    </w:p>
+    <w:p>
+      <w:pPr>
+        <w:pStyle w:val="aa"/>
+        <w:spacing w:before="78" w:after="78"/>
+        <w:ind w:firstLine="420"/>
+        <w:rPr>
+          <w:rFonts w:hint="eastAsia"/>
+        </w:rPr>
+      </w:pPr>
+      <w:r>
+        <w:rPr>
+          <w:rFonts w:hint="eastAsia"/>
+        </w:rPr>
+        <w:t>即便是在谈判桌上与对方激烈争吵，也并不代表不在别的场合与对方沟通。谈判者应避免情绪化，不应将对方看作敌人。</w:t>
+      </w:r>
+    </w:p>
+    <w:p>
+      <w:pPr>
+        <w:pStyle w:val="aa"/>
+        <w:spacing w:before="78" w:after="78"/>
+        <w:rPr>
+          <w:rFonts w:hint="eastAsia"/>
+        </w:rPr>
+      </w:pPr>
+      <w:r>
+        <w:tab/>
+      </w:r>
+      <w:r>
+        <w:rPr>
+          <w:rFonts w:hint="eastAsia"/>
+        </w:rPr>
+        <w:t>此外，不要轻易做出承诺，而要采取渐进的方式，直至获得更多信息或更多信任。</w:t>
+      </w:r>
+    </w:p>
+    <w:p>
+      <w:pPr>
+        <w:pStyle w:val="af1"/>
+        <w:rPr>
+          <w:rFonts w:hint="eastAsia"/>
+        </w:rPr>
+      </w:pPr>
+      <w:r>
+        <w:rPr>
+          <w:rFonts w:hint="eastAsia"/>
+        </w:rPr>
+        <w:t xml:space="preserve">2. </w:t>
+      </w:r>
+      <w:r>
+        <w:rPr>
+          <w:rFonts w:hint="eastAsia"/>
+        </w:rPr>
+        <w:t>维护关系</w:t>
+      </w:r>
+    </w:p>
+    <w:p>
+      <w:pPr>
+        <w:pStyle w:val="aa"/>
+        <w:spacing w:before="78" w:after="78"/>
+      </w:pPr>
+      <w:r>
+        <w:tab/>
+      </w:r>
+      <w:r>
+        <w:rPr>
+          <w:rFonts w:hint="eastAsia"/>
+        </w:rPr>
+        <w:t>谈判者为今后进行交易和往来考虑，对于在眼前的谈判过程中建立起来的相互关系，应该努力保持和维护，要避免以后与对方进行交易时，再花力气从头开始建立与对方的联系。</w:t>
+      </w:r>
+    </w:p>
+    <w:p>
+      <w:pPr>
+        <w:pStyle w:val="aa"/>
+        <w:spacing w:before="78" w:after="78"/>
+      </w:pPr>
+      <w:r>
+        <w:tab/>
+      </w:r>
+      <w:r>
+        <w:rPr>
+          <w:rFonts w:hint="eastAsia"/>
+        </w:rPr>
+        <w:t>维持关系的主要做法是，在谈判后继续保持与对方的接触和联系，如逢年过节加以祝贺，听到对方取得的成绩时表示关切和祝贺等。</w:t>
+      </w:r>
+    </w:p>
+    <w:p>
+      <w:pPr>
+        <w:pStyle w:val="af1"/>
+        <w:rPr>
+          <w:rFonts w:hint="eastAsia"/>
+        </w:rPr>
+      </w:pPr>
+      <w:r>
+        <w:rPr>
+          <w:rFonts w:hint="eastAsia"/>
+        </w:rPr>
+        <w:t xml:space="preserve">3. </w:t>
+      </w:r>
+      <w:r>
+        <w:rPr>
+          <w:rFonts w:hint="eastAsia"/>
+        </w:rPr>
+        <w:t>防人之心不可无</w:t>
+      </w:r>
+    </w:p>
+    <w:p>
+      <w:pPr>
+        <w:pStyle w:val="aa"/>
+        <w:spacing w:before="78" w:after="78"/>
+      </w:pPr>
+      <w:r>
+        <w:tab/>
+      </w:r>
+      <w:r>
+        <w:rPr>
+          <w:rFonts w:hint="eastAsia"/>
+        </w:rPr>
+        <w:t>谈判中需要信任，但要核实。</w:t>
+      </w:r>
+      <w:r>
+        <w:rPr>
+          <w:rFonts w:hint="eastAsia"/>
+        </w:rPr>
+        <w:t>谈判时在一定程度上要相信自己的直觉，感知对方的情绪与真实想法。如果与诚实相比，欺骗能让对方更有利可图，那就需要改变刺激物，如要在协议中将违反协议的后果予以说明。如果对方对某些内容有所保留，我方感到不满，就可以问对方“还有什么我应该知道的吗”。</w:t>
+      </w:r>
+    </w:p>
+    <w:p>
+      <w:pPr>
+        <w:pStyle w:val="ae"/>
+        <w:rPr>
+          <w:rFonts w:hint="eastAsia"/>
+        </w:rPr>
+      </w:pPr>
+      <w:bookmarkStart w:id="90" w:name="_Toc229064820"/>
+      <w:r>
+        <w:rPr>
+          <w:rFonts w:hint="eastAsia"/>
+        </w:rPr>
+        <w:t>（二）谈判氛围</w:t>
+      </w:r>
+      <w:bookmarkEnd w:id="90"/>
+    </w:p>
+    <w:p>
+      <w:pPr>
+        <w:pStyle w:val="aa"/>
+        <w:spacing w:before="78" w:after="78"/>
+      </w:pPr>
+      <w:r>
+        <w:tab/>
+      </w:r>
+      <w:r>
+        <w:rPr>
+          <w:rFonts w:hint="eastAsia"/>
+        </w:rPr>
+        <w:t>让谈判</w:t>
+      </w:r>
+      <w:r>
+        <w:rPr>
+          <w:rFonts w:hint="eastAsia"/>
+        </w:rPr>
+        <w:t>远离</w:t>
+      </w:r>
+      <w:r>
+        <w:rPr>
+          <w:rFonts w:hint="eastAsia"/>
+        </w:rPr>
+        <w:t>公众视线。使双方承诺不接受媒体公开采访，减少谈判的公开性。这样做的目的在于减少“他者化”效应，减少极端意识形态的干扰，促进信任的建构。</w:t>
+      </w:r>
+    </w:p>
+    <w:p>
+      <w:pPr>
+        <w:pStyle w:val="aa"/>
+        <w:spacing w:before="78" w:after="78"/>
+        <w:rPr>
+          <w:rFonts w:hint="eastAsia"/>
+        </w:rPr>
+      </w:pPr>
+      <w:r>
+        <w:lastRenderedPageBreak/>
+        <w:tab/>
+      </w:r>
+      <w:r>
+        <w:rPr>
+          <w:rFonts w:hint="eastAsia"/>
+        </w:rPr>
+        <w:t>谈判双方一经见面接触，谈判氛围即已形成，并且会延续下去，一般不会改变。谈判初期所建立的气氛是</w:t>
+      </w:r>
+      <w:proofErr w:type="gramStart"/>
+      <w:r>
+        <w:rPr>
+          <w:rFonts w:hint="eastAsia"/>
+        </w:rPr>
+        <w:t>很</w:t>
+      </w:r>
+      <w:proofErr w:type="gramEnd"/>
+      <w:r>
+        <w:rPr>
+          <w:rFonts w:hint="eastAsia"/>
+        </w:rPr>
+        <w:t>关键的，这种气氛会影响整个谈判的进程。</w:t>
+      </w:r>
+      <w:r>
+        <w:rPr>
+          <w:rFonts w:hint="eastAsia"/>
+        </w:rPr>
+        <w:t>双方初次接触时，不要急于进入实质性洽谈；相反，可以花一些时间选择一些与谈判无关、令双方感兴趣的话题随便聊聊，成为谈判双方之间轻松、和谐气氛的媒介，使双方感到彼此有共同语言。</w:t>
+      </w:r>
+      <w:r>
+        <w:rPr>
+          <w:rFonts w:hint="eastAsia"/>
+        </w:rPr>
+        <w:t>谈判中，先谈容易取得一致的问题，再谈容易发生冲突的问题。</w:t>
+      </w:r>
+    </w:p>
+    <w:p>
+      <w:pPr>
+        <w:pStyle w:val="ae"/>
+      </w:pPr>
+      <w:bookmarkStart w:id="91" w:name="_Toc229064821"/>
+      <w:r>
+        <w:rPr>
+          <w:rFonts w:hint="eastAsia"/>
+        </w:rPr>
+        <w:t>（三）有效沟通</w:t>
+      </w:r>
+      <w:bookmarkEnd w:id="91"/>
+    </w:p>
+    <w:p>
+      <w:pPr>
+        <w:pStyle w:val="aa"/>
+        <w:spacing w:before="78" w:after="78"/>
+      </w:pPr>
+      <w:r>
+        <w:tab/>
+      </w:r>
+      <w:r>
+        <w:rPr>
+          <w:rFonts w:hint="eastAsia"/>
+        </w:rPr>
+        <w:t>有效沟通的技巧包括：</w:t>
+      </w:r>
+    </w:p>
+    <w:p>
+      <w:pPr>
+        <w:pStyle w:val="aa"/>
+        <w:numPr>
+          <w:ilvl w:val="0"/>
+          <w:numId w:val="39"/>
+        </w:numPr>
+        <w:spacing w:beforeLines="0" w:before="0" w:afterLines="0" w:after="0"/>
+        <w:ind w:left="442" w:hanging="442"/>
+      </w:pPr>
+      <w:r>
+        <w:rPr>
+          <w:rFonts w:hint="eastAsia"/>
+        </w:rPr>
+        <w:t>建构氛围；</w:t>
+      </w:r>
+    </w:p>
+    <w:p>
+      <w:pPr>
+        <w:pStyle w:val="aa"/>
+        <w:numPr>
+          <w:ilvl w:val="0"/>
+          <w:numId w:val="39"/>
+        </w:numPr>
+        <w:spacing w:beforeLines="0" w:before="0" w:afterLines="0" w:after="0"/>
+        <w:ind w:left="442" w:hanging="442"/>
+      </w:pPr>
+      <w:r>
+        <w:rPr>
+          <w:rFonts w:hint="eastAsia"/>
+        </w:rPr>
+        <w:t>善于从对方角度理解问题，进行换位思考；抛弃偏见与消极、对立情绪；</w:t>
+      </w:r>
+    </w:p>
+    <w:p>
+      <w:pPr>
+        <w:pStyle w:val="aa"/>
+        <w:numPr>
+          <w:ilvl w:val="0"/>
+          <w:numId w:val="39"/>
+        </w:numPr>
+        <w:spacing w:beforeLines="0" w:before="0" w:afterLines="0" w:after="0"/>
+        <w:ind w:left="442" w:hanging="442"/>
+      </w:pPr>
+      <w:r>
+        <w:rPr>
+          <w:rFonts w:hint="eastAsia"/>
+        </w:rPr>
+        <w:t>注意倾听对方意见；</w:t>
+      </w:r>
+    </w:p>
+    <w:p>
+      <w:pPr>
+        <w:pStyle w:val="aa"/>
+        <w:numPr>
+          <w:ilvl w:val="0"/>
+          <w:numId w:val="39"/>
+        </w:numPr>
+        <w:spacing w:beforeLines="0" w:before="0" w:afterLines="0" w:after="0"/>
+        <w:ind w:left="442" w:hanging="442"/>
+      </w:pPr>
+      <w:r>
+        <w:rPr>
+          <w:rFonts w:hint="eastAsia"/>
+        </w:rPr>
+        <w:t>正确表达自己的意见，言之有物；</w:t>
+      </w:r>
+    </w:p>
+    <w:p>
+      <w:pPr>
+        <w:pStyle w:val="aa"/>
+        <w:numPr>
+          <w:ilvl w:val="0"/>
+          <w:numId w:val="39"/>
+        </w:numPr>
+        <w:spacing w:beforeLines="0" w:before="0" w:afterLines="0" w:after="0"/>
+        <w:ind w:left="442" w:hanging="442"/>
+      </w:pPr>
+      <w:r>
+        <w:rPr>
+          <w:rFonts w:hint="eastAsia"/>
+        </w:rPr>
+        <w:t>直截了当地回答对方的问题；</w:t>
+      </w:r>
+    </w:p>
+    <w:p>
+      <w:pPr>
+        <w:pStyle w:val="aa"/>
+        <w:numPr>
+          <w:ilvl w:val="0"/>
+          <w:numId w:val="39"/>
+        </w:numPr>
+        <w:spacing w:beforeLines="0" w:before="0" w:afterLines="0" w:after="0"/>
+        <w:ind w:left="442" w:hanging="442"/>
+      </w:pPr>
+      <w:r>
+        <w:rPr>
+          <w:rFonts w:hint="eastAsia"/>
+        </w:rPr>
+        <w:t>经常检查双方沟通的有效性，如适时归纳一下对对方讲话的理解；</w:t>
+      </w:r>
+    </w:p>
+    <w:p>
+      <w:pPr>
+        <w:pStyle w:val="aa"/>
+        <w:numPr>
+          <w:ilvl w:val="0"/>
+          <w:numId w:val="39"/>
+        </w:numPr>
+        <w:spacing w:beforeLines="0" w:before="0" w:afterLines="0" w:after="0"/>
+        <w:ind w:left="442" w:hanging="442"/>
+      </w:pPr>
+      <w:r>
+        <w:rPr>
+          <w:rFonts w:hint="eastAsia"/>
+        </w:rPr>
+        <w:t>灵活应变；</w:t>
+      </w:r>
+    </w:p>
+    <w:p>
+      <w:pPr>
+        <w:pStyle w:val="aa"/>
+        <w:numPr>
+          <w:ilvl w:val="0"/>
+          <w:numId w:val="39"/>
+        </w:numPr>
+        <w:spacing w:beforeLines="0" w:before="0" w:afterLines="0" w:after="0"/>
+        <w:ind w:left="442" w:hanging="442"/>
+        <w:rPr>
+          <w:rFonts w:hint="eastAsia"/>
+        </w:rPr>
+      </w:pPr>
+      <w:r>
+        <w:rPr>
+          <w:rFonts w:hint="eastAsia"/>
+        </w:rPr>
+        <w:t>控制语速。</w:t>
+      </w:r>
+    </w:p>
+    <w:p>
+      <w:pPr>
+        <w:pStyle w:val="ae"/>
+      </w:pPr>
+      <w:bookmarkStart w:id="92" w:name="_Toc229064822"/>
+      <w:r>
+        <w:rPr>
+          <w:rFonts w:hint="eastAsia"/>
+        </w:rPr>
+        <w:t>（四）表达情绪</w:t>
+      </w:r>
+      <w:bookmarkEnd w:id="92"/>
+    </w:p>
+    <w:p>
+      <w:pPr>
+        <w:pStyle w:val="aa"/>
+        <w:spacing w:before="78" w:after="78"/>
+        <w:ind w:firstLine="420"/>
+        <w:rPr>
+          <w:rFonts w:hint="eastAsia"/>
+        </w:rPr>
+      </w:pPr>
+      <w:r>
+        <w:rPr>
+          <w:rFonts w:hint="eastAsia"/>
+        </w:rPr>
+        <w:t>情绪可能影响己方和对方的决策，但也可被利用。</w:t>
+      </w:r>
+    </w:p>
+    <w:p>
+      <w:pPr>
+        <w:pStyle w:val="ae"/>
+      </w:pPr>
+      <w:bookmarkStart w:id="93" w:name="_Toc229064823"/>
+      <w:r>
+        <w:rPr>
+          <w:rFonts w:hint="eastAsia"/>
+        </w:rPr>
+        <w:t>（五）面子问题</w:t>
+      </w:r>
+      <w:bookmarkEnd w:id="93"/>
+    </w:p>
+    <w:p>
+      <w:pPr>
+        <w:pStyle w:val="aa"/>
+        <w:spacing w:before="78" w:after="78"/>
+      </w:pPr>
+      <w:r>
+        <w:tab/>
+      </w:r>
+      <w:r>
+        <w:rPr>
+          <w:rFonts w:hint="eastAsia"/>
+        </w:rPr>
+        <w:t>任何协议的内容、结构甚至名称都可能因为损及一方的面子而引起争议。任何一方恃强威胁、逼迫对方都会带来意想不到的风险。当谈判一方觉得风险责任与风险收益不均衡时，在谈判形态上就会出现僵持不下的局面。</w:t>
+      </w:r>
+    </w:p>
+    <w:p>
+      <w:pPr>
+        <w:pStyle w:val="ae"/>
+      </w:pPr>
+      <w:bookmarkStart w:id="94" w:name="_Toc229064824"/>
+      <w:r>
+        <w:rPr>
+          <w:rFonts w:hint="eastAsia"/>
+        </w:rPr>
+        <w:t>（六）利用时限和时机</w:t>
+      </w:r>
+      <w:bookmarkEnd w:id="94"/>
+    </w:p>
+    <w:p>
+      <w:pPr>
+        <w:pStyle w:val="aa"/>
+        <w:spacing w:before="78" w:after="78"/>
+      </w:pPr>
+      <w:r>
+        <w:tab/>
+      </w:r>
+      <w:r>
+        <w:rPr>
+          <w:rFonts w:hint="eastAsia"/>
+        </w:rPr>
+        <w:t>谈判有无时限对谈判者心理有重要影响，给谈判规定一个时限有助于保持谈判势头。</w:t>
+      </w:r>
+    </w:p>
+    <w:p>
+      <w:pPr>
+        <w:pStyle w:val="aa"/>
+        <w:numPr>
+          <w:ilvl w:val="0"/>
+          <w:numId w:val="40"/>
+        </w:numPr>
+        <w:spacing w:beforeLines="0" w:before="0" w:afterLines="0" w:after="0"/>
+        <w:ind w:left="442" w:hanging="442"/>
+      </w:pPr>
+      <w:r>
+        <w:rPr>
+          <w:rFonts w:hint="eastAsia"/>
+        </w:rPr>
+        <w:t>人为时限</w:t>
+      </w:r>
+    </w:p>
+    <w:p>
+      <w:pPr>
+        <w:pStyle w:val="aa"/>
+        <w:numPr>
+          <w:ilvl w:val="0"/>
+          <w:numId w:val="40"/>
+        </w:numPr>
+        <w:spacing w:beforeLines="0" w:before="0" w:afterLines="0" w:after="0"/>
+        <w:ind w:left="442" w:hanging="442"/>
+        <w:rPr>
+          <w:rFonts w:hint="eastAsia"/>
+        </w:rPr>
+      </w:pPr>
+      <w:r>
+        <w:rPr>
+          <w:rFonts w:hint="eastAsia"/>
+        </w:rPr>
+        <w:t>实际最后时限（事件强加的时限）</w:t>
+      </w:r>
+    </w:p>
+    <w:p>
+      <w:pPr>
+        <w:pStyle w:val="aa"/>
+        <w:numPr>
+          <w:ilvl w:val="0"/>
+          <w:numId w:val="40"/>
+        </w:numPr>
+        <w:spacing w:beforeLines="0" w:before="0" w:afterLines="0" w:after="0"/>
+        <w:ind w:left="442" w:hanging="442"/>
+        <w:rPr>
+          <w:rFonts w:hint="eastAsia"/>
+        </w:rPr>
+      </w:pPr>
+      <w:r>
+        <w:rPr>
+          <w:rFonts w:hint="eastAsia"/>
+        </w:rPr>
+        <w:t>象征时限</w:t>
+      </w:r>
+    </w:p>
+    <w:p>
+      <w:pPr>
+        <w:pStyle w:val="aa"/>
+        <w:spacing w:before="78" w:after="78"/>
+        <w:rPr>
+          <w:rFonts w:hint="eastAsia"/>
+        </w:rPr>
       </w:pPr>
     </w:p>
     <w:p>
@@ -17337,6 +19938,92 @@
     </w:lvl>
   </w:abstractNum>
   <w:abstractNum w:abstractNumId="5" w15:restartNumberingAfterBreak="0">
+    <w:nsid w:val="08ED19C8"/>
+    <w:multiLevelType w:val="hybridMultilevel"/>
+    <w:tmpl w:val="8AE02894"/>
+    <w:lvl w:ilvl="0" w:tplc="0409000F">
+      <w:start w:val="1"/>
+      <w:numFmt w:val="decimal"/>
+      <w:lvlText w:val="%1."/>
+      <w:lvlJc w:val="left"/>
+      <w:pPr>
+        <w:ind w:left="440" w:hanging="440"/>
+      </w:pPr>
+    </w:lvl>
+    <w:lvl w:ilvl="1" w:tplc="04090019" w:tentative="1">
+      <w:start w:val="1"/>
+      <w:numFmt w:val="lowerLetter"/>
+      <w:lvlText w:val="%2)"/>
+      <w:lvlJc w:val="left"/>
+      <w:pPr>
+        <w:ind w:left="880" w:hanging="440"/>
+      </w:pPr>
+    </w:lvl>
+    <w:lvl w:ilvl="2" w:tplc="0409001B" w:tentative="1">
+      <w:start w:val="1"/>
+      <w:numFmt w:val="lowerRoman"/>
+      <w:lvlText w:val="%3."/>
+      <w:lvlJc w:val="right"/>
+      <w:pPr>
+        <w:ind w:left="1320" w:hanging="440"/>
+      </w:pPr>
+    </w:lvl>
+    <w:lvl w:ilvl="3" w:tplc="0409000F" w:tentative="1">
+      <w:start w:val="1"/>
+      <w:numFmt w:val="decimal"/>
+      <w:lvlText w:val="%4."/>
+      <w:lvlJc w:val="left"/>
+      <w:pPr>
+        <w:ind w:left="1760" w:hanging="440"/>
+      </w:pPr>
+    </w:lvl>
+    <w:lvl w:ilvl="4" w:tplc="04090019" w:tentative="1">
+      <w:start w:val="1"/>
+      <w:numFmt w:val="lowerLetter"/>
+      <w:lvlText w:val="%5)"/>
+      <w:lvlJc w:val="left"/>
+      <w:pPr>
+        <w:ind w:left="2200" w:hanging="440"/>
+      </w:pPr>
+    </w:lvl>
+    <w:lvl w:ilvl="5" w:tplc="0409001B" w:tentative="1">
+      <w:start w:val="1"/>
+      <w:numFmt w:val="lowerRoman"/>
+      <w:lvlText w:val="%6."/>
+      <w:lvlJc w:val="right"/>
+      <w:pPr>
+        <w:ind w:left="2640" w:hanging="440"/>
+      </w:pPr>
+    </w:lvl>
+    <w:lvl w:ilvl="6" w:tplc="0409000F" w:tentative="1">
+      <w:start w:val="1"/>
+      <w:numFmt w:val="decimal"/>
+      <w:lvlText w:val="%7."/>
+      <w:lvlJc w:val="left"/>
+      <w:pPr>
+        <w:ind w:left="3080" w:hanging="440"/>
+      </w:pPr>
+    </w:lvl>
+    <w:lvl w:ilvl="7" w:tplc="04090019" w:tentative="1">
+      <w:start w:val="1"/>
+      <w:numFmt w:val="lowerLetter"/>
+      <w:lvlText w:val="%8)"/>
+      <w:lvlJc w:val="left"/>
+      <w:pPr>
+        <w:ind w:left="3520" w:hanging="440"/>
+      </w:pPr>
+    </w:lvl>
+    <w:lvl w:ilvl="8" w:tplc="0409001B" w:tentative="1">
+      <w:start w:val="1"/>
+      <w:numFmt w:val="lowerRoman"/>
+      <w:lvlText w:val="%9."/>
+      <w:lvlJc w:val="right"/>
+      <w:pPr>
+        <w:ind w:left="3960" w:hanging="440"/>
+      </w:pPr>
+    </w:lvl>
+  </w:abstractNum>
+  <w:abstractNum w:abstractNumId="6" w15:restartNumberingAfterBreak="0">
     <w:nsid w:val="0B20750E"/>
     <w:multiLevelType w:val="hybridMultilevel"/>
     <w:tmpl w:val="D9621A32"/>
@@ -17449,7 +20136,7 @@
       </w:rPr>
     </w:lvl>
   </w:abstractNum>
-  <w:abstractNum w:abstractNumId="6" w15:restartNumberingAfterBreak="0">
+  <w:abstractNum w:abstractNumId="7" w15:restartNumberingAfterBreak="0">
     <w:nsid w:val="0EEB7668"/>
     <w:multiLevelType w:val="hybridMultilevel"/>
     <w:tmpl w:val="7312F304"/>
@@ -17562,7 +20249,7 @@
       </w:rPr>
     </w:lvl>
   </w:abstractNum>
-  <w:abstractNum w:abstractNumId="7" w15:restartNumberingAfterBreak="0">
+  <w:abstractNum w:abstractNumId="8" w15:restartNumberingAfterBreak="0">
     <w:nsid w:val="16D35BA2"/>
     <w:multiLevelType w:val="hybridMultilevel"/>
     <w:tmpl w:val="4130489A"/>
@@ -17675,7 +20362,7 @@
       </w:rPr>
     </w:lvl>
   </w:abstractNum>
-  <w:abstractNum w:abstractNumId="8" w15:restartNumberingAfterBreak="0">
+  <w:abstractNum w:abstractNumId="9" w15:restartNumberingAfterBreak="0">
     <w:nsid w:val="1B98566C"/>
     <w:multiLevelType w:val="hybridMultilevel"/>
     <w:tmpl w:val="5262D186"/>
@@ -17788,7 +20475,7 @@
       </w:rPr>
     </w:lvl>
   </w:abstractNum>
-  <w:abstractNum w:abstractNumId="9" w15:restartNumberingAfterBreak="0">
+  <w:abstractNum w:abstractNumId="10" w15:restartNumberingAfterBreak="0">
     <w:nsid w:val="1F93729C"/>
     <w:multiLevelType w:val="hybridMultilevel"/>
     <w:tmpl w:val="2F52D33C"/>
@@ -17901,7 +20588,7 @@
       </w:rPr>
     </w:lvl>
   </w:abstractNum>
-  <w:abstractNum w:abstractNumId="10" w15:restartNumberingAfterBreak="0">
+  <w:abstractNum w:abstractNumId="11" w15:restartNumberingAfterBreak="0">
     <w:nsid w:val="24016D29"/>
     <w:multiLevelType w:val="hybridMultilevel"/>
     <w:tmpl w:val="183066C4"/>
@@ -17990,7 +20677,7 @@
       </w:pPr>
     </w:lvl>
   </w:abstractNum>
-  <w:abstractNum w:abstractNumId="11" w15:restartNumberingAfterBreak="0">
+  <w:abstractNum w:abstractNumId="12" w15:restartNumberingAfterBreak="0">
     <w:nsid w:val="24E815EE"/>
     <w:multiLevelType w:val="hybridMultilevel"/>
     <w:tmpl w:val="E2046FCE"/>
@@ -18103,7 +20790,7 @@
       </w:rPr>
     </w:lvl>
   </w:abstractNum>
-  <w:abstractNum w:abstractNumId="12" w15:restartNumberingAfterBreak="0">
+  <w:abstractNum w:abstractNumId="13" w15:restartNumberingAfterBreak="0">
     <w:nsid w:val="26456140"/>
     <w:multiLevelType w:val="hybridMultilevel"/>
     <w:tmpl w:val="D5465CD4"/>
@@ -18192,7 +20879,7 @@
       </w:pPr>
     </w:lvl>
   </w:abstractNum>
-  <w:abstractNum w:abstractNumId="13" w15:restartNumberingAfterBreak="0">
+  <w:abstractNum w:abstractNumId="14" w15:restartNumberingAfterBreak="0">
     <w:nsid w:val="27FC3684"/>
     <w:multiLevelType w:val="hybridMultilevel"/>
     <w:tmpl w:val="C31A5E50"/>
@@ -18305,7 +20992,7 @@
       </w:rPr>
     </w:lvl>
   </w:abstractNum>
-  <w:abstractNum w:abstractNumId="14" w15:restartNumberingAfterBreak="0">
+  <w:abstractNum w:abstractNumId="15" w15:restartNumberingAfterBreak="0">
     <w:nsid w:val="2FEF1072"/>
     <w:multiLevelType w:val="hybridMultilevel"/>
     <w:tmpl w:val="1F8485EE"/>
@@ -18418,7 +21105,7 @@
       </w:rPr>
     </w:lvl>
   </w:abstractNum>
-  <w:abstractNum w:abstractNumId="15" w15:restartNumberingAfterBreak="0">
+  <w:abstractNum w:abstractNumId="16" w15:restartNumberingAfterBreak="0">
     <w:nsid w:val="3AD25D24"/>
     <w:multiLevelType w:val="hybridMultilevel"/>
     <w:tmpl w:val="DFF2C544"/>
@@ -18504,7 +21191,7 @@
       </w:pPr>
     </w:lvl>
   </w:abstractNum>
-  <w:abstractNum w:abstractNumId="16" w15:restartNumberingAfterBreak="0">
+  <w:abstractNum w:abstractNumId="17" w15:restartNumberingAfterBreak="0">
     <w:nsid w:val="3DB62755"/>
     <w:multiLevelType w:val="hybridMultilevel"/>
     <w:tmpl w:val="5FEA1B1E"/>
@@ -18617,7 +21304,7 @@
       </w:rPr>
     </w:lvl>
   </w:abstractNum>
-  <w:abstractNum w:abstractNumId="17" w15:restartNumberingAfterBreak="0">
+  <w:abstractNum w:abstractNumId="18" w15:restartNumberingAfterBreak="0">
     <w:nsid w:val="3E0807A0"/>
     <w:multiLevelType w:val="hybridMultilevel"/>
     <w:tmpl w:val="5808BE38"/>
@@ -18730,7 +21417,7 @@
       </w:rPr>
     </w:lvl>
   </w:abstractNum>
-  <w:abstractNum w:abstractNumId="18" w15:restartNumberingAfterBreak="0">
+  <w:abstractNum w:abstractNumId="19" w15:restartNumberingAfterBreak="0">
     <w:nsid w:val="40E4225C"/>
     <w:multiLevelType w:val="hybridMultilevel"/>
     <w:tmpl w:val="D8C0E260"/>
@@ -18819,7 +21506,7 @@
       </w:pPr>
     </w:lvl>
   </w:abstractNum>
-  <w:abstractNum w:abstractNumId="19" w15:restartNumberingAfterBreak="0">
+  <w:abstractNum w:abstractNumId="20" w15:restartNumberingAfterBreak="0">
     <w:nsid w:val="4B036997"/>
     <w:multiLevelType w:val="hybridMultilevel"/>
     <w:tmpl w:val="0952DE3A"/>
@@ -18932,7 +21619,7 @@
       </w:rPr>
     </w:lvl>
   </w:abstractNum>
-  <w:abstractNum w:abstractNumId="20" w15:restartNumberingAfterBreak="0">
+  <w:abstractNum w:abstractNumId="21" w15:restartNumberingAfterBreak="0">
     <w:nsid w:val="4B1362EC"/>
     <w:multiLevelType w:val="hybridMultilevel"/>
     <w:tmpl w:val="9CD66D3C"/>
@@ -19045,7 +21732,7 @@
       </w:rPr>
     </w:lvl>
   </w:abstractNum>
-  <w:abstractNum w:abstractNumId="21" w15:restartNumberingAfterBreak="0">
+  <w:abstractNum w:abstractNumId="22" w15:restartNumberingAfterBreak="0">
     <w:nsid w:val="4CF62DF7"/>
     <w:multiLevelType w:val="hybridMultilevel"/>
     <w:tmpl w:val="1BA04160"/>
@@ -19158,7 +21845,93 @@
       </w:rPr>
     </w:lvl>
   </w:abstractNum>
-  <w:abstractNum w:abstractNumId="22" w15:restartNumberingAfterBreak="0">
+  <w:abstractNum w:abstractNumId="23" w15:restartNumberingAfterBreak="0">
+    <w:nsid w:val="4D9C11F8"/>
+    <w:multiLevelType w:val="hybridMultilevel"/>
+    <w:tmpl w:val="38CAEB44"/>
+    <w:lvl w:ilvl="0" w:tplc="0409000F">
+      <w:start w:val="1"/>
+      <w:numFmt w:val="decimal"/>
+      <w:lvlText w:val="%1."/>
+      <w:lvlJc w:val="left"/>
+      <w:pPr>
+        <w:ind w:left="440" w:hanging="440"/>
+      </w:pPr>
+    </w:lvl>
+    <w:lvl w:ilvl="1" w:tplc="04090019" w:tentative="1">
+      <w:start w:val="1"/>
+      <w:numFmt w:val="lowerLetter"/>
+      <w:lvlText w:val="%2)"/>
+      <w:lvlJc w:val="left"/>
+      <w:pPr>
+        <w:ind w:left="880" w:hanging="440"/>
+      </w:pPr>
+    </w:lvl>
+    <w:lvl w:ilvl="2" w:tplc="0409001B" w:tentative="1">
+      <w:start w:val="1"/>
+      <w:numFmt w:val="lowerRoman"/>
+      <w:lvlText w:val="%3."/>
+      <w:lvlJc w:val="right"/>
+      <w:pPr>
+        <w:ind w:left="1320" w:hanging="440"/>
+      </w:pPr>
+    </w:lvl>
+    <w:lvl w:ilvl="3" w:tplc="0409000F" w:tentative="1">
+      <w:start w:val="1"/>
+      <w:numFmt w:val="decimal"/>
+      <w:lvlText w:val="%4."/>
+      <w:lvlJc w:val="left"/>
+      <w:pPr>
+        <w:ind w:left="1760" w:hanging="440"/>
+      </w:pPr>
+    </w:lvl>
+    <w:lvl w:ilvl="4" w:tplc="04090019" w:tentative="1">
+      <w:start w:val="1"/>
+      <w:numFmt w:val="lowerLetter"/>
+      <w:lvlText w:val="%5)"/>
+      <w:lvlJc w:val="left"/>
+      <w:pPr>
+        <w:ind w:left="2200" w:hanging="440"/>
+      </w:pPr>
+    </w:lvl>
+    <w:lvl w:ilvl="5" w:tplc="0409001B" w:tentative="1">
+      <w:start w:val="1"/>
+      <w:numFmt w:val="lowerRoman"/>
+      <w:lvlText w:val="%6."/>
+      <w:lvlJc w:val="right"/>
+      <w:pPr>
+        <w:ind w:left="2640" w:hanging="440"/>
+      </w:pPr>
+    </w:lvl>
+    <w:lvl w:ilvl="6" w:tplc="0409000F" w:tentative="1">
+      <w:start w:val="1"/>
+      <w:numFmt w:val="decimal"/>
+      <w:lvlText w:val="%7."/>
+      <w:lvlJc w:val="left"/>
+      <w:pPr>
+        <w:ind w:left="3080" w:hanging="440"/>
+      </w:pPr>
+    </w:lvl>
+    <w:lvl w:ilvl="7" w:tplc="04090019" w:tentative="1">
+      <w:start w:val="1"/>
+      <w:numFmt w:val="lowerLetter"/>
+      <w:lvlText w:val="%8)"/>
+      <w:lvlJc w:val="left"/>
+      <w:pPr>
+        <w:ind w:left="3520" w:hanging="440"/>
+      </w:pPr>
+    </w:lvl>
+    <w:lvl w:ilvl="8" w:tplc="0409001B" w:tentative="1">
+      <w:start w:val="1"/>
+      <w:numFmt w:val="lowerRoman"/>
+      <w:lvlText w:val="%9."/>
+      <w:lvlJc w:val="right"/>
+      <w:pPr>
+        <w:ind w:left="3960" w:hanging="440"/>
+      </w:pPr>
+    </w:lvl>
+  </w:abstractNum>
+  <w:abstractNum w:abstractNumId="24" w15:restartNumberingAfterBreak="0">
     <w:nsid w:val="55F31E42"/>
     <w:multiLevelType w:val="hybridMultilevel"/>
     <w:tmpl w:val="209EC5D2"/>
@@ -19247,7 +22020,7 @@
       </w:pPr>
     </w:lvl>
   </w:abstractNum>
-  <w:abstractNum w:abstractNumId="23" w15:restartNumberingAfterBreak="0">
+  <w:abstractNum w:abstractNumId="25" w15:restartNumberingAfterBreak="0">
     <w:nsid w:val="578A0656"/>
     <w:multiLevelType w:val="hybridMultilevel"/>
     <w:tmpl w:val="90AC9750"/>
@@ -19360,7 +22133,7 @@
       </w:rPr>
     </w:lvl>
   </w:abstractNum>
-  <w:abstractNum w:abstractNumId="24" w15:restartNumberingAfterBreak="0">
+  <w:abstractNum w:abstractNumId="26" w15:restartNumberingAfterBreak="0">
     <w:nsid w:val="589E5F67"/>
     <w:multiLevelType w:val="hybridMultilevel"/>
     <w:tmpl w:val="56DC9A46"/>
@@ -19473,7 +22246,7 @@
       </w:rPr>
     </w:lvl>
   </w:abstractNum>
-  <w:abstractNum w:abstractNumId="25" w15:restartNumberingAfterBreak="0">
+  <w:abstractNum w:abstractNumId="27" w15:restartNumberingAfterBreak="0">
     <w:nsid w:val="5A151D70"/>
     <w:multiLevelType w:val="hybridMultilevel"/>
     <w:tmpl w:val="2D509DF8"/>
@@ -19559,7 +22332,7 @@
       </w:pPr>
     </w:lvl>
   </w:abstractNum>
-  <w:abstractNum w:abstractNumId="26" w15:restartNumberingAfterBreak="0">
+  <w:abstractNum w:abstractNumId="28" w15:restartNumberingAfterBreak="0">
     <w:nsid w:val="62505DF2"/>
     <w:multiLevelType w:val="hybridMultilevel"/>
     <w:tmpl w:val="9FE49A80"/>
@@ -19672,7 +22445,233 @@
       </w:rPr>
     </w:lvl>
   </w:abstractNum>
-  <w:abstractNum w:abstractNumId="27" w15:restartNumberingAfterBreak="0">
+  <w:abstractNum w:abstractNumId="29" w15:restartNumberingAfterBreak="0">
+    <w:nsid w:val="63A61C78"/>
+    <w:multiLevelType w:val="hybridMultilevel"/>
+    <w:tmpl w:val="ADEA62BA"/>
+    <w:lvl w:ilvl="0" w:tplc="04090001">
+      <w:start w:val="1"/>
+      <w:numFmt w:val="bullet"/>
+      <w:lvlText w:val=""/>
+      <w:lvlJc w:val="left"/>
+      <w:pPr>
+        <w:ind w:left="440" w:hanging="440"/>
+      </w:pPr>
+      <w:rPr>
+        <w:rFonts w:ascii="Wingdings" w:hAnsi="Wingdings" w:hint="default"/>
+      </w:rPr>
+    </w:lvl>
+    <w:lvl w:ilvl="1" w:tplc="04090003" w:tentative="1">
+      <w:start w:val="1"/>
+      <w:numFmt w:val="bullet"/>
+      <w:lvlText w:val=""/>
+      <w:lvlJc w:val="left"/>
+      <w:pPr>
+        <w:ind w:left="880" w:hanging="440"/>
+      </w:pPr>
+      <w:rPr>
+        <w:rFonts w:ascii="Wingdings" w:hAnsi="Wingdings" w:hint="default"/>
+      </w:rPr>
+    </w:lvl>
+    <w:lvl w:ilvl="2" w:tplc="04090005" w:tentative="1">
+      <w:start w:val="1"/>
+      <w:numFmt w:val="bullet"/>
+      <w:lvlText w:val=""/>
+      <w:lvlJc w:val="left"/>
+      <w:pPr>
+        <w:ind w:left="1320" w:hanging="440"/>
+      </w:pPr>
+      <w:rPr>
+        <w:rFonts w:ascii="Wingdings" w:hAnsi="Wingdings" w:hint="default"/>
+      </w:rPr>
+    </w:lvl>
+    <w:lvl w:ilvl="3" w:tplc="04090001" w:tentative="1">
+      <w:start w:val="1"/>
+      <w:numFmt w:val="bullet"/>
+      <w:lvlText w:val=""/>
+      <w:lvlJc w:val="left"/>
+      <w:pPr>
+        <w:ind w:left="1760" w:hanging="440"/>
+      </w:pPr>
+      <w:rPr>
+        <w:rFonts w:ascii="Wingdings" w:hAnsi="Wingdings" w:hint="default"/>
+      </w:rPr>
+    </w:lvl>
+    <w:lvl w:ilvl="4" w:tplc="04090003" w:tentative="1">
+      <w:start w:val="1"/>
+      <w:numFmt w:val="bullet"/>
+      <w:lvlText w:val=""/>
+      <w:lvlJc w:val="left"/>
+      <w:pPr>
+        <w:ind w:left="2200" w:hanging="440"/>
+      </w:pPr>
+      <w:rPr>
+        <w:rFonts w:ascii="Wingdings" w:hAnsi="Wingdings" w:hint="default"/>
+      </w:rPr>
+    </w:lvl>
+    <w:lvl w:ilvl="5" w:tplc="04090005" w:tentative="1">
+      <w:start w:val="1"/>
+      <w:numFmt w:val="bullet"/>
+      <w:lvlText w:val=""/>
+      <w:lvlJc w:val="left"/>
+      <w:pPr>
+        <w:ind w:left="2640" w:hanging="440"/>
+      </w:pPr>
+      <w:rPr>
+        <w:rFonts w:ascii="Wingdings" w:hAnsi="Wingdings" w:hint="default"/>
+      </w:rPr>
+    </w:lvl>
+    <w:lvl w:ilvl="6" w:tplc="04090001" w:tentative="1">
+      <w:start w:val="1"/>
+      <w:numFmt w:val="bullet"/>
+      <w:lvlText w:val=""/>
+      <w:lvlJc w:val="left"/>
+      <w:pPr>
+        <w:ind w:left="3080" w:hanging="440"/>
+      </w:pPr>
+      <w:rPr>
+        <w:rFonts w:ascii="Wingdings" w:hAnsi="Wingdings" w:hint="default"/>
+      </w:rPr>
+    </w:lvl>
+    <w:lvl w:ilvl="7" w:tplc="04090003" w:tentative="1">
+      <w:start w:val="1"/>
+      <w:numFmt w:val="bullet"/>
+      <w:lvlText w:val=""/>
+      <w:lvlJc w:val="left"/>
+      <w:pPr>
+        <w:ind w:left="3520" w:hanging="440"/>
+      </w:pPr>
+      <w:rPr>
+        <w:rFonts w:ascii="Wingdings" w:hAnsi="Wingdings" w:hint="default"/>
+      </w:rPr>
+    </w:lvl>
+    <w:lvl w:ilvl="8" w:tplc="04090005" w:tentative="1">
+      <w:start w:val="1"/>
+      <w:numFmt w:val="bullet"/>
+      <w:lvlText w:val=""/>
+      <w:lvlJc w:val="left"/>
+      <w:pPr>
+        <w:ind w:left="3960" w:hanging="440"/>
+      </w:pPr>
+      <w:rPr>
+        <w:rFonts w:ascii="Wingdings" w:hAnsi="Wingdings" w:hint="default"/>
+      </w:rPr>
+    </w:lvl>
+  </w:abstractNum>
+  <w:abstractNum w:abstractNumId="30" w15:restartNumberingAfterBreak="0">
+    <w:nsid w:val="64362AAA"/>
+    <w:multiLevelType w:val="hybridMultilevel"/>
+    <w:tmpl w:val="C994BA54"/>
+    <w:lvl w:ilvl="0" w:tplc="04090001">
+      <w:start w:val="1"/>
+      <w:numFmt w:val="bullet"/>
+      <w:lvlText w:val=""/>
+      <w:lvlJc w:val="left"/>
+      <w:pPr>
+        <w:ind w:left="440" w:hanging="440"/>
+      </w:pPr>
+      <w:rPr>
+        <w:rFonts w:ascii="Wingdings" w:hAnsi="Wingdings" w:hint="default"/>
+      </w:rPr>
+    </w:lvl>
+    <w:lvl w:ilvl="1" w:tplc="04090003" w:tentative="1">
+      <w:start w:val="1"/>
+      <w:numFmt w:val="bullet"/>
+      <w:lvlText w:val=""/>
+      <w:lvlJc w:val="left"/>
+      <w:pPr>
+        <w:ind w:left="880" w:hanging="440"/>
+      </w:pPr>
+      <w:rPr>
+        <w:rFonts w:ascii="Wingdings" w:hAnsi="Wingdings" w:hint="default"/>
+      </w:rPr>
+    </w:lvl>
+    <w:lvl w:ilvl="2" w:tplc="04090005" w:tentative="1">
+      <w:start w:val="1"/>
+      <w:numFmt w:val="bullet"/>
+      <w:lvlText w:val=""/>
+      <w:lvlJc w:val="left"/>
+      <w:pPr>
+        <w:ind w:left="1320" w:hanging="440"/>
+      </w:pPr>
+      <w:rPr>
+        <w:rFonts w:ascii="Wingdings" w:hAnsi="Wingdings" w:hint="default"/>
+      </w:rPr>
+    </w:lvl>
+    <w:lvl w:ilvl="3" w:tplc="04090001" w:tentative="1">
+      <w:start w:val="1"/>
+      <w:numFmt w:val="bullet"/>
+      <w:lvlText w:val=""/>
+      <w:lvlJc w:val="left"/>
+      <w:pPr>
+        <w:ind w:left="1760" w:hanging="440"/>
+      </w:pPr>
+      <w:rPr>
+        <w:rFonts w:ascii="Wingdings" w:hAnsi="Wingdings" w:hint="default"/>
+      </w:rPr>
+    </w:lvl>
+    <w:lvl w:ilvl="4" w:tplc="04090003" w:tentative="1">
+      <w:start w:val="1"/>
+      <w:numFmt w:val="bullet"/>
+      <w:lvlText w:val=""/>
+      <w:lvlJc w:val="left"/>
+      <w:pPr>
+        <w:ind w:left="2200" w:hanging="440"/>
+      </w:pPr>
+      <w:rPr>
+        <w:rFonts w:ascii="Wingdings" w:hAnsi="Wingdings" w:hint="default"/>
+      </w:rPr>
+    </w:lvl>
+    <w:lvl w:ilvl="5" w:tplc="04090005" w:tentative="1">
+      <w:start w:val="1"/>
+      <w:numFmt w:val="bullet"/>
+      <w:lvlText w:val=""/>
+      <w:lvlJc w:val="left"/>
+      <w:pPr>
+        <w:ind w:left="2640" w:hanging="440"/>
+      </w:pPr>
+      <w:rPr>
+        <w:rFonts w:ascii="Wingdings" w:hAnsi="Wingdings" w:hint="default"/>
+      </w:rPr>
+    </w:lvl>
+    <w:lvl w:ilvl="6" w:tplc="04090001" w:tentative="1">
+      <w:start w:val="1"/>
+      <w:numFmt w:val="bullet"/>
+      <w:lvlText w:val=""/>
+      <w:lvlJc w:val="left"/>
+      <w:pPr>
+        <w:ind w:left="3080" w:hanging="440"/>
+      </w:pPr>
+      <w:rPr>
+        <w:rFonts w:ascii="Wingdings" w:hAnsi="Wingdings" w:hint="default"/>
+      </w:rPr>
+    </w:lvl>
+    <w:lvl w:ilvl="7" w:tplc="04090003" w:tentative="1">
+      <w:start w:val="1"/>
+      <w:numFmt w:val="bullet"/>
+      <w:lvlText w:val=""/>
+      <w:lvlJc w:val="left"/>
+      <w:pPr>
+        <w:ind w:left="3520" w:hanging="440"/>
+      </w:pPr>
+      <w:rPr>
+        <w:rFonts w:ascii="Wingdings" w:hAnsi="Wingdings" w:hint="default"/>
+      </w:rPr>
+    </w:lvl>
+    <w:lvl w:ilvl="8" w:tplc="04090005" w:tentative="1">
+      <w:start w:val="1"/>
+      <w:numFmt w:val="bullet"/>
+      <w:lvlText w:val=""/>
+      <w:lvlJc w:val="left"/>
+      <w:pPr>
+        <w:ind w:left="3960" w:hanging="440"/>
+      </w:pPr>
+      <w:rPr>
+        <w:rFonts w:ascii="Wingdings" w:hAnsi="Wingdings" w:hint="default"/>
+      </w:rPr>
+    </w:lvl>
+  </w:abstractNum>
+  <w:abstractNum w:abstractNumId="31" w15:restartNumberingAfterBreak="0">
     <w:nsid w:val="66075EB7"/>
     <w:multiLevelType w:val="hybridMultilevel"/>
     <w:tmpl w:val="A9106EA6"/>
@@ -19785,7 +22784,7 @@
       </w:rPr>
     </w:lvl>
   </w:abstractNum>
-  <w:abstractNum w:abstractNumId="28" w15:restartNumberingAfterBreak="0">
+  <w:abstractNum w:abstractNumId="32" w15:restartNumberingAfterBreak="0">
     <w:nsid w:val="6F2C3B76"/>
     <w:multiLevelType w:val="hybridMultilevel"/>
     <w:tmpl w:val="DCAC36FA"/>
@@ -19898,7 +22897,7 @@
       </w:rPr>
     </w:lvl>
   </w:abstractNum>
-  <w:abstractNum w:abstractNumId="29" w15:restartNumberingAfterBreak="0">
+  <w:abstractNum w:abstractNumId="33" w15:restartNumberingAfterBreak="0">
     <w:nsid w:val="710D58F9"/>
     <w:multiLevelType w:val="hybridMultilevel"/>
     <w:tmpl w:val="0A8045A2"/>
@@ -20011,7 +23010,93 @@
       </w:rPr>
     </w:lvl>
   </w:abstractNum>
-  <w:abstractNum w:abstractNumId="30" w15:restartNumberingAfterBreak="0">
+  <w:abstractNum w:abstractNumId="34" w15:restartNumberingAfterBreak="0">
+    <w:nsid w:val="732F10A4"/>
+    <w:multiLevelType w:val="hybridMultilevel"/>
+    <w:tmpl w:val="47CCAB28"/>
+    <w:lvl w:ilvl="0" w:tplc="0409000F">
+      <w:start w:val="1"/>
+      <w:numFmt w:val="decimal"/>
+      <w:lvlText w:val="%1."/>
+      <w:lvlJc w:val="left"/>
+      <w:pPr>
+        <w:ind w:left="440" w:hanging="440"/>
+      </w:pPr>
+    </w:lvl>
+    <w:lvl w:ilvl="1" w:tplc="04090019" w:tentative="1">
+      <w:start w:val="1"/>
+      <w:numFmt w:val="lowerLetter"/>
+      <w:lvlText w:val="%2)"/>
+      <w:lvlJc w:val="left"/>
+      <w:pPr>
+        <w:ind w:left="880" w:hanging="440"/>
+      </w:pPr>
+    </w:lvl>
+    <w:lvl w:ilvl="2" w:tplc="0409001B" w:tentative="1">
+      <w:start w:val="1"/>
+      <w:numFmt w:val="lowerRoman"/>
+      <w:lvlText w:val="%3."/>
+      <w:lvlJc w:val="right"/>
+      <w:pPr>
+        <w:ind w:left="1320" w:hanging="440"/>
+      </w:pPr>
+    </w:lvl>
+    <w:lvl w:ilvl="3" w:tplc="0409000F" w:tentative="1">
+      <w:start w:val="1"/>
+      <w:numFmt w:val="decimal"/>
+      <w:lvlText w:val="%4."/>
+      <w:lvlJc w:val="left"/>
+      <w:pPr>
+        <w:ind w:left="1760" w:hanging="440"/>
+      </w:pPr>
+    </w:lvl>
+    <w:lvl w:ilvl="4" w:tplc="04090019" w:tentative="1">
+      <w:start w:val="1"/>
+      <w:numFmt w:val="lowerLetter"/>
+      <w:lvlText w:val="%5)"/>
+      <w:lvlJc w:val="left"/>
+      <w:pPr>
+        <w:ind w:left="2200" w:hanging="440"/>
+      </w:pPr>
+    </w:lvl>
+    <w:lvl w:ilvl="5" w:tplc="0409001B" w:tentative="1">
+      <w:start w:val="1"/>
+      <w:numFmt w:val="lowerRoman"/>
+      <w:lvlText w:val="%6."/>
+      <w:lvlJc w:val="right"/>
+      <w:pPr>
+        <w:ind w:left="2640" w:hanging="440"/>
+      </w:pPr>
+    </w:lvl>
+    <w:lvl w:ilvl="6" w:tplc="0409000F" w:tentative="1">
+      <w:start w:val="1"/>
+      <w:numFmt w:val="decimal"/>
+      <w:lvlText w:val="%7."/>
+      <w:lvlJc w:val="left"/>
+      <w:pPr>
+        <w:ind w:left="3080" w:hanging="440"/>
+      </w:pPr>
+    </w:lvl>
+    <w:lvl w:ilvl="7" w:tplc="04090019" w:tentative="1">
+      <w:start w:val="1"/>
+      <w:numFmt w:val="lowerLetter"/>
+      <w:lvlText w:val="%8)"/>
+      <w:lvlJc w:val="left"/>
+      <w:pPr>
+        <w:ind w:left="3520" w:hanging="440"/>
+      </w:pPr>
+    </w:lvl>
+    <w:lvl w:ilvl="8" w:tplc="0409001B" w:tentative="1">
+      <w:start w:val="1"/>
+      <w:numFmt w:val="lowerRoman"/>
+      <w:lvlText w:val="%9."/>
+      <w:lvlJc w:val="right"/>
+      <w:pPr>
+        <w:ind w:left="3960" w:hanging="440"/>
+      </w:pPr>
+    </w:lvl>
+  </w:abstractNum>
+  <w:abstractNum w:abstractNumId="35" w15:restartNumberingAfterBreak="0">
     <w:nsid w:val="75202638"/>
     <w:multiLevelType w:val="hybridMultilevel"/>
     <w:tmpl w:val="E080086A"/>
@@ -20124,7 +23209,7 @@
       </w:rPr>
     </w:lvl>
   </w:abstractNum>
-  <w:abstractNum w:abstractNumId="31" w15:restartNumberingAfterBreak="0">
+  <w:abstractNum w:abstractNumId="36" w15:restartNumberingAfterBreak="0">
     <w:nsid w:val="78CD1B3F"/>
     <w:multiLevelType w:val="hybridMultilevel"/>
     <w:tmpl w:val="DECA6AF8"/>
@@ -20237,7 +23322,93 @@
       </w:rPr>
     </w:lvl>
   </w:abstractNum>
-  <w:abstractNum w:abstractNumId="32" w15:restartNumberingAfterBreak="0">
+  <w:abstractNum w:abstractNumId="37" w15:restartNumberingAfterBreak="0">
+    <w:nsid w:val="78FE7553"/>
+    <w:multiLevelType w:val="hybridMultilevel"/>
+    <w:tmpl w:val="96023472"/>
+    <w:lvl w:ilvl="0" w:tplc="0409000F">
+      <w:start w:val="1"/>
+      <w:numFmt w:val="decimal"/>
+      <w:lvlText w:val="%1."/>
+      <w:lvlJc w:val="left"/>
+      <w:pPr>
+        <w:ind w:left="440" w:hanging="440"/>
+      </w:pPr>
+    </w:lvl>
+    <w:lvl w:ilvl="1" w:tplc="04090019" w:tentative="1">
+      <w:start w:val="1"/>
+      <w:numFmt w:val="lowerLetter"/>
+      <w:lvlText w:val="%2)"/>
+      <w:lvlJc w:val="left"/>
+      <w:pPr>
+        <w:ind w:left="880" w:hanging="440"/>
+      </w:pPr>
+    </w:lvl>
+    <w:lvl w:ilvl="2" w:tplc="0409001B" w:tentative="1">
+      <w:start w:val="1"/>
+      <w:numFmt w:val="lowerRoman"/>
+      <w:lvlText w:val="%3."/>
+      <w:lvlJc w:val="right"/>
+      <w:pPr>
+        <w:ind w:left="1320" w:hanging="440"/>
+      </w:pPr>
+    </w:lvl>
+    <w:lvl w:ilvl="3" w:tplc="0409000F" w:tentative="1">
+      <w:start w:val="1"/>
+      <w:numFmt w:val="decimal"/>
+      <w:lvlText w:val="%4."/>
+      <w:lvlJc w:val="left"/>
+      <w:pPr>
+        <w:ind w:left="1760" w:hanging="440"/>
+      </w:pPr>
+    </w:lvl>
+    <w:lvl w:ilvl="4" w:tplc="04090019" w:tentative="1">
+      <w:start w:val="1"/>
+      <w:numFmt w:val="lowerLetter"/>
+      <w:lvlText w:val="%5)"/>
+      <w:lvlJc w:val="left"/>
+      <w:pPr>
+        <w:ind w:left="2200" w:hanging="440"/>
+      </w:pPr>
+    </w:lvl>
+    <w:lvl w:ilvl="5" w:tplc="0409001B" w:tentative="1">
+      <w:start w:val="1"/>
+      <w:numFmt w:val="lowerRoman"/>
+      <w:lvlText w:val="%6."/>
+      <w:lvlJc w:val="right"/>
+      <w:pPr>
+        <w:ind w:left="2640" w:hanging="440"/>
+      </w:pPr>
+    </w:lvl>
+    <w:lvl w:ilvl="6" w:tplc="0409000F" w:tentative="1">
+      <w:start w:val="1"/>
+      <w:numFmt w:val="decimal"/>
+      <w:lvlText w:val="%7."/>
+      <w:lvlJc w:val="left"/>
+      <w:pPr>
+        <w:ind w:left="3080" w:hanging="440"/>
+      </w:pPr>
+    </w:lvl>
+    <w:lvl w:ilvl="7" w:tplc="04090019" w:tentative="1">
+      <w:start w:val="1"/>
+      <w:numFmt w:val="lowerLetter"/>
+      <w:lvlText w:val="%8)"/>
+      <w:lvlJc w:val="left"/>
+      <w:pPr>
+        <w:ind w:left="3520" w:hanging="440"/>
+      </w:pPr>
+    </w:lvl>
+    <w:lvl w:ilvl="8" w:tplc="0409001B" w:tentative="1">
+      <w:start w:val="1"/>
+      <w:numFmt w:val="lowerRoman"/>
+      <w:lvlText w:val="%9."/>
+      <w:lvlJc w:val="right"/>
+      <w:pPr>
+        <w:ind w:left="3960" w:hanging="440"/>
+      </w:pPr>
+    </w:lvl>
+  </w:abstractNum>
+  <w:abstractNum w:abstractNumId="38" w15:restartNumberingAfterBreak="0">
     <w:nsid w:val="7B4D0E39"/>
     <w:multiLevelType w:val="hybridMultilevel"/>
     <w:tmpl w:val="2EB412AE"/>
@@ -20350,7 +23521,7 @@
       </w:rPr>
     </w:lvl>
   </w:abstractNum>
-  <w:abstractNum w:abstractNumId="33" w15:restartNumberingAfterBreak="0">
+  <w:abstractNum w:abstractNumId="39" w15:restartNumberingAfterBreak="0">
     <w:nsid w:val="7EF010BF"/>
     <w:multiLevelType w:val="hybridMultilevel"/>
     <w:tmpl w:val="72B04D76"/>
@@ -20464,106 +23635,124 @@
     </w:lvl>
   </w:abstractNum>
   <w:num w:numId="1" w16cid:durableId="1088893493">
-    <w:abstractNumId w:val="12"/>
+    <w:abstractNumId w:val="13"/>
   </w:num>
   <w:num w:numId="2" w16cid:durableId="1334338985">
-    <w:abstractNumId w:val="19"/>
+    <w:abstractNumId w:val="20"/>
   </w:num>
   <w:num w:numId="3" w16cid:durableId="2134054812">
     <w:abstractNumId w:val="1"/>
   </w:num>
   <w:num w:numId="4" w16cid:durableId="614793497">
+    <w:abstractNumId w:val="16"/>
+  </w:num>
+  <w:num w:numId="5" w16cid:durableId="1298949093">
+    <w:abstractNumId w:val="9"/>
+  </w:num>
+  <w:num w:numId="6" w16cid:durableId="1559321033">
     <w:abstractNumId w:val="15"/>
   </w:num>
-  <w:num w:numId="5" w16cid:durableId="1298949093">
-    <w:abstractNumId w:val="8"/>
-  </w:num>
-  <w:num w:numId="6" w16cid:durableId="1559321033">
-    <w:abstractNumId w:val="14"/>
-  </w:num>
   <w:num w:numId="7" w16cid:durableId="1480682281">
-    <w:abstractNumId w:val="23"/>
+    <w:abstractNumId w:val="25"/>
   </w:num>
   <w:num w:numId="8" w16cid:durableId="476340260">
-    <w:abstractNumId w:val="33"/>
+    <w:abstractNumId w:val="39"/>
   </w:num>
   <w:num w:numId="9" w16cid:durableId="1911379750">
     <w:abstractNumId w:val="0"/>
   </w:num>
   <w:num w:numId="10" w16cid:durableId="1296521127">
-    <w:abstractNumId w:val="32"/>
+    <w:abstractNumId w:val="38"/>
   </w:num>
   <w:num w:numId="11" w16cid:durableId="87234365">
-    <w:abstractNumId w:val="13"/>
+    <w:abstractNumId w:val="14"/>
   </w:num>
   <w:num w:numId="12" w16cid:durableId="1819348003">
-    <w:abstractNumId w:val="18"/>
+    <w:abstractNumId w:val="19"/>
   </w:num>
   <w:num w:numId="13" w16cid:durableId="1368948486">
-    <w:abstractNumId w:val="22"/>
+    <w:abstractNumId w:val="24"/>
   </w:num>
   <w:num w:numId="14" w16cid:durableId="532041691">
-    <w:abstractNumId w:val="20"/>
+    <w:abstractNumId w:val="21"/>
   </w:num>
   <w:num w:numId="15" w16cid:durableId="1255746997">
-    <w:abstractNumId w:val="11"/>
+    <w:abstractNumId w:val="12"/>
   </w:num>
   <w:num w:numId="16" w16cid:durableId="1778941520">
     <w:abstractNumId w:val="3"/>
   </w:num>
   <w:num w:numId="17" w16cid:durableId="13771">
-    <w:abstractNumId w:val="31"/>
+    <w:abstractNumId w:val="36"/>
   </w:num>
   <w:num w:numId="18" w16cid:durableId="787510098">
-    <w:abstractNumId w:val="29"/>
+    <w:abstractNumId w:val="33"/>
   </w:num>
   <w:num w:numId="19" w16cid:durableId="1725981140">
     <w:abstractNumId w:val="4"/>
   </w:num>
   <w:num w:numId="20" w16cid:durableId="441848981">
-    <w:abstractNumId w:val="24"/>
+    <w:abstractNumId w:val="26"/>
   </w:num>
   <w:num w:numId="21" w16cid:durableId="1205946512">
+    <w:abstractNumId w:val="32"/>
+  </w:num>
+  <w:num w:numId="22" w16cid:durableId="184369582">
     <w:abstractNumId w:val="28"/>
   </w:num>
-  <w:num w:numId="22" w16cid:durableId="184369582">
-    <w:abstractNumId w:val="26"/>
+  <w:num w:numId="23" w16cid:durableId="1185947577">
+    <w:abstractNumId w:val="18"/>
   </w:num>
-  <w:num w:numId="23" w16cid:durableId="1185947577">
+  <w:num w:numId="24" w16cid:durableId="271977387">
     <w:abstractNumId w:val="17"/>
   </w:num>
-  <w:num w:numId="24" w16cid:durableId="271977387">
-    <w:abstractNumId w:val="16"/>
-  </w:num>
   <w:num w:numId="25" w16cid:durableId="279268147">
-    <w:abstractNumId w:val="7"/>
+    <w:abstractNumId w:val="8"/>
   </w:num>
   <w:num w:numId="26" w16cid:durableId="1467432730">
-    <w:abstractNumId w:val="5"/>
+    <w:abstractNumId w:val="6"/>
   </w:num>
   <w:num w:numId="27" w16cid:durableId="2014068256">
-    <w:abstractNumId w:val="9"/>
+    <w:abstractNumId w:val="10"/>
   </w:num>
   <w:num w:numId="28" w16cid:durableId="1928494297">
-    <w:abstractNumId w:val="25"/>
+    <w:abstractNumId w:val="27"/>
   </w:num>
   <w:num w:numId="29" w16cid:durableId="1576669538">
-    <w:abstractNumId w:val="10"/>
+    <w:abstractNumId w:val="11"/>
   </w:num>
   <w:num w:numId="30" w16cid:durableId="2100834723">
-    <w:abstractNumId w:val="27"/>
+    <w:abstractNumId w:val="31"/>
   </w:num>
   <w:num w:numId="31" w16cid:durableId="1265921137">
     <w:abstractNumId w:val="2"/>
   </w:num>
   <w:num w:numId="32" w16cid:durableId="435709793">
-    <w:abstractNumId w:val="21"/>
+    <w:abstractNumId w:val="22"/>
   </w:num>
   <w:num w:numId="33" w16cid:durableId="225073127">
-    <w:abstractNumId w:val="6"/>
+    <w:abstractNumId w:val="7"/>
   </w:num>
   <w:num w:numId="34" w16cid:durableId="1460299255">
+    <w:abstractNumId w:val="35"/>
+  </w:num>
+  <w:num w:numId="35" w16cid:durableId="1632125749">
+    <w:abstractNumId w:val="37"/>
+  </w:num>
+  <w:num w:numId="36" w16cid:durableId="2071154072">
+    <w:abstractNumId w:val="34"/>
+  </w:num>
+  <w:num w:numId="37" w16cid:durableId="1896356346">
+    <w:abstractNumId w:val="23"/>
+  </w:num>
+  <w:num w:numId="38" w16cid:durableId="335231763">
+    <w:abstractNumId w:val="5"/>
+  </w:num>
+  <w:num w:numId="39" w16cid:durableId="1405880792">
     <w:abstractNumId w:val="30"/>
+  </w:num>
+  <w:num w:numId="40" w16cid:durableId="1815557565">
+    <w:abstractNumId w:val="29"/>
   </w:num>
 </w:numbering>
 </file>
@@ -21348,6 +24537,126 @@
       </w:tblBorders>
     </w:tblPr>
   </w:style>
+  <w:style w:type="paragraph" w:styleId="TOC4">
+    <w:name w:val="toc 4"/>
+    <w:basedOn w:val="a"/>
+    <w:next w:val="a"/>
+    <w:autoRedefine/>
+    <w:uiPriority w:val="39"/>
+    <w:unhideWhenUsed/>
+    <w:rsid w:val="00D74066"/>
+    <w:pPr>
+      <w:spacing w:after="160" w:line="278" w:lineRule="auto"/>
+      <w:ind w:leftChars="600" w:left="1260"/>
+      <w:jc w:val="left"/>
+    </w:pPr>
+    <w:rPr>
+      <w:rFonts w:eastAsiaTheme="minorEastAsia"/>
+      <w:sz w:val="22"/>
+      <w:szCs w:val="24"/>
+      <w14:ligatures w14:val="standardContextual"/>
+    </w:rPr>
+  </w:style>
+  <w:style w:type="paragraph" w:styleId="TOC5">
+    <w:name w:val="toc 5"/>
+    <w:basedOn w:val="a"/>
+    <w:next w:val="a"/>
+    <w:autoRedefine/>
+    <w:uiPriority w:val="39"/>
+    <w:unhideWhenUsed/>
+    <w:rsid w:val="00D74066"/>
+    <w:pPr>
+      <w:spacing w:after="160" w:line="278" w:lineRule="auto"/>
+      <w:ind w:leftChars="800" w:left="1680"/>
+      <w:jc w:val="left"/>
+    </w:pPr>
+    <w:rPr>
+      <w:rFonts w:eastAsiaTheme="minorEastAsia"/>
+      <w:sz w:val="22"/>
+      <w:szCs w:val="24"/>
+      <w14:ligatures w14:val="standardContextual"/>
+    </w:rPr>
+  </w:style>
+  <w:style w:type="paragraph" w:styleId="TOC6">
+    <w:name w:val="toc 6"/>
+    <w:basedOn w:val="a"/>
+    <w:next w:val="a"/>
+    <w:autoRedefine/>
+    <w:uiPriority w:val="39"/>
+    <w:unhideWhenUsed/>
+    <w:rsid w:val="00D74066"/>
+    <w:pPr>
+      <w:spacing w:after="160" w:line="278" w:lineRule="auto"/>
+      <w:ind w:leftChars="1000" w:left="2100"/>
+      <w:jc w:val="left"/>
+    </w:pPr>
+    <w:rPr>
+      <w:rFonts w:eastAsiaTheme="minorEastAsia"/>
+      <w:sz w:val="22"/>
+      <w:szCs w:val="24"/>
+      <w14:ligatures w14:val="standardContextual"/>
+    </w:rPr>
+  </w:style>
+  <w:style w:type="paragraph" w:styleId="TOC7">
+    <w:name w:val="toc 7"/>
+    <w:basedOn w:val="a"/>
+    <w:next w:val="a"/>
+    <w:autoRedefine/>
+    <w:uiPriority w:val="39"/>
+    <w:unhideWhenUsed/>
+    <w:rsid w:val="00D74066"/>
+    <w:pPr>
+      <w:spacing w:after="160" w:line="278" w:lineRule="auto"/>
+      <w:ind w:leftChars="1200" w:left="2520"/>
+      <w:jc w:val="left"/>
+    </w:pPr>
+    <w:rPr>
+      <w:rFonts w:eastAsiaTheme="minorEastAsia"/>
+      <w:sz w:val="22"/>
+      <w:szCs w:val="24"/>
+      <w14:ligatures w14:val="standardContextual"/>
+    </w:rPr>
+  </w:style>
+  <w:style w:type="paragraph" w:styleId="TOC8">
+    <w:name w:val="toc 8"/>
+    <w:basedOn w:val="a"/>
+    <w:next w:val="a"/>
+    <w:autoRedefine/>
+    <w:uiPriority w:val="39"/>
+    <w:unhideWhenUsed/>
+    <w:rsid w:val="00D74066"/>
+    <w:pPr>
+      <w:spacing w:after="160" w:line="278" w:lineRule="auto"/>
+      <w:ind w:leftChars="1400" w:left="2940"/>
+      <w:jc w:val="left"/>
+    </w:pPr>
+    <w:rPr>
+      <w:rFonts w:eastAsiaTheme="minorEastAsia"/>
+      <w:sz w:val="22"/>
+      <w:szCs w:val="24"/>
+      <w14:ligatures w14:val="standardContextual"/>
+    </w:rPr>
+  </w:style>
+  <w:style w:type="paragraph" w:styleId="TOC9">
+    <w:name w:val="toc 9"/>
+    <w:basedOn w:val="a"/>
+    <w:next w:val="a"/>
+    <w:autoRedefine/>
+    <w:uiPriority w:val="39"/>
+    <w:unhideWhenUsed/>
+    <w:rsid w:val="00D74066"/>
+    <w:pPr>
+      <w:spacing w:after="160" w:line="278" w:lineRule="auto"/>
+      <w:ind w:leftChars="1600" w:left="3360"/>
+      <w:jc w:val="left"/>
+    </w:pPr>
+    <w:rPr>
+      <w:rFonts w:eastAsiaTheme="minorEastAsia"/>
+      <w:sz w:val="22"/>
+      <w:szCs w:val="24"/>
+      <w14:ligatures w14:val="standardContextual"/>
+    </w:rPr>
+  </w:style>
 </w:styles>
 </file>
 

--- a/course/major/国际谈判.docx
+++ b/course/major/国际谈判.docx
@@ -194,7 +194,7 @@
             </w:rPr>
             <w:fldChar w:fldCharType="separate"/>
           </w:r>
-          <w:hyperlink w:anchor="_Toc229064734" w:history="1">
+          <w:hyperlink w:anchor="_Toc230275505" w:history="1">
             <w:r>
               <w:rPr>
                 <w:rStyle w:val="a3"/>
@@ -233,7 +233,7 @@
                 <w:noProof/>
                 <w:webHidden/>
               </w:rPr>
-              <w:instrText>PAGEREF _Toc229064734 \h</w:instrText>
+              <w:instrText>PAGEREF _Toc230275505 \h</w:instrText>
             </w:r>
             <w:r>
               <w:rPr>
@@ -290,7 +290,7 @@
               <w14:ligatures w14:val="standardContextual"/>
             </w:rPr>
           </w:pPr>
-          <w:hyperlink w:anchor="_Toc229064735" w:history="1">
+          <w:hyperlink w:anchor="_Toc230275506" w:history="1">
             <w:r>
               <w:rPr>
                 <w:rStyle w:val="a3"/>
@@ -329,7 +329,7 @@
                 <w:noProof/>
                 <w:webHidden/>
               </w:rPr>
-              <w:instrText>PAGEREF _Toc229064735 \h</w:instrText>
+              <w:instrText>PAGEREF _Toc230275506 \h</w:instrText>
             </w:r>
             <w:r>
               <w:rPr>
@@ -386,7 +386,7 @@
               <w14:ligatures w14:val="standardContextual"/>
             </w:rPr>
           </w:pPr>
-          <w:hyperlink w:anchor="_Toc229064736" w:history="1">
+          <w:hyperlink w:anchor="_Toc230275507" w:history="1">
             <w:r>
               <w:rPr>
                 <w:rStyle w:val="a3"/>
@@ -425,7 +425,7 @@
                 <w:noProof/>
                 <w:webHidden/>
               </w:rPr>
-              <w:instrText>PAGEREF _Toc229064736 \h</w:instrText>
+              <w:instrText>PAGEREF _Toc230275507 \h</w:instrText>
             </w:r>
             <w:r>
               <w:rPr>
@@ -482,7 +482,7 @@
               <w14:ligatures w14:val="standardContextual"/>
             </w:rPr>
           </w:pPr>
-          <w:hyperlink w:anchor="_Toc229064737" w:history="1">
+          <w:hyperlink w:anchor="_Toc230275508" w:history="1">
             <w:r>
               <w:rPr>
                 <w:rStyle w:val="a3"/>
@@ -521,7 +521,7 @@
                 <w:noProof/>
                 <w:webHidden/>
               </w:rPr>
-              <w:instrText>PAGEREF _Toc229064737 \h</w:instrText>
+              <w:instrText>PAGEREF _Toc230275508 \h</w:instrText>
             </w:r>
             <w:r>
               <w:rPr>
@@ -578,7 +578,7 @@
               <w14:ligatures w14:val="standardContextual"/>
             </w:rPr>
           </w:pPr>
-          <w:hyperlink w:anchor="_Toc229064738" w:history="1">
+          <w:hyperlink w:anchor="_Toc230275509" w:history="1">
             <w:r>
               <w:rPr>
                 <w:rStyle w:val="a3"/>
@@ -617,7 +617,7 @@
                 <w:noProof/>
                 <w:webHidden/>
               </w:rPr>
-              <w:instrText>PAGEREF _Toc229064738 \h</w:instrText>
+              <w:instrText>PAGEREF _Toc230275509 \h</w:instrText>
             </w:r>
             <w:r>
               <w:rPr>
@@ -674,7 +674,7 @@
               <w14:ligatures w14:val="standardContextual"/>
             </w:rPr>
           </w:pPr>
-          <w:hyperlink w:anchor="_Toc229064739" w:history="1">
+          <w:hyperlink w:anchor="_Toc230275510" w:history="1">
             <w:r>
               <w:rPr>
                 <w:rStyle w:val="a3"/>
@@ -713,7 +713,7 @@
                 <w:noProof/>
                 <w:webHidden/>
               </w:rPr>
-              <w:instrText>PAGEREF _Toc229064739 \h</w:instrText>
+              <w:instrText>PAGEREF _Toc230275510 \h</w:instrText>
             </w:r>
             <w:r>
               <w:rPr>
@@ -770,7 +770,7 @@
               <w14:ligatures w14:val="standardContextual"/>
             </w:rPr>
           </w:pPr>
-          <w:hyperlink w:anchor="_Toc229064740" w:history="1">
+          <w:hyperlink w:anchor="_Toc230275511" w:history="1">
             <w:r>
               <w:rPr>
                 <w:rStyle w:val="a3"/>
@@ -809,7 +809,7 @@
                 <w:noProof/>
                 <w:webHidden/>
               </w:rPr>
-              <w:instrText>PAGEREF _Toc229064740 \h</w:instrText>
+              <w:instrText>PAGEREF _Toc230275511 \h</w:instrText>
             </w:r>
             <w:r>
               <w:rPr>
@@ -866,7 +866,7 @@
               <w14:ligatures w14:val="standardContextual"/>
             </w:rPr>
           </w:pPr>
-          <w:hyperlink w:anchor="_Toc229064741" w:history="1">
+          <w:hyperlink w:anchor="_Toc230275512" w:history="1">
             <w:r>
               <w:rPr>
                 <w:rStyle w:val="a3"/>
@@ -905,7 +905,7 @@
                 <w:noProof/>
                 <w:webHidden/>
               </w:rPr>
-              <w:instrText>PAGEREF _Toc229064741 \h</w:instrText>
+              <w:instrText>PAGEREF _Toc230275512 \h</w:instrText>
             </w:r>
             <w:r>
               <w:rPr>
@@ -962,7 +962,7 @@
               <w14:ligatures w14:val="standardContextual"/>
             </w:rPr>
           </w:pPr>
-          <w:hyperlink w:anchor="_Toc229064742" w:history="1">
+          <w:hyperlink w:anchor="_Toc230275513" w:history="1">
             <w:r>
               <w:rPr>
                 <w:rStyle w:val="a3"/>
@@ -1001,7 +1001,7 @@
                 <w:noProof/>
                 <w:webHidden/>
               </w:rPr>
-              <w:instrText>PAGEREF _Toc229064742 \h</w:instrText>
+              <w:instrText>PAGEREF _Toc230275513 \h</w:instrText>
             </w:r>
             <w:r>
               <w:rPr>
@@ -1058,7 +1058,7 @@
               <w14:ligatures w14:val="standardContextual"/>
             </w:rPr>
           </w:pPr>
-          <w:hyperlink w:anchor="_Toc229064743" w:history="1">
+          <w:hyperlink w:anchor="_Toc230275514" w:history="1">
             <w:r>
               <w:rPr>
                 <w:rStyle w:val="a3"/>
@@ -1097,7 +1097,7 @@
                 <w:noProof/>
                 <w:webHidden/>
               </w:rPr>
-              <w:instrText>PAGEREF _Toc229064743 \h</w:instrText>
+              <w:instrText>PAGEREF _Toc230275514 \h</w:instrText>
             </w:r>
             <w:r>
               <w:rPr>
@@ -1154,7 +1154,7 @@
               <w14:ligatures w14:val="standardContextual"/>
             </w:rPr>
           </w:pPr>
-          <w:hyperlink w:anchor="_Toc229064744" w:history="1">
+          <w:hyperlink w:anchor="_Toc230275515" w:history="1">
             <w:r>
               <w:rPr>
                 <w:rStyle w:val="a3"/>
@@ -1193,7 +1193,7 @@
                 <w:noProof/>
                 <w:webHidden/>
               </w:rPr>
-              <w:instrText>PAGEREF _Toc229064744 \h</w:instrText>
+              <w:instrText>PAGEREF _Toc230275515 \h</w:instrText>
             </w:r>
             <w:r>
               <w:rPr>
@@ -1250,7 +1250,7 @@
               <w14:ligatures w14:val="standardContextual"/>
             </w:rPr>
           </w:pPr>
-          <w:hyperlink w:anchor="_Toc229064745" w:history="1">
+          <w:hyperlink w:anchor="_Toc230275516" w:history="1">
             <w:r>
               <w:rPr>
                 <w:rStyle w:val="a3"/>
@@ -1289,7 +1289,7 @@
                 <w:noProof/>
                 <w:webHidden/>
               </w:rPr>
-              <w:instrText>PAGEREF _Toc229064745 \h</w:instrText>
+              <w:instrText>PAGEREF _Toc230275516 \h</w:instrText>
             </w:r>
             <w:r>
               <w:rPr>
@@ -1346,7 +1346,7 @@
               <w14:ligatures w14:val="standardContextual"/>
             </w:rPr>
           </w:pPr>
-          <w:hyperlink w:anchor="_Toc229064746" w:history="1">
+          <w:hyperlink w:anchor="_Toc230275517" w:history="1">
             <w:r>
               <w:rPr>
                 <w:rStyle w:val="a3"/>
@@ -1385,7 +1385,7 @@
                 <w:noProof/>
                 <w:webHidden/>
               </w:rPr>
-              <w:instrText>PAGEREF _Toc229064746 \h</w:instrText>
+              <w:instrText>PAGEREF _Toc230275517 \h</w:instrText>
             </w:r>
             <w:r>
               <w:rPr>
@@ -1442,7 +1442,7 @@
               <w14:ligatures w14:val="standardContextual"/>
             </w:rPr>
           </w:pPr>
-          <w:hyperlink w:anchor="_Toc229064747" w:history="1">
+          <w:hyperlink w:anchor="_Toc230275518" w:history="1">
             <w:r>
               <w:rPr>
                 <w:rStyle w:val="a3"/>
@@ -1481,7 +1481,7 @@
                 <w:noProof/>
                 <w:webHidden/>
               </w:rPr>
-              <w:instrText>PAGEREF _Toc229064747 \h</w:instrText>
+              <w:instrText>PAGEREF _Toc230275518 \h</w:instrText>
             </w:r>
             <w:r>
               <w:rPr>
@@ -1538,7 +1538,7 @@
               <w14:ligatures w14:val="standardContextual"/>
             </w:rPr>
           </w:pPr>
-          <w:hyperlink w:anchor="_Toc229064748" w:history="1">
+          <w:hyperlink w:anchor="_Toc230275519" w:history="1">
             <w:r>
               <w:rPr>
                 <w:rStyle w:val="a3"/>
@@ -1577,7 +1577,7 @@
                 <w:noProof/>
                 <w:webHidden/>
               </w:rPr>
-              <w:instrText>PAGEREF _Toc229064748 \h</w:instrText>
+              <w:instrText>PAGEREF _Toc230275519 \h</w:instrText>
             </w:r>
             <w:r>
               <w:rPr>
@@ -1634,7 +1634,7 @@
               <w14:ligatures w14:val="standardContextual"/>
             </w:rPr>
           </w:pPr>
-          <w:hyperlink w:anchor="_Toc229064749" w:history="1">
+          <w:hyperlink w:anchor="_Toc230275520" w:history="1">
             <w:r>
               <w:rPr>
                 <w:rStyle w:val="a3"/>
@@ -1673,7 +1673,7 @@
                 <w:noProof/>
                 <w:webHidden/>
               </w:rPr>
-              <w:instrText>PAGEREF _Toc229064749 \h</w:instrText>
+              <w:instrText>PAGEREF _Toc230275520 \h</w:instrText>
             </w:r>
             <w:r>
               <w:rPr>
@@ -1730,7 +1730,7 @@
               <w14:ligatures w14:val="standardContextual"/>
             </w:rPr>
           </w:pPr>
-          <w:hyperlink w:anchor="_Toc229064750" w:history="1">
+          <w:hyperlink w:anchor="_Toc230275521" w:history="1">
             <w:r>
               <w:rPr>
                 <w:rStyle w:val="a3"/>
@@ -1769,7 +1769,7 @@
                 <w:noProof/>
                 <w:webHidden/>
               </w:rPr>
-              <w:instrText>PAGEREF _Toc229064750 \h</w:instrText>
+              <w:instrText>PAGEREF _Toc230275521 \h</w:instrText>
             </w:r>
             <w:r>
               <w:rPr>
@@ -1826,7 +1826,7 @@
               <w14:ligatures w14:val="standardContextual"/>
             </w:rPr>
           </w:pPr>
-          <w:hyperlink w:anchor="_Toc229064751" w:history="1">
+          <w:hyperlink w:anchor="_Toc230275522" w:history="1">
             <w:r>
               <w:rPr>
                 <w:rStyle w:val="a3"/>
@@ -1865,7 +1865,7 @@
                 <w:noProof/>
                 <w:webHidden/>
               </w:rPr>
-              <w:instrText>PAGEREF _Toc229064751 \h</w:instrText>
+              <w:instrText>PAGEREF _Toc230275522 \h</w:instrText>
             </w:r>
             <w:r>
               <w:rPr>
@@ -1922,7 +1922,7 @@
               <w14:ligatures w14:val="standardContextual"/>
             </w:rPr>
           </w:pPr>
-          <w:hyperlink w:anchor="_Toc229064752" w:history="1">
+          <w:hyperlink w:anchor="_Toc230275523" w:history="1">
             <w:r>
               <w:rPr>
                 <w:rStyle w:val="a3"/>
@@ -1961,7 +1961,7 @@
                 <w:noProof/>
                 <w:webHidden/>
               </w:rPr>
-              <w:instrText>PAGEREF _Toc229064752 \h</w:instrText>
+              <w:instrText>PAGEREF _Toc230275523 \h</w:instrText>
             </w:r>
             <w:r>
               <w:rPr>
@@ -2018,7 +2018,7 @@
               <w14:ligatures w14:val="standardContextual"/>
             </w:rPr>
           </w:pPr>
-          <w:hyperlink w:anchor="_Toc229064753" w:history="1">
+          <w:hyperlink w:anchor="_Toc230275524" w:history="1">
             <w:r>
               <w:rPr>
                 <w:rStyle w:val="a3"/>
@@ -2057,7 +2057,7 @@
                 <w:noProof/>
                 <w:webHidden/>
               </w:rPr>
-              <w:instrText>PAGEREF _Toc229064753 \h</w:instrText>
+              <w:instrText>PAGEREF _Toc230275524 \h</w:instrText>
             </w:r>
             <w:r>
               <w:rPr>
@@ -2114,7 +2114,7 @@
               <w14:ligatures w14:val="standardContextual"/>
             </w:rPr>
           </w:pPr>
-          <w:hyperlink w:anchor="_Toc229064754" w:history="1">
+          <w:hyperlink w:anchor="_Toc230275525" w:history="1">
             <w:r>
               <w:rPr>
                 <w:rStyle w:val="a3"/>
@@ -2153,7 +2153,7 @@
                 <w:noProof/>
                 <w:webHidden/>
               </w:rPr>
-              <w:instrText>PAGEREF _Toc229064754 \h</w:instrText>
+              <w:instrText>PAGEREF _Toc230275525 \h</w:instrText>
             </w:r>
             <w:r>
               <w:rPr>
@@ -2210,7 +2210,7 @@
               <w14:ligatures w14:val="standardContextual"/>
             </w:rPr>
           </w:pPr>
-          <w:hyperlink w:anchor="_Toc229064755" w:history="1">
+          <w:hyperlink w:anchor="_Toc230275526" w:history="1">
             <w:r>
               <w:rPr>
                 <w:rStyle w:val="a3"/>
@@ -2249,7 +2249,7 @@
                 <w:noProof/>
                 <w:webHidden/>
               </w:rPr>
-              <w:instrText>PAGEREF _Toc229064755 \h</w:instrText>
+              <w:instrText>PAGEREF _Toc230275526 \h</w:instrText>
             </w:r>
             <w:r>
               <w:rPr>
@@ -2306,7 +2306,7 @@
               <w14:ligatures w14:val="standardContextual"/>
             </w:rPr>
           </w:pPr>
-          <w:hyperlink w:anchor="_Toc229064756" w:history="1">
+          <w:hyperlink w:anchor="_Toc230275527" w:history="1">
             <w:r>
               <w:rPr>
                 <w:rStyle w:val="a3"/>
@@ -2345,7 +2345,7 @@
                 <w:noProof/>
                 <w:webHidden/>
               </w:rPr>
-              <w:instrText>PAGEREF _Toc229064756 \h</w:instrText>
+              <w:instrText>PAGEREF _Toc230275527 \h</w:instrText>
             </w:r>
             <w:r>
               <w:rPr>
@@ -2402,7 +2402,7 @@
               <w14:ligatures w14:val="standardContextual"/>
             </w:rPr>
           </w:pPr>
-          <w:hyperlink w:anchor="_Toc229064757" w:history="1">
+          <w:hyperlink w:anchor="_Toc230275528" w:history="1">
             <w:r>
               <w:rPr>
                 <w:rStyle w:val="a3"/>
@@ -2441,7 +2441,7 @@
                 <w:noProof/>
                 <w:webHidden/>
               </w:rPr>
-              <w:instrText>PAGEREF _Toc229064757 \h</w:instrText>
+              <w:instrText>PAGEREF _Toc230275528 \h</w:instrText>
             </w:r>
             <w:r>
               <w:rPr>
@@ -2498,7 +2498,7 @@
               <w14:ligatures w14:val="standardContextual"/>
             </w:rPr>
           </w:pPr>
-          <w:hyperlink w:anchor="_Toc229064758" w:history="1">
+          <w:hyperlink w:anchor="_Toc230275529" w:history="1">
             <w:r>
               <w:rPr>
                 <w:rStyle w:val="a3"/>
@@ -2537,7 +2537,7 @@
                 <w:noProof/>
                 <w:webHidden/>
               </w:rPr>
-              <w:instrText>PAGEREF _Toc229064758 \h</w:instrText>
+              <w:instrText>PAGEREF _Toc230275529 \h</w:instrText>
             </w:r>
             <w:r>
               <w:rPr>
@@ -2594,7 +2594,7 @@
               <w14:ligatures w14:val="standardContextual"/>
             </w:rPr>
           </w:pPr>
-          <w:hyperlink w:anchor="_Toc229064759" w:history="1">
+          <w:hyperlink w:anchor="_Toc230275530" w:history="1">
             <w:r>
               <w:rPr>
                 <w:rStyle w:val="a3"/>
@@ -2633,7 +2633,7 @@
                 <w:noProof/>
                 <w:webHidden/>
               </w:rPr>
-              <w:instrText>PAGEREF _Toc229064759 \h</w:instrText>
+              <w:instrText>PAGEREF _Toc230275530 \h</w:instrText>
             </w:r>
             <w:r>
               <w:rPr>
@@ -2690,7 +2690,7 @@
               <w14:ligatures w14:val="standardContextual"/>
             </w:rPr>
           </w:pPr>
-          <w:hyperlink w:anchor="_Toc229064760" w:history="1">
+          <w:hyperlink w:anchor="_Toc230275531" w:history="1">
             <w:r>
               <w:rPr>
                 <w:rStyle w:val="a3"/>
@@ -2729,7 +2729,7 @@
                 <w:noProof/>
                 <w:webHidden/>
               </w:rPr>
-              <w:instrText>PAGEREF _Toc229064760 \h</w:instrText>
+              <w:instrText>PAGEREF _Toc230275531 \h</w:instrText>
             </w:r>
             <w:r>
               <w:rPr>
@@ -2786,7 +2786,7 @@
               <w14:ligatures w14:val="standardContextual"/>
             </w:rPr>
           </w:pPr>
-          <w:hyperlink w:anchor="_Toc229064761" w:history="1">
+          <w:hyperlink w:anchor="_Toc230275532" w:history="1">
             <w:r>
               <w:rPr>
                 <w:rStyle w:val="a3"/>
@@ -2825,7 +2825,7 @@
                 <w:noProof/>
                 <w:webHidden/>
               </w:rPr>
-              <w:instrText>PAGEREF _Toc229064761 \h</w:instrText>
+              <w:instrText>PAGEREF _Toc230275532 \h</w:instrText>
             </w:r>
             <w:r>
               <w:rPr>
@@ -2882,7 +2882,7 @@
               <w14:ligatures w14:val="standardContextual"/>
             </w:rPr>
           </w:pPr>
-          <w:hyperlink w:anchor="_Toc229064762" w:history="1">
+          <w:hyperlink w:anchor="_Toc230275533" w:history="1">
             <w:r>
               <w:rPr>
                 <w:rStyle w:val="a3"/>
@@ -2921,7 +2921,7 @@
                 <w:noProof/>
                 <w:webHidden/>
               </w:rPr>
-              <w:instrText>PAGEREF _Toc229064762 \h</w:instrText>
+              <w:instrText>PAGEREF _Toc230275533 \h</w:instrText>
             </w:r>
             <w:r>
               <w:rPr>
@@ -2978,7 +2978,7 @@
               <w14:ligatures w14:val="standardContextual"/>
             </w:rPr>
           </w:pPr>
-          <w:hyperlink w:anchor="_Toc229064763" w:history="1">
+          <w:hyperlink w:anchor="_Toc230275534" w:history="1">
             <w:r>
               <w:rPr>
                 <w:rStyle w:val="a3"/>
@@ -3017,7 +3017,7 @@
                 <w:noProof/>
                 <w:webHidden/>
               </w:rPr>
-              <w:instrText>PAGEREF _Toc229064763 \h</w:instrText>
+              <w:instrText>PAGEREF _Toc230275534 \h</w:instrText>
             </w:r>
             <w:r>
               <w:rPr>
@@ -3074,7 +3074,7 @@
               <w14:ligatures w14:val="standardContextual"/>
             </w:rPr>
           </w:pPr>
-          <w:hyperlink w:anchor="_Toc229064764" w:history="1">
+          <w:hyperlink w:anchor="_Toc230275535" w:history="1">
             <w:r>
               <w:rPr>
                 <w:rStyle w:val="a3"/>
@@ -3113,7 +3113,7 @@
                 <w:noProof/>
                 <w:webHidden/>
               </w:rPr>
-              <w:instrText>PAGEREF _Toc229064764 \h</w:instrText>
+              <w:instrText>PAGEREF _Toc230275535 \h</w:instrText>
             </w:r>
             <w:r>
               <w:rPr>
@@ -3170,7 +3170,7 @@
               <w14:ligatures w14:val="standardContextual"/>
             </w:rPr>
           </w:pPr>
-          <w:hyperlink w:anchor="_Toc229064765" w:history="1">
+          <w:hyperlink w:anchor="_Toc230275536" w:history="1">
             <w:r>
               <w:rPr>
                 <w:rStyle w:val="a3"/>
@@ -3209,7 +3209,7 @@
                 <w:noProof/>
                 <w:webHidden/>
               </w:rPr>
-              <w:instrText>PAGEREF _Toc229064765 \h</w:instrText>
+              <w:instrText>PAGEREF _Toc230275536 \h</w:instrText>
             </w:r>
             <w:r>
               <w:rPr>
@@ -3266,7 +3266,7 @@
               <w14:ligatures w14:val="standardContextual"/>
             </w:rPr>
           </w:pPr>
-          <w:hyperlink w:anchor="_Toc229064766" w:history="1">
+          <w:hyperlink w:anchor="_Toc230275537" w:history="1">
             <w:r>
               <w:rPr>
                 <w:rStyle w:val="a3"/>
@@ -3305,7 +3305,7 @@
                 <w:noProof/>
                 <w:webHidden/>
               </w:rPr>
-              <w:instrText>PAGEREF _Toc229064766 \h</w:instrText>
+              <w:instrText>PAGEREF _Toc230275537 \h</w:instrText>
             </w:r>
             <w:r>
               <w:rPr>
@@ -3362,7 +3362,7 @@
               <w14:ligatures w14:val="standardContextual"/>
             </w:rPr>
           </w:pPr>
-          <w:hyperlink w:anchor="_Toc229064767" w:history="1">
+          <w:hyperlink w:anchor="_Toc230275538" w:history="1">
             <w:r>
               <w:rPr>
                 <w:rStyle w:val="a3"/>
@@ -3401,7 +3401,7 @@
                 <w:noProof/>
                 <w:webHidden/>
               </w:rPr>
-              <w:instrText>PAGEREF _Toc229064767 \h</w:instrText>
+              <w:instrText>PAGEREF _Toc230275538 \h</w:instrText>
             </w:r>
             <w:r>
               <w:rPr>
@@ -3458,7 +3458,7 @@
               <w14:ligatures w14:val="standardContextual"/>
             </w:rPr>
           </w:pPr>
-          <w:hyperlink w:anchor="_Toc229064768" w:history="1">
+          <w:hyperlink w:anchor="_Toc230275539" w:history="1">
             <w:r>
               <w:rPr>
                 <w:rStyle w:val="a3"/>
@@ -3497,7 +3497,7 @@
                 <w:noProof/>
                 <w:webHidden/>
               </w:rPr>
-              <w:instrText>PAGEREF _Toc229064768 \h</w:instrText>
+              <w:instrText>PAGEREF _Toc230275539 \h</w:instrText>
             </w:r>
             <w:r>
               <w:rPr>
@@ -3554,7 +3554,7 @@
               <w14:ligatures w14:val="standardContextual"/>
             </w:rPr>
           </w:pPr>
-          <w:hyperlink w:anchor="_Toc229064769" w:history="1">
+          <w:hyperlink w:anchor="_Toc230275540" w:history="1">
             <w:r>
               <w:rPr>
                 <w:rStyle w:val="a3"/>
@@ -3593,7 +3593,7 @@
                 <w:noProof/>
                 <w:webHidden/>
               </w:rPr>
-              <w:instrText>PAGEREF _Toc229064769 \h</w:instrText>
+              <w:instrText>PAGEREF _Toc230275540 \h</w:instrText>
             </w:r>
             <w:r>
               <w:rPr>
@@ -3650,7 +3650,7 @@
               <w14:ligatures w14:val="standardContextual"/>
             </w:rPr>
           </w:pPr>
-          <w:hyperlink w:anchor="_Toc229064770" w:history="1">
+          <w:hyperlink w:anchor="_Toc230275541" w:history="1">
             <w:r>
               <w:rPr>
                 <w:rStyle w:val="a3"/>
@@ -3689,7 +3689,7 @@
                 <w:noProof/>
                 <w:webHidden/>
               </w:rPr>
-              <w:instrText>PAGEREF _Toc229064770 \h</w:instrText>
+              <w:instrText>PAGEREF _Toc230275541 \h</w:instrText>
             </w:r>
             <w:r>
               <w:rPr>
@@ -3746,7 +3746,7 @@
               <w14:ligatures w14:val="standardContextual"/>
             </w:rPr>
           </w:pPr>
-          <w:hyperlink w:anchor="_Toc229064771" w:history="1">
+          <w:hyperlink w:anchor="_Toc230275542" w:history="1">
             <w:r>
               <w:rPr>
                 <w:rStyle w:val="a3"/>
@@ -3785,7 +3785,7 @@
                 <w:noProof/>
                 <w:webHidden/>
               </w:rPr>
-              <w:instrText>PAGEREF _Toc229064771 \h</w:instrText>
+              <w:instrText>PAGEREF _Toc230275542 \h</w:instrText>
             </w:r>
             <w:r>
               <w:rPr>
@@ -3842,7 +3842,7 @@
               <w14:ligatures w14:val="standardContextual"/>
             </w:rPr>
           </w:pPr>
-          <w:hyperlink w:anchor="_Toc229064772" w:history="1">
+          <w:hyperlink w:anchor="_Toc230275543" w:history="1">
             <w:r>
               <w:rPr>
                 <w:rStyle w:val="a3"/>
@@ -3881,7 +3881,7 @@
                 <w:noProof/>
                 <w:webHidden/>
               </w:rPr>
-              <w:instrText>PAGEREF _Toc229064772 \h</w:instrText>
+              <w:instrText>PAGEREF _Toc230275543 \h</w:instrText>
             </w:r>
             <w:r>
               <w:rPr>
@@ -3938,7 +3938,7 @@
               <w14:ligatures w14:val="standardContextual"/>
             </w:rPr>
           </w:pPr>
-          <w:hyperlink w:anchor="_Toc229064773" w:history="1">
+          <w:hyperlink w:anchor="_Toc230275544" w:history="1">
             <w:r>
               <w:rPr>
                 <w:rStyle w:val="a3"/>
@@ -3977,7 +3977,7 @@
                 <w:noProof/>
                 <w:webHidden/>
               </w:rPr>
-              <w:instrText>PAGEREF _Toc229064773 \h</w:instrText>
+              <w:instrText>PAGEREF _Toc230275544 \h</w:instrText>
             </w:r>
             <w:r>
               <w:rPr>
@@ -4034,7 +4034,7 @@
               <w14:ligatures w14:val="standardContextual"/>
             </w:rPr>
           </w:pPr>
-          <w:hyperlink w:anchor="_Toc229064774" w:history="1">
+          <w:hyperlink w:anchor="_Toc230275545" w:history="1">
             <w:r>
               <w:rPr>
                 <w:rStyle w:val="a3"/>
@@ -4073,7 +4073,7 @@
                 <w:noProof/>
                 <w:webHidden/>
               </w:rPr>
-              <w:instrText>PAGEREF _Toc229064774 \h</w:instrText>
+              <w:instrText>PAGEREF _Toc230275545 \h</w:instrText>
             </w:r>
             <w:r>
               <w:rPr>
@@ -4130,7 +4130,7 @@
               <w14:ligatures w14:val="standardContextual"/>
             </w:rPr>
           </w:pPr>
-          <w:hyperlink w:anchor="_Toc229064775" w:history="1">
+          <w:hyperlink w:anchor="_Toc230275546" w:history="1">
             <w:r>
               <w:rPr>
                 <w:rStyle w:val="a3"/>
@@ -4169,7 +4169,7 @@
                 <w:noProof/>
                 <w:webHidden/>
               </w:rPr>
-              <w:instrText>PAGEREF _Toc229064775 \h</w:instrText>
+              <w:instrText>PAGEREF _Toc230275546 \h</w:instrText>
             </w:r>
             <w:r>
               <w:rPr>
@@ -4226,7 +4226,7 @@
               <w14:ligatures w14:val="standardContextual"/>
             </w:rPr>
           </w:pPr>
-          <w:hyperlink w:anchor="_Toc229064776" w:history="1">
+          <w:hyperlink w:anchor="_Toc230275547" w:history="1">
             <w:r>
               <w:rPr>
                 <w:rStyle w:val="a3"/>
@@ -4265,7 +4265,7 @@
                 <w:noProof/>
                 <w:webHidden/>
               </w:rPr>
-              <w:instrText>PAGEREF _Toc229064776 \h</w:instrText>
+              <w:instrText>PAGEREF _Toc230275547 \h</w:instrText>
             </w:r>
             <w:r>
               <w:rPr>
@@ -4322,7 +4322,7 @@
               <w14:ligatures w14:val="standardContextual"/>
             </w:rPr>
           </w:pPr>
-          <w:hyperlink w:anchor="_Toc229064777" w:history="1">
+          <w:hyperlink w:anchor="_Toc230275548" w:history="1">
             <w:r>
               <w:rPr>
                 <w:rStyle w:val="a3"/>
@@ -4361,7 +4361,7 @@
                 <w:noProof/>
                 <w:webHidden/>
               </w:rPr>
-              <w:instrText>PAGEREF _Toc229064777 \h</w:instrText>
+              <w:instrText>PAGEREF _Toc230275548 \h</w:instrText>
             </w:r>
             <w:r>
               <w:rPr>
@@ -4418,7 +4418,7 @@
               <w14:ligatures w14:val="standardContextual"/>
             </w:rPr>
           </w:pPr>
-          <w:hyperlink w:anchor="_Toc229064778" w:history="1">
+          <w:hyperlink w:anchor="_Toc230275549" w:history="1">
             <w:r>
               <w:rPr>
                 <w:rStyle w:val="a3"/>
@@ -4457,7 +4457,7 @@
                 <w:noProof/>
                 <w:webHidden/>
               </w:rPr>
-              <w:instrText>PAGEREF _Toc229064778 \h</w:instrText>
+              <w:instrText>PAGEREF _Toc230275549 \h</w:instrText>
             </w:r>
             <w:r>
               <w:rPr>
@@ -4514,7 +4514,7 @@
               <w14:ligatures w14:val="standardContextual"/>
             </w:rPr>
           </w:pPr>
-          <w:hyperlink w:anchor="_Toc229064779" w:history="1">
+          <w:hyperlink w:anchor="_Toc230275550" w:history="1">
             <w:r>
               <w:rPr>
                 <w:rStyle w:val="a3"/>
@@ -4553,7 +4553,7 @@
                 <w:noProof/>
                 <w:webHidden/>
               </w:rPr>
-              <w:instrText>PAGEREF _Toc229064779 \h</w:instrText>
+              <w:instrText>PAGEREF _Toc230275550 \h</w:instrText>
             </w:r>
             <w:r>
               <w:rPr>
@@ -4610,7 +4610,7 @@
               <w14:ligatures w14:val="standardContextual"/>
             </w:rPr>
           </w:pPr>
-          <w:hyperlink w:anchor="_Toc229064780" w:history="1">
+          <w:hyperlink w:anchor="_Toc230275551" w:history="1">
             <w:r>
               <w:rPr>
                 <w:rStyle w:val="a3"/>
@@ -4649,7 +4649,7 @@
                 <w:noProof/>
                 <w:webHidden/>
               </w:rPr>
-              <w:instrText>PAGEREF _Toc229064780 \h</w:instrText>
+              <w:instrText>PAGEREF _Toc230275551 \h</w:instrText>
             </w:r>
             <w:r>
               <w:rPr>
@@ -4706,7 +4706,7 @@
               <w14:ligatures w14:val="standardContextual"/>
             </w:rPr>
           </w:pPr>
-          <w:hyperlink w:anchor="_Toc229064781" w:history="1">
+          <w:hyperlink w:anchor="_Toc230275552" w:history="1">
             <w:r>
               <w:rPr>
                 <w:rStyle w:val="a3"/>
@@ -4745,7 +4745,7 @@
                 <w:noProof/>
                 <w:webHidden/>
               </w:rPr>
-              <w:instrText>PAGEREF _Toc229064781 \h</w:instrText>
+              <w:instrText>PAGEREF _Toc230275552 \h</w:instrText>
             </w:r>
             <w:r>
               <w:rPr>
@@ -4802,7 +4802,7 @@
               <w14:ligatures w14:val="standardContextual"/>
             </w:rPr>
           </w:pPr>
-          <w:hyperlink w:anchor="_Toc229064782" w:history="1">
+          <w:hyperlink w:anchor="_Toc230275553" w:history="1">
             <w:r>
               <w:rPr>
                 <w:rStyle w:val="a3"/>
@@ -4841,7 +4841,7 @@
                 <w:noProof/>
                 <w:webHidden/>
               </w:rPr>
-              <w:instrText>PAGEREF _Toc229064782 \h</w:instrText>
+              <w:instrText>PAGEREF _Toc230275553 \h</w:instrText>
             </w:r>
             <w:r>
               <w:rPr>
@@ -4898,7 +4898,7 @@
               <w14:ligatures w14:val="standardContextual"/>
             </w:rPr>
           </w:pPr>
-          <w:hyperlink w:anchor="_Toc229064783" w:history="1">
+          <w:hyperlink w:anchor="_Toc230275554" w:history="1">
             <w:r>
               <w:rPr>
                 <w:rStyle w:val="a3"/>
@@ -4937,7 +4937,7 @@
                 <w:noProof/>
                 <w:webHidden/>
               </w:rPr>
-              <w:instrText>PAGEREF _Toc229064783 \h</w:instrText>
+              <w:instrText>PAGEREF _Toc230275554 \h</w:instrText>
             </w:r>
             <w:r>
               <w:rPr>
@@ -4994,7 +4994,7 @@
               <w14:ligatures w14:val="standardContextual"/>
             </w:rPr>
           </w:pPr>
-          <w:hyperlink w:anchor="_Toc229064784" w:history="1">
+          <w:hyperlink w:anchor="_Toc230275555" w:history="1">
             <w:r>
               <w:rPr>
                 <w:rStyle w:val="a3"/>
@@ -5033,7 +5033,7 @@
                 <w:noProof/>
                 <w:webHidden/>
               </w:rPr>
-              <w:instrText>PAGEREF _Toc229064784 \h</w:instrText>
+              <w:instrText>PAGEREF _Toc230275555 \h</w:instrText>
             </w:r>
             <w:r>
               <w:rPr>
@@ -5090,7 +5090,7 @@
               <w14:ligatures w14:val="standardContextual"/>
             </w:rPr>
           </w:pPr>
-          <w:hyperlink w:anchor="_Toc229064785" w:history="1">
+          <w:hyperlink w:anchor="_Toc230275556" w:history="1">
             <w:r>
               <w:rPr>
                 <w:rStyle w:val="a3"/>
@@ -5129,7 +5129,7 @@
                 <w:noProof/>
                 <w:webHidden/>
               </w:rPr>
-              <w:instrText>PAGEREF _Toc229064785 \h</w:instrText>
+              <w:instrText>PAGEREF _Toc230275556 \h</w:instrText>
             </w:r>
             <w:r>
               <w:rPr>
@@ -5186,7 +5186,7 @@
               <w14:ligatures w14:val="standardContextual"/>
             </w:rPr>
           </w:pPr>
-          <w:hyperlink w:anchor="_Toc229064786" w:history="1">
+          <w:hyperlink w:anchor="_Toc230275557" w:history="1">
             <w:r>
               <w:rPr>
                 <w:rStyle w:val="a3"/>
@@ -5225,7 +5225,7 @@
                 <w:noProof/>
                 <w:webHidden/>
               </w:rPr>
-              <w:instrText>PAGEREF _Toc229064786 \h</w:instrText>
+              <w:instrText>PAGEREF _Toc230275557 \h</w:instrText>
             </w:r>
             <w:r>
               <w:rPr>
@@ -5282,7 +5282,7 @@
               <w14:ligatures w14:val="standardContextual"/>
             </w:rPr>
           </w:pPr>
-          <w:hyperlink w:anchor="_Toc229064787" w:history="1">
+          <w:hyperlink w:anchor="_Toc230275558" w:history="1">
             <w:r>
               <w:rPr>
                 <w:rStyle w:val="a3"/>
@@ -5321,7 +5321,7 @@
                 <w:noProof/>
                 <w:webHidden/>
               </w:rPr>
-              <w:instrText>PAGEREF _Toc229064787 \h</w:instrText>
+              <w:instrText>PAGEREF _Toc230275558 \h</w:instrText>
             </w:r>
             <w:r>
               <w:rPr>
@@ -5378,7 +5378,7 @@
               <w14:ligatures w14:val="standardContextual"/>
             </w:rPr>
           </w:pPr>
-          <w:hyperlink w:anchor="_Toc229064788" w:history="1">
+          <w:hyperlink w:anchor="_Toc230275559" w:history="1">
             <w:r>
               <w:rPr>
                 <w:rStyle w:val="a3"/>
@@ -5417,7 +5417,7 @@
                 <w:noProof/>
                 <w:webHidden/>
               </w:rPr>
-              <w:instrText>PAGEREF _Toc229064788 \h</w:instrText>
+              <w:instrText>PAGEREF _Toc230275559 \h</w:instrText>
             </w:r>
             <w:r>
               <w:rPr>
@@ -5474,7 +5474,7 @@
               <w14:ligatures w14:val="standardContextual"/>
             </w:rPr>
           </w:pPr>
-          <w:hyperlink w:anchor="_Toc229064789" w:history="1">
+          <w:hyperlink w:anchor="_Toc230275560" w:history="1">
             <w:r>
               <w:rPr>
                 <w:rStyle w:val="a3"/>
@@ -5513,7 +5513,7 @@
                 <w:noProof/>
                 <w:webHidden/>
               </w:rPr>
-              <w:instrText>PAGEREF _Toc229064789 \h</w:instrText>
+              <w:instrText>PAGEREF _Toc230275560 \h</w:instrText>
             </w:r>
             <w:r>
               <w:rPr>
@@ -5570,7 +5570,7 @@
               <w14:ligatures w14:val="standardContextual"/>
             </w:rPr>
           </w:pPr>
-          <w:hyperlink w:anchor="_Toc229064790" w:history="1">
+          <w:hyperlink w:anchor="_Toc230275561" w:history="1">
             <w:r>
               <w:rPr>
                 <w:rStyle w:val="a3"/>
@@ -5609,7 +5609,7 @@
                 <w:noProof/>
                 <w:webHidden/>
               </w:rPr>
-              <w:instrText>PAGEREF _Toc229064790 \h</w:instrText>
+              <w:instrText>PAGEREF _Toc230275561 \h</w:instrText>
             </w:r>
             <w:r>
               <w:rPr>
@@ -5666,7 +5666,7 @@
               <w14:ligatures w14:val="standardContextual"/>
             </w:rPr>
           </w:pPr>
-          <w:hyperlink w:anchor="_Toc229064791" w:history="1">
+          <w:hyperlink w:anchor="_Toc230275562" w:history="1">
             <w:r>
               <w:rPr>
                 <w:rStyle w:val="a3"/>
@@ -5705,7 +5705,7 @@
                 <w:noProof/>
                 <w:webHidden/>
               </w:rPr>
-              <w:instrText>PAGEREF _Toc229064791 \h</w:instrText>
+              <w:instrText>PAGEREF _Toc230275562 \h</w:instrText>
             </w:r>
             <w:r>
               <w:rPr>
@@ -5762,7 +5762,7 @@
               <w14:ligatures w14:val="standardContextual"/>
             </w:rPr>
           </w:pPr>
-          <w:hyperlink w:anchor="_Toc229064792" w:history="1">
+          <w:hyperlink w:anchor="_Toc230275563" w:history="1">
             <w:r>
               <w:rPr>
                 <w:rStyle w:val="a3"/>
@@ -5801,7 +5801,7 @@
                 <w:noProof/>
                 <w:webHidden/>
               </w:rPr>
-              <w:instrText>PAGEREF _Toc229064792 \h</w:instrText>
+              <w:instrText>PAGEREF _Toc230275563 \h</w:instrText>
             </w:r>
             <w:r>
               <w:rPr>
@@ -5858,7 +5858,7 @@
               <w14:ligatures w14:val="standardContextual"/>
             </w:rPr>
           </w:pPr>
-          <w:hyperlink w:anchor="_Toc229064793" w:history="1">
+          <w:hyperlink w:anchor="_Toc230275564" w:history="1">
             <w:r>
               <w:rPr>
                 <w:rStyle w:val="a3"/>
@@ -5897,7 +5897,7 @@
                 <w:noProof/>
                 <w:webHidden/>
               </w:rPr>
-              <w:instrText>PAGEREF _Toc229064793 \h</w:instrText>
+              <w:instrText>PAGEREF _Toc230275564 \h</w:instrText>
             </w:r>
             <w:r>
               <w:rPr>
@@ -5954,7 +5954,7 @@
               <w14:ligatures w14:val="standardContextual"/>
             </w:rPr>
           </w:pPr>
-          <w:hyperlink w:anchor="_Toc229064794" w:history="1">
+          <w:hyperlink w:anchor="_Toc230275565" w:history="1">
             <w:r>
               <w:rPr>
                 <w:rStyle w:val="a3"/>
@@ -5993,7 +5993,7 @@
                 <w:noProof/>
                 <w:webHidden/>
               </w:rPr>
-              <w:instrText>PAGEREF _Toc229064794 \h</w:instrText>
+              <w:instrText>PAGEREF _Toc230275565 \h</w:instrText>
             </w:r>
             <w:r>
               <w:rPr>
@@ -6050,7 +6050,7 @@
               <w14:ligatures w14:val="standardContextual"/>
             </w:rPr>
           </w:pPr>
-          <w:hyperlink w:anchor="_Toc229064795" w:history="1">
+          <w:hyperlink w:anchor="_Toc230275566" w:history="1">
             <w:r>
               <w:rPr>
                 <w:rStyle w:val="a3"/>
@@ -6089,7 +6089,7 @@
                 <w:noProof/>
                 <w:webHidden/>
               </w:rPr>
-              <w:instrText>PAGEREF _Toc229064795 \h</w:instrText>
+              <w:instrText>PAGEREF _Toc230275566 \h</w:instrText>
             </w:r>
             <w:r>
               <w:rPr>
@@ -6146,7 +6146,7 @@
               <w14:ligatures w14:val="standardContextual"/>
             </w:rPr>
           </w:pPr>
-          <w:hyperlink w:anchor="_Toc229064796" w:history="1">
+          <w:hyperlink w:anchor="_Toc230275567" w:history="1">
             <w:r>
               <w:rPr>
                 <w:rStyle w:val="a3"/>
@@ -6185,7 +6185,7 @@
                 <w:noProof/>
                 <w:webHidden/>
               </w:rPr>
-              <w:instrText>PAGEREF _Toc229064796 \h</w:instrText>
+              <w:instrText>PAGEREF _Toc230275567 \h</w:instrText>
             </w:r>
             <w:r>
               <w:rPr>
@@ -6242,7 +6242,7 @@
               <w14:ligatures w14:val="standardContextual"/>
             </w:rPr>
           </w:pPr>
-          <w:hyperlink w:anchor="_Toc229064797" w:history="1">
+          <w:hyperlink w:anchor="_Toc230275568" w:history="1">
             <w:r>
               <w:rPr>
                 <w:rStyle w:val="a3"/>
@@ -6281,7 +6281,7 @@
                 <w:noProof/>
                 <w:webHidden/>
               </w:rPr>
-              <w:instrText>PAGEREF _Toc229064797 \h</w:instrText>
+              <w:instrText>PAGEREF _Toc230275568 \h</w:instrText>
             </w:r>
             <w:r>
               <w:rPr>
@@ -6338,7 +6338,7 @@
               <w14:ligatures w14:val="standardContextual"/>
             </w:rPr>
           </w:pPr>
-          <w:hyperlink w:anchor="_Toc229064798" w:history="1">
+          <w:hyperlink w:anchor="_Toc230275569" w:history="1">
             <w:r>
               <w:rPr>
                 <w:rStyle w:val="a3"/>
@@ -6377,7 +6377,7 @@
                 <w:noProof/>
                 <w:webHidden/>
               </w:rPr>
-              <w:instrText>PAGEREF _Toc229064798 \h</w:instrText>
+              <w:instrText>PAGEREF _Toc230275569 \h</w:instrText>
             </w:r>
             <w:r>
               <w:rPr>
@@ -6434,7 +6434,7 @@
               <w14:ligatures w14:val="standardContextual"/>
             </w:rPr>
           </w:pPr>
-          <w:hyperlink w:anchor="_Toc229064799" w:history="1">
+          <w:hyperlink w:anchor="_Toc230275570" w:history="1">
             <w:r>
               <w:rPr>
                 <w:rStyle w:val="a3"/>
@@ -6473,7 +6473,7 @@
                 <w:noProof/>
                 <w:webHidden/>
               </w:rPr>
-              <w:instrText>PAGEREF _Toc229064799 \h</w:instrText>
+              <w:instrText>PAGEREF _Toc230275570 \h</w:instrText>
             </w:r>
             <w:r>
               <w:rPr>
@@ -6530,7 +6530,7 @@
               <w14:ligatures w14:val="standardContextual"/>
             </w:rPr>
           </w:pPr>
-          <w:hyperlink w:anchor="_Toc229064800" w:history="1">
+          <w:hyperlink w:anchor="_Toc230275571" w:history="1">
             <w:r>
               <w:rPr>
                 <w:rStyle w:val="a3"/>
@@ -6569,7 +6569,7 @@
                 <w:noProof/>
                 <w:webHidden/>
               </w:rPr>
-              <w:instrText>PAGEREF _Toc229064800 \h</w:instrText>
+              <w:instrText>PAGEREF _Toc230275571 \h</w:instrText>
             </w:r>
             <w:r>
               <w:rPr>
@@ -6626,7 +6626,7 @@
               <w14:ligatures w14:val="standardContextual"/>
             </w:rPr>
           </w:pPr>
-          <w:hyperlink w:anchor="_Toc229064801" w:history="1">
+          <w:hyperlink w:anchor="_Toc230275572" w:history="1">
             <w:r>
               <w:rPr>
                 <w:rStyle w:val="a3"/>
@@ -6665,7 +6665,7 @@
                 <w:noProof/>
                 <w:webHidden/>
               </w:rPr>
-              <w:instrText>PAGEREF _Toc229064801 \h</w:instrText>
+              <w:instrText>PAGEREF _Toc230275572 \h</w:instrText>
             </w:r>
             <w:r>
               <w:rPr>
@@ -6722,7 +6722,7 @@
               <w14:ligatures w14:val="standardContextual"/>
             </w:rPr>
           </w:pPr>
-          <w:hyperlink w:anchor="_Toc229064802" w:history="1">
+          <w:hyperlink w:anchor="_Toc230275573" w:history="1">
             <w:r>
               <w:rPr>
                 <w:rStyle w:val="a3"/>
@@ -6761,7 +6761,7 @@
                 <w:noProof/>
                 <w:webHidden/>
               </w:rPr>
-              <w:instrText>PAGEREF _Toc229064802 \h</w:instrText>
+              <w:instrText>PAGEREF _Toc230275573 \h</w:instrText>
             </w:r>
             <w:r>
               <w:rPr>
@@ -6818,7 +6818,7 @@
               <w14:ligatures w14:val="standardContextual"/>
             </w:rPr>
           </w:pPr>
-          <w:hyperlink w:anchor="_Toc229064803" w:history="1">
+          <w:hyperlink w:anchor="_Toc230275574" w:history="1">
             <w:r>
               <w:rPr>
                 <w:rStyle w:val="a3"/>
@@ -6857,7 +6857,7 @@
                 <w:noProof/>
                 <w:webHidden/>
               </w:rPr>
-              <w:instrText>PAGEREF _Toc229064803 \h</w:instrText>
+              <w:instrText>PAGEREF _Toc230275574 \h</w:instrText>
             </w:r>
             <w:r>
               <w:rPr>
@@ -6914,7 +6914,7 @@
               <w14:ligatures w14:val="standardContextual"/>
             </w:rPr>
           </w:pPr>
-          <w:hyperlink w:anchor="_Toc229064804" w:history="1">
+          <w:hyperlink w:anchor="_Toc230275575" w:history="1">
             <w:r>
               <w:rPr>
                 <w:rStyle w:val="a3"/>
@@ -6953,7 +6953,7 @@
                 <w:noProof/>
                 <w:webHidden/>
               </w:rPr>
-              <w:instrText>PAGEREF _Toc229064804 \h</w:instrText>
+              <w:instrText>PAGEREF _Toc230275575 \h</w:instrText>
             </w:r>
             <w:r>
               <w:rPr>
@@ -7010,7 +7010,7 @@
               <w14:ligatures w14:val="standardContextual"/>
             </w:rPr>
           </w:pPr>
-          <w:hyperlink w:anchor="_Toc229064805" w:history="1">
+          <w:hyperlink w:anchor="_Toc230275576" w:history="1">
             <w:r>
               <w:rPr>
                 <w:rStyle w:val="a3"/>
@@ -7049,7 +7049,7 @@
                 <w:noProof/>
                 <w:webHidden/>
               </w:rPr>
-              <w:instrText>PAGEREF _Toc229064805 \h</w:instrText>
+              <w:instrText>PAGEREF _Toc230275576 \h</w:instrText>
             </w:r>
             <w:r>
               <w:rPr>
@@ -7106,7 +7106,7 @@
               <w14:ligatures w14:val="standardContextual"/>
             </w:rPr>
           </w:pPr>
-          <w:hyperlink w:anchor="_Toc229064806" w:history="1">
+          <w:hyperlink w:anchor="_Toc230275577" w:history="1">
             <w:r>
               <w:rPr>
                 <w:rStyle w:val="a3"/>
@@ -7145,7 +7145,7 @@
                 <w:noProof/>
                 <w:webHidden/>
               </w:rPr>
-              <w:instrText>PAGEREF _Toc229064806 \h</w:instrText>
+              <w:instrText>PAGEREF _Toc230275577 \h</w:instrText>
             </w:r>
             <w:r>
               <w:rPr>
@@ -7202,7 +7202,7 @@
               <w14:ligatures w14:val="standardContextual"/>
             </w:rPr>
           </w:pPr>
-          <w:hyperlink w:anchor="_Toc229064807" w:history="1">
+          <w:hyperlink w:anchor="_Toc230275578" w:history="1">
             <w:r>
               <w:rPr>
                 <w:rStyle w:val="a3"/>
@@ -7241,7 +7241,7 @@
                 <w:noProof/>
                 <w:webHidden/>
               </w:rPr>
-              <w:instrText>PAGEREF _Toc229064807 \h</w:instrText>
+              <w:instrText>PAGEREF _Toc230275578 \h</w:instrText>
             </w:r>
             <w:r>
               <w:rPr>
@@ -7298,7 +7298,7 @@
               <w14:ligatures w14:val="standardContextual"/>
             </w:rPr>
           </w:pPr>
-          <w:hyperlink w:anchor="_Toc229064808" w:history="1">
+          <w:hyperlink w:anchor="_Toc230275579" w:history="1">
             <w:r>
               <w:rPr>
                 <w:rStyle w:val="a3"/>
@@ -7337,7 +7337,7 @@
                 <w:noProof/>
                 <w:webHidden/>
               </w:rPr>
-              <w:instrText>PAGEREF _Toc229064808 \h</w:instrText>
+              <w:instrText>PAGEREF _Toc230275579 \h</w:instrText>
             </w:r>
             <w:r>
               <w:rPr>
@@ -7394,7 +7394,7 @@
               <w14:ligatures w14:val="standardContextual"/>
             </w:rPr>
           </w:pPr>
-          <w:hyperlink w:anchor="_Toc229064809" w:history="1">
+          <w:hyperlink w:anchor="_Toc230275580" w:history="1">
             <w:r>
               <w:rPr>
                 <w:rStyle w:val="a3"/>
@@ -7433,7 +7433,7 @@
                 <w:noProof/>
                 <w:webHidden/>
               </w:rPr>
-              <w:instrText>PAGEREF _Toc229064809 \h</w:instrText>
+              <w:instrText>PAGEREF _Toc230275580 \h</w:instrText>
             </w:r>
             <w:r>
               <w:rPr>
@@ -7490,7 +7490,7 @@
               <w14:ligatures w14:val="standardContextual"/>
             </w:rPr>
           </w:pPr>
-          <w:hyperlink w:anchor="_Toc229064810" w:history="1">
+          <w:hyperlink w:anchor="_Toc230275581" w:history="1">
             <w:r>
               <w:rPr>
                 <w:rStyle w:val="a3"/>
@@ -7529,7 +7529,7 @@
                 <w:noProof/>
                 <w:webHidden/>
               </w:rPr>
-              <w:instrText>PAGEREF _Toc229064810 \h</w:instrText>
+              <w:instrText>PAGEREF _Toc230275581 \h</w:instrText>
             </w:r>
             <w:r>
               <w:rPr>
@@ -7586,7 +7586,7 @@
               <w14:ligatures w14:val="standardContextual"/>
             </w:rPr>
           </w:pPr>
-          <w:hyperlink w:anchor="_Toc229064811" w:history="1">
+          <w:hyperlink w:anchor="_Toc230275582" w:history="1">
             <w:r>
               <w:rPr>
                 <w:rStyle w:val="a3"/>
@@ -7625,7 +7625,7 @@
                 <w:noProof/>
                 <w:webHidden/>
               </w:rPr>
-              <w:instrText>PAGEREF _Toc229064811 \h</w:instrText>
+              <w:instrText>PAGEREF _Toc230275582 \h</w:instrText>
             </w:r>
             <w:r>
               <w:rPr>
@@ -7682,7 +7682,7 @@
               <w14:ligatures w14:val="standardContextual"/>
             </w:rPr>
           </w:pPr>
-          <w:hyperlink w:anchor="_Toc229064812" w:history="1">
+          <w:hyperlink w:anchor="_Toc230275583" w:history="1">
             <w:r>
               <w:rPr>
                 <w:rStyle w:val="a3"/>
@@ -7721,7 +7721,7 @@
                 <w:noProof/>
                 <w:webHidden/>
               </w:rPr>
-              <w:instrText>PAGEREF _Toc229064812 \h</w:instrText>
+              <w:instrText>PAGEREF _Toc230275583 \h</w:instrText>
             </w:r>
             <w:r>
               <w:rPr>
@@ -7778,7 +7778,7 @@
               <w14:ligatures w14:val="standardContextual"/>
             </w:rPr>
           </w:pPr>
-          <w:hyperlink w:anchor="_Toc229064813" w:history="1">
+          <w:hyperlink w:anchor="_Toc230275584" w:history="1">
             <w:r>
               <w:rPr>
                 <w:rStyle w:val="a3"/>
@@ -7817,7 +7817,7 @@
                 <w:noProof/>
                 <w:webHidden/>
               </w:rPr>
-              <w:instrText>PAGEREF _Toc229064813 \h</w:instrText>
+              <w:instrText>PAGEREF _Toc230275584 \h</w:instrText>
             </w:r>
             <w:r>
               <w:rPr>
@@ -7874,7 +7874,7 @@
               <w14:ligatures w14:val="standardContextual"/>
             </w:rPr>
           </w:pPr>
-          <w:hyperlink w:anchor="_Toc229064814" w:history="1">
+          <w:hyperlink w:anchor="_Toc230275585" w:history="1">
             <w:r>
               <w:rPr>
                 <w:rStyle w:val="a3"/>
@@ -7913,7 +7913,7 @@
                 <w:noProof/>
                 <w:webHidden/>
               </w:rPr>
-              <w:instrText>PAGEREF _Toc229064814 \h</w:instrText>
+              <w:instrText>PAGEREF _Toc230275585 \h</w:instrText>
             </w:r>
             <w:r>
               <w:rPr>
@@ -7970,7 +7970,7 @@
               <w14:ligatures w14:val="standardContextual"/>
             </w:rPr>
           </w:pPr>
-          <w:hyperlink w:anchor="_Toc229064815" w:history="1">
+          <w:hyperlink w:anchor="_Toc230275586" w:history="1">
             <w:r>
               <w:rPr>
                 <w:rStyle w:val="a3"/>
@@ -8009,7 +8009,7 @@
                 <w:noProof/>
                 <w:webHidden/>
               </w:rPr>
-              <w:instrText>PAGEREF _Toc229064815 \h</w:instrText>
+              <w:instrText>PAGEREF _Toc230275586 \h</w:instrText>
             </w:r>
             <w:r>
               <w:rPr>
@@ -8066,7 +8066,7 @@
               <w14:ligatures w14:val="standardContextual"/>
             </w:rPr>
           </w:pPr>
-          <w:hyperlink w:anchor="_Toc229064816" w:history="1">
+          <w:hyperlink w:anchor="_Toc230275587" w:history="1">
             <w:r>
               <w:rPr>
                 <w:rStyle w:val="a3"/>
@@ -8105,7 +8105,7 @@
                 <w:noProof/>
                 <w:webHidden/>
               </w:rPr>
-              <w:instrText>PAGEREF _Toc229064816 \h</w:instrText>
+              <w:instrText>PAGEREF _Toc230275587 \h</w:instrText>
             </w:r>
             <w:r>
               <w:rPr>
@@ -8162,7 +8162,7 @@
               <w14:ligatures w14:val="standardContextual"/>
             </w:rPr>
           </w:pPr>
-          <w:hyperlink w:anchor="_Toc229064817" w:history="1">
+          <w:hyperlink w:anchor="_Toc230275588" w:history="1">
             <w:r>
               <w:rPr>
                 <w:rStyle w:val="a3"/>
@@ -8201,7 +8201,7 @@
                 <w:noProof/>
                 <w:webHidden/>
               </w:rPr>
-              <w:instrText>PAGEREF _Toc229064817 \h</w:instrText>
+              <w:instrText>PAGEREF _Toc230275588 \h</w:instrText>
             </w:r>
             <w:r>
               <w:rPr>
@@ -8258,7 +8258,7 @@
               <w14:ligatures w14:val="standardContextual"/>
             </w:rPr>
           </w:pPr>
-          <w:hyperlink w:anchor="_Toc229064818" w:history="1">
+          <w:hyperlink w:anchor="_Toc230275589" w:history="1">
             <w:r>
               <w:rPr>
                 <w:rStyle w:val="a3"/>
@@ -8297,7 +8297,7 @@
                 <w:noProof/>
                 <w:webHidden/>
               </w:rPr>
-              <w:instrText>PAGEREF _Toc229064818 \h</w:instrText>
+              <w:instrText>PAGEREF _Toc230275589 \h</w:instrText>
             </w:r>
             <w:r>
               <w:rPr>
@@ -8354,7 +8354,7 @@
               <w14:ligatures w14:val="standardContextual"/>
             </w:rPr>
           </w:pPr>
-          <w:hyperlink w:anchor="_Toc229064819" w:history="1">
+          <w:hyperlink w:anchor="_Toc230275590" w:history="1">
             <w:r>
               <w:rPr>
                 <w:rStyle w:val="a3"/>
@@ -8393,7 +8393,7 @@
                 <w:noProof/>
                 <w:webHidden/>
               </w:rPr>
-              <w:instrText>PAGEREF _Toc229064819 \h</w:instrText>
+              <w:instrText>PAGEREF _Toc230275590 \h</w:instrText>
             </w:r>
             <w:r>
               <w:rPr>
@@ -8450,7 +8450,7 @@
               <w14:ligatures w14:val="standardContextual"/>
             </w:rPr>
           </w:pPr>
-          <w:hyperlink w:anchor="_Toc229064820" w:history="1">
+          <w:hyperlink w:anchor="_Toc230275591" w:history="1">
             <w:r>
               <w:rPr>
                 <w:rStyle w:val="a3"/>
@@ -8489,7 +8489,7 @@
                 <w:noProof/>
                 <w:webHidden/>
               </w:rPr>
-              <w:instrText>PAGEREF _Toc229064820 \h</w:instrText>
+              <w:instrText>PAGEREF _Toc230275591 \h</w:instrText>
             </w:r>
             <w:r>
               <w:rPr>
@@ -8546,7 +8546,7 @@
               <w14:ligatures w14:val="standardContextual"/>
             </w:rPr>
           </w:pPr>
-          <w:hyperlink w:anchor="_Toc229064821" w:history="1">
+          <w:hyperlink w:anchor="_Toc230275592" w:history="1">
             <w:r>
               <w:rPr>
                 <w:rStyle w:val="a3"/>
@@ -8585,7 +8585,7 @@
                 <w:noProof/>
                 <w:webHidden/>
               </w:rPr>
-              <w:instrText>PAGEREF _Toc229064821 \h</w:instrText>
+              <w:instrText>PAGEREF _Toc230275592 \h</w:instrText>
             </w:r>
             <w:r>
               <w:rPr>
@@ -8642,7 +8642,7 @@
               <w14:ligatures w14:val="standardContextual"/>
             </w:rPr>
           </w:pPr>
-          <w:hyperlink w:anchor="_Toc229064822" w:history="1">
+          <w:hyperlink w:anchor="_Toc230275593" w:history="1">
             <w:r>
               <w:rPr>
                 <w:rStyle w:val="a3"/>
@@ -8681,7 +8681,7 @@
                 <w:noProof/>
                 <w:webHidden/>
               </w:rPr>
-              <w:instrText>PAGEREF _Toc229064822 \h</w:instrText>
+              <w:instrText>PAGEREF _Toc230275593 \h</w:instrText>
             </w:r>
             <w:r>
               <w:rPr>
@@ -8738,7 +8738,7 @@
               <w14:ligatures w14:val="standardContextual"/>
             </w:rPr>
           </w:pPr>
-          <w:hyperlink w:anchor="_Toc229064823" w:history="1">
+          <w:hyperlink w:anchor="_Toc230275594" w:history="1">
             <w:r>
               <w:rPr>
                 <w:rStyle w:val="a3"/>
@@ -8777,7 +8777,7 @@
                 <w:noProof/>
                 <w:webHidden/>
               </w:rPr>
-              <w:instrText>PAGEREF _Toc229064823 \h</w:instrText>
+              <w:instrText>PAGEREF _Toc230275594 \h</w:instrText>
             </w:r>
             <w:r>
               <w:rPr>
@@ -8834,7 +8834,7 @@
               <w14:ligatures w14:val="standardContextual"/>
             </w:rPr>
           </w:pPr>
-          <w:hyperlink w:anchor="_Toc229064824" w:history="1">
+          <w:hyperlink w:anchor="_Toc230275595" w:history="1">
             <w:r>
               <w:rPr>
                 <w:rStyle w:val="a3"/>
@@ -8873,7 +8873,7 @@
                 <w:noProof/>
                 <w:webHidden/>
               </w:rPr>
-              <w:instrText>PAGEREF _Toc229064824 \h</w:instrText>
+              <w:instrText>PAGEREF _Toc230275595 \h</w:instrText>
             </w:r>
             <w:r>
               <w:rPr>
@@ -8905,6 +8905,1446 @@
                 <w:webHidden/>
               </w:rPr>
               <w:t>26</w:t>
+            </w:r>
+            <w:r>
+              <w:rPr>
+                <w:rFonts w:ascii="宋体" w:eastAsia="宋体" w:hAnsi="宋体" w:hint="eastAsia"/>
+                <w:noProof/>
+                <w:webHidden/>
+              </w:rPr>
+              <w:fldChar w:fldCharType="end"/>
+            </w:r>
+          </w:hyperlink>
+        </w:p>
+        <w:p>
+          <w:pPr>
+            <w:pStyle w:val="TOC1"/>
+            <w:tabs>
+              <w:tab w:val="right" w:leader="dot" w:pos="8296"/>
+            </w:tabs>
+            <w:rPr>
+              <w:rFonts w:ascii="宋体" w:eastAsia="宋体" w:hAnsi="宋体" w:hint="eastAsia"/>
+              <w:noProof/>
+              <w:sz w:val="22"/>
+              <w:szCs w:val="24"/>
+              <w14:ligatures w14:val="standardContextual"/>
+            </w:rPr>
+          </w:pPr>
+          <w:hyperlink w:anchor="_Toc230275596" w:history="1">
+            <w:r>
+              <w:rPr>
+                <w:rStyle w:val="a3"/>
+                <w:rFonts w:ascii="宋体" w:eastAsia="宋体" w:hAnsi="宋体"/>
+                <w:noProof/>
+              </w:rPr>
+              <w:t>第八讲 中美“入世”谈判与区域自贸谈判</w:t>
+            </w:r>
+            <w:r>
+              <w:rPr>
+                <w:rFonts w:ascii="宋体" w:eastAsia="宋体" w:hAnsi="宋体" w:hint="eastAsia"/>
+                <w:noProof/>
+                <w:webHidden/>
+              </w:rPr>
+              <w:tab/>
+            </w:r>
+            <w:r>
+              <w:rPr>
+                <w:rFonts w:ascii="宋体" w:eastAsia="宋体" w:hAnsi="宋体" w:hint="eastAsia"/>
+                <w:noProof/>
+                <w:webHidden/>
+              </w:rPr>
+              <w:fldChar w:fldCharType="begin"/>
+            </w:r>
+            <w:r>
+              <w:rPr>
+                <w:rFonts w:ascii="宋体" w:eastAsia="宋体" w:hAnsi="宋体" w:hint="eastAsia"/>
+                <w:noProof/>
+                <w:webHidden/>
+              </w:rPr>
+              <w:instrText xml:space="preserve"> </w:instrText>
+            </w:r>
+            <w:r>
+              <w:rPr>
+                <w:rFonts w:ascii="宋体" w:eastAsia="宋体" w:hAnsi="宋体"/>
+                <w:noProof/>
+                <w:webHidden/>
+              </w:rPr>
+              <w:instrText>PAGEREF _Toc230275596 \h</w:instrText>
+            </w:r>
+            <w:r>
+              <w:rPr>
+                <w:rFonts w:ascii="宋体" w:eastAsia="宋体" w:hAnsi="宋体" w:hint="eastAsia"/>
+                <w:noProof/>
+                <w:webHidden/>
+              </w:rPr>
+              <w:instrText xml:space="preserve"> </w:instrText>
+            </w:r>
+            <w:r>
+              <w:rPr>
+                <w:rFonts w:ascii="宋体" w:eastAsia="宋体" w:hAnsi="宋体" w:hint="eastAsia"/>
+                <w:noProof/>
+                <w:webHidden/>
+              </w:rPr>
+            </w:r>
+            <w:r>
+              <w:rPr>
+                <w:rFonts w:ascii="宋体" w:eastAsia="宋体" w:hAnsi="宋体" w:hint="eastAsia"/>
+                <w:noProof/>
+                <w:webHidden/>
+              </w:rPr>
+              <w:fldChar w:fldCharType="separate"/>
+            </w:r>
+            <w:r>
+              <w:rPr>
+                <w:rFonts w:ascii="宋体" w:eastAsia="宋体" w:hAnsi="宋体" w:hint="eastAsia"/>
+                <w:noProof/>
+                <w:webHidden/>
+              </w:rPr>
+              <w:t>26</w:t>
+            </w:r>
+            <w:r>
+              <w:rPr>
+                <w:rFonts w:ascii="宋体" w:eastAsia="宋体" w:hAnsi="宋体" w:hint="eastAsia"/>
+                <w:noProof/>
+                <w:webHidden/>
+              </w:rPr>
+              <w:fldChar w:fldCharType="end"/>
+            </w:r>
+          </w:hyperlink>
+        </w:p>
+        <w:p>
+          <w:pPr>
+            <w:pStyle w:val="TOC2"/>
+            <w:tabs>
+              <w:tab w:val="right" w:leader="dot" w:pos="8296"/>
+            </w:tabs>
+            <w:rPr>
+              <w:rFonts w:ascii="宋体" w:eastAsia="宋体" w:hAnsi="宋体" w:hint="eastAsia"/>
+              <w:noProof/>
+              <w:sz w:val="22"/>
+              <w:szCs w:val="24"/>
+              <w14:ligatures w14:val="standardContextual"/>
+            </w:rPr>
+          </w:pPr>
+          <w:hyperlink w:anchor="_Toc230275597" w:history="1">
+            <w:r>
+              <w:rPr>
+                <w:rStyle w:val="a3"/>
+                <w:rFonts w:ascii="宋体" w:eastAsia="宋体" w:hAnsi="宋体"/>
+                <w:noProof/>
+              </w:rPr>
+              <w:t>一、中美入世谈判</w:t>
+            </w:r>
+            <w:r>
+              <w:rPr>
+                <w:rFonts w:ascii="宋体" w:eastAsia="宋体" w:hAnsi="宋体" w:hint="eastAsia"/>
+                <w:noProof/>
+                <w:webHidden/>
+              </w:rPr>
+              <w:tab/>
+            </w:r>
+            <w:r>
+              <w:rPr>
+                <w:rFonts w:ascii="宋体" w:eastAsia="宋体" w:hAnsi="宋体" w:hint="eastAsia"/>
+                <w:noProof/>
+                <w:webHidden/>
+              </w:rPr>
+              <w:fldChar w:fldCharType="begin"/>
+            </w:r>
+            <w:r>
+              <w:rPr>
+                <w:rFonts w:ascii="宋体" w:eastAsia="宋体" w:hAnsi="宋体" w:hint="eastAsia"/>
+                <w:noProof/>
+                <w:webHidden/>
+              </w:rPr>
+              <w:instrText xml:space="preserve"> </w:instrText>
+            </w:r>
+            <w:r>
+              <w:rPr>
+                <w:rFonts w:ascii="宋体" w:eastAsia="宋体" w:hAnsi="宋体"/>
+                <w:noProof/>
+                <w:webHidden/>
+              </w:rPr>
+              <w:instrText>PAGEREF _Toc230275597 \h</w:instrText>
+            </w:r>
+            <w:r>
+              <w:rPr>
+                <w:rFonts w:ascii="宋体" w:eastAsia="宋体" w:hAnsi="宋体" w:hint="eastAsia"/>
+                <w:noProof/>
+                <w:webHidden/>
+              </w:rPr>
+              <w:instrText xml:space="preserve"> </w:instrText>
+            </w:r>
+            <w:r>
+              <w:rPr>
+                <w:rFonts w:ascii="宋体" w:eastAsia="宋体" w:hAnsi="宋体" w:hint="eastAsia"/>
+                <w:noProof/>
+                <w:webHidden/>
+              </w:rPr>
+            </w:r>
+            <w:r>
+              <w:rPr>
+                <w:rFonts w:ascii="宋体" w:eastAsia="宋体" w:hAnsi="宋体" w:hint="eastAsia"/>
+                <w:noProof/>
+                <w:webHidden/>
+              </w:rPr>
+              <w:fldChar w:fldCharType="separate"/>
+            </w:r>
+            <w:r>
+              <w:rPr>
+                <w:rFonts w:ascii="宋体" w:eastAsia="宋体" w:hAnsi="宋体" w:hint="eastAsia"/>
+                <w:noProof/>
+                <w:webHidden/>
+              </w:rPr>
+              <w:t>26</w:t>
+            </w:r>
+            <w:r>
+              <w:rPr>
+                <w:rFonts w:ascii="宋体" w:eastAsia="宋体" w:hAnsi="宋体" w:hint="eastAsia"/>
+                <w:noProof/>
+                <w:webHidden/>
+              </w:rPr>
+              <w:fldChar w:fldCharType="end"/>
+            </w:r>
+          </w:hyperlink>
+        </w:p>
+        <w:p>
+          <w:pPr>
+            <w:pStyle w:val="TOC3"/>
+            <w:tabs>
+              <w:tab w:val="right" w:leader="dot" w:pos="8296"/>
+            </w:tabs>
+            <w:rPr>
+              <w:rFonts w:ascii="宋体" w:eastAsia="宋体" w:hAnsi="宋体" w:hint="eastAsia"/>
+              <w:noProof/>
+              <w:sz w:val="22"/>
+              <w:szCs w:val="24"/>
+              <w14:ligatures w14:val="standardContextual"/>
+            </w:rPr>
+          </w:pPr>
+          <w:hyperlink w:anchor="_Toc230275598" w:history="1">
+            <w:r>
+              <w:rPr>
+                <w:rStyle w:val="a3"/>
+                <w:rFonts w:ascii="宋体" w:eastAsia="宋体" w:hAnsi="宋体"/>
+                <w:noProof/>
+              </w:rPr>
+              <w:t>（一）背景一：中国与GATT/WTO</w:t>
+            </w:r>
+            <w:r>
+              <w:rPr>
+                <w:rFonts w:ascii="宋体" w:eastAsia="宋体" w:hAnsi="宋体" w:hint="eastAsia"/>
+                <w:noProof/>
+                <w:webHidden/>
+              </w:rPr>
+              <w:tab/>
+            </w:r>
+            <w:r>
+              <w:rPr>
+                <w:rFonts w:ascii="宋体" w:eastAsia="宋体" w:hAnsi="宋体" w:hint="eastAsia"/>
+                <w:noProof/>
+                <w:webHidden/>
+              </w:rPr>
+              <w:fldChar w:fldCharType="begin"/>
+            </w:r>
+            <w:r>
+              <w:rPr>
+                <w:rFonts w:ascii="宋体" w:eastAsia="宋体" w:hAnsi="宋体" w:hint="eastAsia"/>
+                <w:noProof/>
+                <w:webHidden/>
+              </w:rPr>
+              <w:instrText xml:space="preserve"> </w:instrText>
+            </w:r>
+            <w:r>
+              <w:rPr>
+                <w:rFonts w:ascii="宋体" w:eastAsia="宋体" w:hAnsi="宋体"/>
+                <w:noProof/>
+                <w:webHidden/>
+              </w:rPr>
+              <w:instrText>PAGEREF _Toc230275598 \h</w:instrText>
+            </w:r>
+            <w:r>
+              <w:rPr>
+                <w:rFonts w:ascii="宋体" w:eastAsia="宋体" w:hAnsi="宋体" w:hint="eastAsia"/>
+                <w:noProof/>
+                <w:webHidden/>
+              </w:rPr>
+              <w:instrText xml:space="preserve"> </w:instrText>
+            </w:r>
+            <w:r>
+              <w:rPr>
+                <w:rFonts w:ascii="宋体" w:eastAsia="宋体" w:hAnsi="宋体" w:hint="eastAsia"/>
+                <w:noProof/>
+                <w:webHidden/>
+              </w:rPr>
+            </w:r>
+            <w:r>
+              <w:rPr>
+                <w:rFonts w:ascii="宋体" w:eastAsia="宋体" w:hAnsi="宋体" w:hint="eastAsia"/>
+                <w:noProof/>
+                <w:webHidden/>
+              </w:rPr>
+              <w:fldChar w:fldCharType="separate"/>
+            </w:r>
+            <w:r>
+              <w:rPr>
+                <w:rFonts w:ascii="宋体" w:eastAsia="宋体" w:hAnsi="宋体" w:hint="eastAsia"/>
+                <w:noProof/>
+                <w:webHidden/>
+              </w:rPr>
+              <w:t>26</w:t>
+            </w:r>
+            <w:r>
+              <w:rPr>
+                <w:rFonts w:ascii="宋体" w:eastAsia="宋体" w:hAnsi="宋体" w:hint="eastAsia"/>
+                <w:noProof/>
+                <w:webHidden/>
+              </w:rPr>
+              <w:fldChar w:fldCharType="end"/>
+            </w:r>
+          </w:hyperlink>
+        </w:p>
+        <w:p>
+          <w:pPr>
+            <w:pStyle w:val="TOC3"/>
+            <w:tabs>
+              <w:tab w:val="right" w:leader="dot" w:pos="8296"/>
+            </w:tabs>
+            <w:rPr>
+              <w:rFonts w:ascii="宋体" w:eastAsia="宋体" w:hAnsi="宋体" w:hint="eastAsia"/>
+              <w:noProof/>
+              <w:sz w:val="22"/>
+              <w:szCs w:val="24"/>
+              <w14:ligatures w14:val="standardContextual"/>
+            </w:rPr>
+          </w:pPr>
+          <w:hyperlink w:anchor="_Toc230275599" w:history="1">
+            <w:r>
+              <w:rPr>
+                <w:rStyle w:val="a3"/>
+                <w:rFonts w:ascii="宋体" w:eastAsia="宋体" w:hAnsi="宋体"/>
+                <w:noProof/>
+              </w:rPr>
+              <w:t>（二）背景二：中美关系与中国入世</w:t>
+            </w:r>
+            <w:r>
+              <w:rPr>
+                <w:rFonts w:ascii="宋体" w:eastAsia="宋体" w:hAnsi="宋体" w:hint="eastAsia"/>
+                <w:noProof/>
+                <w:webHidden/>
+              </w:rPr>
+              <w:tab/>
+            </w:r>
+            <w:r>
+              <w:rPr>
+                <w:rFonts w:ascii="宋体" w:eastAsia="宋体" w:hAnsi="宋体" w:hint="eastAsia"/>
+                <w:noProof/>
+                <w:webHidden/>
+              </w:rPr>
+              <w:fldChar w:fldCharType="begin"/>
+            </w:r>
+            <w:r>
+              <w:rPr>
+                <w:rFonts w:ascii="宋体" w:eastAsia="宋体" w:hAnsi="宋体" w:hint="eastAsia"/>
+                <w:noProof/>
+                <w:webHidden/>
+              </w:rPr>
+              <w:instrText xml:space="preserve"> </w:instrText>
+            </w:r>
+            <w:r>
+              <w:rPr>
+                <w:rFonts w:ascii="宋体" w:eastAsia="宋体" w:hAnsi="宋体"/>
+                <w:noProof/>
+                <w:webHidden/>
+              </w:rPr>
+              <w:instrText>PAGEREF _Toc230275599 \h</w:instrText>
+            </w:r>
+            <w:r>
+              <w:rPr>
+                <w:rFonts w:ascii="宋体" w:eastAsia="宋体" w:hAnsi="宋体" w:hint="eastAsia"/>
+                <w:noProof/>
+                <w:webHidden/>
+              </w:rPr>
+              <w:instrText xml:space="preserve"> </w:instrText>
+            </w:r>
+            <w:r>
+              <w:rPr>
+                <w:rFonts w:ascii="宋体" w:eastAsia="宋体" w:hAnsi="宋体" w:hint="eastAsia"/>
+                <w:noProof/>
+                <w:webHidden/>
+              </w:rPr>
+            </w:r>
+            <w:r>
+              <w:rPr>
+                <w:rFonts w:ascii="宋体" w:eastAsia="宋体" w:hAnsi="宋体" w:hint="eastAsia"/>
+                <w:noProof/>
+                <w:webHidden/>
+              </w:rPr>
+              <w:fldChar w:fldCharType="separate"/>
+            </w:r>
+            <w:r>
+              <w:rPr>
+                <w:rFonts w:ascii="宋体" w:eastAsia="宋体" w:hAnsi="宋体" w:hint="eastAsia"/>
+                <w:noProof/>
+                <w:webHidden/>
+              </w:rPr>
+              <w:t>27</w:t>
+            </w:r>
+            <w:r>
+              <w:rPr>
+                <w:rFonts w:ascii="宋体" w:eastAsia="宋体" w:hAnsi="宋体" w:hint="eastAsia"/>
+                <w:noProof/>
+                <w:webHidden/>
+              </w:rPr>
+              <w:fldChar w:fldCharType="end"/>
+            </w:r>
+          </w:hyperlink>
+        </w:p>
+        <w:p>
+          <w:pPr>
+            <w:pStyle w:val="TOC3"/>
+            <w:tabs>
+              <w:tab w:val="right" w:leader="dot" w:pos="8296"/>
+            </w:tabs>
+            <w:rPr>
+              <w:rFonts w:ascii="宋体" w:eastAsia="宋体" w:hAnsi="宋体" w:hint="eastAsia"/>
+              <w:noProof/>
+              <w:sz w:val="22"/>
+              <w:szCs w:val="24"/>
+              <w14:ligatures w14:val="standardContextual"/>
+            </w:rPr>
+          </w:pPr>
+          <w:hyperlink w:anchor="_Toc230275600" w:history="1">
+            <w:r>
+              <w:rPr>
+                <w:rStyle w:val="a3"/>
+                <w:rFonts w:ascii="宋体" w:eastAsia="宋体" w:hAnsi="宋体"/>
+                <w:noProof/>
+              </w:rPr>
+              <w:t>（三）参与者及其利益</w:t>
+            </w:r>
+            <w:r>
+              <w:rPr>
+                <w:rFonts w:ascii="宋体" w:eastAsia="宋体" w:hAnsi="宋体" w:hint="eastAsia"/>
+                <w:noProof/>
+                <w:webHidden/>
+              </w:rPr>
+              <w:tab/>
+            </w:r>
+            <w:r>
+              <w:rPr>
+                <w:rFonts w:ascii="宋体" w:eastAsia="宋体" w:hAnsi="宋体" w:hint="eastAsia"/>
+                <w:noProof/>
+                <w:webHidden/>
+              </w:rPr>
+              <w:fldChar w:fldCharType="begin"/>
+            </w:r>
+            <w:r>
+              <w:rPr>
+                <w:rFonts w:ascii="宋体" w:eastAsia="宋体" w:hAnsi="宋体" w:hint="eastAsia"/>
+                <w:noProof/>
+                <w:webHidden/>
+              </w:rPr>
+              <w:instrText xml:space="preserve"> </w:instrText>
+            </w:r>
+            <w:r>
+              <w:rPr>
+                <w:rFonts w:ascii="宋体" w:eastAsia="宋体" w:hAnsi="宋体"/>
+                <w:noProof/>
+                <w:webHidden/>
+              </w:rPr>
+              <w:instrText>PAGEREF _Toc230275600 \h</w:instrText>
+            </w:r>
+            <w:r>
+              <w:rPr>
+                <w:rFonts w:ascii="宋体" w:eastAsia="宋体" w:hAnsi="宋体" w:hint="eastAsia"/>
+                <w:noProof/>
+                <w:webHidden/>
+              </w:rPr>
+              <w:instrText xml:space="preserve"> </w:instrText>
+            </w:r>
+            <w:r>
+              <w:rPr>
+                <w:rFonts w:ascii="宋体" w:eastAsia="宋体" w:hAnsi="宋体" w:hint="eastAsia"/>
+                <w:noProof/>
+                <w:webHidden/>
+              </w:rPr>
+            </w:r>
+            <w:r>
+              <w:rPr>
+                <w:rFonts w:ascii="宋体" w:eastAsia="宋体" w:hAnsi="宋体" w:hint="eastAsia"/>
+                <w:noProof/>
+                <w:webHidden/>
+              </w:rPr>
+              <w:fldChar w:fldCharType="separate"/>
+            </w:r>
+            <w:r>
+              <w:rPr>
+                <w:rFonts w:ascii="宋体" w:eastAsia="宋体" w:hAnsi="宋体" w:hint="eastAsia"/>
+                <w:noProof/>
+                <w:webHidden/>
+              </w:rPr>
+              <w:t>27</w:t>
+            </w:r>
+            <w:r>
+              <w:rPr>
+                <w:rFonts w:ascii="宋体" w:eastAsia="宋体" w:hAnsi="宋体" w:hint="eastAsia"/>
+                <w:noProof/>
+                <w:webHidden/>
+              </w:rPr>
+              <w:fldChar w:fldCharType="end"/>
+            </w:r>
+          </w:hyperlink>
+        </w:p>
+        <w:p>
+          <w:pPr>
+            <w:pStyle w:val="TOC3"/>
+            <w:tabs>
+              <w:tab w:val="right" w:leader="dot" w:pos="8296"/>
+            </w:tabs>
+            <w:rPr>
+              <w:rFonts w:ascii="宋体" w:eastAsia="宋体" w:hAnsi="宋体" w:hint="eastAsia"/>
+              <w:noProof/>
+              <w:sz w:val="22"/>
+              <w:szCs w:val="24"/>
+              <w14:ligatures w14:val="standardContextual"/>
+            </w:rPr>
+          </w:pPr>
+          <w:hyperlink w:anchor="_Toc230275601" w:history="1">
+            <w:r>
+              <w:rPr>
+                <w:rStyle w:val="a3"/>
+                <w:rFonts w:ascii="宋体" w:eastAsia="宋体" w:hAnsi="宋体"/>
+                <w:noProof/>
+              </w:rPr>
+              <w:t>（四）行动维度</w:t>
+            </w:r>
+            <w:r>
+              <w:rPr>
+                <w:rFonts w:ascii="宋体" w:eastAsia="宋体" w:hAnsi="宋体" w:hint="eastAsia"/>
+                <w:noProof/>
+                <w:webHidden/>
+              </w:rPr>
+              <w:tab/>
+            </w:r>
+            <w:r>
+              <w:rPr>
+                <w:rFonts w:ascii="宋体" w:eastAsia="宋体" w:hAnsi="宋体" w:hint="eastAsia"/>
+                <w:noProof/>
+                <w:webHidden/>
+              </w:rPr>
+              <w:fldChar w:fldCharType="begin"/>
+            </w:r>
+            <w:r>
+              <w:rPr>
+                <w:rFonts w:ascii="宋体" w:eastAsia="宋体" w:hAnsi="宋体" w:hint="eastAsia"/>
+                <w:noProof/>
+                <w:webHidden/>
+              </w:rPr>
+              <w:instrText xml:space="preserve"> </w:instrText>
+            </w:r>
+            <w:r>
+              <w:rPr>
+                <w:rFonts w:ascii="宋体" w:eastAsia="宋体" w:hAnsi="宋体"/>
+                <w:noProof/>
+                <w:webHidden/>
+              </w:rPr>
+              <w:instrText>PAGEREF _Toc230275601 \h</w:instrText>
+            </w:r>
+            <w:r>
+              <w:rPr>
+                <w:rFonts w:ascii="宋体" w:eastAsia="宋体" w:hAnsi="宋体" w:hint="eastAsia"/>
+                <w:noProof/>
+                <w:webHidden/>
+              </w:rPr>
+              <w:instrText xml:space="preserve"> </w:instrText>
+            </w:r>
+            <w:r>
+              <w:rPr>
+                <w:rFonts w:ascii="宋体" w:eastAsia="宋体" w:hAnsi="宋体" w:hint="eastAsia"/>
+                <w:noProof/>
+                <w:webHidden/>
+              </w:rPr>
+            </w:r>
+            <w:r>
+              <w:rPr>
+                <w:rFonts w:ascii="宋体" w:eastAsia="宋体" w:hAnsi="宋体" w:hint="eastAsia"/>
+                <w:noProof/>
+                <w:webHidden/>
+              </w:rPr>
+              <w:fldChar w:fldCharType="separate"/>
+            </w:r>
+            <w:r>
+              <w:rPr>
+                <w:rFonts w:ascii="宋体" w:eastAsia="宋体" w:hAnsi="宋体" w:hint="eastAsia"/>
+                <w:noProof/>
+                <w:webHidden/>
+              </w:rPr>
+              <w:t>28</w:t>
+            </w:r>
+            <w:r>
+              <w:rPr>
+                <w:rFonts w:ascii="宋体" w:eastAsia="宋体" w:hAnsi="宋体" w:hint="eastAsia"/>
+                <w:noProof/>
+                <w:webHidden/>
+              </w:rPr>
+              <w:fldChar w:fldCharType="end"/>
+            </w:r>
+          </w:hyperlink>
+        </w:p>
+        <w:p>
+          <w:pPr>
+            <w:pStyle w:val="TOC2"/>
+            <w:tabs>
+              <w:tab w:val="right" w:leader="dot" w:pos="8296"/>
+            </w:tabs>
+            <w:rPr>
+              <w:rFonts w:ascii="宋体" w:eastAsia="宋体" w:hAnsi="宋体" w:hint="eastAsia"/>
+              <w:noProof/>
+              <w:sz w:val="22"/>
+              <w:szCs w:val="24"/>
+              <w14:ligatures w14:val="standardContextual"/>
+            </w:rPr>
+          </w:pPr>
+          <w:hyperlink w:anchor="_Toc230275602" w:history="1">
+            <w:r>
+              <w:rPr>
+                <w:rStyle w:val="a3"/>
+                <w:rFonts w:ascii="宋体" w:eastAsia="宋体" w:hAnsi="宋体"/>
+                <w:noProof/>
+              </w:rPr>
+              <w:t>二、区域自贸谈判分析</w:t>
+            </w:r>
+            <w:r>
+              <w:rPr>
+                <w:rFonts w:ascii="宋体" w:eastAsia="宋体" w:hAnsi="宋体" w:hint="eastAsia"/>
+                <w:noProof/>
+                <w:webHidden/>
+              </w:rPr>
+              <w:tab/>
+            </w:r>
+            <w:r>
+              <w:rPr>
+                <w:rFonts w:ascii="宋体" w:eastAsia="宋体" w:hAnsi="宋体" w:hint="eastAsia"/>
+                <w:noProof/>
+                <w:webHidden/>
+              </w:rPr>
+              <w:fldChar w:fldCharType="begin"/>
+            </w:r>
+            <w:r>
+              <w:rPr>
+                <w:rFonts w:ascii="宋体" w:eastAsia="宋体" w:hAnsi="宋体" w:hint="eastAsia"/>
+                <w:noProof/>
+                <w:webHidden/>
+              </w:rPr>
+              <w:instrText xml:space="preserve"> </w:instrText>
+            </w:r>
+            <w:r>
+              <w:rPr>
+                <w:rFonts w:ascii="宋体" w:eastAsia="宋体" w:hAnsi="宋体"/>
+                <w:noProof/>
+                <w:webHidden/>
+              </w:rPr>
+              <w:instrText>PAGEREF _Toc230275602 \h</w:instrText>
+            </w:r>
+            <w:r>
+              <w:rPr>
+                <w:rFonts w:ascii="宋体" w:eastAsia="宋体" w:hAnsi="宋体" w:hint="eastAsia"/>
+                <w:noProof/>
+                <w:webHidden/>
+              </w:rPr>
+              <w:instrText xml:space="preserve"> </w:instrText>
+            </w:r>
+            <w:r>
+              <w:rPr>
+                <w:rFonts w:ascii="宋体" w:eastAsia="宋体" w:hAnsi="宋体" w:hint="eastAsia"/>
+                <w:noProof/>
+                <w:webHidden/>
+              </w:rPr>
+            </w:r>
+            <w:r>
+              <w:rPr>
+                <w:rFonts w:ascii="宋体" w:eastAsia="宋体" w:hAnsi="宋体" w:hint="eastAsia"/>
+                <w:noProof/>
+                <w:webHidden/>
+              </w:rPr>
+              <w:fldChar w:fldCharType="separate"/>
+            </w:r>
+            <w:r>
+              <w:rPr>
+                <w:rFonts w:ascii="宋体" w:eastAsia="宋体" w:hAnsi="宋体" w:hint="eastAsia"/>
+                <w:noProof/>
+                <w:webHidden/>
+              </w:rPr>
+              <w:t>28</w:t>
+            </w:r>
+            <w:r>
+              <w:rPr>
+                <w:rFonts w:ascii="宋体" w:eastAsia="宋体" w:hAnsi="宋体" w:hint="eastAsia"/>
+                <w:noProof/>
+                <w:webHidden/>
+              </w:rPr>
+              <w:fldChar w:fldCharType="end"/>
+            </w:r>
+          </w:hyperlink>
+        </w:p>
+        <w:p>
+          <w:pPr>
+            <w:pStyle w:val="TOC1"/>
+            <w:tabs>
+              <w:tab w:val="right" w:leader="dot" w:pos="8296"/>
+            </w:tabs>
+            <w:rPr>
+              <w:rFonts w:ascii="宋体" w:eastAsia="宋体" w:hAnsi="宋体" w:hint="eastAsia"/>
+              <w:noProof/>
+              <w:sz w:val="22"/>
+              <w:szCs w:val="24"/>
+              <w14:ligatures w14:val="standardContextual"/>
+            </w:rPr>
+          </w:pPr>
+          <w:hyperlink w:anchor="_Toc230275603" w:history="1">
+            <w:r>
+              <w:rPr>
+                <w:rStyle w:val="a3"/>
+                <w:rFonts w:ascii="宋体" w:eastAsia="宋体" w:hAnsi="宋体"/>
+                <w:noProof/>
+              </w:rPr>
+              <w:t>第九讲 调停</w:t>
+            </w:r>
+            <w:r>
+              <w:rPr>
+                <w:rFonts w:ascii="宋体" w:eastAsia="宋体" w:hAnsi="宋体" w:hint="eastAsia"/>
+                <w:noProof/>
+                <w:webHidden/>
+              </w:rPr>
+              <w:tab/>
+            </w:r>
+            <w:r>
+              <w:rPr>
+                <w:rFonts w:ascii="宋体" w:eastAsia="宋体" w:hAnsi="宋体" w:hint="eastAsia"/>
+                <w:noProof/>
+                <w:webHidden/>
+              </w:rPr>
+              <w:fldChar w:fldCharType="begin"/>
+            </w:r>
+            <w:r>
+              <w:rPr>
+                <w:rFonts w:ascii="宋体" w:eastAsia="宋体" w:hAnsi="宋体" w:hint="eastAsia"/>
+                <w:noProof/>
+                <w:webHidden/>
+              </w:rPr>
+              <w:instrText xml:space="preserve"> </w:instrText>
+            </w:r>
+            <w:r>
+              <w:rPr>
+                <w:rFonts w:ascii="宋体" w:eastAsia="宋体" w:hAnsi="宋体"/>
+                <w:noProof/>
+                <w:webHidden/>
+              </w:rPr>
+              <w:instrText>PAGEREF _Toc230275603 \h</w:instrText>
+            </w:r>
+            <w:r>
+              <w:rPr>
+                <w:rFonts w:ascii="宋体" w:eastAsia="宋体" w:hAnsi="宋体" w:hint="eastAsia"/>
+                <w:noProof/>
+                <w:webHidden/>
+              </w:rPr>
+              <w:instrText xml:space="preserve"> </w:instrText>
+            </w:r>
+            <w:r>
+              <w:rPr>
+                <w:rFonts w:ascii="宋体" w:eastAsia="宋体" w:hAnsi="宋体" w:hint="eastAsia"/>
+                <w:noProof/>
+                <w:webHidden/>
+              </w:rPr>
+            </w:r>
+            <w:r>
+              <w:rPr>
+                <w:rFonts w:ascii="宋体" w:eastAsia="宋体" w:hAnsi="宋体" w:hint="eastAsia"/>
+                <w:noProof/>
+                <w:webHidden/>
+              </w:rPr>
+              <w:fldChar w:fldCharType="separate"/>
+            </w:r>
+            <w:r>
+              <w:rPr>
+                <w:rFonts w:ascii="宋体" w:eastAsia="宋体" w:hAnsi="宋体" w:hint="eastAsia"/>
+                <w:noProof/>
+                <w:webHidden/>
+              </w:rPr>
+              <w:t>28</w:t>
+            </w:r>
+            <w:r>
+              <w:rPr>
+                <w:rFonts w:ascii="宋体" w:eastAsia="宋体" w:hAnsi="宋体" w:hint="eastAsia"/>
+                <w:noProof/>
+                <w:webHidden/>
+              </w:rPr>
+              <w:fldChar w:fldCharType="end"/>
+            </w:r>
+          </w:hyperlink>
+        </w:p>
+        <w:p>
+          <w:pPr>
+            <w:pStyle w:val="TOC2"/>
+            <w:tabs>
+              <w:tab w:val="right" w:leader="dot" w:pos="8296"/>
+            </w:tabs>
+            <w:rPr>
+              <w:rFonts w:ascii="宋体" w:eastAsia="宋体" w:hAnsi="宋体" w:hint="eastAsia"/>
+              <w:noProof/>
+              <w:sz w:val="22"/>
+              <w:szCs w:val="24"/>
+              <w14:ligatures w14:val="standardContextual"/>
+            </w:rPr>
+          </w:pPr>
+          <w:hyperlink w:anchor="_Toc230275604" w:history="1">
+            <w:r>
+              <w:rPr>
+                <w:rStyle w:val="a3"/>
+                <w:rFonts w:ascii="宋体" w:eastAsia="宋体" w:hAnsi="宋体"/>
+                <w:noProof/>
+              </w:rPr>
+              <w:t>一、调停的定义</w:t>
+            </w:r>
+            <w:r>
+              <w:rPr>
+                <w:rFonts w:ascii="宋体" w:eastAsia="宋体" w:hAnsi="宋体" w:hint="eastAsia"/>
+                <w:noProof/>
+                <w:webHidden/>
+              </w:rPr>
+              <w:tab/>
+            </w:r>
+            <w:r>
+              <w:rPr>
+                <w:rFonts w:ascii="宋体" w:eastAsia="宋体" w:hAnsi="宋体" w:hint="eastAsia"/>
+                <w:noProof/>
+                <w:webHidden/>
+              </w:rPr>
+              <w:fldChar w:fldCharType="begin"/>
+            </w:r>
+            <w:r>
+              <w:rPr>
+                <w:rFonts w:ascii="宋体" w:eastAsia="宋体" w:hAnsi="宋体" w:hint="eastAsia"/>
+                <w:noProof/>
+                <w:webHidden/>
+              </w:rPr>
+              <w:instrText xml:space="preserve"> </w:instrText>
+            </w:r>
+            <w:r>
+              <w:rPr>
+                <w:rFonts w:ascii="宋体" w:eastAsia="宋体" w:hAnsi="宋体"/>
+                <w:noProof/>
+                <w:webHidden/>
+              </w:rPr>
+              <w:instrText>PAGEREF _Toc230275604 \h</w:instrText>
+            </w:r>
+            <w:r>
+              <w:rPr>
+                <w:rFonts w:ascii="宋体" w:eastAsia="宋体" w:hAnsi="宋体" w:hint="eastAsia"/>
+                <w:noProof/>
+                <w:webHidden/>
+              </w:rPr>
+              <w:instrText xml:space="preserve"> </w:instrText>
+            </w:r>
+            <w:r>
+              <w:rPr>
+                <w:rFonts w:ascii="宋体" w:eastAsia="宋体" w:hAnsi="宋体" w:hint="eastAsia"/>
+                <w:noProof/>
+                <w:webHidden/>
+              </w:rPr>
+            </w:r>
+            <w:r>
+              <w:rPr>
+                <w:rFonts w:ascii="宋体" w:eastAsia="宋体" w:hAnsi="宋体" w:hint="eastAsia"/>
+                <w:noProof/>
+                <w:webHidden/>
+              </w:rPr>
+              <w:fldChar w:fldCharType="separate"/>
+            </w:r>
+            <w:r>
+              <w:rPr>
+                <w:rFonts w:ascii="宋体" w:eastAsia="宋体" w:hAnsi="宋体" w:hint="eastAsia"/>
+                <w:noProof/>
+                <w:webHidden/>
+              </w:rPr>
+              <w:t>28</w:t>
+            </w:r>
+            <w:r>
+              <w:rPr>
+                <w:rFonts w:ascii="宋体" w:eastAsia="宋体" w:hAnsi="宋体" w:hint="eastAsia"/>
+                <w:noProof/>
+                <w:webHidden/>
+              </w:rPr>
+              <w:fldChar w:fldCharType="end"/>
+            </w:r>
+          </w:hyperlink>
+        </w:p>
+        <w:p>
+          <w:pPr>
+            <w:pStyle w:val="TOC3"/>
+            <w:tabs>
+              <w:tab w:val="right" w:leader="dot" w:pos="8296"/>
+            </w:tabs>
+            <w:rPr>
+              <w:rFonts w:ascii="宋体" w:eastAsia="宋体" w:hAnsi="宋体" w:hint="eastAsia"/>
+              <w:noProof/>
+              <w:sz w:val="22"/>
+              <w:szCs w:val="24"/>
+              <w14:ligatures w14:val="standardContextual"/>
+            </w:rPr>
+          </w:pPr>
+          <w:hyperlink w:anchor="_Toc230275605" w:history="1">
+            <w:r>
+              <w:rPr>
+                <w:rStyle w:val="a3"/>
+                <w:rFonts w:ascii="宋体" w:eastAsia="宋体" w:hAnsi="宋体"/>
+                <w:noProof/>
+              </w:rPr>
+              <w:t>（一）调停的概念</w:t>
+            </w:r>
+            <w:r>
+              <w:rPr>
+                <w:rFonts w:ascii="宋体" w:eastAsia="宋体" w:hAnsi="宋体" w:hint="eastAsia"/>
+                <w:noProof/>
+                <w:webHidden/>
+              </w:rPr>
+              <w:tab/>
+            </w:r>
+            <w:r>
+              <w:rPr>
+                <w:rFonts w:ascii="宋体" w:eastAsia="宋体" w:hAnsi="宋体" w:hint="eastAsia"/>
+                <w:noProof/>
+                <w:webHidden/>
+              </w:rPr>
+              <w:fldChar w:fldCharType="begin"/>
+            </w:r>
+            <w:r>
+              <w:rPr>
+                <w:rFonts w:ascii="宋体" w:eastAsia="宋体" w:hAnsi="宋体" w:hint="eastAsia"/>
+                <w:noProof/>
+                <w:webHidden/>
+              </w:rPr>
+              <w:instrText xml:space="preserve"> </w:instrText>
+            </w:r>
+            <w:r>
+              <w:rPr>
+                <w:rFonts w:ascii="宋体" w:eastAsia="宋体" w:hAnsi="宋体"/>
+                <w:noProof/>
+                <w:webHidden/>
+              </w:rPr>
+              <w:instrText>PAGEREF _Toc230275605 \h</w:instrText>
+            </w:r>
+            <w:r>
+              <w:rPr>
+                <w:rFonts w:ascii="宋体" w:eastAsia="宋体" w:hAnsi="宋体" w:hint="eastAsia"/>
+                <w:noProof/>
+                <w:webHidden/>
+              </w:rPr>
+              <w:instrText xml:space="preserve"> </w:instrText>
+            </w:r>
+            <w:r>
+              <w:rPr>
+                <w:rFonts w:ascii="宋体" w:eastAsia="宋体" w:hAnsi="宋体" w:hint="eastAsia"/>
+                <w:noProof/>
+                <w:webHidden/>
+              </w:rPr>
+            </w:r>
+            <w:r>
+              <w:rPr>
+                <w:rFonts w:ascii="宋体" w:eastAsia="宋体" w:hAnsi="宋体" w:hint="eastAsia"/>
+                <w:noProof/>
+                <w:webHidden/>
+              </w:rPr>
+              <w:fldChar w:fldCharType="separate"/>
+            </w:r>
+            <w:r>
+              <w:rPr>
+                <w:rFonts w:ascii="宋体" w:eastAsia="宋体" w:hAnsi="宋体" w:hint="eastAsia"/>
+                <w:noProof/>
+                <w:webHidden/>
+              </w:rPr>
+              <w:t>28</w:t>
+            </w:r>
+            <w:r>
+              <w:rPr>
+                <w:rFonts w:ascii="宋体" w:eastAsia="宋体" w:hAnsi="宋体" w:hint="eastAsia"/>
+                <w:noProof/>
+                <w:webHidden/>
+              </w:rPr>
+              <w:fldChar w:fldCharType="end"/>
+            </w:r>
+          </w:hyperlink>
+        </w:p>
+        <w:p>
+          <w:pPr>
+            <w:pStyle w:val="TOC3"/>
+            <w:tabs>
+              <w:tab w:val="right" w:leader="dot" w:pos="8296"/>
+            </w:tabs>
+            <w:rPr>
+              <w:rFonts w:ascii="宋体" w:eastAsia="宋体" w:hAnsi="宋体" w:hint="eastAsia"/>
+              <w:noProof/>
+              <w:sz w:val="22"/>
+              <w:szCs w:val="24"/>
+              <w14:ligatures w14:val="standardContextual"/>
+            </w:rPr>
+          </w:pPr>
+          <w:hyperlink w:anchor="_Toc230275606" w:history="1">
+            <w:r>
+              <w:rPr>
+                <w:rStyle w:val="a3"/>
+                <w:rFonts w:ascii="宋体" w:eastAsia="宋体" w:hAnsi="宋体"/>
+                <w:noProof/>
+              </w:rPr>
+              <w:t>（二）调停与相关概念</w:t>
+            </w:r>
+            <w:r>
+              <w:rPr>
+                <w:rFonts w:ascii="宋体" w:eastAsia="宋体" w:hAnsi="宋体" w:hint="eastAsia"/>
+                <w:noProof/>
+                <w:webHidden/>
+              </w:rPr>
+              <w:tab/>
+            </w:r>
+            <w:r>
+              <w:rPr>
+                <w:rFonts w:ascii="宋体" w:eastAsia="宋体" w:hAnsi="宋体" w:hint="eastAsia"/>
+                <w:noProof/>
+                <w:webHidden/>
+              </w:rPr>
+              <w:fldChar w:fldCharType="begin"/>
+            </w:r>
+            <w:r>
+              <w:rPr>
+                <w:rFonts w:ascii="宋体" w:eastAsia="宋体" w:hAnsi="宋体" w:hint="eastAsia"/>
+                <w:noProof/>
+                <w:webHidden/>
+              </w:rPr>
+              <w:instrText xml:space="preserve"> </w:instrText>
+            </w:r>
+            <w:r>
+              <w:rPr>
+                <w:rFonts w:ascii="宋体" w:eastAsia="宋体" w:hAnsi="宋体"/>
+                <w:noProof/>
+                <w:webHidden/>
+              </w:rPr>
+              <w:instrText>PAGEREF _Toc230275606 \h</w:instrText>
+            </w:r>
+            <w:r>
+              <w:rPr>
+                <w:rFonts w:ascii="宋体" w:eastAsia="宋体" w:hAnsi="宋体" w:hint="eastAsia"/>
+                <w:noProof/>
+                <w:webHidden/>
+              </w:rPr>
+              <w:instrText xml:space="preserve"> </w:instrText>
+            </w:r>
+            <w:r>
+              <w:rPr>
+                <w:rFonts w:ascii="宋体" w:eastAsia="宋体" w:hAnsi="宋体" w:hint="eastAsia"/>
+                <w:noProof/>
+                <w:webHidden/>
+              </w:rPr>
+            </w:r>
+            <w:r>
+              <w:rPr>
+                <w:rFonts w:ascii="宋体" w:eastAsia="宋体" w:hAnsi="宋体" w:hint="eastAsia"/>
+                <w:noProof/>
+                <w:webHidden/>
+              </w:rPr>
+              <w:fldChar w:fldCharType="separate"/>
+            </w:r>
+            <w:r>
+              <w:rPr>
+                <w:rFonts w:ascii="宋体" w:eastAsia="宋体" w:hAnsi="宋体" w:hint="eastAsia"/>
+                <w:noProof/>
+                <w:webHidden/>
+              </w:rPr>
+              <w:t>28</w:t>
+            </w:r>
+            <w:r>
+              <w:rPr>
+                <w:rFonts w:ascii="宋体" w:eastAsia="宋体" w:hAnsi="宋体" w:hint="eastAsia"/>
+                <w:noProof/>
+                <w:webHidden/>
+              </w:rPr>
+              <w:fldChar w:fldCharType="end"/>
+            </w:r>
+          </w:hyperlink>
+        </w:p>
+        <w:p>
+          <w:pPr>
+            <w:pStyle w:val="TOC2"/>
+            <w:tabs>
+              <w:tab w:val="right" w:leader="dot" w:pos="8296"/>
+            </w:tabs>
+            <w:rPr>
+              <w:rFonts w:ascii="宋体" w:eastAsia="宋体" w:hAnsi="宋体" w:hint="eastAsia"/>
+              <w:noProof/>
+              <w:sz w:val="22"/>
+              <w:szCs w:val="24"/>
+              <w14:ligatures w14:val="standardContextual"/>
+            </w:rPr>
+          </w:pPr>
+          <w:hyperlink w:anchor="_Toc230275607" w:history="1">
+            <w:r>
+              <w:rPr>
+                <w:rStyle w:val="a3"/>
+                <w:rFonts w:ascii="宋体" w:eastAsia="宋体" w:hAnsi="宋体"/>
+                <w:noProof/>
+              </w:rPr>
+              <w:t>二、调停的要素</w:t>
+            </w:r>
+            <w:r>
+              <w:rPr>
+                <w:rFonts w:ascii="宋体" w:eastAsia="宋体" w:hAnsi="宋体" w:hint="eastAsia"/>
+                <w:noProof/>
+                <w:webHidden/>
+              </w:rPr>
+              <w:tab/>
+            </w:r>
+            <w:r>
+              <w:rPr>
+                <w:rFonts w:ascii="宋体" w:eastAsia="宋体" w:hAnsi="宋体" w:hint="eastAsia"/>
+                <w:noProof/>
+                <w:webHidden/>
+              </w:rPr>
+              <w:fldChar w:fldCharType="begin"/>
+            </w:r>
+            <w:r>
+              <w:rPr>
+                <w:rFonts w:ascii="宋体" w:eastAsia="宋体" w:hAnsi="宋体" w:hint="eastAsia"/>
+                <w:noProof/>
+                <w:webHidden/>
+              </w:rPr>
+              <w:instrText xml:space="preserve"> </w:instrText>
+            </w:r>
+            <w:r>
+              <w:rPr>
+                <w:rFonts w:ascii="宋体" w:eastAsia="宋体" w:hAnsi="宋体"/>
+                <w:noProof/>
+                <w:webHidden/>
+              </w:rPr>
+              <w:instrText>PAGEREF _Toc230275607 \h</w:instrText>
+            </w:r>
+            <w:r>
+              <w:rPr>
+                <w:rFonts w:ascii="宋体" w:eastAsia="宋体" w:hAnsi="宋体" w:hint="eastAsia"/>
+                <w:noProof/>
+                <w:webHidden/>
+              </w:rPr>
+              <w:instrText xml:space="preserve"> </w:instrText>
+            </w:r>
+            <w:r>
+              <w:rPr>
+                <w:rFonts w:ascii="宋体" w:eastAsia="宋体" w:hAnsi="宋体" w:hint="eastAsia"/>
+                <w:noProof/>
+                <w:webHidden/>
+              </w:rPr>
+            </w:r>
+            <w:r>
+              <w:rPr>
+                <w:rFonts w:ascii="宋体" w:eastAsia="宋体" w:hAnsi="宋体" w:hint="eastAsia"/>
+                <w:noProof/>
+                <w:webHidden/>
+              </w:rPr>
+              <w:fldChar w:fldCharType="separate"/>
+            </w:r>
+            <w:r>
+              <w:rPr>
+                <w:rFonts w:ascii="宋体" w:eastAsia="宋体" w:hAnsi="宋体" w:hint="eastAsia"/>
+                <w:noProof/>
+                <w:webHidden/>
+              </w:rPr>
+              <w:t>29</w:t>
+            </w:r>
+            <w:r>
+              <w:rPr>
+                <w:rFonts w:ascii="宋体" w:eastAsia="宋体" w:hAnsi="宋体" w:hint="eastAsia"/>
+                <w:noProof/>
+                <w:webHidden/>
+              </w:rPr>
+              <w:fldChar w:fldCharType="end"/>
+            </w:r>
+          </w:hyperlink>
+        </w:p>
+        <w:p>
+          <w:pPr>
+            <w:pStyle w:val="TOC3"/>
+            <w:tabs>
+              <w:tab w:val="right" w:leader="dot" w:pos="8296"/>
+            </w:tabs>
+            <w:rPr>
+              <w:rFonts w:ascii="宋体" w:eastAsia="宋体" w:hAnsi="宋体" w:hint="eastAsia"/>
+              <w:noProof/>
+              <w:sz w:val="22"/>
+              <w:szCs w:val="24"/>
+              <w14:ligatures w14:val="standardContextual"/>
+            </w:rPr>
+          </w:pPr>
+          <w:hyperlink w:anchor="_Toc230275608" w:history="1">
+            <w:r>
+              <w:rPr>
+                <w:rStyle w:val="a3"/>
+                <w:rFonts w:ascii="宋体" w:eastAsia="宋体" w:hAnsi="宋体"/>
+                <w:noProof/>
+              </w:rPr>
+              <w:t>（一）调停的前提</w:t>
+            </w:r>
+            <w:r>
+              <w:rPr>
+                <w:rFonts w:ascii="宋体" w:eastAsia="宋体" w:hAnsi="宋体" w:hint="eastAsia"/>
+                <w:noProof/>
+                <w:webHidden/>
+              </w:rPr>
+              <w:tab/>
+            </w:r>
+            <w:r>
+              <w:rPr>
+                <w:rFonts w:ascii="宋体" w:eastAsia="宋体" w:hAnsi="宋体" w:hint="eastAsia"/>
+                <w:noProof/>
+                <w:webHidden/>
+              </w:rPr>
+              <w:fldChar w:fldCharType="begin"/>
+            </w:r>
+            <w:r>
+              <w:rPr>
+                <w:rFonts w:ascii="宋体" w:eastAsia="宋体" w:hAnsi="宋体" w:hint="eastAsia"/>
+                <w:noProof/>
+                <w:webHidden/>
+              </w:rPr>
+              <w:instrText xml:space="preserve"> </w:instrText>
+            </w:r>
+            <w:r>
+              <w:rPr>
+                <w:rFonts w:ascii="宋体" w:eastAsia="宋体" w:hAnsi="宋体"/>
+                <w:noProof/>
+                <w:webHidden/>
+              </w:rPr>
+              <w:instrText>PAGEREF _Toc230275608 \h</w:instrText>
+            </w:r>
+            <w:r>
+              <w:rPr>
+                <w:rFonts w:ascii="宋体" w:eastAsia="宋体" w:hAnsi="宋体" w:hint="eastAsia"/>
+                <w:noProof/>
+                <w:webHidden/>
+              </w:rPr>
+              <w:instrText xml:space="preserve"> </w:instrText>
+            </w:r>
+            <w:r>
+              <w:rPr>
+                <w:rFonts w:ascii="宋体" w:eastAsia="宋体" w:hAnsi="宋体" w:hint="eastAsia"/>
+                <w:noProof/>
+                <w:webHidden/>
+              </w:rPr>
+            </w:r>
+            <w:r>
+              <w:rPr>
+                <w:rFonts w:ascii="宋体" w:eastAsia="宋体" w:hAnsi="宋体" w:hint="eastAsia"/>
+                <w:noProof/>
+                <w:webHidden/>
+              </w:rPr>
+              <w:fldChar w:fldCharType="separate"/>
+            </w:r>
+            <w:r>
+              <w:rPr>
+                <w:rFonts w:ascii="宋体" w:eastAsia="宋体" w:hAnsi="宋体" w:hint="eastAsia"/>
+                <w:noProof/>
+                <w:webHidden/>
+              </w:rPr>
+              <w:t>29</w:t>
+            </w:r>
+            <w:r>
+              <w:rPr>
+                <w:rFonts w:ascii="宋体" w:eastAsia="宋体" w:hAnsi="宋体" w:hint="eastAsia"/>
+                <w:noProof/>
+                <w:webHidden/>
+              </w:rPr>
+              <w:fldChar w:fldCharType="end"/>
+            </w:r>
+          </w:hyperlink>
+        </w:p>
+        <w:p>
+          <w:pPr>
+            <w:pStyle w:val="TOC3"/>
+            <w:tabs>
+              <w:tab w:val="right" w:leader="dot" w:pos="8296"/>
+            </w:tabs>
+            <w:rPr>
+              <w:rFonts w:ascii="宋体" w:eastAsia="宋体" w:hAnsi="宋体" w:hint="eastAsia"/>
+              <w:noProof/>
+              <w:sz w:val="22"/>
+              <w:szCs w:val="24"/>
+              <w14:ligatures w14:val="standardContextual"/>
+            </w:rPr>
+          </w:pPr>
+          <w:hyperlink w:anchor="_Toc230275609" w:history="1">
+            <w:r>
+              <w:rPr>
+                <w:rStyle w:val="a3"/>
+                <w:rFonts w:ascii="宋体" w:eastAsia="宋体" w:hAnsi="宋体"/>
+                <w:noProof/>
+              </w:rPr>
+              <w:t>（二）调停的实施者</w:t>
+            </w:r>
+            <w:r>
+              <w:rPr>
+                <w:rFonts w:ascii="宋体" w:eastAsia="宋体" w:hAnsi="宋体" w:hint="eastAsia"/>
+                <w:noProof/>
+                <w:webHidden/>
+              </w:rPr>
+              <w:tab/>
+            </w:r>
+            <w:r>
+              <w:rPr>
+                <w:rFonts w:ascii="宋体" w:eastAsia="宋体" w:hAnsi="宋体" w:hint="eastAsia"/>
+                <w:noProof/>
+                <w:webHidden/>
+              </w:rPr>
+              <w:fldChar w:fldCharType="begin"/>
+            </w:r>
+            <w:r>
+              <w:rPr>
+                <w:rFonts w:ascii="宋体" w:eastAsia="宋体" w:hAnsi="宋体" w:hint="eastAsia"/>
+                <w:noProof/>
+                <w:webHidden/>
+              </w:rPr>
+              <w:instrText xml:space="preserve"> </w:instrText>
+            </w:r>
+            <w:r>
+              <w:rPr>
+                <w:rFonts w:ascii="宋体" w:eastAsia="宋体" w:hAnsi="宋体"/>
+                <w:noProof/>
+                <w:webHidden/>
+              </w:rPr>
+              <w:instrText>PAGEREF _Toc230275609 \h</w:instrText>
+            </w:r>
+            <w:r>
+              <w:rPr>
+                <w:rFonts w:ascii="宋体" w:eastAsia="宋体" w:hAnsi="宋体" w:hint="eastAsia"/>
+                <w:noProof/>
+                <w:webHidden/>
+              </w:rPr>
+              <w:instrText xml:space="preserve"> </w:instrText>
+            </w:r>
+            <w:r>
+              <w:rPr>
+                <w:rFonts w:ascii="宋体" w:eastAsia="宋体" w:hAnsi="宋体" w:hint="eastAsia"/>
+                <w:noProof/>
+                <w:webHidden/>
+              </w:rPr>
+            </w:r>
+            <w:r>
+              <w:rPr>
+                <w:rFonts w:ascii="宋体" w:eastAsia="宋体" w:hAnsi="宋体" w:hint="eastAsia"/>
+                <w:noProof/>
+                <w:webHidden/>
+              </w:rPr>
+              <w:fldChar w:fldCharType="separate"/>
+            </w:r>
+            <w:r>
+              <w:rPr>
+                <w:rFonts w:ascii="宋体" w:eastAsia="宋体" w:hAnsi="宋体" w:hint="eastAsia"/>
+                <w:noProof/>
+                <w:webHidden/>
+              </w:rPr>
+              <w:t>29</w:t>
+            </w:r>
+            <w:r>
+              <w:rPr>
+                <w:rFonts w:ascii="宋体" w:eastAsia="宋体" w:hAnsi="宋体" w:hint="eastAsia"/>
+                <w:noProof/>
+                <w:webHidden/>
+              </w:rPr>
+              <w:fldChar w:fldCharType="end"/>
+            </w:r>
+          </w:hyperlink>
+        </w:p>
+        <w:p>
+          <w:pPr>
+            <w:pStyle w:val="TOC2"/>
+            <w:tabs>
+              <w:tab w:val="right" w:leader="dot" w:pos="8296"/>
+            </w:tabs>
+            <w:rPr>
+              <w:rFonts w:ascii="宋体" w:eastAsia="宋体" w:hAnsi="宋体" w:hint="eastAsia"/>
+              <w:noProof/>
+              <w:sz w:val="22"/>
+              <w:szCs w:val="24"/>
+              <w14:ligatures w14:val="standardContextual"/>
+            </w:rPr>
+          </w:pPr>
+          <w:hyperlink w:anchor="_Toc230275610" w:history="1">
+            <w:r>
+              <w:rPr>
+                <w:rStyle w:val="a3"/>
+                <w:rFonts w:ascii="宋体" w:eastAsia="宋体" w:hAnsi="宋体"/>
+                <w:noProof/>
+              </w:rPr>
+              <w:t>三、调停的艺术</w:t>
+            </w:r>
+            <w:r>
+              <w:rPr>
+                <w:rFonts w:ascii="宋体" w:eastAsia="宋体" w:hAnsi="宋体" w:hint="eastAsia"/>
+                <w:noProof/>
+                <w:webHidden/>
+              </w:rPr>
+              <w:tab/>
+            </w:r>
+            <w:r>
+              <w:rPr>
+                <w:rFonts w:ascii="宋体" w:eastAsia="宋体" w:hAnsi="宋体" w:hint="eastAsia"/>
+                <w:noProof/>
+                <w:webHidden/>
+              </w:rPr>
+              <w:fldChar w:fldCharType="begin"/>
+            </w:r>
+            <w:r>
+              <w:rPr>
+                <w:rFonts w:ascii="宋体" w:eastAsia="宋体" w:hAnsi="宋体" w:hint="eastAsia"/>
+                <w:noProof/>
+                <w:webHidden/>
+              </w:rPr>
+              <w:instrText xml:space="preserve"> </w:instrText>
+            </w:r>
+            <w:r>
+              <w:rPr>
+                <w:rFonts w:ascii="宋体" w:eastAsia="宋体" w:hAnsi="宋体"/>
+                <w:noProof/>
+                <w:webHidden/>
+              </w:rPr>
+              <w:instrText>PAGEREF _Toc230275610 \h</w:instrText>
+            </w:r>
+            <w:r>
+              <w:rPr>
+                <w:rFonts w:ascii="宋体" w:eastAsia="宋体" w:hAnsi="宋体" w:hint="eastAsia"/>
+                <w:noProof/>
+                <w:webHidden/>
+              </w:rPr>
+              <w:instrText xml:space="preserve"> </w:instrText>
+            </w:r>
+            <w:r>
+              <w:rPr>
+                <w:rFonts w:ascii="宋体" w:eastAsia="宋体" w:hAnsi="宋体" w:hint="eastAsia"/>
+                <w:noProof/>
+                <w:webHidden/>
+              </w:rPr>
+            </w:r>
+            <w:r>
+              <w:rPr>
+                <w:rFonts w:ascii="宋体" w:eastAsia="宋体" w:hAnsi="宋体" w:hint="eastAsia"/>
+                <w:noProof/>
+                <w:webHidden/>
+              </w:rPr>
+              <w:fldChar w:fldCharType="separate"/>
+            </w:r>
+            <w:r>
+              <w:rPr>
+                <w:rFonts w:ascii="宋体" w:eastAsia="宋体" w:hAnsi="宋体" w:hint="eastAsia"/>
+                <w:noProof/>
+                <w:webHidden/>
+              </w:rPr>
+              <w:t>29</w:t>
             </w:r>
             <w:r>
               <w:rPr>
@@ -8960,7 +10400,7 @@
       <w:pPr>
         <w:pStyle w:val="a9"/>
       </w:pPr>
-      <w:bookmarkStart w:id="0" w:name="_Toc229064734"/>
+      <w:bookmarkStart w:id="0" w:name="_Toc230275505"/>
       <w:r>
         <w:rPr>
           <w:rFonts w:hint="eastAsia"/>
@@ -9032,7 +10472,7 @@
       <w:pPr>
         <w:pStyle w:val="ac"/>
       </w:pPr>
-      <w:bookmarkStart w:id="1" w:name="_Toc229064735"/>
+      <w:bookmarkStart w:id="1" w:name="_Toc230275506"/>
       <w:r>
         <w:rPr>
           <w:rFonts w:hint="eastAsia"/>
@@ -9051,7 +10491,7 @@
       <w:pPr>
         <w:pStyle w:val="ae"/>
       </w:pPr>
-      <w:bookmarkStart w:id="2" w:name="_Toc229064736"/>
+      <w:bookmarkStart w:id="2" w:name="_Toc230275507"/>
       <w:r>
         <w:rPr>
           <w:rFonts w:hint="eastAsia"/>
@@ -9320,7 +10760,7 @@
       <w:pPr>
         <w:pStyle w:val="ae"/>
       </w:pPr>
-      <w:bookmarkStart w:id="3" w:name="_Toc229064737"/>
+      <w:bookmarkStart w:id="3" w:name="_Toc230275508"/>
       <w:r>
         <w:rPr>
           <w:rFonts w:hint="eastAsia"/>
@@ -9403,7 +10843,7 @@
       <w:pPr>
         <w:pStyle w:val="ac"/>
       </w:pPr>
-      <w:bookmarkStart w:id="4" w:name="_Toc229064738"/>
+      <w:bookmarkStart w:id="4" w:name="_Toc230275509"/>
       <w:r>
         <w:rPr>
           <w:rFonts w:hint="eastAsia"/>
@@ -9416,7 +10856,7 @@
       <w:pPr>
         <w:pStyle w:val="ae"/>
       </w:pPr>
-      <w:bookmarkStart w:id="5" w:name="_Toc229064739"/>
+      <w:bookmarkStart w:id="5" w:name="_Toc230275510"/>
       <w:r>
         <w:rPr>
           <w:rFonts w:hint="eastAsia"/>
@@ -9466,7 +10906,7 @@
       <w:pPr>
         <w:pStyle w:val="ae"/>
       </w:pPr>
-      <w:bookmarkStart w:id="6" w:name="_Toc229064740"/>
+      <w:bookmarkStart w:id="6" w:name="_Toc230275511"/>
       <w:r>
         <w:rPr>
           <w:rFonts w:hint="eastAsia"/>
@@ -9590,7 +11030,7 @@
       <w:pPr>
         <w:pStyle w:val="ae"/>
       </w:pPr>
-      <w:bookmarkStart w:id="7" w:name="_Toc229064741"/>
+      <w:bookmarkStart w:id="7" w:name="_Toc230275512"/>
       <w:r>
         <w:rPr>
           <w:rFonts w:hint="eastAsia"/>
@@ -9726,7 +11166,7 @@
       <w:pPr>
         <w:pStyle w:val="ae"/>
       </w:pPr>
-      <w:bookmarkStart w:id="8" w:name="_Toc229064742"/>
+      <w:bookmarkStart w:id="8" w:name="_Toc230275513"/>
       <w:r>
         <w:rPr>
           <w:rFonts w:hint="eastAsia"/>
@@ -9937,7 +11377,7 @@
       <w:pPr>
         <w:pStyle w:val="a9"/>
       </w:pPr>
-      <w:bookmarkStart w:id="9" w:name="_Toc229064743"/>
+      <w:bookmarkStart w:id="9" w:name="_Toc230275514"/>
       <w:r>
         <w:rPr>
           <w:rFonts w:hint="eastAsia"/>
@@ -9975,7 +11415,7 @@
       <w:pPr>
         <w:pStyle w:val="ac"/>
       </w:pPr>
-      <w:bookmarkStart w:id="10" w:name="_Toc229064744"/>
+      <w:bookmarkStart w:id="10" w:name="_Toc230275515"/>
       <w:r>
         <w:rPr>
           <w:rFonts w:hint="eastAsia"/>
@@ -10156,7 +11596,7 @@
       <w:pPr>
         <w:pStyle w:val="ac"/>
       </w:pPr>
-      <w:bookmarkStart w:id="11" w:name="_Toc229064745"/>
+      <w:bookmarkStart w:id="11" w:name="_Toc230275516"/>
       <w:r>
         <w:rPr>
           <w:rFonts w:hint="eastAsia"/>
@@ -10184,7 +11624,7 @@
       <w:pPr>
         <w:pStyle w:val="ae"/>
       </w:pPr>
-      <w:bookmarkStart w:id="12" w:name="_Toc229064746"/>
+      <w:bookmarkStart w:id="12" w:name="_Toc230275517"/>
       <w:r>
         <w:rPr>
           <w:rFonts w:hint="eastAsia"/>
@@ -10258,7 +11698,7 @@
       <w:pPr>
         <w:pStyle w:val="ae"/>
       </w:pPr>
-      <w:bookmarkStart w:id="13" w:name="_Toc229064747"/>
+      <w:bookmarkStart w:id="13" w:name="_Toc230275518"/>
       <w:r>
         <w:rPr>
           <w:rFonts w:hint="eastAsia"/>
@@ -10317,7 +11757,7 @@
       <w:pPr>
         <w:pStyle w:val="ae"/>
       </w:pPr>
-      <w:bookmarkStart w:id="14" w:name="_Toc229064748"/>
+      <w:bookmarkStart w:id="14" w:name="_Toc230275519"/>
       <w:r>
         <w:rPr>
           <w:rFonts w:hint="eastAsia"/>
@@ -10343,7 +11783,7 @@
       <w:pPr>
         <w:pStyle w:val="ae"/>
       </w:pPr>
-      <w:bookmarkStart w:id="15" w:name="_Toc229064749"/>
+      <w:bookmarkStart w:id="15" w:name="_Toc230275520"/>
       <w:r>
         <w:rPr>
           <w:rFonts w:hint="eastAsia"/>
@@ -10460,7 +11900,7 @@
       <w:pPr>
         <w:pStyle w:val="ac"/>
       </w:pPr>
-      <w:bookmarkStart w:id="16" w:name="_Toc229064750"/>
+      <w:bookmarkStart w:id="16" w:name="_Toc230275521"/>
       <w:r>
         <w:rPr>
           <w:rFonts w:hint="eastAsia"/>
@@ -10519,7 +11959,7 @@
       <w:pPr>
         <w:pStyle w:val="a9"/>
       </w:pPr>
-      <w:bookmarkStart w:id="17" w:name="_Toc229064751"/>
+      <w:bookmarkStart w:id="17" w:name="_Toc230275522"/>
       <w:r>
         <w:rPr>
           <w:rFonts w:hint="eastAsia"/>
@@ -11307,7 +12747,7 @@
       <w:pPr>
         <w:pStyle w:val="ac"/>
       </w:pPr>
-      <w:bookmarkStart w:id="18" w:name="_Toc229064752"/>
+      <w:bookmarkStart w:id="18" w:name="_Toc230275523"/>
       <w:r>
         <w:rPr>
           <w:rFonts w:hint="eastAsia"/>
@@ -11320,7 +12760,7 @@
       <w:pPr>
         <w:pStyle w:val="ae"/>
       </w:pPr>
-      <w:bookmarkStart w:id="19" w:name="_Toc229064753"/>
+      <w:bookmarkStart w:id="19" w:name="_Toc230275524"/>
       <w:r>
         <w:rPr>
           <w:rFonts w:hint="eastAsia"/>
@@ -11669,7 +13109,7 @@
       <w:pPr>
         <w:pStyle w:val="ae"/>
       </w:pPr>
-      <w:bookmarkStart w:id="20" w:name="_Toc229064754"/>
+      <w:bookmarkStart w:id="20" w:name="_Toc230275525"/>
       <w:r>
         <w:rPr>
           <w:rFonts w:hint="eastAsia"/>
@@ -11812,7 +13252,7 @@
       <w:pPr>
         <w:pStyle w:val="ae"/>
       </w:pPr>
-      <w:bookmarkStart w:id="21" w:name="_Toc229064755"/>
+      <w:bookmarkStart w:id="21" w:name="_Toc230275526"/>
       <w:r>
         <w:rPr>
           <w:rFonts w:hint="eastAsia"/>
@@ -11938,7 +13378,7 @@
       <w:pPr>
         <w:pStyle w:val="ae"/>
       </w:pPr>
-      <w:bookmarkStart w:id="22" w:name="_Toc229064756"/>
+      <w:bookmarkStart w:id="22" w:name="_Toc230275527"/>
       <w:r>
         <w:rPr>
           <w:rFonts w:hint="eastAsia"/>
@@ -12136,7 +13576,7 @@
       <w:pPr>
         <w:pStyle w:val="ac"/>
       </w:pPr>
-      <w:bookmarkStart w:id="23" w:name="_Toc229064757"/>
+      <w:bookmarkStart w:id="23" w:name="_Toc230275528"/>
       <w:r>
         <w:rPr>
           <w:rFonts w:hint="eastAsia"/>
@@ -12149,7 +13589,7 @@
       <w:pPr>
         <w:pStyle w:val="ae"/>
       </w:pPr>
-      <w:bookmarkStart w:id="24" w:name="_Toc229064758"/>
+      <w:bookmarkStart w:id="24" w:name="_Toc230275529"/>
       <w:r>
         <w:rPr>
           <w:rFonts w:hint="eastAsia"/>
@@ -12221,7 +13661,7 @@
       <w:pPr>
         <w:pStyle w:val="ae"/>
       </w:pPr>
-      <w:bookmarkStart w:id="25" w:name="_Toc229064759"/>
+      <w:bookmarkStart w:id="25" w:name="_Toc230275530"/>
       <w:r>
         <w:rPr>
           <w:rFonts w:hint="eastAsia"/>
@@ -12261,7 +13701,7 @@
       <w:pPr>
         <w:pStyle w:val="ae"/>
       </w:pPr>
-      <w:bookmarkStart w:id="26" w:name="_Toc229064760"/>
+      <w:bookmarkStart w:id="26" w:name="_Toc230275531"/>
       <w:r>
         <w:rPr>
           <w:rFonts w:hint="eastAsia"/>
@@ -12362,7 +13802,7 @@
       <w:pPr>
         <w:pStyle w:val="a9"/>
       </w:pPr>
-      <w:bookmarkStart w:id="27" w:name="_Toc229064761"/>
+      <w:bookmarkStart w:id="27" w:name="_Toc230275532"/>
       <w:r>
         <w:rPr>
           <w:rFonts w:hint="eastAsia"/>
@@ -12400,7 +13840,7 @@
       <w:pPr>
         <w:pStyle w:val="ac"/>
       </w:pPr>
-      <w:bookmarkStart w:id="28" w:name="_Toc229064762"/>
+      <w:bookmarkStart w:id="28" w:name="_Toc230275533"/>
       <w:r>
         <w:rPr>
           <w:rFonts w:hint="eastAsia"/>
@@ -12413,7 +13853,7 @@
       <w:pPr>
         <w:pStyle w:val="ae"/>
       </w:pPr>
-      <w:bookmarkStart w:id="29" w:name="_Toc229064763"/>
+      <w:bookmarkStart w:id="29" w:name="_Toc230275534"/>
       <w:r>
         <w:rPr>
           <w:rFonts w:hint="eastAsia"/>
@@ -12472,7 +13912,7 @@
       <w:pPr>
         <w:pStyle w:val="ae"/>
       </w:pPr>
-      <w:bookmarkStart w:id="30" w:name="_Toc229064764"/>
+      <w:bookmarkStart w:id="30" w:name="_Toc230275535"/>
       <w:r>
         <w:rPr>
           <w:rFonts w:hint="eastAsia"/>
@@ -12517,7 +13957,7 @@
       <w:pPr>
         <w:pStyle w:val="ac"/>
       </w:pPr>
-      <w:bookmarkStart w:id="31" w:name="_Toc229064765"/>
+      <w:bookmarkStart w:id="31" w:name="_Toc230275536"/>
       <w:r>
         <w:rPr>
           <w:rFonts w:hint="eastAsia"/>
@@ -12618,7 +14058,7 @@
       <w:pPr>
         <w:pStyle w:val="ac"/>
       </w:pPr>
-      <w:bookmarkStart w:id="32" w:name="_Toc229064766"/>
+      <w:bookmarkStart w:id="32" w:name="_Toc230275537"/>
       <w:r>
         <w:rPr>
           <w:rFonts w:hint="eastAsia"/>
@@ -12631,7 +14071,7 @@
       <w:pPr>
         <w:pStyle w:val="ae"/>
       </w:pPr>
-      <w:bookmarkStart w:id="33" w:name="_Toc229064767"/>
+      <w:bookmarkStart w:id="33" w:name="_Toc230275538"/>
       <w:r>
         <w:rPr>
           <w:rFonts w:hint="eastAsia"/>
@@ -12707,7 +14147,7 @@
       <w:pPr>
         <w:pStyle w:val="ae"/>
       </w:pPr>
-      <w:bookmarkStart w:id="34" w:name="_Toc229064768"/>
+      <w:bookmarkStart w:id="34" w:name="_Toc230275539"/>
       <w:r>
         <w:rPr>
           <w:rFonts w:hint="eastAsia"/>
@@ -12767,7 +14207,7 @@
       <w:pPr>
         <w:pStyle w:val="ae"/>
       </w:pPr>
-      <w:bookmarkStart w:id="35" w:name="_Toc229064769"/>
+      <w:bookmarkStart w:id="35" w:name="_Toc230275540"/>
       <w:r>
         <w:rPr>
           <w:rFonts w:hint="eastAsia"/>
@@ -12854,7 +14294,7 @@
       <w:pPr>
         <w:pStyle w:val="ac"/>
       </w:pPr>
-      <w:bookmarkStart w:id="36" w:name="_Toc229064770"/>
+      <w:bookmarkStart w:id="36" w:name="_Toc230275541"/>
       <w:r>
         <w:rPr>
           <w:rFonts w:hint="eastAsia"/>
@@ -12938,7 +14378,7 @@
       <w:pPr>
         <w:pStyle w:val="ac"/>
       </w:pPr>
-      <w:bookmarkStart w:id="37" w:name="_Toc229064771"/>
+      <w:bookmarkStart w:id="37" w:name="_Toc230275542"/>
       <w:r>
         <w:rPr>
           <w:rFonts w:hint="eastAsia"/>
@@ -13050,7 +14490,7 @@
       <w:pPr>
         <w:pStyle w:val="a9"/>
       </w:pPr>
-      <w:bookmarkStart w:id="38" w:name="_Toc229064772"/>
+      <w:bookmarkStart w:id="38" w:name="_Toc230275543"/>
       <w:r>
         <w:rPr>
           <w:rFonts w:hint="eastAsia"/>
@@ -13088,7 +14528,7 @@
       <w:pPr>
         <w:pStyle w:val="ac"/>
       </w:pPr>
-      <w:bookmarkStart w:id="39" w:name="_Toc229064773"/>
+      <w:bookmarkStart w:id="39" w:name="_Toc230275544"/>
       <w:r>
         <w:rPr>
           <w:rFonts w:hint="eastAsia"/>
@@ -13101,7 +14541,7 @@
       <w:pPr>
         <w:pStyle w:val="ae"/>
       </w:pPr>
-      <w:bookmarkStart w:id="40" w:name="_Toc229064774"/>
+      <w:bookmarkStart w:id="40" w:name="_Toc230275545"/>
       <w:r>
         <w:rPr>
           <w:rFonts w:hint="eastAsia"/>
@@ -13243,7 +14683,7 @@
       <w:pPr>
         <w:pStyle w:val="ae"/>
       </w:pPr>
-      <w:bookmarkStart w:id="41" w:name="_Toc229064775"/>
+      <w:bookmarkStart w:id="41" w:name="_Toc230275546"/>
       <w:r>
         <w:rPr>
           <w:rFonts w:hint="eastAsia"/>
@@ -13283,7 +14723,7 @@
       <w:pPr>
         <w:pStyle w:val="ae"/>
       </w:pPr>
-      <w:bookmarkStart w:id="42" w:name="_Toc229064776"/>
+      <w:bookmarkStart w:id="42" w:name="_Toc230275547"/>
       <w:r>
         <w:rPr>
           <w:rFonts w:hint="eastAsia"/>
@@ -13309,7 +14749,7 @@
       <w:pPr>
         <w:pStyle w:val="ae"/>
       </w:pPr>
-      <w:bookmarkStart w:id="43" w:name="_Toc229064777"/>
+      <w:bookmarkStart w:id="43" w:name="_Toc230275548"/>
       <w:r>
         <w:rPr>
           <w:rFonts w:hint="eastAsia"/>
@@ -13474,7 +14914,7 @@
       <w:pPr>
         <w:pStyle w:val="ae"/>
       </w:pPr>
-      <w:bookmarkStart w:id="44" w:name="_Toc229064778"/>
+      <w:bookmarkStart w:id="44" w:name="_Toc230275549"/>
       <w:r>
         <w:rPr>
           <w:rFonts w:hint="eastAsia"/>
@@ -13577,7 +15017,7 @@
       <w:pPr>
         <w:pStyle w:val="ae"/>
       </w:pPr>
-      <w:bookmarkStart w:id="45" w:name="_Toc229064779"/>
+      <w:bookmarkStart w:id="45" w:name="_Toc230275550"/>
       <w:r>
         <w:rPr>
           <w:rFonts w:hint="eastAsia"/>
@@ -13790,7 +15230,7 @@
       <w:pPr>
         <w:pStyle w:val="ac"/>
       </w:pPr>
-      <w:bookmarkStart w:id="46" w:name="_Toc229064780"/>
+      <w:bookmarkStart w:id="46" w:name="_Toc230275551"/>
       <w:r>
         <w:rPr>
           <w:rFonts w:hint="eastAsia"/>
@@ -13803,7 +15243,7 @@
       <w:pPr>
         <w:pStyle w:val="ae"/>
       </w:pPr>
-      <w:bookmarkStart w:id="47" w:name="_Toc229064781"/>
+      <w:bookmarkStart w:id="47" w:name="_Toc230275552"/>
       <w:r>
         <w:rPr>
           <w:rFonts w:hint="eastAsia"/>
@@ -14344,7 +15784,7 @@
       <w:pPr>
         <w:pStyle w:val="ae"/>
       </w:pPr>
-      <w:bookmarkStart w:id="48" w:name="_Toc229064782"/>
+      <w:bookmarkStart w:id="48" w:name="_Toc230275553"/>
       <w:r>
         <w:rPr>
           <w:rFonts w:hint="eastAsia"/>
@@ -14647,7 +16087,7 @@
       <w:pPr>
         <w:pStyle w:val="ae"/>
       </w:pPr>
-      <w:bookmarkStart w:id="49" w:name="_Toc229064783"/>
+      <w:bookmarkStart w:id="49" w:name="_Toc230275554"/>
       <w:r>
         <w:rPr>
           <w:rFonts w:hint="eastAsia"/>
@@ -14788,7 +16228,7 @@
       <w:pPr>
         <w:pStyle w:val="a9"/>
       </w:pPr>
-      <w:bookmarkStart w:id="50" w:name="_Toc229064784"/>
+      <w:bookmarkStart w:id="50" w:name="_Toc230275555"/>
       <w:r>
         <w:rPr>
           <w:rFonts w:hint="eastAsia"/>
@@ -14826,7 +16266,7 @@
       <w:pPr>
         <w:pStyle w:val="ac"/>
       </w:pPr>
-      <w:bookmarkStart w:id="51" w:name="_Toc229064785"/>
+      <w:bookmarkStart w:id="51" w:name="_Toc230275556"/>
       <w:r>
         <w:rPr>
           <w:rFonts w:hint="eastAsia"/>
@@ -14854,7 +16294,7 @@
       <w:pPr>
         <w:pStyle w:val="ae"/>
       </w:pPr>
-      <w:bookmarkStart w:id="52" w:name="_Toc229064786"/>
+      <w:bookmarkStart w:id="52" w:name="_Toc230275557"/>
       <w:r>
         <w:rPr>
           <w:rFonts w:hint="eastAsia"/>
@@ -15253,7 +16693,7 @@
       <w:pPr>
         <w:pStyle w:val="ae"/>
       </w:pPr>
-      <w:bookmarkStart w:id="53" w:name="_Toc229064787"/>
+      <w:bookmarkStart w:id="53" w:name="_Toc230275558"/>
       <w:r>
         <w:rPr>
           <w:rFonts w:hint="eastAsia"/>
@@ -15407,7 +16847,7 @@
       <w:pPr>
         <w:pStyle w:val="ae"/>
       </w:pPr>
-      <w:bookmarkStart w:id="54" w:name="_Toc229064788"/>
+      <w:bookmarkStart w:id="54" w:name="_Toc230275559"/>
       <w:r>
         <w:rPr>
           <w:rFonts w:hint="eastAsia"/>
@@ -15441,7 +16881,7 @@
       <w:pPr>
         <w:pStyle w:val="ac"/>
       </w:pPr>
-      <w:bookmarkStart w:id="55" w:name="_Toc229064789"/>
+      <w:bookmarkStart w:id="55" w:name="_Toc230275560"/>
       <w:r>
         <w:rPr>
           <w:rFonts w:hint="eastAsia"/>
@@ -15454,7 +16894,7 @@
       <w:pPr>
         <w:pStyle w:val="ae"/>
       </w:pPr>
-      <w:bookmarkStart w:id="56" w:name="_Toc229064790"/>
+      <w:bookmarkStart w:id="56" w:name="_Toc230275561"/>
       <w:r>
         <w:rPr>
           <w:rFonts w:hint="eastAsia"/>
@@ -15505,7 +16945,7 @@
         <w:pStyle w:val="ae"/>
       </w:pPr>
       <w:bookmarkStart w:id="57" w:name="_Toc199344406"/>
-      <w:bookmarkStart w:id="58" w:name="_Toc229064791"/>
+      <w:bookmarkStart w:id="58" w:name="_Toc230275562"/>
       <w:r>
         <w:rPr>
           <w:rFonts w:hint="eastAsia"/>
@@ -15882,7 +17322,7 @@
       <w:pPr>
         <w:pStyle w:val="ac"/>
       </w:pPr>
-      <w:bookmarkStart w:id="59" w:name="_Toc229064792"/>
+      <w:bookmarkStart w:id="59" w:name="_Toc230275563"/>
       <w:r>
         <w:rPr>
           <w:rFonts w:hint="eastAsia"/>
@@ -15895,7 +17335,7 @@
       <w:pPr>
         <w:pStyle w:val="ae"/>
       </w:pPr>
-      <w:bookmarkStart w:id="60" w:name="_Toc229064793"/>
+      <w:bookmarkStart w:id="60" w:name="_Toc230275564"/>
       <w:r>
         <w:rPr>
           <w:rFonts w:hint="eastAsia"/>
@@ -15923,7 +17363,7 @@
       <w:pPr>
         <w:pStyle w:val="ae"/>
       </w:pPr>
-      <w:bookmarkStart w:id="61" w:name="_Toc229064794"/>
+      <w:bookmarkStart w:id="61" w:name="_Toc230275565"/>
       <w:r>
         <w:rPr>
           <w:rFonts w:hint="eastAsia"/>
@@ -15990,7 +17430,7 @@
       <w:pPr>
         <w:pStyle w:val="ac"/>
       </w:pPr>
-      <w:bookmarkStart w:id="62" w:name="_Toc229064795"/>
+      <w:bookmarkStart w:id="62" w:name="_Toc230275566"/>
       <w:r>
         <w:rPr>
           <w:rFonts w:hint="eastAsia"/>
@@ -16017,7 +17457,7 @@
       <w:pPr>
         <w:pStyle w:val="ae"/>
       </w:pPr>
-      <w:bookmarkStart w:id="63" w:name="_Toc229064796"/>
+      <w:bookmarkStart w:id="63" w:name="_Toc230275567"/>
       <w:r>
         <w:rPr>
           <w:rFonts w:hint="eastAsia"/>
@@ -16113,7 +17553,7 @@
       <w:pPr>
         <w:pStyle w:val="ae"/>
       </w:pPr>
-      <w:bookmarkStart w:id="64" w:name="_Toc229064797"/>
+      <w:bookmarkStart w:id="64" w:name="_Toc230275568"/>
       <w:r>
         <w:rPr>
           <w:rFonts w:hint="eastAsia"/>
@@ -16295,7 +17735,7 @@
       <w:pPr>
         <w:pStyle w:val="a9"/>
       </w:pPr>
-      <w:bookmarkStart w:id="65" w:name="_Toc229064798"/>
+      <w:bookmarkStart w:id="65" w:name="_Toc230275569"/>
       <w:r>
         <w:rPr>
           <w:rFonts w:hint="eastAsia"/>
@@ -16321,9 +17761,6 @@
         <w:pStyle w:val="aa"/>
         <w:spacing w:before="78" w:after="78"/>
         <w:jc w:val="center"/>
-        <w:rPr>
-          <w:rFonts w:hint="eastAsia"/>
-        </w:rPr>
       </w:pPr>
       <w:r>
         <w:rPr>
@@ -16342,7 +17779,7 @@
       <w:pPr>
         <w:pStyle w:val="ac"/>
       </w:pPr>
-      <w:bookmarkStart w:id="66" w:name="_Toc229064799"/>
+      <w:bookmarkStart w:id="66" w:name="_Toc230275570"/>
       <w:r>
         <w:rPr>
           <w:rFonts w:hint="eastAsia"/>
@@ -16355,7 +17792,7 @@
       <w:pPr>
         <w:pStyle w:val="ae"/>
       </w:pPr>
-      <w:bookmarkStart w:id="67" w:name="_Toc229064800"/>
+      <w:bookmarkStart w:id="67" w:name="_Toc230275571"/>
       <w:r>
         <w:rPr>
           <w:rFonts w:hint="eastAsia"/>
@@ -16423,7 +17860,7 @@
       <w:pPr>
         <w:pStyle w:val="ae"/>
       </w:pPr>
-      <w:bookmarkStart w:id="68" w:name="_Toc229064801"/>
+      <w:bookmarkStart w:id="68" w:name="_Toc230275572"/>
       <w:r>
         <w:rPr>
           <w:rFonts w:hint="eastAsia"/>
@@ -16481,7 +17918,7 @@
       <w:pPr>
         <w:pStyle w:val="ae"/>
       </w:pPr>
-      <w:bookmarkStart w:id="69" w:name="_Toc229064802"/>
+      <w:bookmarkStart w:id="69" w:name="_Toc230275573"/>
       <w:r>
         <w:rPr>
           <w:rFonts w:hint="eastAsia"/>
@@ -16965,7 +18402,7 @@
       <w:pPr>
         <w:pStyle w:val="ae"/>
       </w:pPr>
-      <w:bookmarkStart w:id="70" w:name="_Toc229064803"/>
+      <w:bookmarkStart w:id="70" w:name="_Toc230275574"/>
       <w:r>
         <w:rPr>
           <w:rFonts w:hint="eastAsia"/>
@@ -17007,7 +18444,7 @@
       <w:pPr>
         <w:pStyle w:val="ae"/>
       </w:pPr>
-      <w:bookmarkStart w:id="71" w:name="_Toc229064804"/>
+      <w:bookmarkStart w:id="71" w:name="_Toc230275575"/>
       <w:r>
         <w:rPr>
           <w:rFonts w:hint="eastAsia"/>
@@ -17153,7 +18590,7 @@
       <w:pPr>
         <w:pStyle w:val="ae"/>
       </w:pPr>
-      <w:bookmarkStart w:id="72" w:name="_Toc229064805"/>
+      <w:bookmarkStart w:id="72" w:name="_Toc230275576"/>
       <w:r>
         <w:rPr>
           <w:rFonts w:hint="eastAsia"/>
@@ -17182,7 +18619,7 @@
       <w:pPr>
         <w:pStyle w:val="ae"/>
       </w:pPr>
-      <w:bookmarkStart w:id="73" w:name="_Toc229064806"/>
+      <w:bookmarkStart w:id="73" w:name="_Toc230275577"/>
       <w:r>
         <w:rPr>
           <w:rFonts w:hint="eastAsia"/>
@@ -17347,7 +18784,7 @@
       <w:pPr>
         <w:pStyle w:val="ac"/>
       </w:pPr>
-      <w:bookmarkStart w:id="74" w:name="_Toc229064807"/>
+      <w:bookmarkStart w:id="74" w:name="_Toc230275578"/>
       <w:r>
         <w:rPr>
           <w:rFonts w:hint="eastAsia"/>
@@ -17375,7 +18812,7 @@
       <w:pPr>
         <w:pStyle w:val="ae"/>
       </w:pPr>
-      <w:bookmarkStart w:id="75" w:name="_Toc229064808"/>
+      <w:bookmarkStart w:id="75" w:name="_Toc230275579"/>
       <w:r>
         <w:rPr>
           <w:rFonts w:hint="eastAsia"/>
@@ -17441,7 +18878,7 @@
       <w:pPr>
         <w:pStyle w:val="ae"/>
       </w:pPr>
-      <w:bookmarkStart w:id="76" w:name="_Toc229064809"/>
+      <w:bookmarkStart w:id="76" w:name="_Toc230275580"/>
       <w:r>
         <w:rPr>
           <w:rFonts w:hint="eastAsia"/>
@@ -17468,7 +18905,7 @@
       <w:pPr>
         <w:pStyle w:val="ae"/>
       </w:pPr>
-      <w:bookmarkStart w:id="77" w:name="_Toc229064810"/>
+      <w:bookmarkStart w:id="77" w:name="_Toc230275581"/>
       <w:r>
         <w:rPr>
           <w:rFonts w:hint="eastAsia"/>
@@ -17514,7 +18951,7 @@
       <w:pPr>
         <w:pStyle w:val="ac"/>
       </w:pPr>
-      <w:bookmarkStart w:id="78" w:name="_Toc229064811"/>
+      <w:bookmarkStart w:id="78" w:name="_Toc230275582"/>
       <w:r>
         <w:rPr>
           <w:rFonts w:hint="eastAsia"/>
@@ -17612,7 +19049,7 @@
       <w:pPr>
         <w:pStyle w:val="ae"/>
       </w:pPr>
-      <w:bookmarkStart w:id="79" w:name="_Toc229064812"/>
+      <w:bookmarkStart w:id="79" w:name="_Toc230275583"/>
       <w:r>
         <w:rPr>
           <w:rFonts w:hint="eastAsia"/>
@@ -17631,13 +19068,7 @@
         <w:rPr>
           <w:rFonts w:hint="eastAsia"/>
         </w:rPr>
-        <w:t>主要有</w:t>
-      </w:r>
-      <w:r>
-        <w:rPr>
-          <w:rFonts w:hint="eastAsia"/>
-        </w:rPr>
-        <w:t>三种国际政治中的认知偏差：</w:t>
+        <w:t>主要有三种国际政治中的认知偏差：</w:t>
       </w:r>
     </w:p>
     <w:p>
@@ -17744,7 +19175,7 @@
         <w:pStyle w:val="ae"/>
       </w:pPr>
       <w:bookmarkStart w:id="80" w:name="_Toc199344429"/>
-      <w:bookmarkStart w:id="81" w:name="_Toc229064813"/>
+      <w:bookmarkStart w:id="81" w:name="_Toc230275584"/>
       <w:r>
         <w:rPr>
           <w:rFonts w:hint="eastAsia"/>
@@ -17766,31 +19197,7 @@
         <w:rPr>
           <w:rFonts w:hint="eastAsia"/>
         </w:rPr>
-        <w:t>典型</w:t>
-      </w:r>
-      <w:r>
-        <w:rPr>
-          <w:rFonts w:hint="eastAsia"/>
-        </w:rPr>
-        <w:t>的</w:t>
-      </w:r>
-      <w:r>
-        <w:rPr>
-          <w:rFonts w:hint="eastAsia"/>
-        </w:rPr>
-        <w:t>认知偏差</w:t>
-      </w:r>
-      <w:r>
-        <w:rPr>
-          <w:rFonts w:hint="eastAsia"/>
-        </w:rPr>
-        <w:t>有</w:t>
-      </w:r>
-      <w:r>
-        <w:rPr>
-          <w:rFonts w:hint="eastAsia"/>
-        </w:rPr>
-        <w:t>：</w:t>
+        <w:t>典型的认知偏差有：</w:t>
       </w:r>
     </w:p>
     <w:p>
@@ -17934,7 +19341,7 @@
         <w:pStyle w:val="ae"/>
       </w:pPr>
       <w:bookmarkStart w:id="82" w:name="_Toc199344430"/>
-      <w:bookmarkStart w:id="83" w:name="_Toc229064814"/>
+      <w:bookmarkStart w:id="83" w:name="_Toc230275585"/>
       <w:r>
         <w:rPr>
           <w:rFonts w:hint="eastAsia"/>
@@ -18084,24 +19491,12 @@
         <w:pStyle w:val="ae"/>
       </w:pPr>
       <w:bookmarkStart w:id="84" w:name="_Toc199344432"/>
-      <w:bookmarkStart w:id="85" w:name="_Toc229064815"/>
-      <w:r>
-        <w:rPr>
-          <w:rFonts w:hint="eastAsia"/>
-        </w:rPr>
-        <w:t>（</w:t>
-      </w:r>
-      <w:r>
-        <w:rPr>
-          <w:rFonts w:hint="eastAsia"/>
-        </w:rPr>
-        <w:t>四</w:t>
-      </w:r>
-      <w:r>
-        <w:rPr>
-          <w:rFonts w:hint="eastAsia"/>
-        </w:rPr>
-        <w:t>）危机和压力</w:t>
+      <w:bookmarkStart w:id="85" w:name="_Toc230275586"/>
+      <w:r>
+        <w:rPr>
+          <w:rFonts w:hint="eastAsia"/>
+        </w:rPr>
+        <w:t>（四）危机和压力</w:t>
       </w:r>
       <w:bookmarkEnd w:id="84"/>
       <w:bookmarkEnd w:id="85"/>
@@ -18213,7 +19608,7 @@
       <w:pPr>
         <w:pStyle w:val="ae"/>
       </w:pPr>
-      <w:bookmarkStart w:id="86" w:name="_Toc229064816"/>
+      <w:bookmarkStart w:id="86" w:name="_Toc230275587"/>
       <w:r>
         <w:rPr>
           <w:rFonts w:hint="eastAsia"/>
@@ -18227,9 +19622,6 @@
         <w:pStyle w:val="aa"/>
         <w:spacing w:before="78" w:after="78"/>
         <w:ind w:firstLine="420"/>
-        <w:rPr>
-          <w:rFonts w:hint="eastAsia"/>
-        </w:rPr>
       </w:pPr>
       <w:r>
         <w:rPr>
@@ -18274,7 +19666,7 @@
       <w:pPr>
         <w:pStyle w:val="ae"/>
       </w:pPr>
-      <w:bookmarkStart w:id="87" w:name="_Toc229064817"/>
+      <w:bookmarkStart w:id="87" w:name="_Toc230275588"/>
       <w:r>
         <w:rPr>
           <w:rFonts w:hint="eastAsia"/>
@@ -18359,7 +19751,7 @@
       <w:pPr>
         <w:pStyle w:val="ac"/>
       </w:pPr>
-      <w:bookmarkStart w:id="88" w:name="_Toc229064818"/>
+      <w:bookmarkStart w:id="88" w:name="_Toc230275589"/>
       <w:r>
         <w:rPr>
           <w:rFonts w:hint="eastAsia"/>
@@ -18372,7 +19764,7 @@
       <w:pPr>
         <w:pStyle w:val="ae"/>
       </w:pPr>
-      <w:bookmarkStart w:id="89" w:name="_Toc229064819"/>
+      <w:bookmarkStart w:id="89" w:name="_Toc230275590"/>
       <w:r>
         <w:rPr>
           <w:rFonts w:hint="eastAsia"/>
@@ -18400,9 +19792,6 @@
     <w:p>
       <w:pPr>
         <w:pStyle w:val="af1"/>
-        <w:rPr>
-          <w:rFonts w:hint="eastAsia"/>
-        </w:rPr>
       </w:pPr>
       <w:r>
         <w:rPr>
@@ -18538,9 +19927,6 @@
         </w:numPr>
         <w:spacing w:beforeLines="0" w:before="0" w:afterLines="0" w:after="0"/>
         <w:ind w:left="442" w:hanging="442"/>
-        <w:rPr>
-          <w:rFonts w:hint="eastAsia"/>
-        </w:rPr>
       </w:pPr>
       <w:r>
         <w:rPr>
@@ -18572,13 +19958,7 @@
         <w:rPr>
           <w:rFonts w:hint="eastAsia"/>
         </w:rPr>
-        <w:t>为了表明自己的诚意，可以利用某些非正式场合向对方列举一些你在过去的同类交易中以诚待人的例子。</w:t>
-      </w:r>
-      <w:r>
-        <w:rPr>
-          <w:rFonts w:hint="eastAsia"/>
-        </w:rPr>
-        <w:t>谈判需要坦诚，摆明立场和原则，但也要注意平衡坦诚和策略。</w:t>
+        <w:t>为了表明自己的诚意，可以利用某些非正式场合向对方列举一些你在过去的同类交易中以诚待人的例子。谈判需要坦诚，摆明立场和原则，但也要注意平衡坦诚和策略。</w:t>
       </w:r>
     </w:p>
     <w:p>
@@ -18599,9 +19979,6 @@
         <w:pStyle w:val="aa"/>
         <w:spacing w:before="78" w:after="78"/>
         <w:ind w:firstLine="420"/>
-        <w:rPr>
-          <w:rFonts w:hint="eastAsia"/>
-        </w:rPr>
       </w:pPr>
       <w:r>
         <w:rPr>
@@ -18614,9 +19991,6 @@
       <w:pPr>
         <w:pStyle w:val="aa"/>
         <w:spacing w:before="78" w:after="78"/>
-        <w:rPr>
-          <w:rFonts w:hint="eastAsia"/>
-        </w:rPr>
       </w:pPr>
       <w:r>
         <w:tab/>
@@ -18631,9 +20005,6 @@
     <w:p>
       <w:pPr>
         <w:pStyle w:val="af1"/>
-        <w:rPr>
-          <w:rFonts w:hint="eastAsia"/>
-        </w:rPr>
       </w:pPr>
       <w:r>
         <w:rPr>
@@ -18681,9 +20052,6 @@
     <w:p>
       <w:pPr>
         <w:pStyle w:val="af1"/>
-        <w:rPr>
-          <w:rFonts w:hint="eastAsia"/>
-        </w:rPr>
       </w:pPr>
       <w:r>
         <w:rPr>
@@ -18722,11 +20090,8 @@
     <w:p>
       <w:pPr>
         <w:pStyle w:val="ae"/>
-        <w:rPr>
-          <w:rFonts w:hint="eastAsia"/>
-        </w:rPr>
-      </w:pPr>
-      <w:bookmarkStart w:id="90" w:name="_Toc229064820"/>
+      </w:pPr>
+      <w:bookmarkStart w:id="90" w:name="_Toc230275591"/>
       <w:r>
         <w:rPr>
           <w:rFonts w:hint="eastAsia"/>
@@ -18766,9 +20131,6 @@
       <w:pPr>
         <w:pStyle w:val="aa"/>
         <w:spacing w:before="78" w:after="78"/>
-        <w:rPr>
-          <w:rFonts w:hint="eastAsia"/>
-        </w:rPr>
       </w:pPr>
       <w:r>
         <w:lastRenderedPageBreak/>
@@ -18811,7 +20173,7 @@
       <w:pPr>
         <w:pStyle w:val="ae"/>
       </w:pPr>
-      <w:bookmarkStart w:id="91" w:name="_Toc229064821"/>
+      <w:bookmarkStart w:id="91" w:name="_Toc230275592"/>
       <w:r>
         <w:rPr>
           <w:rFonts w:hint="eastAsia"/>
@@ -18963,9 +20325,6 @@
         </w:numPr>
         <w:spacing w:beforeLines="0" w:before="0" w:afterLines="0" w:after="0"/>
         <w:ind w:left="442" w:hanging="442"/>
-        <w:rPr>
-          <w:rFonts w:hint="eastAsia"/>
-        </w:rPr>
       </w:pPr>
       <w:r>
         <w:rPr>
@@ -18978,7 +20337,7 @@
       <w:pPr>
         <w:pStyle w:val="ae"/>
       </w:pPr>
-      <w:bookmarkStart w:id="92" w:name="_Toc229064822"/>
+      <w:bookmarkStart w:id="92" w:name="_Toc230275593"/>
       <w:r>
         <w:rPr>
           <w:rFonts w:hint="eastAsia"/>
@@ -18992,9 +20351,6 @@
         <w:pStyle w:val="aa"/>
         <w:spacing w:before="78" w:after="78"/>
         <w:ind w:firstLine="420"/>
-        <w:rPr>
-          <w:rFonts w:hint="eastAsia"/>
-        </w:rPr>
       </w:pPr>
       <w:r>
         <w:rPr>
@@ -19007,7 +20363,7 @@
       <w:pPr>
         <w:pStyle w:val="ae"/>
       </w:pPr>
-      <w:bookmarkStart w:id="93" w:name="_Toc229064823"/>
+      <w:bookmarkStart w:id="93" w:name="_Toc230275594"/>
       <w:r>
         <w:rPr>
           <w:rFonts w:hint="eastAsia"/>
@@ -19035,7 +20391,7 @@
       <w:pPr>
         <w:pStyle w:val="ae"/>
       </w:pPr>
-      <w:bookmarkStart w:id="94" w:name="_Toc229064824"/>
+      <w:bookmarkStart w:id="94" w:name="_Toc230275595"/>
       <w:r>
         <w:rPr>
           <w:rFonts w:hint="eastAsia"/>
@@ -19085,9 +20441,6 @@
         </w:numPr>
         <w:spacing w:beforeLines="0" w:before="0" w:afterLines="0" w:after="0"/>
         <w:ind w:left="442" w:hanging="442"/>
-        <w:rPr>
-          <w:rFonts w:hint="eastAsia"/>
-        </w:rPr>
       </w:pPr>
       <w:r>
         <w:rPr>
@@ -19105,9 +20458,6 @@
         </w:numPr>
         <w:spacing w:beforeLines="0" w:before="0" w:afterLines="0" w:after="0"/>
         <w:ind w:left="442" w:hanging="442"/>
-        <w:rPr>
-          <w:rFonts w:hint="eastAsia"/>
-        </w:rPr>
       </w:pPr>
       <w:r>
         <w:rPr>
@@ -19120,10 +20470,1554 @@
       <w:pPr>
         <w:pStyle w:val="aa"/>
         <w:spacing w:before="78" w:after="78"/>
-        <w:rPr>
-          <w:rFonts w:hint="eastAsia"/>
-        </w:rPr>
-      </w:pPr>
+      </w:pPr>
+    </w:p>
+    <w:p>
+      <w:pPr>
+        <w:pStyle w:val="aa"/>
+        <w:spacing w:before="78" w:after="78"/>
+      </w:pPr>
+    </w:p>
+    <w:p>
+      <w:pPr>
+        <w:pStyle w:val="aa"/>
+        <w:spacing w:before="78" w:after="78"/>
+      </w:pPr>
+    </w:p>
+    <w:p>
+      <w:pPr>
+        <w:pStyle w:val="a9"/>
+      </w:pPr>
+      <w:bookmarkStart w:id="95" w:name="_Toc230275596"/>
+      <w:r>
+        <w:rPr>
+          <w:rFonts w:hint="eastAsia"/>
+        </w:rPr>
+        <w:t>第八讲</w:t>
+      </w:r>
+      <w:r>
+        <w:rPr>
+          <w:rFonts w:hint="eastAsia"/>
+        </w:rPr>
+        <w:t xml:space="preserve"> </w:t>
+      </w:r>
+      <w:r>
+        <w:rPr>
+          <w:rFonts w:hint="eastAsia"/>
+        </w:rPr>
+        <w:t>中美“入世”谈判与区域自贸谈判</w:t>
+      </w:r>
+      <w:bookmarkEnd w:id="95"/>
+    </w:p>
+    <w:p>
+      <w:pPr>
+        <w:pStyle w:val="aa"/>
+        <w:spacing w:before="78" w:after="78"/>
+        <w:jc w:val="center"/>
+      </w:pPr>
+      <w:r>
+        <w:rPr>
+          <w:rFonts w:hint="eastAsia"/>
+        </w:rPr>
+        <w:t>2026.5.14</w:t>
+      </w:r>
+    </w:p>
+    <w:p>
+      <w:pPr>
+        <w:pStyle w:val="ac"/>
+      </w:pPr>
+      <w:bookmarkStart w:id="96" w:name="_Toc230275597"/>
+      <w:r>
+        <w:rPr>
+          <w:rFonts w:hint="eastAsia"/>
+        </w:rPr>
+        <w:t>一、中美入世谈判</w:t>
+      </w:r>
+      <w:bookmarkEnd w:id="96"/>
+    </w:p>
+    <w:p>
+      <w:pPr>
+        <w:pStyle w:val="ae"/>
+      </w:pPr>
+      <w:bookmarkStart w:id="97" w:name="_Toc230275598"/>
+      <w:r>
+        <w:rPr>
+          <w:rFonts w:hint="eastAsia"/>
+        </w:rPr>
+        <w:t>（一）背景</w:t>
+      </w:r>
+      <w:proofErr w:type="gramStart"/>
+      <w:r>
+        <w:rPr>
+          <w:rFonts w:hint="eastAsia"/>
+        </w:rPr>
+        <w:t>一</w:t>
+      </w:r>
+      <w:proofErr w:type="gramEnd"/>
+      <w:r>
+        <w:rPr>
+          <w:rFonts w:hint="eastAsia"/>
+        </w:rPr>
+        <w:t>：中国与</w:t>
+      </w:r>
+      <w:r>
+        <w:rPr>
+          <w:rFonts w:hint="eastAsia"/>
+        </w:rPr>
+        <w:t>GATT/WTO</w:t>
+      </w:r>
+      <w:bookmarkEnd w:id="97"/>
+    </w:p>
+    <w:p>
+      <w:pPr>
+        <w:pStyle w:val="aa"/>
+        <w:spacing w:before="78" w:after="78"/>
+      </w:pPr>
+      <w:r>
+        <w:lastRenderedPageBreak/>
+        <w:tab/>
+      </w:r>
+      <w:r>
+        <w:rPr>
+          <w:rFonts w:hint="eastAsia"/>
+        </w:rPr>
+        <w:t>在联合国贸易与就业会议（</w:t>
+      </w:r>
+      <w:r>
+        <w:rPr>
+          <w:rFonts w:hint="eastAsia"/>
+        </w:rPr>
+        <w:t>1947</w:t>
+      </w:r>
+      <w:r>
+        <w:rPr>
+          <w:rFonts w:hint="eastAsia"/>
+        </w:rPr>
+        <w:t>）期间，《关税与贸易总协定》（</w:t>
+      </w:r>
+      <w:r>
+        <w:rPr>
+          <w:rFonts w:hint="eastAsia"/>
+        </w:rPr>
+        <w:t>GATT</w:t>
+      </w:r>
+      <w:r>
+        <w:rPr>
+          <w:rFonts w:hint="eastAsia"/>
+        </w:rPr>
+        <w:t>）签订，中国是</w:t>
+      </w:r>
+      <w:r>
+        <w:rPr>
+          <w:rFonts w:hint="eastAsia"/>
+        </w:rPr>
+        <w:t>23</w:t>
+      </w:r>
+      <w:r>
+        <w:rPr>
+          <w:rFonts w:hint="eastAsia"/>
+        </w:rPr>
+        <w:t>个缔约国</w:t>
+      </w:r>
+      <w:r>
+        <w:rPr>
+          <w:rFonts w:hint="eastAsia"/>
+        </w:rPr>
+        <w:t>之一。</w:t>
+      </w:r>
+      <w:r>
+        <w:rPr>
+          <w:rFonts w:hint="eastAsia"/>
+        </w:rPr>
+        <w:t>GATT</w:t>
+      </w:r>
+      <w:r>
+        <w:rPr>
+          <w:rFonts w:hint="eastAsia"/>
+        </w:rPr>
+        <w:t>是一个支持贸易自由化的谈判平台，秉持贸易非歧视原则（最惠国待遇原则），支持对发展中国家的优惠待遇，支持对外国企业赋予国民待遇。成员国可以要求豁免，争端解决机制较弱。自</w:t>
+      </w:r>
+      <w:r>
+        <w:rPr>
+          <w:rFonts w:hint="eastAsia"/>
+        </w:rPr>
+        <w:t>1948</w:t>
+      </w:r>
+      <w:r>
+        <w:rPr>
+          <w:rFonts w:hint="eastAsia"/>
+        </w:rPr>
+        <w:t>年至</w:t>
+      </w:r>
+      <w:r>
+        <w:rPr>
+          <w:rFonts w:hint="eastAsia"/>
+        </w:rPr>
+        <w:t>1994</w:t>
+      </w:r>
+      <w:r>
+        <w:rPr>
+          <w:rFonts w:hint="eastAsia"/>
+        </w:rPr>
+        <w:t>年，</w:t>
+      </w:r>
+      <w:r>
+        <w:rPr>
+          <w:rFonts w:hint="eastAsia"/>
+        </w:rPr>
+        <w:t>GATT</w:t>
+      </w:r>
+      <w:r>
+        <w:rPr>
+          <w:rFonts w:hint="eastAsia"/>
+        </w:rPr>
+        <w:t>扩展为</w:t>
+      </w:r>
+      <w:r>
+        <w:rPr>
+          <w:rFonts w:hint="eastAsia"/>
+        </w:rPr>
+        <w:t>128</w:t>
+      </w:r>
+      <w:r>
+        <w:rPr>
+          <w:rFonts w:hint="eastAsia"/>
+        </w:rPr>
+        <w:t>个成员国，并经过八个回合的关税谈判促使缔约方的进口关税不断下降。开始于</w:t>
+      </w:r>
+      <w:r>
+        <w:rPr>
+          <w:rFonts w:hint="eastAsia"/>
+        </w:rPr>
+        <w:t>1986</w:t>
+      </w:r>
+      <w:r>
+        <w:rPr>
+          <w:rFonts w:hint="eastAsia"/>
+        </w:rPr>
+        <w:t>年的乌拉圭回合涉及服务、知识产权、农业问题。</w:t>
+      </w:r>
+    </w:p>
+    <w:p>
+      <w:pPr>
+        <w:pStyle w:val="aa"/>
+        <w:spacing w:before="78" w:after="78"/>
+      </w:pPr>
+      <w:r>
+        <w:tab/>
+      </w:r>
+      <w:r>
+        <w:rPr>
+          <w:rFonts w:hint="eastAsia"/>
+        </w:rPr>
+        <w:t>1995</w:t>
+      </w:r>
+      <w:r>
+        <w:rPr>
+          <w:rFonts w:hint="eastAsia"/>
+        </w:rPr>
+        <w:t>年，</w:t>
+      </w:r>
+      <w:r>
+        <w:rPr>
+          <w:rFonts w:hint="eastAsia"/>
+        </w:rPr>
+        <w:t>GATT</w:t>
+      </w:r>
+      <w:r>
+        <w:rPr>
+          <w:rFonts w:hint="eastAsia"/>
+        </w:rPr>
+        <w:t>转变为世界贸易组织（</w:t>
+      </w:r>
+      <w:r>
+        <w:rPr>
+          <w:rFonts w:hint="eastAsia"/>
+        </w:rPr>
+        <w:t>WTO</w:t>
+      </w:r>
+      <w:r>
+        <w:rPr>
+          <w:rFonts w:hint="eastAsia"/>
+        </w:rPr>
+        <w:t>），继承了原有规则并继续充当贸易谈判论坛，在服务和知识产权方面扩大了管辖权，为贸易评估、争端解决提供机制（授权国家合法报复）。“入世”谈判成为推动新成员国</w:t>
+      </w:r>
+      <w:proofErr w:type="gramStart"/>
+      <w:r>
+        <w:rPr>
+          <w:rFonts w:hint="eastAsia"/>
+        </w:rPr>
+        <w:t>内制度</w:t>
+      </w:r>
+      <w:proofErr w:type="gramEnd"/>
+      <w:r>
+        <w:rPr>
+          <w:rFonts w:hint="eastAsia"/>
+        </w:rPr>
+        <w:t>改革的手段。</w:t>
+      </w:r>
+      <w:r>
+        <w:rPr>
+          <w:rFonts w:hint="eastAsia"/>
+        </w:rPr>
+        <w:t>2001</w:t>
+      </w:r>
+      <w:r>
+        <w:rPr>
+          <w:rFonts w:hint="eastAsia"/>
+        </w:rPr>
+        <w:t>年启动的</w:t>
+      </w:r>
+      <w:r>
+        <w:rPr>
+          <w:rFonts w:hint="eastAsia"/>
+        </w:rPr>
+        <w:t>WTO</w:t>
+      </w:r>
+      <w:r>
+        <w:rPr>
+          <w:rFonts w:hint="eastAsia"/>
+        </w:rPr>
+        <w:t>多哈回合谈判陷入僵局。</w:t>
+      </w:r>
+    </w:p>
+    <w:p>
+      <w:pPr>
+        <w:pStyle w:val="aa"/>
+        <w:spacing w:before="78" w:after="78"/>
+      </w:pPr>
+      <w:r>
+        <w:tab/>
+      </w:r>
+      <w:r>
+        <w:rPr>
+          <w:rFonts w:hint="eastAsia"/>
+        </w:rPr>
+        <w:t>1949</w:t>
+      </w:r>
+      <w:r>
+        <w:rPr>
+          <w:rFonts w:hint="eastAsia"/>
+        </w:rPr>
+        <w:t>年中华人民共和国成立后未能取得联合国席位，中国的社会主义计划经济体制也与</w:t>
+      </w:r>
+      <w:r>
+        <w:rPr>
+          <w:rFonts w:hint="eastAsia"/>
+        </w:rPr>
+        <w:t>GATT</w:t>
+      </w:r>
+      <w:r>
+        <w:rPr>
+          <w:rFonts w:hint="eastAsia"/>
+        </w:rPr>
+        <w:t>的基本原则不符，所以</w:t>
+      </w:r>
+      <w:r>
+        <w:rPr>
+          <w:rFonts w:hint="eastAsia"/>
+        </w:rPr>
+        <w:t>GATT</w:t>
+      </w:r>
+      <w:r>
+        <w:rPr>
+          <w:rFonts w:hint="eastAsia"/>
+        </w:rPr>
+        <w:t>的中国席位仍由国民党政府占据。</w:t>
+      </w:r>
+      <w:r>
+        <w:rPr>
+          <w:rFonts w:hint="eastAsia"/>
+        </w:rPr>
+        <w:t>1950</w:t>
+      </w:r>
+      <w:r>
+        <w:rPr>
+          <w:rFonts w:hint="eastAsia"/>
+        </w:rPr>
+        <w:t>年，台湾国民党政府退出了</w:t>
+      </w:r>
+      <w:r>
+        <w:rPr>
+          <w:rFonts w:hint="eastAsia"/>
+        </w:rPr>
+        <w:t>GATT</w:t>
+      </w:r>
+      <w:r>
+        <w:rPr>
+          <w:rFonts w:hint="eastAsia"/>
+        </w:rPr>
+        <w:t>，此后关贸总协定的中国席位就一直空着；中国政府认为这一退出是无效的，因为国民党政府已不能代表中国。</w:t>
+      </w:r>
+      <w:r>
+        <w:rPr>
+          <w:rFonts w:hint="eastAsia"/>
+        </w:rPr>
+        <w:t>改革开放后，中国加入了世界银行和国际货币基金组织；世界上主要的经济国际组织中，只有</w:t>
+      </w:r>
+      <w:r>
+        <w:rPr>
+          <w:rFonts w:hint="eastAsia"/>
+        </w:rPr>
+        <w:t>GATT</w:t>
+      </w:r>
+      <w:r>
+        <w:rPr>
+          <w:rFonts w:hint="eastAsia"/>
+        </w:rPr>
+        <w:t>没有加入，而其主要问题在于中国还未确立市场经济。</w:t>
+      </w:r>
+    </w:p>
+    <w:p>
+      <w:pPr>
+        <w:pStyle w:val="aa"/>
+        <w:spacing w:before="78" w:after="78"/>
+      </w:pPr>
+      <w:r>
+        <w:tab/>
+      </w:r>
+      <w:r>
+        <w:rPr>
+          <w:rFonts w:hint="eastAsia"/>
+        </w:rPr>
+        <w:t>从</w:t>
+      </w:r>
+      <w:r>
+        <w:rPr>
+          <w:rFonts w:hint="eastAsia"/>
+        </w:rPr>
+        <w:t>80</w:t>
+      </w:r>
+      <w:r>
+        <w:rPr>
+          <w:rFonts w:hint="eastAsia"/>
+        </w:rPr>
+        <w:t>年代初到</w:t>
+      </w:r>
+      <w:r>
+        <w:rPr>
+          <w:rFonts w:hint="eastAsia"/>
+        </w:rPr>
+        <w:t>1986</w:t>
+      </w:r>
+      <w:r>
+        <w:rPr>
+          <w:rFonts w:hint="eastAsia"/>
+        </w:rPr>
+        <w:t>年</w:t>
+      </w:r>
+      <w:r>
+        <w:rPr>
+          <w:rFonts w:hint="eastAsia"/>
+        </w:rPr>
+        <w:t>7</w:t>
+      </w:r>
+      <w:r>
+        <w:rPr>
+          <w:rFonts w:hint="eastAsia"/>
+        </w:rPr>
+        <w:t>月，主要是酝酿和准备“复关”事宜。从</w:t>
+      </w:r>
+      <w:r>
+        <w:rPr>
+          <w:rFonts w:hint="eastAsia"/>
+        </w:rPr>
+        <w:t>1987</w:t>
+      </w:r>
+      <w:r>
+        <w:rPr>
+          <w:rFonts w:hint="eastAsia"/>
+        </w:rPr>
+        <w:t>年</w:t>
+      </w:r>
+      <w:r>
+        <w:rPr>
+          <w:rFonts w:hint="eastAsia"/>
+        </w:rPr>
+        <w:t>2</w:t>
+      </w:r>
+      <w:r>
+        <w:rPr>
+          <w:rFonts w:hint="eastAsia"/>
+        </w:rPr>
+        <w:t>月到</w:t>
+      </w:r>
+      <w:r>
+        <w:rPr>
+          <w:rFonts w:hint="eastAsia"/>
+        </w:rPr>
+        <w:t>1992</w:t>
+      </w:r>
+      <w:r>
+        <w:rPr>
+          <w:rFonts w:hint="eastAsia"/>
+        </w:rPr>
+        <w:t>年</w:t>
+      </w:r>
+      <w:r>
+        <w:rPr>
+          <w:rFonts w:hint="eastAsia"/>
+        </w:rPr>
+        <w:t>10</w:t>
+      </w:r>
+      <w:r>
+        <w:rPr>
+          <w:rFonts w:hint="eastAsia"/>
+        </w:rPr>
+        <w:t>月，主要是审议中国经贸体制。</w:t>
+      </w:r>
+      <w:r>
+        <w:rPr>
+          <w:rFonts w:hint="eastAsia"/>
+        </w:rPr>
+        <w:t>1992</w:t>
+      </w:r>
+      <w:r>
+        <w:rPr>
+          <w:rFonts w:hint="eastAsia"/>
+        </w:rPr>
+        <w:t>年</w:t>
+      </w:r>
+      <w:r>
+        <w:rPr>
+          <w:rFonts w:hint="eastAsia"/>
+        </w:rPr>
+        <w:t>2</w:t>
+      </w:r>
+      <w:r>
+        <w:rPr>
+          <w:rFonts w:hint="eastAsia"/>
+        </w:rPr>
+        <w:t>月到</w:t>
+      </w:r>
+      <w:r>
+        <w:rPr>
+          <w:rFonts w:hint="eastAsia"/>
+        </w:rPr>
+        <w:t>1994</w:t>
+      </w:r>
+      <w:r>
+        <w:rPr>
+          <w:rFonts w:hint="eastAsia"/>
+        </w:rPr>
+        <w:t>年</w:t>
+      </w:r>
+      <w:r>
+        <w:rPr>
+          <w:rFonts w:hint="eastAsia"/>
+        </w:rPr>
+        <w:t>12</w:t>
+      </w:r>
+      <w:r>
+        <w:rPr>
+          <w:rFonts w:hint="eastAsia"/>
+        </w:rPr>
+        <w:t>月，这一阶段“复关”谈判重启，并进入权利与义务敲定的实质谈判最后攻坚时期，但最终因与</w:t>
+      </w:r>
+      <w:r>
+        <w:rPr>
+          <w:rFonts w:hint="eastAsia"/>
+        </w:rPr>
+        <w:t>GATT</w:t>
+      </w:r>
+      <w:r>
+        <w:rPr>
+          <w:rFonts w:hint="eastAsia"/>
+        </w:rPr>
+        <w:t>成员国（主要是美国和欧盟）的双边谈判未能完成而没有恢复在</w:t>
+      </w:r>
+      <w:r>
+        <w:rPr>
+          <w:rFonts w:hint="eastAsia"/>
+        </w:rPr>
+        <w:t>GATT</w:t>
+      </w:r>
+      <w:r>
+        <w:rPr>
+          <w:rFonts w:hint="eastAsia"/>
+        </w:rPr>
+        <w:t>的席位，也没有成为</w:t>
+      </w:r>
+      <w:r>
+        <w:rPr>
+          <w:rFonts w:hint="eastAsia"/>
+        </w:rPr>
+        <w:t>WTO</w:t>
+      </w:r>
+      <w:r>
+        <w:rPr>
+          <w:rFonts w:hint="eastAsia"/>
+        </w:rPr>
+        <w:t>的创始成员国。</w:t>
+      </w:r>
+    </w:p>
+    <w:p>
+      <w:pPr>
+        <w:pStyle w:val="aa"/>
+        <w:spacing w:before="78" w:after="78"/>
+      </w:pPr>
+      <w:r>
+        <w:tab/>
+      </w:r>
+      <w:r>
+        <w:rPr>
+          <w:rFonts w:hint="eastAsia"/>
+        </w:rPr>
+        <w:t>1995</w:t>
+      </w:r>
+      <w:r>
+        <w:rPr>
+          <w:rFonts w:hint="eastAsia"/>
+        </w:rPr>
+        <w:t>年</w:t>
+      </w:r>
+      <w:r>
+        <w:rPr>
+          <w:rFonts w:hint="eastAsia"/>
+        </w:rPr>
+        <w:t>WTO</w:t>
+      </w:r>
+      <w:r>
+        <w:rPr>
+          <w:rFonts w:hint="eastAsia"/>
+        </w:rPr>
+        <w:t>成立之后，中方根据要求，与</w:t>
+      </w:r>
+      <w:r>
+        <w:rPr>
+          <w:rFonts w:hint="eastAsia"/>
+        </w:rPr>
+        <w:t>WTO</w:t>
+      </w:r>
+      <w:r>
+        <w:rPr>
+          <w:rFonts w:hint="eastAsia"/>
+        </w:rPr>
+        <w:t>的</w:t>
+      </w:r>
+      <w:r>
+        <w:rPr>
+          <w:rFonts w:hint="eastAsia"/>
+        </w:rPr>
+        <w:t>37</w:t>
+      </w:r>
+      <w:r>
+        <w:rPr>
+          <w:rFonts w:hint="eastAsia"/>
+        </w:rPr>
+        <w:t>个成员开始了长达</w:t>
+      </w:r>
+      <w:r>
+        <w:rPr>
+          <w:rFonts w:hint="eastAsia"/>
+        </w:rPr>
+        <w:t>5</w:t>
+      </w:r>
+      <w:r>
+        <w:rPr>
+          <w:rFonts w:hint="eastAsia"/>
+        </w:rPr>
+        <w:t>年的拉锯式双边谈判。其中，最艰巨的莫过于中美谈判，前后进行了</w:t>
+      </w:r>
+      <w:r>
+        <w:rPr>
+          <w:rFonts w:hint="eastAsia"/>
+        </w:rPr>
+        <w:t>25</w:t>
+      </w:r>
+      <w:r>
+        <w:rPr>
+          <w:rFonts w:hint="eastAsia"/>
+        </w:rPr>
+        <w:t>轮。</w:t>
+      </w:r>
+    </w:p>
+    <w:p>
+      <w:pPr>
+        <w:pStyle w:val="ae"/>
+      </w:pPr>
+      <w:bookmarkStart w:id="98" w:name="_Toc230275599"/>
+      <w:r>
+        <w:rPr>
+          <w:rFonts w:hint="eastAsia"/>
+        </w:rPr>
+        <w:t>（二）背景二：中美关系与中国入世</w:t>
+      </w:r>
+      <w:bookmarkEnd w:id="98"/>
+    </w:p>
+    <w:p>
+      <w:pPr>
+        <w:pStyle w:val="aa"/>
+        <w:spacing w:before="78" w:after="78"/>
+      </w:pPr>
+      <w:r>
+        <w:tab/>
+      </w:r>
+      <w:r>
+        <w:rPr>
+          <w:rFonts w:hint="eastAsia"/>
+        </w:rPr>
+        <w:t>中国“入世”前，冷战时期美国实行对华封锁；改革开放后，两国贸易额开始大幅上升。</w:t>
+      </w:r>
+      <w:r>
+        <w:rPr>
+          <w:rFonts w:hint="eastAsia"/>
+        </w:rPr>
+        <w:t>邓小平南方谈话后，中美联系进一步加强。从</w:t>
+      </w:r>
+      <w:r>
+        <w:rPr>
+          <w:rFonts w:hint="eastAsia"/>
+        </w:rPr>
+        <w:t>1993</w:t>
+      </w:r>
+      <w:r>
+        <w:rPr>
+          <w:rFonts w:hint="eastAsia"/>
+        </w:rPr>
+        <w:t>年起，中国对美国形成了越来越大的逐年贸易顺差。在</w:t>
+      </w:r>
+      <w:r>
+        <w:rPr>
+          <w:rFonts w:hint="eastAsia"/>
+        </w:rPr>
+        <w:t>“复关”</w:t>
+      </w:r>
+      <w:r>
+        <w:rPr>
+          <w:rFonts w:hint="eastAsia"/>
+        </w:rPr>
+        <w:t>过程中，美国政府针对中国发起了“</w:t>
+      </w:r>
+      <w:r>
+        <w:rPr>
+          <w:rFonts w:hint="eastAsia"/>
+        </w:rPr>
+        <w:t>301</w:t>
+      </w:r>
+      <w:r>
+        <w:rPr>
+          <w:rFonts w:hint="eastAsia"/>
+        </w:rPr>
+        <w:t>调查”；针对最惠国待遇问题，老布什政府顶住压力，克林顿政府则经历了反复，最后得到解决。</w:t>
+      </w:r>
+    </w:p>
+    <w:p>
+      <w:pPr>
+        <w:pStyle w:val="aa"/>
+        <w:spacing w:before="78" w:after="78"/>
+      </w:pPr>
+      <w:r>
+        <w:tab/>
+      </w:r>
+      <w:r>
+        <w:rPr>
+          <w:rFonts w:hint="eastAsia"/>
+        </w:rPr>
+        <w:t>克林顿时期，美国已不能忽视中国的经济体量，中国也亟需“入世”；</w:t>
+      </w:r>
+      <w:r>
+        <w:rPr>
+          <w:rFonts w:hint="eastAsia"/>
+        </w:rPr>
+        <w:t>1997</w:t>
+      </w:r>
+      <w:r>
+        <w:rPr>
+          <w:rFonts w:hint="eastAsia"/>
+        </w:rPr>
+        <w:t>年至</w:t>
+      </w:r>
+      <w:r>
+        <w:rPr>
+          <w:rFonts w:hint="eastAsia"/>
+        </w:rPr>
+        <w:t>1999</w:t>
+      </w:r>
+      <w:r>
+        <w:rPr>
+          <w:rFonts w:hint="eastAsia"/>
+        </w:rPr>
+        <w:t>年，中美关系</w:t>
+      </w:r>
+      <w:proofErr w:type="gramStart"/>
+      <w:r>
+        <w:rPr>
+          <w:rFonts w:hint="eastAsia"/>
+        </w:rPr>
+        <w:t>也总体</w:t>
+      </w:r>
+      <w:proofErr w:type="gramEnd"/>
+      <w:r>
+        <w:rPr>
+          <w:rFonts w:hint="eastAsia"/>
+        </w:rPr>
+        <w:t>缓和。</w:t>
+      </w:r>
+    </w:p>
+    <w:p>
+      <w:pPr>
+        <w:pStyle w:val="ae"/>
+      </w:pPr>
+      <w:bookmarkStart w:id="99" w:name="_Toc230275600"/>
+      <w:r>
+        <w:rPr>
+          <w:rFonts w:hint="eastAsia"/>
+        </w:rPr>
+        <w:t>（三）参与者及其利益</w:t>
+      </w:r>
+      <w:bookmarkEnd w:id="99"/>
+    </w:p>
+    <w:p>
+      <w:pPr>
+        <w:pStyle w:val="aa"/>
+        <w:spacing w:before="78" w:after="78"/>
+      </w:pPr>
+      <w:r>
+        <w:tab/>
+      </w:r>
+      <w:r>
+        <w:rPr>
+          <w:rFonts w:hint="eastAsia"/>
+        </w:rPr>
+        <w:t>美国的国内利害关系方面，经济利益集团极力支持中国“入世”，而人权派、反华派则尝试阻止。另一方面，克林顿时期，国会与白宫之间也有矛盾，克林顿想推动的事情有时会遭到国会反对。</w:t>
+      </w:r>
+    </w:p>
+    <w:p>
+      <w:pPr>
+        <w:pStyle w:val="aa"/>
+        <w:spacing w:before="78" w:after="78"/>
+      </w:pPr>
+      <w:r>
+        <w:tab/>
+      </w:r>
+      <w:r>
+        <w:rPr>
+          <w:rFonts w:hint="eastAsia"/>
+        </w:rPr>
+        <w:t>中国的国内利害关系方面，对中国“入世”持反对或保留态度的不仅有诸多产业（主要是重工业的汽车、电子、机械设备、石油化工等，服务业的批发、银行、保险、电信等，以及农业）以及代表它们的政府部门，还有地方政府和公众。</w:t>
+      </w:r>
+      <w:r>
+        <w:rPr>
+          <w:rFonts w:hint="eastAsia"/>
+        </w:rPr>
+        <w:t>此外也有政治意识形态上的考虑。</w:t>
+      </w:r>
+    </w:p>
+    <w:p>
+      <w:pPr>
+        <w:pStyle w:val="aa"/>
+        <w:spacing w:before="78" w:after="78"/>
+      </w:pPr>
+      <w:r>
+        <w:tab/>
+      </w:r>
+      <w:r>
+        <w:rPr>
+          <w:rFonts w:hint="eastAsia"/>
+        </w:rPr>
+        <w:t>中美的主要分歧在于，中国要求以发展中国家身份复关或入世，美国则要求中国以一般成员的标准进入；此外也有一些技术性分歧。</w:t>
+      </w:r>
+    </w:p>
+    <w:p>
+      <w:pPr>
+        <w:pStyle w:val="ae"/>
+      </w:pPr>
+      <w:bookmarkStart w:id="100" w:name="_Toc230275601"/>
+      <w:r>
+        <w:rPr>
+          <w:rFonts w:hint="eastAsia"/>
+        </w:rPr>
+        <w:lastRenderedPageBreak/>
+        <w:t>（四）行动维度</w:t>
+      </w:r>
+      <w:bookmarkEnd w:id="100"/>
+    </w:p>
+    <w:p>
+      <w:pPr>
+        <w:pStyle w:val="aa"/>
+        <w:spacing w:before="78" w:after="78"/>
+      </w:pPr>
+      <w:r>
+        <w:tab/>
+      </w:r>
+      <w:r>
+        <w:rPr>
+          <w:rFonts w:hint="eastAsia"/>
+        </w:rPr>
+        <w:t>战略层面，中美入世谈判之所以关键，就在于美国在</w:t>
+      </w:r>
+      <w:r>
+        <w:rPr>
+          <w:rFonts w:hint="eastAsia"/>
+        </w:rPr>
+        <w:t>WTO</w:t>
+      </w:r>
+      <w:r>
+        <w:rPr>
+          <w:rFonts w:hint="eastAsia"/>
+        </w:rPr>
+        <w:t>中的结构性优势。在入世谈判之处，中国仍沿用“依靠第三世界、团结第二世界、孤立和打击美国”的旧有方针，但由于</w:t>
+      </w:r>
+      <w:r>
+        <w:rPr>
+          <w:rFonts w:hint="eastAsia"/>
+        </w:rPr>
+        <w:t>WTO</w:t>
+      </w:r>
+      <w:r>
+        <w:rPr>
+          <w:rFonts w:hint="eastAsia"/>
+        </w:rPr>
+        <w:t>中许多国家都有搭美国的便车倾向，因此</w:t>
+      </w:r>
+      <w:proofErr w:type="gramStart"/>
+      <w:r>
+        <w:rPr>
+          <w:rFonts w:hint="eastAsia"/>
+        </w:rPr>
+        <w:t>此</w:t>
+      </w:r>
+      <w:proofErr w:type="gramEnd"/>
+      <w:r>
+        <w:rPr>
+          <w:rFonts w:hint="eastAsia"/>
+        </w:rPr>
+        <w:t>策略的效果并不理想。在此之后，中国才开始转向与美国加强接触。</w:t>
+      </w:r>
+    </w:p>
+    <w:p>
+      <w:pPr>
+        <w:pStyle w:val="aa"/>
+        <w:spacing w:before="78" w:after="78"/>
+      </w:pPr>
+      <w:r>
+        <w:tab/>
+      </w:r>
+      <w:r>
+        <w:rPr>
+          <w:rFonts w:hint="eastAsia"/>
+        </w:rPr>
+        <w:t>中美入世谈判是高强度的，常常连夜开会。在谈判期间，中方注重建构和维持势头。</w:t>
+      </w:r>
+      <w:r>
+        <w:rPr>
+          <w:rFonts w:hint="eastAsia"/>
+        </w:rPr>
+        <w:t>谈判中双方的策略方面，美方注重要价、威胁和情绪，中方则坚持原则和适当让步的平衡，树立自身信誉。</w:t>
+      </w:r>
+    </w:p>
+    <w:p>
+      <w:pPr>
+        <w:pStyle w:val="aa"/>
+        <w:spacing w:before="78" w:after="78"/>
+      </w:pPr>
+    </w:p>
+    <w:p>
+      <w:pPr>
+        <w:pStyle w:val="ac"/>
+      </w:pPr>
+      <w:bookmarkStart w:id="101" w:name="_Toc230275602"/>
+      <w:r>
+        <w:rPr>
+          <w:rFonts w:hint="eastAsia"/>
+        </w:rPr>
+        <w:t>二、区域自贸谈判分析</w:t>
+      </w:r>
+      <w:bookmarkEnd w:id="101"/>
+    </w:p>
+    <w:p>
+      <w:pPr>
+        <w:pStyle w:val="aa"/>
+        <w:spacing w:before="78" w:after="78"/>
+      </w:pPr>
+      <w:r>
+        <w:tab/>
+      </w:r>
+      <w:r>
+        <w:rPr>
+          <w:rFonts w:hint="eastAsia"/>
+        </w:rPr>
+        <w:t>自由贸易协定（</w:t>
+      </w:r>
+      <w:r>
+        <w:rPr>
+          <w:rFonts w:hint="eastAsia"/>
+        </w:rPr>
+        <w:t>FTA</w:t>
+      </w:r>
+      <w:r>
+        <w:rPr>
+          <w:rFonts w:hint="eastAsia"/>
+        </w:rPr>
+        <w:t>）是为了促进经济一体化的双边或多边贸易协定，签署同一份</w:t>
+      </w:r>
+      <w:r>
+        <w:rPr>
+          <w:rFonts w:hint="eastAsia"/>
+        </w:rPr>
+        <w:t>FTA</w:t>
+      </w:r>
+      <w:r>
+        <w:rPr>
+          <w:rFonts w:hint="eastAsia"/>
+        </w:rPr>
+        <w:t>的国家构成一个自由贸易区（</w:t>
+      </w:r>
+      <w:r>
+        <w:rPr>
+          <w:rFonts w:hint="eastAsia"/>
+        </w:rPr>
+        <w:t>RTA</w:t>
+      </w:r>
+      <w:r>
+        <w:rPr>
+          <w:rFonts w:hint="eastAsia"/>
+        </w:rPr>
+        <w:t>）。《北美自由贸易协定》（</w:t>
+      </w:r>
+      <w:r>
+        <w:rPr>
+          <w:rFonts w:hint="eastAsia"/>
+        </w:rPr>
+        <w:t>NAFTA</w:t>
+      </w:r>
+      <w:r>
+        <w:rPr>
+          <w:rFonts w:hint="eastAsia"/>
+        </w:rPr>
+        <w:t>）、《全面与进步跨太平洋伙伴关系协定》（</w:t>
+      </w:r>
+      <w:r>
+        <w:rPr>
+          <w:rFonts w:hint="eastAsia"/>
+        </w:rPr>
+        <w:t>CPTPP</w:t>
+      </w:r>
+      <w:r>
+        <w:rPr>
+          <w:rFonts w:hint="eastAsia"/>
+        </w:rPr>
+        <w:t>）、《区域全面经济伙伴关系协定》（</w:t>
+      </w:r>
+      <w:r>
+        <w:rPr>
+          <w:rFonts w:hint="eastAsia"/>
+        </w:rPr>
+        <w:t>RCEP</w:t>
+      </w:r>
+      <w:r>
+        <w:rPr>
+          <w:rFonts w:hint="eastAsia"/>
+        </w:rPr>
+        <w:t>）都是自由贸易协定。</w:t>
+      </w:r>
+    </w:p>
+    <w:p>
+      <w:pPr>
+        <w:pStyle w:val="aa"/>
+        <w:spacing w:before="78" w:after="78"/>
+      </w:pPr>
+      <w:r>
+        <w:tab/>
+      </w:r>
+      <w:r>
+        <w:rPr>
+          <w:rFonts w:hint="eastAsia"/>
+        </w:rPr>
+        <w:t>美国主导的自贸谈判的政治经济逻辑是自贸谈判与国际经济规则竞争，美国利用自贸谈判争取贸易规则制定权。</w:t>
+      </w:r>
+    </w:p>
+    <w:p>
+      <w:pPr>
+        <w:pStyle w:val="aa"/>
+        <w:spacing w:before="78" w:after="78"/>
+      </w:pPr>
+      <w:r>
+        <w:tab/>
+      </w:r>
+      <w:r>
+        <w:rPr>
+          <w:rFonts w:hint="eastAsia"/>
+        </w:rPr>
+        <w:t>RCEP</w:t>
+      </w:r>
+      <w:r>
+        <w:rPr>
+          <w:rFonts w:hint="eastAsia"/>
+        </w:rPr>
+        <w:t>的谈判经验包括：东盟作为早期发动机、各国经济利益差异和外交关系的影响、外部环境的压力，以及中国的谈判策略——强调开放性和渐进、包容、互补的规则体系。</w:t>
+      </w:r>
+    </w:p>
+    <w:p>
+      <w:pPr>
+        <w:pStyle w:val="aa"/>
+        <w:spacing w:before="78" w:after="78"/>
+      </w:pPr>
+    </w:p>
+    <w:p>
+      <w:pPr>
+        <w:pStyle w:val="aa"/>
+        <w:spacing w:before="78" w:after="78"/>
+      </w:pPr>
+    </w:p>
+    <w:p>
+      <w:pPr>
+        <w:pStyle w:val="aa"/>
+        <w:spacing w:before="78" w:after="78"/>
+      </w:pPr>
+    </w:p>
+    <w:p>
+      <w:pPr>
+        <w:pStyle w:val="a9"/>
+      </w:pPr>
+      <w:bookmarkStart w:id="102" w:name="_Toc230275603"/>
+      <w:r>
+        <w:rPr>
+          <w:rFonts w:hint="eastAsia"/>
+        </w:rPr>
+        <w:t>第九讲</w:t>
+      </w:r>
+      <w:r>
+        <w:rPr>
+          <w:rFonts w:hint="eastAsia"/>
+        </w:rPr>
+        <w:t xml:space="preserve"> </w:t>
+      </w:r>
+      <w:r>
+        <w:rPr>
+          <w:rFonts w:hint="eastAsia"/>
+        </w:rPr>
+        <w:t>调停</w:t>
+      </w:r>
+      <w:bookmarkEnd w:id="102"/>
+    </w:p>
+    <w:p>
+      <w:pPr>
+        <w:pStyle w:val="aa"/>
+        <w:spacing w:before="78" w:after="78"/>
+        <w:jc w:val="center"/>
+        <w:rPr>
+          <w:rFonts w:hint="eastAsia"/>
+        </w:rPr>
+      </w:pPr>
+      <w:r>
+        <w:rPr>
+          <w:rFonts w:hint="eastAsia"/>
+        </w:rPr>
+        <w:t>2026.5.21</w:t>
+      </w:r>
+    </w:p>
+    <w:p>
+      <w:pPr>
+        <w:pStyle w:val="ac"/>
+      </w:pPr>
+      <w:bookmarkStart w:id="103" w:name="_Toc230275604"/>
+      <w:r>
+        <w:rPr>
+          <w:rFonts w:hint="eastAsia"/>
+        </w:rPr>
+        <w:t>一、调停的定义</w:t>
+      </w:r>
+      <w:bookmarkEnd w:id="103"/>
+    </w:p>
+    <w:p>
+      <w:pPr>
+        <w:pStyle w:val="ae"/>
+        <w:rPr>
+          <w:rFonts w:hint="eastAsia"/>
+        </w:rPr>
+      </w:pPr>
+      <w:bookmarkStart w:id="104" w:name="_Toc230275605"/>
+      <w:r>
+        <w:rPr>
+          <w:rFonts w:hint="eastAsia"/>
+        </w:rPr>
+        <w:t>（一）调停的概念</w:t>
+      </w:r>
+      <w:bookmarkEnd w:id="104"/>
+    </w:p>
+    <w:p>
+      <w:pPr>
+        <w:pStyle w:val="aa"/>
+        <w:spacing w:before="78" w:after="78"/>
+      </w:pPr>
+      <w:r>
+        <w:tab/>
+      </w:r>
+      <w:r>
+        <w:rPr>
+          <w:rFonts w:hint="eastAsia"/>
+        </w:rPr>
+        <w:t>调停是第三方介入的支持各方和平解决分歧的一种外交活动。调停是与危机没有直接利害关系的行为体所采取的任何旨在减少或消除谈判关系中的一个或更多问题以加速危机终结的行动。</w:t>
+      </w:r>
+    </w:p>
+    <w:p>
+      <w:pPr>
+        <w:pStyle w:val="ae"/>
+        <w:rPr>
+          <w:rFonts w:hint="eastAsia"/>
+        </w:rPr>
+      </w:pPr>
+      <w:bookmarkStart w:id="105" w:name="_Toc230275606"/>
+      <w:r>
+        <w:rPr>
+          <w:rFonts w:hint="eastAsia"/>
+        </w:rPr>
+        <w:t>（二）调停与相关概念</w:t>
+      </w:r>
+      <w:bookmarkEnd w:id="105"/>
+    </w:p>
+    <w:p>
+      <w:pPr>
+        <w:pStyle w:val="aa"/>
+        <w:spacing w:before="78" w:after="78"/>
+        <w:ind w:firstLine="420"/>
+      </w:pPr>
+      <w:r>
+        <w:t>调停</w:t>
+      </w:r>
+      <w:r>
+        <w:rPr>
+          <w:rFonts w:hint="eastAsia"/>
+        </w:rPr>
+        <w:t>与</w:t>
+      </w:r>
+      <w:r>
+        <w:rPr>
+          <w:b/>
+          <w:bCs/>
+        </w:rPr>
+        <w:t>斡旋</w:t>
+      </w:r>
+      <w:r>
+        <w:t>均是在争端当事国之间不能通过直接谈判或协商解决争端时，第三国主动进行有助于促成争端当事国直接谈判，协助争端当事国解决争端的方法。斡旋是范围更为有限的调停：采取行动或倡议但不积极参与讨论争端的实质。</w:t>
+      </w:r>
+    </w:p>
+    <w:p>
+      <w:pPr>
+        <w:pStyle w:val="aa"/>
+        <w:spacing w:before="78" w:after="78"/>
+        <w:ind w:firstLine="420"/>
+      </w:pPr>
+      <w:r>
+        <w:rPr>
+          <w:b/>
+          <w:bCs/>
+        </w:rPr>
+        <w:t>和解</w:t>
+      </w:r>
+      <w:r>
+        <w:t>是指争端当事国通过条约或其他形式把它们之间的争端提交给一个由若干人组成的委员会，由委员会通过对争端事实的调查和评价，向争端当事国澄清事实并在听取争端各当事国意见和</w:t>
+      </w:r>
+      <w:proofErr w:type="gramStart"/>
+      <w:r>
+        <w:t>作出</w:t>
+      </w:r>
+      <w:proofErr w:type="gramEnd"/>
+      <w:r>
+        <w:t>使它们达成协议的努力后</w:t>
+      </w:r>
+      <w:r>
+        <w:rPr>
+          <w:rFonts w:hint="eastAsia"/>
+        </w:rPr>
+        <w:t>，</w:t>
+      </w:r>
+      <w:r>
+        <w:t>提出包括解决争端建议在内的报告的争端解决</w:t>
+      </w:r>
+      <w:r>
+        <w:lastRenderedPageBreak/>
+        <w:t>方法。和解是进行</w:t>
+      </w:r>
+      <w:r>
+        <w:rPr>
+          <w:rFonts w:hint="eastAsia"/>
+        </w:rPr>
+        <w:t>实质上的</w:t>
+      </w:r>
+      <w:r>
+        <w:t>审议</w:t>
+      </w:r>
+      <w:r>
+        <w:rPr>
+          <w:rFonts w:hint="eastAsia"/>
+        </w:rPr>
+        <w:t>，常</w:t>
+      </w:r>
+      <w:proofErr w:type="gramStart"/>
+      <w:r>
+        <w:rPr>
+          <w:rFonts w:hint="eastAsia"/>
+        </w:rPr>
+        <w:t>伴</w:t>
+      </w:r>
+      <w:r>
+        <w:t>有非</w:t>
+      </w:r>
+      <w:proofErr w:type="gramEnd"/>
+      <w:r>
+        <w:t>强制性的建议，这一点区别于斡旋。</w:t>
+      </w:r>
+    </w:p>
+    <w:p>
+      <w:pPr>
+        <w:pStyle w:val="aa"/>
+        <w:spacing w:before="78" w:after="78"/>
+        <w:ind w:firstLine="420"/>
+      </w:pPr>
+      <w:r>
+        <w:rPr>
+          <w:rFonts w:hint="eastAsia"/>
+          <w:b/>
+          <w:bCs/>
+        </w:rPr>
+        <w:t>仲裁</w:t>
+      </w:r>
+      <w:r>
+        <w:t>指争端当事国一致同意把它们之间的争端交给自己选任的仲裁人来裁判并承诺服从其裁决的一种解决争端的方法。</w:t>
+      </w:r>
+      <w:r>
+        <w:rPr>
+          <w:rFonts w:hint="eastAsia"/>
+        </w:rPr>
+        <w:t>仲裁</w:t>
+      </w:r>
+      <w:r>
+        <w:t>是一种司法过程。在该过程中，第三方做出的</w:t>
+      </w:r>
+      <w:r>
+        <w:rPr>
+          <w:rFonts w:hint="eastAsia"/>
+        </w:rPr>
+        <w:t>裁决</w:t>
+      </w:r>
+      <w:r>
+        <w:t>谈判各方都有义务遵守。</w:t>
+      </w:r>
+      <w:r>
+        <w:rPr>
+          <w:rFonts w:hint="eastAsia"/>
+        </w:rPr>
+        <w:t>调停</w:t>
+      </w:r>
+      <w:r>
+        <w:t>是一种非强制性、非暴力的，而且从根本上说没有约束力的干预形式。</w:t>
+      </w:r>
+    </w:p>
+    <w:p>
+      <w:pPr>
+        <w:pStyle w:val="aa"/>
+        <w:spacing w:before="78" w:after="78"/>
+      </w:pPr>
+    </w:p>
+    <w:p>
+      <w:pPr>
+        <w:pStyle w:val="ac"/>
+      </w:pPr>
+      <w:bookmarkStart w:id="106" w:name="_Toc230275607"/>
+      <w:r>
+        <w:rPr>
+          <w:rFonts w:hint="eastAsia"/>
+        </w:rPr>
+        <w:t>二、调停的</w:t>
+      </w:r>
+      <w:r>
+        <w:rPr>
+          <w:rFonts w:hint="eastAsia"/>
+        </w:rPr>
+        <w:t>要素</w:t>
+      </w:r>
+      <w:bookmarkEnd w:id="106"/>
+    </w:p>
+    <w:p>
+      <w:pPr>
+        <w:pStyle w:val="ae"/>
+        <w:rPr>
+          <w:rFonts w:hint="eastAsia"/>
+        </w:rPr>
+      </w:pPr>
+      <w:bookmarkStart w:id="107" w:name="_Toc230275608"/>
+      <w:r>
+        <w:rPr>
+          <w:rFonts w:hint="eastAsia"/>
+        </w:rPr>
+        <w:t>（一）调停的前提</w:t>
+      </w:r>
+      <w:bookmarkEnd w:id="107"/>
+    </w:p>
+    <w:p>
+      <w:pPr>
+        <w:pStyle w:val="aa"/>
+        <w:spacing w:before="78" w:after="78"/>
+        <w:ind w:firstLine="420"/>
+      </w:pPr>
+      <w:r>
+        <w:rPr>
+          <w:rFonts w:hint="eastAsia"/>
+        </w:rPr>
+        <w:t>调停的前提是冲突各方邀请第三方来调停；有时，第三方也会在未得邀请的情况下主动介入，此时往往是因为其利益攸关。调停谈判最好的时机包括：</w:t>
+      </w:r>
+    </w:p>
+    <w:p>
+      <w:pPr>
+        <w:pStyle w:val="aa"/>
+        <w:numPr>
+          <w:ilvl w:val="0"/>
+          <w:numId w:val="41"/>
+        </w:numPr>
+        <w:spacing w:beforeLines="0" w:before="0" w:afterLines="0" w:after="0"/>
+        <w:ind w:left="442" w:hanging="442"/>
+      </w:pPr>
+      <w:r>
+        <w:rPr>
+          <w:rFonts w:hint="eastAsia"/>
+        </w:rPr>
+        <w:t>所谓“僵局状态”；</w:t>
+      </w:r>
+    </w:p>
+    <w:p>
+      <w:pPr>
+        <w:pStyle w:val="aa"/>
+        <w:numPr>
+          <w:ilvl w:val="0"/>
+          <w:numId w:val="41"/>
+        </w:numPr>
+        <w:spacing w:beforeLines="0" w:before="0" w:afterLines="0" w:after="0"/>
+        <w:ind w:left="442" w:hanging="442"/>
+      </w:pPr>
+      <w:r>
+        <w:rPr>
+          <w:rFonts w:hint="eastAsia"/>
+        </w:rPr>
+        <w:t>若没有某种形式的外部干预，谈判显然难以取得进展；</w:t>
+      </w:r>
+    </w:p>
+    <w:p>
+      <w:pPr>
+        <w:pStyle w:val="aa"/>
+        <w:numPr>
+          <w:ilvl w:val="0"/>
+          <w:numId w:val="41"/>
+        </w:numPr>
+        <w:spacing w:beforeLines="0" w:before="0" w:afterLines="0" w:after="0"/>
+        <w:ind w:left="442" w:hanging="442"/>
+        <w:rPr>
+          <w:rFonts w:hint="eastAsia"/>
+        </w:rPr>
+      </w:pPr>
+      <w:r>
+        <w:rPr>
+          <w:rFonts w:hint="eastAsia"/>
+        </w:rPr>
+        <w:t>当一场局部危机即将大规模扩散时。</w:t>
+      </w:r>
+    </w:p>
+    <w:p>
+      <w:pPr>
+        <w:pStyle w:val="ae"/>
+      </w:pPr>
+      <w:bookmarkStart w:id="108" w:name="_Toc230275609"/>
+      <w:r>
+        <w:rPr>
+          <w:rFonts w:hint="eastAsia"/>
+        </w:rPr>
+        <w:t>（二）</w:t>
+      </w:r>
+      <w:r>
+        <w:rPr>
+          <w:rFonts w:hint="eastAsia"/>
+        </w:rPr>
+        <w:t>调停的实施者</w:t>
+      </w:r>
+      <w:bookmarkEnd w:id="108"/>
+    </w:p>
+    <w:p>
+      <w:pPr>
+        <w:pStyle w:val="aa"/>
+        <w:spacing w:before="78" w:after="78"/>
+        <w:rPr>
+          <w:rFonts w:hint="eastAsia"/>
+        </w:rPr>
+      </w:pPr>
+      <w:r>
+        <w:tab/>
+      </w:r>
+      <w:r>
+        <w:rPr>
+          <w:rFonts w:hint="eastAsia"/>
+        </w:rPr>
+        <w:t>调停的实施者包括国家、全球性组织、地区性组织、个人、宗教组织、特殊利益集团等。</w:t>
+      </w:r>
+    </w:p>
+    <w:p>
+      <w:pPr>
+        <w:pStyle w:val="aa"/>
+        <w:spacing w:before="78" w:after="78"/>
+      </w:pPr>
+      <w:r>
+        <w:tab/>
+      </w:r>
+      <w:r>
+        <w:rPr>
+          <w:rFonts w:hint="eastAsia"/>
+        </w:rPr>
+        <w:t>调停实施者应有一些特质。调停者应被冲突各方自愿接受。调停者需要让冲突双方都认为他是中立、公平和没有偏见的。调停者还需要具备一些能力，如能影响、改变或调整冲突的状态，能使用和平手段使冲突各方相信其提议等。</w:t>
+      </w:r>
+    </w:p>
+    <w:p>
+      <w:pPr>
+        <w:pStyle w:val="aa"/>
+        <w:spacing w:before="78" w:after="78"/>
+        <w:ind w:firstLine="420"/>
+        <w:rPr>
+          <w:rFonts w:hint="eastAsia"/>
+        </w:rPr>
+      </w:pPr>
+      <w:r>
+        <w:rPr>
+          <w:rFonts w:hint="eastAsia"/>
+        </w:rPr>
+        <w:t>调停者的动机一般是解决冲突状态，或是扩大自身的影响。</w:t>
+      </w:r>
+    </w:p>
+    <w:p>
+      <w:pPr>
+        <w:pStyle w:val="aa"/>
+        <w:spacing w:before="78" w:after="78"/>
+      </w:pPr>
+    </w:p>
+    <w:p>
+      <w:pPr>
+        <w:pStyle w:val="ac"/>
+      </w:pPr>
+      <w:bookmarkStart w:id="109" w:name="_Toc230275610"/>
+      <w:r>
+        <w:rPr>
+          <w:rFonts w:hint="eastAsia"/>
+        </w:rPr>
+        <w:t>三、调停的艺术</w:t>
+      </w:r>
+      <w:bookmarkEnd w:id="109"/>
+    </w:p>
+    <w:p>
+      <w:pPr>
+        <w:pStyle w:val="aa"/>
+        <w:spacing w:before="78" w:after="78"/>
+        <w:rPr>
+          <w:rFonts w:hint="eastAsia"/>
+        </w:rPr>
+      </w:pPr>
+      <w:r>
+        <w:tab/>
+      </w:r>
+      <w:r>
+        <w:rPr>
+          <w:rFonts w:hint="eastAsia"/>
+        </w:rPr>
+        <w:t>调停的关键在于创造环境、促进沟通、提供方案、影响双方。</w:t>
+      </w:r>
     </w:p>
     <w:p>
       <w:pPr>
@@ -19572,6 +22466,119 @@
     </w:lvl>
   </w:abstractNum>
   <w:abstractNum w:abstractNumId="2" w15:restartNumberingAfterBreak="0">
+    <w:nsid w:val="02E52883"/>
+    <w:multiLevelType w:val="hybridMultilevel"/>
+    <w:tmpl w:val="B4522E06"/>
+    <w:lvl w:ilvl="0" w:tplc="04090001">
+      <w:start w:val="1"/>
+      <w:numFmt w:val="bullet"/>
+      <w:lvlText w:val=""/>
+      <w:lvlJc w:val="left"/>
+      <w:pPr>
+        <w:ind w:left="440" w:hanging="440"/>
+      </w:pPr>
+      <w:rPr>
+        <w:rFonts w:ascii="Wingdings" w:hAnsi="Wingdings" w:hint="default"/>
+      </w:rPr>
+    </w:lvl>
+    <w:lvl w:ilvl="1" w:tplc="04090003" w:tentative="1">
+      <w:start w:val="1"/>
+      <w:numFmt w:val="bullet"/>
+      <w:lvlText w:val=""/>
+      <w:lvlJc w:val="left"/>
+      <w:pPr>
+        <w:ind w:left="880" w:hanging="440"/>
+      </w:pPr>
+      <w:rPr>
+        <w:rFonts w:ascii="Wingdings" w:hAnsi="Wingdings" w:hint="default"/>
+      </w:rPr>
+    </w:lvl>
+    <w:lvl w:ilvl="2" w:tplc="04090005" w:tentative="1">
+      <w:start w:val="1"/>
+      <w:numFmt w:val="bullet"/>
+      <w:lvlText w:val=""/>
+      <w:lvlJc w:val="left"/>
+      <w:pPr>
+        <w:ind w:left="1320" w:hanging="440"/>
+      </w:pPr>
+      <w:rPr>
+        <w:rFonts w:ascii="Wingdings" w:hAnsi="Wingdings" w:hint="default"/>
+      </w:rPr>
+    </w:lvl>
+    <w:lvl w:ilvl="3" w:tplc="04090001" w:tentative="1">
+      <w:start w:val="1"/>
+      <w:numFmt w:val="bullet"/>
+      <w:lvlText w:val=""/>
+      <w:lvlJc w:val="left"/>
+      <w:pPr>
+        <w:ind w:left="1760" w:hanging="440"/>
+      </w:pPr>
+      <w:rPr>
+        <w:rFonts w:ascii="Wingdings" w:hAnsi="Wingdings" w:hint="default"/>
+      </w:rPr>
+    </w:lvl>
+    <w:lvl w:ilvl="4" w:tplc="04090003" w:tentative="1">
+      <w:start w:val="1"/>
+      <w:numFmt w:val="bullet"/>
+      <w:lvlText w:val=""/>
+      <w:lvlJc w:val="left"/>
+      <w:pPr>
+        <w:ind w:left="2200" w:hanging="440"/>
+      </w:pPr>
+      <w:rPr>
+        <w:rFonts w:ascii="Wingdings" w:hAnsi="Wingdings" w:hint="default"/>
+      </w:rPr>
+    </w:lvl>
+    <w:lvl w:ilvl="5" w:tplc="04090005" w:tentative="1">
+      <w:start w:val="1"/>
+      <w:numFmt w:val="bullet"/>
+      <w:lvlText w:val=""/>
+      <w:lvlJc w:val="left"/>
+      <w:pPr>
+        <w:ind w:left="2640" w:hanging="440"/>
+      </w:pPr>
+      <w:rPr>
+        <w:rFonts w:ascii="Wingdings" w:hAnsi="Wingdings" w:hint="default"/>
+      </w:rPr>
+    </w:lvl>
+    <w:lvl w:ilvl="6" w:tplc="04090001" w:tentative="1">
+      <w:start w:val="1"/>
+      <w:numFmt w:val="bullet"/>
+      <w:lvlText w:val=""/>
+      <w:lvlJc w:val="left"/>
+      <w:pPr>
+        <w:ind w:left="3080" w:hanging="440"/>
+      </w:pPr>
+      <w:rPr>
+        <w:rFonts w:ascii="Wingdings" w:hAnsi="Wingdings" w:hint="default"/>
+      </w:rPr>
+    </w:lvl>
+    <w:lvl w:ilvl="7" w:tplc="04090003" w:tentative="1">
+      <w:start w:val="1"/>
+      <w:numFmt w:val="bullet"/>
+      <w:lvlText w:val=""/>
+      <w:lvlJc w:val="left"/>
+      <w:pPr>
+        <w:ind w:left="3520" w:hanging="440"/>
+      </w:pPr>
+      <w:rPr>
+        <w:rFonts w:ascii="Wingdings" w:hAnsi="Wingdings" w:hint="default"/>
+      </w:rPr>
+    </w:lvl>
+    <w:lvl w:ilvl="8" w:tplc="04090005" w:tentative="1">
+      <w:start w:val="1"/>
+      <w:numFmt w:val="bullet"/>
+      <w:lvlText w:val=""/>
+      <w:lvlJc w:val="left"/>
+      <w:pPr>
+        <w:ind w:left="3960" w:hanging="440"/>
+      </w:pPr>
+      <w:rPr>
+        <w:rFonts w:ascii="Wingdings" w:hAnsi="Wingdings" w:hint="default"/>
+      </w:rPr>
+    </w:lvl>
+  </w:abstractNum>
+  <w:abstractNum w:abstractNumId="3" w15:restartNumberingAfterBreak="0">
     <w:nsid w:val="05401C55"/>
     <w:multiLevelType w:val="hybridMultilevel"/>
     <w:tmpl w:val="31CCBAE8"/>
@@ -19684,7 +22691,7 @@
       </w:rPr>
     </w:lvl>
   </w:abstractNum>
-  <w:abstractNum w:abstractNumId="3" w15:restartNumberingAfterBreak="0">
+  <w:abstractNum w:abstractNumId="4" w15:restartNumberingAfterBreak="0">
     <w:nsid w:val="06592A8E"/>
     <w:multiLevelType w:val="hybridMultilevel"/>
     <w:tmpl w:val="64CA277E"/>
@@ -19797,7 +22804,7 @@
       </w:rPr>
     </w:lvl>
   </w:abstractNum>
-  <w:abstractNum w:abstractNumId="4" w15:restartNumberingAfterBreak="0">
+  <w:abstractNum w:abstractNumId="5" w15:restartNumberingAfterBreak="0">
     <w:nsid w:val="066E6C28"/>
     <w:multiLevelType w:val="hybridMultilevel"/>
     <w:tmpl w:val="0FB62AD2"/>
@@ -19937,7 +22944,7 @@
       </w:rPr>
     </w:lvl>
   </w:abstractNum>
-  <w:abstractNum w:abstractNumId="5" w15:restartNumberingAfterBreak="0">
+  <w:abstractNum w:abstractNumId="6" w15:restartNumberingAfterBreak="0">
     <w:nsid w:val="08ED19C8"/>
     <w:multiLevelType w:val="hybridMultilevel"/>
     <w:tmpl w:val="8AE02894"/>
@@ -20023,7 +23030,7 @@
       </w:pPr>
     </w:lvl>
   </w:abstractNum>
-  <w:abstractNum w:abstractNumId="6" w15:restartNumberingAfterBreak="0">
+  <w:abstractNum w:abstractNumId="7" w15:restartNumberingAfterBreak="0">
     <w:nsid w:val="0B20750E"/>
     <w:multiLevelType w:val="hybridMultilevel"/>
     <w:tmpl w:val="D9621A32"/>
@@ -20136,7 +23143,7 @@
       </w:rPr>
     </w:lvl>
   </w:abstractNum>
-  <w:abstractNum w:abstractNumId="7" w15:restartNumberingAfterBreak="0">
+  <w:abstractNum w:abstractNumId="8" w15:restartNumberingAfterBreak="0">
     <w:nsid w:val="0EEB7668"/>
     <w:multiLevelType w:val="hybridMultilevel"/>
     <w:tmpl w:val="7312F304"/>
@@ -20249,7 +23256,7 @@
       </w:rPr>
     </w:lvl>
   </w:abstractNum>
-  <w:abstractNum w:abstractNumId="8" w15:restartNumberingAfterBreak="0">
+  <w:abstractNum w:abstractNumId="9" w15:restartNumberingAfterBreak="0">
     <w:nsid w:val="16D35BA2"/>
     <w:multiLevelType w:val="hybridMultilevel"/>
     <w:tmpl w:val="4130489A"/>
@@ -20362,7 +23369,7 @@
       </w:rPr>
     </w:lvl>
   </w:abstractNum>
-  <w:abstractNum w:abstractNumId="9" w15:restartNumberingAfterBreak="0">
+  <w:abstractNum w:abstractNumId="10" w15:restartNumberingAfterBreak="0">
     <w:nsid w:val="1B98566C"/>
     <w:multiLevelType w:val="hybridMultilevel"/>
     <w:tmpl w:val="5262D186"/>
@@ -20475,7 +23482,7 @@
       </w:rPr>
     </w:lvl>
   </w:abstractNum>
-  <w:abstractNum w:abstractNumId="10" w15:restartNumberingAfterBreak="0">
+  <w:abstractNum w:abstractNumId="11" w15:restartNumberingAfterBreak="0">
     <w:nsid w:val="1F93729C"/>
     <w:multiLevelType w:val="hybridMultilevel"/>
     <w:tmpl w:val="2F52D33C"/>
@@ -20588,7 +23595,7 @@
       </w:rPr>
     </w:lvl>
   </w:abstractNum>
-  <w:abstractNum w:abstractNumId="11" w15:restartNumberingAfterBreak="0">
+  <w:abstractNum w:abstractNumId="12" w15:restartNumberingAfterBreak="0">
     <w:nsid w:val="24016D29"/>
     <w:multiLevelType w:val="hybridMultilevel"/>
     <w:tmpl w:val="183066C4"/>
@@ -20677,7 +23684,7 @@
       </w:pPr>
     </w:lvl>
   </w:abstractNum>
-  <w:abstractNum w:abstractNumId="12" w15:restartNumberingAfterBreak="0">
+  <w:abstractNum w:abstractNumId="13" w15:restartNumberingAfterBreak="0">
     <w:nsid w:val="24E815EE"/>
     <w:multiLevelType w:val="hybridMultilevel"/>
     <w:tmpl w:val="E2046FCE"/>
@@ -20790,7 +23797,7 @@
       </w:rPr>
     </w:lvl>
   </w:abstractNum>
-  <w:abstractNum w:abstractNumId="13" w15:restartNumberingAfterBreak="0">
+  <w:abstractNum w:abstractNumId="14" w15:restartNumberingAfterBreak="0">
     <w:nsid w:val="26456140"/>
     <w:multiLevelType w:val="hybridMultilevel"/>
     <w:tmpl w:val="D5465CD4"/>
@@ -20879,7 +23886,7 @@
       </w:pPr>
     </w:lvl>
   </w:abstractNum>
-  <w:abstractNum w:abstractNumId="14" w15:restartNumberingAfterBreak="0">
+  <w:abstractNum w:abstractNumId="15" w15:restartNumberingAfterBreak="0">
     <w:nsid w:val="27FC3684"/>
     <w:multiLevelType w:val="hybridMultilevel"/>
     <w:tmpl w:val="C31A5E50"/>
@@ -20992,7 +23999,7 @@
       </w:rPr>
     </w:lvl>
   </w:abstractNum>
-  <w:abstractNum w:abstractNumId="15" w15:restartNumberingAfterBreak="0">
+  <w:abstractNum w:abstractNumId="16" w15:restartNumberingAfterBreak="0">
     <w:nsid w:val="2FEF1072"/>
     <w:multiLevelType w:val="hybridMultilevel"/>
     <w:tmpl w:val="1F8485EE"/>
@@ -21105,7 +24112,7 @@
       </w:rPr>
     </w:lvl>
   </w:abstractNum>
-  <w:abstractNum w:abstractNumId="16" w15:restartNumberingAfterBreak="0">
+  <w:abstractNum w:abstractNumId="17" w15:restartNumberingAfterBreak="0">
     <w:nsid w:val="3AD25D24"/>
     <w:multiLevelType w:val="hybridMultilevel"/>
     <w:tmpl w:val="DFF2C544"/>
@@ -21191,7 +24198,7 @@
       </w:pPr>
     </w:lvl>
   </w:abstractNum>
-  <w:abstractNum w:abstractNumId="17" w15:restartNumberingAfterBreak="0">
+  <w:abstractNum w:abstractNumId="18" w15:restartNumberingAfterBreak="0">
     <w:nsid w:val="3DB62755"/>
     <w:multiLevelType w:val="hybridMultilevel"/>
     <w:tmpl w:val="5FEA1B1E"/>
@@ -21304,7 +24311,7 @@
       </w:rPr>
     </w:lvl>
   </w:abstractNum>
-  <w:abstractNum w:abstractNumId="18" w15:restartNumberingAfterBreak="0">
+  <w:abstractNum w:abstractNumId="19" w15:restartNumberingAfterBreak="0">
     <w:nsid w:val="3E0807A0"/>
     <w:multiLevelType w:val="hybridMultilevel"/>
     <w:tmpl w:val="5808BE38"/>
@@ -21417,7 +24424,7 @@
       </w:rPr>
     </w:lvl>
   </w:abstractNum>
-  <w:abstractNum w:abstractNumId="19" w15:restartNumberingAfterBreak="0">
+  <w:abstractNum w:abstractNumId="20" w15:restartNumberingAfterBreak="0">
     <w:nsid w:val="40E4225C"/>
     <w:multiLevelType w:val="hybridMultilevel"/>
     <w:tmpl w:val="D8C0E260"/>
@@ -21506,7 +24513,7 @@
       </w:pPr>
     </w:lvl>
   </w:abstractNum>
-  <w:abstractNum w:abstractNumId="20" w15:restartNumberingAfterBreak="0">
+  <w:abstractNum w:abstractNumId="21" w15:restartNumberingAfterBreak="0">
     <w:nsid w:val="4B036997"/>
     <w:multiLevelType w:val="hybridMultilevel"/>
     <w:tmpl w:val="0952DE3A"/>
@@ -21619,7 +24626,7 @@
       </w:rPr>
     </w:lvl>
   </w:abstractNum>
-  <w:abstractNum w:abstractNumId="21" w15:restartNumberingAfterBreak="0">
+  <w:abstractNum w:abstractNumId="22" w15:restartNumberingAfterBreak="0">
     <w:nsid w:val="4B1362EC"/>
     <w:multiLevelType w:val="hybridMultilevel"/>
     <w:tmpl w:val="9CD66D3C"/>
@@ -21732,7 +24739,7 @@
       </w:rPr>
     </w:lvl>
   </w:abstractNum>
-  <w:abstractNum w:abstractNumId="22" w15:restartNumberingAfterBreak="0">
+  <w:abstractNum w:abstractNumId="23" w15:restartNumberingAfterBreak="0">
     <w:nsid w:val="4CF62DF7"/>
     <w:multiLevelType w:val="hybridMultilevel"/>
     <w:tmpl w:val="1BA04160"/>
@@ -21845,7 +24852,7 @@
       </w:rPr>
     </w:lvl>
   </w:abstractNum>
-  <w:abstractNum w:abstractNumId="23" w15:restartNumberingAfterBreak="0">
+  <w:abstractNum w:abstractNumId="24" w15:restartNumberingAfterBreak="0">
     <w:nsid w:val="4D9C11F8"/>
     <w:multiLevelType w:val="hybridMultilevel"/>
     <w:tmpl w:val="38CAEB44"/>
@@ -21931,7 +24938,7 @@
       </w:pPr>
     </w:lvl>
   </w:abstractNum>
-  <w:abstractNum w:abstractNumId="24" w15:restartNumberingAfterBreak="0">
+  <w:abstractNum w:abstractNumId="25" w15:restartNumberingAfterBreak="0">
     <w:nsid w:val="55F31E42"/>
     <w:multiLevelType w:val="hybridMultilevel"/>
     <w:tmpl w:val="209EC5D2"/>
@@ -22020,7 +25027,7 @@
       </w:pPr>
     </w:lvl>
   </w:abstractNum>
-  <w:abstractNum w:abstractNumId="25" w15:restartNumberingAfterBreak="0">
+  <w:abstractNum w:abstractNumId="26" w15:restartNumberingAfterBreak="0">
     <w:nsid w:val="578A0656"/>
     <w:multiLevelType w:val="hybridMultilevel"/>
     <w:tmpl w:val="90AC9750"/>
@@ -22133,7 +25140,7 @@
       </w:rPr>
     </w:lvl>
   </w:abstractNum>
-  <w:abstractNum w:abstractNumId="26" w15:restartNumberingAfterBreak="0">
+  <w:abstractNum w:abstractNumId="27" w15:restartNumberingAfterBreak="0">
     <w:nsid w:val="589E5F67"/>
     <w:multiLevelType w:val="hybridMultilevel"/>
     <w:tmpl w:val="56DC9A46"/>
@@ -22246,7 +25253,7 @@
       </w:rPr>
     </w:lvl>
   </w:abstractNum>
-  <w:abstractNum w:abstractNumId="27" w15:restartNumberingAfterBreak="0">
+  <w:abstractNum w:abstractNumId="28" w15:restartNumberingAfterBreak="0">
     <w:nsid w:val="5A151D70"/>
     <w:multiLevelType w:val="hybridMultilevel"/>
     <w:tmpl w:val="2D509DF8"/>
@@ -22332,7 +25339,7 @@
       </w:pPr>
     </w:lvl>
   </w:abstractNum>
-  <w:abstractNum w:abstractNumId="28" w15:restartNumberingAfterBreak="0">
+  <w:abstractNum w:abstractNumId="29" w15:restartNumberingAfterBreak="0">
     <w:nsid w:val="62505DF2"/>
     <w:multiLevelType w:val="hybridMultilevel"/>
     <w:tmpl w:val="9FE49A80"/>
@@ -22445,7 +25452,7 @@
       </w:rPr>
     </w:lvl>
   </w:abstractNum>
-  <w:abstractNum w:abstractNumId="29" w15:restartNumberingAfterBreak="0">
+  <w:abstractNum w:abstractNumId="30" w15:restartNumberingAfterBreak="0">
     <w:nsid w:val="63A61C78"/>
     <w:multiLevelType w:val="hybridMultilevel"/>
     <w:tmpl w:val="ADEA62BA"/>
@@ -22558,7 +25565,7 @@
       </w:rPr>
     </w:lvl>
   </w:abstractNum>
-  <w:abstractNum w:abstractNumId="30" w15:restartNumberingAfterBreak="0">
+  <w:abstractNum w:abstractNumId="31" w15:restartNumberingAfterBreak="0">
     <w:nsid w:val="64362AAA"/>
     <w:multiLevelType w:val="hybridMultilevel"/>
     <w:tmpl w:val="C994BA54"/>
@@ -22671,7 +25678,7 @@
       </w:rPr>
     </w:lvl>
   </w:abstractNum>
-  <w:abstractNum w:abstractNumId="31" w15:restartNumberingAfterBreak="0">
+  <w:abstractNum w:abstractNumId="32" w15:restartNumberingAfterBreak="0">
     <w:nsid w:val="66075EB7"/>
     <w:multiLevelType w:val="hybridMultilevel"/>
     <w:tmpl w:val="A9106EA6"/>
@@ -22784,7 +25791,7 @@
       </w:rPr>
     </w:lvl>
   </w:abstractNum>
-  <w:abstractNum w:abstractNumId="32" w15:restartNumberingAfterBreak="0">
+  <w:abstractNum w:abstractNumId="33" w15:restartNumberingAfterBreak="0">
     <w:nsid w:val="6F2C3B76"/>
     <w:multiLevelType w:val="hybridMultilevel"/>
     <w:tmpl w:val="DCAC36FA"/>
@@ -22897,7 +25904,7 @@
       </w:rPr>
     </w:lvl>
   </w:abstractNum>
-  <w:abstractNum w:abstractNumId="33" w15:restartNumberingAfterBreak="0">
+  <w:abstractNum w:abstractNumId="34" w15:restartNumberingAfterBreak="0">
     <w:nsid w:val="710D58F9"/>
     <w:multiLevelType w:val="hybridMultilevel"/>
     <w:tmpl w:val="0A8045A2"/>
@@ -23010,7 +26017,7 @@
       </w:rPr>
     </w:lvl>
   </w:abstractNum>
-  <w:abstractNum w:abstractNumId="34" w15:restartNumberingAfterBreak="0">
+  <w:abstractNum w:abstractNumId="35" w15:restartNumberingAfterBreak="0">
     <w:nsid w:val="732F10A4"/>
     <w:multiLevelType w:val="hybridMultilevel"/>
     <w:tmpl w:val="47CCAB28"/>
@@ -23096,7 +26103,7 @@
       </w:pPr>
     </w:lvl>
   </w:abstractNum>
-  <w:abstractNum w:abstractNumId="35" w15:restartNumberingAfterBreak="0">
+  <w:abstractNum w:abstractNumId="36" w15:restartNumberingAfterBreak="0">
     <w:nsid w:val="75202638"/>
     <w:multiLevelType w:val="hybridMultilevel"/>
     <w:tmpl w:val="E080086A"/>
@@ -23209,7 +26216,7 @@
       </w:rPr>
     </w:lvl>
   </w:abstractNum>
-  <w:abstractNum w:abstractNumId="36" w15:restartNumberingAfterBreak="0">
+  <w:abstractNum w:abstractNumId="37" w15:restartNumberingAfterBreak="0">
     <w:nsid w:val="78CD1B3F"/>
     <w:multiLevelType w:val="hybridMultilevel"/>
     <w:tmpl w:val="DECA6AF8"/>
@@ -23322,7 +26329,7 @@
       </w:rPr>
     </w:lvl>
   </w:abstractNum>
-  <w:abstractNum w:abstractNumId="37" w15:restartNumberingAfterBreak="0">
+  <w:abstractNum w:abstractNumId="38" w15:restartNumberingAfterBreak="0">
     <w:nsid w:val="78FE7553"/>
     <w:multiLevelType w:val="hybridMultilevel"/>
     <w:tmpl w:val="96023472"/>
@@ -23408,7 +26415,7 @@
       </w:pPr>
     </w:lvl>
   </w:abstractNum>
-  <w:abstractNum w:abstractNumId="38" w15:restartNumberingAfterBreak="0">
+  <w:abstractNum w:abstractNumId="39" w15:restartNumberingAfterBreak="0">
     <w:nsid w:val="7B4D0E39"/>
     <w:multiLevelType w:val="hybridMultilevel"/>
     <w:tmpl w:val="2EB412AE"/>
@@ -23521,7 +26528,7 @@
       </w:rPr>
     </w:lvl>
   </w:abstractNum>
-  <w:abstractNum w:abstractNumId="39" w15:restartNumberingAfterBreak="0">
+  <w:abstractNum w:abstractNumId="40" w15:restartNumberingAfterBreak="0">
     <w:nsid w:val="7EF010BF"/>
     <w:multiLevelType w:val="hybridMultilevel"/>
     <w:tmpl w:val="72B04D76"/>
@@ -23635,124 +26642,127 @@
     </w:lvl>
   </w:abstractNum>
   <w:num w:numId="1" w16cid:durableId="1088893493">
-    <w:abstractNumId w:val="13"/>
+    <w:abstractNumId w:val="14"/>
   </w:num>
   <w:num w:numId="2" w16cid:durableId="1334338985">
-    <w:abstractNumId w:val="20"/>
+    <w:abstractNumId w:val="21"/>
   </w:num>
   <w:num w:numId="3" w16cid:durableId="2134054812">
     <w:abstractNumId w:val="1"/>
   </w:num>
   <w:num w:numId="4" w16cid:durableId="614793497">
+    <w:abstractNumId w:val="17"/>
+  </w:num>
+  <w:num w:numId="5" w16cid:durableId="1298949093">
+    <w:abstractNumId w:val="10"/>
+  </w:num>
+  <w:num w:numId="6" w16cid:durableId="1559321033">
     <w:abstractNumId w:val="16"/>
   </w:num>
-  <w:num w:numId="5" w16cid:durableId="1298949093">
-    <w:abstractNumId w:val="9"/>
-  </w:num>
-  <w:num w:numId="6" w16cid:durableId="1559321033">
-    <w:abstractNumId w:val="15"/>
-  </w:num>
   <w:num w:numId="7" w16cid:durableId="1480682281">
-    <w:abstractNumId w:val="25"/>
+    <w:abstractNumId w:val="26"/>
   </w:num>
   <w:num w:numId="8" w16cid:durableId="476340260">
-    <w:abstractNumId w:val="39"/>
+    <w:abstractNumId w:val="40"/>
   </w:num>
   <w:num w:numId="9" w16cid:durableId="1911379750">
     <w:abstractNumId w:val="0"/>
   </w:num>
   <w:num w:numId="10" w16cid:durableId="1296521127">
+    <w:abstractNumId w:val="39"/>
+  </w:num>
+  <w:num w:numId="11" w16cid:durableId="87234365">
+    <w:abstractNumId w:val="15"/>
+  </w:num>
+  <w:num w:numId="12" w16cid:durableId="1819348003">
+    <w:abstractNumId w:val="20"/>
+  </w:num>
+  <w:num w:numId="13" w16cid:durableId="1368948486">
+    <w:abstractNumId w:val="25"/>
+  </w:num>
+  <w:num w:numId="14" w16cid:durableId="532041691">
+    <w:abstractNumId w:val="22"/>
+  </w:num>
+  <w:num w:numId="15" w16cid:durableId="1255746997">
+    <w:abstractNumId w:val="13"/>
+  </w:num>
+  <w:num w:numId="16" w16cid:durableId="1778941520">
+    <w:abstractNumId w:val="4"/>
+  </w:num>
+  <w:num w:numId="17" w16cid:durableId="13771">
+    <w:abstractNumId w:val="37"/>
+  </w:num>
+  <w:num w:numId="18" w16cid:durableId="787510098">
+    <w:abstractNumId w:val="34"/>
+  </w:num>
+  <w:num w:numId="19" w16cid:durableId="1725981140">
+    <w:abstractNumId w:val="5"/>
+  </w:num>
+  <w:num w:numId="20" w16cid:durableId="441848981">
+    <w:abstractNumId w:val="27"/>
+  </w:num>
+  <w:num w:numId="21" w16cid:durableId="1205946512">
+    <w:abstractNumId w:val="33"/>
+  </w:num>
+  <w:num w:numId="22" w16cid:durableId="184369582">
+    <w:abstractNumId w:val="29"/>
+  </w:num>
+  <w:num w:numId="23" w16cid:durableId="1185947577">
+    <w:abstractNumId w:val="19"/>
+  </w:num>
+  <w:num w:numId="24" w16cid:durableId="271977387">
+    <w:abstractNumId w:val="18"/>
+  </w:num>
+  <w:num w:numId="25" w16cid:durableId="279268147">
+    <w:abstractNumId w:val="9"/>
+  </w:num>
+  <w:num w:numId="26" w16cid:durableId="1467432730">
+    <w:abstractNumId w:val="7"/>
+  </w:num>
+  <w:num w:numId="27" w16cid:durableId="2014068256">
+    <w:abstractNumId w:val="11"/>
+  </w:num>
+  <w:num w:numId="28" w16cid:durableId="1928494297">
+    <w:abstractNumId w:val="28"/>
+  </w:num>
+  <w:num w:numId="29" w16cid:durableId="1576669538">
+    <w:abstractNumId w:val="12"/>
+  </w:num>
+  <w:num w:numId="30" w16cid:durableId="2100834723">
+    <w:abstractNumId w:val="32"/>
+  </w:num>
+  <w:num w:numId="31" w16cid:durableId="1265921137">
+    <w:abstractNumId w:val="3"/>
+  </w:num>
+  <w:num w:numId="32" w16cid:durableId="435709793">
+    <w:abstractNumId w:val="23"/>
+  </w:num>
+  <w:num w:numId="33" w16cid:durableId="225073127">
+    <w:abstractNumId w:val="8"/>
+  </w:num>
+  <w:num w:numId="34" w16cid:durableId="1460299255">
+    <w:abstractNumId w:val="36"/>
+  </w:num>
+  <w:num w:numId="35" w16cid:durableId="1632125749">
     <w:abstractNumId w:val="38"/>
   </w:num>
-  <w:num w:numId="11" w16cid:durableId="87234365">
-    <w:abstractNumId w:val="14"/>
+  <w:num w:numId="36" w16cid:durableId="2071154072">
+    <w:abstractNumId w:val="35"/>
   </w:num>
-  <w:num w:numId="12" w16cid:durableId="1819348003">
-    <w:abstractNumId w:val="19"/>
-  </w:num>
-  <w:num w:numId="13" w16cid:durableId="1368948486">
+  <w:num w:numId="37" w16cid:durableId="1896356346">
     <w:abstractNumId w:val="24"/>
   </w:num>
-  <w:num w:numId="14" w16cid:durableId="532041691">
-    <w:abstractNumId w:val="21"/>
-  </w:num>
-  <w:num w:numId="15" w16cid:durableId="1255746997">
-    <w:abstractNumId w:val="12"/>
-  </w:num>
-  <w:num w:numId="16" w16cid:durableId="1778941520">
-    <w:abstractNumId w:val="3"/>
-  </w:num>
-  <w:num w:numId="17" w16cid:durableId="13771">
-    <w:abstractNumId w:val="36"/>
-  </w:num>
-  <w:num w:numId="18" w16cid:durableId="787510098">
-    <w:abstractNumId w:val="33"/>
-  </w:num>
-  <w:num w:numId="19" w16cid:durableId="1725981140">
-    <w:abstractNumId w:val="4"/>
-  </w:num>
-  <w:num w:numId="20" w16cid:durableId="441848981">
-    <w:abstractNumId w:val="26"/>
-  </w:num>
-  <w:num w:numId="21" w16cid:durableId="1205946512">
-    <w:abstractNumId w:val="32"/>
-  </w:num>
-  <w:num w:numId="22" w16cid:durableId="184369582">
-    <w:abstractNumId w:val="28"/>
-  </w:num>
-  <w:num w:numId="23" w16cid:durableId="1185947577">
-    <w:abstractNumId w:val="18"/>
-  </w:num>
-  <w:num w:numId="24" w16cid:durableId="271977387">
-    <w:abstractNumId w:val="17"/>
-  </w:num>
-  <w:num w:numId="25" w16cid:durableId="279268147">
-    <w:abstractNumId w:val="8"/>
-  </w:num>
-  <w:num w:numId="26" w16cid:durableId="1467432730">
+  <w:num w:numId="38" w16cid:durableId="335231763">
     <w:abstractNumId w:val="6"/>
   </w:num>
-  <w:num w:numId="27" w16cid:durableId="2014068256">
-    <w:abstractNumId w:val="10"/>
-  </w:num>
-  <w:num w:numId="28" w16cid:durableId="1928494297">
-    <w:abstractNumId w:val="27"/>
-  </w:num>
-  <w:num w:numId="29" w16cid:durableId="1576669538">
-    <w:abstractNumId w:val="11"/>
-  </w:num>
-  <w:num w:numId="30" w16cid:durableId="2100834723">
+  <w:num w:numId="39" w16cid:durableId="1405880792">
     <w:abstractNumId w:val="31"/>
   </w:num>
-  <w:num w:numId="31" w16cid:durableId="1265921137">
-    <w:abstractNumId w:val="2"/>
-  </w:num>
-  <w:num w:numId="32" w16cid:durableId="435709793">
-    <w:abstractNumId w:val="22"/>
-  </w:num>
-  <w:num w:numId="33" w16cid:durableId="225073127">
-    <w:abstractNumId w:val="7"/>
-  </w:num>
-  <w:num w:numId="34" w16cid:durableId="1460299255">
-    <w:abstractNumId w:val="35"/>
-  </w:num>
-  <w:num w:numId="35" w16cid:durableId="1632125749">
-    <w:abstractNumId w:val="37"/>
-  </w:num>
-  <w:num w:numId="36" w16cid:durableId="2071154072">
-    <w:abstractNumId w:val="34"/>
-  </w:num>
-  <w:num w:numId="37" w16cid:durableId="1896356346">
-    <w:abstractNumId w:val="23"/>
-  </w:num>
-  <w:num w:numId="38" w16cid:durableId="335231763">
-    <w:abstractNumId w:val="5"/>
-  </w:num>
-  <w:num w:numId="39" w16cid:durableId="1405880792">
+  <w:num w:numId="40" w16cid:durableId="1815557565">
     <w:abstractNumId w:val="30"/>
   </w:num>
-  <w:num w:numId="40" w16cid:durableId="1815557565">
-    <w:abstractNumId w:val="29"/>
+  <w:num w:numId="41" w16cid:durableId="1187136062">
+    <w:abstractNumId w:val="2"/>
   </w:num>
 </w:numbering>
 </file>
